--- a/高中数学/高中数学同步/人教B版选必1 第2章 平面解析几何·知识清单（完成）.docx
+++ b/高中数学/高中数学同步/人教B版选必1 第2章 平面解析几何·知识清单（完成）.docx
@@ -39,7 +39,7 @@
       </w:pPr>
       <w:r>
         <w:rPr>
-          <w:rFonts w:eastAsia="Times New Roman"/>
+          <w:rFonts w:eastAsia="宋体"/>
           <w:noProof/>
           <w:kern w:val="0"/>
           <w:sz w:val="21"/>
@@ -144,7 +144,7 @@
           <m:sSubPr>
             <m:ctrlPr>
               <w:rPr>
-                <w:rFonts w:ascii="Cambria Math" w:hAnsi="Cambria Math"/>
+                <w:rFonts w:ascii="Times New Roman" w:hAnsi="Times New Roman"/>
                 <w:sz w:val="21"/>
                 <w:szCs w:val="21"/>
               </w:rPr>
@@ -153,7 +153,7 @@
           <m:e>
             <m:r>
               <w:rPr>
-                <w:rFonts w:ascii="Cambria Math" w:hAnsi="Cambria Math" w:cs="Cambria Math"/>
+                <w:rFonts w:ascii="Times New Roman" w:hAnsi="Times New Roman" w:cs="Cambria Math"/>
                 <w:sz w:val="21"/>
                 <w:szCs w:val="21"/>
               </w:rPr>
@@ -163,7 +163,7 @@
           <m:sub>
             <m:r>
               <w:rPr>
-                <w:rFonts w:ascii="Cambria Math" w:hAnsi="Cambria Math" w:cs="Cambria Math"/>
+                <w:rFonts w:ascii="Times New Roman" w:hAnsi="Times New Roman" w:cs="Cambria Math"/>
                 <w:sz w:val="21"/>
                 <w:szCs w:val="21"/>
               </w:rPr>
@@ -175,7 +175,7 @@
           <m:dPr>
             <m:ctrlPr>
               <w:rPr>
-                <w:rFonts w:ascii="Cambria Math" w:hAnsi="Cambria Math"/>
+                <w:rFonts w:ascii="Times New Roman" w:hAnsi="Times New Roman"/>
                 <w:sz w:val="21"/>
                 <w:szCs w:val="21"/>
               </w:rPr>
@@ -186,7 +186,7 @@
               <m:sSubPr>
                 <m:ctrlPr>
                   <w:rPr>
-                    <w:rFonts w:ascii="Cambria Math" w:hAnsi="Cambria Math"/>
+                    <w:rFonts w:ascii="Times New Roman" w:hAnsi="Times New Roman"/>
                     <w:sz w:val="21"/>
                     <w:szCs w:val="21"/>
                   </w:rPr>
@@ -195,7 +195,7 @@
               <m:e>
                 <m:r>
                   <w:rPr>
-                    <w:rFonts w:ascii="Cambria Math" w:hAnsi="Cambria Math" w:cs="Cambria Math"/>
+                    <w:rFonts w:ascii="Times New Roman" w:hAnsi="Times New Roman" w:cs="Cambria Math"/>
                     <w:sz w:val="21"/>
                     <w:szCs w:val="21"/>
                   </w:rPr>
@@ -205,7 +205,7 @@
               <m:sub>
                 <m:r>
                   <w:rPr>
-                    <w:rFonts w:ascii="Cambria Math" w:hAnsi="Cambria Math" w:cs="Cambria Math"/>
+                    <w:rFonts w:ascii="Times New Roman" w:hAnsi="Times New Roman" w:cs="Cambria Math"/>
                     <w:sz w:val="21"/>
                     <w:szCs w:val="21"/>
                   </w:rPr>
@@ -215,7 +215,7 @@
             </m:sSub>
             <m:r>
               <w:rPr>
-                <w:rFonts w:ascii="Cambria Math" w:hAnsi="Cambria Math" w:cs="Cambria Math"/>
+                <w:rFonts w:ascii="Times New Roman" w:hAnsi="Times New Roman" w:cs="Cambria Math"/>
                 <w:sz w:val="21"/>
                 <w:szCs w:val="21"/>
               </w:rPr>
@@ -225,7 +225,7 @@
               <m:sSubPr>
                 <m:ctrlPr>
                   <w:rPr>
-                    <w:rFonts w:ascii="Cambria Math" w:hAnsi="Cambria Math"/>
+                    <w:rFonts w:ascii="Times New Roman" w:hAnsi="Times New Roman"/>
                     <w:sz w:val="21"/>
                     <w:szCs w:val="21"/>
                   </w:rPr>
@@ -234,7 +234,7 @@
               <m:e>
                 <m:r>
                   <w:rPr>
-                    <w:rFonts w:ascii="Cambria Math" w:hAnsi="Cambria Math" w:cs="Cambria Math"/>
+                    <w:rFonts w:ascii="Times New Roman" w:hAnsi="Times New Roman" w:cs="Cambria Math"/>
                     <w:sz w:val="21"/>
                     <w:szCs w:val="21"/>
                   </w:rPr>
@@ -244,7 +244,7 @@
               <m:sub>
                 <m:r>
                   <w:rPr>
-                    <w:rFonts w:ascii="Cambria Math" w:hAnsi="Cambria Math" w:cs="Cambria Math"/>
+                    <w:rFonts w:ascii="Times New Roman" w:hAnsi="Times New Roman" w:cs="Cambria Math"/>
                     <w:sz w:val="21"/>
                     <w:szCs w:val="21"/>
                   </w:rPr>
@@ -256,7 +256,7 @@
         </m:d>
         <m:r>
           <w:rPr>
-            <w:rFonts w:ascii="Cambria Math" w:hAnsi="Cambria Math" w:cs="Cambria Math"/>
+            <w:rFonts w:ascii="Times New Roman" w:hAnsi="Times New Roman" w:cs="Cambria Math"/>
             <w:sz w:val="21"/>
             <w:szCs w:val="21"/>
           </w:rPr>
@@ -266,7 +266,7 @@
           <m:sSubPr>
             <m:ctrlPr>
               <w:rPr>
-                <w:rFonts w:ascii="Cambria Math" w:hAnsi="Cambria Math"/>
+                <w:rFonts w:ascii="Times New Roman" w:hAnsi="Times New Roman"/>
                 <w:sz w:val="21"/>
                 <w:szCs w:val="21"/>
               </w:rPr>
@@ -275,7 +275,7 @@
           <m:e>
             <m:r>
               <w:rPr>
-                <w:rFonts w:ascii="Cambria Math" w:hAnsi="Cambria Math" w:cs="Cambria Math"/>
+                <w:rFonts w:ascii="Times New Roman" w:hAnsi="Times New Roman" w:cs="Cambria Math"/>
                 <w:sz w:val="21"/>
                 <w:szCs w:val="21"/>
               </w:rPr>
@@ -285,7 +285,7 @@
           <m:sub>
             <m:r>
               <w:rPr>
-                <w:rFonts w:ascii="Cambria Math" w:hAnsi="Cambria Math" w:cs="Cambria Math"/>
+                <w:rFonts w:ascii="Times New Roman" w:hAnsi="Times New Roman" w:cs="Cambria Math"/>
                 <w:sz w:val="21"/>
                 <w:szCs w:val="21"/>
               </w:rPr>
@@ -297,7 +297,7 @@
           <m:dPr>
             <m:ctrlPr>
               <w:rPr>
-                <w:rFonts w:ascii="Cambria Math" w:hAnsi="Cambria Math"/>
+                <w:rFonts w:ascii="Times New Roman" w:hAnsi="Times New Roman"/>
                 <w:sz w:val="21"/>
                 <w:szCs w:val="21"/>
               </w:rPr>
@@ -308,7 +308,7 @@
               <m:sSubPr>
                 <m:ctrlPr>
                   <w:rPr>
-                    <w:rFonts w:ascii="Cambria Math" w:hAnsi="Cambria Math"/>
+                    <w:rFonts w:ascii="Times New Roman" w:hAnsi="Times New Roman"/>
                     <w:sz w:val="21"/>
                     <w:szCs w:val="21"/>
                   </w:rPr>
@@ -317,7 +317,7 @@
               <m:e>
                 <m:r>
                   <w:rPr>
-                    <w:rFonts w:ascii="Cambria Math" w:hAnsi="Cambria Math" w:cs="Cambria Math"/>
+                    <w:rFonts w:ascii="Times New Roman" w:hAnsi="Times New Roman" w:cs="Cambria Math"/>
                     <w:sz w:val="21"/>
                     <w:szCs w:val="21"/>
                   </w:rPr>
@@ -327,7 +327,7 @@
               <m:sub>
                 <m:r>
                   <w:rPr>
-                    <w:rFonts w:ascii="Cambria Math" w:hAnsi="Cambria Math" w:cs="Cambria Math"/>
+                    <w:rFonts w:ascii="Times New Roman" w:hAnsi="Times New Roman" w:cs="Cambria Math"/>
                     <w:sz w:val="21"/>
                     <w:szCs w:val="21"/>
                   </w:rPr>
@@ -337,7 +337,7 @@
             </m:sSub>
             <m:r>
               <w:rPr>
-                <w:rFonts w:ascii="Cambria Math" w:hAnsi="Cambria Math" w:cs="Cambria Math"/>
+                <w:rFonts w:ascii="Times New Roman" w:hAnsi="Times New Roman" w:cs="Cambria Math"/>
                 <w:sz w:val="21"/>
                 <w:szCs w:val="21"/>
               </w:rPr>
@@ -347,7 +347,7 @@
               <m:sSubPr>
                 <m:ctrlPr>
                   <w:rPr>
-                    <w:rFonts w:ascii="Cambria Math" w:hAnsi="Cambria Math"/>
+                    <w:rFonts w:ascii="Times New Roman" w:hAnsi="Times New Roman"/>
                     <w:sz w:val="21"/>
                     <w:szCs w:val="21"/>
                   </w:rPr>
@@ -356,7 +356,7 @@
               <m:e>
                 <m:r>
                   <w:rPr>
-                    <w:rFonts w:ascii="Cambria Math" w:hAnsi="Cambria Math" w:cs="Cambria Math"/>
+                    <w:rFonts w:ascii="Times New Roman" w:hAnsi="Times New Roman" w:cs="Cambria Math"/>
                     <w:sz w:val="21"/>
                     <w:szCs w:val="21"/>
                   </w:rPr>
@@ -366,7 +366,7 @@
               <m:sub>
                 <m:r>
                   <w:rPr>
-                    <w:rFonts w:ascii="Cambria Math" w:hAnsi="Cambria Math" w:cs="Cambria Math"/>
+                    <w:rFonts w:ascii="Times New Roman" w:hAnsi="Times New Roman" w:cs="Cambria Math"/>
                     <w:sz w:val="21"/>
                     <w:szCs w:val="21"/>
                   </w:rPr>
@@ -392,7 +392,7 @@
             <m:endChr m:val="|"/>
             <m:ctrlPr>
               <w:rPr>
-                <w:rFonts w:ascii="Cambria Math" w:hAnsi="Cambria Math"/>
+                <w:rFonts w:ascii="Times New Roman" w:hAnsi="Times New Roman"/>
                 <w:sz w:val="21"/>
                 <w:szCs w:val="21"/>
               </w:rPr>
@@ -403,7 +403,7 @@
               <m:sSubPr>
                 <m:ctrlPr>
                   <w:rPr>
-                    <w:rFonts w:ascii="Cambria Math" w:hAnsi="Cambria Math"/>
+                    <w:rFonts w:ascii="Times New Roman" w:hAnsi="Times New Roman"/>
                     <w:sz w:val="21"/>
                     <w:szCs w:val="21"/>
                   </w:rPr>
@@ -412,7 +412,7 @@
               <m:e>
                 <m:r>
                   <w:rPr>
-                    <w:rFonts w:ascii="Cambria Math" w:hAnsi="Cambria Math" w:cs="Cambria Math"/>
+                    <w:rFonts w:ascii="Times New Roman" w:hAnsi="Times New Roman" w:cs="Cambria Math"/>
                     <w:sz w:val="21"/>
                     <w:szCs w:val="21"/>
                   </w:rPr>
@@ -422,7 +422,7 @@
               <m:sub>
                 <m:r>
                   <w:rPr>
-                    <w:rFonts w:ascii="Cambria Math" w:hAnsi="Cambria Math" w:cs="Cambria Math"/>
+                    <w:rFonts w:ascii="Times New Roman" w:hAnsi="Times New Roman" w:cs="Cambria Math"/>
                     <w:sz w:val="21"/>
                     <w:szCs w:val="21"/>
                   </w:rPr>
@@ -434,7 +434,7 @@
               <m:sSubPr>
                 <m:ctrlPr>
                   <w:rPr>
-                    <w:rFonts w:ascii="Cambria Math" w:hAnsi="Cambria Math"/>
+                    <w:rFonts w:ascii="Times New Roman" w:hAnsi="Times New Roman"/>
                     <w:sz w:val="21"/>
                     <w:szCs w:val="21"/>
                   </w:rPr>
@@ -443,7 +443,7 @@
               <m:e>
                 <m:r>
                   <w:rPr>
-                    <w:rFonts w:ascii="Cambria Math" w:hAnsi="Cambria Math" w:cs="Cambria Math"/>
+                    <w:rFonts w:ascii="Times New Roman" w:hAnsi="Times New Roman" w:cs="Cambria Math"/>
                     <w:sz w:val="21"/>
                     <w:szCs w:val="21"/>
                   </w:rPr>
@@ -453,7 +453,7 @@
               <m:sub>
                 <m:r>
                   <w:rPr>
-                    <w:rFonts w:ascii="Cambria Math" w:hAnsi="Cambria Math" w:cs="Cambria Math"/>
+                    <w:rFonts w:ascii="Times New Roman" w:hAnsi="Times New Roman" w:cs="Cambria Math"/>
                     <w:sz w:val="21"/>
                     <w:szCs w:val="21"/>
                   </w:rPr>
@@ -465,7 +465,7 @@
         </m:d>
         <m:r>
           <w:rPr>
-            <w:rFonts w:ascii="Cambria Math" w:hAnsi="Cambria Math" w:cs="Cambria Math"/>
+            <w:rFonts w:ascii="Times New Roman" w:hAnsi="Times New Roman" w:cs="Cambria Math"/>
             <w:sz w:val="21"/>
             <w:szCs w:val="21"/>
           </w:rPr>
@@ -478,7 +478,7 @@
             <m:degHide m:val="1"/>
             <m:ctrlPr>
               <w:rPr>
-                <w:rFonts w:ascii="Cambria Math" w:hAnsi="Cambria Math"/>
+                <w:rFonts w:ascii="Times New Roman" w:hAnsi="Times New Roman"/>
                 <w:sz w:val="21"/>
                 <w:szCs w:val="21"/>
               </w:rPr>
@@ -490,7 +490,7 @@
               <m:sSupPr>
                 <m:ctrlPr>
                   <w:rPr>
-                    <w:rFonts w:ascii="Cambria Math" w:hAnsi="Cambria Math"/>
+                    <w:rFonts w:ascii="Times New Roman" w:hAnsi="Times New Roman"/>
                     <w:sz w:val="21"/>
                     <w:szCs w:val="21"/>
                   </w:rPr>
@@ -501,7 +501,7 @@
                   <m:dPr>
                     <m:ctrlPr>
                       <w:rPr>
-                        <w:rFonts w:ascii="Cambria Math" w:hAnsi="Cambria Math"/>
+                        <w:rFonts w:ascii="Times New Roman" w:hAnsi="Times New Roman"/>
                         <w:sz w:val="21"/>
                         <w:szCs w:val="21"/>
                       </w:rPr>
@@ -512,7 +512,7 @@
                       <m:sSubPr>
                         <m:ctrlPr>
                           <w:rPr>
-                            <w:rFonts w:ascii="Cambria Math" w:hAnsi="Cambria Math"/>
+                            <w:rFonts w:ascii="Times New Roman" w:hAnsi="Times New Roman"/>
                             <w:sz w:val="21"/>
                             <w:szCs w:val="21"/>
                           </w:rPr>
@@ -521,7 +521,7 @@
                       <m:e>
                         <m:r>
                           <w:rPr>
-                            <w:rFonts w:ascii="Cambria Math" w:hAnsi="Cambria Math" w:cs="Cambria Math"/>
+                            <w:rFonts w:ascii="Times New Roman" w:hAnsi="Times New Roman" w:cs="Cambria Math"/>
                             <w:sz w:val="21"/>
                             <w:szCs w:val="21"/>
                             <w:b/>
@@ -533,7 +533,7 @@
                       <m:sub>
                         <m:r>
                           <w:rPr>
-                            <w:rFonts w:ascii="Cambria Math" w:hAnsi="Cambria Math" w:cs="Cambria Math"/>
+                            <w:rFonts w:ascii="Times New Roman" w:hAnsi="Times New Roman" w:cs="Cambria Math"/>
                             <w:sz w:val="21"/>
                             <w:szCs w:val="21"/>
                             <w:b/>
@@ -545,7 +545,7 @@
                     </m:sSub>
                     <m:r>
                       <w:rPr>
-                        <w:rFonts w:ascii="Cambria Math" w:hAnsi="Cambria Math" w:cs="Cambria Math"/>
+                        <w:rFonts w:ascii="Times New Roman" w:hAnsi="Times New Roman" w:cs="Cambria Math"/>
                         <w:sz w:val="21"/>
                         <w:szCs w:val="21"/>
                         <w:b/>
@@ -557,7 +557,7 @@
                       <m:sSubPr>
                         <m:ctrlPr>
                           <w:rPr>
-                            <w:rFonts w:ascii="Cambria Math" w:hAnsi="Cambria Math"/>
+                            <w:rFonts w:ascii="Times New Roman" w:hAnsi="Times New Roman"/>
                             <w:sz w:val="21"/>
                             <w:szCs w:val="21"/>
                           </w:rPr>
@@ -566,7 +566,7 @@
                       <m:e>
                         <m:r>
                           <w:rPr>
-                            <w:rFonts w:ascii="Cambria Math" w:hAnsi="Cambria Math" w:cs="Cambria Math"/>
+                            <w:rFonts w:ascii="Times New Roman" w:hAnsi="Times New Roman" w:cs="Cambria Math"/>
                             <w:sz w:val="21"/>
                             <w:szCs w:val="21"/>
                             <w:b/>
@@ -578,7 +578,7 @@
                       <m:sub>
                         <m:r>
                           <w:rPr>
-                            <w:rFonts w:ascii="Cambria Math" w:hAnsi="Cambria Math" w:cs="Cambria Math"/>
+                            <w:rFonts w:ascii="Times New Roman" w:hAnsi="Times New Roman" w:cs="Cambria Math"/>
                             <w:sz w:val="21"/>
                             <w:szCs w:val="21"/>
                             <w:b/>
@@ -594,7 +594,7 @@
               <m:sup>
                 <m:r>
                   <w:rPr>
-                    <w:rFonts w:ascii="Cambria Math" w:hAnsi="Cambria Math" w:cs="Cambria Math"/>
+                    <w:rFonts w:ascii="Times New Roman" w:hAnsi="Times New Roman" w:cs="Cambria Math"/>
                     <w:sz w:val="21"/>
                     <w:szCs w:val="21"/>
                     <w:b/>
@@ -606,7 +606,7 @@
             </m:sSup>
             <m:r>
               <w:rPr>
-                <w:rFonts w:ascii="Cambria Math" w:hAnsi="Cambria Math" w:cs="Cambria Math"/>
+                <w:rFonts w:ascii="Times New Roman" w:hAnsi="Times New Roman" w:cs="Cambria Math"/>
                 <w:sz w:val="21"/>
                 <w:szCs w:val="21"/>
                 <w:b/>
@@ -618,7 +618,7 @@
               <m:sSupPr>
                 <m:ctrlPr>
                   <w:rPr>
-                    <w:rFonts w:ascii="Cambria Math" w:hAnsi="Cambria Math"/>
+                    <w:rFonts w:ascii="Times New Roman" w:hAnsi="Times New Roman"/>
                     <w:sz w:val="21"/>
                     <w:szCs w:val="21"/>
                   </w:rPr>
@@ -629,7 +629,7 @@
                   <m:dPr>
                     <m:ctrlPr>
                       <w:rPr>
-                        <w:rFonts w:ascii="Cambria Math" w:hAnsi="Cambria Math"/>
+                        <w:rFonts w:ascii="Times New Roman" w:hAnsi="Times New Roman"/>
                         <w:sz w:val="21"/>
                         <w:szCs w:val="21"/>
                       </w:rPr>
@@ -640,7 +640,7 @@
                       <m:sSubPr>
                         <m:ctrlPr>
                           <w:rPr>
-                            <w:rFonts w:ascii="Cambria Math" w:hAnsi="Cambria Math"/>
+                            <w:rFonts w:ascii="Times New Roman" w:hAnsi="Times New Roman"/>
                             <w:sz w:val="21"/>
                             <w:szCs w:val="21"/>
                           </w:rPr>
@@ -649,7 +649,7 @@
                       <m:e>
                         <m:r>
                           <w:rPr>
-                            <w:rFonts w:ascii="Cambria Math" w:hAnsi="Cambria Math" w:cs="Cambria Math"/>
+                            <w:rFonts w:ascii="Times New Roman" w:hAnsi="Times New Roman" w:cs="Cambria Math"/>
                             <w:sz w:val="21"/>
                             <w:szCs w:val="21"/>
                             <w:b/>
@@ -661,7 +661,7 @@
                       <m:sub>
                         <m:r>
                           <w:rPr>
-                            <w:rFonts w:ascii="Cambria Math" w:hAnsi="Cambria Math" w:cs="Cambria Math"/>
+                            <w:rFonts w:ascii="Times New Roman" w:hAnsi="Times New Roman" w:cs="Cambria Math"/>
                             <w:sz w:val="21"/>
                             <w:szCs w:val="21"/>
                             <w:b/>
@@ -673,7 +673,7 @@
                     </m:sSub>
                     <m:r>
                       <w:rPr>
-                        <w:rFonts w:ascii="Cambria Math" w:hAnsi="Cambria Math" w:cs="Cambria Math"/>
+                        <w:rFonts w:ascii="Times New Roman" w:hAnsi="Times New Roman" w:cs="Cambria Math"/>
                         <w:sz w:val="21"/>
                         <w:szCs w:val="21"/>
                         <w:b/>
@@ -685,7 +685,7 @@
                       <m:sSubPr>
                         <m:ctrlPr>
                           <w:rPr>
-                            <w:rFonts w:ascii="Cambria Math" w:hAnsi="Cambria Math"/>
+                            <w:rFonts w:ascii="Times New Roman" w:hAnsi="Times New Roman"/>
                             <w:sz w:val="21"/>
                             <w:szCs w:val="21"/>
                           </w:rPr>
@@ -694,7 +694,7 @@
                       <m:e>
                         <m:r>
                           <w:rPr>
-                            <w:rFonts w:ascii="Cambria Math" w:hAnsi="Cambria Math" w:cs="Cambria Math"/>
+                            <w:rFonts w:ascii="Times New Roman" w:hAnsi="Times New Roman" w:cs="Cambria Math"/>
                             <w:sz w:val="21"/>
                             <w:szCs w:val="21"/>
                             <w:b/>
@@ -706,7 +706,7 @@
                       <m:sub>
                         <m:r>
                           <w:rPr>
-                            <w:rFonts w:ascii="Cambria Math" w:hAnsi="Cambria Math" w:cs="Cambria Math"/>
+                            <w:rFonts w:ascii="Times New Roman" w:hAnsi="Times New Roman" w:cs="Cambria Math"/>
                             <w:sz w:val="21"/>
                             <w:szCs w:val="21"/>
                             <w:b/>
@@ -722,7 +722,7 @@
               <m:sup>
                 <m:r>
                   <w:rPr>
-                    <w:rFonts w:ascii="Cambria Math" w:hAnsi="Cambria Math" w:cs="Cambria Math"/>
+                    <w:rFonts w:ascii="Times New Roman" w:hAnsi="Times New Roman" w:cs="Cambria Math"/>
                     <w:sz w:val="21"/>
                     <w:szCs w:val="21"/>
                     <w:b/>
@@ -783,7 +783,7 @@
       <m:oMath>
         <m:r>
           <w:rPr>
-            <w:rFonts w:ascii="Cambria Math" w:hAnsi="Cambria Math" w:cs="Cambria Math"/>
+            <w:rFonts w:ascii="Times New Roman" w:hAnsi="Times New Roman" w:cs="Cambria Math"/>
             <w:sz w:val="21"/>
             <w:szCs w:val="21"/>
           </w:rPr>
@@ -801,7 +801,7 @@
       <m:oMath>
         <m:r>
           <w:rPr>
-            <w:rFonts w:ascii="Cambria Math" w:hAnsi="Cambria Math" w:cs="Cambria Math"/>
+            <w:rFonts w:ascii="Times New Roman" w:hAnsi="Times New Roman" w:cs="Cambria Math"/>
             <w:sz w:val="21"/>
             <w:szCs w:val="21"/>
           </w:rPr>
@@ -819,7 +819,7 @@
       <m:oMath>
         <m:r>
           <w:rPr>
-            <w:rFonts w:ascii="Cambria Math" w:hAnsi="Cambria Math" w:cs="Cambria Math"/>
+            <w:rFonts w:ascii="Times New Roman" w:hAnsi="Times New Roman" w:cs="Cambria Math"/>
             <w:sz w:val="21"/>
             <w:szCs w:val="21"/>
           </w:rPr>
@@ -832,7 +832,7 @@
             <m:degHide m:val="1"/>
             <m:ctrlPr>
               <w:rPr>
-                <w:rFonts w:ascii="Cambria Math" w:hAnsi="Cambria Math"/>
+                <w:rFonts w:ascii="Times New Roman" w:hAnsi="Times New Roman"/>
                 <w:sz w:val="21"/>
                 <w:szCs w:val="21"/>
               </w:rPr>
@@ -844,7 +844,7 @@
               <m:sSupPr>
                 <m:ctrlPr>
                   <w:rPr>
-                    <w:rFonts w:ascii="Cambria Math" w:hAnsi="Cambria Math"/>
+                    <w:rFonts w:ascii="Times New Roman" w:hAnsi="Times New Roman"/>
                     <w:sz w:val="21"/>
                     <w:szCs w:val="21"/>
                   </w:rPr>
@@ -853,7 +853,7 @@
               <m:e>
                 <m:r>
                   <w:rPr>
-                    <w:rFonts w:ascii="Cambria Math" w:hAnsi="Cambria Math" w:cs="Cambria Math"/>
+                    <w:rFonts w:ascii="Times New Roman" w:hAnsi="Times New Roman" w:cs="Cambria Math"/>
                     <w:sz w:val="21"/>
                     <w:szCs w:val="21"/>
                     <w:b/>
@@ -865,7 +865,7 @@
               <m:sup>
                 <m:r>
                   <w:rPr>
-                    <w:rFonts w:ascii="Cambria Math" w:hAnsi="Cambria Math" w:cs="Cambria Math"/>
+                    <w:rFonts w:ascii="Times New Roman" w:hAnsi="Times New Roman" w:cs="Cambria Math"/>
                     <w:sz w:val="21"/>
                     <w:szCs w:val="21"/>
                     <w:b/>
@@ -877,7 +877,7 @@
             </m:sSup>
             <m:r>
               <w:rPr>
-                <w:rFonts w:ascii="Cambria Math" w:hAnsi="Cambria Math" w:cs="Cambria Math"/>
+                <w:rFonts w:ascii="Times New Roman" w:hAnsi="Times New Roman" w:cs="Cambria Math"/>
                 <w:sz w:val="21"/>
                 <w:szCs w:val="21"/>
                 <w:b/>
@@ -889,7 +889,7 @@
               <m:sSupPr>
                 <m:ctrlPr>
                   <w:rPr>
-                    <w:rFonts w:ascii="Cambria Math" w:hAnsi="Cambria Math"/>
+                    <w:rFonts w:ascii="Times New Roman" w:hAnsi="Times New Roman"/>
                     <w:sz w:val="21"/>
                     <w:szCs w:val="21"/>
                   </w:rPr>
@@ -898,7 +898,7 @@
               <m:e>
                 <m:r>
                   <w:rPr>
-                    <w:rFonts w:ascii="Cambria Math" w:hAnsi="Cambria Math" w:cs="Cambria Math"/>
+                    <w:rFonts w:ascii="Times New Roman" w:hAnsi="Times New Roman" w:cs="Cambria Math"/>
                     <w:sz w:val="21"/>
                     <w:szCs w:val="21"/>
                     <w:b/>
@@ -910,7 +910,7 @@
               <m:sup>
                 <m:r>
                   <w:rPr>
-                    <w:rFonts w:ascii="Cambria Math" w:hAnsi="Cambria Math" w:cs="Cambria Math"/>
+                    <w:rFonts w:ascii="Times New Roman" w:hAnsi="Times New Roman" w:cs="Cambria Math"/>
                     <w:sz w:val="21"/>
                     <w:szCs w:val="21"/>
                     <w:b/>
@@ -1199,7 +1199,7 @@
             <m:oMath>
               <m:r>
                 <w:rPr>
-                  <w:rFonts w:ascii="Cambria Math" w:hAnsi="Cambria Math" w:cs="Cambria Math"/>
+                  <w:rFonts w:ascii="Times New Roman" w:hAnsi="Times New Roman" w:cs="Cambria Math"/>
                   <w:sz w:val="21"/>
                   <w:szCs w:val="21"/>
                   <w:b/>
@@ -1292,7 +1292,7 @@
             <m:oMath>
               <m:r>
                 <w:rPr>
-                  <w:rFonts w:ascii="Cambria Math" w:hAnsi="Cambria Math" w:cs="Cambria Math"/>
+                  <w:rFonts w:ascii="Times New Roman" w:hAnsi="Times New Roman" w:cs="Cambria Math"/>
                   <w:sz w:val="21"/>
                   <w:szCs w:val="21"/>
                 </w:rPr>
@@ -1471,7 +1471,7 @@
                 <m:sSupPr>
                   <m:ctrlPr>
                     <w:rPr>
-                      <w:rFonts w:ascii="Cambria Math" w:hAnsi="Cambria Math"/>
+                      <w:rFonts w:ascii="Times New Roman" w:hAnsi="Times New Roman"/>
                       <w:sz w:val="21"/>
                       <w:szCs w:val="21"/>
                     </w:rPr>
@@ -1480,7 +1480,7 @@
                 <m:e>
                   <m:r>
                     <w:rPr>
-                      <w:rFonts w:ascii="Cambria Math" w:hAnsi="Cambria Math" w:cs="Cambria Math"/>
+                      <w:rFonts w:ascii="Times New Roman" w:hAnsi="Times New Roman" w:cs="Cambria Math"/>
                       <w:sz w:val="21"/>
                       <w:szCs w:val="21"/>
                       <w:b/>
@@ -1492,7 +1492,7 @@
                 <m:sup>
                   <m:r>
                     <w:rPr>
-                      <w:rFonts w:ascii="Cambria Math" w:hAnsi="Cambria Math" w:cs="Cambria Math"/>
+                      <w:rFonts w:ascii="Times New Roman" w:hAnsi="Times New Roman" w:cs="Cambria Math"/>
                       <w:sz w:val="21"/>
                       <w:szCs w:val="21"/>
                       <w:b/>
@@ -1570,7 +1570,7 @@
             <m:oMath>
               <m:r>
                 <w:rPr>
-                  <w:rFonts w:ascii="Cambria Math" w:hAnsi="Cambria Math" w:cs="Cambria Math"/>
+                  <w:rFonts w:ascii="Times New Roman" w:hAnsi="Times New Roman" w:cs="Cambria Math"/>
                   <w:sz w:val="21"/>
                   <w:szCs w:val="21"/>
                   <w:b/>
@@ -1641,7 +1641,7 @@
       <m:oMath>
         <m:r>
           <w:rPr>
-            <w:rFonts w:ascii="Cambria Math" w:hAnsi="Cambria Math" w:cs="Cambria Math"/>
+            <w:rFonts w:ascii="Times New Roman" w:hAnsi="Times New Roman" w:cs="Cambria Math"/>
             <w:sz w:val="21"/>
             <w:szCs w:val="21"/>
           </w:rPr>
@@ -1677,7 +1677,7 @@
       <m:oMath>
         <m:r>
           <w:rPr>
-            <w:rFonts w:ascii="Cambria Math" w:hAnsi="Cambria Math" w:cs="Cambria Math"/>
+            <w:rFonts w:ascii="Times New Roman" w:hAnsi="Times New Roman" w:cs="Cambria Math"/>
             <w:sz w:val="21"/>
             <w:szCs w:val="21"/>
           </w:rPr>
@@ -1690,7 +1690,7 @@
             <m:sty m:val="p"/>
           </m:rPr>
           <w:rPr>
-            <w:rFonts w:ascii="Cambria Math" w:hAnsi="Cambria Math" w:cs="Cambria Math"/>
+            <w:rFonts w:ascii="Times New Roman" w:hAnsi="Times New Roman" w:cs="Cambria Math"/>
             <w:sz w:val="21"/>
             <w:szCs w:val="21"/>
             <w:b/>
@@ -1700,7 +1700,7 @@
         </m:r>
         <m:r>
           <w:rPr>
-            <w:rFonts w:ascii="Cambria Math" w:hAnsi="Cambria Math" w:cs="Cambria Math"/>
+            <w:rFonts w:ascii="Times New Roman" w:hAnsi="Times New Roman" w:cs="Cambria Math"/>
             <w:sz w:val="21"/>
             <w:szCs w:val="21"/>
             <w:b/>
@@ -1778,7 +1778,7 @@
           <m:sSubPr>
             <m:ctrlPr>
               <w:rPr>
-                <w:rFonts w:ascii="Cambria Math" w:hAnsi="Cambria Math"/>
+                <w:rFonts w:ascii="Times New Roman" w:hAnsi="Times New Roman"/>
                 <w:sz w:val="21"/>
                 <w:szCs w:val="21"/>
               </w:rPr>
@@ -1787,7 +1787,7 @@
           <m:e>
             <m:r>
               <w:rPr>
-                <w:rFonts w:ascii="Cambria Math" w:hAnsi="Cambria Math" w:cs="Cambria Math"/>
+                <w:rFonts w:ascii="Times New Roman" w:hAnsi="Times New Roman" w:cs="Cambria Math"/>
                 <w:sz w:val="21"/>
                 <w:szCs w:val="21"/>
               </w:rPr>
@@ -1797,7 +1797,7 @@
           <m:sub>
             <m:r>
               <w:rPr>
-                <w:rFonts w:ascii="Cambria Math" w:hAnsi="Cambria Math" w:cs="Cambria Math"/>
+                <w:rFonts w:ascii="Times New Roman" w:hAnsi="Times New Roman" w:cs="Cambria Math"/>
                 <w:sz w:val="21"/>
                 <w:szCs w:val="21"/>
               </w:rPr>
@@ -1809,7 +1809,7 @@
           <m:dPr>
             <m:ctrlPr>
               <w:rPr>
-                <w:rFonts w:ascii="Cambria Math" w:hAnsi="Cambria Math"/>
+                <w:rFonts w:ascii="Times New Roman" w:hAnsi="Times New Roman"/>
                 <w:sz w:val="21"/>
                 <w:szCs w:val="21"/>
               </w:rPr>
@@ -1820,7 +1820,7 @@
               <m:sSubPr>
                 <m:ctrlPr>
                   <w:rPr>
-                    <w:rFonts w:ascii="Cambria Math" w:hAnsi="Cambria Math"/>
+                    <w:rFonts w:ascii="Times New Roman" w:hAnsi="Times New Roman"/>
                     <w:sz w:val="21"/>
                     <w:szCs w:val="21"/>
                   </w:rPr>
@@ -1829,7 +1829,7 @@
               <m:e>
                 <m:r>
                   <w:rPr>
-                    <w:rFonts w:ascii="Cambria Math" w:hAnsi="Cambria Math" w:cs="Cambria Math"/>
+                    <w:rFonts w:ascii="Times New Roman" w:hAnsi="Times New Roman" w:cs="Cambria Math"/>
                     <w:sz w:val="21"/>
                     <w:szCs w:val="21"/>
                   </w:rPr>
@@ -1839,7 +1839,7 @@
               <m:sub>
                 <m:r>
                   <w:rPr>
-                    <w:rFonts w:ascii="Cambria Math" w:hAnsi="Cambria Math" w:cs="Cambria Math"/>
+                    <w:rFonts w:ascii="Times New Roman" w:hAnsi="Times New Roman" w:cs="Cambria Math"/>
                     <w:sz w:val="21"/>
                     <w:szCs w:val="21"/>
                   </w:rPr>
@@ -1849,7 +1849,7 @@
             </m:sSub>
             <m:r>
               <w:rPr>
-                <w:rFonts w:ascii="Cambria Math" w:hAnsi="Cambria Math" w:cs="Cambria Math"/>
+                <w:rFonts w:ascii="Times New Roman" w:hAnsi="Times New Roman" w:cs="Cambria Math"/>
                 <w:sz w:val="21"/>
                 <w:szCs w:val="21"/>
               </w:rPr>
@@ -1859,7 +1859,7 @@
               <m:sSubPr>
                 <m:ctrlPr>
                   <w:rPr>
-                    <w:rFonts w:ascii="Cambria Math" w:hAnsi="Cambria Math"/>
+                    <w:rFonts w:ascii="Times New Roman" w:hAnsi="Times New Roman"/>
                     <w:sz w:val="21"/>
                     <w:szCs w:val="21"/>
                   </w:rPr>
@@ -1868,7 +1868,7 @@
               <m:e>
                 <m:r>
                   <w:rPr>
-                    <w:rFonts w:ascii="Cambria Math" w:hAnsi="Cambria Math" w:cs="Cambria Math"/>
+                    <w:rFonts w:ascii="Times New Roman" w:hAnsi="Times New Roman" w:cs="Cambria Math"/>
                     <w:sz w:val="21"/>
                     <w:szCs w:val="21"/>
                   </w:rPr>
@@ -1878,7 +1878,7 @@
               <m:sub>
                 <m:r>
                   <w:rPr>
-                    <w:rFonts w:ascii="Cambria Math" w:hAnsi="Cambria Math" w:cs="Cambria Math"/>
+                    <w:rFonts w:ascii="Times New Roman" w:hAnsi="Times New Roman" w:cs="Cambria Math"/>
                     <w:sz w:val="21"/>
                     <w:szCs w:val="21"/>
                   </w:rPr>
@@ -1890,7 +1890,7 @@
         </m:d>
         <m:r>
           <w:rPr>
-            <w:rFonts w:ascii="Cambria Math" w:hAnsi="Cambria Math" w:cs="Cambria Math"/>
+            <w:rFonts w:ascii="Times New Roman" w:hAnsi="Times New Roman" w:cs="Cambria Math"/>
             <w:sz w:val="21"/>
             <w:szCs w:val="21"/>
           </w:rPr>
@@ -1900,7 +1900,7 @@
           <m:sSubPr>
             <m:ctrlPr>
               <w:rPr>
-                <w:rFonts w:ascii="Cambria Math" w:hAnsi="Cambria Math"/>
+                <w:rFonts w:ascii="Times New Roman" w:hAnsi="Times New Roman"/>
                 <w:sz w:val="21"/>
                 <w:szCs w:val="21"/>
               </w:rPr>
@@ -1909,7 +1909,7 @@
           <m:e>
             <m:r>
               <w:rPr>
-                <w:rFonts w:ascii="Cambria Math" w:hAnsi="Cambria Math" w:cs="Cambria Math"/>
+                <w:rFonts w:ascii="Times New Roman" w:hAnsi="Times New Roman" w:cs="Cambria Math"/>
                 <w:sz w:val="21"/>
                 <w:szCs w:val="21"/>
               </w:rPr>
@@ -1919,7 +1919,7 @@
           <m:sub>
             <m:r>
               <w:rPr>
-                <w:rFonts w:ascii="Cambria Math" w:hAnsi="Cambria Math" w:cs="Cambria Math"/>
+                <w:rFonts w:ascii="Times New Roman" w:hAnsi="Times New Roman" w:cs="Cambria Math"/>
                 <w:sz w:val="21"/>
                 <w:szCs w:val="21"/>
               </w:rPr>
@@ -1931,7 +1931,7 @@
           <m:dPr>
             <m:ctrlPr>
               <w:rPr>
-                <w:rFonts w:ascii="Cambria Math" w:hAnsi="Cambria Math"/>
+                <w:rFonts w:ascii="Times New Roman" w:hAnsi="Times New Roman"/>
                 <w:sz w:val="21"/>
                 <w:szCs w:val="21"/>
               </w:rPr>
@@ -1942,7 +1942,7 @@
               <m:sSubPr>
                 <m:ctrlPr>
                   <w:rPr>
-                    <w:rFonts w:ascii="Cambria Math" w:hAnsi="Cambria Math"/>
+                    <w:rFonts w:ascii="Times New Roman" w:hAnsi="Times New Roman"/>
                     <w:sz w:val="21"/>
                     <w:szCs w:val="21"/>
                   </w:rPr>
@@ -1951,7 +1951,7 @@
               <m:e>
                 <m:r>
                   <w:rPr>
-                    <w:rFonts w:ascii="Cambria Math" w:hAnsi="Cambria Math" w:cs="Cambria Math"/>
+                    <w:rFonts w:ascii="Times New Roman" w:hAnsi="Times New Roman" w:cs="Cambria Math"/>
                     <w:sz w:val="21"/>
                     <w:szCs w:val="21"/>
                   </w:rPr>
@@ -1961,7 +1961,7 @@
               <m:sub>
                 <m:r>
                   <w:rPr>
-                    <w:rFonts w:ascii="Cambria Math" w:hAnsi="Cambria Math" w:cs="Cambria Math"/>
+                    <w:rFonts w:ascii="Times New Roman" w:hAnsi="Times New Roman" w:cs="Cambria Math"/>
                     <w:sz w:val="21"/>
                     <w:szCs w:val="21"/>
                   </w:rPr>
@@ -1971,7 +1971,7 @@
             </m:sSub>
             <m:r>
               <w:rPr>
-                <w:rFonts w:ascii="Cambria Math" w:hAnsi="Cambria Math" w:cs="Cambria Math"/>
+                <w:rFonts w:ascii="Times New Roman" w:hAnsi="Times New Roman" w:cs="Cambria Math"/>
                 <w:sz w:val="21"/>
                 <w:szCs w:val="21"/>
               </w:rPr>
@@ -1981,7 +1981,7 @@
               <m:sSubPr>
                 <m:ctrlPr>
                   <w:rPr>
-                    <w:rFonts w:ascii="Cambria Math" w:hAnsi="Cambria Math"/>
+                    <w:rFonts w:ascii="Times New Roman" w:hAnsi="Times New Roman"/>
                     <w:sz w:val="21"/>
                     <w:szCs w:val="21"/>
                   </w:rPr>
@@ -1990,7 +1990,7 @@
               <m:e>
                 <m:r>
                   <w:rPr>
-                    <w:rFonts w:ascii="Cambria Math" w:hAnsi="Cambria Math" w:cs="Cambria Math"/>
+                    <w:rFonts w:ascii="Times New Roman" w:hAnsi="Times New Roman" w:cs="Cambria Math"/>
                     <w:sz w:val="21"/>
                     <w:szCs w:val="21"/>
                   </w:rPr>
@@ -2000,7 +2000,7 @@
               <m:sub>
                 <m:r>
                   <w:rPr>
-                    <w:rFonts w:ascii="Cambria Math" w:hAnsi="Cambria Math" w:cs="Cambria Math"/>
+                    <w:rFonts w:ascii="Times New Roman" w:hAnsi="Times New Roman" w:cs="Cambria Math"/>
                     <w:sz w:val="21"/>
                     <w:szCs w:val="21"/>
                   </w:rPr>
@@ -2014,7 +2014,7 @@
           <m:dPr>
             <m:ctrlPr>
               <w:rPr>
-                <w:rFonts w:ascii="Cambria Math" w:hAnsi="Cambria Math"/>
+                <w:rFonts w:ascii="Times New Roman" w:hAnsi="Times New Roman"/>
                 <w:sz w:val="21"/>
                 <w:szCs w:val="21"/>
               </w:rPr>
@@ -2025,7 +2025,7 @@
               <m:sSubPr>
                 <m:ctrlPr>
                   <w:rPr>
-                    <w:rFonts w:ascii="Cambria Math" w:hAnsi="Cambria Math"/>
+                    <w:rFonts w:ascii="Times New Roman" w:hAnsi="Times New Roman"/>
                     <w:sz w:val="21"/>
                     <w:szCs w:val="21"/>
                   </w:rPr>
@@ -2034,7 +2034,7 @@
               <m:e>
                 <m:r>
                   <w:rPr>
-                    <w:rFonts w:ascii="Cambria Math" w:hAnsi="Cambria Math" w:cs="Cambria Math"/>
+                    <w:rFonts w:ascii="Times New Roman" w:hAnsi="Times New Roman" w:cs="Cambria Math"/>
                     <w:sz w:val="21"/>
                     <w:szCs w:val="21"/>
                   </w:rPr>
@@ -2044,7 +2044,7 @@
               <m:sub>
                 <m:r>
                   <w:rPr>
-                    <w:rFonts w:ascii="Cambria Math" w:hAnsi="Cambria Math" w:cs="Cambria Math"/>
+                    <w:rFonts w:ascii="Times New Roman" w:hAnsi="Times New Roman" w:cs="Cambria Math"/>
                     <w:sz w:val="21"/>
                     <w:szCs w:val="21"/>
                   </w:rPr>
@@ -2054,7 +2054,7 @@
             </m:sSub>
             <m:r>
               <w:rPr>
-                <w:rFonts w:ascii="Cambria Math" w:hAnsi="Cambria Math" w:cs="Cambria Math"/>
+                <w:rFonts w:ascii="Times New Roman" w:hAnsi="Times New Roman" w:cs="Cambria Math"/>
                 <w:sz w:val="21"/>
                 <w:szCs w:val="21"/>
               </w:rPr>
@@ -2064,7 +2064,7 @@
               <m:sSubPr>
                 <m:ctrlPr>
                   <w:rPr>
-                    <w:rFonts w:ascii="Cambria Math" w:hAnsi="Cambria Math"/>
+                    <w:rFonts w:ascii="Times New Roman" w:hAnsi="Times New Roman"/>
                     <w:sz w:val="21"/>
                     <w:szCs w:val="21"/>
                   </w:rPr>
@@ -2073,7 +2073,7 @@
               <m:e>
                 <m:r>
                   <w:rPr>
-                    <w:rFonts w:ascii="Cambria Math" w:hAnsi="Cambria Math" w:cs="Cambria Math"/>
+                    <w:rFonts w:ascii="Times New Roman" w:hAnsi="Times New Roman" w:cs="Cambria Math"/>
                     <w:sz w:val="21"/>
                     <w:szCs w:val="21"/>
                   </w:rPr>
@@ -2083,7 +2083,7 @@
               <m:sub>
                 <m:r>
                   <w:rPr>
-                    <w:rFonts w:ascii="Cambria Math" w:hAnsi="Cambria Math" w:cs="Cambria Math"/>
+                    <w:rFonts w:ascii="Times New Roman" w:hAnsi="Times New Roman" w:cs="Cambria Math"/>
                     <w:sz w:val="21"/>
                     <w:szCs w:val="21"/>
                   </w:rPr>
@@ -2105,7 +2105,7 @@
       <m:oMath>
         <m:r>
           <w:rPr>
-            <w:rFonts w:ascii="Cambria Math" w:hAnsi="Cambria Math" w:cs="Cambria Math"/>
+            <w:rFonts w:ascii="Times New Roman" w:hAnsi="Times New Roman" w:cs="Cambria Math"/>
             <w:sz w:val="21"/>
             <w:szCs w:val="21"/>
           </w:rPr>
@@ -2117,7 +2117,7 @@
           <m:fPr>
             <m:ctrlPr>
               <w:rPr>
-                <w:rFonts w:ascii="Cambria Math" w:hAnsi="Cambria Math"/>
+                <w:rFonts w:ascii="Times New Roman" w:hAnsi="Times New Roman"/>
                 <w:sz w:val="21"/>
                 <w:szCs w:val="21"/>
                 <w:b/>
@@ -2130,7 +2130,7 @@
               <m:sSubPr>
                 <m:ctrlPr>
                   <w:rPr>
-                    <w:rFonts w:ascii="Cambria Math" w:hAnsi="Cambria Math"/>
+                    <w:rFonts w:ascii="Times New Roman" w:hAnsi="Times New Roman"/>
                     <w:sz w:val="21"/>
                     <w:szCs w:val="21"/>
                   </w:rPr>
@@ -2139,7 +2139,7 @@
               <m:e>
                 <m:r>
                   <w:rPr>
-                    <w:rFonts w:ascii="Cambria Math" w:hAnsi="Cambria Math" w:cs="Cambria Math"/>
+                    <w:rFonts w:ascii="Times New Roman" w:hAnsi="Times New Roman" w:cs="Cambria Math"/>
                     <w:sz w:val="21"/>
                     <w:szCs w:val="21"/>
                     <w:b/>
@@ -2151,7 +2151,7 @@
               <m:sub>
                 <m:r>
                   <w:rPr>
-                    <w:rFonts w:ascii="Cambria Math" w:hAnsi="Cambria Math" w:cs="Cambria Math"/>
+                    <w:rFonts w:ascii="Times New Roman" w:hAnsi="Times New Roman" w:cs="Cambria Math"/>
                     <w:sz w:val="21"/>
                     <w:szCs w:val="21"/>
                     <w:b/>
@@ -2163,7 +2163,7 @@
             </m:sSub>
             <m:r>
               <w:rPr>
-                <w:rFonts w:ascii="Cambria Math" w:hAnsi="Cambria Math" w:cs="Cambria Math"/>
+                <w:rFonts w:ascii="Times New Roman" w:hAnsi="Times New Roman" w:cs="Cambria Math"/>
                 <w:sz w:val="21"/>
                 <w:szCs w:val="21"/>
                 <w:b/>
@@ -2175,7 +2175,7 @@
               <m:sSubPr>
                 <m:ctrlPr>
                   <w:rPr>
-                    <w:rFonts w:ascii="Cambria Math" w:hAnsi="Cambria Math"/>
+                    <w:rFonts w:ascii="Times New Roman" w:hAnsi="Times New Roman"/>
                     <w:sz w:val="21"/>
                     <w:szCs w:val="21"/>
                   </w:rPr>
@@ -2184,7 +2184,7 @@
               <m:e>
                 <m:r>
                   <w:rPr>
-                    <w:rFonts w:ascii="Cambria Math" w:hAnsi="Cambria Math" w:cs="Cambria Math"/>
+                    <w:rFonts w:ascii="Times New Roman" w:hAnsi="Times New Roman" w:cs="Cambria Math"/>
                     <w:sz w:val="21"/>
                     <w:szCs w:val="21"/>
                     <w:b/>
@@ -2196,7 +2196,7 @@
               <m:sub>
                 <m:r>
                   <w:rPr>
-                    <w:rFonts w:ascii="Cambria Math" w:hAnsi="Cambria Math" w:cs="Cambria Math"/>
+                    <w:rFonts w:ascii="Times New Roman" w:hAnsi="Times New Roman" w:cs="Cambria Math"/>
                     <w:sz w:val="21"/>
                     <w:szCs w:val="21"/>
                     <w:b/>
@@ -2212,7 +2212,7 @@
               <m:sSubPr>
                 <m:ctrlPr>
                   <w:rPr>
-                    <w:rFonts w:ascii="Cambria Math" w:hAnsi="Cambria Math"/>
+                    <w:rFonts w:ascii="Times New Roman" w:hAnsi="Times New Roman"/>
                     <w:sz w:val="21"/>
                     <w:szCs w:val="21"/>
                   </w:rPr>
@@ -2221,7 +2221,7 @@
               <m:e>
                 <m:r>
                   <w:rPr>
-                    <w:rFonts w:ascii="Cambria Math" w:hAnsi="Cambria Math" w:cs="Cambria Math"/>
+                    <w:rFonts w:ascii="Times New Roman" w:hAnsi="Times New Roman" w:cs="Cambria Math"/>
                     <w:sz w:val="21"/>
                     <w:szCs w:val="21"/>
                     <w:b/>
@@ -2233,7 +2233,7 @@
               <m:sub>
                 <m:r>
                   <w:rPr>
-                    <w:rFonts w:ascii="Cambria Math" w:hAnsi="Cambria Math" w:cs="Cambria Math"/>
+                    <w:rFonts w:ascii="Times New Roman" w:hAnsi="Times New Roman" w:cs="Cambria Math"/>
                     <w:sz w:val="21"/>
                     <w:szCs w:val="21"/>
                     <w:b/>
@@ -2245,7 +2245,7 @@
             </m:sSub>
             <m:r>
               <w:rPr>
-                <w:rFonts w:ascii="Cambria Math" w:hAnsi="Cambria Math" w:cs="Cambria Math"/>
+                <w:rFonts w:ascii="Times New Roman" w:hAnsi="Times New Roman" w:cs="Cambria Math"/>
                 <w:sz w:val="21"/>
                 <w:szCs w:val="21"/>
                 <w:b/>
@@ -2257,7 +2257,7 @@
               <m:sSubPr>
                 <m:ctrlPr>
                   <w:rPr>
-                    <w:rFonts w:ascii="Cambria Math" w:hAnsi="Cambria Math"/>
+                    <w:rFonts w:ascii="Times New Roman" w:hAnsi="Times New Roman"/>
                     <w:sz w:val="21"/>
                     <w:szCs w:val="21"/>
                   </w:rPr>
@@ -2266,7 +2266,7 @@
               <m:e>
                 <m:r>
                   <w:rPr>
-                    <w:rFonts w:ascii="Cambria Math" w:hAnsi="Cambria Math" w:cs="Cambria Math"/>
+                    <w:rFonts w:ascii="Times New Roman" w:hAnsi="Times New Roman" w:cs="Cambria Math"/>
                     <w:sz w:val="21"/>
                     <w:szCs w:val="21"/>
                     <w:b/>
@@ -2278,7 +2278,7 @@
               <m:sub>
                 <m:r>
                   <w:rPr>
-                    <w:rFonts w:ascii="Cambria Math" w:hAnsi="Cambria Math" w:cs="Cambria Math"/>
+                    <w:rFonts w:ascii="Times New Roman" w:hAnsi="Times New Roman" w:cs="Cambria Math"/>
                     <w:sz w:val="21"/>
                     <w:szCs w:val="21"/>
                     <w:b/>
@@ -2374,7 +2374,7 @@
       <m:oMath>
         <m:r>
           <w:rPr>
-            <w:rFonts w:ascii="Cambria Math" w:hAnsi="Cambria Math" w:cs="Cambria Math"/>
+            <w:rFonts w:ascii="Times New Roman" w:hAnsi="Times New Roman" w:cs="Cambria Math"/>
             <w:sz w:val="21"/>
             <w:szCs w:val="21"/>
           </w:rPr>
@@ -2395,7 +2395,7 @@
             <m:chr m:val="⃑"/>
             <m:ctrlPr>
               <w:rPr>
-                <w:rFonts w:ascii="Cambria Math" w:hAnsi="Cambria Math"/>
+                <w:rFonts w:ascii="Times New Roman" w:hAnsi="Times New Roman"/>
                 <w:sz w:val="21"/>
                 <w:szCs w:val="21"/>
               </w:rPr>
@@ -2404,7 +2404,7 @@
           <m:e>
             <m:r>
               <w:rPr>
-                <w:rFonts w:ascii="Cambria Math" w:hAnsi="Cambria Math" w:cs="Cambria Math"/>
+                <w:rFonts w:ascii="Times New Roman" w:hAnsi="Times New Roman" w:cs="Cambria Math"/>
                 <w:sz w:val="21"/>
                 <w:szCs w:val="21"/>
               </w:rPr>
@@ -2424,7 +2424,7 @@
       <m:oMath>
         <m:r>
           <w:rPr>
-            <w:rFonts w:ascii="Cambria Math" w:hAnsi="Cambria Math" w:cs="Cambria Math"/>
+            <w:rFonts w:ascii="Times New Roman" w:hAnsi="Times New Roman" w:cs="Cambria Math"/>
             <w:sz w:val="21"/>
             <w:szCs w:val="21"/>
           </w:rPr>
@@ -2487,7 +2487,7 @@
       <m:oMath>
         <m:r>
           <w:rPr>
-            <w:rFonts w:ascii="Cambria Math" w:hAnsi="Cambria Math" w:cs="Cambria Math"/>
+            <w:rFonts w:ascii="Times New Roman" w:hAnsi="Times New Roman" w:cs="Cambria Math"/>
             <w:sz w:val="21"/>
             <w:szCs w:val="21"/>
           </w:rPr>
@@ -2508,7 +2508,7 @@
             <m:chr m:val="⃑"/>
             <m:ctrlPr>
               <w:rPr>
-                <w:rFonts w:ascii="Cambria Math" w:hAnsi="Cambria Math"/>
+                <w:rFonts w:ascii="Times New Roman" w:hAnsi="Times New Roman"/>
                 <w:sz w:val="21"/>
                 <w:szCs w:val="21"/>
               </w:rPr>
@@ -2517,7 +2517,7 @@
           <m:e>
             <m:r>
               <w:rPr>
-                <w:rFonts w:ascii="Cambria Math" w:hAnsi="Cambria Math" w:cs="Cambria Math"/>
+                <w:rFonts w:ascii="Times New Roman" w:hAnsi="Times New Roman" w:cs="Cambria Math"/>
                 <w:sz w:val="21"/>
                 <w:szCs w:val="21"/>
               </w:rPr>
@@ -2527,7 +2527,7 @@
         </m:acc>
         <m:r>
           <w:rPr>
-            <w:rFonts w:ascii="Cambria Math" w:hAnsi="Cambria Math" w:cs="Cambria Math"/>
+            <w:rFonts w:ascii="Times New Roman" w:hAnsi="Times New Roman" w:cs="Cambria Math"/>
             <w:sz w:val="21"/>
             <w:szCs w:val="21"/>
           </w:rPr>
@@ -2537,7 +2537,7 @@
           <m:dPr>
             <m:ctrlPr>
               <w:rPr>
-                <w:rFonts w:ascii="Cambria Math" w:hAnsi="Cambria Math"/>
+                <w:rFonts w:ascii="Times New Roman" w:hAnsi="Times New Roman"/>
                 <w:sz w:val="21"/>
                 <w:szCs w:val="21"/>
               </w:rPr>
@@ -2546,7 +2546,7 @@
           <m:e>
             <m:r>
               <w:rPr>
-                <w:rFonts w:ascii="Cambria Math" w:hAnsi="Cambria Math" w:cs="Cambria Math"/>
+                <w:rFonts w:ascii="Times New Roman" w:hAnsi="Times New Roman" w:cs="Cambria Math"/>
                 <w:sz w:val="21"/>
                 <w:szCs w:val="21"/>
               </w:rPr>
@@ -2566,7 +2566,7 @@
       <m:oMath>
         <m:r>
           <w:rPr>
-            <w:rFonts w:ascii="Cambria Math" w:hAnsi="Cambria Math" w:cs="Cambria Math"/>
+            <w:rFonts w:ascii="Times New Roman" w:hAnsi="Times New Roman" w:cs="Cambria Math"/>
             <w:sz w:val="21"/>
             <w:szCs w:val="21"/>
           </w:rPr>
@@ -2584,7 +2584,7 @@
       <m:oMath>
         <m:r>
           <w:rPr>
-            <w:rFonts w:ascii="Cambria Math" w:hAnsi="Cambria Math" w:cs="Cambria Math"/>
+            <w:rFonts w:ascii="Times New Roman" w:hAnsi="Times New Roman" w:cs="Cambria Math"/>
             <w:sz w:val="21"/>
             <w:szCs w:val="21"/>
           </w:rPr>
@@ -2596,7 +2596,7 @@
           <m:fPr>
             <m:ctrlPr>
               <w:rPr>
-                <w:rFonts w:ascii="Cambria Math" w:hAnsi="Cambria Math"/>
+                <w:rFonts w:ascii="Times New Roman" w:hAnsi="Times New Roman"/>
                 <w:sz w:val="21"/>
                 <w:szCs w:val="21"/>
                 <w:b/>
@@ -2607,7 +2607,7 @@
           <m:num>
             <m:r>
               <w:rPr>
-                <w:rFonts w:ascii="Cambria Math" w:hAnsi="Cambria Math" w:cs="Cambria Math"/>
+                <w:rFonts w:ascii="Times New Roman" w:hAnsi="Times New Roman" w:cs="Cambria Math"/>
                 <w:sz w:val="21"/>
                 <w:szCs w:val="21"/>
                 <w:b/>
@@ -2619,7 +2619,7 @@
           <m:den>
             <m:r>
               <w:rPr>
-                <w:rFonts w:ascii="Cambria Math" w:hAnsi="Cambria Math" w:cs="Cambria Math"/>
+                <w:rFonts w:ascii="Times New Roman" w:hAnsi="Times New Roman" w:cs="Cambria Math"/>
                 <w:sz w:val="21"/>
                 <w:szCs w:val="21"/>
                 <w:b/>
@@ -2649,7 +2649,7 @@
       <m:oMath>
         <m:r>
           <w:rPr>
-            <w:rFonts w:ascii="Cambria Math" w:hAnsi="Cambria Math" w:cs="Cambria Math"/>
+            <w:rFonts w:ascii="Times New Roman" w:hAnsi="Times New Roman" w:cs="Cambria Math"/>
             <w:sz w:val="21"/>
             <w:szCs w:val="21"/>
           </w:rPr>
@@ -2934,7 +2934,7 @@
                 <m:sSubPr>
                   <m:ctrlPr>
                     <w:rPr>
-                      <w:rFonts w:ascii="Cambria Math" w:hAnsi="Cambria Math"/>
+                      <w:rFonts w:ascii="Times New Roman" w:hAnsi="Times New Roman"/>
                       <w:sz w:val="21"/>
                       <w:szCs w:val="21"/>
                     </w:rPr>
@@ -2943,7 +2943,7 @@
                 <m:e>
                   <m:r>
                     <w:rPr>
-                      <w:rFonts w:ascii="Cambria Math" w:hAnsi="Cambria Math" w:cs="Cambria Math"/>
+                      <w:rFonts w:ascii="Times New Roman" w:hAnsi="Times New Roman" w:cs="Cambria Math"/>
                       <w:sz w:val="21"/>
                       <w:szCs w:val="21"/>
                     </w:rPr>
@@ -2953,7 +2953,7 @@
                 <m:sub>
                   <m:r>
                     <w:rPr>
-                      <w:rFonts w:ascii="Cambria Math" w:hAnsi="Cambria Math" w:cs="Cambria Math"/>
+                      <w:rFonts w:ascii="Times New Roman" w:hAnsi="Times New Roman" w:cs="Cambria Math"/>
                       <w:sz w:val="21"/>
                       <w:szCs w:val="21"/>
                     </w:rPr>
@@ -2965,7 +2965,7 @@
                 <m:dPr>
                   <m:ctrlPr>
                     <w:rPr>
-                      <w:rFonts w:ascii="Cambria Math" w:hAnsi="Cambria Math"/>
+                      <w:rFonts w:ascii="Times New Roman" w:hAnsi="Times New Roman"/>
                       <w:sz w:val="21"/>
                       <w:szCs w:val="21"/>
                     </w:rPr>
@@ -2976,7 +2976,7 @@
                     <m:sSubPr>
                       <m:ctrlPr>
                         <w:rPr>
-                          <w:rFonts w:ascii="Cambria Math" w:hAnsi="Cambria Math"/>
+                          <w:rFonts w:ascii="Times New Roman" w:hAnsi="Times New Roman"/>
                           <w:sz w:val="21"/>
                           <w:szCs w:val="21"/>
                         </w:rPr>
@@ -2985,7 +2985,7 @@
                     <m:e>
                       <m:r>
                         <w:rPr>
-                          <w:rFonts w:ascii="Cambria Math" w:hAnsi="Cambria Math" w:cs="Cambria Math"/>
+                          <w:rFonts w:ascii="Times New Roman" w:hAnsi="Times New Roman" w:cs="Cambria Math"/>
                           <w:sz w:val="21"/>
                           <w:szCs w:val="21"/>
                         </w:rPr>
@@ -2995,7 +2995,7 @@
                     <m:sub>
                       <m:r>
                         <w:rPr>
-                          <w:rFonts w:ascii="Cambria Math" w:hAnsi="Cambria Math" w:cs="Cambria Math"/>
+                          <w:rFonts w:ascii="Times New Roman" w:hAnsi="Times New Roman" w:cs="Cambria Math"/>
                           <w:sz w:val="21"/>
                           <w:szCs w:val="21"/>
                         </w:rPr>
@@ -3005,7 +3005,7 @@
                   </m:sSub>
                   <m:r>
                     <w:rPr>
-                      <w:rFonts w:ascii="Cambria Math" w:hAnsi="Cambria Math" w:cs="Cambria Math"/>
+                      <w:rFonts w:ascii="Times New Roman" w:hAnsi="Times New Roman" w:cs="Cambria Math"/>
                       <w:sz w:val="21"/>
                       <w:szCs w:val="21"/>
                     </w:rPr>
@@ -3015,7 +3015,7 @@
                     <m:sSubPr>
                       <m:ctrlPr>
                         <w:rPr>
-                          <w:rFonts w:ascii="Cambria Math" w:hAnsi="Cambria Math"/>
+                          <w:rFonts w:ascii="Times New Roman" w:hAnsi="Times New Roman"/>
                           <w:sz w:val="21"/>
                           <w:szCs w:val="21"/>
                         </w:rPr>
@@ -3024,7 +3024,7 @@
                     <m:e>
                       <m:r>
                         <w:rPr>
-                          <w:rFonts w:ascii="Cambria Math" w:hAnsi="Cambria Math" w:cs="Cambria Math"/>
+                          <w:rFonts w:ascii="Times New Roman" w:hAnsi="Times New Roman" w:cs="Cambria Math"/>
                           <w:sz w:val="21"/>
                           <w:szCs w:val="21"/>
                         </w:rPr>
@@ -3034,7 +3034,7 @@
                     <m:sub>
                       <m:r>
                         <w:rPr>
-                          <w:rFonts w:ascii="Cambria Math" w:hAnsi="Cambria Math" w:cs="Cambria Math"/>
+                          <w:rFonts w:ascii="Times New Roman" w:hAnsi="Times New Roman" w:cs="Cambria Math"/>
                           <w:sz w:val="21"/>
                           <w:szCs w:val="21"/>
                         </w:rPr>
@@ -3239,7 +3239,7 @@
             <m:oMath>
               <m:r>
                 <w:rPr>
-                  <w:rFonts w:ascii="Cambria Math" w:hAnsi="Cambria Math" w:cs="Cambria Math"/>
+                  <w:rFonts w:ascii="Times New Roman" w:hAnsi="Times New Roman" w:cs="Cambria Math"/>
                   <w:sz w:val="21"/>
                   <w:szCs w:val="21"/>
                   <w:b/>
@@ -3251,7 +3251,7 @@
                 <m:sSubPr>
                   <m:ctrlPr>
                     <w:rPr>
-                      <w:rFonts w:ascii="Cambria Math" w:hAnsi="Cambria Math"/>
+                      <w:rFonts w:ascii="Times New Roman" w:hAnsi="Times New Roman"/>
                       <w:sz w:val="21"/>
                       <w:szCs w:val="21"/>
                     </w:rPr>
@@ -3260,7 +3260,7 @@
                 <m:e>
                   <m:r>
                     <w:rPr>
-                      <w:rFonts w:ascii="Cambria Math" w:hAnsi="Cambria Math" w:cs="Cambria Math"/>
+                      <w:rFonts w:ascii="Times New Roman" w:hAnsi="Times New Roman" w:cs="Cambria Math"/>
                       <w:sz w:val="21"/>
                       <w:szCs w:val="21"/>
                       <w:b/>
@@ -3272,7 +3272,7 @@
                 <m:sub>
                   <m:r>
                     <w:rPr>
-                      <w:rFonts w:ascii="Cambria Math" w:hAnsi="Cambria Math" w:cs="Cambria Math"/>
+                      <w:rFonts w:ascii="Times New Roman" w:hAnsi="Times New Roman" w:cs="Cambria Math"/>
                       <w:sz w:val="21"/>
                       <w:szCs w:val="21"/>
                       <w:b/>
@@ -3284,7 +3284,7 @@
               </m:sSub>
               <m:r>
                 <w:rPr>
-                  <w:rFonts w:ascii="Cambria Math" w:hAnsi="Cambria Math" w:cs="Cambria Math"/>
+                  <w:rFonts w:ascii="Times New Roman" w:hAnsi="Times New Roman" w:cs="Cambria Math"/>
                   <w:sz w:val="21"/>
                   <w:szCs w:val="21"/>
                   <w:b/>
@@ -3296,7 +3296,7 @@
                 <m:dPr>
                   <m:ctrlPr>
                     <w:rPr>
-                      <w:rFonts w:ascii="Cambria Math" w:hAnsi="Cambria Math"/>
+                      <w:rFonts w:ascii="Times New Roman" w:hAnsi="Times New Roman"/>
                       <w:sz w:val="21"/>
                       <w:szCs w:val="21"/>
                     </w:rPr>
@@ -3305,7 +3305,7 @@
                 <m:e>
                   <m:r>
                     <w:rPr>
-                      <w:rFonts w:ascii="Cambria Math" w:hAnsi="Cambria Math" w:cs="Cambria Math"/>
+                      <w:rFonts w:ascii="Times New Roman" w:hAnsi="Times New Roman" w:cs="Cambria Math"/>
                       <w:sz w:val="21"/>
                       <w:szCs w:val="21"/>
                       <w:b/>
@@ -3317,7 +3317,7 @@
                     <m:sSubPr>
                       <m:ctrlPr>
                         <w:rPr>
-                          <w:rFonts w:ascii="Cambria Math" w:hAnsi="Cambria Math"/>
+                          <w:rFonts w:ascii="Times New Roman" w:hAnsi="Times New Roman"/>
                           <w:sz w:val="21"/>
                           <w:szCs w:val="21"/>
                         </w:rPr>
@@ -3326,7 +3326,7 @@
                     <m:e>
                       <m:r>
                         <w:rPr>
-                          <w:rFonts w:ascii="Cambria Math" w:hAnsi="Cambria Math" w:cs="Cambria Math"/>
+                          <w:rFonts w:ascii="Times New Roman" w:hAnsi="Times New Roman" w:cs="Cambria Math"/>
                           <w:sz w:val="21"/>
                           <w:szCs w:val="21"/>
                           <w:b/>
@@ -3338,7 +3338,7 @@
                     <m:sub>
                       <m:r>
                         <w:rPr>
-                          <w:rFonts w:ascii="Cambria Math" w:hAnsi="Cambria Math" w:cs="Cambria Math"/>
+                          <w:rFonts w:ascii="Times New Roman" w:hAnsi="Times New Roman" w:cs="Cambria Math"/>
                           <w:sz w:val="21"/>
                           <w:szCs w:val="21"/>
                           <w:b/>
@@ -3536,7 +3536,7 @@
       <m:oMath>
         <m:r>
           <w:rPr>
-            <w:rFonts w:ascii="Cambria Math" w:hAnsi="Cambria Math" w:cs="Cambria Math"/>
+            <w:rFonts w:ascii="Times New Roman" w:hAnsi="Times New Roman" w:cs="Cambria Math"/>
             <w:sz w:val="21"/>
             <w:szCs w:val="21"/>
           </w:rPr>
@@ -4313,7 +4313,7 @@
                 <m:sSubPr>
                   <m:ctrlPr>
                     <w:rPr>
-                      <w:rFonts w:ascii="Cambria Math" w:hAnsi="Cambria Math"/>
+                      <w:rFonts w:ascii="Times New Roman" w:hAnsi="Times New Roman"/>
                       <w:sz w:val="21"/>
                       <w:szCs w:val="21"/>
                     </w:rPr>
@@ -4322,7 +4322,7 @@
                 <m:e>
                   <m:r>
                     <w:rPr>
-                      <w:rFonts w:ascii="Cambria Math" w:hAnsi="Cambria Math" w:cs="Cambria Math"/>
+                      <w:rFonts w:ascii="Times New Roman" w:hAnsi="Times New Roman" w:cs="Cambria Math"/>
                       <w:sz w:val="21"/>
                       <w:szCs w:val="21"/>
                     </w:rPr>
@@ -4332,7 +4332,7 @@
                 <m:sub>
                   <m:r>
                     <w:rPr>
-                      <w:rFonts w:ascii="Cambria Math" w:hAnsi="Cambria Math" w:cs="Cambria Math"/>
+                      <w:rFonts w:ascii="Times New Roman" w:hAnsi="Times New Roman" w:cs="Cambria Math"/>
                       <w:sz w:val="21"/>
                       <w:szCs w:val="21"/>
                     </w:rPr>
@@ -4344,7 +4344,7 @@
                 <m:dPr>
                   <m:ctrlPr>
                     <w:rPr>
-                      <w:rFonts w:ascii="Cambria Math" w:hAnsi="Cambria Math"/>
+                      <w:rFonts w:ascii="Times New Roman" w:hAnsi="Times New Roman"/>
                       <w:sz w:val="21"/>
                       <w:szCs w:val="21"/>
                     </w:rPr>
@@ -4355,7 +4355,7 @@
                     <m:sSubPr>
                       <m:ctrlPr>
                         <w:rPr>
-                          <w:rFonts w:ascii="Cambria Math" w:hAnsi="Cambria Math"/>
+                          <w:rFonts w:ascii="Times New Roman" w:hAnsi="Times New Roman"/>
                           <w:sz w:val="21"/>
                           <w:szCs w:val="21"/>
                         </w:rPr>
@@ -4364,7 +4364,7 @@
                     <m:e>
                       <m:r>
                         <w:rPr>
-                          <w:rFonts w:ascii="Cambria Math" w:hAnsi="Cambria Math" w:cs="Cambria Math"/>
+                          <w:rFonts w:ascii="Times New Roman" w:hAnsi="Times New Roman" w:cs="Cambria Math"/>
                           <w:sz w:val="21"/>
                           <w:szCs w:val="21"/>
                         </w:rPr>
@@ -4374,7 +4374,7 @@
                     <m:sub>
                       <m:r>
                         <w:rPr>
-                          <w:rFonts w:ascii="Cambria Math" w:hAnsi="Cambria Math" w:cs="Cambria Math"/>
+                          <w:rFonts w:ascii="Times New Roman" w:hAnsi="Times New Roman" w:cs="Cambria Math"/>
                           <w:sz w:val="21"/>
                           <w:szCs w:val="21"/>
                         </w:rPr>
@@ -4384,7 +4384,7 @@
                   </m:sSub>
                   <m:r>
                     <w:rPr>
-                      <w:rFonts w:ascii="Cambria Math" w:hAnsi="Cambria Math" w:cs="Cambria Math"/>
+                      <w:rFonts w:ascii="Times New Roman" w:hAnsi="Times New Roman" w:cs="Cambria Math"/>
                       <w:sz w:val="21"/>
                       <w:szCs w:val="21"/>
                     </w:rPr>
@@ -4394,7 +4394,7 @@
                     <m:sSubPr>
                       <m:ctrlPr>
                         <w:rPr>
-                          <w:rFonts w:ascii="Cambria Math" w:hAnsi="Cambria Math"/>
+                          <w:rFonts w:ascii="Times New Roman" w:hAnsi="Times New Roman"/>
                           <w:sz w:val="21"/>
                           <w:szCs w:val="21"/>
                         </w:rPr>
@@ -4403,7 +4403,7 @@
                     <m:e>
                       <m:r>
                         <w:rPr>
-                          <w:rFonts w:ascii="Cambria Math" w:hAnsi="Cambria Math" w:cs="Cambria Math"/>
+                          <w:rFonts w:ascii="Times New Roman" w:hAnsi="Times New Roman" w:cs="Cambria Math"/>
                           <w:sz w:val="21"/>
                           <w:szCs w:val="21"/>
                         </w:rPr>
@@ -4413,7 +4413,7 @@
                     <m:sub>
                       <m:r>
                         <w:rPr>
-                          <w:rFonts w:ascii="Cambria Math" w:hAnsi="Cambria Math" w:cs="Cambria Math"/>
+                          <w:rFonts w:ascii="Times New Roman" w:hAnsi="Times New Roman" w:cs="Cambria Math"/>
                           <w:sz w:val="21"/>
                           <w:szCs w:val="21"/>
                         </w:rPr>
@@ -4425,7 +4425,7 @@
               </m:d>
               <m:r>
                 <w:rPr>
-                  <w:rFonts w:ascii="Cambria Math" w:hAnsi="Cambria Math" w:cs="Cambria Math"/>
+                  <w:rFonts w:ascii="Times New Roman" w:hAnsi="Times New Roman" w:cs="Cambria Math"/>
                   <w:sz w:val="21"/>
                   <w:szCs w:val="21"/>
                 </w:rPr>
@@ -4435,7 +4435,7 @@
                 <m:sSubPr>
                   <m:ctrlPr>
                     <w:rPr>
-                      <w:rFonts w:ascii="Cambria Math" w:hAnsi="Cambria Math"/>
+                      <w:rFonts w:ascii="Times New Roman" w:hAnsi="Times New Roman"/>
                       <w:sz w:val="21"/>
                       <w:szCs w:val="21"/>
                     </w:rPr>
@@ -4444,7 +4444,7 @@
                 <m:e>
                   <m:r>
                     <w:rPr>
-                      <w:rFonts w:ascii="Cambria Math" w:hAnsi="Cambria Math" w:cs="Cambria Math"/>
+                      <w:rFonts w:ascii="Times New Roman" w:hAnsi="Times New Roman" w:cs="Cambria Math"/>
                       <w:sz w:val="21"/>
                       <w:szCs w:val="21"/>
                     </w:rPr>
@@ -4454,7 +4454,7 @@
                 <m:sub>
                   <m:r>
                     <w:rPr>
-                      <w:rFonts w:ascii="Cambria Math" w:hAnsi="Cambria Math" w:cs="Cambria Math"/>
+                      <w:rFonts w:ascii="Times New Roman" w:hAnsi="Times New Roman" w:cs="Cambria Math"/>
                       <w:sz w:val="21"/>
                       <w:szCs w:val="21"/>
                     </w:rPr>
@@ -4466,7 +4466,7 @@
                 <m:dPr>
                   <m:ctrlPr>
                     <w:rPr>
-                      <w:rFonts w:ascii="Cambria Math" w:hAnsi="Cambria Math"/>
+                      <w:rFonts w:ascii="Times New Roman" w:hAnsi="Times New Roman"/>
                       <w:sz w:val="21"/>
                       <w:szCs w:val="21"/>
                     </w:rPr>
@@ -4477,7 +4477,7 @@
                     <m:sSubPr>
                       <m:ctrlPr>
                         <w:rPr>
-                          <w:rFonts w:ascii="Cambria Math" w:hAnsi="Cambria Math"/>
+                          <w:rFonts w:ascii="Times New Roman" w:hAnsi="Times New Roman"/>
                           <w:sz w:val="21"/>
                           <w:szCs w:val="21"/>
                         </w:rPr>
@@ -4486,7 +4486,7 @@
                     <m:e>
                       <m:r>
                         <w:rPr>
-                          <w:rFonts w:ascii="Cambria Math" w:hAnsi="Cambria Math" w:cs="Cambria Math"/>
+                          <w:rFonts w:ascii="Times New Roman" w:hAnsi="Times New Roman" w:cs="Cambria Math"/>
                           <w:sz w:val="21"/>
                           <w:szCs w:val="21"/>
                         </w:rPr>
@@ -4496,7 +4496,7 @@
                     <m:sub>
                       <m:r>
                         <w:rPr>
-                          <w:rFonts w:ascii="Cambria Math" w:hAnsi="Cambria Math" w:cs="Cambria Math"/>
+                          <w:rFonts w:ascii="Times New Roman" w:hAnsi="Times New Roman" w:cs="Cambria Math"/>
                           <w:sz w:val="21"/>
                           <w:szCs w:val="21"/>
                         </w:rPr>
@@ -4506,7 +4506,7 @@
                   </m:sSub>
                   <m:r>
                     <w:rPr>
-                      <w:rFonts w:ascii="Cambria Math" w:hAnsi="Cambria Math" w:cs="Cambria Math"/>
+                      <w:rFonts w:ascii="Times New Roman" w:hAnsi="Times New Roman" w:cs="Cambria Math"/>
                       <w:sz w:val="21"/>
                       <w:szCs w:val="21"/>
                     </w:rPr>
@@ -4516,7 +4516,7 @@
                     <m:sSubPr>
                       <m:ctrlPr>
                         <w:rPr>
-                          <w:rFonts w:ascii="Cambria Math" w:hAnsi="Cambria Math"/>
+                          <w:rFonts w:ascii="Times New Roman" w:hAnsi="Times New Roman"/>
                           <w:sz w:val="21"/>
                           <w:szCs w:val="21"/>
                         </w:rPr>
@@ -4525,7 +4525,7 @@
                     <m:e>
                       <m:r>
                         <w:rPr>
-                          <w:rFonts w:ascii="Cambria Math" w:hAnsi="Cambria Math" w:cs="Cambria Math"/>
+                          <w:rFonts w:ascii="Times New Roman" w:hAnsi="Times New Roman" w:cs="Cambria Math"/>
                           <w:sz w:val="21"/>
                           <w:szCs w:val="21"/>
                         </w:rPr>
@@ -4535,7 +4535,7 @@
                     <m:sub>
                       <m:r>
                         <w:rPr>
-                          <w:rFonts w:ascii="Cambria Math" w:hAnsi="Cambria Math" w:cs="Cambria Math"/>
+                          <w:rFonts w:ascii="Times New Roman" w:hAnsi="Times New Roman" w:cs="Cambria Math"/>
                           <w:sz w:val="21"/>
                           <w:szCs w:val="21"/>
                         </w:rPr>
@@ -4559,7 +4559,7 @@
                 <m:sSubPr>
                   <m:ctrlPr>
                     <w:rPr>
-                      <w:rFonts w:ascii="Cambria Math" w:hAnsi="Cambria Math"/>
+                      <w:rFonts w:ascii="Times New Roman" w:hAnsi="Times New Roman"/>
                       <w:sz w:val="21"/>
                       <w:szCs w:val="21"/>
                     </w:rPr>
@@ -4568,7 +4568,7 @@
                 <m:e>
                   <m:r>
                     <w:rPr>
-                      <w:rFonts w:ascii="Cambria Math" w:hAnsi="Cambria Math" w:cs="Cambria Math"/>
+                      <w:rFonts w:ascii="Times New Roman" w:hAnsi="Times New Roman" w:cs="Cambria Math"/>
                       <w:sz w:val="21"/>
                       <w:szCs w:val="21"/>
                     </w:rPr>
@@ -4578,7 +4578,7 @@
                 <m:sub>
                   <m:r>
                     <w:rPr>
-                      <w:rFonts w:ascii="Cambria Math" w:hAnsi="Cambria Math" w:cs="Cambria Math"/>
+                      <w:rFonts w:ascii="Times New Roman" w:hAnsi="Times New Roman" w:cs="Cambria Math"/>
                       <w:sz w:val="21"/>
                       <w:szCs w:val="21"/>
                     </w:rPr>
@@ -4588,7 +4588,7 @@
               </m:sSub>
               <m:r>
                 <w:rPr>
-                  <w:rFonts w:ascii="Cambria Math" w:hAnsi="Cambria Math" w:cs="Cambria Math"/>
+                  <w:rFonts w:ascii="Times New Roman" w:hAnsi="Times New Roman" w:cs="Cambria Math"/>
                   <w:sz w:val="21"/>
                   <w:szCs w:val="21"/>
                 </w:rPr>
@@ -4598,7 +4598,7 @@
                 <m:sSubPr>
                   <m:ctrlPr>
                     <w:rPr>
-                      <w:rFonts w:ascii="Cambria Math" w:hAnsi="Cambria Math"/>
+                      <w:rFonts w:ascii="Times New Roman" w:hAnsi="Times New Roman"/>
                       <w:sz w:val="21"/>
                       <w:szCs w:val="21"/>
                     </w:rPr>
@@ -4607,7 +4607,7 @@
                 <m:e>
                   <m:r>
                     <w:rPr>
-                      <w:rFonts w:ascii="Cambria Math" w:hAnsi="Cambria Math" w:cs="Cambria Math"/>
+                      <w:rFonts w:ascii="Times New Roman" w:hAnsi="Times New Roman" w:cs="Cambria Math"/>
                       <w:sz w:val="21"/>
                       <w:szCs w:val="21"/>
                     </w:rPr>
@@ -4617,7 +4617,7 @@
                 <m:sub>
                   <m:r>
                     <w:rPr>
-                      <w:rFonts w:ascii="Cambria Math" w:hAnsi="Cambria Math" w:cs="Cambria Math"/>
+                      <w:rFonts w:ascii="Times New Roman" w:hAnsi="Times New Roman" w:cs="Cambria Math"/>
                       <w:sz w:val="21"/>
                       <w:szCs w:val="21"/>
                     </w:rPr>
@@ -4627,7 +4627,7 @@
               </m:sSub>
               <m:r>
                 <w:rPr>
-                  <w:rFonts w:ascii="Cambria Math" w:hAnsi="Cambria Math" w:cs="Cambria Math"/>
+                  <w:rFonts w:ascii="Times New Roman" w:hAnsi="Times New Roman" w:cs="Cambria Math"/>
                   <w:sz w:val="21"/>
                   <w:szCs w:val="21"/>
                 </w:rPr>
@@ -4637,7 +4637,7 @@
                 <m:sSubPr>
                   <m:ctrlPr>
                     <w:rPr>
-                      <w:rFonts w:ascii="Cambria Math" w:hAnsi="Cambria Math"/>
+                      <w:rFonts w:ascii="Times New Roman" w:hAnsi="Times New Roman"/>
                       <w:sz w:val="21"/>
                       <w:szCs w:val="21"/>
                     </w:rPr>
@@ -4646,7 +4646,7 @@
                 <m:e>
                   <m:r>
                     <w:rPr>
-                      <w:rFonts w:ascii="Cambria Math" w:hAnsi="Cambria Math" w:cs="Cambria Math"/>
+                      <w:rFonts w:ascii="Times New Roman" w:hAnsi="Times New Roman" w:cs="Cambria Math"/>
                       <w:sz w:val="21"/>
                       <w:szCs w:val="21"/>
                     </w:rPr>
@@ -4656,7 +4656,7 @@
                 <m:sub>
                   <m:r>
                     <w:rPr>
-                      <w:rFonts w:ascii="Cambria Math" w:hAnsi="Cambria Math" w:cs="Cambria Math"/>
+                      <w:rFonts w:ascii="Times New Roman" w:hAnsi="Times New Roman" w:cs="Cambria Math"/>
                       <w:sz w:val="21"/>
                       <w:szCs w:val="21"/>
                     </w:rPr>
@@ -4666,7 +4666,7 @@
               </m:sSub>
               <m:r>
                 <w:rPr>
-                  <w:rFonts w:ascii="Cambria Math" w:hAnsi="Cambria Math" w:cs="Cambria Math"/>
+                  <w:rFonts w:ascii="Times New Roman" w:hAnsi="Times New Roman" w:cs="Cambria Math"/>
                   <w:sz w:val="21"/>
                   <w:szCs w:val="21"/>
                 </w:rPr>
@@ -4676,7 +4676,7 @@
                 <m:sSubPr>
                   <m:ctrlPr>
                     <w:rPr>
-                      <w:rFonts w:ascii="Cambria Math" w:hAnsi="Cambria Math"/>
+                      <w:rFonts w:ascii="Times New Roman" w:hAnsi="Times New Roman"/>
                       <w:sz w:val="21"/>
                       <w:szCs w:val="21"/>
                     </w:rPr>
@@ -4685,7 +4685,7 @@
                 <m:e>
                   <m:r>
                     <w:rPr>
-                      <w:rFonts w:ascii="Cambria Math" w:hAnsi="Cambria Math" w:cs="Cambria Math"/>
+                      <w:rFonts w:ascii="Times New Roman" w:hAnsi="Times New Roman" w:cs="Cambria Math"/>
                       <w:sz w:val="21"/>
                       <w:szCs w:val="21"/>
                     </w:rPr>
@@ -4695,7 +4695,7 @@
                 <m:sub>
                   <m:r>
                     <w:rPr>
-                      <w:rFonts w:ascii="Cambria Math" w:hAnsi="Cambria Math" w:cs="Cambria Math"/>
+                      <w:rFonts w:ascii="Times New Roman" w:hAnsi="Times New Roman" w:cs="Cambria Math"/>
                       <w:sz w:val="21"/>
                       <w:szCs w:val="21"/>
                     </w:rPr>
@@ -4891,7 +4891,7 @@
                 <m:fPr>
                   <m:ctrlPr>
                     <w:rPr>
-                      <w:rFonts w:ascii="Cambria Math" w:hAnsi="Cambria Math"/>
+                      <w:rFonts w:ascii="Times New Roman" w:hAnsi="Times New Roman"/>
                       <w:sz w:val="21"/>
                       <w:szCs w:val="21"/>
                       <w:b/>
@@ -4902,7 +4902,7 @@
                 <m:num>
                   <m:r>
                     <w:rPr>
-                      <w:rFonts w:ascii="Cambria Math" w:hAnsi="Cambria Math" w:cs="Cambria Math"/>
+                      <w:rFonts w:ascii="Times New Roman" w:hAnsi="Times New Roman" w:cs="Cambria Math"/>
                       <w:sz w:val="21"/>
                       <w:szCs w:val="21"/>
                       <w:b/>
@@ -4914,7 +4914,7 @@
                     <m:sSubPr>
                       <m:ctrlPr>
                         <w:rPr>
-                          <w:rFonts w:ascii="Cambria Math" w:hAnsi="Cambria Math"/>
+                          <w:rFonts w:ascii="Times New Roman" w:hAnsi="Times New Roman"/>
                           <w:sz w:val="21"/>
                           <w:szCs w:val="21"/>
                         </w:rPr>
@@ -4923,7 +4923,7 @@
                     <m:e>
                       <m:r>
                         <w:rPr>
-                          <w:rFonts w:ascii="Cambria Math" w:hAnsi="Cambria Math" w:cs="Cambria Math"/>
+                          <w:rFonts w:ascii="Times New Roman" w:hAnsi="Times New Roman" w:cs="Cambria Math"/>
                           <w:sz w:val="21"/>
                           <w:szCs w:val="21"/>
                           <w:b/>
@@ -4935,7 +4935,7 @@
                     <m:sub>
                       <m:r>
                         <w:rPr>
-                          <w:rFonts w:ascii="Cambria Math" w:hAnsi="Cambria Math" w:cs="Cambria Math"/>
+                          <w:rFonts w:ascii="Times New Roman" w:hAnsi="Times New Roman" w:cs="Cambria Math"/>
                           <w:sz w:val="21"/>
                           <w:szCs w:val="21"/>
                           <w:b/>
@@ -4951,7 +4951,7 @@
                     <m:sSubPr>
                       <m:ctrlPr>
                         <w:rPr>
-                          <w:rFonts w:ascii="Cambria Math" w:hAnsi="Cambria Math"/>
+                          <w:rFonts w:ascii="Times New Roman" w:hAnsi="Times New Roman"/>
                           <w:sz w:val="21"/>
                           <w:szCs w:val="21"/>
                         </w:rPr>
@@ -4960,7 +4960,7 @@
                     <m:e>
                       <m:r>
                         <w:rPr>
-                          <w:rFonts w:ascii="Cambria Math" w:hAnsi="Cambria Math" w:cs="Cambria Math"/>
+                          <w:rFonts w:ascii="Times New Roman" w:hAnsi="Times New Roman" w:cs="Cambria Math"/>
                           <w:sz w:val="21"/>
                           <w:szCs w:val="21"/>
                           <w:b/>
@@ -4972,7 +4972,7 @@
                     <m:sub>
                       <m:r>
                         <w:rPr>
-                          <w:rFonts w:ascii="Cambria Math" w:hAnsi="Cambria Math" w:cs="Cambria Math"/>
+                          <w:rFonts w:ascii="Times New Roman" w:hAnsi="Times New Roman" w:cs="Cambria Math"/>
                           <w:sz w:val="21"/>
                           <w:szCs w:val="21"/>
                           <w:b/>
@@ -4984,7 +4984,7 @@
                   </m:sSub>
                   <m:r>
                     <w:rPr>
-                      <w:rFonts w:ascii="Cambria Math" w:hAnsi="Cambria Math" w:cs="Cambria Math"/>
+                      <w:rFonts w:ascii="Times New Roman" w:hAnsi="Times New Roman" w:cs="Cambria Math"/>
                       <w:sz w:val="21"/>
                       <w:szCs w:val="21"/>
                       <w:b/>
@@ -4996,7 +4996,7 @@
                     <m:sSubPr>
                       <m:ctrlPr>
                         <w:rPr>
-                          <w:rFonts w:ascii="Cambria Math" w:hAnsi="Cambria Math"/>
+                          <w:rFonts w:ascii="Times New Roman" w:hAnsi="Times New Roman"/>
                           <w:sz w:val="21"/>
                           <w:szCs w:val="21"/>
                         </w:rPr>
@@ -5005,7 +5005,7 @@
                     <m:e>
                       <m:r>
                         <w:rPr>
-                          <w:rFonts w:ascii="Cambria Math" w:hAnsi="Cambria Math" w:cs="Cambria Math"/>
+                          <w:rFonts w:ascii="Times New Roman" w:hAnsi="Times New Roman" w:cs="Cambria Math"/>
                           <w:sz w:val="21"/>
                           <w:szCs w:val="21"/>
                           <w:b/>
@@ -5017,7 +5017,7 @@
                     <m:sub>
                       <m:r>
                         <w:rPr>
-                          <w:rFonts w:ascii="Cambria Math" w:hAnsi="Cambria Math" w:cs="Cambria Math"/>
+                          <w:rFonts w:ascii="Times New Roman" w:hAnsi="Times New Roman" w:cs="Cambria Math"/>
                           <w:sz w:val="21"/>
                           <w:szCs w:val="21"/>
                           <w:b/>
@@ -5031,7 +5031,7 @@
               </m:f>
               <m:r>
                 <w:rPr>
-                  <w:rFonts w:ascii="Cambria Math" w:hAnsi="Cambria Math" w:cs="Cambria Math"/>
+                  <w:rFonts w:ascii="Times New Roman" w:hAnsi="Times New Roman" w:cs="Cambria Math"/>
                   <w:sz w:val="21"/>
                   <w:szCs w:val="21"/>
                   <w:b/>
@@ -5043,7 +5043,7 @@
                 <m:fPr>
                   <m:ctrlPr>
                     <w:rPr>
-                      <w:rFonts w:ascii="Cambria Math" w:hAnsi="Cambria Math"/>
+                      <w:rFonts w:ascii="Times New Roman" w:hAnsi="Times New Roman"/>
                       <w:sz w:val="21"/>
                       <w:szCs w:val="21"/>
                       <w:b/>
@@ -5054,7 +5054,7 @@
                 <m:num>
                   <m:r>
                     <w:rPr>
-                      <w:rFonts w:ascii="Cambria Math" w:hAnsi="Cambria Math" w:cs="Cambria Math"/>
+                      <w:rFonts w:ascii="Times New Roman" w:hAnsi="Times New Roman" w:cs="Cambria Math"/>
                       <w:sz w:val="21"/>
                       <w:szCs w:val="21"/>
                       <w:b/>
@@ -5066,7 +5066,7 @@
                     <m:sSubPr>
                       <m:ctrlPr>
                         <w:rPr>
-                          <w:rFonts w:ascii="Cambria Math" w:hAnsi="Cambria Math"/>
+                          <w:rFonts w:ascii="Times New Roman" w:hAnsi="Times New Roman"/>
                           <w:sz w:val="21"/>
                           <w:szCs w:val="21"/>
                         </w:rPr>
@@ -5075,7 +5075,7 @@
                     <m:e>
                       <m:r>
                         <w:rPr>
-                          <w:rFonts w:ascii="Cambria Math" w:hAnsi="Cambria Math" w:cs="Cambria Math"/>
+                          <w:rFonts w:ascii="Times New Roman" w:hAnsi="Times New Roman" w:cs="Cambria Math"/>
                           <w:sz w:val="21"/>
                           <w:szCs w:val="21"/>
                           <w:b/>
@@ -5087,7 +5087,7 @@
                     <m:sub>
                       <m:r>
                         <w:rPr>
-                          <w:rFonts w:ascii="Cambria Math" w:hAnsi="Cambria Math" w:cs="Cambria Math"/>
+                          <w:rFonts w:ascii="Times New Roman" w:hAnsi="Times New Roman" w:cs="Cambria Math"/>
                           <w:sz w:val="21"/>
                           <w:szCs w:val="21"/>
                           <w:b/>
@@ -5103,7 +5103,7 @@
                     <m:sSubPr>
                       <m:ctrlPr>
                         <w:rPr>
-                          <w:rFonts w:ascii="Cambria Math" w:hAnsi="Cambria Math"/>
+                          <w:rFonts w:ascii="Times New Roman" w:hAnsi="Times New Roman"/>
                           <w:sz w:val="21"/>
                           <w:szCs w:val="21"/>
                         </w:rPr>
@@ -5112,7 +5112,7 @@
                     <m:e>
                       <m:r>
                         <w:rPr>
-                          <w:rFonts w:ascii="Cambria Math" w:hAnsi="Cambria Math" w:cs="Cambria Math"/>
+                          <w:rFonts w:ascii="Times New Roman" w:hAnsi="Times New Roman" w:cs="Cambria Math"/>
                           <w:sz w:val="21"/>
                           <w:szCs w:val="21"/>
                           <w:b/>
@@ -5124,7 +5124,7 @@
                     <m:sub>
                       <m:r>
                         <w:rPr>
-                          <w:rFonts w:ascii="Cambria Math" w:hAnsi="Cambria Math" w:cs="Cambria Math"/>
+                          <w:rFonts w:ascii="Times New Roman" w:hAnsi="Times New Roman" w:cs="Cambria Math"/>
                           <w:sz w:val="21"/>
                           <w:szCs w:val="21"/>
                           <w:b/>
@@ -5136,7 +5136,7 @@
                   </m:sSub>
                   <m:r>
                     <w:rPr>
-                      <w:rFonts w:ascii="Cambria Math" w:hAnsi="Cambria Math" w:cs="Cambria Math"/>
+                      <w:rFonts w:ascii="Times New Roman" w:hAnsi="Times New Roman" w:cs="Cambria Math"/>
                       <w:sz w:val="21"/>
                       <w:szCs w:val="21"/>
                       <w:b/>
@@ -5148,7 +5148,7 @@
                     <m:sSubPr>
                       <m:ctrlPr>
                         <w:rPr>
-                          <w:rFonts w:ascii="Cambria Math" w:hAnsi="Cambria Math"/>
+                          <w:rFonts w:ascii="Times New Roman" w:hAnsi="Times New Roman"/>
                           <w:sz w:val="21"/>
                           <w:szCs w:val="21"/>
                         </w:rPr>
@@ -5157,7 +5157,7 @@
                     <m:e>
                       <m:r>
                         <w:rPr>
-                          <w:rFonts w:ascii="Cambria Math" w:hAnsi="Cambria Math" w:cs="Cambria Math"/>
+                          <w:rFonts w:ascii="Times New Roman" w:hAnsi="Times New Roman" w:cs="Cambria Math"/>
                           <w:sz w:val="21"/>
                           <w:szCs w:val="21"/>
                           <w:b/>
@@ -5169,7 +5169,7 @@
                     <m:sub>
                       <m:r>
                         <w:rPr>
-                          <w:rFonts w:ascii="Cambria Math" w:hAnsi="Cambria Math" w:cs="Cambria Math"/>
+                          <w:rFonts w:ascii="Times New Roman" w:hAnsi="Times New Roman" w:cs="Cambria Math"/>
                           <w:sz w:val="21"/>
                           <w:szCs w:val="21"/>
                           <w:b/>
@@ -5547,7 +5547,7 @@
             <m:oMath>
               <m:r>
                 <w:rPr>
-                  <w:rFonts w:ascii="Cambria Math" w:hAnsi="Cambria Math" w:cs="Cambria Math"/>
+                  <w:rFonts w:ascii="Times New Roman" w:hAnsi="Times New Roman" w:cs="Cambria Math"/>
                   <w:sz w:val="21"/>
                   <w:szCs w:val="21"/>
                 </w:rPr>
@@ -5565,7 +5565,7 @@
             <m:oMath>
               <m:r>
                 <w:rPr>
-                  <w:rFonts w:ascii="Cambria Math" w:hAnsi="Cambria Math" w:cs="Cambria Math"/>
+                  <w:rFonts w:ascii="Times New Roman" w:hAnsi="Times New Roman" w:cs="Cambria Math"/>
                   <w:sz w:val="21"/>
                   <w:szCs w:val="21"/>
                 </w:rPr>
@@ -5751,7 +5751,7 @@
                 <m:fPr>
                   <m:ctrlPr>
                     <w:rPr>
-                      <w:rFonts w:ascii="Cambria Math" w:hAnsi="Cambria Math"/>
+                      <w:rFonts w:ascii="Times New Roman" w:hAnsi="Times New Roman"/>
                       <w:sz w:val="21"/>
                       <w:szCs w:val="21"/>
                       <w:b/>
@@ -5762,7 +5762,7 @@
                 <m:num>
                   <m:r>
                     <w:rPr>
-                      <w:rFonts w:ascii="Cambria Math" w:hAnsi="Cambria Math" w:cs="Cambria Math"/>
+                      <w:rFonts w:ascii="Times New Roman" w:hAnsi="Times New Roman" w:cs="Cambria Math"/>
                       <w:sz w:val="21"/>
                       <w:szCs w:val="21"/>
                       <w:b/>
@@ -5774,7 +5774,7 @@
                 <m:den>
                   <m:r>
                     <w:rPr>
-                      <w:rFonts w:ascii="Cambria Math" w:hAnsi="Cambria Math" w:cs="Cambria Math"/>
+                      <w:rFonts w:ascii="Times New Roman" w:hAnsi="Times New Roman" w:cs="Cambria Math"/>
                       <w:sz w:val="21"/>
                       <w:szCs w:val="21"/>
                       <w:b/>
@@ -5786,7 +5786,7 @@
               </m:f>
               <m:r>
                 <w:rPr>
-                  <w:rFonts w:ascii="Cambria Math" w:hAnsi="Cambria Math" w:cs="Cambria Math"/>
+                  <w:rFonts w:ascii="Times New Roman" w:hAnsi="Times New Roman" w:cs="Cambria Math"/>
                   <w:sz w:val="21"/>
                   <w:szCs w:val="21"/>
                   <w:b/>
@@ -5798,7 +5798,7 @@
                 <m:fPr>
                   <m:ctrlPr>
                     <w:rPr>
-                      <w:rFonts w:ascii="Cambria Math" w:hAnsi="Cambria Math"/>
+                      <w:rFonts w:ascii="Times New Roman" w:hAnsi="Times New Roman"/>
                       <w:sz w:val="21"/>
                       <w:szCs w:val="21"/>
                       <w:b/>
@@ -5809,7 +5809,7 @@
                 <m:num>
                   <m:r>
                     <w:rPr>
-                      <w:rFonts w:ascii="Cambria Math" w:hAnsi="Cambria Math" w:cs="Cambria Math"/>
+                      <w:rFonts w:ascii="Times New Roman" w:hAnsi="Times New Roman" w:cs="Cambria Math"/>
                       <w:sz w:val="21"/>
                       <w:szCs w:val="21"/>
                       <w:b/>
@@ -5821,7 +5821,7 @@
                 <m:den>
                   <m:r>
                     <w:rPr>
-                      <w:rFonts w:ascii="Cambria Math" w:hAnsi="Cambria Math" w:cs="Cambria Math"/>
+                      <w:rFonts w:ascii="Times New Roman" w:hAnsi="Times New Roman" w:cs="Cambria Math"/>
                       <w:sz w:val="21"/>
                       <w:szCs w:val="21"/>
                       <w:b/>
@@ -5833,7 +5833,7 @@
               </m:f>
               <m:r>
                 <w:rPr>
-                  <w:rFonts w:ascii="Cambria Math" w:hAnsi="Cambria Math" w:cs="Cambria Math"/>
+                  <w:rFonts w:ascii="Times New Roman" w:hAnsi="Times New Roman" w:cs="Cambria Math"/>
                   <w:sz w:val="21"/>
                   <w:szCs w:val="21"/>
                   <w:b/>
@@ -6026,7 +6026,7 @@
       <m:oMath>
         <m:r>
           <w:rPr>
-            <w:rFonts w:ascii="Cambria Math" w:hAnsi="Cambria Math" w:cs="Cambria Math"/>
+            <w:rFonts w:ascii="Times New Roman" w:hAnsi="Times New Roman" w:cs="Cambria Math"/>
             <w:sz w:val="21"/>
             <w:szCs w:val="21"/>
             <w:b/>
@@ -6207,7 +6207,7 @@
           <m:sSubPr>
             <m:ctrlPr>
               <w:rPr>
-                <w:rFonts w:ascii="Cambria Math" w:hAnsi="Cambria Math"/>
+                <w:rFonts w:ascii="Times New Roman" w:hAnsi="Times New Roman"/>
                 <w:sz w:val="21"/>
                 <w:szCs w:val="21"/>
               </w:rPr>
@@ -6216,7 +6216,7 @@
           <m:e>
             <m:r>
               <w:rPr>
-                <w:rFonts w:ascii="Cambria Math" w:hAnsi="Cambria Math" w:cs="Cambria Math"/>
+                <w:rFonts w:ascii="Times New Roman" w:hAnsi="Times New Roman" w:cs="Cambria Math"/>
                 <w:sz w:val="21"/>
                 <w:szCs w:val="21"/>
               </w:rPr>
@@ -6226,7 +6226,7 @@
           <m:sub>
             <m:r>
               <w:rPr>
-                <w:rFonts w:ascii="Cambria Math" w:hAnsi="Cambria Math" w:cs="Cambria Math"/>
+                <w:rFonts w:ascii="Times New Roman" w:hAnsi="Times New Roman" w:cs="Cambria Math"/>
                 <w:sz w:val="21"/>
                 <w:szCs w:val="21"/>
               </w:rPr>
@@ -6248,7 +6248,7 @@
           <m:sSubPr>
             <m:ctrlPr>
               <w:rPr>
-                <w:rFonts w:ascii="Cambria Math" w:hAnsi="Cambria Math"/>
+                <w:rFonts w:ascii="Times New Roman" w:hAnsi="Times New Roman"/>
                 <w:sz w:val="21"/>
                 <w:szCs w:val="21"/>
               </w:rPr>
@@ -6257,7 +6257,7 @@
           <m:e>
             <m:r>
               <w:rPr>
-                <w:rFonts w:ascii="Cambria Math" w:hAnsi="Cambria Math" w:cs="Cambria Math"/>
+                <w:rFonts w:ascii="Times New Roman" w:hAnsi="Times New Roman" w:cs="Cambria Math"/>
                 <w:sz w:val="21"/>
                 <w:szCs w:val="21"/>
               </w:rPr>
@@ -6267,7 +6267,7 @@
           <m:sub>
             <m:r>
               <w:rPr>
-                <w:rFonts w:ascii="Cambria Math" w:hAnsi="Cambria Math" w:cs="Cambria Math"/>
+                <w:rFonts w:ascii="Times New Roman" w:hAnsi="Times New Roman" w:cs="Cambria Math"/>
                 <w:sz w:val="21"/>
                 <w:szCs w:val="21"/>
               </w:rPr>
@@ -6289,7 +6289,7 @@
           <m:sSubPr>
             <m:ctrlPr>
               <w:rPr>
-                <w:rFonts w:ascii="Cambria Math" w:hAnsi="Cambria Math"/>
+                <w:rFonts w:ascii="Times New Roman" w:hAnsi="Times New Roman"/>
                 <w:sz w:val="21"/>
                 <w:szCs w:val="21"/>
               </w:rPr>
@@ -6298,7 +6298,7 @@
           <m:e>
             <m:r>
               <w:rPr>
-                <w:rFonts w:ascii="Cambria Math" w:hAnsi="Cambria Math" w:cs="Cambria Math"/>
+                <w:rFonts w:ascii="Times New Roman" w:hAnsi="Times New Roman" w:cs="Cambria Math"/>
                 <w:sz w:val="21"/>
                 <w:szCs w:val="21"/>
               </w:rPr>
@@ -6308,7 +6308,7 @@
           <m:sub>
             <m:r>
               <w:rPr>
-                <w:rFonts w:ascii="Cambria Math" w:hAnsi="Cambria Math" w:cs="Cambria Math"/>
+                <w:rFonts w:ascii="Times New Roman" w:hAnsi="Times New Roman" w:cs="Cambria Math"/>
                 <w:sz w:val="21"/>
                 <w:szCs w:val="21"/>
               </w:rPr>
@@ -6330,7 +6330,7 @@
           <m:sSubPr>
             <m:ctrlPr>
               <w:rPr>
-                <w:rFonts w:ascii="Cambria Math" w:hAnsi="Cambria Math"/>
+                <w:rFonts w:ascii="Times New Roman" w:hAnsi="Times New Roman"/>
                 <w:sz w:val="21"/>
                 <w:szCs w:val="21"/>
               </w:rPr>
@@ -6339,7 +6339,7 @@
           <m:e>
             <m:r>
               <w:rPr>
-                <w:rFonts w:ascii="Cambria Math" w:hAnsi="Cambria Math" w:cs="Cambria Math"/>
+                <w:rFonts w:ascii="Times New Roman" w:hAnsi="Times New Roman" w:cs="Cambria Math"/>
                 <w:sz w:val="21"/>
                 <w:szCs w:val="21"/>
               </w:rPr>
@@ -6349,7 +6349,7 @@
           <m:sub>
             <m:r>
               <w:rPr>
-                <w:rFonts w:ascii="Cambria Math" w:hAnsi="Cambria Math" w:cs="Cambria Math"/>
+                <w:rFonts w:ascii="Times New Roman" w:hAnsi="Times New Roman" w:cs="Cambria Math"/>
                 <w:sz w:val="21"/>
                 <w:szCs w:val="21"/>
               </w:rPr>
@@ -6371,7 +6371,7 @@
           <m:sSubPr>
             <m:ctrlPr>
               <w:rPr>
-                <w:rFonts w:ascii="Cambria Math" w:hAnsi="Cambria Math"/>
+                <w:rFonts w:ascii="Times New Roman" w:hAnsi="Times New Roman"/>
                 <w:sz w:val="21"/>
                 <w:szCs w:val="21"/>
               </w:rPr>
@@ -6380,7 +6380,7 @@
           <m:e>
             <m:r>
               <w:rPr>
-                <w:rFonts w:ascii="Cambria Math" w:hAnsi="Cambria Math" w:cs="Cambria Math"/>
+                <w:rFonts w:ascii="Times New Roman" w:hAnsi="Times New Roman" w:cs="Cambria Math"/>
                 <w:sz w:val="21"/>
                 <w:szCs w:val="21"/>
               </w:rPr>
@@ -6390,7 +6390,7 @@
           <m:sub>
             <m:r>
               <w:rPr>
-                <w:rFonts w:ascii="Cambria Math" w:hAnsi="Cambria Math" w:cs="Cambria Math"/>
+                <w:rFonts w:ascii="Times New Roman" w:hAnsi="Times New Roman" w:cs="Cambria Math"/>
                 <w:sz w:val="21"/>
                 <w:szCs w:val="21"/>
               </w:rPr>
@@ -6412,7 +6412,7 @@
           <m:sSubPr>
             <m:ctrlPr>
               <w:rPr>
-                <w:rFonts w:ascii="Cambria Math" w:hAnsi="Cambria Math"/>
+                <w:rFonts w:ascii="Times New Roman" w:hAnsi="Times New Roman"/>
                 <w:sz w:val="21"/>
                 <w:szCs w:val="21"/>
               </w:rPr>
@@ -6421,7 +6421,7 @@
           <m:e>
             <m:r>
               <w:rPr>
-                <w:rFonts w:ascii="Cambria Math" w:hAnsi="Cambria Math" w:cs="Cambria Math"/>
+                <w:rFonts w:ascii="Times New Roman" w:hAnsi="Times New Roman" w:cs="Cambria Math"/>
                 <w:sz w:val="21"/>
                 <w:szCs w:val="21"/>
               </w:rPr>
@@ -6431,7 +6431,7 @@
           <m:sub>
             <m:r>
               <w:rPr>
-                <w:rFonts w:ascii="Cambria Math" w:hAnsi="Cambria Math" w:cs="Cambria Math"/>
+                <w:rFonts w:ascii="Times New Roman" w:hAnsi="Times New Roman" w:cs="Cambria Math"/>
                 <w:sz w:val="21"/>
                 <w:szCs w:val="21"/>
               </w:rPr>
@@ -6539,7 +6539,7 @@
                 <m:sSubPr>
                   <m:ctrlPr>
                     <w:rPr>
-                      <w:rFonts w:ascii="Cambria Math" w:hAnsi="Cambria Math"/>
+                      <w:rFonts w:ascii="Times New Roman" w:hAnsi="Times New Roman"/>
                       <w:sz w:val="21"/>
                       <w:szCs w:val="21"/>
                     </w:rPr>
@@ -6548,7 +6548,7 @@
                 <m:e>
                   <m:r>
                     <w:rPr>
-                      <w:rFonts w:ascii="Cambria Math" w:hAnsi="Cambria Math" w:cs="Cambria Math"/>
+                      <w:rFonts w:ascii="Times New Roman" w:hAnsi="Times New Roman" w:cs="Cambria Math"/>
                       <w:sz w:val="21"/>
                       <w:szCs w:val="21"/>
                     </w:rPr>
@@ -6558,7 +6558,7 @@
                 <m:sub>
                   <m:r>
                     <w:rPr>
-                      <w:rFonts w:ascii="Cambria Math" w:hAnsi="Cambria Math" w:cs="Cambria Math"/>
+                      <w:rFonts w:ascii="Times New Roman" w:hAnsi="Times New Roman" w:cs="Cambria Math"/>
                       <w:sz w:val="21"/>
                       <w:szCs w:val="21"/>
                     </w:rPr>
@@ -6568,7 +6568,7 @@
               </m:sSub>
               <m:r>
                 <w:rPr>
-                  <w:rFonts w:ascii="Cambria Math" w:hAnsi="Cambria Math" w:cs="Cambria Math"/>
+                  <w:rFonts w:ascii="Times New Roman" w:hAnsi="Times New Roman" w:cs="Cambria Math"/>
                   <w:sz w:val="21"/>
                   <w:szCs w:val="21"/>
                 </w:rPr>
@@ -6578,7 +6578,7 @@
                 <m:sSubPr>
                   <m:ctrlPr>
                     <w:rPr>
-                      <w:rFonts w:ascii="Cambria Math" w:hAnsi="Cambria Math"/>
+                      <w:rFonts w:ascii="Times New Roman" w:hAnsi="Times New Roman"/>
                       <w:sz w:val="21"/>
                       <w:szCs w:val="21"/>
                     </w:rPr>
@@ -6587,7 +6587,7 @@
                 <m:e>
                   <m:r>
                     <w:rPr>
-                      <w:rFonts w:ascii="Cambria Math" w:hAnsi="Cambria Math" w:cs="Cambria Math"/>
+                      <w:rFonts w:ascii="Times New Roman" w:hAnsi="Times New Roman" w:cs="Cambria Math"/>
                       <w:sz w:val="21"/>
                       <w:szCs w:val="21"/>
                     </w:rPr>
@@ -6597,7 +6597,7 @@
                 <m:sub>
                   <m:r>
                     <w:rPr>
-                      <w:rFonts w:ascii="Cambria Math" w:hAnsi="Cambria Math" w:cs="Cambria Math"/>
+                      <w:rFonts w:ascii="Times New Roman" w:hAnsi="Times New Roman" w:cs="Cambria Math"/>
                       <w:sz w:val="21"/>
                       <w:szCs w:val="21"/>
                     </w:rPr>
@@ -6607,7 +6607,7 @@
               </m:sSub>
               <m:r>
                 <w:rPr>
-                  <w:rFonts w:ascii="Cambria Math" w:hAnsi="Cambria Math" w:cs="Cambria Math"/>
+                  <w:rFonts w:ascii="Times New Roman" w:hAnsi="Times New Roman" w:cs="Cambria Math"/>
                   <w:sz w:val="21"/>
                   <w:szCs w:val="21"/>
                 </w:rPr>
@@ -6646,7 +6646,7 @@
                 <m:sSubPr>
                   <m:ctrlPr>
                     <w:rPr>
-                      <w:rFonts w:ascii="Cambria Math" w:hAnsi="Cambria Math"/>
+                      <w:rFonts w:ascii="Times New Roman" w:hAnsi="Times New Roman"/>
                       <w:sz w:val="21"/>
                       <w:szCs w:val="21"/>
                     </w:rPr>
@@ -6655,7 +6655,7 @@
                 <m:e>
                   <m:r>
                     <w:rPr>
-                      <w:rFonts w:ascii="Cambria Math" w:hAnsi="Cambria Math" w:cs="Cambria Math"/>
+                      <w:rFonts w:ascii="Times New Roman" w:hAnsi="Times New Roman" w:cs="Cambria Math"/>
                       <w:sz w:val="21"/>
                       <w:szCs w:val="21"/>
                     </w:rPr>
@@ -6665,7 +6665,7 @@
                 <m:sub>
                   <m:r>
                     <w:rPr>
-                      <w:rFonts w:ascii="Cambria Math" w:hAnsi="Cambria Math" w:cs="Cambria Math"/>
+                      <w:rFonts w:ascii="Times New Roman" w:hAnsi="Times New Roman" w:cs="Cambria Math"/>
                       <w:sz w:val="21"/>
                       <w:szCs w:val="21"/>
                     </w:rPr>
@@ -6675,7 +6675,7 @@
               </m:sSub>
               <m:r>
                 <w:rPr>
-                  <w:rFonts w:ascii="Cambria Math" w:hAnsi="Cambria Math" w:cs="Cambria Math"/>
+                  <w:rFonts w:ascii="Times New Roman" w:hAnsi="Times New Roman" w:cs="Cambria Math"/>
                   <w:sz w:val="21"/>
                   <w:szCs w:val="21"/>
                 </w:rPr>
@@ -6685,7 +6685,7 @@
                 <m:sSubPr>
                   <m:ctrlPr>
                     <w:rPr>
-                      <w:rFonts w:ascii="Cambria Math" w:hAnsi="Cambria Math"/>
+                      <w:rFonts w:ascii="Times New Roman" w:hAnsi="Times New Roman"/>
                       <w:sz w:val="21"/>
                       <w:szCs w:val="21"/>
                     </w:rPr>
@@ -6694,7 +6694,7 @@
                 <m:e>
                   <m:r>
                     <w:rPr>
-                      <w:rFonts w:ascii="Cambria Math" w:hAnsi="Cambria Math" w:cs="Cambria Math"/>
+                      <w:rFonts w:ascii="Times New Roman" w:hAnsi="Times New Roman" w:cs="Cambria Math"/>
                       <w:sz w:val="21"/>
                       <w:szCs w:val="21"/>
                     </w:rPr>
@@ -6704,7 +6704,7 @@
                 <m:sub>
                   <m:r>
                     <w:rPr>
-                      <w:rFonts w:ascii="Cambria Math" w:hAnsi="Cambria Math" w:cs="Cambria Math"/>
+                      <w:rFonts w:ascii="Times New Roman" w:hAnsi="Times New Roman" w:cs="Cambria Math"/>
                       <w:sz w:val="21"/>
                       <w:szCs w:val="21"/>
                     </w:rPr>
@@ -6714,7 +6714,7 @@
               </m:sSub>
               <m:r>
                 <w:rPr>
-                  <w:rFonts w:ascii="Cambria Math" w:hAnsi="Cambria Math" w:cs="Cambria Math"/>
+                  <w:rFonts w:ascii="Times New Roman" w:hAnsi="Times New Roman" w:cs="Cambria Math"/>
                   <w:sz w:val="21"/>
                   <w:szCs w:val="21"/>
                 </w:rPr>
@@ -6991,7 +6991,7 @@
                 <m:sSubPr>
                   <m:ctrlPr>
                     <w:rPr>
-                      <w:rFonts w:ascii="Cambria Math" w:hAnsi="Cambria Math"/>
+                      <w:rFonts w:ascii="Times New Roman" w:hAnsi="Times New Roman"/>
                       <w:sz w:val="21"/>
                       <w:szCs w:val="21"/>
                     </w:rPr>
@@ -7000,7 +7000,7 @@
                 <m:e>
                   <m:r>
                     <w:rPr>
-                      <w:rFonts w:ascii="Cambria Math" w:hAnsi="Cambria Math" w:cs="Cambria Math"/>
+                      <w:rFonts w:ascii="Times New Roman" w:hAnsi="Times New Roman" w:cs="Cambria Math"/>
                       <w:sz w:val="21"/>
                       <w:szCs w:val="21"/>
                     </w:rPr>
@@ -7010,7 +7010,7 @@
                 <m:sub>
                   <m:r>
                     <w:rPr>
-                      <w:rFonts w:ascii="Cambria Math" w:hAnsi="Cambria Math" w:cs="Cambria Math"/>
+                      <w:rFonts w:ascii="Times New Roman" w:hAnsi="Times New Roman" w:cs="Cambria Math"/>
                       <w:sz w:val="21"/>
                       <w:szCs w:val="21"/>
                     </w:rPr>
@@ -7020,7 +7020,7 @@
               </m:sSub>
               <m:r>
                 <w:rPr>
-                  <w:rFonts w:ascii="Cambria Math" w:hAnsi="Cambria Math" w:cs="Cambria Math"/>
+                  <w:rFonts w:ascii="Times New Roman" w:hAnsi="Times New Roman" w:cs="Cambria Math"/>
                   <w:sz w:val="21"/>
                   <w:szCs w:val="21"/>
                 </w:rPr>
@@ -7030,7 +7030,7 @@
                 <m:sSubPr>
                   <m:ctrlPr>
                     <w:rPr>
-                      <w:rFonts w:ascii="Cambria Math" w:hAnsi="Cambria Math"/>
+                      <w:rFonts w:ascii="Times New Roman" w:hAnsi="Times New Roman"/>
                       <w:sz w:val="21"/>
                       <w:szCs w:val="21"/>
                     </w:rPr>
@@ -7039,7 +7039,7 @@
                 <m:e>
                   <m:r>
                     <w:rPr>
-                      <w:rFonts w:ascii="Cambria Math" w:hAnsi="Cambria Math" w:cs="Cambria Math"/>
+                      <w:rFonts w:ascii="Times New Roman" w:hAnsi="Times New Roman" w:cs="Cambria Math"/>
                       <w:sz w:val="21"/>
                       <w:szCs w:val="21"/>
                     </w:rPr>
@@ -7049,7 +7049,7 @@
                 <m:sub>
                   <m:r>
                     <w:rPr>
-                      <w:rFonts w:ascii="Cambria Math" w:hAnsi="Cambria Math" w:cs="Cambria Math"/>
+                      <w:rFonts w:ascii="Times New Roman" w:hAnsi="Times New Roman" w:cs="Cambria Math"/>
                       <w:sz w:val="21"/>
                       <w:szCs w:val="21"/>
                     </w:rPr>
@@ -7059,7 +7059,7 @@
               </m:sSub>
               <m:r>
                 <w:rPr>
-                  <w:rFonts w:ascii="Cambria Math" w:hAnsi="Cambria Math" w:cs="Cambria Math"/>
+                  <w:rFonts w:ascii="Times New Roman" w:hAnsi="Times New Roman" w:cs="Cambria Math"/>
                   <w:sz w:val="21"/>
                   <w:szCs w:val="21"/>
                 </w:rPr>
@@ -7071,7 +7071,7 @@
                 <m:sSubPr>
                   <m:ctrlPr>
                     <w:rPr>
-                      <w:rFonts w:ascii="Cambria Math" w:hAnsi="Cambria Math"/>
+                      <w:rFonts w:ascii="Times New Roman" w:hAnsi="Times New Roman"/>
                       <w:sz w:val="21"/>
                       <w:szCs w:val="21"/>
                     </w:rPr>
@@ -7080,7 +7080,7 @@
                 <m:e>
                   <m:r>
                     <w:rPr>
-                      <w:rFonts w:ascii="Cambria Math" w:hAnsi="Cambria Math" w:cs="Cambria Math"/>
+                      <w:rFonts w:ascii="Times New Roman" w:hAnsi="Times New Roman" w:cs="Cambria Math"/>
                       <w:sz w:val="21"/>
                       <w:szCs w:val="21"/>
                       <w:b/>
@@ -7092,7 +7092,7 @@
                 <m:sub>
                   <m:r>
                     <w:rPr>
-                      <w:rFonts w:ascii="Cambria Math" w:hAnsi="Cambria Math" w:cs="Cambria Math"/>
+                      <w:rFonts w:ascii="Times New Roman" w:hAnsi="Times New Roman" w:cs="Cambria Math"/>
                       <w:sz w:val="21"/>
                       <w:szCs w:val="21"/>
                       <w:b/>
@@ -7104,7 +7104,7 @@
               </m:sSub>
               <m:r>
                 <w:rPr>
-                  <w:rFonts w:ascii="Cambria Math" w:hAnsi="Cambria Math" w:cs="Cambria Math"/>
+                  <w:rFonts w:ascii="Times New Roman" w:hAnsi="Times New Roman" w:cs="Cambria Math"/>
                   <w:sz w:val="21"/>
                   <w:szCs w:val="21"/>
                   <w:b/>
@@ -7116,7 +7116,7 @@
                 <m:sSubPr>
                   <m:ctrlPr>
                     <w:rPr>
-                      <w:rFonts w:ascii="Cambria Math" w:hAnsi="Cambria Math"/>
+                      <w:rFonts w:ascii="Times New Roman" w:hAnsi="Times New Roman"/>
                       <w:sz w:val="21"/>
                       <w:szCs w:val="21"/>
                     </w:rPr>
@@ -7125,7 +7125,7 @@
                 <m:e>
                   <m:r>
                     <w:rPr>
-                      <w:rFonts w:ascii="Cambria Math" w:hAnsi="Cambria Math" w:cs="Cambria Math"/>
+                      <w:rFonts w:ascii="Times New Roman" w:hAnsi="Times New Roman" w:cs="Cambria Math"/>
                       <w:sz w:val="21"/>
                       <w:szCs w:val="21"/>
                       <w:b/>
@@ -7137,7 +7137,7 @@
                 <m:sub>
                   <m:r>
                     <w:rPr>
-                      <w:rFonts w:ascii="Cambria Math" w:hAnsi="Cambria Math" w:cs="Cambria Math"/>
+                      <w:rFonts w:ascii="Times New Roman" w:hAnsi="Times New Roman" w:cs="Cambria Math"/>
                       <w:sz w:val="21"/>
                       <w:szCs w:val="21"/>
                       <w:b/>
@@ -7180,7 +7180,7 @@
                 <m:sSubPr>
                   <m:ctrlPr>
                     <w:rPr>
-                      <w:rFonts w:ascii="Cambria Math" w:hAnsi="Cambria Math"/>
+                      <w:rFonts w:ascii="Times New Roman" w:hAnsi="Times New Roman"/>
                       <w:sz w:val="21"/>
                       <w:szCs w:val="21"/>
                     </w:rPr>
@@ -7189,7 +7189,7 @@
                 <m:e>
                   <m:r>
                     <w:rPr>
-                      <w:rFonts w:ascii="Cambria Math" w:hAnsi="Cambria Math" w:cs="Cambria Math"/>
+                      <w:rFonts w:ascii="Times New Roman" w:hAnsi="Times New Roman" w:cs="Cambria Math"/>
                       <w:sz w:val="21"/>
                       <w:szCs w:val="21"/>
                       <w:b/>
@@ -7201,7 +7201,7 @@
                 <m:sub>
                   <m:r>
                     <w:rPr>
-                      <w:rFonts w:ascii="Cambria Math" w:hAnsi="Cambria Math" w:cs="Cambria Math"/>
+                      <w:rFonts w:ascii="Times New Roman" w:hAnsi="Times New Roman" w:cs="Cambria Math"/>
                       <w:sz w:val="21"/>
                       <w:szCs w:val="21"/>
                       <w:b/>
@@ -7227,7 +7227,7 @@
                 <m:sSubPr>
                   <m:ctrlPr>
                     <w:rPr>
-                      <w:rFonts w:ascii="Cambria Math" w:hAnsi="Cambria Math"/>
+                      <w:rFonts w:ascii="Times New Roman" w:hAnsi="Times New Roman"/>
                       <w:sz w:val="21"/>
                       <w:szCs w:val="21"/>
                     </w:rPr>
@@ -7236,7 +7236,7 @@
                 <m:e>
                   <m:r>
                     <w:rPr>
-                      <w:rFonts w:ascii="Cambria Math" w:hAnsi="Cambria Math" w:cs="Cambria Math"/>
+                      <w:rFonts w:ascii="Times New Roman" w:hAnsi="Times New Roman" w:cs="Cambria Math"/>
                       <w:sz w:val="21"/>
                       <w:szCs w:val="21"/>
                       <w:b/>
@@ -7248,7 +7248,7 @@
                 <m:sub>
                   <m:r>
                     <w:rPr>
-                      <w:rFonts w:ascii="Cambria Math" w:hAnsi="Cambria Math" w:cs="Cambria Math"/>
+                      <w:rFonts w:ascii="Times New Roman" w:hAnsi="Times New Roman" w:cs="Cambria Math"/>
                       <w:sz w:val="21"/>
                       <w:szCs w:val="21"/>
                       <w:b/>
@@ -7262,7 +7262,7 @@
             <m:oMath>
               <m:r>
                 <w:rPr>
-                  <w:rFonts w:ascii="Cambria Math" w:hAnsi="Cambria Math" w:cs="Cambria Math"/>
+                  <w:rFonts w:ascii="Times New Roman" w:hAnsi="Times New Roman" w:cs="Cambria Math"/>
                   <w:sz w:val="21"/>
                   <w:szCs w:val="21"/>
                 </w:rPr>
@@ -7322,7 +7322,7 @@
           <m:sSubPr>
             <m:ctrlPr>
               <w:rPr>
-                <w:rFonts w:ascii="Cambria Math" w:hAnsi="Cambria Math"/>
+                <w:rFonts w:ascii="Times New Roman" w:hAnsi="Times New Roman"/>
                 <w:sz w:val="21"/>
                 <w:szCs w:val="21"/>
               </w:rPr>
@@ -7331,7 +7331,7 @@
           <m:e>
             <m:r>
               <w:rPr>
-                <w:rFonts w:ascii="Cambria Math" w:hAnsi="Cambria Math" w:cs="Cambria Math"/>
+                <w:rFonts w:ascii="Times New Roman" w:hAnsi="Times New Roman" w:cs="Cambria Math"/>
                 <w:sz w:val="21"/>
                 <w:szCs w:val="21"/>
               </w:rPr>
@@ -7341,7 +7341,7 @@
           <m:sub>
             <m:r>
               <w:rPr>
-                <w:rFonts w:ascii="Cambria Math" w:hAnsi="Cambria Math" w:cs="Cambria Math"/>
+                <w:rFonts w:ascii="Times New Roman" w:hAnsi="Times New Roman" w:cs="Cambria Math"/>
                 <w:sz w:val="21"/>
                 <w:szCs w:val="21"/>
               </w:rPr>
@@ -7363,7 +7363,7 @@
           <m:sSubPr>
             <m:ctrlPr>
               <w:rPr>
-                <w:rFonts w:ascii="Cambria Math" w:hAnsi="Cambria Math"/>
+                <w:rFonts w:ascii="Times New Roman" w:hAnsi="Times New Roman"/>
                 <w:sz w:val="21"/>
                 <w:szCs w:val="21"/>
               </w:rPr>
@@ -7372,7 +7372,7 @@
           <m:e>
             <m:r>
               <w:rPr>
-                <w:rFonts w:ascii="Cambria Math" w:hAnsi="Cambria Math" w:cs="Cambria Math"/>
+                <w:rFonts w:ascii="Times New Roman" w:hAnsi="Times New Roman" w:cs="Cambria Math"/>
                 <w:sz w:val="21"/>
                 <w:szCs w:val="21"/>
               </w:rPr>
@@ -7382,7 +7382,7 @@
           <m:sub>
             <m:r>
               <w:rPr>
-                <w:rFonts w:ascii="Cambria Math" w:hAnsi="Cambria Math" w:cs="Cambria Math"/>
+                <w:rFonts w:ascii="Times New Roman" w:hAnsi="Times New Roman" w:cs="Cambria Math"/>
                 <w:sz w:val="21"/>
                 <w:szCs w:val="21"/>
               </w:rPr>
@@ -7404,7 +7404,7 @@
           <m:sSubPr>
             <m:ctrlPr>
               <w:rPr>
-                <w:rFonts w:ascii="Cambria Math" w:hAnsi="Cambria Math"/>
+                <w:rFonts w:ascii="Times New Roman" w:hAnsi="Times New Roman"/>
                 <w:sz w:val="21"/>
                 <w:szCs w:val="21"/>
               </w:rPr>
@@ -7413,7 +7413,7 @@
           <m:e>
             <m:r>
               <w:rPr>
-                <w:rFonts w:ascii="Cambria Math" w:hAnsi="Cambria Math" w:cs="Cambria Math"/>
+                <w:rFonts w:ascii="Times New Roman" w:hAnsi="Times New Roman" w:cs="Cambria Math"/>
                 <w:sz w:val="21"/>
                 <w:szCs w:val="21"/>
               </w:rPr>
@@ -7423,7 +7423,7 @@
           <m:sub>
             <m:r>
               <w:rPr>
-                <w:rFonts w:ascii="Cambria Math" w:hAnsi="Cambria Math" w:cs="Cambria Math"/>
+                <w:rFonts w:ascii="Times New Roman" w:hAnsi="Times New Roman" w:cs="Cambria Math"/>
                 <w:sz w:val="21"/>
                 <w:szCs w:val="21"/>
               </w:rPr>
@@ -7445,7 +7445,7 @@
           <m:sSubPr>
             <m:ctrlPr>
               <w:rPr>
-                <w:rFonts w:ascii="Cambria Math" w:hAnsi="Cambria Math"/>
+                <w:rFonts w:ascii="Times New Roman" w:hAnsi="Times New Roman"/>
                 <w:sz w:val="21"/>
                 <w:szCs w:val="21"/>
               </w:rPr>
@@ -7454,7 +7454,7 @@
           <m:e>
             <m:r>
               <w:rPr>
-                <w:rFonts w:ascii="Cambria Math" w:hAnsi="Cambria Math" w:cs="Cambria Math"/>
+                <w:rFonts w:ascii="Times New Roman" w:hAnsi="Times New Roman" w:cs="Cambria Math"/>
                 <w:sz w:val="21"/>
                 <w:szCs w:val="21"/>
               </w:rPr>
@@ -7464,7 +7464,7 @@
           <m:sub>
             <m:r>
               <w:rPr>
-                <w:rFonts w:ascii="Cambria Math" w:hAnsi="Cambria Math" w:cs="Cambria Math"/>
+                <w:rFonts w:ascii="Times New Roman" w:hAnsi="Times New Roman" w:cs="Cambria Math"/>
                 <w:sz w:val="21"/>
                 <w:szCs w:val="21"/>
               </w:rPr>
@@ -7773,7 +7773,7 @@
                 <m:sSubPr>
                   <m:ctrlPr>
                     <w:rPr>
-                      <w:rFonts w:ascii="Cambria Math" w:hAnsi="Cambria Math"/>
+                      <w:rFonts w:ascii="Times New Roman" w:hAnsi="Times New Roman"/>
                       <w:sz w:val="21"/>
                       <w:szCs w:val="21"/>
                     </w:rPr>
@@ -7782,7 +7782,7 @@
                 <m:e>
                   <m:r>
                     <w:rPr>
-                      <w:rFonts w:ascii="Cambria Math" w:hAnsi="Cambria Math" w:cs="Cambria Math"/>
+                      <w:rFonts w:ascii="Times New Roman" w:hAnsi="Times New Roman" w:cs="Cambria Math"/>
                       <w:sz w:val="21"/>
                       <w:szCs w:val="21"/>
                     </w:rPr>
@@ -7792,7 +7792,7 @@
                 <m:sub>
                   <m:r>
                     <w:rPr>
-                      <w:rFonts w:ascii="Cambria Math" w:hAnsi="Cambria Math" w:cs="Cambria Math"/>
+                      <w:rFonts w:ascii="Times New Roman" w:hAnsi="Times New Roman" w:cs="Cambria Math"/>
                       <w:sz w:val="21"/>
                       <w:szCs w:val="21"/>
                     </w:rPr>
@@ -7814,7 +7814,7 @@
                 <m:sSubPr>
                   <m:ctrlPr>
                     <w:rPr>
-                      <w:rFonts w:ascii="Cambria Math" w:hAnsi="Cambria Math"/>
+                      <w:rFonts w:ascii="Times New Roman" w:hAnsi="Times New Roman"/>
                       <w:sz w:val="21"/>
                       <w:szCs w:val="21"/>
                     </w:rPr>
@@ -7823,7 +7823,7 @@
                 <m:e>
                   <m:r>
                     <w:rPr>
-                      <w:rFonts w:ascii="Cambria Math" w:hAnsi="Cambria Math" w:cs="Cambria Math"/>
+                      <w:rFonts w:ascii="Times New Roman" w:hAnsi="Times New Roman" w:cs="Cambria Math"/>
                       <w:sz w:val="21"/>
                       <w:szCs w:val="21"/>
                     </w:rPr>
@@ -7833,7 +7833,7 @@
                 <m:sub>
                   <m:r>
                     <w:rPr>
-                      <w:rFonts w:ascii="Cambria Math" w:hAnsi="Cambria Math" w:cs="Cambria Math"/>
+                      <w:rFonts w:ascii="Times New Roman" w:hAnsi="Times New Roman" w:cs="Cambria Math"/>
                       <w:sz w:val="21"/>
                       <w:szCs w:val="21"/>
                     </w:rPr>
@@ -7855,7 +7855,7 @@
                 <m:sSubPr>
                   <m:ctrlPr>
                     <w:rPr>
-                      <w:rFonts w:ascii="Cambria Math" w:hAnsi="Cambria Math"/>
+                      <w:rFonts w:ascii="Times New Roman" w:hAnsi="Times New Roman"/>
                       <w:sz w:val="21"/>
                       <w:szCs w:val="21"/>
                     </w:rPr>
@@ -7864,7 +7864,7 @@
                 <m:e>
                   <m:r>
                     <w:rPr>
-                      <w:rFonts w:ascii="Cambria Math" w:hAnsi="Cambria Math" w:cs="Cambria Math"/>
+                      <w:rFonts w:ascii="Times New Roman" w:hAnsi="Times New Roman" w:cs="Cambria Math"/>
                       <w:sz w:val="21"/>
                       <w:szCs w:val="21"/>
                     </w:rPr>
@@ -7874,7 +7874,7 @@
                 <m:sub>
                   <m:r>
                     <w:rPr>
-                      <w:rFonts w:ascii="Cambria Math" w:hAnsi="Cambria Math" w:cs="Cambria Math"/>
+                      <w:rFonts w:ascii="Times New Roman" w:hAnsi="Times New Roman" w:cs="Cambria Math"/>
                       <w:sz w:val="21"/>
                       <w:szCs w:val="21"/>
                     </w:rPr>
@@ -7896,7 +7896,7 @@
                 <m:sSubPr>
                   <m:ctrlPr>
                     <w:rPr>
-                      <w:rFonts w:ascii="Cambria Math" w:hAnsi="Cambria Math"/>
+                      <w:rFonts w:ascii="Times New Roman" w:hAnsi="Times New Roman"/>
                       <w:sz w:val="21"/>
                       <w:szCs w:val="21"/>
                     </w:rPr>
@@ -7905,7 +7905,7 @@
                 <m:e>
                   <m:r>
                     <w:rPr>
-                      <w:rFonts w:ascii="Cambria Math" w:hAnsi="Cambria Math" w:cs="Cambria Math"/>
+                      <w:rFonts w:ascii="Times New Roman" w:hAnsi="Times New Roman" w:cs="Cambria Math"/>
                       <w:sz w:val="21"/>
                       <w:szCs w:val="21"/>
                     </w:rPr>
@@ -7915,7 +7915,7 @@
                 <m:sub>
                   <m:r>
                     <w:rPr>
-                      <w:rFonts w:ascii="Cambria Math" w:hAnsi="Cambria Math" w:cs="Cambria Math"/>
+                      <w:rFonts w:ascii="Times New Roman" w:hAnsi="Times New Roman" w:cs="Cambria Math"/>
                       <w:sz w:val="21"/>
                       <w:szCs w:val="21"/>
                     </w:rPr>
@@ -7937,7 +7937,7 @@
                 <m:sSubPr>
                   <m:ctrlPr>
                     <w:rPr>
-                      <w:rFonts w:ascii="Cambria Math" w:hAnsi="Cambria Math"/>
+                      <w:rFonts w:ascii="Times New Roman" w:hAnsi="Times New Roman"/>
                       <w:sz w:val="21"/>
                       <w:szCs w:val="21"/>
                     </w:rPr>
@@ -7946,7 +7946,7 @@
                 <m:e>
                   <m:r>
                     <w:rPr>
-                      <w:rFonts w:ascii="Cambria Math" w:hAnsi="Cambria Math" w:cs="Cambria Math"/>
+                      <w:rFonts w:ascii="Times New Roman" w:hAnsi="Times New Roman" w:cs="Cambria Math"/>
                       <w:sz w:val="21"/>
                       <w:szCs w:val="21"/>
                     </w:rPr>
@@ -7956,7 +7956,7 @@
                 <m:sub>
                   <m:r>
                     <w:rPr>
-                      <w:rFonts w:ascii="Cambria Math" w:hAnsi="Cambria Math" w:cs="Cambria Math"/>
+                      <w:rFonts w:ascii="Times New Roman" w:hAnsi="Times New Roman" w:cs="Cambria Math"/>
                       <w:sz w:val="21"/>
                       <w:szCs w:val="21"/>
                     </w:rPr>
@@ -7966,7 +7966,7 @@
               </m:sSub>
               <m:r>
                 <w:rPr>
-                  <w:rFonts w:ascii="Cambria Math" w:hAnsi="Cambria Math" w:cs="Cambria Math"/>
+                  <w:rFonts w:ascii="Times New Roman" w:hAnsi="Times New Roman" w:cs="Cambria Math"/>
                   <w:sz w:val="21"/>
                   <w:szCs w:val="21"/>
                 </w:rPr>
@@ -7976,7 +7976,7 @@
                 <m:sSubPr>
                   <m:ctrlPr>
                     <w:rPr>
-                      <w:rFonts w:ascii="Cambria Math" w:hAnsi="Cambria Math"/>
+                      <w:rFonts w:ascii="Times New Roman" w:hAnsi="Times New Roman"/>
                       <w:sz w:val="21"/>
                       <w:szCs w:val="21"/>
                     </w:rPr>
@@ -7985,7 +7985,7 @@
                 <m:e>
                   <m:r>
                     <w:rPr>
-                      <w:rFonts w:ascii="Cambria Math" w:hAnsi="Cambria Math" w:cs="Cambria Math"/>
+                      <w:rFonts w:ascii="Times New Roman" w:hAnsi="Times New Roman" w:cs="Cambria Math"/>
                       <w:sz w:val="21"/>
                       <w:szCs w:val="21"/>
                     </w:rPr>
@@ -7995,7 +7995,7 @@
                 <m:sub>
                   <m:r>
                     <w:rPr>
-                      <w:rFonts w:ascii="Cambria Math" w:hAnsi="Cambria Math" w:cs="Cambria Math"/>
+                      <w:rFonts w:ascii="Times New Roman" w:hAnsi="Times New Roman" w:cs="Cambria Math"/>
                       <w:sz w:val="21"/>
                       <w:szCs w:val="21"/>
                     </w:rPr>
@@ -8005,7 +8005,7 @@
               </m:sSub>
               <m:r>
                 <w:rPr>
-                  <w:rFonts w:ascii="Cambria Math" w:hAnsi="Cambria Math" w:cs="Cambria Math"/>
+                  <w:rFonts w:ascii="Times New Roman" w:hAnsi="Times New Roman" w:cs="Cambria Math"/>
                   <w:sz w:val="21"/>
                   <w:szCs w:val="21"/>
                 </w:rPr>
@@ -8017,7 +8017,7 @@
                 <m:sSubPr>
                   <m:ctrlPr>
                     <w:rPr>
-                      <w:rFonts w:ascii="Cambria Math" w:hAnsi="Cambria Math"/>
+                      <w:rFonts w:ascii="Times New Roman" w:hAnsi="Times New Roman"/>
                       <w:sz w:val="21"/>
                       <w:szCs w:val="21"/>
                     </w:rPr>
@@ -8026,7 +8026,7 @@
                 <m:e>
                   <m:r>
                     <w:rPr>
-                      <w:rFonts w:ascii="Cambria Math" w:hAnsi="Cambria Math" w:cs="Cambria Math"/>
+                      <w:rFonts w:ascii="Times New Roman" w:hAnsi="Times New Roman" w:cs="Cambria Math"/>
                       <w:sz w:val="21"/>
                       <w:szCs w:val="21"/>
                       <w:b/>
@@ -8038,7 +8038,7 @@
                 <m:sub>
                   <m:r>
                     <w:rPr>
-                      <w:rFonts w:ascii="Cambria Math" w:hAnsi="Cambria Math" w:cs="Cambria Math"/>
+                      <w:rFonts w:ascii="Times New Roman" w:hAnsi="Times New Roman" w:cs="Cambria Math"/>
                       <w:sz w:val="21"/>
                       <w:szCs w:val="21"/>
                       <w:b/>
@@ -8050,7 +8050,7 @@
               </m:sSub>
               <m:r>
                 <w:rPr>
-                  <w:rFonts w:ascii="Cambria Math" w:hAnsi="Cambria Math" w:cs="Cambria Math"/>
+                  <w:rFonts w:ascii="Times New Roman" w:hAnsi="Times New Roman" w:cs="Cambria Math"/>
                   <w:sz w:val="21"/>
                   <w:szCs w:val="21"/>
                   <w:b/>
@@ -8062,7 +8062,7 @@
                 <m:sSubPr>
                   <m:ctrlPr>
                     <w:rPr>
-                      <w:rFonts w:ascii="Cambria Math" w:hAnsi="Cambria Math"/>
+                      <w:rFonts w:ascii="Times New Roman" w:hAnsi="Times New Roman"/>
                       <w:sz w:val="21"/>
                       <w:szCs w:val="21"/>
                     </w:rPr>
@@ -8071,7 +8071,7 @@
                 <m:e>
                   <m:r>
                     <w:rPr>
-                      <w:rFonts w:ascii="Cambria Math" w:hAnsi="Cambria Math" w:cs="Cambria Math"/>
+                      <w:rFonts w:ascii="Times New Roman" w:hAnsi="Times New Roman" w:cs="Cambria Math"/>
                       <w:sz w:val="21"/>
                       <w:szCs w:val="21"/>
                       <w:b/>
@@ -8083,7 +8083,7 @@
                 <m:sub>
                   <m:r>
                     <w:rPr>
-                      <w:rFonts w:ascii="Cambria Math" w:hAnsi="Cambria Math" w:cs="Cambria Math"/>
+                      <w:rFonts w:ascii="Times New Roman" w:hAnsi="Times New Roman" w:cs="Cambria Math"/>
                       <w:sz w:val="21"/>
                       <w:szCs w:val="21"/>
                       <w:b/>
@@ -8095,7 +8095,7 @@
               </m:sSub>
               <m:r>
                 <w:rPr>
-                  <w:rFonts w:ascii="Cambria Math" w:hAnsi="Cambria Math" w:cs="Cambria Math"/>
+                  <w:rFonts w:ascii="Times New Roman" w:hAnsi="Times New Roman" w:cs="Cambria Math"/>
                   <w:sz w:val="21"/>
                   <w:szCs w:val="21"/>
                   <w:b/>
@@ -8136,7 +8136,7 @@
                 <m:sSubPr>
                   <m:ctrlPr>
                     <w:rPr>
-                      <w:rFonts w:ascii="Cambria Math" w:hAnsi="Cambria Math"/>
+                      <w:rFonts w:ascii="Times New Roman" w:hAnsi="Times New Roman"/>
                       <w:sz w:val="21"/>
                       <w:szCs w:val="21"/>
                     </w:rPr>
@@ -8145,7 +8145,7 @@
                 <m:e>
                   <m:r>
                     <w:rPr>
-                      <w:rFonts w:ascii="Cambria Math" w:hAnsi="Cambria Math" w:cs="Cambria Math"/>
+                      <w:rFonts w:ascii="Times New Roman" w:hAnsi="Times New Roman" w:cs="Cambria Math"/>
                       <w:sz w:val="21"/>
                       <w:szCs w:val="21"/>
                     </w:rPr>
@@ -8155,7 +8155,7 @@
                 <m:sub>
                   <m:r>
                     <w:rPr>
-                      <w:rFonts w:ascii="Cambria Math" w:hAnsi="Cambria Math" w:cs="Cambria Math"/>
+                      <w:rFonts w:ascii="Times New Roman" w:hAnsi="Times New Roman" w:cs="Cambria Math"/>
                       <w:sz w:val="21"/>
                       <w:szCs w:val="21"/>
                     </w:rPr>
@@ -8177,7 +8177,7 @@
                 <m:sSubPr>
                   <m:ctrlPr>
                     <w:rPr>
-                      <w:rFonts w:ascii="Cambria Math" w:hAnsi="Cambria Math"/>
+                      <w:rFonts w:ascii="Times New Roman" w:hAnsi="Times New Roman"/>
                       <w:sz w:val="21"/>
                       <w:szCs w:val="21"/>
                     </w:rPr>
@@ -8186,7 +8186,7 @@
                 <m:e>
                   <m:r>
                     <w:rPr>
-                      <w:rFonts w:ascii="Cambria Math" w:hAnsi="Cambria Math" w:cs="Cambria Math"/>
+                      <w:rFonts w:ascii="Times New Roman" w:hAnsi="Times New Roman" w:cs="Cambria Math"/>
                       <w:sz w:val="21"/>
                       <w:szCs w:val="21"/>
                     </w:rPr>
@@ -8196,7 +8196,7 @@
                 <m:sub>
                   <m:r>
                     <w:rPr>
-                      <w:rFonts w:ascii="Cambria Math" w:hAnsi="Cambria Math" w:cs="Cambria Math"/>
+                      <w:rFonts w:ascii="Times New Roman" w:hAnsi="Times New Roman" w:cs="Cambria Math"/>
                       <w:sz w:val="21"/>
                       <w:szCs w:val="21"/>
                     </w:rPr>
@@ -8216,7 +8216,7 @@
             <m:oMath>
               <m:r>
                 <w:rPr>
-                  <w:rFonts w:ascii="Cambria Math" w:hAnsi="Cambria Math" w:cs="Cambria Math"/>
+                  <w:rFonts w:ascii="Times New Roman" w:hAnsi="Times New Roman" w:cs="Cambria Math"/>
                   <w:sz w:val="21"/>
                   <w:szCs w:val="21"/>
                 </w:rPr>
@@ -8234,7 +8234,7 @@
             <m:oMath>
               <m:r>
                 <w:rPr>
-                  <w:rFonts w:ascii="Cambria Math" w:hAnsi="Cambria Math" w:cs="Cambria Math"/>
+                  <w:rFonts w:ascii="Times New Roman" w:hAnsi="Times New Roman" w:cs="Cambria Math"/>
                   <w:sz w:val="21"/>
                   <w:szCs w:val="21"/>
                 </w:rPr>
@@ -8254,7 +8254,7 @@
                 <m:sSubPr>
                   <m:ctrlPr>
                     <w:rPr>
-                      <w:rFonts w:ascii="Cambria Math" w:hAnsi="Cambria Math"/>
+                      <w:rFonts w:ascii="Times New Roman" w:hAnsi="Times New Roman"/>
                       <w:sz w:val="21"/>
                       <w:szCs w:val="21"/>
                     </w:rPr>
@@ -8263,7 +8263,7 @@
                 <m:e>
                   <m:r>
                     <w:rPr>
-                      <w:rFonts w:ascii="Cambria Math" w:hAnsi="Cambria Math" w:cs="Cambria Math"/>
+                      <w:rFonts w:ascii="Times New Roman" w:hAnsi="Times New Roman" w:cs="Cambria Math"/>
                       <w:sz w:val="21"/>
                       <w:szCs w:val="21"/>
                     </w:rPr>
@@ -8273,7 +8273,7 @@
                 <m:sub>
                   <m:r>
                     <w:rPr>
-                      <w:rFonts w:ascii="Cambria Math" w:hAnsi="Cambria Math" w:cs="Cambria Math"/>
+                      <w:rFonts w:ascii="Times New Roman" w:hAnsi="Times New Roman" w:cs="Cambria Math"/>
                       <w:sz w:val="21"/>
                       <w:szCs w:val="21"/>
                     </w:rPr>
@@ -8295,7 +8295,7 @@
                 <m:sSubPr>
                   <m:ctrlPr>
                     <w:rPr>
-                      <w:rFonts w:ascii="Cambria Math" w:hAnsi="Cambria Math"/>
+                      <w:rFonts w:ascii="Times New Roman" w:hAnsi="Times New Roman"/>
                       <w:sz w:val="21"/>
                       <w:szCs w:val="21"/>
                     </w:rPr>
@@ -8304,7 +8304,7 @@
                 <m:e>
                   <m:r>
                     <w:rPr>
-                      <w:rFonts w:ascii="Cambria Math" w:hAnsi="Cambria Math" w:cs="Cambria Math"/>
+                      <w:rFonts w:ascii="Times New Roman" w:hAnsi="Times New Roman" w:cs="Cambria Math"/>
                       <w:sz w:val="21"/>
                       <w:szCs w:val="21"/>
                     </w:rPr>
@@ -8314,7 +8314,7 @@
                 <m:sub>
                   <m:r>
                     <w:rPr>
-                      <w:rFonts w:ascii="Cambria Math" w:hAnsi="Cambria Math" w:cs="Cambria Math"/>
+                      <w:rFonts w:ascii="Times New Roman" w:hAnsi="Times New Roman" w:cs="Cambria Math"/>
                       <w:sz w:val="21"/>
                       <w:szCs w:val="21"/>
                     </w:rPr>
@@ -8336,7 +8336,7 @@
                 <m:sSubPr>
                   <m:ctrlPr>
                     <w:rPr>
-                      <w:rFonts w:ascii="Cambria Math" w:hAnsi="Cambria Math"/>
+                      <w:rFonts w:ascii="Times New Roman" w:hAnsi="Times New Roman"/>
                       <w:sz w:val="21"/>
                       <w:szCs w:val="21"/>
                     </w:rPr>
@@ -8345,7 +8345,7 @@
                 <m:e>
                   <m:r>
                     <w:rPr>
-                      <w:rFonts w:ascii="Cambria Math" w:hAnsi="Cambria Math" w:cs="Cambria Math"/>
+                      <w:rFonts w:ascii="Times New Roman" w:hAnsi="Times New Roman" w:cs="Cambria Math"/>
                       <w:sz w:val="21"/>
                       <w:szCs w:val="21"/>
                       <w:b/>
@@ -8357,7 +8357,7 @@
                 <m:sub>
                   <m:r>
                     <w:rPr>
-                      <w:rFonts w:ascii="Cambria Math" w:hAnsi="Cambria Math" w:cs="Cambria Math"/>
+                      <w:rFonts w:ascii="Times New Roman" w:hAnsi="Times New Roman" w:cs="Cambria Math"/>
                       <w:sz w:val="21"/>
                       <w:szCs w:val="21"/>
                       <w:b/>
@@ -8369,7 +8369,7 @@
               </m:sSub>
               <m:r>
                 <w:rPr>
-                  <w:rFonts w:ascii="Cambria Math" w:hAnsi="Cambria Math" w:cs="Cambria Math"/>
+                  <w:rFonts w:ascii="Times New Roman" w:hAnsi="Times New Roman" w:cs="Cambria Math"/>
                   <w:sz w:val="21"/>
                   <w:szCs w:val="21"/>
                   <w:b/>
@@ -8381,7 +8381,7 @@
                 <m:sSubPr>
                   <m:ctrlPr>
                     <w:rPr>
-                      <w:rFonts w:ascii="Cambria Math" w:hAnsi="Cambria Math"/>
+                      <w:rFonts w:ascii="Times New Roman" w:hAnsi="Times New Roman"/>
                       <w:sz w:val="21"/>
                       <w:szCs w:val="21"/>
                     </w:rPr>
@@ -8390,7 +8390,7 @@
                 <m:e>
                   <m:r>
                     <w:rPr>
-                      <w:rFonts w:ascii="Cambria Math" w:hAnsi="Cambria Math" w:cs="Cambria Math"/>
+                      <w:rFonts w:ascii="Times New Roman" w:hAnsi="Times New Roman" w:cs="Cambria Math"/>
                       <w:sz w:val="21"/>
                       <w:szCs w:val="21"/>
                       <w:b/>
@@ -8402,7 +8402,7 @@
                 <m:sub>
                   <m:r>
                     <w:rPr>
-                      <w:rFonts w:ascii="Cambria Math" w:hAnsi="Cambria Math" w:cs="Cambria Math"/>
+                      <w:rFonts w:ascii="Times New Roman" w:hAnsi="Times New Roman" w:cs="Cambria Math"/>
                       <w:sz w:val="21"/>
                       <w:szCs w:val="21"/>
                       <w:b/>
@@ -8622,7 +8622,7 @@
             <m:oMath>
               <m:r>
                 <w:rPr>
-                  <w:rFonts w:ascii="Cambria Math" w:hAnsi="Cambria Math" w:cs="Cambria Math"/>
+                  <w:rFonts w:ascii="Times New Roman" w:hAnsi="Times New Roman" w:cs="Cambria Math"/>
                   <w:sz w:val="21"/>
                   <w:szCs w:val="21"/>
                 </w:rPr>
@@ -8632,7 +8632,7 @@
                 <m:dPr>
                   <m:ctrlPr>
                     <w:rPr>
-                      <w:rFonts w:ascii="Cambria Math" w:hAnsi="Cambria Math"/>
+                      <w:rFonts w:ascii="Times New Roman" w:hAnsi="Times New Roman"/>
                       <w:sz w:val="21"/>
                       <w:szCs w:val="21"/>
                     </w:rPr>
@@ -8641,7 +8641,7 @@
                 <m:e>
                   <m:r>
                     <w:rPr>
-                      <w:rFonts w:ascii="Cambria Math" w:hAnsi="Cambria Math" w:cs="Cambria Math"/>
+                      <w:rFonts w:ascii="Times New Roman" w:hAnsi="Times New Roman" w:cs="Cambria Math"/>
                       <w:sz w:val="21"/>
                       <w:szCs w:val="21"/>
                     </w:rPr>
@@ -8726,7 +8726,7 @@
             <m:oMath>
               <m:r>
                 <w:rPr>
-                  <w:rFonts w:ascii="Cambria Math" w:hAnsi="Cambria Math" w:cs="Cambria Math"/>
+                  <w:rFonts w:ascii="Times New Roman" w:hAnsi="Times New Roman" w:cs="Cambria Math"/>
                   <w:sz w:val="21"/>
                   <w:szCs w:val="21"/>
                 </w:rPr>
@@ -8834,7 +8834,7 @@
             <m:oMath>
               <m:r>
                 <w:rPr>
-                  <w:rFonts w:ascii="Cambria Math" w:hAnsi="Cambria Math" w:cs="Cambria Math"/>
+                  <w:rFonts w:ascii="Times New Roman" w:hAnsi="Times New Roman" w:cs="Cambria Math"/>
                   <w:sz w:val="21"/>
                   <w:szCs w:val="21"/>
                   <w:b/>
@@ -8885,7 +8885,7 @@
                 <m:sSubPr>
                   <m:ctrlPr>
                     <w:rPr>
-                      <w:rFonts w:ascii="Cambria Math" w:hAnsi="Cambria Math"/>
+                      <w:rFonts w:ascii="Times New Roman" w:hAnsi="Times New Roman"/>
                       <w:sz w:val="21"/>
                       <w:szCs w:val="21"/>
                     </w:rPr>
@@ -8894,7 +8894,7 @@
                 <m:e>
                   <m:r>
                     <w:rPr>
-                      <w:rFonts w:ascii="Cambria Math" w:hAnsi="Cambria Math" w:cs="Cambria Math"/>
+                      <w:rFonts w:ascii="Times New Roman" w:hAnsi="Times New Roman" w:cs="Cambria Math"/>
                       <w:sz w:val="21"/>
                       <w:szCs w:val="21"/>
                     </w:rPr>
@@ -8904,7 +8904,7 @@
                 <m:sub>
                   <m:r>
                     <w:rPr>
-                      <w:rFonts w:ascii="Cambria Math" w:hAnsi="Cambria Math" w:cs="Cambria Math"/>
+                      <w:rFonts w:ascii="Times New Roman" w:hAnsi="Times New Roman" w:cs="Cambria Math"/>
                       <w:sz w:val="21"/>
                       <w:szCs w:val="21"/>
                     </w:rPr>
@@ -8926,7 +8926,7 @@
                 <m:sSubPr>
                   <m:ctrlPr>
                     <w:rPr>
-                      <w:rFonts w:ascii="Cambria Math" w:hAnsi="Cambria Math"/>
+                      <w:rFonts w:ascii="Times New Roman" w:hAnsi="Times New Roman"/>
                       <w:sz w:val="21"/>
                       <w:szCs w:val="21"/>
                     </w:rPr>
@@ -8935,7 +8935,7 @@
                 <m:e>
                   <m:r>
                     <w:rPr>
-                      <w:rFonts w:ascii="Cambria Math" w:hAnsi="Cambria Math" w:cs="Cambria Math"/>
+                      <w:rFonts w:ascii="Times New Roman" w:hAnsi="Times New Roman" w:cs="Cambria Math"/>
                       <w:sz w:val="21"/>
                       <w:szCs w:val="21"/>
                     </w:rPr>
@@ -8945,7 +8945,7 @@
                 <m:sub>
                   <m:r>
                     <w:rPr>
-                      <w:rFonts w:ascii="Cambria Math" w:hAnsi="Cambria Math" w:cs="Cambria Math"/>
+                      <w:rFonts w:ascii="Times New Roman" w:hAnsi="Times New Roman" w:cs="Cambria Math"/>
                       <w:sz w:val="21"/>
                       <w:szCs w:val="21"/>
                     </w:rPr>
@@ -9013,7 +9013,7 @@
                   <m:endChr m:val=" "/>
                   <m:ctrlPr>
                     <w:rPr>
-                      <w:rFonts w:ascii="Cambria Math" w:hAnsi="Cambria Math"/>
+                      <w:rFonts w:ascii="Times New Roman" w:hAnsi="Times New Roman"/>
                       <w:sz w:val="21"/>
                       <w:szCs w:val="21"/>
                     </w:rPr>
@@ -9024,7 +9024,7 @@
                     <m:eqArrPr>
                       <m:ctrlPr>
                         <w:rPr>
-                          <w:rFonts w:ascii="Cambria Math" w:hAnsi="Cambria Math"/>
+                          <w:rFonts w:ascii="Times New Roman" w:hAnsi="Times New Roman"/>
                           <w:sz w:val="21"/>
                           <w:szCs w:val="21"/>
                         </w:rPr>
@@ -9035,7 +9035,7 @@
                         <m:sSubPr>
                           <m:ctrlPr>
                             <w:rPr>
-                              <w:rFonts w:ascii="Cambria Math" w:hAnsi="Cambria Math"/>
+                              <w:rFonts w:ascii="Times New Roman" w:hAnsi="Times New Roman"/>
                               <w:sz w:val="21"/>
                               <w:szCs w:val="21"/>
                             </w:rPr>
@@ -9044,7 +9044,7 @@
                         <m:e>
                           <m:r>
                             <w:rPr>
-                              <w:rFonts w:ascii="Cambria Math" w:hAnsi="Cambria Math" w:cs="Cambria Math"/>
+                              <w:rFonts w:ascii="Times New Roman" w:hAnsi="Times New Roman" w:cs="Cambria Math"/>
                               <w:sz w:val="21"/>
                               <w:szCs w:val="21"/>
                             </w:rPr>
@@ -9054,7 +9054,7 @@
                         <m:sub>
                           <m:r>
                             <w:rPr>
-                              <w:rFonts w:ascii="Cambria Math" w:hAnsi="Cambria Math" w:cs="Cambria Math"/>
+                              <w:rFonts w:ascii="Times New Roman" w:hAnsi="Times New Roman" w:cs="Cambria Math"/>
                               <w:sz w:val="21"/>
                               <w:szCs w:val="21"/>
                             </w:rPr>
@@ -9064,7 +9064,7 @@
                       </m:sSub>
                       <m:r>
                         <w:rPr>
-                          <w:rFonts w:ascii="Cambria Math" w:hAnsi="Cambria Math" w:cs="Cambria Math"/>
+                          <w:rFonts w:ascii="Times New Roman" w:hAnsi="Times New Roman" w:cs="Cambria Math"/>
                           <w:sz w:val="21"/>
                           <w:szCs w:val="21"/>
                         </w:rPr>
@@ -9074,7 +9074,7 @@
                         <m:sSubPr>
                           <m:ctrlPr>
                             <w:rPr>
-                              <w:rFonts w:ascii="Cambria Math" w:hAnsi="Cambria Math"/>
+                              <w:rFonts w:ascii="Times New Roman" w:hAnsi="Times New Roman"/>
                               <w:sz w:val="21"/>
                               <w:szCs w:val="21"/>
                             </w:rPr>
@@ -9083,7 +9083,7 @@
                         <m:e>
                           <m:r>
                             <w:rPr>
-                              <w:rFonts w:ascii="Cambria Math" w:hAnsi="Cambria Math" w:cs="Cambria Math"/>
+                              <w:rFonts w:ascii="Times New Roman" w:hAnsi="Times New Roman" w:cs="Cambria Math"/>
                               <w:sz w:val="21"/>
                               <w:szCs w:val="21"/>
                             </w:rPr>
@@ -9093,7 +9093,7 @@
                         <m:sub>
                           <m:r>
                             <w:rPr>
-                              <w:rFonts w:ascii="Cambria Math" w:hAnsi="Cambria Math" w:cs="Cambria Math"/>
+                              <w:rFonts w:ascii="Times New Roman" w:hAnsi="Times New Roman" w:cs="Cambria Math"/>
                               <w:sz w:val="21"/>
                               <w:szCs w:val="21"/>
                             </w:rPr>
@@ -9103,7 +9103,7 @@
                       </m:sSub>
                       <m:r>
                         <w:rPr>
-                          <w:rFonts w:ascii="Cambria Math" w:hAnsi="Cambria Math" w:cs="Cambria Math"/>
+                          <w:rFonts w:ascii="Times New Roman" w:hAnsi="Times New Roman" w:cs="Cambria Math"/>
                           <w:sz w:val="21"/>
                           <w:szCs w:val="21"/>
                         </w:rPr>
@@ -9113,7 +9113,7 @@
                         <m:sSubPr>
                           <m:ctrlPr>
                             <w:rPr>
-                              <w:rFonts w:ascii="Cambria Math" w:hAnsi="Cambria Math"/>
+                              <w:rFonts w:ascii="Times New Roman" w:hAnsi="Times New Roman"/>
                               <w:sz w:val="21"/>
                               <w:szCs w:val="21"/>
                             </w:rPr>
@@ -9122,7 +9122,7 @@
                         <m:e>
                           <m:r>
                             <w:rPr>
-                              <w:rFonts w:ascii="Cambria Math" w:hAnsi="Cambria Math" w:cs="Cambria Math"/>
+                              <w:rFonts w:ascii="Times New Roman" w:hAnsi="Times New Roman" w:cs="Cambria Math"/>
                               <w:sz w:val="21"/>
                               <w:szCs w:val="21"/>
                             </w:rPr>
@@ -9132,7 +9132,7 @@
                         <m:sub>
                           <m:r>
                             <w:rPr>
-                              <w:rFonts w:ascii="Cambria Math" w:hAnsi="Cambria Math" w:cs="Cambria Math"/>
+                              <w:rFonts w:ascii="Times New Roman" w:hAnsi="Times New Roman" w:cs="Cambria Math"/>
                               <w:sz w:val="21"/>
                               <w:szCs w:val="21"/>
                             </w:rPr>
@@ -9142,7 +9142,7 @@
                       </m:sSub>
                       <m:r>
                         <w:rPr>
-                          <w:rFonts w:ascii="Cambria Math" w:hAnsi="Cambria Math" w:cs="Cambria Math"/>
+                          <w:rFonts w:ascii="Times New Roman" w:hAnsi="Times New Roman" w:cs="Cambria Math"/>
                           <w:sz w:val="21"/>
                           <w:szCs w:val="21"/>
                         </w:rPr>
@@ -9154,7 +9154,7 @@
                         <m:sSubPr>
                           <m:ctrlPr>
                             <w:rPr>
-                              <w:rFonts w:ascii="Cambria Math" w:hAnsi="Cambria Math"/>
+                              <w:rFonts w:ascii="Times New Roman" w:hAnsi="Times New Roman"/>
                               <w:sz w:val="21"/>
                               <w:szCs w:val="21"/>
                             </w:rPr>
@@ -9163,7 +9163,7 @@
                         <m:e>
                           <m:r>
                             <w:rPr>
-                              <w:rFonts w:ascii="Cambria Math" w:hAnsi="Cambria Math" w:cs="Cambria Math"/>
+                              <w:rFonts w:ascii="Times New Roman" w:hAnsi="Times New Roman" w:cs="Cambria Math"/>
                               <w:sz w:val="21"/>
                               <w:szCs w:val="21"/>
                             </w:rPr>
@@ -9173,7 +9173,7 @@
                         <m:sub>
                           <m:r>
                             <w:rPr>
-                              <w:rFonts w:ascii="Cambria Math" w:hAnsi="Cambria Math" w:cs="Cambria Math"/>
+                              <w:rFonts w:ascii="Times New Roman" w:hAnsi="Times New Roman" w:cs="Cambria Math"/>
                               <w:sz w:val="21"/>
                               <w:szCs w:val="21"/>
                             </w:rPr>
@@ -9183,7 +9183,7 @@
                       </m:sSub>
                       <m:r>
                         <w:rPr>
-                          <w:rFonts w:ascii="Cambria Math" w:hAnsi="Cambria Math" w:cs="Cambria Math"/>
+                          <w:rFonts w:ascii="Times New Roman" w:hAnsi="Times New Roman" w:cs="Cambria Math"/>
                           <w:sz w:val="21"/>
                           <w:szCs w:val="21"/>
                         </w:rPr>
@@ -9193,7 +9193,7 @@
                         <m:sSubPr>
                           <m:ctrlPr>
                             <w:rPr>
-                              <w:rFonts w:ascii="Cambria Math" w:hAnsi="Cambria Math"/>
+                              <w:rFonts w:ascii="Times New Roman" w:hAnsi="Times New Roman"/>
                               <w:sz w:val="21"/>
                               <w:szCs w:val="21"/>
                             </w:rPr>
@@ -9202,7 +9202,7 @@
                         <m:e>
                           <m:r>
                             <w:rPr>
-                              <w:rFonts w:ascii="Cambria Math" w:hAnsi="Cambria Math" w:cs="Cambria Math"/>
+                              <w:rFonts w:ascii="Times New Roman" w:hAnsi="Times New Roman" w:cs="Cambria Math"/>
                               <w:sz w:val="21"/>
                               <w:szCs w:val="21"/>
                             </w:rPr>
@@ -9212,7 +9212,7 @@
                         <m:sub>
                           <m:r>
                             <w:rPr>
-                              <w:rFonts w:ascii="Cambria Math" w:hAnsi="Cambria Math" w:cs="Cambria Math"/>
+                              <w:rFonts w:ascii="Times New Roman" w:hAnsi="Times New Roman" w:cs="Cambria Math"/>
                               <w:sz w:val="21"/>
                               <w:szCs w:val="21"/>
                             </w:rPr>
@@ -9222,7 +9222,7 @@
                       </m:sSub>
                       <m:r>
                         <w:rPr>
-                          <w:rFonts w:ascii="Cambria Math" w:hAnsi="Cambria Math" w:cs="Cambria Math"/>
+                          <w:rFonts w:ascii="Times New Roman" w:hAnsi="Times New Roman" w:cs="Cambria Math"/>
                           <w:sz w:val="21"/>
                           <w:szCs w:val="21"/>
                         </w:rPr>
@@ -9232,7 +9232,7 @@
                         <m:sSubPr>
                           <m:ctrlPr>
                             <w:rPr>
-                              <w:rFonts w:ascii="Cambria Math" w:hAnsi="Cambria Math"/>
+                              <w:rFonts w:ascii="Times New Roman" w:hAnsi="Times New Roman"/>
                               <w:sz w:val="21"/>
                               <w:szCs w:val="21"/>
                             </w:rPr>
@@ -9241,7 +9241,7 @@
                         <m:e>
                           <m:r>
                             <w:rPr>
-                              <w:rFonts w:ascii="Cambria Math" w:hAnsi="Cambria Math" w:cs="Cambria Math"/>
+                              <w:rFonts w:ascii="Times New Roman" w:hAnsi="Times New Roman" w:cs="Cambria Math"/>
                               <w:sz w:val="21"/>
                               <w:szCs w:val="21"/>
                             </w:rPr>
@@ -9251,7 +9251,7 @@
                         <m:sub>
                           <m:r>
                             <w:rPr>
-                              <w:rFonts w:ascii="Cambria Math" w:hAnsi="Cambria Math" w:cs="Cambria Math"/>
+                              <w:rFonts w:ascii="Times New Roman" w:hAnsi="Times New Roman" w:cs="Cambria Math"/>
                               <w:sz w:val="21"/>
                               <w:szCs w:val="21"/>
                             </w:rPr>
@@ -9261,7 +9261,7 @@
                       </m:sSub>
                       <m:r>
                         <w:rPr>
-                          <w:rFonts w:ascii="Cambria Math" w:hAnsi="Cambria Math" w:cs="Cambria Math"/>
+                          <w:rFonts w:ascii="Times New Roman" w:hAnsi="Times New Roman" w:cs="Cambria Math"/>
                           <w:sz w:val="21"/>
                           <w:szCs w:val="21"/>
                         </w:rPr>
@@ -9287,7 +9287,7 @@
                   <m:endChr m:val=" "/>
                   <m:ctrlPr>
                     <w:rPr>
-                      <w:rFonts w:ascii="Cambria Math" w:hAnsi="Cambria Math"/>
+                      <w:rFonts w:ascii="Times New Roman" w:hAnsi="Times New Roman"/>
                       <w:sz w:val="21"/>
                       <w:szCs w:val="21"/>
                     </w:rPr>
@@ -9298,7 +9298,7 @@
                     <m:eqArrPr>
                       <m:ctrlPr>
                         <w:rPr>
-                          <w:rFonts w:ascii="Cambria Math" w:hAnsi="Cambria Math"/>
+                          <w:rFonts w:ascii="Times New Roman" w:hAnsi="Times New Roman"/>
                           <w:sz w:val="21"/>
                           <w:szCs w:val="21"/>
                         </w:rPr>
@@ -9307,7 +9307,7 @@
                     <m:e>
                       <m:r>
                         <w:rPr>
-                          <w:rFonts w:ascii="Cambria Math" w:hAnsi="Cambria Math" w:cs="Cambria Math"/>
+                          <w:rFonts w:ascii="Times New Roman" w:hAnsi="Times New Roman" w:cs="Cambria Math"/>
                           <w:sz w:val="21"/>
                           <w:szCs w:val="21"/>
                           <w:b/>
@@ -9319,7 +9319,7 @@
                     <m:e>
                       <m:r>
                         <w:rPr>
-                          <w:rFonts w:ascii="Cambria Math" w:hAnsi="Cambria Math" w:cs="Cambria Math"/>
+                          <w:rFonts w:ascii="Times New Roman" w:hAnsi="Times New Roman" w:cs="Cambria Math"/>
                           <w:sz w:val="21"/>
                           <w:szCs w:val="21"/>
                           <w:b/>
@@ -9439,7 +9439,7 @@
                   <m:endChr m:val=" "/>
                   <m:ctrlPr>
                     <w:rPr>
-                      <w:rFonts w:ascii="Cambria Math" w:hAnsi="Cambria Math"/>
+                      <w:rFonts w:ascii="Times New Roman" w:hAnsi="Times New Roman"/>
                       <w:sz w:val="21"/>
                       <w:szCs w:val="21"/>
                     </w:rPr>
@@ -9450,7 +9450,7 @@
                     <m:eqArrPr>
                       <m:ctrlPr>
                         <w:rPr>
-                          <w:rFonts w:ascii="Cambria Math" w:hAnsi="Cambria Math"/>
+                          <w:rFonts w:ascii="Times New Roman" w:hAnsi="Times New Roman"/>
                           <w:sz w:val="21"/>
                           <w:szCs w:val="21"/>
                         </w:rPr>
@@ -9461,7 +9461,7 @@
                         <m:sSubPr>
                           <m:ctrlPr>
                             <w:rPr>
-                              <w:rFonts w:ascii="Cambria Math" w:hAnsi="Cambria Math"/>
+                              <w:rFonts w:ascii="Times New Roman" w:hAnsi="Times New Roman"/>
                               <w:sz w:val="21"/>
                               <w:szCs w:val="21"/>
                             </w:rPr>
@@ -9470,7 +9470,7 @@
                         <m:e>
                           <m:r>
                             <w:rPr>
-                              <w:rFonts w:ascii="Cambria Math" w:hAnsi="Cambria Math" w:cs="Cambria Math"/>
+                              <w:rFonts w:ascii="Times New Roman" w:hAnsi="Times New Roman" w:cs="Cambria Math"/>
                               <w:sz w:val="21"/>
                               <w:szCs w:val="21"/>
                             </w:rPr>
@@ -9480,7 +9480,7 @@
                         <m:sub>
                           <m:r>
                             <w:rPr>
-                              <w:rFonts w:ascii="Cambria Math" w:hAnsi="Cambria Math" w:cs="Cambria Math"/>
+                              <w:rFonts w:ascii="Times New Roman" w:hAnsi="Times New Roman" w:cs="Cambria Math"/>
                               <w:sz w:val="21"/>
                               <w:szCs w:val="21"/>
                             </w:rPr>
@@ -9490,7 +9490,7 @@
                       </m:sSub>
                       <m:r>
                         <w:rPr>
-                          <w:rFonts w:ascii="Cambria Math" w:hAnsi="Cambria Math" w:cs="Cambria Math"/>
+                          <w:rFonts w:ascii="Times New Roman" w:hAnsi="Times New Roman" w:cs="Cambria Math"/>
                           <w:sz w:val="21"/>
                           <w:szCs w:val="21"/>
                         </w:rPr>
@@ -9500,7 +9500,7 @@
                         <m:sSubPr>
                           <m:ctrlPr>
                             <w:rPr>
-                              <w:rFonts w:ascii="Cambria Math" w:hAnsi="Cambria Math"/>
+                              <w:rFonts w:ascii="Times New Roman" w:hAnsi="Times New Roman"/>
                               <w:sz w:val="21"/>
                               <w:szCs w:val="21"/>
                             </w:rPr>
@@ -9509,7 +9509,7 @@
                         <m:e>
                           <m:r>
                             <w:rPr>
-                              <w:rFonts w:ascii="Cambria Math" w:hAnsi="Cambria Math" w:cs="Cambria Math"/>
+                              <w:rFonts w:ascii="Times New Roman" w:hAnsi="Times New Roman" w:cs="Cambria Math"/>
                               <w:sz w:val="21"/>
                               <w:szCs w:val="21"/>
                             </w:rPr>
@@ -9519,7 +9519,7 @@
                         <m:sub>
                           <m:r>
                             <w:rPr>
-                              <w:rFonts w:ascii="Cambria Math" w:hAnsi="Cambria Math" w:cs="Cambria Math"/>
+                              <w:rFonts w:ascii="Times New Roman" w:hAnsi="Times New Roman" w:cs="Cambria Math"/>
                               <w:sz w:val="21"/>
                               <w:szCs w:val="21"/>
                             </w:rPr>
@@ -9529,7 +9529,7 @@
                       </m:sSub>
                       <m:r>
                         <w:rPr>
-                          <w:rFonts w:ascii="Cambria Math" w:hAnsi="Cambria Math" w:cs="Cambria Math"/>
+                          <w:rFonts w:ascii="Times New Roman" w:hAnsi="Times New Roman" w:cs="Cambria Math"/>
                           <w:sz w:val="21"/>
                           <w:szCs w:val="21"/>
                         </w:rPr>
@@ -9539,7 +9539,7 @@
                         <m:sSubPr>
                           <m:ctrlPr>
                             <w:rPr>
-                              <w:rFonts w:ascii="Cambria Math" w:hAnsi="Cambria Math"/>
+                              <w:rFonts w:ascii="Times New Roman" w:hAnsi="Times New Roman"/>
                               <w:sz w:val="21"/>
                               <w:szCs w:val="21"/>
                             </w:rPr>
@@ -9548,7 +9548,7 @@
                         <m:e>
                           <m:r>
                             <w:rPr>
-                              <w:rFonts w:ascii="Cambria Math" w:hAnsi="Cambria Math" w:cs="Cambria Math"/>
+                              <w:rFonts w:ascii="Times New Roman" w:hAnsi="Times New Roman" w:cs="Cambria Math"/>
                               <w:sz w:val="21"/>
                               <w:szCs w:val="21"/>
                             </w:rPr>
@@ -9558,7 +9558,7 @@
                         <m:sub>
                           <m:r>
                             <w:rPr>
-                              <w:rFonts w:ascii="Cambria Math" w:hAnsi="Cambria Math" w:cs="Cambria Math"/>
+                              <w:rFonts w:ascii="Times New Roman" w:hAnsi="Times New Roman" w:cs="Cambria Math"/>
                               <w:sz w:val="21"/>
                               <w:szCs w:val="21"/>
                             </w:rPr>
@@ -9568,7 +9568,7 @@
                       </m:sSub>
                       <m:r>
                         <w:rPr>
-                          <w:rFonts w:ascii="Cambria Math" w:hAnsi="Cambria Math" w:cs="Cambria Math"/>
+                          <w:rFonts w:ascii="Times New Roman" w:hAnsi="Times New Roman" w:cs="Cambria Math"/>
                           <w:sz w:val="21"/>
                           <w:szCs w:val="21"/>
                         </w:rPr>
@@ -9580,7 +9580,7 @@
                         <m:sSubPr>
                           <m:ctrlPr>
                             <w:rPr>
-                              <w:rFonts w:ascii="Cambria Math" w:hAnsi="Cambria Math"/>
+                              <w:rFonts w:ascii="Times New Roman" w:hAnsi="Times New Roman"/>
                               <w:sz w:val="21"/>
                               <w:szCs w:val="21"/>
                             </w:rPr>
@@ -9589,7 +9589,7 @@
                         <m:e>
                           <m:r>
                             <w:rPr>
-                              <w:rFonts w:ascii="Cambria Math" w:hAnsi="Cambria Math" w:cs="Cambria Math"/>
+                              <w:rFonts w:ascii="Times New Roman" w:hAnsi="Times New Roman" w:cs="Cambria Math"/>
                               <w:sz w:val="21"/>
                               <w:szCs w:val="21"/>
                             </w:rPr>
@@ -9599,7 +9599,7 @@
                         <m:sub>
                           <m:r>
                             <w:rPr>
-                              <w:rFonts w:ascii="Cambria Math" w:hAnsi="Cambria Math" w:cs="Cambria Math"/>
+                              <w:rFonts w:ascii="Times New Roman" w:hAnsi="Times New Roman" w:cs="Cambria Math"/>
                               <w:sz w:val="21"/>
                               <w:szCs w:val="21"/>
                             </w:rPr>
@@ -9609,7 +9609,7 @@
                       </m:sSub>
                       <m:r>
                         <w:rPr>
-                          <w:rFonts w:ascii="Cambria Math" w:hAnsi="Cambria Math" w:cs="Cambria Math"/>
+                          <w:rFonts w:ascii="Times New Roman" w:hAnsi="Times New Roman" w:cs="Cambria Math"/>
                           <w:sz w:val="21"/>
                           <w:szCs w:val="21"/>
                         </w:rPr>
@@ -9619,7 +9619,7 @@
                         <m:sSubPr>
                           <m:ctrlPr>
                             <w:rPr>
-                              <w:rFonts w:ascii="Cambria Math" w:hAnsi="Cambria Math"/>
+                              <w:rFonts w:ascii="Times New Roman" w:hAnsi="Times New Roman"/>
                               <w:sz w:val="21"/>
                               <w:szCs w:val="21"/>
                             </w:rPr>
@@ -9628,7 +9628,7 @@
                         <m:e>
                           <m:r>
                             <w:rPr>
-                              <w:rFonts w:ascii="Cambria Math" w:hAnsi="Cambria Math" w:cs="Cambria Math"/>
+                              <w:rFonts w:ascii="Times New Roman" w:hAnsi="Times New Roman" w:cs="Cambria Math"/>
                               <w:sz w:val="21"/>
                               <w:szCs w:val="21"/>
                             </w:rPr>
@@ -9638,7 +9638,7 @@
                         <m:sub>
                           <m:r>
                             <w:rPr>
-                              <w:rFonts w:ascii="Cambria Math" w:hAnsi="Cambria Math" w:cs="Cambria Math"/>
+                              <w:rFonts w:ascii="Times New Roman" w:hAnsi="Times New Roman" w:cs="Cambria Math"/>
                               <w:sz w:val="21"/>
                               <w:szCs w:val="21"/>
                             </w:rPr>
@@ -9648,7 +9648,7 @@
                       </m:sSub>
                       <m:r>
                         <w:rPr>
-                          <w:rFonts w:ascii="Cambria Math" w:hAnsi="Cambria Math" w:cs="Cambria Math"/>
+                          <w:rFonts w:ascii="Times New Roman" w:hAnsi="Times New Roman" w:cs="Cambria Math"/>
                           <w:sz w:val="21"/>
                           <w:szCs w:val="21"/>
                         </w:rPr>
@@ -9658,7 +9658,7 @@
                         <m:sSubPr>
                           <m:ctrlPr>
                             <w:rPr>
-                              <w:rFonts w:ascii="Cambria Math" w:hAnsi="Cambria Math"/>
+                              <w:rFonts w:ascii="Times New Roman" w:hAnsi="Times New Roman"/>
                               <w:sz w:val="21"/>
                               <w:szCs w:val="21"/>
                             </w:rPr>
@@ -9667,7 +9667,7 @@
                         <m:e>
                           <m:r>
                             <w:rPr>
-                              <w:rFonts w:ascii="Cambria Math" w:hAnsi="Cambria Math" w:cs="Cambria Math"/>
+                              <w:rFonts w:ascii="Times New Roman" w:hAnsi="Times New Roman" w:cs="Cambria Math"/>
                               <w:sz w:val="21"/>
                               <w:szCs w:val="21"/>
                             </w:rPr>
@@ -9677,7 +9677,7 @@
                         <m:sub>
                           <m:r>
                             <w:rPr>
-                              <w:rFonts w:ascii="Cambria Math" w:hAnsi="Cambria Math" w:cs="Cambria Math"/>
+                              <w:rFonts w:ascii="Times New Roman" w:hAnsi="Times New Roman" w:cs="Cambria Math"/>
                               <w:sz w:val="21"/>
                               <w:szCs w:val="21"/>
                             </w:rPr>
@@ -9687,7 +9687,7 @@
                       </m:sSub>
                       <m:r>
                         <w:rPr>
-                          <w:rFonts w:ascii="Cambria Math" w:hAnsi="Cambria Math" w:cs="Cambria Math"/>
+                          <w:rFonts w:ascii="Times New Roman" w:hAnsi="Times New Roman" w:cs="Cambria Math"/>
                           <w:sz w:val="21"/>
                           <w:szCs w:val="21"/>
                         </w:rPr>
@@ -9853,7 +9853,7 @@
                 <m:sSubPr>
                   <m:ctrlPr>
                     <w:rPr>
-                      <w:rFonts w:ascii="Cambria Math" w:hAnsi="Cambria Math"/>
+                      <w:rFonts w:ascii="Times New Roman" w:hAnsi="Times New Roman"/>
                       <w:sz w:val="21"/>
                       <w:szCs w:val="21"/>
                     </w:rPr>
@@ -9862,7 +9862,7 @@
                 <m:e>
                   <m:r>
                     <w:rPr>
-                      <w:rFonts w:ascii="Cambria Math" w:hAnsi="Cambria Math" w:cs="Cambria Math"/>
+                      <w:rFonts w:ascii="Times New Roman" w:hAnsi="Times New Roman" w:cs="Cambria Math"/>
                       <w:sz w:val="21"/>
                       <w:szCs w:val="21"/>
                     </w:rPr>
@@ -9872,7 +9872,7 @@
                 <m:sub>
                   <m:r>
                     <w:rPr>
-                      <w:rFonts w:ascii="Cambria Math" w:hAnsi="Cambria Math" w:cs="Cambria Math"/>
+                      <w:rFonts w:ascii="Times New Roman" w:hAnsi="Times New Roman" w:cs="Cambria Math"/>
                       <w:sz w:val="21"/>
                       <w:szCs w:val="21"/>
                     </w:rPr>
@@ -9894,7 +9894,7 @@
                 <m:sSubPr>
                   <m:ctrlPr>
                     <w:rPr>
-                      <w:rFonts w:ascii="Cambria Math" w:hAnsi="Cambria Math"/>
+                      <w:rFonts w:ascii="Times New Roman" w:hAnsi="Times New Roman"/>
                       <w:sz w:val="21"/>
                       <w:szCs w:val="21"/>
                     </w:rPr>
@@ -9903,7 +9903,7 @@
                 <m:e>
                   <m:r>
                     <w:rPr>
-                      <w:rFonts w:ascii="Cambria Math" w:hAnsi="Cambria Math" w:cs="Cambria Math"/>
+                      <w:rFonts w:ascii="Times New Roman" w:hAnsi="Times New Roman" w:cs="Cambria Math"/>
                       <w:sz w:val="21"/>
                       <w:szCs w:val="21"/>
                     </w:rPr>
@@ -9913,7 +9913,7 @@
                 <m:sub>
                   <m:r>
                     <w:rPr>
-                      <w:rFonts w:ascii="Cambria Math" w:hAnsi="Cambria Math" w:cs="Cambria Math"/>
+                      <w:rFonts w:ascii="Times New Roman" w:hAnsi="Times New Roman" w:cs="Cambria Math"/>
                       <w:sz w:val="21"/>
                       <w:szCs w:val="21"/>
                     </w:rPr>
@@ -10079,7 +10079,7 @@
                 <m:sSubPr>
                   <m:ctrlPr>
                     <w:rPr>
-                      <w:rFonts w:ascii="Cambria Math" w:hAnsi="Cambria Math"/>
+                      <w:rFonts w:ascii="Times New Roman" w:hAnsi="Times New Roman"/>
                       <w:sz w:val="21"/>
                       <w:szCs w:val="21"/>
                     </w:rPr>
@@ -10088,7 +10088,7 @@
                 <m:e>
                   <m:r>
                     <w:rPr>
-                      <w:rFonts w:ascii="Cambria Math" w:hAnsi="Cambria Math" w:cs="Cambria Math"/>
+                      <w:rFonts w:ascii="Times New Roman" w:hAnsi="Times New Roman" w:cs="Cambria Math"/>
                       <w:sz w:val="21"/>
                       <w:szCs w:val="21"/>
                     </w:rPr>
@@ -10098,7 +10098,7 @@
                 <m:sub>
                   <m:r>
                     <w:rPr>
-                      <w:rFonts w:ascii="Cambria Math" w:hAnsi="Cambria Math" w:cs="Cambria Math"/>
+                      <w:rFonts w:ascii="Times New Roman" w:hAnsi="Times New Roman" w:cs="Cambria Math"/>
                       <w:sz w:val="21"/>
                       <w:szCs w:val="21"/>
                     </w:rPr>
@@ -10120,7 +10120,7 @@
                 <m:sSubPr>
                   <m:ctrlPr>
                     <w:rPr>
-                      <w:rFonts w:ascii="Cambria Math" w:hAnsi="Cambria Math"/>
+                      <w:rFonts w:ascii="Times New Roman" w:hAnsi="Times New Roman"/>
                       <w:sz w:val="21"/>
                       <w:szCs w:val="21"/>
                     </w:rPr>
@@ -10129,7 +10129,7 @@
                 <m:e>
                   <m:r>
                     <w:rPr>
-                      <w:rFonts w:ascii="Cambria Math" w:hAnsi="Cambria Math" w:cs="Cambria Math"/>
+                      <w:rFonts w:ascii="Times New Roman" w:hAnsi="Times New Roman" w:cs="Cambria Math"/>
                       <w:sz w:val="21"/>
                       <w:szCs w:val="21"/>
                     </w:rPr>
@@ -10139,7 +10139,7 @@
                 <m:sub>
                   <m:r>
                     <w:rPr>
-                      <w:rFonts w:ascii="Cambria Math" w:hAnsi="Cambria Math" w:cs="Cambria Math"/>
+                      <w:rFonts w:ascii="Times New Roman" w:hAnsi="Times New Roman" w:cs="Cambria Math"/>
                       <w:sz w:val="21"/>
                       <w:szCs w:val="21"/>
                     </w:rPr>
@@ -10629,7 +10629,7 @@
                 <m:sSubPr>
                   <m:ctrlPr>
                     <w:rPr>
-                      <w:rFonts w:ascii="Cambria Math" w:hAnsi="Cambria Math"/>
+                      <w:rFonts w:ascii="Times New Roman" w:hAnsi="Times New Roman"/>
                       <w:sz w:val="21"/>
                       <w:szCs w:val="21"/>
                     </w:rPr>
@@ -10638,7 +10638,7 @@
                 <m:e>
                   <m:r>
                     <w:rPr>
-                      <w:rFonts w:ascii="Cambria Math" w:hAnsi="Cambria Math" w:cs="Cambria Math"/>
+                      <w:rFonts w:ascii="Times New Roman" w:hAnsi="Times New Roman" w:cs="Cambria Math"/>
                       <w:sz w:val="21"/>
                       <w:szCs w:val="21"/>
                     </w:rPr>
@@ -10648,7 +10648,7 @@
                 <m:sub>
                   <m:r>
                     <w:rPr>
-                      <w:rFonts w:ascii="Cambria Math" w:hAnsi="Cambria Math" w:cs="Cambria Math"/>
+                      <w:rFonts w:ascii="Times New Roman" w:hAnsi="Times New Roman" w:cs="Cambria Math"/>
                       <w:sz w:val="21"/>
                       <w:szCs w:val="21"/>
                     </w:rPr>
@@ -10660,7 +10660,7 @@
                 <m:dPr>
                   <m:ctrlPr>
                     <w:rPr>
-                      <w:rFonts w:ascii="Cambria Math" w:hAnsi="Cambria Math"/>
+                      <w:rFonts w:ascii="Times New Roman" w:hAnsi="Times New Roman"/>
                       <w:sz w:val="21"/>
                       <w:szCs w:val="21"/>
                     </w:rPr>
@@ -10671,7 +10671,7 @@
                     <m:sSubPr>
                       <m:ctrlPr>
                         <w:rPr>
-                          <w:rFonts w:ascii="Cambria Math" w:hAnsi="Cambria Math"/>
+                          <w:rFonts w:ascii="Times New Roman" w:hAnsi="Times New Roman"/>
                           <w:sz w:val="21"/>
                           <w:szCs w:val="21"/>
                         </w:rPr>
@@ -10680,7 +10680,7 @@
                     <m:e>
                       <m:r>
                         <w:rPr>
-                          <w:rFonts w:ascii="Cambria Math" w:hAnsi="Cambria Math" w:cs="Cambria Math"/>
+                          <w:rFonts w:ascii="Times New Roman" w:hAnsi="Times New Roman" w:cs="Cambria Math"/>
                           <w:sz w:val="21"/>
                           <w:szCs w:val="21"/>
                         </w:rPr>
@@ -10690,7 +10690,7 @@
                     <m:sub>
                       <m:r>
                         <w:rPr>
-                          <w:rFonts w:ascii="Cambria Math" w:hAnsi="Cambria Math" w:cs="Cambria Math"/>
+                          <w:rFonts w:ascii="Times New Roman" w:hAnsi="Times New Roman" w:cs="Cambria Math"/>
                           <w:sz w:val="21"/>
                           <w:szCs w:val="21"/>
                         </w:rPr>
@@ -10700,7 +10700,7 @@
                   </m:sSub>
                   <m:r>
                     <w:rPr>
-                      <w:rFonts w:ascii="Cambria Math" w:hAnsi="Cambria Math" w:cs="Cambria Math"/>
+                      <w:rFonts w:ascii="Times New Roman" w:hAnsi="Times New Roman" w:cs="Cambria Math"/>
                       <w:sz w:val="21"/>
                       <w:szCs w:val="21"/>
                     </w:rPr>
@@ -10710,7 +10710,7 @@
                     <m:sSubPr>
                       <m:ctrlPr>
                         <w:rPr>
-                          <w:rFonts w:ascii="Cambria Math" w:hAnsi="Cambria Math"/>
+                          <w:rFonts w:ascii="Times New Roman" w:hAnsi="Times New Roman"/>
                           <w:sz w:val="21"/>
                           <w:szCs w:val="21"/>
                         </w:rPr>
@@ -10719,7 +10719,7 @@
                     <m:e>
                       <m:r>
                         <w:rPr>
-                          <w:rFonts w:ascii="Cambria Math" w:hAnsi="Cambria Math" w:cs="Cambria Math"/>
+                          <w:rFonts w:ascii="Times New Roman" w:hAnsi="Times New Roman" w:cs="Cambria Math"/>
                           <w:sz w:val="21"/>
                           <w:szCs w:val="21"/>
                         </w:rPr>
@@ -10729,7 +10729,7 @@
                     <m:sub>
                       <m:r>
                         <w:rPr>
-                          <w:rFonts w:ascii="Cambria Math" w:hAnsi="Cambria Math" w:cs="Cambria Math"/>
+                          <w:rFonts w:ascii="Times New Roman" w:hAnsi="Times New Roman" w:cs="Cambria Math"/>
                           <w:sz w:val="21"/>
                           <w:szCs w:val="21"/>
                         </w:rPr>
@@ -10751,7 +10751,7 @@
             <m:oMath>
               <m:r>
                 <w:rPr>
-                  <w:rFonts w:ascii="Cambria Math" w:hAnsi="Cambria Math" w:cs="Cambria Math"/>
+                  <w:rFonts w:ascii="Times New Roman" w:hAnsi="Times New Roman" w:cs="Cambria Math"/>
                   <w:sz w:val="21"/>
                   <w:szCs w:val="21"/>
                 </w:rPr>
@@ -10769,7 +10769,7 @@
             <m:oMath>
               <m:r>
                 <w:rPr>
-                  <w:rFonts w:ascii="Cambria Math" w:hAnsi="Cambria Math" w:cs="Cambria Math"/>
+                  <w:rFonts w:ascii="Times New Roman" w:hAnsi="Times New Roman" w:cs="Cambria Math"/>
                   <w:sz w:val="21"/>
                   <w:szCs w:val="21"/>
                 </w:rPr>
@@ -10781,7 +10781,7 @@
                 <m:fPr>
                   <m:ctrlPr>
                     <w:rPr>
-                      <w:rFonts w:ascii="Cambria Math" w:hAnsi="Cambria Math"/>
+                      <w:rFonts w:ascii="Times New Roman" w:hAnsi="Times New Roman"/>
                       <w:sz w:val="21"/>
                       <w:szCs w:val="21"/>
                       <w:b/>
@@ -10796,7 +10796,7 @@
                       <m:endChr m:val="|"/>
                       <m:ctrlPr>
                         <w:rPr>
-                          <w:rFonts w:ascii="Cambria Math" w:hAnsi="Cambria Math"/>
+                          <w:rFonts w:ascii="Times New Roman" w:hAnsi="Times New Roman"/>
                           <w:sz w:val="21"/>
                           <w:szCs w:val="21"/>
                         </w:rPr>
@@ -10805,7 +10805,7 @@
                     <m:e>
                       <m:r>
                         <w:rPr>
-                          <w:rFonts w:ascii="Cambria Math" w:hAnsi="Cambria Math" w:cs="Cambria Math"/>
+                          <w:rFonts w:ascii="Times New Roman" w:hAnsi="Times New Roman" w:cs="Cambria Math"/>
                           <w:sz w:val="21"/>
                           <w:szCs w:val="21"/>
                           <w:b/>
@@ -10817,7 +10817,7 @@
                         <m:sSubPr>
                           <m:ctrlPr>
                             <w:rPr>
-                              <w:rFonts w:ascii="Cambria Math" w:hAnsi="Cambria Math"/>
+                              <w:rFonts w:ascii="Times New Roman" w:hAnsi="Times New Roman"/>
                               <w:sz w:val="21"/>
                               <w:szCs w:val="21"/>
                             </w:rPr>
@@ -10826,7 +10826,7 @@
                         <m:e>
                           <m:r>
                             <w:rPr>
-                              <w:rFonts w:ascii="Cambria Math" w:hAnsi="Cambria Math" w:cs="Cambria Math"/>
+                              <w:rFonts w:ascii="Times New Roman" w:hAnsi="Times New Roman" w:cs="Cambria Math"/>
                               <w:sz w:val="21"/>
                               <w:szCs w:val="21"/>
                               <w:b/>
@@ -10838,7 +10838,7 @@
                         <m:sub>
                           <m:r>
                             <w:rPr>
-                              <w:rFonts w:ascii="Cambria Math" w:hAnsi="Cambria Math" w:cs="Cambria Math"/>
+                              <w:rFonts w:ascii="Times New Roman" w:hAnsi="Times New Roman" w:cs="Cambria Math"/>
                               <w:sz w:val="21"/>
                               <w:szCs w:val="21"/>
                               <w:b/>
@@ -10850,7 +10850,7 @@
                       </m:sSub>
                       <m:r>
                         <w:rPr>
-                          <w:rFonts w:ascii="Cambria Math" w:hAnsi="Cambria Math" w:cs="Cambria Math"/>
+                          <w:rFonts w:ascii="Times New Roman" w:hAnsi="Times New Roman" w:cs="Cambria Math"/>
                           <w:sz w:val="21"/>
                           <w:szCs w:val="21"/>
                           <w:b/>
@@ -10862,7 +10862,7 @@
                         <m:sSubPr>
                           <m:ctrlPr>
                             <w:rPr>
-                              <w:rFonts w:ascii="Cambria Math" w:hAnsi="Cambria Math"/>
+                              <w:rFonts w:ascii="Times New Roman" w:hAnsi="Times New Roman"/>
                               <w:sz w:val="21"/>
                               <w:szCs w:val="21"/>
                             </w:rPr>
@@ -10871,7 +10871,7 @@
                         <m:e>
                           <m:r>
                             <w:rPr>
-                              <w:rFonts w:ascii="Cambria Math" w:hAnsi="Cambria Math" w:cs="Cambria Math"/>
+                              <w:rFonts w:ascii="Times New Roman" w:hAnsi="Times New Roman" w:cs="Cambria Math"/>
                               <w:sz w:val="21"/>
                               <w:szCs w:val="21"/>
                               <w:b/>
@@ -10883,7 +10883,7 @@
                         <m:sub>
                           <m:r>
                             <w:rPr>
-                              <w:rFonts w:ascii="Cambria Math" w:hAnsi="Cambria Math" w:cs="Cambria Math"/>
+                              <w:rFonts w:ascii="Times New Roman" w:hAnsi="Times New Roman" w:cs="Cambria Math"/>
                               <w:sz w:val="21"/>
                               <w:szCs w:val="21"/>
                               <w:b/>
@@ -10895,7 +10895,7 @@
                       </m:sSub>
                       <m:r>
                         <w:rPr>
-                          <w:rFonts w:ascii="Cambria Math" w:hAnsi="Cambria Math" w:cs="Cambria Math"/>
+                          <w:rFonts w:ascii="Times New Roman" w:hAnsi="Times New Roman" w:cs="Cambria Math"/>
                           <w:sz w:val="21"/>
                           <w:szCs w:val="21"/>
                           <w:b/>
@@ -10912,7 +10912,7 @@
                       <m:degHide m:val="1"/>
                       <m:ctrlPr>
                         <w:rPr>
-                          <w:rFonts w:ascii="Cambria Math" w:hAnsi="Cambria Math"/>
+                          <w:rFonts w:ascii="Times New Roman" w:hAnsi="Times New Roman"/>
                           <w:sz w:val="21"/>
                           <w:szCs w:val="21"/>
                         </w:rPr>
@@ -10924,7 +10924,7 @@
                         <m:sSupPr>
                           <m:ctrlPr>
                             <w:rPr>
-                              <w:rFonts w:ascii="Cambria Math" w:hAnsi="Cambria Math"/>
+                              <w:rFonts w:ascii="Times New Roman" w:hAnsi="Times New Roman"/>
                               <w:sz w:val="21"/>
                               <w:szCs w:val="21"/>
                             </w:rPr>
@@ -10933,7 +10933,7 @@
                         <m:e>
                           <m:r>
                             <w:rPr>
-                              <w:rFonts w:ascii="Cambria Math" w:hAnsi="Cambria Math" w:cs="Cambria Math"/>
+                              <w:rFonts w:ascii="Times New Roman" w:hAnsi="Times New Roman" w:cs="Cambria Math"/>
                               <w:sz w:val="21"/>
                               <w:szCs w:val="21"/>
                               <w:b/>
@@ -10945,7 +10945,7 @@
                         <m:sup>
                           <m:r>
                             <w:rPr>
-                              <w:rFonts w:ascii="Cambria Math" w:hAnsi="Cambria Math" w:cs="Cambria Math"/>
+                              <w:rFonts w:ascii="Times New Roman" w:hAnsi="Times New Roman" w:cs="Cambria Math"/>
                               <w:sz w:val="21"/>
                               <w:szCs w:val="21"/>
                               <w:b/>
@@ -10957,7 +10957,7 @@
                       </m:sSup>
                       <m:r>
                         <w:rPr>
-                          <w:rFonts w:ascii="Cambria Math" w:hAnsi="Cambria Math" w:cs="Cambria Math"/>
+                          <w:rFonts w:ascii="Times New Roman" w:hAnsi="Times New Roman" w:cs="Cambria Math"/>
                           <w:sz w:val="21"/>
                           <w:szCs w:val="21"/>
                           <w:b/>
@@ -10969,7 +10969,7 @@
                         <m:sSupPr>
                           <m:ctrlPr>
                             <w:rPr>
-                              <w:rFonts w:ascii="Cambria Math" w:hAnsi="Cambria Math"/>
+                              <w:rFonts w:ascii="Times New Roman" w:hAnsi="Times New Roman"/>
                               <w:sz w:val="21"/>
                               <w:szCs w:val="21"/>
                             </w:rPr>
@@ -10978,7 +10978,7 @@
                         <m:e>
                           <m:r>
                             <w:rPr>
-                              <w:rFonts w:ascii="Cambria Math" w:hAnsi="Cambria Math" w:cs="Cambria Math"/>
+                              <w:rFonts w:ascii="Times New Roman" w:hAnsi="Times New Roman" w:cs="Cambria Math"/>
                               <w:sz w:val="21"/>
                               <w:szCs w:val="21"/>
                               <w:b/>
@@ -10990,7 +10990,7 @@
                         <m:sup>
                           <m:r>
                             <w:rPr>
-                              <w:rFonts w:ascii="Cambria Math" w:hAnsi="Cambria Math" w:cs="Cambria Math"/>
+                              <w:rFonts w:ascii="Times New Roman" w:hAnsi="Times New Roman" w:cs="Cambria Math"/>
                               <w:sz w:val="21"/>
                               <w:szCs w:val="21"/>
                               <w:b/>
@@ -11045,7 +11045,7 @@
                 <m:sSubPr>
                   <m:ctrlPr>
                     <w:rPr>
-                      <w:rFonts w:ascii="Cambria Math" w:hAnsi="Cambria Math"/>
+                      <w:rFonts w:ascii="Times New Roman" w:hAnsi="Times New Roman"/>
                       <w:sz w:val="21"/>
                       <w:szCs w:val="21"/>
                     </w:rPr>
@@ -11054,7 +11054,7 @@
                 <m:e>
                   <m:r>
                     <w:rPr>
-                      <w:rFonts w:ascii="Cambria Math" w:hAnsi="Cambria Math" w:cs="Cambria Math"/>
+                      <w:rFonts w:ascii="Times New Roman" w:hAnsi="Times New Roman" w:cs="Cambria Math"/>
                       <w:sz w:val="21"/>
                       <w:szCs w:val="21"/>
                     </w:rPr>
@@ -11064,7 +11064,7 @@
                 <m:sub>
                   <m:r>
                     <w:rPr>
-                      <w:rFonts w:ascii="Cambria Math" w:hAnsi="Cambria Math" w:cs="Cambria Math"/>
+                      <w:rFonts w:ascii="Times New Roman" w:hAnsi="Times New Roman" w:cs="Cambria Math"/>
                       <w:sz w:val="21"/>
                       <w:szCs w:val="21"/>
                     </w:rPr>
@@ -11074,7 +11074,7 @@
               </m:sSub>
               <m:r>
                 <w:rPr>
-                  <w:rFonts w:ascii="Cambria Math" w:hAnsi="Cambria Math" w:cs="Cambria Math"/>
+                  <w:rFonts w:ascii="Times New Roman" w:hAnsi="Times New Roman" w:cs="Cambria Math"/>
                   <w:sz w:val="21"/>
                   <w:szCs w:val="21"/>
                 </w:rPr>
@@ -11084,7 +11084,7 @@
                 <m:sSubPr>
                   <m:ctrlPr>
                     <w:rPr>
-                      <w:rFonts w:ascii="Cambria Math" w:hAnsi="Cambria Math"/>
+                      <w:rFonts w:ascii="Times New Roman" w:hAnsi="Times New Roman"/>
                       <w:sz w:val="21"/>
                       <w:szCs w:val="21"/>
                     </w:rPr>
@@ -11093,7 +11093,7 @@
                 <m:e>
                   <m:r>
                     <w:rPr>
-                      <w:rFonts w:ascii="Cambria Math" w:hAnsi="Cambria Math" w:cs="Cambria Math"/>
+                      <w:rFonts w:ascii="Times New Roman" w:hAnsi="Times New Roman" w:cs="Cambria Math"/>
                       <w:sz w:val="21"/>
                       <w:szCs w:val="21"/>
                     </w:rPr>
@@ -11103,7 +11103,7 @@
                 <m:sub>
                   <m:r>
                     <w:rPr>
-                      <w:rFonts w:ascii="Cambria Math" w:hAnsi="Cambria Math" w:cs="Cambria Math"/>
+                      <w:rFonts w:ascii="Times New Roman" w:hAnsi="Times New Roman" w:cs="Cambria Math"/>
                       <w:sz w:val="21"/>
                       <w:szCs w:val="21"/>
                     </w:rPr>
@@ -11113,7 +11113,7 @@
               </m:sSub>
               <m:r>
                 <w:rPr>
-                  <w:rFonts w:ascii="Cambria Math" w:hAnsi="Cambria Math" w:cs="Cambria Math"/>
+                  <w:rFonts w:ascii="Times New Roman" w:hAnsi="Times New Roman" w:cs="Cambria Math"/>
                   <w:sz w:val="21"/>
                   <w:szCs w:val="21"/>
                 </w:rPr>
@@ -11133,7 +11133,7 @@
                 <m:sSubPr>
                   <m:ctrlPr>
                     <w:rPr>
-                      <w:rFonts w:ascii="Cambria Math" w:hAnsi="Cambria Math"/>
+                      <w:rFonts w:ascii="Times New Roman" w:hAnsi="Times New Roman"/>
                       <w:sz w:val="21"/>
                       <w:szCs w:val="21"/>
                     </w:rPr>
@@ -11142,7 +11142,7 @@
                 <m:e>
                   <m:r>
                     <w:rPr>
-                      <w:rFonts w:ascii="Cambria Math" w:hAnsi="Cambria Math" w:cs="Cambria Math"/>
+                      <w:rFonts w:ascii="Times New Roman" w:hAnsi="Times New Roman" w:cs="Cambria Math"/>
                       <w:sz w:val="21"/>
                       <w:szCs w:val="21"/>
                     </w:rPr>
@@ -11152,7 +11152,7 @@
                 <m:sub>
                   <m:r>
                     <w:rPr>
-                      <w:rFonts w:ascii="Cambria Math" w:hAnsi="Cambria Math" w:cs="Cambria Math"/>
+                      <w:rFonts w:ascii="Times New Roman" w:hAnsi="Times New Roman" w:cs="Cambria Math"/>
                       <w:sz w:val="21"/>
                       <w:szCs w:val="21"/>
                     </w:rPr>
@@ -11162,7 +11162,7 @@
               </m:sSub>
               <m:r>
                 <w:rPr>
-                  <w:rFonts w:ascii="Cambria Math" w:hAnsi="Cambria Math" w:cs="Cambria Math"/>
+                  <w:rFonts w:ascii="Times New Roman" w:hAnsi="Times New Roman" w:cs="Cambria Math"/>
                   <w:sz w:val="21"/>
                   <w:szCs w:val="21"/>
                 </w:rPr>
@@ -11172,7 +11172,7 @@
                 <m:sSubPr>
                   <m:ctrlPr>
                     <w:rPr>
-                      <w:rFonts w:ascii="Cambria Math" w:hAnsi="Cambria Math"/>
+                      <w:rFonts w:ascii="Times New Roman" w:hAnsi="Times New Roman"/>
                       <w:sz w:val="21"/>
                       <w:szCs w:val="21"/>
                     </w:rPr>
@@ -11181,7 +11181,7 @@
                 <m:e>
                   <m:r>
                     <w:rPr>
-                      <w:rFonts w:ascii="Cambria Math" w:hAnsi="Cambria Math" w:cs="Cambria Math"/>
+                      <w:rFonts w:ascii="Times New Roman" w:hAnsi="Times New Roman" w:cs="Cambria Math"/>
                       <w:sz w:val="21"/>
                       <w:szCs w:val="21"/>
                     </w:rPr>
@@ -11191,7 +11191,7 @@
                 <m:sub>
                   <m:r>
                     <w:rPr>
-                      <w:rFonts w:ascii="Cambria Math" w:hAnsi="Cambria Math" w:cs="Cambria Math"/>
+                      <w:rFonts w:ascii="Times New Roman" w:hAnsi="Times New Roman" w:cs="Cambria Math"/>
                       <w:sz w:val="21"/>
                       <w:szCs w:val="21"/>
                     </w:rPr>
@@ -11201,7 +11201,7 @@
               </m:sSub>
               <m:r>
                 <w:rPr>
-                  <w:rFonts w:ascii="Cambria Math" w:hAnsi="Cambria Math" w:cs="Cambria Math"/>
+                  <w:rFonts w:ascii="Times New Roman" w:hAnsi="Times New Roman" w:cs="Cambria Math"/>
                   <w:sz w:val="21"/>
                   <w:szCs w:val="21"/>
                 </w:rPr>
@@ -11211,7 +11211,7 @@
                 <m:dPr>
                   <m:ctrlPr>
                     <w:rPr>
-                      <w:rFonts w:ascii="Cambria Math" w:hAnsi="Cambria Math"/>
+                      <w:rFonts w:ascii="Times New Roman" w:hAnsi="Times New Roman"/>
                       <w:sz w:val="21"/>
                       <w:szCs w:val="21"/>
                     </w:rPr>
@@ -11222,7 +11222,7 @@
                     <m:sSubPr>
                       <m:ctrlPr>
                         <w:rPr>
-                          <w:rFonts w:ascii="Cambria Math" w:hAnsi="Cambria Math"/>
+                          <w:rFonts w:ascii="Times New Roman" w:hAnsi="Times New Roman"/>
                           <w:sz w:val="21"/>
                           <w:szCs w:val="21"/>
                         </w:rPr>
@@ -11231,7 +11231,7 @@
                     <m:e>
                       <m:r>
                         <w:rPr>
-                          <w:rFonts w:ascii="Cambria Math" w:hAnsi="Cambria Math" w:cs="Cambria Math"/>
+                          <w:rFonts w:ascii="Times New Roman" w:hAnsi="Times New Roman" w:cs="Cambria Math"/>
                           <w:sz w:val="21"/>
                           <w:szCs w:val="21"/>
                         </w:rPr>
@@ -11241,7 +11241,7 @@
                     <m:sub>
                       <m:r>
                         <w:rPr>
-                          <w:rFonts w:ascii="Cambria Math" w:hAnsi="Cambria Math" w:cs="Cambria Math"/>
+                          <w:rFonts w:ascii="Times New Roman" w:hAnsi="Times New Roman" w:cs="Cambria Math"/>
                           <w:sz w:val="21"/>
                           <w:szCs w:val="21"/>
                         </w:rPr>
@@ -11251,7 +11251,7 @@
                   </m:sSub>
                   <m:r>
                     <w:rPr>
-                      <w:rFonts w:ascii="Cambria Math" w:hAnsi="Cambria Math" w:cs="Cambria Math"/>
+                      <w:rFonts w:ascii="Times New Roman" w:hAnsi="Times New Roman" w:cs="Cambria Math"/>
                       <w:sz w:val="21"/>
                       <w:szCs w:val="21"/>
                     </w:rPr>
@@ -11261,7 +11261,7 @@
                     <m:sSubPr>
                       <m:ctrlPr>
                         <w:rPr>
-                          <w:rFonts w:ascii="Cambria Math" w:hAnsi="Cambria Math"/>
+                          <w:rFonts w:ascii="Times New Roman" w:hAnsi="Times New Roman"/>
                           <w:sz w:val="21"/>
                           <w:szCs w:val="21"/>
                         </w:rPr>
@@ -11270,7 +11270,7 @@
                     <m:e>
                       <m:r>
                         <w:rPr>
-                          <w:rFonts w:ascii="Cambria Math" w:hAnsi="Cambria Math" w:cs="Cambria Math"/>
+                          <w:rFonts w:ascii="Times New Roman" w:hAnsi="Times New Roman" w:cs="Cambria Math"/>
                           <w:sz w:val="21"/>
                           <w:szCs w:val="21"/>
                         </w:rPr>
@@ -11280,7 +11280,7 @@
                     <m:sub>
                       <m:r>
                         <w:rPr>
-                          <w:rFonts w:ascii="Cambria Math" w:hAnsi="Cambria Math" w:cs="Cambria Math"/>
+                          <w:rFonts w:ascii="Times New Roman" w:hAnsi="Times New Roman" w:cs="Cambria Math"/>
                           <w:sz w:val="21"/>
                           <w:szCs w:val="21"/>
                         </w:rPr>
@@ -11302,7 +11302,7 @@
             <m:oMath>
               <m:r>
                 <w:rPr>
-                  <w:rFonts w:ascii="Cambria Math" w:hAnsi="Cambria Math" w:cs="Cambria Math"/>
+                  <w:rFonts w:ascii="Times New Roman" w:hAnsi="Times New Roman" w:cs="Cambria Math"/>
                   <w:sz w:val="21"/>
                   <w:szCs w:val="21"/>
                 </w:rPr>
@@ -11314,7 +11314,7 @@
                 <m:fPr>
                   <m:ctrlPr>
                     <w:rPr>
-                      <w:rFonts w:ascii="Cambria Math" w:hAnsi="Cambria Math"/>
+                      <w:rFonts w:ascii="Times New Roman" w:hAnsi="Times New Roman"/>
                       <w:sz w:val="21"/>
                       <w:szCs w:val="21"/>
                       <w:b/>
@@ -11329,7 +11329,7 @@
                       <m:endChr m:val="|"/>
                       <m:ctrlPr>
                         <w:rPr>
-                          <w:rFonts w:ascii="Cambria Math" w:hAnsi="Cambria Math"/>
+                          <w:rFonts w:ascii="Times New Roman" w:hAnsi="Times New Roman"/>
                           <w:sz w:val="21"/>
                           <w:szCs w:val="21"/>
                         </w:rPr>
@@ -11340,7 +11340,7 @@
                         <m:sSubPr>
                           <m:ctrlPr>
                             <w:rPr>
-                              <w:rFonts w:ascii="Cambria Math" w:hAnsi="Cambria Math"/>
+                              <w:rFonts w:ascii="Times New Roman" w:hAnsi="Times New Roman"/>
                               <w:sz w:val="21"/>
                               <w:szCs w:val="21"/>
                             </w:rPr>
@@ -11349,7 +11349,7 @@
                         <m:e>
                           <m:r>
                             <w:rPr>
-                              <w:rFonts w:ascii="Cambria Math" w:hAnsi="Cambria Math" w:cs="Cambria Math"/>
+                              <w:rFonts w:ascii="Times New Roman" w:hAnsi="Times New Roman" w:cs="Cambria Math"/>
                               <w:sz w:val="21"/>
                               <w:szCs w:val="21"/>
                               <w:b/>
@@ -11361,7 +11361,7 @@
                         <m:sub>
                           <m:r>
                             <w:rPr>
-                              <w:rFonts w:ascii="Cambria Math" w:hAnsi="Cambria Math" w:cs="Cambria Math"/>
+                              <w:rFonts w:ascii="Times New Roman" w:hAnsi="Times New Roman" w:cs="Cambria Math"/>
                               <w:sz w:val="21"/>
                               <w:szCs w:val="21"/>
                               <w:b/>
@@ -11373,7 +11373,7 @@
                       </m:sSub>
                       <m:r>
                         <w:rPr>
-                          <w:rFonts w:ascii="Cambria Math" w:hAnsi="Cambria Math" w:cs="Cambria Math"/>
+                          <w:rFonts w:ascii="Times New Roman" w:hAnsi="Times New Roman" w:cs="Cambria Math"/>
                           <w:sz w:val="21"/>
                           <w:szCs w:val="21"/>
                           <w:b/>
@@ -11385,7 +11385,7 @@
                         <m:sSubPr>
                           <m:ctrlPr>
                             <w:rPr>
-                              <w:rFonts w:ascii="Cambria Math" w:hAnsi="Cambria Math"/>
+                              <w:rFonts w:ascii="Times New Roman" w:hAnsi="Times New Roman"/>
                               <w:sz w:val="21"/>
                               <w:szCs w:val="21"/>
                             </w:rPr>
@@ -11394,7 +11394,7 @@
                         <m:e>
                           <m:r>
                             <w:rPr>
-                              <w:rFonts w:ascii="Cambria Math" w:hAnsi="Cambria Math" w:cs="Cambria Math"/>
+                              <w:rFonts w:ascii="Times New Roman" w:hAnsi="Times New Roman" w:cs="Cambria Math"/>
                               <w:sz w:val="21"/>
                               <w:szCs w:val="21"/>
                               <w:b/>
@@ -11406,7 +11406,7 @@
                         <m:sub>
                           <m:r>
                             <w:rPr>
-                              <w:rFonts w:ascii="Cambria Math" w:hAnsi="Cambria Math" w:cs="Cambria Math"/>
+                              <w:rFonts w:ascii="Times New Roman" w:hAnsi="Times New Roman" w:cs="Cambria Math"/>
                               <w:sz w:val="21"/>
                               <w:szCs w:val="21"/>
                               <w:b/>
@@ -11425,7 +11425,7 @@
                       <m:degHide m:val="1"/>
                       <m:ctrlPr>
                         <w:rPr>
-                          <w:rFonts w:ascii="Cambria Math" w:hAnsi="Cambria Math"/>
+                          <w:rFonts w:ascii="Times New Roman" w:hAnsi="Times New Roman"/>
                           <w:sz w:val="21"/>
                           <w:szCs w:val="21"/>
                         </w:rPr>
@@ -11437,7 +11437,7 @@
                         <m:sSupPr>
                           <m:ctrlPr>
                             <w:rPr>
-                              <w:rFonts w:ascii="Cambria Math" w:hAnsi="Cambria Math"/>
+                              <w:rFonts w:ascii="Times New Roman" w:hAnsi="Times New Roman"/>
                               <w:sz w:val="21"/>
                               <w:szCs w:val="21"/>
                             </w:rPr>
@@ -11446,7 +11446,7 @@
                         <m:e>
                           <m:r>
                             <w:rPr>
-                              <w:rFonts w:ascii="Cambria Math" w:hAnsi="Cambria Math" w:cs="Cambria Math"/>
+                              <w:rFonts w:ascii="Times New Roman" w:hAnsi="Times New Roman" w:cs="Cambria Math"/>
                               <w:sz w:val="21"/>
                               <w:szCs w:val="21"/>
                               <w:b/>
@@ -11458,7 +11458,7 @@
                         <m:sup>
                           <m:r>
                             <w:rPr>
-                              <w:rFonts w:ascii="Cambria Math" w:hAnsi="Cambria Math" w:cs="Cambria Math"/>
+                              <w:rFonts w:ascii="Times New Roman" w:hAnsi="Times New Roman" w:cs="Cambria Math"/>
                               <w:sz w:val="21"/>
                               <w:szCs w:val="21"/>
                               <w:b/>
@@ -11470,7 +11470,7 @@
                       </m:sSup>
                       <m:r>
                         <w:rPr>
-                          <w:rFonts w:ascii="Cambria Math" w:hAnsi="Cambria Math" w:cs="Cambria Math"/>
+                          <w:rFonts w:ascii="Times New Roman" w:hAnsi="Times New Roman" w:cs="Cambria Math"/>
                           <w:sz w:val="21"/>
                           <w:szCs w:val="21"/>
                           <w:b/>
@@ -11482,7 +11482,7 @@
                         <m:sSupPr>
                           <m:ctrlPr>
                             <w:rPr>
-                              <w:rFonts w:ascii="Cambria Math" w:hAnsi="Cambria Math"/>
+                              <w:rFonts w:ascii="Times New Roman" w:hAnsi="Times New Roman"/>
                               <w:sz w:val="21"/>
                               <w:szCs w:val="21"/>
                             </w:rPr>
@@ -11491,7 +11491,7 @@
                         <m:e>
                           <m:r>
                             <w:rPr>
-                              <w:rFonts w:ascii="Cambria Math" w:hAnsi="Cambria Math" w:cs="Cambria Math"/>
+                              <w:rFonts w:ascii="Times New Roman" w:hAnsi="Times New Roman" w:cs="Cambria Math"/>
                               <w:sz w:val="21"/>
                               <w:szCs w:val="21"/>
                               <w:b/>
@@ -11503,7 +11503,7 @@
                         <m:sup>
                           <m:r>
                             <w:rPr>
-                              <w:rFonts w:ascii="Cambria Math" w:hAnsi="Cambria Math" w:cs="Cambria Math"/>
+                              <w:rFonts w:ascii="Times New Roman" w:hAnsi="Times New Roman" w:cs="Cambria Math"/>
                               <w:sz w:val="21"/>
                               <w:szCs w:val="21"/>
                               <w:b/>
@@ -11859,7 +11859,7 @@
       <m:oMath>
         <m:r>
           <w:rPr>
-            <w:rFonts w:ascii="Cambria Math" w:hAnsi="Cambria Math" w:cs="Cambria Math"/>
+            <w:rFonts w:ascii="Times New Roman" w:hAnsi="Times New Roman" w:cs="Cambria Math"/>
             <w:sz w:val="21"/>
             <w:szCs w:val="21"/>
           </w:rPr>
@@ -11912,7 +11912,7 @@
       <m:oMath>
         <m:r>
           <w:rPr>
-            <w:rFonts w:ascii="Cambria Math" w:hAnsi="Cambria Math" w:cs="Cambria Math"/>
+            <w:rFonts w:ascii="Times New Roman" w:hAnsi="Times New Roman" w:cs="Cambria Math"/>
             <w:sz w:val="21"/>
             <w:szCs w:val="21"/>
           </w:rPr>
@@ -11932,7 +11932,7 @@
           <m:sSupPr>
             <m:ctrlPr>
               <w:rPr>
-                <w:rFonts w:ascii="Cambria Math" w:hAnsi="Cambria Math"/>
+                <w:rFonts w:ascii="Times New Roman" w:hAnsi="Times New Roman"/>
                 <w:sz w:val="21"/>
                 <w:szCs w:val="21"/>
               </w:rPr>
@@ -11941,7 +11941,7 @@
           <m:e>
             <m:r>
               <w:rPr>
-                <w:rFonts w:ascii="Cambria Math" w:hAnsi="Cambria Math" w:cs="Cambria Math"/>
+                <w:rFonts w:ascii="Times New Roman" w:hAnsi="Times New Roman" w:cs="Cambria Math"/>
                 <w:sz w:val="21"/>
                 <w:szCs w:val="21"/>
               </w:rPr>
@@ -11951,7 +11951,7 @@
           <m:sup>
             <m:r>
               <w:rPr>
-                <w:rFonts w:ascii="Cambria Math" w:hAnsi="Cambria Math" w:cs="Cambria Math"/>
+                <w:rFonts w:ascii="Times New Roman" w:hAnsi="Times New Roman" w:cs="Cambria Math"/>
                 <w:sz w:val="21"/>
                 <w:szCs w:val="21"/>
               </w:rPr>
@@ -11961,7 +11961,7 @@
         </m:sSup>
         <m:r>
           <w:rPr>
-            <w:rFonts w:ascii="Cambria Math" w:hAnsi="Cambria Math" w:cs="Cambria Math"/>
+            <w:rFonts w:ascii="Times New Roman" w:hAnsi="Times New Roman" w:cs="Cambria Math"/>
             <w:sz w:val="21"/>
             <w:szCs w:val="21"/>
           </w:rPr>
@@ -11971,7 +11971,7 @@
           <m:sSupPr>
             <m:ctrlPr>
               <w:rPr>
-                <w:rFonts w:ascii="Cambria Math" w:hAnsi="Cambria Math"/>
+                <w:rFonts w:ascii="Times New Roman" w:hAnsi="Times New Roman"/>
                 <w:sz w:val="21"/>
                 <w:szCs w:val="21"/>
               </w:rPr>
@@ -11980,7 +11980,7 @@
           <m:e>
             <m:r>
               <w:rPr>
-                <w:rFonts w:ascii="Cambria Math" w:hAnsi="Cambria Math" w:cs="Cambria Math"/>
+                <w:rFonts w:ascii="Times New Roman" w:hAnsi="Times New Roman" w:cs="Cambria Math"/>
                 <w:sz w:val="21"/>
                 <w:szCs w:val="21"/>
               </w:rPr>
@@ -11990,7 +11990,7 @@
           <m:sup>
             <m:r>
               <w:rPr>
-                <w:rFonts w:ascii="Cambria Math" w:hAnsi="Cambria Math" w:cs="Cambria Math"/>
+                <w:rFonts w:ascii="Times New Roman" w:hAnsi="Times New Roman" w:cs="Cambria Math"/>
                 <w:sz w:val="21"/>
                 <w:szCs w:val="21"/>
               </w:rPr>
@@ -12000,7 +12000,7 @@
         </m:sSup>
         <m:r>
           <w:rPr>
-            <w:rFonts w:ascii="Cambria Math" w:hAnsi="Cambria Math" w:cs="Cambria Math"/>
+            <w:rFonts w:ascii="Times New Roman" w:hAnsi="Times New Roman" w:cs="Cambria Math"/>
             <w:sz w:val="21"/>
             <w:szCs w:val="21"/>
           </w:rPr>
@@ -12010,7 +12010,7 @@
           <m:sSupPr>
             <m:ctrlPr>
               <w:rPr>
-                <w:rFonts w:ascii="Cambria Math" w:hAnsi="Cambria Math"/>
+                <w:rFonts w:ascii="Times New Roman" w:hAnsi="Times New Roman"/>
                 <w:sz w:val="21"/>
                 <w:szCs w:val="21"/>
               </w:rPr>
@@ -12019,7 +12019,7 @@
           <m:e>
             <m:r>
               <w:rPr>
-                <w:rFonts w:ascii="Cambria Math" w:hAnsi="Cambria Math" w:cs="Cambria Math"/>
+                <w:rFonts w:ascii="Times New Roman" w:hAnsi="Times New Roman" w:cs="Cambria Math"/>
                 <w:sz w:val="21"/>
                 <w:szCs w:val="21"/>
               </w:rPr>
@@ -12029,7 +12029,7 @@
           <m:sup>
             <m:r>
               <w:rPr>
-                <w:rFonts w:ascii="Cambria Math" w:hAnsi="Cambria Math" w:cs="Cambria Math"/>
+                <w:rFonts w:ascii="Times New Roman" w:hAnsi="Times New Roman" w:cs="Cambria Math"/>
                 <w:sz w:val="21"/>
                 <w:szCs w:val="21"/>
               </w:rPr>
@@ -12161,7 +12161,7 @@
           <m:sSupPr>
             <m:ctrlPr>
               <w:rPr>
-                <w:rFonts w:ascii="Cambria Math" w:hAnsi="Cambria Math"/>
+                <w:rFonts w:ascii="Times New Roman" w:hAnsi="Times New Roman"/>
                 <w:sz w:val="21"/>
                 <w:szCs w:val="21"/>
               </w:rPr>
@@ -12170,7 +12170,7 @@
           <m:e>
             <m:r>
               <w:rPr>
-                <w:rFonts w:ascii="Cambria Math" w:hAnsi="Cambria Math" w:cs="Cambria Math"/>
+                <w:rFonts w:ascii="Times New Roman" w:hAnsi="Times New Roman" w:cs="Cambria Math"/>
                 <w:sz w:val="21"/>
                 <w:szCs w:val="21"/>
                 <w:b/>
@@ -12182,7 +12182,7 @@
           <m:sup>
             <m:r>
               <w:rPr>
-                <w:rFonts w:ascii="Cambria Math" w:hAnsi="Cambria Math" w:cs="Cambria Math"/>
+                <w:rFonts w:ascii="Times New Roman" w:hAnsi="Times New Roman" w:cs="Cambria Math"/>
                 <w:sz w:val="21"/>
                 <w:szCs w:val="21"/>
                 <w:b/>
@@ -12194,7 +12194,7 @@
         </m:sSup>
         <m:r>
           <w:rPr>
-            <w:rFonts w:ascii="Cambria Math" w:hAnsi="Cambria Math" w:cs="Cambria Math"/>
+            <w:rFonts w:ascii="Times New Roman" w:hAnsi="Times New Roman" w:cs="Cambria Math"/>
             <w:sz w:val="21"/>
             <w:szCs w:val="21"/>
             <w:b/>
@@ -12206,7 +12206,7 @@
           <m:sSupPr>
             <m:ctrlPr>
               <w:rPr>
-                <w:rFonts w:ascii="Cambria Math" w:hAnsi="Cambria Math"/>
+                <w:rFonts w:ascii="Times New Roman" w:hAnsi="Times New Roman"/>
                 <w:sz w:val="21"/>
                 <w:szCs w:val="21"/>
               </w:rPr>
@@ -12215,7 +12215,7 @@
           <m:e>
             <m:r>
               <w:rPr>
-                <w:rFonts w:ascii="Cambria Math" w:hAnsi="Cambria Math" w:cs="Cambria Math"/>
+                <w:rFonts w:ascii="Times New Roman" w:hAnsi="Times New Roman" w:cs="Cambria Math"/>
                 <w:sz w:val="21"/>
                 <w:szCs w:val="21"/>
                 <w:b/>
@@ -12227,7 +12227,7 @@
           <m:sup>
             <m:r>
               <w:rPr>
-                <w:rFonts w:ascii="Cambria Math" w:hAnsi="Cambria Math" w:cs="Cambria Math"/>
+                <w:rFonts w:ascii="Times New Roman" w:hAnsi="Times New Roman" w:cs="Cambria Math"/>
                 <w:sz w:val="21"/>
                 <w:szCs w:val="21"/>
                 <w:b/>
@@ -12239,7 +12239,7 @@
         </m:sSup>
         <m:r>
           <w:rPr>
-            <w:rFonts w:ascii="Cambria Math" w:hAnsi="Cambria Math" w:cs="Cambria Math"/>
+            <w:rFonts w:ascii="Times New Roman" w:hAnsi="Times New Roman" w:cs="Cambria Math"/>
             <w:sz w:val="21"/>
             <w:szCs w:val="21"/>
             <w:b/>
@@ -12261,7 +12261,7 @@
           <m:sSupPr>
             <m:ctrlPr>
               <w:rPr>
-                <w:rFonts w:ascii="Cambria Math" w:hAnsi="Cambria Math"/>
+                <w:rFonts w:ascii="Times New Roman" w:hAnsi="Times New Roman"/>
                 <w:sz w:val="21"/>
                 <w:szCs w:val="21"/>
               </w:rPr>
@@ -12270,7 +12270,7 @@
           <m:e>
             <m:r>
               <w:rPr>
-                <w:rFonts w:ascii="Cambria Math" w:hAnsi="Cambria Math" w:cs="Cambria Math"/>
+                <w:rFonts w:ascii="Times New Roman" w:hAnsi="Times New Roman" w:cs="Cambria Math"/>
                 <w:sz w:val="21"/>
                 <w:szCs w:val="21"/>
               </w:rPr>
@@ -12280,7 +12280,7 @@
           <m:sup>
             <m:r>
               <w:rPr>
-                <w:rFonts w:ascii="Cambria Math" w:hAnsi="Cambria Math" w:cs="Cambria Math"/>
+                <w:rFonts w:ascii="Times New Roman" w:hAnsi="Times New Roman" w:cs="Cambria Math"/>
                 <w:sz w:val="21"/>
                 <w:szCs w:val="21"/>
               </w:rPr>
@@ -12290,7 +12290,7 @@
         </m:sSup>
         <m:r>
           <w:rPr>
-            <w:rFonts w:ascii="Cambria Math" w:hAnsi="Cambria Math" w:cs="Cambria Math"/>
+            <w:rFonts w:ascii="Times New Roman" w:hAnsi="Times New Roman" w:cs="Cambria Math"/>
             <w:sz w:val="21"/>
             <w:szCs w:val="21"/>
           </w:rPr>
@@ -12300,7 +12300,7 @@
           <m:sSupPr>
             <m:ctrlPr>
               <w:rPr>
-                <w:rFonts w:ascii="Cambria Math" w:hAnsi="Cambria Math"/>
+                <w:rFonts w:ascii="Times New Roman" w:hAnsi="Times New Roman"/>
                 <w:sz w:val="21"/>
                 <w:szCs w:val="21"/>
               </w:rPr>
@@ -12309,7 +12309,7 @@
           <m:e>
             <m:r>
               <w:rPr>
-                <w:rFonts w:ascii="Cambria Math" w:hAnsi="Cambria Math" w:cs="Cambria Math"/>
+                <w:rFonts w:ascii="Times New Roman" w:hAnsi="Times New Roman" w:cs="Cambria Math"/>
                 <w:sz w:val="21"/>
                 <w:szCs w:val="21"/>
               </w:rPr>
@@ -12319,7 +12319,7 @@
           <m:sup>
             <m:r>
               <w:rPr>
-                <w:rFonts w:ascii="Cambria Math" w:hAnsi="Cambria Math" w:cs="Cambria Math"/>
+                <w:rFonts w:ascii="Times New Roman" w:hAnsi="Times New Roman" w:cs="Cambria Math"/>
                 <w:sz w:val="21"/>
                 <w:szCs w:val="21"/>
               </w:rPr>
@@ -12329,7 +12329,7 @@
         </m:sSup>
         <m:r>
           <w:rPr>
-            <w:rFonts w:ascii="Cambria Math" w:hAnsi="Cambria Math" w:cs="Cambria Math"/>
+            <w:rFonts w:ascii="Times New Roman" w:hAnsi="Times New Roman" w:cs="Cambria Math"/>
             <w:sz w:val="21"/>
             <w:szCs w:val="21"/>
           </w:rPr>
@@ -12405,7 +12405,7 @@
           <m:sSupPr>
             <m:ctrlPr>
               <w:rPr>
-                <w:rFonts w:ascii="Cambria Math" w:hAnsi="Cambria Math"/>
+                <w:rFonts w:ascii="Times New Roman" w:hAnsi="Times New Roman"/>
                 <w:sz w:val="21"/>
                 <w:szCs w:val="21"/>
               </w:rPr>
@@ -12414,7 +12414,7 @@
           <m:e>
             <m:r>
               <w:rPr>
-                <w:rFonts w:ascii="Cambria Math" w:hAnsi="Cambria Math" w:cs="Cambria Math"/>
+                <w:rFonts w:ascii="Times New Roman" w:hAnsi="Times New Roman" w:cs="Cambria Math"/>
                 <w:sz w:val="21"/>
                 <w:szCs w:val="21"/>
               </w:rPr>
@@ -12424,7 +12424,7 @@
           <m:sup>
             <m:r>
               <w:rPr>
-                <w:rFonts w:ascii="Cambria Math" w:hAnsi="Cambria Math" w:cs="Cambria Math"/>
+                <w:rFonts w:ascii="Times New Roman" w:hAnsi="Times New Roman" w:cs="Cambria Math"/>
                 <w:sz w:val="21"/>
                 <w:szCs w:val="21"/>
               </w:rPr>
@@ -12434,7 +12434,7 @@
         </m:sSup>
         <m:r>
           <w:rPr>
-            <w:rFonts w:ascii="Cambria Math" w:hAnsi="Cambria Math" w:cs="Cambria Math"/>
+            <w:rFonts w:ascii="Times New Roman" w:hAnsi="Times New Roman" w:cs="Cambria Math"/>
             <w:sz w:val="21"/>
             <w:szCs w:val="21"/>
           </w:rPr>
@@ -12444,7 +12444,7 @@
           <m:sSupPr>
             <m:ctrlPr>
               <w:rPr>
-                <w:rFonts w:ascii="Cambria Math" w:hAnsi="Cambria Math"/>
+                <w:rFonts w:ascii="Times New Roman" w:hAnsi="Times New Roman"/>
                 <w:sz w:val="21"/>
                 <w:szCs w:val="21"/>
               </w:rPr>
@@ -12453,7 +12453,7 @@
           <m:e>
             <m:r>
               <w:rPr>
-                <w:rFonts w:ascii="Cambria Math" w:hAnsi="Cambria Math" w:cs="Cambria Math"/>
+                <w:rFonts w:ascii="Times New Roman" w:hAnsi="Times New Roman" w:cs="Cambria Math"/>
                 <w:sz w:val="21"/>
                 <w:szCs w:val="21"/>
               </w:rPr>
@@ -12463,7 +12463,7 @@
           <m:sup>
             <m:r>
               <w:rPr>
-                <w:rFonts w:ascii="Cambria Math" w:hAnsi="Cambria Math" w:cs="Cambria Math"/>
+                <w:rFonts w:ascii="Times New Roman" w:hAnsi="Times New Roman" w:cs="Cambria Math"/>
                 <w:sz w:val="21"/>
                 <w:szCs w:val="21"/>
               </w:rPr>
@@ -12473,7 +12473,7 @@
         </m:sSup>
         <m:r>
           <w:rPr>
-            <w:rFonts w:ascii="Cambria Math" w:hAnsi="Cambria Math" w:cs="Cambria Math"/>
+            <w:rFonts w:ascii="Times New Roman" w:hAnsi="Times New Roman" w:cs="Cambria Math"/>
             <w:sz w:val="21"/>
             <w:szCs w:val="21"/>
           </w:rPr>
@@ -12483,7 +12483,7 @@
           <m:dPr>
             <m:ctrlPr>
               <w:rPr>
-                <w:rFonts w:ascii="Cambria Math" w:hAnsi="Cambria Math"/>
+                <w:rFonts w:ascii="Times New Roman" w:hAnsi="Times New Roman"/>
                 <w:sz w:val="21"/>
                 <w:szCs w:val="21"/>
               </w:rPr>
@@ -12494,7 +12494,7 @@
               <m:sSupPr>
                 <m:ctrlPr>
                   <w:rPr>
-                    <w:rFonts w:ascii="Cambria Math" w:hAnsi="Cambria Math"/>
+                    <w:rFonts w:ascii="Times New Roman" w:hAnsi="Times New Roman"/>
                     <w:sz w:val="21"/>
                     <w:szCs w:val="21"/>
                   </w:rPr>
@@ -12503,7 +12503,7 @@
               <m:e>
                 <m:r>
                   <w:rPr>
-                    <w:rFonts w:ascii="Cambria Math" w:hAnsi="Cambria Math" w:cs="Cambria Math"/>
+                    <w:rFonts w:ascii="Times New Roman" w:hAnsi="Times New Roman" w:cs="Cambria Math"/>
                     <w:sz w:val="21"/>
                     <w:szCs w:val="21"/>
                   </w:rPr>
@@ -12513,7 +12513,7 @@
               <m:sup>
                 <m:r>
                   <w:rPr>
-                    <w:rFonts w:ascii="Cambria Math" w:hAnsi="Cambria Math" w:cs="Cambria Math"/>
+                    <w:rFonts w:ascii="Times New Roman" w:hAnsi="Times New Roman" w:cs="Cambria Math"/>
                     <w:sz w:val="21"/>
                     <w:szCs w:val="21"/>
                   </w:rPr>
@@ -12523,7 +12523,7 @@
             </m:sSup>
             <m:r>
               <w:rPr>
-                <w:rFonts w:ascii="Cambria Math" w:hAnsi="Cambria Math" w:cs="Cambria Math"/>
+                <w:rFonts w:ascii="Times New Roman" w:hAnsi="Times New Roman" w:cs="Cambria Math"/>
                 <w:sz w:val="21"/>
                 <w:szCs w:val="21"/>
               </w:rPr>
@@ -12533,7 +12533,7 @@
               <m:sSupPr>
                 <m:ctrlPr>
                   <w:rPr>
-                    <w:rFonts w:ascii="Cambria Math" w:hAnsi="Cambria Math"/>
+                    <w:rFonts w:ascii="Times New Roman" w:hAnsi="Times New Roman"/>
                     <w:sz w:val="21"/>
                     <w:szCs w:val="21"/>
                   </w:rPr>
@@ -12542,7 +12542,7 @@
               <m:e>
                 <m:r>
                   <w:rPr>
-                    <w:rFonts w:ascii="Cambria Math" w:hAnsi="Cambria Math" w:cs="Cambria Math"/>
+                    <w:rFonts w:ascii="Times New Roman" w:hAnsi="Times New Roman" w:cs="Cambria Math"/>
                     <w:sz w:val="21"/>
                     <w:szCs w:val="21"/>
                   </w:rPr>
@@ -12552,7 +12552,7 @@
               <m:sup>
                 <m:r>
                   <w:rPr>
-                    <w:rFonts w:ascii="Cambria Math" w:hAnsi="Cambria Math" w:cs="Cambria Math"/>
+                    <w:rFonts w:ascii="Times New Roman" w:hAnsi="Times New Roman" w:cs="Cambria Math"/>
                     <w:sz w:val="21"/>
                     <w:szCs w:val="21"/>
                   </w:rPr>
@@ -12562,7 +12562,7 @@
             </m:sSup>
             <m:r>
               <w:rPr>
-                <w:rFonts w:ascii="Cambria Math" w:hAnsi="Cambria Math" w:cs="Cambria Math"/>
+                <w:rFonts w:ascii="Times New Roman" w:hAnsi="Times New Roman" w:cs="Cambria Math"/>
                 <w:sz w:val="21"/>
                 <w:szCs w:val="21"/>
               </w:rPr>
@@ -12584,7 +12584,7 @@
           <m:dPr>
             <m:ctrlPr>
               <w:rPr>
-                <w:rFonts w:ascii="Cambria Math" w:hAnsi="Cambria Math"/>
+                <w:rFonts w:ascii="Times New Roman" w:hAnsi="Times New Roman"/>
                 <w:sz w:val="21"/>
                 <w:szCs w:val="21"/>
               </w:rPr>
@@ -12593,7 +12593,7 @@
           <m:e>
             <m:r>
               <w:rPr>
-                <w:rFonts w:ascii="Cambria Math" w:hAnsi="Cambria Math" w:cs="Cambria Math"/>
+                <w:rFonts w:ascii="Times New Roman" w:hAnsi="Times New Roman" w:cs="Cambria Math"/>
                 <w:sz w:val="21"/>
                 <w:szCs w:val="21"/>
                 <w:b/>
@@ -12605,7 +12605,7 @@
               <m:fPr>
                 <m:ctrlPr>
                   <w:rPr>
-                    <w:rFonts w:ascii="Cambria Math" w:hAnsi="Cambria Math"/>
+                    <w:rFonts w:ascii="Times New Roman" w:hAnsi="Times New Roman"/>
                     <w:sz w:val="21"/>
                     <w:szCs w:val="21"/>
                     <w:b/>
@@ -12616,7 +12616,7 @@
               <m:num>
                 <m:r>
                   <w:rPr>
-                    <w:rFonts w:ascii="Cambria Math" w:hAnsi="Cambria Math" w:cs="Cambria Math"/>
+                    <w:rFonts w:ascii="Times New Roman" w:hAnsi="Times New Roman" w:cs="Cambria Math"/>
                     <w:sz w:val="21"/>
                     <w:szCs w:val="21"/>
                     <w:b/>
@@ -12628,7 +12628,7 @@
               <m:den>
                 <m:r>
                   <w:rPr>
-                    <w:rFonts w:ascii="Cambria Math" w:hAnsi="Cambria Math" w:cs="Cambria Math"/>
+                    <w:rFonts w:ascii="Times New Roman" w:hAnsi="Times New Roman" w:cs="Cambria Math"/>
                     <w:sz w:val="21"/>
                     <w:szCs w:val="21"/>
                     <w:b/>
@@ -12640,7 +12640,7 @@
             </m:f>
             <m:r>
               <w:rPr>
-                <w:rFonts w:ascii="Cambria Math" w:hAnsi="Cambria Math" w:cs="Cambria Math"/>
+                <w:rFonts w:ascii="Times New Roman" w:hAnsi="Times New Roman" w:cs="Cambria Math"/>
                 <w:sz w:val="21"/>
                 <w:szCs w:val="21"/>
                 <w:b/>
@@ -12652,7 +12652,7 @@
               <m:fPr>
                 <m:ctrlPr>
                   <w:rPr>
-                    <w:rFonts w:ascii="Cambria Math" w:hAnsi="Cambria Math"/>
+                    <w:rFonts w:ascii="Times New Roman" w:hAnsi="Times New Roman"/>
                     <w:sz w:val="21"/>
                     <w:szCs w:val="21"/>
                     <w:b/>
@@ -12663,7 +12663,7 @@
               <m:num>
                 <m:r>
                   <w:rPr>
-                    <w:rFonts w:ascii="Cambria Math" w:hAnsi="Cambria Math" w:cs="Cambria Math"/>
+                    <w:rFonts w:ascii="Times New Roman" w:hAnsi="Times New Roman" w:cs="Cambria Math"/>
                     <w:sz w:val="21"/>
                     <w:szCs w:val="21"/>
                     <w:b/>
@@ -12675,7 +12675,7 @@
               <m:den>
                 <m:r>
                   <w:rPr>
-                    <w:rFonts w:ascii="Cambria Math" w:hAnsi="Cambria Math" w:cs="Cambria Math"/>
+                    <w:rFonts w:ascii="Times New Roman" w:hAnsi="Times New Roman" w:cs="Cambria Math"/>
                     <w:sz w:val="21"/>
                     <w:szCs w:val="21"/>
                     <w:b/>
@@ -12701,7 +12701,7 @@
           <m:fPr>
             <m:ctrlPr>
               <w:rPr>
-                <w:rFonts w:ascii="Cambria Math" w:hAnsi="Cambria Math"/>
+                <w:rFonts w:ascii="Times New Roman" w:hAnsi="Times New Roman"/>
                 <w:sz w:val="21"/>
                 <w:szCs w:val="21"/>
                 <w:b/>
@@ -12712,7 +12712,7 @@
           <m:num>
             <m:r>
               <w:rPr>
-                <w:rFonts w:ascii="Cambria Math" w:hAnsi="Cambria Math" w:cs="Cambria Math"/>
+                <w:rFonts w:ascii="Times New Roman" w:hAnsi="Times New Roman" w:cs="Cambria Math"/>
                 <w:sz w:val="21"/>
                 <w:szCs w:val="21"/>
                 <w:b/>
@@ -12724,7 +12724,7 @@
           <m:den>
             <m:r>
               <w:rPr>
-                <w:rFonts w:ascii="Cambria Math" w:hAnsi="Cambria Math" w:cs="Cambria Math"/>
+                <w:rFonts w:ascii="Times New Roman" w:hAnsi="Times New Roman" w:cs="Cambria Math"/>
                 <w:sz w:val="21"/>
                 <w:szCs w:val="21"/>
                 <w:b/>
@@ -12739,7 +12739,7 @@
             <m:degHide m:val="1"/>
             <m:ctrlPr>
               <w:rPr>
-                <w:rFonts w:ascii="Cambria Math" w:hAnsi="Cambria Math"/>
+                <w:rFonts w:ascii="Times New Roman" w:hAnsi="Times New Roman"/>
                 <w:sz w:val="21"/>
                 <w:szCs w:val="21"/>
               </w:rPr>
@@ -12751,7 +12751,7 @@
               <m:sSupPr>
                 <m:ctrlPr>
                   <w:rPr>
-                    <w:rFonts w:ascii="Cambria Math" w:hAnsi="Cambria Math"/>
+                    <w:rFonts w:ascii="Times New Roman" w:hAnsi="Times New Roman"/>
                     <w:sz w:val="21"/>
                     <w:szCs w:val="21"/>
                   </w:rPr>
@@ -12760,7 +12760,7 @@
               <m:e>
                 <m:r>
                   <w:rPr>
-                    <w:rFonts w:ascii="Cambria Math" w:hAnsi="Cambria Math" w:cs="Cambria Math"/>
+                    <w:rFonts w:ascii="Times New Roman" w:hAnsi="Times New Roman" w:cs="Cambria Math"/>
                     <w:sz w:val="21"/>
                     <w:szCs w:val="21"/>
                     <w:b/>
@@ -12772,7 +12772,7 @@
               <m:sup>
                 <m:r>
                   <w:rPr>
-                    <w:rFonts w:ascii="Cambria Math" w:hAnsi="Cambria Math" w:cs="Cambria Math"/>
+                    <w:rFonts w:ascii="Times New Roman" w:hAnsi="Times New Roman" w:cs="Cambria Math"/>
                     <w:sz w:val="21"/>
                     <w:szCs w:val="21"/>
                     <w:b/>
@@ -12784,7 +12784,7 @@
             </m:sSup>
             <m:r>
               <w:rPr>
-                <w:rFonts w:ascii="Cambria Math" w:hAnsi="Cambria Math" w:cs="Cambria Math"/>
+                <w:rFonts w:ascii="Times New Roman" w:hAnsi="Times New Roman" w:cs="Cambria Math"/>
                 <w:sz w:val="21"/>
                 <w:szCs w:val="21"/>
                 <w:b/>
@@ -12796,7 +12796,7 @@
               <m:sSupPr>
                 <m:ctrlPr>
                   <w:rPr>
-                    <w:rFonts w:ascii="Cambria Math" w:hAnsi="Cambria Math"/>
+                    <w:rFonts w:ascii="Times New Roman" w:hAnsi="Times New Roman"/>
                     <w:sz w:val="21"/>
                     <w:szCs w:val="21"/>
                   </w:rPr>
@@ -12805,7 +12805,7 @@
               <m:e>
                 <m:r>
                   <w:rPr>
-                    <w:rFonts w:ascii="Cambria Math" w:hAnsi="Cambria Math" w:cs="Cambria Math"/>
+                    <w:rFonts w:ascii="Times New Roman" w:hAnsi="Times New Roman" w:cs="Cambria Math"/>
                     <w:sz w:val="21"/>
                     <w:szCs w:val="21"/>
                     <w:b/>
@@ -12817,7 +12817,7 @@
               <m:sup>
                 <m:r>
                   <w:rPr>
-                    <w:rFonts w:ascii="Cambria Math" w:hAnsi="Cambria Math" w:cs="Cambria Math"/>
+                    <w:rFonts w:ascii="Times New Roman" w:hAnsi="Times New Roman" w:cs="Cambria Math"/>
                     <w:sz w:val="21"/>
                     <w:szCs w:val="21"/>
                     <w:b/>
@@ -12829,7 +12829,7 @@
             </m:sSup>
             <m:r>
               <w:rPr>
-                <w:rFonts w:ascii="Cambria Math" w:hAnsi="Cambria Math" w:cs="Cambria Math"/>
+                <w:rFonts w:ascii="Times New Roman" w:hAnsi="Times New Roman" w:cs="Cambria Math"/>
                 <w:sz w:val="21"/>
                 <w:szCs w:val="21"/>
                 <w:b/>
@@ -12907,7 +12907,7 @@
       <m:oMath>
         <m:r>
           <w:rPr>
-            <w:rFonts w:ascii="Cambria Math" w:hAnsi="Cambria Math" w:cs="Cambria Math"/>
+            <w:rFonts w:ascii="Times New Roman" w:hAnsi="Times New Roman" w:cs="Cambria Math"/>
             <w:sz w:val="21"/>
             <w:szCs w:val="21"/>
           </w:rPr>
@@ -12927,7 +12927,7 @@
           <m:sSupPr>
             <m:ctrlPr>
               <w:rPr>
-                <w:rFonts w:ascii="Cambria Math" w:hAnsi="Cambria Math"/>
+                <w:rFonts w:ascii="Times New Roman" w:hAnsi="Times New Roman"/>
                 <w:sz w:val="21"/>
                 <w:szCs w:val="21"/>
               </w:rPr>
@@ -12936,7 +12936,7 @@
           <m:e>
             <m:r>
               <w:rPr>
-                <w:rFonts w:ascii="Cambria Math" w:hAnsi="Cambria Math" w:cs="Cambria Math"/>
+                <w:rFonts w:ascii="Times New Roman" w:hAnsi="Times New Roman" w:cs="Cambria Math"/>
                 <w:sz w:val="21"/>
                 <w:szCs w:val="21"/>
               </w:rPr>
@@ -12946,7 +12946,7 @@
           <m:sup>
             <m:r>
               <w:rPr>
-                <w:rFonts w:ascii="Cambria Math" w:hAnsi="Cambria Math" w:cs="Cambria Math"/>
+                <w:rFonts w:ascii="Times New Roman" w:hAnsi="Times New Roman" w:cs="Cambria Math"/>
                 <w:sz w:val="21"/>
                 <w:szCs w:val="21"/>
               </w:rPr>
@@ -12956,7 +12956,7 @@
         </m:sSup>
         <m:r>
           <w:rPr>
-            <w:rFonts w:ascii="Cambria Math" w:hAnsi="Cambria Math" w:cs="Cambria Math"/>
+            <w:rFonts w:ascii="Times New Roman" w:hAnsi="Times New Roman" w:cs="Cambria Math"/>
             <w:sz w:val="21"/>
             <w:szCs w:val="21"/>
           </w:rPr>
@@ -12966,7 +12966,7 @@
           <m:sSupPr>
             <m:ctrlPr>
               <w:rPr>
-                <w:rFonts w:ascii="Cambria Math" w:hAnsi="Cambria Math"/>
+                <w:rFonts w:ascii="Times New Roman" w:hAnsi="Times New Roman"/>
                 <w:sz w:val="21"/>
                 <w:szCs w:val="21"/>
               </w:rPr>
@@ -12975,7 +12975,7 @@
           <m:e>
             <m:r>
               <w:rPr>
-                <w:rFonts w:ascii="Cambria Math" w:hAnsi="Cambria Math" w:cs="Cambria Math"/>
+                <w:rFonts w:ascii="Times New Roman" w:hAnsi="Times New Roman" w:cs="Cambria Math"/>
                 <w:sz w:val="21"/>
                 <w:szCs w:val="21"/>
               </w:rPr>
@@ -12985,7 +12985,7 @@
           <m:sup>
             <m:r>
               <w:rPr>
-                <w:rFonts w:ascii="Cambria Math" w:hAnsi="Cambria Math" w:cs="Cambria Math"/>
+                <w:rFonts w:ascii="Times New Roman" w:hAnsi="Times New Roman" w:cs="Cambria Math"/>
                 <w:sz w:val="21"/>
                 <w:szCs w:val="21"/>
               </w:rPr>
@@ -12995,7 +12995,7 @@
         </m:sSup>
         <m:r>
           <w:rPr>
-            <w:rFonts w:ascii="Cambria Math" w:hAnsi="Cambria Math" w:cs="Cambria Math"/>
+            <w:rFonts w:ascii="Times New Roman" w:hAnsi="Times New Roman" w:cs="Cambria Math"/>
             <w:sz w:val="21"/>
             <w:szCs w:val="21"/>
           </w:rPr>
@@ -13005,7 +13005,7 @@
           <m:sSupPr>
             <m:ctrlPr>
               <w:rPr>
-                <w:rFonts w:ascii="Cambria Math" w:hAnsi="Cambria Math"/>
+                <w:rFonts w:ascii="Times New Roman" w:hAnsi="Times New Roman"/>
                 <w:sz w:val="21"/>
                 <w:szCs w:val="21"/>
               </w:rPr>
@@ -13014,7 +13014,7 @@
           <m:e>
             <m:r>
               <w:rPr>
-                <w:rFonts w:ascii="Cambria Math" w:hAnsi="Cambria Math" w:cs="Cambria Math"/>
+                <w:rFonts w:ascii="Times New Roman" w:hAnsi="Times New Roman" w:cs="Cambria Math"/>
                 <w:sz w:val="21"/>
                 <w:szCs w:val="21"/>
               </w:rPr>
@@ -13024,7 +13024,7 @@
           <m:sup>
             <m:r>
               <w:rPr>
-                <w:rFonts w:ascii="Cambria Math" w:hAnsi="Cambria Math" w:cs="Cambria Math"/>
+                <w:rFonts w:ascii="Times New Roman" w:hAnsi="Times New Roman" w:cs="Cambria Math"/>
                 <w:sz w:val="21"/>
                 <w:szCs w:val="21"/>
               </w:rPr>
@@ -13459,7 +13459,7 @@
             <m:oMath>
               <m:r>
                 <w:rPr>
-                  <w:rFonts w:ascii="Cambria Math" w:hAnsi="Cambria Math" w:cs="Cambria Math"/>
+                  <w:rFonts w:ascii="Times New Roman" w:hAnsi="Times New Roman" w:cs="Cambria Math"/>
                   <w:sz w:val="21"/>
                   <w:szCs w:val="21"/>
                 </w:rPr>
@@ -13469,7 +13469,7 @@
                 <m:fPr>
                   <m:ctrlPr>
                     <w:rPr>
-                      <w:rFonts w:ascii="Cambria Math" w:hAnsi="Cambria Math"/>
+                      <w:rFonts w:ascii="Times New Roman" w:hAnsi="Times New Roman"/>
                       <w:sz w:val="21"/>
                       <w:szCs w:val="21"/>
                     </w:rPr>
@@ -13478,7 +13478,7 @@
                 <m:num>
                   <m:r>
                     <w:rPr>
-                      <w:rFonts w:ascii="Cambria Math" w:hAnsi="Cambria Math" w:cs="Cambria Math"/>
+                      <w:rFonts w:ascii="Times New Roman" w:hAnsi="Times New Roman" w:cs="Cambria Math"/>
                       <w:sz w:val="21"/>
                       <w:szCs w:val="21"/>
                     </w:rPr>
@@ -13491,7 +13491,7 @@
                       <m:degHide m:val="1"/>
                       <m:ctrlPr>
                         <w:rPr>
-                          <w:rFonts w:ascii="Cambria Math" w:hAnsi="Cambria Math"/>
+                          <w:rFonts w:ascii="Times New Roman" w:hAnsi="Times New Roman"/>
                           <w:sz w:val="21"/>
                           <w:szCs w:val="21"/>
                         </w:rPr>
@@ -13503,7 +13503,7 @@
                         <m:sSupPr>
                           <m:ctrlPr>
                             <w:rPr>
-                              <w:rFonts w:ascii="Cambria Math" w:hAnsi="Cambria Math"/>
+                              <w:rFonts w:ascii="Times New Roman" w:hAnsi="Times New Roman"/>
                               <w:sz w:val="21"/>
                               <w:szCs w:val="21"/>
                             </w:rPr>
@@ -13512,7 +13512,7 @@
                         <m:e>
                           <m:r>
                             <w:rPr>
-                              <w:rFonts w:ascii="Cambria Math" w:hAnsi="Cambria Math" w:cs="Cambria Math"/>
+                              <w:rFonts w:ascii="Times New Roman" w:hAnsi="Times New Roman" w:cs="Cambria Math"/>
                               <w:sz w:val="21"/>
                               <w:szCs w:val="21"/>
                             </w:rPr>
@@ -13522,7 +13522,7 @@
                         <m:sup>
                           <m:r>
                             <w:rPr>
-                              <w:rFonts w:ascii="Cambria Math" w:hAnsi="Cambria Math" w:cs="Cambria Math"/>
+                              <w:rFonts w:ascii="Times New Roman" w:hAnsi="Times New Roman" w:cs="Cambria Math"/>
                               <w:sz w:val="21"/>
                               <w:szCs w:val="21"/>
                             </w:rPr>
@@ -13532,7 +13532,7 @@
                       </m:sSup>
                       <m:r>
                         <w:rPr>
-                          <w:rFonts w:ascii="Cambria Math" w:hAnsi="Cambria Math" w:cs="Cambria Math"/>
+                          <w:rFonts w:ascii="Times New Roman" w:hAnsi="Times New Roman" w:cs="Cambria Math"/>
                           <w:sz w:val="21"/>
                           <w:szCs w:val="21"/>
                         </w:rPr>
@@ -13542,7 +13542,7 @@
                         <m:sSupPr>
                           <m:ctrlPr>
                             <w:rPr>
-                              <w:rFonts w:ascii="Cambria Math" w:hAnsi="Cambria Math"/>
+                              <w:rFonts w:ascii="Times New Roman" w:hAnsi="Times New Roman"/>
                               <w:sz w:val="21"/>
                               <w:szCs w:val="21"/>
                             </w:rPr>
@@ -13551,7 +13551,7 @@
                         <m:e>
                           <m:r>
                             <w:rPr>
-                              <w:rFonts w:ascii="Cambria Math" w:hAnsi="Cambria Math" w:cs="Cambria Math"/>
+                              <w:rFonts w:ascii="Times New Roman" w:hAnsi="Times New Roman" w:cs="Cambria Math"/>
                               <w:sz w:val="21"/>
                               <w:szCs w:val="21"/>
                             </w:rPr>
@@ -13561,7 +13561,7 @@
                         <m:sup>
                           <m:r>
                             <w:rPr>
-                              <w:rFonts w:ascii="Cambria Math" w:hAnsi="Cambria Math" w:cs="Cambria Math"/>
+                              <w:rFonts w:ascii="Times New Roman" w:hAnsi="Times New Roman" w:cs="Cambria Math"/>
                               <w:sz w:val="21"/>
                               <w:szCs w:val="21"/>
                             </w:rPr>
@@ -13809,7 +13809,7 @@
                   <m:endChr m:val=" "/>
                   <m:ctrlPr>
                     <w:rPr>
-                      <w:rFonts w:ascii="Cambria Math" w:hAnsi="Cambria Math"/>
+                      <w:rFonts w:ascii="Times New Roman" w:hAnsi="Times New Roman"/>
                       <w:sz w:val="21"/>
                       <w:szCs w:val="21"/>
                     </w:rPr>
@@ -13820,7 +13820,7 @@
                     <m:eqArrPr>
                       <m:ctrlPr>
                         <w:rPr>
-                          <w:rFonts w:ascii="Cambria Math" w:hAnsi="Cambria Math"/>
+                          <w:rFonts w:ascii="Times New Roman" w:hAnsi="Times New Roman"/>
                           <w:sz w:val="21"/>
                           <w:szCs w:val="21"/>
                         </w:rPr>
@@ -13829,7 +13829,7 @@
                     <m:e>
                       <m:r>
                         <w:rPr>
-                          <w:rFonts w:ascii="Cambria Math" w:hAnsi="Cambria Math" w:cs="Cambria Math"/>
+                          <w:rFonts w:ascii="Times New Roman" w:hAnsi="Times New Roman" w:cs="Cambria Math"/>
                           <w:sz w:val="21"/>
                           <w:szCs w:val="21"/>
                         </w:rPr>
@@ -13841,7 +13841,7 @@
                         <m:sSupPr>
                           <m:ctrlPr>
                             <w:rPr>
-                              <w:rFonts w:ascii="Cambria Math" w:hAnsi="Cambria Math"/>
+                              <w:rFonts w:ascii="Times New Roman" w:hAnsi="Times New Roman"/>
                               <w:sz w:val="21"/>
                               <w:szCs w:val="21"/>
                             </w:rPr>
@@ -13850,7 +13850,7 @@
                         <m:e>
                           <m:r>
                             <w:rPr>
-                              <w:rFonts w:ascii="Cambria Math" w:hAnsi="Cambria Math" w:cs="Cambria Math"/>
+                              <w:rFonts w:ascii="Times New Roman" w:hAnsi="Times New Roman" w:cs="Cambria Math"/>
                               <w:sz w:val="21"/>
                               <w:szCs w:val="21"/>
                             </w:rPr>
@@ -13860,7 +13860,7 @@
                         <m:sup>
                           <m:r>
                             <w:rPr>
-                              <w:rFonts w:ascii="Cambria Math" w:hAnsi="Cambria Math" w:cs="Cambria Math"/>
+                              <w:rFonts w:ascii="Times New Roman" w:hAnsi="Times New Roman" w:cs="Cambria Math"/>
                               <w:sz w:val="21"/>
                               <w:szCs w:val="21"/>
                             </w:rPr>
@@ -13870,7 +13870,7 @@
                       </m:sSup>
                       <m:r>
                         <w:rPr>
-                          <w:rFonts w:ascii="Cambria Math" w:hAnsi="Cambria Math" w:cs="Cambria Math"/>
+                          <w:rFonts w:ascii="Times New Roman" w:hAnsi="Times New Roman" w:cs="Cambria Math"/>
                           <w:sz w:val="21"/>
                           <w:szCs w:val="21"/>
                         </w:rPr>
@@ -13880,7 +13880,7 @@
                         <m:sSupPr>
                           <m:ctrlPr>
                             <w:rPr>
-                              <w:rFonts w:ascii="Cambria Math" w:hAnsi="Cambria Math"/>
+                              <w:rFonts w:ascii="Times New Roman" w:hAnsi="Times New Roman"/>
                               <w:sz w:val="21"/>
                               <w:szCs w:val="21"/>
                             </w:rPr>
@@ -13889,7 +13889,7 @@
                         <m:e>
                           <m:r>
                             <w:rPr>
-                              <w:rFonts w:ascii="Cambria Math" w:hAnsi="Cambria Math" w:cs="Cambria Math"/>
+                              <w:rFonts w:ascii="Times New Roman" w:hAnsi="Times New Roman" w:cs="Cambria Math"/>
                               <w:sz w:val="21"/>
                               <w:szCs w:val="21"/>
                             </w:rPr>
@@ -13899,7 +13899,7 @@
                         <m:sup>
                           <m:r>
                             <w:rPr>
-                              <w:rFonts w:ascii="Cambria Math" w:hAnsi="Cambria Math" w:cs="Cambria Math"/>
+                              <w:rFonts w:ascii="Times New Roman" w:hAnsi="Times New Roman" w:cs="Cambria Math"/>
                               <w:sz w:val="21"/>
                               <w:szCs w:val="21"/>
                             </w:rPr>
@@ -13909,7 +13909,7 @@
                       </m:sSup>
                       <m:r>
                         <w:rPr>
-                          <w:rFonts w:ascii="Cambria Math" w:hAnsi="Cambria Math" w:cs="Cambria Math"/>
+                          <w:rFonts w:ascii="Times New Roman" w:hAnsi="Times New Roman" w:cs="Cambria Math"/>
                           <w:sz w:val="21"/>
                           <w:szCs w:val="21"/>
                         </w:rPr>
@@ -13919,7 +13919,7 @@
                         <m:sSupPr>
                           <m:ctrlPr>
                             <w:rPr>
-                              <w:rFonts w:ascii="Cambria Math" w:hAnsi="Cambria Math"/>
+                              <w:rFonts w:ascii="Times New Roman" w:hAnsi="Times New Roman"/>
                               <w:sz w:val="21"/>
                               <w:szCs w:val="21"/>
                             </w:rPr>
@@ -13928,7 +13928,7 @@
                         <m:e>
                           <m:r>
                             <w:rPr>
-                              <w:rFonts w:ascii="Cambria Math" w:hAnsi="Cambria Math" w:cs="Cambria Math"/>
+                              <w:rFonts w:ascii="Times New Roman" w:hAnsi="Times New Roman" w:cs="Cambria Math"/>
                               <w:sz w:val="21"/>
                               <w:szCs w:val="21"/>
                             </w:rPr>
@@ -13938,7 +13938,7 @@
                         <m:sup>
                           <m:r>
                             <w:rPr>
-                              <w:rFonts w:ascii="Cambria Math" w:hAnsi="Cambria Math" w:cs="Cambria Math"/>
+                              <w:rFonts w:ascii="Times New Roman" w:hAnsi="Times New Roman" w:cs="Cambria Math"/>
                               <w:sz w:val="21"/>
                               <w:szCs w:val="21"/>
                             </w:rPr>
@@ -13948,7 +13948,7 @@
                       </m:sSup>
                       <m:r>
                         <w:rPr>
-                          <w:rFonts w:ascii="Cambria Math" w:hAnsi="Cambria Math" w:cs="Cambria Math"/>
+                          <w:rFonts w:ascii="Times New Roman" w:hAnsi="Times New Roman" w:cs="Cambria Math"/>
                           <w:sz w:val="21"/>
                           <w:szCs w:val="21"/>
                         </w:rPr>
@@ -13973,7 +13973,7 @@
                   <m:sty m:val="p"/>
                 </m:rPr>
                 <w:rPr>
-                  <w:rFonts w:ascii="Cambria Math" w:hAnsi="Cambria Math" w:cs="Cambria Math"/>
+                  <w:rFonts w:ascii="Times New Roman" w:hAnsi="Times New Roman" w:cs="Cambria Math"/>
                   <w:sz w:val="21"/>
                   <w:szCs w:val="21"/>
                 </w:rPr>
@@ -14013,7 +14013,7 @@
                   <m:sty m:val="p"/>
                 </m:rPr>
                 <w:rPr>
-                  <w:rFonts w:ascii="Cambria Math" w:hAnsi="Cambria Math" w:cs="Cambria Math"/>
+                  <w:rFonts w:ascii="Times New Roman" w:hAnsi="Times New Roman" w:cs="Cambria Math"/>
                   <w:sz w:val="21"/>
                   <w:szCs w:val="21"/>
                 </w:rPr>
@@ -14071,7 +14071,7 @@
                   <m:sty m:val="p"/>
                 </m:rPr>
                 <w:rPr>
-                  <w:rFonts w:ascii="Cambria Math" w:hAnsi="Cambria Math" w:cs="Cambria Math"/>
+                  <w:rFonts w:ascii="Times New Roman" w:hAnsi="Times New Roman" w:cs="Cambria Math"/>
                   <w:sz w:val="21"/>
                   <w:szCs w:val="21"/>
                 </w:rPr>
@@ -14129,7 +14129,7 @@
                   <m:sty m:val="p"/>
                 </m:rPr>
                 <w:rPr>
-                  <w:rFonts w:ascii="Cambria Math" w:hAnsi="Cambria Math" w:cs="Cambria Math"/>
+                  <w:rFonts w:ascii="Times New Roman" w:hAnsi="Times New Roman" w:cs="Cambria Math"/>
                   <w:sz w:val="21"/>
                   <w:szCs w:val="21"/>
                 </w:rPr>
@@ -14253,7 +14253,7 @@
           <m:sSubPr>
             <m:ctrlPr>
               <w:rPr>
-                <w:rFonts w:ascii="Cambria Math" w:hAnsi="Cambria Math"/>
+                <w:rFonts w:ascii="Times New Roman" w:hAnsi="Times New Roman"/>
                 <w:sz w:val="21"/>
                 <w:szCs w:val="21"/>
               </w:rPr>
@@ -14262,7 +14262,7 @@
           <m:e>
             <m:r>
               <w:rPr>
-                <w:rFonts w:ascii="Cambria Math" w:hAnsi="Cambria Math" w:cs="Cambria Math"/>
+                <w:rFonts w:ascii="Times New Roman" w:hAnsi="Times New Roman" w:cs="Cambria Math"/>
                 <w:sz w:val="21"/>
                 <w:szCs w:val="21"/>
               </w:rPr>
@@ -14272,7 +14272,7 @@
           <m:sub>
             <m:r>
               <w:rPr>
-                <w:rFonts w:ascii="Cambria Math" w:hAnsi="Cambria Math" w:cs="Cambria Math"/>
+                <w:rFonts w:ascii="Times New Roman" w:hAnsi="Times New Roman" w:cs="Cambria Math"/>
                 <w:sz w:val="21"/>
                 <w:szCs w:val="21"/>
               </w:rPr>
@@ -14294,7 +14294,7 @@
           <m:sSubPr>
             <m:ctrlPr>
               <w:rPr>
-                <w:rFonts w:ascii="Cambria Math" w:hAnsi="Cambria Math"/>
+                <w:rFonts w:ascii="Times New Roman" w:hAnsi="Times New Roman"/>
                 <w:sz w:val="21"/>
                 <w:szCs w:val="21"/>
               </w:rPr>
@@ -14303,7 +14303,7 @@
           <m:e>
             <m:r>
               <w:rPr>
-                <w:rFonts w:ascii="Cambria Math" w:hAnsi="Cambria Math" w:cs="Cambria Math"/>
+                <w:rFonts w:ascii="Times New Roman" w:hAnsi="Times New Roman" w:cs="Cambria Math"/>
                 <w:sz w:val="21"/>
                 <w:szCs w:val="21"/>
               </w:rPr>
@@ -14313,7 +14313,7 @@
           <m:sub>
             <m:r>
               <w:rPr>
-                <w:rFonts w:ascii="Cambria Math" w:hAnsi="Cambria Math" w:cs="Cambria Math"/>
+                <w:rFonts w:ascii="Times New Roman" w:hAnsi="Times New Roman" w:cs="Cambria Math"/>
                 <w:sz w:val="21"/>
                 <w:szCs w:val="21"/>
               </w:rPr>
@@ -15038,7 +15038,7 @@
                 <m:sSubPr>
                   <m:ctrlPr>
                     <w:rPr>
-                      <w:rFonts w:ascii="Cambria Math" w:hAnsi="Cambria Math"/>
+                      <w:rFonts w:ascii="Times New Roman" w:hAnsi="Times New Roman"/>
                       <w:sz w:val="21"/>
                       <w:szCs w:val="21"/>
                     </w:rPr>
@@ -15047,7 +15047,7 @@
                 <m:e>
                   <m:r>
                     <w:rPr>
-                      <w:rFonts w:ascii="Cambria Math" w:hAnsi="Cambria Math" w:cs="Cambria Math"/>
+                      <w:rFonts w:ascii="Times New Roman" w:hAnsi="Times New Roman" w:cs="Cambria Math"/>
                       <w:sz w:val="21"/>
                       <w:szCs w:val="21"/>
                     </w:rPr>
@@ -15057,7 +15057,7 @@
                 <m:sub>
                   <m:r>
                     <w:rPr>
-                      <w:rFonts w:ascii="Cambria Math" w:hAnsi="Cambria Math" w:cs="Cambria Math"/>
+                      <w:rFonts w:ascii="Times New Roman" w:hAnsi="Times New Roman" w:cs="Cambria Math"/>
                       <w:sz w:val="21"/>
                       <w:szCs w:val="21"/>
                     </w:rPr>
@@ -15079,7 +15079,7 @@
                 <m:sSubPr>
                   <m:ctrlPr>
                     <w:rPr>
-                      <w:rFonts w:ascii="Cambria Math" w:hAnsi="Cambria Math"/>
+                      <w:rFonts w:ascii="Times New Roman" w:hAnsi="Times New Roman"/>
                       <w:sz w:val="21"/>
                       <w:szCs w:val="21"/>
                     </w:rPr>
@@ -15088,7 +15088,7 @@
                 <m:e>
                   <m:r>
                     <w:rPr>
-                      <w:rFonts w:ascii="Cambria Math" w:hAnsi="Cambria Math" w:cs="Cambria Math"/>
+                      <w:rFonts w:ascii="Times New Roman" w:hAnsi="Times New Roman" w:cs="Cambria Math"/>
                       <w:sz w:val="21"/>
                       <w:szCs w:val="21"/>
                     </w:rPr>
@@ -15098,7 +15098,7 @@
                 <m:sub>
                   <m:r>
                     <w:rPr>
-                      <w:rFonts w:ascii="Cambria Math" w:hAnsi="Cambria Math" w:cs="Cambria Math"/>
+                      <w:rFonts w:ascii="Times New Roman" w:hAnsi="Times New Roman" w:cs="Cambria Math"/>
                       <w:sz w:val="21"/>
                       <w:szCs w:val="21"/>
                     </w:rPr>
@@ -15145,7 +15145,7 @@
             <m:oMath>
               <m:r>
                 <w:rPr>
-                  <w:rFonts w:ascii="Cambria Math" w:hAnsi="Cambria Math" w:cs="Cambria Math"/>
+                  <w:rFonts w:ascii="Times New Roman" w:hAnsi="Times New Roman" w:cs="Cambria Math"/>
                   <w:sz w:val="21"/>
                   <w:szCs w:val="21"/>
                   <w:b/>
@@ -15157,7 +15157,7 @@
                 <m:sSubPr>
                   <m:ctrlPr>
                     <w:rPr>
-                      <w:rFonts w:ascii="Cambria Math" w:hAnsi="Cambria Math"/>
+                      <w:rFonts w:ascii="Times New Roman" w:hAnsi="Times New Roman"/>
                       <w:sz w:val="21"/>
                       <w:szCs w:val="21"/>
                     </w:rPr>
@@ -15166,7 +15166,7 @@
                 <m:e>
                   <m:r>
                     <w:rPr>
-                      <w:rFonts w:ascii="Cambria Math" w:hAnsi="Cambria Math" w:cs="Cambria Math"/>
+                      <w:rFonts w:ascii="Times New Roman" w:hAnsi="Times New Roman" w:cs="Cambria Math"/>
                       <w:sz w:val="21"/>
                       <w:szCs w:val="21"/>
                       <w:b/>
@@ -15178,7 +15178,7 @@
                 <m:sub>
                   <m:r>
                     <w:rPr>
-                      <w:rFonts w:ascii="Cambria Math" w:hAnsi="Cambria Math" w:cs="Cambria Math"/>
+                      <w:rFonts w:ascii="Times New Roman" w:hAnsi="Times New Roman" w:cs="Cambria Math"/>
                       <w:sz w:val="21"/>
                       <w:szCs w:val="21"/>
                       <w:b/>
@@ -15190,7 +15190,7 @@
               </m:sSub>
               <m:r>
                 <w:rPr>
-                  <w:rFonts w:ascii="Cambria Math" w:hAnsi="Cambria Math" w:cs="Cambria Math"/>
+                  <w:rFonts w:ascii="Times New Roman" w:hAnsi="Times New Roman" w:cs="Cambria Math"/>
                   <w:sz w:val="21"/>
                   <w:szCs w:val="21"/>
                   <w:b/>
@@ -15202,7 +15202,7 @@
                 <m:sSubPr>
                   <m:ctrlPr>
                     <w:rPr>
-                      <w:rFonts w:ascii="Cambria Math" w:hAnsi="Cambria Math"/>
+                      <w:rFonts w:ascii="Times New Roman" w:hAnsi="Times New Roman"/>
                       <w:sz w:val="21"/>
                       <w:szCs w:val="21"/>
                     </w:rPr>
@@ -15211,7 +15211,7 @@
                 <m:e>
                   <m:r>
                     <w:rPr>
-                      <w:rFonts w:ascii="Cambria Math" w:hAnsi="Cambria Math" w:cs="Cambria Math"/>
+                      <w:rFonts w:ascii="Times New Roman" w:hAnsi="Times New Roman" w:cs="Cambria Math"/>
                       <w:sz w:val="21"/>
                       <w:szCs w:val="21"/>
                       <w:b/>
@@ -15223,7 +15223,7 @@
                 <m:sub>
                   <m:r>
                     <w:rPr>
-                      <w:rFonts w:ascii="Cambria Math" w:hAnsi="Cambria Math" w:cs="Cambria Math"/>
+                      <w:rFonts w:ascii="Times New Roman" w:hAnsi="Times New Roman" w:cs="Cambria Math"/>
                       <w:sz w:val="21"/>
                       <w:szCs w:val="21"/>
                       <w:b/>
@@ -15264,7 +15264,7 @@
             <m:oMath>
               <m:r>
                 <w:rPr>
-                  <w:rFonts w:ascii="Cambria Math" w:hAnsi="Cambria Math" w:cs="Cambria Math"/>
+                  <w:rFonts w:ascii="Times New Roman" w:hAnsi="Times New Roman" w:cs="Cambria Math"/>
                   <w:sz w:val="21"/>
                   <w:szCs w:val="21"/>
                   <w:b/>
@@ -15276,7 +15276,7 @@
                 <m:sSubPr>
                   <m:ctrlPr>
                     <w:rPr>
-                      <w:rFonts w:ascii="Cambria Math" w:hAnsi="Cambria Math"/>
+                      <w:rFonts w:ascii="Times New Roman" w:hAnsi="Times New Roman"/>
                       <w:sz w:val="21"/>
                       <w:szCs w:val="21"/>
                     </w:rPr>
@@ -15285,7 +15285,7 @@
                 <m:e>
                   <m:r>
                     <w:rPr>
-                      <w:rFonts w:ascii="Cambria Math" w:hAnsi="Cambria Math" w:cs="Cambria Math"/>
+                      <w:rFonts w:ascii="Times New Roman" w:hAnsi="Times New Roman" w:cs="Cambria Math"/>
                       <w:sz w:val="21"/>
                       <w:szCs w:val="21"/>
                       <w:b/>
@@ -15297,7 +15297,7 @@
                 <m:sub>
                   <m:r>
                     <w:rPr>
-                      <w:rFonts w:ascii="Cambria Math" w:hAnsi="Cambria Math" w:cs="Cambria Math"/>
+                      <w:rFonts w:ascii="Times New Roman" w:hAnsi="Times New Roman" w:cs="Cambria Math"/>
                       <w:sz w:val="21"/>
                       <w:szCs w:val="21"/>
                       <w:b/>
@@ -15309,7 +15309,7 @@
               </m:sSub>
               <m:r>
                 <w:rPr>
-                  <w:rFonts w:ascii="Cambria Math" w:hAnsi="Cambria Math" w:cs="Cambria Math"/>
+                  <w:rFonts w:ascii="Times New Roman" w:hAnsi="Times New Roman" w:cs="Cambria Math"/>
                   <w:sz w:val="21"/>
                   <w:szCs w:val="21"/>
                   <w:b/>
@@ -15321,7 +15321,7 @@
                 <m:sSubPr>
                   <m:ctrlPr>
                     <w:rPr>
-                      <w:rFonts w:ascii="Cambria Math" w:hAnsi="Cambria Math"/>
+                      <w:rFonts w:ascii="Times New Roman" w:hAnsi="Times New Roman"/>
                       <w:sz w:val="21"/>
                       <w:szCs w:val="21"/>
                     </w:rPr>
@@ -15330,7 +15330,7 @@
                 <m:e>
                   <m:r>
                     <w:rPr>
-                      <w:rFonts w:ascii="Cambria Math" w:hAnsi="Cambria Math" w:cs="Cambria Math"/>
+                      <w:rFonts w:ascii="Times New Roman" w:hAnsi="Times New Roman" w:cs="Cambria Math"/>
                       <w:sz w:val="21"/>
                       <w:szCs w:val="21"/>
                       <w:b/>
@@ -15342,7 +15342,7 @@
                 <m:sub>
                   <m:r>
                     <w:rPr>
-                      <w:rFonts w:ascii="Cambria Math" w:hAnsi="Cambria Math" w:cs="Cambria Math"/>
+                      <w:rFonts w:ascii="Times New Roman" w:hAnsi="Times New Roman" w:cs="Cambria Math"/>
                       <w:sz w:val="21"/>
                       <w:szCs w:val="21"/>
                       <w:b/>
@@ -15387,7 +15387,7 @@
                   <m:endChr m:val="|"/>
                   <m:ctrlPr>
                     <w:rPr>
-                      <w:rFonts w:ascii="Cambria Math" w:hAnsi="Cambria Math"/>
+                      <w:rFonts w:ascii="Times New Roman" w:hAnsi="Times New Roman"/>
                       <w:sz w:val="21"/>
                       <w:szCs w:val="21"/>
                     </w:rPr>
@@ -15398,7 +15398,7 @@
                     <m:sSubPr>
                       <m:ctrlPr>
                         <w:rPr>
-                          <w:rFonts w:ascii="Cambria Math" w:hAnsi="Cambria Math"/>
+                          <w:rFonts w:ascii="Times New Roman" w:hAnsi="Times New Roman"/>
                           <w:sz w:val="21"/>
                           <w:szCs w:val="21"/>
                         </w:rPr>
@@ -15407,7 +15407,7 @@
                     <m:e>
                       <m:r>
                         <w:rPr>
-                          <w:rFonts w:ascii="Cambria Math" w:hAnsi="Cambria Math" w:cs="Cambria Math"/>
+                          <w:rFonts w:ascii="Times New Roman" w:hAnsi="Times New Roman" w:cs="Cambria Math"/>
                           <w:sz w:val="21"/>
                           <w:szCs w:val="21"/>
                           <w:b/>
@@ -15419,7 +15419,7 @@
                     <m:sub>
                       <m:r>
                         <w:rPr>
-                          <w:rFonts w:ascii="Cambria Math" w:hAnsi="Cambria Math" w:cs="Cambria Math"/>
+                          <w:rFonts w:ascii="Times New Roman" w:hAnsi="Times New Roman" w:cs="Cambria Math"/>
                           <w:sz w:val="21"/>
                           <w:szCs w:val="21"/>
                           <w:b/>
@@ -15431,7 +15431,7 @@
                   </m:sSub>
                   <m:r>
                     <w:rPr>
-                      <w:rFonts w:ascii="Cambria Math" w:hAnsi="Cambria Math" w:cs="Cambria Math"/>
+                      <w:rFonts w:ascii="Times New Roman" w:hAnsi="Times New Roman" w:cs="Cambria Math"/>
                       <w:sz w:val="21"/>
                       <w:szCs w:val="21"/>
                       <w:b/>
@@ -15443,7 +15443,7 @@
                     <m:sSubPr>
                       <m:ctrlPr>
                         <w:rPr>
-                          <w:rFonts w:ascii="Cambria Math" w:hAnsi="Cambria Math"/>
+                          <w:rFonts w:ascii="Times New Roman" w:hAnsi="Times New Roman"/>
                           <w:sz w:val="21"/>
                           <w:szCs w:val="21"/>
                         </w:rPr>
@@ -15452,7 +15452,7 @@
                     <m:e>
                       <m:r>
                         <w:rPr>
-                          <w:rFonts w:ascii="Cambria Math" w:hAnsi="Cambria Math" w:cs="Cambria Math"/>
+                          <w:rFonts w:ascii="Times New Roman" w:hAnsi="Times New Roman" w:cs="Cambria Math"/>
                           <w:sz w:val="21"/>
                           <w:szCs w:val="21"/>
                           <w:b/>
@@ -15464,7 +15464,7 @@
                     <m:sub>
                       <m:r>
                         <w:rPr>
-                          <w:rFonts w:ascii="Cambria Math" w:hAnsi="Cambria Math" w:cs="Cambria Math"/>
+                          <w:rFonts w:ascii="Times New Roman" w:hAnsi="Times New Roman" w:cs="Cambria Math"/>
                           <w:sz w:val="21"/>
                           <w:szCs w:val="21"/>
                           <w:b/>
@@ -15478,7 +15478,7 @@
               </m:d>
               <m:r>
                 <w:rPr>
-                  <w:rFonts w:ascii="Cambria Math" w:hAnsi="Cambria Math" w:cs="Cambria Math"/>
+                  <w:rFonts w:ascii="Times New Roman" w:hAnsi="Times New Roman" w:cs="Cambria Math"/>
                   <w:sz w:val="21"/>
                   <w:szCs w:val="21"/>
                   <w:b/>
@@ -15490,7 +15490,7 @@
                 <m:sSubPr>
                   <m:ctrlPr>
                     <w:rPr>
-                      <w:rFonts w:ascii="Cambria Math" w:hAnsi="Cambria Math"/>
+                      <w:rFonts w:ascii="Times New Roman" w:hAnsi="Times New Roman"/>
                       <w:sz w:val="21"/>
                       <w:szCs w:val="21"/>
                     </w:rPr>
@@ -15499,7 +15499,7 @@
                 <m:e>
                   <m:r>
                     <w:rPr>
-                      <w:rFonts w:ascii="Cambria Math" w:hAnsi="Cambria Math" w:cs="Cambria Math"/>
+                      <w:rFonts w:ascii="Times New Roman" w:hAnsi="Times New Roman" w:cs="Cambria Math"/>
                       <w:sz w:val="21"/>
                       <w:szCs w:val="21"/>
                       <w:b/>
@@ -15511,7 +15511,7 @@
                 <m:sub>
                   <m:r>
                     <w:rPr>
-                      <w:rFonts w:ascii="Cambria Math" w:hAnsi="Cambria Math" w:cs="Cambria Math"/>
+                      <w:rFonts w:ascii="Times New Roman" w:hAnsi="Times New Roman" w:cs="Cambria Math"/>
                       <w:sz w:val="21"/>
                       <w:szCs w:val="21"/>
                       <w:b/>
@@ -15523,7 +15523,7 @@
               </m:sSub>
               <m:r>
                 <w:rPr>
-                  <w:rFonts w:ascii="Cambria Math" w:hAnsi="Cambria Math" w:cs="Cambria Math"/>
+                  <w:rFonts w:ascii="Times New Roman" w:hAnsi="Times New Roman" w:cs="Cambria Math"/>
                   <w:sz w:val="21"/>
                   <w:szCs w:val="21"/>
                   <w:b/>
@@ -15535,7 +15535,7 @@
                 <m:sSubPr>
                   <m:ctrlPr>
                     <w:rPr>
-                      <w:rFonts w:ascii="Cambria Math" w:hAnsi="Cambria Math"/>
+                      <w:rFonts w:ascii="Times New Roman" w:hAnsi="Times New Roman"/>
                       <w:sz w:val="21"/>
                       <w:szCs w:val="21"/>
                     </w:rPr>
@@ -15544,7 +15544,7 @@
                 <m:e>
                   <m:r>
                     <w:rPr>
-                      <w:rFonts w:ascii="Cambria Math" w:hAnsi="Cambria Math" w:cs="Cambria Math"/>
+                      <w:rFonts w:ascii="Times New Roman" w:hAnsi="Times New Roman" w:cs="Cambria Math"/>
                       <w:sz w:val="21"/>
                       <w:szCs w:val="21"/>
                       <w:b/>
@@ -15556,7 +15556,7 @@
                 <m:sub>
                   <m:r>
                     <w:rPr>
-                      <w:rFonts w:ascii="Cambria Math" w:hAnsi="Cambria Math" w:cs="Cambria Math"/>
+                      <w:rFonts w:ascii="Times New Roman" w:hAnsi="Times New Roman" w:cs="Cambria Math"/>
                       <w:sz w:val="21"/>
                       <w:szCs w:val="21"/>
                       <w:b/>
@@ -15597,7 +15597,7 @@
             <m:oMath>
               <m:r>
                 <w:rPr>
-                  <w:rFonts w:ascii="Cambria Math" w:hAnsi="Cambria Math" w:cs="Cambria Math"/>
+                  <w:rFonts w:ascii="Times New Roman" w:hAnsi="Times New Roman" w:cs="Cambria Math"/>
                   <w:sz w:val="21"/>
                   <w:szCs w:val="21"/>
                   <w:b/>
@@ -15611,7 +15611,7 @@
                   <m:endChr m:val="|"/>
                   <m:ctrlPr>
                     <w:rPr>
-                      <w:rFonts w:ascii="Cambria Math" w:hAnsi="Cambria Math"/>
+                      <w:rFonts w:ascii="Times New Roman" w:hAnsi="Times New Roman"/>
                       <w:sz w:val="21"/>
                       <w:szCs w:val="21"/>
                     </w:rPr>
@@ -15622,7 +15622,7 @@
                     <m:sSubPr>
                       <m:ctrlPr>
                         <w:rPr>
-                          <w:rFonts w:ascii="Cambria Math" w:hAnsi="Cambria Math"/>
+                          <w:rFonts w:ascii="Times New Roman" w:hAnsi="Times New Roman"/>
                           <w:sz w:val="21"/>
                           <w:szCs w:val="21"/>
                         </w:rPr>
@@ -15631,7 +15631,7 @@
                     <m:e>
                       <m:r>
                         <w:rPr>
-                          <w:rFonts w:ascii="Cambria Math" w:hAnsi="Cambria Math" w:cs="Cambria Math"/>
+                          <w:rFonts w:ascii="Times New Roman" w:hAnsi="Times New Roman" w:cs="Cambria Math"/>
                           <w:sz w:val="21"/>
                           <w:szCs w:val="21"/>
                           <w:b/>
@@ -15643,7 +15643,7 @@
                     <m:sub>
                       <m:r>
                         <w:rPr>
-                          <w:rFonts w:ascii="Cambria Math" w:hAnsi="Cambria Math" w:cs="Cambria Math"/>
+                          <w:rFonts w:ascii="Times New Roman" w:hAnsi="Times New Roman" w:cs="Cambria Math"/>
                           <w:sz w:val="21"/>
                           <w:szCs w:val="21"/>
                           <w:b/>
@@ -15655,7 +15655,7 @@
                   </m:sSub>
                   <m:r>
                     <w:rPr>
-                      <w:rFonts w:ascii="Cambria Math" w:hAnsi="Cambria Math" w:cs="Cambria Math"/>
+                      <w:rFonts w:ascii="Times New Roman" w:hAnsi="Times New Roman" w:cs="Cambria Math"/>
                       <w:sz w:val="21"/>
                       <w:szCs w:val="21"/>
                       <w:b/>
@@ -15667,7 +15667,7 @@
                     <m:sSubPr>
                       <m:ctrlPr>
                         <w:rPr>
-                          <w:rFonts w:ascii="Cambria Math" w:hAnsi="Cambria Math"/>
+                          <w:rFonts w:ascii="Times New Roman" w:hAnsi="Times New Roman"/>
                           <w:sz w:val="21"/>
                           <w:szCs w:val="21"/>
                         </w:rPr>
@@ -15676,7 +15676,7 @@
                     <m:e>
                       <m:r>
                         <w:rPr>
-                          <w:rFonts w:ascii="Cambria Math" w:hAnsi="Cambria Math" w:cs="Cambria Math"/>
+                          <w:rFonts w:ascii="Times New Roman" w:hAnsi="Times New Roman" w:cs="Cambria Math"/>
                           <w:sz w:val="21"/>
                           <w:szCs w:val="21"/>
                           <w:b/>
@@ -15688,7 +15688,7 @@
                     <m:sub>
                       <m:r>
                         <w:rPr>
-                          <w:rFonts w:ascii="Cambria Math" w:hAnsi="Cambria Math" w:cs="Cambria Math"/>
+                          <w:rFonts w:ascii="Times New Roman" w:hAnsi="Times New Roman" w:cs="Cambria Math"/>
                           <w:sz w:val="21"/>
                           <w:szCs w:val="21"/>
                           <w:b/>
@@ -15731,7 +15731,7 @@
             <m:oMath>
               <m:r>
                 <w:rPr>
-                  <w:rFonts w:ascii="Cambria Math" w:hAnsi="Cambria Math" w:cs="Cambria Math"/>
+                  <w:rFonts w:ascii="Times New Roman" w:hAnsi="Times New Roman" w:cs="Cambria Math"/>
                   <w:sz w:val="21"/>
                   <w:szCs w:val="21"/>
                   <w:b/>
@@ -15745,7 +15745,7 @@
                   <m:endChr m:val="|"/>
                   <m:ctrlPr>
                     <w:rPr>
-                      <w:rFonts w:ascii="Cambria Math" w:hAnsi="Cambria Math"/>
+                      <w:rFonts w:ascii="Times New Roman" w:hAnsi="Times New Roman"/>
                       <w:sz w:val="21"/>
                       <w:szCs w:val="21"/>
                     </w:rPr>
@@ -15756,7 +15756,7 @@
                     <m:sSubPr>
                       <m:ctrlPr>
                         <w:rPr>
-                          <w:rFonts w:ascii="Cambria Math" w:hAnsi="Cambria Math"/>
+                          <w:rFonts w:ascii="Times New Roman" w:hAnsi="Times New Roman"/>
                           <w:sz w:val="21"/>
                           <w:szCs w:val="21"/>
                         </w:rPr>
@@ -15765,7 +15765,7 @@
                     <m:e>
                       <m:r>
                         <w:rPr>
-                          <w:rFonts w:ascii="Cambria Math" w:hAnsi="Cambria Math" w:cs="Cambria Math"/>
+                          <w:rFonts w:ascii="Times New Roman" w:hAnsi="Times New Roman" w:cs="Cambria Math"/>
                           <w:sz w:val="21"/>
                           <w:szCs w:val="21"/>
                           <w:b/>
@@ -15777,7 +15777,7 @@
                     <m:sub>
                       <m:r>
                         <w:rPr>
-                          <w:rFonts w:ascii="Cambria Math" w:hAnsi="Cambria Math" w:cs="Cambria Math"/>
+                          <w:rFonts w:ascii="Times New Roman" w:hAnsi="Times New Roman" w:cs="Cambria Math"/>
                           <w:sz w:val="21"/>
                           <w:szCs w:val="21"/>
                           <w:b/>
@@ -15789,7 +15789,7 @@
                   </m:sSub>
                   <m:r>
                     <w:rPr>
-                      <w:rFonts w:ascii="Cambria Math" w:hAnsi="Cambria Math" w:cs="Cambria Math"/>
+                      <w:rFonts w:ascii="Times New Roman" w:hAnsi="Times New Roman" w:cs="Cambria Math"/>
                       <w:sz w:val="21"/>
                       <w:szCs w:val="21"/>
                       <w:b/>
@@ -15801,7 +15801,7 @@
                     <m:sSubPr>
                       <m:ctrlPr>
                         <w:rPr>
-                          <w:rFonts w:ascii="Cambria Math" w:hAnsi="Cambria Math"/>
+                          <w:rFonts w:ascii="Times New Roman" w:hAnsi="Times New Roman"/>
                           <w:sz w:val="21"/>
                           <w:szCs w:val="21"/>
                         </w:rPr>
@@ -15810,7 +15810,7 @@
                     <m:e>
                       <m:r>
                         <w:rPr>
-                          <w:rFonts w:ascii="Cambria Math" w:hAnsi="Cambria Math" w:cs="Cambria Math"/>
+                          <w:rFonts w:ascii="Times New Roman" w:hAnsi="Times New Roman" w:cs="Cambria Math"/>
                           <w:sz w:val="21"/>
                           <w:szCs w:val="21"/>
                           <w:b/>
@@ -15822,7 +15822,7 @@
                     <m:sub>
                       <m:r>
                         <w:rPr>
-                          <w:rFonts w:ascii="Cambria Math" w:hAnsi="Cambria Math" w:cs="Cambria Math"/>
+                          <w:rFonts w:ascii="Times New Roman" w:hAnsi="Times New Roman" w:cs="Cambria Math"/>
                           <w:sz w:val="21"/>
                           <w:szCs w:val="21"/>
                           <w:b/>
@@ -15880,7 +15880,7 @@
             <m:endChr m:val="}"/>
             <m:ctrlPr>
               <w:rPr>
-                <w:rFonts w:ascii="Cambria Math" w:hAnsi="Cambria Math"/>
+                <w:rFonts w:ascii="Times New Roman" w:hAnsi="Times New Roman"/>
                 <w:sz w:val="21"/>
                 <w:szCs w:val="21"/>
               </w:rPr>
@@ -15891,7 +15891,7 @@
               <m:eqArrPr>
                 <m:ctrlPr>
                   <w:rPr>
-                    <w:rFonts w:ascii="Cambria Math" w:hAnsi="Cambria Math"/>
+                    <w:rFonts w:ascii="Times New Roman" w:hAnsi="Times New Roman"/>
                     <w:sz w:val="21"/>
                     <w:szCs w:val="21"/>
                   </w:rPr>
@@ -15903,7 +15903,7 @@
                     <m:sty m:val="p"/>
                   </m:rPr>
                   <w:rPr>
-                    <w:rFonts w:ascii="Cambria Math" w:hAnsi="Cambria Math" w:cs="Cambria Math"/>
+                    <w:rFonts w:ascii="Times New Roman" w:hAnsi="Times New Roman" w:cs="Cambria Math"/>
                     <w:sz w:val="21"/>
                     <w:szCs w:val="21"/>
                   </w:rPr>
@@ -15913,7 +15913,7 @@
                   <m:sSubPr>
                     <m:ctrlPr>
                       <w:rPr>
-                        <w:rFonts w:ascii="Cambria Math" w:hAnsi="Cambria Math"/>
+                        <w:rFonts w:ascii="Times New Roman" w:hAnsi="Times New Roman"/>
                         <w:sz w:val="21"/>
                         <w:szCs w:val="21"/>
                       </w:rPr>
@@ -15922,7 +15922,7 @@
                   <m:e>
                     <m:r>
                       <w:rPr>
-                        <w:rFonts w:ascii="Cambria Math" w:hAnsi="Cambria Math" w:cs="Cambria Math"/>
+                        <w:rFonts w:ascii="Times New Roman" w:hAnsi="Times New Roman" w:cs="Cambria Math"/>
                         <w:sz w:val="21"/>
                         <w:szCs w:val="21"/>
                       </w:rPr>
@@ -15932,7 +15932,7 @@
                   <m:sub>
                     <m:r>
                       <w:rPr>
-                        <w:rFonts w:ascii="Cambria Math" w:hAnsi="Cambria Math" w:cs="Cambria Math"/>
+                        <w:rFonts w:ascii="Times New Roman" w:hAnsi="Times New Roman" w:cs="Cambria Math"/>
                         <w:sz w:val="21"/>
                         <w:szCs w:val="21"/>
                       </w:rPr>
@@ -15945,7 +15945,7 @@
                     <m:sty m:val="p"/>
                   </m:rPr>
                   <w:rPr>
-                    <w:rFonts w:ascii="Cambria Math" w:hAnsi="Cambria Math" w:cs="Cambria Math"/>
+                    <w:rFonts w:ascii="Times New Roman" w:hAnsi="Times New Roman" w:cs="Cambria Math"/>
                     <w:sz w:val="21"/>
                     <w:szCs w:val="21"/>
                   </w:rPr>
@@ -15958,7 +15958,7 @@
                     <m:sty m:val="p"/>
                   </m:rPr>
                   <w:rPr>
-                    <w:rFonts w:ascii="Cambria Math" w:hAnsi="Cambria Math" w:cs="Cambria Math"/>
+                    <w:rFonts w:ascii="Times New Roman" w:hAnsi="Times New Roman" w:cs="Cambria Math"/>
                     <w:sz w:val="21"/>
                     <w:szCs w:val="21"/>
                   </w:rPr>
@@ -15968,7 +15968,7 @@
                   <m:sSubPr>
                     <m:ctrlPr>
                       <w:rPr>
-                        <w:rFonts w:ascii="Cambria Math" w:hAnsi="Cambria Math"/>
+                        <w:rFonts w:ascii="Times New Roman" w:hAnsi="Times New Roman"/>
                         <w:sz w:val="21"/>
                         <w:szCs w:val="21"/>
                       </w:rPr>
@@ -15977,7 +15977,7 @@
                   <m:e>
                     <m:r>
                       <w:rPr>
-                        <w:rFonts w:ascii="Cambria Math" w:hAnsi="Cambria Math" w:cs="Cambria Math"/>
+                        <w:rFonts w:ascii="Times New Roman" w:hAnsi="Times New Roman" w:cs="Cambria Math"/>
                         <w:sz w:val="21"/>
                         <w:szCs w:val="21"/>
                       </w:rPr>
@@ -15987,7 +15987,7 @@
                   <m:sub>
                     <m:r>
                       <w:rPr>
-                        <w:rFonts w:ascii="Cambria Math" w:hAnsi="Cambria Math" w:cs="Cambria Math"/>
+                        <w:rFonts w:ascii="Times New Roman" w:hAnsi="Times New Roman" w:cs="Cambria Math"/>
                         <w:sz w:val="21"/>
                         <w:szCs w:val="21"/>
                       </w:rPr>
@@ -16000,7 +16000,7 @@
                     <m:sty m:val="p"/>
                   </m:rPr>
                   <w:rPr>
-                    <w:rFonts w:ascii="Cambria Math" w:hAnsi="Cambria Math" w:cs="Cambria Math"/>
+                    <w:rFonts w:ascii="Times New Roman" w:hAnsi="Times New Roman" w:cs="Cambria Math"/>
                     <w:sz w:val="21"/>
                     <w:szCs w:val="21"/>
                   </w:rPr>
@@ -16026,7 +16026,7 @@
             <m:endChr m:val=" "/>
             <m:ctrlPr>
               <w:rPr>
-                <w:rFonts w:ascii="Cambria Math" w:hAnsi="Cambria Math"/>
+                <w:rFonts w:ascii="Times New Roman" w:hAnsi="Times New Roman"/>
                 <w:sz w:val="21"/>
                 <w:szCs w:val="21"/>
               </w:rPr>
@@ -16037,7 +16037,7 @@
               <m:eqArrPr>
                 <m:ctrlPr>
                   <w:rPr>
-                    <w:rFonts w:ascii="Cambria Math" w:hAnsi="Cambria Math"/>
+                    <w:rFonts w:ascii="Times New Roman" w:hAnsi="Times New Roman"/>
                     <w:sz w:val="21"/>
                     <w:szCs w:val="21"/>
                   </w:rPr>
@@ -16049,7 +16049,7 @@
                     <m:nor/>
                   </m:rPr>
                   <w:rPr>
-                    <w:rFonts w:ascii="Cambria Math" w:hAnsi="Cambria Math" w:cs="Cambria Math"/>
+                    <w:rFonts w:ascii="Times New Roman" w:hAnsi="Times New Roman" w:cs="Cambria Math"/>
                     <w:sz w:val="21"/>
                     <w:szCs w:val="21"/>
                   </w:rPr>
@@ -16057,7 +16057,7 @@
                 </m:r>
                 <m:r>
                   <w:rPr>
-                    <w:rFonts w:ascii="Cambria Math" w:hAnsi="Cambria Math" w:cs="Cambria Math"/>
+                    <w:rFonts w:ascii="Times New Roman" w:hAnsi="Times New Roman" w:cs="Cambria Math"/>
                     <w:sz w:val="21"/>
                     <w:szCs w:val="21"/>
                   </w:rPr>
@@ -16081,7 +16081,7 @@
                     <m:nor/>
                   </m:rPr>
                   <w:rPr>
-                    <w:rFonts w:ascii="Cambria Math" w:hAnsi="Cambria Math" w:cs="Cambria Math"/>
+                    <w:rFonts w:ascii="Times New Roman" w:hAnsi="Times New Roman" w:cs="Cambria Math"/>
                     <w:sz w:val="21"/>
                     <w:szCs w:val="21"/>
                   </w:rPr>
@@ -16089,7 +16089,7 @@
                 </m:r>
                 <m:r>
                   <w:rPr>
-                    <w:rFonts w:ascii="Cambria Math" w:hAnsi="Cambria Math" w:cs="Cambria Math"/>
+                    <w:rFonts w:ascii="Times New Roman" w:hAnsi="Times New Roman" w:cs="Cambria Math"/>
                     <w:sz w:val="21"/>
                     <w:szCs w:val="21"/>
                   </w:rPr>
@@ -16113,7 +16113,7 @@
                     <m:nor/>
                   </m:rPr>
                   <w:rPr>
-                    <w:rFonts w:ascii="Cambria Math" w:hAnsi="Cambria Math" w:cs="Cambria Math"/>
+                    <w:rFonts w:ascii="Times New Roman" w:hAnsi="Times New Roman" w:cs="Cambria Math"/>
                     <w:sz w:val="21"/>
                     <w:szCs w:val="21"/>
                   </w:rPr>
@@ -16121,7 +16121,7 @@
                 </m:r>
                 <m:r>
                   <w:rPr>
-                    <w:rFonts w:ascii="Cambria Math" w:hAnsi="Cambria Math" w:cs="Cambria Math"/>
+                    <w:rFonts w:ascii="Times New Roman" w:hAnsi="Times New Roman" w:cs="Cambria Math"/>
                     <w:sz w:val="21"/>
                     <w:szCs w:val="21"/>
                   </w:rPr>
@@ -16280,14 +16280,14 @@
           <m:sSubPr>
             <m:ctrlPr>
               <w:rPr>
-                <w:rFonts w:ascii="Cambria Math" w:hAnsi="Cambria Math"/>
+                <w:rFonts w:ascii="Times New Roman" w:hAnsi="Times New Roman"/>
               </w:rPr>
             </m:ctrlPr>
           </m:sSubPr>
           <m:e>
             <m:r>
               <w:rPr>
-                <w:rFonts w:ascii="Cambria Math" w:hAnsi="Cambria Math" w:cs="Cambria Math"/>
+                <w:rFonts w:ascii="Times New Roman" w:hAnsi="Times New Roman" w:cs="Cambria Math"/>
               </w:rPr>
               <m:t>F</m:t>
             </m:r>
@@ -16295,7 +16295,7 @@
           <m:sub>
             <m:r>
               <w:rPr>
-                <w:rFonts w:ascii="Cambria Math" w:hAnsi="Cambria Math" w:cs="Cambria Math"/>
+                <w:rFonts w:ascii="Times New Roman" w:hAnsi="Times New Roman" w:cs="Cambria Math"/>
               </w:rPr>
               <m:t>1</m:t>
             </m:r>
@@ -16315,14 +16315,14 @@
           <m:sSubPr>
             <m:ctrlPr>
               <w:rPr>
-                <w:rFonts w:ascii="Cambria Math" w:hAnsi="Cambria Math"/>
+                <w:rFonts w:ascii="Times New Roman" w:hAnsi="Times New Roman"/>
               </w:rPr>
             </m:ctrlPr>
           </m:sSubPr>
           <m:e>
             <m:r>
               <w:rPr>
-                <w:rFonts w:ascii="Cambria Math" w:hAnsi="Cambria Math" w:cs="Cambria Math"/>
+                <w:rFonts w:ascii="Times New Roman" w:hAnsi="Times New Roman" w:cs="Cambria Math"/>
               </w:rPr>
               <m:t>F</m:t>
             </m:r>
@@ -16330,7 +16330,7 @@
           <m:sub>
             <m:r>
               <w:rPr>
-                <w:rFonts w:ascii="Cambria Math" w:hAnsi="Cambria Math" w:cs="Cambria Math"/>
+                <w:rFonts w:ascii="Times New Roman" w:hAnsi="Times New Roman" w:cs="Cambria Math"/>
               </w:rPr>
               <m:t>2</m:t>
             </m:r>
@@ -19877,14 +19877,14 @@
           <m:sSubPr>
             <m:ctrlPr>
               <w:rPr>
-                <w:rFonts w:ascii="Cambria Math" w:hAnsi="Cambria Math"/>
+                <w:rFonts w:ascii="Times New Roman" w:hAnsi="Times New Roman"/>
               </w:rPr>
             </m:ctrlPr>
           </m:sSubPr>
           <m:e>
             <m:r>
               <w:rPr>
-                <w:rFonts w:ascii="Cambria Math" w:hAnsi="Cambria Math" w:cs="Cambria Math"/>
+                <w:rFonts w:ascii="Times New Roman" w:hAnsi="Times New Roman" w:cs="Cambria Math"/>
               </w:rPr>
               <m:t>F</m:t>
             </m:r>
@@ -19892,7 +19892,7 @@
           <m:sub>
             <m:r>
               <w:rPr>
-                <w:rFonts w:ascii="Cambria Math" w:hAnsi="Cambria Math" w:cs="Cambria Math"/>
+                <w:rFonts w:ascii="Times New Roman" w:hAnsi="Times New Roman" w:cs="Cambria Math"/>
               </w:rPr>
               <m:t>1</m:t>
             </m:r>
@@ -19900,7 +19900,7 @@
         </m:sSub>
         <m:r>
           <w:rPr>
-            <w:rFonts w:ascii="Cambria Math" w:hAnsi="Cambria Math" w:cs="Cambria Math"/>
+            <w:rFonts w:ascii="Times New Roman" w:hAnsi="Times New Roman" w:cs="Cambria Math"/>
           </w:rPr>
           <m:t>,</m:t>
         </m:r>
@@ -19908,14 +19908,14 @@
           <m:sSubPr>
             <m:ctrlPr>
               <w:rPr>
-                <w:rFonts w:ascii="Cambria Math" w:hAnsi="Cambria Math"/>
+                <w:rFonts w:ascii="Times New Roman" w:hAnsi="Times New Roman"/>
               </w:rPr>
             </m:ctrlPr>
           </m:sSubPr>
           <m:e>
             <m:r>
               <w:rPr>
-                <w:rFonts w:ascii="Cambria Math" w:hAnsi="Cambria Math" w:cs="Cambria Math"/>
+                <w:rFonts w:ascii="Times New Roman" w:hAnsi="Times New Roman" w:cs="Cambria Math"/>
               </w:rPr>
               <m:t>F</m:t>
             </m:r>
@@ -19923,7 +19923,7 @@
           <m:sub>
             <m:r>
               <w:rPr>
-                <w:rFonts w:ascii="Cambria Math" w:hAnsi="Cambria Math" w:cs="Cambria Math"/>
+                <w:rFonts w:ascii="Times New Roman" w:hAnsi="Times New Roman" w:cs="Cambria Math"/>
               </w:rPr>
               <m:t>2</m:t>
             </m:r>
@@ -20145,7 +20145,7 @@
             <m:endChr m:val="|"/>
             <m:ctrlPr>
               <w:rPr>
-                <w:rFonts w:ascii="Cambria Math" w:hAnsi="Cambria Math"/>
+                <w:rFonts w:ascii="Times New Roman" w:hAnsi="Times New Roman"/>
               </w:rPr>
             </m:ctrlPr>
           </m:dPr>
@@ -20154,14 +20154,14 @@
               <m:sSubPr>
                 <m:ctrlPr>
                   <w:rPr>
-                    <w:rFonts w:ascii="Cambria Math" w:hAnsi="Cambria Math"/>
+                    <w:rFonts w:ascii="Times New Roman" w:hAnsi="Times New Roman"/>
                   </w:rPr>
                 </m:ctrlPr>
               </m:sSubPr>
               <m:e>
                 <m:r>
                   <w:rPr>
-                    <w:rFonts w:ascii="Cambria Math" w:hAnsi="Cambria Math" w:cs="Cambria Math"/>
+                    <w:rFonts w:ascii="Times New Roman" w:hAnsi="Times New Roman" w:cs="Cambria Math"/>
                   </w:rPr>
                   <m:t>F</m:t>
                 </m:r>
@@ -20169,7 +20169,7 @@
               <m:sub>
                 <m:r>
                   <w:rPr>
-                    <w:rFonts w:ascii="Cambria Math" w:hAnsi="Cambria Math" w:cs="Cambria Math"/>
+                    <w:rFonts w:ascii="Times New Roman" w:hAnsi="Times New Roman" w:cs="Cambria Math"/>
                   </w:rPr>
                   <m:t>1</m:t>
                 </m:r>
@@ -20179,14 +20179,14 @@
               <m:sSubPr>
                 <m:ctrlPr>
                   <w:rPr>
-                    <w:rFonts w:ascii="Cambria Math" w:hAnsi="Cambria Math"/>
+                    <w:rFonts w:ascii="Times New Roman" w:hAnsi="Times New Roman"/>
                   </w:rPr>
                 </m:ctrlPr>
               </m:sSubPr>
               <m:e>
                 <m:r>
                   <w:rPr>
-                    <w:rFonts w:ascii="Cambria Math" w:hAnsi="Cambria Math" w:cs="Cambria Math"/>
+                    <w:rFonts w:ascii="Times New Roman" w:hAnsi="Times New Roman" w:cs="Cambria Math"/>
                   </w:rPr>
                   <m:t>F</m:t>
                 </m:r>
@@ -20194,7 +20194,7 @@
               <m:sub>
                 <m:r>
                   <w:rPr>
-                    <w:rFonts w:ascii="Cambria Math" w:hAnsi="Cambria Math" w:cs="Cambria Math"/>
+                    <w:rFonts w:ascii="Times New Roman" w:hAnsi="Times New Roman" w:cs="Cambria Math"/>
                   </w:rPr>
                   <m:t>2</m:t>
                 </m:r>
@@ -27633,7 +27633,7 @@
       <m:oMath>
         <m:r>
           <w:rPr>
-            <w:rFonts w:ascii="Cambria Math" w:hAnsi="Cambria Math" w:cs="Cambria Math"/>
+            <w:rFonts w:ascii="Times New Roman" w:hAnsi="Times New Roman" w:cs="Cambria Math"/>
           </w:rPr>
           <m:t>y=kx+m</m:t>
         </m:r>
@@ -27651,7 +27651,7 @@
           <m:fPr>
             <m:ctrlPr>
               <w:rPr>
-                <w:rFonts w:ascii="Cambria Math" w:hAnsi="Cambria Math"/>
+                <w:rFonts w:ascii="Times New Roman" w:hAnsi="Times New Roman"/>
               </w:rPr>
             </m:ctrlPr>
           </m:fPr>
@@ -27660,14 +27660,14 @@
               <m:sSupPr>
                 <m:ctrlPr>
                   <w:rPr>
-                    <w:rFonts w:ascii="Cambria Math" w:hAnsi="Cambria Math"/>
+                    <w:rFonts w:ascii="Times New Roman" w:hAnsi="Times New Roman"/>
                   </w:rPr>
                 </m:ctrlPr>
               </m:sSupPr>
               <m:e>
                 <m:r>
                   <w:rPr>
-                    <w:rFonts w:ascii="Cambria Math" w:hAnsi="Cambria Math" w:cs="Cambria Math"/>
+                    <w:rFonts w:ascii="Times New Roman" w:hAnsi="Times New Roman" w:cs="Cambria Math"/>
                   </w:rPr>
                   <m:t>x</m:t>
                 </m:r>
@@ -27675,7 +27675,7 @@
               <m:sup>
                 <m:r>
                   <w:rPr>
-                    <w:rFonts w:ascii="Cambria Math" w:hAnsi="Cambria Math" w:cs="Cambria Math"/>
+                    <w:rFonts w:ascii="Times New Roman" w:hAnsi="Times New Roman" w:cs="Cambria Math"/>
                   </w:rPr>
                   <m:t>2</m:t>
                 </m:r>
@@ -27687,14 +27687,14 @@
               <m:sSupPr>
                 <m:ctrlPr>
                   <w:rPr>
-                    <w:rFonts w:ascii="Cambria Math" w:hAnsi="Cambria Math"/>
+                    <w:rFonts w:ascii="Times New Roman" w:hAnsi="Times New Roman"/>
                   </w:rPr>
                 </m:ctrlPr>
               </m:sSupPr>
               <m:e>
                 <m:r>
                   <w:rPr>
-                    <w:rFonts w:ascii="Cambria Math" w:hAnsi="Cambria Math" w:cs="Cambria Math"/>
+                    <w:rFonts w:ascii="Times New Roman" w:hAnsi="Times New Roman" w:cs="Cambria Math"/>
                   </w:rPr>
                   <m:t>a</m:t>
                 </m:r>
@@ -27702,7 +27702,7 @@
               <m:sup>
                 <m:r>
                   <w:rPr>
-                    <w:rFonts w:ascii="Cambria Math" w:hAnsi="Cambria Math" w:cs="Cambria Math"/>
+                    <w:rFonts w:ascii="Times New Roman" w:hAnsi="Times New Roman" w:cs="Cambria Math"/>
                   </w:rPr>
                   <m:t>2</m:t>
                 </m:r>
@@ -27712,7 +27712,7 @@
         </m:f>
         <m:r>
           <w:rPr>
-            <w:rFonts w:ascii="Cambria Math" w:hAnsi="Cambria Math" w:cs="Cambria Math"/>
+            <w:rFonts w:ascii="Times New Roman" w:hAnsi="Times New Roman" w:cs="Cambria Math"/>
           </w:rPr>
           <m:t>+</m:t>
         </m:r>
@@ -27720,7 +27720,7 @@
           <m:fPr>
             <m:ctrlPr>
               <w:rPr>
-                <w:rFonts w:ascii="Cambria Math" w:hAnsi="Cambria Math"/>
+                <w:rFonts w:ascii="Times New Roman" w:hAnsi="Times New Roman"/>
               </w:rPr>
             </m:ctrlPr>
           </m:fPr>
@@ -27729,14 +27729,14 @@
               <m:sSupPr>
                 <m:ctrlPr>
                   <w:rPr>
-                    <w:rFonts w:ascii="Cambria Math" w:hAnsi="Cambria Math"/>
+                    <w:rFonts w:ascii="Times New Roman" w:hAnsi="Times New Roman"/>
                   </w:rPr>
                 </m:ctrlPr>
               </m:sSupPr>
               <m:e>
                 <m:r>
                   <w:rPr>
-                    <w:rFonts w:ascii="Cambria Math" w:hAnsi="Cambria Math" w:cs="Cambria Math"/>
+                    <w:rFonts w:ascii="Times New Roman" w:hAnsi="Times New Roman" w:cs="Cambria Math"/>
                   </w:rPr>
                   <m:t>y</m:t>
                 </m:r>
@@ -27744,7 +27744,7 @@
               <m:sup>
                 <m:r>
                   <w:rPr>
-                    <w:rFonts w:ascii="Cambria Math" w:hAnsi="Cambria Math" w:cs="Cambria Math"/>
+                    <w:rFonts w:ascii="Times New Roman" w:hAnsi="Times New Roman" w:cs="Cambria Math"/>
                   </w:rPr>
                   <m:t>2</m:t>
                 </m:r>
@@ -27756,14 +27756,14 @@
               <m:sSupPr>
                 <m:ctrlPr>
                   <w:rPr>
-                    <w:rFonts w:ascii="Cambria Math" w:hAnsi="Cambria Math"/>
+                    <w:rFonts w:ascii="Times New Roman" w:hAnsi="Times New Roman"/>
                   </w:rPr>
                 </m:ctrlPr>
               </m:sSupPr>
               <m:e>
                 <m:r>
                   <w:rPr>
-                    <w:rFonts w:ascii="Cambria Math" w:hAnsi="Cambria Math" w:cs="Cambria Math"/>
+                    <w:rFonts w:ascii="Times New Roman" w:hAnsi="Times New Roman" w:cs="Cambria Math"/>
                   </w:rPr>
                   <m:t>b</m:t>
                 </m:r>
@@ -27771,7 +27771,7 @@
               <m:sup>
                 <m:r>
                   <w:rPr>
-                    <w:rFonts w:ascii="Cambria Math" w:hAnsi="Cambria Math" w:cs="Cambria Math"/>
+                    <w:rFonts w:ascii="Times New Roman" w:hAnsi="Times New Roman" w:cs="Cambria Math"/>
                   </w:rPr>
                   <m:t>2</m:t>
                 </m:r>
@@ -27781,7 +27781,7 @@
         </m:f>
         <m:r>
           <w:rPr>
-            <w:rFonts w:ascii="Cambria Math" w:hAnsi="Cambria Math" w:cs="Cambria Math"/>
+            <w:rFonts w:ascii="Times New Roman" w:hAnsi="Times New Roman" w:cs="Cambria Math"/>
           </w:rPr>
           <m:t>=1(a&gt;b&gt;0)</m:t>
         </m:r>
@@ -27801,7 +27801,7 @@
             <m:endChr m:val=" "/>
             <m:ctrlPr>
               <w:rPr>
-                <w:rFonts w:ascii="Cambria Math" w:hAnsi="Cambria Math"/>
+                <w:rFonts w:ascii="Times New Roman" w:hAnsi="Times New Roman"/>
               </w:rPr>
             </m:ctrlPr>
           </m:dPr>
@@ -27810,14 +27810,14 @@
               <m:eqArrPr>
                 <m:ctrlPr>
                   <w:rPr>
-                    <w:rFonts w:ascii="Cambria Math" w:hAnsi="Cambria Math"/>
+                    <w:rFonts w:ascii="Times New Roman" w:hAnsi="Times New Roman"/>
                   </w:rPr>
                 </m:ctrlPr>
               </m:eqArrPr>
               <m:e>
                 <m:r>
                   <w:rPr>
-                    <w:rFonts w:ascii="Cambria Math" w:hAnsi="Cambria Math" w:cs="Cambria Math"/>
+                    <w:rFonts w:ascii="Times New Roman" w:hAnsi="Times New Roman" w:cs="Cambria Math"/>
                   </w:rPr>
                   <m:t>y=kx+m,</m:t>
                 </m:r>
@@ -27827,7 +27827,7 @@
                   <m:fPr>
                     <m:ctrlPr>
                       <w:rPr>
-                        <w:rFonts w:ascii="Cambria Math" w:hAnsi="Cambria Math"/>
+                        <w:rFonts w:ascii="Times New Roman" w:hAnsi="Times New Roman"/>
                       </w:rPr>
                     </m:ctrlPr>
                   </m:fPr>
@@ -27836,14 +27836,14 @@
                       <m:sSupPr>
                         <m:ctrlPr>
                           <w:rPr>
-                            <w:rFonts w:ascii="Cambria Math" w:hAnsi="Cambria Math"/>
+                            <w:rFonts w:ascii="Times New Roman" w:hAnsi="Times New Roman"/>
                           </w:rPr>
                         </m:ctrlPr>
                       </m:sSupPr>
                       <m:e>
                         <m:r>
                           <w:rPr>
-                            <w:rFonts w:ascii="Cambria Math" w:hAnsi="Cambria Math" w:cs="Cambria Math"/>
+                            <w:rFonts w:ascii="Times New Roman" w:hAnsi="Times New Roman" w:cs="Cambria Math"/>
                           </w:rPr>
                           <m:t>x</m:t>
                         </m:r>
@@ -27851,7 +27851,7 @@
                       <m:sup>
                         <m:r>
                           <w:rPr>
-                            <w:rFonts w:ascii="Cambria Math" w:hAnsi="Cambria Math" w:cs="Cambria Math"/>
+                            <w:rFonts w:ascii="Times New Roman" w:hAnsi="Times New Roman" w:cs="Cambria Math"/>
                           </w:rPr>
                           <m:t>2</m:t>
                         </m:r>
@@ -27863,14 +27863,14 @@
                       <m:sSupPr>
                         <m:ctrlPr>
                           <w:rPr>
-                            <w:rFonts w:ascii="Cambria Math" w:hAnsi="Cambria Math"/>
+                            <w:rFonts w:ascii="Times New Roman" w:hAnsi="Times New Roman"/>
                           </w:rPr>
                         </m:ctrlPr>
                       </m:sSupPr>
                       <m:e>
                         <m:r>
                           <w:rPr>
-                            <w:rFonts w:ascii="Cambria Math" w:hAnsi="Cambria Math" w:cs="Cambria Math"/>
+                            <w:rFonts w:ascii="Times New Roman" w:hAnsi="Times New Roman" w:cs="Cambria Math"/>
                           </w:rPr>
                           <m:t>a</m:t>
                         </m:r>
@@ -27878,7 +27878,7 @@
                       <m:sup>
                         <m:r>
                           <w:rPr>
-                            <w:rFonts w:ascii="Cambria Math" w:hAnsi="Cambria Math" w:cs="Cambria Math"/>
+                            <w:rFonts w:ascii="Times New Roman" w:hAnsi="Times New Roman" w:cs="Cambria Math"/>
                           </w:rPr>
                           <m:t>2</m:t>
                         </m:r>
@@ -27888,7 +27888,7 @@
                 </m:f>
                 <m:r>
                   <w:rPr>
-                    <w:rFonts w:ascii="Cambria Math" w:hAnsi="Cambria Math" w:cs="Cambria Math"/>
+                    <w:rFonts w:ascii="Times New Roman" w:hAnsi="Times New Roman" w:cs="Cambria Math"/>
                   </w:rPr>
                   <m:t>+</m:t>
                 </m:r>
@@ -27896,7 +27896,7 @@
                   <m:fPr>
                     <m:ctrlPr>
                       <w:rPr>
-                        <w:rFonts w:ascii="Cambria Math" w:hAnsi="Cambria Math"/>
+                        <w:rFonts w:ascii="Times New Roman" w:hAnsi="Times New Roman"/>
                       </w:rPr>
                     </m:ctrlPr>
                   </m:fPr>
@@ -27905,14 +27905,14 @@
                       <m:sSupPr>
                         <m:ctrlPr>
                           <w:rPr>
-                            <w:rFonts w:ascii="Cambria Math" w:hAnsi="Cambria Math"/>
+                            <w:rFonts w:ascii="Times New Roman" w:hAnsi="Times New Roman"/>
                           </w:rPr>
                         </m:ctrlPr>
                       </m:sSupPr>
                       <m:e>
                         <m:r>
                           <w:rPr>
-                            <w:rFonts w:ascii="Cambria Math" w:hAnsi="Cambria Math" w:cs="Cambria Math"/>
+                            <w:rFonts w:ascii="Times New Roman" w:hAnsi="Times New Roman" w:cs="Cambria Math"/>
                           </w:rPr>
                           <m:t>y</m:t>
                         </m:r>
@@ -27920,7 +27920,7 @@
                       <m:sup>
                         <m:r>
                           <w:rPr>
-                            <w:rFonts w:ascii="Cambria Math" w:hAnsi="Cambria Math" w:cs="Cambria Math"/>
+                            <w:rFonts w:ascii="Times New Roman" w:hAnsi="Times New Roman" w:cs="Cambria Math"/>
                           </w:rPr>
                           <m:t>2</m:t>
                         </m:r>
@@ -27932,14 +27932,14 @@
                       <m:sSupPr>
                         <m:ctrlPr>
                           <w:rPr>
-                            <w:rFonts w:ascii="Cambria Math" w:hAnsi="Cambria Math"/>
+                            <w:rFonts w:ascii="Times New Roman" w:hAnsi="Times New Roman"/>
                           </w:rPr>
                         </m:ctrlPr>
                       </m:sSupPr>
                       <m:e>
                         <m:r>
                           <w:rPr>
-                            <w:rFonts w:ascii="Cambria Math" w:hAnsi="Cambria Math" w:cs="Cambria Math"/>
+                            <w:rFonts w:ascii="Times New Roman" w:hAnsi="Times New Roman" w:cs="Cambria Math"/>
                           </w:rPr>
                           <m:t>b</m:t>
                         </m:r>
@@ -27947,7 +27947,7 @@
                       <m:sup>
                         <m:r>
                           <w:rPr>
-                            <w:rFonts w:ascii="Cambria Math" w:hAnsi="Cambria Math" w:cs="Cambria Math"/>
+                            <w:rFonts w:ascii="Times New Roman" w:hAnsi="Times New Roman" w:cs="Cambria Math"/>
                           </w:rPr>
                           <m:t>2</m:t>
                         </m:r>
@@ -27957,7 +27957,7 @@
                 </m:f>
                 <m:r>
                   <w:rPr>
-                    <w:rFonts w:ascii="Cambria Math" w:hAnsi="Cambria Math" w:cs="Cambria Math"/>
+                    <w:rFonts w:ascii="Times New Roman" w:hAnsi="Times New Roman" w:cs="Cambria Math"/>
                   </w:rPr>
                   <m:t>=1,</m:t>
                 </m:r>
@@ -28135,7 +28135,7 @@
                   <m:sty m:val="p"/>
                 </m:rPr>
                 <w:rPr>
-                  <w:rFonts w:ascii="Cambria Math" w:hAnsi="Cambria Math" w:cs="Cambria Math"/>
+                  <w:rFonts w:ascii="Times New Roman" w:hAnsi="Times New Roman" w:cs="Cambria Math"/>
                 </w:rPr>
                 <m:t>Δ</m:t>
               </m:r>
@@ -28584,123 +28584,58 @@
       <w:cols w:space="720"/>
       <w:docGrid w:linePitch="360"/>
       <w:pgSz w:w="11906" w:h="16838"/>
-      <w:pgMar w:top="720" w:right="720" w:bottom="720" w:left="720" w:header="360" w:footer="720" w:gutter="0"/>
+      <w:pgMar w:top="720" w:right="720" w:bottom="720" w:left="720" w:header="720" w:footer="720" w:gutter="0"/>
+      <w:pgNumType w:start="1"/>
     </w:sectPr>
   </w:body>
 </w:document>
 </file>
 
 <file path=word/footer1.xml><?xml version="1.0" encoding="utf-8"?>
-<w:ftr xmlns:m="http://schemas.openxmlformats.org/officeDocument/2006/math" xmlns:mc="http://schemas.openxmlformats.org/markup-compatibility/2006" xmlns:mo="http://schemas.microsoft.com/office/mac/office/2008/main" xmlns:mv="urn:schemas-microsoft-com:mac:vml" xmlns:o="urn:schemas-microsoft-com:office:office" xmlns:r="http://schemas.openxmlformats.org/officeDocument/2006/relationships" xmlns:v="urn:schemas-microsoft-com:vml" xmlns:w10="urn:schemas-microsoft-com:office:word" xmlns:w14="http://schemas.microsoft.com/office/word/2010/wordml" xmlns:w="http://schemas.openxmlformats.org/wordprocessingml/2006/main" xmlns:wne="http://schemas.microsoft.com/office/word/2006/wordml" xmlns:wp14="http://schemas.microsoft.com/office/word/2010/wordprocessingDrawing" xmlns:wp="http://schemas.openxmlformats.org/drawingml/2006/wordprocessingDrawing" xmlns:wpc="http://schemas.microsoft.com/office/word/2010/wordprocessingCanvas" xmlns:wpg="http://schemas.microsoft.com/office/word/2010/wordprocessingGroup" xmlns:wpi="http://schemas.microsoft.com/office/word/2010/wordprocessingInk" xmlns:wps="http://schemas.microsoft.com/office/word/2010/wordprocessingShape" mc:Ignorable="w14 wp14">
+<w:ftr xmlns:w="http://schemas.openxmlformats.org/wordprocessingml/2006/main" xmlns:r="http://schemas.openxmlformats.org/officeDocument/2006/relationships">
   <w:p>
     <w:pPr>
-      <w:spacing w:before="0" w:after="0" w:line="240" w:lineRule="auto"/>
       <w:jc w:val="center"/>
-      <w:rPr>
-        <w:rFonts w:ascii="Times New Roman" w:hAnsi="Times New Roman" w:cs="Times New Roman" w:eastAsia="宋体"/>
+    </w:pPr>
+    <w:r>
+      <w:rPr>
+        <w:rFonts w:ascii="Times New Roman" w:hAnsi="Times New Roman" w:eastAsia="宋体"/>
         <w:sz w:val="21"/>
         <w:szCs w:val="21"/>
       </w:rPr>
-    </w:pPr>
+      <w:t xml:space="preserve">第</w:t>
+    </w:r>
+    <w:fldSimple w:instr=" PAGE ">
+      <w:r>
+        <w:rPr>
+          <w:rFonts w:ascii="Times New Roman" w:hAnsi="Times New Roman" w:eastAsia="宋体"/>
+          <w:sz w:val="21"/>
+          <w:szCs w:val="21"/>
+        </w:rPr>
+        <w:t xml:space="preserve">1</w:t>
+      </w:r>
+    </w:fldSimple>
     <w:r>
       <w:rPr>
-        <w:rFonts w:ascii="Times New Roman" w:hAnsi="Times New Roman" w:cs="Times New Roman" w:eastAsia="宋体"/>
+        <w:rFonts w:ascii="Times New Roman" w:hAnsi="Times New Roman" w:eastAsia="宋体"/>
         <w:sz w:val="21"/>
         <w:szCs w:val="21"/>
       </w:rPr>
-      <w:t xml:space="preserve">第</w:t>
-    </w:r>
-    <w:r>
-      <w:rPr>
-        <w:rFonts w:ascii="Times New Roman" w:hAnsi="Times New Roman" w:cs="Times New Roman" w:eastAsia="宋体"/>
-        <w:sz w:val="21"/>
-        <w:szCs w:val="21"/>
-      </w:rPr>
-      <w:fldChar w:fldCharType="begin"/>
-    </w:r>
-    <w:r>
-      <w:rPr>
-        <w:rFonts w:ascii="Times New Roman" w:hAnsi="Times New Roman" w:cs="Times New Roman" w:eastAsia="宋体"/>
-        <w:sz w:val="21"/>
-        <w:szCs w:val="21"/>
-      </w:rPr>
-      <w:instrText xml:space="preserve"> PAGE </w:instrText>
-    </w:r>
-    <w:r>
-      <w:rPr>
-        <w:rFonts w:ascii="Times New Roman" w:hAnsi="Times New Roman" w:cs="Times New Roman" w:eastAsia="宋体"/>
-        <w:sz w:val="21"/>
-        <w:szCs w:val="21"/>
-      </w:rPr>
-      <w:fldChar w:fldCharType="separate"/>
-    </w:r>
-    <w:r>
-      <w:rPr>
-        <w:rFonts w:ascii="Times New Roman" w:hAnsi="Times New Roman" w:cs="Times New Roman" w:eastAsia="宋体"/>
-        <w:sz w:val="21"/>
-        <w:szCs w:val="21"/>
-      </w:rPr>
-      <w:t>1</w:t>
-    </w:r>
-    <w:r>
-      <w:rPr>
-        <w:rFonts w:ascii="Times New Roman" w:hAnsi="Times New Roman" w:cs="Times New Roman" w:eastAsia="宋体"/>
-        <w:sz w:val="21"/>
-        <w:szCs w:val="21"/>
-      </w:rPr>
-      <w:fldChar w:fldCharType="end"/>
-    </w:r>
-    <w:r>
-      <w:rPr>
-        <w:rFonts w:ascii="Times New Roman" w:hAnsi="Times New Roman" w:cs="Times New Roman" w:eastAsia="宋体"/>
-        <w:sz w:val="21"/>
-        <w:szCs w:val="21"/>
-      </w:rPr>
       <w:t xml:space="preserve">页（共</w:t>
     </w:r>
+    <w:fldSimple w:instr=" NUMPAGES ">
+      <w:r>
+        <w:rPr>
+          <w:rFonts w:ascii="Times New Roman" w:hAnsi="Times New Roman" w:eastAsia="宋体"/>
+          <w:sz w:val="21"/>
+          <w:szCs w:val="21"/>
+        </w:rPr>
+        <w:t xml:space="preserve">1</w:t>
+      </w:r>
+    </w:fldSimple>
     <w:r>
       <w:rPr>
-        <w:rFonts w:ascii="Times New Roman" w:hAnsi="Times New Roman" w:cs="Times New Roman" w:eastAsia="宋体"/>
-        <w:sz w:val="21"/>
-        <w:szCs w:val="21"/>
-      </w:rPr>
-      <w:fldChar w:fldCharType="begin"/>
-    </w:r>
-    <w:r>
-      <w:rPr>
-        <w:rFonts w:ascii="Times New Roman" w:hAnsi="Times New Roman" w:cs="Times New Roman" w:eastAsia="宋体"/>
-        <w:sz w:val="21"/>
-        <w:szCs w:val="21"/>
-      </w:rPr>
-      <w:instrText xml:space="preserve"> NUMPAGES </w:instrText>
-    </w:r>
-    <w:r>
-      <w:rPr>
-        <w:rFonts w:ascii="Times New Roman" w:hAnsi="Times New Roman" w:cs="Times New Roman" w:eastAsia="宋体"/>
-        <w:sz w:val="21"/>
-        <w:szCs w:val="21"/>
-      </w:rPr>
-      <w:fldChar w:fldCharType="separate"/>
-    </w:r>
-    <w:r>
-      <w:rPr>
-        <w:rFonts w:ascii="Times New Roman" w:hAnsi="Times New Roman" w:cs="Times New Roman" w:eastAsia="宋体"/>
-        <w:sz w:val="21"/>
-        <w:szCs w:val="21"/>
-      </w:rPr>
-      <w:t>1</w:t>
-    </w:r>
-    <w:r>
-      <w:rPr>
-        <w:rFonts w:ascii="Times New Roman" w:hAnsi="Times New Roman" w:cs="Times New Roman" w:eastAsia="宋体"/>
-        <w:sz w:val="21"/>
-        <w:szCs w:val="21"/>
-      </w:rPr>
-      <w:fldChar w:fldCharType="end"/>
-    </w:r>
-    <w:r>
-      <w:rPr>
-        <w:rFonts w:ascii="Times New Roman" w:hAnsi="Times New Roman" w:cs="Times New Roman" w:eastAsia="宋体"/>
+        <w:rFonts w:ascii="Times New Roman" w:hAnsi="Times New Roman" w:eastAsia="宋体"/>
         <w:sz w:val="21"/>
         <w:szCs w:val="21"/>
       </w:rPr>

--- a/高中数学/高中数学同步/人教B版选必1 第2章 平面解析几何·知识清单（完成）.docx
+++ b/高中数学/高中数学同步/人教B版选必1 第2章 平面解析几何·知识清单（完成）.docx
@@ -31279,7 +31279,7 @@
     <w:sectPr>
       <w:footerReference w:type="default" r:id="rId40"/>
       <w:pgSz w:w="11906" w:h="16838"/>
-      <w:pgMar w:top="720" w:right="720" w:bottom="720" w:left="720" w:header="720" w:footer="720" w:gutter="0"/>
+      <w:pgMar w:top="850" w:right="850" w:bottom="850" w:left="850" w:header="850" w:footer="850" w:gutter="0"/>
       <w:pgNumType w:start="1"/>
       <w:cols w:space="720"/>
       <w:docGrid w:linePitch="360"/>
@@ -31314,84 +31314,54 @@
 </file>
 
 <file path=word/footer1.xml><?xml version="1.0" encoding="utf-8"?>
-<w:ftr xmlns:wpc="http://schemas.microsoft.com/office/word/2010/wordprocessingCanvas" xmlns:cx="http://schemas.microsoft.com/office/drawing/2014/chartex" xmlns:cx1="http://schemas.microsoft.com/office/drawing/2015/9/8/chartex" xmlns:cx2="http://schemas.microsoft.com/office/drawing/2015/10/21/chartex" xmlns:cx3="http://schemas.microsoft.com/office/drawing/2016/5/9/chartex" xmlns:cx4="http://schemas.microsoft.com/office/drawing/2016/5/10/chartex" xmlns:cx5="http://schemas.microsoft.com/office/drawing/2016/5/11/chartex" xmlns:cx6="http://schemas.microsoft.com/office/drawing/2016/5/12/chartex" xmlns:cx7="http://schemas.microsoft.com/office/drawing/2016/5/13/chartex" xmlns:cx8="http://schemas.microsoft.com/office/drawing/2016/5/14/chartex" xmlns:mc="http://schemas.openxmlformats.org/markup-compatibility/2006" xmlns:aink="http://schemas.microsoft.com/office/drawing/2016/ink" xmlns:am3d="http://schemas.microsoft.com/office/drawing/2017/model3d" xmlns:o="urn:schemas-microsoft-com:office:office" xmlns:oel="http://schemas.microsoft.com/office/2019/extlst" xmlns:r="http://schemas.openxmlformats.org/officeDocument/2006/relationships" xmlns:m="http://schemas.openxmlformats.org/officeDocument/2006/math" xmlns:v="urn:schemas-microsoft-com:vml" xmlns:wp14="http://schemas.microsoft.com/office/word/2010/wordprocessingDrawing" xmlns:wp="http://schemas.openxmlformats.org/drawingml/2006/wordprocessingDrawing" xmlns:w10="urn:schemas-microsoft-com:office:word" xmlns:w="http://schemas.openxmlformats.org/wordprocessingml/2006/main" xmlns:w14="http://schemas.microsoft.com/office/word/2010/wordml" xmlns:w15="http://schemas.microsoft.com/office/word/2012/wordml" xmlns:w16cex="http://schemas.microsoft.com/office/word/2018/wordml/cex" xmlns:w16cid="http://schemas.microsoft.com/office/word/2016/wordml/cid" xmlns:w16="http://schemas.microsoft.com/office/word/2018/wordml" xmlns:w16sdtdh="http://schemas.microsoft.com/office/word/2020/wordml/sdtdatahash" xmlns:w16se="http://schemas.microsoft.com/office/word/2015/wordml/symex" xmlns:wpg="http://schemas.microsoft.com/office/word/2010/wordprocessingGroup" xmlns:wpi="http://schemas.microsoft.com/office/word/2010/wordprocessingInk" xmlns:wne="http://schemas.microsoft.com/office/word/2006/wordml" xmlns:wps="http://schemas.microsoft.com/office/word/2010/wordprocessingShape" mc:Ignorable="w14 w15 w16se w16cid w16 w16cex w16sdtdh wp14">
+<w:ftr xmlns:w="http://schemas.openxmlformats.org/wordprocessingml/2006/main" xmlns:r="http://schemas.openxmlformats.org/officeDocument/2006/relationships">
   <w:p>
     <w:pPr>
       <w:jc w:val="center"/>
     </w:pPr>
     <w:r>
       <w:rPr>
-        <w:rFonts w:ascii="Times New Roman" w:eastAsia="宋体" w:hAnsi="Times New Roman"/>
+        <w:rFonts w:ascii="Times New Roman" w:hAnsi="Times New Roman" w:eastAsia="宋体"/>
         <w:sz w:val="21"/>
         <w:szCs w:val="21"/>
       </w:rPr>
-      <w:t>第</w:t>
+      <w:t xml:space="preserve">第2章·清单　第</w:t>
     </w:r>
-    <w:r>
-      <w:fldChar w:fldCharType="begin"/>
-    </w:r>
-    <w:r>
-      <w:instrText xml:space="preserve"> PAGE </w:instrText>
-    </w:r>
-    <w:r>
-      <w:fldChar w:fldCharType="separate"/>
-    </w:r>
+    <w:fldSimple w:instr=" PAGE ">
+      <w:r>
+        <w:rPr>
+          <w:rFonts w:ascii="Times New Roman" w:hAnsi="Times New Roman" w:eastAsia="宋体"/>
+          <w:sz w:val="21"/>
+          <w:szCs w:val="21"/>
+        </w:rPr>
+        <w:t xml:space="preserve">1</w:t>
+      </w:r>
+    </w:fldSimple>
     <w:r>
       <w:rPr>
-        <w:rFonts w:ascii="Times New Roman" w:eastAsia="宋体" w:hAnsi="Times New Roman"/>
+        <w:rFonts w:ascii="Times New Roman" w:hAnsi="Times New Roman" w:eastAsia="宋体"/>
         <w:sz w:val="21"/>
         <w:szCs w:val="21"/>
       </w:rPr>
-      <w:t>1</w:t>
+      <w:t xml:space="preserve">页（共</w:t>
     </w:r>
+    <w:fldSimple w:instr=" NUMPAGES ">
+      <w:r>
+        <w:rPr>
+          <w:rFonts w:ascii="Times New Roman" w:hAnsi="Times New Roman" w:eastAsia="宋体"/>
+          <w:sz w:val="21"/>
+          <w:szCs w:val="21"/>
+        </w:rPr>
+        <w:t xml:space="preserve">1</w:t>
+      </w:r>
+    </w:fldSimple>
     <w:r>
       <w:rPr>
-        <w:rFonts w:ascii="Times New Roman" w:eastAsia="宋体" w:hAnsi="Times New Roman"/>
+        <w:rFonts w:ascii="Times New Roman" w:hAnsi="Times New Roman" w:eastAsia="宋体"/>
         <w:sz w:val="21"/>
         <w:szCs w:val="21"/>
       </w:rPr>
-      <w:fldChar w:fldCharType="end"/>
-    </w:r>
-    <w:r>
-      <w:rPr>
-        <w:rFonts w:ascii="Times New Roman" w:eastAsia="宋体" w:hAnsi="Times New Roman"/>
-        <w:sz w:val="21"/>
-        <w:szCs w:val="21"/>
-      </w:rPr>
-      <w:t>页（共</w:t>
-    </w:r>
-    <w:r>
-      <w:fldChar w:fldCharType="begin"/>
-    </w:r>
-    <w:r>
-      <w:instrText xml:space="preserve"> NUMPAGES </w:instrText>
-    </w:r>
-    <w:r>
-      <w:fldChar w:fldCharType="separate"/>
-    </w:r>
-    <w:r>
-      <w:rPr>
-        <w:rFonts w:ascii="Times New Roman" w:eastAsia="宋体" w:hAnsi="Times New Roman"/>
-        <w:sz w:val="21"/>
-        <w:szCs w:val="21"/>
-      </w:rPr>
-      <w:t>1</w:t>
-    </w:r>
-    <w:r>
-      <w:rPr>
-        <w:rFonts w:ascii="Times New Roman" w:eastAsia="宋体" w:hAnsi="Times New Roman"/>
-        <w:sz w:val="21"/>
-        <w:szCs w:val="21"/>
-      </w:rPr>
-      <w:fldChar w:fldCharType="end"/>
-    </w:r>
-    <w:r>
-      <w:rPr>
-        <w:rFonts w:ascii="Times New Roman" w:eastAsia="宋体" w:hAnsi="Times New Roman"/>
-        <w:sz w:val="21"/>
-        <w:szCs w:val="21"/>
-      </w:rPr>
-      <w:t>页）</w:t>
+      <w:t xml:space="preserve">页）</w:t>
     </w:r>
   </w:p>
 </w:ftr>

--- a/高中数学/高中数学同步/人教B版选必1 第2章 平面解析几何·知识清单（完成）.docx
+++ b/高中数学/高中数学同步/人教B版选必1 第2章 平面解析几何·知识清单（完成）.docx
@@ -681,6 +681,7 @@
                 <w:rFonts w:ascii="Times New Roman" w:hAnsi="Times New Roman"/>
                 <w:sz w:val="21"/>
                 <w:szCs w:val="21"/>
+                <w:bdr w:val="single" w:sz="8" w:space="0" w:color="auto"/>
               </w:rPr>
             </m:ctrlPr>
           </m:radPr>
@@ -721,13 +722,12 @@
                       <m:e>
                         <m:r>
                           <m:rPr>
-                            <m:sty m:val="bi"/>
+                            <m:sty m:val="i"/>
                           </m:rPr>
                           <w:rPr>
                             <w:rFonts w:ascii="Times New Roman" w:hAnsi="Times New Roman" w:cs="Cambria Math"/>
                             <w:sz w:val="21"/>
                             <w:szCs w:val="21"/>
-                            <w:u w:val="single"/>
                             <w:lang w:eastAsia="zh-CN"/>
                           </w:rPr>
                           <m:t>x</m:t>
@@ -736,13 +736,12 @@
                       <m:sub>
                         <m:r>
                           <m:rPr>
-                            <m:sty m:val="bi"/>
+                            <m:sty m:val="i"/>
                           </m:rPr>
                           <w:rPr>
                             <w:rFonts w:ascii="Times New Roman" w:hAnsi="Times New Roman" w:cs="Cambria Math"/>
                             <w:sz w:val="21"/>
                             <w:szCs w:val="21"/>
-                            <w:u w:val="single"/>
                             <w:lang w:eastAsia="zh-CN"/>
                           </w:rPr>
                           <m:t>2</m:t>
@@ -751,13 +750,12 @@
                     </m:sSub>
                     <m:r>
                       <m:rPr>
-                        <m:sty m:val="bi"/>
+                        <m:sty m:val="i"/>
                       </m:rPr>
                       <w:rPr>
                         <w:rFonts w:ascii="Times New Roman" w:hAnsi="Times New Roman" w:cs="Cambria Math"/>
                         <w:sz w:val="21"/>
                         <w:szCs w:val="21"/>
-                        <w:u w:val="single"/>
                         <w:lang w:eastAsia="zh-CN"/>
                       </w:rPr>
                       <m:t>-</m:t>
@@ -775,13 +773,12 @@
                       <m:e>
                         <m:r>
                           <m:rPr>
-                            <m:sty m:val="bi"/>
+                            <m:sty m:val="i"/>
                           </m:rPr>
                           <w:rPr>
                             <w:rFonts w:ascii="Times New Roman" w:hAnsi="Times New Roman" w:cs="Cambria Math"/>
                             <w:sz w:val="21"/>
                             <w:szCs w:val="21"/>
-                            <w:u w:val="single"/>
                             <w:lang w:eastAsia="zh-CN"/>
                           </w:rPr>
                           <m:t>x</m:t>
@@ -790,13 +787,12 @@
                       <m:sub>
                         <m:r>
                           <m:rPr>
-                            <m:sty m:val="bi"/>
+                            <m:sty m:val="i"/>
                           </m:rPr>
                           <w:rPr>
                             <w:rFonts w:ascii="Times New Roman" w:hAnsi="Times New Roman" w:cs="Cambria Math"/>
                             <w:sz w:val="21"/>
                             <w:szCs w:val="21"/>
-                            <w:u w:val="single"/>
                             <w:lang w:eastAsia="zh-CN"/>
                           </w:rPr>
                           <m:t>1</m:t>
@@ -809,13 +805,12 @@
               <m:sup>
                 <m:r>
                   <m:rPr>
-                    <m:sty m:val="bi"/>
+                    <m:sty m:val="i"/>
                   </m:rPr>
                   <w:rPr>
                     <w:rFonts w:ascii="Times New Roman" w:hAnsi="Times New Roman" w:cs="Cambria Math"/>
                     <w:sz w:val="21"/>
                     <w:szCs w:val="21"/>
-                    <w:u w:val="single"/>
                     <w:lang w:eastAsia="zh-CN"/>
                   </w:rPr>
                   <m:t>2</m:t>
@@ -824,13 +819,12 @@
             </m:sSup>
             <m:r>
               <m:rPr>
-                <m:sty m:val="bi"/>
+                <m:sty m:val="i"/>
               </m:rPr>
               <w:rPr>
                 <w:rFonts w:ascii="Times New Roman" w:hAnsi="Times New Roman" w:cs="Cambria Math"/>
                 <w:sz w:val="21"/>
                 <w:szCs w:val="21"/>
-                <w:u w:val="single"/>
                 <w:lang w:eastAsia="zh-CN"/>
               </w:rPr>
               <m:t>+</m:t>
@@ -870,13 +864,12 @@
                       <m:e>
                         <m:r>
                           <m:rPr>
-                            <m:sty m:val="bi"/>
+                            <m:sty m:val="i"/>
                           </m:rPr>
                           <w:rPr>
                             <w:rFonts w:ascii="Times New Roman" w:hAnsi="Times New Roman" w:cs="Cambria Math"/>
                             <w:sz w:val="21"/>
                             <w:szCs w:val="21"/>
-                            <w:u w:val="single"/>
                             <w:lang w:eastAsia="zh-CN"/>
                           </w:rPr>
                           <m:t>y</m:t>
@@ -885,13 +878,12 @@
                       <m:sub>
                         <m:r>
                           <m:rPr>
-                            <m:sty m:val="bi"/>
+                            <m:sty m:val="i"/>
                           </m:rPr>
                           <w:rPr>
                             <w:rFonts w:ascii="Times New Roman" w:hAnsi="Times New Roman" w:cs="Cambria Math"/>
                             <w:sz w:val="21"/>
                             <w:szCs w:val="21"/>
-                            <w:u w:val="single"/>
                             <w:lang w:eastAsia="zh-CN"/>
                           </w:rPr>
                           <m:t>2</m:t>
@@ -900,13 +892,12 @@
                     </m:sSub>
                     <m:r>
                       <m:rPr>
-                        <m:sty m:val="bi"/>
+                        <m:sty m:val="i"/>
                       </m:rPr>
                       <w:rPr>
                         <w:rFonts w:ascii="Times New Roman" w:hAnsi="Times New Roman" w:cs="Cambria Math"/>
                         <w:sz w:val="21"/>
                         <w:szCs w:val="21"/>
-                        <w:u w:val="single"/>
                         <w:lang w:eastAsia="zh-CN"/>
                       </w:rPr>
                       <m:t>-</m:t>
@@ -924,13 +915,12 @@
                       <m:e>
                         <m:r>
                           <m:rPr>
-                            <m:sty m:val="bi"/>
+                            <m:sty m:val="i"/>
                           </m:rPr>
                           <w:rPr>
                             <w:rFonts w:ascii="Times New Roman" w:hAnsi="Times New Roman" w:cs="Cambria Math"/>
                             <w:sz w:val="21"/>
                             <w:szCs w:val="21"/>
-                            <w:u w:val="single"/>
                             <w:lang w:eastAsia="zh-CN"/>
                           </w:rPr>
                           <m:t>y</m:t>
@@ -939,13 +929,12 @@
                       <m:sub>
                         <m:r>
                           <m:rPr>
-                            <m:sty m:val="bi"/>
+                            <m:sty m:val="i"/>
                           </m:rPr>
                           <w:rPr>
                             <w:rFonts w:ascii="Times New Roman" w:hAnsi="Times New Roman" w:cs="Cambria Math"/>
                             <w:sz w:val="21"/>
                             <w:szCs w:val="21"/>
-                            <w:u w:val="single"/>
                             <w:lang w:eastAsia="zh-CN"/>
                           </w:rPr>
                           <m:t>1</m:t>
@@ -958,13 +947,12 @@
               <m:sup>
                 <m:r>
                   <m:rPr>
-                    <m:sty m:val="bi"/>
+                    <m:sty m:val="i"/>
                   </m:rPr>
                   <w:rPr>
                     <w:rFonts w:ascii="Times New Roman" w:hAnsi="Times New Roman" w:cs="Cambria Math"/>
                     <w:sz w:val="21"/>
                     <w:szCs w:val="21"/>
-                    <w:u w:val="single"/>
                     <w:lang w:eastAsia="zh-CN"/>
                   </w:rPr>
                   <m:t>2</m:t>
@@ -1152,6 +1140,7 @@
                 <w:rFonts w:ascii="Times New Roman" w:hAnsi="Times New Roman"/>
                 <w:sz w:val="21"/>
                 <w:szCs w:val="21"/>
+                <w:bdr w:val="single" w:sz="8" w:space="0" w:color="auto"/>
               </w:rPr>
             </m:ctrlPr>
           </m:radPr>
@@ -1170,13 +1159,12 @@
               <m:e>
                 <m:r>
                   <m:rPr>
-                    <m:sty m:val="bi"/>
+                    <m:sty m:val="i"/>
                   </m:rPr>
                   <w:rPr>
                     <w:rFonts w:ascii="Times New Roman" w:hAnsi="Times New Roman" w:cs="Cambria Math"/>
                     <w:sz w:val="21"/>
                     <w:szCs w:val="21"/>
-                    <w:u w:val="single"/>
                     <w:lang w:eastAsia="zh-CN"/>
                   </w:rPr>
                   <m:t>x</m:t>
@@ -1185,13 +1173,12 @@
               <m:sup>
                 <m:r>
                   <m:rPr>
-                    <m:sty m:val="bi"/>
+                    <m:sty m:val="i"/>
                   </m:rPr>
                   <w:rPr>
                     <w:rFonts w:ascii="Times New Roman" w:hAnsi="Times New Roman" w:cs="Cambria Math"/>
                     <w:sz w:val="21"/>
                     <w:szCs w:val="21"/>
-                    <w:u w:val="single"/>
                     <w:lang w:eastAsia="zh-CN"/>
                   </w:rPr>
                   <m:t>2</m:t>
@@ -1200,13 +1187,12 @@
             </m:sSup>
             <m:r>
               <m:rPr>
-                <m:sty m:val="bi"/>
+                <m:sty m:val="i"/>
               </m:rPr>
               <w:rPr>
                 <w:rFonts w:ascii="Times New Roman" w:hAnsi="Times New Roman" w:cs="Cambria Math"/>
                 <w:sz w:val="21"/>
                 <w:szCs w:val="21"/>
-                <w:u w:val="single"/>
                 <w:lang w:eastAsia="zh-CN"/>
               </w:rPr>
               <m:t>+</m:t>
@@ -1224,13 +1210,12 @@
               <m:e>
                 <m:r>
                   <m:rPr>
-                    <m:sty m:val="bi"/>
+                    <m:sty m:val="i"/>
                   </m:rPr>
                   <w:rPr>
                     <w:rFonts w:ascii="Times New Roman" w:hAnsi="Times New Roman" w:cs="Cambria Math"/>
                     <w:sz w:val="21"/>
                     <w:szCs w:val="21"/>
-                    <w:u w:val="single"/>
                     <w:lang w:eastAsia="zh-CN"/>
                   </w:rPr>
                   <m:t>y</m:t>
@@ -1239,13 +1224,12 @@
               <m:sup>
                 <m:r>
                   <m:rPr>
-                    <m:sty m:val="bi"/>
+                    <m:sty m:val="i"/>
                   </m:rPr>
                   <w:rPr>
                     <w:rFonts w:ascii="Times New Roman" w:hAnsi="Times New Roman" w:cs="Cambria Math"/>
                     <w:sz w:val="21"/>
                     <w:szCs w:val="21"/>
-                    <w:u w:val="single"/>
                     <w:lang w:eastAsia="zh-CN"/>
                   </w:rPr>
                   <m:t>2</m:t>
@@ -1461,10 +1445,9 @@
             <w:r>
               <w:rPr>
                 <w:rFonts w:ascii="Times New Roman" w:eastAsia="宋体" w:hAnsi="Times New Roman" w:cs="Times New Roman"/>
-                <w:b/>
-                <w:sz w:val="21"/>
-                <w:szCs w:val="21"/>
-                <w:u w:val="single"/>
+                <w:sz w:val="21"/>
+                <w:szCs w:val="21"/>
+                <w:bdr w:val="single" w:sz="8" w:space="0" w:color="auto"/>
               </w:rPr>
               <w:t>相交</w:t>
             </w:r>
@@ -1543,13 +1526,13 @@
             <m:oMath>
               <m:r>
                 <m:rPr>
-                  <m:sty m:val="bi"/>
+                  <m:sty m:val="i"/>
                 </m:rPr>
                 <w:rPr>
                   <w:rFonts w:ascii="Times New Roman" w:hAnsi="Times New Roman" w:cs="Cambria Math"/>
                   <w:sz w:val="21"/>
                   <w:szCs w:val="21"/>
-                  <w:u w:val="single"/>
+                  <w:bdr w:val="single" w:sz="8" w:space="0" w:color="auto"/>
                   <w:lang w:eastAsia="zh-CN"/>
                 </w:rPr>
                 <m:t>x</m:t>
@@ -1558,10 +1541,9 @@
             <w:r>
               <w:rPr>
                 <w:rFonts w:ascii="Times New Roman" w:eastAsia="宋体" w:hAnsi="Times New Roman" w:cs="Times New Roman"/>
-                <w:b/>
-                <w:sz w:val="21"/>
-                <w:szCs w:val="21"/>
-                <w:u w:val="single"/>
+                <w:sz w:val="21"/>
+                <w:szCs w:val="21"/>
+                <w:bdr w:val="single" w:sz="8" w:space="0" w:color="auto"/>
                 <w:lang w:eastAsia="zh-CN"/>
               </w:rPr>
               <w:t>轴</w:t>
@@ -1597,10 +1579,9 @@
             <w:r>
               <w:rPr>
                 <w:rFonts w:ascii="Times New Roman" w:eastAsia="宋体" w:hAnsi="Times New Roman" w:cs="Times New Roman"/>
-                <w:b/>
-                <w:sz w:val="21"/>
-                <w:szCs w:val="21"/>
-                <w:u w:val="single"/>
+                <w:sz w:val="21"/>
+                <w:szCs w:val="21"/>
+                <w:bdr w:val="single" w:sz="8" w:space="0" w:color="auto"/>
                 <w:lang w:eastAsia="zh-CN"/>
               </w:rPr>
               <w:t>正向</w:t>
@@ -1627,11 +1608,10 @@
             <w:r>
               <w:rPr>
                 <w:rFonts w:ascii="Times New Roman" w:eastAsia="宋体" w:hAnsi="Times New Roman" w:cs="Times New Roman"/>
-                <w:b/>
                 <w:i/>
                 <w:sz w:val="21"/>
                 <w:szCs w:val="21"/>
-                <w:u w:val="single"/>
+                <w:bdr w:val="single" w:sz="8" w:space="0" w:color="auto"/>
                 <w:lang w:eastAsia="zh-CN"/>
               </w:rPr>
               <w:t>向上</w:t>
@@ -1797,10 +1777,9 @@
             <w:r>
               <w:rPr>
                 <w:rFonts w:ascii="Times New Roman" w:eastAsia="宋体" w:hAnsi="Times New Roman" w:cs="Times New Roman"/>
-                <w:b/>
-                <w:sz w:val="21"/>
-                <w:szCs w:val="21"/>
-                <w:u w:val="single"/>
+                <w:sz w:val="21"/>
+                <w:szCs w:val="21"/>
+                <w:bdr w:val="single" w:sz="8" w:space="0" w:color="auto"/>
                 <w:lang w:eastAsia="zh-CN"/>
               </w:rPr>
               <w:t>平行</w:t>
@@ -1817,10 +1796,9 @@
             <w:r>
               <w:rPr>
                 <w:rFonts w:ascii="Times New Roman" w:eastAsia="宋体" w:hAnsi="Times New Roman" w:cs="Times New Roman"/>
-                <w:b/>
-                <w:sz w:val="21"/>
-                <w:szCs w:val="21"/>
-                <w:u w:val="single"/>
+                <w:sz w:val="21"/>
+                <w:szCs w:val="21"/>
+                <w:bdr w:val="single" w:sz="8" w:space="0" w:color="auto"/>
                 <w:lang w:eastAsia="zh-CN"/>
               </w:rPr>
               <w:t>重合</w:t>
@@ -1842,19 +1820,19 @@
                       <w:rFonts w:ascii="Times New Roman" w:hAnsi="Times New Roman"/>
                       <w:sz w:val="21"/>
                       <w:szCs w:val="21"/>
+                      <w:bdr w:val="single" w:sz="8" w:space="0" w:color="auto"/>
                     </w:rPr>
                   </m:ctrlPr>
                 </m:sSupPr>
                 <m:e>
                   <m:r>
                     <m:rPr>
-                      <m:sty m:val="bi"/>
+                      <m:sty m:val="i"/>
                     </m:rPr>
                     <w:rPr>
                       <w:rFonts w:ascii="Times New Roman" w:hAnsi="Times New Roman" w:cs="Cambria Math"/>
                       <w:sz w:val="21"/>
                       <w:szCs w:val="21"/>
-                      <w:u w:val="single"/>
                       <w:lang w:eastAsia="zh-CN"/>
                     </w:rPr>
                     <m:t>0</m:t>
@@ -1863,13 +1841,12 @@
                 <m:sup>
                   <m:r>
                     <m:rPr>
-                      <m:sty m:val="bi"/>
+                      <m:sty m:val="i"/>
                     </m:rPr>
                     <w:rPr>
                       <w:rFonts w:ascii="Times New Roman" w:hAnsi="Times New Roman" w:cs="Cambria Math"/>
                       <w:sz w:val="21"/>
                       <w:szCs w:val="21"/>
-                      <w:u w:val="single"/>
                       <w:lang w:eastAsia="zh-CN"/>
                     </w:rPr>
                     <m:t>∘</m:t>
@@ -1943,37 +1920,37 @@
               <m:oMath>
                 <m:r>
                   <m:rPr>
-                    <m:sty m:val="bi"/>
+                    <m:sty m:val="i"/>
                   </m:rPr>
                   <w:rPr>
                     <w:rFonts w:ascii="Times New Roman" w:hAnsi="Times New Roman" w:cs="Cambria Math"/>
                     <w:sz w:val="21"/>
                     <w:szCs w:val="21"/>
-                    <w:u w:val="single"/>
+                    <w:bdr w:val="single" w:sz="8" w:space="0" w:color="auto"/>
                   </w:rPr>
                   <m:t>0°≤</m:t>
                 </m:r>
                 <m:r>
                   <m:rPr>
-                    <m:sty m:val="bi"/>
+                    <m:sty m:val="i"/>
                   </m:rPr>
                   <w:rPr>
                     <w:rFonts w:ascii="Times New Roman" w:hAnsi="Times New Roman" w:cs="Cambria Math"/>
                     <w:sz w:val="21"/>
                     <w:szCs w:val="21"/>
-                    <w:u w:val="single"/>
+                    <w:bdr w:val="single" w:sz="8" w:space="0" w:color="auto"/>
                   </w:rPr>
                   <m:t>α</m:t>
                 </m:r>
                 <m:r>
                   <m:rPr>
-                    <m:sty m:val="bi"/>
+                    <m:sty m:val="i"/>
                   </m:rPr>
                   <w:rPr>
                     <w:rFonts w:ascii="Times New Roman" w:hAnsi="Times New Roman" w:cs="Cambria Math"/>
                     <w:sz w:val="21"/>
                     <w:szCs w:val="21"/>
-                    <w:u w:val="single"/>
+                    <w:bdr w:val="single" w:sz="8" w:space="0" w:color="auto"/>
                   </w:rPr>
                   <m:t>&lt;180°</m:t>
                 </m:r>
@@ -2063,10 +2040,9 @@
       <w:r>
         <w:rPr>
           <w:rFonts w:ascii="Times New Roman" w:eastAsia="宋体" w:hAnsi="Times New Roman" w:cs="Times New Roman"/>
-          <w:b/>
-          <w:sz w:val="21"/>
-          <w:szCs w:val="21"/>
-          <w:u w:val="single"/>
+          <w:sz w:val="21"/>
+          <w:szCs w:val="21"/>
+          <w:bdr w:val="single" w:sz="8" w:space="0" w:color="auto"/>
           <w:lang w:eastAsia="zh-CN"/>
         </w:rPr>
         <w:t>正切值</w:t>
@@ -2101,26 +2077,26 @@
         </m:r>
         <m:r>
           <m:rPr>
-            <m:sty m:val="b"/>
+            <m:sty m:val="p"/>
           </m:rPr>
           <w:rPr>
             <w:rFonts w:ascii="Times New Roman" w:hAnsi="Times New Roman" w:cs="Cambria Math"/>
             <w:sz w:val="21"/>
             <w:szCs w:val="21"/>
-            <w:u w:val="single"/>
+            <w:bdr w:val="single" w:sz="8" w:space="0" w:color="auto"/>
             <w:lang w:eastAsia="zh-CN"/>
           </w:rPr>
           <m:t>tan</m:t>
         </m:r>
         <m:r>
           <m:rPr>
-            <m:sty m:val="bi"/>
+            <m:sty m:val="i"/>
           </m:rPr>
           <w:rPr>
             <w:rFonts w:ascii="Times New Roman" w:hAnsi="Times New Roman" w:cs="Cambria Math"/>
             <w:sz w:val="21"/>
             <w:szCs w:val="21"/>
-            <w:u w:val="single"/>
+            <w:bdr w:val="single" w:sz="8" w:space="0" w:color="auto"/>
             <w:lang w:eastAsia="zh-CN"/>
           </w:rPr>
           <m:t>α</m:t>
@@ -2568,10 +2544,9 @@
             <m:ctrlPr>
               <w:rPr>
                 <w:rFonts w:ascii="Times New Roman" w:hAnsi="Times New Roman"/>
-                <w:b/>
-                <w:sz w:val="21"/>
-                <w:szCs w:val="21"/>
-                <w:u w:val="single"/>
+                <w:sz w:val="21"/>
+                <w:szCs w:val="21"/>
+                <w:bdr w:val="single" w:sz="8" w:space="0" w:color="auto"/>
               </w:rPr>
             </m:ctrlPr>
           </m:fPr>
@@ -2589,13 +2564,12 @@
               <m:e>
                 <m:r>
                   <m:rPr>
-                    <m:sty m:val="bi"/>
+                    <m:sty m:val="i"/>
                   </m:rPr>
                   <w:rPr>
                     <w:rFonts w:ascii="Times New Roman" w:hAnsi="Times New Roman" w:cs="Cambria Math"/>
                     <w:sz w:val="21"/>
                     <w:szCs w:val="21"/>
-                    <w:u w:val="single"/>
                     <w:lang w:eastAsia="zh-CN"/>
                   </w:rPr>
                   <m:t>y</m:t>
@@ -2604,13 +2578,12 @@
               <m:sub>
                 <m:r>
                   <m:rPr>
-                    <m:sty m:val="bi"/>
+                    <m:sty m:val="i"/>
                   </m:rPr>
                   <w:rPr>
                     <w:rFonts w:ascii="Times New Roman" w:hAnsi="Times New Roman" w:cs="Cambria Math"/>
                     <w:sz w:val="21"/>
                     <w:szCs w:val="21"/>
-                    <w:u w:val="single"/>
                     <w:lang w:eastAsia="zh-CN"/>
                   </w:rPr>
                   <m:t>2</m:t>
@@ -2619,13 +2592,12 @@
             </m:sSub>
             <m:r>
               <m:rPr>
-                <m:sty m:val="bi"/>
+                <m:sty m:val="i"/>
               </m:rPr>
               <w:rPr>
                 <w:rFonts w:ascii="Times New Roman" w:hAnsi="Times New Roman" w:cs="Cambria Math"/>
                 <w:sz w:val="21"/>
                 <w:szCs w:val="21"/>
-                <w:u w:val="single"/>
                 <w:lang w:eastAsia="zh-CN"/>
               </w:rPr>
               <m:t>-</m:t>
@@ -2643,13 +2615,12 @@
               <m:e>
                 <m:r>
                   <m:rPr>
-                    <m:sty m:val="bi"/>
+                    <m:sty m:val="i"/>
                   </m:rPr>
                   <w:rPr>
                     <w:rFonts w:ascii="Times New Roman" w:hAnsi="Times New Roman" w:cs="Cambria Math"/>
                     <w:sz w:val="21"/>
                     <w:szCs w:val="21"/>
-                    <w:u w:val="single"/>
                     <w:lang w:eastAsia="zh-CN"/>
                   </w:rPr>
                   <m:t>y</m:t>
@@ -2658,13 +2629,12 @@
               <m:sub>
                 <m:r>
                   <m:rPr>
-                    <m:sty m:val="bi"/>
+                    <m:sty m:val="i"/>
                   </m:rPr>
                   <w:rPr>
                     <w:rFonts w:ascii="Times New Roman" w:hAnsi="Times New Roman" w:cs="Cambria Math"/>
                     <w:sz w:val="21"/>
                     <w:szCs w:val="21"/>
-                    <w:u w:val="single"/>
                     <w:lang w:eastAsia="zh-CN"/>
                   </w:rPr>
                   <m:t>1</m:t>
@@ -2686,13 +2656,12 @@
               <m:e>
                 <m:r>
                   <m:rPr>
-                    <m:sty m:val="bi"/>
+                    <m:sty m:val="i"/>
                   </m:rPr>
                   <w:rPr>
                     <w:rFonts w:ascii="Times New Roman" w:hAnsi="Times New Roman" w:cs="Cambria Math"/>
                     <w:sz w:val="21"/>
                     <w:szCs w:val="21"/>
-                    <w:u w:val="single"/>
                     <w:lang w:eastAsia="zh-CN"/>
                   </w:rPr>
                   <m:t>x</m:t>
@@ -2701,13 +2670,12 @@
               <m:sub>
                 <m:r>
                   <m:rPr>
-                    <m:sty m:val="bi"/>
+                    <m:sty m:val="i"/>
                   </m:rPr>
                   <w:rPr>
                     <w:rFonts w:ascii="Times New Roman" w:hAnsi="Times New Roman" w:cs="Cambria Math"/>
                     <w:sz w:val="21"/>
                     <w:szCs w:val="21"/>
-                    <w:u w:val="single"/>
                     <w:lang w:eastAsia="zh-CN"/>
                   </w:rPr>
                   <m:t>2</m:t>
@@ -2716,13 +2684,12 @@
             </m:sSub>
             <m:r>
               <m:rPr>
-                <m:sty m:val="bi"/>
+                <m:sty m:val="i"/>
               </m:rPr>
               <w:rPr>
                 <w:rFonts w:ascii="Times New Roman" w:hAnsi="Times New Roman" w:cs="Cambria Math"/>
                 <w:sz w:val="21"/>
                 <w:szCs w:val="21"/>
-                <w:u w:val="single"/>
                 <w:lang w:eastAsia="zh-CN"/>
               </w:rPr>
               <m:t>-</m:t>
@@ -2740,13 +2707,12 @@
               <m:e>
                 <m:r>
                   <m:rPr>
-                    <m:sty m:val="bi"/>
+                    <m:sty m:val="i"/>
                   </m:rPr>
                   <w:rPr>
                     <w:rFonts w:ascii="Times New Roman" w:hAnsi="Times New Roman" w:cs="Cambria Math"/>
                     <w:sz w:val="21"/>
                     <w:szCs w:val="21"/>
-                    <w:u w:val="single"/>
                     <w:lang w:eastAsia="zh-CN"/>
                   </w:rPr>
                   <m:t>x</m:t>
@@ -2755,13 +2721,12 @@
               <m:sub>
                 <m:r>
                   <m:rPr>
-                    <m:sty m:val="bi"/>
+                    <m:sty m:val="i"/>
                   </m:rPr>
                   <w:rPr>
                     <w:rFonts w:ascii="Times New Roman" w:hAnsi="Times New Roman" w:cs="Cambria Math"/>
                     <w:sz w:val="21"/>
                     <w:szCs w:val="21"/>
-                    <w:u w:val="single"/>
                     <w:lang w:eastAsia="zh-CN"/>
                   </w:rPr>
                   <m:t>1</m:t>
@@ -2934,10 +2899,9 @@
       <w:r>
         <w:rPr>
           <w:rFonts w:ascii="Times New Roman" w:eastAsia="宋体" w:hAnsi="Times New Roman" w:cs="Times New Roman"/>
-          <w:b/>
-          <w:sz w:val="21"/>
-          <w:szCs w:val="21"/>
-          <w:u w:val="single"/>
+          <w:sz w:val="21"/>
+          <w:szCs w:val="21"/>
+          <w:bdr w:val="single" w:sz="8" w:space="0" w:color="auto"/>
           <w:lang w:eastAsia="zh-CN"/>
         </w:rPr>
         <w:t>方向向量</w:t>
@@ -3136,23 +3100,21 @@
             <m:ctrlPr>
               <w:rPr>
                 <w:rFonts w:ascii="Times New Roman" w:hAnsi="Times New Roman"/>
-                <w:b/>
-                <w:sz w:val="21"/>
-                <w:szCs w:val="21"/>
-                <w:u w:val="single"/>
+                <w:sz w:val="21"/>
+                <w:szCs w:val="21"/>
+                <w:bdr w:val="single" w:sz="8" w:space="0" w:color="auto"/>
               </w:rPr>
             </m:ctrlPr>
           </m:fPr>
           <m:num>
             <m:r>
               <m:rPr>
-                <m:sty m:val="bi"/>
+                <m:sty m:val="i"/>
               </m:rPr>
               <w:rPr>
                 <w:rFonts w:ascii="Times New Roman" w:hAnsi="Times New Roman" w:cs="Cambria Math"/>
                 <w:sz w:val="21"/>
                 <w:szCs w:val="21"/>
-                <w:u w:val="single"/>
                 <w:lang w:eastAsia="zh-CN"/>
               </w:rPr>
               <m:t>y</m:t>
@@ -3161,13 +3123,12 @@
           <m:den>
             <m:r>
               <m:rPr>
-                <m:sty m:val="bi"/>
+                <m:sty m:val="i"/>
               </m:rPr>
               <w:rPr>
                 <w:rFonts w:ascii="Times New Roman" w:hAnsi="Times New Roman" w:cs="Cambria Math"/>
                 <w:sz w:val="21"/>
                 <w:szCs w:val="21"/>
-                <w:u w:val="single"/>
                 <w:lang w:eastAsia="zh-CN"/>
               </w:rPr>
               <m:t>x</m:t>
@@ -3225,10 +3186,9 @@
       <w:r>
         <w:rPr>
           <w:rFonts w:ascii="Times New Roman" w:eastAsia="宋体" w:hAnsi="Times New Roman" w:cs="Times New Roman"/>
-          <w:b/>
-          <w:sz w:val="21"/>
-          <w:szCs w:val="21"/>
-          <w:u w:val="single"/>
+          <w:sz w:val="21"/>
+          <w:szCs w:val="21"/>
+          <w:bdr w:val="single" w:sz="8" w:space="0" w:color="auto"/>
           <w:lang w:eastAsia="zh-CN"/>
         </w:rPr>
         <w:t>不存在</w:t>
@@ -3817,25 +3777,25 @@
               <m:oMath>
                 <m:r>
                   <m:rPr>
-                    <m:sty m:val="bi"/>
+                    <m:sty m:val="i"/>
                   </m:rPr>
                   <w:rPr>
                     <w:rFonts w:ascii="Times New Roman" w:hAnsi="Times New Roman" w:cs="Cambria Math"/>
                     <w:sz w:val="21"/>
                     <w:szCs w:val="21"/>
-                    <w:u w:val="single"/>
+                    <w:bdr w:val="single" w:sz="8" w:space="0" w:color="auto"/>
                   </w:rPr>
                   <m:t>y</m:t>
                 </m:r>
                 <m:r>
                   <m:rPr>
-                    <m:sty m:val="bi"/>
+                    <m:sty m:val="i"/>
                   </m:rPr>
                   <w:rPr>
                     <w:rFonts w:ascii="Times New Roman" w:hAnsi="Times New Roman" w:cs="Cambria Math"/>
                     <w:sz w:val="21"/>
                     <w:szCs w:val="21"/>
-                    <w:u w:val="single"/>
+                    <w:bdr w:val="single" w:sz="8" w:space="0" w:color="auto"/>
                   </w:rPr>
                   <m:t>-</m:t>
                 </m:r>
@@ -3846,19 +3806,19 @@
                         <w:rFonts w:ascii="Times New Roman" w:hAnsi="Times New Roman"/>
                         <w:sz w:val="21"/>
                         <w:szCs w:val="21"/>
+                        <w:bdr w:val="single" w:sz="8" w:space="0" w:color="auto"/>
                       </w:rPr>
                     </m:ctrlPr>
                   </m:sSubPr>
                   <m:e>
                     <m:r>
                       <m:rPr>
-                        <m:sty m:val="bi"/>
+                        <m:sty m:val="i"/>
                       </m:rPr>
                       <w:rPr>
                         <w:rFonts w:ascii="Times New Roman" w:hAnsi="Times New Roman" w:cs="Cambria Math"/>
                         <w:sz w:val="21"/>
                         <w:szCs w:val="21"/>
-                        <w:u w:val="single"/>
                       </w:rPr>
                       <m:t>y</m:t>
                     </m:r>
@@ -3866,13 +3826,12 @@
                   <m:sub>
                     <m:r>
                       <m:rPr>
-                        <m:sty m:val="bi"/>
+                        <m:sty m:val="i"/>
                       </m:rPr>
                       <w:rPr>
                         <w:rFonts w:ascii="Times New Roman" w:hAnsi="Times New Roman" w:cs="Cambria Math"/>
                         <w:sz w:val="21"/>
                         <w:szCs w:val="21"/>
-                        <w:u w:val="single"/>
                       </w:rPr>
                       <m:t>0</m:t>
                     </m:r>
@@ -3880,25 +3839,25 @@
                 </m:sSub>
                 <m:r>
                   <m:rPr>
-                    <m:sty m:val="bi"/>
+                    <m:sty m:val="i"/>
                   </m:rPr>
                   <w:rPr>
                     <w:rFonts w:ascii="Times New Roman" w:hAnsi="Times New Roman" w:cs="Cambria Math"/>
                     <w:sz w:val="21"/>
                     <w:szCs w:val="21"/>
-                    <w:u w:val="single"/>
+                    <w:bdr w:val="single" w:sz="8" w:space="0" w:color="auto"/>
                   </w:rPr>
                   <m:t>=</m:t>
                 </m:r>
                 <m:r>
                   <m:rPr>
-                    <m:sty m:val="bi"/>
+                    <m:sty m:val="i"/>
                   </m:rPr>
                   <w:rPr>
                     <w:rFonts w:ascii="Times New Roman" w:hAnsi="Times New Roman" w:cs="Cambria Math"/>
                     <w:sz w:val="21"/>
                     <w:szCs w:val="21"/>
-                    <w:u w:val="single"/>
+                    <w:bdr w:val="single" w:sz="8" w:space="0" w:color="auto"/>
                   </w:rPr>
                   <m:t>k</m:t>
                 </m:r>
@@ -3909,31 +3868,30 @@
                         <w:rFonts w:ascii="Times New Roman" w:hAnsi="Times New Roman"/>
                         <w:sz w:val="21"/>
                         <w:szCs w:val="21"/>
+                        <w:bdr w:val="single" w:sz="8" w:space="0" w:color="auto"/>
                       </w:rPr>
                     </m:ctrlPr>
                   </m:dPr>
                   <m:e>
                     <m:r>
                       <m:rPr>
-                        <m:sty m:val="bi"/>
+                        <m:sty m:val="i"/>
                       </m:rPr>
                       <w:rPr>
                         <w:rFonts w:ascii="Times New Roman" w:hAnsi="Times New Roman" w:cs="Cambria Math"/>
                         <w:sz w:val="21"/>
                         <w:szCs w:val="21"/>
-                        <w:u w:val="single"/>
                       </w:rPr>
                       <m:t>x</m:t>
                     </m:r>
                     <m:r>
                       <m:rPr>
-                        <m:sty m:val="bi"/>
+                        <m:sty m:val="i"/>
                       </m:rPr>
                       <w:rPr>
                         <w:rFonts w:ascii="Times New Roman" w:hAnsi="Times New Roman" w:cs="Cambria Math"/>
                         <w:sz w:val="21"/>
                         <w:szCs w:val="21"/>
-                        <w:u w:val="single"/>
                       </w:rPr>
                       <m:t>-</m:t>
                     </m:r>
@@ -3950,13 +3908,12 @@
                       <m:e>
                         <m:r>
                           <m:rPr>
-                            <m:sty m:val="bi"/>
+                            <m:sty m:val="i"/>
                           </m:rPr>
                           <w:rPr>
                             <w:rFonts w:ascii="Times New Roman" w:hAnsi="Times New Roman" w:cs="Cambria Math"/>
                             <w:sz w:val="21"/>
                             <w:szCs w:val="21"/>
-                            <w:u w:val="single"/>
                           </w:rPr>
                           <m:t>x</m:t>
                         </m:r>
@@ -3964,13 +3921,12 @@
                       <m:sub>
                         <m:r>
                           <m:rPr>
-                            <m:sty m:val="bi"/>
+                            <m:sty m:val="i"/>
                           </m:rPr>
                           <w:rPr>
                             <w:rFonts w:ascii="Times New Roman" w:hAnsi="Times New Roman" w:cs="Cambria Math"/>
                             <w:sz w:val="21"/>
                             <w:szCs w:val="21"/>
-                            <w:u w:val="single"/>
                           </w:rPr>
                           <m:t>0</m:t>
                         </m:r>
@@ -4204,10 +4160,9 @@
       <w:r>
         <w:rPr>
           <w:rFonts w:ascii="Times New Roman" w:eastAsia="宋体" w:hAnsi="Times New Roman" w:cs="Times New Roman"/>
-          <w:b/>
-          <w:sz w:val="21"/>
-          <w:szCs w:val="21"/>
-          <w:u w:val="single"/>
+          <w:sz w:val="21"/>
+          <w:szCs w:val="21"/>
+          <w:bdr w:val="single" w:sz="8" w:space="0" w:color="auto"/>
           <w:lang w:eastAsia="zh-CN"/>
         </w:rPr>
         <w:t>b</w:t>
@@ -4678,10 +4633,9 @@
             <w:r>
               <w:rPr>
                 <w:rFonts w:ascii="Times New Roman" w:eastAsia="宋体" w:hAnsi="Times New Roman" w:cs="Times New Roman"/>
-                <w:b/>
-                <w:sz w:val="21"/>
-                <w:szCs w:val="21"/>
-                <w:u w:val="single"/>
+                <w:sz w:val="21"/>
+                <w:szCs w:val="21"/>
+                <w:bdr w:val="single" w:sz="8" w:space="0" w:color="auto"/>
               </w:rPr>
               <w:t>y=kx+b</w:t>
             </w:r>
@@ -5564,35 +5518,32 @@
                     <m:ctrlPr>
                       <w:rPr>
                         <w:rFonts w:ascii="Times New Roman" w:hAnsi="Times New Roman"/>
-                        <w:b/>
                         <w:sz w:val="21"/>
                         <w:szCs w:val="21"/>
-                        <w:u w:val="single"/>
+                        <w:bdr w:val="single" w:sz="8" w:space="0" w:color="auto"/>
                       </w:rPr>
                     </m:ctrlPr>
                   </m:fPr>
                   <m:num>
                     <m:r>
                       <m:rPr>
-                        <m:sty m:val="bi"/>
+                        <m:sty m:val="i"/>
                       </m:rPr>
                       <w:rPr>
                         <w:rFonts w:ascii="Times New Roman" w:hAnsi="Times New Roman" w:cs="Cambria Math"/>
                         <w:sz w:val="21"/>
                         <w:szCs w:val="21"/>
-                        <w:u w:val="single"/>
                       </w:rPr>
                       <m:t>y</m:t>
                     </m:r>
                     <m:r>
                       <m:rPr>
-                        <m:sty m:val="bi"/>
+                        <m:sty m:val="i"/>
                       </m:rPr>
                       <w:rPr>
                         <w:rFonts w:ascii="Times New Roman" w:hAnsi="Times New Roman" w:cs="Cambria Math"/>
                         <w:sz w:val="21"/>
                         <w:szCs w:val="21"/>
-                        <w:u w:val="single"/>
                       </w:rPr>
                       <m:t>-</m:t>
                     </m:r>
@@ -5609,13 +5560,12 @@
                       <m:e>
                         <m:r>
                           <m:rPr>
-                            <m:sty m:val="bi"/>
+                            <m:sty m:val="i"/>
                           </m:rPr>
                           <w:rPr>
                             <w:rFonts w:ascii="Times New Roman" w:hAnsi="Times New Roman" w:cs="Cambria Math"/>
                             <w:sz w:val="21"/>
                             <w:szCs w:val="21"/>
-                            <w:u w:val="single"/>
                           </w:rPr>
                           <m:t>y</m:t>
                         </m:r>
@@ -5623,13 +5573,12 @@
                       <m:sub>
                         <m:r>
                           <m:rPr>
-                            <m:sty m:val="bi"/>
+                            <m:sty m:val="i"/>
                           </m:rPr>
                           <w:rPr>
                             <w:rFonts w:ascii="Times New Roman" w:hAnsi="Times New Roman" w:cs="Cambria Math"/>
                             <w:sz w:val="21"/>
                             <w:szCs w:val="21"/>
-                            <w:u w:val="single"/>
                           </w:rPr>
                           <m:t>1</m:t>
                         </m:r>
@@ -5650,13 +5599,12 @@
                       <m:e>
                         <m:r>
                           <m:rPr>
-                            <m:sty m:val="bi"/>
+                            <m:sty m:val="i"/>
                           </m:rPr>
                           <w:rPr>
                             <w:rFonts w:ascii="Times New Roman" w:hAnsi="Times New Roman" w:cs="Cambria Math"/>
                             <w:sz w:val="21"/>
                             <w:szCs w:val="21"/>
-                            <w:u w:val="single"/>
                           </w:rPr>
                           <m:t>y</m:t>
                         </m:r>
@@ -5664,13 +5612,12 @@
                       <m:sub>
                         <m:r>
                           <m:rPr>
-                            <m:sty m:val="bi"/>
+                            <m:sty m:val="i"/>
                           </m:rPr>
                           <w:rPr>
                             <w:rFonts w:ascii="Times New Roman" w:hAnsi="Times New Roman" w:cs="Cambria Math"/>
                             <w:sz w:val="21"/>
                             <w:szCs w:val="21"/>
-                            <w:u w:val="single"/>
                           </w:rPr>
                           <m:t>2</m:t>
                         </m:r>
@@ -5678,13 +5625,12 @@
                     </m:sSub>
                     <m:r>
                       <m:rPr>
-                        <m:sty m:val="bi"/>
+                        <m:sty m:val="i"/>
                       </m:rPr>
                       <w:rPr>
                         <w:rFonts w:ascii="Times New Roman" w:hAnsi="Times New Roman" w:cs="Cambria Math"/>
                         <w:sz w:val="21"/>
                         <w:szCs w:val="21"/>
-                        <w:u w:val="single"/>
                       </w:rPr>
                       <m:t>-</m:t>
                     </m:r>
@@ -5701,13 +5647,12 @@
                       <m:e>
                         <m:r>
                           <m:rPr>
-                            <m:sty m:val="bi"/>
+                            <m:sty m:val="i"/>
                           </m:rPr>
                           <w:rPr>
                             <w:rFonts w:ascii="Times New Roman" w:hAnsi="Times New Roman" w:cs="Cambria Math"/>
                             <w:sz w:val="21"/>
                             <w:szCs w:val="21"/>
-                            <w:u w:val="single"/>
                           </w:rPr>
                           <m:t>y</m:t>
                         </m:r>
@@ -5715,13 +5660,12 @@
                       <m:sub>
                         <m:r>
                           <m:rPr>
-                            <m:sty m:val="bi"/>
+                            <m:sty m:val="i"/>
                           </m:rPr>
                           <w:rPr>
                             <w:rFonts w:ascii="Times New Roman" w:hAnsi="Times New Roman" w:cs="Cambria Math"/>
                             <w:sz w:val="21"/>
                             <w:szCs w:val="21"/>
-                            <w:u w:val="single"/>
                           </w:rPr>
                           <m:t>1</m:t>
                         </m:r>
@@ -5731,13 +5675,13 @@
                 </m:f>
                 <m:r>
                   <m:rPr>
-                    <m:sty m:val="bi"/>
+                    <m:sty m:val="i"/>
                   </m:rPr>
                   <w:rPr>
                     <w:rFonts w:ascii="Times New Roman" w:hAnsi="Times New Roman" w:cs="Cambria Math"/>
                     <w:sz w:val="21"/>
                     <w:szCs w:val="21"/>
-                    <w:u w:val="single"/>
+                    <w:bdr w:val="single" w:sz="8" w:space="0" w:color="auto"/>
                   </w:rPr>
                   <m:t>=</m:t>
                 </m:r>
@@ -5746,35 +5690,32 @@
                     <m:ctrlPr>
                       <w:rPr>
                         <w:rFonts w:ascii="Times New Roman" w:hAnsi="Times New Roman"/>
-                        <w:b/>
                         <w:sz w:val="21"/>
                         <w:szCs w:val="21"/>
-                        <w:u w:val="single"/>
+                        <w:bdr w:val="single" w:sz="8" w:space="0" w:color="auto"/>
                       </w:rPr>
                     </m:ctrlPr>
                   </m:fPr>
                   <m:num>
                     <m:r>
                       <m:rPr>
-                        <m:sty m:val="bi"/>
+                        <m:sty m:val="i"/>
                       </m:rPr>
                       <w:rPr>
                         <w:rFonts w:ascii="Times New Roman" w:hAnsi="Times New Roman" w:cs="Cambria Math"/>
                         <w:sz w:val="21"/>
                         <w:szCs w:val="21"/>
-                        <w:u w:val="single"/>
                       </w:rPr>
                       <m:t>x</m:t>
                     </m:r>
                     <m:r>
                       <m:rPr>
-                        <m:sty m:val="bi"/>
+                        <m:sty m:val="i"/>
                       </m:rPr>
                       <w:rPr>
                         <w:rFonts w:ascii="Times New Roman" w:hAnsi="Times New Roman" w:cs="Cambria Math"/>
                         <w:sz w:val="21"/>
                         <w:szCs w:val="21"/>
-                        <w:u w:val="single"/>
                       </w:rPr>
                       <m:t>-</m:t>
                     </m:r>
@@ -5791,13 +5732,12 @@
                       <m:e>
                         <m:r>
                           <m:rPr>
-                            <m:sty m:val="bi"/>
+                            <m:sty m:val="i"/>
                           </m:rPr>
                           <w:rPr>
                             <w:rFonts w:ascii="Times New Roman" w:hAnsi="Times New Roman" w:cs="Cambria Math"/>
                             <w:sz w:val="21"/>
                             <w:szCs w:val="21"/>
-                            <w:u w:val="single"/>
                           </w:rPr>
                           <m:t>x</m:t>
                         </m:r>
@@ -5805,13 +5745,12 @@
                       <m:sub>
                         <m:r>
                           <m:rPr>
-                            <m:sty m:val="bi"/>
+                            <m:sty m:val="i"/>
                           </m:rPr>
                           <w:rPr>
                             <w:rFonts w:ascii="Times New Roman" w:hAnsi="Times New Roman" w:cs="Cambria Math"/>
                             <w:sz w:val="21"/>
                             <w:szCs w:val="21"/>
-                            <w:u w:val="single"/>
                           </w:rPr>
                           <m:t>1</m:t>
                         </m:r>
@@ -5832,13 +5771,12 @@
                       <m:e>
                         <m:r>
                           <m:rPr>
-                            <m:sty m:val="bi"/>
+                            <m:sty m:val="i"/>
                           </m:rPr>
                           <w:rPr>
                             <w:rFonts w:ascii="Times New Roman" w:hAnsi="Times New Roman" w:cs="Cambria Math"/>
                             <w:sz w:val="21"/>
                             <w:szCs w:val="21"/>
-                            <w:u w:val="single"/>
                           </w:rPr>
                           <m:t>x</m:t>
                         </m:r>
@@ -5846,13 +5784,12 @@
                       <m:sub>
                         <m:r>
                           <m:rPr>
-                            <m:sty m:val="bi"/>
+                            <m:sty m:val="i"/>
                           </m:rPr>
                           <w:rPr>
                             <w:rFonts w:ascii="Times New Roman" w:hAnsi="Times New Roman" w:cs="Cambria Math"/>
                             <w:sz w:val="21"/>
                             <w:szCs w:val="21"/>
-                            <w:u w:val="single"/>
                           </w:rPr>
                           <m:t>2</m:t>
                         </m:r>
@@ -5860,13 +5797,12 @@
                     </m:sSub>
                     <m:r>
                       <m:rPr>
-                        <m:sty m:val="bi"/>
+                        <m:sty m:val="i"/>
                       </m:rPr>
                       <w:rPr>
                         <w:rFonts w:ascii="Times New Roman" w:hAnsi="Times New Roman" w:cs="Cambria Math"/>
                         <w:sz w:val="21"/>
                         <w:szCs w:val="21"/>
-                        <w:u w:val="single"/>
                       </w:rPr>
                       <m:t>-</m:t>
                     </m:r>
@@ -5883,13 +5819,12 @@
                       <m:e>
                         <m:r>
                           <m:rPr>
-                            <m:sty m:val="bi"/>
+                            <m:sty m:val="i"/>
                           </m:rPr>
                           <w:rPr>
                             <w:rFonts w:ascii="Times New Roman" w:hAnsi="Times New Roman" w:cs="Cambria Math"/>
                             <w:sz w:val="21"/>
                             <w:szCs w:val="21"/>
-                            <w:u w:val="single"/>
                           </w:rPr>
                           <m:t>x</m:t>
                         </m:r>
@@ -5897,13 +5832,12 @@
                       <m:sub>
                         <m:r>
                           <m:rPr>
-                            <m:sty m:val="bi"/>
+                            <m:sty m:val="i"/>
                           </m:rPr>
                           <w:rPr>
                             <w:rFonts w:ascii="Times New Roman" w:hAnsi="Times New Roman" w:cs="Cambria Math"/>
                             <w:sz w:val="21"/>
                             <w:szCs w:val="21"/>
-                            <w:u w:val="single"/>
                           </w:rPr>
                           <m:t>1</m:t>
                         </m:r>
@@ -6504,23 +6438,21 @@
                     <m:ctrlPr>
                       <w:rPr>
                         <w:rFonts w:ascii="Times New Roman" w:hAnsi="Times New Roman"/>
-                        <w:b/>
                         <w:sz w:val="21"/>
                         <w:szCs w:val="21"/>
-                        <w:u w:val="single"/>
+                        <w:bdr w:val="single" w:sz="8" w:space="0" w:color="auto"/>
                       </w:rPr>
                     </m:ctrlPr>
                   </m:fPr>
                   <m:num>
                     <m:r>
                       <m:rPr>
-                        <m:sty m:val="bi"/>
+                        <m:sty m:val="i"/>
                       </m:rPr>
                       <w:rPr>
                         <w:rFonts w:ascii="Times New Roman" w:hAnsi="Times New Roman" w:cs="Cambria Math"/>
                         <w:sz w:val="21"/>
                         <w:szCs w:val="21"/>
-                        <w:u w:val="single"/>
                       </w:rPr>
                       <m:t>x</m:t>
                     </m:r>
@@ -6528,13 +6460,12 @@
                   <m:den>
                     <m:r>
                       <m:rPr>
-                        <m:sty m:val="bi"/>
+                        <m:sty m:val="i"/>
                       </m:rPr>
                       <w:rPr>
                         <w:rFonts w:ascii="Times New Roman" w:hAnsi="Times New Roman" w:cs="Cambria Math"/>
                         <w:sz w:val="21"/>
                         <w:szCs w:val="21"/>
-                        <w:u w:val="single"/>
                       </w:rPr>
                       <m:t>a</m:t>
                     </m:r>
@@ -6542,13 +6473,13 @@
                 </m:f>
                 <m:r>
                   <m:rPr>
-                    <m:sty m:val="bi"/>
+                    <m:sty m:val="i"/>
                   </m:rPr>
                   <w:rPr>
                     <w:rFonts w:ascii="Times New Roman" w:hAnsi="Times New Roman" w:cs="Cambria Math"/>
                     <w:sz w:val="21"/>
                     <w:szCs w:val="21"/>
-                    <w:u w:val="single"/>
+                    <w:bdr w:val="single" w:sz="8" w:space="0" w:color="auto"/>
                   </w:rPr>
                   <m:t>+</m:t>
                 </m:r>
@@ -6557,23 +6488,21 @@
                     <m:ctrlPr>
                       <w:rPr>
                         <w:rFonts w:ascii="Times New Roman" w:hAnsi="Times New Roman"/>
-                        <w:b/>
                         <w:sz w:val="21"/>
                         <w:szCs w:val="21"/>
-                        <w:u w:val="single"/>
+                        <w:bdr w:val="single" w:sz="8" w:space="0" w:color="auto"/>
                       </w:rPr>
                     </m:ctrlPr>
                   </m:fPr>
                   <m:num>
                     <m:r>
                       <m:rPr>
-                        <m:sty m:val="bi"/>
+                        <m:sty m:val="i"/>
                       </m:rPr>
                       <w:rPr>
                         <w:rFonts w:ascii="Times New Roman" w:hAnsi="Times New Roman" w:cs="Cambria Math"/>
                         <w:sz w:val="21"/>
                         <w:szCs w:val="21"/>
-                        <w:u w:val="single"/>
                       </w:rPr>
                       <m:t>y</m:t>
                     </m:r>
@@ -6581,13 +6510,12 @@
                   <m:den>
                     <m:r>
                       <m:rPr>
-                        <m:sty m:val="bi"/>
+                        <m:sty m:val="i"/>
                       </m:rPr>
                       <w:rPr>
                         <w:rFonts w:ascii="Times New Roman" w:hAnsi="Times New Roman" w:cs="Cambria Math"/>
                         <w:sz w:val="21"/>
                         <w:szCs w:val="21"/>
-                        <w:u w:val="single"/>
                       </w:rPr>
                       <m:t>b</m:t>
                     </m:r>
@@ -6595,13 +6523,13 @@
                 </m:f>
                 <m:r>
                   <m:rPr>
-                    <m:sty m:val="bi"/>
+                    <m:sty m:val="i"/>
                   </m:rPr>
                   <w:rPr>
                     <w:rFonts w:ascii="Times New Roman" w:hAnsi="Times New Roman" w:cs="Cambria Math"/>
                     <w:sz w:val="21"/>
                     <w:szCs w:val="21"/>
-                    <w:u w:val="single"/>
+                    <w:bdr w:val="single" w:sz="8" w:space="0" w:color="auto"/>
                   </w:rPr>
                   <m:t>=1</m:t>
                 </m:r>
@@ -6800,78 +6728,78 @@
       <m:oMath>
         <m:r>
           <m:rPr>
-            <m:sty m:val="bi"/>
+            <m:sty m:val="i"/>
           </m:rPr>
           <w:rPr>
             <w:rFonts w:ascii="Times New Roman" w:hAnsi="Times New Roman" w:cs="Cambria Math"/>
             <w:sz w:val="21"/>
             <w:szCs w:val="21"/>
-            <w:u w:val="single"/>
+            <w:bdr w:val="single" w:sz="8" w:space="0" w:color="auto"/>
             <w:lang w:eastAsia="zh-CN"/>
           </w:rPr>
           <m:t>Ax</m:t>
         </m:r>
         <m:r>
           <m:rPr>
-            <m:sty m:val="bi"/>
+            <m:sty m:val="i"/>
           </m:rPr>
           <w:rPr>
             <w:rFonts w:ascii="Times New Roman" w:hAnsi="Times New Roman" w:cs="Cambria Math"/>
             <w:sz w:val="21"/>
             <w:szCs w:val="21"/>
-            <w:u w:val="single"/>
+            <w:bdr w:val="single" w:sz="8" w:space="0" w:color="auto"/>
             <w:lang w:eastAsia="zh-CN"/>
           </w:rPr>
           <m:t>+</m:t>
         </m:r>
         <m:r>
           <m:rPr>
-            <m:sty m:val="bi"/>
+            <m:sty m:val="i"/>
           </m:rPr>
           <w:rPr>
             <w:rFonts w:ascii="Times New Roman" w:hAnsi="Times New Roman" w:cs="Cambria Math"/>
             <w:sz w:val="21"/>
             <w:szCs w:val="21"/>
-            <w:u w:val="single"/>
+            <w:bdr w:val="single" w:sz="8" w:space="0" w:color="auto"/>
             <w:lang w:eastAsia="zh-CN"/>
           </w:rPr>
           <m:t>By</m:t>
         </m:r>
         <m:r>
           <m:rPr>
-            <m:sty m:val="bi"/>
+            <m:sty m:val="i"/>
           </m:rPr>
           <w:rPr>
             <w:rFonts w:ascii="Times New Roman" w:hAnsi="Times New Roman" w:cs="Cambria Math"/>
             <w:sz w:val="21"/>
             <w:szCs w:val="21"/>
-            <w:u w:val="single"/>
+            <w:bdr w:val="single" w:sz="8" w:space="0" w:color="auto"/>
             <w:lang w:eastAsia="zh-CN"/>
           </w:rPr>
           <m:t>+</m:t>
         </m:r>
         <m:r>
           <m:rPr>
-            <m:sty m:val="bi"/>
+            <m:sty m:val="i"/>
           </m:rPr>
           <w:rPr>
             <w:rFonts w:ascii="Times New Roman" w:hAnsi="Times New Roman" w:cs="Cambria Math"/>
             <w:sz w:val="21"/>
             <w:szCs w:val="21"/>
-            <w:u w:val="single"/>
+            <w:bdr w:val="single" w:sz="8" w:space="0" w:color="auto"/>
             <w:lang w:eastAsia="zh-CN"/>
           </w:rPr>
           <m:t>C</m:t>
         </m:r>
         <m:r>
           <m:rPr>
-            <m:sty m:val="bi"/>
+            <m:sty m:val="i"/>
           </m:rPr>
           <w:rPr>
             <w:rFonts w:ascii="Times New Roman" w:hAnsi="Times New Roman" w:cs="Cambria Math"/>
             <w:sz w:val="21"/>
             <w:szCs w:val="21"/>
-            <w:u w:val="single"/>
+            <w:bdr w:val="single" w:sz="8" w:space="0" w:color="auto"/>
             <w:lang w:eastAsia="zh-CN"/>
           </w:rPr>
           <m:t>=0</m:t>
@@ -6983,10 +6911,9 @@
       <w:r>
         <w:rPr>
           <w:rFonts w:ascii="Times New Roman" w:eastAsia="宋体" w:hAnsi="Times New Roman" w:cs="Times New Roman"/>
-          <w:b/>
-          <w:sz w:val="21"/>
-          <w:szCs w:val="21"/>
-          <w:u w:val="single"/>
+          <w:sz w:val="21"/>
+          <w:szCs w:val="21"/>
+          <w:bdr w:val="single" w:sz="8" w:space="0" w:color="auto"/>
           <w:lang w:eastAsia="zh-CN"/>
         </w:rPr>
         <w:t>二元一次方程</w:t>
@@ -7951,19 +7878,19 @@
                         <w:rFonts w:ascii="Times New Roman" w:hAnsi="Times New Roman"/>
                         <w:sz w:val="21"/>
                         <w:szCs w:val="21"/>
+                        <w:bdr w:val="single" w:sz="8" w:space="0" w:color="auto"/>
                       </w:rPr>
                     </m:ctrlPr>
                   </m:sSubPr>
                   <m:e>
                     <m:r>
                       <m:rPr>
-                        <m:sty m:val="bi"/>
+                        <m:sty m:val="i"/>
                       </m:rPr>
                       <w:rPr>
                         <w:rFonts w:ascii="Times New Roman" w:hAnsi="Times New Roman" w:cs="Cambria Math"/>
                         <w:sz w:val="21"/>
                         <w:szCs w:val="21"/>
-                        <w:u w:val="single"/>
                       </w:rPr>
                       <m:t>k</m:t>
                     </m:r>
@@ -7971,13 +7898,12 @@
                   <m:sub>
                     <m:r>
                       <m:rPr>
-                        <m:sty m:val="bi"/>
+                        <m:sty m:val="i"/>
                       </m:rPr>
                       <w:rPr>
                         <w:rFonts w:ascii="Times New Roman" w:hAnsi="Times New Roman" w:cs="Cambria Math"/>
                         <w:sz w:val="21"/>
                         <w:szCs w:val="21"/>
-                        <w:u w:val="single"/>
                       </w:rPr>
                       <m:t>1</m:t>
                     </m:r>
@@ -7985,13 +7911,13 @@
                 </m:sSub>
                 <m:r>
                   <m:rPr>
-                    <m:sty m:val="bi"/>
+                    <m:sty m:val="i"/>
                   </m:rPr>
                   <w:rPr>
                     <w:rFonts w:ascii="Times New Roman" w:hAnsi="Times New Roman" w:cs="Cambria Math"/>
                     <w:sz w:val="21"/>
                     <w:szCs w:val="21"/>
-                    <w:u w:val="single"/>
+                    <w:bdr w:val="single" w:sz="8" w:space="0" w:color="auto"/>
                   </w:rPr>
                   <m:t>=</m:t>
                 </m:r>
@@ -8002,19 +7928,19 @@
                         <w:rFonts w:ascii="Times New Roman" w:hAnsi="Times New Roman"/>
                         <w:sz w:val="21"/>
                         <w:szCs w:val="21"/>
+                        <w:bdr w:val="single" w:sz="8" w:space="0" w:color="auto"/>
                       </w:rPr>
                     </m:ctrlPr>
                   </m:sSubPr>
                   <m:e>
                     <m:r>
                       <m:rPr>
-                        <m:sty m:val="bi"/>
+                        <m:sty m:val="i"/>
                       </m:rPr>
                       <w:rPr>
                         <w:rFonts w:ascii="Times New Roman" w:hAnsi="Times New Roman" w:cs="Cambria Math"/>
                         <w:sz w:val="21"/>
                         <w:szCs w:val="21"/>
-                        <w:u w:val="single"/>
                       </w:rPr>
                       <m:t>k</m:t>
                     </m:r>
@@ -8022,13 +7948,12 @@
                   <m:sub>
                     <m:r>
                       <m:rPr>
-                        <m:sty m:val="bi"/>
+                        <m:sty m:val="i"/>
                       </m:rPr>
                       <w:rPr>
                         <w:rFonts w:ascii="Times New Roman" w:hAnsi="Times New Roman" w:cs="Cambria Math"/>
                         <w:sz w:val="21"/>
                         <w:szCs w:val="21"/>
-                        <w:u w:val="single"/>
                       </w:rPr>
                       <m:t>2</m:t>
                     </m:r>
@@ -8071,19 +7996,19 @@
                       <w:rFonts w:ascii="Times New Roman" w:hAnsi="Times New Roman"/>
                       <w:sz w:val="21"/>
                       <w:szCs w:val="21"/>
+                      <w:bdr w:val="single" w:sz="8" w:space="0" w:color="auto"/>
                     </w:rPr>
                   </m:ctrlPr>
                 </m:sSubPr>
                 <m:e>
                   <m:r>
                     <m:rPr>
-                      <m:sty m:val="bi"/>
+                      <m:sty m:val="i"/>
                     </m:rPr>
                     <w:rPr>
                       <w:rFonts w:ascii="Times New Roman" w:hAnsi="Times New Roman" w:cs="Cambria Math"/>
                       <w:sz w:val="21"/>
                       <w:szCs w:val="21"/>
-                      <w:u w:val="single"/>
                       <w:lang w:eastAsia="zh-CN"/>
                     </w:rPr>
                     <m:t>l</m:t>
@@ -8092,13 +8017,12 @@
                 <m:sub>
                   <m:r>
                     <m:rPr>
-                      <m:sty m:val="bi"/>
+                      <m:sty m:val="i"/>
                     </m:rPr>
                     <w:rPr>
                       <w:rFonts w:ascii="Times New Roman" w:hAnsi="Times New Roman" w:cs="Cambria Math"/>
                       <w:sz w:val="21"/>
                       <w:szCs w:val="21"/>
-                      <w:u w:val="single"/>
                       <w:lang w:eastAsia="zh-CN"/>
                     </w:rPr>
                     <m:t>1</m:t>
@@ -8109,10 +8033,9 @@
             <w:r>
               <w:rPr>
                 <w:rFonts w:ascii="Times New Roman" w:eastAsia="宋体" w:hAnsi="Times New Roman" w:cs="Times New Roman"/>
-                <w:b/>
-                <w:sz w:val="21"/>
-                <w:szCs w:val="21"/>
-                <w:u w:val="single"/>
+                <w:sz w:val="21"/>
+                <w:szCs w:val="21"/>
+                <w:bdr w:val="single" w:sz="8" w:space="0" w:color="auto"/>
                 <w:lang w:eastAsia="zh-CN"/>
               </w:rPr>
               <w:t>//</w:t>
@@ -8125,19 +8048,19 @@
                       <w:rFonts w:ascii="Times New Roman" w:hAnsi="Times New Roman"/>
                       <w:sz w:val="21"/>
                       <w:szCs w:val="21"/>
+                      <w:bdr w:val="single" w:sz="8" w:space="0" w:color="auto"/>
                     </w:rPr>
                   </m:ctrlPr>
                 </m:sSubPr>
                 <m:e>
                   <m:r>
                     <m:rPr>
-                      <m:sty m:val="bi"/>
+                      <m:sty m:val="i"/>
                     </m:rPr>
                     <w:rPr>
                       <w:rFonts w:ascii="Times New Roman" w:hAnsi="Times New Roman" w:cs="Cambria Math"/>
                       <w:sz w:val="21"/>
                       <w:szCs w:val="21"/>
-                      <w:u w:val="single"/>
                       <w:lang w:eastAsia="zh-CN"/>
                     </w:rPr>
                     <m:t>l</m:t>
@@ -8146,13 +8069,12 @@
                 <m:sub>
                   <m:r>
                     <m:rPr>
-                      <m:sty m:val="bi"/>
+                      <m:sty m:val="i"/>
                     </m:rPr>
                     <w:rPr>
                       <w:rFonts w:ascii="Times New Roman" w:hAnsi="Times New Roman" w:cs="Cambria Math"/>
                       <w:sz w:val="21"/>
                       <w:szCs w:val="21"/>
-                      <w:u w:val="single"/>
                       <w:lang w:eastAsia="zh-CN"/>
                     </w:rPr>
                     <m:t>2</m:t>
@@ -8943,19 +8865,19 @@
                       <w:rFonts w:ascii="Times New Roman" w:hAnsi="Times New Roman"/>
                       <w:sz w:val="21"/>
                       <w:szCs w:val="21"/>
+                      <w:bdr w:val="single" w:sz="8" w:space="0" w:color="auto"/>
                     </w:rPr>
                   </m:ctrlPr>
                 </m:sSubPr>
                 <m:e>
                   <m:r>
                     <m:rPr>
-                      <m:sty m:val="bi"/>
+                      <m:sty m:val="i"/>
                     </m:rPr>
                     <w:rPr>
                       <w:rFonts w:ascii="Times New Roman" w:hAnsi="Times New Roman" w:cs="Cambria Math"/>
                       <w:sz w:val="21"/>
                       <w:szCs w:val="21"/>
-                      <w:u w:val="single"/>
                       <w:lang w:eastAsia="zh-CN"/>
                     </w:rPr>
                     <m:t>k</m:t>
@@ -8964,13 +8886,12 @@
                 <m:sub>
                   <m:r>
                     <m:rPr>
-                      <m:sty m:val="bi"/>
+                      <m:sty m:val="i"/>
                     </m:rPr>
                     <w:rPr>
                       <w:rFonts w:ascii="Times New Roman" w:hAnsi="Times New Roman" w:cs="Cambria Math"/>
                       <w:sz w:val="21"/>
                       <w:szCs w:val="21"/>
-                      <w:u w:val="single"/>
                       <w:lang w:eastAsia="zh-CN"/>
                     </w:rPr>
                     <m:t>1</m:t>
@@ -8979,13 +8900,13 @@
               </m:sSub>
               <m:r>
                 <m:rPr>
-                  <m:sty m:val="bi"/>
+                  <m:sty m:val="i"/>
                 </m:rPr>
                 <w:rPr>
                   <w:rFonts w:ascii="Times New Roman" w:hAnsi="Times New Roman" w:cs="Cambria Math"/>
                   <w:sz w:val="21"/>
                   <w:szCs w:val="21"/>
-                  <w:u w:val="single"/>
+                  <w:bdr w:val="single" w:sz="8" w:space="0" w:color="auto"/>
                   <w:lang w:eastAsia="zh-CN"/>
                 </w:rPr>
                 <m:t>⋅</m:t>
@@ -8997,19 +8918,19 @@
                       <w:rFonts w:ascii="Times New Roman" w:hAnsi="Times New Roman"/>
                       <w:sz w:val="21"/>
                       <w:szCs w:val="21"/>
+                      <w:bdr w:val="single" w:sz="8" w:space="0" w:color="auto"/>
                     </w:rPr>
                   </m:ctrlPr>
                 </m:sSubPr>
                 <m:e>
                   <m:r>
                     <m:rPr>
-                      <m:sty m:val="bi"/>
+                      <m:sty m:val="i"/>
                     </m:rPr>
                     <w:rPr>
                       <w:rFonts w:ascii="Times New Roman" w:hAnsi="Times New Roman" w:cs="Cambria Math"/>
                       <w:sz w:val="21"/>
                       <w:szCs w:val="21"/>
-                      <w:u w:val="single"/>
                       <w:lang w:eastAsia="zh-CN"/>
                     </w:rPr>
                     <m:t>k</m:t>
@@ -9018,13 +8939,12 @@
                 <m:sub>
                   <m:r>
                     <m:rPr>
-                      <m:sty m:val="bi"/>
+                      <m:sty m:val="i"/>
                     </m:rPr>
                     <w:rPr>
                       <w:rFonts w:ascii="Times New Roman" w:hAnsi="Times New Roman" w:cs="Cambria Math"/>
                       <w:sz w:val="21"/>
                       <w:szCs w:val="21"/>
-                      <w:u w:val="single"/>
                       <w:lang w:eastAsia="zh-CN"/>
                     </w:rPr>
                     <m:t>2</m:t>
@@ -9033,13 +8953,13 @@
               </m:sSub>
               <m:r>
                 <m:rPr>
-                  <m:sty m:val="bi"/>
+                  <m:sty m:val="i"/>
                 </m:rPr>
                 <w:rPr>
                   <w:rFonts w:ascii="Times New Roman" w:hAnsi="Times New Roman" w:cs="Cambria Math"/>
                   <w:sz w:val="21"/>
                   <w:szCs w:val="21"/>
-                  <w:u w:val="single"/>
+                  <w:bdr w:val="single" w:sz="8" w:space="0" w:color="auto"/>
                   <w:lang w:eastAsia="zh-CN"/>
                 </w:rPr>
                 <m:t>=-1</m:t>
@@ -9296,19 +9216,19 @@
                       <w:rFonts w:ascii="Times New Roman" w:hAnsi="Times New Roman"/>
                       <w:sz w:val="21"/>
                       <w:szCs w:val="21"/>
+                      <w:bdr w:val="single" w:sz="8" w:space="0" w:color="auto"/>
                     </w:rPr>
                   </m:ctrlPr>
                 </m:sSubPr>
                 <m:e>
                   <m:r>
                     <m:rPr>
-                      <m:sty m:val="bi"/>
+                      <m:sty m:val="i"/>
                     </m:rPr>
                     <w:rPr>
                       <w:rFonts w:ascii="Times New Roman" w:hAnsi="Times New Roman" w:cs="Cambria Math"/>
                       <w:sz w:val="21"/>
                       <w:szCs w:val="21"/>
-                      <w:u w:val="single"/>
                       <w:lang w:eastAsia="zh-CN"/>
                     </w:rPr>
                     <m:t>l</m:t>
@@ -9317,13 +9237,12 @@
                 <m:sub>
                   <m:r>
                     <m:rPr>
-                      <m:sty m:val="bi"/>
+                      <m:sty m:val="i"/>
                     </m:rPr>
                     <w:rPr>
                       <w:rFonts w:ascii="Times New Roman" w:hAnsi="Times New Roman" w:cs="Cambria Math"/>
                       <w:sz w:val="21"/>
                       <w:szCs w:val="21"/>
-                      <w:u w:val="single"/>
                       <w:lang w:eastAsia="zh-CN"/>
                     </w:rPr>
                     <m:t>1</m:t>
@@ -9332,13 +9251,13 @@
               </m:sSub>
               <m:r>
                 <m:rPr>
-                  <m:sty m:val="bi"/>
+                  <m:sty m:val="i"/>
                 </m:rPr>
                 <w:rPr>
                   <w:rFonts w:ascii="Times New Roman" w:hAnsi="Times New Roman" w:cs="Cambria Math"/>
                   <w:sz w:val="21"/>
                   <w:szCs w:val="21"/>
-                  <w:u w:val="single"/>
+                  <w:bdr w:val="single" w:sz="8" w:space="0" w:color="auto"/>
                   <w:lang w:eastAsia="zh-CN"/>
                 </w:rPr>
                 <m:t>⊥</m:t>
@@ -9350,19 +9269,19 @@
                       <w:rFonts w:ascii="Times New Roman" w:hAnsi="Times New Roman"/>
                       <w:sz w:val="21"/>
                       <w:szCs w:val="21"/>
+                      <w:bdr w:val="single" w:sz="8" w:space="0" w:color="auto"/>
                     </w:rPr>
                   </m:ctrlPr>
                 </m:sSubPr>
                 <m:e>
                   <m:r>
                     <m:rPr>
-                      <m:sty m:val="bi"/>
+                      <m:sty m:val="i"/>
                     </m:rPr>
                     <w:rPr>
                       <w:rFonts w:ascii="Times New Roman" w:hAnsi="Times New Roman" w:cs="Cambria Math"/>
                       <w:sz w:val="21"/>
                       <w:szCs w:val="21"/>
-                      <w:u w:val="single"/>
                       <w:lang w:eastAsia="zh-CN"/>
                     </w:rPr>
                     <m:t>l</m:t>
@@ -9371,13 +9290,12 @@
                 <m:sub>
                   <m:r>
                     <m:rPr>
-                      <m:sty m:val="bi"/>
+                      <m:sty m:val="i"/>
                     </m:rPr>
                     <w:rPr>
                       <w:rFonts w:ascii="Times New Roman" w:hAnsi="Times New Roman" w:cs="Cambria Math"/>
                       <w:sz w:val="21"/>
                       <w:szCs w:val="21"/>
-                      <w:u w:val="single"/>
                       <w:lang w:eastAsia="zh-CN"/>
                     </w:rPr>
                     <m:t>2</m:t>
@@ -9874,73 +9792,73 @@
               <m:oMath>
                 <m:r>
                   <m:rPr>
-                    <m:sty m:val="bi"/>
+                    <m:sty m:val="i"/>
                   </m:rPr>
                   <w:rPr>
                     <w:rFonts w:ascii="Times New Roman" w:hAnsi="Times New Roman" w:cs="Cambria Math"/>
                     <w:sz w:val="21"/>
                     <w:szCs w:val="21"/>
-                    <w:u w:val="single"/>
+                    <w:bdr w:val="single" w:sz="8" w:space="0" w:color="auto"/>
                   </w:rPr>
                   <m:t>Aa</m:t>
                 </m:r>
                 <m:r>
                   <m:rPr>
-                    <m:sty m:val="bi"/>
+                    <m:sty m:val="i"/>
                   </m:rPr>
                   <w:rPr>
                     <w:rFonts w:ascii="Times New Roman" w:hAnsi="Times New Roman" w:cs="Cambria Math"/>
                     <w:sz w:val="21"/>
                     <w:szCs w:val="21"/>
-                    <w:u w:val="single"/>
+                    <w:bdr w:val="single" w:sz="8" w:space="0" w:color="auto"/>
                   </w:rPr>
                   <m:t>+</m:t>
                 </m:r>
                 <m:r>
                   <m:rPr>
-                    <m:sty m:val="bi"/>
+                    <m:sty m:val="i"/>
                   </m:rPr>
                   <w:rPr>
                     <w:rFonts w:ascii="Times New Roman" w:hAnsi="Times New Roman" w:cs="Cambria Math"/>
                     <w:sz w:val="21"/>
                     <w:szCs w:val="21"/>
-                    <w:u w:val="single"/>
+                    <w:bdr w:val="single" w:sz="8" w:space="0" w:color="auto"/>
                   </w:rPr>
                   <m:t>Bb</m:t>
                 </m:r>
                 <m:r>
                   <m:rPr>
-                    <m:sty m:val="bi"/>
+                    <m:sty m:val="i"/>
                   </m:rPr>
                   <w:rPr>
                     <w:rFonts w:ascii="Times New Roman" w:hAnsi="Times New Roman" w:cs="Cambria Math"/>
                     <w:sz w:val="21"/>
                     <w:szCs w:val="21"/>
-                    <w:u w:val="single"/>
+                    <w:bdr w:val="single" w:sz="8" w:space="0" w:color="auto"/>
                   </w:rPr>
                   <m:t>+</m:t>
                 </m:r>
                 <m:r>
                   <m:rPr>
-                    <m:sty m:val="bi"/>
+                    <m:sty m:val="i"/>
                   </m:rPr>
                   <w:rPr>
                     <w:rFonts w:ascii="Times New Roman" w:hAnsi="Times New Roman" w:cs="Cambria Math"/>
                     <w:sz w:val="21"/>
                     <w:szCs w:val="21"/>
-                    <w:u w:val="single"/>
+                    <w:bdr w:val="single" w:sz="8" w:space="0" w:color="auto"/>
                   </w:rPr>
                   <m:t>C</m:t>
                 </m:r>
                 <m:r>
                   <m:rPr>
-                    <m:sty m:val="bi"/>
+                    <m:sty m:val="i"/>
                   </m:rPr>
                   <w:rPr>
                     <w:rFonts w:ascii="Times New Roman" w:hAnsi="Times New Roman" w:cs="Cambria Math"/>
                     <w:sz w:val="21"/>
                     <w:szCs w:val="21"/>
-                    <w:u w:val="single"/>
+                    <w:bdr w:val="single" w:sz="8" w:space="0" w:color="auto"/>
                   </w:rPr>
                   <m:t>=0</m:t>
                 </m:r>
@@ -10457,6 +10375,7 @@
                       <w:rFonts w:ascii="Times New Roman" w:hAnsi="Times New Roman"/>
                       <w:sz w:val="21"/>
                       <w:szCs w:val="21"/>
+                      <w:bdr w:val="single" w:sz="8" w:space="0" w:color="auto"/>
                     </w:rPr>
                   </m:ctrlPr>
                 </m:dPr>
@@ -10474,39 +10393,36 @@
                     <m:e>
                       <m:r>
                         <m:rPr>
-                          <m:sty m:val="bi"/>
+                          <m:sty m:val="i"/>
                         </m:rPr>
                         <w:rPr>
                           <w:rFonts w:ascii="Times New Roman" w:hAnsi="Times New Roman" w:cs="Cambria Math"/>
                           <w:sz w:val="21"/>
                           <w:szCs w:val="21"/>
-                          <w:u w:val="single"/>
                           <w:lang w:eastAsia="zh-CN"/>
                         </w:rPr>
                         <m:t>x</m:t>
                       </m:r>
                       <m:r>
                         <m:rPr>
-                          <m:sty m:val="bi"/>
+                          <m:sty m:val="i"/>
                         </m:rPr>
                         <w:rPr>
                           <w:rFonts w:ascii="Times New Roman" w:hAnsi="Times New Roman" w:cs="Cambria Math"/>
                           <w:sz w:val="21"/>
                           <w:szCs w:val="21"/>
-                          <w:u w:val="single"/>
                           <w:lang w:eastAsia="zh-CN"/>
                         </w:rPr>
                         <m:t>=</m:t>
                       </m:r>
                       <m:r>
                         <m:rPr>
-                          <m:sty m:val="bi"/>
+                          <m:sty m:val="i"/>
                         </m:rPr>
                         <w:rPr>
                           <w:rFonts w:ascii="Times New Roman" w:hAnsi="Times New Roman" w:cs="Cambria Math"/>
                           <w:sz w:val="21"/>
                           <w:szCs w:val="21"/>
-                          <w:u w:val="single"/>
                           <w:lang w:eastAsia="zh-CN"/>
                         </w:rPr>
                         <m:t>a</m:t>
@@ -10515,39 +10431,36 @@
                     <m:e>
                       <m:r>
                         <m:rPr>
-                          <m:sty m:val="bi"/>
+                          <m:sty m:val="i"/>
                         </m:rPr>
                         <w:rPr>
                           <w:rFonts w:ascii="Times New Roman" w:hAnsi="Times New Roman" w:cs="Cambria Math"/>
                           <w:sz w:val="21"/>
                           <w:szCs w:val="21"/>
-                          <w:u w:val="single"/>
                           <w:lang w:eastAsia="zh-CN"/>
                         </w:rPr>
                         <m:t>y</m:t>
                       </m:r>
                       <m:r>
                         <m:rPr>
-                          <m:sty m:val="bi"/>
+                          <m:sty m:val="i"/>
                         </m:rPr>
                         <w:rPr>
                           <w:rFonts w:ascii="Times New Roman" w:hAnsi="Times New Roman" w:cs="Cambria Math"/>
                           <w:sz w:val="21"/>
                           <w:szCs w:val="21"/>
-                          <w:u w:val="single"/>
                           <w:lang w:eastAsia="zh-CN"/>
                         </w:rPr>
                         <m:t>=</m:t>
                       </m:r>
                       <m:r>
                         <m:rPr>
-                          <m:sty m:val="bi"/>
+                          <m:sty m:val="i"/>
                         </m:rPr>
                         <w:rPr>
                           <w:rFonts w:ascii="Times New Roman" w:hAnsi="Times New Roman" w:cs="Cambria Math"/>
                           <w:sz w:val="21"/>
                           <w:szCs w:val="21"/>
-                          <w:u w:val="single"/>
                           <w:lang w:eastAsia="zh-CN"/>
                         </w:rPr>
                         <m:t>b</m:t>
@@ -11277,10 +11190,9 @@
             <w:r>
               <w:rPr>
                 <w:rFonts w:ascii="Times New Roman" w:eastAsia="宋体" w:hAnsi="Times New Roman" w:cs="Times New Roman"/>
-                <w:b/>
-                <w:sz w:val="21"/>
-                <w:szCs w:val="21"/>
-                <w:u w:val="single"/>
+                <w:sz w:val="21"/>
+                <w:szCs w:val="21"/>
+                <w:bdr w:val="single" w:sz="8" w:space="0" w:color="auto"/>
               </w:rPr>
               <w:t>无数个</w:t>
             </w:r>
@@ -11473,10 +11385,9 @@
             <w:r>
               <w:rPr>
                 <w:rFonts w:ascii="Times New Roman" w:eastAsia="宋体" w:hAnsi="Times New Roman" w:cs="Times New Roman"/>
-                <w:b/>
-                <w:sz w:val="21"/>
-                <w:szCs w:val="21"/>
-                <w:u w:val="single"/>
+                <w:sz w:val="21"/>
+                <w:szCs w:val="21"/>
+                <w:bdr w:val="single" w:sz="8" w:space="0" w:color="auto"/>
               </w:rPr>
               <w:t>相交</w:t>
             </w:r>
@@ -11543,10 +11454,9 @@
             <w:r>
               <w:rPr>
                 <w:rFonts w:ascii="Times New Roman" w:eastAsia="宋体" w:hAnsi="Times New Roman" w:cs="Times New Roman"/>
-                <w:b/>
-                <w:sz w:val="21"/>
-                <w:szCs w:val="21"/>
-                <w:u w:val="single"/>
+                <w:sz w:val="21"/>
+                <w:szCs w:val="21"/>
+                <w:bdr w:val="single" w:sz="8" w:space="0" w:color="auto"/>
               </w:rPr>
               <w:t>平行</w:t>
             </w:r>
@@ -12158,10 +12068,9 @@
                   <m:ctrlPr>
                     <w:rPr>
                       <w:rFonts w:ascii="Times New Roman" w:hAnsi="Times New Roman"/>
-                      <w:b/>
                       <w:sz w:val="21"/>
                       <w:szCs w:val="21"/>
-                      <w:u w:val="single"/>
+                      <w:bdr w:val="single" w:sz="8" w:space="0" w:color="auto"/>
                     </w:rPr>
                   </m:ctrlPr>
                 </m:fPr>
@@ -12181,13 +12090,12 @@
                     <m:e>
                       <m:r>
                         <m:rPr>
-                          <m:sty m:val="bi"/>
+                          <m:sty m:val="i"/>
                         </m:rPr>
                         <w:rPr>
                           <w:rFonts w:ascii="Times New Roman" w:hAnsi="Times New Roman" w:cs="Cambria Math"/>
                           <w:sz w:val="21"/>
                           <w:szCs w:val="21"/>
-                          <w:u w:val="single"/>
                           <w:lang w:eastAsia="zh-CN"/>
                         </w:rPr>
                         <m:t>A</m:t>
@@ -12205,13 +12113,12 @@
                         <m:e>
                           <m:r>
                             <m:rPr>
-                              <m:sty m:val="bi"/>
+                              <m:sty m:val="i"/>
                             </m:rPr>
                             <w:rPr>
                               <w:rFonts w:ascii="Times New Roman" w:hAnsi="Times New Roman" w:cs="Cambria Math"/>
                               <w:sz w:val="21"/>
                               <w:szCs w:val="21"/>
-                              <w:u w:val="single"/>
                               <w:lang w:eastAsia="zh-CN"/>
                             </w:rPr>
                             <m:t>x</m:t>
@@ -12220,13 +12127,12 @@
                         <m:sub>
                           <m:r>
                             <m:rPr>
-                              <m:sty m:val="bi"/>
+                              <m:sty m:val="i"/>
                             </m:rPr>
                             <w:rPr>
                               <w:rFonts w:ascii="Times New Roman" w:hAnsi="Times New Roman" w:cs="Cambria Math"/>
                               <w:sz w:val="21"/>
                               <w:szCs w:val="21"/>
-                              <w:u w:val="single"/>
                               <w:lang w:eastAsia="zh-CN"/>
                             </w:rPr>
                             <m:t>0</m:t>
@@ -12235,26 +12141,24 @@
                       </m:sSub>
                       <m:r>
                         <m:rPr>
-                          <m:sty m:val="bi"/>
+                          <m:sty m:val="i"/>
                         </m:rPr>
                         <w:rPr>
                           <w:rFonts w:ascii="Times New Roman" w:hAnsi="Times New Roman" w:cs="Cambria Math"/>
                           <w:sz w:val="21"/>
                           <w:szCs w:val="21"/>
-                          <w:u w:val="single"/>
                           <w:lang w:eastAsia="zh-CN"/>
                         </w:rPr>
                         <m:t>+</m:t>
                       </m:r>
                       <m:r>
                         <m:rPr>
-                          <m:sty m:val="bi"/>
+                          <m:sty m:val="i"/>
                         </m:rPr>
                         <w:rPr>
                           <w:rFonts w:ascii="Times New Roman" w:hAnsi="Times New Roman" w:cs="Cambria Math"/>
                           <w:sz w:val="21"/>
                           <w:szCs w:val="21"/>
-                          <w:u w:val="single"/>
                           <w:lang w:eastAsia="zh-CN"/>
                         </w:rPr>
                         <m:t>B</m:t>
@@ -12272,13 +12176,12 @@
                         <m:e>
                           <m:r>
                             <m:rPr>
-                              <m:sty m:val="bi"/>
+                              <m:sty m:val="i"/>
                             </m:rPr>
                             <w:rPr>
                               <w:rFonts w:ascii="Times New Roman" w:hAnsi="Times New Roman" w:cs="Cambria Math"/>
                               <w:sz w:val="21"/>
                               <w:szCs w:val="21"/>
-                              <w:u w:val="single"/>
                               <w:lang w:eastAsia="zh-CN"/>
                             </w:rPr>
                             <m:t>y</m:t>
@@ -12287,13 +12190,12 @@
                         <m:sub>
                           <m:r>
                             <m:rPr>
-                              <m:sty m:val="bi"/>
+                              <m:sty m:val="i"/>
                             </m:rPr>
                             <w:rPr>
                               <w:rFonts w:ascii="Times New Roman" w:hAnsi="Times New Roman" w:cs="Cambria Math"/>
                               <w:sz w:val="21"/>
                               <w:szCs w:val="21"/>
-                              <w:u w:val="single"/>
                               <w:lang w:eastAsia="zh-CN"/>
                             </w:rPr>
                             <m:t>0</m:t>
@@ -12302,26 +12204,24 @@
                       </m:sSub>
                       <m:r>
                         <m:rPr>
-                          <m:sty m:val="bi"/>
+                          <m:sty m:val="i"/>
                         </m:rPr>
                         <w:rPr>
                           <w:rFonts w:ascii="Times New Roman" w:hAnsi="Times New Roman" w:cs="Cambria Math"/>
                           <w:sz w:val="21"/>
                           <w:szCs w:val="21"/>
-                          <w:u w:val="single"/>
                           <w:lang w:eastAsia="zh-CN"/>
                         </w:rPr>
                         <m:t>+</m:t>
                       </m:r>
                       <m:r>
                         <m:rPr>
-                          <m:sty m:val="bi"/>
+                          <m:sty m:val="i"/>
                         </m:rPr>
                         <w:rPr>
                           <w:rFonts w:ascii="Times New Roman" w:hAnsi="Times New Roman" w:cs="Cambria Math"/>
                           <w:sz w:val="21"/>
                           <w:szCs w:val="21"/>
-                          <w:u w:val="single"/>
                           <w:lang w:eastAsia="zh-CN"/>
                         </w:rPr>
                         <m:t>C</m:t>
@@ -12356,13 +12256,12 @@
                         <m:e>
                           <m:r>
                             <m:rPr>
-                              <m:sty m:val="bi"/>
+                              <m:sty m:val="i"/>
                             </m:rPr>
                             <w:rPr>
                               <w:rFonts w:ascii="Times New Roman" w:hAnsi="Times New Roman" w:cs="Cambria Math"/>
                               <w:sz w:val="21"/>
                               <w:szCs w:val="21"/>
-                              <w:u w:val="single"/>
                               <w:lang w:eastAsia="zh-CN"/>
                             </w:rPr>
                             <m:t>A</m:t>
@@ -12371,13 +12270,12 @@
                         <m:sup>
                           <m:r>
                             <m:rPr>
-                              <m:sty m:val="bi"/>
+                              <m:sty m:val="i"/>
                             </m:rPr>
                             <w:rPr>
                               <w:rFonts w:ascii="Times New Roman" w:hAnsi="Times New Roman" w:cs="Cambria Math"/>
                               <w:sz w:val="21"/>
                               <w:szCs w:val="21"/>
-                              <w:u w:val="single"/>
                               <w:lang w:eastAsia="zh-CN"/>
                             </w:rPr>
                             <m:t>2</m:t>
@@ -12386,13 +12284,12 @@
                       </m:sSup>
                       <m:r>
                         <m:rPr>
-                          <m:sty m:val="bi"/>
+                          <m:sty m:val="i"/>
                         </m:rPr>
                         <w:rPr>
                           <w:rFonts w:ascii="Times New Roman" w:hAnsi="Times New Roman" w:cs="Cambria Math"/>
                           <w:sz w:val="21"/>
                           <w:szCs w:val="21"/>
-                          <w:u w:val="single"/>
                           <w:lang w:eastAsia="zh-CN"/>
                         </w:rPr>
                         <m:t>+</m:t>
@@ -12410,13 +12307,12 @@
                         <m:e>
                           <m:r>
                             <m:rPr>
-                              <m:sty m:val="bi"/>
+                              <m:sty m:val="i"/>
                             </m:rPr>
                             <w:rPr>
                               <w:rFonts w:ascii="Times New Roman" w:hAnsi="Times New Roman" w:cs="Cambria Math"/>
                               <w:sz w:val="21"/>
                               <w:szCs w:val="21"/>
-                              <w:u w:val="single"/>
                               <w:lang w:eastAsia="zh-CN"/>
                             </w:rPr>
                             <m:t>B</m:t>
@@ -12425,13 +12321,12 @@
                         <m:sup>
                           <m:r>
                             <m:rPr>
-                              <m:sty m:val="bi"/>
+                              <m:sty m:val="i"/>
                             </m:rPr>
                             <w:rPr>
                               <w:rFonts w:ascii="Times New Roman" w:hAnsi="Times New Roman" w:cs="Cambria Math"/>
                               <w:sz w:val="21"/>
                               <w:szCs w:val="21"/>
-                              <w:u w:val="single"/>
                               <w:lang w:eastAsia="zh-CN"/>
                             </w:rPr>
                             <m:t>2</m:t>
@@ -12853,10 +12748,9 @@
                   <m:ctrlPr>
                     <w:rPr>
                       <w:rFonts w:ascii="Times New Roman" w:hAnsi="Times New Roman"/>
-                      <w:b/>
                       <w:sz w:val="21"/>
                       <w:szCs w:val="21"/>
-                      <w:u w:val="single"/>
+                      <w:bdr w:val="single" w:sz="8" w:space="0" w:color="auto"/>
                     </w:rPr>
                   </m:ctrlPr>
                 </m:fPr>
@@ -12887,13 +12781,12 @@
                         <m:e>
                           <m:r>
                             <m:rPr>
-                              <m:sty m:val="bi"/>
+                              <m:sty m:val="i"/>
                             </m:rPr>
                             <w:rPr>
                               <w:rFonts w:ascii="Times New Roman" w:hAnsi="Times New Roman" w:cs="Cambria Math"/>
                               <w:sz w:val="21"/>
                               <w:szCs w:val="21"/>
-                              <w:u w:val="single"/>
                               <w:lang w:eastAsia="zh-CN"/>
                             </w:rPr>
                             <m:t>C</m:t>
@@ -12902,13 +12795,12 @@
                         <m:sub>
                           <m:r>
                             <m:rPr>
-                              <m:sty m:val="bi"/>
+                              <m:sty m:val="i"/>
                             </m:rPr>
                             <w:rPr>
                               <w:rFonts w:ascii="Times New Roman" w:hAnsi="Times New Roman" w:cs="Cambria Math"/>
                               <w:sz w:val="21"/>
                               <w:szCs w:val="21"/>
-                              <w:u w:val="single"/>
                               <w:lang w:eastAsia="zh-CN"/>
                             </w:rPr>
                             <m:t>1</m:t>
@@ -12917,13 +12809,12 @@
                       </m:sSub>
                       <m:r>
                         <m:rPr>
-                          <m:sty m:val="bi"/>
+                          <m:sty m:val="i"/>
                         </m:rPr>
                         <w:rPr>
                           <w:rFonts w:ascii="Times New Roman" w:hAnsi="Times New Roman" w:cs="Cambria Math"/>
                           <w:sz w:val="21"/>
                           <w:szCs w:val="21"/>
-                          <w:u w:val="single"/>
                           <w:lang w:eastAsia="zh-CN"/>
                         </w:rPr>
                         <m:t>-</m:t>
@@ -12941,13 +12832,12 @@
                         <m:e>
                           <m:r>
                             <m:rPr>
-                              <m:sty m:val="bi"/>
+                              <m:sty m:val="i"/>
                             </m:rPr>
                             <w:rPr>
                               <w:rFonts w:ascii="Times New Roman" w:hAnsi="Times New Roman" w:cs="Cambria Math"/>
                               <w:sz w:val="21"/>
                               <w:szCs w:val="21"/>
-                              <w:u w:val="single"/>
                               <w:lang w:eastAsia="zh-CN"/>
                             </w:rPr>
                             <m:t>C</m:t>
@@ -12956,13 +12846,12 @@
                         <m:sub>
                           <m:r>
                             <m:rPr>
-                              <m:sty m:val="bi"/>
+                              <m:sty m:val="i"/>
                             </m:rPr>
                             <w:rPr>
                               <w:rFonts w:ascii="Times New Roman" w:hAnsi="Times New Roman" w:cs="Cambria Math"/>
                               <w:sz w:val="21"/>
                               <w:szCs w:val="21"/>
-                              <w:u w:val="single"/>
                               <w:lang w:eastAsia="zh-CN"/>
                             </w:rPr>
                             <m:t>2</m:t>
@@ -12999,13 +12888,12 @@
                         <m:e>
                           <m:r>
                             <m:rPr>
-                              <m:sty m:val="bi"/>
+                              <m:sty m:val="i"/>
                             </m:rPr>
                             <w:rPr>
                               <w:rFonts w:ascii="Times New Roman" w:hAnsi="Times New Roman" w:cs="Cambria Math"/>
                               <w:sz w:val="21"/>
                               <w:szCs w:val="21"/>
-                              <w:u w:val="single"/>
                               <w:lang w:eastAsia="zh-CN"/>
                             </w:rPr>
                             <m:t>A</m:t>
@@ -13014,13 +12902,12 @@
                         <m:sup>
                           <m:r>
                             <m:rPr>
-                              <m:sty m:val="bi"/>
+                              <m:sty m:val="i"/>
                             </m:rPr>
                             <w:rPr>
                               <w:rFonts w:ascii="Times New Roman" w:hAnsi="Times New Roman" w:cs="Cambria Math"/>
                               <w:sz w:val="21"/>
                               <w:szCs w:val="21"/>
-                              <w:u w:val="single"/>
                               <w:lang w:eastAsia="zh-CN"/>
                             </w:rPr>
                             <m:t>2</m:t>
@@ -13029,13 +12916,12 @@
                       </m:sSup>
                       <m:r>
                         <m:rPr>
-                          <m:sty m:val="bi"/>
+                          <m:sty m:val="i"/>
                         </m:rPr>
                         <w:rPr>
                           <w:rFonts w:ascii="Times New Roman" w:hAnsi="Times New Roman" w:cs="Cambria Math"/>
                           <w:sz w:val="21"/>
                           <w:szCs w:val="21"/>
-                          <w:u w:val="single"/>
                           <w:lang w:eastAsia="zh-CN"/>
                         </w:rPr>
                         <m:t>+</m:t>
@@ -13053,13 +12939,12 @@
                         <m:e>
                           <m:r>
                             <m:rPr>
-                              <m:sty m:val="bi"/>
+                              <m:sty m:val="i"/>
                             </m:rPr>
                             <w:rPr>
                               <w:rFonts w:ascii="Times New Roman" w:hAnsi="Times New Roman" w:cs="Cambria Math"/>
                               <w:sz w:val="21"/>
                               <w:szCs w:val="21"/>
-                              <w:u w:val="single"/>
                               <w:lang w:eastAsia="zh-CN"/>
                             </w:rPr>
                             <m:t>B</m:t>
@@ -13068,13 +12953,12 @@
                         <m:sup>
                           <m:r>
                             <m:rPr>
-                              <m:sty m:val="bi"/>
+                              <m:sty m:val="i"/>
                             </m:rPr>
                             <w:rPr>
                               <w:rFonts w:ascii="Times New Roman" w:hAnsi="Times New Roman" w:cs="Cambria Math"/>
                               <w:sz w:val="21"/>
                               <w:szCs w:val="21"/>
-                              <w:u w:val="single"/>
                               <w:lang w:eastAsia="zh-CN"/>
                             </w:rPr>
                             <m:t>2</m:t>
@@ -13199,10 +13083,9 @@
       <w:r>
         <w:rPr>
           <w:rFonts w:ascii="Times New Roman" w:eastAsia="宋体" w:hAnsi="Times New Roman" w:cs="Times New Roman"/>
-          <w:b/>
-          <w:sz w:val="21"/>
-          <w:szCs w:val="21"/>
-          <w:u w:val="single"/>
+          <w:sz w:val="21"/>
+          <w:szCs w:val="21"/>
+          <w:bdr w:val="single" w:sz="8" w:space="0" w:color="auto"/>
           <w:lang w:eastAsia="zh-CN"/>
         </w:rPr>
         <w:t>定点</w:t>
@@ -13219,10 +13102,9 @@
       <w:r>
         <w:rPr>
           <w:rFonts w:ascii="Times New Roman" w:eastAsia="宋体" w:hAnsi="Times New Roman" w:cs="Times New Roman"/>
-          <w:b/>
-          <w:sz w:val="21"/>
-          <w:szCs w:val="21"/>
-          <w:u w:val="single"/>
+          <w:sz w:val="21"/>
+          <w:szCs w:val="21"/>
+          <w:bdr w:val="single" w:sz="8" w:space="0" w:color="auto"/>
           <w:lang w:eastAsia="zh-CN"/>
         </w:rPr>
         <w:t>定长</w:t>
@@ -13239,10 +13121,9 @@
       <w:r>
         <w:rPr>
           <w:rFonts w:ascii="Times New Roman" w:eastAsia="宋体" w:hAnsi="Times New Roman" w:cs="Times New Roman"/>
-          <w:b/>
-          <w:sz w:val="21"/>
-          <w:szCs w:val="21"/>
-          <w:u w:val="single"/>
+          <w:sz w:val="21"/>
+          <w:szCs w:val="21"/>
+          <w:bdr w:val="single" w:sz="8" w:space="0" w:color="auto"/>
           <w:lang w:eastAsia="zh-CN"/>
         </w:rPr>
         <w:t>圆心</w:t>
@@ -13259,10 +13140,9 @@
       <w:r>
         <w:rPr>
           <w:rFonts w:ascii="Times New Roman" w:eastAsia="宋体" w:hAnsi="Times New Roman" w:cs="Times New Roman"/>
-          <w:b/>
-          <w:sz w:val="21"/>
-          <w:szCs w:val="21"/>
-          <w:u w:val="single"/>
+          <w:sz w:val="21"/>
+          <w:szCs w:val="21"/>
+          <w:bdr w:val="single" w:sz="8" w:space="0" w:color="auto"/>
           <w:lang w:eastAsia="zh-CN"/>
         </w:rPr>
         <w:t>半径</w:t>
@@ -13317,10 +13197,9 @@
       <w:r>
         <w:rPr>
           <w:rFonts w:ascii="Times New Roman" w:eastAsia="宋体" w:hAnsi="Times New Roman" w:cs="Times New Roman"/>
-          <w:b/>
-          <w:sz w:val="21"/>
-          <w:szCs w:val="21"/>
-          <w:u w:val="single"/>
+          <w:sz w:val="21"/>
+          <w:szCs w:val="21"/>
+          <w:bdr w:val="single" w:sz="8" w:space="0" w:color="auto"/>
           <w:lang w:eastAsia="zh-CN"/>
         </w:rPr>
         <w:t>圆心</w:t>
@@ -13337,10 +13216,9 @@
       <w:r>
         <w:rPr>
           <w:rFonts w:ascii="Times New Roman" w:eastAsia="宋体" w:hAnsi="Times New Roman" w:cs="Times New Roman"/>
-          <w:b/>
-          <w:sz w:val="21"/>
-          <w:szCs w:val="21"/>
-          <w:u w:val="single"/>
+          <w:sz w:val="21"/>
+          <w:szCs w:val="21"/>
+          <w:bdr w:val="single" w:sz="8" w:space="0" w:color="auto"/>
           <w:lang w:eastAsia="zh-CN"/>
         </w:rPr>
         <w:t>半径</w:t>
@@ -13544,10 +13422,9 @@
       <w:r>
         <w:rPr>
           <w:rFonts w:ascii="Times New Roman" w:eastAsia="宋体" w:hAnsi="Times New Roman" w:cs="Times New Roman"/>
-          <w:b/>
-          <w:sz w:val="21"/>
-          <w:szCs w:val="21"/>
-          <w:u w:val="single"/>
+          <w:sz w:val="21"/>
+          <w:szCs w:val="21"/>
+          <w:bdr w:val="single" w:sz="8" w:space="0" w:color="auto"/>
           <w:lang w:eastAsia="zh-CN"/>
         </w:rPr>
         <w:t>(x-a)2+(y-b)2=r2</w:t>
@@ -13739,10 +13616,9 @@
       <w:r>
         <w:rPr>
           <w:rFonts w:ascii="Times New Roman" w:eastAsia="宋体" w:hAnsi="Times New Roman" w:cs="Times New Roman"/>
-          <w:b/>
-          <w:sz w:val="21"/>
-          <w:szCs w:val="21"/>
-          <w:u w:val="single"/>
+          <w:sz w:val="21"/>
+          <w:szCs w:val="21"/>
+          <w:bdr w:val="single" w:sz="8" w:space="0" w:color="auto"/>
           <w:lang w:eastAsia="zh-CN"/>
         </w:rPr>
         <w:t>原点</w:t>
@@ -13750,10 +13626,9 @@
       <w:r>
         <w:rPr>
           <w:rFonts w:ascii="Times New Roman" w:eastAsia="宋体" w:hAnsi="Times New Roman" w:cs="Times New Roman"/>
-          <w:b/>
-          <w:sz w:val="21"/>
-          <w:szCs w:val="21"/>
-          <w:u w:val="single"/>
+          <w:sz w:val="21"/>
+          <w:szCs w:val="21"/>
+          <w:bdr w:val="single" w:sz="8" w:space="0" w:color="auto"/>
           <w:lang w:eastAsia="zh-CN"/>
         </w:rPr>
         <w:t>O</w:t>
@@ -13883,19 +13758,19 @@
                 <w:rFonts w:ascii="Times New Roman" w:hAnsi="Times New Roman"/>
                 <w:sz w:val="21"/>
                 <w:szCs w:val="21"/>
+                <w:bdr w:val="single" w:sz="8" w:space="0" w:color="auto"/>
               </w:rPr>
             </m:ctrlPr>
           </m:sSupPr>
           <m:e>
             <m:r>
               <m:rPr>
-                <m:sty m:val="bi"/>
+                <m:sty m:val="i"/>
               </m:rPr>
               <w:rPr>
                 <w:rFonts w:ascii="Times New Roman" w:hAnsi="Times New Roman" w:cs="Cambria Math"/>
                 <w:sz w:val="21"/>
                 <w:szCs w:val="21"/>
-                <w:u w:val="single"/>
                 <w:lang w:eastAsia="zh-CN"/>
               </w:rPr>
               <m:t>D</m:t>
@@ -13904,13 +13779,12 @@
           <m:sup>
             <m:r>
               <m:rPr>
-                <m:sty m:val="bi"/>
+                <m:sty m:val="i"/>
               </m:rPr>
               <w:rPr>
                 <w:rFonts w:ascii="Times New Roman" w:hAnsi="Times New Roman" w:cs="Cambria Math"/>
                 <w:sz w:val="21"/>
                 <w:szCs w:val="21"/>
-                <w:u w:val="single"/>
                 <w:lang w:eastAsia="zh-CN"/>
               </w:rPr>
               <m:t>2</m:t>
@@ -13919,13 +13793,13 @@
         </m:sSup>
         <m:r>
           <m:rPr>
-            <m:sty m:val="bi"/>
+            <m:sty m:val="i"/>
           </m:rPr>
           <w:rPr>
             <w:rFonts w:ascii="Times New Roman" w:hAnsi="Times New Roman" w:cs="Cambria Math"/>
             <w:sz w:val="21"/>
             <w:szCs w:val="21"/>
-            <w:u w:val="single"/>
+            <w:bdr w:val="single" w:sz="8" w:space="0" w:color="auto"/>
             <w:lang w:eastAsia="zh-CN"/>
           </w:rPr>
           <m:t>+</m:t>
@@ -13937,19 +13811,19 @@
                 <w:rFonts w:ascii="Times New Roman" w:hAnsi="Times New Roman"/>
                 <w:sz w:val="21"/>
                 <w:szCs w:val="21"/>
+                <w:bdr w:val="single" w:sz="8" w:space="0" w:color="auto"/>
               </w:rPr>
             </m:ctrlPr>
           </m:sSupPr>
           <m:e>
             <m:r>
               <m:rPr>
-                <m:sty m:val="bi"/>
+                <m:sty m:val="i"/>
               </m:rPr>
               <w:rPr>
                 <w:rFonts w:ascii="Times New Roman" w:hAnsi="Times New Roman" w:cs="Cambria Math"/>
                 <w:sz w:val="21"/>
                 <w:szCs w:val="21"/>
-                <w:u w:val="single"/>
                 <w:lang w:eastAsia="zh-CN"/>
               </w:rPr>
               <m:t>E</m:t>
@@ -13958,13 +13832,12 @@
           <m:sup>
             <m:r>
               <m:rPr>
-                <m:sty m:val="bi"/>
+                <m:sty m:val="i"/>
               </m:rPr>
               <w:rPr>
                 <w:rFonts w:ascii="Times New Roman" w:hAnsi="Times New Roman" w:cs="Cambria Math"/>
                 <w:sz w:val="21"/>
                 <w:szCs w:val="21"/>
-                <w:u w:val="single"/>
                 <w:lang w:eastAsia="zh-CN"/>
               </w:rPr>
               <m:t>2</m:t>
@@ -13973,52 +13846,52 @@
         </m:sSup>
         <m:r>
           <m:rPr>
-            <m:sty m:val="bi"/>
+            <m:sty m:val="i"/>
           </m:rPr>
           <w:rPr>
             <w:rFonts w:ascii="Times New Roman" w:hAnsi="Times New Roman" w:cs="Cambria Math"/>
             <w:sz w:val="21"/>
             <w:szCs w:val="21"/>
-            <w:u w:val="single"/>
+            <w:bdr w:val="single" w:sz="8" w:space="0" w:color="auto"/>
             <w:lang w:eastAsia="zh-CN"/>
           </w:rPr>
           <m:t>-</m:t>
         </m:r>
         <m:r>
           <m:rPr>
-            <m:sty m:val="bi"/>
+            <m:sty m:val="i"/>
           </m:rPr>
           <w:rPr>
             <w:rFonts w:ascii="Times New Roman" w:hAnsi="Times New Roman" w:cs="Cambria Math"/>
             <w:sz w:val="21"/>
             <w:szCs w:val="21"/>
-            <w:u w:val="single"/>
+            <w:bdr w:val="single" w:sz="8" w:space="0" w:color="auto"/>
             <w:lang w:eastAsia="zh-CN"/>
           </w:rPr>
           <m:t>4</m:t>
         </m:r>
         <m:r>
           <m:rPr>
-            <m:sty m:val="bi"/>
+            <m:sty m:val="i"/>
           </m:rPr>
           <w:rPr>
             <w:rFonts w:ascii="Times New Roman" w:hAnsi="Times New Roman" w:cs="Cambria Math"/>
             <w:sz w:val="21"/>
             <w:szCs w:val="21"/>
-            <w:u w:val="single"/>
+            <w:bdr w:val="single" w:sz="8" w:space="0" w:color="auto"/>
             <w:lang w:eastAsia="zh-CN"/>
           </w:rPr>
           <m:t>F</m:t>
         </m:r>
         <m:r>
           <m:rPr>
-            <m:sty m:val="bi"/>
+            <m:sty m:val="i"/>
           </m:rPr>
           <w:rPr>
             <w:rFonts w:ascii="Times New Roman" w:hAnsi="Times New Roman" w:cs="Cambria Math"/>
             <w:sz w:val="21"/>
             <w:szCs w:val="21"/>
-            <w:u w:val="single"/>
+            <w:bdr w:val="single" w:sz="8" w:space="0" w:color="auto"/>
             <w:lang w:eastAsia="zh-CN"/>
           </w:rPr>
           <m:t>&gt;0</m:t>
@@ -14522,19 +14395,19 @@
                 <w:rFonts w:ascii="Times New Roman" w:hAnsi="Times New Roman"/>
                 <w:sz w:val="21"/>
                 <w:szCs w:val="21"/>
+                <w:bdr w:val="single" w:sz="8" w:space="0" w:color="auto"/>
               </w:rPr>
             </m:ctrlPr>
           </m:dPr>
           <m:e>
             <m:r>
               <m:rPr>
-                <m:sty m:val="bi"/>
+                <m:sty m:val="i"/>
               </m:rPr>
               <w:rPr>
                 <w:rFonts w:ascii="Times New Roman" w:hAnsi="Times New Roman" w:cs="Cambria Math"/>
                 <w:sz w:val="21"/>
                 <w:szCs w:val="21"/>
-                <w:u w:val="single"/>
                 <w:lang w:eastAsia="zh-CN"/>
               </w:rPr>
               <m:t>-</m:t>
@@ -14544,23 +14417,20 @@
                 <m:ctrlPr>
                   <w:rPr>
                     <w:rFonts w:ascii="Times New Roman" w:hAnsi="Times New Roman"/>
-                    <w:b/>
                     <w:sz w:val="21"/>
                     <w:szCs w:val="21"/>
-                    <w:u w:val="single"/>
                   </w:rPr>
                 </m:ctrlPr>
               </m:fPr>
               <m:num>
                 <m:r>
                   <m:rPr>
-                    <m:sty m:val="bi"/>
+                    <m:sty m:val="i"/>
                   </m:rPr>
                   <w:rPr>
                     <w:rFonts w:ascii="Times New Roman" w:hAnsi="Times New Roman" w:cs="Cambria Math"/>
                     <w:sz w:val="21"/>
                     <w:szCs w:val="21"/>
-                    <w:u w:val="single"/>
                     <w:lang w:eastAsia="zh-CN"/>
                   </w:rPr>
                   <m:t>D</m:t>
@@ -14569,13 +14439,12 @@
               <m:den>
                 <m:r>
                   <m:rPr>
-                    <m:sty m:val="bi"/>
+                    <m:sty m:val="i"/>
                   </m:rPr>
                   <w:rPr>
                     <w:rFonts w:ascii="Times New Roman" w:hAnsi="Times New Roman" w:cs="Cambria Math"/>
                     <w:sz w:val="21"/>
                     <w:szCs w:val="21"/>
-                    <w:u w:val="single"/>
                     <w:lang w:eastAsia="zh-CN"/>
                   </w:rPr>
                   <m:t>2</m:t>
@@ -14584,13 +14453,12 @@
             </m:f>
             <m:r>
               <m:rPr>
-                <m:sty m:val="bi"/>
+                <m:sty m:val="i"/>
               </m:rPr>
               <w:rPr>
                 <w:rFonts w:ascii="Times New Roman" w:hAnsi="Times New Roman" w:cs="Cambria Math"/>
                 <w:sz w:val="21"/>
                 <w:szCs w:val="21"/>
-                <w:u w:val="single"/>
                 <w:lang w:eastAsia="zh-CN"/>
               </w:rPr>
               <m:t>,-</m:t>
@@ -14600,23 +14468,20 @@
                 <m:ctrlPr>
                   <w:rPr>
                     <w:rFonts w:ascii="Times New Roman" w:hAnsi="Times New Roman"/>
-                    <w:b/>
                     <w:sz w:val="21"/>
                     <w:szCs w:val="21"/>
-                    <w:u w:val="single"/>
                   </w:rPr>
                 </m:ctrlPr>
               </m:fPr>
               <m:num>
                 <m:r>
                   <m:rPr>
-                    <m:sty m:val="bi"/>
+                    <m:sty m:val="i"/>
                   </m:rPr>
                   <w:rPr>
                     <w:rFonts w:ascii="Times New Roman" w:hAnsi="Times New Roman" w:cs="Cambria Math"/>
                     <w:sz w:val="21"/>
                     <w:szCs w:val="21"/>
-                    <w:u w:val="single"/>
                     <w:lang w:eastAsia="zh-CN"/>
                   </w:rPr>
                   <m:t>E</m:t>
@@ -14625,13 +14490,12 @@
               <m:den>
                 <m:r>
                   <m:rPr>
-                    <m:sty m:val="bi"/>
+                    <m:sty m:val="i"/>
                   </m:rPr>
                   <w:rPr>
                     <w:rFonts w:ascii="Times New Roman" w:hAnsi="Times New Roman" w:cs="Cambria Math"/>
                     <w:sz w:val="21"/>
                     <w:szCs w:val="21"/>
-                    <w:u w:val="single"/>
                     <w:lang w:eastAsia="zh-CN"/>
                   </w:rPr>
                   <m:t>2</m:t>
@@ -14656,23 +14520,21 @@
             <m:ctrlPr>
               <w:rPr>
                 <w:rFonts w:ascii="Times New Roman" w:hAnsi="Times New Roman"/>
-                <w:b/>
-                <w:sz w:val="21"/>
-                <w:szCs w:val="21"/>
-                <w:u w:val="single"/>
+                <w:sz w:val="21"/>
+                <w:szCs w:val="21"/>
+                <w:bdr w:val="single" w:sz="8" w:space="0" w:color="auto"/>
               </w:rPr>
             </m:ctrlPr>
           </m:fPr>
           <m:num>
             <m:r>
               <m:rPr>
-                <m:sty m:val="bi"/>
+                <m:sty m:val="i"/>
               </m:rPr>
               <w:rPr>
                 <w:rFonts w:ascii="Times New Roman" w:hAnsi="Times New Roman" w:cs="Cambria Math"/>
                 <w:sz w:val="21"/>
                 <w:szCs w:val="21"/>
-                <w:u w:val="single"/>
                 <w:lang w:eastAsia="zh-CN"/>
               </w:rPr>
               <m:t>1</m:t>
@@ -14681,13 +14543,12 @@
           <m:den>
             <m:r>
               <m:rPr>
-                <m:sty m:val="bi"/>
+                <m:sty m:val="i"/>
               </m:rPr>
               <w:rPr>
                 <w:rFonts w:ascii="Times New Roman" w:hAnsi="Times New Roman" w:cs="Cambria Math"/>
                 <w:sz w:val="21"/>
                 <w:szCs w:val="21"/>
-                <w:u w:val="single"/>
                 <w:lang w:eastAsia="zh-CN"/>
               </w:rPr>
               <m:t>2</m:t>
@@ -14702,6 +14563,7 @@
                 <w:rFonts w:ascii="Times New Roman" w:hAnsi="Times New Roman"/>
                 <w:sz w:val="21"/>
                 <w:szCs w:val="21"/>
+                <w:bdr w:val="single" w:sz="8" w:space="0" w:color="auto"/>
               </w:rPr>
             </m:ctrlPr>
           </m:radPr>
@@ -14720,13 +14582,12 @@
               <m:e>
                 <m:r>
                   <m:rPr>
-                    <m:sty m:val="bi"/>
+                    <m:sty m:val="i"/>
                   </m:rPr>
                   <w:rPr>
                     <w:rFonts w:ascii="Times New Roman" w:hAnsi="Times New Roman" w:cs="Cambria Math"/>
                     <w:sz w:val="21"/>
                     <w:szCs w:val="21"/>
-                    <w:u w:val="single"/>
                     <w:lang w:eastAsia="zh-CN"/>
                   </w:rPr>
                   <m:t>D</m:t>
@@ -14735,13 +14596,12 @@
               <m:sup>
                 <m:r>
                   <m:rPr>
-                    <m:sty m:val="bi"/>
+                    <m:sty m:val="i"/>
                   </m:rPr>
                   <w:rPr>
                     <w:rFonts w:ascii="Times New Roman" w:hAnsi="Times New Roman" w:cs="Cambria Math"/>
                     <w:sz w:val="21"/>
                     <w:szCs w:val="21"/>
-                    <w:u w:val="single"/>
                     <w:lang w:eastAsia="zh-CN"/>
                   </w:rPr>
                   <m:t>2</m:t>
@@ -14750,13 +14610,12 @@
             </m:sSup>
             <m:r>
               <m:rPr>
-                <m:sty m:val="bi"/>
+                <m:sty m:val="i"/>
               </m:rPr>
               <w:rPr>
                 <w:rFonts w:ascii="Times New Roman" w:hAnsi="Times New Roman" w:cs="Cambria Math"/>
                 <w:sz w:val="21"/>
                 <w:szCs w:val="21"/>
-                <w:u w:val="single"/>
                 <w:lang w:eastAsia="zh-CN"/>
               </w:rPr>
               <m:t>+</m:t>
@@ -14774,13 +14633,12 @@
               <m:e>
                 <m:r>
                   <m:rPr>
-                    <m:sty m:val="bi"/>
+                    <m:sty m:val="i"/>
                   </m:rPr>
                   <w:rPr>
                     <w:rFonts w:ascii="Times New Roman" w:hAnsi="Times New Roman" w:cs="Cambria Math"/>
                     <w:sz w:val="21"/>
                     <w:szCs w:val="21"/>
-                    <w:u w:val="single"/>
                     <w:lang w:eastAsia="zh-CN"/>
                   </w:rPr>
                   <m:t>E</m:t>
@@ -14789,13 +14647,12 @@
               <m:sup>
                 <m:r>
                   <m:rPr>
-                    <m:sty m:val="bi"/>
+                    <m:sty m:val="i"/>
                   </m:rPr>
                   <w:rPr>
                     <w:rFonts w:ascii="Times New Roman" w:hAnsi="Times New Roman" w:cs="Cambria Math"/>
                     <w:sz w:val="21"/>
                     <w:szCs w:val="21"/>
-                    <w:u w:val="single"/>
                     <w:lang w:eastAsia="zh-CN"/>
                   </w:rPr>
                   <m:t>2</m:t>
@@ -14804,39 +14661,36 @@
             </m:sSup>
             <m:r>
               <m:rPr>
-                <m:sty m:val="bi"/>
+                <m:sty m:val="i"/>
               </m:rPr>
               <w:rPr>
                 <w:rFonts w:ascii="Times New Roman" w:hAnsi="Times New Roman" w:cs="Cambria Math"/>
                 <w:sz w:val="21"/>
                 <w:szCs w:val="21"/>
-                <w:u w:val="single"/>
                 <w:lang w:eastAsia="zh-CN"/>
               </w:rPr>
               <m:t>-</m:t>
             </m:r>
             <m:r>
               <m:rPr>
-                <m:sty m:val="bi"/>
+                <m:sty m:val="i"/>
               </m:rPr>
               <w:rPr>
                 <w:rFonts w:ascii="Times New Roman" w:hAnsi="Times New Roman" w:cs="Cambria Math"/>
                 <w:sz w:val="21"/>
                 <w:szCs w:val="21"/>
-                <w:u w:val="single"/>
                 <w:lang w:eastAsia="zh-CN"/>
               </w:rPr>
               <m:t>4</m:t>
             </m:r>
             <m:r>
               <m:rPr>
-                <m:sty m:val="bi"/>
+                <m:sty m:val="i"/>
               </m:rPr>
               <w:rPr>
                 <w:rFonts w:ascii="Times New Roman" w:hAnsi="Times New Roman" w:cs="Cambria Math"/>
                 <w:sz w:val="21"/>
                 <w:szCs w:val="21"/>
-                <w:u w:val="single"/>
                 <w:lang w:eastAsia="zh-CN"/>
               </w:rPr>
               <m:t>F</m:t>
@@ -15418,10 +15272,9 @@
             <w:r>
               <w:rPr>
                 <w:rFonts w:ascii="Times New Roman" w:eastAsia="宋体" w:hAnsi="Times New Roman" w:cs="Times New Roman"/>
-                <w:b/>
-                <w:sz w:val="21"/>
-                <w:szCs w:val="21"/>
-                <w:u w:val="single"/>
+                <w:sz w:val="21"/>
+                <w:szCs w:val="21"/>
+                <w:bdr w:val="single" w:sz="8" w:space="0" w:color="auto"/>
               </w:rPr>
               <w:t>2</w:t>
             </w:r>
@@ -15462,10 +15315,9 @@
             <w:r>
               <w:rPr>
                 <w:rFonts w:ascii="Times New Roman" w:eastAsia="宋体" w:hAnsi="Times New Roman" w:cs="Times New Roman"/>
-                <w:b/>
-                <w:sz w:val="21"/>
-                <w:szCs w:val="21"/>
-                <w:u w:val="single"/>
+                <w:sz w:val="21"/>
+                <w:szCs w:val="21"/>
+                <w:bdr w:val="single" w:sz="8" w:space="0" w:color="auto"/>
               </w:rPr>
               <w:t>1</w:t>
             </w:r>
@@ -15506,10 +15358,9 @@
             <w:r>
               <w:rPr>
                 <w:rFonts w:ascii="Times New Roman" w:eastAsia="宋体" w:hAnsi="Times New Roman" w:cs="Times New Roman"/>
-                <w:b/>
-                <w:sz w:val="21"/>
-                <w:szCs w:val="21"/>
-                <w:u w:val="single"/>
+                <w:sz w:val="21"/>
+                <w:szCs w:val="21"/>
+                <w:bdr w:val="single" w:sz="8" w:space="0" w:color="auto"/>
               </w:rPr>
               <w:t>0</w:t>
             </w:r>
@@ -15820,11 +15671,10 @@
             <w:r>
               <w:rPr>
                 <w:rFonts w:ascii="Times New Roman" w:eastAsia="宋体" w:hAnsi="Times New Roman" w:cs="Times New Roman"/>
-                <w:b/>
                 <w:i/>
                 <w:sz w:val="21"/>
                 <w:szCs w:val="21"/>
-                <w:u w:val="single"/>
+                <w:bdr w:val="single" w:sz="8" w:space="0" w:color="auto"/>
               </w:rPr>
               <w:t>&lt;</w:t>
             </w:r>
@@ -15875,11 +15725,10 @@
             <w:r>
               <w:rPr>
                 <w:rFonts w:ascii="Times New Roman" w:eastAsia="宋体" w:hAnsi="Times New Roman" w:cs="Times New Roman"/>
-                <w:b/>
                 <w:i/>
                 <w:sz w:val="21"/>
                 <w:szCs w:val="21"/>
-                <w:u w:val="single"/>
+                <w:bdr w:val="single" w:sz="8" w:space="0" w:color="auto"/>
               </w:rPr>
               <w:t>=</w:t>
             </w:r>
@@ -15930,11 +15779,10 @@
             <w:r>
               <w:rPr>
                 <w:rFonts w:ascii="Times New Roman" w:eastAsia="宋体" w:hAnsi="Times New Roman" w:cs="Times New Roman"/>
-                <w:b/>
                 <w:i/>
                 <w:sz w:val="21"/>
                 <w:szCs w:val="21"/>
-                <w:u w:val="single"/>
+                <w:bdr w:val="single" w:sz="8" w:space="0" w:color="auto"/>
               </w:rPr>
               <w:t>&gt;</w:t>
             </w:r>
@@ -16355,10 +16203,9 @@
             <w:r>
               <w:rPr>
                 <w:rFonts w:ascii="Times New Roman" w:eastAsia="宋体" w:hAnsi="Times New Roman" w:cs="Times New Roman"/>
-                <w:b/>
-                <w:sz w:val="21"/>
-                <w:szCs w:val="21"/>
-                <w:u w:val="single"/>
+                <w:sz w:val="21"/>
+                <w:szCs w:val="21"/>
+                <w:bdr w:val="single" w:sz="8" w:space="0" w:color="auto"/>
               </w:rPr>
               <w:t>&gt;</w:t>
             </w:r>
@@ -16412,10 +16259,9 @@
             <w:r>
               <w:rPr>
                 <w:rFonts w:ascii="Times New Roman" w:eastAsia="宋体" w:hAnsi="Times New Roman" w:cs="Times New Roman"/>
-                <w:b/>
-                <w:sz w:val="21"/>
-                <w:szCs w:val="21"/>
-                <w:u w:val="single"/>
+                <w:sz w:val="21"/>
+                <w:szCs w:val="21"/>
+                <w:bdr w:val="single" w:sz="8" w:space="0" w:color="auto"/>
               </w:rPr>
               <w:t>=</w:t>
             </w:r>
@@ -16469,10 +16315,9 @@
             <w:r>
               <w:rPr>
                 <w:rFonts w:ascii="Times New Roman" w:eastAsia="宋体" w:hAnsi="Times New Roman" w:cs="Times New Roman"/>
-                <w:b/>
-                <w:sz w:val="21"/>
-                <w:szCs w:val="21"/>
-                <w:u w:val="single"/>
+                <w:sz w:val="21"/>
+                <w:szCs w:val="21"/>
+                <w:bdr w:val="single" w:sz="8" w:space="0" w:color="auto"/>
               </w:rPr>
               <w:t>&lt;</w:t>
             </w:r>
@@ -17478,25 +17323,25 @@
               <m:oMath>
                 <m:r>
                   <m:rPr>
-                    <m:sty m:val="bi"/>
+                    <m:sty m:val="i"/>
                   </m:rPr>
                   <w:rPr>
                     <w:rFonts w:ascii="Times New Roman" w:hAnsi="Times New Roman" w:cs="Cambria Math"/>
                     <w:sz w:val="21"/>
                     <w:szCs w:val="21"/>
-                    <w:u w:val="single"/>
+                    <w:bdr w:val="single" w:sz="8" w:space="0" w:color="auto"/>
                   </w:rPr>
                   <m:t>d</m:t>
                 </m:r>
                 <m:r>
                   <m:rPr>
-                    <m:sty m:val="bi"/>
+                    <m:sty m:val="i"/>
                   </m:rPr>
                   <w:rPr>
                     <w:rFonts w:ascii="Times New Roman" w:hAnsi="Times New Roman" w:cs="Cambria Math"/>
                     <w:sz w:val="21"/>
                     <w:szCs w:val="21"/>
-                    <w:u w:val="single"/>
+                    <w:bdr w:val="single" w:sz="8" w:space="0" w:color="auto"/>
                   </w:rPr>
                   <m:t>&gt;</m:t>
                 </m:r>
@@ -17507,19 +17352,19 @@
                         <w:rFonts w:ascii="Times New Roman" w:hAnsi="Times New Roman"/>
                         <w:sz w:val="21"/>
                         <w:szCs w:val="21"/>
+                        <w:bdr w:val="single" w:sz="8" w:space="0" w:color="auto"/>
                       </w:rPr>
                     </m:ctrlPr>
                   </m:sSubPr>
                   <m:e>
                     <m:r>
                       <m:rPr>
-                        <m:sty m:val="bi"/>
+                        <m:sty m:val="i"/>
                       </m:rPr>
                       <w:rPr>
                         <w:rFonts w:ascii="Times New Roman" w:hAnsi="Times New Roman" w:cs="Cambria Math"/>
                         <w:sz w:val="21"/>
                         <w:szCs w:val="21"/>
-                        <w:u w:val="single"/>
                       </w:rPr>
                       <m:t>r</m:t>
                     </m:r>
@@ -17527,13 +17372,12 @@
                   <m:sub>
                     <m:r>
                       <m:rPr>
-                        <m:sty m:val="bi"/>
+                        <m:sty m:val="i"/>
                       </m:rPr>
                       <w:rPr>
                         <w:rFonts w:ascii="Times New Roman" w:hAnsi="Times New Roman" w:cs="Cambria Math"/>
                         <w:sz w:val="21"/>
                         <w:szCs w:val="21"/>
-                        <w:u w:val="single"/>
                       </w:rPr>
                       <m:t>1</m:t>
                     </m:r>
@@ -17541,13 +17385,13 @@
                 </m:sSub>
                 <m:r>
                   <m:rPr>
-                    <m:sty m:val="bi"/>
+                    <m:sty m:val="i"/>
                   </m:rPr>
                   <w:rPr>
                     <w:rFonts w:ascii="Times New Roman" w:hAnsi="Times New Roman" w:cs="Cambria Math"/>
                     <w:sz w:val="21"/>
                     <w:szCs w:val="21"/>
-                    <w:u w:val="single"/>
+                    <w:bdr w:val="single" w:sz="8" w:space="0" w:color="auto"/>
                   </w:rPr>
                   <m:t>+</m:t>
                 </m:r>
@@ -17558,19 +17402,19 @@
                         <w:rFonts w:ascii="Times New Roman" w:hAnsi="Times New Roman"/>
                         <w:sz w:val="21"/>
                         <w:szCs w:val="21"/>
+                        <w:bdr w:val="single" w:sz="8" w:space="0" w:color="auto"/>
                       </w:rPr>
                     </m:ctrlPr>
                   </m:sSubPr>
                   <m:e>
                     <m:r>
                       <m:rPr>
-                        <m:sty m:val="bi"/>
+                        <m:sty m:val="i"/>
                       </m:rPr>
                       <w:rPr>
                         <w:rFonts w:ascii="Times New Roman" w:hAnsi="Times New Roman" w:cs="Cambria Math"/>
                         <w:sz w:val="21"/>
                         <w:szCs w:val="21"/>
-                        <w:u w:val="single"/>
                       </w:rPr>
                       <m:t>r</m:t>
                     </m:r>
@@ -17578,13 +17422,12 @@
                   <m:sub>
                     <m:r>
                       <m:rPr>
-                        <m:sty m:val="bi"/>
+                        <m:sty m:val="i"/>
                       </m:rPr>
                       <w:rPr>
                         <w:rFonts w:ascii="Times New Roman" w:hAnsi="Times New Roman" w:cs="Cambria Math"/>
                         <w:sz w:val="21"/>
                         <w:szCs w:val="21"/>
-                        <w:u w:val="single"/>
                       </w:rPr>
                       <m:t>2</m:t>
                     </m:r>
@@ -17622,25 +17465,25 @@
               <m:oMath>
                 <m:r>
                   <m:rPr>
-                    <m:sty m:val="bi"/>
+                    <m:sty m:val="i"/>
                   </m:rPr>
                   <w:rPr>
                     <w:rFonts w:ascii="Times New Roman" w:hAnsi="Times New Roman" w:cs="Cambria Math"/>
                     <w:sz w:val="21"/>
                     <w:szCs w:val="21"/>
-                    <w:u w:val="single"/>
+                    <w:bdr w:val="single" w:sz="8" w:space="0" w:color="auto"/>
                   </w:rPr>
                   <m:t>d</m:t>
                 </m:r>
                 <m:r>
                   <m:rPr>
-                    <m:sty m:val="bi"/>
+                    <m:sty m:val="i"/>
                   </m:rPr>
                   <w:rPr>
                     <w:rFonts w:ascii="Times New Roman" w:hAnsi="Times New Roman" w:cs="Cambria Math"/>
                     <w:sz w:val="21"/>
                     <w:szCs w:val="21"/>
-                    <w:u w:val="single"/>
+                    <w:bdr w:val="single" w:sz="8" w:space="0" w:color="auto"/>
                   </w:rPr>
                   <m:t>=</m:t>
                 </m:r>
@@ -17651,19 +17494,19 @@
                         <w:rFonts w:ascii="Times New Roman" w:hAnsi="Times New Roman"/>
                         <w:sz w:val="21"/>
                         <w:szCs w:val="21"/>
+                        <w:bdr w:val="single" w:sz="8" w:space="0" w:color="auto"/>
                       </w:rPr>
                     </m:ctrlPr>
                   </m:sSubPr>
                   <m:e>
                     <m:r>
                       <m:rPr>
-                        <m:sty m:val="bi"/>
+                        <m:sty m:val="i"/>
                       </m:rPr>
                       <w:rPr>
                         <w:rFonts w:ascii="Times New Roman" w:hAnsi="Times New Roman" w:cs="Cambria Math"/>
                         <w:sz w:val="21"/>
                         <w:szCs w:val="21"/>
-                        <w:u w:val="single"/>
                       </w:rPr>
                       <m:t>r</m:t>
                     </m:r>
@@ -17671,13 +17514,12 @@
                   <m:sub>
                     <m:r>
                       <m:rPr>
-                        <m:sty m:val="bi"/>
+                        <m:sty m:val="i"/>
                       </m:rPr>
                       <w:rPr>
                         <w:rFonts w:ascii="Times New Roman" w:hAnsi="Times New Roman" w:cs="Cambria Math"/>
                         <w:sz w:val="21"/>
                         <w:szCs w:val="21"/>
-                        <w:u w:val="single"/>
                       </w:rPr>
                       <m:t>1</m:t>
                     </m:r>
@@ -17685,13 +17527,13 @@
                 </m:sSub>
                 <m:r>
                   <m:rPr>
-                    <m:sty m:val="bi"/>
+                    <m:sty m:val="i"/>
                   </m:rPr>
                   <w:rPr>
                     <w:rFonts w:ascii="Times New Roman" w:hAnsi="Times New Roman" w:cs="Cambria Math"/>
                     <w:sz w:val="21"/>
                     <w:szCs w:val="21"/>
-                    <w:u w:val="single"/>
+                    <w:bdr w:val="single" w:sz="8" w:space="0" w:color="auto"/>
                   </w:rPr>
                   <m:t>+</m:t>
                 </m:r>
@@ -17702,19 +17544,19 @@
                         <w:rFonts w:ascii="Times New Roman" w:hAnsi="Times New Roman"/>
                         <w:sz w:val="21"/>
                         <w:szCs w:val="21"/>
+                        <w:bdr w:val="single" w:sz="8" w:space="0" w:color="auto"/>
                       </w:rPr>
                     </m:ctrlPr>
                   </m:sSubPr>
                   <m:e>
                     <m:r>
                       <m:rPr>
-                        <m:sty m:val="bi"/>
+                        <m:sty m:val="i"/>
                       </m:rPr>
                       <w:rPr>
                         <w:rFonts w:ascii="Times New Roman" w:hAnsi="Times New Roman" w:cs="Cambria Math"/>
                         <w:sz w:val="21"/>
                         <w:szCs w:val="21"/>
-                        <w:u w:val="single"/>
                       </w:rPr>
                       <m:t>r</m:t>
                     </m:r>
@@ -17722,13 +17564,12 @@
                   <m:sub>
                     <m:r>
                       <m:rPr>
-                        <m:sty m:val="bi"/>
+                        <m:sty m:val="i"/>
                       </m:rPr>
                       <w:rPr>
                         <w:rFonts w:ascii="Times New Roman" w:hAnsi="Times New Roman" w:cs="Cambria Math"/>
                         <w:sz w:val="21"/>
                         <w:szCs w:val="21"/>
-                        <w:u w:val="single"/>
                       </w:rPr>
                       <m:t>2</m:t>
                     </m:r>
@@ -17773,6 +17614,7 @@
                         <w:rFonts w:ascii="Times New Roman" w:hAnsi="Times New Roman"/>
                         <w:sz w:val="21"/>
                         <w:szCs w:val="21"/>
+                        <w:bdr w:val="single" w:sz="8" w:space="0" w:color="auto"/>
                       </w:rPr>
                     </m:ctrlPr>
                   </m:dPr>
@@ -17790,13 +17632,12 @@
                       <m:e>
                         <m:r>
                           <m:rPr>
-                            <m:sty m:val="bi"/>
+                            <m:sty m:val="i"/>
                           </m:rPr>
                           <w:rPr>
                             <w:rFonts w:ascii="Times New Roman" w:hAnsi="Times New Roman" w:cs="Cambria Math"/>
                             <w:sz w:val="21"/>
                             <w:szCs w:val="21"/>
-                            <w:u w:val="single"/>
                           </w:rPr>
                           <m:t>r</m:t>
                         </m:r>
@@ -17804,13 +17645,12 @@
                       <m:sub>
                         <m:r>
                           <m:rPr>
-                            <m:sty m:val="bi"/>
+                            <m:sty m:val="i"/>
                           </m:rPr>
                           <w:rPr>
                             <w:rFonts w:ascii="Times New Roman" w:hAnsi="Times New Roman" w:cs="Cambria Math"/>
                             <w:sz w:val="21"/>
                             <w:szCs w:val="21"/>
-                            <w:u w:val="single"/>
                           </w:rPr>
                           <m:t>1</m:t>
                         </m:r>
@@ -17818,13 +17658,12 @@
                     </m:sSub>
                     <m:r>
                       <m:rPr>
-                        <m:sty m:val="bi"/>
+                        <m:sty m:val="i"/>
                       </m:rPr>
                       <w:rPr>
                         <w:rFonts w:ascii="Times New Roman" w:hAnsi="Times New Roman" w:cs="Cambria Math"/>
                         <w:sz w:val="21"/>
                         <w:szCs w:val="21"/>
-                        <w:u w:val="single"/>
                       </w:rPr>
                       <m:t>-</m:t>
                     </m:r>
@@ -17841,13 +17680,12 @@
                       <m:e>
                         <m:r>
                           <m:rPr>
-                            <m:sty m:val="bi"/>
+                            <m:sty m:val="i"/>
                           </m:rPr>
                           <w:rPr>
                             <w:rFonts w:ascii="Times New Roman" w:hAnsi="Times New Roman" w:cs="Cambria Math"/>
                             <w:sz w:val="21"/>
                             <w:szCs w:val="21"/>
-                            <w:u w:val="single"/>
                           </w:rPr>
                           <m:t>r</m:t>
                         </m:r>
@@ -17855,13 +17693,12 @@
                       <m:sub>
                         <m:r>
                           <m:rPr>
-                            <m:sty m:val="bi"/>
+                            <m:sty m:val="i"/>
                           </m:rPr>
                           <w:rPr>
                             <w:rFonts w:ascii="Times New Roman" w:hAnsi="Times New Roman" w:cs="Cambria Math"/>
                             <w:sz w:val="21"/>
                             <w:szCs w:val="21"/>
-                            <w:u w:val="single"/>
                           </w:rPr>
                           <m:t>2</m:t>
                         </m:r>
@@ -17871,37 +17708,37 @@
                 </m:d>
                 <m:r>
                   <m:rPr>
-                    <m:sty m:val="bi"/>
+                    <m:sty m:val="i"/>
                   </m:rPr>
                   <w:rPr>
                     <w:rFonts w:ascii="Times New Roman" w:hAnsi="Times New Roman" w:cs="Cambria Math"/>
                     <w:sz w:val="21"/>
                     <w:szCs w:val="21"/>
-                    <w:u w:val="single"/>
+                    <w:bdr w:val="single" w:sz="8" w:space="0" w:color="auto"/>
                   </w:rPr>
                   <m:t>&lt;</m:t>
                 </m:r>
                 <m:r>
                   <m:rPr>
-                    <m:sty m:val="bi"/>
+                    <m:sty m:val="i"/>
                   </m:rPr>
                   <w:rPr>
                     <w:rFonts w:ascii="Times New Roman" w:hAnsi="Times New Roman" w:cs="Cambria Math"/>
                     <w:sz w:val="21"/>
                     <w:szCs w:val="21"/>
-                    <w:u w:val="single"/>
+                    <w:bdr w:val="single" w:sz="8" w:space="0" w:color="auto"/>
                   </w:rPr>
                   <m:t>d</m:t>
                 </m:r>
                 <m:r>
                   <m:rPr>
-                    <m:sty m:val="bi"/>
+                    <m:sty m:val="i"/>
                   </m:rPr>
                   <w:rPr>
                     <w:rFonts w:ascii="Times New Roman" w:hAnsi="Times New Roman" w:cs="Cambria Math"/>
                     <w:sz w:val="21"/>
                     <w:szCs w:val="21"/>
-                    <w:u w:val="single"/>
+                    <w:bdr w:val="single" w:sz="8" w:space="0" w:color="auto"/>
                   </w:rPr>
                   <m:t>&lt;</m:t>
                 </m:r>
@@ -17912,19 +17749,19 @@
                         <w:rFonts w:ascii="Times New Roman" w:hAnsi="Times New Roman"/>
                         <w:sz w:val="21"/>
                         <w:szCs w:val="21"/>
+                        <w:bdr w:val="single" w:sz="8" w:space="0" w:color="auto"/>
                       </w:rPr>
                     </m:ctrlPr>
                   </m:sSubPr>
                   <m:e>
                     <m:r>
                       <m:rPr>
-                        <m:sty m:val="bi"/>
+                        <m:sty m:val="i"/>
                       </m:rPr>
                       <w:rPr>
                         <w:rFonts w:ascii="Times New Roman" w:hAnsi="Times New Roman" w:cs="Cambria Math"/>
                         <w:sz w:val="21"/>
                         <w:szCs w:val="21"/>
-                        <w:u w:val="single"/>
                       </w:rPr>
                       <m:t>r</m:t>
                     </m:r>
@@ -17932,13 +17769,12 @@
                   <m:sub>
                     <m:r>
                       <m:rPr>
-                        <m:sty m:val="bi"/>
+                        <m:sty m:val="i"/>
                       </m:rPr>
                       <w:rPr>
                         <w:rFonts w:ascii="Times New Roman" w:hAnsi="Times New Roman" w:cs="Cambria Math"/>
                         <w:sz w:val="21"/>
                         <w:szCs w:val="21"/>
-                        <w:u w:val="single"/>
                       </w:rPr>
                       <m:t>1</m:t>
                     </m:r>
@@ -17946,13 +17782,13 @@
                 </m:sSub>
                 <m:r>
                   <m:rPr>
-                    <m:sty m:val="bi"/>
+                    <m:sty m:val="i"/>
                   </m:rPr>
                   <w:rPr>
                     <w:rFonts w:ascii="Times New Roman" w:hAnsi="Times New Roman" w:cs="Cambria Math"/>
                     <w:sz w:val="21"/>
                     <w:szCs w:val="21"/>
-                    <w:u w:val="single"/>
+                    <w:bdr w:val="single" w:sz="8" w:space="0" w:color="auto"/>
                   </w:rPr>
                   <m:t>+</m:t>
                 </m:r>
@@ -17963,19 +17799,19 @@
                         <w:rFonts w:ascii="Times New Roman" w:hAnsi="Times New Roman"/>
                         <w:sz w:val="21"/>
                         <w:szCs w:val="21"/>
+                        <w:bdr w:val="single" w:sz="8" w:space="0" w:color="auto"/>
                       </w:rPr>
                     </m:ctrlPr>
                   </m:sSubPr>
                   <m:e>
                     <m:r>
                       <m:rPr>
-                        <m:sty m:val="bi"/>
+                        <m:sty m:val="i"/>
                       </m:rPr>
                       <w:rPr>
                         <w:rFonts w:ascii="Times New Roman" w:hAnsi="Times New Roman" w:cs="Cambria Math"/>
                         <w:sz w:val="21"/>
                         <w:szCs w:val="21"/>
-                        <w:u w:val="single"/>
                       </w:rPr>
                       <m:t>r</m:t>
                     </m:r>
@@ -17983,13 +17819,12 @@
                   <m:sub>
                     <m:r>
                       <m:rPr>
-                        <m:sty m:val="bi"/>
+                        <m:sty m:val="i"/>
                       </m:rPr>
                       <w:rPr>
                         <w:rFonts w:ascii="Times New Roman" w:hAnsi="Times New Roman" w:cs="Cambria Math"/>
                         <w:sz w:val="21"/>
                         <w:szCs w:val="21"/>
-                        <w:u w:val="single"/>
                       </w:rPr>
                       <m:t>2</m:t>
                     </m:r>
@@ -18027,25 +17862,25 @@
               <m:oMath>
                 <m:r>
                   <m:rPr>
-                    <m:sty m:val="bi"/>
+                    <m:sty m:val="i"/>
                   </m:rPr>
                   <w:rPr>
                     <w:rFonts w:ascii="Times New Roman" w:hAnsi="Times New Roman" w:cs="Cambria Math"/>
                     <w:sz w:val="21"/>
                     <w:szCs w:val="21"/>
-                    <w:u w:val="single"/>
+                    <w:bdr w:val="single" w:sz="8" w:space="0" w:color="auto"/>
                   </w:rPr>
                   <m:t>d</m:t>
                 </m:r>
                 <m:r>
                   <m:rPr>
-                    <m:sty m:val="bi"/>
+                    <m:sty m:val="i"/>
                   </m:rPr>
                   <w:rPr>
                     <w:rFonts w:ascii="Times New Roman" w:hAnsi="Times New Roman" w:cs="Cambria Math"/>
                     <w:sz w:val="21"/>
                     <w:szCs w:val="21"/>
-                    <w:u w:val="single"/>
+                    <w:bdr w:val="single" w:sz="8" w:space="0" w:color="auto"/>
                   </w:rPr>
                   <m:t>=</m:t>
                 </m:r>
@@ -18058,6 +17893,7 @@
                         <w:rFonts w:ascii="Times New Roman" w:hAnsi="Times New Roman"/>
                         <w:sz w:val="21"/>
                         <w:szCs w:val="21"/>
+                        <w:bdr w:val="single" w:sz="8" w:space="0" w:color="auto"/>
                       </w:rPr>
                     </m:ctrlPr>
                   </m:dPr>
@@ -18075,13 +17911,12 @@
                       <m:e>
                         <m:r>
                           <m:rPr>
-                            <m:sty m:val="bi"/>
+                            <m:sty m:val="i"/>
                           </m:rPr>
                           <w:rPr>
                             <w:rFonts w:ascii="Times New Roman" w:hAnsi="Times New Roman" w:cs="Cambria Math"/>
                             <w:sz w:val="21"/>
                             <w:szCs w:val="21"/>
-                            <w:u w:val="single"/>
                           </w:rPr>
                           <m:t>r</m:t>
                         </m:r>
@@ -18089,13 +17924,12 @@
                       <m:sub>
                         <m:r>
                           <m:rPr>
-                            <m:sty m:val="bi"/>
+                            <m:sty m:val="i"/>
                           </m:rPr>
                           <w:rPr>
                             <w:rFonts w:ascii="Times New Roman" w:hAnsi="Times New Roman" w:cs="Cambria Math"/>
                             <w:sz w:val="21"/>
                             <w:szCs w:val="21"/>
-                            <w:u w:val="single"/>
                           </w:rPr>
                           <m:t>1</m:t>
                         </m:r>
@@ -18103,13 +17937,12 @@
                     </m:sSub>
                     <m:r>
                       <m:rPr>
-                        <m:sty m:val="bi"/>
+                        <m:sty m:val="i"/>
                       </m:rPr>
                       <w:rPr>
                         <w:rFonts w:ascii="Times New Roman" w:hAnsi="Times New Roman" w:cs="Cambria Math"/>
                         <w:sz w:val="21"/>
                         <w:szCs w:val="21"/>
-                        <w:u w:val="single"/>
                       </w:rPr>
                       <m:t>-</m:t>
                     </m:r>
@@ -18126,13 +17959,12 @@
                       <m:e>
                         <m:r>
                           <m:rPr>
-                            <m:sty m:val="bi"/>
+                            <m:sty m:val="i"/>
                           </m:rPr>
                           <w:rPr>
                             <w:rFonts w:ascii="Times New Roman" w:hAnsi="Times New Roman" w:cs="Cambria Math"/>
                             <w:sz w:val="21"/>
                             <w:szCs w:val="21"/>
-                            <w:u w:val="single"/>
                           </w:rPr>
                           <m:t>r</m:t>
                         </m:r>
@@ -18140,13 +17972,12 @@
                       <m:sub>
                         <m:r>
                           <m:rPr>
-                            <m:sty m:val="bi"/>
+                            <m:sty m:val="i"/>
                           </m:rPr>
                           <w:rPr>
                             <w:rFonts w:ascii="Times New Roman" w:hAnsi="Times New Roman" w:cs="Cambria Math"/>
                             <w:sz w:val="21"/>
                             <w:szCs w:val="21"/>
-                            <w:u w:val="single"/>
                           </w:rPr>
                           <m:t>2</m:t>
                         </m:r>
@@ -18186,37 +18017,37 @@
               <m:oMath>
                 <m:r>
                   <m:rPr>
-                    <m:sty m:val="bi"/>
+                    <m:sty m:val="i"/>
                   </m:rPr>
                   <w:rPr>
                     <w:rFonts w:ascii="Times New Roman" w:hAnsi="Times New Roman" w:cs="Cambria Math"/>
                     <w:sz w:val="21"/>
                     <w:szCs w:val="21"/>
-                    <w:u w:val="single"/>
+                    <w:bdr w:val="single" w:sz="8" w:space="0" w:color="auto"/>
                   </w:rPr>
                   <m:t>0≤</m:t>
                 </m:r>
                 <m:r>
                   <m:rPr>
-                    <m:sty m:val="bi"/>
+                    <m:sty m:val="i"/>
                   </m:rPr>
                   <w:rPr>
                     <w:rFonts w:ascii="Times New Roman" w:hAnsi="Times New Roman" w:cs="Cambria Math"/>
                     <w:sz w:val="21"/>
                     <w:szCs w:val="21"/>
-                    <w:u w:val="single"/>
+                    <w:bdr w:val="single" w:sz="8" w:space="0" w:color="auto"/>
                   </w:rPr>
                   <m:t>d</m:t>
                 </m:r>
                 <m:r>
                   <m:rPr>
-                    <m:sty m:val="bi"/>
+                    <m:sty m:val="i"/>
                   </m:rPr>
                   <w:rPr>
                     <w:rFonts w:ascii="Times New Roman" w:hAnsi="Times New Roman" w:cs="Cambria Math"/>
                     <w:sz w:val="21"/>
                     <w:szCs w:val="21"/>
-                    <w:u w:val="single"/>
+                    <w:bdr w:val="single" w:sz="8" w:space="0" w:color="auto"/>
                   </w:rPr>
                   <m:t>&lt;</m:t>
                 </m:r>
@@ -18229,6 +18060,7 @@
                         <w:rFonts w:ascii="Times New Roman" w:hAnsi="Times New Roman"/>
                         <w:sz w:val="21"/>
                         <w:szCs w:val="21"/>
+                        <w:bdr w:val="single" w:sz="8" w:space="0" w:color="auto"/>
                       </w:rPr>
                     </m:ctrlPr>
                   </m:dPr>
@@ -18246,13 +18078,12 @@
                       <m:e>
                         <m:r>
                           <m:rPr>
-                            <m:sty m:val="bi"/>
+                            <m:sty m:val="i"/>
                           </m:rPr>
                           <w:rPr>
                             <w:rFonts w:ascii="Times New Roman" w:hAnsi="Times New Roman" w:cs="Cambria Math"/>
                             <w:sz w:val="21"/>
                             <w:szCs w:val="21"/>
-                            <w:u w:val="single"/>
                           </w:rPr>
                           <m:t>r</m:t>
                         </m:r>
@@ -18260,13 +18091,12 @@
                       <m:sub>
                         <m:r>
                           <m:rPr>
-                            <m:sty m:val="bi"/>
+                            <m:sty m:val="i"/>
                           </m:rPr>
                           <w:rPr>
                             <w:rFonts w:ascii="Times New Roman" w:hAnsi="Times New Roman" w:cs="Cambria Math"/>
                             <w:sz w:val="21"/>
                             <w:szCs w:val="21"/>
-                            <w:u w:val="single"/>
                           </w:rPr>
                           <m:t>1</m:t>
                         </m:r>
@@ -18274,13 +18104,12 @@
                     </m:sSub>
                     <m:r>
                       <m:rPr>
-                        <m:sty m:val="bi"/>
+                        <m:sty m:val="i"/>
                       </m:rPr>
                       <w:rPr>
                         <w:rFonts w:ascii="Times New Roman" w:hAnsi="Times New Roman" w:cs="Cambria Math"/>
                         <w:sz w:val="21"/>
                         <w:szCs w:val="21"/>
-                        <w:u w:val="single"/>
                       </w:rPr>
                       <m:t>-</m:t>
                     </m:r>
@@ -18297,13 +18126,12 @@
                       <m:e>
                         <m:r>
                           <m:rPr>
-                            <m:sty m:val="bi"/>
+                            <m:sty m:val="i"/>
                           </m:rPr>
                           <w:rPr>
                             <w:rFonts w:ascii="Times New Roman" w:hAnsi="Times New Roman" w:cs="Cambria Math"/>
                             <w:sz w:val="21"/>
                             <w:szCs w:val="21"/>
-                            <w:u w:val="single"/>
                           </w:rPr>
                           <m:t>r</m:t>
                         </m:r>
@@ -18311,13 +18139,12 @@
                       <m:sub>
                         <m:r>
                           <m:rPr>
-                            <m:sty m:val="bi"/>
+                            <m:sty m:val="i"/>
                           </m:rPr>
                           <w:rPr>
                             <w:rFonts w:ascii="Times New Roman" w:hAnsi="Times New Roman" w:cs="Cambria Math"/>
                             <w:sz w:val="21"/>
                             <w:szCs w:val="21"/>
-                            <w:u w:val="single"/>
                           </w:rPr>
                           <m:t>2</m:t>
                         </m:r>
@@ -18533,6 +18360,7 @@
                 <w:rFonts w:ascii="Times New Roman" w:hAnsi="Times New Roman"/>
                 <w:sz w:val="21"/>
                 <w:szCs w:val="21"/>
+                <w:bdr w:val="single" w:sz="8" w:space="0" w:color="auto"/>
               </w:rPr>
             </m:ctrlPr>
           </m:dPr>
@@ -18574,8 +18402,6 @@
                   </m:rPr>
                   <w:rPr>
                     <w:rFonts w:ascii="Times New Roman" w:eastAsia="宋体" w:hAnsi="Times New Roman"/>
-                    <w:b/>
-                    <w:u w:val="single"/>
                     <w:lang w:eastAsia="zh-CN"/>
                   </w:rPr>
                   <m:t>相交</m:t>
@@ -18608,8 +18434,6 @@
                   </m:rPr>
                   <w:rPr>
                     <w:rFonts w:ascii="Times New Roman" w:eastAsia="宋体" w:hAnsi="Times New Roman"/>
-                    <w:b/>
-                    <w:u w:val="single"/>
                     <w:lang w:eastAsia="zh-CN"/>
                   </w:rPr>
                   <m:t>内切或外切</m:t>
@@ -18642,8 +18466,6 @@
                   </m:rPr>
                   <w:rPr>
                     <w:rFonts w:ascii="Times New Roman" w:eastAsia="宋体" w:hAnsi="Times New Roman"/>
-                    <w:b/>
-                    <w:u w:val="single"/>
                     <w:lang w:eastAsia="zh-CN"/>
                   </w:rPr>
                   <m:t>外离或内含</m:t>
@@ -18838,10 +18660,9 @@
       <w:r>
         <w:rPr>
           <w:rFonts w:ascii="Times New Roman" w:eastAsia="宋体" w:hAnsi="Times New Roman" w:cs="Times New Roman"/>
-          <w:b/>
-          <w:sz w:val="21"/>
-          <w:szCs w:val="21"/>
-          <w:u w:val="thick"/>
+          <w:sz w:val="21"/>
+          <w:szCs w:val="21"/>
+          <w:bdr w:val="single" w:sz="8" w:space="0" w:color="auto"/>
           <w:lang w:eastAsia="zh-CN"/>
         </w:rPr>
         <w:t>常数（大于</w:t>
@@ -18849,10 +18670,9 @@
       <w:r>
         <w:rPr>
           <w:rFonts w:ascii="Times New Roman" w:eastAsia="宋体" w:hAnsi="Times New Roman" w:cs="Times New Roman"/>
-          <w:b/>
-          <w:sz w:val="21"/>
-          <w:szCs w:val="21"/>
-          <w:u w:val="thick"/>
+          <w:sz w:val="21"/>
+          <w:szCs w:val="21"/>
+          <w:bdr w:val="single" w:sz="8" w:space="0" w:color="auto"/>
           <w:lang w:eastAsia="zh-CN"/>
         </w:rPr>
         <w:t>|</w:t>
@@ -18860,11 +18680,10 @@
       <w:r>
         <w:rPr>
           <w:rFonts w:ascii="Times New Roman" w:eastAsia="宋体" w:hAnsi="Times New Roman" w:cs="Times New Roman"/>
-          <w:b/>
           <w:i/>
           <w:sz w:val="21"/>
           <w:szCs w:val="21"/>
-          <w:u w:val="thick"/>
+          <w:bdr w:val="single" w:sz="8" w:space="0" w:color="auto"/>
           <w:lang w:eastAsia="zh-CN"/>
         </w:rPr>
         <w:t>F</w:t>
@@ -18872,10 +18691,9 @@
       <w:r>
         <w:rPr>
           <w:rFonts w:ascii="Times New Roman" w:eastAsia="宋体" w:hAnsi="Times New Roman" w:cs="Times New Roman"/>
-          <w:b/>
-          <w:sz w:val="21"/>
-          <w:szCs w:val="21"/>
-          <w:u w:val="thick"/>
+          <w:sz w:val="21"/>
+          <w:szCs w:val="21"/>
+          <w:bdr w:val="single" w:sz="8" w:space="0" w:color="auto"/>
           <w:lang w:eastAsia="zh-CN"/>
         </w:rPr>
         <w:t>₁</w:t>
@@ -18883,11 +18701,10 @@
       <w:r>
         <w:rPr>
           <w:rFonts w:ascii="Times New Roman" w:eastAsia="宋体" w:hAnsi="Times New Roman" w:cs="Times New Roman"/>
-          <w:b/>
           <w:i/>
           <w:sz w:val="21"/>
           <w:szCs w:val="21"/>
-          <w:u w:val="thick"/>
+          <w:bdr w:val="single" w:sz="8" w:space="0" w:color="auto"/>
           <w:lang w:eastAsia="zh-CN"/>
         </w:rPr>
         <w:t>F</w:t>
@@ -18895,10 +18712,9 @@
       <w:r>
         <w:rPr>
           <w:rFonts w:ascii="Times New Roman" w:eastAsia="宋体" w:hAnsi="Times New Roman" w:cs="Times New Roman"/>
-          <w:b/>
-          <w:sz w:val="21"/>
-          <w:szCs w:val="21"/>
-          <w:u w:val="thick"/>
+          <w:sz w:val="21"/>
+          <w:szCs w:val="21"/>
+          <w:bdr w:val="single" w:sz="8" w:space="0" w:color="auto"/>
           <w:lang w:eastAsia="zh-CN"/>
         </w:rPr>
         <w:t>₂|</w:t>
@@ -18906,10 +18722,9 @@
       <w:r>
         <w:rPr>
           <w:rFonts w:ascii="Times New Roman" w:eastAsia="宋体" w:hAnsi="Times New Roman" w:cs="Times New Roman"/>
-          <w:b/>
-          <w:sz w:val="21"/>
-          <w:szCs w:val="21"/>
-          <w:u w:val="thick"/>
+          <w:sz w:val="21"/>
+          <w:szCs w:val="21"/>
+          <w:bdr w:val="single" w:sz="8" w:space="0" w:color="auto"/>
           <w:lang w:eastAsia="zh-CN"/>
         </w:rPr>
         <w:t>）</w:t>
@@ -18926,10 +18741,9 @@
       <w:r>
         <w:rPr>
           <w:rFonts w:ascii="Times New Roman" w:eastAsia="宋体" w:hAnsi="Times New Roman" w:cs="Times New Roman"/>
-          <w:b/>
-          <w:sz w:val="21"/>
-          <w:szCs w:val="21"/>
-          <w:u w:val="thick"/>
+          <w:sz w:val="21"/>
+          <w:szCs w:val="21"/>
+          <w:bdr w:val="single" w:sz="8" w:space="0" w:color="auto"/>
           <w:lang w:eastAsia="zh-CN"/>
         </w:rPr>
         <w:t>两个定点</w:t>
@@ -18946,10 +18760,9 @@
       <w:r>
         <w:rPr>
           <w:rFonts w:ascii="Times New Roman" w:eastAsia="宋体" w:hAnsi="Times New Roman" w:cs="Times New Roman"/>
-          <w:b/>
-          <w:sz w:val="21"/>
-          <w:szCs w:val="21"/>
-          <w:u w:val="thick"/>
+          <w:sz w:val="21"/>
+          <w:szCs w:val="21"/>
+          <w:bdr w:val="single" w:sz="8" w:space="0" w:color="auto"/>
           <w:lang w:eastAsia="zh-CN"/>
         </w:rPr>
         <w:t>两个焦点之间的距离</w:t>
@@ -18966,10 +18779,9 @@
       <w:r>
         <w:rPr>
           <w:rFonts w:ascii="Times New Roman" w:eastAsia="宋体" w:hAnsi="Times New Roman" w:cs="Times New Roman"/>
-          <w:b/>
-          <w:sz w:val="21"/>
-          <w:szCs w:val="21"/>
-          <w:u w:val="thick"/>
+          <w:sz w:val="21"/>
+          <w:szCs w:val="21"/>
+          <w:bdr w:val="single" w:sz="8" w:space="0" w:color="auto"/>
           <w:lang w:eastAsia="zh-CN"/>
         </w:rPr>
         <w:t>半焦距</w:t>
@@ -19236,126 +19048,114 @@
             <w:r>
               <w:rPr>
                 <w:rFonts w:ascii="Times New Roman" w:eastAsia="宋体" w:hAnsi="Times New Roman" w:cs="Times New Roman"/>
-                <w:b/>
                 <w:i/>
                 <w:sz w:val="21"/>
                 <w:szCs w:val="21"/>
-                <w:u w:val="thick"/>
+                <w:bdr w:val="single" w:sz="8" w:space="0" w:color="auto"/>
               </w:rPr>
               <w:t>x</w:t>
             </w:r>
             <w:r>
               <w:rPr>
                 <w:rFonts w:ascii="Times New Roman" w:eastAsia="宋体" w:hAnsi="Times New Roman" w:cs="Times New Roman"/>
-                <w:b/>
-                <w:sz w:val="21"/>
-                <w:szCs w:val="21"/>
-                <w:u w:val="thick"/>
+                <w:sz w:val="21"/>
+                <w:szCs w:val="21"/>
+                <w:bdr w:val="single" w:sz="8" w:space="0" w:color="auto"/>
               </w:rPr>
               <w:t>²/</w:t>
             </w:r>
             <w:r>
               <w:rPr>
                 <w:rFonts w:ascii="Times New Roman" w:eastAsia="宋体" w:hAnsi="Times New Roman" w:cs="Times New Roman"/>
-                <w:b/>
                 <w:i/>
                 <w:sz w:val="21"/>
                 <w:szCs w:val="21"/>
-                <w:u w:val="thick"/>
+                <w:bdr w:val="single" w:sz="8" w:space="0" w:color="auto"/>
               </w:rPr>
               <w:t>a</w:t>
             </w:r>
             <w:r>
               <w:rPr>
                 <w:rFonts w:ascii="Times New Roman" w:eastAsia="宋体" w:hAnsi="Times New Roman" w:cs="Times New Roman"/>
-                <w:b/>
-                <w:sz w:val="21"/>
-                <w:szCs w:val="21"/>
-                <w:u w:val="thick"/>
+                <w:sz w:val="21"/>
+                <w:szCs w:val="21"/>
+                <w:bdr w:val="single" w:sz="8" w:space="0" w:color="auto"/>
               </w:rPr>
               <w:t>²+</w:t>
             </w:r>
             <w:r>
               <w:rPr>
                 <w:rFonts w:ascii="Times New Roman" w:eastAsia="宋体" w:hAnsi="Times New Roman" w:cs="Times New Roman"/>
-                <w:b/>
                 <w:i/>
                 <w:sz w:val="21"/>
                 <w:szCs w:val="21"/>
-                <w:u w:val="thick"/>
+                <w:bdr w:val="single" w:sz="8" w:space="0" w:color="auto"/>
               </w:rPr>
               <w:t>y</w:t>
             </w:r>
             <w:r>
               <w:rPr>
                 <w:rFonts w:ascii="Times New Roman" w:eastAsia="宋体" w:hAnsi="Times New Roman" w:cs="Times New Roman"/>
-                <w:b/>
-                <w:sz w:val="21"/>
-                <w:szCs w:val="21"/>
-                <w:u w:val="thick"/>
+                <w:sz w:val="21"/>
+                <w:szCs w:val="21"/>
+                <w:bdr w:val="single" w:sz="8" w:space="0" w:color="auto"/>
               </w:rPr>
               <w:t>²/</w:t>
             </w:r>
             <w:r>
               <w:rPr>
                 <w:rFonts w:ascii="Times New Roman" w:eastAsia="宋体" w:hAnsi="Times New Roman" w:cs="Times New Roman"/>
-                <w:b/>
                 <w:i/>
                 <w:sz w:val="21"/>
                 <w:szCs w:val="21"/>
-                <w:u w:val="thick"/>
+                <w:bdr w:val="single" w:sz="8" w:space="0" w:color="auto"/>
               </w:rPr>
               <w:t>b</w:t>
             </w:r>
             <w:r>
               <w:rPr>
                 <w:rFonts w:ascii="Times New Roman" w:eastAsia="宋体" w:hAnsi="Times New Roman" w:cs="Times New Roman"/>
-                <w:b/>
-                <w:sz w:val="21"/>
-                <w:szCs w:val="21"/>
-                <w:u w:val="thick"/>
+                <w:sz w:val="21"/>
+                <w:szCs w:val="21"/>
+                <w:bdr w:val="single" w:sz="8" w:space="0" w:color="auto"/>
               </w:rPr>
               <w:t>²=1(</w:t>
             </w:r>
             <w:r>
               <w:rPr>
                 <w:rFonts w:ascii="Times New Roman" w:eastAsia="宋体" w:hAnsi="Times New Roman" w:cs="Times New Roman"/>
-                <w:b/>
                 <w:i/>
                 <w:sz w:val="21"/>
                 <w:szCs w:val="21"/>
-                <w:u w:val="thick"/>
+                <w:bdr w:val="single" w:sz="8" w:space="0" w:color="auto"/>
               </w:rPr>
               <w:t>a</w:t>
             </w:r>
             <w:r>
               <w:rPr>
                 <w:rFonts w:ascii="Times New Roman" w:eastAsia="宋体" w:hAnsi="Times New Roman" w:cs="Times New Roman"/>
-                <w:b/>
-                <w:sz w:val="21"/>
-                <w:szCs w:val="21"/>
-                <w:u w:val="thick"/>
+                <w:sz w:val="21"/>
+                <w:szCs w:val="21"/>
+                <w:bdr w:val="single" w:sz="8" w:space="0" w:color="auto"/>
               </w:rPr>
               <w:t>&gt;</w:t>
             </w:r>
             <w:r>
               <w:rPr>
                 <w:rFonts w:ascii="Times New Roman" w:eastAsia="宋体" w:hAnsi="Times New Roman" w:cs="Times New Roman"/>
-                <w:b/>
                 <w:i/>
                 <w:sz w:val="21"/>
                 <w:szCs w:val="21"/>
-                <w:u w:val="thick"/>
+                <w:bdr w:val="single" w:sz="8" w:space="0" w:color="auto"/>
               </w:rPr>
               <w:t>b</w:t>
             </w:r>
             <w:r>
               <w:rPr>
                 <w:rFonts w:ascii="Times New Roman" w:eastAsia="宋体" w:hAnsi="Times New Roman" w:cs="Times New Roman"/>
-                <w:b/>
-                <w:sz w:val="21"/>
-                <w:szCs w:val="21"/>
-                <w:u w:val="thick"/>
+                <w:sz w:val="21"/>
+                <w:szCs w:val="21"/>
+                <w:bdr w:val="single" w:sz="8" w:space="0" w:color="auto"/>
               </w:rPr>
               <w:t>&gt;0)</w:t>
             </w:r>
@@ -19388,126 +19188,114 @@
             <w:r>
               <w:rPr>
                 <w:rFonts w:ascii="Times New Roman" w:eastAsia="宋体" w:hAnsi="Times New Roman" w:cs="Times New Roman"/>
-                <w:b/>
                 <w:i/>
                 <w:sz w:val="21"/>
                 <w:szCs w:val="21"/>
-                <w:u w:val="thick"/>
+                <w:bdr w:val="single" w:sz="8" w:space="0" w:color="auto"/>
               </w:rPr>
               <w:t>y</w:t>
             </w:r>
             <w:r>
               <w:rPr>
                 <w:rFonts w:ascii="Times New Roman" w:eastAsia="宋体" w:hAnsi="Times New Roman" w:cs="Times New Roman"/>
-                <w:b/>
-                <w:sz w:val="21"/>
-                <w:szCs w:val="21"/>
-                <w:u w:val="thick"/>
+                <w:sz w:val="21"/>
+                <w:szCs w:val="21"/>
+                <w:bdr w:val="single" w:sz="8" w:space="0" w:color="auto"/>
               </w:rPr>
               <w:t>²/</w:t>
             </w:r>
             <w:r>
               <w:rPr>
                 <w:rFonts w:ascii="Times New Roman" w:eastAsia="宋体" w:hAnsi="Times New Roman" w:cs="Times New Roman"/>
-                <w:b/>
                 <w:i/>
                 <w:sz w:val="21"/>
                 <w:szCs w:val="21"/>
-                <w:u w:val="thick"/>
+                <w:bdr w:val="single" w:sz="8" w:space="0" w:color="auto"/>
               </w:rPr>
               <w:t>a</w:t>
             </w:r>
             <w:r>
               <w:rPr>
                 <w:rFonts w:ascii="Times New Roman" w:eastAsia="宋体" w:hAnsi="Times New Roman" w:cs="Times New Roman"/>
-                <w:b/>
-                <w:sz w:val="21"/>
-                <w:szCs w:val="21"/>
-                <w:u w:val="thick"/>
+                <w:sz w:val="21"/>
+                <w:szCs w:val="21"/>
+                <w:bdr w:val="single" w:sz="8" w:space="0" w:color="auto"/>
               </w:rPr>
               <w:t>²+</w:t>
             </w:r>
             <w:r>
               <w:rPr>
                 <w:rFonts w:ascii="Times New Roman" w:eastAsia="宋体" w:hAnsi="Times New Roman" w:cs="Times New Roman"/>
-                <w:b/>
                 <w:i/>
                 <w:sz w:val="21"/>
                 <w:szCs w:val="21"/>
-                <w:u w:val="thick"/>
+                <w:bdr w:val="single" w:sz="8" w:space="0" w:color="auto"/>
               </w:rPr>
               <w:t>x</w:t>
             </w:r>
             <w:r>
               <w:rPr>
                 <w:rFonts w:ascii="Times New Roman" w:eastAsia="宋体" w:hAnsi="Times New Roman" w:cs="Times New Roman"/>
-                <w:b/>
-                <w:sz w:val="21"/>
-                <w:szCs w:val="21"/>
-                <w:u w:val="thick"/>
+                <w:sz w:val="21"/>
+                <w:szCs w:val="21"/>
+                <w:bdr w:val="single" w:sz="8" w:space="0" w:color="auto"/>
               </w:rPr>
               <w:t>²/</w:t>
             </w:r>
             <w:r>
               <w:rPr>
                 <w:rFonts w:ascii="Times New Roman" w:eastAsia="宋体" w:hAnsi="Times New Roman" w:cs="Times New Roman"/>
-                <w:b/>
                 <w:i/>
                 <w:sz w:val="21"/>
                 <w:szCs w:val="21"/>
-                <w:u w:val="thick"/>
+                <w:bdr w:val="single" w:sz="8" w:space="0" w:color="auto"/>
               </w:rPr>
               <w:t>b</w:t>
             </w:r>
             <w:r>
               <w:rPr>
                 <w:rFonts w:ascii="Times New Roman" w:eastAsia="宋体" w:hAnsi="Times New Roman" w:cs="Times New Roman"/>
-                <w:b/>
-                <w:sz w:val="21"/>
-                <w:szCs w:val="21"/>
-                <w:u w:val="thick"/>
+                <w:sz w:val="21"/>
+                <w:szCs w:val="21"/>
+                <w:bdr w:val="single" w:sz="8" w:space="0" w:color="auto"/>
               </w:rPr>
               <w:t>²=1(</w:t>
             </w:r>
             <w:r>
               <w:rPr>
                 <w:rFonts w:ascii="Times New Roman" w:eastAsia="宋体" w:hAnsi="Times New Roman" w:cs="Times New Roman"/>
-                <w:b/>
                 <w:i/>
                 <w:sz w:val="21"/>
                 <w:szCs w:val="21"/>
-                <w:u w:val="thick"/>
+                <w:bdr w:val="single" w:sz="8" w:space="0" w:color="auto"/>
               </w:rPr>
               <w:t>a</w:t>
             </w:r>
             <w:r>
               <w:rPr>
                 <w:rFonts w:ascii="Times New Roman" w:eastAsia="宋体" w:hAnsi="Times New Roman" w:cs="Times New Roman"/>
-                <w:b/>
-                <w:sz w:val="21"/>
-                <w:szCs w:val="21"/>
-                <w:u w:val="thick"/>
+                <w:sz w:val="21"/>
+                <w:szCs w:val="21"/>
+                <w:bdr w:val="single" w:sz="8" w:space="0" w:color="auto"/>
               </w:rPr>
               <w:t>&gt;</w:t>
             </w:r>
             <w:r>
               <w:rPr>
                 <w:rFonts w:ascii="Times New Roman" w:eastAsia="宋体" w:hAnsi="Times New Roman" w:cs="Times New Roman"/>
-                <w:b/>
                 <w:i/>
                 <w:sz w:val="21"/>
                 <w:szCs w:val="21"/>
-                <w:u w:val="thick"/>
+                <w:bdr w:val="single" w:sz="8" w:space="0" w:color="auto"/>
               </w:rPr>
               <w:t>b</w:t>
             </w:r>
             <w:r>
               <w:rPr>
                 <w:rFonts w:ascii="Times New Roman" w:eastAsia="宋体" w:hAnsi="Times New Roman" w:cs="Times New Roman"/>
-                <w:b/>
-                <w:sz w:val="21"/>
-                <w:szCs w:val="21"/>
-                <w:u w:val="thick"/>
+                <w:sz w:val="21"/>
+                <w:szCs w:val="21"/>
+                <w:bdr w:val="single" w:sz="8" w:space="0" w:color="auto"/>
               </w:rPr>
               <w:t>&gt;0)</w:t>
             </w:r>
@@ -19770,94 +19558,85 @@
             <w:r>
               <w:rPr>
                 <w:rFonts w:ascii="Times New Roman" w:eastAsia="宋体" w:hAnsi="Times New Roman" w:cs="Times New Roman"/>
-                <w:b/>
                 <w:i/>
                 <w:sz w:val="21"/>
                 <w:szCs w:val="21"/>
-                <w:u w:val="thick"/>
+                <w:bdr w:val="single" w:sz="8" w:space="0" w:color="auto"/>
               </w:rPr>
               <w:t>F</w:t>
             </w:r>
             <w:r>
               <w:rPr>
                 <w:rFonts w:ascii="Times New Roman" w:eastAsia="宋体" w:hAnsi="Times New Roman" w:cs="Times New Roman"/>
-                <w:b/>
-                <w:sz w:val="21"/>
-                <w:szCs w:val="21"/>
-                <w:u w:val="thick"/>
+                <w:sz w:val="21"/>
+                <w:szCs w:val="21"/>
+                <w:bdr w:val="single" w:sz="8" w:space="0" w:color="auto"/>
               </w:rPr>
               <w:t>₁(-</w:t>
             </w:r>
             <w:r>
               <w:rPr>
                 <w:rFonts w:ascii="Times New Roman" w:eastAsia="宋体" w:hAnsi="Times New Roman" w:cs="Times New Roman"/>
-                <w:b/>
                 <w:i/>
                 <w:sz w:val="21"/>
                 <w:szCs w:val="21"/>
-                <w:u w:val="thick"/>
+                <w:bdr w:val="single" w:sz="8" w:space="0" w:color="auto"/>
               </w:rPr>
               <w:t>c</w:t>
             </w:r>
             <w:r>
               <w:rPr>
                 <w:rFonts w:ascii="Times New Roman" w:eastAsia="宋体" w:hAnsi="Times New Roman" w:cs="Times New Roman"/>
-                <w:b/>
-                <w:sz w:val="21"/>
-                <w:szCs w:val="21"/>
-                <w:u w:val="thick"/>
+                <w:sz w:val="21"/>
+                <w:szCs w:val="21"/>
+                <w:bdr w:val="single" w:sz="8" w:space="0" w:color="auto"/>
               </w:rPr>
               <w:t>,0)</w:t>
             </w:r>
             <w:r>
               <w:rPr>
                 <w:rFonts w:ascii="Times New Roman" w:eastAsia="宋体" w:hAnsi="Times New Roman" w:cs="Times New Roman"/>
-                <w:b/>
-                <w:sz w:val="21"/>
-                <w:szCs w:val="21"/>
-                <w:u w:val="thick"/>
+                <w:sz w:val="21"/>
+                <w:szCs w:val="21"/>
+                <w:bdr w:val="single" w:sz="8" w:space="0" w:color="auto"/>
               </w:rPr>
               <w:t>与</w:t>
             </w:r>
             <w:r>
               <w:rPr>
                 <w:rFonts w:ascii="Times New Roman" w:eastAsia="宋体" w:hAnsi="Times New Roman" w:cs="Times New Roman"/>
-                <w:b/>
                 <w:i/>
                 <w:sz w:val="21"/>
                 <w:szCs w:val="21"/>
-                <w:u w:val="thick"/>
+                <w:bdr w:val="single" w:sz="8" w:space="0" w:color="auto"/>
               </w:rPr>
               <w:t>F</w:t>
             </w:r>
             <w:r>
               <w:rPr>
                 <w:rFonts w:ascii="Times New Roman" w:eastAsia="宋体" w:hAnsi="Times New Roman" w:cs="Times New Roman"/>
-                <w:b/>
-                <w:sz w:val="21"/>
-                <w:szCs w:val="21"/>
-                <w:u w:val="thick"/>
+                <w:sz w:val="21"/>
+                <w:szCs w:val="21"/>
+                <w:bdr w:val="single" w:sz="8" w:space="0" w:color="auto"/>
               </w:rPr>
               <w:t>₂(</w:t>
             </w:r>
             <w:r>
               <w:rPr>
                 <w:rFonts w:ascii="Times New Roman" w:eastAsia="宋体" w:hAnsi="Times New Roman" w:cs="Times New Roman"/>
-                <w:b/>
                 <w:i/>
                 <w:sz w:val="21"/>
                 <w:szCs w:val="21"/>
-                <w:u w:val="thick"/>
+                <w:bdr w:val="single" w:sz="8" w:space="0" w:color="auto"/>
               </w:rPr>
               <w:t>c</w:t>
             </w:r>
             <w:r>
               <w:rPr>
                 <w:rFonts w:ascii="Times New Roman" w:eastAsia="宋体" w:hAnsi="Times New Roman" w:cs="Times New Roman"/>
-                <w:b/>
-                <w:sz w:val="21"/>
-                <w:szCs w:val="21"/>
-                <w:u w:val="thick"/>
+                <w:sz w:val="21"/>
+                <w:szCs w:val="21"/>
+                <w:bdr w:val="single" w:sz="8" w:space="0" w:color="auto"/>
               </w:rPr>
               <w:t>,0)</w:t>
             </w:r>
@@ -19890,94 +19669,85 @@
             <w:r>
               <w:rPr>
                 <w:rFonts w:ascii="Times New Roman" w:eastAsia="宋体" w:hAnsi="Times New Roman" w:cs="Times New Roman"/>
-                <w:b/>
                 <w:i/>
                 <w:sz w:val="21"/>
                 <w:szCs w:val="21"/>
-                <w:u w:val="thick"/>
+                <w:bdr w:val="single" w:sz="8" w:space="0" w:color="auto"/>
               </w:rPr>
               <w:t>F</w:t>
             </w:r>
             <w:r>
               <w:rPr>
                 <w:rFonts w:ascii="Times New Roman" w:eastAsia="宋体" w:hAnsi="Times New Roman" w:cs="Times New Roman"/>
-                <w:b/>
-                <w:sz w:val="21"/>
-                <w:szCs w:val="21"/>
-                <w:u w:val="thick"/>
+                <w:sz w:val="21"/>
+                <w:szCs w:val="21"/>
+                <w:bdr w:val="single" w:sz="8" w:space="0" w:color="auto"/>
               </w:rPr>
               <w:t>₁(0,-</w:t>
             </w:r>
             <w:r>
               <w:rPr>
                 <w:rFonts w:ascii="Times New Roman" w:eastAsia="宋体" w:hAnsi="Times New Roman" w:cs="Times New Roman"/>
-                <w:b/>
                 <w:i/>
                 <w:sz w:val="21"/>
                 <w:szCs w:val="21"/>
-                <w:u w:val="thick"/>
+                <w:bdr w:val="single" w:sz="8" w:space="0" w:color="auto"/>
               </w:rPr>
               <w:t>c</w:t>
             </w:r>
             <w:r>
               <w:rPr>
                 <w:rFonts w:ascii="Times New Roman" w:eastAsia="宋体" w:hAnsi="Times New Roman" w:cs="Times New Roman"/>
-                <w:b/>
-                <w:sz w:val="21"/>
-                <w:szCs w:val="21"/>
-                <w:u w:val="thick"/>
+                <w:sz w:val="21"/>
+                <w:szCs w:val="21"/>
+                <w:bdr w:val="single" w:sz="8" w:space="0" w:color="auto"/>
               </w:rPr>
               <w:t>)</w:t>
             </w:r>
             <w:r>
               <w:rPr>
                 <w:rFonts w:ascii="Times New Roman" w:eastAsia="宋体" w:hAnsi="Times New Roman" w:cs="Times New Roman"/>
-                <w:b/>
-                <w:sz w:val="21"/>
-                <w:szCs w:val="21"/>
-                <w:u w:val="thick"/>
+                <w:sz w:val="21"/>
+                <w:szCs w:val="21"/>
+                <w:bdr w:val="single" w:sz="8" w:space="0" w:color="auto"/>
               </w:rPr>
               <w:t>与</w:t>
             </w:r>
             <w:r>
               <w:rPr>
                 <w:rFonts w:ascii="Times New Roman" w:eastAsia="宋体" w:hAnsi="Times New Roman" w:cs="Times New Roman"/>
-                <w:b/>
                 <w:i/>
                 <w:sz w:val="21"/>
                 <w:szCs w:val="21"/>
-                <w:u w:val="thick"/>
+                <w:bdr w:val="single" w:sz="8" w:space="0" w:color="auto"/>
               </w:rPr>
               <w:t>F</w:t>
             </w:r>
             <w:r>
               <w:rPr>
                 <w:rFonts w:ascii="Times New Roman" w:eastAsia="宋体" w:hAnsi="Times New Roman" w:cs="Times New Roman"/>
-                <w:b/>
-                <w:sz w:val="21"/>
-                <w:szCs w:val="21"/>
-                <w:u w:val="thick"/>
+                <w:sz w:val="21"/>
+                <w:szCs w:val="21"/>
+                <w:bdr w:val="single" w:sz="8" w:space="0" w:color="auto"/>
               </w:rPr>
               <w:t>₂(0,</w:t>
             </w:r>
             <w:r>
               <w:rPr>
                 <w:rFonts w:ascii="Times New Roman" w:eastAsia="宋体" w:hAnsi="Times New Roman" w:cs="Times New Roman"/>
-                <w:b/>
                 <w:i/>
                 <w:sz w:val="21"/>
                 <w:szCs w:val="21"/>
-                <w:u w:val="thick"/>
+                <w:bdr w:val="single" w:sz="8" w:space="0" w:color="auto"/>
               </w:rPr>
               <w:t>c</w:t>
             </w:r>
             <w:r>
               <w:rPr>
                 <w:rFonts w:ascii="Times New Roman" w:eastAsia="宋体" w:hAnsi="Times New Roman" w:cs="Times New Roman"/>
-                <w:b/>
-                <w:sz w:val="21"/>
-                <w:szCs w:val="21"/>
-                <w:u w:val="thick"/>
+                <w:sz w:val="21"/>
+                <w:szCs w:val="21"/>
+                <w:bdr w:val="single" w:sz="8" w:space="0" w:color="auto"/>
               </w:rPr>
               <w:t>)</w:t>
             </w:r>
@@ -20087,63 +19857,57 @@
             <w:r>
               <w:rPr>
                 <w:rFonts w:ascii="Times New Roman" w:eastAsia="宋体" w:hAnsi="Times New Roman" w:cs="Times New Roman"/>
-                <w:b/>
                 <w:i/>
                 <w:sz w:val="21"/>
                 <w:szCs w:val="21"/>
-                <w:u w:val="thick"/>
+                <w:bdr w:val="single" w:sz="8" w:space="0" w:color="auto"/>
               </w:rPr>
               <w:t>c</w:t>
             </w:r>
             <w:r>
               <w:rPr>
                 <w:rFonts w:ascii="Times New Roman" w:eastAsia="宋体" w:hAnsi="Times New Roman" w:cs="Times New Roman"/>
-                <w:b/>
-                <w:sz w:val="21"/>
-                <w:szCs w:val="21"/>
-                <w:u w:val="thick"/>
+                <w:sz w:val="21"/>
+                <w:szCs w:val="21"/>
+                <w:bdr w:val="single" w:sz="8" w:space="0" w:color="auto"/>
               </w:rPr>
               <w:t>²=</w:t>
             </w:r>
             <w:r>
               <w:rPr>
                 <w:rFonts w:ascii="Times New Roman" w:eastAsia="宋体" w:hAnsi="Times New Roman" w:cs="Times New Roman"/>
-                <w:b/>
                 <w:i/>
                 <w:sz w:val="21"/>
                 <w:szCs w:val="21"/>
-                <w:u w:val="thick"/>
+                <w:bdr w:val="single" w:sz="8" w:space="0" w:color="auto"/>
               </w:rPr>
               <w:t>a</w:t>
             </w:r>
             <w:r>
               <w:rPr>
                 <w:rFonts w:ascii="Times New Roman" w:eastAsia="宋体" w:hAnsi="Times New Roman" w:cs="Times New Roman"/>
-                <w:b/>
-                <w:sz w:val="21"/>
-                <w:szCs w:val="21"/>
-                <w:u w:val="thick"/>
+                <w:sz w:val="21"/>
+                <w:szCs w:val="21"/>
+                <w:bdr w:val="single" w:sz="8" w:space="0" w:color="auto"/>
               </w:rPr>
               <w:t>²-</w:t>
             </w:r>
             <w:r>
               <w:rPr>
                 <w:rFonts w:ascii="Times New Roman" w:eastAsia="宋体" w:hAnsi="Times New Roman" w:cs="Times New Roman"/>
-                <w:b/>
                 <w:i/>
                 <w:sz w:val="21"/>
                 <w:szCs w:val="21"/>
-                <w:u w:val="thick"/>
+                <w:bdr w:val="single" w:sz="8" w:space="0" w:color="auto"/>
               </w:rPr>
               <w:t>b</w:t>
             </w:r>
             <w:r>
               <w:rPr>
                 <w:rFonts w:ascii="Times New Roman" w:eastAsia="宋体" w:hAnsi="Times New Roman" w:cs="Times New Roman"/>
-                <w:b/>
-                <w:sz w:val="21"/>
-                <w:szCs w:val="21"/>
-                <w:u w:val="thick"/>
+                <w:sz w:val="21"/>
+                <w:szCs w:val="21"/>
+                <w:bdr w:val="single" w:sz="8" w:space="0" w:color="auto"/>
               </w:rPr>
               <w:t>²</w:t>
             </w:r>
@@ -20614,126 +20378,114 @@
             <w:r>
               <w:rPr>
                 <w:rFonts w:ascii="Times New Roman" w:eastAsia="宋体" w:hAnsi="Times New Roman" w:cs="Times New Roman"/>
-                <w:b/>
                 <w:i/>
                 <w:sz w:val="21"/>
                 <w:szCs w:val="21"/>
-                <w:u w:val="thick"/>
+                <w:bdr w:val="single" w:sz="8" w:space="0" w:color="auto"/>
               </w:rPr>
               <w:t>x</w:t>
             </w:r>
             <w:r>
               <w:rPr>
                 <w:rFonts w:ascii="Times New Roman" w:eastAsia="宋体" w:hAnsi="Times New Roman" w:cs="Times New Roman"/>
-                <w:b/>
-                <w:sz w:val="21"/>
-                <w:szCs w:val="21"/>
-                <w:u w:val="thick"/>
+                <w:sz w:val="21"/>
+                <w:szCs w:val="21"/>
+                <w:bdr w:val="single" w:sz="8" w:space="0" w:color="auto"/>
               </w:rPr>
               <w:t>²/</w:t>
             </w:r>
             <w:r>
               <w:rPr>
                 <w:rFonts w:ascii="Times New Roman" w:eastAsia="宋体" w:hAnsi="Times New Roman" w:cs="Times New Roman"/>
-                <w:b/>
                 <w:i/>
                 <w:sz w:val="21"/>
                 <w:szCs w:val="21"/>
-                <w:u w:val="thick"/>
+                <w:bdr w:val="single" w:sz="8" w:space="0" w:color="auto"/>
               </w:rPr>
               <w:t>a</w:t>
             </w:r>
             <w:r>
               <w:rPr>
                 <w:rFonts w:ascii="Times New Roman" w:eastAsia="宋体" w:hAnsi="Times New Roman" w:cs="Times New Roman"/>
-                <w:b/>
-                <w:sz w:val="21"/>
-                <w:szCs w:val="21"/>
-                <w:u w:val="thick"/>
+                <w:sz w:val="21"/>
+                <w:szCs w:val="21"/>
+                <w:bdr w:val="single" w:sz="8" w:space="0" w:color="auto"/>
               </w:rPr>
               <w:t>²+</w:t>
             </w:r>
             <w:r>
               <w:rPr>
                 <w:rFonts w:ascii="Times New Roman" w:eastAsia="宋体" w:hAnsi="Times New Roman" w:cs="Times New Roman"/>
-                <w:b/>
                 <w:i/>
                 <w:sz w:val="21"/>
                 <w:szCs w:val="21"/>
-                <w:u w:val="thick"/>
+                <w:bdr w:val="single" w:sz="8" w:space="0" w:color="auto"/>
               </w:rPr>
               <w:t>y</w:t>
             </w:r>
             <w:r>
               <w:rPr>
                 <w:rFonts w:ascii="Times New Roman" w:eastAsia="宋体" w:hAnsi="Times New Roman" w:cs="Times New Roman"/>
-                <w:b/>
-                <w:sz w:val="21"/>
-                <w:szCs w:val="21"/>
-                <w:u w:val="thick"/>
+                <w:sz w:val="21"/>
+                <w:szCs w:val="21"/>
+                <w:bdr w:val="single" w:sz="8" w:space="0" w:color="auto"/>
               </w:rPr>
               <w:t>²/</w:t>
             </w:r>
             <w:r>
               <w:rPr>
                 <w:rFonts w:ascii="Times New Roman" w:eastAsia="宋体" w:hAnsi="Times New Roman" w:cs="Times New Roman"/>
-                <w:b/>
                 <w:i/>
                 <w:sz w:val="21"/>
                 <w:szCs w:val="21"/>
-                <w:u w:val="thick"/>
+                <w:bdr w:val="single" w:sz="8" w:space="0" w:color="auto"/>
               </w:rPr>
               <w:t>b</w:t>
             </w:r>
             <w:r>
               <w:rPr>
                 <w:rFonts w:ascii="Times New Roman" w:eastAsia="宋体" w:hAnsi="Times New Roman" w:cs="Times New Roman"/>
-                <w:b/>
-                <w:sz w:val="21"/>
-                <w:szCs w:val="21"/>
-                <w:u w:val="thick"/>
+                <w:sz w:val="21"/>
+                <w:szCs w:val="21"/>
+                <w:bdr w:val="single" w:sz="8" w:space="0" w:color="auto"/>
               </w:rPr>
               <w:t>²=1(</w:t>
             </w:r>
             <w:r>
               <w:rPr>
                 <w:rFonts w:ascii="Times New Roman" w:eastAsia="宋体" w:hAnsi="Times New Roman" w:cs="Times New Roman"/>
-                <w:b/>
                 <w:i/>
                 <w:sz w:val="21"/>
                 <w:szCs w:val="21"/>
-                <w:u w:val="thick"/>
+                <w:bdr w:val="single" w:sz="8" w:space="0" w:color="auto"/>
               </w:rPr>
               <w:t>a</w:t>
             </w:r>
             <w:r>
               <w:rPr>
                 <w:rFonts w:ascii="Times New Roman" w:eastAsia="宋体" w:hAnsi="Times New Roman" w:cs="Times New Roman"/>
-                <w:b/>
-                <w:sz w:val="21"/>
-                <w:szCs w:val="21"/>
-                <w:u w:val="thick"/>
+                <w:sz w:val="21"/>
+                <w:szCs w:val="21"/>
+                <w:bdr w:val="single" w:sz="8" w:space="0" w:color="auto"/>
               </w:rPr>
               <w:t>&gt;</w:t>
             </w:r>
             <w:r>
               <w:rPr>
                 <w:rFonts w:ascii="Times New Roman" w:eastAsia="宋体" w:hAnsi="Times New Roman" w:cs="Times New Roman"/>
-                <w:b/>
                 <w:i/>
                 <w:sz w:val="21"/>
                 <w:szCs w:val="21"/>
-                <w:u w:val="thick"/>
+                <w:bdr w:val="single" w:sz="8" w:space="0" w:color="auto"/>
               </w:rPr>
               <w:t>b</w:t>
             </w:r>
             <w:r>
               <w:rPr>
                 <w:rFonts w:ascii="Times New Roman" w:eastAsia="宋体" w:hAnsi="Times New Roman" w:cs="Times New Roman"/>
-                <w:b/>
-                <w:sz w:val="21"/>
-                <w:szCs w:val="21"/>
-                <w:u w:val="thick"/>
+                <w:sz w:val="21"/>
+                <w:szCs w:val="21"/>
+                <w:bdr w:val="single" w:sz="8" w:space="0" w:color="auto"/>
               </w:rPr>
               <w:t>&gt;0)</w:t>
             </w:r>
@@ -20766,126 +20518,114 @@
             <w:r>
               <w:rPr>
                 <w:rFonts w:ascii="Times New Roman" w:eastAsia="宋体" w:hAnsi="Times New Roman" w:cs="Times New Roman"/>
-                <w:b/>
                 <w:i/>
                 <w:sz w:val="21"/>
                 <w:szCs w:val="21"/>
-                <w:u w:val="thick"/>
+                <w:bdr w:val="single" w:sz="8" w:space="0" w:color="auto"/>
               </w:rPr>
               <w:t>y</w:t>
             </w:r>
             <w:r>
               <w:rPr>
                 <w:rFonts w:ascii="Times New Roman" w:eastAsia="宋体" w:hAnsi="Times New Roman" w:cs="Times New Roman"/>
-                <w:b/>
-                <w:sz w:val="21"/>
-                <w:szCs w:val="21"/>
-                <w:u w:val="thick"/>
+                <w:sz w:val="21"/>
+                <w:szCs w:val="21"/>
+                <w:bdr w:val="single" w:sz="8" w:space="0" w:color="auto"/>
               </w:rPr>
               <w:t>²/</w:t>
             </w:r>
             <w:r>
               <w:rPr>
                 <w:rFonts w:ascii="Times New Roman" w:eastAsia="宋体" w:hAnsi="Times New Roman" w:cs="Times New Roman"/>
-                <w:b/>
                 <w:i/>
                 <w:sz w:val="21"/>
                 <w:szCs w:val="21"/>
-                <w:u w:val="thick"/>
+                <w:bdr w:val="single" w:sz="8" w:space="0" w:color="auto"/>
               </w:rPr>
               <w:t>a</w:t>
             </w:r>
             <w:r>
               <w:rPr>
                 <w:rFonts w:ascii="Times New Roman" w:eastAsia="宋体" w:hAnsi="Times New Roman" w:cs="Times New Roman"/>
-                <w:b/>
-                <w:sz w:val="21"/>
-                <w:szCs w:val="21"/>
-                <w:u w:val="thick"/>
+                <w:sz w:val="21"/>
+                <w:szCs w:val="21"/>
+                <w:bdr w:val="single" w:sz="8" w:space="0" w:color="auto"/>
               </w:rPr>
               <w:t>²+</w:t>
             </w:r>
             <w:r>
               <w:rPr>
                 <w:rFonts w:ascii="Times New Roman" w:eastAsia="宋体" w:hAnsi="Times New Roman" w:cs="Times New Roman"/>
-                <w:b/>
                 <w:i/>
                 <w:sz w:val="21"/>
                 <w:szCs w:val="21"/>
-                <w:u w:val="thick"/>
+                <w:bdr w:val="single" w:sz="8" w:space="0" w:color="auto"/>
               </w:rPr>
               <w:t>x</w:t>
             </w:r>
             <w:r>
               <w:rPr>
                 <w:rFonts w:ascii="Times New Roman" w:eastAsia="宋体" w:hAnsi="Times New Roman" w:cs="Times New Roman"/>
-                <w:b/>
-                <w:sz w:val="21"/>
-                <w:szCs w:val="21"/>
-                <w:u w:val="thick"/>
+                <w:sz w:val="21"/>
+                <w:szCs w:val="21"/>
+                <w:bdr w:val="single" w:sz="8" w:space="0" w:color="auto"/>
               </w:rPr>
               <w:t>²/</w:t>
             </w:r>
             <w:r>
               <w:rPr>
                 <w:rFonts w:ascii="Times New Roman" w:eastAsia="宋体" w:hAnsi="Times New Roman" w:cs="Times New Roman"/>
-                <w:b/>
                 <w:i/>
                 <w:sz w:val="21"/>
                 <w:szCs w:val="21"/>
-                <w:u w:val="thick"/>
+                <w:bdr w:val="single" w:sz="8" w:space="0" w:color="auto"/>
               </w:rPr>
               <w:t>b</w:t>
             </w:r>
             <w:r>
               <w:rPr>
                 <w:rFonts w:ascii="Times New Roman" w:eastAsia="宋体" w:hAnsi="Times New Roman" w:cs="Times New Roman"/>
-                <w:b/>
-                <w:sz w:val="21"/>
-                <w:szCs w:val="21"/>
-                <w:u w:val="thick"/>
+                <w:sz w:val="21"/>
+                <w:szCs w:val="21"/>
+                <w:bdr w:val="single" w:sz="8" w:space="0" w:color="auto"/>
               </w:rPr>
               <w:t>²=1(</w:t>
             </w:r>
             <w:r>
               <w:rPr>
                 <w:rFonts w:ascii="Times New Roman" w:eastAsia="宋体" w:hAnsi="Times New Roman" w:cs="Times New Roman"/>
-                <w:b/>
                 <w:i/>
                 <w:sz w:val="21"/>
                 <w:szCs w:val="21"/>
-                <w:u w:val="thick"/>
+                <w:bdr w:val="single" w:sz="8" w:space="0" w:color="auto"/>
               </w:rPr>
               <w:t>a</w:t>
             </w:r>
             <w:r>
               <w:rPr>
                 <w:rFonts w:ascii="Times New Roman" w:eastAsia="宋体" w:hAnsi="Times New Roman" w:cs="Times New Roman"/>
-                <w:b/>
-                <w:sz w:val="21"/>
-                <w:szCs w:val="21"/>
-                <w:u w:val="thick"/>
+                <w:sz w:val="21"/>
+                <w:szCs w:val="21"/>
+                <w:bdr w:val="single" w:sz="8" w:space="0" w:color="auto"/>
               </w:rPr>
               <w:t>&gt;</w:t>
             </w:r>
             <w:r>
               <w:rPr>
                 <w:rFonts w:ascii="Times New Roman" w:eastAsia="宋体" w:hAnsi="Times New Roman" w:cs="Times New Roman"/>
-                <w:b/>
                 <w:i/>
                 <w:sz w:val="21"/>
                 <w:szCs w:val="21"/>
-                <w:u w:val="thick"/>
+                <w:bdr w:val="single" w:sz="8" w:space="0" w:color="auto"/>
               </w:rPr>
               <w:t>b</w:t>
             </w:r>
             <w:r>
               <w:rPr>
                 <w:rFonts w:ascii="Times New Roman" w:eastAsia="宋体" w:hAnsi="Times New Roman" w:cs="Times New Roman"/>
-                <w:b/>
-                <w:sz w:val="21"/>
-                <w:szCs w:val="21"/>
-                <w:u w:val="thick"/>
+                <w:sz w:val="21"/>
+                <w:szCs w:val="21"/>
+                <w:bdr w:val="single" w:sz="8" w:space="0" w:color="auto"/>
               </w:rPr>
               <w:t>&gt;0)</w:t>
             </w:r>
@@ -20956,10 +20696,9 @@
             <w:r>
               <w:rPr>
                 <w:rFonts w:ascii="Times New Roman" w:eastAsia="宋体" w:hAnsi="Times New Roman" w:cs="Times New Roman"/>
-                <w:b/>
-                <w:sz w:val="21"/>
-                <w:szCs w:val="21"/>
-                <w:u w:val="thick"/>
+                <w:sz w:val="21"/>
+                <w:szCs w:val="21"/>
+                <w:bdr w:val="single" w:sz="8" w:space="0" w:color="auto"/>
                 <w:lang w:eastAsia="zh-CN"/>
               </w:rPr>
               <w:t>短轴长</w:t>
@@ -20967,10 +20706,9 @@
             <w:r>
               <w:rPr>
                 <w:rFonts w:ascii="Times New Roman" w:eastAsia="宋体" w:hAnsi="Times New Roman" w:cs="Times New Roman"/>
-                <w:b/>
-                <w:sz w:val="21"/>
-                <w:szCs w:val="21"/>
-                <w:u w:val="thick"/>
+                <w:sz w:val="21"/>
+                <w:szCs w:val="21"/>
+                <w:bdr w:val="single" w:sz="8" w:space="0" w:color="auto"/>
                 <w:lang w:eastAsia="zh-CN"/>
               </w:rPr>
               <w:t>|</w:t>
@@ -20978,11 +20716,10 @@
             <w:r>
               <w:rPr>
                 <w:rFonts w:ascii="Times New Roman" w:eastAsia="宋体" w:hAnsi="Times New Roman" w:cs="Times New Roman"/>
-                <w:b/>
                 <w:i/>
                 <w:sz w:val="21"/>
                 <w:szCs w:val="21"/>
-                <w:u w:val="thick"/>
+                <w:bdr w:val="single" w:sz="8" w:space="0" w:color="auto"/>
                 <w:lang w:eastAsia="zh-CN"/>
               </w:rPr>
               <w:t>B</w:t>
@@ -20990,10 +20727,9 @@
             <w:r>
               <w:rPr>
                 <w:rFonts w:ascii="Times New Roman" w:eastAsia="宋体" w:hAnsi="Times New Roman" w:cs="Times New Roman"/>
-                <w:b/>
-                <w:sz w:val="21"/>
-                <w:szCs w:val="21"/>
-                <w:u w:val="thick"/>
+                <w:sz w:val="21"/>
+                <w:szCs w:val="21"/>
+                <w:bdr w:val="single" w:sz="8" w:space="0" w:color="auto"/>
                 <w:lang w:eastAsia="zh-CN"/>
               </w:rPr>
               <w:t>₁</w:t>
@@ -21001,11 +20737,10 @@
             <w:r>
               <w:rPr>
                 <w:rFonts w:ascii="Times New Roman" w:eastAsia="宋体" w:hAnsi="Times New Roman" w:cs="Times New Roman"/>
-                <w:b/>
                 <w:i/>
                 <w:sz w:val="21"/>
                 <w:szCs w:val="21"/>
-                <w:u w:val="thick"/>
+                <w:bdr w:val="single" w:sz="8" w:space="0" w:color="auto"/>
                 <w:lang w:eastAsia="zh-CN"/>
               </w:rPr>
               <w:t>B</w:t>
@@ -21013,10 +20748,9 @@
             <w:r>
               <w:rPr>
                 <w:rFonts w:ascii="Times New Roman" w:eastAsia="宋体" w:hAnsi="Times New Roman" w:cs="Times New Roman"/>
-                <w:b/>
-                <w:sz w:val="21"/>
-                <w:szCs w:val="21"/>
-                <w:u w:val="thick"/>
+                <w:sz w:val="21"/>
+                <w:szCs w:val="21"/>
+                <w:bdr w:val="single" w:sz="8" w:space="0" w:color="auto"/>
                 <w:lang w:eastAsia="zh-CN"/>
               </w:rPr>
               <w:t>₂|=2</w:t>
@@ -21024,11 +20758,10 @@
             <w:r>
               <w:rPr>
                 <w:rFonts w:ascii="Times New Roman" w:eastAsia="宋体" w:hAnsi="Times New Roman" w:cs="Times New Roman"/>
-                <w:b/>
                 <w:i/>
                 <w:sz w:val="21"/>
                 <w:szCs w:val="21"/>
-                <w:u w:val="thick"/>
+                <w:bdr w:val="single" w:sz="8" w:space="0" w:color="auto"/>
                 <w:lang w:eastAsia="zh-CN"/>
               </w:rPr>
               <w:t>b</w:t>
@@ -21036,10 +20769,9 @@
             <w:r>
               <w:rPr>
                 <w:rFonts w:ascii="Times New Roman" w:eastAsia="宋体" w:hAnsi="Times New Roman" w:cs="Times New Roman"/>
-                <w:b/>
-                <w:sz w:val="21"/>
-                <w:szCs w:val="21"/>
-                <w:u w:val="thick"/>
+                <w:sz w:val="21"/>
+                <w:szCs w:val="21"/>
+                <w:bdr w:val="single" w:sz="8" w:space="0" w:color="auto"/>
                 <w:lang w:eastAsia="zh-CN"/>
               </w:rPr>
               <w:t>，长轴长</w:t>
@@ -21047,10 +20779,9 @@
             <w:r>
               <w:rPr>
                 <w:rFonts w:ascii="Times New Roman" w:eastAsia="宋体" w:hAnsi="Times New Roman" w:cs="Times New Roman"/>
-                <w:b/>
-                <w:sz w:val="21"/>
-                <w:szCs w:val="21"/>
-                <w:u w:val="thick"/>
+                <w:sz w:val="21"/>
+                <w:szCs w:val="21"/>
+                <w:bdr w:val="single" w:sz="8" w:space="0" w:color="auto"/>
                 <w:lang w:eastAsia="zh-CN"/>
               </w:rPr>
               <w:t>|</w:t>
@@ -21058,11 +20789,10 @@
             <w:r>
               <w:rPr>
                 <w:rFonts w:ascii="Times New Roman" w:eastAsia="宋体" w:hAnsi="Times New Roman" w:cs="Times New Roman"/>
-                <w:b/>
                 <w:i/>
                 <w:sz w:val="21"/>
                 <w:szCs w:val="21"/>
-                <w:u w:val="thick"/>
+                <w:bdr w:val="single" w:sz="8" w:space="0" w:color="auto"/>
                 <w:lang w:eastAsia="zh-CN"/>
               </w:rPr>
               <w:t>A</w:t>
@@ -21070,10 +20800,9 @@
             <w:r>
               <w:rPr>
                 <w:rFonts w:ascii="Times New Roman" w:eastAsia="宋体" w:hAnsi="Times New Roman" w:cs="Times New Roman"/>
-                <w:b/>
-                <w:sz w:val="21"/>
-                <w:szCs w:val="21"/>
-                <w:u w:val="thick"/>
+                <w:sz w:val="21"/>
+                <w:szCs w:val="21"/>
+                <w:bdr w:val="single" w:sz="8" w:space="0" w:color="auto"/>
                 <w:lang w:eastAsia="zh-CN"/>
               </w:rPr>
               <w:t>₁</w:t>
@@ -21081,11 +20810,10 @@
             <w:r>
               <w:rPr>
                 <w:rFonts w:ascii="Times New Roman" w:eastAsia="宋体" w:hAnsi="Times New Roman" w:cs="Times New Roman"/>
-                <w:b/>
                 <w:i/>
                 <w:sz w:val="21"/>
                 <w:szCs w:val="21"/>
-                <w:u w:val="thick"/>
+                <w:bdr w:val="single" w:sz="8" w:space="0" w:color="auto"/>
                 <w:lang w:eastAsia="zh-CN"/>
               </w:rPr>
               <w:t>A</w:t>
@@ -21093,10 +20821,9 @@
             <w:r>
               <w:rPr>
                 <w:rFonts w:ascii="Times New Roman" w:eastAsia="宋体" w:hAnsi="Times New Roman" w:cs="Times New Roman"/>
-                <w:b/>
-                <w:sz w:val="21"/>
-                <w:szCs w:val="21"/>
-                <w:u w:val="thick"/>
+                <w:sz w:val="21"/>
+                <w:szCs w:val="21"/>
+                <w:bdr w:val="single" w:sz="8" w:space="0" w:color="auto"/>
                 <w:lang w:eastAsia="zh-CN"/>
               </w:rPr>
               <w:t>₂|=2</w:t>
@@ -21104,11 +20831,10 @@
             <w:r>
               <w:rPr>
                 <w:rFonts w:ascii="Times New Roman" w:eastAsia="宋体" w:hAnsi="Times New Roman" w:cs="Times New Roman"/>
-                <w:b/>
                 <w:i/>
                 <w:sz w:val="21"/>
                 <w:szCs w:val="21"/>
-                <w:u w:val="thick"/>
+                <w:bdr w:val="single" w:sz="8" w:space="0" w:color="auto"/>
                 <w:lang w:eastAsia="zh-CN"/>
               </w:rPr>
               <w:t>a</w:t>
@@ -21178,31 +20904,28 @@
             <w:r>
               <w:rPr>
                 <w:rFonts w:ascii="Times New Roman" w:eastAsia="宋体" w:hAnsi="Times New Roman" w:cs="Times New Roman"/>
-                <w:b/>
-                <w:sz w:val="21"/>
-                <w:szCs w:val="21"/>
-                <w:u w:val="thick"/>
+                <w:sz w:val="21"/>
+                <w:szCs w:val="21"/>
+                <w:bdr w:val="single" w:sz="8" w:space="0" w:color="auto"/>
               </w:rPr>
               <w:t>(±</w:t>
             </w:r>
             <w:r>
               <w:rPr>
                 <w:rFonts w:ascii="Times New Roman" w:eastAsia="宋体" w:hAnsi="Times New Roman" w:cs="Times New Roman"/>
-                <w:b/>
                 <w:i/>
                 <w:sz w:val="21"/>
                 <w:szCs w:val="21"/>
-                <w:u w:val="thick"/>
+                <w:bdr w:val="single" w:sz="8" w:space="0" w:color="auto"/>
               </w:rPr>
               <w:t>c</w:t>
             </w:r>
             <w:r>
               <w:rPr>
                 <w:rFonts w:ascii="Times New Roman" w:eastAsia="宋体" w:hAnsi="Times New Roman" w:cs="Times New Roman"/>
-                <w:b/>
-                <w:sz w:val="21"/>
-                <w:szCs w:val="21"/>
-                <w:u w:val="thick"/>
+                <w:sz w:val="21"/>
+                <w:szCs w:val="21"/>
+                <w:bdr w:val="single" w:sz="8" w:space="0" w:color="auto"/>
               </w:rPr>
               <w:t>,0)</w:t>
             </w:r>
@@ -21235,31 +20958,28 @@
             <w:r>
               <w:rPr>
                 <w:rFonts w:ascii="Times New Roman" w:eastAsia="宋体" w:hAnsi="Times New Roman" w:cs="Times New Roman"/>
-                <w:b/>
-                <w:sz w:val="21"/>
-                <w:szCs w:val="21"/>
-                <w:u w:val="thick"/>
+                <w:sz w:val="21"/>
+                <w:szCs w:val="21"/>
+                <w:bdr w:val="single" w:sz="8" w:space="0" w:color="auto"/>
               </w:rPr>
               <w:t>(0,±</w:t>
             </w:r>
             <w:r>
               <w:rPr>
                 <w:rFonts w:ascii="Times New Roman" w:eastAsia="宋体" w:hAnsi="Times New Roman" w:cs="Times New Roman"/>
-                <w:b/>
                 <w:i/>
                 <w:sz w:val="21"/>
                 <w:szCs w:val="21"/>
-                <w:u w:val="thick"/>
+                <w:bdr w:val="single" w:sz="8" w:space="0" w:color="auto"/>
               </w:rPr>
               <w:t>c</w:t>
             </w:r>
             <w:r>
               <w:rPr>
                 <w:rFonts w:ascii="Times New Roman" w:eastAsia="宋体" w:hAnsi="Times New Roman" w:cs="Times New Roman"/>
-                <w:b/>
-                <w:sz w:val="21"/>
-                <w:szCs w:val="21"/>
-                <w:u w:val="thick"/>
+                <w:sz w:val="21"/>
+                <w:szCs w:val="21"/>
+                <w:bdr w:val="single" w:sz="8" w:space="0" w:color="auto"/>
               </w:rPr>
               <w:t>)</w:t>
             </w:r>
@@ -21329,63 +21049,57 @@
             <w:r>
               <w:rPr>
                 <w:rFonts w:ascii="Times New Roman" w:eastAsia="宋体" w:hAnsi="Times New Roman" w:cs="Times New Roman"/>
-                <w:b/>
-                <w:sz w:val="21"/>
-                <w:szCs w:val="21"/>
-                <w:u w:val="thick"/>
+                <w:sz w:val="21"/>
+                <w:szCs w:val="21"/>
+                <w:bdr w:val="single" w:sz="8" w:space="0" w:color="auto"/>
               </w:rPr>
               <w:t>|</w:t>
             </w:r>
             <w:r>
               <w:rPr>
                 <w:rFonts w:ascii="Times New Roman" w:eastAsia="宋体" w:hAnsi="Times New Roman" w:cs="Times New Roman"/>
-                <w:b/>
                 <w:i/>
                 <w:sz w:val="21"/>
                 <w:szCs w:val="21"/>
-                <w:u w:val="thick"/>
+                <w:bdr w:val="single" w:sz="8" w:space="0" w:color="auto"/>
               </w:rPr>
               <w:t>F</w:t>
             </w:r>
             <w:r>
               <w:rPr>
                 <w:rFonts w:ascii="Times New Roman" w:eastAsia="宋体" w:hAnsi="Times New Roman" w:cs="Times New Roman"/>
-                <w:b/>
-                <w:sz w:val="21"/>
-                <w:szCs w:val="21"/>
-                <w:u w:val="thick"/>
+                <w:sz w:val="21"/>
+                <w:szCs w:val="21"/>
+                <w:bdr w:val="single" w:sz="8" w:space="0" w:color="auto"/>
               </w:rPr>
               <w:t>₁</w:t>
             </w:r>
             <w:r>
               <w:rPr>
                 <w:rFonts w:ascii="Times New Roman" w:eastAsia="宋体" w:hAnsi="Times New Roman" w:cs="Times New Roman"/>
-                <w:b/>
                 <w:i/>
                 <w:sz w:val="21"/>
                 <w:szCs w:val="21"/>
-                <w:u w:val="thick"/>
+                <w:bdr w:val="single" w:sz="8" w:space="0" w:color="auto"/>
               </w:rPr>
               <w:t>F</w:t>
             </w:r>
             <w:r>
               <w:rPr>
                 <w:rFonts w:ascii="Times New Roman" w:eastAsia="宋体" w:hAnsi="Times New Roman" w:cs="Times New Roman"/>
-                <w:b/>
-                <w:sz w:val="21"/>
-                <w:szCs w:val="21"/>
-                <w:u w:val="thick"/>
+                <w:sz w:val="21"/>
+                <w:szCs w:val="21"/>
+                <w:bdr w:val="single" w:sz="8" w:space="0" w:color="auto"/>
               </w:rPr>
               <w:t>₂|=2</w:t>
             </w:r>
             <w:r>
               <w:rPr>
                 <w:rFonts w:ascii="Times New Roman" w:eastAsia="宋体" w:hAnsi="Times New Roman" w:cs="Times New Roman"/>
-                <w:b/>
                 <w:i/>
                 <w:sz w:val="21"/>
                 <w:szCs w:val="21"/>
-                <w:u w:val="thick"/>
+                <w:bdr w:val="single" w:sz="8" w:space="0" w:color="auto"/>
               </w:rPr>
               <w:t>c</w:t>
             </w:r>
@@ -21454,136 +21168,123 @@
             <w:r>
               <w:rPr>
                 <w:rFonts w:ascii="Times New Roman" w:eastAsia="宋体" w:hAnsi="Times New Roman" w:cs="Times New Roman"/>
-                <w:b/>
-                <w:sz w:val="21"/>
-                <w:szCs w:val="21"/>
-                <w:u w:val="thick"/>
+                <w:sz w:val="21"/>
+                <w:szCs w:val="21"/>
+                <w:bdr w:val="single" w:sz="8" w:space="0" w:color="auto"/>
               </w:rPr>
               <w:t>-</w:t>
             </w:r>
             <w:r>
               <w:rPr>
                 <w:rFonts w:ascii="Times New Roman" w:eastAsia="宋体" w:hAnsi="Times New Roman" w:cs="Times New Roman"/>
-                <w:b/>
                 <w:i/>
                 <w:sz w:val="21"/>
                 <w:szCs w:val="21"/>
-                <w:u w:val="thick"/>
+                <w:bdr w:val="single" w:sz="8" w:space="0" w:color="auto"/>
               </w:rPr>
               <w:t>a</w:t>
             </w:r>
             <w:r>
               <w:rPr>
                 <w:rFonts w:ascii="Times New Roman" w:eastAsia="宋体" w:hAnsi="Times New Roman" w:cs="Times New Roman"/>
-                <w:b/>
-                <w:sz w:val="21"/>
-                <w:szCs w:val="21"/>
-                <w:u w:val="thick"/>
+                <w:sz w:val="21"/>
+                <w:szCs w:val="21"/>
+                <w:bdr w:val="single" w:sz="8" w:space="0" w:color="auto"/>
               </w:rPr>
               <w:t>≤</w:t>
             </w:r>
             <w:r>
               <w:rPr>
                 <w:rFonts w:ascii="Times New Roman" w:eastAsia="宋体" w:hAnsi="Times New Roman" w:cs="Times New Roman"/>
-                <w:b/>
                 <w:i/>
                 <w:sz w:val="21"/>
                 <w:szCs w:val="21"/>
-                <w:u w:val="thick"/>
+                <w:bdr w:val="single" w:sz="8" w:space="0" w:color="auto"/>
               </w:rPr>
               <w:t>x</w:t>
             </w:r>
             <w:r>
               <w:rPr>
                 <w:rFonts w:ascii="Times New Roman" w:eastAsia="宋体" w:hAnsi="Times New Roman" w:cs="Times New Roman"/>
-                <w:b/>
-                <w:sz w:val="21"/>
-                <w:szCs w:val="21"/>
-                <w:u w:val="thick"/>
+                <w:sz w:val="21"/>
+                <w:szCs w:val="21"/>
+                <w:bdr w:val="single" w:sz="8" w:space="0" w:color="auto"/>
               </w:rPr>
               <w:t>≤</w:t>
             </w:r>
             <w:r>
               <w:rPr>
                 <w:rFonts w:ascii="Times New Roman" w:eastAsia="宋体" w:hAnsi="Times New Roman" w:cs="Times New Roman"/>
-                <w:b/>
                 <w:i/>
                 <w:sz w:val="21"/>
                 <w:szCs w:val="21"/>
-                <w:u w:val="thick"/>
+                <w:bdr w:val="single" w:sz="8" w:space="0" w:color="auto"/>
               </w:rPr>
               <w:t>a</w:t>
             </w:r>
             <w:r>
               <w:rPr>
                 <w:rFonts w:ascii="Times New Roman" w:eastAsia="宋体" w:hAnsi="Times New Roman" w:cs="Times New Roman"/>
-                <w:b/>
-                <w:sz w:val="21"/>
-                <w:szCs w:val="21"/>
-                <w:u w:val="thick"/>
+                <w:sz w:val="21"/>
+                <w:szCs w:val="21"/>
+                <w:bdr w:val="single" w:sz="8" w:space="0" w:color="auto"/>
               </w:rPr>
               <w:t>且</w:t>
             </w:r>
             <w:r>
               <w:rPr>
                 <w:rFonts w:ascii="Times New Roman" w:eastAsia="宋体" w:hAnsi="Times New Roman" w:cs="Times New Roman"/>
-                <w:b/>
-                <w:sz w:val="21"/>
-                <w:szCs w:val="21"/>
-                <w:u w:val="thick"/>
+                <w:sz w:val="21"/>
+                <w:szCs w:val="21"/>
+                <w:bdr w:val="single" w:sz="8" w:space="0" w:color="auto"/>
               </w:rPr>
               <w:t>-</w:t>
             </w:r>
             <w:r>
               <w:rPr>
                 <w:rFonts w:ascii="Times New Roman" w:eastAsia="宋体" w:hAnsi="Times New Roman" w:cs="Times New Roman"/>
-                <w:b/>
                 <w:i/>
                 <w:sz w:val="21"/>
                 <w:szCs w:val="21"/>
-                <w:u w:val="thick"/>
+                <w:bdr w:val="single" w:sz="8" w:space="0" w:color="auto"/>
               </w:rPr>
               <w:t>b</w:t>
             </w:r>
             <w:r>
               <w:rPr>
                 <w:rFonts w:ascii="Times New Roman" w:eastAsia="宋体" w:hAnsi="Times New Roman" w:cs="Times New Roman"/>
-                <w:b/>
-                <w:sz w:val="21"/>
-                <w:szCs w:val="21"/>
-                <w:u w:val="thick"/>
+                <w:sz w:val="21"/>
+                <w:szCs w:val="21"/>
+                <w:bdr w:val="single" w:sz="8" w:space="0" w:color="auto"/>
               </w:rPr>
               <w:t>≤</w:t>
             </w:r>
             <w:r>
               <w:rPr>
                 <w:rFonts w:ascii="Times New Roman" w:eastAsia="宋体" w:hAnsi="Times New Roman" w:cs="Times New Roman"/>
-                <w:b/>
                 <w:i/>
                 <w:sz w:val="21"/>
                 <w:szCs w:val="21"/>
-                <w:u w:val="thick"/>
+                <w:bdr w:val="single" w:sz="8" w:space="0" w:color="auto"/>
               </w:rPr>
               <w:t>y</w:t>
             </w:r>
             <w:r>
               <w:rPr>
                 <w:rFonts w:ascii="Times New Roman" w:eastAsia="宋体" w:hAnsi="Times New Roman" w:cs="Times New Roman"/>
-                <w:b/>
-                <w:sz w:val="21"/>
-                <w:szCs w:val="21"/>
-                <w:u w:val="thick"/>
+                <w:sz w:val="21"/>
+                <w:szCs w:val="21"/>
+                <w:bdr w:val="single" w:sz="8" w:space="0" w:color="auto"/>
               </w:rPr>
               <w:t>≤</w:t>
             </w:r>
             <w:r>
               <w:rPr>
                 <w:rFonts w:ascii="Times New Roman" w:eastAsia="宋体" w:hAnsi="Times New Roman" w:cs="Times New Roman"/>
-                <w:b/>
                 <w:i/>
                 <w:sz w:val="21"/>
                 <w:szCs w:val="21"/>
-                <w:u w:val="thick"/>
+                <w:bdr w:val="single" w:sz="8" w:space="0" w:color="auto"/>
               </w:rPr>
               <w:t>b</w:t>
             </w:r>
@@ -21616,136 +21317,123 @@
             <w:r>
               <w:rPr>
                 <w:rFonts w:ascii="Times New Roman" w:eastAsia="宋体" w:hAnsi="Times New Roman" w:cs="Times New Roman"/>
-                <w:b/>
-                <w:sz w:val="21"/>
-                <w:szCs w:val="21"/>
-                <w:u w:val="thick"/>
+                <w:sz w:val="21"/>
+                <w:szCs w:val="21"/>
+                <w:bdr w:val="single" w:sz="8" w:space="0" w:color="auto"/>
               </w:rPr>
               <w:t>-</w:t>
             </w:r>
             <w:r>
               <w:rPr>
                 <w:rFonts w:ascii="Times New Roman" w:eastAsia="宋体" w:hAnsi="Times New Roman" w:cs="Times New Roman"/>
-                <w:b/>
                 <w:i/>
                 <w:sz w:val="21"/>
                 <w:szCs w:val="21"/>
-                <w:u w:val="thick"/>
+                <w:bdr w:val="single" w:sz="8" w:space="0" w:color="auto"/>
               </w:rPr>
               <w:t>b</w:t>
             </w:r>
             <w:r>
               <w:rPr>
                 <w:rFonts w:ascii="Times New Roman" w:eastAsia="宋体" w:hAnsi="Times New Roman" w:cs="Times New Roman"/>
-                <w:b/>
-                <w:sz w:val="21"/>
-                <w:szCs w:val="21"/>
-                <w:u w:val="thick"/>
+                <w:sz w:val="21"/>
+                <w:szCs w:val="21"/>
+                <w:bdr w:val="single" w:sz="8" w:space="0" w:color="auto"/>
               </w:rPr>
               <w:t>≤</w:t>
             </w:r>
             <w:r>
               <w:rPr>
                 <w:rFonts w:ascii="Times New Roman" w:eastAsia="宋体" w:hAnsi="Times New Roman" w:cs="Times New Roman"/>
-                <w:b/>
                 <w:i/>
                 <w:sz w:val="21"/>
                 <w:szCs w:val="21"/>
-                <w:u w:val="thick"/>
+                <w:bdr w:val="single" w:sz="8" w:space="0" w:color="auto"/>
               </w:rPr>
               <w:t>x</w:t>
             </w:r>
             <w:r>
               <w:rPr>
                 <w:rFonts w:ascii="Times New Roman" w:eastAsia="宋体" w:hAnsi="Times New Roman" w:cs="Times New Roman"/>
-                <w:b/>
-                <w:sz w:val="21"/>
-                <w:szCs w:val="21"/>
-                <w:u w:val="thick"/>
+                <w:sz w:val="21"/>
+                <w:szCs w:val="21"/>
+                <w:bdr w:val="single" w:sz="8" w:space="0" w:color="auto"/>
               </w:rPr>
               <w:t>≤</w:t>
             </w:r>
             <w:r>
               <w:rPr>
                 <w:rFonts w:ascii="Times New Roman" w:eastAsia="宋体" w:hAnsi="Times New Roman" w:cs="Times New Roman"/>
-                <w:b/>
                 <w:i/>
                 <w:sz w:val="21"/>
                 <w:szCs w:val="21"/>
-                <w:u w:val="thick"/>
+                <w:bdr w:val="single" w:sz="8" w:space="0" w:color="auto"/>
               </w:rPr>
               <w:t>b</w:t>
             </w:r>
             <w:r>
               <w:rPr>
                 <w:rFonts w:ascii="Times New Roman" w:eastAsia="宋体" w:hAnsi="Times New Roman" w:cs="Times New Roman"/>
-                <w:b/>
-                <w:sz w:val="21"/>
-                <w:szCs w:val="21"/>
-                <w:u w:val="thick"/>
+                <w:sz w:val="21"/>
+                <w:szCs w:val="21"/>
+                <w:bdr w:val="single" w:sz="8" w:space="0" w:color="auto"/>
               </w:rPr>
               <w:t>且</w:t>
             </w:r>
             <w:r>
               <w:rPr>
                 <w:rFonts w:ascii="Times New Roman" w:eastAsia="宋体" w:hAnsi="Times New Roman" w:cs="Times New Roman"/>
-                <w:b/>
-                <w:sz w:val="21"/>
-                <w:szCs w:val="21"/>
-                <w:u w:val="thick"/>
+                <w:sz w:val="21"/>
+                <w:szCs w:val="21"/>
+                <w:bdr w:val="single" w:sz="8" w:space="0" w:color="auto"/>
               </w:rPr>
               <w:t>-</w:t>
             </w:r>
             <w:r>
               <w:rPr>
                 <w:rFonts w:ascii="Times New Roman" w:eastAsia="宋体" w:hAnsi="Times New Roman" w:cs="Times New Roman"/>
-                <w:b/>
                 <w:i/>
                 <w:sz w:val="21"/>
                 <w:szCs w:val="21"/>
-                <w:u w:val="thick"/>
+                <w:bdr w:val="single" w:sz="8" w:space="0" w:color="auto"/>
               </w:rPr>
               <w:t>a</w:t>
             </w:r>
             <w:r>
               <w:rPr>
                 <w:rFonts w:ascii="Times New Roman" w:eastAsia="宋体" w:hAnsi="Times New Roman" w:cs="Times New Roman"/>
-                <w:b/>
-                <w:sz w:val="21"/>
-                <w:szCs w:val="21"/>
-                <w:u w:val="thick"/>
+                <w:sz w:val="21"/>
+                <w:szCs w:val="21"/>
+                <w:bdr w:val="single" w:sz="8" w:space="0" w:color="auto"/>
               </w:rPr>
               <w:t>≤</w:t>
             </w:r>
             <w:r>
               <w:rPr>
                 <w:rFonts w:ascii="Times New Roman" w:eastAsia="宋体" w:hAnsi="Times New Roman" w:cs="Times New Roman"/>
-                <w:b/>
                 <w:i/>
                 <w:sz w:val="21"/>
                 <w:szCs w:val="21"/>
-                <w:u w:val="thick"/>
+                <w:bdr w:val="single" w:sz="8" w:space="0" w:color="auto"/>
               </w:rPr>
               <w:t>y</w:t>
             </w:r>
             <w:r>
               <w:rPr>
                 <w:rFonts w:ascii="Times New Roman" w:eastAsia="宋体" w:hAnsi="Times New Roman" w:cs="Times New Roman"/>
-                <w:b/>
-                <w:sz w:val="21"/>
-                <w:szCs w:val="21"/>
-                <w:u w:val="thick"/>
+                <w:sz w:val="21"/>
+                <w:szCs w:val="21"/>
+                <w:bdr w:val="single" w:sz="8" w:space="0" w:color="auto"/>
               </w:rPr>
               <w:t>≤</w:t>
             </w:r>
             <w:r>
               <w:rPr>
                 <w:rFonts w:ascii="Times New Roman" w:eastAsia="宋体" w:hAnsi="Times New Roman" w:cs="Times New Roman"/>
-                <w:b/>
                 <w:i/>
                 <w:sz w:val="21"/>
                 <w:szCs w:val="21"/>
-                <w:u w:val="thick"/>
+                <w:bdr w:val="single" w:sz="8" w:space="0" w:color="auto"/>
               </w:rPr>
               <w:t>a</w:t>
             </w:r>
@@ -21825,11 +21513,10 @@
             <w:r>
               <w:rPr>
                 <w:rFonts w:ascii="Times New Roman" w:eastAsia="宋体" w:hAnsi="Times New Roman" w:cs="Times New Roman"/>
-                <w:b/>
                 <w:i/>
                 <w:sz w:val="21"/>
                 <w:szCs w:val="21"/>
-                <w:u w:val="thick"/>
+                <w:bdr w:val="single" w:sz="8" w:space="0" w:color="auto"/>
                 <w:lang w:eastAsia="zh-CN"/>
               </w:rPr>
               <w:t>x</w:t>
@@ -21837,10 +21524,9 @@
             <w:r>
               <w:rPr>
                 <w:rFonts w:ascii="Times New Roman" w:eastAsia="宋体" w:hAnsi="Times New Roman" w:cs="Times New Roman"/>
-                <w:b/>
-                <w:sz w:val="21"/>
-                <w:szCs w:val="21"/>
-                <w:u w:val="thick"/>
+                <w:sz w:val="21"/>
+                <w:szCs w:val="21"/>
+                <w:bdr w:val="single" w:sz="8" w:space="0" w:color="auto"/>
                 <w:lang w:eastAsia="zh-CN"/>
               </w:rPr>
               <w:t>轴，</w:t>
@@ -21848,11 +21534,10 @@
             <w:r>
               <w:rPr>
                 <w:rFonts w:ascii="Times New Roman" w:eastAsia="宋体" w:hAnsi="Times New Roman" w:cs="Times New Roman"/>
-                <w:b/>
                 <w:i/>
                 <w:sz w:val="21"/>
                 <w:szCs w:val="21"/>
-                <w:u w:val="thick"/>
+                <w:bdr w:val="single" w:sz="8" w:space="0" w:color="auto"/>
                 <w:lang w:eastAsia="zh-CN"/>
               </w:rPr>
               <w:t>y</w:t>
@@ -21860,10 +21545,9 @@
             <w:r>
               <w:rPr>
                 <w:rFonts w:ascii="Times New Roman" w:eastAsia="宋体" w:hAnsi="Times New Roman" w:cs="Times New Roman"/>
-                <w:b/>
-                <w:sz w:val="21"/>
-                <w:szCs w:val="21"/>
-                <w:u w:val="thick"/>
+                <w:sz w:val="21"/>
+                <w:szCs w:val="21"/>
+                <w:bdr w:val="single" w:sz="8" w:space="0" w:color="auto"/>
                 <w:lang w:eastAsia="zh-CN"/>
               </w:rPr>
               <w:t>轴</w:t>
@@ -21880,10 +21564,9 @@
             <w:r>
               <w:rPr>
                 <w:rFonts w:ascii="Times New Roman" w:eastAsia="宋体" w:hAnsi="Times New Roman" w:cs="Times New Roman"/>
-                <w:b/>
-                <w:sz w:val="21"/>
-                <w:szCs w:val="21"/>
-                <w:u w:val="thick"/>
+                <w:sz w:val="21"/>
+                <w:szCs w:val="21"/>
+                <w:bdr w:val="single" w:sz="8" w:space="0" w:color="auto"/>
                 <w:lang w:eastAsia="zh-CN"/>
               </w:rPr>
               <w:t>坐标原点</w:t>
@@ -21953,72 +21636,65 @@
             <w:r>
               <w:rPr>
                 <w:rFonts w:ascii="Times New Roman" w:eastAsia="宋体" w:hAnsi="Times New Roman" w:cs="Times New Roman"/>
-                <w:b/>
-                <w:sz w:val="21"/>
-                <w:szCs w:val="21"/>
-                <w:u w:val="thick"/>
+                <w:sz w:val="21"/>
+                <w:szCs w:val="21"/>
+                <w:bdr w:val="single" w:sz="8" w:space="0" w:color="auto"/>
               </w:rPr>
               <w:t>(±</w:t>
             </w:r>
             <w:r>
               <w:rPr>
                 <w:rFonts w:ascii="Times New Roman" w:eastAsia="宋体" w:hAnsi="Times New Roman" w:cs="Times New Roman"/>
-                <w:b/>
                 <w:i/>
                 <w:sz w:val="21"/>
                 <w:szCs w:val="21"/>
-                <w:u w:val="thick"/>
+                <w:bdr w:val="single" w:sz="8" w:space="0" w:color="auto"/>
               </w:rPr>
               <w:t>a</w:t>
             </w:r>
             <w:r>
               <w:rPr>
                 <w:rFonts w:ascii="Times New Roman" w:eastAsia="宋体" w:hAnsi="Times New Roman" w:cs="Times New Roman"/>
-                <w:b/>
-                <w:sz w:val="21"/>
-                <w:szCs w:val="21"/>
-                <w:u w:val="thick"/>
+                <w:sz w:val="21"/>
+                <w:szCs w:val="21"/>
+                <w:bdr w:val="single" w:sz="8" w:space="0" w:color="auto"/>
               </w:rPr>
               <w:t>,0)</w:t>
             </w:r>
             <w:r>
               <w:rPr>
                 <w:rFonts w:ascii="Times New Roman" w:eastAsia="宋体" w:hAnsi="Times New Roman" w:cs="Times New Roman"/>
-                <w:b/>
-                <w:sz w:val="21"/>
-                <w:szCs w:val="21"/>
-                <w:u w:val="thick"/>
+                <w:sz w:val="21"/>
+                <w:szCs w:val="21"/>
+                <w:bdr w:val="single" w:sz="8" w:space="0" w:color="auto"/>
               </w:rPr>
               <w:t>，</w:t>
             </w:r>
             <w:r>
               <w:rPr>
                 <w:rFonts w:ascii="Times New Roman" w:eastAsia="宋体" w:hAnsi="Times New Roman" w:cs="Times New Roman"/>
-                <w:b/>
-                <w:sz w:val="21"/>
-                <w:szCs w:val="21"/>
-                <w:u w:val="thick"/>
+                <w:sz w:val="21"/>
+                <w:szCs w:val="21"/>
+                <w:bdr w:val="single" w:sz="8" w:space="0" w:color="auto"/>
               </w:rPr>
               <w:t>(0,±</w:t>
             </w:r>
             <w:r>
               <w:rPr>
                 <w:rFonts w:ascii="Times New Roman" w:eastAsia="宋体" w:hAnsi="Times New Roman" w:cs="Times New Roman"/>
-                <w:b/>
                 <w:i/>
                 <w:sz w:val="21"/>
                 <w:szCs w:val="21"/>
-                <w:u w:val="thick"/>
+                <w:bdr w:val="single" w:sz="8" w:space="0" w:color="auto"/>
               </w:rPr>
               <w:t>b</w:t>
             </w:r>
             <w:r>
               <w:rPr>
                 <w:rFonts w:ascii="Times New Roman" w:eastAsia="宋体" w:hAnsi="Times New Roman" w:cs="Times New Roman"/>
-                <w:b/>
-                <w:sz w:val="21"/>
-                <w:szCs w:val="21"/>
-                <w:u w:val="thick"/>
+                <w:sz w:val="21"/>
+                <w:szCs w:val="21"/>
+                <w:bdr w:val="single" w:sz="8" w:space="0" w:color="auto"/>
               </w:rPr>
               <w:t>)</w:t>
             </w:r>
@@ -22051,72 +21727,65 @@
             <w:r>
               <w:rPr>
                 <w:rFonts w:ascii="Times New Roman" w:eastAsia="宋体" w:hAnsi="Times New Roman" w:cs="Times New Roman"/>
-                <w:b/>
-                <w:sz w:val="21"/>
-                <w:szCs w:val="21"/>
-                <w:u w:val="thick"/>
+                <w:sz w:val="21"/>
+                <w:szCs w:val="21"/>
+                <w:bdr w:val="single" w:sz="8" w:space="0" w:color="auto"/>
               </w:rPr>
               <w:t>(0,±</w:t>
             </w:r>
             <w:r>
               <w:rPr>
                 <w:rFonts w:ascii="Times New Roman" w:eastAsia="宋体" w:hAnsi="Times New Roman" w:cs="Times New Roman"/>
-                <w:b/>
                 <w:i/>
                 <w:sz w:val="21"/>
                 <w:szCs w:val="21"/>
-                <w:u w:val="thick"/>
+                <w:bdr w:val="single" w:sz="8" w:space="0" w:color="auto"/>
               </w:rPr>
               <w:t>a</w:t>
             </w:r>
             <w:r>
               <w:rPr>
                 <w:rFonts w:ascii="Times New Roman" w:eastAsia="宋体" w:hAnsi="Times New Roman" w:cs="Times New Roman"/>
-                <w:b/>
-                <w:sz w:val="21"/>
-                <w:szCs w:val="21"/>
-                <w:u w:val="thick"/>
+                <w:sz w:val="21"/>
+                <w:szCs w:val="21"/>
+                <w:bdr w:val="single" w:sz="8" w:space="0" w:color="auto"/>
               </w:rPr>
               <w:t>)</w:t>
             </w:r>
             <w:r>
               <w:rPr>
                 <w:rFonts w:ascii="Times New Roman" w:eastAsia="宋体" w:hAnsi="Times New Roman" w:cs="Times New Roman"/>
-                <w:b/>
-                <w:sz w:val="21"/>
-                <w:szCs w:val="21"/>
-                <w:u w:val="thick"/>
+                <w:sz w:val="21"/>
+                <w:szCs w:val="21"/>
+                <w:bdr w:val="single" w:sz="8" w:space="0" w:color="auto"/>
               </w:rPr>
               <w:t>，</w:t>
             </w:r>
             <w:r>
               <w:rPr>
                 <w:rFonts w:ascii="Times New Roman" w:eastAsia="宋体" w:hAnsi="Times New Roman" w:cs="Times New Roman"/>
-                <w:b/>
-                <w:sz w:val="21"/>
-                <w:szCs w:val="21"/>
-                <w:u w:val="thick"/>
+                <w:sz w:val="21"/>
+                <w:szCs w:val="21"/>
+                <w:bdr w:val="single" w:sz="8" w:space="0" w:color="auto"/>
               </w:rPr>
               <w:t>(±</w:t>
             </w:r>
             <w:r>
               <w:rPr>
                 <w:rFonts w:ascii="Times New Roman" w:eastAsia="宋体" w:hAnsi="Times New Roman" w:cs="Times New Roman"/>
-                <w:b/>
                 <w:i/>
                 <w:sz w:val="21"/>
                 <w:szCs w:val="21"/>
-                <w:u w:val="thick"/>
+                <w:bdr w:val="single" w:sz="8" w:space="0" w:color="auto"/>
               </w:rPr>
               <w:t>b</w:t>
             </w:r>
             <w:r>
               <w:rPr>
                 <w:rFonts w:ascii="Times New Roman" w:eastAsia="宋体" w:hAnsi="Times New Roman" w:cs="Times New Roman"/>
-                <w:b/>
-                <w:sz w:val="21"/>
-                <w:szCs w:val="21"/>
-                <w:u w:val="thick"/>
+                <w:sz w:val="21"/>
+                <w:szCs w:val="21"/>
+                <w:bdr w:val="single" w:sz="8" w:space="0" w:color="auto"/>
               </w:rPr>
               <w:t>,0)</w:t>
             </w:r>
@@ -22186,84 +21855,76 @@
             <w:r>
               <w:rPr>
                 <w:rFonts w:ascii="Times New Roman" w:eastAsia="宋体" w:hAnsi="Times New Roman" w:cs="Times New Roman"/>
-                <w:b/>
                 <w:i/>
                 <w:sz w:val="21"/>
                 <w:szCs w:val="21"/>
-                <w:u w:val="thick"/>
+                <w:bdr w:val="single" w:sz="8" w:space="0" w:color="auto"/>
               </w:rPr>
               <w:t>e</w:t>
             </w:r>
             <w:r>
               <w:rPr>
                 <w:rFonts w:ascii="Times New Roman" w:eastAsia="宋体" w:hAnsi="Times New Roman" w:cs="Times New Roman"/>
-                <w:b/>
-                <w:sz w:val="21"/>
-                <w:szCs w:val="21"/>
-                <w:u w:val="thick"/>
+                <w:sz w:val="21"/>
+                <w:szCs w:val="21"/>
+                <w:bdr w:val="single" w:sz="8" w:space="0" w:color="auto"/>
               </w:rPr>
               <w:t>=</w:t>
             </w:r>
             <w:r>
               <w:rPr>
                 <w:rFonts w:ascii="Times New Roman" w:eastAsia="宋体" w:hAnsi="Times New Roman" w:cs="Times New Roman"/>
-                <w:b/>
                 <w:i/>
                 <w:sz w:val="21"/>
                 <w:szCs w:val="21"/>
-                <w:u w:val="thick"/>
+                <w:bdr w:val="single" w:sz="8" w:space="0" w:color="auto"/>
               </w:rPr>
               <w:t>c</w:t>
             </w:r>
             <w:r>
               <w:rPr>
                 <w:rFonts w:ascii="Times New Roman" w:eastAsia="宋体" w:hAnsi="Times New Roman" w:cs="Times New Roman"/>
-                <w:b/>
-                <w:sz w:val="21"/>
-                <w:szCs w:val="21"/>
-                <w:u w:val="thick"/>
+                <w:sz w:val="21"/>
+                <w:szCs w:val="21"/>
+                <w:bdr w:val="single" w:sz="8" w:space="0" w:color="auto"/>
               </w:rPr>
               <w:t>/</w:t>
             </w:r>
             <w:r>
               <w:rPr>
                 <w:rFonts w:ascii="Times New Roman" w:eastAsia="宋体" w:hAnsi="Times New Roman" w:cs="Times New Roman"/>
-                <w:b/>
                 <w:i/>
                 <w:sz w:val="21"/>
                 <w:szCs w:val="21"/>
-                <w:u w:val="thick"/>
+                <w:bdr w:val="single" w:sz="8" w:space="0" w:color="auto"/>
               </w:rPr>
               <w:t>a</w:t>
             </w:r>
             <w:r>
               <w:rPr>
                 <w:rFonts w:ascii="Times New Roman" w:eastAsia="宋体" w:hAnsi="Times New Roman" w:cs="Times New Roman"/>
-                <w:b/>
-                <w:sz w:val="21"/>
-                <w:szCs w:val="21"/>
-                <w:u w:val="thick"/>
+                <w:sz w:val="21"/>
+                <w:szCs w:val="21"/>
+                <w:bdr w:val="single" w:sz="8" w:space="0" w:color="auto"/>
               </w:rPr>
               <w:t>(0&lt;</w:t>
             </w:r>
             <w:r>
               <w:rPr>
                 <w:rFonts w:ascii="Times New Roman" w:eastAsia="宋体" w:hAnsi="Times New Roman" w:cs="Times New Roman"/>
-                <w:b/>
                 <w:i/>
                 <w:sz w:val="21"/>
                 <w:szCs w:val="21"/>
-                <w:u w:val="thick"/>
+                <w:bdr w:val="single" w:sz="8" w:space="0" w:color="auto"/>
               </w:rPr>
               <w:t>e</w:t>
             </w:r>
             <w:r>
               <w:rPr>
                 <w:rFonts w:ascii="Times New Roman" w:eastAsia="宋体" w:hAnsi="Times New Roman" w:cs="Times New Roman"/>
-                <w:b/>
-                <w:sz w:val="21"/>
-                <w:szCs w:val="21"/>
-                <w:u w:val="thick"/>
+                <w:sz w:val="21"/>
+                <w:szCs w:val="21"/>
+                <w:bdr w:val="single" w:sz="8" w:space="0" w:color="auto"/>
               </w:rPr>
               <w:t>&lt;1)</w:t>
             </w:r>
@@ -22455,10 +22116,9 @@
       <w:r>
         <w:rPr>
           <w:rFonts w:ascii="Times New Roman" w:eastAsia="宋体" w:hAnsi="Times New Roman" w:cs="Times New Roman"/>
-          <w:b/>
-          <w:sz w:val="21"/>
-          <w:szCs w:val="21"/>
-          <w:u w:val="thick"/>
+          <w:sz w:val="21"/>
+          <w:szCs w:val="21"/>
+          <w:bdr w:val="single" w:sz="8" w:space="0" w:color="auto"/>
           <w:lang w:eastAsia="zh-CN"/>
         </w:rPr>
         <w:t>差的绝对值</w:t>
@@ -22475,10 +22135,9 @@
       <w:r>
         <w:rPr>
           <w:rFonts w:ascii="Times New Roman" w:eastAsia="宋体" w:hAnsi="Times New Roman" w:cs="Times New Roman"/>
-          <w:b/>
-          <w:sz w:val="21"/>
-          <w:szCs w:val="21"/>
-          <w:u w:val="thick"/>
+          <w:sz w:val="21"/>
+          <w:szCs w:val="21"/>
+          <w:bdr w:val="single" w:sz="8" w:space="0" w:color="auto"/>
           <w:lang w:eastAsia="zh-CN"/>
         </w:rPr>
         <w:t>|</w:t>
@@ -22486,11 +22145,10 @@
       <w:r>
         <w:rPr>
           <w:rFonts w:ascii="Times New Roman" w:eastAsia="宋体" w:hAnsi="Times New Roman" w:cs="Times New Roman"/>
-          <w:b/>
           <w:i/>
           <w:sz w:val="21"/>
           <w:szCs w:val="21"/>
-          <w:u w:val="thick"/>
+          <w:bdr w:val="single" w:sz="8" w:space="0" w:color="auto"/>
           <w:lang w:eastAsia="zh-CN"/>
         </w:rPr>
         <w:t>F</w:t>
@@ -22498,10 +22156,9 @@
       <w:r>
         <w:rPr>
           <w:rFonts w:ascii="Times New Roman" w:eastAsia="宋体" w:hAnsi="Times New Roman" w:cs="Times New Roman"/>
-          <w:b/>
-          <w:sz w:val="21"/>
-          <w:szCs w:val="21"/>
-          <w:u w:val="thick"/>
+          <w:sz w:val="21"/>
+          <w:szCs w:val="21"/>
+          <w:bdr w:val="single" w:sz="8" w:space="0" w:color="auto"/>
           <w:lang w:eastAsia="zh-CN"/>
         </w:rPr>
         <w:t>₁</w:t>
@@ -22509,11 +22166,10 @@
       <w:r>
         <w:rPr>
           <w:rFonts w:ascii="Times New Roman" w:eastAsia="宋体" w:hAnsi="Times New Roman" w:cs="Times New Roman"/>
-          <w:b/>
           <w:i/>
           <w:sz w:val="21"/>
           <w:szCs w:val="21"/>
-          <w:u w:val="thick"/>
+          <w:bdr w:val="single" w:sz="8" w:space="0" w:color="auto"/>
           <w:lang w:eastAsia="zh-CN"/>
         </w:rPr>
         <w:t>F</w:t>
@@ -22521,10 +22177,9 @@
       <w:r>
         <w:rPr>
           <w:rFonts w:ascii="Times New Roman" w:eastAsia="宋体" w:hAnsi="Times New Roman" w:cs="Times New Roman"/>
-          <w:b/>
-          <w:sz w:val="21"/>
-          <w:szCs w:val="21"/>
-          <w:u w:val="thick"/>
+          <w:sz w:val="21"/>
+          <w:szCs w:val="21"/>
+          <w:bdr w:val="single" w:sz="8" w:space="0" w:color="auto"/>
           <w:lang w:eastAsia="zh-CN"/>
         </w:rPr>
         <w:t>₂|</w:t>
@@ -22570,11 +22225,10 @@
       <w:r>
         <w:rPr>
           <w:rFonts w:ascii="Times New Roman" w:eastAsia="宋体" w:hAnsi="Times New Roman" w:cs="Times New Roman"/>
-          <w:b/>
           <w:i/>
           <w:sz w:val="21"/>
           <w:szCs w:val="21"/>
-          <w:u w:val="thick"/>
+          <w:bdr w:val="single" w:sz="8" w:space="0" w:color="auto"/>
           <w:lang w:eastAsia="zh-CN"/>
         </w:rPr>
         <w:t>F</w:t>
@@ -22582,10 +22236,9 @@
       <w:r>
         <w:rPr>
           <w:rFonts w:ascii="Times New Roman" w:eastAsia="宋体" w:hAnsi="Times New Roman" w:cs="Times New Roman"/>
-          <w:b/>
-          <w:sz w:val="21"/>
-          <w:szCs w:val="21"/>
-          <w:u w:val="thick"/>
+          <w:sz w:val="21"/>
+          <w:szCs w:val="21"/>
+          <w:bdr w:val="single" w:sz="8" w:space="0" w:color="auto"/>
           <w:lang w:eastAsia="zh-CN"/>
         </w:rPr>
         <w:t>₁,</w:t>
@@ -22593,11 +22246,10 @@
       <w:r>
         <w:rPr>
           <w:rFonts w:ascii="Times New Roman" w:eastAsia="宋体" w:hAnsi="Times New Roman" w:cs="Times New Roman"/>
-          <w:b/>
           <w:i/>
           <w:sz w:val="21"/>
           <w:szCs w:val="21"/>
-          <w:u w:val="thick"/>
+          <w:bdr w:val="single" w:sz="8" w:space="0" w:color="auto"/>
           <w:lang w:eastAsia="zh-CN"/>
         </w:rPr>
         <w:t>F</w:t>
@@ -22605,10 +22257,9 @@
       <w:r>
         <w:rPr>
           <w:rFonts w:ascii="Times New Roman" w:eastAsia="宋体" w:hAnsi="Times New Roman" w:cs="Times New Roman"/>
-          <w:b/>
-          <w:sz w:val="21"/>
-          <w:szCs w:val="21"/>
-          <w:u w:val="thick"/>
+          <w:sz w:val="21"/>
+          <w:szCs w:val="21"/>
+          <w:bdr w:val="single" w:sz="8" w:space="0" w:color="auto"/>
           <w:lang w:eastAsia="zh-CN"/>
         </w:rPr>
         <w:t>₂</w:t>
@@ -22654,10 +22305,9 @@
       <w:r>
         <w:rPr>
           <w:rFonts w:ascii="Times New Roman" w:eastAsia="宋体" w:hAnsi="Times New Roman" w:cs="Times New Roman"/>
-          <w:b/>
-          <w:sz w:val="21"/>
-          <w:szCs w:val="21"/>
-          <w:u w:val="thick"/>
+          <w:sz w:val="21"/>
+          <w:szCs w:val="21"/>
+          <w:bdr w:val="single" w:sz="8" w:space="0" w:color="auto"/>
           <w:lang w:eastAsia="zh-CN"/>
         </w:rPr>
         <w:t>两焦点间</w:t>
@@ -22778,168 +22428,152 @@
       <w:r>
         <w:rPr>
           <w:rFonts w:ascii="Times New Roman" w:eastAsia="宋体" w:hAnsi="Times New Roman" w:cs="Times New Roman"/>
-          <w:b/>
           <w:i/>
           <w:sz w:val="21"/>
           <w:szCs w:val="21"/>
-          <w:u w:val="thick"/>
+          <w:bdr w:val="single" w:sz="8" w:space="0" w:color="auto"/>
         </w:rPr>
         <w:t>P</w:t>
       </w:r>
       <w:r>
         <w:rPr>
           <w:rFonts w:ascii="Times New Roman" w:eastAsia="宋体" w:hAnsi="Times New Roman" w:cs="Times New Roman"/>
-          <w:b/>
-          <w:sz w:val="21"/>
-          <w:szCs w:val="21"/>
-          <w:u w:val="thick"/>
+          <w:sz w:val="21"/>
+          <w:szCs w:val="21"/>
+          <w:bdr w:val="single" w:sz="8" w:space="0" w:color="auto"/>
         </w:rPr>
         <w:t>={</w:t>
       </w:r>
       <w:r>
         <w:rPr>
           <w:rFonts w:ascii="Times New Roman" w:eastAsia="宋体" w:hAnsi="Times New Roman" w:cs="Times New Roman"/>
-          <w:b/>
           <w:i/>
           <w:sz w:val="21"/>
           <w:szCs w:val="21"/>
-          <w:u w:val="thick"/>
+          <w:bdr w:val="single" w:sz="8" w:space="0" w:color="auto"/>
         </w:rPr>
         <w:t>M</w:t>
       </w:r>
       <w:r>
         <w:rPr>
           <w:rFonts w:ascii="Times New Roman" w:eastAsia="宋体" w:hAnsi="Times New Roman" w:cs="Times New Roman"/>
-          <w:b/>
-          <w:sz w:val="21"/>
-          <w:szCs w:val="21"/>
-          <w:u w:val="thick"/>
+          <w:sz w:val="21"/>
+          <w:szCs w:val="21"/>
+          <w:bdr w:val="single" w:sz="8" w:space="0" w:color="auto"/>
         </w:rPr>
         <w:t>|||</w:t>
       </w:r>
       <w:r>
         <w:rPr>
           <w:rFonts w:ascii="Times New Roman" w:eastAsia="宋体" w:hAnsi="Times New Roman" w:cs="Times New Roman"/>
-          <w:b/>
           <w:i/>
           <w:sz w:val="21"/>
           <w:szCs w:val="21"/>
-          <w:u w:val="thick"/>
+          <w:bdr w:val="single" w:sz="8" w:space="0" w:color="auto"/>
         </w:rPr>
         <w:t>MF</w:t>
       </w:r>
       <w:r>
         <w:rPr>
           <w:rFonts w:ascii="Times New Roman" w:eastAsia="宋体" w:hAnsi="Times New Roman" w:cs="Times New Roman"/>
-          <w:b/>
-          <w:sz w:val="21"/>
-          <w:szCs w:val="21"/>
-          <w:u w:val="thick"/>
+          <w:sz w:val="21"/>
+          <w:szCs w:val="21"/>
+          <w:bdr w:val="single" w:sz="8" w:space="0" w:color="auto"/>
         </w:rPr>
         <w:t>₁|-|</w:t>
       </w:r>
       <w:r>
         <w:rPr>
           <w:rFonts w:ascii="Times New Roman" w:eastAsia="宋体" w:hAnsi="Times New Roman" w:cs="Times New Roman"/>
-          <w:b/>
           <w:i/>
           <w:sz w:val="21"/>
           <w:szCs w:val="21"/>
-          <w:u w:val="thick"/>
+          <w:bdr w:val="single" w:sz="8" w:space="0" w:color="auto"/>
         </w:rPr>
         <w:t>MF</w:t>
       </w:r>
       <w:r>
         <w:rPr>
           <w:rFonts w:ascii="Times New Roman" w:eastAsia="宋体" w:hAnsi="Times New Roman" w:cs="Times New Roman"/>
-          <w:b/>
-          <w:sz w:val="21"/>
-          <w:szCs w:val="21"/>
-          <w:u w:val="thick"/>
+          <w:sz w:val="21"/>
+          <w:szCs w:val="21"/>
+          <w:bdr w:val="single" w:sz="8" w:space="0" w:color="auto"/>
         </w:rPr>
         <w:t>₂||=2</w:t>
       </w:r>
       <w:r>
         <w:rPr>
           <w:rFonts w:ascii="Times New Roman" w:eastAsia="宋体" w:hAnsi="Times New Roman" w:cs="Times New Roman"/>
-          <w:b/>
           <w:i/>
           <w:sz w:val="21"/>
           <w:szCs w:val="21"/>
-          <w:u w:val="thick"/>
+          <w:bdr w:val="single" w:sz="8" w:space="0" w:color="auto"/>
         </w:rPr>
         <w:t>a</w:t>
       </w:r>
       <w:r>
         <w:rPr>
           <w:rFonts w:ascii="Times New Roman" w:eastAsia="宋体" w:hAnsi="Times New Roman" w:cs="Times New Roman"/>
-          <w:b/>
-          <w:sz w:val="21"/>
-          <w:szCs w:val="21"/>
-          <w:u w:val="thick"/>
+          <w:sz w:val="21"/>
+          <w:szCs w:val="21"/>
+          <w:bdr w:val="single" w:sz="8" w:space="0" w:color="auto"/>
         </w:rPr>
         <w:t>,0&lt;2</w:t>
       </w:r>
       <w:r>
         <w:rPr>
           <w:rFonts w:ascii="Times New Roman" w:eastAsia="宋体" w:hAnsi="Times New Roman" w:cs="Times New Roman"/>
-          <w:b/>
           <w:i/>
           <w:sz w:val="21"/>
           <w:szCs w:val="21"/>
-          <w:u w:val="thick"/>
+          <w:bdr w:val="single" w:sz="8" w:space="0" w:color="auto"/>
         </w:rPr>
         <w:t>a</w:t>
       </w:r>
       <w:r>
         <w:rPr>
           <w:rFonts w:ascii="Times New Roman" w:eastAsia="宋体" w:hAnsi="Times New Roman" w:cs="Times New Roman"/>
-          <w:b/>
-          <w:sz w:val="21"/>
-          <w:szCs w:val="21"/>
-          <w:u w:val="thick"/>
+          <w:sz w:val="21"/>
+          <w:szCs w:val="21"/>
+          <w:bdr w:val="single" w:sz="8" w:space="0" w:color="auto"/>
         </w:rPr>
         <w:t>&lt;|</w:t>
       </w:r>
       <w:r>
         <w:rPr>
           <w:rFonts w:ascii="Times New Roman" w:eastAsia="宋体" w:hAnsi="Times New Roman" w:cs="Times New Roman"/>
-          <w:b/>
           <w:i/>
           <w:sz w:val="21"/>
           <w:szCs w:val="21"/>
-          <w:u w:val="thick"/>
+          <w:bdr w:val="single" w:sz="8" w:space="0" w:color="auto"/>
         </w:rPr>
         <w:t>F</w:t>
       </w:r>
       <w:r>
         <w:rPr>
           <w:rFonts w:ascii="Times New Roman" w:eastAsia="宋体" w:hAnsi="Times New Roman" w:cs="Times New Roman"/>
-          <w:b/>
-          <w:sz w:val="21"/>
-          <w:szCs w:val="21"/>
-          <w:u w:val="thick"/>
+          <w:sz w:val="21"/>
+          <w:szCs w:val="21"/>
+          <w:bdr w:val="single" w:sz="8" w:space="0" w:color="auto"/>
         </w:rPr>
         <w:t>₁</w:t>
       </w:r>
       <w:r>
         <w:rPr>
           <w:rFonts w:ascii="Times New Roman" w:eastAsia="宋体" w:hAnsi="Times New Roman" w:cs="Times New Roman"/>
-          <w:b/>
           <w:i/>
           <w:sz w:val="21"/>
           <w:szCs w:val="21"/>
-          <w:u w:val="thick"/>
+          <w:bdr w:val="single" w:sz="8" w:space="0" w:color="auto"/>
         </w:rPr>
         <w:t>F</w:t>
       </w:r>
       <w:r>
         <w:rPr>
           <w:rFonts w:ascii="Times New Roman" w:eastAsia="宋体" w:hAnsi="Times New Roman" w:cs="Times New Roman"/>
-          <w:b/>
-          <w:sz w:val="21"/>
-          <w:szCs w:val="21"/>
-          <w:u w:val="thick"/>
+          <w:sz w:val="21"/>
+          <w:szCs w:val="21"/>
+          <w:bdr w:val="single" w:sz="8" w:space="0" w:color="auto"/>
         </w:rPr>
         <w:t>₂|}</w:t>
       </w:r>
@@ -23203,126 +22837,114 @@
             <w:r>
               <w:rPr>
                 <w:rFonts w:ascii="Times New Roman" w:eastAsia="宋体" w:hAnsi="Times New Roman" w:cs="Times New Roman"/>
-                <w:b/>
                 <w:i/>
                 <w:sz w:val="21"/>
                 <w:szCs w:val="21"/>
-                <w:u w:val="thick"/>
+                <w:bdr w:val="single" w:sz="8" w:space="0" w:color="auto"/>
               </w:rPr>
               <w:t>x</w:t>
             </w:r>
             <w:r>
               <w:rPr>
                 <w:rFonts w:ascii="Times New Roman" w:eastAsia="宋体" w:hAnsi="Times New Roman" w:cs="Times New Roman"/>
-                <w:b/>
-                <w:sz w:val="21"/>
-                <w:szCs w:val="21"/>
-                <w:u w:val="thick"/>
+                <w:sz w:val="21"/>
+                <w:szCs w:val="21"/>
+                <w:bdr w:val="single" w:sz="8" w:space="0" w:color="auto"/>
               </w:rPr>
               <w:t>²/</w:t>
             </w:r>
             <w:r>
               <w:rPr>
                 <w:rFonts w:ascii="Times New Roman" w:eastAsia="宋体" w:hAnsi="Times New Roman" w:cs="Times New Roman"/>
-                <w:b/>
                 <w:i/>
                 <w:sz w:val="21"/>
                 <w:szCs w:val="21"/>
-                <w:u w:val="thick"/>
+                <w:bdr w:val="single" w:sz="8" w:space="0" w:color="auto"/>
               </w:rPr>
               <w:t>a</w:t>
             </w:r>
             <w:r>
               <w:rPr>
                 <w:rFonts w:ascii="Times New Roman" w:eastAsia="宋体" w:hAnsi="Times New Roman" w:cs="Times New Roman"/>
-                <w:b/>
-                <w:sz w:val="21"/>
-                <w:szCs w:val="21"/>
-                <w:u w:val="thick"/>
+                <w:sz w:val="21"/>
+                <w:szCs w:val="21"/>
+                <w:bdr w:val="single" w:sz="8" w:space="0" w:color="auto"/>
               </w:rPr>
               <w:t>²-</w:t>
             </w:r>
             <w:r>
               <w:rPr>
                 <w:rFonts w:ascii="Times New Roman" w:eastAsia="宋体" w:hAnsi="Times New Roman" w:cs="Times New Roman"/>
-                <w:b/>
                 <w:i/>
                 <w:sz w:val="21"/>
                 <w:szCs w:val="21"/>
-                <w:u w:val="thick"/>
+                <w:bdr w:val="single" w:sz="8" w:space="0" w:color="auto"/>
               </w:rPr>
               <w:t>y</w:t>
             </w:r>
             <w:r>
               <w:rPr>
                 <w:rFonts w:ascii="Times New Roman" w:eastAsia="宋体" w:hAnsi="Times New Roman" w:cs="Times New Roman"/>
-                <w:b/>
-                <w:sz w:val="21"/>
-                <w:szCs w:val="21"/>
-                <w:u w:val="thick"/>
+                <w:sz w:val="21"/>
+                <w:szCs w:val="21"/>
+                <w:bdr w:val="single" w:sz="8" w:space="0" w:color="auto"/>
               </w:rPr>
               <w:t>²/</w:t>
             </w:r>
             <w:r>
               <w:rPr>
                 <w:rFonts w:ascii="Times New Roman" w:eastAsia="宋体" w:hAnsi="Times New Roman" w:cs="Times New Roman"/>
-                <w:b/>
                 <w:i/>
                 <w:sz w:val="21"/>
                 <w:szCs w:val="21"/>
-                <w:u w:val="thick"/>
+                <w:bdr w:val="single" w:sz="8" w:space="0" w:color="auto"/>
               </w:rPr>
               <w:t>b</w:t>
             </w:r>
             <w:r>
               <w:rPr>
                 <w:rFonts w:ascii="Times New Roman" w:eastAsia="宋体" w:hAnsi="Times New Roman" w:cs="Times New Roman"/>
-                <w:b/>
-                <w:sz w:val="21"/>
-                <w:szCs w:val="21"/>
-                <w:u w:val="thick"/>
+                <w:sz w:val="21"/>
+                <w:szCs w:val="21"/>
+                <w:bdr w:val="single" w:sz="8" w:space="0" w:color="auto"/>
               </w:rPr>
               <w:t>²=1(</w:t>
             </w:r>
             <w:r>
               <w:rPr>
                 <w:rFonts w:ascii="Times New Roman" w:eastAsia="宋体" w:hAnsi="Times New Roman" w:cs="Times New Roman"/>
-                <w:b/>
                 <w:i/>
                 <w:sz w:val="21"/>
                 <w:szCs w:val="21"/>
-                <w:u w:val="thick"/>
+                <w:bdr w:val="single" w:sz="8" w:space="0" w:color="auto"/>
               </w:rPr>
               <w:t>a</w:t>
             </w:r>
             <w:r>
               <w:rPr>
                 <w:rFonts w:ascii="Times New Roman" w:eastAsia="宋体" w:hAnsi="Times New Roman" w:cs="Times New Roman"/>
-                <w:b/>
-                <w:sz w:val="21"/>
-                <w:szCs w:val="21"/>
-                <w:u w:val="thick"/>
+                <w:sz w:val="21"/>
+                <w:szCs w:val="21"/>
+                <w:bdr w:val="single" w:sz="8" w:space="0" w:color="auto"/>
               </w:rPr>
               <w:t>&gt;0,</w:t>
             </w:r>
             <w:r>
               <w:rPr>
                 <w:rFonts w:ascii="Times New Roman" w:eastAsia="宋体" w:hAnsi="Times New Roman" w:cs="Times New Roman"/>
-                <w:b/>
                 <w:i/>
                 <w:sz w:val="21"/>
                 <w:szCs w:val="21"/>
-                <w:u w:val="thick"/>
+                <w:bdr w:val="single" w:sz="8" w:space="0" w:color="auto"/>
               </w:rPr>
               <w:t>b</w:t>
             </w:r>
             <w:r>
               <w:rPr>
                 <w:rFonts w:ascii="Times New Roman" w:eastAsia="宋体" w:hAnsi="Times New Roman" w:cs="Times New Roman"/>
-                <w:b/>
-                <w:sz w:val="21"/>
-                <w:szCs w:val="21"/>
-                <w:u w:val="thick"/>
+                <w:sz w:val="21"/>
+                <w:szCs w:val="21"/>
+                <w:bdr w:val="single" w:sz="8" w:space="0" w:color="auto"/>
               </w:rPr>
               <w:t>&gt;0)</w:t>
             </w:r>
@@ -23355,126 +22977,114 @@
             <w:r>
               <w:rPr>
                 <w:rFonts w:ascii="Times New Roman" w:eastAsia="宋体" w:hAnsi="Times New Roman" w:cs="Times New Roman"/>
-                <w:b/>
                 <w:i/>
                 <w:sz w:val="21"/>
                 <w:szCs w:val="21"/>
-                <w:u w:val="thick"/>
+                <w:bdr w:val="single" w:sz="8" w:space="0" w:color="auto"/>
               </w:rPr>
               <w:t>y</w:t>
             </w:r>
             <w:r>
               <w:rPr>
                 <w:rFonts w:ascii="Times New Roman" w:eastAsia="宋体" w:hAnsi="Times New Roman" w:cs="Times New Roman"/>
-                <w:b/>
-                <w:sz w:val="21"/>
-                <w:szCs w:val="21"/>
-                <w:u w:val="thick"/>
+                <w:sz w:val="21"/>
+                <w:szCs w:val="21"/>
+                <w:bdr w:val="single" w:sz="8" w:space="0" w:color="auto"/>
               </w:rPr>
               <w:t>²/</w:t>
             </w:r>
             <w:r>
               <w:rPr>
                 <w:rFonts w:ascii="Times New Roman" w:eastAsia="宋体" w:hAnsi="Times New Roman" w:cs="Times New Roman"/>
-                <w:b/>
                 <w:i/>
                 <w:sz w:val="21"/>
                 <w:szCs w:val="21"/>
-                <w:u w:val="thick"/>
+                <w:bdr w:val="single" w:sz="8" w:space="0" w:color="auto"/>
               </w:rPr>
               <w:t>a</w:t>
             </w:r>
             <w:r>
               <w:rPr>
                 <w:rFonts w:ascii="Times New Roman" w:eastAsia="宋体" w:hAnsi="Times New Roman" w:cs="Times New Roman"/>
-                <w:b/>
-                <w:sz w:val="21"/>
-                <w:szCs w:val="21"/>
-                <w:u w:val="thick"/>
+                <w:sz w:val="21"/>
+                <w:szCs w:val="21"/>
+                <w:bdr w:val="single" w:sz="8" w:space="0" w:color="auto"/>
               </w:rPr>
               <w:t>²-</w:t>
             </w:r>
             <w:r>
               <w:rPr>
                 <w:rFonts w:ascii="Times New Roman" w:eastAsia="宋体" w:hAnsi="Times New Roman" w:cs="Times New Roman"/>
-                <w:b/>
                 <w:i/>
                 <w:sz w:val="21"/>
                 <w:szCs w:val="21"/>
-                <w:u w:val="thick"/>
+                <w:bdr w:val="single" w:sz="8" w:space="0" w:color="auto"/>
               </w:rPr>
               <w:t>x</w:t>
             </w:r>
             <w:r>
               <w:rPr>
                 <w:rFonts w:ascii="Times New Roman" w:eastAsia="宋体" w:hAnsi="Times New Roman" w:cs="Times New Roman"/>
-                <w:b/>
-                <w:sz w:val="21"/>
-                <w:szCs w:val="21"/>
-                <w:u w:val="thick"/>
+                <w:sz w:val="21"/>
+                <w:szCs w:val="21"/>
+                <w:bdr w:val="single" w:sz="8" w:space="0" w:color="auto"/>
               </w:rPr>
               <w:t>²/</w:t>
             </w:r>
             <w:r>
               <w:rPr>
                 <w:rFonts w:ascii="Times New Roman" w:eastAsia="宋体" w:hAnsi="Times New Roman" w:cs="Times New Roman"/>
-                <w:b/>
                 <w:i/>
                 <w:sz w:val="21"/>
                 <w:szCs w:val="21"/>
-                <w:u w:val="thick"/>
+                <w:bdr w:val="single" w:sz="8" w:space="0" w:color="auto"/>
               </w:rPr>
               <w:t>b</w:t>
             </w:r>
             <w:r>
               <w:rPr>
                 <w:rFonts w:ascii="Times New Roman" w:eastAsia="宋体" w:hAnsi="Times New Roman" w:cs="Times New Roman"/>
-                <w:b/>
-                <w:sz w:val="21"/>
-                <w:szCs w:val="21"/>
-                <w:u w:val="thick"/>
+                <w:sz w:val="21"/>
+                <w:szCs w:val="21"/>
+                <w:bdr w:val="single" w:sz="8" w:space="0" w:color="auto"/>
               </w:rPr>
               <w:t>²=1(</w:t>
             </w:r>
             <w:r>
               <w:rPr>
                 <w:rFonts w:ascii="Times New Roman" w:eastAsia="宋体" w:hAnsi="Times New Roman" w:cs="Times New Roman"/>
-                <w:b/>
                 <w:i/>
                 <w:sz w:val="21"/>
                 <w:szCs w:val="21"/>
-                <w:u w:val="thick"/>
+                <w:bdr w:val="single" w:sz="8" w:space="0" w:color="auto"/>
               </w:rPr>
               <w:t>a</w:t>
             </w:r>
             <w:r>
               <w:rPr>
                 <w:rFonts w:ascii="Times New Roman" w:eastAsia="宋体" w:hAnsi="Times New Roman" w:cs="Times New Roman"/>
-                <w:b/>
-                <w:sz w:val="21"/>
-                <w:szCs w:val="21"/>
-                <w:u w:val="thick"/>
+                <w:sz w:val="21"/>
+                <w:szCs w:val="21"/>
+                <w:bdr w:val="single" w:sz="8" w:space="0" w:color="auto"/>
               </w:rPr>
               <w:t>&gt;0,</w:t>
             </w:r>
             <w:r>
               <w:rPr>
                 <w:rFonts w:ascii="Times New Roman" w:eastAsia="宋体" w:hAnsi="Times New Roman" w:cs="Times New Roman"/>
-                <w:b/>
                 <w:i/>
                 <w:sz w:val="21"/>
                 <w:szCs w:val="21"/>
-                <w:u w:val="thick"/>
+                <w:bdr w:val="single" w:sz="8" w:space="0" w:color="auto"/>
               </w:rPr>
               <w:t>b</w:t>
             </w:r>
             <w:r>
               <w:rPr>
                 <w:rFonts w:ascii="Times New Roman" w:eastAsia="宋体" w:hAnsi="Times New Roman" w:cs="Times New Roman"/>
-                <w:b/>
-                <w:sz w:val="21"/>
-                <w:szCs w:val="21"/>
-                <w:u w:val="thick"/>
+                <w:sz w:val="21"/>
+                <w:szCs w:val="21"/>
+                <w:bdr w:val="single" w:sz="8" w:space="0" w:color="auto"/>
               </w:rPr>
               <w:t>&gt;0)</w:t>
             </w:r>
@@ -23737,94 +23347,85 @@
             <w:r>
               <w:rPr>
                 <w:rFonts w:ascii="Times New Roman" w:eastAsia="宋体" w:hAnsi="Times New Roman" w:cs="Times New Roman"/>
-                <w:b/>
                 <w:i/>
                 <w:sz w:val="21"/>
                 <w:szCs w:val="21"/>
-                <w:u w:val="thick"/>
+                <w:bdr w:val="single" w:sz="8" w:space="0" w:color="auto"/>
               </w:rPr>
               <w:t>F</w:t>
             </w:r>
             <w:r>
               <w:rPr>
                 <w:rFonts w:ascii="Times New Roman" w:eastAsia="宋体" w:hAnsi="Times New Roman" w:cs="Times New Roman"/>
-                <w:b/>
-                <w:sz w:val="21"/>
-                <w:szCs w:val="21"/>
-                <w:u w:val="thick"/>
+                <w:sz w:val="21"/>
+                <w:szCs w:val="21"/>
+                <w:bdr w:val="single" w:sz="8" w:space="0" w:color="auto"/>
               </w:rPr>
               <w:t>₁(-</w:t>
             </w:r>
             <w:r>
               <w:rPr>
                 <w:rFonts w:ascii="Times New Roman" w:eastAsia="宋体" w:hAnsi="Times New Roman" w:cs="Times New Roman"/>
-                <w:b/>
                 <w:i/>
                 <w:sz w:val="21"/>
                 <w:szCs w:val="21"/>
-                <w:u w:val="thick"/>
+                <w:bdr w:val="single" w:sz="8" w:space="0" w:color="auto"/>
               </w:rPr>
               <w:t>c</w:t>
             </w:r>
             <w:r>
               <w:rPr>
                 <w:rFonts w:ascii="Times New Roman" w:eastAsia="宋体" w:hAnsi="Times New Roman" w:cs="Times New Roman"/>
-                <w:b/>
-                <w:sz w:val="21"/>
-                <w:szCs w:val="21"/>
-                <w:u w:val="thick"/>
+                <w:sz w:val="21"/>
+                <w:szCs w:val="21"/>
+                <w:bdr w:val="single" w:sz="8" w:space="0" w:color="auto"/>
               </w:rPr>
               <w:t>,0)</w:t>
             </w:r>
             <w:r>
               <w:rPr>
                 <w:rFonts w:ascii="Times New Roman" w:eastAsia="宋体" w:hAnsi="Times New Roman" w:cs="Times New Roman"/>
-                <w:b/>
-                <w:sz w:val="21"/>
-                <w:szCs w:val="21"/>
-                <w:u w:val="thick"/>
+                <w:sz w:val="21"/>
+                <w:szCs w:val="21"/>
+                <w:bdr w:val="single" w:sz="8" w:space="0" w:color="auto"/>
               </w:rPr>
               <w:t>，</w:t>
             </w:r>
             <w:r>
               <w:rPr>
                 <w:rFonts w:ascii="Times New Roman" w:eastAsia="宋体" w:hAnsi="Times New Roman" w:cs="Times New Roman"/>
-                <w:b/>
                 <w:i/>
                 <w:sz w:val="21"/>
                 <w:szCs w:val="21"/>
-                <w:u w:val="thick"/>
+                <w:bdr w:val="single" w:sz="8" w:space="0" w:color="auto"/>
               </w:rPr>
               <w:t>F</w:t>
             </w:r>
             <w:r>
               <w:rPr>
                 <w:rFonts w:ascii="Times New Roman" w:eastAsia="宋体" w:hAnsi="Times New Roman" w:cs="Times New Roman"/>
-                <w:b/>
-                <w:sz w:val="21"/>
-                <w:szCs w:val="21"/>
-                <w:u w:val="thick"/>
+                <w:sz w:val="21"/>
+                <w:szCs w:val="21"/>
+                <w:bdr w:val="single" w:sz="8" w:space="0" w:color="auto"/>
               </w:rPr>
               <w:t>₂(</w:t>
             </w:r>
             <w:r>
               <w:rPr>
                 <w:rFonts w:ascii="Times New Roman" w:eastAsia="宋体" w:hAnsi="Times New Roman" w:cs="Times New Roman"/>
-                <w:b/>
                 <w:i/>
                 <w:sz w:val="21"/>
                 <w:szCs w:val="21"/>
-                <w:u w:val="thick"/>
+                <w:bdr w:val="single" w:sz="8" w:space="0" w:color="auto"/>
               </w:rPr>
               <w:t>c</w:t>
             </w:r>
             <w:r>
               <w:rPr>
                 <w:rFonts w:ascii="Times New Roman" w:eastAsia="宋体" w:hAnsi="Times New Roman" w:cs="Times New Roman"/>
-                <w:b/>
-                <w:sz w:val="21"/>
-                <w:szCs w:val="21"/>
-                <w:u w:val="thick"/>
+                <w:sz w:val="21"/>
+                <w:szCs w:val="21"/>
+                <w:bdr w:val="single" w:sz="8" w:space="0" w:color="auto"/>
               </w:rPr>
               <w:t>,0)</w:t>
             </w:r>
@@ -23857,94 +23458,85 @@
             <w:r>
               <w:rPr>
                 <w:rFonts w:ascii="Times New Roman" w:eastAsia="宋体" w:hAnsi="Times New Roman" w:cs="Times New Roman"/>
-                <w:b/>
                 <w:i/>
                 <w:sz w:val="21"/>
                 <w:szCs w:val="21"/>
-                <w:u w:val="thick"/>
+                <w:bdr w:val="single" w:sz="8" w:space="0" w:color="auto"/>
               </w:rPr>
               <w:t>F</w:t>
             </w:r>
             <w:r>
               <w:rPr>
                 <w:rFonts w:ascii="Times New Roman" w:eastAsia="宋体" w:hAnsi="Times New Roman" w:cs="Times New Roman"/>
-                <w:b/>
-                <w:sz w:val="21"/>
-                <w:szCs w:val="21"/>
-                <w:u w:val="thick"/>
+                <w:sz w:val="21"/>
+                <w:szCs w:val="21"/>
+                <w:bdr w:val="single" w:sz="8" w:space="0" w:color="auto"/>
               </w:rPr>
               <w:t>₁(0,-</w:t>
             </w:r>
             <w:r>
               <w:rPr>
                 <w:rFonts w:ascii="Times New Roman" w:eastAsia="宋体" w:hAnsi="Times New Roman" w:cs="Times New Roman"/>
-                <w:b/>
                 <w:i/>
                 <w:sz w:val="21"/>
                 <w:szCs w:val="21"/>
-                <w:u w:val="thick"/>
+                <w:bdr w:val="single" w:sz="8" w:space="0" w:color="auto"/>
               </w:rPr>
               <w:t>c</w:t>
             </w:r>
             <w:r>
               <w:rPr>
                 <w:rFonts w:ascii="Times New Roman" w:eastAsia="宋体" w:hAnsi="Times New Roman" w:cs="Times New Roman"/>
-                <w:b/>
-                <w:sz w:val="21"/>
-                <w:szCs w:val="21"/>
-                <w:u w:val="thick"/>
+                <w:sz w:val="21"/>
+                <w:szCs w:val="21"/>
+                <w:bdr w:val="single" w:sz="8" w:space="0" w:color="auto"/>
               </w:rPr>
               <w:t>)</w:t>
             </w:r>
             <w:r>
               <w:rPr>
                 <w:rFonts w:ascii="Times New Roman" w:eastAsia="宋体" w:hAnsi="Times New Roman" w:cs="Times New Roman"/>
-                <w:b/>
-                <w:sz w:val="21"/>
-                <w:szCs w:val="21"/>
-                <w:u w:val="thick"/>
+                <w:sz w:val="21"/>
+                <w:szCs w:val="21"/>
+                <w:bdr w:val="single" w:sz="8" w:space="0" w:color="auto"/>
               </w:rPr>
               <w:t>，</w:t>
             </w:r>
             <w:r>
               <w:rPr>
                 <w:rFonts w:ascii="Times New Roman" w:eastAsia="宋体" w:hAnsi="Times New Roman" w:cs="Times New Roman"/>
-                <w:b/>
                 <w:i/>
                 <w:sz w:val="21"/>
                 <w:szCs w:val="21"/>
-                <w:u w:val="thick"/>
+                <w:bdr w:val="single" w:sz="8" w:space="0" w:color="auto"/>
               </w:rPr>
               <w:t>F</w:t>
             </w:r>
             <w:r>
               <w:rPr>
                 <w:rFonts w:ascii="Times New Roman" w:eastAsia="宋体" w:hAnsi="Times New Roman" w:cs="Times New Roman"/>
-                <w:b/>
-                <w:sz w:val="21"/>
-                <w:szCs w:val="21"/>
-                <w:u w:val="thick"/>
+                <w:sz w:val="21"/>
+                <w:szCs w:val="21"/>
+                <w:bdr w:val="single" w:sz="8" w:space="0" w:color="auto"/>
               </w:rPr>
               <w:t>₂(0,</w:t>
             </w:r>
             <w:r>
               <w:rPr>
                 <w:rFonts w:ascii="Times New Roman" w:eastAsia="宋体" w:hAnsi="Times New Roman" w:cs="Times New Roman"/>
-                <w:b/>
                 <w:i/>
                 <w:sz w:val="21"/>
                 <w:szCs w:val="21"/>
-                <w:u w:val="thick"/>
+                <w:bdr w:val="single" w:sz="8" w:space="0" w:color="auto"/>
               </w:rPr>
               <w:t>c</w:t>
             </w:r>
             <w:r>
               <w:rPr>
                 <w:rFonts w:ascii="Times New Roman" w:eastAsia="宋体" w:hAnsi="Times New Roman" w:cs="Times New Roman"/>
-                <w:b/>
-                <w:sz w:val="21"/>
-                <w:szCs w:val="21"/>
-                <w:u w:val="thick"/>
+                <w:sz w:val="21"/>
+                <w:szCs w:val="21"/>
+                <w:bdr w:val="single" w:sz="8" w:space="0" w:color="auto"/>
               </w:rPr>
               <w:t>)</w:t>
             </w:r>
@@ -24014,63 +23606,57 @@
             <w:r>
               <w:rPr>
                 <w:rFonts w:ascii="Times New Roman" w:eastAsia="宋体" w:hAnsi="Times New Roman" w:cs="Times New Roman"/>
-                <w:b/>
-                <w:sz w:val="21"/>
-                <w:szCs w:val="21"/>
-                <w:u w:val="thick"/>
+                <w:sz w:val="21"/>
+                <w:szCs w:val="21"/>
+                <w:bdr w:val="single" w:sz="8" w:space="0" w:color="auto"/>
               </w:rPr>
               <w:t>|</w:t>
             </w:r>
             <w:r>
               <w:rPr>
                 <w:rFonts w:ascii="Times New Roman" w:eastAsia="宋体" w:hAnsi="Times New Roman" w:cs="Times New Roman"/>
-                <w:b/>
                 <w:i/>
                 <w:sz w:val="21"/>
                 <w:szCs w:val="21"/>
-                <w:u w:val="thick"/>
+                <w:bdr w:val="single" w:sz="8" w:space="0" w:color="auto"/>
               </w:rPr>
               <w:t>F</w:t>
             </w:r>
             <w:r>
               <w:rPr>
                 <w:rFonts w:ascii="Times New Roman" w:eastAsia="宋体" w:hAnsi="Times New Roman" w:cs="Times New Roman"/>
-                <w:b/>
-                <w:sz w:val="21"/>
-                <w:szCs w:val="21"/>
-                <w:u w:val="thick"/>
+                <w:sz w:val="21"/>
+                <w:szCs w:val="21"/>
+                <w:bdr w:val="single" w:sz="8" w:space="0" w:color="auto"/>
               </w:rPr>
               <w:t>₁</w:t>
             </w:r>
             <w:r>
               <w:rPr>
                 <w:rFonts w:ascii="Times New Roman" w:eastAsia="宋体" w:hAnsi="Times New Roman" w:cs="Times New Roman"/>
-                <w:b/>
                 <w:i/>
                 <w:sz w:val="21"/>
                 <w:szCs w:val="21"/>
-                <w:u w:val="thick"/>
+                <w:bdr w:val="single" w:sz="8" w:space="0" w:color="auto"/>
               </w:rPr>
               <w:t>F</w:t>
             </w:r>
             <w:r>
               <w:rPr>
                 <w:rFonts w:ascii="Times New Roman" w:eastAsia="宋体" w:hAnsi="Times New Roman" w:cs="Times New Roman"/>
-                <w:b/>
-                <w:sz w:val="21"/>
-                <w:szCs w:val="21"/>
-                <w:u w:val="thick"/>
+                <w:sz w:val="21"/>
+                <w:szCs w:val="21"/>
+                <w:bdr w:val="single" w:sz="8" w:space="0" w:color="auto"/>
               </w:rPr>
               <w:t>₂|=2</w:t>
             </w:r>
             <w:r>
               <w:rPr>
                 <w:rFonts w:ascii="Times New Roman" w:eastAsia="宋体" w:hAnsi="Times New Roman" w:cs="Times New Roman"/>
-                <w:b/>
                 <w:i/>
                 <w:sz w:val="21"/>
                 <w:szCs w:val="21"/>
-                <w:u w:val="thick"/>
+                <w:bdr w:val="single" w:sz="8" w:space="0" w:color="auto"/>
               </w:rPr>
               <w:t>c</w:t>
             </w:r>
@@ -24180,53 +23766,48 @@
             <w:r>
               <w:rPr>
                 <w:rFonts w:ascii="Times New Roman" w:eastAsia="宋体" w:hAnsi="Times New Roman" w:cs="Times New Roman"/>
-                <w:b/>
                 <w:i/>
                 <w:sz w:val="21"/>
                 <w:szCs w:val="21"/>
-                <w:u w:val="thick"/>
+                <w:bdr w:val="single" w:sz="8" w:space="0" w:color="auto"/>
               </w:rPr>
               <w:t>c</w:t>
             </w:r>
             <w:r>
               <w:rPr>
                 <w:rFonts w:ascii="Times New Roman" w:eastAsia="宋体" w:hAnsi="Times New Roman" w:cs="Times New Roman"/>
-                <w:b/>
-                <w:sz w:val="21"/>
-                <w:szCs w:val="21"/>
-                <w:u w:val="thick"/>
+                <w:sz w:val="21"/>
+                <w:szCs w:val="21"/>
+                <w:bdr w:val="single" w:sz="8" w:space="0" w:color="auto"/>
               </w:rPr>
               <w:t>²=</w:t>
             </w:r>
             <w:r>
               <w:rPr>
                 <w:rFonts w:ascii="Times New Roman" w:eastAsia="宋体" w:hAnsi="Times New Roman" w:cs="Times New Roman"/>
-                <w:b/>
                 <w:i/>
                 <w:sz w:val="21"/>
                 <w:szCs w:val="21"/>
-                <w:u w:val="thick"/>
+                <w:bdr w:val="single" w:sz="8" w:space="0" w:color="auto"/>
               </w:rPr>
               <w:t>a2</w:t>
             </w:r>
             <w:r>
               <w:rPr>
                 <w:rFonts w:ascii="Times New Roman" w:eastAsia="宋体" w:hAnsi="Times New Roman" w:cs="Times New Roman"/>
-                <w:b/>
-                <w:sz w:val="21"/>
-                <w:szCs w:val="21"/>
-                <w:u w:val="thick"/>
+                <w:sz w:val="21"/>
+                <w:szCs w:val="21"/>
+                <w:bdr w:val="single" w:sz="8" w:space="0" w:color="auto"/>
               </w:rPr>
               <w:t>+</w:t>
             </w:r>
             <w:r>
               <w:rPr>
                 <w:rFonts w:ascii="Times New Roman" w:eastAsia="宋体" w:hAnsi="Times New Roman" w:cs="Times New Roman"/>
-                <w:b/>
                 <w:i/>
                 <w:sz w:val="21"/>
                 <w:szCs w:val="21"/>
-                <w:u w:val="thick"/>
+                <w:bdr w:val="single" w:sz="8" w:space="0" w:color="auto"/>
               </w:rPr>
               <w:t>b2</w:t>
             </w:r>
@@ -24508,126 +24089,114 @@
             <w:r>
               <w:rPr>
                 <w:rFonts w:ascii="Times New Roman" w:eastAsia="宋体" w:hAnsi="Times New Roman" w:cs="Times New Roman"/>
-                <w:b/>
                 <w:i/>
                 <w:sz w:val="21"/>
                 <w:szCs w:val="21"/>
-                <w:u w:val="thick"/>
+                <w:bdr w:val="single" w:sz="8" w:space="0" w:color="auto"/>
               </w:rPr>
               <w:t>x</w:t>
             </w:r>
             <w:r>
               <w:rPr>
                 <w:rFonts w:ascii="Times New Roman" w:eastAsia="宋体" w:hAnsi="Times New Roman" w:cs="Times New Roman"/>
-                <w:b/>
-                <w:sz w:val="21"/>
-                <w:szCs w:val="21"/>
-                <w:u w:val="thick"/>
+                <w:sz w:val="21"/>
+                <w:szCs w:val="21"/>
+                <w:bdr w:val="single" w:sz="8" w:space="0" w:color="auto"/>
               </w:rPr>
               <w:t>²/</w:t>
             </w:r>
             <w:r>
               <w:rPr>
                 <w:rFonts w:ascii="Times New Roman" w:eastAsia="宋体" w:hAnsi="Times New Roman" w:cs="Times New Roman"/>
-                <w:b/>
                 <w:i/>
                 <w:sz w:val="21"/>
                 <w:szCs w:val="21"/>
-                <w:u w:val="thick"/>
+                <w:bdr w:val="single" w:sz="8" w:space="0" w:color="auto"/>
               </w:rPr>
               <w:t>a</w:t>
             </w:r>
             <w:r>
               <w:rPr>
                 <w:rFonts w:ascii="Times New Roman" w:eastAsia="宋体" w:hAnsi="Times New Roman" w:cs="Times New Roman"/>
-                <w:b/>
-                <w:sz w:val="21"/>
-                <w:szCs w:val="21"/>
-                <w:u w:val="thick"/>
+                <w:sz w:val="21"/>
+                <w:szCs w:val="21"/>
+                <w:bdr w:val="single" w:sz="8" w:space="0" w:color="auto"/>
               </w:rPr>
               <w:t>²-</w:t>
             </w:r>
             <w:r>
               <w:rPr>
                 <w:rFonts w:ascii="Times New Roman" w:eastAsia="宋体" w:hAnsi="Times New Roman" w:cs="Times New Roman"/>
-                <w:b/>
                 <w:i/>
                 <w:sz w:val="21"/>
                 <w:szCs w:val="21"/>
-                <w:u w:val="thick"/>
+                <w:bdr w:val="single" w:sz="8" w:space="0" w:color="auto"/>
               </w:rPr>
               <w:t>y</w:t>
             </w:r>
             <w:r>
               <w:rPr>
                 <w:rFonts w:ascii="Times New Roman" w:eastAsia="宋体" w:hAnsi="Times New Roman" w:cs="Times New Roman"/>
-                <w:b/>
-                <w:sz w:val="21"/>
-                <w:szCs w:val="21"/>
-                <w:u w:val="thick"/>
+                <w:sz w:val="21"/>
+                <w:szCs w:val="21"/>
+                <w:bdr w:val="single" w:sz="8" w:space="0" w:color="auto"/>
               </w:rPr>
               <w:t>²/</w:t>
             </w:r>
             <w:r>
               <w:rPr>
                 <w:rFonts w:ascii="Times New Roman" w:eastAsia="宋体" w:hAnsi="Times New Roman" w:cs="Times New Roman"/>
-                <w:b/>
                 <w:i/>
                 <w:sz w:val="21"/>
                 <w:szCs w:val="21"/>
-                <w:u w:val="thick"/>
+                <w:bdr w:val="single" w:sz="8" w:space="0" w:color="auto"/>
               </w:rPr>
               <w:t>b</w:t>
             </w:r>
             <w:r>
               <w:rPr>
                 <w:rFonts w:ascii="Times New Roman" w:eastAsia="宋体" w:hAnsi="Times New Roman" w:cs="Times New Roman"/>
-                <w:b/>
-                <w:sz w:val="21"/>
-                <w:szCs w:val="21"/>
-                <w:u w:val="thick"/>
+                <w:sz w:val="21"/>
+                <w:szCs w:val="21"/>
+                <w:bdr w:val="single" w:sz="8" w:space="0" w:color="auto"/>
               </w:rPr>
               <w:t>²=1(</w:t>
             </w:r>
             <w:r>
               <w:rPr>
                 <w:rFonts w:ascii="Times New Roman" w:eastAsia="宋体" w:hAnsi="Times New Roman" w:cs="Times New Roman"/>
-                <w:b/>
                 <w:i/>
                 <w:sz w:val="21"/>
                 <w:szCs w:val="21"/>
-                <w:u w:val="thick"/>
+                <w:bdr w:val="single" w:sz="8" w:space="0" w:color="auto"/>
               </w:rPr>
               <w:t>a</w:t>
             </w:r>
             <w:r>
               <w:rPr>
                 <w:rFonts w:ascii="Times New Roman" w:eastAsia="宋体" w:hAnsi="Times New Roman" w:cs="Times New Roman"/>
-                <w:b/>
-                <w:sz w:val="21"/>
-                <w:szCs w:val="21"/>
-                <w:u w:val="thick"/>
+                <w:sz w:val="21"/>
+                <w:szCs w:val="21"/>
+                <w:bdr w:val="single" w:sz="8" w:space="0" w:color="auto"/>
               </w:rPr>
               <w:t>&gt;0,</w:t>
             </w:r>
             <w:r>
               <w:rPr>
                 <w:rFonts w:ascii="Times New Roman" w:eastAsia="宋体" w:hAnsi="Times New Roman" w:cs="Times New Roman"/>
-                <w:b/>
                 <w:i/>
                 <w:sz w:val="21"/>
                 <w:szCs w:val="21"/>
-                <w:u w:val="thick"/>
+                <w:bdr w:val="single" w:sz="8" w:space="0" w:color="auto"/>
               </w:rPr>
               <w:t>b</w:t>
             </w:r>
             <w:r>
               <w:rPr>
                 <w:rFonts w:ascii="Times New Roman" w:eastAsia="宋体" w:hAnsi="Times New Roman" w:cs="Times New Roman"/>
-                <w:b/>
-                <w:sz w:val="21"/>
-                <w:szCs w:val="21"/>
-                <w:u w:val="thick"/>
+                <w:sz w:val="21"/>
+                <w:szCs w:val="21"/>
+                <w:bdr w:val="single" w:sz="8" w:space="0" w:color="auto"/>
               </w:rPr>
               <w:t>&gt;0)</w:t>
             </w:r>
@@ -24660,126 +24229,114 @@
             <w:r>
               <w:rPr>
                 <w:rFonts w:ascii="Times New Roman" w:eastAsia="宋体" w:hAnsi="Times New Roman" w:cs="Times New Roman"/>
-                <w:b/>
                 <w:i/>
                 <w:sz w:val="21"/>
                 <w:szCs w:val="21"/>
-                <w:u w:val="thick"/>
+                <w:bdr w:val="single" w:sz="8" w:space="0" w:color="auto"/>
               </w:rPr>
               <w:t>y</w:t>
             </w:r>
             <w:r>
               <w:rPr>
                 <w:rFonts w:ascii="Times New Roman" w:eastAsia="宋体" w:hAnsi="Times New Roman" w:cs="Times New Roman"/>
-                <w:b/>
-                <w:sz w:val="21"/>
-                <w:szCs w:val="21"/>
-                <w:u w:val="thick"/>
+                <w:sz w:val="21"/>
+                <w:szCs w:val="21"/>
+                <w:bdr w:val="single" w:sz="8" w:space="0" w:color="auto"/>
               </w:rPr>
               <w:t>²/</w:t>
             </w:r>
             <w:r>
               <w:rPr>
                 <w:rFonts w:ascii="Times New Roman" w:eastAsia="宋体" w:hAnsi="Times New Roman" w:cs="Times New Roman"/>
-                <w:b/>
                 <w:i/>
                 <w:sz w:val="21"/>
                 <w:szCs w:val="21"/>
-                <w:u w:val="thick"/>
+                <w:bdr w:val="single" w:sz="8" w:space="0" w:color="auto"/>
               </w:rPr>
               <w:t>a</w:t>
             </w:r>
             <w:r>
               <w:rPr>
                 <w:rFonts w:ascii="Times New Roman" w:eastAsia="宋体" w:hAnsi="Times New Roman" w:cs="Times New Roman"/>
-                <w:b/>
-                <w:sz w:val="21"/>
-                <w:szCs w:val="21"/>
-                <w:u w:val="thick"/>
+                <w:sz w:val="21"/>
+                <w:szCs w:val="21"/>
+                <w:bdr w:val="single" w:sz="8" w:space="0" w:color="auto"/>
               </w:rPr>
               <w:t>²-</w:t>
             </w:r>
             <w:r>
               <w:rPr>
                 <w:rFonts w:ascii="Times New Roman" w:eastAsia="宋体" w:hAnsi="Times New Roman" w:cs="Times New Roman"/>
-                <w:b/>
                 <w:i/>
                 <w:sz w:val="21"/>
                 <w:szCs w:val="21"/>
-                <w:u w:val="thick"/>
+                <w:bdr w:val="single" w:sz="8" w:space="0" w:color="auto"/>
               </w:rPr>
               <w:t>x</w:t>
             </w:r>
             <w:r>
               <w:rPr>
                 <w:rFonts w:ascii="Times New Roman" w:eastAsia="宋体" w:hAnsi="Times New Roman" w:cs="Times New Roman"/>
-                <w:b/>
-                <w:sz w:val="21"/>
-                <w:szCs w:val="21"/>
-                <w:u w:val="thick"/>
+                <w:sz w:val="21"/>
+                <w:szCs w:val="21"/>
+                <w:bdr w:val="single" w:sz="8" w:space="0" w:color="auto"/>
               </w:rPr>
               <w:t>²/</w:t>
             </w:r>
             <w:r>
               <w:rPr>
                 <w:rFonts w:ascii="Times New Roman" w:eastAsia="宋体" w:hAnsi="Times New Roman" w:cs="Times New Roman"/>
-                <w:b/>
                 <w:i/>
                 <w:sz w:val="21"/>
                 <w:szCs w:val="21"/>
-                <w:u w:val="thick"/>
+                <w:bdr w:val="single" w:sz="8" w:space="0" w:color="auto"/>
               </w:rPr>
               <w:t>b</w:t>
             </w:r>
             <w:r>
               <w:rPr>
                 <w:rFonts w:ascii="Times New Roman" w:eastAsia="宋体" w:hAnsi="Times New Roman" w:cs="Times New Roman"/>
-                <w:b/>
-                <w:sz w:val="21"/>
-                <w:szCs w:val="21"/>
-                <w:u w:val="thick"/>
+                <w:sz w:val="21"/>
+                <w:szCs w:val="21"/>
+                <w:bdr w:val="single" w:sz="8" w:space="0" w:color="auto"/>
               </w:rPr>
               <w:t>²=1(</w:t>
             </w:r>
             <w:r>
               <w:rPr>
                 <w:rFonts w:ascii="Times New Roman" w:eastAsia="宋体" w:hAnsi="Times New Roman" w:cs="Times New Roman"/>
-                <w:b/>
                 <w:i/>
                 <w:sz w:val="21"/>
                 <w:szCs w:val="21"/>
-                <w:u w:val="thick"/>
+                <w:bdr w:val="single" w:sz="8" w:space="0" w:color="auto"/>
               </w:rPr>
               <w:t>a</w:t>
             </w:r>
             <w:r>
               <w:rPr>
                 <w:rFonts w:ascii="Times New Roman" w:eastAsia="宋体" w:hAnsi="Times New Roman" w:cs="Times New Roman"/>
-                <w:b/>
-                <w:sz w:val="21"/>
-                <w:szCs w:val="21"/>
-                <w:u w:val="thick"/>
+                <w:sz w:val="21"/>
+                <w:szCs w:val="21"/>
+                <w:bdr w:val="single" w:sz="8" w:space="0" w:color="auto"/>
               </w:rPr>
               <w:t>&gt;0,</w:t>
             </w:r>
             <w:r>
               <w:rPr>
                 <w:rFonts w:ascii="Times New Roman" w:eastAsia="宋体" w:hAnsi="Times New Roman" w:cs="Times New Roman"/>
-                <w:b/>
                 <w:i/>
                 <w:sz w:val="21"/>
                 <w:szCs w:val="21"/>
-                <w:u w:val="thick"/>
+                <w:bdr w:val="single" w:sz="8" w:space="0" w:color="auto"/>
               </w:rPr>
               <w:t>b</w:t>
             </w:r>
             <w:r>
               <w:rPr>
                 <w:rFonts w:ascii="Times New Roman" w:eastAsia="宋体" w:hAnsi="Times New Roman" w:cs="Times New Roman"/>
-                <w:b/>
-                <w:sz w:val="21"/>
-                <w:szCs w:val="21"/>
-                <w:u w:val="thick"/>
+                <w:sz w:val="21"/>
+                <w:szCs w:val="21"/>
+                <w:bdr w:val="single" w:sz="8" w:space="0" w:color="auto"/>
               </w:rPr>
               <w:t>&gt;0)</w:t>
             </w:r>
@@ -25055,105 +24612,95 @@
             <w:r>
               <w:rPr>
                 <w:rFonts w:ascii="Times New Roman" w:eastAsia="宋体" w:hAnsi="Times New Roman" w:cs="Times New Roman"/>
-                <w:b/>
                 <w:i/>
                 <w:sz w:val="21"/>
                 <w:szCs w:val="21"/>
-                <w:u w:val="thick"/>
+                <w:bdr w:val="single" w:sz="8" w:space="0" w:color="auto"/>
               </w:rPr>
               <w:t>x</w:t>
             </w:r>
             <w:r>
               <w:rPr>
                 <w:rFonts w:ascii="Times New Roman" w:eastAsia="宋体" w:hAnsi="Times New Roman" w:cs="Times New Roman"/>
-                <w:b/>
-                <w:sz w:val="21"/>
-                <w:szCs w:val="21"/>
-                <w:u w:val="thick"/>
+                <w:sz w:val="21"/>
+                <w:szCs w:val="21"/>
+                <w:bdr w:val="single" w:sz="8" w:space="0" w:color="auto"/>
               </w:rPr>
               <w:t>≤-</w:t>
             </w:r>
             <w:r>
               <w:rPr>
                 <w:rFonts w:ascii="Times New Roman" w:eastAsia="宋体" w:hAnsi="Times New Roman" w:cs="Times New Roman"/>
-                <w:b/>
                 <w:i/>
                 <w:sz w:val="21"/>
                 <w:szCs w:val="21"/>
-                <w:u w:val="thick"/>
+                <w:bdr w:val="single" w:sz="8" w:space="0" w:color="auto"/>
               </w:rPr>
               <w:t>a</w:t>
             </w:r>
             <w:r>
               <w:rPr>
                 <w:rFonts w:ascii="Times New Roman" w:eastAsia="宋体" w:hAnsi="Times New Roman" w:cs="Times New Roman"/>
-                <w:b/>
-                <w:sz w:val="21"/>
-                <w:szCs w:val="21"/>
-                <w:u w:val="thick"/>
+                <w:sz w:val="21"/>
+                <w:szCs w:val="21"/>
+                <w:bdr w:val="single" w:sz="8" w:space="0" w:color="auto"/>
               </w:rPr>
               <w:t>或</w:t>
             </w:r>
             <w:r>
               <w:rPr>
                 <w:rFonts w:ascii="Times New Roman" w:eastAsia="宋体" w:hAnsi="Times New Roman" w:cs="Times New Roman"/>
-                <w:b/>
                 <w:i/>
                 <w:sz w:val="21"/>
                 <w:szCs w:val="21"/>
-                <w:u w:val="thick"/>
+                <w:bdr w:val="single" w:sz="8" w:space="0" w:color="auto"/>
               </w:rPr>
               <w:t>x</w:t>
             </w:r>
             <w:r>
               <w:rPr>
                 <w:rFonts w:ascii="Times New Roman" w:eastAsia="宋体" w:hAnsi="Times New Roman" w:cs="Times New Roman"/>
-                <w:b/>
-                <w:sz w:val="21"/>
-                <w:szCs w:val="21"/>
-                <w:u w:val="thick"/>
+                <w:sz w:val="21"/>
+                <w:szCs w:val="21"/>
+                <w:bdr w:val="single" w:sz="8" w:space="0" w:color="auto"/>
               </w:rPr>
               <w:t>≥</w:t>
             </w:r>
             <w:r>
               <w:rPr>
                 <w:rFonts w:ascii="Times New Roman" w:eastAsia="宋体" w:hAnsi="Times New Roman" w:cs="Times New Roman"/>
-                <w:b/>
                 <w:i/>
                 <w:sz w:val="21"/>
                 <w:szCs w:val="21"/>
-                <w:u w:val="thick"/>
+                <w:bdr w:val="single" w:sz="8" w:space="0" w:color="auto"/>
               </w:rPr>
               <w:t>a</w:t>
             </w:r>
             <w:r>
               <w:rPr>
                 <w:rFonts w:ascii="Times New Roman" w:eastAsia="宋体" w:hAnsi="Times New Roman" w:cs="Times New Roman"/>
-                <w:b/>
-                <w:sz w:val="21"/>
-                <w:szCs w:val="21"/>
-                <w:u w:val="thick"/>
+                <w:sz w:val="21"/>
+                <w:szCs w:val="21"/>
+                <w:bdr w:val="single" w:sz="8" w:space="0" w:color="auto"/>
               </w:rPr>
               <w:t>，</w:t>
             </w:r>
             <w:r>
               <w:rPr>
                 <w:rFonts w:ascii="Times New Roman" w:eastAsia="宋体" w:hAnsi="Times New Roman" w:cs="Times New Roman"/>
-                <w:b/>
                 <w:i/>
                 <w:sz w:val="21"/>
                 <w:szCs w:val="21"/>
-                <w:u w:val="thick"/>
+                <w:bdr w:val="single" w:sz="8" w:space="0" w:color="auto"/>
               </w:rPr>
               <w:t>y</w:t>
             </w:r>
             <w:r>
               <w:rPr>
                 <w:rFonts w:ascii="Times New Roman" w:eastAsia="宋体" w:hAnsi="Times New Roman" w:cs="Times New Roman"/>
-                <w:b/>
-                <w:sz w:val="21"/>
-                <w:szCs w:val="21"/>
-                <w:u w:val="thick"/>
+                <w:sz w:val="21"/>
+                <w:szCs w:val="21"/>
+                <w:bdr w:val="single" w:sz="8" w:space="0" w:color="auto"/>
               </w:rPr>
               <w:t>∈R</w:t>
             </w:r>
@@ -25186,105 +24733,95 @@
             <w:r>
               <w:rPr>
                 <w:rFonts w:ascii="Times New Roman" w:eastAsia="宋体" w:hAnsi="Times New Roman" w:cs="Times New Roman"/>
-                <w:b/>
                 <w:i/>
                 <w:sz w:val="21"/>
                 <w:szCs w:val="21"/>
-                <w:u w:val="thick"/>
+                <w:bdr w:val="single" w:sz="8" w:space="0" w:color="auto"/>
               </w:rPr>
               <w:t>y</w:t>
             </w:r>
             <w:r>
               <w:rPr>
                 <w:rFonts w:ascii="Times New Roman" w:eastAsia="宋体" w:hAnsi="Times New Roman" w:cs="Times New Roman"/>
-                <w:b/>
-                <w:sz w:val="21"/>
-                <w:szCs w:val="21"/>
-                <w:u w:val="thick"/>
+                <w:sz w:val="21"/>
+                <w:szCs w:val="21"/>
+                <w:bdr w:val="single" w:sz="8" w:space="0" w:color="auto"/>
               </w:rPr>
               <w:t>≤-</w:t>
             </w:r>
             <w:r>
               <w:rPr>
                 <w:rFonts w:ascii="Times New Roman" w:eastAsia="宋体" w:hAnsi="Times New Roman" w:cs="Times New Roman"/>
-                <w:b/>
                 <w:i/>
                 <w:sz w:val="21"/>
                 <w:szCs w:val="21"/>
-                <w:u w:val="thick"/>
+                <w:bdr w:val="single" w:sz="8" w:space="0" w:color="auto"/>
               </w:rPr>
               <w:t>a</w:t>
             </w:r>
             <w:r>
               <w:rPr>
                 <w:rFonts w:ascii="Times New Roman" w:eastAsia="宋体" w:hAnsi="Times New Roman" w:cs="Times New Roman"/>
-                <w:b/>
-                <w:sz w:val="21"/>
-                <w:szCs w:val="21"/>
-                <w:u w:val="thick"/>
+                <w:sz w:val="21"/>
+                <w:szCs w:val="21"/>
+                <w:bdr w:val="single" w:sz="8" w:space="0" w:color="auto"/>
               </w:rPr>
               <w:t>或</w:t>
             </w:r>
             <w:r>
               <w:rPr>
                 <w:rFonts w:ascii="Times New Roman" w:eastAsia="宋体" w:hAnsi="Times New Roman" w:cs="Times New Roman"/>
-                <w:b/>
                 <w:i/>
                 <w:sz w:val="21"/>
                 <w:szCs w:val="21"/>
-                <w:u w:val="thick"/>
+                <w:bdr w:val="single" w:sz="8" w:space="0" w:color="auto"/>
               </w:rPr>
               <w:t>y</w:t>
             </w:r>
             <w:r>
               <w:rPr>
                 <w:rFonts w:ascii="Times New Roman" w:eastAsia="宋体" w:hAnsi="Times New Roman" w:cs="Times New Roman"/>
-                <w:b/>
-                <w:sz w:val="21"/>
-                <w:szCs w:val="21"/>
-                <w:u w:val="thick"/>
+                <w:sz w:val="21"/>
+                <w:szCs w:val="21"/>
+                <w:bdr w:val="single" w:sz="8" w:space="0" w:color="auto"/>
               </w:rPr>
               <w:t>≥</w:t>
             </w:r>
             <w:r>
               <w:rPr>
                 <w:rFonts w:ascii="Times New Roman" w:eastAsia="宋体" w:hAnsi="Times New Roman" w:cs="Times New Roman"/>
-                <w:b/>
                 <w:i/>
                 <w:sz w:val="21"/>
                 <w:szCs w:val="21"/>
-                <w:u w:val="thick"/>
+                <w:bdr w:val="single" w:sz="8" w:space="0" w:color="auto"/>
               </w:rPr>
               <w:t>a</w:t>
             </w:r>
             <w:r>
               <w:rPr>
                 <w:rFonts w:ascii="Times New Roman" w:eastAsia="宋体" w:hAnsi="Times New Roman" w:cs="Times New Roman"/>
-                <w:b/>
-                <w:sz w:val="21"/>
-                <w:szCs w:val="21"/>
-                <w:u w:val="thick"/>
+                <w:sz w:val="21"/>
+                <w:szCs w:val="21"/>
+                <w:bdr w:val="single" w:sz="8" w:space="0" w:color="auto"/>
               </w:rPr>
               <w:t>，</w:t>
             </w:r>
             <w:r>
               <w:rPr>
                 <w:rFonts w:ascii="Times New Roman" w:eastAsia="宋体" w:hAnsi="Times New Roman" w:cs="Times New Roman"/>
-                <w:b/>
                 <w:i/>
                 <w:sz w:val="21"/>
                 <w:szCs w:val="21"/>
-                <w:u w:val="thick"/>
+                <w:bdr w:val="single" w:sz="8" w:space="0" w:color="auto"/>
               </w:rPr>
               <w:t>x</w:t>
             </w:r>
             <w:r>
               <w:rPr>
                 <w:rFonts w:ascii="Times New Roman" w:eastAsia="宋体" w:hAnsi="Times New Roman" w:cs="Times New Roman"/>
-                <w:b/>
-                <w:sz w:val="21"/>
-                <w:szCs w:val="21"/>
-                <w:u w:val="thick"/>
+                <w:sz w:val="21"/>
+                <w:szCs w:val="21"/>
+                <w:bdr w:val="single" w:sz="8" w:space="0" w:color="auto"/>
               </w:rPr>
               <w:t>∈R</w:t>
             </w:r>
@@ -25386,10 +24923,9 @@
             <w:r>
               <w:rPr>
                 <w:rFonts w:ascii="Times New Roman" w:eastAsia="宋体" w:hAnsi="Times New Roman" w:cs="Times New Roman"/>
-                <w:b/>
-                <w:sz w:val="21"/>
-                <w:szCs w:val="21"/>
-                <w:u w:val="thick"/>
+                <w:sz w:val="21"/>
+                <w:szCs w:val="21"/>
+                <w:bdr w:val="single" w:sz="8" w:space="0" w:color="auto"/>
                 <w:lang w:eastAsia="zh-CN"/>
               </w:rPr>
               <w:t>坐标轴</w:t>
@@ -25406,10 +24942,9 @@
             <w:r>
               <w:rPr>
                 <w:rFonts w:ascii="Times New Roman" w:eastAsia="宋体" w:hAnsi="Times New Roman" w:cs="Times New Roman"/>
-                <w:b/>
-                <w:sz w:val="21"/>
-                <w:szCs w:val="21"/>
-                <w:u w:val="thick"/>
+                <w:sz w:val="21"/>
+                <w:szCs w:val="21"/>
+                <w:bdr w:val="single" w:sz="8" w:space="0" w:color="auto"/>
                 <w:lang w:eastAsia="zh-CN"/>
               </w:rPr>
               <w:t>原点</w:t>
@@ -25502,52 +25037,47 @@
             <w:r>
               <w:rPr>
                 <w:rFonts w:ascii="Times New Roman" w:eastAsia="宋体" w:hAnsi="Times New Roman" w:cs="Times New Roman"/>
-                <w:b/>
                 <w:i/>
                 <w:sz w:val="21"/>
                 <w:szCs w:val="21"/>
-                <w:u w:val="thick"/>
+                <w:bdr w:val="single" w:sz="8" w:space="0" w:color="auto"/>
               </w:rPr>
               <w:t>A</w:t>
             </w:r>
             <w:r>
               <w:rPr>
                 <w:rFonts w:ascii="Times New Roman" w:eastAsia="宋体" w:hAnsi="Times New Roman" w:cs="Times New Roman"/>
-                <w:b/>
-                <w:sz w:val="21"/>
-                <w:szCs w:val="21"/>
-                <w:u w:val="thick"/>
+                <w:sz w:val="21"/>
+                <w:szCs w:val="21"/>
+                <w:bdr w:val="single" w:sz="8" w:space="0" w:color="auto"/>
               </w:rPr>
               <w:t>₁</w:t>
             </w:r>
             <w:r>
               <w:rPr>
                 <w:rFonts w:ascii="Times New Roman" w:eastAsia="宋体" w:hAnsi="Times New Roman" w:cs="Times New Roman"/>
-                <w:b/>
-                <w:sz w:val="21"/>
-                <w:szCs w:val="21"/>
-                <w:u w:val="thick"/>
+                <w:sz w:val="21"/>
+                <w:szCs w:val="21"/>
+                <w:bdr w:val="single" w:sz="8" w:space="0" w:color="auto"/>
               </w:rPr>
               <w:t>，</w:t>
             </w:r>
             <w:r>
               <w:rPr>
                 <w:rFonts w:ascii="Times New Roman" w:eastAsia="宋体" w:hAnsi="Times New Roman" w:cs="Times New Roman"/>
-                <w:b/>
                 <w:i/>
                 <w:sz w:val="21"/>
                 <w:szCs w:val="21"/>
-                <w:u w:val="thick"/>
+                <w:bdr w:val="single" w:sz="8" w:space="0" w:color="auto"/>
               </w:rPr>
               <w:t>A</w:t>
             </w:r>
             <w:r>
               <w:rPr>
                 <w:rFonts w:ascii="Times New Roman" w:eastAsia="宋体" w:hAnsi="Times New Roman" w:cs="Times New Roman"/>
-                <w:b/>
-                <w:sz w:val="21"/>
-                <w:szCs w:val="21"/>
-                <w:u w:val="thick"/>
+                <w:sz w:val="21"/>
+                <w:szCs w:val="21"/>
+                <w:bdr w:val="single" w:sz="8" w:space="0" w:color="auto"/>
               </w:rPr>
               <w:t>₂</w:t>
             </w:r>
@@ -25580,52 +25110,47 @@
             <w:r>
               <w:rPr>
                 <w:rFonts w:ascii="Times New Roman" w:eastAsia="宋体" w:hAnsi="Times New Roman" w:cs="Times New Roman"/>
-                <w:b/>
                 <w:i/>
                 <w:sz w:val="21"/>
                 <w:szCs w:val="21"/>
-                <w:u w:val="thick"/>
+                <w:bdr w:val="single" w:sz="8" w:space="0" w:color="auto"/>
               </w:rPr>
               <w:t>A</w:t>
             </w:r>
             <w:r>
               <w:rPr>
                 <w:rFonts w:ascii="Times New Roman" w:eastAsia="宋体" w:hAnsi="Times New Roman" w:cs="Times New Roman"/>
-                <w:b/>
-                <w:sz w:val="21"/>
-                <w:szCs w:val="21"/>
-                <w:u w:val="thick"/>
+                <w:sz w:val="21"/>
+                <w:szCs w:val="21"/>
+                <w:bdr w:val="single" w:sz="8" w:space="0" w:color="auto"/>
               </w:rPr>
               <w:t>₁</w:t>
             </w:r>
             <w:r>
               <w:rPr>
                 <w:rFonts w:ascii="Times New Roman" w:eastAsia="宋体" w:hAnsi="Times New Roman" w:cs="Times New Roman"/>
-                <w:b/>
-                <w:sz w:val="21"/>
-                <w:szCs w:val="21"/>
-                <w:u w:val="thick"/>
+                <w:sz w:val="21"/>
+                <w:szCs w:val="21"/>
+                <w:bdr w:val="single" w:sz="8" w:space="0" w:color="auto"/>
               </w:rPr>
               <w:t>，</w:t>
             </w:r>
             <w:r>
               <w:rPr>
                 <w:rFonts w:ascii="Times New Roman" w:eastAsia="宋体" w:hAnsi="Times New Roman" w:cs="Times New Roman"/>
-                <w:b/>
                 <w:i/>
                 <w:sz w:val="21"/>
                 <w:szCs w:val="21"/>
-                <w:u w:val="thick"/>
+                <w:bdr w:val="single" w:sz="8" w:space="0" w:color="auto"/>
               </w:rPr>
               <w:t>A</w:t>
             </w:r>
             <w:r>
               <w:rPr>
                 <w:rFonts w:ascii="Times New Roman" w:eastAsia="宋体" w:hAnsi="Times New Roman" w:cs="Times New Roman"/>
-                <w:b/>
-                <w:sz w:val="21"/>
-                <w:szCs w:val="21"/>
-                <w:u w:val="thick"/>
+                <w:sz w:val="21"/>
+                <w:szCs w:val="21"/>
+                <w:bdr w:val="single" w:sz="8" w:space="0" w:color="auto"/>
               </w:rPr>
               <w:t>₂</w:t>
             </w:r>
@@ -25727,11 +25252,10 @@
             <w:r>
               <w:rPr>
                 <w:rFonts w:ascii="Times New Roman" w:eastAsia="宋体" w:hAnsi="Times New Roman" w:cs="Times New Roman"/>
-                <w:b/>
                 <w:i/>
                 <w:sz w:val="21"/>
                 <w:szCs w:val="21"/>
-                <w:u w:val="thick"/>
+                <w:bdr w:val="single" w:sz="8" w:space="0" w:color="auto"/>
                 <w:lang w:eastAsia="zh-CN"/>
               </w:rPr>
               <w:t>A</w:t>
@@ -25739,10 +25263,9 @@
             <w:r>
               <w:rPr>
                 <w:rFonts w:ascii="Times New Roman" w:eastAsia="宋体" w:hAnsi="Times New Roman" w:cs="Times New Roman"/>
-                <w:b/>
-                <w:sz w:val="21"/>
-                <w:szCs w:val="21"/>
-                <w:u w:val="thick"/>
+                <w:sz w:val="21"/>
+                <w:szCs w:val="21"/>
+                <w:bdr w:val="single" w:sz="8" w:space="0" w:color="auto"/>
                 <w:lang w:eastAsia="zh-CN"/>
               </w:rPr>
               <w:t>₁</w:t>
@@ -25750,11 +25273,10 @@
             <w:r>
               <w:rPr>
                 <w:rFonts w:ascii="Times New Roman" w:eastAsia="宋体" w:hAnsi="Times New Roman" w:cs="Times New Roman"/>
-                <w:b/>
                 <w:i/>
                 <w:sz w:val="21"/>
                 <w:szCs w:val="21"/>
-                <w:u w:val="thick"/>
+                <w:bdr w:val="single" w:sz="8" w:space="0" w:color="auto"/>
                 <w:lang w:eastAsia="zh-CN"/>
               </w:rPr>
               <w:t>A</w:t>
@@ -25762,10 +25284,9 @@
             <w:r>
               <w:rPr>
                 <w:rFonts w:ascii="Times New Roman" w:eastAsia="宋体" w:hAnsi="Times New Roman" w:cs="Times New Roman"/>
-                <w:b/>
-                <w:sz w:val="21"/>
-                <w:szCs w:val="21"/>
-                <w:u w:val="thick"/>
+                <w:sz w:val="21"/>
+                <w:szCs w:val="21"/>
+                <w:bdr w:val="single" w:sz="8" w:space="0" w:color="auto"/>
                 <w:lang w:eastAsia="zh-CN"/>
               </w:rPr>
               <w:t>₂</w:t>
@@ -25782,10 +25303,9 @@
             <w:r>
               <w:rPr>
                 <w:rFonts w:ascii="Times New Roman" w:eastAsia="宋体" w:hAnsi="Times New Roman" w:cs="Times New Roman"/>
-                <w:b/>
-                <w:sz w:val="21"/>
-                <w:szCs w:val="21"/>
-                <w:u w:val="thick"/>
+                <w:sz w:val="21"/>
+                <w:szCs w:val="21"/>
+                <w:bdr w:val="single" w:sz="8" w:space="0" w:color="auto"/>
                 <w:lang w:eastAsia="zh-CN"/>
               </w:rPr>
               <w:t>2</w:t>
@@ -25793,11 +25313,10 @@
             <w:r>
               <w:rPr>
                 <w:rFonts w:ascii="Times New Roman" w:eastAsia="宋体" w:hAnsi="Times New Roman" w:cs="Times New Roman"/>
-                <w:b/>
                 <w:i/>
                 <w:sz w:val="21"/>
                 <w:szCs w:val="21"/>
-                <w:u w:val="thick"/>
+                <w:bdr w:val="single" w:sz="8" w:space="0" w:color="auto"/>
                 <w:lang w:eastAsia="zh-CN"/>
               </w:rPr>
               <w:t>a</w:t>
@@ -25834,11 +25353,10 @@
             <w:r>
               <w:rPr>
                 <w:rFonts w:ascii="Times New Roman" w:eastAsia="宋体" w:hAnsi="Times New Roman" w:cs="Times New Roman"/>
-                <w:b/>
                 <w:i/>
                 <w:sz w:val="21"/>
                 <w:szCs w:val="21"/>
-                <w:u w:val="thick"/>
+                <w:bdr w:val="single" w:sz="8" w:space="0" w:color="auto"/>
                 <w:lang w:eastAsia="zh-CN"/>
               </w:rPr>
               <w:t>B</w:t>
@@ -25846,10 +25364,9 @@
             <w:r>
               <w:rPr>
                 <w:rFonts w:ascii="Times New Roman" w:eastAsia="宋体" w:hAnsi="Times New Roman" w:cs="Times New Roman"/>
-                <w:b/>
-                <w:sz w:val="21"/>
-                <w:szCs w:val="21"/>
-                <w:u w:val="thick"/>
+                <w:sz w:val="21"/>
+                <w:szCs w:val="21"/>
+                <w:bdr w:val="single" w:sz="8" w:space="0" w:color="auto"/>
                 <w:lang w:eastAsia="zh-CN"/>
               </w:rPr>
               <w:t>₁</w:t>
@@ -25857,11 +25374,10 @@
             <w:r>
               <w:rPr>
                 <w:rFonts w:ascii="Times New Roman" w:eastAsia="宋体" w:hAnsi="Times New Roman" w:cs="Times New Roman"/>
-                <w:b/>
                 <w:i/>
                 <w:sz w:val="21"/>
                 <w:szCs w:val="21"/>
-                <w:u w:val="thick"/>
+                <w:bdr w:val="single" w:sz="8" w:space="0" w:color="auto"/>
                 <w:lang w:eastAsia="zh-CN"/>
               </w:rPr>
               <w:t>B</w:t>
@@ -25869,10 +25385,9 @@
             <w:r>
               <w:rPr>
                 <w:rFonts w:ascii="Times New Roman" w:eastAsia="宋体" w:hAnsi="Times New Roman" w:cs="Times New Roman"/>
-                <w:b/>
-                <w:sz w:val="21"/>
-                <w:szCs w:val="21"/>
-                <w:u w:val="thick"/>
+                <w:sz w:val="21"/>
+                <w:szCs w:val="21"/>
+                <w:bdr w:val="single" w:sz="8" w:space="0" w:color="auto"/>
                 <w:lang w:eastAsia="zh-CN"/>
               </w:rPr>
               <w:t>₂</w:t>
@@ -25889,10 +25404,9 @@
             <w:r>
               <w:rPr>
                 <w:rFonts w:ascii="Times New Roman" w:eastAsia="宋体" w:hAnsi="Times New Roman" w:cs="Times New Roman"/>
-                <w:b/>
-                <w:sz w:val="21"/>
-                <w:szCs w:val="21"/>
-                <w:u w:val="thick"/>
+                <w:sz w:val="21"/>
+                <w:szCs w:val="21"/>
+                <w:bdr w:val="single" w:sz="8" w:space="0" w:color="auto"/>
                 <w:lang w:eastAsia="zh-CN"/>
               </w:rPr>
               <w:t>2</w:t>
@@ -25900,11 +25414,10 @@
             <w:r>
               <w:rPr>
                 <w:rFonts w:ascii="Times New Roman" w:eastAsia="宋体" w:hAnsi="Times New Roman" w:cs="Times New Roman"/>
-                <w:b/>
                 <w:i/>
                 <w:sz w:val="21"/>
                 <w:szCs w:val="21"/>
-                <w:u w:val="thick"/>
+                <w:bdr w:val="single" w:sz="8" w:space="0" w:color="auto"/>
                 <w:lang w:eastAsia="zh-CN"/>
               </w:rPr>
               <w:t>b</w:t>
@@ -25941,11 +25454,10 @@
             <w:r>
               <w:rPr>
                 <w:rFonts w:ascii="Times New Roman" w:eastAsia="宋体" w:hAnsi="Times New Roman" w:cs="Times New Roman"/>
-                <w:b/>
                 <w:i/>
                 <w:sz w:val="21"/>
                 <w:szCs w:val="21"/>
-                <w:u w:val="thick"/>
+                <w:bdr w:val="single" w:sz="8" w:space="0" w:color="auto"/>
                 <w:lang w:eastAsia="zh-CN"/>
               </w:rPr>
               <w:t>a</w:t>
@@ -25962,11 +25474,10 @@
             <w:r>
               <w:rPr>
                 <w:rFonts w:ascii="Times New Roman" w:eastAsia="宋体" w:hAnsi="Times New Roman" w:cs="Times New Roman"/>
-                <w:b/>
                 <w:i/>
                 <w:sz w:val="21"/>
                 <w:szCs w:val="21"/>
-                <w:u w:val="thick"/>
+                <w:bdr w:val="single" w:sz="8" w:space="0" w:color="auto"/>
                 <w:lang w:eastAsia="zh-CN"/>
               </w:rPr>
               <w:t>b</w:t>
@@ -26060,63 +25571,57 @@
             <w:r>
               <w:rPr>
                 <w:rFonts w:ascii="Times New Roman" w:eastAsia="宋体" w:hAnsi="Times New Roman" w:cs="Times New Roman"/>
-                <w:b/>
                 <w:i/>
                 <w:sz w:val="21"/>
                 <w:szCs w:val="21"/>
-                <w:u w:val="thick"/>
+                <w:bdr w:val="single" w:sz="8" w:space="0" w:color="auto"/>
               </w:rPr>
               <w:t>e</w:t>
             </w:r>
             <w:r>
               <w:rPr>
                 <w:rFonts w:ascii="Times New Roman" w:eastAsia="宋体" w:hAnsi="Times New Roman" w:cs="Times New Roman"/>
-                <w:b/>
-                <w:sz w:val="21"/>
-                <w:szCs w:val="21"/>
-                <w:u w:val="thick"/>
+                <w:sz w:val="21"/>
+                <w:szCs w:val="21"/>
+                <w:bdr w:val="single" w:sz="8" w:space="0" w:color="auto"/>
               </w:rPr>
               <w:t>=</w:t>
             </w:r>
             <w:r>
               <w:rPr>
                 <w:rFonts w:ascii="Times New Roman" w:eastAsia="宋体" w:hAnsi="Times New Roman" w:cs="Times New Roman"/>
-                <w:b/>
                 <w:i/>
                 <w:sz w:val="21"/>
                 <w:szCs w:val="21"/>
-                <w:u w:val="thick"/>
+                <w:bdr w:val="single" w:sz="8" w:space="0" w:color="auto"/>
               </w:rPr>
               <w:t>c</w:t>
             </w:r>
             <w:r>
               <w:rPr>
                 <w:rFonts w:ascii="Times New Roman" w:eastAsia="宋体" w:hAnsi="Times New Roman" w:cs="Times New Roman"/>
-                <w:b/>
-                <w:sz w:val="21"/>
-                <w:szCs w:val="21"/>
-                <w:u w:val="thick"/>
+                <w:sz w:val="21"/>
+                <w:szCs w:val="21"/>
+                <w:bdr w:val="single" w:sz="8" w:space="0" w:color="auto"/>
               </w:rPr>
               <w:t>/</w:t>
             </w:r>
             <w:r>
               <w:rPr>
                 <w:rFonts w:ascii="Times New Roman" w:eastAsia="宋体" w:hAnsi="Times New Roman" w:cs="Times New Roman"/>
-                <w:b/>
                 <w:i/>
                 <w:sz w:val="21"/>
                 <w:szCs w:val="21"/>
-                <w:u w:val="thick"/>
+                <w:bdr w:val="single" w:sz="8" w:space="0" w:color="auto"/>
               </w:rPr>
               <w:t>a</w:t>
             </w:r>
             <w:r>
               <w:rPr>
                 <w:rFonts w:ascii="Times New Roman" w:eastAsia="宋体" w:hAnsi="Times New Roman" w:cs="Times New Roman"/>
-                <w:b/>
-                <w:sz w:val="21"/>
-                <w:szCs w:val="21"/>
-                <w:u w:val="thick"/>
+                <w:sz w:val="21"/>
+                <w:szCs w:val="21"/>
+                <w:bdr w:val="single" w:sz="8" w:space="0" w:color="auto"/>
               </w:rPr>
               <w:t>∈(1,+∞)</w:t>
             </w:r>
@@ -26207,74 +25712,67 @@
             <w:r>
               <w:rPr>
                 <w:rFonts w:ascii="Times New Roman" w:eastAsia="宋体" w:hAnsi="Times New Roman" w:cs="Times New Roman"/>
-                <w:b/>
                 <w:i/>
                 <w:sz w:val="21"/>
                 <w:szCs w:val="21"/>
-                <w:u w:val="thick"/>
+                <w:bdr w:val="single" w:sz="8" w:space="0" w:color="auto"/>
               </w:rPr>
               <w:t>y</w:t>
             </w:r>
             <w:r>
               <w:rPr>
                 <w:rFonts w:ascii="Times New Roman" w:eastAsia="宋体" w:hAnsi="Times New Roman" w:cs="Times New Roman"/>
-                <w:b/>
-                <w:sz w:val="21"/>
-                <w:szCs w:val="21"/>
-                <w:u w:val="thick"/>
+                <w:sz w:val="21"/>
+                <w:szCs w:val="21"/>
+                <w:bdr w:val="single" w:sz="8" w:space="0" w:color="auto"/>
               </w:rPr>
               <w:t>=±(</w:t>
             </w:r>
             <w:r>
               <w:rPr>
                 <w:rFonts w:ascii="Times New Roman" w:eastAsia="宋体" w:hAnsi="Times New Roman" w:cs="Times New Roman"/>
-                <w:b/>
                 <w:i/>
                 <w:sz w:val="21"/>
                 <w:szCs w:val="21"/>
-                <w:u w:val="thick"/>
+                <w:bdr w:val="single" w:sz="8" w:space="0" w:color="auto"/>
               </w:rPr>
               <w:t>b</w:t>
             </w:r>
             <w:r>
               <w:rPr>
                 <w:rFonts w:ascii="Times New Roman" w:eastAsia="宋体" w:hAnsi="Times New Roman" w:cs="Times New Roman"/>
-                <w:b/>
-                <w:sz w:val="21"/>
-                <w:szCs w:val="21"/>
-                <w:u w:val="thick"/>
+                <w:sz w:val="21"/>
+                <w:szCs w:val="21"/>
+                <w:bdr w:val="single" w:sz="8" w:space="0" w:color="auto"/>
               </w:rPr>
               <w:t>/</w:t>
             </w:r>
             <w:r>
               <w:rPr>
                 <w:rFonts w:ascii="Times New Roman" w:eastAsia="宋体" w:hAnsi="Times New Roman" w:cs="Times New Roman"/>
-                <w:b/>
                 <w:i/>
                 <w:sz w:val="21"/>
                 <w:szCs w:val="21"/>
-                <w:u w:val="thick"/>
+                <w:bdr w:val="single" w:sz="8" w:space="0" w:color="auto"/>
               </w:rPr>
               <w:t>a</w:t>
             </w:r>
             <w:r>
               <w:rPr>
                 <w:rFonts w:ascii="Times New Roman" w:eastAsia="宋体" w:hAnsi="Times New Roman" w:cs="Times New Roman"/>
-                <w:b/>
-                <w:sz w:val="21"/>
-                <w:szCs w:val="21"/>
-                <w:u w:val="thick"/>
+                <w:sz w:val="21"/>
+                <w:szCs w:val="21"/>
+                <w:bdr w:val="single" w:sz="8" w:space="0" w:color="auto"/>
               </w:rPr>
               <w:t>)</w:t>
             </w:r>
             <w:r>
               <w:rPr>
                 <w:rFonts w:ascii="Times New Roman" w:eastAsia="宋体" w:hAnsi="Times New Roman" w:cs="Times New Roman"/>
-                <w:b/>
                 <w:i/>
                 <w:sz w:val="21"/>
                 <w:szCs w:val="21"/>
-                <w:u w:val="thick"/>
+                <w:bdr w:val="single" w:sz="8" w:space="0" w:color="auto"/>
               </w:rPr>
               <w:t>x</w:t>
             </w:r>
@@ -26307,74 +25805,67 @@
             <w:r>
               <w:rPr>
                 <w:rFonts w:ascii="Times New Roman" w:eastAsia="宋体" w:hAnsi="Times New Roman" w:cs="Times New Roman"/>
-                <w:b/>
                 <w:i/>
                 <w:sz w:val="21"/>
                 <w:szCs w:val="21"/>
-                <w:u w:val="thick"/>
+                <w:bdr w:val="single" w:sz="8" w:space="0" w:color="auto"/>
               </w:rPr>
               <w:t>y</w:t>
             </w:r>
             <w:r>
               <w:rPr>
                 <w:rFonts w:ascii="Times New Roman" w:eastAsia="宋体" w:hAnsi="Times New Roman" w:cs="Times New Roman"/>
-                <w:b/>
-                <w:sz w:val="21"/>
-                <w:szCs w:val="21"/>
-                <w:u w:val="thick"/>
+                <w:sz w:val="21"/>
+                <w:szCs w:val="21"/>
+                <w:bdr w:val="single" w:sz="8" w:space="0" w:color="auto"/>
               </w:rPr>
               <w:t>=±(</w:t>
             </w:r>
             <w:r>
               <w:rPr>
                 <w:rFonts w:ascii="Times New Roman" w:eastAsia="宋体" w:hAnsi="Times New Roman" w:cs="Times New Roman"/>
-                <w:b/>
                 <w:i/>
                 <w:sz w:val="21"/>
                 <w:szCs w:val="21"/>
-                <w:u w:val="thick"/>
+                <w:bdr w:val="single" w:sz="8" w:space="0" w:color="auto"/>
               </w:rPr>
               <w:t>a</w:t>
             </w:r>
             <w:r>
               <w:rPr>
                 <w:rFonts w:ascii="Times New Roman" w:eastAsia="宋体" w:hAnsi="Times New Roman" w:cs="Times New Roman"/>
-                <w:b/>
-                <w:sz w:val="21"/>
-                <w:szCs w:val="21"/>
-                <w:u w:val="thick"/>
+                <w:sz w:val="21"/>
+                <w:szCs w:val="21"/>
+                <w:bdr w:val="single" w:sz="8" w:space="0" w:color="auto"/>
               </w:rPr>
               <w:t>/</w:t>
             </w:r>
             <w:r>
               <w:rPr>
                 <w:rFonts w:ascii="Times New Roman" w:eastAsia="宋体" w:hAnsi="Times New Roman" w:cs="Times New Roman"/>
-                <w:b/>
                 <w:i/>
                 <w:sz w:val="21"/>
                 <w:szCs w:val="21"/>
-                <w:u w:val="thick"/>
+                <w:bdr w:val="single" w:sz="8" w:space="0" w:color="auto"/>
               </w:rPr>
               <w:t>b</w:t>
             </w:r>
             <w:r>
               <w:rPr>
                 <w:rFonts w:ascii="Times New Roman" w:eastAsia="宋体" w:hAnsi="Times New Roman" w:cs="Times New Roman"/>
-                <w:b/>
-                <w:sz w:val="21"/>
-                <w:szCs w:val="21"/>
-                <w:u w:val="thick"/>
+                <w:sz w:val="21"/>
+                <w:szCs w:val="21"/>
+                <w:bdr w:val="single" w:sz="8" w:space="0" w:color="auto"/>
               </w:rPr>
               <w:t>)</w:t>
             </w:r>
             <w:r>
               <w:rPr>
                 <w:rFonts w:ascii="Times New Roman" w:eastAsia="宋体" w:hAnsi="Times New Roman" w:cs="Times New Roman"/>
-                <w:b/>
                 <w:i/>
                 <w:sz w:val="21"/>
                 <w:szCs w:val="21"/>
-                <w:u w:val="thick"/>
+                <w:bdr w:val="single" w:sz="8" w:space="0" w:color="auto"/>
               </w:rPr>
               <w:t>x</w:t>
             </w:r>
@@ -26439,10 +25930,9 @@
       <w:r>
         <w:rPr>
           <w:rFonts w:ascii="Times New Roman" w:eastAsia="宋体" w:hAnsi="Times New Roman" w:cs="Times New Roman"/>
-          <w:b/>
-          <w:sz w:val="21"/>
-          <w:szCs w:val="21"/>
-          <w:u w:val="thick"/>
+          <w:sz w:val="21"/>
+          <w:szCs w:val="21"/>
+          <w:bdr w:val="single" w:sz="8" w:space="0" w:color="auto"/>
           <w:lang w:eastAsia="zh-CN"/>
         </w:rPr>
         <w:t>实轴长与虚轴长相等</w:t>
@@ -26517,11 +26007,10 @@
       <w:r>
         <w:rPr>
           <w:rFonts w:ascii="Times New Roman" w:eastAsia="宋体" w:hAnsi="Times New Roman" w:cs="Times New Roman"/>
-          <w:b/>
           <w:i/>
           <w:sz w:val="21"/>
           <w:szCs w:val="21"/>
-          <w:u w:val="thick"/>
+          <w:bdr w:val="single" w:sz="8" w:space="0" w:color="auto"/>
           <w:lang w:eastAsia="zh-CN"/>
         </w:rPr>
         <w:t>x</w:t>
@@ -26529,10 +26018,9 @@
       <w:r>
         <w:rPr>
           <w:rFonts w:ascii="Times New Roman" w:eastAsia="宋体" w:hAnsi="Times New Roman" w:cs="Times New Roman"/>
-          <w:b/>
-          <w:sz w:val="21"/>
-          <w:szCs w:val="21"/>
-          <w:u w:val="thick"/>
+          <w:sz w:val="21"/>
+          <w:szCs w:val="21"/>
+          <w:bdr w:val="single" w:sz="8" w:space="0" w:color="auto"/>
           <w:lang w:eastAsia="zh-CN"/>
         </w:rPr>
         <w:t>²-</w:t>
@@ -26540,11 +26028,10 @@
       <w:r>
         <w:rPr>
           <w:rFonts w:ascii="Times New Roman" w:eastAsia="宋体" w:hAnsi="Times New Roman" w:cs="Times New Roman"/>
-          <w:b/>
           <w:i/>
           <w:sz w:val="21"/>
           <w:szCs w:val="21"/>
-          <w:u w:val="thick"/>
+          <w:bdr w:val="single" w:sz="8" w:space="0" w:color="auto"/>
           <w:lang w:eastAsia="zh-CN"/>
         </w:rPr>
         <w:t>y</w:t>
@@ -26552,10 +26039,9 @@
       <w:r>
         <w:rPr>
           <w:rFonts w:ascii="Times New Roman" w:eastAsia="宋体" w:hAnsi="Times New Roman" w:cs="Times New Roman"/>
-          <w:b/>
-          <w:sz w:val="21"/>
-          <w:szCs w:val="21"/>
-          <w:u w:val="thick"/>
+          <w:sz w:val="21"/>
+          <w:szCs w:val="21"/>
+          <w:bdr w:val="single" w:sz="8" w:space="0" w:color="auto"/>
           <w:lang w:eastAsia="zh-CN"/>
         </w:rPr>
         <w:t>²=</w:t>
@@ -26563,20 +26049,18 @@
       <w:r>
         <w:rPr>
           <w:rFonts w:ascii="Times New Roman" w:eastAsia="宋体" w:hAnsi="Times New Roman" w:cs="Times New Roman"/>
-          <w:b/>
-          <w:sz w:val="21"/>
-          <w:szCs w:val="21"/>
-          <w:u w:val="thick"/>
+          <w:sz w:val="21"/>
+          <w:szCs w:val="21"/>
+          <w:bdr w:val="single" w:sz="8" w:space="0" w:color="auto"/>
         </w:rPr>
         <w:t>λ</w:t>
       </w:r>
       <w:r>
         <w:rPr>
           <w:rFonts w:ascii="Times New Roman" w:eastAsia="宋体" w:hAnsi="Times New Roman" w:cs="Times New Roman"/>
-          <w:b/>
-          <w:sz w:val="21"/>
-          <w:szCs w:val="21"/>
-          <w:u w:val="thick"/>
+          <w:sz w:val="21"/>
+          <w:szCs w:val="21"/>
+          <w:bdr w:val="single" w:sz="8" w:space="0" w:color="auto"/>
           <w:lang w:eastAsia="zh-CN"/>
         </w:rPr>
         <w:t>(</w:t>
@@ -26584,20 +26068,18 @@
       <w:r>
         <w:rPr>
           <w:rFonts w:ascii="Times New Roman" w:eastAsia="宋体" w:hAnsi="Times New Roman" w:cs="Times New Roman"/>
-          <w:b/>
-          <w:sz w:val="21"/>
-          <w:szCs w:val="21"/>
-          <w:u w:val="thick"/>
+          <w:sz w:val="21"/>
+          <w:szCs w:val="21"/>
+          <w:bdr w:val="single" w:sz="8" w:space="0" w:color="auto"/>
         </w:rPr>
         <w:t>λ</w:t>
       </w:r>
       <w:r>
         <w:rPr>
           <w:rFonts w:ascii="Times New Roman" w:eastAsia="宋体" w:hAnsi="Times New Roman" w:cs="Times New Roman"/>
-          <w:b/>
-          <w:sz w:val="21"/>
-          <w:szCs w:val="21"/>
-          <w:u w:val="thick"/>
+          <w:sz w:val="21"/>
+          <w:szCs w:val="21"/>
+          <w:bdr w:val="single" w:sz="8" w:space="0" w:color="auto"/>
           <w:lang w:eastAsia="zh-CN"/>
         </w:rPr>
         <w:t>≠0)</w:t>
@@ -26643,11 +26125,10 @@
       <w:r>
         <w:rPr>
           <w:rFonts w:ascii="Times New Roman" w:eastAsia="宋体" w:hAnsi="Times New Roman" w:cs="Times New Roman"/>
-          <w:b/>
           <w:i/>
           <w:sz w:val="21"/>
           <w:szCs w:val="21"/>
-          <w:u w:val="thick"/>
+          <w:bdr w:val="single" w:sz="8" w:space="0" w:color="auto"/>
           <w:lang w:eastAsia="zh-CN"/>
         </w:rPr>
         <w:t>y</w:t>
@@ -26655,10 +26136,9 @@
       <w:r>
         <w:rPr>
           <w:rFonts w:ascii="Times New Roman" w:eastAsia="宋体" w:hAnsi="Times New Roman" w:cs="Times New Roman"/>
-          <w:b/>
-          <w:sz w:val="21"/>
-          <w:szCs w:val="21"/>
-          <w:u w:val="thick"/>
+          <w:sz w:val="21"/>
+          <w:szCs w:val="21"/>
+          <w:bdr w:val="single" w:sz="8" w:space="0" w:color="auto"/>
           <w:lang w:eastAsia="zh-CN"/>
         </w:rPr>
         <w:t>=±</w:t>
@@ -26666,11 +26146,10 @@
       <w:r>
         <w:rPr>
           <w:rFonts w:ascii="Times New Roman" w:eastAsia="宋体" w:hAnsi="Times New Roman" w:cs="Times New Roman"/>
-          <w:b/>
           <w:i/>
           <w:sz w:val="21"/>
           <w:szCs w:val="21"/>
-          <w:u w:val="thick"/>
+          <w:bdr w:val="single" w:sz="8" w:space="0" w:color="auto"/>
           <w:lang w:eastAsia="zh-CN"/>
         </w:rPr>
         <w:t>x</w:t>
@@ -26716,10 +26195,9 @@
       <w:r>
         <w:rPr>
           <w:rFonts w:ascii="Times New Roman" w:eastAsia="宋体" w:hAnsi="Times New Roman" w:cs="Times New Roman"/>
-          <w:b/>
-          <w:sz w:val="21"/>
-          <w:szCs w:val="21"/>
-          <w:u w:val="thick"/>
+          <w:sz w:val="21"/>
+          <w:szCs w:val="21"/>
+          <w:bdr w:val="single" w:sz="8" w:space="0" w:color="auto"/>
           <w:lang w:eastAsia="zh-CN"/>
         </w:rPr>
         <w:t>2</w:t>
@@ -26727,11 +26205,10 @@
       <w:r>
         <w:rPr>
           <w:rFonts w:ascii="Times New Roman" w:eastAsia="宋体" w:hAnsi="Times New Roman" w:cs="Times New Roman"/>
-          <w:b/>
           <w:i/>
           <w:sz w:val="21"/>
           <w:szCs w:val="21"/>
-          <w:u w:val="thick"/>
+          <w:bdr w:val="single" w:sz="8" w:space="0" w:color="auto"/>
           <w:lang w:eastAsia="zh-CN"/>
         </w:rPr>
         <w:t>a</w:t>
@@ -26748,11 +26225,10 @@
       <w:r>
         <w:rPr>
           <w:rFonts w:ascii="Times New Roman" w:eastAsia="宋体" w:hAnsi="Times New Roman" w:cs="Times New Roman"/>
-          <w:b/>
           <w:i/>
           <w:sz w:val="21"/>
           <w:szCs w:val="21"/>
-          <w:u w:val="thick"/>
+          <w:bdr w:val="single" w:sz="8" w:space="0" w:color="auto"/>
           <w:lang w:eastAsia="zh-CN"/>
         </w:rPr>
         <w:t>e</w:t>
@@ -26760,10 +26236,9 @@
       <w:r>
         <w:rPr>
           <w:rFonts w:ascii="Times New Roman" w:eastAsia="宋体" w:hAnsi="Times New Roman" w:cs="Times New Roman"/>
-          <w:b/>
-          <w:sz w:val="21"/>
-          <w:szCs w:val="21"/>
-          <w:u w:val="thick"/>
+          <w:sz w:val="21"/>
+          <w:szCs w:val="21"/>
+          <w:bdr w:val="single" w:sz="8" w:space="0" w:color="auto"/>
           <w:lang w:eastAsia="zh-CN"/>
         </w:rPr>
         <w:t>=√2</w:t>
@@ -26962,10 +26437,9 @@
       <w:r>
         <w:rPr>
           <w:rFonts w:ascii="Times New Roman" w:eastAsia="宋体" w:hAnsi="Times New Roman" w:cs="Times New Roman"/>
-          <w:b/>
-          <w:sz w:val="21"/>
-          <w:szCs w:val="21"/>
-          <w:u w:val="thick"/>
+          <w:sz w:val="21"/>
+          <w:szCs w:val="21"/>
+          <w:bdr w:val="single" w:sz="8" w:space="0" w:color="auto"/>
           <w:lang w:eastAsia="zh-CN"/>
         </w:rPr>
         <w:t>距离相等</w:t>
@@ -27151,10 +26625,9 @@
       <w:r>
         <w:rPr>
           <w:rFonts w:ascii="Times New Roman" w:eastAsia="宋体" w:hAnsi="Times New Roman" w:cs="Times New Roman"/>
-          <w:b/>
-          <w:sz w:val="21"/>
-          <w:szCs w:val="21"/>
-          <w:u w:val="thick"/>
+          <w:sz w:val="21"/>
+          <w:szCs w:val="21"/>
+          <w:bdr w:val="single" w:sz="8" w:space="0" w:color="auto"/>
           <w:lang w:eastAsia="zh-CN"/>
         </w:rPr>
         <w:t>不是。当定点</w:t>
@@ -27162,11 +26635,10 @@
       <w:r>
         <w:rPr>
           <w:rFonts w:ascii="Times New Roman" w:eastAsia="宋体" w:hAnsi="Times New Roman" w:cs="Times New Roman"/>
-          <w:b/>
           <w:i/>
           <w:sz w:val="21"/>
           <w:szCs w:val="21"/>
-          <w:u w:val="thick"/>
+          <w:bdr w:val="single" w:sz="8" w:space="0" w:color="auto"/>
           <w:lang w:eastAsia="zh-CN"/>
         </w:rPr>
         <w:t>F</w:t>
@@ -27174,10 +26646,9 @@
       <w:r>
         <w:rPr>
           <w:rFonts w:ascii="Times New Roman" w:eastAsia="宋体" w:hAnsi="Times New Roman" w:cs="Times New Roman"/>
-          <w:b/>
-          <w:sz w:val="21"/>
-          <w:szCs w:val="21"/>
-          <w:u w:val="thick"/>
+          <w:sz w:val="21"/>
+          <w:szCs w:val="21"/>
+          <w:bdr w:val="single" w:sz="8" w:space="0" w:color="auto"/>
           <w:lang w:eastAsia="zh-CN"/>
         </w:rPr>
         <w:t>在直线</w:t>
@@ -27185,11 +26656,10 @@
       <w:r>
         <w:rPr>
           <w:rFonts w:ascii="Times New Roman" w:eastAsia="宋体" w:hAnsi="Times New Roman" w:cs="Times New Roman"/>
-          <w:b/>
           <w:i/>
           <w:sz w:val="21"/>
           <w:szCs w:val="21"/>
-          <w:u w:val="thick"/>
+          <w:bdr w:val="single" w:sz="8" w:space="0" w:color="auto"/>
           <w:lang w:eastAsia="zh-CN"/>
         </w:rPr>
         <w:t>l</w:t>
@@ -27197,10 +26667,9 @@
       <w:r>
         <w:rPr>
           <w:rFonts w:ascii="Times New Roman" w:eastAsia="宋体" w:hAnsi="Times New Roman" w:cs="Times New Roman"/>
-          <w:b/>
-          <w:sz w:val="21"/>
-          <w:szCs w:val="21"/>
-          <w:u w:val="thick"/>
+          <w:sz w:val="21"/>
+          <w:szCs w:val="21"/>
+          <w:bdr w:val="single" w:sz="8" w:space="0" w:color="auto"/>
           <w:lang w:eastAsia="zh-CN"/>
         </w:rPr>
         <w:t>上时，动点轨迹是与</w:t>
@@ -27208,11 +26677,10 @@
       <w:r>
         <w:rPr>
           <w:rFonts w:ascii="Times New Roman" w:eastAsia="宋体" w:hAnsi="Times New Roman" w:cs="Times New Roman"/>
-          <w:b/>
           <w:i/>
           <w:sz w:val="21"/>
           <w:szCs w:val="21"/>
-          <w:u w:val="thick"/>
+          <w:bdr w:val="single" w:sz="8" w:space="0" w:color="auto"/>
           <w:lang w:eastAsia="zh-CN"/>
         </w:rPr>
         <w:t>l</w:t>
@@ -27220,10 +26688,9 @@
       <w:r>
         <w:rPr>
           <w:rFonts w:ascii="Times New Roman" w:eastAsia="宋体" w:hAnsi="Times New Roman" w:cs="Times New Roman"/>
-          <w:b/>
-          <w:sz w:val="21"/>
-          <w:szCs w:val="21"/>
-          <w:u w:val="thick"/>
+          <w:sz w:val="21"/>
+          <w:szCs w:val="21"/>
+          <w:bdr w:val="single" w:sz="8" w:space="0" w:color="auto"/>
           <w:lang w:eastAsia="zh-CN"/>
         </w:rPr>
         <w:t>垂直的直线</w:t>
@@ -27531,63 +26998,57 @@
             <w:r>
               <w:rPr>
                 <w:rFonts w:ascii="Times New Roman" w:eastAsia="宋体" w:hAnsi="Times New Roman" w:cs="Times New Roman"/>
-                <w:b/>
                 <w:i/>
                 <w:sz w:val="21"/>
                 <w:szCs w:val="21"/>
-                <w:u w:val="thick"/>
+                <w:bdr w:val="single" w:sz="8" w:space="0" w:color="auto"/>
               </w:rPr>
               <w:t>y</w:t>
             </w:r>
             <w:r>
               <w:rPr>
                 <w:rFonts w:ascii="Times New Roman" w:eastAsia="宋体" w:hAnsi="Times New Roman" w:cs="Times New Roman"/>
-                <w:b/>
-                <w:sz w:val="21"/>
-                <w:szCs w:val="21"/>
-                <w:u w:val="thick"/>
+                <w:sz w:val="21"/>
+                <w:szCs w:val="21"/>
+                <w:bdr w:val="single" w:sz="8" w:space="0" w:color="auto"/>
               </w:rPr>
               <w:t>²=2</w:t>
             </w:r>
             <w:r>
               <w:rPr>
                 <w:rFonts w:ascii="Times New Roman" w:eastAsia="宋体" w:hAnsi="Times New Roman" w:cs="Times New Roman"/>
-                <w:b/>
                 <w:i/>
                 <w:sz w:val="21"/>
                 <w:szCs w:val="21"/>
-                <w:u w:val="thick"/>
+                <w:bdr w:val="single" w:sz="8" w:space="0" w:color="auto"/>
               </w:rPr>
               <w:t>px</w:t>
             </w:r>
             <w:r>
               <w:rPr>
                 <w:rFonts w:ascii="Times New Roman" w:eastAsia="宋体" w:hAnsi="Times New Roman" w:cs="Times New Roman"/>
-                <w:b/>
-                <w:sz w:val="21"/>
-                <w:szCs w:val="21"/>
-                <w:u w:val="thick"/>
+                <w:sz w:val="21"/>
+                <w:szCs w:val="21"/>
+                <w:bdr w:val="single" w:sz="8" w:space="0" w:color="auto"/>
               </w:rPr>
               <w:t>(</w:t>
             </w:r>
             <w:r>
               <w:rPr>
                 <w:rFonts w:ascii="Times New Roman" w:eastAsia="宋体" w:hAnsi="Times New Roman" w:cs="Times New Roman"/>
-                <w:b/>
                 <w:i/>
                 <w:sz w:val="21"/>
                 <w:szCs w:val="21"/>
-                <w:u w:val="thick"/>
+                <w:bdr w:val="single" w:sz="8" w:space="0" w:color="auto"/>
               </w:rPr>
               <w:t>p</w:t>
             </w:r>
             <w:r>
               <w:rPr>
                 <w:rFonts w:ascii="Times New Roman" w:eastAsia="宋体" w:hAnsi="Times New Roman" w:cs="Times New Roman"/>
-                <w:b/>
-                <w:sz w:val="21"/>
-                <w:szCs w:val="21"/>
-                <w:u w:val="thick"/>
+                <w:sz w:val="21"/>
+                <w:szCs w:val="21"/>
+                <w:bdr w:val="single" w:sz="8" w:space="0" w:color="auto"/>
               </w:rPr>
               <w:t>&gt;0)</w:t>
             </w:r>
@@ -27620,31 +27081,28 @@
             <w:r>
               <w:rPr>
                 <w:rFonts w:ascii="Times New Roman" w:eastAsia="宋体" w:hAnsi="Times New Roman" w:cs="Times New Roman"/>
-                <w:b/>
-                <w:sz w:val="21"/>
-                <w:szCs w:val="21"/>
-                <w:u w:val="thick"/>
+                <w:sz w:val="21"/>
+                <w:szCs w:val="21"/>
+                <w:bdr w:val="single" w:sz="8" w:space="0" w:color="auto"/>
               </w:rPr>
               <w:t>(</w:t>
             </w:r>
             <w:r>
               <w:rPr>
                 <w:rFonts w:ascii="Times New Roman" w:eastAsia="宋体" w:hAnsi="Times New Roman" w:cs="Times New Roman"/>
-                <w:b/>
                 <w:i/>
                 <w:sz w:val="21"/>
                 <w:szCs w:val="21"/>
-                <w:u w:val="thick"/>
+                <w:bdr w:val="single" w:sz="8" w:space="0" w:color="auto"/>
               </w:rPr>
               <w:t>p</w:t>
             </w:r>
             <w:r>
               <w:rPr>
                 <w:rFonts w:ascii="Times New Roman" w:eastAsia="宋体" w:hAnsi="Times New Roman" w:cs="Times New Roman"/>
-                <w:b/>
-                <w:sz w:val="21"/>
-                <w:szCs w:val="21"/>
-                <w:u w:val="thick"/>
+                <w:sz w:val="21"/>
+                <w:szCs w:val="21"/>
+                <w:bdr w:val="single" w:sz="8" w:space="0" w:color="auto"/>
               </w:rPr>
               <w:t>/2,0)</w:t>
             </w:r>
@@ -27677,42 +27135,38 @@
             <w:r>
               <w:rPr>
                 <w:rFonts w:ascii="Times New Roman" w:eastAsia="宋体" w:hAnsi="Times New Roman" w:cs="Times New Roman"/>
-                <w:b/>
                 <w:i/>
                 <w:sz w:val="21"/>
                 <w:szCs w:val="21"/>
-                <w:u w:val="thick"/>
+                <w:bdr w:val="single" w:sz="8" w:space="0" w:color="auto"/>
               </w:rPr>
               <w:t>x</w:t>
             </w:r>
             <w:r>
               <w:rPr>
                 <w:rFonts w:ascii="Times New Roman" w:eastAsia="宋体" w:hAnsi="Times New Roman" w:cs="Times New Roman"/>
-                <w:b/>
-                <w:sz w:val="21"/>
-                <w:szCs w:val="21"/>
-                <w:u w:val="thick"/>
+                <w:sz w:val="21"/>
+                <w:szCs w:val="21"/>
+                <w:bdr w:val="single" w:sz="8" w:space="0" w:color="auto"/>
               </w:rPr>
               <w:t>=-</w:t>
             </w:r>
             <w:r>
               <w:rPr>
                 <w:rFonts w:ascii="Times New Roman" w:eastAsia="宋体" w:hAnsi="Times New Roman" w:cs="Times New Roman"/>
-                <w:b/>
                 <w:i/>
                 <w:sz w:val="21"/>
                 <w:szCs w:val="21"/>
-                <w:u w:val="thick"/>
+                <w:bdr w:val="single" w:sz="8" w:space="0" w:color="auto"/>
               </w:rPr>
               <w:t>p</w:t>
             </w:r>
             <w:r>
               <w:rPr>
                 <w:rFonts w:ascii="Times New Roman" w:eastAsia="宋体" w:hAnsi="Times New Roman" w:cs="Times New Roman"/>
-                <w:b/>
-                <w:sz w:val="21"/>
-                <w:szCs w:val="21"/>
-                <w:u w:val="thick"/>
+                <w:sz w:val="21"/>
+                <w:szCs w:val="21"/>
+                <w:bdr w:val="single" w:sz="8" w:space="0" w:color="auto"/>
               </w:rPr>
               <w:t>/2</w:t>
             </w:r>
@@ -27818,63 +27272,57 @@
             <w:r>
               <w:rPr>
                 <w:rFonts w:ascii="Times New Roman" w:eastAsia="宋体" w:hAnsi="Times New Roman" w:cs="Times New Roman"/>
-                <w:b/>
                 <w:i/>
                 <w:sz w:val="21"/>
                 <w:szCs w:val="21"/>
-                <w:u w:val="thick"/>
+                <w:bdr w:val="single" w:sz="8" w:space="0" w:color="auto"/>
               </w:rPr>
               <w:t>y</w:t>
             </w:r>
             <w:r>
               <w:rPr>
                 <w:rFonts w:ascii="Times New Roman" w:eastAsia="宋体" w:hAnsi="Times New Roman" w:cs="Times New Roman"/>
-                <w:b/>
-                <w:sz w:val="21"/>
-                <w:szCs w:val="21"/>
-                <w:u w:val="thick"/>
+                <w:sz w:val="21"/>
+                <w:szCs w:val="21"/>
+                <w:bdr w:val="single" w:sz="8" w:space="0" w:color="auto"/>
               </w:rPr>
               <w:t>²=-2</w:t>
             </w:r>
             <w:r>
               <w:rPr>
                 <w:rFonts w:ascii="Times New Roman" w:eastAsia="宋体" w:hAnsi="Times New Roman" w:cs="Times New Roman"/>
-                <w:b/>
                 <w:i/>
                 <w:sz w:val="21"/>
                 <w:szCs w:val="21"/>
-                <w:u w:val="thick"/>
+                <w:bdr w:val="single" w:sz="8" w:space="0" w:color="auto"/>
               </w:rPr>
               <w:t>px</w:t>
             </w:r>
             <w:r>
               <w:rPr>
                 <w:rFonts w:ascii="Times New Roman" w:eastAsia="宋体" w:hAnsi="Times New Roman" w:cs="Times New Roman"/>
-                <w:b/>
-                <w:sz w:val="21"/>
-                <w:szCs w:val="21"/>
-                <w:u w:val="thick"/>
+                <w:sz w:val="21"/>
+                <w:szCs w:val="21"/>
+                <w:bdr w:val="single" w:sz="8" w:space="0" w:color="auto"/>
               </w:rPr>
               <w:t>(</w:t>
             </w:r>
             <w:r>
               <w:rPr>
                 <w:rFonts w:ascii="Times New Roman" w:eastAsia="宋体" w:hAnsi="Times New Roman" w:cs="Times New Roman"/>
-                <w:b/>
                 <w:i/>
                 <w:sz w:val="21"/>
                 <w:szCs w:val="21"/>
-                <w:u w:val="thick"/>
+                <w:bdr w:val="single" w:sz="8" w:space="0" w:color="auto"/>
               </w:rPr>
               <w:t>p</w:t>
             </w:r>
             <w:r>
               <w:rPr>
                 <w:rFonts w:ascii="Times New Roman" w:eastAsia="宋体" w:hAnsi="Times New Roman" w:cs="Times New Roman"/>
-                <w:b/>
-                <w:sz w:val="21"/>
-                <w:szCs w:val="21"/>
-                <w:u w:val="thick"/>
+                <w:sz w:val="21"/>
+                <w:szCs w:val="21"/>
+                <w:bdr w:val="single" w:sz="8" w:space="0" w:color="auto"/>
               </w:rPr>
               <w:t>&gt;0)</w:t>
             </w:r>
@@ -27907,31 +27355,28 @@
             <w:r>
               <w:rPr>
                 <w:rFonts w:ascii="Times New Roman" w:eastAsia="宋体" w:hAnsi="Times New Roman" w:cs="Times New Roman"/>
-                <w:b/>
-                <w:sz w:val="21"/>
-                <w:szCs w:val="21"/>
-                <w:u w:val="thick"/>
+                <w:sz w:val="21"/>
+                <w:szCs w:val="21"/>
+                <w:bdr w:val="single" w:sz="8" w:space="0" w:color="auto"/>
               </w:rPr>
               <w:t>(-</w:t>
             </w:r>
             <w:r>
               <w:rPr>
                 <w:rFonts w:ascii="Times New Roman" w:eastAsia="宋体" w:hAnsi="Times New Roman" w:cs="Times New Roman"/>
-                <w:b/>
                 <w:i/>
                 <w:sz w:val="21"/>
                 <w:szCs w:val="21"/>
-                <w:u w:val="thick"/>
+                <w:bdr w:val="single" w:sz="8" w:space="0" w:color="auto"/>
               </w:rPr>
               <w:t>p</w:t>
             </w:r>
             <w:r>
               <w:rPr>
                 <w:rFonts w:ascii="Times New Roman" w:eastAsia="宋体" w:hAnsi="Times New Roman" w:cs="Times New Roman"/>
-                <w:b/>
-                <w:sz w:val="21"/>
-                <w:szCs w:val="21"/>
-                <w:u w:val="thick"/>
+                <w:sz w:val="21"/>
+                <w:szCs w:val="21"/>
+                <w:bdr w:val="single" w:sz="8" w:space="0" w:color="auto"/>
               </w:rPr>
               <w:t>/2,0)</w:t>
             </w:r>
@@ -27964,42 +27409,38 @@
             <w:r>
               <w:rPr>
                 <w:rFonts w:ascii="Times New Roman" w:eastAsia="宋体" w:hAnsi="Times New Roman" w:cs="Times New Roman"/>
-                <w:b/>
                 <w:i/>
                 <w:sz w:val="21"/>
                 <w:szCs w:val="21"/>
-                <w:u w:val="thick"/>
+                <w:bdr w:val="single" w:sz="8" w:space="0" w:color="auto"/>
               </w:rPr>
               <w:t>x</w:t>
             </w:r>
             <w:r>
               <w:rPr>
                 <w:rFonts w:ascii="Times New Roman" w:eastAsia="宋体" w:hAnsi="Times New Roman" w:cs="Times New Roman"/>
-                <w:b/>
-                <w:sz w:val="21"/>
-                <w:szCs w:val="21"/>
-                <w:u w:val="thick"/>
+                <w:sz w:val="21"/>
+                <w:szCs w:val="21"/>
+                <w:bdr w:val="single" w:sz="8" w:space="0" w:color="auto"/>
               </w:rPr>
               <w:t>=</w:t>
             </w:r>
             <w:r>
               <w:rPr>
                 <w:rFonts w:ascii="Times New Roman" w:eastAsia="宋体" w:hAnsi="Times New Roman" w:cs="Times New Roman"/>
-                <w:b/>
                 <w:i/>
                 <w:sz w:val="21"/>
                 <w:szCs w:val="21"/>
-                <w:u w:val="thick"/>
+                <w:bdr w:val="single" w:sz="8" w:space="0" w:color="auto"/>
               </w:rPr>
               <w:t>p</w:t>
             </w:r>
             <w:r>
               <w:rPr>
                 <w:rFonts w:ascii="Times New Roman" w:eastAsia="宋体" w:hAnsi="Times New Roman" w:cs="Times New Roman"/>
-                <w:b/>
-                <w:sz w:val="21"/>
-                <w:szCs w:val="21"/>
-                <w:u w:val="thick"/>
+                <w:sz w:val="21"/>
+                <w:szCs w:val="21"/>
+                <w:bdr w:val="single" w:sz="8" w:space="0" w:color="auto"/>
               </w:rPr>
               <w:t>/2</w:t>
             </w:r>
@@ -28105,63 +27546,57 @@
             <w:r>
               <w:rPr>
                 <w:rFonts w:ascii="Times New Roman" w:eastAsia="宋体" w:hAnsi="Times New Roman" w:cs="Times New Roman"/>
-                <w:b/>
                 <w:i/>
                 <w:sz w:val="21"/>
                 <w:szCs w:val="21"/>
-                <w:u w:val="thick"/>
+                <w:bdr w:val="single" w:sz="8" w:space="0" w:color="auto"/>
               </w:rPr>
               <w:t>x</w:t>
             </w:r>
             <w:r>
               <w:rPr>
                 <w:rFonts w:ascii="Times New Roman" w:eastAsia="宋体" w:hAnsi="Times New Roman" w:cs="Times New Roman"/>
-                <w:b/>
-                <w:sz w:val="21"/>
-                <w:szCs w:val="21"/>
-                <w:u w:val="thick"/>
+                <w:sz w:val="21"/>
+                <w:szCs w:val="21"/>
+                <w:bdr w:val="single" w:sz="8" w:space="0" w:color="auto"/>
               </w:rPr>
               <w:t>²=2</w:t>
             </w:r>
             <w:r>
               <w:rPr>
                 <w:rFonts w:ascii="Times New Roman" w:eastAsia="宋体" w:hAnsi="Times New Roman" w:cs="Times New Roman"/>
-                <w:b/>
                 <w:i/>
                 <w:sz w:val="21"/>
                 <w:szCs w:val="21"/>
-                <w:u w:val="thick"/>
+                <w:bdr w:val="single" w:sz="8" w:space="0" w:color="auto"/>
               </w:rPr>
               <w:t>py</w:t>
             </w:r>
             <w:r>
               <w:rPr>
                 <w:rFonts w:ascii="Times New Roman" w:eastAsia="宋体" w:hAnsi="Times New Roman" w:cs="Times New Roman"/>
-                <w:b/>
-                <w:sz w:val="21"/>
-                <w:szCs w:val="21"/>
-                <w:u w:val="thick"/>
+                <w:sz w:val="21"/>
+                <w:szCs w:val="21"/>
+                <w:bdr w:val="single" w:sz="8" w:space="0" w:color="auto"/>
               </w:rPr>
               <w:t>(</w:t>
             </w:r>
             <w:r>
               <w:rPr>
                 <w:rFonts w:ascii="Times New Roman" w:eastAsia="宋体" w:hAnsi="Times New Roman" w:cs="Times New Roman"/>
-                <w:b/>
                 <w:i/>
                 <w:sz w:val="21"/>
                 <w:szCs w:val="21"/>
-                <w:u w:val="thick"/>
+                <w:bdr w:val="single" w:sz="8" w:space="0" w:color="auto"/>
               </w:rPr>
               <w:t>p</w:t>
             </w:r>
             <w:r>
               <w:rPr>
                 <w:rFonts w:ascii="Times New Roman" w:eastAsia="宋体" w:hAnsi="Times New Roman" w:cs="Times New Roman"/>
-                <w:b/>
-                <w:sz w:val="21"/>
-                <w:szCs w:val="21"/>
-                <w:u w:val="thick"/>
+                <w:sz w:val="21"/>
+                <w:szCs w:val="21"/>
+                <w:bdr w:val="single" w:sz="8" w:space="0" w:color="auto"/>
               </w:rPr>
               <w:t>&gt;0)</w:t>
             </w:r>
@@ -28194,31 +27629,28 @@
             <w:r>
               <w:rPr>
                 <w:rFonts w:ascii="Times New Roman" w:eastAsia="宋体" w:hAnsi="Times New Roman" w:cs="Times New Roman"/>
-                <w:b/>
-                <w:sz w:val="21"/>
-                <w:szCs w:val="21"/>
-                <w:u w:val="thick"/>
+                <w:sz w:val="21"/>
+                <w:szCs w:val="21"/>
+                <w:bdr w:val="single" w:sz="8" w:space="0" w:color="auto"/>
               </w:rPr>
               <w:t>(0,</w:t>
             </w:r>
             <w:r>
               <w:rPr>
                 <w:rFonts w:ascii="Times New Roman" w:eastAsia="宋体" w:hAnsi="Times New Roman" w:cs="Times New Roman"/>
-                <w:b/>
                 <w:i/>
                 <w:sz w:val="21"/>
                 <w:szCs w:val="21"/>
-                <w:u w:val="thick"/>
+                <w:bdr w:val="single" w:sz="8" w:space="0" w:color="auto"/>
               </w:rPr>
               <w:t>p</w:t>
             </w:r>
             <w:r>
               <w:rPr>
                 <w:rFonts w:ascii="Times New Roman" w:eastAsia="宋体" w:hAnsi="Times New Roman" w:cs="Times New Roman"/>
-                <w:b/>
-                <w:sz w:val="21"/>
-                <w:szCs w:val="21"/>
-                <w:u w:val="thick"/>
+                <w:sz w:val="21"/>
+                <w:szCs w:val="21"/>
+                <w:bdr w:val="single" w:sz="8" w:space="0" w:color="auto"/>
               </w:rPr>
               <w:t>/2)</w:t>
             </w:r>
@@ -28251,42 +27683,38 @@
             <w:r>
               <w:rPr>
                 <w:rFonts w:ascii="Times New Roman" w:eastAsia="宋体" w:hAnsi="Times New Roman" w:cs="Times New Roman"/>
-                <w:b/>
                 <w:i/>
                 <w:sz w:val="21"/>
                 <w:szCs w:val="21"/>
-                <w:u w:val="thick"/>
+                <w:bdr w:val="single" w:sz="8" w:space="0" w:color="auto"/>
               </w:rPr>
               <w:t>y</w:t>
             </w:r>
             <w:r>
               <w:rPr>
                 <w:rFonts w:ascii="Times New Roman" w:eastAsia="宋体" w:hAnsi="Times New Roman" w:cs="Times New Roman"/>
-                <w:b/>
-                <w:sz w:val="21"/>
-                <w:szCs w:val="21"/>
-                <w:u w:val="thick"/>
+                <w:sz w:val="21"/>
+                <w:szCs w:val="21"/>
+                <w:bdr w:val="single" w:sz="8" w:space="0" w:color="auto"/>
               </w:rPr>
               <w:t>=-</w:t>
             </w:r>
             <w:r>
               <w:rPr>
                 <w:rFonts w:ascii="Times New Roman" w:eastAsia="宋体" w:hAnsi="Times New Roman" w:cs="Times New Roman"/>
-                <w:b/>
                 <w:i/>
                 <w:sz w:val="21"/>
                 <w:szCs w:val="21"/>
-                <w:u w:val="thick"/>
+                <w:bdr w:val="single" w:sz="8" w:space="0" w:color="auto"/>
               </w:rPr>
               <w:t>p</w:t>
             </w:r>
             <w:r>
               <w:rPr>
                 <w:rFonts w:ascii="Times New Roman" w:eastAsia="宋体" w:hAnsi="Times New Roman" w:cs="Times New Roman"/>
-                <w:b/>
-                <w:sz w:val="21"/>
-                <w:szCs w:val="21"/>
-                <w:u w:val="thick"/>
+                <w:sz w:val="21"/>
+                <w:szCs w:val="21"/>
+                <w:bdr w:val="single" w:sz="8" w:space="0" w:color="auto"/>
               </w:rPr>
               <w:t>/2</w:t>
             </w:r>
@@ -28392,63 +27820,57 @@
             <w:r>
               <w:rPr>
                 <w:rFonts w:ascii="Times New Roman" w:eastAsia="宋体" w:hAnsi="Times New Roman" w:cs="Times New Roman"/>
-                <w:b/>
                 <w:i/>
                 <w:sz w:val="21"/>
                 <w:szCs w:val="21"/>
-                <w:u w:val="thick"/>
+                <w:bdr w:val="single" w:sz="8" w:space="0" w:color="auto"/>
               </w:rPr>
               <w:t>x</w:t>
             </w:r>
             <w:r>
               <w:rPr>
                 <w:rFonts w:ascii="Times New Roman" w:eastAsia="宋体" w:hAnsi="Times New Roman" w:cs="Times New Roman"/>
-                <w:b/>
-                <w:sz w:val="21"/>
-                <w:szCs w:val="21"/>
-                <w:u w:val="thick"/>
+                <w:sz w:val="21"/>
+                <w:szCs w:val="21"/>
+                <w:bdr w:val="single" w:sz="8" w:space="0" w:color="auto"/>
               </w:rPr>
               <w:t>²=-2</w:t>
             </w:r>
             <w:r>
               <w:rPr>
                 <w:rFonts w:ascii="Times New Roman" w:eastAsia="宋体" w:hAnsi="Times New Roman" w:cs="Times New Roman"/>
-                <w:b/>
                 <w:i/>
                 <w:sz w:val="21"/>
                 <w:szCs w:val="21"/>
-                <w:u w:val="thick"/>
+                <w:bdr w:val="single" w:sz="8" w:space="0" w:color="auto"/>
               </w:rPr>
               <w:t>py</w:t>
             </w:r>
             <w:r>
               <w:rPr>
                 <w:rFonts w:ascii="Times New Roman" w:eastAsia="宋体" w:hAnsi="Times New Roman" w:cs="Times New Roman"/>
-                <w:b/>
-                <w:sz w:val="21"/>
-                <w:szCs w:val="21"/>
-                <w:u w:val="thick"/>
+                <w:sz w:val="21"/>
+                <w:szCs w:val="21"/>
+                <w:bdr w:val="single" w:sz="8" w:space="0" w:color="auto"/>
               </w:rPr>
               <w:t>(</w:t>
             </w:r>
             <w:r>
               <w:rPr>
                 <w:rFonts w:ascii="Times New Roman" w:eastAsia="宋体" w:hAnsi="Times New Roman" w:cs="Times New Roman"/>
-                <w:b/>
                 <w:i/>
                 <w:sz w:val="21"/>
                 <w:szCs w:val="21"/>
-                <w:u w:val="thick"/>
+                <w:bdr w:val="single" w:sz="8" w:space="0" w:color="auto"/>
               </w:rPr>
               <w:t>p</w:t>
             </w:r>
             <w:r>
               <w:rPr>
                 <w:rFonts w:ascii="Times New Roman" w:eastAsia="宋体" w:hAnsi="Times New Roman" w:cs="Times New Roman"/>
-                <w:b/>
-                <w:sz w:val="21"/>
-                <w:szCs w:val="21"/>
-                <w:u w:val="thick"/>
+                <w:sz w:val="21"/>
+                <w:szCs w:val="21"/>
+                <w:bdr w:val="single" w:sz="8" w:space="0" w:color="auto"/>
               </w:rPr>
               <w:t>&gt;0)</w:t>
             </w:r>
@@ -28481,31 +27903,28 @@
             <w:r>
               <w:rPr>
                 <w:rFonts w:ascii="Times New Roman" w:eastAsia="宋体" w:hAnsi="Times New Roman" w:cs="Times New Roman"/>
-                <w:b/>
-                <w:sz w:val="21"/>
-                <w:szCs w:val="21"/>
-                <w:u w:val="thick"/>
+                <w:sz w:val="21"/>
+                <w:szCs w:val="21"/>
+                <w:bdr w:val="single" w:sz="8" w:space="0" w:color="auto"/>
               </w:rPr>
               <w:t>(0,-</w:t>
             </w:r>
             <w:r>
               <w:rPr>
                 <w:rFonts w:ascii="Times New Roman" w:eastAsia="宋体" w:hAnsi="Times New Roman" w:cs="Times New Roman"/>
-                <w:b/>
                 <w:i/>
                 <w:sz w:val="21"/>
                 <w:szCs w:val="21"/>
-                <w:u w:val="thick"/>
+                <w:bdr w:val="single" w:sz="8" w:space="0" w:color="auto"/>
               </w:rPr>
               <w:t>p</w:t>
             </w:r>
             <w:r>
               <w:rPr>
                 <w:rFonts w:ascii="Times New Roman" w:eastAsia="宋体" w:hAnsi="Times New Roman" w:cs="Times New Roman"/>
-                <w:b/>
-                <w:sz w:val="21"/>
-                <w:szCs w:val="21"/>
-                <w:u w:val="thick"/>
+                <w:sz w:val="21"/>
+                <w:szCs w:val="21"/>
+                <w:bdr w:val="single" w:sz="8" w:space="0" w:color="auto"/>
               </w:rPr>
               <w:t>/2)</w:t>
             </w:r>
@@ -28538,42 +27957,38 @@
             <w:r>
               <w:rPr>
                 <w:rFonts w:ascii="Times New Roman" w:eastAsia="宋体" w:hAnsi="Times New Roman" w:cs="Times New Roman"/>
-                <w:b/>
                 <w:i/>
                 <w:sz w:val="21"/>
                 <w:szCs w:val="21"/>
-                <w:u w:val="thick"/>
+                <w:bdr w:val="single" w:sz="8" w:space="0" w:color="auto"/>
               </w:rPr>
               <w:t>y</w:t>
             </w:r>
             <w:r>
               <w:rPr>
                 <w:rFonts w:ascii="Times New Roman" w:eastAsia="宋体" w:hAnsi="Times New Roman" w:cs="Times New Roman"/>
-                <w:b/>
-                <w:sz w:val="21"/>
-                <w:szCs w:val="21"/>
-                <w:u w:val="thick"/>
+                <w:sz w:val="21"/>
+                <w:szCs w:val="21"/>
+                <w:bdr w:val="single" w:sz="8" w:space="0" w:color="auto"/>
               </w:rPr>
               <w:t>=</w:t>
             </w:r>
             <w:r>
               <w:rPr>
                 <w:rFonts w:ascii="Times New Roman" w:eastAsia="宋体" w:hAnsi="Times New Roman" w:cs="Times New Roman"/>
-                <w:b/>
                 <w:i/>
                 <w:sz w:val="21"/>
                 <w:szCs w:val="21"/>
-                <w:u w:val="thick"/>
+                <w:bdr w:val="single" w:sz="8" w:space="0" w:color="auto"/>
               </w:rPr>
               <w:t>p</w:t>
             </w:r>
             <w:r>
               <w:rPr>
                 <w:rFonts w:ascii="Times New Roman" w:eastAsia="宋体" w:hAnsi="Times New Roman" w:cs="Times New Roman"/>
-                <w:b/>
-                <w:sz w:val="21"/>
-                <w:szCs w:val="21"/>
-                <w:u w:val="thick"/>
+                <w:sz w:val="21"/>
+                <w:szCs w:val="21"/>
+                <w:bdr w:val="single" w:sz="8" w:space="0" w:color="auto"/>
               </w:rPr>
               <w:t>/2</w:t>
             </w:r>
@@ -28743,63 +28158,57 @@
             <w:r>
               <w:rPr>
                 <w:rFonts w:ascii="Times New Roman" w:eastAsia="宋体" w:hAnsi="Times New Roman" w:cs="Times New Roman"/>
-                <w:b/>
                 <w:i/>
                 <w:sz w:val="21"/>
                 <w:szCs w:val="21"/>
-                <w:u w:val="thick"/>
+                <w:bdr w:val="single" w:sz="8" w:space="0" w:color="auto"/>
               </w:rPr>
               <w:t>y</w:t>
             </w:r>
             <w:r>
               <w:rPr>
                 <w:rFonts w:ascii="Times New Roman" w:eastAsia="宋体" w:hAnsi="Times New Roman" w:cs="Times New Roman"/>
-                <w:b/>
-                <w:sz w:val="21"/>
-                <w:szCs w:val="21"/>
-                <w:u w:val="thick"/>
+                <w:sz w:val="21"/>
+                <w:szCs w:val="21"/>
+                <w:bdr w:val="single" w:sz="8" w:space="0" w:color="auto"/>
               </w:rPr>
               <w:t>²=2</w:t>
             </w:r>
             <w:r>
               <w:rPr>
                 <w:rFonts w:ascii="Times New Roman" w:eastAsia="宋体" w:hAnsi="Times New Roman" w:cs="Times New Roman"/>
-                <w:b/>
                 <w:i/>
                 <w:sz w:val="21"/>
                 <w:szCs w:val="21"/>
-                <w:u w:val="thick"/>
+                <w:bdr w:val="single" w:sz="8" w:space="0" w:color="auto"/>
               </w:rPr>
               <w:t>px</w:t>
             </w:r>
             <w:r>
               <w:rPr>
                 <w:rFonts w:ascii="Times New Roman" w:eastAsia="宋体" w:hAnsi="Times New Roman" w:cs="Times New Roman"/>
-                <w:b/>
-                <w:sz w:val="21"/>
-                <w:szCs w:val="21"/>
-                <w:u w:val="thick"/>
+                <w:sz w:val="21"/>
+                <w:szCs w:val="21"/>
+                <w:bdr w:val="single" w:sz="8" w:space="0" w:color="auto"/>
               </w:rPr>
               <w:t>(</w:t>
             </w:r>
             <w:r>
               <w:rPr>
                 <w:rFonts w:ascii="Times New Roman" w:eastAsia="宋体" w:hAnsi="Times New Roman" w:cs="Times New Roman"/>
-                <w:b/>
                 <w:i/>
                 <w:sz w:val="21"/>
                 <w:szCs w:val="21"/>
-                <w:u w:val="thick"/>
+                <w:bdr w:val="single" w:sz="8" w:space="0" w:color="auto"/>
               </w:rPr>
               <w:t>p</w:t>
             </w:r>
             <w:r>
               <w:rPr>
                 <w:rFonts w:ascii="Times New Roman" w:eastAsia="宋体" w:hAnsi="Times New Roman" w:cs="Times New Roman"/>
-                <w:b/>
-                <w:sz w:val="21"/>
-                <w:szCs w:val="21"/>
-                <w:u w:val="thick"/>
+                <w:sz w:val="21"/>
+                <w:szCs w:val="21"/>
+                <w:bdr w:val="single" w:sz="8" w:space="0" w:color="auto"/>
               </w:rPr>
               <w:t>&gt;0)</w:t>
             </w:r>
@@ -28832,63 +28241,57 @@
             <w:r>
               <w:rPr>
                 <w:rFonts w:ascii="Times New Roman" w:eastAsia="宋体" w:hAnsi="Times New Roman" w:cs="Times New Roman"/>
-                <w:b/>
                 <w:i/>
                 <w:sz w:val="21"/>
                 <w:szCs w:val="21"/>
-                <w:u w:val="thick"/>
+                <w:bdr w:val="single" w:sz="8" w:space="0" w:color="auto"/>
               </w:rPr>
               <w:t>y</w:t>
             </w:r>
             <w:r>
               <w:rPr>
                 <w:rFonts w:ascii="Times New Roman" w:eastAsia="宋体" w:hAnsi="Times New Roman" w:cs="Times New Roman"/>
-                <w:b/>
-                <w:sz w:val="21"/>
-                <w:szCs w:val="21"/>
-                <w:u w:val="thick"/>
+                <w:sz w:val="21"/>
+                <w:szCs w:val="21"/>
+                <w:bdr w:val="single" w:sz="8" w:space="0" w:color="auto"/>
               </w:rPr>
               <w:t>²=-2</w:t>
             </w:r>
             <w:r>
               <w:rPr>
                 <w:rFonts w:ascii="Times New Roman" w:eastAsia="宋体" w:hAnsi="Times New Roman" w:cs="Times New Roman"/>
-                <w:b/>
                 <w:i/>
                 <w:sz w:val="21"/>
                 <w:szCs w:val="21"/>
-                <w:u w:val="thick"/>
+                <w:bdr w:val="single" w:sz="8" w:space="0" w:color="auto"/>
               </w:rPr>
               <w:t>px</w:t>
             </w:r>
             <w:r>
               <w:rPr>
                 <w:rFonts w:ascii="Times New Roman" w:eastAsia="宋体" w:hAnsi="Times New Roman" w:cs="Times New Roman"/>
-                <w:b/>
-                <w:sz w:val="21"/>
-                <w:szCs w:val="21"/>
-                <w:u w:val="thick"/>
+                <w:sz w:val="21"/>
+                <w:szCs w:val="21"/>
+                <w:bdr w:val="single" w:sz="8" w:space="0" w:color="auto"/>
               </w:rPr>
               <w:t>(</w:t>
             </w:r>
             <w:r>
               <w:rPr>
                 <w:rFonts w:ascii="Times New Roman" w:eastAsia="宋体" w:hAnsi="Times New Roman" w:cs="Times New Roman"/>
-                <w:b/>
                 <w:i/>
                 <w:sz w:val="21"/>
                 <w:szCs w:val="21"/>
-                <w:u w:val="thick"/>
+                <w:bdr w:val="single" w:sz="8" w:space="0" w:color="auto"/>
               </w:rPr>
               <w:t>p</w:t>
             </w:r>
             <w:r>
               <w:rPr>
                 <w:rFonts w:ascii="Times New Roman" w:eastAsia="宋体" w:hAnsi="Times New Roman" w:cs="Times New Roman"/>
-                <w:b/>
-                <w:sz w:val="21"/>
-                <w:szCs w:val="21"/>
-                <w:u w:val="thick"/>
+                <w:sz w:val="21"/>
+                <w:szCs w:val="21"/>
+                <w:bdr w:val="single" w:sz="8" w:space="0" w:color="auto"/>
               </w:rPr>
               <w:t>&gt;0)</w:t>
             </w:r>
@@ -28921,63 +28324,57 @@
             <w:r>
               <w:rPr>
                 <w:rFonts w:ascii="Times New Roman" w:eastAsia="宋体" w:hAnsi="Times New Roman" w:cs="Times New Roman"/>
-                <w:b/>
                 <w:i/>
                 <w:sz w:val="21"/>
                 <w:szCs w:val="21"/>
-                <w:u w:val="thick"/>
+                <w:bdr w:val="single" w:sz="8" w:space="0" w:color="auto"/>
               </w:rPr>
               <w:t>x</w:t>
             </w:r>
             <w:r>
               <w:rPr>
                 <w:rFonts w:ascii="Times New Roman" w:eastAsia="宋体" w:hAnsi="Times New Roman" w:cs="Times New Roman"/>
-                <w:b/>
-                <w:sz w:val="21"/>
-                <w:szCs w:val="21"/>
-                <w:u w:val="thick"/>
+                <w:sz w:val="21"/>
+                <w:szCs w:val="21"/>
+                <w:bdr w:val="single" w:sz="8" w:space="0" w:color="auto"/>
               </w:rPr>
               <w:t>²=2</w:t>
             </w:r>
             <w:r>
               <w:rPr>
                 <w:rFonts w:ascii="Times New Roman" w:eastAsia="宋体" w:hAnsi="Times New Roman" w:cs="Times New Roman"/>
-                <w:b/>
                 <w:i/>
                 <w:sz w:val="21"/>
                 <w:szCs w:val="21"/>
-                <w:u w:val="thick"/>
+                <w:bdr w:val="single" w:sz="8" w:space="0" w:color="auto"/>
               </w:rPr>
               <w:t>py</w:t>
             </w:r>
             <w:r>
               <w:rPr>
                 <w:rFonts w:ascii="Times New Roman" w:eastAsia="宋体" w:hAnsi="Times New Roman" w:cs="Times New Roman"/>
-                <w:b/>
-                <w:sz w:val="21"/>
-                <w:szCs w:val="21"/>
-                <w:u w:val="thick"/>
+                <w:sz w:val="21"/>
+                <w:szCs w:val="21"/>
+                <w:bdr w:val="single" w:sz="8" w:space="0" w:color="auto"/>
               </w:rPr>
               <w:t>(</w:t>
             </w:r>
             <w:r>
               <w:rPr>
                 <w:rFonts w:ascii="Times New Roman" w:eastAsia="宋体" w:hAnsi="Times New Roman" w:cs="Times New Roman"/>
-                <w:b/>
                 <w:i/>
                 <w:sz w:val="21"/>
                 <w:szCs w:val="21"/>
-                <w:u w:val="thick"/>
+                <w:bdr w:val="single" w:sz="8" w:space="0" w:color="auto"/>
               </w:rPr>
               <w:t>p</w:t>
             </w:r>
             <w:r>
               <w:rPr>
                 <w:rFonts w:ascii="Times New Roman" w:eastAsia="宋体" w:hAnsi="Times New Roman" w:cs="Times New Roman"/>
-                <w:b/>
-                <w:sz w:val="21"/>
-                <w:szCs w:val="21"/>
-                <w:u w:val="thick"/>
+                <w:sz w:val="21"/>
+                <w:szCs w:val="21"/>
+                <w:bdr w:val="single" w:sz="8" w:space="0" w:color="auto"/>
               </w:rPr>
               <w:t>&gt;0)</w:t>
             </w:r>
@@ -29010,63 +28407,57 @@
             <w:r>
               <w:rPr>
                 <w:rFonts w:ascii="Times New Roman" w:eastAsia="宋体" w:hAnsi="Times New Roman" w:cs="Times New Roman"/>
-                <w:b/>
                 <w:i/>
                 <w:sz w:val="21"/>
                 <w:szCs w:val="21"/>
-                <w:u w:val="thick"/>
+                <w:bdr w:val="single" w:sz="8" w:space="0" w:color="auto"/>
               </w:rPr>
               <w:t>x</w:t>
             </w:r>
             <w:r>
               <w:rPr>
                 <w:rFonts w:ascii="Times New Roman" w:eastAsia="宋体" w:hAnsi="Times New Roman" w:cs="Times New Roman"/>
-                <w:b/>
-                <w:sz w:val="21"/>
-                <w:szCs w:val="21"/>
-                <w:u w:val="thick"/>
+                <w:sz w:val="21"/>
+                <w:szCs w:val="21"/>
+                <w:bdr w:val="single" w:sz="8" w:space="0" w:color="auto"/>
               </w:rPr>
               <w:t>²=-2</w:t>
             </w:r>
             <w:r>
               <w:rPr>
                 <w:rFonts w:ascii="Times New Roman" w:eastAsia="宋体" w:hAnsi="Times New Roman" w:cs="Times New Roman"/>
-                <w:b/>
                 <w:i/>
                 <w:sz w:val="21"/>
                 <w:szCs w:val="21"/>
-                <w:u w:val="thick"/>
+                <w:bdr w:val="single" w:sz="8" w:space="0" w:color="auto"/>
               </w:rPr>
               <w:t>py</w:t>
             </w:r>
             <w:r>
               <w:rPr>
                 <w:rFonts w:ascii="Times New Roman" w:eastAsia="宋体" w:hAnsi="Times New Roman" w:cs="Times New Roman"/>
-                <w:b/>
-                <w:sz w:val="21"/>
-                <w:szCs w:val="21"/>
-                <w:u w:val="thick"/>
+                <w:sz w:val="21"/>
+                <w:szCs w:val="21"/>
+                <w:bdr w:val="single" w:sz="8" w:space="0" w:color="auto"/>
               </w:rPr>
               <w:t>(</w:t>
             </w:r>
             <w:r>
               <w:rPr>
                 <w:rFonts w:ascii="Times New Roman" w:eastAsia="宋体" w:hAnsi="Times New Roman" w:cs="Times New Roman"/>
-                <w:b/>
                 <w:i/>
                 <w:sz w:val="21"/>
                 <w:szCs w:val="21"/>
-                <w:u w:val="thick"/>
+                <w:bdr w:val="single" w:sz="8" w:space="0" w:color="auto"/>
               </w:rPr>
               <w:t>p</w:t>
             </w:r>
             <w:r>
               <w:rPr>
                 <w:rFonts w:ascii="Times New Roman" w:eastAsia="宋体" w:hAnsi="Times New Roman" w:cs="Times New Roman"/>
-                <w:b/>
-                <w:sz w:val="21"/>
-                <w:szCs w:val="21"/>
-                <w:u w:val="thick"/>
+                <w:sz w:val="21"/>
+                <w:szCs w:val="21"/>
+                <w:bdr w:val="single" w:sz="8" w:space="0" w:color="auto"/>
               </w:rPr>
               <w:t>&gt;0)</w:t>
             </w:r>
@@ -29125,11 +28516,10 @@
             <w:r>
               <w:rPr>
                 <w:rFonts w:ascii="Times New Roman" w:eastAsia="宋体" w:hAnsi="Times New Roman" w:cs="Times New Roman"/>
-                <w:b/>
                 <w:i/>
                 <w:sz w:val="21"/>
                 <w:szCs w:val="21"/>
-                <w:u w:val="thick"/>
+                <w:bdr w:val="single" w:sz="8" w:space="0" w:color="auto"/>
                 <w:lang w:eastAsia="zh-CN"/>
               </w:rPr>
               <w:t>p</w:t>
@@ -29137,10 +28527,9 @@
             <w:r>
               <w:rPr>
                 <w:rFonts w:ascii="Times New Roman" w:eastAsia="宋体" w:hAnsi="Times New Roman" w:cs="Times New Roman"/>
-                <w:b/>
-                <w:sz w:val="21"/>
-                <w:szCs w:val="21"/>
-                <w:u w:val="thick"/>
+                <w:sz w:val="21"/>
+                <w:szCs w:val="21"/>
+                <w:bdr w:val="single" w:sz="8" w:space="0" w:color="auto"/>
                 <w:lang w:eastAsia="zh-CN"/>
               </w:rPr>
               <w:t>的几何意义：焦点</w:t>
@@ -29148,11 +28537,10 @@
             <w:r>
               <w:rPr>
                 <w:rFonts w:ascii="Times New Roman" w:eastAsia="宋体" w:hAnsi="Times New Roman" w:cs="Times New Roman"/>
-                <w:b/>
                 <w:i/>
                 <w:sz w:val="21"/>
                 <w:szCs w:val="21"/>
-                <w:u w:val="thick"/>
+                <w:bdr w:val="single" w:sz="8" w:space="0" w:color="auto"/>
                 <w:lang w:eastAsia="zh-CN"/>
               </w:rPr>
               <w:t>F</w:t>
@@ -29160,10 +28548,9 @@
             <w:r>
               <w:rPr>
                 <w:rFonts w:ascii="Times New Roman" w:eastAsia="宋体" w:hAnsi="Times New Roman" w:cs="Times New Roman"/>
-                <w:b/>
-                <w:sz w:val="21"/>
-                <w:szCs w:val="21"/>
-                <w:u w:val="thick"/>
+                <w:sz w:val="21"/>
+                <w:szCs w:val="21"/>
+                <w:bdr w:val="single" w:sz="8" w:space="0" w:color="auto"/>
                 <w:lang w:eastAsia="zh-CN"/>
               </w:rPr>
               <w:t>到准线</w:t>
@@ -29171,11 +28558,10 @@
             <w:r>
               <w:rPr>
                 <w:rFonts w:ascii="Times New Roman" w:eastAsia="宋体" w:hAnsi="Times New Roman" w:cs="Times New Roman"/>
-                <w:b/>
                 <w:i/>
                 <w:sz w:val="21"/>
                 <w:szCs w:val="21"/>
-                <w:u w:val="thick"/>
+                <w:bdr w:val="single" w:sz="8" w:space="0" w:color="auto"/>
                 <w:lang w:eastAsia="zh-CN"/>
               </w:rPr>
               <w:t>l</w:t>
@@ -29183,10 +28569,9 @@
             <w:r>
               <w:rPr>
                 <w:rFonts w:ascii="Times New Roman" w:eastAsia="宋体" w:hAnsi="Times New Roman" w:cs="Times New Roman"/>
-                <w:b/>
-                <w:sz w:val="21"/>
-                <w:szCs w:val="21"/>
-                <w:u w:val="thick"/>
+                <w:sz w:val="21"/>
+                <w:szCs w:val="21"/>
+                <w:bdr w:val="single" w:sz="8" w:space="0" w:color="auto"/>
                 <w:lang w:eastAsia="zh-CN"/>
               </w:rPr>
               <w:t>的距离</w:t>
@@ -29576,63 +28961,57 @@
             <w:r>
               <w:rPr>
                 <w:rFonts w:ascii="Times New Roman" w:eastAsia="宋体" w:hAnsi="Times New Roman" w:cs="Times New Roman"/>
-                <w:b/>
                 <w:i/>
                 <w:sz w:val="21"/>
                 <w:szCs w:val="21"/>
-                <w:u w:val="thick"/>
+                <w:bdr w:val="single" w:sz="8" w:space="0" w:color="auto"/>
               </w:rPr>
               <w:t>x</w:t>
             </w:r>
             <w:r>
               <w:rPr>
                 <w:rFonts w:ascii="Times New Roman" w:eastAsia="宋体" w:hAnsi="Times New Roman" w:cs="Times New Roman"/>
-                <w:b/>
-                <w:sz w:val="21"/>
-                <w:szCs w:val="21"/>
-                <w:u w:val="thick"/>
+                <w:sz w:val="21"/>
+                <w:szCs w:val="21"/>
+                <w:bdr w:val="single" w:sz="8" w:space="0" w:color="auto"/>
               </w:rPr>
               <w:t>≥0</w:t>
             </w:r>
             <w:r>
               <w:rPr>
                 <w:rFonts w:ascii="Times New Roman" w:eastAsia="宋体" w:hAnsi="Times New Roman" w:cs="Times New Roman"/>
-                <w:b/>
-                <w:sz w:val="21"/>
-                <w:szCs w:val="21"/>
-                <w:u w:val="thick"/>
+                <w:sz w:val="21"/>
+                <w:szCs w:val="21"/>
+                <w:bdr w:val="single" w:sz="8" w:space="0" w:color="auto"/>
               </w:rPr>
               <w:t>，</w:t>
             </w:r>
             <w:r>
               <w:rPr>
                 <w:rFonts w:ascii="Times New Roman" w:eastAsia="宋体" w:hAnsi="Times New Roman" w:cs="Times New Roman"/>
-                <w:b/>
                 <w:i/>
                 <w:sz w:val="21"/>
                 <w:szCs w:val="21"/>
-                <w:u w:val="thick"/>
+                <w:bdr w:val="single" w:sz="8" w:space="0" w:color="auto"/>
               </w:rPr>
               <w:t>y</w:t>
             </w:r>
             <w:r>
               <w:rPr>
                 <w:rFonts w:ascii="Times New Roman" w:eastAsia="宋体" w:hAnsi="Times New Roman" w:cs="Times New Roman"/>
-                <w:b/>
-                <w:sz w:val="21"/>
-                <w:szCs w:val="21"/>
-                <w:u w:val="thick"/>
+                <w:sz w:val="21"/>
+                <w:szCs w:val="21"/>
+                <w:bdr w:val="single" w:sz="8" w:space="0" w:color="auto"/>
               </w:rPr>
               <w:t>∈</w:t>
             </w:r>
             <w:r>
               <w:rPr>
                 <w:rFonts w:ascii="Times New Roman" w:eastAsia="宋体" w:hAnsi="Times New Roman" w:cs="Times New Roman"/>
-                <w:b/>
                 <w:i/>
                 <w:sz w:val="21"/>
                 <w:szCs w:val="21"/>
-                <w:u w:val="thick"/>
+                <w:bdr w:val="single" w:sz="8" w:space="0" w:color="auto"/>
               </w:rPr>
               <w:t>R</w:t>
             </w:r>
@@ -29665,63 +29044,57 @@
             <w:r>
               <w:rPr>
                 <w:rFonts w:ascii="Times New Roman" w:eastAsia="宋体" w:hAnsi="Times New Roman" w:cs="Times New Roman"/>
-                <w:b/>
                 <w:i/>
                 <w:sz w:val="21"/>
                 <w:szCs w:val="21"/>
-                <w:u w:val="thick"/>
+                <w:bdr w:val="single" w:sz="8" w:space="0" w:color="auto"/>
               </w:rPr>
               <w:t>x</w:t>
             </w:r>
             <w:r>
               <w:rPr>
                 <w:rFonts w:ascii="Times New Roman" w:eastAsia="宋体" w:hAnsi="Times New Roman" w:cs="Times New Roman"/>
-                <w:b/>
-                <w:sz w:val="21"/>
-                <w:szCs w:val="21"/>
-                <w:u w:val="thick"/>
+                <w:sz w:val="21"/>
+                <w:szCs w:val="21"/>
+                <w:bdr w:val="single" w:sz="8" w:space="0" w:color="auto"/>
               </w:rPr>
               <w:t>≤0</w:t>
             </w:r>
             <w:r>
               <w:rPr>
                 <w:rFonts w:ascii="Times New Roman" w:eastAsia="宋体" w:hAnsi="Times New Roman" w:cs="Times New Roman"/>
-                <w:b/>
-                <w:sz w:val="21"/>
-                <w:szCs w:val="21"/>
-                <w:u w:val="thick"/>
+                <w:sz w:val="21"/>
+                <w:szCs w:val="21"/>
+                <w:bdr w:val="single" w:sz="8" w:space="0" w:color="auto"/>
               </w:rPr>
               <w:t>，</w:t>
             </w:r>
             <w:r>
               <w:rPr>
                 <w:rFonts w:ascii="Times New Roman" w:eastAsia="宋体" w:hAnsi="Times New Roman" w:cs="Times New Roman"/>
-                <w:b/>
                 <w:i/>
                 <w:sz w:val="21"/>
                 <w:szCs w:val="21"/>
-                <w:u w:val="thick"/>
+                <w:bdr w:val="single" w:sz="8" w:space="0" w:color="auto"/>
               </w:rPr>
               <w:t>y</w:t>
             </w:r>
             <w:r>
               <w:rPr>
                 <w:rFonts w:ascii="Times New Roman" w:eastAsia="宋体" w:hAnsi="Times New Roman" w:cs="Times New Roman"/>
-                <w:b/>
-                <w:sz w:val="21"/>
-                <w:szCs w:val="21"/>
-                <w:u w:val="thick"/>
+                <w:sz w:val="21"/>
+                <w:szCs w:val="21"/>
+                <w:bdr w:val="single" w:sz="8" w:space="0" w:color="auto"/>
               </w:rPr>
               <w:t>∈</w:t>
             </w:r>
             <w:r>
               <w:rPr>
                 <w:rFonts w:ascii="Times New Roman" w:eastAsia="宋体" w:hAnsi="Times New Roman" w:cs="Times New Roman"/>
-                <w:b/>
                 <w:i/>
                 <w:sz w:val="21"/>
                 <w:szCs w:val="21"/>
-                <w:u w:val="thick"/>
+                <w:bdr w:val="single" w:sz="8" w:space="0" w:color="auto"/>
               </w:rPr>
               <w:t>R</w:t>
             </w:r>
@@ -29754,63 +29127,57 @@
             <w:r>
               <w:rPr>
                 <w:rFonts w:ascii="Times New Roman" w:eastAsia="宋体" w:hAnsi="Times New Roman" w:cs="Times New Roman"/>
-                <w:b/>
                 <w:i/>
                 <w:sz w:val="21"/>
                 <w:szCs w:val="21"/>
-                <w:u w:val="thick"/>
+                <w:bdr w:val="single" w:sz="8" w:space="0" w:color="auto"/>
               </w:rPr>
               <w:t>x</w:t>
             </w:r>
             <w:r>
               <w:rPr>
                 <w:rFonts w:ascii="Times New Roman" w:eastAsia="宋体" w:hAnsi="Times New Roman" w:cs="Times New Roman"/>
-                <w:b/>
-                <w:sz w:val="21"/>
-                <w:szCs w:val="21"/>
-                <w:u w:val="thick"/>
+                <w:sz w:val="21"/>
+                <w:szCs w:val="21"/>
+                <w:bdr w:val="single" w:sz="8" w:space="0" w:color="auto"/>
               </w:rPr>
               <w:t>∈</w:t>
             </w:r>
             <w:r>
               <w:rPr>
                 <w:rFonts w:ascii="Times New Roman" w:eastAsia="宋体" w:hAnsi="Times New Roman" w:cs="Times New Roman"/>
-                <w:b/>
                 <w:i/>
                 <w:sz w:val="21"/>
                 <w:szCs w:val="21"/>
-                <w:u w:val="thick"/>
+                <w:bdr w:val="single" w:sz="8" w:space="0" w:color="auto"/>
               </w:rPr>
               <w:t>R</w:t>
             </w:r>
             <w:r>
               <w:rPr>
                 <w:rFonts w:ascii="Times New Roman" w:eastAsia="宋体" w:hAnsi="Times New Roman" w:cs="Times New Roman"/>
-                <w:b/>
-                <w:sz w:val="21"/>
-                <w:szCs w:val="21"/>
-                <w:u w:val="thick"/>
+                <w:sz w:val="21"/>
+                <w:szCs w:val="21"/>
+                <w:bdr w:val="single" w:sz="8" w:space="0" w:color="auto"/>
               </w:rPr>
               <w:t>，</w:t>
             </w:r>
             <w:r>
               <w:rPr>
                 <w:rFonts w:ascii="Times New Roman" w:eastAsia="宋体" w:hAnsi="Times New Roman" w:cs="Times New Roman"/>
-                <w:b/>
                 <w:i/>
                 <w:sz w:val="21"/>
                 <w:szCs w:val="21"/>
-                <w:u w:val="thick"/>
+                <w:bdr w:val="single" w:sz="8" w:space="0" w:color="auto"/>
               </w:rPr>
               <w:t>y</w:t>
             </w:r>
             <w:r>
               <w:rPr>
                 <w:rFonts w:ascii="Times New Roman" w:eastAsia="宋体" w:hAnsi="Times New Roman" w:cs="Times New Roman"/>
-                <w:b/>
-                <w:sz w:val="21"/>
-                <w:szCs w:val="21"/>
-                <w:u w:val="thick"/>
+                <w:sz w:val="21"/>
+                <w:szCs w:val="21"/>
+                <w:bdr w:val="single" w:sz="8" w:space="0" w:color="auto"/>
               </w:rPr>
               <w:t>≥0</w:t>
             </w:r>
@@ -29843,63 +29210,57 @@
             <w:r>
               <w:rPr>
                 <w:rFonts w:ascii="Times New Roman" w:eastAsia="宋体" w:hAnsi="Times New Roman" w:cs="Times New Roman"/>
-                <w:b/>
                 <w:i/>
                 <w:sz w:val="21"/>
                 <w:szCs w:val="21"/>
-                <w:u w:val="thick"/>
+                <w:bdr w:val="single" w:sz="8" w:space="0" w:color="auto"/>
               </w:rPr>
               <w:t>x</w:t>
             </w:r>
             <w:r>
               <w:rPr>
                 <w:rFonts w:ascii="Times New Roman" w:eastAsia="宋体" w:hAnsi="Times New Roman" w:cs="Times New Roman"/>
-                <w:b/>
-                <w:sz w:val="21"/>
-                <w:szCs w:val="21"/>
-                <w:u w:val="thick"/>
+                <w:sz w:val="21"/>
+                <w:szCs w:val="21"/>
+                <w:bdr w:val="single" w:sz="8" w:space="0" w:color="auto"/>
               </w:rPr>
               <w:t>∈</w:t>
             </w:r>
             <w:r>
               <w:rPr>
                 <w:rFonts w:ascii="Times New Roman" w:eastAsia="宋体" w:hAnsi="Times New Roman" w:cs="Times New Roman"/>
-                <w:b/>
                 <w:i/>
                 <w:sz w:val="21"/>
                 <w:szCs w:val="21"/>
-                <w:u w:val="thick"/>
+                <w:bdr w:val="single" w:sz="8" w:space="0" w:color="auto"/>
               </w:rPr>
               <w:t>R</w:t>
             </w:r>
             <w:r>
               <w:rPr>
                 <w:rFonts w:ascii="Times New Roman" w:eastAsia="宋体" w:hAnsi="Times New Roman" w:cs="Times New Roman"/>
-                <w:b/>
-                <w:sz w:val="21"/>
-                <w:szCs w:val="21"/>
-                <w:u w:val="thick"/>
+                <w:sz w:val="21"/>
+                <w:szCs w:val="21"/>
+                <w:bdr w:val="single" w:sz="8" w:space="0" w:color="auto"/>
               </w:rPr>
               <w:t>，</w:t>
             </w:r>
             <w:r>
               <w:rPr>
                 <w:rFonts w:ascii="Times New Roman" w:eastAsia="宋体" w:hAnsi="Times New Roman" w:cs="Times New Roman"/>
-                <w:b/>
                 <w:i/>
                 <w:sz w:val="21"/>
                 <w:szCs w:val="21"/>
-                <w:u w:val="thick"/>
+                <w:bdr w:val="single" w:sz="8" w:space="0" w:color="auto"/>
               </w:rPr>
               <w:t>y</w:t>
             </w:r>
             <w:r>
               <w:rPr>
                 <w:rFonts w:ascii="Times New Roman" w:eastAsia="宋体" w:hAnsi="Times New Roman" w:cs="Times New Roman"/>
-                <w:b/>
-                <w:sz w:val="21"/>
-                <w:szCs w:val="21"/>
-                <w:u w:val="thick"/>
+                <w:sz w:val="21"/>
+                <w:szCs w:val="21"/>
+                <w:bdr w:val="single" w:sz="8" w:space="0" w:color="auto"/>
               </w:rPr>
               <w:t>≤0</w:t>
             </w:r>
@@ -29970,11 +29331,10 @@
             <w:r>
               <w:rPr>
                 <w:rFonts w:ascii="Times New Roman" w:eastAsia="宋体" w:hAnsi="Times New Roman" w:cs="Times New Roman"/>
-                <w:b/>
                 <w:i/>
                 <w:sz w:val="21"/>
                 <w:szCs w:val="21"/>
-                <w:u w:val="thick"/>
+                <w:bdr w:val="single" w:sz="8" w:space="0" w:color="auto"/>
               </w:rPr>
               <w:t>x</w:t>
             </w:r>
@@ -30016,11 +29376,10 @@
             <w:r>
               <w:rPr>
                 <w:rFonts w:ascii="Times New Roman" w:eastAsia="宋体" w:hAnsi="Times New Roman" w:cs="Times New Roman"/>
-                <w:b/>
                 <w:i/>
                 <w:sz w:val="21"/>
                 <w:szCs w:val="21"/>
-                <w:u w:val="thick"/>
+                <w:bdr w:val="single" w:sz="8" w:space="0" w:color="auto"/>
               </w:rPr>
               <w:t>y</w:t>
             </w:r>
@@ -30099,10 +29458,9 @@
             <w:r>
               <w:rPr>
                 <w:rFonts w:ascii="Times New Roman" w:eastAsia="宋体" w:hAnsi="Times New Roman" w:cs="Times New Roman"/>
-                <w:b/>
-                <w:sz w:val="21"/>
-                <w:szCs w:val="21"/>
-                <w:u w:val="thick"/>
+                <w:sz w:val="21"/>
+                <w:szCs w:val="21"/>
+                <w:bdr w:val="single" w:sz="8" w:space="0" w:color="auto"/>
               </w:rPr>
               <w:t>坐标原点</w:t>
             </w:r>
@@ -30172,10 +29530,9 @@
             <w:r>
               <w:rPr>
                 <w:rFonts w:ascii="Times New Roman" w:eastAsia="宋体" w:hAnsi="Times New Roman" w:cs="Times New Roman"/>
-                <w:b/>
-                <w:sz w:val="21"/>
-                <w:szCs w:val="21"/>
-                <w:u w:val="thick"/>
+                <w:sz w:val="21"/>
+                <w:szCs w:val="21"/>
+                <w:bdr w:val="single" w:sz="8" w:space="0" w:color="auto"/>
               </w:rPr>
               <w:t>e=1</w:t>
             </w:r>
@@ -30950,10 +30307,9 @@
             <w:r>
               <w:rPr>
                 <w:rFonts w:ascii="Times New Roman" w:eastAsia="宋体" w:hAnsi="Times New Roman" w:cs="Times New Roman"/>
-                <w:b/>
-                <w:sz w:val="21"/>
-                <w:szCs w:val="21"/>
-                <w:u w:val="thick"/>
+                <w:sz w:val="21"/>
+                <w:szCs w:val="21"/>
+                <w:bdr w:val="single" w:sz="8" w:space="0" w:color="auto"/>
               </w:rPr>
               <w:t>两</w:t>
             </w:r>
@@ -30994,20 +30350,18 @@
             <w:r>
               <w:rPr>
                 <w:rFonts w:ascii="Times New Roman" w:eastAsia="宋体" w:hAnsi="Times New Roman" w:cs="Times New Roman"/>
-                <w:b/>
-                <w:sz w:val="21"/>
-                <w:szCs w:val="21"/>
-                <w:u w:val="thick"/>
+                <w:sz w:val="21"/>
+                <w:szCs w:val="21"/>
+                <w:bdr w:val="single" w:sz="8" w:space="0" w:color="auto"/>
               </w:rPr>
               <w:t>Δ</w:t>
             </w:r>
             <w:r>
               <w:rPr>
                 <w:rFonts w:ascii="Times New Roman" w:eastAsia="宋体" w:hAnsi="Times New Roman" w:cs="Times New Roman"/>
-                <w:b/>
-                <w:sz w:val="21"/>
-                <w:szCs w:val="21"/>
-                <w:u w:val="thick"/>
+                <w:sz w:val="21"/>
+                <w:szCs w:val="21"/>
+                <w:bdr w:val="single" w:sz="8" w:space="0" w:color="auto"/>
               </w:rPr>
               <w:t>&gt;0</w:t>
             </w:r>
@@ -31076,10 +30430,9 @@
             <w:r>
               <w:rPr>
                 <w:rFonts w:ascii="Times New Roman" w:eastAsia="宋体" w:hAnsi="Times New Roman" w:cs="Times New Roman"/>
-                <w:b/>
-                <w:sz w:val="21"/>
-                <w:szCs w:val="21"/>
-                <w:u w:val="thick"/>
+                <w:sz w:val="21"/>
+                <w:szCs w:val="21"/>
+                <w:bdr w:val="single" w:sz="8" w:space="0" w:color="auto"/>
               </w:rPr>
               <w:t>一</w:t>
             </w:r>
@@ -31120,20 +30473,18 @@
             <w:r>
               <w:rPr>
                 <w:rFonts w:ascii="Times New Roman" w:eastAsia="宋体" w:hAnsi="Times New Roman" w:cs="Times New Roman"/>
-                <w:b/>
-                <w:sz w:val="21"/>
-                <w:szCs w:val="21"/>
-                <w:u w:val="thick"/>
+                <w:sz w:val="21"/>
+                <w:szCs w:val="21"/>
+                <w:bdr w:val="single" w:sz="8" w:space="0" w:color="auto"/>
               </w:rPr>
               <w:t>Δ</w:t>
             </w:r>
             <w:r>
               <w:rPr>
                 <w:rFonts w:ascii="Times New Roman" w:eastAsia="宋体" w:hAnsi="Times New Roman" w:cs="Times New Roman"/>
-                <w:b/>
-                <w:sz w:val="21"/>
-                <w:szCs w:val="21"/>
-                <w:u w:val="thick"/>
+                <w:sz w:val="21"/>
+                <w:szCs w:val="21"/>
+                <w:bdr w:val="single" w:sz="8" w:space="0" w:color="auto"/>
               </w:rPr>
               <w:t>=0</w:t>
             </w:r>
@@ -31202,10 +30553,9 @@
             <w:r>
               <w:rPr>
                 <w:rFonts w:ascii="Times New Roman" w:eastAsia="宋体" w:hAnsi="Times New Roman" w:cs="Times New Roman"/>
-                <w:b/>
-                <w:sz w:val="21"/>
-                <w:szCs w:val="21"/>
-                <w:u w:val="thick"/>
+                <w:sz w:val="21"/>
+                <w:szCs w:val="21"/>
+                <w:bdr w:val="single" w:sz="8" w:space="0" w:color="auto"/>
               </w:rPr>
               <w:t>无</w:t>
             </w:r>
@@ -31246,20 +30596,18 @@
             <w:r>
               <w:rPr>
                 <w:rFonts w:ascii="Times New Roman" w:eastAsia="宋体" w:hAnsi="Times New Roman" w:cs="Times New Roman"/>
-                <w:b/>
-                <w:sz w:val="21"/>
-                <w:szCs w:val="21"/>
-                <w:u w:val="thick"/>
+                <w:sz w:val="21"/>
+                <w:szCs w:val="21"/>
+                <w:bdr w:val="single" w:sz="8" w:space="0" w:color="auto"/>
               </w:rPr>
               <w:t>Δ</w:t>
             </w:r>
             <w:r>
               <w:rPr>
                 <w:rFonts w:ascii="Times New Roman" w:eastAsia="宋体" w:hAnsi="Times New Roman" w:cs="Times New Roman"/>
-                <w:b/>
-                <w:sz w:val="21"/>
-                <w:szCs w:val="21"/>
-                <w:u w:val="thick"/>
+                <w:sz w:val="21"/>
+                <w:szCs w:val="21"/>
+                <w:bdr w:val="single" w:sz="8" w:space="0" w:color="auto"/>
               </w:rPr>
               <w:t>&lt;0</w:t>
             </w:r>

--- a/高中数学/高中数学同步/人教B版选必1 第2章 平面解析几何·知识清单（完成）.docx
+++ b/高中数学/高中数学同步/人教B版选必1 第2章 平面解析几何·知识清单（完成）.docx
@@ -8321,7 +8321,7 @@
     </w:p>
     <w:tbl>
       <w:tblPr>
-        <w:tblW w:w="0" w:type="auto"/>
+        <w:tblW w:w="10206" w:type="dxa"/>
         <w:tblBorders>
           <w:top w:val="single" w:sz="4" w:space="0" w:color="auto"/>
           <w:left w:val="single" w:sz="4" w:space="0" w:color="auto"/>
@@ -8339,9 +8339,9 @@
         <w:tblLook w:val="04A0" w:firstRow="1" w:lastRow="0" w:firstColumn="1" w:lastColumn="0" w:noHBand="0" w:noVBand="1"/>
       </w:tblPr>
       <w:tblGrid>
-        <w:gridCol w:w="754"/>
-        <w:gridCol w:w="3960"/>
-        <w:gridCol w:w="5992"/>
+        <w:gridCol w:w="718"/>
+        <w:gridCol w:w="3775"/>
+        <w:gridCol w:w="5712"/>
       </w:tblGrid>
       <w:tr>
         <w:tc>
@@ -11531,7 +11531,7 @@
     </w:p>
     <w:tbl>
       <w:tblPr>
-        <w:tblW w:w="0" w:type="auto"/>
+        <w:tblW w:w="10206" w:type="dxa"/>
         <w:tblBorders>
           <w:top w:val="single" w:sz="4" w:space="0" w:color="auto"/>
           <w:left w:val="single" w:sz="4" w:space="0" w:color="auto"/>
@@ -11549,9 +11549,9 @@
         <w:tblLook w:val="04A0" w:firstRow="1" w:lastRow="0" w:firstColumn="1" w:lastColumn="0" w:noHBand="0" w:noVBand="1"/>
       </w:tblPr>
       <w:tblGrid>
-        <w:gridCol w:w="594"/>
-        <w:gridCol w:w="4181"/>
-        <w:gridCol w:w="5931"/>
+        <w:gridCol w:w="566"/>
+        <w:gridCol w:w="3985"/>
+        <w:gridCol w:w="5654"/>
       </w:tblGrid>
       <w:tr>
         <w:tc>
@@ -16545,8 +16545,8 @@
     </w:p>
     <w:tbl>
       <w:tblPr>
-        <w:tblW w:w="0" w:type="auto"/>
-        <w:tblInd w:w="-164" w:type="dxa"/>
+        <w:tblW w:w="10206" w:type="dxa"/>
+        <w:tblInd w:w="0" w:type="dxa"/>
         <w:tblBorders>
           <w:top w:val="single" w:sz="4" w:space="0" w:color="auto"/>
           <w:left w:val="single" w:sz="4" w:space="0" w:color="auto"/>
@@ -16564,17 +16564,17 @@
         <w:tblLook w:val="04A0" w:firstRow="1" w:lastRow="0" w:firstColumn="1" w:lastColumn="0" w:noHBand="0" w:noVBand="1"/>
       </w:tblPr>
       <w:tblGrid>
-        <w:gridCol w:w="1097"/>
-        <w:gridCol w:w="2550"/>
-        <w:gridCol w:w="2280"/>
-        <w:gridCol w:w="2044"/>
-        <w:gridCol w:w="1440"/>
-        <w:gridCol w:w="1459"/>
+        <w:gridCol w:w="1029"/>
+        <w:gridCol w:w="2394"/>
+        <w:gridCol w:w="2140"/>
+        <w:gridCol w:w="1919"/>
+        <w:gridCol w:w="1352"/>
+        <w:gridCol w:w="1369"/>
       </w:tblGrid>
       <w:tr>
         <w:tc>
           <w:tcPr>
-            <w:tcW w:w="1097" w:type="dxa"/>
+            <w:tcW w:w="1029" w:type="dxa"/>
             <w:tcBorders>
               <w:top w:val="single" w:sz="6" w:space="0" w:color="000000"/>
               <w:left w:val="single" w:sz="6" w:space="0" w:color="000000"/>
@@ -16780,7 +16780,7 @@
       <w:tr>
         <w:tc>
           <w:tcPr>
-            <w:tcW w:w="1097" w:type="dxa"/>
+            <w:tcW w:w="1029" w:type="dxa"/>
             <w:tcBorders>
               <w:top w:val="single" w:sz="6" w:space="0" w:color="000000"/>
               <w:left w:val="single" w:sz="6" w:space="0" w:color="000000"/>
@@ -17172,7 +17172,7 @@
       <w:tr>
         <w:tc>
           <w:tcPr>
-            <w:tcW w:w="1097" w:type="dxa"/>
+            <w:tcW w:w="1029" w:type="dxa"/>
             <w:tcBorders>
               <w:top w:val="single" w:sz="6" w:space="0" w:color="000000"/>
               <w:left w:val="single" w:sz="6" w:space="0" w:color="000000"/>
@@ -30662,54 +30662,122 @@
 </file>
 
 <file path=word/footer1.xml><?xml version="1.0" encoding="utf-8"?>
-<w:ftr xmlns:w="http://schemas.openxmlformats.org/wordprocessingml/2006/main" xmlns:r="http://schemas.openxmlformats.org/officeDocument/2006/relationships">
-  <w:p>
+<w:ftr xmlns:w="http://schemas.openxmlformats.org/wordprocessingml/2006/main">
+  <w:p xmlns:w="http://schemas.openxmlformats.org/wordprocessingml/2006/main">
     <w:pPr>
       <w:jc w:val="center"/>
     </w:pPr>
     <w:r>
       <w:rPr>
-        <w:rFonts w:ascii="Times New Roman" w:hAnsi="Times New Roman" w:eastAsia="宋体"/>
+        <w:rFonts w:ascii="Times New Roman" w:hAnsi="Times New Roman" w:eastAsia="宋体" w:cs="Times New Roman"/>
         <w:sz w:val="21"/>
         <w:szCs w:val="21"/>
       </w:rPr>
-      <w:t xml:space="preserve">第2章·清单　第</w:t>
+      <w:t xml:space="preserve">第2章·清单　</w:t>
     </w:r>
-    <w:fldSimple w:instr=" PAGE ">
-      <w:r>
-        <w:rPr>
-          <w:rFonts w:ascii="Times New Roman" w:hAnsi="Times New Roman" w:eastAsia="宋体"/>
-          <w:sz w:val="21"/>
-          <w:szCs w:val="21"/>
-        </w:rPr>
-        <w:t xml:space="preserve">1</w:t>
-      </w:r>
-    </w:fldSimple>
     <w:r>
       <w:rPr>
-        <w:rFonts w:ascii="Times New Roman" w:hAnsi="Times New Roman" w:eastAsia="宋体"/>
+        <w:rFonts w:ascii="Times New Roman" w:hAnsi="Times New Roman" w:eastAsia="宋体" w:cs="Times New Roman"/>
         <w:sz w:val="21"/>
         <w:szCs w:val="21"/>
       </w:rPr>
-      <w:t xml:space="preserve">页（共</w:t>
+      <w:t>第</w:t>
     </w:r>
-    <w:fldSimple w:instr=" NUMPAGES ">
-      <w:r>
-        <w:rPr>
-          <w:rFonts w:ascii="Times New Roman" w:hAnsi="Times New Roman" w:eastAsia="宋体"/>
-          <w:sz w:val="21"/>
-          <w:szCs w:val="21"/>
-        </w:rPr>
-        <w:t xml:space="preserve">1</w:t>
-      </w:r>
-    </w:fldSimple>
     <w:r>
       <w:rPr>
-        <w:rFonts w:ascii="Times New Roman" w:hAnsi="Times New Roman" w:eastAsia="宋体"/>
+        <w:rFonts w:ascii="Times New Roman" w:hAnsi="Times New Roman" w:eastAsia="宋体" w:cs="Times New Roman"/>
         <w:sz w:val="21"/>
         <w:szCs w:val="21"/>
       </w:rPr>
-      <w:t xml:space="preserve">页）</w:t>
+      <w:fldChar w:fldCharType="begin"/>
+    </w:r>
+    <w:r>
+      <w:rPr>
+        <w:rFonts w:ascii="Times New Roman" w:hAnsi="Times New Roman" w:eastAsia="宋体" w:cs="Times New Roman"/>
+        <w:sz w:val="21"/>
+        <w:szCs w:val="21"/>
+      </w:rPr>
+      <w:instrText xml:space="preserve"> PAGE </w:instrText>
+    </w:r>
+    <w:r>
+      <w:rPr>
+        <w:rFonts w:ascii="Times New Roman" w:hAnsi="Times New Roman" w:eastAsia="宋体" w:cs="Times New Roman"/>
+        <w:sz w:val="21"/>
+        <w:szCs w:val="21"/>
+      </w:rPr>
+      <w:fldChar w:fldCharType="separate"/>
+    </w:r>
+    <w:r>
+      <w:rPr>
+        <w:rFonts w:ascii="Times New Roman" w:hAnsi="Times New Roman" w:eastAsia="宋体" w:cs="Times New Roman"/>
+        <w:sz w:val="21"/>
+        <w:szCs w:val="21"/>
+      </w:rPr>
+      <w:t>1</w:t>
+    </w:r>
+    <w:r>
+      <w:rPr>
+        <w:rFonts w:ascii="Times New Roman" w:hAnsi="Times New Roman" w:eastAsia="宋体" w:cs="Times New Roman"/>
+        <w:sz w:val="21"/>
+        <w:szCs w:val="21"/>
+      </w:rPr>
+      <w:fldChar w:fldCharType="end"/>
+    </w:r>
+    <w:r>
+      <w:rPr>
+        <w:rFonts w:ascii="Times New Roman" w:hAnsi="Times New Roman" w:eastAsia="宋体" w:cs="Times New Roman"/>
+        <w:sz w:val="21"/>
+        <w:szCs w:val="21"/>
+      </w:rPr>
+      <w:t>页（共</w:t>
+    </w:r>
+    <w:r>
+      <w:rPr>
+        <w:rFonts w:ascii="Times New Roman" w:hAnsi="Times New Roman" w:eastAsia="宋体" w:cs="Times New Roman"/>
+        <w:sz w:val="21"/>
+        <w:szCs w:val="21"/>
+      </w:rPr>
+      <w:fldChar w:fldCharType="begin"/>
+    </w:r>
+    <w:r>
+      <w:rPr>
+        <w:rFonts w:ascii="Times New Roman" w:hAnsi="Times New Roman" w:eastAsia="宋体" w:cs="Times New Roman"/>
+        <w:sz w:val="21"/>
+        <w:szCs w:val="21"/>
+      </w:rPr>
+      <w:instrText xml:space="preserve"> NUMPAGES </w:instrText>
+    </w:r>
+    <w:r>
+      <w:rPr>
+        <w:rFonts w:ascii="Times New Roman" w:hAnsi="Times New Roman" w:eastAsia="宋体" w:cs="Times New Roman"/>
+        <w:sz w:val="21"/>
+        <w:szCs w:val="21"/>
+      </w:rPr>
+      <w:fldChar w:fldCharType="separate"/>
+    </w:r>
+    <w:r>
+      <w:rPr>
+        <w:rFonts w:ascii="Times New Roman" w:hAnsi="Times New Roman" w:eastAsia="宋体" w:cs="Times New Roman"/>
+        <w:sz w:val="21"/>
+        <w:szCs w:val="21"/>
+      </w:rPr>
+      <w:t>11</w:t>
+    </w:r>
+    <w:r>
+      <w:rPr>
+        <w:rFonts w:ascii="Times New Roman" w:hAnsi="Times New Roman" w:eastAsia="宋体" w:cs="Times New Roman"/>
+        <w:sz w:val="21"/>
+        <w:szCs w:val="21"/>
+      </w:rPr>
+      <w:fldChar w:fldCharType="end"/>
+    </w:r>
+    <w:r>
+      <w:rPr>
+        <w:rFonts w:ascii="Times New Roman" w:hAnsi="Times New Roman" w:eastAsia="宋体" w:cs="Times New Roman"/>
+        <w:sz w:val="21"/>
+        <w:szCs w:val="21"/>
+      </w:rPr>
+      <w:t>页）</w:t>
     </w:r>
   </w:p>
 </w:ftr>
@@ -30948,15 +31016,14 @@
   <w:docDefaults>
     <w:rPrDefault>
       <w:rPr>
-        <w:rFonts w:asciiTheme="minorHAnsi" w:eastAsiaTheme="minorEastAsia" w:hAnsiTheme="minorHAnsi" w:cstheme="minorBidi"/>
-        <w:sz w:val="22"/>
-        <w:szCs w:val="22"/>
-        <w:lang w:val="en-US" w:eastAsia="en-US" w:bidi="ar-SA"/>
+        <w:rFonts w:ascii="Times New Roman" w:hAnsi="Times New Roman" w:eastAsia="宋体" w:cs="Times New Roman"/>
+        <w:sz w:val="21"/>
+        <w:szCs w:val="21"/>
       </w:rPr>
     </w:rPrDefault>
     <w:pPrDefault>
       <w:pPr>
-        <w:spacing w:after="200" w:line="276" w:lineRule="auto"/>
+        <w:spacing w:before="0" w:after="0" w:line="300" w:lineRule="auto"/>
       </w:pPr>
     </w:pPrDefault>
   </w:docDefaults>

--- a/高中数学/高中数学同步/人教B版选必1 第2章 平面解析几何·知识清单（完成）.docx
+++ b/高中数学/高中数学同步/人教B版选必1 第2章 平面解析几何·知识清单（完成）.docx
@@ -681,7 +681,7 @@
                 <w:rFonts w:ascii="Times New Roman" w:hAnsi="Times New Roman"/>
                 <w:sz w:val="21"/>
                 <w:szCs w:val="21"/>
-                <w:bdr w:val="single" w:sz="8" w:space="0" w:color="auto"/>
+                <w:shd w:val="clear" w:color="auto" w:fill="D9D9D9"/>
               </w:rPr>
             </m:ctrlPr>
           </m:radPr>
@@ -1140,7 +1140,7 @@
                 <w:rFonts w:ascii="Times New Roman" w:hAnsi="Times New Roman"/>
                 <w:sz w:val="21"/>
                 <w:szCs w:val="21"/>
-                <w:bdr w:val="single" w:sz="8" w:space="0" w:color="auto"/>
+                <w:shd w:val="clear" w:color="auto" w:fill="D9D9D9"/>
               </w:rPr>
             </m:ctrlPr>
           </m:radPr>
@@ -1447,7 +1447,7 @@
                 <w:rFonts w:ascii="Times New Roman" w:eastAsia="宋体" w:hAnsi="Times New Roman" w:cs="Times New Roman"/>
                 <w:sz w:val="21"/>
                 <w:szCs w:val="21"/>
-                <w:bdr w:val="single" w:sz="8" w:space="0" w:color="auto"/>
+                <w:shd w:val="clear" w:color="auto" w:fill="D9D9D9"/>
               </w:rPr>
               <w:t>相交</w:t>
             </w:r>
@@ -1532,7 +1532,7 @@
                   <w:rFonts w:ascii="Times New Roman" w:hAnsi="Times New Roman" w:cs="Cambria Math"/>
                   <w:sz w:val="21"/>
                   <w:szCs w:val="21"/>
-                  <w:bdr w:val="single" w:sz="8" w:space="0" w:color="auto"/>
+                  <w:shd w:val="clear" w:color="auto" w:fill="D9D9D9"/>
                   <w:lang w:eastAsia="zh-CN"/>
                 </w:rPr>
                 <m:t>x</m:t>
@@ -1543,7 +1543,7 @@
                 <w:rFonts w:ascii="Times New Roman" w:eastAsia="宋体" w:hAnsi="Times New Roman" w:cs="Times New Roman"/>
                 <w:sz w:val="21"/>
                 <w:szCs w:val="21"/>
-                <w:bdr w:val="single" w:sz="8" w:space="0" w:color="auto"/>
+                <w:shd w:val="clear" w:color="auto" w:fill="D9D9D9"/>
                 <w:lang w:eastAsia="zh-CN"/>
               </w:rPr>
               <w:t>轴</w:t>
@@ -1581,7 +1581,7 @@
                 <w:rFonts w:ascii="Times New Roman" w:eastAsia="宋体" w:hAnsi="Times New Roman" w:cs="Times New Roman"/>
                 <w:sz w:val="21"/>
                 <w:szCs w:val="21"/>
-                <w:bdr w:val="single" w:sz="8" w:space="0" w:color="auto"/>
+                <w:shd w:val="clear" w:color="auto" w:fill="D9D9D9"/>
                 <w:lang w:eastAsia="zh-CN"/>
               </w:rPr>
               <w:t>正向</w:t>
@@ -1611,7 +1611,7 @@
                 <w:i/>
                 <w:sz w:val="21"/>
                 <w:szCs w:val="21"/>
-                <w:bdr w:val="single" w:sz="8" w:space="0" w:color="auto"/>
+                <w:shd w:val="clear" w:color="auto" w:fill="D9D9D9"/>
                 <w:lang w:eastAsia="zh-CN"/>
               </w:rPr>
               <w:t>向上</w:t>
@@ -1779,7 +1779,7 @@
                 <w:rFonts w:ascii="Times New Roman" w:eastAsia="宋体" w:hAnsi="Times New Roman" w:cs="Times New Roman"/>
                 <w:sz w:val="21"/>
                 <w:szCs w:val="21"/>
-                <w:bdr w:val="single" w:sz="8" w:space="0" w:color="auto"/>
+                <w:shd w:val="clear" w:color="auto" w:fill="D9D9D9"/>
                 <w:lang w:eastAsia="zh-CN"/>
               </w:rPr>
               <w:t>平行</w:t>
@@ -1798,7 +1798,7 @@
                 <w:rFonts w:ascii="Times New Roman" w:eastAsia="宋体" w:hAnsi="Times New Roman" w:cs="Times New Roman"/>
                 <w:sz w:val="21"/>
                 <w:szCs w:val="21"/>
-                <w:bdr w:val="single" w:sz="8" w:space="0" w:color="auto"/>
+                <w:shd w:val="clear" w:color="auto" w:fill="D9D9D9"/>
                 <w:lang w:eastAsia="zh-CN"/>
               </w:rPr>
               <w:t>重合</w:t>
@@ -1820,7 +1820,7 @@
                       <w:rFonts w:ascii="Times New Roman" w:hAnsi="Times New Roman"/>
                       <w:sz w:val="21"/>
                       <w:szCs w:val="21"/>
-                      <w:bdr w:val="single" w:sz="8" w:space="0" w:color="auto"/>
+                      <w:shd w:val="clear" w:color="auto" w:fill="D9D9D9"/>
                     </w:rPr>
                   </m:ctrlPr>
                 </m:sSupPr>
@@ -1926,7 +1926,7 @@
                     <w:rFonts w:ascii="Times New Roman" w:hAnsi="Times New Roman" w:cs="Cambria Math"/>
                     <w:sz w:val="21"/>
                     <w:szCs w:val="21"/>
-                    <w:bdr w:val="single" w:sz="8" w:space="0" w:color="auto"/>
+                    <w:shd w:val="clear" w:color="auto" w:fill="D9D9D9"/>
                   </w:rPr>
                   <m:t>0°≤</m:t>
                 </m:r>
@@ -1938,7 +1938,7 @@
                     <w:rFonts w:ascii="Times New Roman" w:hAnsi="Times New Roman" w:cs="Cambria Math"/>
                     <w:sz w:val="21"/>
                     <w:szCs w:val="21"/>
-                    <w:bdr w:val="single" w:sz="8" w:space="0" w:color="auto"/>
+                    <w:shd w:val="clear" w:color="auto" w:fill="D9D9D9"/>
                   </w:rPr>
                   <m:t>α</m:t>
                 </m:r>
@@ -1950,7 +1950,7 @@
                     <w:rFonts w:ascii="Times New Roman" w:hAnsi="Times New Roman" w:cs="Cambria Math"/>
                     <w:sz w:val="21"/>
                     <w:szCs w:val="21"/>
-                    <w:bdr w:val="single" w:sz="8" w:space="0" w:color="auto"/>
+                    <w:shd w:val="clear" w:color="auto" w:fill="D9D9D9"/>
                   </w:rPr>
                   <m:t>&lt;180°</m:t>
                 </m:r>
@@ -2042,7 +2042,7 @@
           <w:rFonts w:ascii="Times New Roman" w:eastAsia="宋体" w:hAnsi="Times New Roman" w:cs="Times New Roman"/>
           <w:sz w:val="21"/>
           <w:szCs w:val="21"/>
-          <w:bdr w:val="single" w:sz="8" w:space="0" w:color="auto"/>
+          <w:shd w:val="clear" w:color="auto" w:fill="D9D9D9"/>
           <w:lang w:eastAsia="zh-CN"/>
         </w:rPr>
         <w:t>正切值</w:t>
@@ -2083,7 +2083,7 @@
             <w:rFonts w:ascii="Times New Roman" w:hAnsi="Times New Roman" w:cs="Cambria Math"/>
             <w:sz w:val="21"/>
             <w:szCs w:val="21"/>
-            <w:bdr w:val="single" w:sz="8" w:space="0" w:color="auto"/>
+            <w:shd w:val="clear" w:color="auto" w:fill="D9D9D9"/>
             <w:lang w:eastAsia="zh-CN"/>
           </w:rPr>
           <m:t>tan</m:t>
@@ -2096,7 +2096,7 @@
             <w:rFonts w:ascii="Times New Roman" w:hAnsi="Times New Roman" w:cs="Cambria Math"/>
             <w:sz w:val="21"/>
             <w:szCs w:val="21"/>
-            <w:bdr w:val="single" w:sz="8" w:space="0" w:color="auto"/>
+            <w:shd w:val="clear" w:color="auto" w:fill="D9D9D9"/>
             <w:lang w:eastAsia="zh-CN"/>
           </w:rPr>
           <m:t>α</m:t>
@@ -2546,7 +2546,7 @@
                 <w:rFonts w:ascii="Times New Roman" w:hAnsi="Times New Roman"/>
                 <w:sz w:val="21"/>
                 <w:szCs w:val="21"/>
-                <w:bdr w:val="single" w:sz="8" w:space="0" w:color="auto"/>
+                <w:shd w:val="clear" w:color="auto" w:fill="D9D9D9"/>
               </w:rPr>
             </m:ctrlPr>
           </m:fPr>
@@ -2901,7 +2901,7 @@
           <w:rFonts w:ascii="Times New Roman" w:eastAsia="宋体" w:hAnsi="Times New Roman" w:cs="Times New Roman"/>
           <w:sz w:val="21"/>
           <w:szCs w:val="21"/>
-          <w:bdr w:val="single" w:sz="8" w:space="0" w:color="auto"/>
+          <w:shd w:val="clear" w:color="auto" w:fill="D9D9D9"/>
           <w:lang w:eastAsia="zh-CN"/>
         </w:rPr>
         <w:t>方向向量</w:t>
@@ -3102,7 +3102,7 @@
                 <w:rFonts w:ascii="Times New Roman" w:hAnsi="Times New Roman"/>
                 <w:sz w:val="21"/>
                 <w:szCs w:val="21"/>
-                <w:bdr w:val="single" w:sz="8" w:space="0" w:color="auto"/>
+                <w:shd w:val="clear" w:color="auto" w:fill="D9D9D9"/>
               </w:rPr>
             </m:ctrlPr>
           </m:fPr>
@@ -3188,7 +3188,7 @@
           <w:rFonts w:ascii="Times New Roman" w:eastAsia="宋体" w:hAnsi="Times New Roman" w:cs="Times New Roman"/>
           <w:sz w:val="21"/>
           <w:szCs w:val="21"/>
-          <w:bdr w:val="single" w:sz="8" w:space="0" w:color="auto"/>
+          <w:shd w:val="clear" w:color="auto" w:fill="D9D9D9"/>
           <w:lang w:eastAsia="zh-CN"/>
         </w:rPr>
         <w:t>不存在</w:t>
@@ -3783,7 +3783,7 @@
                     <w:rFonts w:ascii="Times New Roman" w:hAnsi="Times New Roman" w:cs="Cambria Math"/>
                     <w:sz w:val="21"/>
                     <w:szCs w:val="21"/>
-                    <w:bdr w:val="single" w:sz="8" w:space="0" w:color="auto"/>
+                    <w:shd w:val="clear" w:color="auto" w:fill="D9D9D9"/>
                   </w:rPr>
                   <m:t>y</m:t>
                 </m:r>
@@ -3795,7 +3795,7 @@
                     <w:rFonts w:ascii="Times New Roman" w:hAnsi="Times New Roman" w:cs="Cambria Math"/>
                     <w:sz w:val="21"/>
                     <w:szCs w:val="21"/>
-                    <w:bdr w:val="single" w:sz="8" w:space="0" w:color="auto"/>
+                    <w:shd w:val="clear" w:color="auto" w:fill="D9D9D9"/>
                   </w:rPr>
                   <m:t>-</m:t>
                 </m:r>
@@ -3806,7 +3806,7 @@
                         <w:rFonts w:ascii="Times New Roman" w:hAnsi="Times New Roman"/>
                         <w:sz w:val="21"/>
                         <w:szCs w:val="21"/>
-                        <w:bdr w:val="single" w:sz="8" w:space="0" w:color="auto"/>
+                        <w:shd w:val="clear" w:color="auto" w:fill="D9D9D9"/>
                       </w:rPr>
                     </m:ctrlPr>
                   </m:sSubPr>
@@ -3845,7 +3845,7 @@
                     <w:rFonts w:ascii="Times New Roman" w:hAnsi="Times New Roman" w:cs="Cambria Math"/>
                     <w:sz w:val="21"/>
                     <w:szCs w:val="21"/>
-                    <w:bdr w:val="single" w:sz="8" w:space="0" w:color="auto"/>
+                    <w:shd w:val="clear" w:color="auto" w:fill="D9D9D9"/>
                   </w:rPr>
                   <m:t>=</m:t>
                 </m:r>
@@ -3857,7 +3857,7 @@
                     <w:rFonts w:ascii="Times New Roman" w:hAnsi="Times New Roman" w:cs="Cambria Math"/>
                     <w:sz w:val="21"/>
                     <w:szCs w:val="21"/>
-                    <w:bdr w:val="single" w:sz="8" w:space="0" w:color="auto"/>
+                    <w:shd w:val="clear" w:color="auto" w:fill="D9D9D9"/>
                   </w:rPr>
                   <m:t>k</m:t>
                 </m:r>
@@ -3868,7 +3868,7 @@
                         <w:rFonts w:ascii="Times New Roman" w:hAnsi="Times New Roman"/>
                         <w:sz w:val="21"/>
                         <w:szCs w:val="21"/>
-                        <w:bdr w:val="single" w:sz="8" w:space="0" w:color="auto"/>
+                        <w:shd w:val="clear" w:color="auto" w:fill="D9D9D9"/>
                       </w:rPr>
                     </m:ctrlPr>
                   </m:dPr>
@@ -4162,7 +4162,7 @@
           <w:rFonts w:ascii="Times New Roman" w:eastAsia="宋体" w:hAnsi="Times New Roman" w:cs="Times New Roman"/>
           <w:sz w:val="21"/>
           <w:szCs w:val="21"/>
-          <w:bdr w:val="single" w:sz="8" w:space="0" w:color="auto"/>
+          <w:shd w:val="clear" w:color="auto" w:fill="D9D9D9"/>
           <w:lang w:eastAsia="zh-CN"/>
         </w:rPr>
         <w:t>b</w:t>
@@ -4635,7 +4635,7 @@
                 <w:rFonts w:ascii="Times New Roman" w:eastAsia="宋体" w:hAnsi="Times New Roman" w:cs="Times New Roman"/>
                 <w:sz w:val="21"/>
                 <w:szCs w:val="21"/>
-                <w:bdr w:val="single" w:sz="8" w:space="0" w:color="auto"/>
+                <w:shd w:val="clear" w:color="auto" w:fill="D9D9D9"/>
               </w:rPr>
               <w:t>y=kx+b</w:t>
             </w:r>
@@ -5520,7 +5520,7 @@
                         <w:rFonts w:ascii="Times New Roman" w:hAnsi="Times New Roman"/>
                         <w:sz w:val="21"/>
                         <w:szCs w:val="21"/>
-                        <w:bdr w:val="single" w:sz="8" w:space="0" w:color="auto"/>
+                        <w:shd w:val="clear" w:color="auto" w:fill="D9D9D9"/>
                       </w:rPr>
                     </m:ctrlPr>
                   </m:fPr>
@@ -5681,7 +5681,7 @@
                     <w:rFonts w:ascii="Times New Roman" w:hAnsi="Times New Roman" w:cs="Cambria Math"/>
                     <w:sz w:val="21"/>
                     <w:szCs w:val="21"/>
-                    <w:bdr w:val="single" w:sz="8" w:space="0" w:color="auto"/>
+                    <w:shd w:val="clear" w:color="auto" w:fill="D9D9D9"/>
                   </w:rPr>
                   <m:t>=</m:t>
                 </m:r>
@@ -5692,7 +5692,7 @@
                         <w:rFonts w:ascii="Times New Roman" w:hAnsi="Times New Roman"/>
                         <w:sz w:val="21"/>
                         <w:szCs w:val="21"/>
-                        <w:bdr w:val="single" w:sz="8" w:space="0" w:color="auto"/>
+                        <w:shd w:val="clear" w:color="auto" w:fill="D9D9D9"/>
                       </w:rPr>
                     </m:ctrlPr>
                   </m:fPr>
@@ -6440,7 +6440,7 @@
                         <w:rFonts w:ascii="Times New Roman" w:hAnsi="Times New Roman"/>
                         <w:sz w:val="21"/>
                         <w:szCs w:val="21"/>
-                        <w:bdr w:val="single" w:sz="8" w:space="0" w:color="auto"/>
+                        <w:shd w:val="clear" w:color="auto" w:fill="D9D9D9"/>
                       </w:rPr>
                     </m:ctrlPr>
                   </m:fPr>
@@ -6479,7 +6479,7 @@
                     <w:rFonts w:ascii="Times New Roman" w:hAnsi="Times New Roman" w:cs="Cambria Math"/>
                     <w:sz w:val="21"/>
                     <w:szCs w:val="21"/>
-                    <w:bdr w:val="single" w:sz="8" w:space="0" w:color="auto"/>
+                    <w:shd w:val="clear" w:color="auto" w:fill="D9D9D9"/>
                   </w:rPr>
                   <m:t>+</m:t>
                 </m:r>
@@ -6490,7 +6490,7 @@
                         <w:rFonts w:ascii="Times New Roman" w:hAnsi="Times New Roman"/>
                         <w:sz w:val="21"/>
                         <w:szCs w:val="21"/>
-                        <w:bdr w:val="single" w:sz="8" w:space="0" w:color="auto"/>
+                        <w:shd w:val="clear" w:color="auto" w:fill="D9D9D9"/>
                       </w:rPr>
                     </m:ctrlPr>
                   </m:fPr>
@@ -6529,7 +6529,7 @@
                     <w:rFonts w:ascii="Times New Roman" w:hAnsi="Times New Roman" w:cs="Cambria Math"/>
                     <w:sz w:val="21"/>
                     <w:szCs w:val="21"/>
-                    <w:bdr w:val="single" w:sz="8" w:space="0" w:color="auto"/>
+                    <w:shd w:val="clear" w:color="auto" w:fill="D9D9D9"/>
                   </w:rPr>
                   <m:t>=1</m:t>
                 </m:r>
@@ -6734,7 +6734,7 @@
             <w:rFonts w:ascii="Times New Roman" w:hAnsi="Times New Roman" w:cs="Cambria Math"/>
             <w:sz w:val="21"/>
             <w:szCs w:val="21"/>
-            <w:bdr w:val="single" w:sz="8" w:space="0" w:color="auto"/>
+            <w:shd w:val="clear" w:color="auto" w:fill="D9D9D9"/>
             <w:lang w:eastAsia="zh-CN"/>
           </w:rPr>
           <m:t>Ax</m:t>
@@ -6747,7 +6747,7 @@
             <w:rFonts w:ascii="Times New Roman" w:hAnsi="Times New Roman" w:cs="Cambria Math"/>
             <w:sz w:val="21"/>
             <w:szCs w:val="21"/>
-            <w:bdr w:val="single" w:sz="8" w:space="0" w:color="auto"/>
+            <w:shd w:val="clear" w:color="auto" w:fill="D9D9D9"/>
             <w:lang w:eastAsia="zh-CN"/>
           </w:rPr>
           <m:t>+</m:t>
@@ -6760,7 +6760,7 @@
             <w:rFonts w:ascii="Times New Roman" w:hAnsi="Times New Roman" w:cs="Cambria Math"/>
             <w:sz w:val="21"/>
             <w:szCs w:val="21"/>
-            <w:bdr w:val="single" w:sz="8" w:space="0" w:color="auto"/>
+            <w:shd w:val="clear" w:color="auto" w:fill="D9D9D9"/>
             <w:lang w:eastAsia="zh-CN"/>
           </w:rPr>
           <m:t>By</m:t>
@@ -6773,7 +6773,7 @@
             <w:rFonts w:ascii="Times New Roman" w:hAnsi="Times New Roman" w:cs="Cambria Math"/>
             <w:sz w:val="21"/>
             <w:szCs w:val="21"/>
-            <w:bdr w:val="single" w:sz="8" w:space="0" w:color="auto"/>
+            <w:shd w:val="clear" w:color="auto" w:fill="D9D9D9"/>
             <w:lang w:eastAsia="zh-CN"/>
           </w:rPr>
           <m:t>+</m:t>
@@ -6786,7 +6786,7 @@
             <w:rFonts w:ascii="Times New Roman" w:hAnsi="Times New Roman" w:cs="Cambria Math"/>
             <w:sz w:val="21"/>
             <w:szCs w:val="21"/>
-            <w:bdr w:val="single" w:sz="8" w:space="0" w:color="auto"/>
+            <w:shd w:val="clear" w:color="auto" w:fill="D9D9D9"/>
             <w:lang w:eastAsia="zh-CN"/>
           </w:rPr>
           <m:t>C</m:t>
@@ -6799,7 +6799,7 @@
             <w:rFonts w:ascii="Times New Roman" w:hAnsi="Times New Roman" w:cs="Cambria Math"/>
             <w:sz w:val="21"/>
             <w:szCs w:val="21"/>
-            <w:bdr w:val="single" w:sz="8" w:space="0" w:color="auto"/>
+            <w:shd w:val="clear" w:color="auto" w:fill="D9D9D9"/>
             <w:lang w:eastAsia="zh-CN"/>
           </w:rPr>
           <m:t>=0</m:t>
@@ -6913,7 +6913,7 @@
           <w:rFonts w:ascii="Times New Roman" w:eastAsia="宋体" w:hAnsi="Times New Roman" w:cs="Times New Roman"/>
           <w:sz w:val="21"/>
           <w:szCs w:val="21"/>
-          <w:bdr w:val="single" w:sz="8" w:space="0" w:color="auto"/>
+          <w:shd w:val="clear" w:color="auto" w:fill="D9D9D9"/>
           <w:lang w:eastAsia="zh-CN"/>
         </w:rPr>
         <w:t>二元一次方程</w:t>
@@ -7878,7 +7878,7 @@
                         <w:rFonts w:ascii="Times New Roman" w:hAnsi="Times New Roman"/>
                         <w:sz w:val="21"/>
                         <w:szCs w:val="21"/>
-                        <w:bdr w:val="single" w:sz="8" w:space="0" w:color="auto"/>
+                        <w:shd w:val="clear" w:color="auto" w:fill="D9D9D9"/>
                       </w:rPr>
                     </m:ctrlPr>
                   </m:sSubPr>
@@ -7917,7 +7917,7 @@
                     <w:rFonts w:ascii="Times New Roman" w:hAnsi="Times New Roman" w:cs="Cambria Math"/>
                     <w:sz w:val="21"/>
                     <w:szCs w:val="21"/>
-                    <w:bdr w:val="single" w:sz="8" w:space="0" w:color="auto"/>
+                    <w:shd w:val="clear" w:color="auto" w:fill="D9D9D9"/>
                   </w:rPr>
                   <m:t>=</m:t>
                 </m:r>
@@ -7928,7 +7928,7 @@
                         <w:rFonts w:ascii="Times New Roman" w:hAnsi="Times New Roman"/>
                         <w:sz w:val="21"/>
                         <w:szCs w:val="21"/>
-                        <w:bdr w:val="single" w:sz="8" w:space="0" w:color="auto"/>
+                        <w:shd w:val="clear" w:color="auto" w:fill="D9D9D9"/>
                       </w:rPr>
                     </m:ctrlPr>
                   </m:sSubPr>
@@ -7996,7 +7996,7 @@
                       <w:rFonts w:ascii="Times New Roman" w:hAnsi="Times New Roman"/>
                       <w:sz w:val="21"/>
                       <w:szCs w:val="21"/>
-                      <w:bdr w:val="single" w:sz="8" w:space="0" w:color="auto"/>
+                      <w:shd w:val="clear" w:color="auto" w:fill="D9D9D9"/>
                     </w:rPr>
                   </m:ctrlPr>
                 </m:sSubPr>
@@ -8035,7 +8035,7 @@
                 <w:rFonts w:ascii="Times New Roman" w:eastAsia="宋体" w:hAnsi="Times New Roman" w:cs="Times New Roman"/>
                 <w:sz w:val="21"/>
                 <w:szCs w:val="21"/>
-                <w:bdr w:val="single" w:sz="8" w:space="0" w:color="auto"/>
+                <w:shd w:val="clear" w:color="auto" w:fill="D9D9D9"/>
                 <w:lang w:eastAsia="zh-CN"/>
               </w:rPr>
               <w:t>//</w:t>
@@ -8048,7 +8048,7 @@
                       <w:rFonts w:ascii="Times New Roman" w:hAnsi="Times New Roman"/>
                       <w:sz w:val="21"/>
                       <w:szCs w:val="21"/>
-                      <w:bdr w:val="single" w:sz="8" w:space="0" w:color="auto"/>
+                      <w:shd w:val="clear" w:color="auto" w:fill="D9D9D9"/>
                     </w:rPr>
                   </m:ctrlPr>
                 </m:sSubPr>
@@ -8865,7 +8865,7 @@
                       <w:rFonts w:ascii="Times New Roman" w:hAnsi="Times New Roman"/>
                       <w:sz w:val="21"/>
                       <w:szCs w:val="21"/>
-                      <w:bdr w:val="single" w:sz="8" w:space="0" w:color="auto"/>
+                      <w:shd w:val="clear" w:color="auto" w:fill="D9D9D9"/>
                     </w:rPr>
                   </m:ctrlPr>
                 </m:sSubPr>
@@ -8906,7 +8906,7 @@
                   <w:rFonts w:ascii="Times New Roman" w:hAnsi="Times New Roman" w:cs="Cambria Math"/>
                   <w:sz w:val="21"/>
                   <w:szCs w:val="21"/>
-                  <w:bdr w:val="single" w:sz="8" w:space="0" w:color="auto"/>
+                  <w:shd w:val="clear" w:color="auto" w:fill="D9D9D9"/>
                   <w:lang w:eastAsia="zh-CN"/>
                 </w:rPr>
                 <m:t>⋅</m:t>
@@ -8918,7 +8918,7 @@
                       <w:rFonts w:ascii="Times New Roman" w:hAnsi="Times New Roman"/>
                       <w:sz w:val="21"/>
                       <w:szCs w:val="21"/>
-                      <w:bdr w:val="single" w:sz="8" w:space="0" w:color="auto"/>
+                      <w:shd w:val="clear" w:color="auto" w:fill="D9D9D9"/>
                     </w:rPr>
                   </m:ctrlPr>
                 </m:sSubPr>
@@ -8959,7 +8959,7 @@
                   <w:rFonts w:ascii="Times New Roman" w:hAnsi="Times New Roman" w:cs="Cambria Math"/>
                   <w:sz w:val="21"/>
                   <w:szCs w:val="21"/>
-                  <w:bdr w:val="single" w:sz="8" w:space="0" w:color="auto"/>
+                  <w:shd w:val="clear" w:color="auto" w:fill="D9D9D9"/>
                   <w:lang w:eastAsia="zh-CN"/>
                 </w:rPr>
                 <m:t>=-1</m:t>
@@ -9216,7 +9216,7 @@
                       <w:rFonts w:ascii="Times New Roman" w:hAnsi="Times New Roman"/>
                       <w:sz w:val="21"/>
                       <w:szCs w:val="21"/>
-                      <w:bdr w:val="single" w:sz="8" w:space="0" w:color="auto"/>
+                      <w:shd w:val="clear" w:color="auto" w:fill="D9D9D9"/>
                     </w:rPr>
                   </m:ctrlPr>
                 </m:sSubPr>
@@ -9257,7 +9257,7 @@
                   <w:rFonts w:ascii="Times New Roman" w:hAnsi="Times New Roman" w:cs="Cambria Math"/>
                   <w:sz w:val="21"/>
                   <w:szCs w:val="21"/>
-                  <w:bdr w:val="single" w:sz="8" w:space="0" w:color="auto"/>
+                  <w:shd w:val="clear" w:color="auto" w:fill="D9D9D9"/>
                   <w:lang w:eastAsia="zh-CN"/>
                 </w:rPr>
                 <m:t>⊥</m:t>
@@ -9269,7 +9269,7 @@
                       <w:rFonts w:ascii="Times New Roman" w:hAnsi="Times New Roman"/>
                       <w:sz w:val="21"/>
                       <w:szCs w:val="21"/>
-                      <w:bdr w:val="single" w:sz="8" w:space="0" w:color="auto"/>
+                      <w:shd w:val="clear" w:color="auto" w:fill="D9D9D9"/>
                     </w:rPr>
                   </m:ctrlPr>
                 </m:sSubPr>
@@ -9798,7 +9798,7 @@
                     <w:rFonts w:ascii="Times New Roman" w:hAnsi="Times New Roman" w:cs="Cambria Math"/>
                     <w:sz w:val="21"/>
                     <w:szCs w:val="21"/>
-                    <w:bdr w:val="single" w:sz="8" w:space="0" w:color="auto"/>
+                    <w:shd w:val="clear" w:color="auto" w:fill="D9D9D9"/>
                   </w:rPr>
                   <m:t>Aa</m:t>
                 </m:r>
@@ -9810,7 +9810,7 @@
                     <w:rFonts w:ascii="Times New Roman" w:hAnsi="Times New Roman" w:cs="Cambria Math"/>
                     <w:sz w:val="21"/>
                     <w:szCs w:val="21"/>
-                    <w:bdr w:val="single" w:sz="8" w:space="0" w:color="auto"/>
+                    <w:shd w:val="clear" w:color="auto" w:fill="D9D9D9"/>
                   </w:rPr>
                   <m:t>+</m:t>
                 </m:r>
@@ -9822,7 +9822,7 @@
                     <w:rFonts w:ascii="Times New Roman" w:hAnsi="Times New Roman" w:cs="Cambria Math"/>
                     <w:sz w:val="21"/>
                     <w:szCs w:val="21"/>
-                    <w:bdr w:val="single" w:sz="8" w:space="0" w:color="auto"/>
+                    <w:shd w:val="clear" w:color="auto" w:fill="D9D9D9"/>
                   </w:rPr>
                   <m:t>Bb</m:t>
                 </m:r>
@@ -9834,7 +9834,7 @@
                     <w:rFonts w:ascii="Times New Roman" w:hAnsi="Times New Roman" w:cs="Cambria Math"/>
                     <w:sz w:val="21"/>
                     <w:szCs w:val="21"/>
-                    <w:bdr w:val="single" w:sz="8" w:space="0" w:color="auto"/>
+                    <w:shd w:val="clear" w:color="auto" w:fill="D9D9D9"/>
                   </w:rPr>
                   <m:t>+</m:t>
                 </m:r>
@@ -9846,7 +9846,7 @@
                     <w:rFonts w:ascii="Times New Roman" w:hAnsi="Times New Roman" w:cs="Cambria Math"/>
                     <w:sz w:val="21"/>
                     <w:szCs w:val="21"/>
-                    <w:bdr w:val="single" w:sz="8" w:space="0" w:color="auto"/>
+                    <w:shd w:val="clear" w:color="auto" w:fill="D9D9D9"/>
                   </w:rPr>
                   <m:t>C</m:t>
                 </m:r>
@@ -9858,7 +9858,7 @@
                     <w:rFonts w:ascii="Times New Roman" w:hAnsi="Times New Roman" w:cs="Cambria Math"/>
                     <w:sz w:val="21"/>
                     <w:szCs w:val="21"/>
-                    <w:bdr w:val="single" w:sz="8" w:space="0" w:color="auto"/>
+                    <w:shd w:val="clear" w:color="auto" w:fill="D9D9D9"/>
                   </w:rPr>
                   <m:t>=0</m:t>
                 </m:r>
@@ -10375,7 +10375,7 @@
                       <w:rFonts w:ascii="Times New Roman" w:hAnsi="Times New Roman"/>
                       <w:sz w:val="21"/>
                       <w:szCs w:val="21"/>
-                      <w:bdr w:val="single" w:sz="8" w:space="0" w:color="auto"/>
+                      <w:shd w:val="clear" w:color="auto" w:fill="D9D9D9"/>
                     </w:rPr>
                   </m:ctrlPr>
                 </m:dPr>
@@ -11192,7 +11192,7 @@
                 <w:rFonts w:ascii="Times New Roman" w:eastAsia="宋体" w:hAnsi="Times New Roman" w:cs="Times New Roman"/>
                 <w:sz w:val="21"/>
                 <w:szCs w:val="21"/>
-                <w:bdr w:val="single" w:sz="8" w:space="0" w:color="auto"/>
+                <w:shd w:val="clear" w:color="auto" w:fill="D9D9D9"/>
               </w:rPr>
               <w:t>无数个</w:t>
             </w:r>
@@ -11387,7 +11387,7 @@
                 <w:rFonts w:ascii="Times New Roman" w:eastAsia="宋体" w:hAnsi="Times New Roman" w:cs="Times New Roman"/>
                 <w:sz w:val="21"/>
                 <w:szCs w:val="21"/>
-                <w:bdr w:val="single" w:sz="8" w:space="0" w:color="auto"/>
+                <w:shd w:val="clear" w:color="auto" w:fill="D9D9D9"/>
               </w:rPr>
               <w:t>相交</w:t>
             </w:r>
@@ -11456,7 +11456,7 @@
                 <w:rFonts w:ascii="Times New Roman" w:eastAsia="宋体" w:hAnsi="Times New Roman" w:cs="Times New Roman"/>
                 <w:sz w:val="21"/>
                 <w:szCs w:val="21"/>
-                <w:bdr w:val="single" w:sz="8" w:space="0" w:color="auto"/>
+                <w:shd w:val="clear" w:color="auto" w:fill="D9D9D9"/>
               </w:rPr>
               <w:t>平行</w:t>
             </w:r>
@@ -12070,7 +12070,7 @@
                       <w:rFonts w:ascii="Times New Roman" w:hAnsi="Times New Roman"/>
                       <w:sz w:val="21"/>
                       <w:szCs w:val="21"/>
-                      <w:bdr w:val="single" w:sz="8" w:space="0" w:color="auto"/>
+                      <w:shd w:val="clear" w:color="auto" w:fill="D9D9D9"/>
                     </w:rPr>
                   </m:ctrlPr>
                 </m:fPr>
@@ -12750,7 +12750,7 @@
                       <w:rFonts w:ascii="Times New Roman" w:hAnsi="Times New Roman"/>
                       <w:sz w:val="21"/>
                       <w:szCs w:val="21"/>
-                      <w:bdr w:val="single" w:sz="8" w:space="0" w:color="auto"/>
+                      <w:shd w:val="clear" w:color="auto" w:fill="D9D9D9"/>
                     </w:rPr>
                   </m:ctrlPr>
                 </m:fPr>
@@ -13085,7 +13085,7 @@
           <w:rFonts w:ascii="Times New Roman" w:eastAsia="宋体" w:hAnsi="Times New Roman" w:cs="Times New Roman"/>
           <w:sz w:val="21"/>
           <w:szCs w:val="21"/>
-          <w:bdr w:val="single" w:sz="8" w:space="0" w:color="auto"/>
+          <w:shd w:val="clear" w:color="auto" w:fill="D9D9D9"/>
           <w:lang w:eastAsia="zh-CN"/>
         </w:rPr>
         <w:t>定点</w:t>
@@ -13104,7 +13104,7 @@
           <w:rFonts w:ascii="Times New Roman" w:eastAsia="宋体" w:hAnsi="Times New Roman" w:cs="Times New Roman"/>
           <w:sz w:val="21"/>
           <w:szCs w:val="21"/>
-          <w:bdr w:val="single" w:sz="8" w:space="0" w:color="auto"/>
+          <w:shd w:val="clear" w:color="auto" w:fill="D9D9D9"/>
           <w:lang w:eastAsia="zh-CN"/>
         </w:rPr>
         <w:t>定长</w:t>
@@ -13123,7 +13123,7 @@
           <w:rFonts w:ascii="Times New Roman" w:eastAsia="宋体" w:hAnsi="Times New Roman" w:cs="Times New Roman"/>
           <w:sz w:val="21"/>
           <w:szCs w:val="21"/>
-          <w:bdr w:val="single" w:sz="8" w:space="0" w:color="auto"/>
+          <w:shd w:val="clear" w:color="auto" w:fill="D9D9D9"/>
           <w:lang w:eastAsia="zh-CN"/>
         </w:rPr>
         <w:t>圆心</w:t>
@@ -13142,7 +13142,7 @@
           <w:rFonts w:ascii="Times New Roman" w:eastAsia="宋体" w:hAnsi="Times New Roman" w:cs="Times New Roman"/>
           <w:sz w:val="21"/>
           <w:szCs w:val="21"/>
-          <w:bdr w:val="single" w:sz="8" w:space="0" w:color="auto"/>
+          <w:shd w:val="clear" w:color="auto" w:fill="D9D9D9"/>
           <w:lang w:eastAsia="zh-CN"/>
         </w:rPr>
         <w:t>半径</w:t>
@@ -13199,7 +13199,7 @@
           <w:rFonts w:ascii="Times New Roman" w:eastAsia="宋体" w:hAnsi="Times New Roman" w:cs="Times New Roman"/>
           <w:sz w:val="21"/>
           <w:szCs w:val="21"/>
-          <w:bdr w:val="single" w:sz="8" w:space="0" w:color="auto"/>
+          <w:shd w:val="clear" w:color="auto" w:fill="D9D9D9"/>
           <w:lang w:eastAsia="zh-CN"/>
         </w:rPr>
         <w:t>圆心</w:t>
@@ -13218,7 +13218,7 @@
           <w:rFonts w:ascii="Times New Roman" w:eastAsia="宋体" w:hAnsi="Times New Roman" w:cs="Times New Roman"/>
           <w:sz w:val="21"/>
           <w:szCs w:val="21"/>
-          <w:bdr w:val="single" w:sz="8" w:space="0" w:color="auto"/>
+          <w:shd w:val="clear" w:color="auto" w:fill="D9D9D9"/>
           <w:lang w:eastAsia="zh-CN"/>
         </w:rPr>
         <w:t>半径</w:t>
@@ -13424,7 +13424,7 @@
           <w:rFonts w:ascii="Times New Roman" w:eastAsia="宋体" w:hAnsi="Times New Roman" w:cs="Times New Roman"/>
           <w:sz w:val="21"/>
           <w:szCs w:val="21"/>
-          <w:bdr w:val="single" w:sz="8" w:space="0" w:color="auto"/>
+          <w:shd w:val="clear" w:color="auto" w:fill="D9D9D9"/>
           <w:lang w:eastAsia="zh-CN"/>
         </w:rPr>
         <w:t>(x-a)2+(y-b)2=r2</w:t>
@@ -13618,7 +13618,7 @@
           <w:rFonts w:ascii="Times New Roman" w:eastAsia="宋体" w:hAnsi="Times New Roman" w:cs="Times New Roman"/>
           <w:sz w:val="21"/>
           <w:szCs w:val="21"/>
-          <w:bdr w:val="single" w:sz="8" w:space="0" w:color="auto"/>
+          <w:shd w:val="clear" w:color="auto" w:fill="D9D9D9"/>
           <w:lang w:eastAsia="zh-CN"/>
         </w:rPr>
         <w:t>原点</w:t>
@@ -13628,7 +13628,7 @@
           <w:rFonts w:ascii="Times New Roman" w:eastAsia="宋体" w:hAnsi="Times New Roman" w:cs="Times New Roman"/>
           <w:sz w:val="21"/>
           <w:szCs w:val="21"/>
-          <w:bdr w:val="single" w:sz="8" w:space="0" w:color="auto"/>
+          <w:shd w:val="clear" w:color="auto" w:fill="D9D9D9"/>
           <w:lang w:eastAsia="zh-CN"/>
         </w:rPr>
         <w:t>O</w:t>
@@ -13758,7 +13758,7 @@
                 <w:rFonts w:ascii="Times New Roman" w:hAnsi="Times New Roman"/>
                 <w:sz w:val="21"/>
                 <w:szCs w:val="21"/>
-                <w:bdr w:val="single" w:sz="8" w:space="0" w:color="auto"/>
+                <w:shd w:val="clear" w:color="auto" w:fill="D9D9D9"/>
               </w:rPr>
             </m:ctrlPr>
           </m:sSupPr>
@@ -13799,7 +13799,7 @@
             <w:rFonts w:ascii="Times New Roman" w:hAnsi="Times New Roman" w:cs="Cambria Math"/>
             <w:sz w:val="21"/>
             <w:szCs w:val="21"/>
-            <w:bdr w:val="single" w:sz="8" w:space="0" w:color="auto"/>
+            <w:shd w:val="clear" w:color="auto" w:fill="D9D9D9"/>
             <w:lang w:eastAsia="zh-CN"/>
           </w:rPr>
           <m:t>+</m:t>
@@ -13811,7 +13811,7 @@
                 <w:rFonts w:ascii="Times New Roman" w:hAnsi="Times New Roman"/>
                 <w:sz w:val="21"/>
                 <w:szCs w:val="21"/>
-                <w:bdr w:val="single" w:sz="8" w:space="0" w:color="auto"/>
+                <w:shd w:val="clear" w:color="auto" w:fill="D9D9D9"/>
               </w:rPr>
             </m:ctrlPr>
           </m:sSupPr>
@@ -13852,7 +13852,7 @@
             <w:rFonts w:ascii="Times New Roman" w:hAnsi="Times New Roman" w:cs="Cambria Math"/>
             <w:sz w:val="21"/>
             <w:szCs w:val="21"/>
-            <w:bdr w:val="single" w:sz="8" w:space="0" w:color="auto"/>
+            <w:shd w:val="clear" w:color="auto" w:fill="D9D9D9"/>
             <w:lang w:eastAsia="zh-CN"/>
           </w:rPr>
           <m:t>-</m:t>
@@ -13865,7 +13865,7 @@
             <w:rFonts w:ascii="Times New Roman" w:hAnsi="Times New Roman" w:cs="Cambria Math"/>
             <w:sz w:val="21"/>
             <w:szCs w:val="21"/>
-            <w:bdr w:val="single" w:sz="8" w:space="0" w:color="auto"/>
+            <w:shd w:val="clear" w:color="auto" w:fill="D9D9D9"/>
             <w:lang w:eastAsia="zh-CN"/>
           </w:rPr>
           <m:t>4</m:t>
@@ -13878,7 +13878,7 @@
             <w:rFonts w:ascii="Times New Roman" w:hAnsi="Times New Roman" w:cs="Cambria Math"/>
             <w:sz w:val="21"/>
             <w:szCs w:val="21"/>
-            <w:bdr w:val="single" w:sz="8" w:space="0" w:color="auto"/>
+            <w:shd w:val="clear" w:color="auto" w:fill="D9D9D9"/>
             <w:lang w:eastAsia="zh-CN"/>
           </w:rPr>
           <m:t>F</m:t>
@@ -13891,7 +13891,7 @@
             <w:rFonts w:ascii="Times New Roman" w:hAnsi="Times New Roman" w:cs="Cambria Math"/>
             <w:sz w:val="21"/>
             <w:szCs w:val="21"/>
-            <w:bdr w:val="single" w:sz="8" w:space="0" w:color="auto"/>
+            <w:shd w:val="clear" w:color="auto" w:fill="D9D9D9"/>
             <w:lang w:eastAsia="zh-CN"/>
           </w:rPr>
           <m:t>&gt;0</m:t>
@@ -14395,7 +14395,7 @@
                 <w:rFonts w:ascii="Times New Roman" w:hAnsi="Times New Roman"/>
                 <w:sz w:val="21"/>
                 <w:szCs w:val="21"/>
-                <w:bdr w:val="single" w:sz="8" w:space="0" w:color="auto"/>
+                <w:shd w:val="clear" w:color="auto" w:fill="D9D9D9"/>
               </w:rPr>
             </m:ctrlPr>
           </m:dPr>
@@ -14522,7 +14522,7 @@
                 <w:rFonts w:ascii="Times New Roman" w:hAnsi="Times New Roman"/>
                 <w:sz w:val="21"/>
                 <w:szCs w:val="21"/>
-                <w:bdr w:val="single" w:sz="8" w:space="0" w:color="auto"/>
+                <w:shd w:val="clear" w:color="auto" w:fill="D9D9D9"/>
               </w:rPr>
             </m:ctrlPr>
           </m:fPr>
@@ -14563,7 +14563,7 @@
                 <w:rFonts w:ascii="Times New Roman" w:hAnsi="Times New Roman"/>
                 <w:sz w:val="21"/>
                 <w:szCs w:val="21"/>
-                <w:bdr w:val="single" w:sz="8" w:space="0" w:color="auto"/>
+                <w:shd w:val="clear" w:color="auto" w:fill="D9D9D9"/>
               </w:rPr>
             </m:ctrlPr>
           </m:radPr>
@@ -15274,7 +15274,7 @@
                 <w:rFonts w:ascii="Times New Roman" w:eastAsia="宋体" w:hAnsi="Times New Roman" w:cs="Times New Roman"/>
                 <w:sz w:val="21"/>
                 <w:szCs w:val="21"/>
-                <w:bdr w:val="single" w:sz="8" w:space="0" w:color="auto"/>
+                <w:shd w:val="clear" w:color="auto" w:fill="D9D9D9"/>
               </w:rPr>
               <w:t>2</w:t>
             </w:r>
@@ -15317,7 +15317,7 @@
                 <w:rFonts w:ascii="Times New Roman" w:eastAsia="宋体" w:hAnsi="Times New Roman" w:cs="Times New Roman"/>
                 <w:sz w:val="21"/>
                 <w:szCs w:val="21"/>
-                <w:bdr w:val="single" w:sz="8" w:space="0" w:color="auto"/>
+                <w:shd w:val="clear" w:color="auto" w:fill="D9D9D9"/>
               </w:rPr>
               <w:t>1</w:t>
             </w:r>
@@ -15360,7 +15360,7 @@
                 <w:rFonts w:ascii="Times New Roman" w:eastAsia="宋体" w:hAnsi="Times New Roman" w:cs="Times New Roman"/>
                 <w:sz w:val="21"/>
                 <w:szCs w:val="21"/>
-                <w:bdr w:val="single" w:sz="8" w:space="0" w:color="auto"/>
+                <w:shd w:val="clear" w:color="auto" w:fill="D9D9D9"/>
               </w:rPr>
               <w:t>0</w:t>
             </w:r>
@@ -15674,7 +15674,7 @@
                 <w:i/>
                 <w:sz w:val="21"/>
                 <w:szCs w:val="21"/>
-                <w:bdr w:val="single" w:sz="8" w:space="0" w:color="auto"/>
+                <w:shd w:val="clear" w:color="auto" w:fill="D9D9D9"/>
               </w:rPr>
               <w:t>&lt;</w:t>
             </w:r>
@@ -15728,7 +15728,7 @@
                 <w:i/>
                 <w:sz w:val="21"/>
                 <w:szCs w:val="21"/>
-                <w:bdr w:val="single" w:sz="8" w:space="0" w:color="auto"/>
+                <w:shd w:val="clear" w:color="auto" w:fill="D9D9D9"/>
               </w:rPr>
               <w:t>=</w:t>
             </w:r>
@@ -15782,7 +15782,7 @@
                 <w:i/>
                 <w:sz w:val="21"/>
                 <w:szCs w:val="21"/>
-                <w:bdr w:val="single" w:sz="8" w:space="0" w:color="auto"/>
+                <w:shd w:val="clear" w:color="auto" w:fill="D9D9D9"/>
               </w:rPr>
               <w:t>&gt;</w:t>
             </w:r>
@@ -16205,7 +16205,7 @@
                 <w:rFonts w:ascii="Times New Roman" w:eastAsia="宋体" w:hAnsi="Times New Roman" w:cs="Times New Roman"/>
                 <w:sz w:val="21"/>
                 <w:szCs w:val="21"/>
-                <w:bdr w:val="single" w:sz="8" w:space="0" w:color="auto"/>
+                <w:shd w:val="clear" w:color="auto" w:fill="D9D9D9"/>
               </w:rPr>
               <w:t>&gt;</w:t>
             </w:r>
@@ -16261,7 +16261,7 @@
                 <w:rFonts w:ascii="Times New Roman" w:eastAsia="宋体" w:hAnsi="Times New Roman" w:cs="Times New Roman"/>
                 <w:sz w:val="21"/>
                 <w:szCs w:val="21"/>
-                <w:bdr w:val="single" w:sz="8" w:space="0" w:color="auto"/>
+                <w:shd w:val="clear" w:color="auto" w:fill="D9D9D9"/>
               </w:rPr>
               <w:t>=</w:t>
             </w:r>
@@ -16317,7 +16317,7 @@
                 <w:rFonts w:ascii="Times New Roman" w:eastAsia="宋体" w:hAnsi="Times New Roman" w:cs="Times New Roman"/>
                 <w:sz w:val="21"/>
                 <w:szCs w:val="21"/>
-                <w:bdr w:val="single" w:sz="8" w:space="0" w:color="auto"/>
+                <w:shd w:val="clear" w:color="auto" w:fill="D9D9D9"/>
               </w:rPr>
               <w:t>&lt;</w:t>
             </w:r>
@@ -17329,7 +17329,7 @@
                     <w:rFonts w:ascii="Times New Roman" w:hAnsi="Times New Roman" w:cs="Cambria Math"/>
                     <w:sz w:val="21"/>
                     <w:szCs w:val="21"/>
-                    <w:bdr w:val="single" w:sz="8" w:space="0" w:color="auto"/>
+                    <w:shd w:val="clear" w:color="auto" w:fill="D9D9D9"/>
                   </w:rPr>
                   <m:t>d</m:t>
                 </m:r>
@@ -17341,7 +17341,7 @@
                     <w:rFonts w:ascii="Times New Roman" w:hAnsi="Times New Roman" w:cs="Cambria Math"/>
                     <w:sz w:val="21"/>
                     <w:szCs w:val="21"/>
-                    <w:bdr w:val="single" w:sz="8" w:space="0" w:color="auto"/>
+                    <w:shd w:val="clear" w:color="auto" w:fill="D9D9D9"/>
                   </w:rPr>
                   <m:t>&gt;</m:t>
                 </m:r>
@@ -17352,7 +17352,7 @@
                         <w:rFonts w:ascii="Times New Roman" w:hAnsi="Times New Roman"/>
                         <w:sz w:val="21"/>
                         <w:szCs w:val="21"/>
-                        <w:bdr w:val="single" w:sz="8" w:space="0" w:color="auto"/>
+                        <w:shd w:val="clear" w:color="auto" w:fill="D9D9D9"/>
                       </w:rPr>
                     </m:ctrlPr>
                   </m:sSubPr>
@@ -17391,7 +17391,7 @@
                     <w:rFonts w:ascii="Times New Roman" w:hAnsi="Times New Roman" w:cs="Cambria Math"/>
                     <w:sz w:val="21"/>
                     <w:szCs w:val="21"/>
-                    <w:bdr w:val="single" w:sz="8" w:space="0" w:color="auto"/>
+                    <w:shd w:val="clear" w:color="auto" w:fill="D9D9D9"/>
                   </w:rPr>
                   <m:t>+</m:t>
                 </m:r>
@@ -17402,7 +17402,7 @@
                         <w:rFonts w:ascii="Times New Roman" w:hAnsi="Times New Roman"/>
                         <w:sz w:val="21"/>
                         <w:szCs w:val="21"/>
-                        <w:bdr w:val="single" w:sz="8" w:space="0" w:color="auto"/>
+                        <w:shd w:val="clear" w:color="auto" w:fill="D9D9D9"/>
                       </w:rPr>
                     </m:ctrlPr>
                   </m:sSubPr>
@@ -17471,7 +17471,7 @@
                     <w:rFonts w:ascii="Times New Roman" w:hAnsi="Times New Roman" w:cs="Cambria Math"/>
                     <w:sz w:val="21"/>
                     <w:szCs w:val="21"/>
-                    <w:bdr w:val="single" w:sz="8" w:space="0" w:color="auto"/>
+                    <w:shd w:val="clear" w:color="auto" w:fill="D9D9D9"/>
                   </w:rPr>
                   <m:t>d</m:t>
                 </m:r>
@@ -17483,7 +17483,7 @@
                     <w:rFonts w:ascii="Times New Roman" w:hAnsi="Times New Roman" w:cs="Cambria Math"/>
                     <w:sz w:val="21"/>
                     <w:szCs w:val="21"/>
-                    <w:bdr w:val="single" w:sz="8" w:space="0" w:color="auto"/>
+                    <w:shd w:val="clear" w:color="auto" w:fill="D9D9D9"/>
                   </w:rPr>
                   <m:t>=</m:t>
                 </m:r>
@@ -17494,7 +17494,7 @@
                         <w:rFonts w:ascii="Times New Roman" w:hAnsi="Times New Roman"/>
                         <w:sz w:val="21"/>
                         <w:szCs w:val="21"/>
-                        <w:bdr w:val="single" w:sz="8" w:space="0" w:color="auto"/>
+                        <w:shd w:val="clear" w:color="auto" w:fill="D9D9D9"/>
                       </w:rPr>
                     </m:ctrlPr>
                   </m:sSubPr>
@@ -17533,7 +17533,7 @@
                     <w:rFonts w:ascii="Times New Roman" w:hAnsi="Times New Roman" w:cs="Cambria Math"/>
                     <w:sz w:val="21"/>
                     <w:szCs w:val="21"/>
-                    <w:bdr w:val="single" w:sz="8" w:space="0" w:color="auto"/>
+                    <w:shd w:val="clear" w:color="auto" w:fill="D9D9D9"/>
                   </w:rPr>
                   <m:t>+</m:t>
                 </m:r>
@@ -17544,7 +17544,7 @@
                         <w:rFonts w:ascii="Times New Roman" w:hAnsi="Times New Roman"/>
                         <w:sz w:val="21"/>
                         <w:szCs w:val="21"/>
-                        <w:bdr w:val="single" w:sz="8" w:space="0" w:color="auto"/>
+                        <w:shd w:val="clear" w:color="auto" w:fill="D9D9D9"/>
                       </w:rPr>
                     </m:ctrlPr>
                   </m:sSubPr>
@@ -17614,7 +17614,7 @@
                         <w:rFonts w:ascii="Times New Roman" w:hAnsi="Times New Roman"/>
                         <w:sz w:val="21"/>
                         <w:szCs w:val="21"/>
-                        <w:bdr w:val="single" w:sz="8" w:space="0" w:color="auto"/>
+                        <w:shd w:val="clear" w:color="auto" w:fill="D9D9D9"/>
                       </w:rPr>
                     </m:ctrlPr>
                   </m:dPr>
@@ -17714,7 +17714,7 @@
                     <w:rFonts w:ascii="Times New Roman" w:hAnsi="Times New Roman" w:cs="Cambria Math"/>
                     <w:sz w:val="21"/>
                     <w:szCs w:val="21"/>
-                    <w:bdr w:val="single" w:sz="8" w:space="0" w:color="auto"/>
+                    <w:shd w:val="clear" w:color="auto" w:fill="D9D9D9"/>
                   </w:rPr>
                   <m:t>&lt;</m:t>
                 </m:r>
@@ -17726,7 +17726,7 @@
                     <w:rFonts w:ascii="Times New Roman" w:hAnsi="Times New Roman" w:cs="Cambria Math"/>
                     <w:sz w:val="21"/>
                     <w:szCs w:val="21"/>
-                    <w:bdr w:val="single" w:sz="8" w:space="0" w:color="auto"/>
+                    <w:shd w:val="clear" w:color="auto" w:fill="D9D9D9"/>
                   </w:rPr>
                   <m:t>d</m:t>
                 </m:r>
@@ -17738,7 +17738,7 @@
                     <w:rFonts w:ascii="Times New Roman" w:hAnsi="Times New Roman" w:cs="Cambria Math"/>
                     <w:sz w:val="21"/>
                     <w:szCs w:val="21"/>
-                    <w:bdr w:val="single" w:sz="8" w:space="0" w:color="auto"/>
+                    <w:shd w:val="clear" w:color="auto" w:fill="D9D9D9"/>
                   </w:rPr>
                   <m:t>&lt;</m:t>
                 </m:r>
@@ -17749,7 +17749,7 @@
                         <w:rFonts w:ascii="Times New Roman" w:hAnsi="Times New Roman"/>
                         <w:sz w:val="21"/>
                         <w:szCs w:val="21"/>
-                        <w:bdr w:val="single" w:sz="8" w:space="0" w:color="auto"/>
+                        <w:shd w:val="clear" w:color="auto" w:fill="D9D9D9"/>
                       </w:rPr>
                     </m:ctrlPr>
                   </m:sSubPr>
@@ -17788,7 +17788,7 @@
                     <w:rFonts w:ascii="Times New Roman" w:hAnsi="Times New Roman" w:cs="Cambria Math"/>
                     <w:sz w:val="21"/>
                     <w:szCs w:val="21"/>
-                    <w:bdr w:val="single" w:sz="8" w:space="0" w:color="auto"/>
+                    <w:shd w:val="clear" w:color="auto" w:fill="D9D9D9"/>
                   </w:rPr>
                   <m:t>+</m:t>
                 </m:r>
@@ -17799,7 +17799,7 @@
                         <w:rFonts w:ascii="Times New Roman" w:hAnsi="Times New Roman"/>
                         <w:sz w:val="21"/>
                         <w:szCs w:val="21"/>
-                        <w:bdr w:val="single" w:sz="8" w:space="0" w:color="auto"/>
+                        <w:shd w:val="clear" w:color="auto" w:fill="D9D9D9"/>
                       </w:rPr>
                     </m:ctrlPr>
                   </m:sSubPr>
@@ -17868,7 +17868,7 @@
                     <w:rFonts w:ascii="Times New Roman" w:hAnsi="Times New Roman" w:cs="Cambria Math"/>
                     <w:sz w:val="21"/>
                     <w:szCs w:val="21"/>
-                    <w:bdr w:val="single" w:sz="8" w:space="0" w:color="auto"/>
+                    <w:shd w:val="clear" w:color="auto" w:fill="D9D9D9"/>
                   </w:rPr>
                   <m:t>d</m:t>
                 </m:r>
@@ -17880,7 +17880,7 @@
                     <w:rFonts w:ascii="Times New Roman" w:hAnsi="Times New Roman" w:cs="Cambria Math"/>
                     <w:sz w:val="21"/>
                     <w:szCs w:val="21"/>
-                    <w:bdr w:val="single" w:sz="8" w:space="0" w:color="auto"/>
+                    <w:shd w:val="clear" w:color="auto" w:fill="D9D9D9"/>
                   </w:rPr>
                   <m:t>=</m:t>
                 </m:r>
@@ -17893,7 +17893,7 @@
                         <w:rFonts w:ascii="Times New Roman" w:hAnsi="Times New Roman"/>
                         <w:sz w:val="21"/>
                         <w:szCs w:val="21"/>
-                        <w:bdr w:val="single" w:sz="8" w:space="0" w:color="auto"/>
+                        <w:shd w:val="clear" w:color="auto" w:fill="D9D9D9"/>
                       </w:rPr>
                     </m:ctrlPr>
                   </m:dPr>
@@ -18023,7 +18023,7 @@
                     <w:rFonts w:ascii="Times New Roman" w:hAnsi="Times New Roman" w:cs="Cambria Math"/>
                     <w:sz w:val="21"/>
                     <w:szCs w:val="21"/>
-                    <w:bdr w:val="single" w:sz="8" w:space="0" w:color="auto"/>
+                    <w:shd w:val="clear" w:color="auto" w:fill="D9D9D9"/>
                   </w:rPr>
                   <m:t>0≤</m:t>
                 </m:r>
@@ -18035,7 +18035,7 @@
                     <w:rFonts w:ascii="Times New Roman" w:hAnsi="Times New Roman" w:cs="Cambria Math"/>
                     <w:sz w:val="21"/>
                     <w:szCs w:val="21"/>
-                    <w:bdr w:val="single" w:sz="8" w:space="0" w:color="auto"/>
+                    <w:shd w:val="clear" w:color="auto" w:fill="D9D9D9"/>
                   </w:rPr>
                   <m:t>d</m:t>
                 </m:r>
@@ -18047,7 +18047,7 @@
                     <w:rFonts w:ascii="Times New Roman" w:hAnsi="Times New Roman" w:cs="Cambria Math"/>
                     <w:sz w:val="21"/>
                     <w:szCs w:val="21"/>
-                    <w:bdr w:val="single" w:sz="8" w:space="0" w:color="auto"/>
+                    <w:shd w:val="clear" w:color="auto" w:fill="D9D9D9"/>
                   </w:rPr>
                   <m:t>&lt;</m:t>
                 </m:r>
@@ -18060,7 +18060,7 @@
                         <w:rFonts w:ascii="Times New Roman" w:hAnsi="Times New Roman"/>
                         <w:sz w:val="21"/>
                         <w:szCs w:val="21"/>
-                        <w:bdr w:val="single" w:sz="8" w:space="0" w:color="auto"/>
+                        <w:shd w:val="clear" w:color="auto" w:fill="D9D9D9"/>
                       </w:rPr>
                     </m:ctrlPr>
                   </m:dPr>
@@ -18360,7 +18360,7 @@
                 <w:rFonts w:ascii="Times New Roman" w:hAnsi="Times New Roman"/>
                 <w:sz w:val="21"/>
                 <w:szCs w:val="21"/>
-                <w:bdr w:val="single" w:sz="8" w:space="0" w:color="auto"/>
+                <w:shd w:val="clear" w:color="auto" w:fill="D9D9D9"/>
               </w:rPr>
             </m:ctrlPr>
           </m:dPr>
@@ -18662,7 +18662,7 @@
           <w:rFonts w:ascii="Times New Roman" w:eastAsia="宋体" w:hAnsi="Times New Roman" w:cs="Times New Roman"/>
           <w:sz w:val="21"/>
           <w:szCs w:val="21"/>
-          <w:bdr w:val="single" w:sz="8" w:space="0" w:color="auto"/>
+          <w:shd w:val="clear" w:color="auto" w:fill="D9D9D9"/>
           <w:lang w:eastAsia="zh-CN"/>
         </w:rPr>
         <w:t>常数（大于</w:t>
@@ -18672,7 +18672,7 @@
           <w:rFonts w:ascii="Times New Roman" w:eastAsia="宋体" w:hAnsi="Times New Roman" w:cs="Times New Roman"/>
           <w:sz w:val="21"/>
           <w:szCs w:val="21"/>
-          <w:bdr w:val="single" w:sz="8" w:space="0" w:color="auto"/>
+          <w:shd w:val="clear" w:color="auto" w:fill="D9D9D9"/>
           <w:lang w:eastAsia="zh-CN"/>
         </w:rPr>
         <w:t>|</w:t>
@@ -18683,7 +18683,7 @@
           <w:i/>
           <w:sz w:val="21"/>
           <w:szCs w:val="21"/>
-          <w:bdr w:val="single" w:sz="8" w:space="0" w:color="auto"/>
+          <w:shd w:val="clear" w:color="auto" w:fill="D9D9D9"/>
           <w:lang w:eastAsia="zh-CN"/>
         </w:rPr>
         <w:t>F</w:t>
@@ -18693,7 +18693,7 @@
           <w:rFonts w:ascii="Times New Roman" w:eastAsia="宋体" w:hAnsi="Times New Roman" w:cs="Times New Roman"/>
           <w:sz w:val="21"/>
           <w:szCs w:val="21"/>
-          <w:bdr w:val="single" w:sz="8" w:space="0" w:color="auto"/>
+          <w:shd w:val="clear" w:color="auto" w:fill="D9D9D9"/>
           <w:lang w:eastAsia="zh-CN"/>
         </w:rPr>
         <w:t>₁</w:t>
@@ -18704,7 +18704,7 @@
           <w:i/>
           <w:sz w:val="21"/>
           <w:szCs w:val="21"/>
-          <w:bdr w:val="single" w:sz="8" w:space="0" w:color="auto"/>
+          <w:shd w:val="clear" w:color="auto" w:fill="D9D9D9"/>
           <w:lang w:eastAsia="zh-CN"/>
         </w:rPr>
         <w:t>F</w:t>
@@ -18714,7 +18714,7 @@
           <w:rFonts w:ascii="Times New Roman" w:eastAsia="宋体" w:hAnsi="Times New Roman" w:cs="Times New Roman"/>
           <w:sz w:val="21"/>
           <w:szCs w:val="21"/>
-          <w:bdr w:val="single" w:sz="8" w:space="0" w:color="auto"/>
+          <w:shd w:val="clear" w:color="auto" w:fill="D9D9D9"/>
           <w:lang w:eastAsia="zh-CN"/>
         </w:rPr>
         <w:t>₂|</w:t>
@@ -18724,7 +18724,7 @@
           <w:rFonts w:ascii="Times New Roman" w:eastAsia="宋体" w:hAnsi="Times New Roman" w:cs="Times New Roman"/>
           <w:sz w:val="21"/>
           <w:szCs w:val="21"/>
-          <w:bdr w:val="single" w:sz="8" w:space="0" w:color="auto"/>
+          <w:shd w:val="clear" w:color="auto" w:fill="D9D9D9"/>
           <w:lang w:eastAsia="zh-CN"/>
         </w:rPr>
         <w:t>）</w:t>
@@ -18743,7 +18743,7 @@
           <w:rFonts w:ascii="Times New Roman" w:eastAsia="宋体" w:hAnsi="Times New Roman" w:cs="Times New Roman"/>
           <w:sz w:val="21"/>
           <w:szCs w:val="21"/>
-          <w:bdr w:val="single" w:sz="8" w:space="0" w:color="auto"/>
+          <w:shd w:val="clear" w:color="auto" w:fill="D9D9D9"/>
           <w:lang w:eastAsia="zh-CN"/>
         </w:rPr>
         <w:t>两个定点</w:t>
@@ -18762,7 +18762,7 @@
           <w:rFonts w:ascii="Times New Roman" w:eastAsia="宋体" w:hAnsi="Times New Roman" w:cs="Times New Roman"/>
           <w:sz w:val="21"/>
           <w:szCs w:val="21"/>
-          <w:bdr w:val="single" w:sz="8" w:space="0" w:color="auto"/>
+          <w:shd w:val="clear" w:color="auto" w:fill="D9D9D9"/>
           <w:lang w:eastAsia="zh-CN"/>
         </w:rPr>
         <w:t>两个焦点之间的距离</w:t>
@@ -18781,7 +18781,7 @@
           <w:rFonts w:ascii="Times New Roman" w:eastAsia="宋体" w:hAnsi="Times New Roman" w:cs="Times New Roman"/>
           <w:sz w:val="21"/>
           <w:szCs w:val="21"/>
-          <w:bdr w:val="single" w:sz="8" w:space="0" w:color="auto"/>
+          <w:shd w:val="clear" w:color="auto" w:fill="D9D9D9"/>
           <w:lang w:eastAsia="zh-CN"/>
         </w:rPr>
         <w:t>半焦距</w:t>
@@ -19051,7 +19051,7 @@
                 <w:i/>
                 <w:sz w:val="21"/>
                 <w:szCs w:val="21"/>
-                <w:bdr w:val="single" w:sz="8" w:space="0" w:color="auto"/>
+                <w:shd w:val="clear" w:color="auto" w:fill="D9D9D9"/>
               </w:rPr>
               <w:t>x</w:t>
             </w:r>
@@ -19060,7 +19060,7 @@
                 <w:rFonts w:ascii="Times New Roman" w:eastAsia="宋体" w:hAnsi="Times New Roman" w:cs="Times New Roman"/>
                 <w:sz w:val="21"/>
                 <w:szCs w:val="21"/>
-                <w:bdr w:val="single" w:sz="8" w:space="0" w:color="auto"/>
+                <w:shd w:val="clear" w:color="auto" w:fill="D9D9D9"/>
               </w:rPr>
               <w:t>²/</w:t>
             </w:r>
@@ -19070,7 +19070,7 @@
                 <w:i/>
                 <w:sz w:val="21"/>
                 <w:szCs w:val="21"/>
-                <w:bdr w:val="single" w:sz="8" w:space="0" w:color="auto"/>
+                <w:shd w:val="clear" w:color="auto" w:fill="D9D9D9"/>
               </w:rPr>
               <w:t>a</w:t>
             </w:r>
@@ -19079,7 +19079,7 @@
                 <w:rFonts w:ascii="Times New Roman" w:eastAsia="宋体" w:hAnsi="Times New Roman" w:cs="Times New Roman"/>
                 <w:sz w:val="21"/>
                 <w:szCs w:val="21"/>
-                <w:bdr w:val="single" w:sz="8" w:space="0" w:color="auto"/>
+                <w:shd w:val="clear" w:color="auto" w:fill="D9D9D9"/>
               </w:rPr>
               <w:t>²+</w:t>
             </w:r>
@@ -19089,7 +19089,7 @@
                 <w:i/>
                 <w:sz w:val="21"/>
                 <w:szCs w:val="21"/>
-                <w:bdr w:val="single" w:sz="8" w:space="0" w:color="auto"/>
+                <w:shd w:val="clear" w:color="auto" w:fill="D9D9D9"/>
               </w:rPr>
               <w:t>y</w:t>
             </w:r>
@@ -19098,7 +19098,7 @@
                 <w:rFonts w:ascii="Times New Roman" w:eastAsia="宋体" w:hAnsi="Times New Roman" w:cs="Times New Roman"/>
                 <w:sz w:val="21"/>
                 <w:szCs w:val="21"/>
-                <w:bdr w:val="single" w:sz="8" w:space="0" w:color="auto"/>
+                <w:shd w:val="clear" w:color="auto" w:fill="D9D9D9"/>
               </w:rPr>
               <w:t>²/</w:t>
             </w:r>
@@ -19108,7 +19108,7 @@
                 <w:i/>
                 <w:sz w:val="21"/>
                 <w:szCs w:val="21"/>
-                <w:bdr w:val="single" w:sz="8" w:space="0" w:color="auto"/>
+                <w:shd w:val="clear" w:color="auto" w:fill="D9D9D9"/>
               </w:rPr>
               <w:t>b</w:t>
             </w:r>
@@ -19117,7 +19117,7 @@
                 <w:rFonts w:ascii="Times New Roman" w:eastAsia="宋体" w:hAnsi="Times New Roman" w:cs="Times New Roman"/>
                 <w:sz w:val="21"/>
                 <w:szCs w:val="21"/>
-                <w:bdr w:val="single" w:sz="8" w:space="0" w:color="auto"/>
+                <w:shd w:val="clear" w:color="auto" w:fill="D9D9D9"/>
               </w:rPr>
               <w:t>²=1(</w:t>
             </w:r>
@@ -19127,7 +19127,7 @@
                 <w:i/>
                 <w:sz w:val="21"/>
                 <w:szCs w:val="21"/>
-                <w:bdr w:val="single" w:sz="8" w:space="0" w:color="auto"/>
+                <w:shd w:val="clear" w:color="auto" w:fill="D9D9D9"/>
               </w:rPr>
               <w:t>a</w:t>
             </w:r>
@@ -19136,7 +19136,7 @@
                 <w:rFonts w:ascii="Times New Roman" w:eastAsia="宋体" w:hAnsi="Times New Roman" w:cs="Times New Roman"/>
                 <w:sz w:val="21"/>
                 <w:szCs w:val="21"/>
-                <w:bdr w:val="single" w:sz="8" w:space="0" w:color="auto"/>
+                <w:shd w:val="clear" w:color="auto" w:fill="D9D9D9"/>
               </w:rPr>
               <w:t>&gt;</w:t>
             </w:r>
@@ -19146,7 +19146,7 @@
                 <w:i/>
                 <w:sz w:val="21"/>
                 <w:szCs w:val="21"/>
-                <w:bdr w:val="single" w:sz="8" w:space="0" w:color="auto"/>
+                <w:shd w:val="clear" w:color="auto" w:fill="D9D9D9"/>
               </w:rPr>
               <w:t>b</w:t>
             </w:r>
@@ -19155,7 +19155,7 @@
                 <w:rFonts w:ascii="Times New Roman" w:eastAsia="宋体" w:hAnsi="Times New Roman" w:cs="Times New Roman"/>
                 <w:sz w:val="21"/>
                 <w:szCs w:val="21"/>
-                <w:bdr w:val="single" w:sz="8" w:space="0" w:color="auto"/>
+                <w:shd w:val="clear" w:color="auto" w:fill="D9D9D9"/>
               </w:rPr>
               <w:t>&gt;0)</w:t>
             </w:r>
@@ -19191,7 +19191,7 @@
                 <w:i/>
                 <w:sz w:val="21"/>
                 <w:szCs w:val="21"/>
-                <w:bdr w:val="single" w:sz="8" w:space="0" w:color="auto"/>
+                <w:shd w:val="clear" w:color="auto" w:fill="D9D9D9"/>
               </w:rPr>
               <w:t>y</w:t>
             </w:r>
@@ -19200,7 +19200,7 @@
                 <w:rFonts w:ascii="Times New Roman" w:eastAsia="宋体" w:hAnsi="Times New Roman" w:cs="Times New Roman"/>
                 <w:sz w:val="21"/>
                 <w:szCs w:val="21"/>
-                <w:bdr w:val="single" w:sz="8" w:space="0" w:color="auto"/>
+                <w:shd w:val="clear" w:color="auto" w:fill="D9D9D9"/>
               </w:rPr>
               <w:t>²/</w:t>
             </w:r>
@@ -19210,7 +19210,7 @@
                 <w:i/>
                 <w:sz w:val="21"/>
                 <w:szCs w:val="21"/>
-                <w:bdr w:val="single" w:sz="8" w:space="0" w:color="auto"/>
+                <w:shd w:val="clear" w:color="auto" w:fill="D9D9D9"/>
               </w:rPr>
               <w:t>a</w:t>
             </w:r>
@@ -19219,7 +19219,7 @@
                 <w:rFonts w:ascii="Times New Roman" w:eastAsia="宋体" w:hAnsi="Times New Roman" w:cs="Times New Roman"/>
                 <w:sz w:val="21"/>
                 <w:szCs w:val="21"/>
-                <w:bdr w:val="single" w:sz="8" w:space="0" w:color="auto"/>
+                <w:shd w:val="clear" w:color="auto" w:fill="D9D9D9"/>
               </w:rPr>
               <w:t>²+</w:t>
             </w:r>
@@ -19229,7 +19229,7 @@
                 <w:i/>
                 <w:sz w:val="21"/>
                 <w:szCs w:val="21"/>
-                <w:bdr w:val="single" w:sz="8" w:space="0" w:color="auto"/>
+                <w:shd w:val="clear" w:color="auto" w:fill="D9D9D9"/>
               </w:rPr>
               <w:t>x</w:t>
             </w:r>
@@ -19238,7 +19238,7 @@
                 <w:rFonts w:ascii="Times New Roman" w:eastAsia="宋体" w:hAnsi="Times New Roman" w:cs="Times New Roman"/>
                 <w:sz w:val="21"/>
                 <w:szCs w:val="21"/>
-                <w:bdr w:val="single" w:sz="8" w:space="0" w:color="auto"/>
+                <w:shd w:val="clear" w:color="auto" w:fill="D9D9D9"/>
               </w:rPr>
               <w:t>²/</w:t>
             </w:r>
@@ -19248,7 +19248,7 @@
                 <w:i/>
                 <w:sz w:val="21"/>
                 <w:szCs w:val="21"/>
-                <w:bdr w:val="single" w:sz="8" w:space="0" w:color="auto"/>
+                <w:shd w:val="clear" w:color="auto" w:fill="D9D9D9"/>
               </w:rPr>
               <w:t>b</w:t>
             </w:r>
@@ -19257,7 +19257,7 @@
                 <w:rFonts w:ascii="Times New Roman" w:eastAsia="宋体" w:hAnsi="Times New Roman" w:cs="Times New Roman"/>
                 <w:sz w:val="21"/>
                 <w:szCs w:val="21"/>
-                <w:bdr w:val="single" w:sz="8" w:space="0" w:color="auto"/>
+                <w:shd w:val="clear" w:color="auto" w:fill="D9D9D9"/>
               </w:rPr>
               <w:t>²=1(</w:t>
             </w:r>
@@ -19267,7 +19267,7 @@
                 <w:i/>
                 <w:sz w:val="21"/>
                 <w:szCs w:val="21"/>
-                <w:bdr w:val="single" w:sz="8" w:space="0" w:color="auto"/>
+                <w:shd w:val="clear" w:color="auto" w:fill="D9D9D9"/>
               </w:rPr>
               <w:t>a</w:t>
             </w:r>
@@ -19276,7 +19276,7 @@
                 <w:rFonts w:ascii="Times New Roman" w:eastAsia="宋体" w:hAnsi="Times New Roman" w:cs="Times New Roman"/>
                 <w:sz w:val="21"/>
                 <w:szCs w:val="21"/>
-                <w:bdr w:val="single" w:sz="8" w:space="0" w:color="auto"/>
+                <w:shd w:val="clear" w:color="auto" w:fill="D9D9D9"/>
               </w:rPr>
               <w:t>&gt;</w:t>
             </w:r>
@@ -19286,7 +19286,7 @@
                 <w:i/>
                 <w:sz w:val="21"/>
                 <w:szCs w:val="21"/>
-                <w:bdr w:val="single" w:sz="8" w:space="0" w:color="auto"/>
+                <w:shd w:val="clear" w:color="auto" w:fill="D9D9D9"/>
               </w:rPr>
               <w:t>b</w:t>
             </w:r>
@@ -19295,7 +19295,7 @@
                 <w:rFonts w:ascii="Times New Roman" w:eastAsia="宋体" w:hAnsi="Times New Roman" w:cs="Times New Roman"/>
                 <w:sz w:val="21"/>
                 <w:szCs w:val="21"/>
-                <w:bdr w:val="single" w:sz="8" w:space="0" w:color="auto"/>
+                <w:shd w:val="clear" w:color="auto" w:fill="D9D9D9"/>
               </w:rPr>
               <w:t>&gt;0)</w:t>
             </w:r>
@@ -19561,7 +19561,7 @@
                 <w:i/>
                 <w:sz w:val="21"/>
                 <w:szCs w:val="21"/>
-                <w:bdr w:val="single" w:sz="8" w:space="0" w:color="auto"/>
+                <w:shd w:val="clear" w:color="auto" w:fill="D9D9D9"/>
               </w:rPr>
               <w:t>F</w:t>
             </w:r>
@@ -19570,7 +19570,7 @@
                 <w:rFonts w:ascii="Times New Roman" w:eastAsia="宋体" w:hAnsi="Times New Roman" w:cs="Times New Roman"/>
                 <w:sz w:val="21"/>
                 <w:szCs w:val="21"/>
-                <w:bdr w:val="single" w:sz="8" w:space="0" w:color="auto"/>
+                <w:shd w:val="clear" w:color="auto" w:fill="D9D9D9"/>
               </w:rPr>
               <w:t>₁(-</w:t>
             </w:r>
@@ -19580,7 +19580,7 @@
                 <w:i/>
                 <w:sz w:val="21"/>
                 <w:szCs w:val="21"/>
-                <w:bdr w:val="single" w:sz="8" w:space="0" w:color="auto"/>
+                <w:shd w:val="clear" w:color="auto" w:fill="D9D9D9"/>
               </w:rPr>
               <w:t>c</w:t>
             </w:r>
@@ -19589,7 +19589,7 @@
                 <w:rFonts w:ascii="Times New Roman" w:eastAsia="宋体" w:hAnsi="Times New Roman" w:cs="Times New Roman"/>
                 <w:sz w:val="21"/>
                 <w:szCs w:val="21"/>
-                <w:bdr w:val="single" w:sz="8" w:space="0" w:color="auto"/>
+                <w:shd w:val="clear" w:color="auto" w:fill="D9D9D9"/>
               </w:rPr>
               <w:t>,0)</w:t>
             </w:r>
@@ -19598,7 +19598,7 @@
                 <w:rFonts w:ascii="Times New Roman" w:eastAsia="宋体" w:hAnsi="Times New Roman" w:cs="Times New Roman"/>
                 <w:sz w:val="21"/>
                 <w:szCs w:val="21"/>
-                <w:bdr w:val="single" w:sz="8" w:space="0" w:color="auto"/>
+                <w:shd w:val="clear" w:color="auto" w:fill="D9D9D9"/>
               </w:rPr>
               <w:t>与</w:t>
             </w:r>
@@ -19608,7 +19608,7 @@
                 <w:i/>
                 <w:sz w:val="21"/>
                 <w:szCs w:val="21"/>
-                <w:bdr w:val="single" w:sz="8" w:space="0" w:color="auto"/>
+                <w:shd w:val="clear" w:color="auto" w:fill="D9D9D9"/>
               </w:rPr>
               <w:t>F</w:t>
             </w:r>
@@ -19617,7 +19617,7 @@
                 <w:rFonts w:ascii="Times New Roman" w:eastAsia="宋体" w:hAnsi="Times New Roman" w:cs="Times New Roman"/>
                 <w:sz w:val="21"/>
                 <w:szCs w:val="21"/>
-                <w:bdr w:val="single" w:sz="8" w:space="0" w:color="auto"/>
+                <w:shd w:val="clear" w:color="auto" w:fill="D9D9D9"/>
               </w:rPr>
               <w:t>₂(</w:t>
             </w:r>
@@ -19627,7 +19627,7 @@
                 <w:i/>
                 <w:sz w:val="21"/>
                 <w:szCs w:val="21"/>
-                <w:bdr w:val="single" w:sz="8" w:space="0" w:color="auto"/>
+                <w:shd w:val="clear" w:color="auto" w:fill="D9D9D9"/>
               </w:rPr>
               <w:t>c</w:t>
             </w:r>
@@ -19636,7 +19636,7 @@
                 <w:rFonts w:ascii="Times New Roman" w:eastAsia="宋体" w:hAnsi="Times New Roman" w:cs="Times New Roman"/>
                 <w:sz w:val="21"/>
                 <w:szCs w:val="21"/>
-                <w:bdr w:val="single" w:sz="8" w:space="0" w:color="auto"/>
+                <w:shd w:val="clear" w:color="auto" w:fill="D9D9D9"/>
               </w:rPr>
               <w:t>,0)</w:t>
             </w:r>
@@ -19672,7 +19672,7 @@
                 <w:i/>
                 <w:sz w:val="21"/>
                 <w:szCs w:val="21"/>
-                <w:bdr w:val="single" w:sz="8" w:space="0" w:color="auto"/>
+                <w:shd w:val="clear" w:color="auto" w:fill="D9D9D9"/>
               </w:rPr>
               <w:t>F</w:t>
             </w:r>
@@ -19681,7 +19681,7 @@
                 <w:rFonts w:ascii="Times New Roman" w:eastAsia="宋体" w:hAnsi="Times New Roman" w:cs="Times New Roman"/>
                 <w:sz w:val="21"/>
                 <w:szCs w:val="21"/>
-                <w:bdr w:val="single" w:sz="8" w:space="0" w:color="auto"/>
+                <w:shd w:val="clear" w:color="auto" w:fill="D9D9D9"/>
               </w:rPr>
               <w:t>₁(0,-</w:t>
             </w:r>
@@ -19691,7 +19691,7 @@
                 <w:i/>
                 <w:sz w:val="21"/>
                 <w:szCs w:val="21"/>
-                <w:bdr w:val="single" w:sz="8" w:space="0" w:color="auto"/>
+                <w:shd w:val="clear" w:color="auto" w:fill="D9D9D9"/>
               </w:rPr>
               <w:t>c</w:t>
             </w:r>
@@ -19700,7 +19700,7 @@
                 <w:rFonts w:ascii="Times New Roman" w:eastAsia="宋体" w:hAnsi="Times New Roman" w:cs="Times New Roman"/>
                 <w:sz w:val="21"/>
                 <w:szCs w:val="21"/>
-                <w:bdr w:val="single" w:sz="8" w:space="0" w:color="auto"/>
+                <w:shd w:val="clear" w:color="auto" w:fill="D9D9D9"/>
               </w:rPr>
               <w:t>)</w:t>
             </w:r>
@@ -19709,7 +19709,7 @@
                 <w:rFonts w:ascii="Times New Roman" w:eastAsia="宋体" w:hAnsi="Times New Roman" w:cs="Times New Roman"/>
                 <w:sz w:val="21"/>
                 <w:szCs w:val="21"/>
-                <w:bdr w:val="single" w:sz="8" w:space="0" w:color="auto"/>
+                <w:shd w:val="clear" w:color="auto" w:fill="D9D9D9"/>
               </w:rPr>
               <w:t>与</w:t>
             </w:r>
@@ -19719,7 +19719,7 @@
                 <w:i/>
                 <w:sz w:val="21"/>
                 <w:szCs w:val="21"/>
-                <w:bdr w:val="single" w:sz="8" w:space="0" w:color="auto"/>
+                <w:shd w:val="clear" w:color="auto" w:fill="D9D9D9"/>
               </w:rPr>
               <w:t>F</w:t>
             </w:r>
@@ -19728,7 +19728,7 @@
                 <w:rFonts w:ascii="Times New Roman" w:eastAsia="宋体" w:hAnsi="Times New Roman" w:cs="Times New Roman"/>
                 <w:sz w:val="21"/>
                 <w:szCs w:val="21"/>
-                <w:bdr w:val="single" w:sz="8" w:space="0" w:color="auto"/>
+                <w:shd w:val="clear" w:color="auto" w:fill="D9D9D9"/>
               </w:rPr>
               <w:t>₂(0,</w:t>
             </w:r>
@@ -19738,7 +19738,7 @@
                 <w:i/>
                 <w:sz w:val="21"/>
                 <w:szCs w:val="21"/>
-                <w:bdr w:val="single" w:sz="8" w:space="0" w:color="auto"/>
+                <w:shd w:val="clear" w:color="auto" w:fill="D9D9D9"/>
               </w:rPr>
               <w:t>c</w:t>
             </w:r>
@@ -19747,7 +19747,7 @@
                 <w:rFonts w:ascii="Times New Roman" w:eastAsia="宋体" w:hAnsi="Times New Roman" w:cs="Times New Roman"/>
                 <w:sz w:val="21"/>
                 <w:szCs w:val="21"/>
-                <w:bdr w:val="single" w:sz="8" w:space="0" w:color="auto"/>
+                <w:shd w:val="clear" w:color="auto" w:fill="D9D9D9"/>
               </w:rPr>
               <w:t>)</w:t>
             </w:r>
@@ -19860,7 +19860,7 @@
                 <w:i/>
                 <w:sz w:val="21"/>
                 <w:szCs w:val="21"/>
-                <w:bdr w:val="single" w:sz="8" w:space="0" w:color="auto"/>
+                <w:shd w:val="clear" w:color="auto" w:fill="D9D9D9"/>
               </w:rPr>
               <w:t>c</w:t>
             </w:r>
@@ -19869,7 +19869,7 @@
                 <w:rFonts w:ascii="Times New Roman" w:eastAsia="宋体" w:hAnsi="Times New Roman" w:cs="Times New Roman"/>
                 <w:sz w:val="21"/>
                 <w:szCs w:val="21"/>
-                <w:bdr w:val="single" w:sz="8" w:space="0" w:color="auto"/>
+                <w:shd w:val="clear" w:color="auto" w:fill="D9D9D9"/>
               </w:rPr>
               <w:t>²=</w:t>
             </w:r>
@@ -19879,7 +19879,7 @@
                 <w:i/>
                 <w:sz w:val="21"/>
                 <w:szCs w:val="21"/>
-                <w:bdr w:val="single" w:sz="8" w:space="0" w:color="auto"/>
+                <w:shd w:val="clear" w:color="auto" w:fill="D9D9D9"/>
               </w:rPr>
               <w:t>a</w:t>
             </w:r>
@@ -19888,7 +19888,7 @@
                 <w:rFonts w:ascii="Times New Roman" w:eastAsia="宋体" w:hAnsi="Times New Roman" w:cs="Times New Roman"/>
                 <w:sz w:val="21"/>
                 <w:szCs w:val="21"/>
-                <w:bdr w:val="single" w:sz="8" w:space="0" w:color="auto"/>
+                <w:shd w:val="clear" w:color="auto" w:fill="D9D9D9"/>
               </w:rPr>
               <w:t>²-</w:t>
             </w:r>
@@ -19898,7 +19898,7 @@
                 <w:i/>
                 <w:sz w:val="21"/>
                 <w:szCs w:val="21"/>
-                <w:bdr w:val="single" w:sz="8" w:space="0" w:color="auto"/>
+                <w:shd w:val="clear" w:color="auto" w:fill="D9D9D9"/>
               </w:rPr>
               <w:t>b</w:t>
             </w:r>
@@ -19907,7 +19907,7 @@
                 <w:rFonts w:ascii="Times New Roman" w:eastAsia="宋体" w:hAnsi="Times New Roman" w:cs="Times New Roman"/>
                 <w:sz w:val="21"/>
                 <w:szCs w:val="21"/>
-                <w:bdr w:val="single" w:sz="8" w:space="0" w:color="auto"/>
+                <w:shd w:val="clear" w:color="auto" w:fill="D9D9D9"/>
               </w:rPr>
               <w:t>²</w:t>
             </w:r>
@@ -20381,7 +20381,7 @@
                 <w:i/>
                 <w:sz w:val="21"/>
                 <w:szCs w:val="21"/>
-                <w:bdr w:val="single" w:sz="8" w:space="0" w:color="auto"/>
+                <w:shd w:val="clear" w:color="auto" w:fill="D9D9D9"/>
               </w:rPr>
               <w:t>x</w:t>
             </w:r>
@@ -20390,7 +20390,7 @@
                 <w:rFonts w:ascii="Times New Roman" w:eastAsia="宋体" w:hAnsi="Times New Roman" w:cs="Times New Roman"/>
                 <w:sz w:val="21"/>
                 <w:szCs w:val="21"/>
-                <w:bdr w:val="single" w:sz="8" w:space="0" w:color="auto"/>
+                <w:shd w:val="clear" w:color="auto" w:fill="D9D9D9"/>
               </w:rPr>
               <w:t>²/</w:t>
             </w:r>
@@ -20400,7 +20400,7 @@
                 <w:i/>
                 <w:sz w:val="21"/>
                 <w:szCs w:val="21"/>
-                <w:bdr w:val="single" w:sz="8" w:space="0" w:color="auto"/>
+                <w:shd w:val="clear" w:color="auto" w:fill="D9D9D9"/>
               </w:rPr>
               <w:t>a</w:t>
             </w:r>
@@ -20409,7 +20409,7 @@
                 <w:rFonts w:ascii="Times New Roman" w:eastAsia="宋体" w:hAnsi="Times New Roman" w:cs="Times New Roman"/>
                 <w:sz w:val="21"/>
                 <w:szCs w:val="21"/>
-                <w:bdr w:val="single" w:sz="8" w:space="0" w:color="auto"/>
+                <w:shd w:val="clear" w:color="auto" w:fill="D9D9D9"/>
               </w:rPr>
               <w:t>²+</w:t>
             </w:r>
@@ -20419,7 +20419,7 @@
                 <w:i/>
                 <w:sz w:val="21"/>
                 <w:szCs w:val="21"/>
-                <w:bdr w:val="single" w:sz="8" w:space="0" w:color="auto"/>
+                <w:shd w:val="clear" w:color="auto" w:fill="D9D9D9"/>
               </w:rPr>
               <w:t>y</w:t>
             </w:r>
@@ -20428,7 +20428,7 @@
                 <w:rFonts w:ascii="Times New Roman" w:eastAsia="宋体" w:hAnsi="Times New Roman" w:cs="Times New Roman"/>
                 <w:sz w:val="21"/>
                 <w:szCs w:val="21"/>
-                <w:bdr w:val="single" w:sz="8" w:space="0" w:color="auto"/>
+                <w:shd w:val="clear" w:color="auto" w:fill="D9D9D9"/>
               </w:rPr>
               <w:t>²/</w:t>
             </w:r>
@@ -20438,7 +20438,7 @@
                 <w:i/>
                 <w:sz w:val="21"/>
                 <w:szCs w:val="21"/>
-                <w:bdr w:val="single" w:sz="8" w:space="0" w:color="auto"/>
+                <w:shd w:val="clear" w:color="auto" w:fill="D9D9D9"/>
               </w:rPr>
               <w:t>b</w:t>
             </w:r>
@@ -20447,7 +20447,7 @@
                 <w:rFonts w:ascii="Times New Roman" w:eastAsia="宋体" w:hAnsi="Times New Roman" w:cs="Times New Roman"/>
                 <w:sz w:val="21"/>
                 <w:szCs w:val="21"/>
-                <w:bdr w:val="single" w:sz="8" w:space="0" w:color="auto"/>
+                <w:shd w:val="clear" w:color="auto" w:fill="D9D9D9"/>
               </w:rPr>
               <w:t>²=1(</w:t>
             </w:r>
@@ -20457,7 +20457,7 @@
                 <w:i/>
                 <w:sz w:val="21"/>
                 <w:szCs w:val="21"/>
-                <w:bdr w:val="single" w:sz="8" w:space="0" w:color="auto"/>
+                <w:shd w:val="clear" w:color="auto" w:fill="D9D9D9"/>
               </w:rPr>
               <w:t>a</w:t>
             </w:r>
@@ -20466,7 +20466,7 @@
                 <w:rFonts w:ascii="Times New Roman" w:eastAsia="宋体" w:hAnsi="Times New Roman" w:cs="Times New Roman"/>
                 <w:sz w:val="21"/>
                 <w:szCs w:val="21"/>
-                <w:bdr w:val="single" w:sz="8" w:space="0" w:color="auto"/>
+                <w:shd w:val="clear" w:color="auto" w:fill="D9D9D9"/>
               </w:rPr>
               <w:t>&gt;</w:t>
             </w:r>
@@ -20476,7 +20476,7 @@
                 <w:i/>
                 <w:sz w:val="21"/>
                 <w:szCs w:val="21"/>
-                <w:bdr w:val="single" w:sz="8" w:space="0" w:color="auto"/>
+                <w:shd w:val="clear" w:color="auto" w:fill="D9D9D9"/>
               </w:rPr>
               <w:t>b</w:t>
             </w:r>
@@ -20485,7 +20485,7 @@
                 <w:rFonts w:ascii="Times New Roman" w:eastAsia="宋体" w:hAnsi="Times New Roman" w:cs="Times New Roman"/>
                 <w:sz w:val="21"/>
                 <w:szCs w:val="21"/>
-                <w:bdr w:val="single" w:sz="8" w:space="0" w:color="auto"/>
+                <w:shd w:val="clear" w:color="auto" w:fill="D9D9D9"/>
               </w:rPr>
               <w:t>&gt;0)</w:t>
             </w:r>
@@ -20521,7 +20521,7 @@
                 <w:i/>
                 <w:sz w:val="21"/>
                 <w:szCs w:val="21"/>
-                <w:bdr w:val="single" w:sz="8" w:space="0" w:color="auto"/>
+                <w:shd w:val="clear" w:color="auto" w:fill="D9D9D9"/>
               </w:rPr>
               <w:t>y</w:t>
             </w:r>
@@ -20530,7 +20530,7 @@
                 <w:rFonts w:ascii="Times New Roman" w:eastAsia="宋体" w:hAnsi="Times New Roman" w:cs="Times New Roman"/>
                 <w:sz w:val="21"/>
                 <w:szCs w:val="21"/>
-                <w:bdr w:val="single" w:sz="8" w:space="0" w:color="auto"/>
+                <w:shd w:val="clear" w:color="auto" w:fill="D9D9D9"/>
               </w:rPr>
               <w:t>²/</w:t>
             </w:r>
@@ -20540,7 +20540,7 @@
                 <w:i/>
                 <w:sz w:val="21"/>
                 <w:szCs w:val="21"/>
-                <w:bdr w:val="single" w:sz="8" w:space="0" w:color="auto"/>
+                <w:shd w:val="clear" w:color="auto" w:fill="D9D9D9"/>
               </w:rPr>
               <w:t>a</w:t>
             </w:r>
@@ -20549,7 +20549,7 @@
                 <w:rFonts w:ascii="Times New Roman" w:eastAsia="宋体" w:hAnsi="Times New Roman" w:cs="Times New Roman"/>
                 <w:sz w:val="21"/>
                 <w:szCs w:val="21"/>
-                <w:bdr w:val="single" w:sz="8" w:space="0" w:color="auto"/>
+                <w:shd w:val="clear" w:color="auto" w:fill="D9D9D9"/>
               </w:rPr>
               <w:t>²+</w:t>
             </w:r>
@@ -20559,7 +20559,7 @@
                 <w:i/>
                 <w:sz w:val="21"/>
                 <w:szCs w:val="21"/>
-                <w:bdr w:val="single" w:sz="8" w:space="0" w:color="auto"/>
+                <w:shd w:val="clear" w:color="auto" w:fill="D9D9D9"/>
               </w:rPr>
               <w:t>x</w:t>
             </w:r>
@@ -20568,7 +20568,7 @@
                 <w:rFonts w:ascii="Times New Roman" w:eastAsia="宋体" w:hAnsi="Times New Roman" w:cs="Times New Roman"/>
                 <w:sz w:val="21"/>
                 <w:szCs w:val="21"/>
-                <w:bdr w:val="single" w:sz="8" w:space="0" w:color="auto"/>
+                <w:shd w:val="clear" w:color="auto" w:fill="D9D9D9"/>
               </w:rPr>
               <w:t>²/</w:t>
             </w:r>
@@ -20578,7 +20578,7 @@
                 <w:i/>
                 <w:sz w:val="21"/>
                 <w:szCs w:val="21"/>
-                <w:bdr w:val="single" w:sz="8" w:space="0" w:color="auto"/>
+                <w:shd w:val="clear" w:color="auto" w:fill="D9D9D9"/>
               </w:rPr>
               <w:t>b</w:t>
             </w:r>
@@ -20587,7 +20587,7 @@
                 <w:rFonts w:ascii="Times New Roman" w:eastAsia="宋体" w:hAnsi="Times New Roman" w:cs="Times New Roman"/>
                 <w:sz w:val="21"/>
                 <w:szCs w:val="21"/>
-                <w:bdr w:val="single" w:sz="8" w:space="0" w:color="auto"/>
+                <w:shd w:val="clear" w:color="auto" w:fill="D9D9D9"/>
               </w:rPr>
               <w:t>²=1(</w:t>
             </w:r>
@@ -20597,7 +20597,7 @@
                 <w:i/>
                 <w:sz w:val="21"/>
                 <w:szCs w:val="21"/>
-                <w:bdr w:val="single" w:sz="8" w:space="0" w:color="auto"/>
+                <w:shd w:val="clear" w:color="auto" w:fill="D9D9D9"/>
               </w:rPr>
               <w:t>a</w:t>
             </w:r>
@@ -20606,7 +20606,7 @@
                 <w:rFonts w:ascii="Times New Roman" w:eastAsia="宋体" w:hAnsi="Times New Roman" w:cs="Times New Roman"/>
                 <w:sz w:val="21"/>
                 <w:szCs w:val="21"/>
-                <w:bdr w:val="single" w:sz="8" w:space="0" w:color="auto"/>
+                <w:shd w:val="clear" w:color="auto" w:fill="D9D9D9"/>
               </w:rPr>
               <w:t>&gt;</w:t>
             </w:r>
@@ -20616,7 +20616,7 @@
                 <w:i/>
                 <w:sz w:val="21"/>
                 <w:szCs w:val="21"/>
-                <w:bdr w:val="single" w:sz="8" w:space="0" w:color="auto"/>
+                <w:shd w:val="clear" w:color="auto" w:fill="D9D9D9"/>
               </w:rPr>
               <w:t>b</w:t>
             </w:r>
@@ -20625,7 +20625,7 @@
                 <w:rFonts w:ascii="Times New Roman" w:eastAsia="宋体" w:hAnsi="Times New Roman" w:cs="Times New Roman"/>
                 <w:sz w:val="21"/>
                 <w:szCs w:val="21"/>
-                <w:bdr w:val="single" w:sz="8" w:space="0" w:color="auto"/>
+                <w:shd w:val="clear" w:color="auto" w:fill="D9D9D9"/>
               </w:rPr>
               <w:t>&gt;0)</w:t>
             </w:r>
@@ -20698,7 +20698,7 @@
                 <w:rFonts w:ascii="Times New Roman" w:eastAsia="宋体" w:hAnsi="Times New Roman" w:cs="Times New Roman"/>
                 <w:sz w:val="21"/>
                 <w:szCs w:val="21"/>
-                <w:bdr w:val="single" w:sz="8" w:space="0" w:color="auto"/>
+                <w:shd w:val="clear" w:color="auto" w:fill="D9D9D9"/>
                 <w:lang w:eastAsia="zh-CN"/>
               </w:rPr>
               <w:t>短轴长</w:t>
@@ -20708,7 +20708,7 @@
                 <w:rFonts w:ascii="Times New Roman" w:eastAsia="宋体" w:hAnsi="Times New Roman" w:cs="Times New Roman"/>
                 <w:sz w:val="21"/>
                 <w:szCs w:val="21"/>
-                <w:bdr w:val="single" w:sz="8" w:space="0" w:color="auto"/>
+                <w:shd w:val="clear" w:color="auto" w:fill="D9D9D9"/>
                 <w:lang w:eastAsia="zh-CN"/>
               </w:rPr>
               <w:t>|</w:t>
@@ -20719,7 +20719,7 @@
                 <w:i/>
                 <w:sz w:val="21"/>
                 <w:szCs w:val="21"/>
-                <w:bdr w:val="single" w:sz="8" w:space="0" w:color="auto"/>
+                <w:shd w:val="clear" w:color="auto" w:fill="D9D9D9"/>
                 <w:lang w:eastAsia="zh-CN"/>
               </w:rPr>
               <w:t>B</w:t>
@@ -20729,7 +20729,7 @@
                 <w:rFonts w:ascii="Times New Roman" w:eastAsia="宋体" w:hAnsi="Times New Roman" w:cs="Times New Roman"/>
                 <w:sz w:val="21"/>
                 <w:szCs w:val="21"/>
-                <w:bdr w:val="single" w:sz="8" w:space="0" w:color="auto"/>
+                <w:shd w:val="clear" w:color="auto" w:fill="D9D9D9"/>
                 <w:lang w:eastAsia="zh-CN"/>
               </w:rPr>
               <w:t>₁</w:t>
@@ -20740,7 +20740,7 @@
                 <w:i/>
                 <w:sz w:val="21"/>
                 <w:szCs w:val="21"/>
-                <w:bdr w:val="single" w:sz="8" w:space="0" w:color="auto"/>
+                <w:shd w:val="clear" w:color="auto" w:fill="D9D9D9"/>
                 <w:lang w:eastAsia="zh-CN"/>
               </w:rPr>
               <w:t>B</w:t>
@@ -20750,7 +20750,7 @@
                 <w:rFonts w:ascii="Times New Roman" w:eastAsia="宋体" w:hAnsi="Times New Roman" w:cs="Times New Roman"/>
                 <w:sz w:val="21"/>
                 <w:szCs w:val="21"/>
-                <w:bdr w:val="single" w:sz="8" w:space="0" w:color="auto"/>
+                <w:shd w:val="clear" w:color="auto" w:fill="D9D9D9"/>
                 <w:lang w:eastAsia="zh-CN"/>
               </w:rPr>
               <w:t>₂|=2</w:t>
@@ -20761,7 +20761,7 @@
                 <w:i/>
                 <w:sz w:val="21"/>
                 <w:szCs w:val="21"/>
-                <w:bdr w:val="single" w:sz="8" w:space="0" w:color="auto"/>
+                <w:shd w:val="clear" w:color="auto" w:fill="D9D9D9"/>
                 <w:lang w:eastAsia="zh-CN"/>
               </w:rPr>
               <w:t>b</w:t>
@@ -20771,7 +20771,7 @@
                 <w:rFonts w:ascii="Times New Roman" w:eastAsia="宋体" w:hAnsi="Times New Roman" w:cs="Times New Roman"/>
                 <w:sz w:val="21"/>
                 <w:szCs w:val="21"/>
-                <w:bdr w:val="single" w:sz="8" w:space="0" w:color="auto"/>
+                <w:shd w:val="clear" w:color="auto" w:fill="D9D9D9"/>
                 <w:lang w:eastAsia="zh-CN"/>
               </w:rPr>
               <w:t>，长轴长</w:t>
@@ -20781,7 +20781,7 @@
                 <w:rFonts w:ascii="Times New Roman" w:eastAsia="宋体" w:hAnsi="Times New Roman" w:cs="Times New Roman"/>
                 <w:sz w:val="21"/>
                 <w:szCs w:val="21"/>
-                <w:bdr w:val="single" w:sz="8" w:space="0" w:color="auto"/>
+                <w:shd w:val="clear" w:color="auto" w:fill="D9D9D9"/>
                 <w:lang w:eastAsia="zh-CN"/>
               </w:rPr>
               <w:t>|</w:t>
@@ -20792,7 +20792,7 @@
                 <w:i/>
                 <w:sz w:val="21"/>
                 <w:szCs w:val="21"/>
-                <w:bdr w:val="single" w:sz="8" w:space="0" w:color="auto"/>
+                <w:shd w:val="clear" w:color="auto" w:fill="D9D9D9"/>
                 <w:lang w:eastAsia="zh-CN"/>
               </w:rPr>
               <w:t>A</w:t>
@@ -20802,7 +20802,7 @@
                 <w:rFonts w:ascii="Times New Roman" w:eastAsia="宋体" w:hAnsi="Times New Roman" w:cs="Times New Roman"/>
                 <w:sz w:val="21"/>
                 <w:szCs w:val="21"/>
-                <w:bdr w:val="single" w:sz="8" w:space="0" w:color="auto"/>
+                <w:shd w:val="clear" w:color="auto" w:fill="D9D9D9"/>
                 <w:lang w:eastAsia="zh-CN"/>
               </w:rPr>
               <w:t>₁</w:t>
@@ -20813,7 +20813,7 @@
                 <w:i/>
                 <w:sz w:val="21"/>
                 <w:szCs w:val="21"/>
-                <w:bdr w:val="single" w:sz="8" w:space="0" w:color="auto"/>
+                <w:shd w:val="clear" w:color="auto" w:fill="D9D9D9"/>
                 <w:lang w:eastAsia="zh-CN"/>
               </w:rPr>
               <w:t>A</w:t>
@@ -20823,7 +20823,7 @@
                 <w:rFonts w:ascii="Times New Roman" w:eastAsia="宋体" w:hAnsi="Times New Roman" w:cs="Times New Roman"/>
                 <w:sz w:val="21"/>
                 <w:szCs w:val="21"/>
-                <w:bdr w:val="single" w:sz="8" w:space="0" w:color="auto"/>
+                <w:shd w:val="clear" w:color="auto" w:fill="D9D9D9"/>
                 <w:lang w:eastAsia="zh-CN"/>
               </w:rPr>
               <w:t>₂|=2</w:t>
@@ -20834,7 +20834,7 @@
                 <w:i/>
                 <w:sz w:val="21"/>
                 <w:szCs w:val="21"/>
-                <w:bdr w:val="single" w:sz="8" w:space="0" w:color="auto"/>
+                <w:shd w:val="clear" w:color="auto" w:fill="D9D9D9"/>
                 <w:lang w:eastAsia="zh-CN"/>
               </w:rPr>
               <w:t>a</w:t>
@@ -20906,7 +20906,7 @@
                 <w:rFonts w:ascii="Times New Roman" w:eastAsia="宋体" w:hAnsi="Times New Roman" w:cs="Times New Roman"/>
                 <w:sz w:val="21"/>
                 <w:szCs w:val="21"/>
-                <w:bdr w:val="single" w:sz="8" w:space="0" w:color="auto"/>
+                <w:shd w:val="clear" w:color="auto" w:fill="D9D9D9"/>
               </w:rPr>
               <w:t>(±</w:t>
             </w:r>
@@ -20916,7 +20916,7 @@
                 <w:i/>
                 <w:sz w:val="21"/>
                 <w:szCs w:val="21"/>
-                <w:bdr w:val="single" w:sz="8" w:space="0" w:color="auto"/>
+                <w:shd w:val="clear" w:color="auto" w:fill="D9D9D9"/>
               </w:rPr>
               <w:t>c</w:t>
             </w:r>
@@ -20925,7 +20925,7 @@
                 <w:rFonts w:ascii="Times New Roman" w:eastAsia="宋体" w:hAnsi="Times New Roman" w:cs="Times New Roman"/>
                 <w:sz w:val="21"/>
                 <w:szCs w:val="21"/>
-                <w:bdr w:val="single" w:sz="8" w:space="0" w:color="auto"/>
+                <w:shd w:val="clear" w:color="auto" w:fill="D9D9D9"/>
               </w:rPr>
               <w:t>,0)</w:t>
             </w:r>
@@ -20960,7 +20960,7 @@
                 <w:rFonts w:ascii="Times New Roman" w:eastAsia="宋体" w:hAnsi="Times New Roman" w:cs="Times New Roman"/>
                 <w:sz w:val="21"/>
                 <w:szCs w:val="21"/>
-                <w:bdr w:val="single" w:sz="8" w:space="0" w:color="auto"/>
+                <w:shd w:val="clear" w:color="auto" w:fill="D9D9D9"/>
               </w:rPr>
               <w:t>(0,±</w:t>
             </w:r>
@@ -20970,7 +20970,7 @@
                 <w:i/>
                 <w:sz w:val="21"/>
                 <w:szCs w:val="21"/>
-                <w:bdr w:val="single" w:sz="8" w:space="0" w:color="auto"/>
+                <w:shd w:val="clear" w:color="auto" w:fill="D9D9D9"/>
               </w:rPr>
               <w:t>c</w:t>
             </w:r>
@@ -20979,7 +20979,7 @@
                 <w:rFonts w:ascii="Times New Roman" w:eastAsia="宋体" w:hAnsi="Times New Roman" w:cs="Times New Roman"/>
                 <w:sz w:val="21"/>
                 <w:szCs w:val="21"/>
-                <w:bdr w:val="single" w:sz="8" w:space="0" w:color="auto"/>
+                <w:shd w:val="clear" w:color="auto" w:fill="D9D9D9"/>
               </w:rPr>
               <w:t>)</w:t>
             </w:r>
@@ -21051,7 +21051,7 @@
                 <w:rFonts w:ascii="Times New Roman" w:eastAsia="宋体" w:hAnsi="Times New Roman" w:cs="Times New Roman"/>
                 <w:sz w:val="21"/>
                 <w:szCs w:val="21"/>
-                <w:bdr w:val="single" w:sz="8" w:space="0" w:color="auto"/>
+                <w:shd w:val="clear" w:color="auto" w:fill="D9D9D9"/>
               </w:rPr>
               <w:t>|</w:t>
             </w:r>
@@ -21061,7 +21061,7 @@
                 <w:i/>
                 <w:sz w:val="21"/>
                 <w:szCs w:val="21"/>
-                <w:bdr w:val="single" w:sz="8" w:space="0" w:color="auto"/>
+                <w:shd w:val="clear" w:color="auto" w:fill="D9D9D9"/>
               </w:rPr>
               <w:t>F</w:t>
             </w:r>
@@ -21070,7 +21070,7 @@
                 <w:rFonts w:ascii="Times New Roman" w:eastAsia="宋体" w:hAnsi="Times New Roman" w:cs="Times New Roman"/>
                 <w:sz w:val="21"/>
                 <w:szCs w:val="21"/>
-                <w:bdr w:val="single" w:sz="8" w:space="0" w:color="auto"/>
+                <w:shd w:val="clear" w:color="auto" w:fill="D9D9D9"/>
               </w:rPr>
               <w:t>₁</w:t>
             </w:r>
@@ -21080,7 +21080,7 @@
                 <w:i/>
                 <w:sz w:val="21"/>
                 <w:szCs w:val="21"/>
-                <w:bdr w:val="single" w:sz="8" w:space="0" w:color="auto"/>
+                <w:shd w:val="clear" w:color="auto" w:fill="D9D9D9"/>
               </w:rPr>
               <w:t>F</w:t>
             </w:r>
@@ -21089,7 +21089,7 @@
                 <w:rFonts w:ascii="Times New Roman" w:eastAsia="宋体" w:hAnsi="Times New Roman" w:cs="Times New Roman"/>
                 <w:sz w:val="21"/>
                 <w:szCs w:val="21"/>
-                <w:bdr w:val="single" w:sz="8" w:space="0" w:color="auto"/>
+                <w:shd w:val="clear" w:color="auto" w:fill="D9D9D9"/>
               </w:rPr>
               <w:t>₂|=2</w:t>
             </w:r>
@@ -21099,7 +21099,7 @@
                 <w:i/>
                 <w:sz w:val="21"/>
                 <w:szCs w:val="21"/>
-                <w:bdr w:val="single" w:sz="8" w:space="0" w:color="auto"/>
+                <w:shd w:val="clear" w:color="auto" w:fill="D9D9D9"/>
               </w:rPr>
               <w:t>c</w:t>
             </w:r>
@@ -21170,7 +21170,7 @@
                 <w:rFonts w:ascii="Times New Roman" w:eastAsia="宋体" w:hAnsi="Times New Roman" w:cs="Times New Roman"/>
                 <w:sz w:val="21"/>
                 <w:szCs w:val="21"/>
-                <w:bdr w:val="single" w:sz="8" w:space="0" w:color="auto"/>
+                <w:shd w:val="clear" w:color="auto" w:fill="D9D9D9"/>
               </w:rPr>
               <w:t>-</w:t>
             </w:r>
@@ -21180,7 +21180,7 @@
                 <w:i/>
                 <w:sz w:val="21"/>
                 <w:szCs w:val="21"/>
-                <w:bdr w:val="single" w:sz="8" w:space="0" w:color="auto"/>
+                <w:shd w:val="clear" w:color="auto" w:fill="D9D9D9"/>
               </w:rPr>
               <w:t>a</w:t>
             </w:r>
@@ -21189,7 +21189,7 @@
                 <w:rFonts w:ascii="Times New Roman" w:eastAsia="宋体" w:hAnsi="Times New Roman" w:cs="Times New Roman"/>
                 <w:sz w:val="21"/>
                 <w:szCs w:val="21"/>
-                <w:bdr w:val="single" w:sz="8" w:space="0" w:color="auto"/>
+                <w:shd w:val="clear" w:color="auto" w:fill="D9D9D9"/>
               </w:rPr>
               <w:t>≤</w:t>
             </w:r>
@@ -21199,7 +21199,7 @@
                 <w:i/>
                 <w:sz w:val="21"/>
                 <w:szCs w:val="21"/>
-                <w:bdr w:val="single" w:sz="8" w:space="0" w:color="auto"/>
+                <w:shd w:val="clear" w:color="auto" w:fill="D9D9D9"/>
               </w:rPr>
               <w:t>x</w:t>
             </w:r>
@@ -21208,7 +21208,7 @@
                 <w:rFonts w:ascii="Times New Roman" w:eastAsia="宋体" w:hAnsi="Times New Roman" w:cs="Times New Roman"/>
                 <w:sz w:val="21"/>
                 <w:szCs w:val="21"/>
-                <w:bdr w:val="single" w:sz="8" w:space="0" w:color="auto"/>
+                <w:shd w:val="clear" w:color="auto" w:fill="D9D9D9"/>
               </w:rPr>
               <w:t>≤</w:t>
             </w:r>
@@ -21218,7 +21218,7 @@
                 <w:i/>
                 <w:sz w:val="21"/>
                 <w:szCs w:val="21"/>
-                <w:bdr w:val="single" w:sz="8" w:space="0" w:color="auto"/>
+                <w:shd w:val="clear" w:color="auto" w:fill="D9D9D9"/>
               </w:rPr>
               <w:t>a</w:t>
             </w:r>
@@ -21227,7 +21227,7 @@
                 <w:rFonts w:ascii="Times New Roman" w:eastAsia="宋体" w:hAnsi="Times New Roman" w:cs="Times New Roman"/>
                 <w:sz w:val="21"/>
                 <w:szCs w:val="21"/>
-                <w:bdr w:val="single" w:sz="8" w:space="0" w:color="auto"/>
+                <w:shd w:val="clear" w:color="auto" w:fill="D9D9D9"/>
               </w:rPr>
               <w:t>且</w:t>
             </w:r>
@@ -21236,7 +21236,7 @@
                 <w:rFonts w:ascii="Times New Roman" w:eastAsia="宋体" w:hAnsi="Times New Roman" w:cs="Times New Roman"/>
                 <w:sz w:val="21"/>
                 <w:szCs w:val="21"/>
-                <w:bdr w:val="single" w:sz="8" w:space="0" w:color="auto"/>
+                <w:shd w:val="clear" w:color="auto" w:fill="D9D9D9"/>
               </w:rPr>
               <w:t>-</w:t>
             </w:r>
@@ -21246,7 +21246,7 @@
                 <w:i/>
                 <w:sz w:val="21"/>
                 <w:szCs w:val="21"/>
-                <w:bdr w:val="single" w:sz="8" w:space="0" w:color="auto"/>
+                <w:shd w:val="clear" w:color="auto" w:fill="D9D9D9"/>
               </w:rPr>
               <w:t>b</w:t>
             </w:r>
@@ -21255,7 +21255,7 @@
                 <w:rFonts w:ascii="Times New Roman" w:eastAsia="宋体" w:hAnsi="Times New Roman" w:cs="Times New Roman"/>
                 <w:sz w:val="21"/>
                 <w:szCs w:val="21"/>
-                <w:bdr w:val="single" w:sz="8" w:space="0" w:color="auto"/>
+                <w:shd w:val="clear" w:color="auto" w:fill="D9D9D9"/>
               </w:rPr>
               <w:t>≤</w:t>
             </w:r>
@@ -21265,7 +21265,7 @@
                 <w:i/>
                 <w:sz w:val="21"/>
                 <w:szCs w:val="21"/>
-                <w:bdr w:val="single" w:sz="8" w:space="0" w:color="auto"/>
+                <w:shd w:val="clear" w:color="auto" w:fill="D9D9D9"/>
               </w:rPr>
               <w:t>y</w:t>
             </w:r>
@@ -21274,7 +21274,7 @@
                 <w:rFonts w:ascii="Times New Roman" w:eastAsia="宋体" w:hAnsi="Times New Roman" w:cs="Times New Roman"/>
                 <w:sz w:val="21"/>
                 <w:szCs w:val="21"/>
-                <w:bdr w:val="single" w:sz="8" w:space="0" w:color="auto"/>
+                <w:shd w:val="clear" w:color="auto" w:fill="D9D9D9"/>
               </w:rPr>
               <w:t>≤</w:t>
             </w:r>
@@ -21284,7 +21284,7 @@
                 <w:i/>
                 <w:sz w:val="21"/>
                 <w:szCs w:val="21"/>
-                <w:bdr w:val="single" w:sz="8" w:space="0" w:color="auto"/>
+                <w:shd w:val="clear" w:color="auto" w:fill="D9D9D9"/>
               </w:rPr>
               <w:t>b</w:t>
             </w:r>
@@ -21319,7 +21319,7 @@
                 <w:rFonts w:ascii="Times New Roman" w:eastAsia="宋体" w:hAnsi="Times New Roman" w:cs="Times New Roman"/>
                 <w:sz w:val="21"/>
                 <w:szCs w:val="21"/>
-                <w:bdr w:val="single" w:sz="8" w:space="0" w:color="auto"/>
+                <w:shd w:val="clear" w:color="auto" w:fill="D9D9D9"/>
               </w:rPr>
               <w:t>-</w:t>
             </w:r>
@@ -21329,7 +21329,7 @@
                 <w:i/>
                 <w:sz w:val="21"/>
                 <w:szCs w:val="21"/>
-                <w:bdr w:val="single" w:sz="8" w:space="0" w:color="auto"/>
+                <w:shd w:val="clear" w:color="auto" w:fill="D9D9D9"/>
               </w:rPr>
               <w:t>b</w:t>
             </w:r>
@@ -21338,7 +21338,7 @@
                 <w:rFonts w:ascii="Times New Roman" w:eastAsia="宋体" w:hAnsi="Times New Roman" w:cs="Times New Roman"/>
                 <w:sz w:val="21"/>
                 <w:szCs w:val="21"/>
-                <w:bdr w:val="single" w:sz="8" w:space="0" w:color="auto"/>
+                <w:shd w:val="clear" w:color="auto" w:fill="D9D9D9"/>
               </w:rPr>
               <w:t>≤</w:t>
             </w:r>
@@ -21348,7 +21348,7 @@
                 <w:i/>
                 <w:sz w:val="21"/>
                 <w:szCs w:val="21"/>
-                <w:bdr w:val="single" w:sz="8" w:space="0" w:color="auto"/>
+                <w:shd w:val="clear" w:color="auto" w:fill="D9D9D9"/>
               </w:rPr>
               <w:t>x</w:t>
             </w:r>
@@ -21357,7 +21357,7 @@
                 <w:rFonts w:ascii="Times New Roman" w:eastAsia="宋体" w:hAnsi="Times New Roman" w:cs="Times New Roman"/>
                 <w:sz w:val="21"/>
                 <w:szCs w:val="21"/>
-                <w:bdr w:val="single" w:sz="8" w:space="0" w:color="auto"/>
+                <w:shd w:val="clear" w:color="auto" w:fill="D9D9D9"/>
               </w:rPr>
               <w:t>≤</w:t>
             </w:r>
@@ -21367,7 +21367,7 @@
                 <w:i/>
                 <w:sz w:val="21"/>
                 <w:szCs w:val="21"/>
-                <w:bdr w:val="single" w:sz="8" w:space="0" w:color="auto"/>
+                <w:shd w:val="clear" w:color="auto" w:fill="D9D9D9"/>
               </w:rPr>
               <w:t>b</w:t>
             </w:r>
@@ -21376,7 +21376,7 @@
                 <w:rFonts w:ascii="Times New Roman" w:eastAsia="宋体" w:hAnsi="Times New Roman" w:cs="Times New Roman"/>
                 <w:sz w:val="21"/>
                 <w:szCs w:val="21"/>
-                <w:bdr w:val="single" w:sz="8" w:space="0" w:color="auto"/>
+                <w:shd w:val="clear" w:color="auto" w:fill="D9D9D9"/>
               </w:rPr>
               <w:t>且</w:t>
             </w:r>
@@ -21385,7 +21385,7 @@
                 <w:rFonts w:ascii="Times New Roman" w:eastAsia="宋体" w:hAnsi="Times New Roman" w:cs="Times New Roman"/>
                 <w:sz w:val="21"/>
                 <w:szCs w:val="21"/>
-                <w:bdr w:val="single" w:sz="8" w:space="0" w:color="auto"/>
+                <w:shd w:val="clear" w:color="auto" w:fill="D9D9D9"/>
               </w:rPr>
               <w:t>-</w:t>
             </w:r>
@@ -21395,7 +21395,7 @@
                 <w:i/>
                 <w:sz w:val="21"/>
                 <w:szCs w:val="21"/>
-                <w:bdr w:val="single" w:sz="8" w:space="0" w:color="auto"/>
+                <w:shd w:val="clear" w:color="auto" w:fill="D9D9D9"/>
               </w:rPr>
               <w:t>a</w:t>
             </w:r>
@@ -21404,7 +21404,7 @@
                 <w:rFonts w:ascii="Times New Roman" w:eastAsia="宋体" w:hAnsi="Times New Roman" w:cs="Times New Roman"/>
                 <w:sz w:val="21"/>
                 <w:szCs w:val="21"/>
-                <w:bdr w:val="single" w:sz="8" w:space="0" w:color="auto"/>
+                <w:shd w:val="clear" w:color="auto" w:fill="D9D9D9"/>
               </w:rPr>
               <w:t>≤</w:t>
             </w:r>
@@ -21414,7 +21414,7 @@
                 <w:i/>
                 <w:sz w:val="21"/>
                 <w:szCs w:val="21"/>
-                <w:bdr w:val="single" w:sz="8" w:space="0" w:color="auto"/>
+                <w:shd w:val="clear" w:color="auto" w:fill="D9D9D9"/>
               </w:rPr>
               <w:t>y</w:t>
             </w:r>
@@ -21423,7 +21423,7 @@
                 <w:rFonts w:ascii="Times New Roman" w:eastAsia="宋体" w:hAnsi="Times New Roman" w:cs="Times New Roman"/>
                 <w:sz w:val="21"/>
                 <w:szCs w:val="21"/>
-                <w:bdr w:val="single" w:sz="8" w:space="0" w:color="auto"/>
+                <w:shd w:val="clear" w:color="auto" w:fill="D9D9D9"/>
               </w:rPr>
               <w:t>≤</w:t>
             </w:r>
@@ -21433,7 +21433,7 @@
                 <w:i/>
                 <w:sz w:val="21"/>
                 <w:szCs w:val="21"/>
-                <w:bdr w:val="single" w:sz="8" w:space="0" w:color="auto"/>
+                <w:shd w:val="clear" w:color="auto" w:fill="D9D9D9"/>
               </w:rPr>
               <w:t>a</w:t>
             </w:r>
@@ -21516,7 +21516,7 @@
                 <w:i/>
                 <w:sz w:val="21"/>
                 <w:szCs w:val="21"/>
-                <w:bdr w:val="single" w:sz="8" w:space="0" w:color="auto"/>
+                <w:shd w:val="clear" w:color="auto" w:fill="D9D9D9"/>
                 <w:lang w:eastAsia="zh-CN"/>
               </w:rPr>
               <w:t>x</w:t>
@@ -21526,7 +21526,7 @@
                 <w:rFonts w:ascii="Times New Roman" w:eastAsia="宋体" w:hAnsi="Times New Roman" w:cs="Times New Roman"/>
                 <w:sz w:val="21"/>
                 <w:szCs w:val="21"/>
-                <w:bdr w:val="single" w:sz="8" w:space="0" w:color="auto"/>
+                <w:shd w:val="clear" w:color="auto" w:fill="D9D9D9"/>
                 <w:lang w:eastAsia="zh-CN"/>
               </w:rPr>
               <w:t>轴，</w:t>
@@ -21537,7 +21537,7 @@
                 <w:i/>
                 <w:sz w:val="21"/>
                 <w:szCs w:val="21"/>
-                <w:bdr w:val="single" w:sz="8" w:space="0" w:color="auto"/>
+                <w:shd w:val="clear" w:color="auto" w:fill="D9D9D9"/>
                 <w:lang w:eastAsia="zh-CN"/>
               </w:rPr>
               <w:t>y</w:t>
@@ -21547,7 +21547,7 @@
                 <w:rFonts w:ascii="Times New Roman" w:eastAsia="宋体" w:hAnsi="Times New Roman" w:cs="Times New Roman"/>
                 <w:sz w:val="21"/>
                 <w:szCs w:val="21"/>
-                <w:bdr w:val="single" w:sz="8" w:space="0" w:color="auto"/>
+                <w:shd w:val="clear" w:color="auto" w:fill="D9D9D9"/>
                 <w:lang w:eastAsia="zh-CN"/>
               </w:rPr>
               <w:t>轴</w:t>
@@ -21566,7 +21566,7 @@
                 <w:rFonts w:ascii="Times New Roman" w:eastAsia="宋体" w:hAnsi="Times New Roman" w:cs="Times New Roman"/>
                 <w:sz w:val="21"/>
                 <w:szCs w:val="21"/>
-                <w:bdr w:val="single" w:sz="8" w:space="0" w:color="auto"/>
+                <w:shd w:val="clear" w:color="auto" w:fill="D9D9D9"/>
                 <w:lang w:eastAsia="zh-CN"/>
               </w:rPr>
               <w:t>坐标原点</w:t>
@@ -21638,7 +21638,7 @@
                 <w:rFonts w:ascii="Times New Roman" w:eastAsia="宋体" w:hAnsi="Times New Roman" w:cs="Times New Roman"/>
                 <w:sz w:val="21"/>
                 <w:szCs w:val="21"/>
-                <w:bdr w:val="single" w:sz="8" w:space="0" w:color="auto"/>
+                <w:shd w:val="clear" w:color="auto" w:fill="D9D9D9"/>
               </w:rPr>
               <w:t>(±</w:t>
             </w:r>
@@ -21648,7 +21648,7 @@
                 <w:i/>
                 <w:sz w:val="21"/>
                 <w:szCs w:val="21"/>
-                <w:bdr w:val="single" w:sz="8" w:space="0" w:color="auto"/>
+                <w:shd w:val="clear" w:color="auto" w:fill="D9D9D9"/>
               </w:rPr>
               <w:t>a</w:t>
             </w:r>
@@ -21657,7 +21657,7 @@
                 <w:rFonts w:ascii="Times New Roman" w:eastAsia="宋体" w:hAnsi="Times New Roman" w:cs="Times New Roman"/>
                 <w:sz w:val="21"/>
                 <w:szCs w:val="21"/>
-                <w:bdr w:val="single" w:sz="8" w:space="0" w:color="auto"/>
+                <w:shd w:val="clear" w:color="auto" w:fill="D9D9D9"/>
               </w:rPr>
               <w:t>,0)</w:t>
             </w:r>
@@ -21666,7 +21666,7 @@
                 <w:rFonts w:ascii="Times New Roman" w:eastAsia="宋体" w:hAnsi="Times New Roman" w:cs="Times New Roman"/>
                 <w:sz w:val="21"/>
                 <w:szCs w:val="21"/>
-                <w:bdr w:val="single" w:sz="8" w:space="0" w:color="auto"/>
+                <w:shd w:val="clear" w:color="auto" w:fill="D9D9D9"/>
               </w:rPr>
               <w:t>，</w:t>
             </w:r>
@@ -21675,7 +21675,7 @@
                 <w:rFonts w:ascii="Times New Roman" w:eastAsia="宋体" w:hAnsi="Times New Roman" w:cs="Times New Roman"/>
                 <w:sz w:val="21"/>
                 <w:szCs w:val="21"/>
-                <w:bdr w:val="single" w:sz="8" w:space="0" w:color="auto"/>
+                <w:shd w:val="clear" w:color="auto" w:fill="D9D9D9"/>
               </w:rPr>
               <w:t>(0,±</w:t>
             </w:r>
@@ -21685,7 +21685,7 @@
                 <w:i/>
                 <w:sz w:val="21"/>
                 <w:szCs w:val="21"/>
-                <w:bdr w:val="single" w:sz="8" w:space="0" w:color="auto"/>
+                <w:shd w:val="clear" w:color="auto" w:fill="D9D9D9"/>
               </w:rPr>
               <w:t>b</w:t>
             </w:r>
@@ -21694,7 +21694,7 @@
                 <w:rFonts w:ascii="Times New Roman" w:eastAsia="宋体" w:hAnsi="Times New Roman" w:cs="Times New Roman"/>
                 <w:sz w:val="21"/>
                 <w:szCs w:val="21"/>
-                <w:bdr w:val="single" w:sz="8" w:space="0" w:color="auto"/>
+                <w:shd w:val="clear" w:color="auto" w:fill="D9D9D9"/>
               </w:rPr>
               <w:t>)</w:t>
             </w:r>
@@ -21729,7 +21729,7 @@
                 <w:rFonts w:ascii="Times New Roman" w:eastAsia="宋体" w:hAnsi="Times New Roman" w:cs="Times New Roman"/>
                 <w:sz w:val="21"/>
                 <w:szCs w:val="21"/>
-                <w:bdr w:val="single" w:sz="8" w:space="0" w:color="auto"/>
+                <w:shd w:val="clear" w:color="auto" w:fill="D9D9D9"/>
               </w:rPr>
               <w:t>(0,±</w:t>
             </w:r>
@@ -21739,7 +21739,7 @@
                 <w:i/>
                 <w:sz w:val="21"/>
                 <w:szCs w:val="21"/>
-                <w:bdr w:val="single" w:sz="8" w:space="0" w:color="auto"/>
+                <w:shd w:val="clear" w:color="auto" w:fill="D9D9D9"/>
               </w:rPr>
               <w:t>a</w:t>
             </w:r>
@@ -21748,7 +21748,7 @@
                 <w:rFonts w:ascii="Times New Roman" w:eastAsia="宋体" w:hAnsi="Times New Roman" w:cs="Times New Roman"/>
                 <w:sz w:val="21"/>
                 <w:szCs w:val="21"/>
-                <w:bdr w:val="single" w:sz="8" w:space="0" w:color="auto"/>
+                <w:shd w:val="clear" w:color="auto" w:fill="D9D9D9"/>
               </w:rPr>
               <w:t>)</w:t>
             </w:r>
@@ -21757,7 +21757,7 @@
                 <w:rFonts w:ascii="Times New Roman" w:eastAsia="宋体" w:hAnsi="Times New Roman" w:cs="Times New Roman"/>
                 <w:sz w:val="21"/>
                 <w:szCs w:val="21"/>
-                <w:bdr w:val="single" w:sz="8" w:space="0" w:color="auto"/>
+                <w:shd w:val="clear" w:color="auto" w:fill="D9D9D9"/>
               </w:rPr>
               <w:t>，</w:t>
             </w:r>
@@ -21766,7 +21766,7 @@
                 <w:rFonts w:ascii="Times New Roman" w:eastAsia="宋体" w:hAnsi="Times New Roman" w:cs="Times New Roman"/>
                 <w:sz w:val="21"/>
                 <w:szCs w:val="21"/>
-                <w:bdr w:val="single" w:sz="8" w:space="0" w:color="auto"/>
+                <w:shd w:val="clear" w:color="auto" w:fill="D9D9D9"/>
               </w:rPr>
               <w:t>(±</w:t>
             </w:r>
@@ -21776,7 +21776,7 @@
                 <w:i/>
                 <w:sz w:val="21"/>
                 <w:szCs w:val="21"/>
-                <w:bdr w:val="single" w:sz="8" w:space="0" w:color="auto"/>
+                <w:shd w:val="clear" w:color="auto" w:fill="D9D9D9"/>
               </w:rPr>
               <w:t>b</w:t>
             </w:r>
@@ -21785,7 +21785,7 @@
                 <w:rFonts w:ascii="Times New Roman" w:eastAsia="宋体" w:hAnsi="Times New Roman" w:cs="Times New Roman"/>
                 <w:sz w:val="21"/>
                 <w:szCs w:val="21"/>
-                <w:bdr w:val="single" w:sz="8" w:space="0" w:color="auto"/>
+                <w:shd w:val="clear" w:color="auto" w:fill="D9D9D9"/>
               </w:rPr>
               <w:t>,0)</w:t>
             </w:r>
@@ -21858,7 +21858,7 @@
                 <w:i/>
                 <w:sz w:val="21"/>
                 <w:szCs w:val="21"/>
-                <w:bdr w:val="single" w:sz="8" w:space="0" w:color="auto"/>
+                <w:shd w:val="clear" w:color="auto" w:fill="D9D9D9"/>
               </w:rPr>
               <w:t>e</w:t>
             </w:r>
@@ -21867,7 +21867,7 @@
                 <w:rFonts w:ascii="Times New Roman" w:eastAsia="宋体" w:hAnsi="Times New Roman" w:cs="Times New Roman"/>
                 <w:sz w:val="21"/>
                 <w:szCs w:val="21"/>
-                <w:bdr w:val="single" w:sz="8" w:space="0" w:color="auto"/>
+                <w:shd w:val="clear" w:color="auto" w:fill="D9D9D9"/>
               </w:rPr>
               <w:t>=</w:t>
             </w:r>
@@ -21877,7 +21877,7 @@
                 <w:i/>
                 <w:sz w:val="21"/>
                 <w:szCs w:val="21"/>
-                <w:bdr w:val="single" w:sz="8" w:space="0" w:color="auto"/>
+                <w:shd w:val="clear" w:color="auto" w:fill="D9D9D9"/>
               </w:rPr>
               <w:t>c</w:t>
             </w:r>
@@ -21886,7 +21886,7 @@
                 <w:rFonts w:ascii="Times New Roman" w:eastAsia="宋体" w:hAnsi="Times New Roman" w:cs="Times New Roman"/>
                 <w:sz w:val="21"/>
                 <w:szCs w:val="21"/>
-                <w:bdr w:val="single" w:sz="8" w:space="0" w:color="auto"/>
+                <w:shd w:val="clear" w:color="auto" w:fill="D9D9D9"/>
               </w:rPr>
               <w:t>/</w:t>
             </w:r>
@@ -21896,7 +21896,7 @@
                 <w:i/>
                 <w:sz w:val="21"/>
                 <w:szCs w:val="21"/>
-                <w:bdr w:val="single" w:sz="8" w:space="0" w:color="auto"/>
+                <w:shd w:val="clear" w:color="auto" w:fill="D9D9D9"/>
               </w:rPr>
               <w:t>a</w:t>
             </w:r>
@@ -21905,7 +21905,7 @@
                 <w:rFonts w:ascii="Times New Roman" w:eastAsia="宋体" w:hAnsi="Times New Roman" w:cs="Times New Roman"/>
                 <w:sz w:val="21"/>
                 <w:szCs w:val="21"/>
-                <w:bdr w:val="single" w:sz="8" w:space="0" w:color="auto"/>
+                <w:shd w:val="clear" w:color="auto" w:fill="D9D9D9"/>
               </w:rPr>
               <w:t>(0&lt;</w:t>
             </w:r>
@@ -21915,7 +21915,7 @@
                 <w:i/>
                 <w:sz w:val="21"/>
                 <w:szCs w:val="21"/>
-                <w:bdr w:val="single" w:sz="8" w:space="0" w:color="auto"/>
+                <w:shd w:val="clear" w:color="auto" w:fill="D9D9D9"/>
               </w:rPr>
               <w:t>e</w:t>
             </w:r>
@@ -21924,7 +21924,7 @@
                 <w:rFonts w:ascii="Times New Roman" w:eastAsia="宋体" w:hAnsi="Times New Roman" w:cs="Times New Roman"/>
                 <w:sz w:val="21"/>
                 <w:szCs w:val="21"/>
-                <w:bdr w:val="single" w:sz="8" w:space="0" w:color="auto"/>
+                <w:shd w:val="clear" w:color="auto" w:fill="D9D9D9"/>
               </w:rPr>
               <w:t>&lt;1)</w:t>
             </w:r>
@@ -22118,7 +22118,7 @@
           <w:rFonts w:ascii="Times New Roman" w:eastAsia="宋体" w:hAnsi="Times New Roman" w:cs="Times New Roman"/>
           <w:sz w:val="21"/>
           <w:szCs w:val="21"/>
-          <w:bdr w:val="single" w:sz="8" w:space="0" w:color="auto"/>
+          <w:shd w:val="clear" w:color="auto" w:fill="D9D9D9"/>
           <w:lang w:eastAsia="zh-CN"/>
         </w:rPr>
         <w:t>差的绝对值</w:t>
@@ -22137,7 +22137,7 @@
           <w:rFonts w:ascii="Times New Roman" w:eastAsia="宋体" w:hAnsi="Times New Roman" w:cs="Times New Roman"/>
           <w:sz w:val="21"/>
           <w:szCs w:val="21"/>
-          <w:bdr w:val="single" w:sz="8" w:space="0" w:color="auto"/>
+          <w:shd w:val="clear" w:color="auto" w:fill="D9D9D9"/>
           <w:lang w:eastAsia="zh-CN"/>
         </w:rPr>
         <w:t>|</w:t>
@@ -22148,7 +22148,7 @@
           <w:i/>
           <w:sz w:val="21"/>
           <w:szCs w:val="21"/>
-          <w:bdr w:val="single" w:sz="8" w:space="0" w:color="auto"/>
+          <w:shd w:val="clear" w:color="auto" w:fill="D9D9D9"/>
           <w:lang w:eastAsia="zh-CN"/>
         </w:rPr>
         <w:t>F</w:t>
@@ -22158,7 +22158,7 @@
           <w:rFonts w:ascii="Times New Roman" w:eastAsia="宋体" w:hAnsi="Times New Roman" w:cs="Times New Roman"/>
           <w:sz w:val="21"/>
           <w:szCs w:val="21"/>
-          <w:bdr w:val="single" w:sz="8" w:space="0" w:color="auto"/>
+          <w:shd w:val="clear" w:color="auto" w:fill="D9D9D9"/>
           <w:lang w:eastAsia="zh-CN"/>
         </w:rPr>
         <w:t>₁</w:t>
@@ -22169,7 +22169,7 @@
           <w:i/>
           <w:sz w:val="21"/>
           <w:szCs w:val="21"/>
-          <w:bdr w:val="single" w:sz="8" w:space="0" w:color="auto"/>
+          <w:shd w:val="clear" w:color="auto" w:fill="D9D9D9"/>
           <w:lang w:eastAsia="zh-CN"/>
         </w:rPr>
         <w:t>F</w:t>
@@ -22179,7 +22179,7 @@
           <w:rFonts w:ascii="Times New Roman" w:eastAsia="宋体" w:hAnsi="Times New Roman" w:cs="Times New Roman"/>
           <w:sz w:val="21"/>
           <w:szCs w:val="21"/>
-          <w:bdr w:val="single" w:sz="8" w:space="0" w:color="auto"/>
+          <w:shd w:val="clear" w:color="auto" w:fill="D9D9D9"/>
           <w:lang w:eastAsia="zh-CN"/>
         </w:rPr>
         <w:t>₂|</w:t>
@@ -22228,7 +22228,7 @@
           <w:i/>
           <w:sz w:val="21"/>
           <w:szCs w:val="21"/>
-          <w:bdr w:val="single" w:sz="8" w:space="0" w:color="auto"/>
+          <w:shd w:val="clear" w:color="auto" w:fill="D9D9D9"/>
           <w:lang w:eastAsia="zh-CN"/>
         </w:rPr>
         <w:t>F</w:t>
@@ -22238,7 +22238,7 @@
           <w:rFonts w:ascii="Times New Roman" w:eastAsia="宋体" w:hAnsi="Times New Roman" w:cs="Times New Roman"/>
           <w:sz w:val="21"/>
           <w:szCs w:val="21"/>
-          <w:bdr w:val="single" w:sz="8" w:space="0" w:color="auto"/>
+          <w:shd w:val="clear" w:color="auto" w:fill="D9D9D9"/>
           <w:lang w:eastAsia="zh-CN"/>
         </w:rPr>
         <w:t>₁,</w:t>
@@ -22249,7 +22249,7 @@
           <w:i/>
           <w:sz w:val="21"/>
           <w:szCs w:val="21"/>
-          <w:bdr w:val="single" w:sz="8" w:space="0" w:color="auto"/>
+          <w:shd w:val="clear" w:color="auto" w:fill="D9D9D9"/>
           <w:lang w:eastAsia="zh-CN"/>
         </w:rPr>
         <w:t>F</w:t>
@@ -22259,7 +22259,7 @@
           <w:rFonts w:ascii="Times New Roman" w:eastAsia="宋体" w:hAnsi="Times New Roman" w:cs="Times New Roman"/>
           <w:sz w:val="21"/>
           <w:szCs w:val="21"/>
-          <w:bdr w:val="single" w:sz="8" w:space="0" w:color="auto"/>
+          <w:shd w:val="clear" w:color="auto" w:fill="D9D9D9"/>
           <w:lang w:eastAsia="zh-CN"/>
         </w:rPr>
         <w:t>₂</w:t>
@@ -22307,7 +22307,7 @@
           <w:rFonts w:ascii="Times New Roman" w:eastAsia="宋体" w:hAnsi="Times New Roman" w:cs="Times New Roman"/>
           <w:sz w:val="21"/>
           <w:szCs w:val="21"/>
-          <w:bdr w:val="single" w:sz="8" w:space="0" w:color="auto"/>
+          <w:shd w:val="clear" w:color="auto" w:fill="D9D9D9"/>
           <w:lang w:eastAsia="zh-CN"/>
         </w:rPr>
         <w:t>两焦点间</w:t>
@@ -22431,7 +22431,7 @@
           <w:i/>
           <w:sz w:val="21"/>
           <w:szCs w:val="21"/>
-          <w:bdr w:val="single" w:sz="8" w:space="0" w:color="auto"/>
+          <w:shd w:val="clear" w:color="auto" w:fill="D9D9D9"/>
         </w:rPr>
         <w:t>P</w:t>
       </w:r>
@@ -22440,7 +22440,7 @@
           <w:rFonts w:ascii="Times New Roman" w:eastAsia="宋体" w:hAnsi="Times New Roman" w:cs="Times New Roman"/>
           <w:sz w:val="21"/>
           <w:szCs w:val="21"/>
-          <w:bdr w:val="single" w:sz="8" w:space="0" w:color="auto"/>
+          <w:shd w:val="clear" w:color="auto" w:fill="D9D9D9"/>
         </w:rPr>
         <w:t>={</w:t>
       </w:r>
@@ -22450,7 +22450,7 @@
           <w:i/>
           <w:sz w:val="21"/>
           <w:szCs w:val="21"/>
-          <w:bdr w:val="single" w:sz="8" w:space="0" w:color="auto"/>
+          <w:shd w:val="clear" w:color="auto" w:fill="D9D9D9"/>
         </w:rPr>
         <w:t>M</w:t>
       </w:r>
@@ -22459,7 +22459,7 @@
           <w:rFonts w:ascii="Times New Roman" w:eastAsia="宋体" w:hAnsi="Times New Roman" w:cs="Times New Roman"/>
           <w:sz w:val="21"/>
           <w:szCs w:val="21"/>
-          <w:bdr w:val="single" w:sz="8" w:space="0" w:color="auto"/>
+          <w:shd w:val="clear" w:color="auto" w:fill="D9D9D9"/>
         </w:rPr>
         <w:t>|||</w:t>
       </w:r>
@@ -22469,7 +22469,7 @@
           <w:i/>
           <w:sz w:val="21"/>
           <w:szCs w:val="21"/>
-          <w:bdr w:val="single" w:sz="8" w:space="0" w:color="auto"/>
+          <w:shd w:val="clear" w:color="auto" w:fill="D9D9D9"/>
         </w:rPr>
         <w:t>MF</w:t>
       </w:r>
@@ -22478,7 +22478,7 @@
           <w:rFonts w:ascii="Times New Roman" w:eastAsia="宋体" w:hAnsi="Times New Roman" w:cs="Times New Roman"/>
           <w:sz w:val="21"/>
           <w:szCs w:val="21"/>
-          <w:bdr w:val="single" w:sz="8" w:space="0" w:color="auto"/>
+          <w:shd w:val="clear" w:color="auto" w:fill="D9D9D9"/>
         </w:rPr>
         <w:t>₁|-|</w:t>
       </w:r>
@@ -22488,7 +22488,7 @@
           <w:i/>
           <w:sz w:val="21"/>
           <w:szCs w:val="21"/>
-          <w:bdr w:val="single" w:sz="8" w:space="0" w:color="auto"/>
+          <w:shd w:val="clear" w:color="auto" w:fill="D9D9D9"/>
         </w:rPr>
         <w:t>MF</w:t>
       </w:r>
@@ -22497,7 +22497,7 @@
           <w:rFonts w:ascii="Times New Roman" w:eastAsia="宋体" w:hAnsi="Times New Roman" w:cs="Times New Roman"/>
           <w:sz w:val="21"/>
           <w:szCs w:val="21"/>
-          <w:bdr w:val="single" w:sz="8" w:space="0" w:color="auto"/>
+          <w:shd w:val="clear" w:color="auto" w:fill="D9D9D9"/>
         </w:rPr>
         <w:t>₂||=2</w:t>
       </w:r>
@@ -22507,7 +22507,7 @@
           <w:i/>
           <w:sz w:val="21"/>
           <w:szCs w:val="21"/>
-          <w:bdr w:val="single" w:sz="8" w:space="0" w:color="auto"/>
+          <w:shd w:val="clear" w:color="auto" w:fill="D9D9D9"/>
         </w:rPr>
         <w:t>a</w:t>
       </w:r>
@@ -22516,7 +22516,7 @@
           <w:rFonts w:ascii="Times New Roman" w:eastAsia="宋体" w:hAnsi="Times New Roman" w:cs="Times New Roman"/>
           <w:sz w:val="21"/>
           <w:szCs w:val="21"/>
-          <w:bdr w:val="single" w:sz="8" w:space="0" w:color="auto"/>
+          <w:shd w:val="clear" w:color="auto" w:fill="D9D9D9"/>
         </w:rPr>
         <w:t>,0&lt;2</w:t>
       </w:r>
@@ -22526,7 +22526,7 @@
           <w:i/>
           <w:sz w:val="21"/>
           <w:szCs w:val="21"/>
-          <w:bdr w:val="single" w:sz="8" w:space="0" w:color="auto"/>
+          <w:shd w:val="clear" w:color="auto" w:fill="D9D9D9"/>
         </w:rPr>
         <w:t>a</w:t>
       </w:r>
@@ -22535,7 +22535,7 @@
           <w:rFonts w:ascii="Times New Roman" w:eastAsia="宋体" w:hAnsi="Times New Roman" w:cs="Times New Roman"/>
           <w:sz w:val="21"/>
           <w:szCs w:val="21"/>
-          <w:bdr w:val="single" w:sz="8" w:space="0" w:color="auto"/>
+          <w:shd w:val="clear" w:color="auto" w:fill="D9D9D9"/>
         </w:rPr>
         <w:t>&lt;|</w:t>
       </w:r>
@@ -22545,7 +22545,7 @@
           <w:i/>
           <w:sz w:val="21"/>
           <w:szCs w:val="21"/>
-          <w:bdr w:val="single" w:sz="8" w:space="0" w:color="auto"/>
+          <w:shd w:val="clear" w:color="auto" w:fill="D9D9D9"/>
         </w:rPr>
         <w:t>F</w:t>
       </w:r>
@@ -22554,7 +22554,7 @@
           <w:rFonts w:ascii="Times New Roman" w:eastAsia="宋体" w:hAnsi="Times New Roman" w:cs="Times New Roman"/>
           <w:sz w:val="21"/>
           <w:szCs w:val="21"/>
-          <w:bdr w:val="single" w:sz="8" w:space="0" w:color="auto"/>
+          <w:shd w:val="clear" w:color="auto" w:fill="D9D9D9"/>
         </w:rPr>
         <w:t>₁</w:t>
       </w:r>
@@ -22564,7 +22564,7 @@
           <w:i/>
           <w:sz w:val="21"/>
           <w:szCs w:val="21"/>
-          <w:bdr w:val="single" w:sz="8" w:space="0" w:color="auto"/>
+          <w:shd w:val="clear" w:color="auto" w:fill="D9D9D9"/>
         </w:rPr>
         <w:t>F</w:t>
       </w:r>
@@ -22573,7 +22573,7 @@
           <w:rFonts w:ascii="Times New Roman" w:eastAsia="宋体" w:hAnsi="Times New Roman" w:cs="Times New Roman"/>
           <w:sz w:val="21"/>
           <w:szCs w:val="21"/>
-          <w:bdr w:val="single" w:sz="8" w:space="0" w:color="auto"/>
+          <w:shd w:val="clear" w:color="auto" w:fill="D9D9D9"/>
         </w:rPr>
         <w:t>₂|}</w:t>
       </w:r>
@@ -22840,7 +22840,7 @@
                 <w:i/>
                 <w:sz w:val="21"/>
                 <w:szCs w:val="21"/>
-                <w:bdr w:val="single" w:sz="8" w:space="0" w:color="auto"/>
+                <w:shd w:val="clear" w:color="auto" w:fill="D9D9D9"/>
               </w:rPr>
               <w:t>x</w:t>
             </w:r>
@@ -22849,7 +22849,7 @@
                 <w:rFonts w:ascii="Times New Roman" w:eastAsia="宋体" w:hAnsi="Times New Roman" w:cs="Times New Roman"/>
                 <w:sz w:val="21"/>
                 <w:szCs w:val="21"/>
-                <w:bdr w:val="single" w:sz="8" w:space="0" w:color="auto"/>
+                <w:shd w:val="clear" w:color="auto" w:fill="D9D9D9"/>
               </w:rPr>
               <w:t>²/</w:t>
             </w:r>
@@ -22859,7 +22859,7 @@
                 <w:i/>
                 <w:sz w:val="21"/>
                 <w:szCs w:val="21"/>
-                <w:bdr w:val="single" w:sz="8" w:space="0" w:color="auto"/>
+                <w:shd w:val="clear" w:color="auto" w:fill="D9D9D9"/>
               </w:rPr>
               <w:t>a</w:t>
             </w:r>
@@ -22868,7 +22868,7 @@
                 <w:rFonts w:ascii="Times New Roman" w:eastAsia="宋体" w:hAnsi="Times New Roman" w:cs="Times New Roman"/>
                 <w:sz w:val="21"/>
                 <w:szCs w:val="21"/>
-                <w:bdr w:val="single" w:sz="8" w:space="0" w:color="auto"/>
+                <w:shd w:val="clear" w:color="auto" w:fill="D9D9D9"/>
               </w:rPr>
               <w:t>²-</w:t>
             </w:r>
@@ -22878,7 +22878,7 @@
                 <w:i/>
                 <w:sz w:val="21"/>
                 <w:szCs w:val="21"/>
-                <w:bdr w:val="single" w:sz="8" w:space="0" w:color="auto"/>
+                <w:shd w:val="clear" w:color="auto" w:fill="D9D9D9"/>
               </w:rPr>
               <w:t>y</w:t>
             </w:r>
@@ -22887,7 +22887,7 @@
                 <w:rFonts w:ascii="Times New Roman" w:eastAsia="宋体" w:hAnsi="Times New Roman" w:cs="Times New Roman"/>
                 <w:sz w:val="21"/>
                 <w:szCs w:val="21"/>
-                <w:bdr w:val="single" w:sz="8" w:space="0" w:color="auto"/>
+                <w:shd w:val="clear" w:color="auto" w:fill="D9D9D9"/>
               </w:rPr>
               <w:t>²/</w:t>
             </w:r>
@@ -22897,7 +22897,7 @@
                 <w:i/>
                 <w:sz w:val="21"/>
                 <w:szCs w:val="21"/>
-                <w:bdr w:val="single" w:sz="8" w:space="0" w:color="auto"/>
+                <w:shd w:val="clear" w:color="auto" w:fill="D9D9D9"/>
               </w:rPr>
               <w:t>b</w:t>
             </w:r>
@@ -22906,7 +22906,7 @@
                 <w:rFonts w:ascii="Times New Roman" w:eastAsia="宋体" w:hAnsi="Times New Roman" w:cs="Times New Roman"/>
                 <w:sz w:val="21"/>
                 <w:szCs w:val="21"/>
-                <w:bdr w:val="single" w:sz="8" w:space="0" w:color="auto"/>
+                <w:shd w:val="clear" w:color="auto" w:fill="D9D9D9"/>
               </w:rPr>
               <w:t>²=1(</w:t>
             </w:r>
@@ -22916,7 +22916,7 @@
                 <w:i/>
                 <w:sz w:val="21"/>
                 <w:szCs w:val="21"/>
-                <w:bdr w:val="single" w:sz="8" w:space="0" w:color="auto"/>
+                <w:shd w:val="clear" w:color="auto" w:fill="D9D9D9"/>
               </w:rPr>
               <w:t>a</w:t>
             </w:r>
@@ -22925,7 +22925,7 @@
                 <w:rFonts w:ascii="Times New Roman" w:eastAsia="宋体" w:hAnsi="Times New Roman" w:cs="Times New Roman"/>
                 <w:sz w:val="21"/>
                 <w:szCs w:val="21"/>
-                <w:bdr w:val="single" w:sz="8" w:space="0" w:color="auto"/>
+                <w:shd w:val="clear" w:color="auto" w:fill="D9D9D9"/>
               </w:rPr>
               <w:t>&gt;0,</w:t>
             </w:r>
@@ -22935,7 +22935,7 @@
                 <w:i/>
                 <w:sz w:val="21"/>
                 <w:szCs w:val="21"/>
-                <w:bdr w:val="single" w:sz="8" w:space="0" w:color="auto"/>
+                <w:shd w:val="clear" w:color="auto" w:fill="D9D9D9"/>
               </w:rPr>
               <w:t>b</w:t>
             </w:r>
@@ -22944,7 +22944,7 @@
                 <w:rFonts w:ascii="Times New Roman" w:eastAsia="宋体" w:hAnsi="Times New Roman" w:cs="Times New Roman"/>
                 <w:sz w:val="21"/>
                 <w:szCs w:val="21"/>
-                <w:bdr w:val="single" w:sz="8" w:space="0" w:color="auto"/>
+                <w:shd w:val="clear" w:color="auto" w:fill="D9D9D9"/>
               </w:rPr>
               <w:t>&gt;0)</w:t>
             </w:r>
@@ -22980,7 +22980,7 @@
                 <w:i/>
                 <w:sz w:val="21"/>
                 <w:szCs w:val="21"/>
-                <w:bdr w:val="single" w:sz="8" w:space="0" w:color="auto"/>
+                <w:shd w:val="clear" w:color="auto" w:fill="D9D9D9"/>
               </w:rPr>
               <w:t>y</w:t>
             </w:r>
@@ -22989,7 +22989,7 @@
                 <w:rFonts w:ascii="Times New Roman" w:eastAsia="宋体" w:hAnsi="Times New Roman" w:cs="Times New Roman"/>
                 <w:sz w:val="21"/>
                 <w:szCs w:val="21"/>
-                <w:bdr w:val="single" w:sz="8" w:space="0" w:color="auto"/>
+                <w:shd w:val="clear" w:color="auto" w:fill="D9D9D9"/>
               </w:rPr>
               <w:t>²/</w:t>
             </w:r>
@@ -22999,7 +22999,7 @@
                 <w:i/>
                 <w:sz w:val="21"/>
                 <w:szCs w:val="21"/>
-                <w:bdr w:val="single" w:sz="8" w:space="0" w:color="auto"/>
+                <w:shd w:val="clear" w:color="auto" w:fill="D9D9D9"/>
               </w:rPr>
               <w:t>a</w:t>
             </w:r>
@@ -23008,7 +23008,7 @@
                 <w:rFonts w:ascii="Times New Roman" w:eastAsia="宋体" w:hAnsi="Times New Roman" w:cs="Times New Roman"/>
                 <w:sz w:val="21"/>
                 <w:szCs w:val="21"/>
-                <w:bdr w:val="single" w:sz="8" w:space="0" w:color="auto"/>
+                <w:shd w:val="clear" w:color="auto" w:fill="D9D9D9"/>
               </w:rPr>
               <w:t>²-</w:t>
             </w:r>
@@ -23018,7 +23018,7 @@
                 <w:i/>
                 <w:sz w:val="21"/>
                 <w:szCs w:val="21"/>
-                <w:bdr w:val="single" w:sz="8" w:space="0" w:color="auto"/>
+                <w:shd w:val="clear" w:color="auto" w:fill="D9D9D9"/>
               </w:rPr>
               <w:t>x</w:t>
             </w:r>
@@ -23027,7 +23027,7 @@
                 <w:rFonts w:ascii="Times New Roman" w:eastAsia="宋体" w:hAnsi="Times New Roman" w:cs="Times New Roman"/>
                 <w:sz w:val="21"/>
                 <w:szCs w:val="21"/>
-                <w:bdr w:val="single" w:sz="8" w:space="0" w:color="auto"/>
+                <w:shd w:val="clear" w:color="auto" w:fill="D9D9D9"/>
               </w:rPr>
               <w:t>²/</w:t>
             </w:r>
@@ -23037,7 +23037,7 @@
                 <w:i/>
                 <w:sz w:val="21"/>
                 <w:szCs w:val="21"/>
-                <w:bdr w:val="single" w:sz="8" w:space="0" w:color="auto"/>
+                <w:shd w:val="clear" w:color="auto" w:fill="D9D9D9"/>
               </w:rPr>
               <w:t>b</w:t>
             </w:r>
@@ -23046,7 +23046,7 @@
                 <w:rFonts w:ascii="Times New Roman" w:eastAsia="宋体" w:hAnsi="Times New Roman" w:cs="Times New Roman"/>
                 <w:sz w:val="21"/>
                 <w:szCs w:val="21"/>
-                <w:bdr w:val="single" w:sz="8" w:space="0" w:color="auto"/>
+                <w:shd w:val="clear" w:color="auto" w:fill="D9D9D9"/>
               </w:rPr>
               <w:t>²=1(</w:t>
             </w:r>
@@ -23056,7 +23056,7 @@
                 <w:i/>
                 <w:sz w:val="21"/>
                 <w:szCs w:val="21"/>
-                <w:bdr w:val="single" w:sz="8" w:space="0" w:color="auto"/>
+                <w:shd w:val="clear" w:color="auto" w:fill="D9D9D9"/>
               </w:rPr>
               <w:t>a</w:t>
             </w:r>
@@ -23065,7 +23065,7 @@
                 <w:rFonts w:ascii="Times New Roman" w:eastAsia="宋体" w:hAnsi="Times New Roman" w:cs="Times New Roman"/>
                 <w:sz w:val="21"/>
                 <w:szCs w:val="21"/>
-                <w:bdr w:val="single" w:sz="8" w:space="0" w:color="auto"/>
+                <w:shd w:val="clear" w:color="auto" w:fill="D9D9D9"/>
               </w:rPr>
               <w:t>&gt;0,</w:t>
             </w:r>
@@ -23075,7 +23075,7 @@
                 <w:i/>
                 <w:sz w:val="21"/>
                 <w:szCs w:val="21"/>
-                <w:bdr w:val="single" w:sz="8" w:space="0" w:color="auto"/>
+                <w:shd w:val="clear" w:color="auto" w:fill="D9D9D9"/>
               </w:rPr>
               <w:t>b</w:t>
             </w:r>
@@ -23084,7 +23084,7 @@
                 <w:rFonts w:ascii="Times New Roman" w:eastAsia="宋体" w:hAnsi="Times New Roman" w:cs="Times New Roman"/>
                 <w:sz w:val="21"/>
                 <w:szCs w:val="21"/>
-                <w:bdr w:val="single" w:sz="8" w:space="0" w:color="auto"/>
+                <w:shd w:val="clear" w:color="auto" w:fill="D9D9D9"/>
               </w:rPr>
               <w:t>&gt;0)</w:t>
             </w:r>
@@ -23350,7 +23350,7 @@
                 <w:i/>
                 <w:sz w:val="21"/>
                 <w:szCs w:val="21"/>
-                <w:bdr w:val="single" w:sz="8" w:space="0" w:color="auto"/>
+                <w:shd w:val="clear" w:color="auto" w:fill="D9D9D9"/>
               </w:rPr>
               <w:t>F</w:t>
             </w:r>
@@ -23359,7 +23359,7 @@
                 <w:rFonts w:ascii="Times New Roman" w:eastAsia="宋体" w:hAnsi="Times New Roman" w:cs="Times New Roman"/>
                 <w:sz w:val="21"/>
                 <w:szCs w:val="21"/>
-                <w:bdr w:val="single" w:sz="8" w:space="0" w:color="auto"/>
+                <w:shd w:val="clear" w:color="auto" w:fill="D9D9D9"/>
               </w:rPr>
               <w:t>₁(-</w:t>
             </w:r>
@@ -23369,7 +23369,7 @@
                 <w:i/>
                 <w:sz w:val="21"/>
                 <w:szCs w:val="21"/>
-                <w:bdr w:val="single" w:sz="8" w:space="0" w:color="auto"/>
+                <w:shd w:val="clear" w:color="auto" w:fill="D9D9D9"/>
               </w:rPr>
               <w:t>c</w:t>
             </w:r>
@@ -23378,7 +23378,7 @@
                 <w:rFonts w:ascii="Times New Roman" w:eastAsia="宋体" w:hAnsi="Times New Roman" w:cs="Times New Roman"/>
                 <w:sz w:val="21"/>
                 <w:szCs w:val="21"/>
-                <w:bdr w:val="single" w:sz="8" w:space="0" w:color="auto"/>
+                <w:shd w:val="clear" w:color="auto" w:fill="D9D9D9"/>
               </w:rPr>
               <w:t>,0)</w:t>
             </w:r>
@@ -23387,7 +23387,7 @@
                 <w:rFonts w:ascii="Times New Roman" w:eastAsia="宋体" w:hAnsi="Times New Roman" w:cs="Times New Roman"/>
                 <w:sz w:val="21"/>
                 <w:szCs w:val="21"/>
-                <w:bdr w:val="single" w:sz="8" w:space="0" w:color="auto"/>
+                <w:shd w:val="clear" w:color="auto" w:fill="D9D9D9"/>
               </w:rPr>
               <w:t>，</w:t>
             </w:r>
@@ -23397,7 +23397,7 @@
                 <w:i/>
                 <w:sz w:val="21"/>
                 <w:szCs w:val="21"/>
-                <w:bdr w:val="single" w:sz="8" w:space="0" w:color="auto"/>
+                <w:shd w:val="clear" w:color="auto" w:fill="D9D9D9"/>
               </w:rPr>
               <w:t>F</w:t>
             </w:r>
@@ -23406,7 +23406,7 @@
                 <w:rFonts w:ascii="Times New Roman" w:eastAsia="宋体" w:hAnsi="Times New Roman" w:cs="Times New Roman"/>
                 <w:sz w:val="21"/>
                 <w:szCs w:val="21"/>
-                <w:bdr w:val="single" w:sz="8" w:space="0" w:color="auto"/>
+                <w:shd w:val="clear" w:color="auto" w:fill="D9D9D9"/>
               </w:rPr>
               <w:t>₂(</w:t>
             </w:r>
@@ -23416,7 +23416,7 @@
                 <w:i/>
                 <w:sz w:val="21"/>
                 <w:szCs w:val="21"/>
-                <w:bdr w:val="single" w:sz="8" w:space="0" w:color="auto"/>
+                <w:shd w:val="clear" w:color="auto" w:fill="D9D9D9"/>
               </w:rPr>
               <w:t>c</w:t>
             </w:r>
@@ -23425,7 +23425,7 @@
                 <w:rFonts w:ascii="Times New Roman" w:eastAsia="宋体" w:hAnsi="Times New Roman" w:cs="Times New Roman"/>
                 <w:sz w:val="21"/>
                 <w:szCs w:val="21"/>
-                <w:bdr w:val="single" w:sz="8" w:space="0" w:color="auto"/>
+                <w:shd w:val="clear" w:color="auto" w:fill="D9D9D9"/>
               </w:rPr>
               <w:t>,0)</w:t>
             </w:r>
@@ -23461,7 +23461,7 @@
                 <w:i/>
                 <w:sz w:val="21"/>
                 <w:szCs w:val="21"/>
-                <w:bdr w:val="single" w:sz="8" w:space="0" w:color="auto"/>
+                <w:shd w:val="clear" w:color="auto" w:fill="D9D9D9"/>
               </w:rPr>
               <w:t>F</w:t>
             </w:r>
@@ -23470,7 +23470,7 @@
                 <w:rFonts w:ascii="Times New Roman" w:eastAsia="宋体" w:hAnsi="Times New Roman" w:cs="Times New Roman"/>
                 <w:sz w:val="21"/>
                 <w:szCs w:val="21"/>
-                <w:bdr w:val="single" w:sz="8" w:space="0" w:color="auto"/>
+                <w:shd w:val="clear" w:color="auto" w:fill="D9D9D9"/>
               </w:rPr>
               <w:t>₁(0,-</w:t>
             </w:r>
@@ -23480,7 +23480,7 @@
                 <w:i/>
                 <w:sz w:val="21"/>
                 <w:szCs w:val="21"/>
-                <w:bdr w:val="single" w:sz="8" w:space="0" w:color="auto"/>
+                <w:shd w:val="clear" w:color="auto" w:fill="D9D9D9"/>
               </w:rPr>
               <w:t>c</w:t>
             </w:r>
@@ -23489,7 +23489,7 @@
                 <w:rFonts w:ascii="Times New Roman" w:eastAsia="宋体" w:hAnsi="Times New Roman" w:cs="Times New Roman"/>
                 <w:sz w:val="21"/>
                 <w:szCs w:val="21"/>
-                <w:bdr w:val="single" w:sz="8" w:space="0" w:color="auto"/>
+                <w:shd w:val="clear" w:color="auto" w:fill="D9D9D9"/>
               </w:rPr>
               <w:t>)</w:t>
             </w:r>
@@ -23498,7 +23498,7 @@
                 <w:rFonts w:ascii="Times New Roman" w:eastAsia="宋体" w:hAnsi="Times New Roman" w:cs="Times New Roman"/>
                 <w:sz w:val="21"/>
                 <w:szCs w:val="21"/>
-                <w:bdr w:val="single" w:sz="8" w:space="0" w:color="auto"/>
+                <w:shd w:val="clear" w:color="auto" w:fill="D9D9D9"/>
               </w:rPr>
               <w:t>，</w:t>
             </w:r>
@@ -23508,7 +23508,7 @@
                 <w:i/>
                 <w:sz w:val="21"/>
                 <w:szCs w:val="21"/>
-                <w:bdr w:val="single" w:sz="8" w:space="0" w:color="auto"/>
+                <w:shd w:val="clear" w:color="auto" w:fill="D9D9D9"/>
               </w:rPr>
               <w:t>F</w:t>
             </w:r>
@@ -23517,7 +23517,7 @@
                 <w:rFonts w:ascii="Times New Roman" w:eastAsia="宋体" w:hAnsi="Times New Roman" w:cs="Times New Roman"/>
                 <w:sz w:val="21"/>
                 <w:szCs w:val="21"/>
-                <w:bdr w:val="single" w:sz="8" w:space="0" w:color="auto"/>
+                <w:shd w:val="clear" w:color="auto" w:fill="D9D9D9"/>
               </w:rPr>
               <w:t>₂(0,</w:t>
             </w:r>
@@ -23527,7 +23527,7 @@
                 <w:i/>
                 <w:sz w:val="21"/>
                 <w:szCs w:val="21"/>
-                <w:bdr w:val="single" w:sz="8" w:space="0" w:color="auto"/>
+                <w:shd w:val="clear" w:color="auto" w:fill="D9D9D9"/>
               </w:rPr>
               <w:t>c</w:t>
             </w:r>
@@ -23536,7 +23536,7 @@
                 <w:rFonts w:ascii="Times New Roman" w:eastAsia="宋体" w:hAnsi="Times New Roman" w:cs="Times New Roman"/>
                 <w:sz w:val="21"/>
                 <w:szCs w:val="21"/>
-                <w:bdr w:val="single" w:sz="8" w:space="0" w:color="auto"/>
+                <w:shd w:val="clear" w:color="auto" w:fill="D9D9D9"/>
               </w:rPr>
               <w:t>)</w:t>
             </w:r>
@@ -23608,7 +23608,7 @@
                 <w:rFonts w:ascii="Times New Roman" w:eastAsia="宋体" w:hAnsi="Times New Roman" w:cs="Times New Roman"/>
                 <w:sz w:val="21"/>
                 <w:szCs w:val="21"/>
-                <w:bdr w:val="single" w:sz="8" w:space="0" w:color="auto"/>
+                <w:shd w:val="clear" w:color="auto" w:fill="D9D9D9"/>
               </w:rPr>
               <w:t>|</w:t>
             </w:r>
@@ -23618,7 +23618,7 @@
                 <w:i/>
                 <w:sz w:val="21"/>
                 <w:szCs w:val="21"/>
-                <w:bdr w:val="single" w:sz="8" w:space="0" w:color="auto"/>
+                <w:shd w:val="clear" w:color="auto" w:fill="D9D9D9"/>
               </w:rPr>
               <w:t>F</w:t>
             </w:r>
@@ -23627,7 +23627,7 @@
                 <w:rFonts w:ascii="Times New Roman" w:eastAsia="宋体" w:hAnsi="Times New Roman" w:cs="Times New Roman"/>
                 <w:sz w:val="21"/>
                 <w:szCs w:val="21"/>
-                <w:bdr w:val="single" w:sz="8" w:space="0" w:color="auto"/>
+                <w:shd w:val="clear" w:color="auto" w:fill="D9D9D9"/>
               </w:rPr>
               <w:t>₁</w:t>
             </w:r>
@@ -23637,7 +23637,7 @@
                 <w:i/>
                 <w:sz w:val="21"/>
                 <w:szCs w:val="21"/>
-                <w:bdr w:val="single" w:sz="8" w:space="0" w:color="auto"/>
+                <w:shd w:val="clear" w:color="auto" w:fill="D9D9D9"/>
               </w:rPr>
               <w:t>F</w:t>
             </w:r>
@@ -23646,7 +23646,7 @@
                 <w:rFonts w:ascii="Times New Roman" w:eastAsia="宋体" w:hAnsi="Times New Roman" w:cs="Times New Roman"/>
                 <w:sz w:val="21"/>
                 <w:szCs w:val="21"/>
-                <w:bdr w:val="single" w:sz="8" w:space="0" w:color="auto"/>
+                <w:shd w:val="clear" w:color="auto" w:fill="D9D9D9"/>
               </w:rPr>
               <w:t>₂|=2</w:t>
             </w:r>
@@ -23656,7 +23656,7 @@
                 <w:i/>
                 <w:sz w:val="21"/>
                 <w:szCs w:val="21"/>
-                <w:bdr w:val="single" w:sz="8" w:space="0" w:color="auto"/>
+                <w:shd w:val="clear" w:color="auto" w:fill="D9D9D9"/>
               </w:rPr>
               <w:t>c</w:t>
             </w:r>
@@ -23769,7 +23769,7 @@
                 <w:i/>
                 <w:sz w:val="21"/>
                 <w:szCs w:val="21"/>
-                <w:bdr w:val="single" w:sz="8" w:space="0" w:color="auto"/>
+                <w:shd w:val="clear" w:color="auto" w:fill="D9D9D9"/>
               </w:rPr>
               <w:t>c</w:t>
             </w:r>
@@ -23778,7 +23778,7 @@
                 <w:rFonts w:ascii="Times New Roman" w:eastAsia="宋体" w:hAnsi="Times New Roman" w:cs="Times New Roman"/>
                 <w:sz w:val="21"/>
                 <w:szCs w:val="21"/>
-                <w:bdr w:val="single" w:sz="8" w:space="0" w:color="auto"/>
+                <w:shd w:val="clear" w:color="auto" w:fill="D9D9D9"/>
               </w:rPr>
               <w:t>²=</w:t>
             </w:r>
@@ -23788,7 +23788,7 @@
                 <w:i/>
                 <w:sz w:val="21"/>
                 <w:szCs w:val="21"/>
-                <w:bdr w:val="single" w:sz="8" w:space="0" w:color="auto"/>
+                <w:shd w:val="clear" w:color="auto" w:fill="D9D9D9"/>
               </w:rPr>
               <w:t>a2</w:t>
             </w:r>
@@ -23797,7 +23797,7 @@
                 <w:rFonts w:ascii="Times New Roman" w:eastAsia="宋体" w:hAnsi="Times New Roman" w:cs="Times New Roman"/>
                 <w:sz w:val="21"/>
                 <w:szCs w:val="21"/>
-                <w:bdr w:val="single" w:sz="8" w:space="0" w:color="auto"/>
+                <w:shd w:val="clear" w:color="auto" w:fill="D9D9D9"/>
               </w:rPr>
               <w:t>+</w:t>
             </w:r>
@@ -23807,7 +23807,7 @@
                 <w:i/>
                 <w:sz w:val="21"/>
                 <w:szCs w:val="21"/>
-                <w:bdr w:val="single" w:sz="8" w:space="0" w:color="auto"/>
+                <w:shd w:val="clear" w:color="auto" w:fill="D9D9D9"/>
               </w:rPr>
               <w:t>b2</w:t>
             </w:r>
@@ -24092,7 +24092,7 @@
                 <w:i/>
                 <w:sz w:val="21"/>
                 <w:szCs w:val="21"/>
-                <w:bdr w:val="single" w:sz="8" w:space="0" w:color="auto"/>
+                <w:shd w:val="clear" w:color="auto" w:fill="D9D9D9"/>
               </w:rPr>
               <w:t>x</w:t>
             </w:r>
@@ -24101,7 +24101,7 @@
                 <w:rFonts w:ascii="Times New Roman" w:eastAsia="宋体" w:hAnsi="Times New Roman" w:cs="Times New Roman"/>
                 <w:sz w:val="21"/>
                 <w:szCs w:val="21"/>
-                <w:bdr w:val="single" w:sz="8" w:space="0" w:color="auto"/>
+                <w:shd w:val="clear" w:color="auto" w:fill="D9D9D9"/>
               </w:rPr>
               <w:t>²/</w:t>
             </w:r>
@@ -24111,7 +24111,7 @@
                 <w:i/>
                 <w:sz w:val="21"/>
                 <w:szCs w:val="21"/>
-                <w:bdr w:val="single" w:sz="8" w:space="0" w:color="auto"/>
+                <w:shd w:val="clear" w:color="auto" w:fill="D9D9D9"/>
               </w:rPr>
               <w:t>a</w:t>
             </w:r>
@@ -24120,7 +24120,7 @@
                 <w:rFonts w:ascii="Times New Roman" w:eastAsia="宋体" w:hAnsi="Times New Roman" w:cs="Times New Roman"/>
                 <w:sz w:val="21"/>
                 <w:szCs w:val="21"/>
-                <w:bdr w:val="single" w:sz="8" w:space="0" w:color="auto"/>
+                <w:shd w:val="clear" w:color="auto" w:fill="D9D9D9"/>
               </w:rPr>
               <w:t>²-</w:t>
             </w:r>
@@ -24130,7 +24130,7 @@
                 <w:i/>
                 <w:sz w:val="21"/>
                 <w:szCs w:val="21"/>
-                <w:bdr w:val="single" w:sz="8" w:space="0" w:color="auto"/>
+                <w:shd w:val="clear" w:color="auto" w:fill="D9D9D9"/>
               </w:rPr>
               <w:t>y</w:t>
             </w:r>
@@ -24139,7 +24139,7 @@
                 <w:rFonts w:ascii="Times New Roman" w:eastAsia="宋体" w:hAnsi="Times New Roman" w:cs="Times New Roman"/>
                 <w:sz w:val="21"/>
                 <w:szCs w:val="21"/>
-                <w:bdr w:val="single" w:sz="8" w:space="0" w:color="auto"/>
+                <w:shd w:val="clear" w:color="auto" w:fill="D9D9D9"/>
               </w:rPr>
               <w:t>²/</w:t>
             </w:r>
@@ -24149,7 +24149,7 @@
                 <w:i/>
                 <w:sz w:val="21"/>
                 <w:szCs w:val="21"/>
-                <w:bdr w:val="single" w:sz="8" w:space="0" w:color="auto"/>
+                <w:shd w:val="clear" w:color="auto" w:fill="D9D9D9"/>
               </w:rPr>
               <w:t>b</w:t>
             </w:r>
@@ -24158,7 +24158,7 @@
                 <w:rFonts w:ascii="Times New Roman" w:eastAsia="宋体" w:hAnsi="Times New Roman" w:cs="Times New Roman"/>
                 <w:sz w:val="21"/>
                 <w:szCs w:val="21"/>
-                <w:bdr w:val="single" w:sz="8" w:space="0" w:color="auto"/>
+                <w:shd w:val="clear" w:color="auto" w:fill="D9D9D9"/>
               </w:rPr>
               <w:t>²=1(</w:t>
             </w:r>
@@ -24168,7 +24168,7 @@
                 <w:i/>
                 <w:sz w:val="21"/>
                 <w:szCs w:val="21"/>
-                <w:bdr w:val="single" w:sz="8" w:space="0" w:color="auto"/>
+                <w:shd w:val="clear" w:color="auto" w:fill="D9D9D9"/>
               </w:rPr>
               <w:t>a</w:t>
             </w:r>
@@ -24177,7 +24177,7 @@
                 <w:rFonts w:ascii="Times New Roman" w:eastAsia="宋体" w:hAnsi="Times New Roman" w:cs="Times New Roman"/>
                 <w:sz w:val="21"/>
                 <w:szCs w:val="21"/>
-                <w:bdr w:val="single" w:sz="8" w:space="0" w:color="auto"/>
+                <w:shd w:val="clear" w:color="auto" w:fill="D9D9D9"/>
               </w:rPr>
               <w:t>&gt;0,</w:t>
             </w:r>
@@ -24187,7 +24187,7 @@
                 <w:i/>
                 <w:sz w:val="21"/>
                 <w:szCs w:val="21"/>
-                <w:bdr w:val="single" w:sz="8" w:space="0" w:color="auto"/>
+                <w:shd w:val="clear" w:color="auto" w:fill="D9D9D9"/>
               </w:rPr>
               <w:t>b</w:t>
             </w:r>
@@ -24196,7 +24196,7 @@
                 <w:rFonts w:ascii="Times New Roman" w:eastAsia="宋体" w:hAnsi="Times New Roman" w:cs="Times New Roman"/>
                 <w:sz w:val="21"/>
                 <w:szCs w:val="21"/>
-                <w:bdr w:val="single" w:sz="8" w:space="0" w:color="auto"/>
+                <w:shd w:val="clear" w:color="auto" w:fill="D9D9D9"/>
               </w:rPr>
               <w:t>&gt;0)</w:t>
             </w:r>
@@ -24232,7 +24232,7 @@
                 <w:i/>
                 <w:sz w:val="21"/>
                 <w:szCs w:val="21"/>
-                <w:bdr w:val="single" w:sz="8" w:space="0" w:color="auto"/>
+                <w:shd w:val="clear" w:color="auto" w:fill="D9D9D9"/>
               </w:rPr>
               <w:t>y</w:t>
             </w:r>
@@ -24241,7 +24241,7 @@
                 <w:rFonts w:ascii="Times New Roman" w:eastAsia="宋体" w:hAnsi="Times New Roman" w:cs="Times New Roman"/>
                 <w:sz w:val="21"/>
                 <w:szCs w:val="21"/>
-                <w:bdr w:val="single" w:sz="8" w:space="0" w:color="auto"/>
+                <w:shd w:val="clear" w:color="auto" w:fill="D9D9D9"/>
               </w:rPr>
               <w:t>²/</w:t>
             </w:r>
@@ -24251,7 +24251,7 @@
                 <w:i/>
                 <w:sz w:val="21"/>
                 <w:szCs w:val="21"/>
-                <w:bdr w:val="single" w:sz="8" w:space="0" w:color="auto"/>
+                <w:shd w:val="clear" w:color="auto" w:fill="D9D9D9"/>
               </w:rPr>
               <w:t>a</w:t>
             </w:r>
@@ -24260,7 +24260,7 @@
                 <w:rFonts w:ascii="Times New Roman" w:eastAsia="宋体" w:hAnsi="Times New Roman" w:cs="Times New Roman"/>
                 <w:sz w:val="21"/>
                 <w:szCs w:val="21"/>
-                <w:bdr w:val="single" w:sz="8" w:space="0" w:color="auto"/>
+                <w:shd w:val="clear" w:color="auto" w:fill="D9D9D9"/>
               </w:rPr>
               <w:t>²-</w:t>
             </w:r>
@@ -24270,7 +24270,7 @@
                 <w:i/>
                 <w:sz w:val="21"/>
                 <w:szCs w:val="21"/>
-                <w:bdr w:val="single" w:sz="8" w:space="0" w:color="auto"/>
+                <w:shd w:val="clear" w:color="auto" w:fill="D9D9D9"/>
               </w:rPr>
               <w:t>x</w:t>
             </w:r>
@@ -24279,7 +24279,7 @@
                 <w:rFonts w:ascii="Times New Roman" w:eastAsia="宋体" w:hAnsi="Times New Roman" w:cs="Times New Roman"/>
                 <w:sz w:val="21"/>
                 <w:szCs w:val="21"/>
-                <w:bdr w:val="single" w:sz="8" w:space="0" w:color="auto"/>
+                <w:shd w:val="clear" w:color="auto" w:fill="D9D9D9"/>
               </w:rPr>
               <w:t>²/</w:t>
             </w:r>
@@ -24289,7 +24289,7 @@
                 <w:i/>
                 <w:sz w:val="21"/>
                 <w:szCs w:val="21"/>
-                <w:bdr w:val="single" w:sz="8" w:space="0" w:color="auto"/>
+                <w:shd w:val="clear" w:color="auto" w:fill="D9D9D9"/>
               </w:rPr>
               <w:t>b</w:t>
             </w:r>
@@ -24298,7 +24298,7 @@
                 <w:rFonts w:ascii="Times New Roman" w:eastAsia="宋体" w:hAnsi="Times New Roman" w:cs="Times New Roman"/>
                 <w:sz w:val="21"/>
                 <w:szCs w:val="21"/>
-                <w:bdr w:val="single" w:sz="8" w:space="0" w:color="auto"/>
+                <w:shd w:val="clear" w:color="auto" w:fill="D9D9D9"/>
               </w:rPr>
               <w:t>²=1(</w:t>
             </w:r>
@@ -24308,7 +24308,7 @@
                 <w:i/>
                 <w:sz w:val="21"/>
                 <w:szCs w:val="21"/>
-                <w:bdr w:val="single" w:sz="8" w:space="0" w:color="auto"/>
+                <w:shd w:val="clear" w:color="auto" w:fill="D9D9D9"/>
               </w:rPr>
               <w:t>a</w:t>
             </w:r>
@@ -24317,7 +24317,7 @@
                 <w:rFonts w:ascii="Times New Roman" w:eastAsia="宋体" w:hAnsi="Times New Roman" w:cs="Times New Roman"/>
                 <w:sz w:val="21"/>
                 <w:szCs w:val="21"/>
-                <w:bdr w:val="single" w:sz="8" w:space="0" w:color="auto"/>
+                <w:shd w:val="clear" w:color="auto" w:fill="D9D9D9"/>
               </w:rPr>
               <w:t>&gt;0,</w:t>
             </w:r>
@@ -24327,7 +24327,7 @@
                 <w:i/>
                 <w:sz w:val="21"/>
                 <w:szCs w:val="21"/>
-                <w:bdr w:val="single" w:sz="8" w:space="0" w:color="auto"/>
+                <w:shd w:val="clear" w:color="auto" w:fill="D9D9D9"/>
               </w:rPr>
               <w:t>b</w:t>
             </w:r>
@@ -24336,7 +24336,7 @@
                 <w:rFonts w:ascii="Times New Roman" w:eastAsia="宋体" w:hAnsi="Times New Roman" w:cs="Times New Roman"/>
                 <w:sz w:val="21"/>
                 <w:szCs w:val="21"/>
-                <w:bdr w:val="single" w:sz="8" w:space="0" w:color="auto"/>
+                <w:shd w:val="clear" w:color="auto" w:fill="D9D9D9"/>
               </w:rPr>
               <w:t>&gt;0)</w:t>
             </w:r>
@@ -24615,7 +24615,7 @@
                 <w:i/>
                 <w:sz w:val="21"/>
                 <w:szCs w:val="21"/>
-                <w:bdr w:val="single" w:sz="8" w:space="0" w:color="auto"/>
+                <w:shd w:val="clear" w:color="auto" w:fill="D9D9D9"/>
               </w:rPr>
               <w:t>x</w:t>
             </w:r>
@@ -24624,7 +24624,7 @@
                 <w:rFonts w:ascii="Times New Roman" w:eastAsia="宋体" w:hAnsi="Times New Roman" w:cs="Times New Roman"/>
                 <w:sz w:val="21"/>
                 <w:szCs w:val="21"/>
-                <w:bdr w:val="single" w:sz="8" w:space="0" w:color="auto"/>
+                <w:shd w:val="clear" w:color="auto" w:fill="D9D9D9"/>
               </w:rPr>
               <w:t>≤-</w:t>
             </w:r>
@@ -24634,7 +24634,7 @@
                 <w:i/>
                 <w:sz w:val="21"/>
                 <w:szCs w:val="21"/>
-                <w:bdr w:val="single" w:sz="8" w:space="0" w:color="auto"/>
+                <w:shd w:val="clear" w:color="auto" w:fill="D9D9D9"/>
               </w:rPr>
               <w:t>a</w:t>
             </w:r>
@@ -24643,7 +24643,7 @@
                 <w:rFonts w:ascii="Times New Roman" w:eastAsia="宋体" w:hAnsi="Times New Roman" w:cs="Times New Roman"/>
                 <w:sz w:val="21"/>
                 <w:szCs w:val="21"/>
-                <w:bdr w:val="single" w:sz="8" w:space="0" w:color="auto"/>
+                <w:shd w:val="clear" w:color="auto" w:fill="D9D9D9"/>
               </w:rPr>
               <w:t>或</w:t>
             </w:r>
@@ -24653,7 +24653,7 @@
                 <w:i/>
                 <w:sz w:val="21"/>
                 <w:szCs w:val="21"/>
-                <w:bdr w:val="single" w:sz="8" w:space="0" w:color="auto"/>
+                <w:shd w:val="clear" w:color="auto" w:fill="D9D9D9"/>
               </w:rPr>
               <w:t>x</w:t>
             </w:r>
@@ -24662,7 +24662,7 @@
                 <w:rFonts w:ascii="Times New Roman" w:eastAsia="宋体" w:hAnsi="Times New Roman" w:cs="Times New Roman"/>
                 <w:sz w:val="21"/>
                 <w:szCs w:val="21"/>
-                <w:bdr w:val="single" w:sz="8" w:space="0" w:color="auto"/>
+                <w:shd w:val="clear" w:color="auto" w:fill="D9D9D9"/>
               </w:rPr>
               <w:t>≥</w:t>
             </w:r>
@@ -24672,7 +24672,7 @@
                 <w:i/>
                 <w:sz w:val="21"/>
                 <w:szCs w:val="21"/>
-                <w:bdr w:val="single" w:sz="8" w:space="0" w:color="auto"/>
+                <w:shd w:val="clear" w:color="auto" w:fill="D9D9D9"/>
               </w:rPr>
               <w:t>a</w:t>
             </w:r>
@@ -24681,7 +24681,7 @@
                 <w:rFonts w:ascii="Times New Roman" w:eastAsia="宋体" w:hAnsi="Times New Roman" w:cs="Times New Roman"/>
                 <w:sz w:val="21"/>
                 <w:szCs w:val="21"/>
-                <w:bdr w:val="single" w:sz="8" w:space="0" w:color="auto"/>
+                <w:shd w:val="clear" w:color="auto" w:fill="D9D9D9"/>
               </w:rPr>
               <w:t>，</w:t>
             </w:r>
@@ -24691,7 +24691,7 @@
                 <w:i/>
                 <w:sz w:val="21"/>
                 <w:szCs w:val="21"/>
-                <w:bdr w:val="single" w:sz="8" w:space="0" w:color="auto"/>
+                <w:shd w:val="clear" w:color="auto" w:fill="D9D9D9"/>
               </w:rPr>
               <w:t>y</w:t>
             </w:r>
@@ -24700,7 +24700,7 @@
                 <w:rFonts w:ascii="Times New Roman" w:eastAsia="宋体" w:hAnsi="Times New Roman" w:cs="Times New Roman"/>
                 <w:sz w:val="21"/>
                 <w:szCs w:val="21"/>
-                <w:bdr w:val="single" w:sz="8" w:space="0" w:color="auto"/>
+                <w:shd w:val="clear" w:color="auto" w:fill="D9D9D9"/>
               </w:rPr>
               <w:t>∈R</w:t>
             </w:r>
@@ -24736,7 +24736,7 @@
                 <w:i/>
                 <w:sz w:val="21"/>
                 <w:szCs w:val="21"/>
-                <w:bdr w:val="single" w:sz="8" w:space="0" w:color="auto"/>
+                <w:shd w:val="clear" w:color="auto" w:fill="D9D9D9"/>
               </w:rPr>
               <w:t>y</w:t>
             </w:r>
@@ -24745,7 +24745,7 @@
                 <w:rFonts w:ascii="Times New Roman" w:eastAsia="宋体" w:hAnsi="Times New Roman" w:cs="Times New Roman"/>
                 <w:sz w:val="21"/>
                 <w:szCs w:val="21"/>
-                <w:bdr w:val="single" w:sz="8" w:space="0" w:color="auto"/>
+                <w:shd w:val="clear" w:color="auto" w:fill="D9D9D9"/>
               </w:rPr>
               <w:t>≤-</w:t>
             </w:r>
@@ -24755,7 +24755,7 @@
                 <w:i/>
                 <w:sz w:val="21"/>
                 <w:szCs w:val="21"/>
-                <w:bdr w:val="single" w:sz="8" w:space="0" w:color="auto"/>
+                <w:shd w:val="clear" w:color="auto" w:fill="D9D9D9"/>
               </w:rPr>
               <w:t>a</w:t>
             </w:r>
@@ -24764,7 +24764,7 @@
                 <w:rFonts w:ascii="Times New Roman" w:eastAsia="宋体" w:hAnsi="Times New Roman" w:cs="Times New Roman"/>
                 <w:sz w:val="21"/>
                 <w:szCs w:val="21"/>
-                <w:bdr w:val="single" w:sz="8" w:space="0" w:color="auto"/>
+                <w:shd w:val="clear" w:color="auto" w:fill="D9D9D9"/>
               </w:rPr>
               <w:t>或</w:t>
             </w:r>
@@ -24774,7 +24774,7 @@
                 <w:i/>
                 <w:sz w:val="21"/>
                 <w:szCs w:val="21"/>
-                <w:bdr w:val="single" w:sz="8" w:space="0" w:color="auto"/>
+                <w:shd w:val="clear" w:color="auto" w:fill="D9D9D9"/>
               </w:rPr>
               <w:t>y</w:t>
             </w:r>
@@ -24783,7 +24783,7 @@
                 <w:rFonts w:ascii="Times New Roman" w:eastAsia="宋体" w:hAnsi="Times New Roman" w:cs="Times New Roman"/>
                 <w:sz w:val="21"/>
                 <w:szCs w:val="21"/>
-                <w:bdr w:val="single" w:sz="8" w:space="0" w:color="auto"/>
+                <w:shd w:val="clear" w:color="auto" w:fill="D9D9D9"/>
               </w:rPr>
               <w:t>≥</w:t>
             </w:r>
@@ -24793,7 +24793,7 @@
                 <w:i/>
                 <w:sz w:val="21"/>
                 <w:szCs w:val="21"/>
-                <w:bdr w:val="single" w:sz="8" w:space="0" w:color="auto"/>
+                <w:shd w:val="clear" w:color="auto" w:fill="D9D9D9"/>
               </w:rPr>
               <w:t>a</w:t>
             </w:r>
@@ -24802,7 +24802,7 @@
                 <w:rFonts w:ascii="Times New Roman" w:eastAsia="宋体" w:hAnsi="Times New Roman" w:cs="Times New Roman"/>
                 <w:sz w:val="21"/>
                 <w:szCs w:val="21"/>
-                <w:bdr w:val="single" w:sz="8" w:space="0" w:color="auto"/>
+                <w:shd w:val="clear" w:color="auto" w:fill="D9D9D9"/>
               </w:rPr>
               <w:t>，</w:t>
             </w:r>
@@ -24812,7 +24812,7 @@
                 <w:i/>
                 <w:sz w:val="21"/>
                 <w:szCs w:val="21"/>
-                <w:bdr w:val="single" w:sz="8" w:space="0" w:color="auto"/>
+                <w:shd w:val="clear" w:color="auto" w:fill="D9D9D9"/>
               </w:rPr>
               <w:t>x</w:t>
             </w:r>
@@ -24821,7 +24821,7 @@
                 <w:rFonts w:ascii="Times New Roman" w:eastAsia="宋体" w:hAnsi="Times New Roman" w:cs="Times New Roman"/>
                 <w:sz w:val="21"/>
                 <w:szCs w:val="21"/>
-                <w:bdr w:val="single" w:sz="8" w:space="0" w:color="auto"/>
+                <w:shd w:val="clear" w:color="auto" w:fill="D9D9D9"/>
               </w:rPr>
               <w:t>∈R</w:t>
             </w:r>
@@ -24925,7 +24925,7 @@
                 <w:rFonts w:ascii="Times New Roman" w:eastAsia="宋体" w:hAnsi="Times New Roman" w:cs="Times New Roman"/>
                 <w:sz w:val="21"/>
                 <w:szCs w:val="21"/>
-                <w:bdr w:val="single" w:sz="8" w:space="0" w:color="auto"/>
+                <w:shd w:val="clear" w:color="auto" w:fill="D9D9D9"/>
                 <w:lang w:eastAsia="zh-CN"/>
               </w:rPr>
               <w:t>坐标轴</w:t>
@@ -24944,7 +24944,7 @@
                 <w:rFonts w:ascii="Times New Roman" w:eastAsia="宋体" w:hAnsi="Times New Roman" w:cs="Times New Roman"/>
                 <w:sz w:val="21"/>
                 <w:szCs w:val="21"/>
-                <w:bdr w:val="single" w:sz="8" w:space="0" w:color="auto"/>
+                <w:shd w:val="clear" w:color="auto" w:fill="D9D9D9"/>
                 <w:lang w:eastAsia="zh-CN"/>
               </w:rPr>
               <w:t>原点</w:t>
@@ -25040,7 +25040,7 @@
                 <w:i/>
                 <w:sz w:val="21"/>
                 <w:szCs w:val="21"/>
-                <w:bdr w:val="single" w:sz="8" w:space="0" w:color="auto"/>
+                <w:shd w:val="clear" w:color="auto" w:fill="D9D9D9"/>
               </w:rPr>
               <w:t>A</w:t>
             </w:r>
@@ -25049,7 +25049,7 @@
                 <w:rFonts w:ascii="Times New Roman" w:eastAsia="宋体" w:hAnsi="Times New Roman" w:cs="Times New Roman"/>
                 <w:sz w:val="21"/>
                 <w:szCs w:val="21"/>
-                <w:bdr w:val="single" w:sz="8" w:space="0" w:color="auto"/>
+                <w:shd w:val="clear" w:color="auto" w:fill="D9D9D9"/>
               </w:rPr>
               <w:t>₁</w:t>
             </w:r>
@@ -25058,7 +25058,7 @@
                 <w:rFonts w:ascii="Times New Roman" w:eastAsia="宋体" w:hAnsi="Times New Roman" w:cs="Times New Roman"/>
                 <w:sz w:val="21"/>
                 <w:szCs w:val="21"/>
-                <w:bdr w:val="single" w:sz="8" w:space="0" w:color="auto"/>
+                <w:shd w:val="clear" w:color="auto" w:fill="D9D9D9"/>
               </w:rPr>
               <w:t>，</w:t>
             </w:r>
@@ -25068,7 +25068,7 @@
                 <w:i/>
                 <w:sz w:val="21"/>
                 <w:szCs w:val="21"/>
-                <w:bdr w:val="single" w:sz="8" w:space="0" w:color="auto"/>
+                <w:shd w:val="clear" w:color="auto" w:fill="D9D9D9"/>
               </w:rPr>
               <w:t>A</w:t>
             </w:r>
@@ -25077,7 +25077,7 @@
                 <w:rFonts w:ascii="Times New Roman" w:eastAsia="宋体" w:hAnsi="Times New Roman" w:cs="Times New Roman"/>
                 <w:sz w:val="21"/>
                 <w:szCs w:val="21"/>
-                <w:bdr w:val="single" w:sz="8" w:space="0" w:color="auto"/>
+                <w:shd w:val="clear" w:color="auto" w:fill="D9D9D9"/>
               </w:rPr>
               <w:t>₂</w:t>
             </w:r>
@@ -25113,7 +25113,7 @@
                 <w:i/>
                 <w:sz w:val="21"/>
                 <w:szCs w:val="21"/>
-                <w:bdr w:val="single" w:sz="8" w:space="0" w:color="auto"/>
+                <w:shd w:val="clear" w:color="auto" w:fill="D9D9D9"/>
               </w:rPr>
               <w:t>A</w:t>
             </w:r>
@@ -25122,7 +25122,7 @@
                 <w:rFonts w:ascii="Times New Roman" w:eastAsia="宋体" w:hAnsi="Times New Roman" w:cs="Times New Roman"/>
                 <w:sz w:val="21"/>
                 <w:szCs w:val="21"/>
-                <w:bdr w:val="single" w:sz="8" w:space="0" w:color="auto"/>
+                <w:shd w:val="clear" w:color="auto" w:fill="D9D9D9"/>
               </w:rPr>
               <w:t>₁</w:t>
             </w:r>
@@ -25131,7 +25131,7 @@
                 <w:rFonts w:ascii="Times New Roman" w:eastAsia="宋体" w:hAnsi="Times New Roman" w:cs="Times New Roman"/>
                 <w:sz w:val="21"/>
                 <w:szCs w:val="21"/>
-                <w:bdr w:val="single" w:sz="8" w:space="0" w:color="auto"/>
+                <w:shd w:val="clear" w:color="auto" w:fill="D9D9D9"/>
               </w:rPr>
               <w:t>，</w:t>
             </w:r>
@@ -25141,7 +25141,7 @@
                 <w:i/>
                 <w:sz w:val="21"/>
                 <w:szCs w:val="21"/>
-                <w:bdr w:val="single" w:sz="8" w:space="0" w:color="auto"/>
+                <w:shd w:val="clear" w:color="auto" w:fill="D9D9D9"/>
               </w:rPr>
               <w:t>A</w:t>
             </w:r>
@@ -25150,7 +25150,7 @@
                 <w:rFonts w:ascii="Times New Roman" w:eastAsia="宋体" w:hAnsi="Times New Roman" w:cs="Times New Roman"/>
                 <w:sz w:val="21"/>
                 <w:szCs w:val="21"/>
-                <w:bdr w:val="single" w:sz="8" w:space="0" w:color="auto"/>
+                <w:shd w:val="clear" w:color="auto" w:fill="D9D9D9"/>
               </w:rPr>
               <w:t>₂</w:t>
             </w:r>
@@ -25255,7 +25255,7 @@
                 <w:i/>
                 <w:sz w:val="21"/>
                 <w:szCs w:val="21"/>
-                <w:bdr w:val="single" w:sz="8" w:space="0" w:color="auto"/>
+                <w:shd w:val="clear" w:color="auto" w:fill="D9D9D9"/>
                 <w:lang w:eastAsia="zh-CN"/>
               </w:rPr>
               <w:t>A</w:t>
@@ -25265,7 +25265,7 @@
                 <w:rFonts w:ascii="Times New Roman" w:eastAsia="宋体" w:hAnsi="Times New Roman" w:cs="Times New Roman"/>
                 <w:sz w:val="21"/>
                 <w:szCs w:val="21"/>
-                <w:bdr w:val="single" w:sz="8" w:space="0" w:color="auto"/>
+                <w:shd w:val="clear" w:color="auto" w:fill="D9D9D9"/>
                 <w:lang w:eastAsia="zh-CN"/>
               </w:rPr>
               <w:t>₁</w:t>
@@ -25276,7 +25276,7 @@
                 <w:i/>
                 <w:sz w:val="21"/>
                 <w:szCs w:val="21"/>
-                <w:bdr w:val="single" w:sz="8" w:space="0" w:color="auto"/>
+                <w:shd w:val="clear" w:color="auto" w:fill="D9D9D9"/>
                 <w:lang w:eastAsia="zh-CN"/>
               </w:rPr>
               <w:t>A</w:t>
@@ -25286,7 +25286,7 @@
                 <w:rFonts w:ascii="Times New Roman" w:eastAsia="宋体" w:hAnsi="Times New Roman" w:cs="Times New Roman"/>
                 <w:sz w:val="21"/>
                 <w:szCs w:val="21"/>
-                <w:bdr w:val="single" w:sz="8" w:space="0" w:color="auto"/>
+                <w:shd w:val="clear" w:color="auto" w:fill="D9D9D9"/>
                 <w:lang w:eastAsia="zh-CN"/>
               </w:rPr>
               <w:t>₂</w:t>
@@ -25305,7 +25305,7 @@
                 <w:rFonts w:ascii="Times New Roman" w:eastAsia="宋体" w:hAnsi="Times New Roman" w:cs="Times New Roman"/>
                 <w:sz w:val="21"/>
                 <w:szCs w:val="21"/>
-                <w:bdr w:val="single" w:sz="8" w:space="0" w:color="auto"/>
+                <w:shd w:val="clear" w:color="auto" w:fill="D9D9D9"/>
                 <w:lang w:eastAsia="zh-CN"/>
               </w:rPr>
               <w:t>2</w:t>
@@ -25316,7 +25316,7 @@
                 <w:i/>
                 <w:sz w:val="21"/>
                 <w:szCs w:val="21"/>
-                <w:bdr w:val="single" w:sz="8" w:space="0" w:color="auto"/>
+                <w:shd w:val="clear" w:color="auto" w:fill="D9D9D9"/>
                 <w:lang w:eastAsia="zh-CN"/>
               </w:rPr>
               <w:t>a</w:t>
@@ -25356,7 +25356,7 @@
                 <w:i/>
                 <w:sz w:val="21"/>
                 <w:szCs w:val="21"/>
-                <w:bdr w:val="single" w:sz="8" w:space="0" w:color="auto"/>
+                <w:shd w:val="clear" w:color="auto" w:fill="D9D9D9"/>
                 <w:lang w:eastAsia="zh-CN"/>
               </w:rPr>
               <w:t>B</w:t>
@@ -25366,7 +25366,7 @@
                 <w:rFonts w:ascii="Times New Roman" w:eastAsia="宋体" w:hAnsi="Times New Roman" w:cs="Times New Roman"/>
                 <w:sz w:val="21"/>
                 <w:szCs w:val="21"/>
-                <w:bdr w:val="single" w:sz="8" w:space="0" w:color="auto"/>
+                <w:shd w:val="clear" w:color="auto" w:fill="D9D9D9"/>
                 <w:lang w:eastAsia="zh-CN"/>
               </w:rPr>
               <w:t>₁</w:t>
@@ -25377,7 +25377,7 @@
                 <w:i/>
                 <w:sz w:val="21"/>
                 <w:szCs w:val="21"/>
-                <w:bdr w:val="single" w:sz="8" w:space="0" w:color="auto"/>
+                <w:shd w:val="clear" w:color="auto" w:fill="D9D9D9"/>
                 <w:lang w:eastAsia="zh-CN"/>
               </w:rPr>
               <w:t>B</w:t>
@@ -25387,7 +25387,7 @@
                 <w:rFonts w:ascii="Times New Roman" w:eastAsia="宋体" w:hAnsi="Times New Roman" w:cs="Times New Roman"/>
                 <w:sz w:val="21"/>
                 <w:szCs w:val="21"/>
-                <w:bdr w:val="single" w:sz="8" w:space="0" w:color="auto"/>
+                <w:shd w:val="clear" w:color="auto" w:fill="D9D9D9"/>
                 <w:lang w:eastAsia="zh-CN"/>
               </w:rPr>
               <w:t>₂</w:t>
@@ -25406,7 +25406,7 @@
                 <w:rFonts w:ascii="Times New Roman" w:eastAsia="宋体" w:hAnsi="Times New Roman" w:cs="Times New Roman"/>
                 <w:sz w:val="21"/>
                 <w:szCs w:val="21"/>
-                <w:bdr w:val="single" w:sz="8" w:space="0" w:color="auto"/>
+                <w:shd w:val="clear" w:color="auto" w:fill="D9D9D9"/>
                 <w:lang w:eastAsia="zh-CN"/>
               </w:rPr>
               <w:t>2</w:t>
@@ -25417,7 +25417,7 @@
                 <w:i/>
                 <w:sz w:val="21"/>
                 <w:szCs w:val="21"/>
-                <w:bdr w:val="single" w:sz="8" w:space="0" w:color="auto"/>
+                <w:shd w:val="clear" w:color="auto" w:fill="D9D9D9"/>
                 <w:lang w:eastAsia="zh-CN"/>
               </w:rPr>
               <w:t>b</w:t>
@@ -25457,7 +25457,7 @@
                 <w:i/>
                 <w:sz w:val="21"/>
                 <w:szCs w:val="21"/>
-                <w:bdr w:val="single" w:sz="8" w:space="0" w:color="auto"/>
+                <w:shd w:val="clear" w:color="auto" w:fill="D9D9D9"/>
                 <w:lang w:eastAsia="zh-CN"/>
               </w:rPr>
               <w:t>a</w:t>
@@ -25477,7 +25477,7 @@
                 <w:i/>
                 <w:sz w:val="21"/>
                 <w:szCs w:val="21"/>
-                <w:bdr w:val="single" w:sz="8" w:space="0" w:color="auto"/>
+                <w:shd w:val="clear" w:color="auto" w:fill="D9D9D9"/>
                 <w:lang w:eastAsia="zh-CN"/>
               </w:rPr>
               <w:t>b</w:t>
@@ -25574,7 +25574,7 @@
                 <w:i/>
                 <w:sz w:val="21"/>
                 <w:szCs w:val="21"/>
-                <w:bdr w:val="single" w:sz="8" w:space="0" w:color="auto"/>
+                <w:shd w:val="clear" w:color="auto" w:fill="D9D9D9"/>
               </w:rPr>
               <w:t>e</w:t>
             </w:r>
@@ -25583,7 +25583,7 @@
                 <w:rFonts w:ascii="Times New Roman" w:eastAsia="宋体" w:hAnsi="Times New Roman" w:cs="Times New Roman"/>
                 <w:sz w:val="21"/>
                 <w:szCs w:val="21"/>
-                <w:bdr w:val="single" w:sz="8" w:space="0" w:color="auto"/>
+                <w:shd w:val="clear" w:color="auto" w:fill="D9D9D9"/>
               </w:rPr>
               <w:t>=</w:t>
             </w:r>
@@ -25593,7 +25593,7 @@
                 <w:i/>
                 <w:sz w:val="21"/>
                 <w:szCs w:val="21"/>
-                <w:bdr w:val="single" w:sz="8" w:space="0" w:color="auto"/>
+                <w:shd w:val="clear" w:color="auto" w:fill="D9D9D9"/>
               </w:rPr>
               <w:t>c</w:t>
             </w:r>
@@ -25602,7 +25602,7 @@
                 <w:rFonts w:ascii="Times New Roman" w:eastAsia="宋体" w:hAnsi="Times New Roman" w:cs="Times New Roman"/>
                 <w:sz w:val="21"/>
                 <w:szCs w:val="21"/>
-                <w:bdr w:val="single" w:sz="8" w:space="0" w:color="auto"/>
+                <w:shd w:val="clear" w:color="auto" w:fill="D9D9D9"/>
               </w:rPr>
               <w:t>/</w:t>
             </w:r>
@@ -25612,7 +25612,7 @@
                 <w:i/>
                 <w:sz w:val="21"/>
                 <w:szCs w:val="21"/>
-                <w:bdr w:val="single" w:sz="8" w:space="0" w:color="auto"/>
+                <w:shd w:val="clear" w:color="auto" w:fill="D9D9D9"/>
               </w:rPr>
               <w:t>a</w:t>
             </w:r>
@@ -25621,7 +25621,7 @@
                 <w:rFonts w:ascii="Times New Roman" w:eastAsia="宋体" w:hAnsi="Times New Roman" w:cs="Times New Roman"/>
                 <w:sz w:val="21"/>
                 <w:szCs w:val="21"/>
-                <w:bdr w:val="single" w:sz="8" w:space="0" w:color="auto"/>
+                <w:shd w:val="clear" w:color="auto" w:fill="D9D9D9"/>
               </w:rPr>
               <w:t>∈(1,+∞)</w:t>
             </w:r>
@@ -25715,7 +25715,7 @@
                 <w:i/>
                 <w:sz w:val="21"/>
                 <w:szCs w:val="21"/>
-                <w:bdr w:val="single" w:sz="8" w:space="0" w:color="auto"/>
+                <w:shd w:val="clear" w:color="auto" w:fill="D9D9D9"/>
               </w:rPr>
               <w:t>y</w:t>
             </w:r>
@@ -25724,7 +25724,7 @@
                 <w:rFonts w:ascii="Times New Roman" w:eastAsia="宋体" w:hAnsi="Times New Roman" w:cs="Times New Roman"/>
                 <w:sz w:val="21"/>
                 <w:szCs w:val="21"/>
-                <w:bdr w:val="single" w:sz="8" w:space="0" w:color="auto"/>
+                <w:shd w:val="clear" w:color="auto" w:fill="D9D9D9"/>
               </w:rPr>
               <w:t>=±(</w:t>
             </w:r>
@@ -25734,7 +25734,7 @@
                 <w:i/>
                 <w:sz w:val="21"/>
                 <w:szCs w:val="21"/>
-                <w:bdr w:val="single" w:sz="8" w:space="0" w:color="auto"/>
+                <w:shd w:val="clear" w:color="auto" w:fill="D9D9D9"/>
               </w:rPr>
               <w:t>b</w:t>
             </w:r>
@@ -25743,7 +25743,7 @@
                 <w:rFonts w:ascii="Times New Roman" w:eastAsia="宋体" w:hAnsi="Times New Roman" w:cs="Times New Roman"/>
                 <w:sz w:val="21"/>
                 <w:szCs w:val="21"/>
-                <w:bdr w:val="single" w:sz="8" w:space="0" w:color="auto"/>
+                <w:shd w:val="clear" w:color="auto" w:fill="D9D9D9"/>
               </w:rPr>
               <w:t>/</w:t>
             </w:r>
@@ -25753,7 +25753,7 @@
                 <w:i/>
                 <w:sz w:val="21"/>
                 <w:szCs w:val="21"/>
-                <w:bdr w:val="single" w:sz="8" w:space="0" w:color="auto"/>
+                <w:shd w:val="clear" w:color="auto" w:fill="D9D9D9"/>
               </w:rPr>
               <w:t>a</w:t>
             </w:r>
@@ -25762,7 +25762,7 @@
                 <w:rFonts w:ascii="Times New Roman" w:eastAsia="宋体" w:hAnsi="Times New Roman" w:cs="Times New Roman"/>
                 <w:sz w:val="21"/>
                 <w:szCs w:val="21"/>
-                <w:bdr w:val="single" w:sz="8" w:space="0" w:color="auto"/>
+                <w:shd w:val="clear" w:color="auto" w:fill="D9D9D9"/>
               </w:rPr>
               <w:t>)</w:t>
             </w:r>
@@ -25772,7 +25772,7 @@
                 <w:i/>
                 <w:sz w:val="21"/>
                 <w:szCs w:val="21"/>
-                <w:bdr w:val="single" w:sz="8" w:space="0" w:color="auto"/>
+                <w:shd w:val="clear" w:color="auto" w:fill="D9D9D9"/>
               </w:rPr>
               <w:t>x</w:t>
             </w:r>
@@ -25808,7 +25808,7 @@
                 <w:i/>
                 <w:sz w:val="21"/>
                 <w:szCs w:val="21"/>
-                <w:bdr w:val="single" w:sz="8" w:space="0" w:color="auto"/>
+                <w:shd w:val="clear" w:color="auto" w:fill="D9D9D9"/>
               </w:rPr>
               <w:t>y</w:t>
             </w:r>
@@ -25817,7 +25817,7 @@
                 <w:rFonts w:ascii="Times New Roman" w:eastAsia="宋体" w:hAnsi="Times New Roman" w:cs="Times New Roman"/>
                 <w:sz w:val="21"/>
                 <w:szCs w:val="21"/>
-                <w:bdr w:val="single" w:sz="8" w:space="0" w:color="auto"/>
+                <w:shd w:val="clear" w:color="auto" w:fill="D9D9D9"/>
               </w:rPr>
               <w:t>=±(</w:t>
             </w:r>
@@ -25827,7 +25827,7 @@
                 <w:i/>
                 <w:sz w:val="21"/>
                 <w:szCs w:val="21"/>
-                <w:bdr w:val="single" w:sz="8" w:space="0" w:color="auto"/>
+                <w:shd w:val="clear" w:color="auto" w:fill="D9D9D9"/>
               </w:rPr>
               <w:t>a</w:t>
             </w:r>
@@ -25836,7 +25836,7 @@
                 <w:rFonts w:ascii="Times New Roman" w:eastAsia="宋体" w:hAnsi="Times New Roman" w:cs="Times New Roman"/>
                 <w:sz w:val="21"/>
                 <w:szCs w:val="21"/>
-                <w:bdr w:val="single" w:sz="8" w:space="0" w:color="auto"/>
+                <w:shd w:val="clear" w:color="auto" w:fill="D9D9D9"/>
               </w:rPr>
               <w:t>/</w:t>
             </w:r>
@@ -25846,7 +25846,7 @@
                 <w:i/>
                 <w:sz w:val="21"/>
                 <w:szCs w:val="21"/>
-                <w:bdr w:val="single" w:sz="8" w:space="0" w:color="auto"/>
+                <w:shd w:val="clear" w:color="auto" w:fill="D9D9D9"/>
               </w:rPr>
               <w:t>b</w:t>
             </w:r>
@@ -25855,7 +25855,7 @@
                 <w:rFonts w:ascii="Times New Roman" w:eastAsia="宋体" w:hAnsi="Times New Roman" w:cs="Times New Roman"/>
                 <w:sz w:val="21"/>
                 <w:szCs w:val="21"/>
-                <w:bdr w:val="single" w:sz="8" w:space="0" w:color="auto"/>
+                <w:shd w:val="clear" w:color="auto" w:fill="D9D9D9"/>
               </w:rPr>
               <w:t>)</w:t>
             </w:r>
@@ -25865,7 +25865,7 @@
                 <w:i/>
                 <w:sz w:val="21"/>
                 <w:szCs w:val="21"/>
-                <w:bdr w:val="single" w:sz="8" w:space="0" w:color="auto"/>
+                <w:shd w:val="clear" w:color="auto" w:fill="D9D9D9"/>
               </w:rPr>
               <w:t>x</w:t>
             </w:r>
@@ -25932,7 +25932,7 @@
           <w:rFonts w:ascii="Times New Roman" w:eastAsia="宋体" w:hAnsi="Times New Roman" w:cs="Times New Roman"/>
           <w:sz w:val="21"/>
           <w:szCs w:val="21"/>
-          <w:bdr w:val="single" w:sz="8" w:space="0" w:color="auto"/>
+          <w:shd w:val="clear" w:color="auto" w:fill="D9D9D9"/>
           <w:lang w:eastAsia="zh-CN"/>
         </w:rPr>
         <w:t>实轴长与虚轴长相等</w:t>
@@ -26010,7 +26010,7 @@
           <w:i/>
           <w:sz w:val="21"/>
           <w:szCs w:val="21"/>
-          <w:bdr w:val="single" w:sz="8" w:space="0" w:color="auto"/>
+          <w:shd w:val="clear" w:color="auto" w:fill="D9D9D9"/>
           <w:lang w:eastAsia="zh-CN"/>
         </w:rPr>
         <w:t>x</w:t>
@@ -26020,7 +26020,7 @@
           <w:rFonts w:ascii="Times New Roman" w:eastAsia="宋体" w:hAnsi="Times New Roman" w:cs="Times New Roman"/>
           <w:sz w:val="21"/>
           <w:szCs w:val="21"/>
-          <w:bdr w:val="single" w:sz="8" w:space="0" w:color="auto"/>
+          <w:shd w:val="clear" w:color="auto" w:fill="D9D9D9"/>
           <w:lang w:eastAsia="zh-CN"/>
         </w:rPr>
         <w:t>²-</w:t>
@@ -26031,7 +26031,7 @@
           <w:i/>
           <w:sz w:val="21"/>
           <w:szCs w:val="21"/>
-          <w:bdr w:val="single" w:sz="8" w:space="0" w:color="auto"/>
+          <w:shd w:val="clear" w:color="auto" w:fill="D9D9D9"/>
           <w:lang w:eastAsia="zh-CN"/>
         </w:rPr>
         <w:t>y</w:t>
@@ -26041,7 +26041,7 @@
           <w:rFonts w:ascii="Times New Roman" w:eastAsia="宋体" w:hAnsi="Times New Roman" w:cs="Times New Roman"/>
           <w:sz w:val="21"/>
           <w:szCs w:val="21"/>
-          <w:bdr w:val="single" w:sz="8" w:space="0" w:color="auto"/>
+          <w:shd w:val="clear" w:color="auto" w:fill="D9D9D9"/>
           <w:lang w:eastAsia="zh-CN"/>
         </w:rPr>
         <w:t>²=</w:t>
@@ -26051,7 +26051,7 @@
           <w:rFonts w:ascii="Times New Roman" w:eastAsia="宋体" w:hAnsi="Times New Roman" w:cs="Times New Roman"/>
           <w:sz w:val="21"/>
           <w:szCs w:val="21"/>
-          <w:bdr w:val="single" w:sz="8" w:space="0" w:color="auto"/>
+          <w:shd w:val="clear" w:color="auto" w:fill="D9D9D9"/>
         </w:rPr>
         <w:t>λ</w:t>
       </w:r>
@@ -26060,7 +26060,7 @@
           <w:rFonts w:ascii="Times New Roman" w:eastAsia="宋体" w:hAnsi="Times New Roman" w:cs="Times New Roman"/>
           <w:sz w:val="21"/>
           <w:szCs w:val="21"/>
-          <w:bdr w:val="single" w:sz="8" w:space="0" w:color="auto"/>
+          <w:shd w:val="clear" w:color="auto" w:fill="D9D9D9"/>
           <w:lang w:eastAsia="zh-CN"/>
         </w:rPr>
         <w:t>(</w:t>
@@ -26070,7 +26070,7 @@
           <w:rFonts w:ascii="Times New Roman" w:eastAsia="宋体" w:hAnsi="Times New Roman" w:cs="Times New Roman"/>
           <w:sz w:val="21"/>
           <w:szCs w:val="21"/>
-          <w:bdr w:val="single" w:sz="8" w:space="0" w:color="auto"/>
+          <w:shd w:val="clear" w:color="auto" w:fill="D9D9D9"/>
         </w:rPr>
         <w:t>λ</w:t>
       </w:r>
@@ -26079,7 +26079,7 @@
           <w:rFonts w:ascii="Times New Roman" w:eastAsia="宋体" w:hAnsi="Times New Roman" w:cs="Times New Roman"/>
           <w:sz w:val="21"/>
           <w:szCs w:val="21"/>
-          <w:bdr w:val="single" w:sz="8" w:space="0" w:color="auto"/>
+          <w:shd w:val="clear" w:color="auto" w:fill="D9D9D9"/>
           <w:lang w:eastAsia="zh-CN"/>
         </w:rPr>
         <w:t>≠0)</w:t>
@@ -26128,7 +26128,7 @@
           <w:i/>
           <w:sz w:val="21"/>
           <w:szCs w:val="21"/>
-          <w:bdr w:val="single" w:sz="8" w:space="0" w:color="auto"/>
+          <w:shd w:val="clear" w:color="auto" w:fill="D9D9D9"/>
           <w:lang w:eastAsia="zh-CN"/>
         </w:rPr>
         <w:t>y</w:t>
@@ -26138,7 +26138,7 @@
           <w:rFonts w:ascii="Times New Roman" w:eastAsia="宋体" w:hAnsi="Times New Roman" w:cs="Times New Roman"/>
           <w:sz w:val="21"/>
           <w:szCs w:val="21"/>
-          <w:bdr w:val="single" w:sz="8" w:space="0" w:color="auto"/>
+          <w:shd w:val="clear" w:color="auto" w:fill="D9D9D9"/>
           <w:lang w:eastAsia="zh-CN"/>
         </w:rPr>
         <w:t>=±</w:t>
@@ -26149,7 +26149,7 @@
           <w:i/>
           <w:sz w:val="21"/>
           <w:szCs w:val="21"/>
-          <w:bdr w:val="single" w:sz="8" w:space="0" w:color="auto"/>
+          <w:shd w:val="clear" w:color="auto" w:fill="D9D9D9"/>
           <w:lang w:eastAsia="zh-CN"/>
         </w:rPr>
         <w:t>x</w:t>
@@ -26197,7 +26197,7 @@
           <w:rFonts w:ascii="Times New Roman" w:eastAsia="宋体" w:hAnsi="Times New Roman" w:cs="Times New Roman"/>
           <w:sz w:val="21"/>
           <w:szCs w:val="21"/>
-          <w:bdr w:val="single" w:sz="8" w:space="0" w:color="auto"/>
+          <w:shd w:val="clear" w:color="auto" w:fill="D9D9D9"/>
           <w:lang w:eastAsia="zh-CN"/>
         </w:rPr>
         <w:t>2</w:t>
@@ -26208,7 +26208,7 @@
           <w:i/>
           <w:sz w:val="21"/>
           <w:szCs w:val="21"/>
-          <w:bdr w:val="single" w:sz="8" w:space="0" w:color="auto"/>
+          <w:shd w:val="clear" w:color="auto" w:fill="D9D9D9"/>
           <w:lang w:eastAsia="zh-CN"/>
         </w:rPr>
         <w:t>a</w:t>
@@ -26228,7 +26228,7 @@
           <w:i/>
           <w:sz w:val="21"/>
           <w:szCs w:val="21"/>
-          <w:bdr w:val="single" w:sz="8" w:space="0" w:color="auto"/>
+          <w:shd w:val="clear" w:color="auto" w:fill="D9D9D9"/>
           <w:lang w:eastAsia="zh-CN"/>
         </w:rPr>
         <w:t>e</w:t>
@@ -26238,7 +26238,7 @@
           <w:rFonts w:ascii="Times New Roman" w:eastAsia="宋体" w:hAnsi="Times New Roman" w:cs="Times New Roman"/>
           <w:sz w:val="21"/>
           <w:szCs w:val="21"/>
-          <w:bdr w:val="single" w:sz="8" w:space="0" w:color="auto"/>
+          <w:shd w:val="clear" w:color="auto" w:fill="D9D9D9"/>
           <w:lang w:eastAsia="zh-CN"/>
         </w:rPr>
         <w:t>=√2</w:t>
@@ -26439,7 +26439,7 @@
           <w:rFonts w:ascii="Times New Roman" w:eastAsia="宋体" w:hAnsi="Times New Roman" w:cs="Times New Roman"/>
           <w:sz w:val="21"/>
           <w:szCs w:val="21"/>
-          <w:bdr w:val="single" w:sz="8" w:space="0" w:color="auto"/>
+          <w:shd w:val="clear" w:color="auto" w:fill="D9D9D9"/>
           <w:lang w:eastAsia="zh-CN"/>
         </w:rPr>
         <w:t>距离相等</w:t>
@@ -26627,7 +26627,7 @@
           <w:rFonts w:ascii="Times New Roman" w:eastAsia="宋体" w:hAnsi="Times New Roman" w:cs="Times New Roman"/>
           <w:sz w:val="21"/>
           <w:szCs w:val="21"/>
-          <w:bdr w:val="single" w:sz="8" w:space="0" w:color="auto"/>
+          <w:shd w:val="clear" w:color="auto" w:fill="D9D9D9"/>
           <w:lang w:eastAsia="zh-CN"/>
         </w:rPr>
         <w:t>不是。当定点</w:t>
@@ -26638,7 +26638,7 @@
           <w:i/>
           <w:sz w:val="21"/>
           <w:szCs w:val="21"/>
-          <w:bdr w:val="single" w:sz="8" w:space="0" w:color="auto"/>
+          <w:shd w:val="clear" w:color="auto" w:fill="D9D9D9"/>
           <w:lang w:eastAsia="zh-CN"/>
         </w:rPr>
         <w:t>F</w:t>
@@ -26648,7 +26648,7 @@
           <w:rFonts w:ascii="Times New Roman" w:eastAsia="宋体" w:hAnsi="Times New Roman" w:cs="Times New Roman"/>
           <w:sz w:val="21"/>
           <w:szCs w:val="21"/>
-          <w:bdr w:val="single" w:sz="8" w:space="0" w:color="auto"/>
+          <w:shd w:val="clear" w:color="auto" w:fill="D9D9D9"/>
           <w:lang w:eastAsia="zh-CN"/>
         </w:rPr>
         <w:t>在直线</w:t>
@@ -26659,7 +26659,7 @@
           <w:i/>
           <w:sz w:val="21"/>
           <w:szCs w:val="21"/>
-          <w:bdr w:val="single" w:sz="8" w:space="0" w:color="auto"/>
+          <w:shd w:val="clear" w:color="auto" w:fill="D9D9D9"/>
           <w:lang w:eastAsia="zh-CN"/>
         </w:rPr>
         <w:t>l</w:t>
@@ -26669,7 +26669,7 @@
           <w:rFonts w:ascii="Times New Roman" w:eastAsia="宋体" w:hAnsi="Times New Roman" w:cs="Times New Roman"/>
           <w:sz w:val="21"/>
           <w:szCs w:val="21"/>
-          <w:bdr w:val="single" w:sz="8" w:space="0" w:color="auto"/>
+          <w:shd w:val="clear" w:color="auto" w:fill="D9D9D9"/>
           <w:lang w:eastAsia="zh-CN"/>
         </w:rPr>
         <w:t>上时，动点轨迹是与</w:t>
@@ -26680,7 +26680,7 @@
           <w:i/>
           <w:sz w:val="21"/>
           <w:szCs w:val="21"/>
-          <w:bdr w:val="single" w:sz="8" w:space="0" w:color="auto"/>
+          <w:shd w:val="clear" w:color="auto" w:fill="D9D9D9"/>
           <w:lang w:eastAsia="zh-CN"/>
         </w:rPr>
         <w:t>l</w:t>
@@ -26690,7 +26690,7 @@
           <w:rFonts w:ascii="Times New Roman" w:eastAsia="宋体" w:hAnsi="Times New Roman" w:cs="Times New Roman"/>
           <w:sz w:val="21"/>
           <w:szCs w:val="21"/>
-          <w:bdr w:val="single" w:sz="8" w:space="0" w:color="auto"/>
+          <w:shd w:val="clear" w:color="auto" w:fill="D9D9D9"/>
           <w:lang w:eastAsia="zh-CN"/>
         </w:rPr>
         <w:t>垂直的直线</w:t>
@@ -27001,7 +27001,7 @@
                 <w:i/>
                 <w:sz w:val="21"/>
                 <w:szCs w:val="21"/>
-                <w:bdr w:val="single" w:sz="8" w:space="0" w:color="auto"/>
+                <w:shd w:val="clear" w:color="auto" w:fill="D9D9D9"/>
               </w:rPr>
               <w:t>y</w:t>
             </w:r>
@@ -27010,7 +27010,7 @@
                 <w:rFonts w:ascii="Times New Roman" w:eastAsia="宋体" w:hAnsi="Times New Roman" w:cs="Times New Roman"/>
                 <w:sz w:val="21"/>
                 <w:szCs w:val="21"/>
-                <w:bdr w:val="single" w:sz="8" w:space="0" w:color="auto"/>
+                <w:shd w:val="clear" w:color="auto" w:fill="D9D9D9"/>
               </w:rPr>
               <w:t>²=2</w:t>
             </w:r>
@@ -27020,7 +27020,7 @@
                 <w:i/>
                 <w:sz w:val="21"/>
                 <w:szCs w:val="21"/>
-                <w:bdr w:val="single" w:sz="8" w:space="0" w:color="auto"/>
+                <w:shd w:val="clear" w:color="auto" w:fill="D9D9D9"/>
               </w:rPr>
               <w:t>px</w:t>
             </w:r>
@@ -27029,7 +27029,7 @@
                 <w:rFonts w:ascii="Times New Roman" w:eastAsia="宋体" w:hAnsi="Times New Roman" w:cs="Times New Roman"/>
                 <w:sz w:val="21"/>
                 <w:szCs w:val="21"/>
-                <w:bdr w:val="single" w:sz="8" w:space="0" w:color="auto"/>
+                <w:shd w:val="clear" w:color="auto" w:fill="D9D9D9"/>
               </w:rPr>
               <w:t>(</w:t>
             </w:r>
@@ -27039,7 +27039,7 @@
                 <w:i/>
                 <w:sz w:val="21"/>
                 <w:szCs w:val="21"/>
-                <w:bdr w:val="single" w:sz="8" w:space="0" w:color="auto"/>
+                <w:shd w:val="clear" w:color="auto" w:fill="D9D9D9"/>
               </w:rPr>
               <w:t>p</w:t>
             </w:r>
@@ -27048,7 +27048,7 @@
                 <w:rFonts w:ascii="Times New Roman" w:eastAsia="宋体" w:hAnsi="Times New Roman" w:cs="Times New Roman"/>
                 <w:sz w:val="21"/>
                 <w:szCs w:val="21"/>
-                <w:bdr w:val="single" w:sz="8" w:space="0" w:color="auto"/>
+                <w:shd w:val="clear" w:color="auto" w:fill="D9D9D9"/>
               </w:rPr>
               <w:t>&gt;0)</w:t>
             </w:r>
@@ -27083,7 +27083,7 @@
                 <w:rFonts w:ascii="Times New Roman" w:eastAsia="宋体" w:hAnsi="Times New Roman" w:cs="Times New Roman"/>
                 <w:sz w:val="21"/>
                 <w:szCs w:val="21"/>
-                <w:bdr w:val="single" w:sz="8" w:space="0" w:color="auto"/>
+                <w:shd w:val="clear" w:color="auto" w:fill="D9D9D9"/>
               </w:rPr>
               <w:t>(</w:t>
             </w:r>
@@ -27093,7 +27093,7 @@
                 <w:i/>
                 <w:sz w:val="21"/>
                 <w:szCs w:val="21"/>
-                <w:bdr w:val="single" w:sz="8" w:space="0" w:color="auto"/>
+                <w:shd w:val="clear" w:color="auto" w:fill="D9D9D9"/>
               </w:rPr>
               <w:t>p</w:t>
             </w:r>
@@ -27102,7 +27102,7 @@
                 <w:rFonts w:ascii="Times New Roman" w:eastAsia="宋体" w:hAnsi="Times New Roman" w:cs="Times New Roman"/>
                 <w:sz w:val="21"/>
                 <w:szCs w:val="21"/>
-                <w:bdr w:val="single" w:sz="8" w:space="0" w:color="auto"/>
+                <w:shd w:val="clear" w:color="auto" w:fill="D9D9D9"/>
               </w:rPr>
               <w:t>/2,0)</w:t>
             </w:r>
@@ -27138,7 +27138,7 @@
                 <w:i/>
                 <w:sz w:val="21"/>
                 <w:szCs w:val="21"/>
-                <w:bdr w:val="single" w:sz="8" w:space="0" w:color="auto"/>
+                <w:shd w:val="clear" w:color="auto" w:fill="D9D9D9"/>
               </w:rPr>
               <w:t>x</w:t>
             </w:r>
@@ -27147,7 +27147,7 @@
                 <w:rFonts w:ascii="Times New Roman" w:eastAsia="宋体" w:hAnsi="Times New Roman" w:cs="Times New Roman"/>
                 <w:sz w:val="21"/>
                 <w:szCs w:val="21"/>
-                <w:bdr w:val="single" w:sz="8" w:space="0" w:color="auto"/>
+                <w:shd w:val="clear" w:color="auto" w:fill="D9D9D9"/>
               </w:rPr>
               <w:t>=-</w:t>
             </w:r>
@@ -27157,7 +27157,7 @@
                 <w:i/>
                 <w:sz w:val="21"/>
                 <w:szCs w:val="21"/>
-                <w:bdr w:val="single" w:sz="8" w:space="0" w:color="auto"/>
+                <w:shd w:val="clear" w:color="auto" w:fill="D9D9D9"/>
               </w:rPr>
               <w:t>p</w:t>
             </w:r>
@@ -27166,7 +27166,7 @@
                 <w:rFonts w:ascii="Times New Roman" w:eastAsia="宋体" w:hAnsi="Times New Roman" w:cs="Times New Roman"/>
                 <w:sz w:val="21"/>
                 <w:szCs w:val="21"/>
-                <w:bdr w:val="single" w:sz="8" w:space="0" w:color="auto"/>
+                <w:shd w:val="clear" w:color="auto" w:fill="D9D9D9"/>
               </w:rPr>
               <w:t>/2</w:t>
             </w:r>
@@ -27275,7 +27275,7 @@
                 <w:i/>
                 <w:sz w:val="21"/>
                 <w:szCs w:val="21"/>
-                <w:bdr w:val="single" w:sz="8" w:space="0" w:color="auto"/>
+                <w:shd w:val="clear" w:color="auto" w:fill="D9D9D9"/>
               </w:rPr>
               <w:t>y</w:t>
             </w:r>
@@ -27284,7 +27284,7 @@
                 <w:rFonts w:ascii="Times New Roman" w:eastAsia="宋体" w:hAnsi="Times New Roman" w:cs="Times New Roman"/>
                 <w:sz w:val="21"/>
                 <w:szCs w:val="21"/>
-                <w:bdr w:val="single" w:sz="8" w:space="0" w:color="auto"/>
+                <w:shd w:val="clear" w:color="auto" w:fill="D9D9D9"/>
               </w:rPr>
               <w:t>²=-2</w:t>
             </w:r>
@@ -27294,7 +27294,7 @@
                 <w:i/>
                 <w:sz w:val="21"/>
                 <w:szCs w:val="21"/>
-                <w:bdr w:val="single" w:sz="8" w:space="0" w:color="auto"/>
+                <w:shd w:val="clear" w:color="auto" w:fill="D9D9D9"/>
               </w:rPr>
               <w:t>px</w:t>
             </w:r>
@@ -27303,7 +27303,7 @@
                 <w:rFonts w:ascii="Times New Roman" w:eastAsia="宋体" w:hAnsi="Times New Roman" w:cs="Times New Roman"/>
                 <w:sz w:val="21"/>
                 <w:szCs w:val="21"/>
-                <w:bdr w:val="single" w:sz="8" w:space="0" w:color="auto"/>
+                <w:shd w:val="clear" w:color="auto" w:fill="D9D9D9"/>
               </w:rPr>
               <w:t>(</w:t>
             </w:r>
@@ -27313,7 +27313,7 @@
                 <w:i/>
                 <w:sz w:val="21"/>
                 <w:szCs w:val="21"/>
-                <w:bdr w:val="single" w:sz="8" w:space="0" w:color="auto"/>
+                <w:shd w:val="clear" w:color="auto" w:fill="D9D9D9"/>
               </w:rPr>
               <w:t>p</w:t>
             </w:r>
@@ -27322,7 +27322,7 @@
                 <w:rFonts w:ascii="Times New Roman" w:eastAsia="宋体" w:hAnsi="Times New Roman" w:cs="Times New Roman"/>
                 <w:sz w:val="21"/>
                 <w:szCs w:val="21"/>
-                <w:bdr w:val="single" w:sz="8" w:space="0" w:color="auto"/>
+                <w:shd w:val="clear" w:color="auto" w:fill="D9D9D9"/>
               </w:rPr>
               <w:t>&gt;0)</w:t>
             </w:r>
@@ -27357,7 +27357,7 @@
                 <w:rFonts w:ascii="Times New Roman" w:eastAsia="宋体" w:hAnsi="Times New Roman" w:cs="Times New Roman"/>
                 <w:sz w:val="21"/>
                 <w:szCs w:val="21"/>
-                <w:bdr w:val="single" w:sz="8" w:space="0" w:color="auto"/>
+                <w:shd w:val="clear" w:color="auto" w:fill="D9D9D9"/>
               </w:rPr>
               <w:t>(-</w:t>
             </w:r>
@@ -27367,7 +27367,7 @@
                 <w:i/>
                 <w:sz w:val="21"/>
                 <w:szCs w:val="21"/>
-                <w:bdr w:val="single" w:sz="8" w:space="0" w:color="auto"/>
+                <w:shd w:val="clear" w:color="auto" w:fill="D9D9D9"/>
               </w:rPr>
               <w:t>p</w:t>
             </w:r>
@@ -27376,7 +27376,7 @@
                 <w:rFonts w:ascii="Times New Roman" w:eastAsia="宋体" w:hAnsi="Times New Roman" w:cs="Times New Roman"/>
                 <w:sz w:val="21"/>
                 <w:szCs w:val="21"/>
-                <w:bdr w:val="single" w:sz="8" w:space="0" w:color="auto"/>
+                <w:shd w:val="clear" w:color="auto" w:fill="D9D9D9"/>
               </w:rPr>
               <w:t>/2,0)</w:t>
             </w:r>
@@ -27412,7 +27412,7 @@
                 <w:i/>
                 <w:sz w:val="21"/>
                 <w:szCs w:val="21"/>
-                <w:bdr w:val="single" w:sz="8" w:space="0" w:color="auto"/>
+                <w:shd w:val="clear" w:color="auto" w:fill="D9D9D9"/>
               </w:rPr>
               <w:t>x</w:t>
             </w:r>
@@ -27421,7 +27421,7 @@
                 <w:rFonts w:ascii="Times New Roman" w:eastAsia="宋体" w:hAnsi="Times New Roman" w:cs="Times New Roman"/>
                 <w:sz w:val="21"/>
                 <w:szCs w:val="21"/>
-                <w:bdr w:val="single" w:sz="8" w:space="0" w:color="auto"/>
+                <w:shd w:val="clear" w:color="auto" w:fill="D9D9D9"/>
               </w:rPr>
               <w:t>=</w:t>
             </w:r>
@@ -27431,7 +27431,7 @@
                 <w:i/>
                 <w:sz w:val="21"/>
                 <w:szCs w:val="21"/>
-                <w:bdr w:val="single" w:sz="8" w:space="0" w:color="auto"/>
+                <w:shd w:val="clear" w:color="auto" w:fill="D9D9D9"/>
               </w:rPr>
               <w:t>p</w:t>
             </w:r>
@@ -27440,7 +27440,7 @@
                 <w:rFonts w:ascii="Times New Roman" w:eastAsia="宋体" w:hAnsi="Times New Roman" w:cs="Times New Roman"/>
                 <w:sz w:val="21"/>
                 <w:szCs w:val="21"/>
-                <w:bdr w:val="single" w:sz="8" w:space="0" w:color="auto"/>
+                <w:shd w:val="clear" w:color="auto" w:fill="D9D9D9"/>
               </w:rPr>
               <w:t>/2</w:t>
             </w:r>
@@ -27549,7 +27549,7 @@
                 <w:i/>
                 <w:sz w:val="21"/>
                 <w:szCs w:val="21"/>
-                <w:bdr w:val="single" w:sz="8" w:space="0" w:color="auto"/>
+                <w:shd w:val="clear" w:color="auto" w:fill="D9D9D9"/>
               </w:rPr>
               <w:t>x</w:t>
             </w:r>
@@ -27558,7 +27558,7 @@
                 <w:rFonts w:ascii="Times New Roman" w:eastAsia="宋体" w:hAnsi="Times New Roman" w:cs="Times New Roman"/>
                 <w:sz w:val="21"/>
                 <w:szCs w:val="21"/>
-                <w:bdr w:val="single" w:sz="8" w:space="0" w:color="auto"/>
+                <w:shd w:val="clear" w:color="auto" w:fill="D9D9D9"/>
               </w:rPr>
               <w:t>²=2</w:t>
             </w:r>
@@ -27568,7 +27568,7 @@
                 <w:i/>
                 <w:sz w:val="21"/>
                 <w:szCs w:val="21"/>
-                <w:bdr w:val="single" w:sz="8" w:space="0" w:color="auto"/>
+                <w:shd w:val="clear" w:color="auto" w:fill="D9D9D9"/>
               </w:rPr>
               <w:t>py</w:t>
             </w:r>
@@ -27577,7 +27577,7 @@
                 <w:rFonts w:ascii="Times New Roman" w:eastAsia="宋体" w:hAnsi="Times New Roman" w:cs="Times New Roman"/>
                 <w:sz w:val="21"/>
                 <w:szCs w:val="21"/>
-                <w:bdr w:val="single" w:sz="8" w:space="0" w:color="auto"/>
+                <w:shd w:val="clear" w:color="auto" w:fill="D9D9D9"/>
               </w:rPr>
               <w:t>(</w:t>
             </w:r>
@@ -27587,7 +27587,7 @@
                 <w:i/>
                 <w:sz w:val="21"/>
                 <w:szCs w:val="21"/>
-                <w:bdr w:val="single" w:sz="8" w:space="0" w:color="auto"/>
+                <w:shd w:val="clear" w:color="auto" w:fill="D9D9D9"/>
               </w:rPr>
               <w:t>p</w:t>
             </w:r>
@@ -27596,7 +27596,7 @@
                 <w:rFonts w:ascii="Times New Roman" w:eastAsia="宋体" w:hAnsi="Times New Roman" w:cs="Times New Roman"/>
                 <w:sz w:val="21"/>
                 <w:szCs w:val="21"/>
-                <w:bdr w:val="single" w:sz="8" w:space="0" w:color="auto"/>
+                <w:shd w:val="clear" w:color="auto" w:fill="D9D9D9"/>
               </w:rPr>
               <w:t>&gt;0)</w:t>
             </w:r>
@@ -27631,7 +27631,7 @@
                 <w:rFonts w:ascii="Times New Roman" w:eastAsia="宋体" w:hAnsi="Times New Roman" w:cs="Times New Roman"/>
                 <w:sz w:val="21"/>
                 <w:szCs w:val="21"/>
-                <w:bdr w:val="single" w:sz="8" w:space="0" w:color="auto"/>
+                <w:shd w:val="clear" w:color="auto" w:fill="D9D9D9"/>
               </w:rPr>
               <w:t>(0,</w:t>
             </w:r>
@@ -27641,7 +27641,7 @@
                 <w:i/>
                 <w:sz w:val="21"/>
                 <w:szCs w:val="21"/>
-                <w:bdr w:val="single" w:sz="8" w:space="0" w:color="auto"/>
+                <w:shd w:val="clear" w:color="auto" w:fill="D9D9D9"/>
               </w:rPr>
               <w:t>p</w:t>
             </w:r>
@@ -27650,7 +27650,7 @@
                 <w:rFonts w:ascii="Times New Roman" w:eastAsia="宋体" w:hAnsi="Times New Roman" w:cs="Times New Roman"/>
                 <w:sz w:val="21"/>
                 <w:szCs w:val="21"/>
-                <w:bdr w:val="single" w:sz="8" w:space="0" w:color="auto"/>
+                <w:shd w:val="clear" w:color="auto" w:fill="D9D9D9"/>
               </w:rPr>
               <w:t>/2)</w:t>
             </w:r>
@@ -27686,7 +27686,7 @@
                 <w:i/>
                 <w:sz w:val="21"/>
                 <w:szCs w:val="21"/>
-                <w:bdr w:val="single" w:sz="8" w:space="0" w:color="auto"/>
+                <w:shd w:val="clear" w:color="auto" w:fill="D9D9D9"/>
               </w:rPr>
               <w:t>y</w:t>
             </w:r>
@@ -27695,7 +27695,7 @@
                 <w:rFonts w:ascii="Times New Roman" w:eastAsia="宋体" w:hAnsi="Times New Roman" w:cs="Times New Roman"/>
                 <w:sz w:val="21"/>
                 <w:szCs w:val="21"/>
-                <w:bdr w:val="single" w:sz="8" w:space="0" w:color="auto"/>
+                <w:shd w:val="clear" w:color="auto" w:fill="D9D9D9"/>
               </w:rPr>
               <w:t>=-</w:t>
             </w:r>
@@ -27705,7 +27705,7 @@
                 <w:i/>
                 <w:sz w:val="21"/>
                 <w:szCs w:val="21"/>
-                <w:bdr w:val="single" w:sz="8" w:space="0" w:color="auto"/>
+                <w:shd w:val="clear" w:color="auto" w:fill="D9D9D9"/>
               </w:rPr>
               <w:t>p</w:t>
             </w:r>
@@ -27714,7 +27714,7 @@
                 <w:rFonts w:ascii="Times New Roman" w:eastAsia="宋体" w:hAnsi="Times New Roman" w:cs="Times New Roman"/>
                 <w:sz w:val="21"/>
                 <w:szCs w:val="21"/>
-                <w:bdr w:val="single" w:sz="8" w:space="0" w:color="auto"/>
+                <w:shd w:val="clear" w:color="auto" w:fill="D9D9D9"/>
               </w:rPr>
               <w:t>/2</w:t>
             </w:r>
@@ -27823,7 +27823,7 @@
                 <w:i/>
                 <w:sz w:val="21"/>
                 <w:szCs w:val="21"/>
-                <w:bdr w:val="single" w:sz="8" w:space="0" w:color="auto"/>
+                <w:shd w:val="clear" w:color="auto" w:fill="D9D9D9"/>
               </w:rPr>
               <w:t>x</w:t>
             </w:r>
@@ -27832,7 +27832,7 @@
                 <w:rFonts w:ascii="Times New Roman" w:eastAsia="宋体" w:hAnsi="Times New Roman" w:cs="Times New Roman"/>
                 <w:sz w:val="21"/>
                 <w:szCs w:val="21"/>
-                <w:bdr w:val="single" w:sz="8" w:space="0" w:color="auto"/>
+                <w:shd w:val="clear" w:color="auto" w:fill="D9D9D9"/>
               </w:rPr>
               <w:t>²=-2</w:t>
             </w:r>
@@ -27842,7 +27842,7 @@
                 <w:i/>
                 <w:sz w:val="21"/>
                 <w:szCs w:val="21"/>
-                <w:bdr w:val="single" w:sz="8" w:space="0" w:color="auto"/>
+                <w:shd w:val="clear" w:color="auto" w:fill="D9D9D9"/>
               </w:rPr>
               <w:t>py</w:t>
             </w:r>
@@ -27851,7 +27851,7 @@
                 <w:rFonts w:ascii="Times New Roman" w:eastAsia="宋体" w:hAnsi="Times New Roman" w:cs="Times New Roman"/>
                 <w:sz w:val="21"/>
                 <w:szCs w:val="21"/>
-                <w:bdr w:val="single" w:sz="8" w:space="0" w:color="auto"/>
+                <w:shd w:val="clear" w:color="auto" w:fill="D9D9D9"/>
               </w:rPr>
               <w:t>(</w:t>
             </w:r>
@@ -27861,7 +27861,7 @@
                 <w:i/>
                 <w:sz w:val="21"/>
                 <w:szCs w:val="21"/>
-                <w:bdr w:val="single" w:sz="8" w:space="0" w:color="auto"/>
+                <w:shd w:val="clear" w:color="auto" w:fill="D9D9D9"/>
               </w:rPr>
               <w:t>p</w:t>
             </w:r>
@@ -27870,7 +27870,7 @@
                 <w:rFonts w:ascii="Times New Roman" w:eastAsia="宋体" w:hAnsi="Times New Roman" w:cs="Times New Roman"/>
                 <w:sz w:val="21"/>
                 <w:szCs w:val="21"/>
-                <w:bdr w:val="single" w:sz="8" w:space="0" w:color="auto"/>
+                <w:shd w:val="clear" w:color="auto" w:fill="D9D9D9"/>
               </w:rPr>
               <w:t>&gt;0)</w:t>
             </w:r>
@@ -27905,7 +27905,7 @@
                 <w:rFonts w:ascii="Times New Roman" w:eastAsia="宋体" w:hAnsi="Times New Roman" w:cs="Times New Roman"/>
                 <w:sz w:val="21"/>
                 <w:szCs w:val="21"/>
-                <w:bdr w:val="single" w:sz="8" w:space="0" w:color="auto"/>
+                <w:shd w:val="clear" w:color="auto" w:fill="D9D9D9"/>
               </w:rPr>
               <w:t>(0,-</w:t>
             </w:r>
@@ -27915,7 +27915,7 @@
                 <w:i/>
                 <w:sz w:val="21"/>
                 <w:szCs w:val="21"/>
-                <w:bdr w:val="single" w:sz="8" w:space="0" w:color="auto"/>
+                <w:shd w:val="clear" w:color="auto" w:fill="D9D9D9"/>
               </w:rPr>
               <w:t>p</w:t>
             </w:r>
@@ -27924,7 +27924,7 @@
                 <w:rFonts w:ascii="Times New Roman" w:eastAsia="宋体" w:hAnsi="Times New Roman" w:cs="Times New Roman"/>
                 <w:sz w:val="21"/>
                 <w:szCs w:val="21"/>
-                <w:bdr w:val="single" w:sz="8" w:space="0" w:color="auto"/>
+                <w:shd w:val="clear" w:color="auto" w:fill="D9D9D9"/>
               </w:rPr>
               <w:t>/2)</w:t>
             </w:r>
@@ -27960,7 +27960,7 @@
                 <w:i/>
                 <w:sz w:val="21"/>
                 <w:szCs w:val="21"/>
-                <w:bdr w:val="single" w:sz="8" w:space="0" w:color="auto"/>
+                <w:shd w:val="clear" w:color="auto" w:fill="D9D9D9"/>
               </w:rPr>
               <w:t>y</w:t>
             </w:r>
@@ -27969,7 +27969,7 @@
                 <w:rFonts w:ascii="Times New Roman" w:eastAsia="宋体" w:hAnsi="Times New Roman" w:cs="Times New Roman"/>
                 <w:sz w:val="21"/>
                 <w:szCs w:val="21"/>
-                <w:bdr w:val="single" w:sz="8" w:space="0" w:color="auto"/>
+                <w:shd w:val="clear" w:color="auto" w:fill="D9D9D9"/>
               </w:rPr>
               <w:t>=</w:t>
             </w:r>
@@ -27979,7 +27979,7 @@
                 <w:i/>
                 <w:sz w:val="21"/>
                 <w:szCs w:val="21"/>
-                <w:bdr w:val="single" w:sz="8" w:space="0" w:color="auto"/>
+                <w:shd w:val="clear" w:color="auto" w:fill="D9D9D9"/>
               </w:rPr>
               <w:t>p</w:t>
             </w:r>
@@ -27988,7 +27988,7 @@
                 <w:rFonts w:ascii="Times New Roman" w:eastAsia="宋体" w:hAnsi="Times New Roman" w:cs="Times New Roman"/>
                 <w:sz w:val="21"/>
                 <w:szCs w:val="21"/>
-                <w:bdr w:val="single" w:sz="8" w:space="0" w:color="auto"/>
+                <w:shd w:val="clear" w:color="auto" w:fill="D9D9D9"/>
               </w:rPr>
               <w:t>/2</w:t>
             </w:r>
@@ -28161,7 +28161,7 @@
                 <w:i/>
                 <w:sz w:val="21"/>
                 <w:szCs w:val="21"/>
-                <w:bdr w:val="single" w:sz="8" w:space="0" w:color="auto"/>
+                <w:shd w:val="clear" w:color="auto" w:fill="D9D9D9"/>
               </w:rPr>
               <w:t>y</w:t>
             </w:r>
@@ -28170,7 +28170,7 @@
                 <w:rFonts w:ascii="Times New Roman" w:eastAsia="宋体" w:hAnsi="Times New Roman" w:cs="Times New Roman"/>
                 <w:sz w:val="21"/>
                 <w:szCs w:val="21"/>
-                <w:bdr w:val="single" w:sz="8" w:space="0" w:color="auto"/>
+                <w:shd w:val="clear" w:color="auto" w:fill="D9D9D9"/>
               </w:rPr>
               <w:t>²=2</w:t>
             </w:r>
@@ -28180,7 +28180,7 @@
                 <w:i/>
                 <w:sz w:val="21"/>
                 <w:szCs w:val="21"/>
-                <w:bdr w:val="single" w:sz="8" w:space="0" w:color="auto"/>
+                <w:shd w:val="clear" w:color="auto" w:fill="D9D9D9"/>
               </w:rPr>
               <w:t>px</w:t>
             </w:r>
@@ -28189,7 +28189,7 @@
                 <w:rFonts w:ascii="Times New Roman" w:eastAsia="宋体" w:hAnsi="Times New Roman" w:cs="Times New Roman"/>
                 <w:sz w:val="21"/>
                 <w:szCs w:val="21"/>
-                <w:bdr w:val="single" w:sz="8" w:space="0" w:color="auto"/>
+                <w:shd w:val="clear" w:color="auto" w:fill="D9D9D9"/>
               </w:rPr>
               <w:t>(</w:t>
             </w:r>
@@ -28199,7 +28199,7 @@
                 <w:i/>
                 <w:sz w:val="21"/>
                 <w:szCs w:val="21"/>
-                <w:bdr w:val="single" w:sz="8" w:space="0" w:color="auto"/>
+                <w:shd w:val="clear" w:color="auto" w:fill="D9D9D9"/>
               </w:rPr>
               <w:t>p</w:t>
             </w:r>
@@ -28208,7 +28208,7 @@
                 <w:rFonts w:ascii="Times New Roman" w:eastAsia="宋体" w:hAnsi="Times New Roman" w:cs="Times New Roman"/>
                 <w:sz w:val="21"/>
                 <w:szCs w:val="21"/>
-                <w:bdr w:val="single" w:sz="8" w:space="0" w:color="auto"/>
+                <w:shd w:val="clear" w:color="auto" w:fill="D9D9D9"/>
               </w:rPr>
               <w:t>&gt;0)</w:t>
             </w:r>
@@ -28244,7 +28244,7 @@
                 <w:i/>
                 <w:sz w:val="21"/>
                 <w:szCs w:val="21"/>
-                <w:bdr w:val="single" w:sz="8" w:space="0" w:color="auto"/>
+                <w:shd w:val="clear" w:color="auto" w:fill="D9D9D9"/>
               </w:rPr>
               <w:t>y</w:t>
             </w:r>
@@ -28253,7 +28253,7 @@
                 <w:rFonts w:ascii="Times New Roman" w:eastAsia="宋体" w:hAnsi="Times New Roman" w:cs="Times New Roman"/>
                 <w:sz w:val="21"/>
                 <w:szCs w:val="21"/>
-                <w:bdr w:val="single" w:sz="8" w:space="0" w:color="auto"/>
+                <w:shd w:val="clear" w:color="auto" w:fill="D9D9D9"/>
               </w:rPr>
               <w:t>²=-2</w:t>
             </w:r>
@@ -28263,7 +28263,7 @@
                 <w:i/>
                 <w:sz w:val="21"/>
                 <w:szCs w:val="21"/>
-                <w:bdr w:val="single" w:sz="8" w:space="0" w:color="auto"/>
+                <w:shd w:val="clear" w:color="auto" w:fill="D9D9D9"/>
               </w:rPr>
               <w:t>px</w:t>
             </w:r>
@@ -28272,7 +28272,7 @@
                 <w:rFonts w:ascii="Times New Roman" w:eastAsia="宋体" w:hAnsi="Times New Roman" w:cs="Times New Roman"/>
                 <w:sz w:val="21"/>
                 <w:szCs w:val="21"/>
-                <w:bdr w:val="single" w:sz="8" w:space="0" w:color="auto"/>
+                <w:shd w:val="clear" w:color="auto" w:fill="D9D9D9"/>
               </w:rPr>
               <w:t>(</w:t>
             </w:r>
@@ -28282,7 +28282,7 @@
                 <w:i/>
                 <w:sz w:val="21"/>
                 <w:szCs w:val="21"/>
-                <w:bdr w:val="single" w:sz="8" w:space="0" w:color="auto"/>
+                <w:shd w:val="clear" w:color="auto" w:fill="D9D9D9"/>
               </w:rPr>
               <w:t>p</w:t>
             </w:r>
@@ -28291,7 +28291,7 @@
                 <w:rFonts w:ascii="Times New Roman" w:eastAsia="宋体" w:hAnsi="Times New Roman" w:cs="Times New Roman"/>
                 <w:sz w:val="21"/>
                 <w:szCs w:val="21"/>
-                <w:bdr w:val="single" w:sz="8" w:space="0" w:color="auto"/>
+                <w:shd w:val="clear" w:color="auto" w:fill="D9D9D9"/>
               </w:rPr>
               <w:t>&gt;0)</w:t>
             </w:r>
@@ -28327,7 +28327,7 @@
                 <w:i/>
                 <w:sz w:val="21"/>
                 <w:szCs w:val="21"/>
-                <w:bdr w:val="single" w:sz="8" w:space="0" w:color="auto"/>
+                <w:shd w:val="clear" w:color="auto" w:fill="D9D9D9"/>
               </w:rPr>
               <w:t>x</w:t>
             </w:r>
@@ -28336,7 +28336,7 @@
                 <w:rFonts w:ascii="Times New Roman" w:eastAsia="宋体" w:hAnsi="Times New Roman" w:cs="Times New Roman"/>
                 <w:sz w:val="21"/>
                 <w:szCs w:val="21"/>
-                <w:bdr w:val="single" w:sz="8" w:space="0" w:color="auto"/>
+                <w:shd w:val="clear" w:color="auto" w:fill="D9D9D9"/>
               </w:rPr>
               <w:t>²=2</w:t>
             </w:r>
@@ -28346,7 +28346,7 @@
                 <w:i/>
                 <w:sz w:val="21"/>
                 <w:szCs w:val="21"/>
-                <w:bdr w:val="single" w:sz="8" w:space="0" w:color="auto"/>
+                <w:shd w:val="clear" w:color="auto" w:fill="D9D9D9"/>
               </w:rPr>
               <w:t>py</w:t>
             </w:r>
@@ -28355,7 +28355,7 @@
                 <w:rFonts w:ascii="Times New Roman" w:eastAsia="宋体" w:hAnsi="Times New Roman" w:cs="Times New Roman"/>
                 <w:sz w:val="21"/>
                 <w:szCs w:val="21"/>
-                <w:bdr w:val="single" w:sz="8" w:space="0" w:color="auto"/>
+                <w:shd w:val="clear" w:color="auto" w:fill="D9D9D9"/>
               </w:rPr>
               <w:t>(</w:t>
             </w:r>
@@ -28365,7 +28365,7 @@
                 <w:i/>
                 <w:sz w:val="21"/>
                 <w:szCs w:val="21"/>
-                <w:bdr w:val="single" w:sz="8" w:space="0" w:color="auto"/>
+                <w:shd w:val="clear" w:color="auto" w:fill="D9D9D9"/>
               </w:rPr>
               <w:t>p</w:t>
             </w:r>
@@ -28374,7 +28374,7 @@
                 <w:rFonts w:ascii="Times New Roman" w:eastAsia="宋体" w:hAnsi="Times New Roman" w:cs="Times New Roman"/>
                 <w:sz w:val="21"/>
                 <w:szCs w:val="21"/>
-                <w:bdr w:val="single" w:sz="8" w:space="0" w:color="auto"/>
+                <w:shd w:val="clear" w:color="auto" w:fill="D9D9D9"/>
               </w:rPr>
               <w:t>&gt;0)</w:t>
             </w:r>
@@ -28410,7 +28410,7 @@
                 <w:i/>
                 <w:sz w:val="21"/>
                 <w:szCs w:val="21"/>
-                <w:bdr w:val="single" w:sz="8" w:space="0" w:color="auto"/>
+                <w:shd w:val="clear" w:color="auto" w:fill="D9D9D9"/>
               </w:rPr>
               <w:t>x</w:t>
             </w:r>
@@ -28419,7 +28419,7 @@
                 <w:rFonts w:ascii="Times New Roman" w:eastAsia="宋体" w:hAnsi="Times New Roman" w:cs="Times New Roman"/>
                 <w:sz w:val="21"/>
                 <w:szCs w:val="21"/>
-                <w:bdr w:val="single" w:sz="8" w:space="0" w:color="auto"/>
+                <w:shd w:val="clear" w:color="auto" w:fill="D9D9D9"/>
               </w:rPr>
               <w:t>²=-2</w:t>
             </w:r>
@@ -28429,7 +28429,7 @@
                 <w:i/>
                 <w:sz w:val="21"/>
                 <w:szCs w:val="21"/>
-                <w:bdr w:val="single" w:sz="8" w:space="0" w:color="auto"/>
+                <w:shd w:val="clear" w:color="auto" w:fill="D9D9D9"/>
               </w:rPr>
               <w:t>py</w:t>
             </w:r>
@@ -28438,7 +28438,7 @@
                 <w:rFonts w:ascii="Times New Roman" w:eastAsia="宋体" w:hAnsi="Times New Roman" w:cs="Times New Roman"/>
                 <w:sz w:val="21"/>
                 <w:szCs w:val="21"/>
-                <w:bdr w:val="single" w:sz="8" w:space="0" w:color="auto"/>
+                <w:shd w:val="clear" w:color="auto" w:fill="D9D9D9"/>
               </w:rPr>
               <w:t>(</w:t>
             </w:r>
@@ -28448,7 +28448,7 @@
                 <w:i/>
                 <w:sz w:val="21"/>
                 <w:szCs w:val="21"/>
-                <w:bdr w:val="single" w:sz="8" w:space="0" w:color="auto"/>
+                <w:shd w:val="clear" w:color="auto" w:fill="D9D9D9"/>
               </w:rPr>
               <w:t>p</w:t>
             </w:r>
@@ -28457,7 +28457,7 @@
                 <w:rFonts w:ascii="Times New Roman" w:eastAsia="宋体" w:hAnsi="Times New Roman" w:cs="Times New Roman"/>
                 <w:sz w:val="21"/>
                 <w:szCs w:val="21"/>
-                <w:bdr w:val="single" w:sz="8" w:space="0" w:color="auto"/>
+                <w:shd w:val="clear" w:color="auto" w:fill="D9D9D9"/>
               </w:rPr>
               <w:t>&gt;0)</w:t>
             </w:r>
@@ -28519,7 +28519,7 @@
                 <w:i/>
                 <w:sz w:val="21"/>
                 <w:szCs w:val="21"/>
-                <w:bdr w:val="single" w:sz="8" w:space="0" w:color="auto"/>
+                <w:shd w:val="clear" w:color="auto" w:fill="D9D9D9"/>
                 <w:lang w:eastAsia="zh-CN"/>
               </w:rPr>
               <w:t>p</w:t>
@@ -28529,7 +28529,7 @@
                 <w:rFonts w:ascii="Times New Roman" w:eastAsia="宋体" w:hAnsi="Times New Roman" w:cs="Times New Roman"/>
                 <w:sz w:val="21"/>
                 <w:szCs w:val="21"/>
-                <w:bdr w:val="single" w:sz="8" w:space="0" w:color="auto"/>
+                <w:shd w:val="clear" w:color="auto" w:fill="D9D9D9"/>
                 <w:lang w:eastAsia="zh-CN"/>
               </w:rPr>
               <w:t>的几何意义：焦点</w:t>
@@ -28540,7 +28540,7 @@
                 <w:i/>
                 <w:sz w:val="21"/>
                 <w:szCs w:val="21"/>
-                <w:bdr w:val="single" w:sz="8" w:space="0" w:color="auto"/>
+                <w:shd w:val="clear" w:color="auto" w:fill="D9D9D9"/>
                 <w:lang w:eastAsia="zh-CN"/>
               </w:rPr>
               <w:t>F</w:t>
@@ -28550,7 +28550,7 @@
                 <w:rFonts w:ascii="Times New Roman" w:eastAsia="宋体" w:hAnsi="Times New Roman" w:cs="Times New Roman"/>
                 <w:sz w:val="21"/>
                 <w:szCs w:val="21"/>
-                <w:bdr w:val="single" w:sz="8" w:space="0" w:color="auto"/>
+                <w:shd w:val="clear" w:color="auto" w:fill="D9D9D9"/>
                 <w:lang w:eastAsia="zh-CN"/>
               </w:rPr>
               <w:t>到准线</w:t>
@@ -28561,7 +28561,7 @@
                 <w:i/>
                 <w:sz w:val="21"/>
                 <w:szCs w:val="21"/>
-                <w:bdr w:val="single" w:sz="8" w:space="0" w:color="auto"/>
+                <w:shd w:val="clear" w:color="auto" w:fill="D9D9D9"/>
                 <w:lang w:eastAsia="zh-CN"/>
               </w:rPr>
               <w:t>l</w:t>
@@ -28571,7 +28571,7 @@
                 <w:rFonts w:ascii="Times New Roman" w:eastAsia="宋体" w:hAnsi="Times New Roman" w:cs="Times New Roman"/>
                 <w:sz w:val="21"/>
                 <w:szCs w:val="21"/>
-                <w:bdr w:val="single" w:sz="8" w:space="0" w:color="auto"/>
+                <w:shd w:val="clear" w:color="auto" w:fill="D9D9D9"/>
                 <w:lang w:eastAsia="zh-CN"/>
               </w:rPr>
               <w:t>的距离</w:t>
@@ -28964,7 +28964,7 @@
                 <w:i/>
                 <w:sz w:val="21"/>
                 <w:szCs w:val="21"/>
-                <w:bdr w:val="single" w:sz="8" w:space="0" w:color="auto"/>
+                <w:shd w:val="clear" w:color="auto" w:fill="D9D9D9"/>
               </w:rPr>
               <w:t>x</w:t>
             </w:r>
@@ -28973,7 +28973,7 @@
                 <w:rFonts w:ascii="Times New Roman" w:eastAsia="宋体" w:hAnsi="Times New Roman" w:cs="Times New Roman"/>
                 <w:sz w:val="21"/>
                 <w:szCs w:val="21"/>
-                <w:bdr w:val="single" w:sz="8" w:space="0" w:color="auto"/>
+                <w:shd w:val="clear" w:color="auto" w:fill="D9D9D9"/>
               </w:rPr>
               <w:t>≥0</w:t>
             </w:r>
@@ -28982,7 +28982,7 @@
                 <w:rFonts w:ascii="Times New Roman" w:eastAsia="宋体" w:hAnsi="Times New Roman" w:cs="Times New Roman"/>
                 <w:sz w:val="21"/>
                 <w:szCs w:val="21"/>
-                <w:bdr w:val="single" w:sz="8" w:space="0" w:color="auto"/>
+                <w:shd w:val="clear" w:color="auto" w:fill="D9D9D9"/>
               </w:rPr>
               <w:t>，</w:t>
             </w:r>
@@ -28992,7 +28992,7 @@
                 <w:i/>
                 <w:sz w:val="21"/>
                 <w:szCs w:val="21"/>
-                <w:bdr w:val="single" w:sz="8" w:space="0" w:color="auto"/>
+                <w:shd w:val="clear" w:color="auto" w:fill="D9D9D9"/>
               </w:rPr>
               <w:t>y</w:t>
             </w:r>
@@ -29001,7 +29001,7 @@
                 <w:rFonts w:ascii="Times New Roman" w:eastAsia="宋体" w:hAnsi="Times New Roman" w:cs="Times New Roman"/>
                 <w:sz w:val="21"/>
                 <w:szCs w:val="21"/>
-                <w:bdr w:val="single" w:sz="8" w:space="0" w:color="auto"/>
+                <w:shd w:val="clear" w:color="auto" w:fill="D9D9D9"/>
               </w:rPr>
               <w:t>∈</w:t>
             </w:r>
@@ -29011,7 +29011,7 @@
                 <w:i/>
                 <w:sz w:val="21"/>
                 <w:szCs w:val="21"/>
-                <w:bdr w:val="single" w:sz="8" w:space="0" w:color="auto"/>
+                <w:shd w:val="clear" w:color="auto" w:fill="D9D9D9"/>
               </w:rPr>
               <w:t>R</w:t>
             </w:r>
@@ -29047,7 +29047,7 @@
                 <w:i/>
                 <w:sz w:val="21"/>
                 <w:szCs w:val="21"/>
-                <w:bdr w:val="single" w:sz="8" w:space="0" w:color="auto"/>
+                <w:shd w:val="clear" w:color="auto" w:fill="D9D9D9"/>
               </w:rPr>
               <w:t>x</w:t>
             </w:r>
@@ -29056,7 +29056,7 @@
                 <w:rFonts w:ascii="Times New Roman" w:eastAsia="宋体" w:hAnsi="Times New Roman" w:cs="Times New Roman"/>
                 <w:sz w:val="21"/>
                 <w:szCs w:val="21"/>
-                <w:bdr w:val="single" w:sz="8" w:space="0" w:color="auto"/>
+                <w:shd w:val="clear" w:color="auto" w:fill="D9D9D9"/>
               </w:rPr>
               <w:t>≤0</w:t>
             </w:r>
@@ -29065,7 +29065,7 @@
                 <w:rFonts w:ascii="Times New Roman" w:eastAsia="宋体" w:hAnsi="Times New Roman" w:cs="Times New Roman"/>
                 <w:sz w:val="21"/>
                 <w:szCs w:val="21"/>
-                <w:bdr w:val="single" w:sz="8" w:space="0" w:color="auto"/>
+                <w:shd w:val="clear" w:color="auto" w:fill="D9D9D9"/>
               </w:rPr>
               <w:t>，</w:t>
             </w:r>
@@ -29075,7 +29075,7 @@
                 <w:i/>
                 <w:sz w:val="21"/>
                 <w:szCs w:val="21"/>
-                <w:bdr w:val="single" w:sz="8" w:space="0" w:color="auto"/>
+                <w:shd w:val="clear" w:color="auto" w:fill="D9D9D9"/>
               </w:rPr>
               <w:t>y</w:t>
             </w:r>
@@ -29084,7 +29084,7 @@
                 <w:rFonts w:ascii="Times New Roman" w:eastAsia="宋体" w:hAnsi="Times New Roman" w:cs="Times New Roman"/>
                 <w:sz w:val="21"/>
                 <w:szCs w:val="21"/>
-                <w:bdr w:val="single" w:sz="8" w:space="0" w:color="auto"/>
+                <w:shd w:val="clear" w:color="auto" w:fill="D9D9D9"/>
               </w:rPr>
               <w:t>∈</w:t>
             </w:r>
@@ -29094,7 +29094,7 @@
                 <w:i/>
                 <w:sz w:val="21"/>
                 <w:szCs w:val="21"/>
-                <w:bdr w:val="single" w:sz="8" w:space="0" w:color="auto"/>
+                <w:shd w:val="clear" w:color="auto" w:fill="D9D9D9"/>
               </w:rPr>
               <w:t>R</w:t>
             </w:r>
@@ -29130,7 +29130,7 @@
                 <w:i/>
                 <w:sz w:val="21"/>
                 <w:szCs w:val="21"/>
-                <w:bdr w:val="single" w:sz="8" w:space="0" w:color="auto"/>
+                <w:shd w:val="clear" w:color="auto" w:fill="D9D9D9"/>
               </w:rPr>
               <w:t>x</w:t>
             </w:r>
@@ -29139,7 +29139,7 @@
                 <w:rFonts w:ascii="Times New Roman" w:eastAsia="宋体" w:hAnsi="Times New Roman" w:cs="Times New Roman"/>
                 <w:sz w:val="21"/>
                 <w:szCs w:val="21"/>
-                <w:bdr w:val="single" w:sz="8" w:space="0" w:color="auto"/>
+                <w:shd w:val="clear" w:color="auto" w:fill="D9D9D9"/>
               </w:rPr>
               <w:t>∈</w:t>
             </w:r>
@@ -29149,7 +29149,7 @@
                 <w:i/>
                 <w:sz w:val="21"/>
                 <w:szCs w:val="21"/>
-                <w:bdr w:val="single" w:sz="8" w:space="0" w:color="auto"/>
+                <w:shd w:val="clear" w:color="auto" w:fill="D9D9D9"/>
               </w:rPr>
               <w:t>R</w:t>
             </w:r>
@@ -29158,7 +29158,7 @@
                 <w:rFonts w:ascii="Times New Roman" w:eastAsia="宋体" w:hAnsi="Times New Roman" w:cs="Times New Roman"/>
                 <w:sz w:val="21"/>
                 <w:szCs w:val="21"/>
-                <w:bdr w:val="single" w:sz="8" w:space="0" w:color="auto"/>
+                <w:shd w:val="clear" w:color="auto" w:fill="D9D9D9"/>
               </w:rPr>
               <w:t>，</w:t>
             </w:r>
@@ -29168,7 +29168,7 @@
                 <w:i/>
                 <w:sz w:val="21"/>
                 <w:szCs w:val="21"/>
-                <w:bdr w:val="single" w:sz="8" w:space="0" w:color="auto"/>
+                <w:shd w:val="clear" w:color="auto" w:fill="D9D9D9"/>
               </w:rPr>
               <w:t>y</w:t>
             </w:r>
@@ -29177,7 +29177,7 @@
                 <w:rFonts w:ascii="Times New Roman" w:eastAsia="宋体" w:hAnsi="Times New Roman" w:cs="Times New Roman"/>
                 <w:sz w:val="21"/>
                 <w:szCs w:val="21"/>
-                <w:bdr w:val="single" w:sz="8" w:space="0" w:color="auto"/>
+                <w:shd w:val="clear" w:color="auto" w:fill="D9D9D9"/>
               </w:rPr>
               <w:t>≥0</w:t>
             </w:r>
@@ -29213,7 +29213,7 @@
                 <w:i/>
                 <w:sz w:val="21"/>
                 <w:szCs w:val="21"/>
-                <w:bdr w:val="single" w:sz="8" w:space="0" w:color="auto"/>
+                <w:shd w:val="clear" w:color="auto" w:fill="D9D9D9"/>
               </w:rPr>
               <w:t>x</w:t>
             </w:r>
@@ -29222,7 +29222,7 @@
                 <w:rFonts w:ascii="Times New Roman" w:eastAsia="宋体" w:hAnsi="Times New Roman" w:cs="Times New Roman"/>
                 <w:sz w:val="21"/>
                 <w:szCs w:val="21"/>
-                <w:bdr w:val="single" w:sz="8" w:space="0" w:color="auto"/>
+                <w:shd w:val="clear" w:color="auto" w:fill="D9D9D9"/>
               </w:rPr>
               <w:t>∈</w:t>
             </w:r>
@@ -29232,7 +29232,7 @@
                 <w:i/>
                 <w:sz w:val="21"/>
                 <w:szCs w:val="21"/>
-                <w:bdr w:val="single" w:sz="8" w:space="0" w:color="auto"/>
+                <w:shd w:val="clear" w:color="auto" w:fill="D9D9D9"/>
               </w:rPr>
               <w:t>R</w:t>
             </w:r>
@@ -29241,7 +29241,7 @@
                 <w:rFonts w:ascii="Times New Roman" w:eastAsia="宋体" w:hAnsi="Times New Roman" w:cs="Times New Roman"/>
                 <w:sz w:val="21"/>
                 <w:szCs w:val="21"/>
-                <w:bdr w:val="single" w:sz="8" w:space="0" w:color="auto"/>
+                <w:shd w:val="clear" w:color="auto" w:fill="D9D9D9"/>
               </w:rPr>
               <w:t>，</w:t>
             </w:r>
@@ -29251,7 +29251,7 @@
                 <w:i/>
                 <w:sz w:val="21"/>
                 <w:szCs w:val="21"/>
-                <w:bdr w:val="single" w:sz="8" w:space="0" w:color="auto"/>
+                <w:shd w:val="clear" w:color="auto" w:fill="D9D9D9"/>
               </w:rPr>
               <w:t>y</w:t>
             </w:r>
@@ -29260,7 +29260,7 @@
                 <w:rFonts w:ascii="Times New Roman" w:eastAsia="宋体" w:hAnsi="Times New Roman" w:cs="Times New Roman"/>
                 <w:sz w:val="21"/>
                 <w:szCs w:val="21"/>
-                <w:bdr w:val="single" w:sz="8" w:space="0" w:color="auto"/>
+                <w:shd w:val="clear" w:color="auto" w:fill="D9D9D9"/>
               </w:rPr>
               <w:t>≤0</w:t>
             </w:r>
@@ -29334,7 +29334,7 @@
                 <w:i/>
                 <w:sz w:val="21"/>
                 <w:szCs w:val="21"/>
-                <w:bdr w:val="single" w:sz="8" w:space="0" w:color="auto"/>
+                <w:shd w:val="clear" w:color="auto" w:fill="D9D9D9"/>
               </w:rPr>
               <w:t>x</w:t>
             </w:r>
@@ -29379,7 +29379,7 @@
                 <w:i/>
                 <w:sz w:val="21"/>
                 <w:szCs w:val="21"/>
-                <w:bdr w:val="single" w:sz="8" w:space="0" w:color="auto"/>
+                <w:shd w:val="clear" w:color="auto" w:fill="D9D9D9"/>
               </w:rPr>
               <w:t>y</w:t>
             </w:r>
@@ -29460,7 +29460,7 @@
                 <w:rFonts w:ascii="Times New Roman" w:eastAsia="宋体" w:hAnsi="Times New Roman" w:cs="Times New Roman"/>
                 <w:sz w:val="21"/>
                 <w:szCs w:val="21"/>
-                <w:bdr w:val="single" w:sz="8" w:space="0" w:color="auto"/>
+                <w:shd w:val="clear" w:color="auto" w:fill="D9D9D9"/>
               </w:rPr>
               <w:t>坐标原点</w:t>
             </w:r>
@@ -29532,7 +29532,7 @@
                 <w:rFonts w:ascii="Times New Roman" w:eastAsia="宋体" w:hAnsi="Times New Roman" w:cs="Times New Roman"/>
                 <w:sz w:val="21"/>
                 <w:szCs w:val="21"/>
-                <w:bdr w:val="single" w:sz="8" w:space="0" w:color="auto"/>
+                <w:shd w:val="clear" w:color="auto" w:fill="D9D9D9"/>
               </w:rPr>
               <w:t>e=1</w:t>
             </w:r>
@@ -30309,7 +30309,7 @@
                 <w:rFonts w:ascii="Times New Roman" w:eastAsia="宋体" w:hAnsi="Times New Roman" w:cs="Times New Roman"/>
                 <w:sz w:val="21"/>
                 <w:szCs w:val="21"/>
-                <w:bdr w:val="single" w:sz="8" w:space="0" w:color="auto"/>
+                <w:shd w:val="clear" w:color="auto" w:fill="D9D9D9"/>
               </w:rPr>
               <w:t>两</w:t>
             </w:r>
@@ -30352,7 +30352,7 @@
                 <w:rFonts w:ascii="Times New Roman" w:eastAsia="宋体" w:hAnsi="Times New Roman" w:cs="Times New Roman"/>
                 <w:sz w:val="21"/>
                 <w:szCs w:val="21"/>
-                <w:bdr w:val="single" w:sz="8" w:space="0" w:color="auto"/>
+                <w:shd w:val="clear" w:color="auto" w:fill="D9D9D9"/>
               </w:rPr>
               <w:t>Δ</w:t>
             </w:r>
@@ -30361,7 +30361,7 @@
                 <w:rFonts w:ascii="Times New Roman" w:eastAsia="宋体" w:hAnsi="Times New Roman" w:cs="Times New Roman"/>
                 <w:sz w:val="21"/>
                 <w:szCs w:val="21"/>
-                <w:bdr w:val="single" w:sz="8" w:space="0" w:color="auto"/>
+                <w:shd w:val="clear" w:color="auto" w:fill="D9D9D9"/>
               </w:rPr>
               <w:t>&gt;0</w:t>
             </w:r>
@@ -30432,7 +30432,7 @@
                 <w:rFonts w:ascii="Times New Roman" w:eastAsia="宋体" w:hAnsi="Times New Roman" w:cs="Times New Roman"/>
                 <w:sz w:val="21"/>
                 <w:szCs w:val="21"/>
-                <w:bdr w:val="single" w:sz="8" w:space="0" w:color="auto"/>
+                <w:shd w:val="clear" w:color="auto" w:fill="D9D9D9"/>
               </w:rPr>
               <w:t>一</w:t>
             </w:r>
@@ -30475,7 +30475,7 @@
                 <w:rFonts w:ascii="Times New Roman" w:eastAsia="宋体" w:hAnsi="Times New Roman" w:cs="Times New Roman"/>
                 <w:sz w:val="21"/>
                 <w:szCs w:val="21"/>
-                <w:bdr w:val="single" w:sz="8" w:space="0" w:color="auto"/>
+                <w:shd w:val="clear" w:color="auto" w:fill="D9D9D9"/>
               </w:rPr>
               <w:t>Δ</w:t>
             </w:r>
@@ -30484,7 +30484,7 @@
                 <w:rFonts w:ascii="Times New Roman" w:eastAsia="宋体" w:hAnsi="Times New Roman" w:cs="Times New Roman"/>
                 <w:sz w:val="21"/>
                 <w:szCs w:val="21"/>
-                <w:bdr w:val="single" w:sz="8" w:space="0" w:color="auto"/>
+                <w:shd w:val="clear" w:color="auto" w:fill="D9D9D9"/>
               </w:rPr>
               <w:t>=0</w:t>
             </w:r>
@@ -30555,7 +30555,7 @@
                 <w:rFonts w:ascii="Times New Roman" w:eastAsia="宋体" w:hAnsi="Times New Roman" w:cs="Times New Roman"/>
                 <w:sz w:val="21"/>
                 <w:szCs w:val="21"/>
-                <w:bdr w:val="single" w:sz="8" w:space="0" w:color="auto"/>
+                <w:shd w:val="clear" w:color="auto" w:fill="D9D9D9"/>
               </w:rPr>
               <w:t>无</w:t>
             </w:r>
@@ -30598,7 +30598,7 @@
                 <w:rFonts w:ascii="Times New Roman" w:eastAsia="宋体" w:hAnsi="Times New Roman" w:cs="Times New Roman"/>
                 <w:sz w:val="21"/>
                 <w:szCs w:val="21"/>
-                <w:bdr w:val="single" w:sz="8" w:space="0" w:color="auto"/>
+                <w:shd w:val="clear" w:color="auto" w:fill="D9D9D9"/>
               </w:rPr>
               <w:t>Δ</w:t>
             </w:r>
@@ -30607,7 +30607,7 @@
                 <w:rFonts w:ascii="Times New Roman" w:eastAsia="宋体" w:hAnsi="Times New Roman" w:cs="Times New Roman"/>
                 <w:sz w:val="21"/>
                 <w:szCs w:val="21"/>
-                <w:bdr w:val="single" w:sz="8" w:space="0" w:color="auto"/>
+                <w:shd w:val="clear" w:color="auto" w:fill="D9D9D9"/>
               </w:rPr>
               <w:t>&lt;0</w:t>
             </w:r>

--- a/高中数学/高中数学同步/人教B版选必1 第2章 平面解析几何·知识清单（完成）.docx
+++ b/高中数学/高中数学同步/人教B版选必1 第2章 平面解析几何·知识清单（完成）.docx
@@ -681,7 +681,7 @@
                 <w:rFonts w:ascii="Times New Roman" w:hAnsi="Times New Roman"/>
                 <w:sz w:val="21"/>
                 <w:szCs w:val="21"/>
-                <w:shd w:val="clear" w:color="auto" w:fill="D9D9D9"/>
+                <w:shd w:val="clear" w:color="auto" w:fill="A6A6A6"/>
               </w:rPr>
             </m:ctrlPr>
           </m:radPr>
@@ -1140,7 +1140,7 @@
                 <w:rFonts w:ascii="Times New Roman" w:hAnsi="Times New Roman"/>
                 <w:sz w:val="21"/>
                 <w:szCs w:val="21"/>
-                <w:shd w:val="clear" w:color="auto" w:fill="D9D9D9"/>
+                <w:shd w:val="clear" w:color="auto" w:fill="A6A6A6"/>
               </w:rPr>
             </m:ctrlPr>
           </m:radPr>
@@ -1447,7 +1447,7 @@
                 <w:rFonts w:ascii="Times New Roman" w:eastAsia="宋体" w:hAnsi="Times New Roman" w:cs="Times New Roman"/>
                 <w:sz w:val="21"/>
                 <w:szCs w:val="21"/>
-                <w:shd w:val="clear" w:color="auto" w:fill="D9D9D9"/>
+                <w:shd w:val="clear" w:color="auto" w:fill="A6A6A6"/>
               </w:rPr>
               <w:t>相交</w:t>
             </w:r>
@@ -1532,7 +1532,7 @@
                   <w:rFonts w:ascii="Times New Roman" w:hAnsi="Times New Roman" w:cs="Cambria Math"/>
                   <w:sz w:val="21"/>
                   <w:szCs w:val="21"/>
-                  <w:shd w:val="clear" w:color="auto" w:fill="D9D9D9"/>
+                  <w:shd w:val="clear" w:color="auto" w:fill="A6A6A6"/>
                   <w:lang w:eastAsia="zh-CN"/>
                 </w:rPr>
                 <m:t>x</m:t>
@@ -1543,7 +1543,7 @@
                 <w:rFonts w:ascii="Times New Roman" w:eastAsia="宋体" w:hAnsi="Times New Roman" w:cs="Times New Roman"/>
                 <w:sz w:val="21"/>
                 <w:szCs w:val="21"/>
-                <w:shd w:val="clear" w:color="auto" w:fill="D9D9D9"/>
+                <w:shd w:val="clear" w:color="auto" w:fill="A6A6A6"/>
                 <w:lang w:eastAsia="zh-CN"/>
               </w:rPr>
               <w:t>轴</w:t>
@@ -1581,7 +1581,7 @@
                 <w:rFonts w:ascii="Times New Roman" w:eastAsia="宋体" w:hAnsi="Times New Roman" w:cs="Times New Roman"/>
                 <w:sz w:val="21"/>
                 <w:szCs w:val="21"/>
-                <w:shd w:val="clear" w:color="auto" w:fill="D9D9D9"/>
+                <w:shd w:val="clear" w:color="auto" w:fill="A6A6A6"/>
                 <w:lang w:eastAsia="zh-CN"/>
               </w:rPr>
               <w:t>正向</w:t>
@@ -1611,7 +1611,7 @@
                 <w:i/>
                 <w:sz w:val="21"/>
                 <w:szCs w:val="21"/>
-                <w:shd w:val="clear" w:color="auto" w:fill="D9D9D9"/>
+                <w:shd w:val="clear" w:color="auto" w:fill="A6A6A6"/>
                 <w:lang w:eastAsia="zh-CN"/>
               </w:rPr>
               <w:t>向上</w:t>
@@ -1779,7 +1779,7 @@
                 <w:rFonts w:ascii="Times New Roman" w:eastAsia="宋体" w:hAnsi="Times New Roman" w:cs="Times New Roman"/>
                 <w:sz w:val="21"/>
                 <w:szCs w:val="21"/>
-                <w:shd w:val="clear" w:color="auto" w:fill="D9D9D9"/>
+                <w:shd w:val="clear" w:color="auto" w:fill="A6A6A6"/>
                 <w:lang w:eastAsia="zh-CN"/>
               </w:rPr>
               <w:t>平行</w:t>
@@ -1798,7 +1798,7 @@
                 <w:rFonts w:ascii="Times New Roman" w:eastAsia="宋体" w:hAnsi="Times New Roman" w:cs="Times New Roman"/>
                 <w:sz w:val="21"/>
                 <w:szCs w:val="21"/>
-                <w:shd w:val="clear" w:color="auto" w:fill="D9D9D9"/>
+                <w:shd w:val="clear" w:color="auto" w:fill="A6A6A6"/>
                 <w:lang w:eastAsia="zh-CN"/>
               </w:rPr>
               <w:t>重合</w:t>
@@ -1820,7 +1820,7 @@
                       <w:rFonts w:ascii="Times New Roman" w:hAnsi="Times New Roman"/>
                       <w:sz w:val="21"/>
                       <w:szCs w:val="21"/>
-                      <w:shd w:val="clear" w:color="auto" w:fill="D9D9D9"/>
+                      <w:shd w:val="clear" w:color="auto" w:fill="A6A6A6"/>
                     </w:rPr>
                   </m:ctrlPr>
                 </m:sSupPr>
@@ -1926,7 +1926,7 @@
                     <w:rFonts w:ascii="Times New Roman" w:hAnsi="Times New Roman" w:cs="Cambria Math"/>
                     <w:sz w:val="21"/>
                     <w:szCs w:val="21"/>
-                    <w:shd w:val="clear" w:color="auto" w:fill="D9D9D9"/>
+                    <w:shd w:val="clear" w:color="auto" w:fill="A6A6A6"/>
                   </w:rPr>
                   <m:t>0°≤</m:t>
                 </m:r>
@@ -1938,7 +1938,7 @@
                     <w:rFonts w:ascii="Times New Roman" w:hAnsi="Times New Roman" w:cs="Cambria Math"/>
                     <w:sz w:val="21"/>
                     <w:szCs w:val="21"/>
-                    <w:shd w:val="clear" w:color="auto" w:fill="D9D9D9"/>
+                    <w:shd w:val="clear" w:color="auto" w:fill="A6A6A6"/>
                   </w:rPr>
                   <m:t>α</m:t>
                 </m:r>
@@ -1950,7 +1950,7 @@
                     <w:rFonts w:ascii="Times New Roman" w:hAnsi="Times New Roman" w:cs="Cambria Math"/>
                     <w:sz w:val="21"/>
                     <w:szCs w:val="21"/>
-                    <w:shd w:val="clear" w:color="auto" w:fill="D9D9D9"/>
+                    <w:shd w:val="clear" w:color="auto" w:fill="A6A6A6"/>
                   </w:rPr>
                   <m:t>&lt;180°</m:t>
                 </m:r>
@@ -2042,7 +2042,7 @@
           <w:rFonts w:ascii="Times New Roman" w:eastAsia="宋体" w:hAnsi="Times New Roman" w:cs="Times New Roman"/>
           <w:sz w:val="21"/>
           <w:szCs w:val="21"/>
-          <w:shd w:val="clear" w:color="auto" w:fill="D9D9D9"/>
+          <w:shd w:val="clear" w:color="auto" w:fill="A6A6A6"/>
           <w:lang w:eastAsia="zh-CN"/>
         </w:rPr>
         <w:t>正切值</w:t>
@@ -2083,7 +2083,7 @@
             <w:rFonts w:ascii="Times New Roman" w:hAnsi="Times New Roman" w:cs="Cambria Math"/>
             <w:sz w:val="21"/>
             <w:szCs w:val="21"/>
-            <w:shd w:val="clear" w:color="auto" w:fill="D9D9D9"/>
+            <w:shd w:val="clear" w:color="auto" w:fill="A6A6A6"/>
             <w:lang w:eastAsia="zh-CN"/>
           </w:rPr>
           <m:t>tan</m:t>
@@ -2096,7 +2096,7 @@
             <w:rFonts w:ascii="Times New Roman" w:hAnsi="Times New Roman" w:cs="Cambria Math"/>
             <w:sz w:val="21"/>
             <w:szCs w:val="21"/>
-            <w:shd w:val="clear" w:color="auto" w:fill="D9D9D9"/>
+            <w:shd w:val="clear" w:color="auto" w:fill="A6A6A6"/>
             <w:lang w:eastAsia="zh-CN"/>
           </w:rPr>
           <m:t>α</m:t>
@@ -2546,7 +2546,7 @@
                 <w:rFonts w:ascii="Times New Roman" w:hAnsi="Times New Roman"/>
                 <w:sz w:val="21"/>
                 <w:szCs w:val="21"/>
-                <w:shd w:val="clear" w:color="auto" w:fill="D9D9D9"/>
+                <w:shd w:val="clear" w:color="auto" w:fill="A6A6A6"/>
               </w:rPr>
             </m:ctrlPr>
           </m:fPr>
@@ -2901,7 +2901,7 @@
           <w:rFonts w:ascii="Times New Roman" w:eastAsia="宋体" w:hAnsi="Times New Roman" w:cs="Times New Roman"/>
           <w:sz w:val="21"/>
           <w:szCs w:val="21"/>
-          <w:shd w:val="clear" w:color="auto" w:fill="D9D9D9"/>
+          <w:shd w:val="clear" w:color="auto" w:fill="A6A6A6"/>
           <w:lang w:eastAsia="zh-CN"/>
         </w:rPr>
         <w:t>方向向量</w:t>
@@ -3102,7 +3102,7 @@
                 <w:rFonts w:ascii="Times New Roman" w:hAnsi="Times New Roman"/>
                 <w:sz w:val="21"/>
                 <w:szCs w:val="21"/>
-                <w:shd w:val="clear" w:color="auto" w:fill="D9D9D9"/>
+                <w:shd w:val="clear" w:color="auto" w:fill="A6A6A6"/>
               </w:rPr>
             </m:ctrlPr>
           </m:fPr>
@@ -3188,7 +3188,7 @@
           <w:rFonts w:ascii="Times New Roman" w:eastAsia="宋体" w:hAnsi="Times New Roman" w:cs="Times New Roman"/>
           <w:sz w:val="21"/>
           <w:szCs w:val="21"/>
-          <w:shd w:val="clear" w:color="auto" w:fill="D9D9D9"/>
+          <w:shd w:val="clear" w:color="auto" w:fill="A6A6A6"/>
           <w:lang w:eastAsia="zh-CN"/>
         </w:rPr>
         <w:t>不存在</w:t>
@@ -3783,7 +3783,7 @@
                     <w:rFonts w:ascii="Times New Roman" w:hAnsi="Times New Roman" w:cs="Cambria Math"/>
                     <w:sz w:val="21"/>
                     <w:szCs w:val="21"/>
-                    <w:shd w:val="clear" w:color="auto" w:fill="D9D9D9"/>
+                    <w:shd w:val="clear" w:color="auto" w:fill="A6A6A6"/>
                   </w:rPr>
                   <m:t>y</m:t>
                 </m:r>
@@ -3795,7 +3795,7 @@
                     <w:rFonts w:ascii="Times New Roman" w:hAnsi="Times New Roman" w:cs="Cambria Math"/>
                     <w:sz w:val="21"/>
                     <w:szCs w:val="21"/>
-                    <w:shd w:val="clear" w:color="auto" w:fill="D9D9D9"/>
+                    <w:shd w:val="clear" w:color="auto" w:fill="A6A6A6"/>
                   </w:rPr>
                   <m:t>-</m:t>
                 </m:r>
@@ -3806,7 +3806,7 @@
                         <w:rFonts w:ascii="Times New Roman" w:hAnsi="Times New Roman"/>
                         <w:sz w:val="21"/>
                         <w:szCs w:val="21"/>
-                        <w:shd w:val="clear" w:color="auto" w:fill="D9D9D9"/>
+                        <w:shd w:val="clear" w:color="auto" w:fill="A6A6A6"/>
                       </w:rPr>
                     </m:ctrlPr>
                   </m:sSubPr>
@@ -3845,7 +3845,7 @@
                     <w:rFonts w:ascii="Times New Roman" w:hAnsi="Times New Roman" w:cs="Cambria Math"/>
                     <w:sz w:val="21"/>
                     <w:szCs w:val="21"/>
-                    <w:shd w:val="clear" w:color="auto" w:fill="D9D9D9"/>
+                    <w:shd w:val="clear" w:color="auto" w:fill="A6A6A6"/>
                   </w:rPr>
                   <m:t>=</m:t>
                 </m:r>
@@ -3857,7 +3857,7 @@
                     <w:rFonts w:ascii="Times New Roman" w:hAnsi="Times New Roman" w:cs="Cambria Math"/>
                     <w:sz w:val="21"/>
                     <w:szCs w:val="21"/>
-                    <w:shd w:val="clear" w:color="auto" w:fill="D9D9D9"/>
+                    <w:shd w:val="clear" w:color="auto" w:fill="A6A6A6"/>
                   </w:rPr>
                   <m:t>k</m:t>
                 </m:r>
@@ -3868,7 +3868,7 @@
                         <w:rFonts w:ascii="Times New Roman" w:hAnsi="Times New Roman"/>
                         <w:sz w:val="21"/>
                         <w:szCs w:val="21"/>
-                        <w:shd w:val="clear" w:color="auto" w:fill="D9D9D9"/>
+                        <w:shd w:val="clear" w:color="auto" w:fill="A6A6A6"/>
                       </w:rPr>
                     </m:ctrlPr>
                   </m:dPr>
@@ -4162,7 +4162,7 @@
           <w:rFonts w:ascii="Times New Roman" w:eastAsia="宋体" w:hAnsi="Times New Roman" w:cs="Times New Roman"/>
           <w:sz w:val="21"/>
           <w:szCs w:val="21"/>
-          <w:shd w:val="clear" w:color="auto" w:fill="D9D9D9"/>
+          <w:shd w:val="clear" w:color="auto" w:fill="A6A6A6"/>
           <w:lang w:eastAsia="zh-CN"/>
         </w:rPr>
         <w:t>b</w:t>
@@ -4635,7 +4635,7 @@
                 <w:rFonts w:ascii="Times New Roman" w:eastAsia="宋体" w:hAnsi="Times New Roman" w:cs="Times New Roman"/>
                 <w:sz w:val="21"/>
                 <w:szCs w:val="21"/>
-                <w:shd w:val="clear" w:color="auto" w:fill="D9D9D9"/>
+                <w:shd w:val="clear" w:color="auto" w:fill="A6A6A6"/>
               </w:rPr>
               <w:t>y=kx+b</w:t>
             </w:r>
@@ -5520,7 +5520,7 @@
                         <w:rFonts w:ascii="Times New Roman" w:hAnsi="Times New Roman"/>
                         <w:sz w:val="21"/>
                         <w:szCs w:val="21"/>
-                        <w:shd w:val="clear" w:color="auto" w:fill="D9D9D9"/>
+                        <w:shd w:val="clear" w:color="auto" w:fill="A6A6A6"/>
                       </w:rPr>
                     </m:ctrlPr>
                   </m:fPr>
@@ -5681,7 +5681,7 @@
                     <w:rFonts w:ascii="Times New Roman" w:hAnsi="Times New Roman" w:cs="Cambria Math"/>
                     <w:sz w:val="21"/>
                     <w:szCs w:val="21"/>
-                    <w:shd w:val="clear" w:color="auto" w:fill="D9D9D9"/>
+                    <w:shd w:val="clear" w:color="auto" w:fill="A6A6A6"/>
                   </w:rPr>
                   <m:t>=</m:t>
                 </m:r>
@@ -5692,7 +5692,7 @@
                         <w:rFonts w:ascii="Times New Roman" w:hAnsi="Times New Roman"/>
                         <w:sz w:val="21"/>
                         <w:szCs w:val="21"/>
-                        <w:shd w:val="clear" w:color="auto" w:fill="D9D9D9"/>
+                        <w:shd w:val="clear" w:color="auto" w:fill="A6A6A6"/>
                       </w:rPr>
                     </m:ctrlPr>
                   </m:fPr>
@@ -6440,7 +6440,7 @@
                         <w:rFonts w:ascii="Times New Roman" w:hAnsi="Times New Roman"/>
                         <w:sz w:val="21"/>
                         <w:szCs w:val="21"/>
-                        <w:shd w:val="clear" w:color="auto" w:fill="D9D9D9"/>
+                        <w:shd w:val="clear" w:color="auto" w:fill="A6A6A6"/>
                       </w:rPr>
                     </m:ctrlPr>
                   </m:fPr>
@@ -6479,7 +6479,7 @@
                     <w:rFonts w:ascii="Times New Roman" w:hAnsi="Times New Roman" w:cs="Cambria Math"/>
                     <w:sz w:val="21"/>
                     <w:szCs w:val="21"/>
-                    <w:shd w:val="clear" w:color="auto" w:fill="D9D9D9"/>
+                    <w:shd w:val="clear" w:color="auto" w:fill="A6A6A6"/>
                   </w:rPr>
                   <m:t>+</m:t>
                 </m:r>
@@ -6490,7 +6490,7 @@
                         <w:rFonts w:ascii="Times New Roman" w:hAnsi="Times New Roman"/>
                         <w:sz w:val="21"/>
                         <w:szCs w:val="21"/>
-                        <w:shd w:val="clear" w:color="auto" w:fill="D9D9D9"/>
+                        <w:shd w:val="clear" w:color="auto" w:fill="A6A6A6"/>
                       </w:rPr>
                     </m:ctrlPr>
                   </m:fPr>
@@ -6529,7 +6529,7 @@
                     <w:rFonts w:ascii="Times New Roman" w:hAnsi="Times New Roman" w:cs="Cambria Math"/>
                     <w:sz w:val="21"/>
                     <w:szCs w:val="21"/>
-                    <w:shd w:val="clear" w:color="auto" w:fill="D9D9D9"/>
+                    <w:shd w:val="clear" w:color="auto" w:fill="A6A6A6"/>
                   </w:rPr>
                   <m:t>=1</m:t>
                 </m:r>
@@ -6734,7 +6734,7 @@
             <w:rFonts w:ascii="Times New Roman" w:hAnsi="Times New Roman" w:cs="Cambria Math"/>
             <w:sz w:val="21"/>
             <w:szCs w:val="21"/>
-            <w:shd w:val="clear" w:color="auto" w:fill="D9D9D9"/>
+            <w:shd w:val="clear" w:color="auto" w:fill="A6A6A6"/>
             <w:lang w:eastAsia="zh-CN"/>
           </w:rPr>
           <m:t>Ax</m:t>
@@ -6747,7 +6747,7 @@
             <w:rFonts w:ascii="Times New Roman" w:hAnsi="Times New Roman" w:cs="Cambria Math"/>
             <w:sz w:val="21"/>
             <w:szCs w:val="21"/>
-            <w:shd w:val="clear" w:color="auto" w:fill="D9D9D9"/>
+            <w:shd w:val="clear" w:color="auto" w:fill="A6A6A6"/>
             <w:lang w:eastAsia="zh-CN"/>
           </w:rPr>
           <m:t>+</m:t>
@@ -6760,7 +6760,7 @@
             <w:rFonts w:ascii="Times New Roman" w:hAnsi="Times New Roman" w:cs="Cambria Math"/>
             <w:sz w:val="21"/>
             <w:szCs w:val="21"/>
-            <w:shd w:val="clear" w:color="auto" w:fill="D9D9D9"/>
+            <w:shd w:val="clear" w:color="auto" w:fill="A6A6A6"/>
             <w:lang w:eastAsia="zh-CN"/>
           </w:rPr>
           <m:t>By</m:t>
@@ -6773,7 +6773,7 @@
             <w:rFonts w:ascii="Times New Roman" w:hAnsi="Times New Roman" w:cs="Cambria Math"/>
             <w:sz w:val="21"/>
             <w:szCs w:val="21"/>
-            <w:shd w:val="clear" w:color="auto" w:fill="D9D9D9"/>
+            <w:shd w:val="clear" w:color="auto" w:fill="A6A6A6"/>
             <w:lang w:eastAsia="zh-CN"/>
           </w:rPr>
           <m:t>+</m:t>
@@ -6786,7 +6786,7 @@
             <w:rFonts w:ascii="Times New Roman" w:hAnsi="Times New Roman" w:cs="Cambria Math"/>
             <w:sz w:val="21"/>
             <w:szCs w:val="21"/>
-            <w:shd w:val="clear" w:color="auto" w:fill="D9D9D9"/>
+            <w:shd w:val="clear" w:color="auto" w:fill="A6A6A6"/>
             <w:lang w:eastAsia="zh-CN"/>
           </w:rPr>
           <m:t>C</m:t>
@@ -6799,7 +6799,7 @@
             <w:rFonts w:ascii="Times New Roman" w:hAnsi="Times New Roman" w:cs="Cambria Math"/>
             <w:sz w:val="21"/>
             <w:szCs w:val="21"/>
-            <w:shd w:val="clear" w:color="auto" w:fill="D9D9D9"/>
+            <w:shd w:val="clear" w:color="auto" w:fill="A6A6A6"/>
             <w:lang w:eastAsia="zh-CN"/>
           </w:rPr>
           <m:t>=0</m:t>
@@ -6913,7 +6913,7 @@
           <w:rFonts w:ascii="Times New Roman" w:eastAsia="宋体" w:hAnsi="Times New Roman" w:cs="Times New Roman"/>
           <w:sz w:val="21"/>
           <w:szCs w:val="21"/>
-          <w:shd w:val="clear" w:color="auto" w:fill="D9D9D9"/>
+          <w:shd w:val="clear" w:color="auto" w:fill="A6A6A6"/>
           <w:lang w:eastAsia="zh-CN"/>
         </w:rPr>
         <w:t>二元一次方程</w:t>
@@ -7878,7 +7878,7 @@
                         <w:rFonts w:ascii="Times New Roman" w:hAnsi="Times New Roman"/>
                         <w:sz w:val="21"/>
                         <w:szCs w:val="21"/>
-                        <w:shd w:val="clear" w:color="auto" w:fill="D9D9D9"/>
+                        <w:shd w:val="clear" w:color="auto" w:fill="A6A6A6"/>
                       </w:rPr>
                     </m:ctrlPr>
                   </m:sSubPr>
@@ -7917,7 +7917,7 @@
                     <w:rFonts w:ascii="Times New Roman" w:hAnsi="Times New Roman" w:cs="Cambria Math"/>
                     <w:sz w:val="21"/>
                     <w:szCs w:val="21"/>
-                    <w:shd w:val="clear" w:color="auto" w:fill="D9D9D9"/>
+                    <w:shd w:val="clear" w:color="auto" w:fill="A6A6A6"/>
                   </w:rPr>
                   <m:t>=</m:t>
                 </m:r>
@@ -7928,7 +7928,7 @@
                         <w:rFonts w:ascii="Times New Roman" w:hAnsi="Times New Roman"/>
                         <w:sz w:val="21"/>
                         <w:szCs w:val="21"/>
-                        <w:shd w:val="clear" w:color="auto" w:fill="D9D9D9"/>
+                        <w:shd w:val="clear" w:color="auto" w:fill="A6A6A6"/>
                       </w:rPr>
                     </m:ctrlPr>
                   </m:sSubPr>
@@ -7996,7 +7996,7 @@
                       <w:rFonts w:ascii="Times New Roman" w:hAnsi="Times New Roman"/>
                       <w:sz w:val="21"/>
                       <w:szCs w:val="21"/>
-                      <w:shd w:val="clear" w:color="auto" w:fill="D9D9D9"/>
+                      <w:shd w:val="clear" w:color="auto" w:fill="A6A6A6"/>
                     </w:rPr>
                   </m:ctrlPr>
                 </m:sSubPr>
@@ -8035,7 +8035,7 @@
                 <w:rFonts w:ascii="Times New Roman" w:eastAsia="宋体" w:hAnsi="Times New Roman" w:cs="Times New Roman"/>
                 <w:sz w:val="21"/>
                 <w:szCs w:val="21"/>
-                <w:shd w:val="clear" w:color="auto" w:fill="D9D9D9"/>
+                <w:shd w:val="clear" w:color="auto" w:fill="A6A6A6"/>
                 <w:lang w:eastAsia="zh-CN"/>
               </w:rPr>
               <w:t>//</w:t>
@@ -8048,7 +8048,7 @@
                       <w:rFonts w:ascii="Times New Roman" w:hAnsi="Times New Roman"/>
                       <w:sz w:val="21"/>
                       <w:szCs w:val="21"/>
-                      <w:shd w:val="clear" w:color="auto" w:fill="D9D9D9"/>
+                      <w:shd w:val="clear" w:color="auto" w:fill="A6A6A6"/>
                     </w:rPr>
                   </m:ctrlPr>
                 </m:sSubPr>
@@ -8865,7 +8865,7 @@
                       <w:rFonts w:ascii="Times New Roman" w:hAnsi="Times New Roman"/>
                       <w:sz w:val="21"/>
                       <w:szCs w:val="21"/>
-                      <w:shd w:val="clear" w:color="auto" w:fill="D9D9D9"/>
+                      <w:shd w:val="clear" w:color="auto" w:fill="A6A6A6"/>
                     </w:rPr>
                   </m:ctrlPr>
                 </m:sSubPr>
@@ -8906,7 +8906,7 @@
                   <w:rFonts w:ascii="Times New Roman" w:hAnsi="Times New Roman" w:cs="Cambria Math"/>
                   <w:sz w:val="21"/>
                   <w:szCs w:val="21"/>
-                  <w:shd w:val="clear" w:color="auto" w:fill="D9D9D9"/>
+                  <w:shd w:val="clear" w:color="auto" w:fill="A6A6A6"/>
                   <w:lang w:eastAsia="zh-CN"/>
                 </w:rPr>
                 <m:t>⋅</m:t>
@@ -8918,7 +8918,7 @@
                       <w:rFonts w:ascii="Times New Roman" w:hAnsi="Times New Roman"/>
                       <w:sz w:val="21"/>
                       <w:szCs w:val="21"/>
-                      <w:shd w:val="clear" w:color="auto" w:fill="D9D9D9"/>
+                      <w:shd w:val="clear" w:color="auto" w:fill="A6A6A6"/>
                     </w:rPr>
                   </m:ctrlPr>
                 </m:sSubPr>
@@ -8959,7 +8959,7 @@
                   <w:rFonts w:ascii="Times New Roman" w:hAnsi="Times New Roman" w:cs="Cambria Math"/>
                   <w:sz w:val="21"/>
                   <w:szCs w:val="21"/>
-                  <w:shd w:val="clear" w:color="auto" w:fill="D9D9D9"/>
+                  <w:shd w:val="clear" w:color="auto" w:fill="A6A6A6"/>
                   <w:lang w:eastAsia="zh-CN"/>
                 </w:rPr>
                 <m:t>=-1</m:t>
@@ -9216,7 +9216,7 @@
                       <w:rFonts w:ascii="Times New Roman" w:hAnsi="Times New Roman"/>
                       <w:sz w:val="21"/>
                       <w:szCs w:val="21"/>
-                      <w:shd w:val="clear" w:color="auto" w:fill="D9D9D9"/>
+                      <w:shd w:val="clear" w:color="auto" w:fill="A6A6A6"/>
                     </w:rPr>
                   </m:ctrlPr>
                 </m:sSubPr>
@@ -9257,7 +9257,7 @@
                   <w:rFonts w:ascii="Times New Roman" w:hAnsi="Times New Roman" w:cs="Cambria Math"/>
                   <w:sz w:val="21"/>
                   <w:szCs w:val="21"/>
-                  <w:shd w:val="clear" w:color="auto" w:fill="D9D9D9"/>
+                  <w:shd w:val="clear" w:color="auto" w:fill="A6A6A6"/>
                   <w:lang w:eastAsia="zh-CN"/>
                 </w:rPr>
                 <m:t>⊥</m:t>
@@ -9269,7 +9269,7 @@
                       <w:rFonts w:ascii="Times New Roman" w:hAnsi="Times New Roman"/>
                       <w:sz w:val="21"/>
                       <w:szCs w:val="21"/>
-                      <w:shd w:val="clear" w:color="auto" w:fill="D9D9D9"/>
+                      <w:shd w:val="clear" w:color="auto" w:fill="A6A6A6"/>
                     </w:rPr>
                   </m:ctrlPr>
                 </m:sSubPr>
@@ -9798,7 +9798,7 @@
                     <w:rFonts w:ascii="Times New Roman" w:hAnsi="Times New Roman" w:cs="Cambria Math"/>
                     <w:sz w:val="21"/>
                     <w:szCs w:val="21"/>
-                    <w:shd w:val="clear" w:color="auto" w:fill="D9D9D9"/>
+                    <w:shd w:val="clear" w:color="auto" w:fill="A6A6A6"/>
                   </w:rPr>
                   <m:t>Aa</m:t>
                 </m:r>
@@ -9810,7 +9810,7 @@
                     <w:rFonts w:ascii="Times New Roman" w:hAnsi="Times New Roman" w:cs="Cambria Math"/>
                     <w:sz w:val="21"/>
                     <w:szCs w:val="21"/>
-                    <w:shd w:val="clear" w:color="auto" w:fill="D9D9D9"/>
+                    <w:shd w:val="clear" w:color="auto" w:fill="A6A6A6"/>
                   </w:rPr>
                   <m:t>+</m:t>
                 </m:r>
@@ -9822,7 +9822,7 @@
                     <w:rFonts w:ascii="Times New Roman" w:hAnsi="Times New Roman" w:cs="Cambria Math"/>
                     <w:sz w:val="21"/>
                     <w:szCs w:val="21"/>
-                    <w:shd w:val="clear" w:color="auto" w:fill="D9D9D9"/>
+                    <w:shd w:val="clear" w:color="auto" w:fill="A6A6A6"/>
                   </w:rPr>
                   <m:t>Bb</m:t>
                 </m:r>
@@ -9834,7 +9834,7 @@
                     <w:rFonts w:ascii="Times New Roman" w:hAnsi="Times New Roman" w:cs="Cambria Math"/>
                     <w:sz w:val="21"/>
                     <w:szCs w:val="21"/>
-                    <w:shd w:val="clear" w:color="auto" w:fill="D9D9D9"/>
+                    <w:shd w:val="clear" w:color="auto" w:fill="A6A6A6"/>
                   </w:rPr>
                   <m:t>+</m:t>
                 </m:r>
@@ -9846,7 +9846,7 @@
                     <w:rFonts w:ascii="Times New Roman" w:hAnsi="Times New Roman" w:cs="Cambria Math"/>
                     <w:sz w:val="21"/>
                     <w:szCs w:val="21"/>
-                    <w:shd w:val="clear" w:color="auto" w:fill="D9D9D9"/>
+                    <w:shd w:val="clear" w:color="auto" w:fill="A6A6A6"/>
                   </w:rPr>
                   <m:t>C</m:t>
                 </m:r>
@@ -9858,7 +9858,7 @@
                     <w:rFonts w:ascii="Times New Roman" w:hAnsi="Times New Roman" w:cs="Cambria Math"/>
                     <w:sz w:val="21"/>
                     <w:szCs w:val="21"/>
-                    <w:shd w:val="clear" w:color="auto" w:fill="D9D9D9"/>
+                    <w:shd w:val="clear" w:color="auto" w:fill="A6A6A6"/>
                   </w:rPr>
                   <m:t>=0</m:t>
                 </m:r>
@@ -10375,7 +10375,7 @@
                       <w:rFonts w:ascii="Times New Roman" w:hAnsi="Times New Roman"/>
                       <w:sz w:val="21"/>
                       <w:szCs w:val="21"/>
-                      <w:shd w:val="clear" w:color="auto" w:fill="D9D9D9"/>
+                      <w:shd w:val="clear" w:color="auto" w:fill="A6A6A6"/>
                     </w:rPr>
                   </m:ctrlPr>
                 </m:dPr>
@@ -11192,7 +11192,7 @@
                 <w:rFonts w:ascii="Times New Roman" w:eastAsia="宋体" w:hAnsi="Times New Roman" w:cs="Times New Roman"/>
                 <w:sz w:val="21"/>
                 <w:szCs w:val="21"/>
-                <w:shd w:val="clear" w:color="auto" w:fill="D9D9D9"/>
+                <w:shd w:val="clear" w:color="auto" w:fill="A6A6A6"/>
               </w:rPr>
               <w:t>无数个</w:t>
             </w:r>
@@ -11387,7 +11387,7 @@
                 <w:rFonts w:ascii="Times New Roman" w:eastAsia="宋体" w:hAnsi="Times New Roman" w:cs="Times New Roman"/>
                 <w:sz w:val="21"/>
                 <w:szCs w:val="21"/>
-                <w:shd w:val="clear" w:color="auto" w:fill="D9D9D9"/>
+                <w:shd w:val="clear" w:color="auto" w:fill="A6A6A6"/>
               </w:rPr>
               <w:t>相交</w:t>
             </w:r>
@@ -11456,7 +11456,7 @@
                 <w:rFonts w:ascii="Times New Roman" w:eastAsia="宋体" w:hAnsi="Times New Roman" w:cs="Times New Roman"/>
                 <w:sz w:val="21"/>
                 <w:szCs w:val="21"/>
-                <w:shd w:val="clear" w:color="auto" w:fill="D9D9D9"/>
+                <w:shd w:val="clear" w:color="auto" w:fill="A6A6A6"/>
               </w:rPr>
               <w:t>平行</w:t>
             </w:r>
@@ -12070,7 +12070,7 @@
                       <w:rFonts w:ascii="Times New Roman" w:hAnsi="Times New Roman"/>
                       <w:sz w:val="21"/>
                       <w:szCs w:val="21"/>
-                      <w:shd w:val="clear" w:color="auto" w:fill="D9D9D9"/>
+                      <w:shd w:val="clear" w:color="auto" w:fill="A6A6A6"/>
                     </w:rPr>
                   </m:ctrlPr>
                 </m:fPr>
@@ -12750,7 +12750,7 @@
                       <w:rFonts w:ascii="Times New Roman" w:hAnsi="Times New Roman"/>
                       <w:sz w:val="21"/>
                       <w:szCs w:val="21"/>
-                      <w:shd w:val="clear" w:color="auto" w:fill="D9D9D9"/>
+                      <w:shd w:val="clear" w:color="auto" w:fill="A6A6A6"/>
                     </w:rPr>
                   </m:ctrlPr>
                 </m:fPr>
@@ -13085,7 +13085,7 @@
           <w:rFonts w:ascii="Times New Roman" w:eastAsia="宋体" w:hAnsi="Times New Roman" w:cs="Times New Roman"/>
           <w:sz w:val="21"/>
           <w:szCs w:val="21"/>
-          <w:shd w:val="clear" w:color="auto" w:fill="D9D9D9"/>
+          <w:shd w:val="clear" w:color="auto" w:fill="A6A6A6"/>
           <w:lang w:eastAsia="zh-CN"/>
         </w:rPr>
         <w:t>定点</w:t>
@@ -13104,7 +13104,7 @@
           <w:rFonts w:ascii="Times New Roman" w:eastAsia="宋体" w:hAnsi="Times New Roman" w:cs="Times New Roman"/>
           <w:sz w:val="21"/>
           <w:szCs w:val="21"/>
-          <w:shd w:val="clear" w:color="auto" w:fill="D9D9D9"/>
+          <w:shd w:val="clear" w:color="auto" w:fill="A6A6A6"/>
           <w:lang w:eastAsia="zh-CN"/>
         </w:rPr>
         <w:t>定长</w:t>
@@ -13123,7 +13123,7 @@
           <w:rFonts w:ascii="Times New Roman" w:eastAsia="宋体" w:hAnsi="Times New Roman" w:cs="Times New Roman"/>
           <w:sz w:val="21"/>
           <w:szCs w:val="21"/>
-          <w:shd w:val="clear" w:color="auto" w:fill="D9D9D9"/>
+          <w:shd w:val="clear" w:color="auto" w:fill="A6A6A6"/>
           <w:lang w:eastAsia="zh-CN"/>
         </w:rPr>
         <w:t>圆心</w:t>
@@ -13142,7 +13142,7 @@
           <w:rFonts w:ascii="Times New Roman" w:eastAsia="宋体" w:hAnsi="Times New Roman" w:cs="Times New Roman"/>
           <w:sz w:val="21"/>
           <w:szCs w:val="21"/>
-          <w:shd w:val="clear" w:color="auto" w:fill="D9D9D9"/>
+          <w:shd w:val="clear" w:color="auto" w:fill="A6A6A6"/>
           <w:lang w:eastAsia="zh-CN"/>
         </w:rPr>
         <w:t>半径</w:t>
@@ -13199,7 +13199,7 @@
           <w:rFonts w:ascii="Times New Roman" w:eastAsia="宋体" w:hAnsi="Times New Roman" w:cs="Times New Roman"/>
           <w:sz w:val="21"/>
           <w:szCs w:val="21"/>
-          <w:shd w:val="clear" w:color="auto" w:fill="D9D9D9"/>
+          <w:shd w:val="clear" w:color="auto" w:fill="A6A6A6"/>
           <w:lang w:eastAsia="zh-CN"/>
         </w:rPr>
         <w:t>圆心</w:t>
@@ -13218,7 +13218,7 @@
           <w:rFonts w:ascii="Times New Roman" w:eastAsia="宋体" w:hAnsi="Times New Roman" w:cs="Times New Roman"/>
           <w:sz w:val="21"/>
           <w:szCs w:val="21"/>
-          <w:shd w:val="clear" w:color="auto" w:fill="D9D9D9"/>
+          <w:shd w:val="clear" w:color="auto" w:fill="A6A6A6"/>
           <w:lang w:eastAsia="zh-CN"/>
         </w:rPr>
         <w:t>半径</w:t>
@@ -13424,7 +13424,7 @@
           <w:rFonts w:ascii="Times New Roman" w:eastAsia="宋体" w:hAnsi="Times New Roman" w:cs="Times New Roman"/>
           <w:sz w:val="21"/>
           <w:szCs w:val="21"/>
-          <w:shd w:val="clear" w:color="auto" w:fill="D9D9D9"/>
+          <w:shd w:val="clear" w:color="auto" w:fill="A6A6A6"/>
           <w:lang w:eastAsia="zh-CN"/>
         </w:rPr>
         <w:t>(x-a)2+(y-b)2=r2</w:t>
@@ -13618,7 +13618,7 @@
           <w:rFonts w:ascii="Times New Roman" w:eastAsia="宋体" w:hAnsi="Times New Roman" w:cs="Times New Roman"/>
           <w:sz w:val="21"/>
           <w:szCs w:val="21"/>
-          <w:shd w:val="clear" w:color="auto" w:fill="D9D9D9"/>
+          <w:shd w:val="clear" w:color="auto" w:fill="A6A6A6"/>
           <w:lang w:eastAsia="zh-CN"/>
         </w:rPr>
         <w:t>原点</w:t>
@@ -13628,7 +13628,7 @@
           <w:rFonts w:ascii="Times New Roman" w:eastAsia="宋体" w:hAnsi="Times New Roman" w:cs="Times New Roman"/>
           <w:sz w:val="21"/>
           <w:szCs w:val="21"/>
-          <w:shd w:val="clear" w:color="auto" w:fill="D9D9D9"/>
+          <w:shd w:val="clear" w:color="auto" w:fill="A6A6A6"/>
           <w:lang w:eastAsia="zh-CN"/>
         </w:rPr>
         <w:t>O</w:t>
@@ -13758,7 +13758,7 @@
                 <w:rFonts w:ascii="Times New Roman" w:hAnsi="Times New Roman"/>
                 <w:sz w:val="21"/>
                 <w:szCs w:val="21"/>
-                <w:shd w:val="clear" w:color="auto" w:fill="D9D9D9"/>
+                <w:shd w:val="clear" w:color="auto" w:fill="A6A6A6"/>
               </w:rPr>
             </m:ctrlPr>
           </m:sSupPr>
@@ -13799,7 +13799,7 @@
             <w:rFonts w:ascii="Times New Roman" w:hAnsi="Times New Roman" w:cs="Cambria Math"/>
             <w:sz w:val="21"/>
             <w:szCs w:val="21"/>
-            <w:shd w:val="clear" w:color="auto" w:fill="D9D9D9"/>
+            <w:shd w:val="clear" w:color="auto" w:fill="A6A6A6"/>
             <w:lang w:eastAsia="zh-CN"/>
           </w:rPr>
           <m:t>+</m:t>
@@ -13811,7 +13811,7 @@
                 <w:rFonts w:ascii="Times New Roman" w:hAnsi="Times New Roman"/>
                 <w:sz w:val="21"/>
                 <w:szCs w:val="21"/>
-                <w:shd w:val="clear" w:color="auto" w:fill="D9D9D9"/>
+                <w:shd w:val="clear" w:color="auto" w:fill="A6A6A6"/>
               </w:rPr>
             </m:ctrlPr>
           </m:sSupPr>
@@ -13852,7 +13852,7 @@
             <w:rFonts w:ascii="Times New Roman" w:hAnsi="Times New Roman" w:cs="Cambria Math"/>
             <w:sz w:val="21"/>
             <w:szCs w:val="21"/>
-            <w:shd w:val="clear" w:color="auto" w:fill="D9D9D9"/>
+            <w:shd w:val="clear" w:color="auto" w:fill="A6A6A6"/>
             <w:lang w:eastAsia="zh-CN"/>
           </w:rPr>
           <m:t>-</m:t>
@@ -13865,7 +13865,7 @@
             <w:rFonts w:ascii="Times New Roman" w:hAnsi="Times New Roman" w:cs="Cambria Math"/>
             <w:sz w:val="21"/>
             <w:szCs w:val="21"/>
-            <w:shd w:val="clear" w:color="auto" w:fill="D9D9D9"/>
+            <w:shd w:val="clear" w:color="auto" w:fill="A6A6A6"/>
             <w:lang w:eastAsia="zh-CN"/>
           </w:rPr>
           <m:t>4</m:t>
@@ -13878,7 +13878,7 @@
             <w:rFonts w:ascii="Times New Roman" w:hAnsi="Times New Roman" w:cs="Cambria Math"/>
             <w:sz w:val="21"/>
             <w:szCs w:val="21"/>
-            <w:shd w:val="clear" w:color="auto" w:fill="D9D9D9"/>
+            <w:shd w:val="clear" w:color="auto" w:fill="A6A6A6"/>
             <w:lang w:eastAsia="zh-CN"/>
           </w:rPr>
           <m:t>F</m:t>
@@ -13891,7 +13891,7 @@
             <w:rFonts w:ascii="Times New Roman" w:hAnsi="Times New Roman" w:cs="Cambria Math"/>
             <w:sz w:val="21"/>
             <w:szCs w:val="21"/>
-            <w:shd w:val="clear" w:color="auto" w:fill="D9D9D9"/>
+            <w:shd w:val="clear" w:color="auto" w:fill="A6A6A6"/>
             <w:lang w:eastAsia="zh-CN"/>
           </w:rPr>
           <m:t>&gt;0</m:t>
@@ -14395,7 +14395,7 @@
                 <w:rFonts w:ascii="Times New Roman" w:hAnsi="Times New Roman"/>
                 <w:sz w:val="21"/>
                 <w:szCs w:val="21"/>
-                <w:shd w:val="clear" w:color="auto" w:fill="D9D9D9"/>
+                <w:shd w:val="clear" w:color="auto" w:fill="A6A6A6"/>
               </w:rPr>
             </m:ctrlPr>
           </m:dPr>
@@ -14522,7 +14522,7 @@
                 <w:rFonts w:ascii="Times New Roman" w:hAnsi="Times New Roman"/>
                 <w:sz w:val="21"/>
                 <w:szCs w:val="21"/>
-                <w:shd w:val="clear" w:color="auto" w:fill="D9D9D9"/>
+                <w:shd w:val="clear" w:color="auto" w:fill="A6A6A6"/>
               </w:rPr>
             </m:ctrlPr>
           </m:fPr>
@@ -14563,7 +14563,7 @@
                 <w:rFonts w:ascii="Times New Roman" w:hAnsi="Times New Roman"/>
                 <w:sz w:val="21"/>
                 <w:szCs w:val="21"/>
-                <w:shd w:val="clear" w:color="auto" w:fill="D9D9D9"/>
+                <w:shd w:val="clear" w:color="auto" w:fill="A6A6A6"/>
               </w:rPr>
             </m:ctrlPr>
           </m:radPr>
@@ -15274,7 +15274,7 @@
                 <w:rFonts w:ascii="Times New Roman" w:eastAsia="宋体" w:hAnsi="Times New Roman" w:cs="Times New Roman"/>
                 <w:sz w:val="21"/>
                 <w:szCs w:val="21"/>
-                <w:shd w:val="clear" w:color="auto" w:fill="D9D9D9"/>
+                <w:shd w:val="clear" w:color="auto" w:fill="A6A6A6"/>
               </w:rPr>
               <w:t>2</w:t>
             </w:r>
@@ -15317,7 +15317,7 @@
                 <w:rFonts w:ascii="Times New Roman" w:eastAsia="宋体" w:hAnsi="Times New Roman" w:cs="Times New Roman"/>
                 <w:sz w:val="21"/>
                 <w:szCs w:val="21"/>
-                <w:shd w:val="clear" w:color="auto" w:fill="D9D9D9"/>
+                <w:shd w:val="clear" w:color="auto" w:fill="A6A6A6"/>
               </w:rPr>
               <w:t>1</w:t>
             </w:r>
@@ -15360,7 +15360,7 @@
                 <w:rFonts w:ascii="Times New Roman" w:eastAsia="宋体" w:hAnsi="Times New Roman" w:cs="Times New Roman"/>
                 <w:sz w:val="21"/>
                 <w:szCs w:val="21"/>
-                <w:shd w:val="clear" w:color="auto" w:fill="D9D9D9"/>
+                <w:shd w:val="clear" w:color="auto" w:fill="A6A6A6"/>
               </w:rPr>
               <w:t>0</w:t>
             </w:r>
@@ -15674,7 +15674,7 @@
                 <w:i/>
                 <w:sz w:val="21"/>
                 <w:szCs w:val="21"/>
-                <w:shd w:val="clear" w:color="auto" w:fill="D9D9D9"/>
+                <w:shd w:val="clear" w:color="auto" w:fill="A6A6A6"/>
               </w:rPr>
               <w:t>&lt;</w:t>
             </w:r>
@@ -15728,7 +15728,7 @@
                 <w:i/>
                 <w:sz w:val="21"/>
                 <w:szCs w:val="21"/>
-                <w:shd w:val="clear" w:color="auto" w:fill="D9D9D9"/>
+                <w:shd w:val="clear" w:color="auto" w:fill="A6A6A6"/>
               </w:rPr>
               <w:t>=</w:t>
             </w:r>
@@ -15782,7 +15782,7 @@
                 <w:i/>
                 <w:sz w:val="21"/>
                 <w:szCs w:val="21"/>
-                <w:shd w:val="clear" w:color="auto" w:fill="D9D9D9"/>
+                <w:shd w:val="clear" w:color="auto" w:fill="A6A6A6"/>
               </w:rPr>
               <w:t>&gt;</w:t>
             </w:r>
@@ -16205,7 +16205,7 @@
                 <w:rFonts w:ascii="Times New Roman" w:eastAsia="宋体" w:hAnsi="Times New Roman" w:cs="Times New Roman"/>
                 <w:sz w:val="21"/>
                 <w:szCs w:val="21"/>
-                <w:shd w:val="clear" w:color="auto" w:fill="D9D9D9"/>
+                <w:shd w:val="clear" w:color="auto" w:fill="A6A6A6"/>
               </w:rPr>
               <w:t>&gt;</w:t>
             </w:r>
@@ -16261,7 +16261,7 @@
                 <w:rFonts w:ascii="Times New Roman" w:eastAsia="宋体" w:hAnsi="Times New Roman" w:cs="Times New Roman"/>
                 <w:sz w:val="21"/>
                 <w:szCs w:val="21"/>
-                <w:shd w:val="clear" w:color="auto" w:fill="D9D9D9"/>
+                <w:shd w:val="clear" w:color="auto" w:fill="A6A6A6"/>
               </w:rPr>
               <w:t>=</w:t>
             </w:r>
@@ -16317,7 +16317,7 @@
                 <w:rFonts w:ascii="Times New Roman" w:eastAsia="宋体" w:hAnsi="Times New Roman" w:cs="Times New Roman"/>
                 <w:sz w:val="21"/>
                 <w:szCs w:val="21"/>
-                <w:shd w:val="clear" w:color="auto" w:fill="D9D9D9"/>
+                <w:shd w:val="clear" w:color="auto" w:fill="A6A6A6"/>
               </w:rPr>
               <w:t>&lt;</w:t>
             </w:r>
@@ -17329,7 +17329,7 @@
                     <w:rFonts w:ascii="Times New Roman" w:hAnsi="Times New Roman" w:cs="Cambria Math"/>
                     <w:sz w:val="21"/>
                     <w:szCs w:val="21"/>
-                    <w:shd w:val="clear" w:color="auto" w:fill="D9D9D9"/>
+                    <w:shd w:val="clear" w:color="auto" w:fill="A6A6A6"/>
                   </w:rPr>
                   <m:t>d</m:t>
                 </m:r>
@@ -17341,7 +17341,7 @@
                     <w:rFonts w:ascii="Times New Roman" w:hAnsi="Times New Roman" w:cs="Cambria Math"/>
                     <w:sz w:val="21"/>
                     <w:szCs w:val="21"/>
-                    <w:shd w:val="clear" w:color="auto" w:fill="D9D9D9"/>
+                    <w:shd w:val="clear" w:color="auto" w:fill="A6A6A6"/>
                   </w:rPr>
                   <m:t>&gt;</m:t>
                 </m:r>
@@ -17352,7 +17352,7 @@
                         <w:rFonts w:ascii="Times New Roman" w:hAnsi="Times New Roman"/>
                         <w:sz w:val="21"/>
                         <w:szCs w:val="21"/>
-                        <w:shd w:val="clear" w:color="auto" w:fill="D9D9D9"/>
+                        <w:shd w:val="clear" w:color="auto" w:fill="A6A6A6"/>
                       </w:rPr>
                     </m:ctrlPr>
                   </m:sSubPr>
@@ -17391,7 +17391,7 @@
                     <w:rFonts w:ascii="Times New Roman" w:hAnsi="Times New Roman" w:cs="Cambria Math"/>
                     <w:sz w:val="21"/>
                     <w:szCs w:val="21"/>
-                    <w:shd w:val="clear" w:color="auto" w:fill="D9D9D9"/>
+                    <w:shd w:val="clear" w:color="auto" w:fill="A6A6A6"/>
                   </w:rPr>
                   <m:t>+</m:t>
                 </m:r>
@@ -17402,7 +17402,7 @@
                         <w:rFonts w:ascii="Times New Roman" w:hAnsi="Times New Roman"/>
                         <w:sz w:val="21"/>
                         <w:szCs w:val="21"/>
-                        <w:shd w:val="clear" w:color="auto" w:fill="D9D9D9"/>
+                        <w:shd w:val="clear" w:color="auto" w:fill="A6A6A6"/>
                       </w:rPr>
                     </m:ctrlPr>
                   </m:sSubPr>
@@ -17471,7 +17471,7 @@
                     <w:rFonts w:ascii="Times New Roman" w:hAnsi="Times New Roman" w:cs="Cambria Math"/>
                     <w:sz w:val="21"/>
                     <w:szCs w:val="21"/>
-                    <w:shd w:val="clear" w:color="auto" w:fill="D9D9D9"/>
+                    <w:shd w:val="clear" w:color="auto" w:fill="A6A6A6"/>
                   </w:rPr>
                   <m:t>d</m:t>
                 </m:r>
@@ -17483,7 +17483,7 @@
                     <w:rFonts w:ascii="Times New Roman" w:hAnsi="Times New Roman" w:cs="Cambria Math"/>
                     <w:sz w:val="21"/>
                     <w:szCs w:val="21"/>
-                    <w:shd w:val="clear" w:color="auto" w:fill="D9D9D9"/>
+                    <w:shd w:val="clear" w:color="auto" w:fill="A6A6A6"/>
                   </w:rPr>
                   <m:t>=</m:t>
                 </m:r>
@@ -17494,7 +17494,7 @@
                         <w:rFonts w:ascii="Times New Roman" w:hAnsi="Times New Roman"/>
                         <w:sz w:val="21"/>
                         <w:szCs w:val="21"/>
-                        <w:shd w:val="clear" w:color="auto" w:fill="D9D9D9"/>
+                        <w:shd w:val="clear" w:color="auto" w:fill="A6A6A6"/>
                       </w:rPr>
                     </m:ctrlPr>
                   </m:sSubPr>
@@ -17533,7 +17533,7 @@
                     <w:rFonts w:ascii="Times New Roman" w:hAnsi="Times New Roman" w:cs="Cambria Math"/>
                     <w:sz w:val="21"/>
                     <w:szCs w:val="21"/>
-                    <w:shd w:val="clear" w:color="auto" w:fill="D9D9D9"/>
+                    <w:shd w:val="clear" w:color="auto" w:fill="A6A6A6"/>
                   </w:rPr>
                   <m:t>+</m:t>
                 </m:r>
@@ -17544,7 +17544,7 @@
                         <w:rFonts w:ascii="Times New Roman" w:hAnsi="Times New Roman"/>
                         <w:sz w:val="21"/>
                         <w:szCs w:val="21"/>
-                        <w:shd w:val="clear" w:color="auto" w:fill="D9D9D9"/>
+                        <w:shd w:val="clear" w:color="auto" w:fill="A6A6A6"/>
                       </w:rPr>
                     </m:ctrlPr>
                   </m:sSubPr>
@@ -17614,7 +17614,7 @@
                         <w:rFonts w:ascii="Times New Roman" w:hAnsi="Times New Roman"/>
                         <w:sz w:val="21"/>
                         <w:szCs w:val="21"/>
-                        <w:shd w:val="clear" w:color="auto" w:fill="D9D9D9"/>
+                        <w:shd w:val="clear" w:color="auto" w:fill="A6A6A6"/>
                       </w:rPr>
                     </m:ctrlPr>
                   </m:dPr>
@@ -17714,7 +17714,7 @@
                     <w:rFonts w:ascii="Times New Roman" w:hAnsi="Times New Roman" w:cs="Cambria Math"/>
                     <w:sz w:val="21"/>
                     <w:szCs w:val="21"/>
-                    <w:shd w:val="clear" w:color="auto" w:fill="D9D9D9"/>
+                    <w:shd w:val="clear" w:color="auto" w:fill="A6A6A6"/>
                   </w:rPr>
                   <m:t>&lt;</m:t>
                 </m:r>
@@ -17726,7 +17726,7 @@
                     <w:rFonts w:ascii="Times New Roman" w:hAnsi="Times New Roman" w:cs="Cambria Math"/>
                     <w:sz w:val="21"/>
                     <w:szCs w:val="21"/>
-                    <w:shd w:val="clear" w:color="auto" w:fill="D9D9D9"/>
+                    <w:shd w:val="clear" w:color="auto" w:fill="A6A6A6"/>
                   </w:rPr>
                   <m:t>d</m:t>
                 </m:r>
@@ -17738,7 +17738,7 @@
                     <w:rFonts w:ascii="Times New Roman" w:hAnsi="Times New Roman" w:cs="Cambria Math"/>
                     <w:sz w:val="21"/>
                     <w:szCs w:val="21"/>
-                    <w:shd w:val="clear" w:color="auto" w:fill="D9D9D9"/>
+                    <w:shd w:val="clear" w:color="auto" w:fill="A6A6A6"/>
                   </w:rPr>
                   <m:t>&lt;</m:t>
                 </m:r>
@@ -17749,7 +17749,7 @@
                         <w:rFonts w:ascii="Times New Roman" w:hAnsi="Times New Roman"/>
                         <w:sz w:val="21"/>
                         <w:szCs w:val="21"/>
-                        <w:shd w:val="clear" w:color="auto" w:fill="D9D9D9"/>
+                        <w:shd w:val="clear" w:color="auto" w:fill="A6A6A6"/>
                       </w:rPr>
                     </m:ctrlPr>
                   </m:sSubPr>
@@ -17788,7 +17788,7 @@
                     <w:rFonts w:ascii="Times New Roman" w:hAnsi="Times New Roman" w:cs="Cambria Math"/>
                     <w:sz w:val="21"/>
                     <w:szCs w:val="21"/>
-                    <w:shd w:val="clear" w:color="auto" w:fill="D9D9D9"/>
+                    <w:shd w:val="clear" w:color="auto" w:fill="A6A6A6"/>
                   </w:rPr>
                   <m:t>+</m:t>
                 </m:r>
@@ -17799,7 +17799,7 @@
                         <w:rFonts w:ascii="Times New Roman" w:hAnsi="Times New Roman"/>
                         <w:sz w:val="21"/>
                         <w:szCs w:val="21"/>
-                        <w:shd w:val="clear" w:color="auto" w:fill="D9D9D9"/>
+                        <w:shd w:val="clear" w:color="auto" w:fill="A6A6A6"/>
                       </w:rPr>
                     </m:ctrlPr>
                   </m:sSubPr>
@@ -17868,7 +17868,7 @@
                     <w:rFonts w:ascii="Times New Roman" w:hAnsi="Times New Roman" w:cs="Cambria Math"/>
                     <w:sz w:val="21"/>
                     <w:szCs w:val="21"/>
-                    <w:shd w:val="clear" w:color="auto" w:fill="D9D9D9"/>
+                    <w:shd w:val="clear" w:color="auto" w:fill="A6A6A6"/>
                   </w:rPr>
                   <m:t>d</m:t>
                 </m:r>
@@ -17880,7 +17880,7 @@
                     <w:rFonts w:ascii="Times New Roman" w:hAnsi="Times New Roman" w:cs="Cambria Math"/>
                     <w:sz w:val="21"/>
                     <w:szCs w:val="21"/>
-                    <w:shd w:val="clear" w:color="auto" w:fill="D9D9D9"/>
+                    <w:shd w:val="clear" w:color="auto" w:fill="A6A6A6"/>
                   </w:rPr>
                   <m:t>=</m:t>
                 </m:r>
@@ -17893,7 +17893,7 @@
                         <w:rFonts w:ascii="Times New Roman" w:hAnsi="Times New Roman"/>
                         <w:sz w:val="21"/>
                         <w:szCs w:val="21"/>
-                        <w:shd w:val="clear" w:color="auto" w:fill="D9D9D9"/>
+                        <w:shd w:val="clear" w:color="auto" w:fill="A6A6A6"/>
                       </w:rPr>
                     </m:ctrlPr>
                   </m:dPr>
@@ -18023,7 +18023,7 @@
                     <w:rFonts w:ascii="Times New Roman" w:hAnsi="Times New Roman" w:cs="Cambria Math"/>
                     <w:sz w:val="21"/>
                     <w:szCs w:val="21"/>
-                    <w:shd w:val="clear" w:color="auto" w:fill="D9D9D9"/>
+                    <w:shd w:val="clear" w:color="auto" w:fill="A6A6A6"/>
                   </w:rPr>
                   <m:t>0≤</m:t>
                 </m:r>
@@ -18035,7 +18035,7 @@
                     <w:rFonts w:ascii="Times New Roman" w:hAnsi="Times New Roman" w:cs="Cambria Math"/>
                     <w:sz w:val="21"/>
                     <w:szCs w:val="21"/>
-                    <w:shd w:val="clear" w:color="auto" w:fill="D9D9D9"/>
+                    <w:shd w:val="clear" w:color="auto" w:fill="A6A6A6"/>
                   </w:rPr>
                   <m:t>d</m:t>
                 </m:r>
@@ -18047,7 +18047,7 @@
                     <w:rFonts w:ascii="Times New Roman" w:hAnsi="Times New Roman" w:cs="Cambria Math"/>
                     <w:sz w:val="21"/>
                     <w:szCs w:val="21"/>
-                    <w:shd w:val="clear" w:color="auto" w:fill="D9D9D9"/>
+                    <w:shd w:val="clear" w:color="auto" w:fill="A6A6A6"/>
                   </w:rPr>
                   <m:t>&lt;</m:t>
                 </m:r>
@@ -18060,7 +18060,7 @@
                         <w:rFonts w:ascii="Times New Roman" w:hAnsi="Times New Roman"/>
                         <w:sz w:val="21"/>
                         <w:szCs w:val="21"/>
-                        <w:shd w:val="clear" w:color="auto" w:fill="D9D9D9"/>
+                        <w:shd w:val="clear" w:color="auto" w:fill="A6A6A6"/>
                       </w:rPr>
                     </m:ctrlPr>
                   </m:dPr>
@@ -18360,7 +18360,7 @@
                 <w:rFonts w:ascii="Times New Roman" w:hAnsi="Times New Roman"/>
                 <w:sz w:val="21"/>
                 <w:szCs w:val="21"/>
-                <w:shd w:val="clear" w:color="auto" w:fill="D9D9D9"/>
+                <w:shd w:val="clear" w:color="auto" w:fill="A6A6A6"/>
               </w:rPr>
             </m:ctrlPr>
           </m:dPr>
@@ -18662,7 +18662,7 @@
           <w:rFonts w:ascii="Times New Roman" w:eastAsia="宋体" w:hAnsi="Times New Roman" w:cs="Times New Roman"/>
           <w:sz w:val="21"/>
           <w:szCs w:val="21"/>
-          <w:shd w:val="clear" w:color="auto" w:fill="D9D9D9"/>
+          <w:shd w:val="clear" w:color="auto" w:fill="A6A6A6"/>
           <w:lang w:eastAsia="zh-CN"/>
         </w:rPr>
         <w:t>常数（大于</w:t>
@@ -18672,7 +18672,7 @@
           <w:rFonts w:ascii="Times New Roman" w:eastAsia="宋体" w:hAnsi="Times New Roman" w:cs="Times New Roman"/>
           <w:sz w:val="21"/>
           <w:szCs w:val="21"/>
-          <w:shd w:val="clear" w:color="auto" w:fill="D9D9D9"/>
+          <w:shd w:val="clear" w:color="auto" w:fill="A6A6A6"/>
           <w:lang w:eastAsia="zh-CN"/>
         </w:rPr>
         <w:t>|</w:t>
@@ -18683,7 +18683,7 @@
           <w:i/>
           <w:sz w:val="21"/>
           <w:szCs w:val="21"/>
-          <w:shd w:val="clear" w:color="auto" w:fill="D9D9D9"/>
+          <w:shd w:val="clear" w:color="auto" w:fill="A6A6A6"/>
           <w:lang w:eastAsia="zh-CN"/>
         </w:rPr>
         <w:t>F</w:t>
@@ -18693,7 +18693,7 @@
           <w:rFonts w:ascii="Times New Roman" w:eastAsia="宋体" w:hAnsi="Times New Roman" w:cs="Times New Roman"/>
           <w:sz w:val="21"/>
           <w:szCs w:val="21"/>
-          <w:shd w:val="clear" w:color="auto" w:fill="D9D9D9"/>
+          <w:shd w:val="clear" w:color="auto" w:fill="A6A6A6"/>
           <w:lang w:eastAsia="zh-CN"/>
         </w:rPr>
         <w:t>₁</w:t>
@@ -18704,7 +18704,7 @@
           <w:i/>
           <w:sz w:val="21"/>
           <w:szCs w:val="21"/>
-          <w:shd w:val="clear" w:color="auto" w:fill="D9D9D9"/>
+          <w:shd w:val="clear" w:color="auto" w:fill="A6A6A6"/>
           <w:lang w:eastAsia="zh-CN"/>
         </w:rPr>
         <w:t>F</w:t>
@@ -18714,7 +18714,7 @@
           <w:rFonts w:ascii="Times New Roman" w:eastAsia="宋体" w:hAnsi="Times New Roman" w:cs="Times New Roman"/>
           <w:sz w:val="21"/>
           <w:szCs w:val="21"/>
-          <w:shd w:val="clear" w:color="auto" w:fill="D9D9D9"/>
+          <w:shd w:val="clear" w:color="auto" w:fill="A6A6A6"/>
           <w:lang w:eastAsia="zh-CN"/>
         </w:rPr>
         <w:t>₂|</w:t>
@@ -18724,7 +18724,7 @@
           <w:rFonts w:ascii="Times New Roman" w:eastAsia="宋体" w:hAnsi="Times New Roman" w:cs="Times New Roman"/>
           <w:sz w:val="21"/>
           <w:szCs w:val="21"/>
-          <w:shd w:val="clear" w:color="auto" w:fill="D9D9D9"/>
+          <w:shd w:val="clear" w:color="auto" w:fill="A6A6A6"/>
           <w:lang w:eastAsia="zh-CN"/>
         </w:rPr>
         <w:t>）</w:t>
@@ -18743,7 +18743,7 @@
           <w:rFonts w:ascii="Times New Roman" w:eastAsia="宋体" w:hAnsi="Times New Roman" w:cs="Times New Roman"/>
           <w:sz w:val="21"/>
           <w:szCs w:val="21"/>
-          <w:shd w:val="clear" w:color="auto" w:fill="D9D9D9"/>
+          <w:shd w:val="clear" w:color="auto" w:fill="A6A6A6"/>
           <w:lang w:eastAsia="zh-CN"/>
         </w:rPr>
         <w:t>两个定点</w:t>
@@ -18762,7 +18762,7 @@
           <w:rFonts w:ascii="Times New Roman" w:eastAsia="宋体" w:hAnsi="Times New Roman" w:cs="Times New Roman"/>
           <w:sz w:val="21"/>
           <w:szCs w:val="21"/>
-          <w:shd w:val="clear" w:color="auto" w:fill="D9D9D9"/>
+          <w:shd w:val="clear" w:color="auto" w:fill="A6A6A6"/>
           <w:lang w:eastAsia="zh-CN"/>
         </w:rPr>
         <w:t>两个焦点之间的距离</w:t>
@@ -18781,7 +18781,7 @@
           <w:rFonts w:ascii="Times New Roman" w:eastAsia="宋体" w:hAnsi="Times New Roman" w:cs="Times New Roman"/>
           <w:sz w:val="21"/>
           <w:szCs w:val="21"/>
-          <w:shd w:val="clear" w:color="auto" w:fill="D9D9D9"/>
+          <w:shd w:val="clear" w:color="auto" w:fill="A6A6A6"/>
           <w:lang w:eastAsia="zh-CN"/>
         </w:rPr>
         <w:t>半焦距</w:t>
@@ -19051,7 +19051,7 @@
                 <w:i/>
                 <w:sz w:val="21"/>
                 <w:szCs w:val="21"/>
-                <w:shd w:val="clear" w:color="auto" w:fill="D9D9D9"/>
+                <w:shd w:val="clear" w:color="auto" w:fill="A6A6A6"/>
               </w:rPr>
               <w:t>x</w:t>
             </w:r>
@@ -19060,7 +19060,7 @@
                 <w:rFonts w:ascii="Times New Roman" w:eastAsia="宋体" w:hAnsi="Times New Roman" w:cs="Times New Roman"/>
                 <w:sz w:val="21"/>
                 <w:szCs w:val="21"/>
-                <w:shd w:val="clear" w:color="auto" w:fill="D9D9D9"/>
+                <w:shd w:val="clear" w:color="auto" w:fill="A6A6A6"/>
               </w:rPr>
               <w:t>²/</w:t>
             </w:r>
@@ -19070,7 +19070,7 @@
                 <w:i/>
                 <w:sz w:val="21"/>
                 <w:szCs w:val="21"/>
-                <w:shd w:val="clear" w:color="auto" w:fill="D9D9D9"/>
+                <w:shd w:val="clear" w:color="auto" w:fill="A6A6A6"/>
               </w:rPr>
               <w:t>a</w:t>
             </w:r>
@@ -19079,7 +19079,7 @@
                 <w:rFonts w:ascii="Times New Roman" w:eastAsia="宋体" w:hAnsi="Times New Roman" w:cs="Times New Roman"/>
                 <w:sz w:val="21"/>
                 <w:szCs w:val="21"/>
-                <w:shd w:val="clear" w:color="auto" w:fill="D9D9D9"/>
+                <w:shd w:val="clear" w:color="auto" w:fill="A6A6A6"/>
               </w:rPr>
               <w:t>²+</w:t>
             </w:r>
@@ -19089,7 +19089,7 @@
                 <w:i/>
                 <w:sz w:val="21"/>
                 <w:szCs w:val="21"/>
-                <w:shd w:val="clear" w:color="auto" w:fill="D9D9D9"/>
+                <w:shd w:val="clear" w:color="auto" w:fill="A6A6A6"/>
               </w:rPr>
               <w:t>y</w:t>
             </w:r>
@@ -19098,7 +19098,7 @@
                 <w:rFonts w:ascii="Times New Roman" w:eastAsia="宋体" w:hAnsi="Times New Roman" w:cs="Times New Roman"/>
                 <w:sz w:val="21"/>
                 <w:szCs w:val="21"/>
-                <w:shd w:val="clear" w:color="auto" w:fill="D9D9D9"/>
+                <w:shd w:val="clear" w:color="auto" w:fill="A6A6A6"/>
               </w:rPr>
               <w:t>²/</w:t>
             </w:r>
@@ -19108,7 +19108,7 @@
                 <w:i/>
                 <w:sz w:val="21"/>
                 <w:szCs w:val="21"/>
-                <w:shd w:val="clear" w:color="auto" w:fill="D9D9D9"/>
+                <w:shd w:val="clear" w:color="auto" w:fill="A6A6A6"/>
               </w:rPr>
               <w:t>b</w:t>
             </w:r>
@@ -19117,7 +19117,7 @@
                 <w:rFonts w:ascii="Times New Roman" w:eastAsia="宋体" w:hAnsi="Times New Roman" w:cs="Times New Roman"/>
                 <w:sz w:val="21"/>
                 <w:szCs w:val="21"/>
-                <w:shd w:val="clear" w:color="auto" w:fill="D9D9D9"/>
+                <w:shd w:val="clear" w:color="auto" w:fill="A6A6A6"/>
               </w:rPr>
               <w:t>²=1(</w:t>
             </w:r>
@@ -19127,7 +19127,7 @@
                 <w:i/>
                 <w:sz w:val="21"/>
                 <w:szCs w:val="21"/>
-                <w:shd w:val="clear" w:color="auto" w:fill="D9D9D9"/>
+                <w:shd w:val="clear" w:color="auto" w:fill="A6A6A6"/>
               </w:rPr>
               <w:t>a</w:t>
             </w:r>
@@ -19136,7 +19136,7 @@
                 <w:rFonts w:ascii="Times New Roman" w:eastAsia="宋体" w:hAnsi="Times New Roman" w:cs="Times New Roman"/>
                 <w:sz w:val="21"/>
                 <w:szCs w:val="21"/>
-                <w:shd w:val="clear" w:color="auto" w:fill="D9D9D9"/>
+                <w:shd w:val="clear" w:color="auto" w:fill="A6A6A6"/>
               </w:rPr>
               <w:t>&gt;</w:t>
             </w:r>
@@ -19146,7 +19146,7 @@
                 <w:i/>
                 <w:sz w:val="21"/>
                 <w:szCs w:val="21"/>
-                <w:shd w:val="clear" w:color="auto" w:fill="D9D9D9"/>
+                <w:shd w:val="clear" w:color="auto" w:fill="A6A6A6"/>
               </w:rPr>
               <w:t>b</w:t>
             </w:r>
@@ -19155,7 +19155,7 @@
                 <w:rFonts w:ascii="Times New Roman" w:eastAsia="宋体" w:hAnsi="Times New Roman" w:cs="Times New Roman"/>
                 <w:sz w:val="21"/>
                 <w:szCs w:val="21"/>
-                <w:shd w:val="clear" w:color="auto" w:fill="D9D9D9"/>
+                <w:shd w:val="clear" w:color="auto" w:fill="A6A6A6"/>
               </w:rPr>
               <w:t>&gt;0)</w:t>
             </w:r>
@@ -19191,7 +19191,7 @@
                 <w:i/>
                 <w:sz w:val="21"/>
                 <w:szCs w:val="21"/>
-                <w:shd w:val="clear" w:color="auto" w:fill="D9D9D9"/>
+                <w:shd w:val="clear" w:color="auto" w:fill="A6A6A6"/>
               </w:rPr>
               <w:t>y</w:t>
             </w:r>
@@ -19200,7 +19200,7 @@
                 <w:rFonts w:ascii="Times New Roman" w:eastAsia="宋体" w:hAnsi="Times New Roman" w:cs="Times New Roman"/>
                 <w:sz w:val="21"/>
                 <w:szCs w:val="21"/>
-                <w:shd w:val="clear" w:color="auto" w:fill="D9D9D9"/>
+                <w:shd w:val="clear" w:color="auto" w:fill="A6A6A6"/>
               </w:rPr>
               <w:t>²/</w:t>
             </w:r>
@@ -19210,7 +19210,7 @@
                 <w:i/>
                 <w:sz w:val="21"/>
                 <w:szCs w:val="21"/>
-                <w:shd w:val="clear" w:color="auto" w:fill="D9D9D9"/>
+                <w:shd w:val="clear" w:color="auto" w:fill="A6A6A6"/>
               </w:rPr>
               <w:t>a</w:t>
             </w:r>
@@ -19219,7 +19219,7 @@
                 <w:rFonts w:ascii="Times New Roman" w:eastAsia="宋体" w:hAnsi="Times New Roman" w:cs="Times New Roman"/>
                 <w:sz w:val="21"/>
                 <w:szCs w:val="21"/>
-                <w:shd w:val="clear" w:color="auto" w:fill="D9D9D9"/>
+                <w:shd w:val="clear" w:color="auto" w:fill="A6A6A6"/>
               </w:rPr>
               <w:t>²+</w:t>
             </w:r>
@@ -19229,7 +19229,7 @@
                 <w:i/>
                 <w:sz w:val="21"/>
                 <w:szCs w:val="21"/>
-                <w:shd w:val="clear" w:color="auto" w:fill="D9D9D9"/>
+                <w:shd w:val="clear" w:color="auto" w:fill="A6A6A6"/>
               </w:rPr>
               <w:t>x</w:t>
             </w:r>
@@ -19238,7 +19238,7 @@
                 <w:rFonts w:ascii="Times New Roman" w:eastAsia="宋体" w:hAnsi="Times New Roman" w:cs="Times New Roman"/>
                 <w:sz w:val="21"/>
                 <w:szCs w:val="21"/>
-                <w:shd w:val="clear" w:color="auto" w:fill="D9D9D9"/>
+                <w:shd w:val="clear" w:color="auto" w:fill="A6A6A6"/>
               </w:rPr>
               <w:t>²/</w:t>
             </w:r>
@@ -19248,7 +19248,7 @@
                 <w:i/>
                 <w:sz w:val="21"/>
                 <w:szCs w:val="21"/>
-                <w:shd w:val="clear" w:color="auto" w:fill="D9D9D9"/>
+                <w:shd w:val="clear" w:color="auto" w:fill="A6A6A6"/>
               </w:rPr>
               <w:t>b</w:t>
             </w:r>
@@ -19257,7 +19257,7 @@
                 <w:rFonts w:ascii="Times New Roman" w:eastAsia="宋体" w:hAnsi="Times New Roman" w:cs="Times New Roman"/>
                 <w:sz w:val="21"/>
                 <w:szCs w:val="21"/>
-                <w:shd w:val="clear" w:color="auto" w:fill="D9D9D9"/>
+                <w:shd w:val="clear" w:color="auto" w:fill="A6A6A6"/>
               </w:rPr>
               <w:t>²=1(</w:t>
             </w:r>
@@ -19267,7 +19267,7 @@
                 <w:i/>
                 <w:sz w:val="21"/>
                 <w:szCs w:val="21"/>
-                <w:shd w:val="clear" w:color="auto" w:fill="D9D9D9"/>
+                <w:shd w:val="clear" w:color="auto" w:fill="A6A6A6"/>
               </w:rPr>
               <w:t>a</w:t>
             </w:r>
@@ -19276,7 +19276,7 @@
                 <w:rFonts w:ascii="Times New Roman" w:eastAsia="宋体" w:hAnsi="Times New Roman" w:cs="Times New Roman"/>
                 <w:sz w:val="21"/>
                 <w:szCs w:val="21"/>
-                <w:shd w:val="clear" w:color="auto" w:fill="D9D9D9"/>
+                <w:shd w:val="clear" w:color="auto" w:fill="A6A6A6"/>
               </w:rPr>
               <w:t>&gt;</w:t>
             </w:r>
@@ -19286,7 +19286,7 @@
                 <w:i/>
                 <w:sz w:val="21"/>
                 <w:szCs w:val="21"/>
-                <w:shd w:val="clear" w:color="auto" w:fill="D9D9D9"/>
+                <w:shd w:val="clear" w:color="auto" w:fill="A6A6A6"/>
               </w:rPr>
               <w:t>b</w:t>
             </w:r>
@@ -19295,7 +19295,7 @@
                 <w:rFonts w:ascii="Times New Roman" w:eastAsia="宋体" w:hAnsi="Times New Roman" w:cs="Times New Roman"/>
                 <w:sz w:val="21"/>
                 <w:szCs w:val="21"/>
-                <w:shd w:val="clear" w:color="auto" w:fill="D9D9D9"/>
+                <w:shd w:val="clear" w:color="auto" w:fill="A6A6A6"/>
               </w:rPr>
               <w:t>&gt;0)</w:t>
             </w:r>
@@ -19561,7 +19561,7 @@
                 <w:i/>
                 <w:sz w:val="21"/>
                 <w:szCs w:val="21"/>
-                <w:shd w:val="clear" w:color="auto" w:fill="D9D9D9"/>
+                <w:shd w:val="clear" w:color="auto" w:fill="A6A6A6"/>
               </w:rPr>
               <w:t>F</w:t>
             </w:r>
@@ -19570,7 +19570,7 @@
                 <w:rFonts w:ascii="Times New Roman" w:eastAsia="宋体" w:hAnsi="Times New Roman" w:cs="Times New Roman"/>
                 <w:sz w:val="21"/>
                 <w:szCs w:val="21"/>
-                <w:shd w:val="clear" w:color="auto" w:fill="D9D9D9"/>
+                <w:shd w:val="clear" w:color="auto" w:fill="A6A6A6"/>
               </w:rPr>
               <w:t>₁(-</w:t>
             </w:r>
@@ -19580,7 +19580,7 @@
                 <w:i/>
                 <w:sz w:val="21"/>
                 <w:szCs w:val="21"/>
-                <w:shd w:val="clear" w:color="auto" w:fill="D9D9D9"/>
+                <w:shd w:val="clear" w:color="auto" w:fill="A6A6A6"/>
               </w:rPr>
               <w:t>c</w:t>
             </w:r>
@@ -19589,7 +19589,7 @@
                 <w:rFonts w:ascii="Times New Roman" w:eastAsia="宋体" w:hAnsi="Times New Roman" w:cs="Times New Roman"/>
                 <w:sz w:val="21"/>
                 <w:szCs w:val="21"/>
-                <w:shd w:val="clear" w:color="auto" w:fill="D9D9D9"/>
+                <w:shd w:val="clear" w:color="auto" w:fill="A6A6A6"/>
               </w:rPr>
               <w:t>,0)</w:t>
             </w:r>
@@ -19598,7 +19598,7 @@
                 <w:rFonts w:ascii="Times New Roman" w:eastAsia="宋体" w:hAnsi="Times New Roman" w:cs="Times New Roman"/>
                 <w:sz w:val="21"/>
                 <w:szCs w:val="21"/>
-                <w:shd w:val="clear" w:color="auto" w:fill="D9D9D9"/>
+                <w:shd w:val="clear" w:color="auto" w:fill="A6A6A6"/>
               </w:rPr>
               <w:t>与</w:t>
             </w:r>
@@ -19608,7 +19608,7 @@
                 <w:i/>
                 <w:sz w:val="21"/>
                 <w:szCs w:val="21"/>
-                <w:shd w:val="clear" w:color="auto" w:fill="D9D9D9"/>
+                <w:shd w:val="clear" w:color="auto" w:fill="A6A6A6"/>
               </w:rPr>
               <w:t>F</w:t>
             </w:r>
@@ -19617,7 +19617,7 @@
                 <w:rFonts w:ascii="Times New Roman" w:eastAsia="宋体" w:hAnsi="Times New Roman" w:cs="Times New Roman"/>
                 <w:sz w:val="21"/>
                 <w:szCs w:val="21"/>
-                <w:shd w:val="clear" w:color="auto" w:fill="D9D9D9"/>
+                <w:shd w:val="clear" w:color="auto" w:fill="A6A6A6"/>
               </w:rPr>
               <w:t>₂(</w:t>
             </w:r>
@@ -19627,7 +19627,7 @@
                 <w:i/>
                 <w:sz w:val="21"/>
                 <w:szCs w:val="21"/>
-                <w:shd w:val="clear" w:color="auto" w:fill="D9D9D9"/>
+                <w:shd w:val="clear" w:color="auto" w:fill="A6A6A6"/>
               </w:rPr>
               <w:t>c</w:t>
             </w:r>
@@ -19636,7 +19636,7 @@
                 <w:rFonts w:ascii="Times New Roman" w:eastAsia="宋体" w:hAnsi="Times New Roman" w:cs="Times New Roman"/>
                 <w:sz w:val="21"/>
                 <w:szCs w:val="21"/>
-                <w:shd w:val="clear" w:color="auto" w:fill="D9D9D9"/>
+                <w:shd w:val="clear" w:color="auto" w:fill="A6A6A6"/>
               </w:rPr>
               <w:t>,0)</w:t>
             </w:r>
@@ -19672,7 +19672,7 @@
                 <w:i/>
                 <w:sz w:val="21"/>
                 <w:szCs w:val="21"/>
-                <w:shd w:val="clear" w:color="auto" w:fill="D9D9D9"/>
+                <w:shd w:val="clear" w:color="auto" w:fill="A6A6A6"/>
               </w:rPr>
               <w:t>F</w:t>
             </w:r>
@@ -19681,7 +19681,7 @@
                 <w:rFonts w:ascii="Times New Roman" w:eastAsia="宋体" w:hAnsi="Times New Roman" w:cs="Times New Roman"/>
                 <w:sz w:val="21"/>
                 <w:szCs w:val="21"/>
-                <w:shd w:val="clear" w:color="auto" w:fill="D9D9D9"/>
+                <w:shd w:val="clear" w:color="auto" w:fill="A6A6A6"/>
               </w:rPr>
               <w:t>₁(0,-</w:t>
             </w:r>
@@ -19691,7 +19691,7 @@
                 <w:i/>
                 <w:sz w:val="21"/>
                 <w:szCs w:val="21"/>
-                <w:shd w:val="clear" w:color="auto" w:fill="D9D9D9"/>
+                <w:shd w:val="clear" w:color="auto" w:fill="A6A6A6"/>
               </w:rPr>
               <w:t>c</w:t>
             </w:r>
@@ -19700,7 +19700,7 @@
                 <w:rFonts w:ascii="Times New Roman" w:eastAsia="宋体" w:hAnsi="Times New Roman" w:cs="Times New Roman"/>
                 <w:sz w:val="21"/>
                 <w:szCs w:val="21"/>
-                <w:shd w:val="clear" w:color="auto" w:fill="D9D9D9"/>
+                <w:shd w:val="clear" w:color="auto" w:fill="A6A6A6"/>
               </w:rPr>
               <w:t>)</w:t>
             </w:r>
@@ -19709,7 +19709,7 @@
                 <w:rFonts w:ascii="Times New Roman" w:eastAsia="宋体" w:hAnsi="Times New Roman" w:cs="Times New Roman"/>
                 <w:sz w:val="21"/>
                 <w:szCs w:val="21"/>
-                <w:shd w:val="clear" w:color="auto" w:fill="D9D9D9"/>
+                <w:shd w:val="clear" w:color="auto" w:fill="A6A6A6"/>
               </w:rPr>
               <w:t>与</w:t>
             </w:r>
@@ -19719,7 +19719,7 @@
                 <w:i/>
                 <w:sz w:val="21"/>
                 <w:szCs w:val="21"/>
-                <w:shd w:val="clear" w:color="auto" w:fill="D9D9D9"/>
+                <w:shd w:val="clear" w:color="auto" w:fill="A6A6A6"/>
               </w:rPr>
               <w:t>F</w:t>
             </w:r>
@@ -19728,7 +19728,7 @@
                 <w:rFonts w:ascii="Times New Roman" w:eastAsia="宋体" w:hAnsi="Times New Roman" w:cs="Times New Roman"/>
                 <w:sz w:val="21"/>
                 <w:szCs w:val="21"/>
-                <w:shd w:val="clear" w:color="auto" w:fill="D9D9D9"/>
+                <w:shd w:val="clear" w:color="auto" w:fill="A6A6A6"/>
               </w:rPr>
               <w:t>₂(0,</w:t>
             </w:r>
@@ -19738,7 +19738,7 @@
                 <w:i/>
                 <w:sz w:val="21"/>
                 <w:szCs w:val="21"/>
-                <w:shd w:val="clear" w:color="auto" w:fill="D9D9D9"/>
+                <w:shd w:val="clear" w:color="auto" w:fill="A6A6A6"/>
               </w:rPr>
               <w:t>c</w:t>
             </w:r>
@@ -19747,7 +19747,7 @@
                 <w:rFonts w:ascii="Times New Roman" w:eastAsia="宋体" w:hAnsi="Times New Roman" w:cs="Times New Roman"/>
                 <w:sz w:val="21"/>
                 <w:szCs w:val="21"/>
-                <w:shd w:val="clear" w:color="auto" w:fill="D9D9D9"/>
+                <w:shd w:val="clear" w:color="auto" w:fill="A6A6A6"/>
               </w:rPr>
               <w:t>)</w:t>
             </w:r>
@@ -19860,7 +19860,7 @@
                 <w:i/>
                 <w:sz w:val="21"/>
                 <w:szCs w:val="21"/>
-                <w:shd w:val="clear" w:color="auto" w:fill="D9D9D9"/>
+                <w:shd w:val="clear" w:color="auto" w:fill="A6A6A6"/>
               </w:rPr>
               <w:t>c</w:t>
             </w:r>
@@ -19869,7 +19869,7 @@
                 <w:rFonts w:ascii="Times New Roman" w:eastAsia="宋体" w:hAnsi="Times New Roman" w:cs="Times New Roman"/>
                 <w:sz w:val="21"/>
                 <w:szCs w:val="21"/>
-                <w:shd w:val="clear" w:color="auto" w:fill="D9D9D9"/>
+                <w:shd w:val="clear" w:color="auto" w:fill="A6A6A6"/>
               </w:rPr>
               <w:t>²=</w:t>
             </w:r>
@@ -19879,7 +19879,7 @@
                 <w:i/>
                 <w:sz w:val="21"/>
                 <w:szCs w:val="21"/>
-                <w:shd w:val="clear" w:color="auto" w:fill="D9D9D9"/>
+                <w:shd w:val="clear" w:color="auto" w:fill="A6A6A6"/>
               </w:rPr>
               <w:t>a</w:t>
             </w:r>
@@ -19888,7 +19888,7 @@
                 <w:rFonts w:ascii="Times New Roman" w:eastAsia="宋体" w:hAnsi="Times New Roman" w:cs="Times New Roman"/>
                 <w:sz w:val="21"/>
                 <w:szCs w:val="21"/>
-                <w:shd w:val="clear" w:color="auto" w:fill="D9D9D9"/>
+                <w:shd w:val="clear" w:color="auto" w:fill="A6A6A6"/>
               </w:rPr>
               <w:t>²-</w:t>
             </w:r>
@@ -19898,7 +19898,7 @@
                 <w:i/>
                 <w:sz w:val="21"/>
                 <w:szCs w:val="21"/>
-                <w:shd w:val="clear" w:color="auto" w:fill="D9D9D9"/>
+                <w:shd w:val="clear" w:color="auto" w:fill="A6A6A6"/>
               </w:rPr>
               <w:t>b</w:t>
             </w:r>
@@ -19907,7 +19907,7 @@
                 <w:rFonts w:ascii="Times New Roman" w:eastAsia="宋体" w:hAnsi="Times New Roman" w:cs="Times New Roman"/>
                 <w:sz w:val="21"/>
                 <w:szCs w:val="21"/>
-                <w:shd w:val="clear" w:color="auto" w:fill="D9D9D9"/>
+                <w:shd w:val="clear" w:color="auto" w:fill="A6A6A6"/>
               </w:rPr>
               <w:t>²</w:t>
             </w:r>
@@ -20381,7 +20381,7 @@
                 <w:i/>
                 <w:sz w:val="21"/>
                 <w:szCs w:val="21"/>
-                <w:shd w:val="clear" w:color="auto" w:fill="D9D9D9"/>
+                <w:shd w:val="clear" w:color="auto" w:fill="A6A6A6"/>
               </w:rPr>
               <w:t>x</w:t>
             </w:r>
@@ -20390,7 +20390,7 @@
                 <w:rFonts w:ascii="Times New Roman" w:eastAsia="宋体" w:hAnsi="Times New Roman" w:cs="Times New Roman"/>
                 <w:sz w:val="21"/>
                 <w:szCs w:val="21"/>
-                <w:shd w:val="clear" w:color="auto" w:fill="D9D9D9"/>
+                <w:shd w:val="clear" w:color="auto" w:fill="A6A6A6"/>
               </w:rPr>
               <w:t>²/</w:t>
             </w:r>
@@ -20400,7 +20400,7 @@
                 <w:i/>
                 <w:sz w:val="21"/>
                 <w:szCs w:val="21"/>
-                <w:shd w:val="clear" w:color="auto" w:fill="D9D9D9"/>
+                <w:shd w:val="clear" w:color="auto" w:fill="A6A6A6"/>
               </w:rPr>
               <w:t>a</w:t>
             </w:r>
@@ -20409,7 +20409,7 @@
                 <w:rFonts w:ascii="Times New Roman" w:eastAsia="宋体" w:hAnsi="Times New Roman" w:cs="Times New Roman"/>
                 <w:sz w:val="21"/>
                 <w:szCs w:val="21"/>
-                <w:shd w:val="clear" w:color="auto" w:fill="D9D9D9"/>
+                <w:shd w:val="clear" w:color="auto" w:fill="A6A6A6"/>
               </w:rPr>
               <w:t>²+</w:t>
             </w:r>
@@ -20419,7 +20419,7 @@
                 <w:i/>
                 <w:sz w:val="21"/>
                 <w:szCs w:val="21"/>
-                <w:shd w:val="clear" w:color="auto" w:fill="D9D9D9"/>
+                <w:shd w:val="clear" w:color="auto" w:fill="A6A6A6"/>
               </w:rPr>
               <w:t>y</w:t>
             </w:r>
@@ -20428,7 +20428,7 @@
                 <w:rFonts w:ascii="Times New Roman" w:eastAsia="宋体" w:hAnsi="Times New Roman" w:cs="Times New Roman"/>
                 <w:sz w:val="21"/>
                 <w:szCs w:val="21"/>
-                <w:shd w:val="clear" w:color="auto" w:fill="D9D9D9"/>
+                <w:shd w:val="clear" w:color="auto" w:fill="A6A6A6"/>
               </w:rPr>
               <w:t>²/</w:t>
             </w:r>
@@ -20438,7 +20438,7 @@
                 <w:i/>
                 <w:sz w:val="21"/>
                 <w:szCs w:val="21"/>
-                <w:shd w:val="clear" w:color="auto" w:fill="D9D9D9"/>
+                <w:shd w:val="clear" w:color="auto" w:fill="A6A6A6"/>
               </w:rPr>
               <w:t>b</w:t>
             </w:r>
@@ -20447,7 +20447,7 @@
                 <w:rFonts w:ascii="Times New Roman" w:eastAsia="宋体" w:hAnsi="Times New Roman" w:cs="Times New Roman"/>
                 <w:sz w:val="21"/>
                 <w:szCs w:val="21"/>
-                <w:shd w:val="clear" w:color="auto" w:fill="D9D9D9"/>
+                <w:shd w:val="clear" w:color="auto" w:fill="A6A6A6"/>
               </w:rPr>
               <w:t>²=1(</w:t>
             </w:r>
@@ -20457,7 +20457,7 @@
                 <w:i/>
                 <w:sz w:val="21"/>
                 <w:szCs w:val="21"/>
-                <w:shd w:val="clear" w:color="auto" w:fill="D9D9D9"/>
+                <w:shd w:val="clear" w:color="auto" w:fill="A6A6A6"/>
               </w:rPr>
               <w:t>a</w:t>
             </w:r>
@@ -20466,7 +20466,7 @@
                 <w:rFonts w:ascii="Times New Roman" w:eastAsia="宋体" w:hAnsi="Times New Roman" w:cs="Times New Roman"/>
                 <w:sz w:val="21"/>
                 <w:szCs w:val="21"/>
-                <w:shd w:val="clear" w:color="auto" w:fill="D9D9D9"/>
+                <w:shd w:val="clear" w:color="auto" w:fill="A6A6A6"/>
               </w:rPr>
               <w:t>&gt;</w:t>
             </w:r>
@@ -20476,7 +20476,7 @@
                 <w:i/>
                 <w:sz w:val="21"/>
                 <w:szCs w:val="21"/>
-                <w:shd w:val="clear" w:color="auto" w:fill="D9D9D9"/>
+                <w:shd w:val="clear" w:color="auto" w:fill="A6A6A6"/>
               </w:rPr>
               <w:t>b</w:t>
             </w:r>
@@ -20485,7 +20485,7 @@
                 <w:rFonts w:ascii="Times New Roman" w:eastAsia="宋体" w:hAnsi="Times New Roman" w:cs="Times New Roman"/>
                 <w:sz w:val="21"/>
                 <w:szCs w:val="21"/>
-                <w:shd w:val="clear" w:color="auto" w:fill="D9D9D9"/>
+                <w:shd w:val="clear" w:color="auto" w:fill="A6A6A6"/>
               </w:rPr>
               <w:t>&gt;0)</w:t>
             </w:r>
@@ -20521,7 +20521,7 @@
                 <w:i/>
                 <w:sz w:val="21"/>
                 <w:szCs w:val="21"/>
-                <w:shd w:val="clear" w:color="auto" w:fill="D9D9D9"/>
+                <w:shd w:val="clear" w:color="auto" w:fill="A6A6A6"/>
               </w:rPr>
               <w:t>y</w:t>
             </w:r>
@@ -20530,7 +20530,7 @@
                 <w:rFonts w:ascii="Times New Roman" w:eastAsia="宋体" w:hAnsi="Times New Roman" w:cs="Times New Roman"/>
                 <w:sz w:val="21"/>
                 <w:szCs w:val="21"/>
-                <w:shd w:val="clear" w:color="auto" w:fill="D9D9D9"/>
+                <w:shd w:val="clear" w:color="auto" w:fill="A6A6A6"/>
               </w:rPr>
               <w:t>²/</w:t>
             </w:r>
@@ -20540,7 +20540,7 @@
                 <w:i/>
                 <w:sz w:val="21"/>
                 <w:szCs w:val="21"/>
-                <w:shd w:val="clear" w:color="auto" w:fill="D9D9D9"/>
+                <w:shd w:val="clear" w:color="auto" w:fill="A6A6A6"/>
               </w:rPr>
               <w:t>a</w:t>
             </w:r>
@@ -20549,7 +20549,7 @@
                 <w:rFonts w:ascii="Times New Roman" w:eastAsia="宋体" w:hAnsi="Times New Roman" w:cs="Times New Roman"/>
                 <w:sz w:val="21"/>
                 <w:szCs w:val="21"/>
-                <w:shd w:val="clear" w:color="auto" w:fill="D9D9D9"/>
+                <w:shd w:val="clear" w:color="auto" w:fill="A6A6A6"/>
               </w:rPr>
               <w:t>²+</w:t>
             </w:r>
@@ -20559,7 +20559,7 @@
                 <w:i/>
                 <w:sz w:val="21"/>
                 <w:szCs w:val="21"/>
-                <w:shd w:val="clear" w:color="auto" w:fill="D9D9D9"/>
+                <w:shd w:val="clear" w:color="auto" w:fill="A6A6A6"/>
               </w:rPr>
               <w:t>x</w:t>
             </w:r>
@@ -20568,7 +20568,7 @@
                 <w:rFonts w:ascii="Times New Roman" w:eastAsia="宋体" w:hAnsi="Times New Roman" w:cs="Times New Roman"/>
                 <w:sz w:val="21"/>
                 <w:szCs w:val="21"/>
-                <w:shd w:val="clear" w:color="auto" w:fill="D9D9D9"/>
+                <w:shd w:val="clear" w:color="auto" w:fill="A6A6A6"/>
               </w:rPr>
               <w:t>²/</w:t>
             </w:r>
@@ -20578,7 +20578,7 @@
                 <w:i/>
                 <w:sz w:val="21"/>
                 <w:szCs w:val="21"/>
-                <w:shd w:val="clear" w:color="auto" w:fill="D9D9D9"/>
+                <w:shd w:val="clear" w:color="auto" w:fill="A6A6A6"/>
               </w:rPr>
               <w:t>b</w:t>
             </w:r>
@@ -20587,7 +20587,7 @@
                 <w:rFonts w:ascii="Times New Roman" w:eastAsia="宋体" w:hAnsi="Times New Roman" w:cs="Times New Roman"/>
                 <w:sz w:val="21"/>
                 <w:szCs w:val="21"/>
-                <w:shd w:val="clear" w:color="auto" w:fill="D9D9D9"/>
+                <w:shd w:val="clear" w:color="auto" w:fill="A6A6A6"/>
               </w:rPr>
               <w:t>²=1(</w:t>
             </w:r>
@@ -20597,7 +20597,7 @@
                 <w:i/>
                 <w:sz w:val="21"/>
                 <w:szCs w:val="21"/>
-                <w:shd w:val="clear" w:color="auto" w:fill="D9D9D9"/>
+                <w:shd w:val="clear" w:color="auto" w:fill="A6A6A6"/>
               </w:rPr>
               <w:t>a</w:t>
             </w:r>
@@ -20606,7 +20606,7 @@
                 <w:rFonts w:ascii="Times New Roman" w:eastAsia="宋体" w:hAnsi="Times New Roman" w:cs="Times New Roman"/>
                 <w:sz w:val="21"/>
                 <w:szCs w:val="21"/>
-                <w:shd w:val="clear" w:color="auto" w:fill="D9D9D9"/>
+                <w:shd w:val="clear" w:color="auto" w:fill="A6A6A6"/>
               </w:rPr>
               <w:t>&gt;</w:t>
             </w:r>
@@ -20616,7 +20616,7 @@
                 <w:i/>
                 <w:sz w:val="21"/>
                 <w:szCs w:val="21"/>
-                <w:shd w:val="clear" w:color="auto" w:fill="D9D9D9"/>
+                <w:shd w:val="clear" w:color="auto" w:fill="A6A6A6"/>
               </w:rPr>
               <w:t>b</w:t>
             </w:r>
@@ -20625,7 +20625,7 @@
                 <w:rFonts w:ascii="Times New Roman" w:eastAsia="宋体" w:hAnsi="Times New Roman" w:cs="Times New Roman"/>
                 <w:sz w:val="21"/>
                 <w:szCs w:val="21"/>
-                <w:shd w:val="clear" w:color="auto" w:fill="D9D9D9"/>
+                <w:shd w:val="clear" w:color="auto" w:fill="A6A6A6"/>
               </w:rPr>
               <w:t>&gt;0)</w:t>
             </w:r>
@@ -20698,7 +20698,7 @@
                 <w:rFonts w:ascii="Times New Roman" w:eastAsia="宋体" w:hAnsi="Times New Roman" w:cs="Times New Roman"/>
                 <w:sz w:val="21"/>
                 <w:szCs w:val="21"/>
-                <w:shd w:val="clear" w:color="auto" w:fill="D9D9D9"/>
+                <w:shd w:val="clear" w:color="auto" w:fill="A6A6A6"/>
                 <w:lang w:eastAsia="zh-CN"/>
               </w:rPr>
               <w:t>短轴长</w:t>
@@ -20708,7 +20708,7 @@
                 <w:rFonts w:ascii="Times New Roman" w:eastAsia="宋体" w:hAnsi="Times New Roman" w:cs="Times New Roman"/>
                 <w:sz w:val="21"/>
                 <w:szCs w:val="21"/>
-                <w:shd w:val="clear" w:color="auto" w:fill="D9D9D9"/>
+                <w:shd w:val="clear" w:color="auto" w:fill="A6A6A6"/>
                 <w:lang w:eastAsia="zh-CN"/>
               </w:rPr>
               <w:t>|</w:t>
@@ -20719,7 +20719,7 @@
                 <w:i/>
                 <w:sz w:val="21"/>
                 <w:szCs w:val="21"/>
-                <w:shd w:val="clear" w:color="auto" w:fill="D9D9D9"/>
+                <w:shd w:val="clear" w:color="auto" w:fill="A6A6A6"/>
                 <w:lang w:eastAsia="zh-CN"/>
               </w:rPr>
               <w:t>B</w:t>
@@ -20729,7 +20729,7 @@
                 <w:rFonts w:ascii="Times New Roman" w:eastAsia="宋体" w:hAnsi="Times New Roman" w:cs="Times New Roman"/>
                 <w:sz w:val="21"/>
                 <w:szCs w:val="21"/>
-                <w:shd w:val="clear" w:color="auto" w:fill="D9D9D9"/>
+                <w:shd w:val="clear" w:color="auto" w:fill="A6A6A6"/>
                 <w:lang w:eastAsia="zh-CN"/>
               </w:rPr>
               <w:t>₁</w:t>
@@ -20740,7 +20740,7 @@
                 <w:i/>
                 <w:sz w:val="21"/>
                 <w:szCs w:val="21"/>
-                <w:shd w:val="clear" w:color="auto" w:fill="D9D9D9"/>
+                <w:shd w:val="clear" w:color="auto" w:fill="A6A6A6"/>
                 <w:lang w:eastAsia="zh-CN"/>
               </w:rPr>
               <w:t>B</w:t>
@@ -20750,7 +20750,7 @@
                 <w:rFonts w:ascii="Times New Roman" w:eastAsia="宋体" w:hAnsi="Times New Roman" w:cs="Times New Roman"/>
                 <w:sz w:val="21"/>
                 <w:szCs w:val="21"/>
-                <w:shd w:val="clear" w:color="auto" w:fill="D9D9D9"/>
+                <w:shd w:val="clear" w:color="auto" w:fill="A6A6A6"/>
                 <w:lang w:eastAsia="zh-CN"/>
               </w:rPr>
               <w:t>₂|=2</w:t>
@@ -20761,7 +20761,7 @@
                 <w:i/>
                 <w:sz w:val="21"/>
                 <w:szCs w:val="21"/>
-                <w:shd w:val="clear" w:color="auto" w:fill="D9D9D9"/>
+                <w:shd w:val="clear" w:color="auto" w:fill="A6A6A6"/>
                 <w:lang w:eastAsia="zh-CN"/>
               </w:rPr>
               <w:t>b</w:t>
@@ -20771,7 +20771,7 @@
                 <w:rFonts w:ascii="Times New Roman" w:eastAsia="宋体" w:hAnsi="Times New Roman" w:cs="Times New Roman"/>
                 <w:sz w:val="21"/>
                 <w:szCs w:val="21"/>
-                <w:shd w:val="clear" w:color="auto" w:fill="D9D9D9"/>
+                <w:shd w:val="clear" w:color="auto" w:fill="A6A6A6"/>
                 <w:lang w:eastAsia="zh-CN"/>
               </w:rPr>
               <w:t>，长轴长</w:t>
@@ -20781,7 +20781,7 @@
                 <w:rFonts w:ascii="Times New Roman" w:eastAsia="宋体" w:hAnsi="Times New Roman" w:cs="Times New Roman"/>
                 <w:sz w:val="21"/>
                 <w:szCs w:val="21"/>
-                <w:shd w:val="clear" w:color="auto" w:fill="D9D9D9"/>
+                <w:shd w:val="clear" w:color="auto" w:fill="A6A6A6"/>
                 <w:lang w:eastAsia="zh-CN"/>
               </w:rPr>
               <w:t>|</w:t>
@@ -20792,7 +20792,7 @@
                 <w:i/>
                 <w:sz w:val="21"/>
                 <w:szCs w:val="21"/>
-                <w:shd w:val="clear" w:color="auto" w:fill="D9D9D9"/>
+                <w:shd w:val="clear" w:color="auto" w:fill="A6A6A6"/>
                 <w:lang w:eastAsia="zh-CN"/>
               </w:rPr>
               <w:t>A</w:t>
@@ -20802,7 +20802,7 @@
                 <w:rFonts w:ascii="Times New Roman" w:eastAsia="宋体" w:hAnsi="Times New Roman" w:cs="Times New Roman"/>
                 <w:sz w:val="21"/>
                 <w:szCs w:val="21"/>
-                <w:shd w:val="clear" w:color="auto" w:fill="D9D9D9"/>
+                <w:shd w:val="clear" w:color="auto" w:fill="A6A6A6"/>
                 <w:lang w:eastAsia="zh-CN"/>
               </w:rPr>
               <w:t>₁</w:t>
@@ -20813,7 +20813,7 @@
                 <w:i/>
                 <w:sz w:val="21"/>
                 <w:szCs w:val="21"/>
-                <w:shd w:val="clear" w:color="auto" w:fill="D9D9D9"/>
+                <w:shd w:val="clear" w:color="auto" w:fill="A6A6A6"/>
                 <w:lang w:eastAsia="zh-CN"/>
               </w:rPr>
               <w:t>A</w:t>
@@ -20823,7 +20823,7 @@
                 <w:rFonts w:ascii="Times New Roman" w:eastAsia="宋体" w:hAnsi="Times New Roman" w:cs="Times New Roman"/>
                 <w:sz w:val="21"/>
                 <w:szCs w:val="21"/>
-                <w:shd w:val="clear" w:color="auto" w:fill="D9D9D9"/>
+                <w:shd w:val="clear" w:color="auto" w:fill="A6A6A6"/>
                 <w:lang w:eastAsia="zh-CN"/>
               </w:rPr>
               <w:t>₂|=2</w:t>
@@ -20834,7 +20834,7 @@
                 <w:i/>
                 <w:sz w:val="21"/>
                 <w:szCs w:val="21"/>
-                <w:shd w:val="clear" w:color="auto" w:fill="D9D9D9"/>
+                <w:shd w:val="clear" w:color="auto" w:fill="A6A6A6"/>
                 <w:lang w:eastAsia="zh-CN"/>
               </w:rPr>
               <w:t>a</w:t>
@@ -20906,7 +20906,7 @@
                 <w:rFonts w:ascii="Times New Roman" w:eastAsia="宋体" w:hAnsi="Times New Roman" w:cs="Times New Roman"/>
                 <w:sz w:val="21"/>
                 <w:szCs w:val="21"/>
-                <w:shd w:val="clear" w:color="auto" w:fill="D9D9D9"/>
+                <w:shd w:val="clear" w:color="auto" w:fill="A6A6A6"/>
               </w:rPr>
               <w:t>(±</w:t>
             </w:r>
@@ -20916,7 +20916,7 @@
                 <w:i/>
                 <w:sz w:val="21"/>
                 <w:szCs w:val="21"/>
-                <w:shd w:val="clear" w:color="auto" w:fill="D9D9D9"/>
+                <w:shd w:val="clear" w:color="auto" w:fill="A6A6A6"/>
               </w:rPr>
               <w:t>c</w:t>
             </w:r>
@@ -20925,7 +20925,7 @@
                 <w:rFonts w:ascii="Times New Roman" w:eastAsia="宋体" w:hAnsi="Times New Roman" w:cs="Times New Roman"/>
                 <w:sz w:val="21"/>
                 <w:szCs w:val="21"/>
-                <w:shd w:val="clear" w:color="auto" w:fill="D9D9D9"/>
+                <w:shd w:val="clear" w:color="auto" w:fill="A6A6A6"/>
               </w:rPr>
               <w:t>,0)</w:t>
             </w:r>
@@ -20960,7 +20960,7 @@
                 <w:rFonts w:ascii="Times New Roman" w:eastAsia="宋体" w:hAnsi="Times New Roman" w:cs="Times New Roman"/>
                 <w:sz w:val="21"/>
                 <w:szCs w:val="21"/>
-                <w:shd w:val="clear" w:color="auto" w:fill="D9D9D9"/>
+                <w:shd w:val="clear" w:color="auto" w:fill="A6A6A6"/>
               </w:rPr>
               <w:t>(0,±</w:t>
             </w:r>
@@ -20970,7 +20970,7 @@
                 <w:i/>
                 <w:sz w:val="21"/>
                 <w:szCs w:val="21"/>
-                <w:shd w:val="clear" w:color="auto" w:fill="D9D9D9"/>
+                <w:shd w:val="clear" w:color="auto" w:fill="A6A6A6"/>
               </w:rPr>
               <w:t>c</w:t>
             </w:r>
@@ -20979,7 +20979,7 @@
                 <w:rFonts w:ascii="Times New Roman" w:eastAsia="宋体" w:hAnsi="Times New Roman" w:cs="Times New Roman"/>
                 <w:sz w:val="21"/>
                 <w:szCs w:val="21"/>
-                <w:shd w:val="clear" w:color="auto" w:fill="D9D9D9"/>
+                <w:shd w:val="clear" w:color="auto" w:fill="A6A6A6"/>
               </w:rPr>
               <w:t>)</w:t>
             </w:r>
@@ -21051,7 +21051,7 @@
                 <w:rFonts w:ascii="Times New Roman" w:eastAsia="宋体" w:hAnsi="Times New Roman" w:cs="Times New Roman"/>
                 <w:sz w:val="21"/>
                 <w:szCs w:val="21"/>
-                <w:shd w:val="clear" w:color="auto" w:fill="D9D9D9"/>
+                <w:shd w:val="clear" w:color="auto" w:fill="A6A6A6"/>
               </w:rPr>
               <w:t>|</w:t>
             </w:r>
@@ -21061,7 +21061,7 @@
                 <w:i/>
                 <w:sz w:val="21"/>
                 <w:szCs w:val="21"/>
-                <w:shd w:val="clear" w:color="auto" w:fill="D9D9D9"/>
+                <w:shd w:val="clear" w:color="auto" w:fill="A6A6A6"/>
               </w:rPr>
               <w:t>F</w:t>
             </w:r>
@@ -21070,7 +21070,7 @@
                 <w:rFonts w:ascii="Times New Roman" w:eastAsia="宋体" w:hAnsi="Times New Roman" w:cs="Times New Roman"/>
                 <w:sz w:val="21"/>
                 <w:szCs w:val="21"/>
-                <w:shd w:val="clear" w:color="auto" w:fill="D9D9D9"/>
+                <w:shd w:val="clear" w:color="auto" w:fill="A6A6A6"/>
               </w:rPr>
               <w:t>₁</w:t>
             </w:r>
@@ -21080,7 +21080,7 @@
                 <w:i/>
                 <w:sz w:val="21"/>
                 <w:szCs w:val="21"/>
-                <w:shd w:val="clear" w:color="auto" w:fill="D9D9D9"/>
+                <w:shd w:val="clear" w:color="auto" w:fill="A6A6A6"/>
               </w:rPr>
               <w:t>F</w:t>
             </w:r>
@@ -21089,7 +21089,7 @@
                 <w:rFonts w:ascii="Times New Roman" w:eastAsia="宋体" w:hAnsi="Times New Roman" w:cs="Times New Roman"/>
                 <w:sz w:val="21"/>
                 <w:szCs w:val="21"/>
-                <w:shd w:val="clear" w:color="auto" w:fill="D9D9D9"/>
+                <w:shd w:val="clear" w:color="auto" w:fill="A6A6A6"/>
               </w:rPr>
               <w:t>₂|=2</w:t>
             </w:r>
@@ -21099,7 +21099,7 @@
                 <w:i/>
                 <w:sz w:val="21"/>
                 <w:szCs w:val="21"/>
-                <w:shd w:val="clear" w:color="auto" w:fill="D9D9D9"/>
+                <w:shd w:val="clear" w:color="auto" w:fill="A6A6A6"/>
               </w:rPr>
               <w:t>c</w:t>
             </w:r>
@@ -21170,7 +21170,7 @@
                 <w:rFonts w:ascii="Times New Roman" w:eastAsia="宋体" w:hAnsi="Times New Roman" w:cs="Times New Roman"/>
                 <w:sz w:val="21"/>
                 <w:szCs w:val="21"/>
-                <w:shd w:val="clear" w:color="auto" w:fill="D9D9D9"/>
+                <w:shd w:val="clear" w:color="auto" w:fill="A6A6A6"/>
               </w:rPr>
               <w:t>-</w:t>
             </w:r>
@@ -21180,7 +21180,7 @@
                 <w:i/>
                 <w:sz w:val="21"/>
                 <w:szCs w:val="21"/>
-                <w:shd w:val="clear" w:color="auto" w:fill="D9D9D9"/>
+                <w:shd w:val="clear" w:color="auto" w:fill="A6A6A6"/>
               </w:rPr>
               <w:t>a</w:t>
             </w:r>
@@ -21189,7 +21189,7 @@
                 <w:rFonts w:ascii="Times New Roman" w:eastAsia="宋体" w:hAnsi="Times New Roman" w:cs="Times New Roman"/>
                 <w:sz w:val="21"/>
                 <w:szCs w:val="21"/>
-                <w:shd w:val="clear" w:color="auto" w:fill="D9D9D9"/>
+                <w:shd w:val="clear" w:color="auto" w:fill="A6A6A6"/>
               </w:rPr>
               <w:t>≤</w:t>
             </w:r>
@@ -21199,7 +21199,7 @@
                 <w:i/>
                 <w:sz w:val="21"/>
                 <w:szCs w:val="21"/>
-                <w:shd w:val="clear" w:color="auto" w:fill="D9D9D9"/>
+                <w:shd w:val="clear" w:color="auto" w:fill="A6A6A6"/>
               </w:rPr>
               <w:t>x</w:t>
             </w:r>
@@ -21208,7 +21208,7 @@
                 <w:rFonts w:ascii="Times New Roman" w:eastAsia="宋体" w:hAnsi="Times New Roman" w:cs="Times New Roman"/>
                 <w:sz w:val="21"/>
                 <w:szCs w:val="21"/>
-                <w:shd w:val="clear" w:color="auto" w:fill="D9D9D9"/>
+                <w:shd w:val="clear" w:color="auto" w:fill="A6A6A6"/>
               </w:rPr>
               <w:t>≤</w:t>
             </w:r>
@@ -21218,7 +21218,7 @@
                 <w:i/>
                 <w:sz w:val="21"/>
                 <w:szCs w:val="21"/>
-                <w:shd w:val="clear" w:color="auto" w:fill="D9D9D9"/>
+                <w:shd w:val="clear" w:color="auto" w:fill="A6A6A6"/>
               </w:rPr>
               <w:t>a</w:t>
             </w:r>
@@ -21227,7 +21227,7 @@
                 <w:rFonts w:ascii="Times New Roman" w:eastAsia="宋体" w:hAnsi="Times New Roman" w:cs="Times New Roman"/>
                 <w:sz w:val="21"/>
                 <w:szCs w:val="21"/>
-                <w:shd w:val="clear" w:color="auto" w:fill="D9D9D9"/>
+                <w:shd w:val="clear" w:color="auto" w:fill="A6A6A6"/>
               </w:rPr>
               <w:t>且</w:t>
             </w:r>
@@ -21236,7 +21236,7 @@
                 <w:rFonts w:ascii="Times New Roman" w:eastAsia="宋体" w:hAnsi="Times New Roman" w:cs="Times New Roman"/>
                 <w:sz w:val="21"/>
                 <w:szCs w:val="21"/>
-                <w:shd w:val="clear" w:color="auto" w:fill="D9D9D9"/>
+                <w:shd w:val="clear" w:color="auto" w:fill="A6A6A6"/>
               </w:rPr>
               <w:t>-</w:t>
             </w:r>
@@ -21246,7 +21246,7 @@
                 <w:i/>
                 <w:sz w:val="21"/>
                 <w:szCs w:val="21"/>
-                <w:shd w:val="clear" w:color="auto" w:fill="D9D9D9"/>
+                <w:shd w:val="clear" w:color="auto" w:fill="A6A6A6"/>
               </w:rPr>
               <w:t>b</w:t>
             </w:r>
@@ -21255,7 +21255,7 @@
                 <w:rFonts w:ascii="Times New Roman" w:eastAsia="宋体" w:hAnsi="Times New Roman" w:cs="Times New Roman"/>
                 <w:sz w:val="21"/>
                 <w:szCs w:val="21"/>
-                <w:shd w:val="clear" w:color="auto" w:fill="D9D9D9"/>
+                <w:shd w:val="clear" w:color="auto" w:fill="A6A6A6"/>
               </w:rPr>
               <w:t>≤</w:t>
             </w:r>
@@ -21265,7 +21265,7 @@
                 <w:i/>
                 <w:sz w:val="21"/>
                 <w:szCs w:val="21"/>
-                <w:shd w:val="clear" w:color="auto" w:fill="D9D9D9"/>
+                <w:shd w:val="clear" w:color="auto" w:fill="A6A6A6"/>
               </w:rPr>
               <w:t>y</w:t>
             </w:r>
@@ -21274,7 +21274,7 @@
                 <w:rFonts w:ascii="Times New Roman" w:eastAsia="宋体" w:hAnsi="Times New Roman" w:cs="Times New Roman"/>
                 <w:sz w:val="21"/>
                 <w:szCs w:val="21"/>
-                <w:shd w:val="clear" w:color="auto" w:fill="D9D9D9"/>
+                <w:shd w:val="clear" w:color="auto" w:fill="A6A6A6"/>
               </w:rPr>
               <w:t>≤</w:t>
             </w:r>
@@ -21284,7 +21284,7 @@
                 <w:i/>
                 <w:sz w:val="21"/>
                 <w:szCs w:val="21"/>
-                <w:shd w:val="clear" w:color="auto" w:fill="D9D9D9"/>
+                <w:shd w:val="clear" w:color="auto" w:fill="A6A6A6"/>
               </w:rPr>
               <w:t>b</w:t>
             </w:r>
@@ -21319,7 +21319,7 @@
                 <w:rFonts w:ascii="Times New Roman" w:eastAsia="宋体" w:hAnsi="Times New Roman" w:cs="Times New Roman"/>
                 <w:sz w:val="21"/>
                 <w:szCs w:val="21"/>
-                <w:shd w:val="clear" w:color="auto" w:fill="D9D9D9"/>
+                <w:shd w:val="clear" w:color="auto" w:fill="A6A6A6"/>
               </w:rPr>
               <w:t>-</w:t>
             </w:r>
@@ -21329,7 +21329,7 @@
                 <w:i/>
                 <w:sz w:val="21"/>
                 <w:szCs w:val="21"/>
-                <w:shd w:val="clear" w:color="auto" w:fill="D9D9D9"/>
+                <w:shd w:val="clear" w:color="auto" w:fill="A6A6A6"/>
               </w:rPr>
               <w:t>b</w:t>
             </w:r>
@@ -21338,7 +21338,7 @@
                 <w:rFonts w:ascii="Times New Roman" w:eastAsia="宋体" w:hAnsi="Times New Roman" w:cs="Times New Roman"/>
                 <w:sz w:val="21"/>
                 <w:szCs w:val="21"/>
-                <w:shd w:val="clear" w:color="auto" w:fill="D9D9D9"/>
+                <w:shd w:val="clear" w:color="auto" w:fill="A6A6A6"/>
               </w:rPr>
               <w:t>≤</w:t>
             </w:r>
@@ -21348,7 +21348,7 @@
                 <w:i/>
                 <w:sz w:val="21"/>
                 <w:szCs w:val="21"/>
-                <w:shd w:val="clear" w:color="auto" w:fill="D9D9D9"/>
+                <w:shd w:val="clear" w:color="auto" w:fill="A6A6A6"/>
               </w:rPr>
               <w:t>x</w:t>
             </w:r>
@@ -21357,7 +21357,7 @@
                 <w:rFonts w:ascii="Times New Roman" w:eastAsia="宋体" w:hAnsi="Times New Roman" w:cs="Times New Roman"/>
                 <w:sz w:val="21"/>
                 <w:szCs w:val="21"/>
-                <w:shd w:val="clear" w:color="auto" w:fill="D9D9D9"/>
+                <w:shd w:val="clear" w:color="auto" w:fill="A6A6A6"/>
               </w:rPr>
               <w:t>≤</w:t>
             </w:r>
@@ -21367,7 +21367,7 @@
                 <w:i/>
                 <w:sz w:val="21"/>
                 <w:szCs w:val="21"/>
-                <w:shd w:val="clear" w:color="auto" w:fill="D9D9D9"/>
+                <w:shd w:val="clear" w:color="auto" w:fill="A6A6A6"/>
               </w:rPr>
               <w:t>b</w:t>
             </w:r>
@@ -21376,7 +21376,7 @@
                 <w:rFonts w:ascii="Times New Roman" w:eastAsia="宋体" w:hAnsi="Times New Roman" w:cs="Times New Roman"/>
                 <w:sz w:val="21"/>
                 <w:szCs w:val="21"/>
-                <w:shd w:val="clear" w:color="auto" w:fill="D9D9D9"/>
+                <w:shd w:val="clear" w:color="auto" w:fill="A6A6A6"/>
               </w:rPr>
               <w:t>且</w:t>
             </w:r>
@@ -21385,7 +21385,7 @@
                 <w:rFonts w:ascii="Times New Roman" w:eastAsia="宋体" w:hAnsi="Times New Roman" w:cs="Times New Roman"/>
                 <w:sz w:val="21"/>
                 <w:szCs w:val="21"/>
-                <w:shd w:val="clear" w:color="auto" w:fill="D9D9D9"/>
+                <w:shd w:val="clear" w:color="auto" w:fill="A6A6A6"/>
               </w:rPr>
               <w:t>-</w:t>
             </w:r>
@@ -21395,7 +21395,7 @@
                 <w:i/>
                 <w:sz w:val="21"/>
                 <w:szCs w:val="21"/>
-                <w:shd w:val="clear" w:color="auto" w:fill="D9D9D9"/>
+                <w:shd w:val="clear" w:color="auto" w:fill="A6A6A6"/>
               </w:rPr>
               <w:t>a</w:t>
             </w:r>
@@ -21404,7 +21404,7 @@
                 <w:rFonts w:ascii="Times New Roman" w:eastAsia="宋体" w:hAnsi="Times New Roman" w:cs="Times New Roman"/>
                 <w:sz w:val="21"/>
                 <w:szCs w:val="21"/>
-                <w:shd w:val="clear" w:color="auto" w:fill="D9D9D9"/>
+                <w:shd w:val="clear" w:color="auto" w:fill="A6A6A6"/>
               </w:rPr>
               <w:t>≤</w:t>
             </w:r>
@@ -21414,7 +21414,7 @@
                 <w:i/>
                 <w:sz w:val="21"/>
                 <w:szCs w:val="21"/>
-                <w:shd w:val="clear" w:color="auto" w:fill="D9D9D9"/>
+                <w:shd w:val="clear" w:color="auto" w:fill="A6A6A6"/>
               </w:rPr>
               <w:t>y</w:t>
             </w:r>
@@ -21423,7 +21423,7 @@
                 <w:rFonts w:ascii="Times New Roman" w:eastAsia="宋体" w:hAnsi="Times New Roman" w:cs="Times New Roman"/>
                 <w:sz w:val="21"/>
                 <w:szCs w:val="21"/>
-                <w:shd w:val="clear" w:color="auto" w:fill="D9D9D9"/>
+                <w:shd w:val="clear" w:color="auto" w:fill="A6A6A6"/>
               </w:rPr>
               <w:t>≤</w:t>
             </w:r>
@@ -21433,7 +21433,7 @@
                 <w:i/>
                 <w:sz w:val="21"/>
                 <w:szCs w:val="21"/>
-                <w:shd w:val="clear" w:color="auto" w:fill="D9D9D9"/>
+                <w:shd w:val="clear" w:color="auto" w:fill="A6A6A6"/>
               </w:rPr>
               <w:t>a</w:t>
             </w:r>
@@ -21516,7 +21516,7 @@
                 <w:i/>
                 <w:sz w:val="21"/>
                 <w:szCs w:val="21"/>
-                <w:shd w:val="clear" w:color="auto" w:fill="D9D9D9"/>
+                <w:shd w:val="clear" w:color="auto" w:fill="A6A6A6"/>
                 <w:lang w:eastAsia="zh-CN"/>
               </w:rPr>
               <w:t>x</w:t>
@@ -21526,7 +21526,7 @@
                 <w:rFonts w:ascii="Times New Roman" w:eastAsia="宋体" w:hAnsi="Times New Roman" w:cs="Times New Roman"/>
                 <w:sz w:val="21"/>
                 <w:szCs w:val="21"/>
-                <w:shd w:val="clear" w:color="auto" w:fill="D9D9D9"/>
+                <w:shd w:val="clear" w:color="auto" w:fill="A6A6A6"/>
                 <w:lang w:eastAsia="zh-CN"/>
               </w:rPr>
               <w:t>轴，</w:t>
@@ -21537,7 +21537,7 @@
                 <w:i/>
                 <w:sz w:val="21"/>
                 <w:szCs w:val="21"/>
-                <w:shd w:val="clear" w:color="auto" w:fill="D9D9D9"/>
+                <w:shd w:val="clear" w:color="auto" w:fill="A6A6A6"/>
                 <w:lang w:eastAsia="zh-CN"/>
               </w:rPr>
               <w:t>y</w:t>
@@ -21547,7 +21547,7 @@
                 <w:rFonts w:ascii="Times New Roman" w:eastAsia="宋体" w:hAnsi="Times New Roman" w:cs="Times New Roman"/>
                 <w:sz w:val="21"/>
                 <w:szCs w:val="21"/>
-                <w:shd w:val="clear" w:color="auto" w:fill="D9D9D9"/>
+                <w:shd w:val="clear" w:color="auto" w:fill="A6A6A6"/>
                 <w:lang w:eastAsia="zh-CN"/>
               </w:rPr>
               <w:t>轴</w:t>
@@ -21566,7 +21566,7 @@
                 <w:rFonts w:ascii="Times New Roman" w:eastAsia="宋体" w:hAnsi="Times New Roman" w:cs="Times New Roman"/>
                 <w:sz w:val="21"/>
                 <w:szCs w:val="21"/>
-                <w:shd w:val="clear" w:color="auto" w:fill="D9D9D9"/>
+                <w:shd w:val="clear" w:color="auto" w:fill="A6A6A6"/>
                 <w:lang w:eastAsia="zh-CN"/>
               </w:rPr>
               <w:t>坐标原点</w:t>
@@ -21638,7 +21638,7 @@
                 <w:rFonts w:ascii="Times New Roman" w:eastAsia="宋体" w:hAnsi="Times New Roman" w:cs="Times New Roman"/>
                 <w:sz w:val="21"/>
                 <w:szCs w:val="21"/>
-                <w:shd w:val="clear" w:color="auto" w:fill="D9D9D9"/>
+                <w:shd w:val="clear" w:color="auto" w:fill="A6A6A6"/>
               </w:rPr>
               <w:t>(±</w:t>
             </w:r>
@@ -21648,7 +21648,7 @@
                 <w:i/>
                 <w:sz w:val="21"/>
                 <w:szCs w:val="21"/>
-                <w:shd w:val="clear" w:color="auto" w:fill="D9D9D9"/>
+                <w:shd w:val="clear" w:color="auto" w:fill="A6A6A6"/>
               </w:rPr>
               <w:t>a</w:t>
             </w:r>
@@ -21657,7 +21657,7 @@
                 <w:rFonts w:ascii="Times New Roman" w:eastAsia="宋体" w:hAnsi="Times New Roman" w:cs="Times New Roman"/>
                 <w:sz w:val="21"/>
                 <w:szCs w:val="21"/>
-                <w:shd w:val="clear" w:color="auto" w:fill="D9D9D9"/>
+                <w:shd w:val="clear" w:color="auto" w:fill="A6A6A6"/>
               </w:rPr>
               <w:t>,0)</w:t>
             </w:r>
@@ -21666,7 +21666,7 @@
                 <w:rFonts w:ascii="Times New Roman" w:eastAsia="宋体" w:hAnsi="Times New Roman" w:cs="Times New Roman"/>
                 <w:sz w:val="21"/>
                 <w:szCs w:val="21"/>
-                <w:shd w:val="clear" w:color="auto" w:fill="D9D9D9"/>
+                <w:shd w:val="clear" w:color="auto" w:fill="A6A6A6"/>
               </w:rPr>
               <w:t>，</w:t>
             </w:r>
@@ -21675,7 +21675,7 @@
                 <w:rFonts w:ascii="Times New Roman" w:eastAsia="宋体" w:hAnsi="Times New Roman" w:cs="Times New Roman"/>
                 <w:sz w:val="21"/>
                 <w:szCs w:val="21"/>
-                <w:shd w:val="clear" w:color="auto" w:fill="D9D9D9"/>
+                <w:shd w:val="clear" w:color="auto" w:fill="A6A6A6"/>
               </w:rPr>
               <w:t>(0,±</w:t>
             </w:r>
@@ -21685,7 +21685,7 @@
                 <w:i/>
                 <w:sz w:val="21"/>
                 <w:szCs w:val="21"/>
-                <w:shd w:val="clear" w:color="auto" w:fill="D9D9D9"/>
+                <w:shd w:val="clear" w:color="auto" w:fill="A6A6A6"/>
               </w:rPr>
               <w:t>b</w:t>
             </w:r>
@@ -21694,7 +21694,7 @@
                 <w:rFonts w:ascii="Times New Roman" w:eastAsia="宋体" w:hAnsi="Times New Roman" w:cs="Times New Roman"/>
                 <w:sz w:val="21"/>
                 <w:szCs w:val="21"/>
-                <w:shd w:val="clear" w:color="auto" w:fill="D9D9D9"/>
+                <w:shd w:val="clear" w:color="auto" w:fill="A6A6A6"/>
               </w:rPr>
               <w:t>)</w:t>
             </w:r>
@@ -21729,7 +21729,7 @@
                 <w:rFonts w:ascii="Times New Roman" w:eastAsia="宋体" w:hAnsi="Times New Roman" w:cs="Times New Roman"/>
                 <w:sz w:val="21"/>
                 <w:szCs w:val="21"/>
-                <w:shd w:val="clear" w:color="auto" w:fill="D9D9D9"/>
+                <w:shd w:val="clear" w:color="auto" w:fill="A6A6A6"/>
               </w:rPr>
               <w:t>(0,±</w:t>
             </w:r>
@@ -21739,7 +21739,7 @@
                 <w:i/>
                 <w:sz w:val="21"/>
                 <w:szCs w:val="21"/>
-                <w:shd w:val="clear" w:color="auto" w:fill="D9D9D9"/>
+                <w:shd w:val="clear" w:color="auto" w:fill="A6A6A6"/>
               </w:rPr>
               <w:t>a</w:t>
             </w:r>
@@ -21748,7 +21748,7 @@
                 <w:rFonts w:ascii="Times New Roman" w:eastAsia="宋体" w:hAnsi="Times New Roman" w:cs="Times New Roman"/>
                 <w:sz w:val="21"/>
                 <w:szCs w:val="21"/>
-                <w:shd w:val="clear" w:color="auto" w:fill="D9D9D9"/>
+                <w:shd w:val="clear" w:color="auto" w:fill="A6A6A6"/>
               </w:rPr>
               <w:t>)</w:t>
             </w:r>
@@ -21757,7 +21757,7 @@
                 <w:rFonts w:ascii="Times New Roman" w:eastAsia="宋体" w:hAnsi="Times New Roman" w:cs="Times New Roman"/>
                 <w:sz w:val="21"/>
                 <w:szCs w:val="21"/>
-                <w:shd w:val="clear" w:color="auto" w:fill="D9D9D9"/>
+                <w:shd w:val="clear" w:color="auto" w:fill="A6A6A6"/>
               </w:rPr>
               <w:t>，</w:t>
             </w:r>
@@ -21766,7 +21766,7 @@
                 <w:rFonts w:ascii="Times New Roman" w:eastAsia="宋体" w:hAnsi="Times New Roman" w:cs="Times New Roman"/>
                 <w:sz w:val="21"/>
                 <w:szCs w:val="21"/>
-                <w:shd w:val="clear" w:color="auto" w:fill="D9D9D9"/>
+                <w:shd w:val="clear" w:color="auto" w:fill="A6A6A6"/>
               </w:rPr>
               <w:t>(±</w:t>
             </w:r>
@@ -21776,7 +21776,7 @@
                 <w:i/>
                 <w:sz w:val="21"/>
                 <w:szCs w:val="21"/>
-                <w:shd w:val="clear" w:color="auto" w:fill="D9D9D9"/>
+                <w:shd w:val="clear" w:color="auto" w:fill="A6A6A6"/>
               </w:rPr>
               <w:t>b</w:t>
             </w:r>
@@ -21785,7 +21785,7 @@
                 <w:rFonts w:ascii="Times New Roman" w:eastAsia="宋体" w:hAnsi="Times New Roman" w:cs="Times New Roman"/>
                 <w:sz w:val="21"/>
                 <w:szCs w:val="21"/>
-                <w:shd w:val="clear" w:color="auto" w:fill="D9D9D9"/>
+                <w:shd w:val="clear" w:color="auto" w:fill="A6A6A6"/>
               </w:rPr>
               <w:t>,0)</w:t>
             </w:r>
@@ -21858,7 +21858,7 @@
                 <w:i/>
                 <w:sz w:val="21"/>
                 <w:szCs w:val="21"/>
-                <w:shd w:val="clear" w:color="auto" w:fill="D9D9D9"/>
+                <w:shd w:val="clear" w:color="auto" w:fill="A6A6A6"/>
               </w:rPr>
               <w:t>e</w:t>
             </w:r>
@@ -21867,7 +21867,7 @@
                 <w:rFonts w:ascii="Times New Roman" w:eastAsia="宋体" w:hAnsi="Times New Roman" w:cs="Times New Roman"/>
                 <w:sz w:val="21"/>
                 <w:szCs w:val="21"/>
-                <w:shd w:val="clear" w:color="auto" w:fill="D9D9D9"/>
+                <w:shd w:val="clear" w:color="auto" w:fill="A6A6A6"/>
               </w:rPr>
               <w:t>=</w:t>
             </w:r>
@@ -21877,7 +21877,7 @@
                 <w:i/>
                 <w:sz w:val="21"/>
                 <w:szCs w:val="21"/>
-                <w:shd w:val="clear" w:color="auto" w:fill="D9D9D9"/>
+                <w:shd w:val="clear" w:color="auto" w:fill="A6A6A6"/>
               </w:rPr>
               <w:t>c</w:t>
             </w:r>
@@ -21886,7 +21886,7 @@
                 <w:rFonts w:ascii="Times New Roman" w:eastAsia="宋体" w:hAnsi="Times New Roman" w:cs="Times New Roman"/>
                 <w:sz w:val="21"/>
                 <w:szCs w:val="21"/>
-                <w:shd w:val="clear" w:color="auto" w:fill="D9D9D9"/>
+                <w:shd w:val="clear" w:color="auto" w:fill="A6A6A6"/>
               </w:rPr>
               <w:t>/</w:t>
             </w:r>
@@ -21896,7 +21896,7 @@
                 <w:i/>
                 <w:sz w:val="21"/>
                 <w:szCs w:val="21"/>
-                <w:shd w:val="clear" w:color="auto" w:fill="D9D9D9"/>
+                <w:shd w:val="clear" w:color="auto" w:fill="A6A6A6"/>
               </w:rPr>
               <w:t>a</w:t>
             </w:r>
@@ -21905,7 +21905,7 @@
                 <w:rFonts w:ascii="Times New Roman" w:eastAsia="宋体" w:hAnsi="Times New Roman" w:cs="Times New Roman"/>
                 <w:sz w:val="21"/>
                 <w:szCs w:val="21"/>
-                <w:shd w:val="clear" w:color="auto" w:fill="D9D9D9"/>
+                <w:shd w:val="clear" w:color="auto" w:fill="A6A6A6"/>
               </w:rPr>
               <w:t>(0&lt;</w:t>
             </w:r>
@@ -21915,7 +21915,7 @@
                 <w:i/>
                 <w:sz w:val="21"/>
                 <w:szCs w:val="21"/>
-                <w:shd w:val="clear" w:color="auto" w:fill="D9D9D9"/>
+                <w:shd w:val="clear" w:color="auto" w:fill="A6A6A6"/>
               </w:rPr>
               <w:t>e</w:t>
             </w:r>
@@ -21924,7 +21924,7 @@
                 <w:rFonts w:ascii="Times New Roman" w:eastAsia="宋体" w:hAnsi="Times New Roman" w:cs="Times New Roman"/>
                 <w:sz w:val="21"/>
                 <w:szCs w:val="21"/>
-                <w:shd w:val="clear" w:color="auto" w:fill="D9D9D9"/>
+                <w:shd w:val="clear" w:color="auto" w:fill="A6A6A6"/>
               </w:rPr>
               <w:t>&lt;1)</w:t>
             </w:r>
@@ -22118,7 +22118,7 @@
           <w:rFonts w:ascii="Times New Roman" w:eastAsia="宋体" w:hAnsi="Times New Roman" w:cs="Times New Roman"/>
           <w:sz w:val="21"/>
           <w:szCs w:val="21"/>
-          <w:shd w:val="clear" w:color="auto" w:fill="D9D9D9"/>
+          <w:shd w:val="clear" w:color="auto" w:fill="A6A6A6"/>
           <w:lang w:eastAsia="zh-CN"/>
         </w:rPr>
         <w:t>差的绝对值</w:t>
@@ -22137,7 +22137,7 @@
           <w:rFonts w:ascii="Times New Roman" w:eastAsia="宋体" w:hAnsi="Times New Roman" w:cs="Times New Roman"/>
           <w:sz w:val="21"/>
           <w:szCs w:val="21"/>
-          <w:shd w:val="clear" w:color="auto" w:fill="D9D9D9"/>
+          <w:shd w:val="clear" w:color="auto" w:fill="A6A6A6"/>
           <w:lang w:eastAsia="zh-CN"/>
         </w:rPr>
         <w:t>|</w:t>
@@ -22148,7 +22148,7 @@
           <w:i/>
           <w:sz w:val="21"/>
           <w:szCs w:val="21"/>
-          <w:shd w:val="clear" w:color="auto" w:fill="D9D9D9"/>
+          <w:shd w:val="clear" w:color="auto" w:fill="A6A6A6"/>
           <w:lang w:eastAsia="zh-CN"/>
         </w:rPr>
         <w:t>F</w:t>
@@ -22158,7 +22158,7 @@
           <w:rFonts w:ascii="Times New Roman" w:eastAsia="宋体" w:hAnsi="Times New Roman" w:cs="Times New Roman"/>
           <w:sz w:val="21"/>
           <w:szCs w:val="21"/>
-          <w:shd w:val="clear" w:color="auto" w:fill="D9D9D9"/>
+          <w:shd w:val="clear" w:color="auto" w:fill="A6A6A6"/>
           <w:lang w:eastAsia="zh-CN"/>
         </w:rPr>
         <w:t>₁</w:t>
@@ -22169,7 +22169,7 @@
           <w:i/>
           <w:sz w:val="21"/>
           <w:szCs w:val="21"/>
-          <w:shd w:val="clear" w:color="auto" w:fill="D9D9D9"/>
+          <w:shd w:val="clear" w:color="auto" w:fill="A6A6A6"/>
           <w:lang w:eastAsia="zh-CN"/>
         </w:rPr>
         <w:t>F</w:t>
@@ -22179,7 +22179,7 @@
           <w:rFonts w:ascii="Times New Roman" w:eastAsia="宋体" w:hAnsi="Times New Roman" w:cs="Times New Roman"/>
           <w:sz w:val="21"/>
           <w:szCs w:val="21"/>
-          <w:shd w:val="clear" w:color="auto" w:fill="D9D9D9"/>
+          <w:shd w:val="clear" w:color="auto" w:fill="A6A6A6"/>
           <w:lang w:eastAsia="zh-CN"/>
         </w:rPr>
         <w:t>₂|</w:t>
@@ -22228,7 +22228,7 @@
           <w:i/>
           <w:sz w:val="21"/>
           <w:szCs w:val="21"/>
-          <w:shd w:val="clear" w:color="auto" w:fill="D9D9D9"/>
+          <w:shd w:val="clear" w:color="auto" w:fill="A6A6A6"/>
           <w:lang w:eastAsia="zh-CN"/>
         </w:rPr>
         <w:t>F</w:t>
@@ -22238,7 +22238,7 @@
           <w:rFonts w:ascii="Times New Roman" w:eastAsia="宋体" w:hAnsi="Times New Roman" w:cs="Times New Roman"/>
           <w:sz w:val="21"/>
           <w:szCs w:val="21"/>
-          <w:shd w:val="clear" w:color="auto" w:fill="D9D9D9"/>
+          <w:shd w:val="clear" w:color="auto" w:fill="A6A6A6"/>
           <w:lang w:eastAsia="zh-CN"/>
         </w:rPr>
         <w:t>₁,</w:t>
@@ -22249,7 +22249,7 @@
           <w:i/>
           <w:sz w:val="21"/>
           <w:szCs w:val="21"/>
-          <w:shd w:val="clear" w:color="auto" w:fill="D9D9D9"/>
+          <w:shd w:val="clear" w:color="auto" w:fill="A6A6A6"/>
           <w:lang w:eastAsia="zh-CN"/>
         </w:rPr>
         <w:t>F</w:t>
@@ -22259,7 +22259,7 @@
           <w:rFonts w:ascii="Times New Roman" w:eastAsia="宋体" w:hAnsi="Times New Roman" w:cs="Times New Roman"/>
           <w:sz w:val="21"/>
           <w:szCs w:val="21"/>
-          <w:shd w:val="clear" w:color="auto" w:fill="D9D9D9"/>
+          <w:shd w:val="clear" w:color="auto" w:fill="A6A6A6"/>
           <w:lang w:eastAsia="zh-CN"/>
         </w:rPr>
         <w:t>₂</w:t>
@@ -22307,7 +22307,7 @@
           <w:rFonts w:ascii="Times New Roman" w:eastAsia="宋体" w:hAnsi="Times New Roman" w:cs="Times New Roman"/>
           <w:sz w:val="21"/>
           <w:szCs w:val="21"/>
-          <w:shd w:val="clear" w:color="auto" w:fill="D9D9D9"/>
+          <w:shd w:val="clear" w:color="auto" w:fill="A6A6A6"/>
           <w:lang w:eastAsia="zh-CN"/>
         </w:rPr>
         <w:t>两焦点间</w:t>
@@ -22431,7 +22431,7 @@
           <w:i/>
           <w:sz w:val="21"/>
           <w:szCs w:val="21"/>
-          <w:shd w:val="clear" w:color="auto" w:fill="D9D9D9"/>
+          <w:shd w:val="clear" w:color="auto" w:fill="A6A6A6"/>
         </w:rPr>
         <w:t>P</w:t>
       </w:r>
@@ -22440,7 +22440,7 @@
           <w:rFonts w:ascii="Times New Roman" w:eastAsia="宋体" w:hAnsi="Times New Roman" w:cs="Times New Roman"/>
           <w:sz w:val="21"/>
           <w:szCs w:val="21"/>
-          <w:shd w:val="clear" w:color="auto" w:fill="D9D9D9"/>
+          <w:shd w:val="clear" w:color="auto" w:fill="A6A6A6"/>
         </w:rPr>
         <w:t>={</w:t>
       </w:r>
@@ -22450,7 +22450,7 @@
           <w:i/>
           <w:sz w:val="21"/>
           <w:szCs w:val="21"/>
-          <w:shd w:val="clear" w:color="auto" w:fill="D9D9D9"/>
+          <w:shd w:val="clear" w:color="auto" w:fill="A6A6A6"/>
         </w:rPr>
         <w:t>M</w:t>
       </w:r>
@@ -22459,7 +22459,7 @@
           <w:rFonts w:ascii="Times New Roman" w:eastAsia="宋体" w:hAnsi="Times New Roman" w:cs="Times New Roman"/>
           <w:sz w:val="21"/>
           <w:szCs w:val="21"/>
-          <w:shd w:val="clear" w:color="auto" w:fill="D9D9D9"/>
+          <w:shd w:val="clear" w:color="auto" w:fill="A6A6A6"/>
         </w:rPr>
         <w:t>|||</w:t>
       </w:r>
@@ -22469,7 +22469,7 @@
           <w:i/>
           <w:sz w:val="21"/>
           <w:szCs w:val="21"/>
-          <w:shd w:val="clear" w:color="auto" w:fill="D9D9D9"/>
+          <w:shd w:val="clear" w:color="auto" w:fill="A6A6A6"/>
         </w:rPr>
         <w:t>MF</w:t>
       </w:r>
@@ -22478,7 +22478,7 @@
           <w:rFonts w:ascii="Times New Roman" w:eastAsia="宋体" w:hAnsi="Times New Roman" w:cs="Times New Roman"/>
           <w:sz w:val="21"/>
           <w:szCs w:val="21"/>
-          <w:shd w:val="clear" w:color="auto" w:fill="D9D9D9"/>
+          <w:shd w:val="clear" w:color="auto" w:fill="A6A6A6"/>
         </w:rPr>
         <w:t>₁|-|</w:t>
       </w:r>
@@ -22488,7 +22488,7 @@
           <w:i/>
           <w:sz w:val="21"/>
           <w:szCs w:val="21"/>
-          <w:shd w:val="clear" w:color="auto" w:fill="D9D9D9"/>
+          <w:shd w:val="clear" w:color="auto" w:fill="A6A6A6"/>
         </w:rPr>
         <w:t>MF</w:t>
       </w:r>
@@ -22497,7 +22497,7 @@
           <w:rFonts w:ascii="Times New Roman" w:eastAsia="宋体" w:hAnsi="Times New Roman" w:cs="Times New Roman"/>
           <w:sz w:val="21"/>
           <w:szCs w:val="21"/>
-          <w:shd w:val="clear" w:color="auto" w:fill="D9D9D9"/>
+          <w:shd w:val="clear" w:color="auto" w:fill="A6A6A6"/>
         </w:rPr>
         <w:t>₂||=2</w:t>
       </w:r>
@@ -22507,7 +22507,7 @@
           <w:i/>
           <w:sz w:val="21"/>
           <w:szCs w:val="21"/>
-          <w:shd w:val="clear" w:color="auto" w:fill="D9D9D9"/>
+          <w:shd w:val="clear" w:color="auto" w:fill="A6A6A6"/>
         </w:rPr>
         <w:t>a</w:t>
       </w:r>
@@ -22516,7 +22516,7 @@
           <w:rFonts w:ascii="Times New Roman" w:eastAsia="宋体" w:hAnsi="Times New Roman" w:cs="Times New Roman"/>
           <w:sz w:val="21"/>
           <w:szCs w:val="21"/>
-          <w:shd w:val="clear" w:color="auto" w:fill="D9D9D9"/>
+          <w:shd w:val="clear" w:color="auto" w:fill="A6A6A6"/>
         </w:rPr>
         <w:t>,0&lt;2</w:t>
       </w:r>
@@ -22526,7 +22526,7 @@
           <w:i/>
           <w:sz w:val="21"/>
           <w:szCs w:val="21"/>
-          <w:shd w:val="clear" w:color="auto" w:fill="D9D9D9"/>
+          <w:shd w:val="clear" w:color="auto" w:fill="A6A6A6"/>
         </w:rPr>
         <w:t>a</w:t>
       </w:r>
@@ -22535,7 +22535,7 @@
           <w:rFonts w:ascii="Times New Roman" w:eastAsia="宋体" w:hAnsi="Times New Roman" w:cs="Times New Roman"/>
           <w:sz w:val="21"/>
           <w:szCs w:val="21"/>
-          <w:shd w:val="clear" w:color="auto" w:fill="D9D9D9"/>
+          <w:shd w:val="clear" w:color="auto" w:fill="A6A6A6"/>
         </w:rPr>
         <w:t>&lt;|</w:t>
       </w:r>
@@ -22545,7 +22545,7 @@
           <w:i/>
           <w:sz w:val="21"/>
           <w:szCs w:val="21"/>
-          <w:shd w:val="clear" w:color="auto" w:fill="D9D9D9"/>
+          <w:shd w:val="clear" w:color="auto" w:fill="A6A6A6"/>
         </w:rPr>
         <w:t>F</w:t>
       </w:r>
@@ -22554,7 +22554,7 @@
           <w:rFonts w:ascii="Times New Roman" w:eastAsia="宋体" w:hAnsi="Times New Roman" w:cs="Times New Roman"/>
           <w:sz w:val="21"/>
           <w:szCs w:val="21"/>
-          <w:shd w:val="clear" w:color="auto" w:fill="D9D9D9"/>
+          <w:shd w:val="clear" w:color="auto" w:fill="A6A6A6"/>
         </w:rPr>
         <w:t>₁</w:t>
       </w:r>
@@ -22564,7 +22564,7 @@
           <w:i/>
           <w:sz w:val="21"/>
           <w:szCs w:val="21"/>
-          <w:shd w:val="clear" w:color="auto" w:fill="D9D9D9"/>
+          <w:shd w:val="clear" w:color="auto" w:fill="A6A6A6"/>
         </w:rPr>
         <w:t>F</w:t>
       </w:r>
@@ -22573,7 +22573,7 @@
           <w:rFonts w:ascii="Times New Roman" w:eastAsia="宋体" w:hAnsi="Times New Roman" w:cs="Times New Roman"/>
           <w:sz w:val="21"/>
           <w:szCs w:val="21"/>
-          <w:shd w:val="clear" w:color="auto" w:fill="D9D9D9"/>
+          <w:shd w:val="clear" w:color="auto" w:fill="A6A6A6"/>
         </w:rPr>
         <w:t>₂|}</w:t>
       </w:r>
@@ -22840,7 +22840,7 @@
                 <w:i/>
                 <w:sz w:val="21"/>
                 <w:szCs w:val="21"/>
-                <w:shd w:val="clear" w:color="auto" w:fill="D9D9D9"/>
+                <w:shd w:val="clear" w:color="auto" w:fill="A6A6A6"/>
               </w:rPr>
               <w:t>x</w:t>
             </w:r>
@@ -22849,7 +22849,7 @@
                 <w:rFonts w:ascii="Times New Roman" w:eastAsia="宋体" w:hAnsi="Times New Roman" w:cs="Times New Roman"/>
                 <w:sz w:val="21"/>
                 <w:szCs w:val="21"/>
-                <w:shd w:val="clear" w:color="auto" w:fill="D9D9D9"/>
+                <w:shd w:val="clear" w:color="auto" w:fill="A6A6A6"/>
               </w:rPr>
               <w:t>²/</w:t>
             </w:r>
@@ -22859,7 +22859,7 @@
                 <w:i/>
                 <w:sz w:val="21"/>
                 <w:szCs w:val="21"/>
-                <w:shd w:val="clear" w:color="auto" w:fill="D9D9D9"/>
+                <w:shd w:val="clear" w:color="auto" w:fill="A6A6A6"/>
               </w:rPr>
               <w:t>a</w:t>
             </w:r>
@@ -22868,7 +22868,7 @@
                 <w:rFonts w:ascii="Times New Roman" w:eastAsia="宋体" w:hAnsi="Times New Roman" w:cs="Times New Roman"/>
                 <w:sz w:val="21"/>
                 <w:szCs w:val="21"/>
-                <w:shd w:val="clear" w:color="auto" w:fill="D9D9D9"/>
+                <w:shd w:val="clear" w:color="auto" w:fill="A6A6A6"/>
               </w:rPr>
               <w:t>²-</w:t>
             </w:r>
@@ -22878,7 +22878,7 @@
                 <w:i/>
                 <w:sz w:val="21"/>
                 <w:szCs w:val="21"/>
-                <w:shd w:val="clear" w:color="auto" w:fill="D9D9D9"/>
+                <w:shd w:val="clear" w:color="auto" w:fill="A6A6A6"/>
               </w:rPr>
               <w:t>y</w:t>
             </w:r>
@@ -22887,7 +22887,7 @@
                 <w:rFonts w:ascii="Times New Roman" w:eastAsia="宋体" w:hAnsi="Times New Roman" w:cs="Times New Roman"/>
                 <w:sz w:val="21"/>
                 <w:szCs w:val="21"/>
-                <w:shd w:val="clear" w:color="auto" w:fill="D9D9D9"/>
+                <w:shd w:val="clear" w:color="auto" w:fill="A6A6A6"/>
               </w:rPr>
               <w:t>²/</w:t>
             </w:r>
@@ -22897,7 +22897,7 @@
                 <w:i/>
                 <w:sz w:val="21"/>
                 <w:szCs w:val="21"/>
-                <w:shd w:val="clear" w:color="auto" w:fill="D9D9D9"/>
+                <w:shd w:val="clear" w:color="auto" w:fill="A6A6A6"/>
               </w:rPr>
               <w:t>b</w:t>
             </w:r>
@@ -22906,7 +22906,7 @@
                 <w:rFonts w:ascii="Times New Roman" w:eastAsia="宋体" w:hAnsi="Times New Roman" w:cs="Times New Roman"/>
                 <w:sz w:val="21"/>
                 <w:szCs w:val="21"/>
-                <w:shd w:val="clear" w:color="auto" w:fill="D9D9D9"/>
+                <w:shd w:val="clear" w:color="auto" w:fill="A6A6A6"/>
               </w:rPr>
               <w:t>²=1(</w:t>
             </w:r>
@@ -22916,7 +22916,7 @@
                 <w:i/>
                 <w:sz w:val="21"/>
                 <w:szCs w:val="21"/>
-                <w:shd w:val="clear" w:color="auto" w:fill="D9D9D9"/>
+                <w:shd w:val="clear" w:color="auto" w:fill="A6A6A6"/>
               </w:rPr>
               <w:t>a</w:t>
             </w:r>
@@ -22925,7 +22925,7 @@
                 <w:rFonts w:ascii="Times New Roman" w:eastAsia="宋体" w:hAnsi="Times New Roman" w:cs="Times New Roman"/>
                 <w:sz w:val="21"/>
                 <w:szCs w:val="21"/>
-                <w:shd w:val="clear" w:color="auto" w:fill="D9D9D9"/>
+                <w:shd w:val="clear" w:color="auto" w:fill="A6A6A6"/>
               </w:rPr>
               <w:t>&gt;0,</w:t>
             </w:r>
@@ -22935,7 +22935,7 @@
                 <w:i/>
                 <w:sz w:val="21"/>
                 <w:szCs w:val="21"/>
-                <w:shd w:val="clear" w:color="auto" w:fill="D9D9D9"/>
+                <w:shd w:val="clear" w:color="auto" w:fill="A6A6A6"/>
               </w:rPr>
               <w:t>b</w:t>
             </w:r>
@@ -22944,7 +22944,7 @@
                 <w:rFonts w:ascii="Times New Roman" w:eastAsia="宋体" w:hAnsi="Times New Roman" w:cs="Times New Roman"/>
                 <w:sz w:val="21"/>
                 <w:szCs w:val="21"/>
-                <w:shd w:val="clear" w:color="auto" w:fill="D9D9D9"/>
+                <w:shd w:val="clear" w:color="auto" w:fill="A6A6A6"/>
               </w:rPr>
               <w:t>&gt;0)</w:t>
             </w:r>
@@ -22980,7 +22980,7 @@
                 <w:i/>
                 <w:sz w:val="21"/>
                 <w:szCs w:val="21"/>
-                <w:shd w:val="clear" w:color="auto" w:fill="D9D9D9"/>
+                <w:shd w:val="clear" w:color="auto" w:fill="A6A6A6"/>
               </w:rPr>
               <w:t>y</w:t>
             </w:r>
@@ -22989,7 +22989,7 @@
                 <w:rFonts w:ascii="Times New Roman" w:eastAsia="宋体" w:hAnsi="Times New Roman" w:cs="Times New Roman"/>
                 <w:sz w:val="21"/>
                 <w:szCs w:val="21"/>
-                <w:shd w:val="clear" w:color="auto" w:fill="D9D9D9"/>
+                <w:shd w:val="clear" w:color="auto" w:fill="A6A6A6"/>
               </w:rPr>
               <w:t>²/</w:t>
             </w:r>
@@ -22999,7 +22999,7 @@
                 <w:i/>
                 <w:sz w:val="21"/>
                 <w:szCs w:val="21"/>
-                <w:shd w:val="clear" w:color="auto" w:fill="D9D9D9"/>
+                <w:shd w:val="clear" w:color="auto" w:fill="A6A6A6"/>
               </w:rPr>
               <w:t>a</w:t>
             </w:r>
@@ -23008,7 +23008,7 @@
                 <w:rFonts w:ascii="Times New Roman" w:eastAsia="宋体" w:hAnsi="Times New Roman" w:cs="Times New Roman"/>
                 <w:sz w:val="21"/>
                 <w:szCs w:val="21"/>
-                <w:shd w:val="clear" w:color="auto" w:fill="D9D9D9"/>
+                <w:shd w:val="clear" w:color="auto" w:fill="A6A6A6"/>
               </w:rPr>
               <w:t>²-</w:t>
             </w:r>
@@ -23018,7 +23018,7 @@
                 <w:i/>
                 <w:sz w:val="21"/>
                 <w:szCs w:val="21"/>
-                <w:shd w:val="clear" w:color="auto" w:fill="D9D9D9"/>
+                <w:shd w:val="clear" w:color="auto" w:fill="A6A6A6"/>
               </w:rPr>
               <w:t>x</w:t>
             </w:r>
@@ -23027,7 +23027,7 @@
                 <w:rFonts w:ascii="Times New Roman" w:eastAsia="宋体" w:hAnsi="Times New Roman" w:cs="Times New Roman"/>
                 <w:sz w:val="21"/>
                 <w:szCs w:val="21"/>
-                <w:shd w:val="clear" w:color="auto" w:fill="D9D9D9"/>
+                <w:shd w:val="clear" w:color="auto" w:fill="A6A6A6"/>
               </w:rPr>
               <w:t>²/</w:t>
             </w:r>
@@ -23037,7 +23037,7 @@
                 <w:i/>
                 <w:sz w:val="21"/>
                 <w:szCs w:val="21"/>
-                <w:shd w:val="clear" w:color="auto" w:fill="D9D9D9"/>
+                <w:shd w:val="clear" w:color="auto" w:fill="A6A6A6"/>
               </w:rPr>
               <w:t>b</w:t>
             </w:r>
@@ -23046,7 +23046,7 @@
                 <w:rFonts w:ascii="Times New Roman" w:eastAsia="宋体" w:hAnsi="Times New Roman" w:cs="Times New Roman"/>
                 <w:sz w:val="21"/>
                 <w:szCs w:val="21"/>
-                <w:shd w:val="clear" w:color="auto" w:fill="D9D9D9"/>
+                <w:shd w:val="clear" w:color="auto" w:fill="A6A6A6"/>
               </w:rPr>
               <w:t>²=1(</w:t>
             </w:r>
@@ -23056,7 +23056,7 @@
                 <w:i/>
                 <w:sz w:val="21"/>
                 <w:szCs w:val="21"/>
-                <w:shd w:val="clear" w:color="auto" w:fill="D9D9D9"/>
+                <w:shd w:val="clear" w:color="auto" w:fill="A6A6A6"/>
               </w:rPr>
               <w:t>a</w:t>
             </w:r>
@@ -23065,7 +23065,7 @@
                 <w:rFonts w:ascii="Times New Roman" w:eastAsia="宋体" w:hAnsi="Times New Roman" w:cs="Times New Roman"/>
                 <w:sz w:val="21"/>
                 <w:szCs w:val="21"/>
-                <w:shd w:val="clear" w:color="auto" w:fill="D9D9D9"/>
+                <w:shd w:val="clear" w:color="auto" w:fill="A6A6A6"/>
               </w:rPr>
               <w:t>&gt;0,</w:t>
             </w:r>
@@ -23075,7 +23075,7 @@
                 <w:i/>
                 <w:sz w:val="21"/>
                 <w:szCs w:val="21"/>
-                <w:shd w:val="clear" w:color="auto" w:fill="D9D9D9"/>
+                <w:shd w:val="clear" w:color="auto" w:fill="A6A6A6"/>
               </w:rPr>
               <w:t>b</w:t>
             </w:r>
@@ -23084,7 +23084,7 @@
                 <w:rFonts w:ascii="Times New Roman" w:eastAsia="宋体" w:hAnsi="Times New Roman" w:cs="Times New Roman"/>
                 <w:sz w:val="21"/>
                 <w:szCs w:val="21"/>
-                <w:shd w:val="clear" w:color="auto" w:fill="D9D9D9"/>
+                <w:shd w:val="clear" w:color="auto" w:fill="A6A6A6"/>
               </w:rPr>
               <w:t>&gt;0)</w:t>
             </w:r>
@@ -23350,7 +23350,7 @@
                 <w:i/>
                 <w:sz w:val="21"/>
                 <w:szCs w:val="21"/>
-                <w:shd w:val="clear" w:color="auto" w:fill="D9D9D9"/>
+                <w:shd w:val="clear" w:color="auto" w:fill="A6A6A6"/>
               </w:rPr>
               <w:t>F</w:t>
             </w:r>
@@ -23359,7 +23359,7 @@
                 <w:rFonts w:ascii="Times New Roman" w:eastAsia="宋体" w:hAnsi="Times New Roman" w:cs="Times New Roman"/>
                 <w:sz w:val="21"/>
                 <w:szCs w:val="21"/>
-                <w:shd w:val="clear" w:color="auto" w:fill="D9D9D9"/>
+                <w:shd w:val="clear" w:color="auto" w:fill="A6A6A6"/>
               </w:rPr>
               <w:t>₁(-</w:t>
             </w:r>
@@ -23369,7 +23369,7 @@
                 <w:i/>
                 <w:sz w:val="21"/>
                 <w:szCs w:val="21"/>
-                <w:shd w:val="clear" w:color="auto" w:fill="D9D9D9"/>
+                <w:shd w:val="clear" w:color="auto" w:fill="A6A6A6"/>
               </w:rPr>
               <w:t>c</w:t>
             </w:r>
@@ -23378,7 +23378,7 @@
                 <w:rFonts w:ascii="Times New Roman" w:eastAsia="宋体" w:hAnsi="Times New Roman" w:cs="Times New Roman"/>
                 <w:sz w:val="21"/>
                 <w:szCs w:val="21"/>
-                <w:shd w:val="clear" w:color="auto" w:fill="D9D9D9"/>
+                <w:shd w:val="clear" w:color="auto" w:fill="A6A6A6"/>
               </w:rPr>
               <w:t>,0)</w:t>
             </w:r>
@@ -23387,7 +23387,7 @@
                 <w:rFonts w:ascii="Times New Roman" w:eastAsia="宋体" w:hAnsi="Times New Roman" w:cs="Times New Roman"/>
                 <w:sz w:val="21"/>
                 <w:szCs w:val="21"/>
-                <w:shd w:val="clear" w:color="auto" w:fill="D9D9D9"/>
+                <w:shd w:val="clear" w:color="auto" w:fill="A6A6A6"/>
               </w:rPr>
               <w:t>，</w:t>
             </w:r>
@@ -23397,7 +23397,7 @@
                 <w:i/>
                 <w:sz w:val="21"/>
                 <w:szCs w:val="21"/>
-                <w:shd w:val="clear" w:color="auto" w:fill="D9D9D9"/>
+                <w:shd w:val="clear" w:color="auto" w:fill="A6A6A6"/>
               </w:rPr>
               <w:t>F</w:t>
             </w:r>
@@ -23406,7 +23406,7 @@
                 <w:rFonts w:ascii="Times New Roman" w:eastAsia="宋体" w:hAnsi="Times New Roman" w:cs="Times New Roman"/>
                 <w:sz w:val="21"/>
                 <w:szCs w:val="21"/>
-                <w:shd w:val="clear" w:color="auto" w:fill="D9D9D9"/>
+                <w:shd w:val="clear" w:color="auto" w:fill="A6A6A6"/>
               </w:rPr>
               <w:t>₂(</w:t>
             </w:r>
@@ -23416,7 +23416,7 @@
                 <w:i/>
                 <w:sz w:val="21"/>
                 <w:szCs w:val="21"/>
-                <w:shd w:val="clear" w:color="auto" w:fill="D9D9D9"/>
+                <w:shd w:val="clear" w:color="auto" w:fill="A6A6A6"/>
               </w:rPr>
               <w:t>c</w:t>
             </w:r>
@@ -23425,7 +23425,7 @@
                 <w:rFonts w:ascii="Times New Roman" w:eastAsia="宋体" w:hAnsi="Times New Roman" w:cs="Times New Roman"/>
                 <w:sz w:val="21"/>
                 <w:szCs w:val="21"/>
-                <w:shd w:val="clear" w:color="auto" w:fill="D9D9D9"/>
+                <w:shd w:val="clear" w:color="auto" w:fill="A6A6A6"/>
               </w:rPr>
               <w:t>,0)</w:t>
             </w:r>
@@ -23461,7 +23461,7 @@
                 <w:i/>
                 <w:sz w:val="21"/>
                 <w:szCs w:val="21"/>
-                <w:shd w:val="clear" w:color="auto" w:fill="D9D9D9"/>
+                <w:shd w:val="clear" w:color="auto" w:fill="A6A6A6"/>
               </w:rPr>
               <w:t>F</w:t>
             </w:r>
@@ -23470,7 +23470,7 @@
                 <w:rFonts w:ascii="Times New Roman" w:eastAsia="宋体" w:hAnsi="Times New Roman" w:cs="Times New Roman"/>
                 <w:sz w:val="21"/>
                 <w:szCs w:val="21"/>
-                <w:shd w:val="clear" w:color="auto" w:fill="D9D9D9"/>
+                <w:shd w:val="clear" w:color="auto" w:fill="A6A6A6"/>
               </w:rPr>
               <w:t>₁(0,-</w:t>
             </w:r>
@@ -23480,7 +23480,7 @@
                 <w:i/>
                 <w:sz w:val="21"/>
                 <w:szCs w:val="21"/>
-                <w:shd w:val="clear" w:color="auto" w:fill="D9D9D9"/>
+                <w:shd w:val="clear" w:color="auto" w:fill="A6A6A6"/>
               </w:rPr>
               <w:t>c</w:t>
             </w:r>
@@ -23489,7 +23489,7 @@
                 <w:rFonts w:ascii="Times New Roman" w:eastAsia="宋体" w:hAnsi="Times New Roman" w:cs="Times New Roman"/>
                 <w:sz w:val="21"/>
                 <w:szCs w:val="21"/>
-                <w:shd w:val="clear" w:color="auto" w:fill="D9D9D9"/>
+                <w:shd w:val="clear" w:color="auto" w:fill="A6A6A6"/>
               </w:rPr>
               <w:t>)</w:t>
             </w:r>
@@ -23498,7 +23498,7 @@
                 <w:rFonts w:ascii="Times New Roman" w:eastAsia="宋体" w:hAnsi="Times New Roman" w:cs="Times New Roman"/>
                 <w:sz w:val="21"/>
                 <w:szCs w:val="21"/>
-                <w:shd w:val="clear" w:color="auto" w:fill="D9D9D9"/>
+                <w:shd w:val="clear" w:color="auto" w:fill="A6A6A6"/>
               </w:rPr>
               <w:t>，</w:t>
             </w:r>
@@ -23508,7 +23508,7 @@
                 <w:i/>
                 <w:sz w:val="21"/>
                 <w:szCs w:val="21"/>
-                <w:shd w:val="clear" w:color="auto" w:fill="D9D9D9"/>
+                <w:shd w:val="clear" w:color="auto" w:fill="A6A6A6"/>
               </w:rPr>
               <w:t>F</w:t>
             </w:r>
@@ -23517,7 +23517,7 @@
                 <w:rFonts w:ascii="Times New Roman" w:eastAsia="宋体" w:hAnsi="Times New Roman" w:cs="Times New Roman"/>
                 <w:sz w:val="21"/>
                 <w:szCs w:val="21"/>
-                <w:shd w:val="clear" w:color="auto" w:fill="D9D9D9"/>
+                <w:shd w:val="clear" w:color="auto" w:fill="A6A6A6"/>
               </w:rPr>
               <w:t>₂(0,</w:t>
             </w:r>
@@ -23527,7 +23527,7 @@
                 <w:i/>
                 <w:sz w:val="21"/>
                 <w:szCs w:val="21"/>
-                <w:shd w:val="clear" w:color="auto" w:fill="D9D9D9"/>
+                <w:shd w:val="clear" w:color="auto" w:fill="A6A6A6"/>
               </w:rPr>
               <w:t>c</w:t>
             </w:r>
@@ -23536,7 +23536,7 @@
                 <w:rFonts w:ascii="Times New Roman" w:eastAsia="宋体" w:hAnsi="Times New Roman" w:cs="Times New Roman"/>
                 <w:sz w:val="21"/>
                 <w:szCs w:val="21"/>
-                <w:shd w:val="clear" w:color="auto" w:fill="D9D9D9"/>
+                <w:shd w:val="clear" w:color="auto" w:fill="A6A6A6"/>
               </w:rPr>
               <w:t>)</w:t>
             </w:r>
@@ -23608,7 +23608,7 @@
                 <w:rFonts w:ascii="Times New Roman" w:eastAsia="宋体" w:hAnsi="Times New Roman" w:cs="Times New Roman"/>
                 <w:sz w:val="21"/>
                 <w:szCs w:val="21"/>
-                <w:shd w:val="clear" w:color="auto" w:fill="D9D9D9"/>
+                <w:shd w:val="clear" w:color="auto" w:fill="A6A6A6"/>
               </w:rPr>
               <w:t>|</w:t>
             </w:r>
@@ -23618,7 +23618,7 @@
                 <w:i/>
                 <w:sz w:val="21"/>
                 <w:szCs w:val="21"/>
-                <w:shd w:val="clear" w:color="auto" w:fill="D9D9D9"/>
+                <w:shd w:val="clear" w:color="auto" w:fill="A6A6A6"/>
               </w:rPr>
               <w:t>F</w:t>
             </w:r>
@@ -23627,7 +23627,7 @@
                 <w:rFonts w:ascii="Times New Roman" w:eastAsia="宋体" w:hAnsi="Times New Roman" w:cs="Times New Roman"/>
                 <w:sz w:val="21"/>
                 <w:szCs w:val="21"/>
-                <w:shd w:val="clear" w:color="auto" w:fill="D9D9D9"/>
+                <w:shd w:val="clear" w:color="auto" w:fill="A6A6A6"/>
               </w:rPr>
               <w:t>₁</w:t>
             </w:r>
@@ -23637,7 +23637,7 @@
                 <w:i/>
                 <w:sz w:val="21"/>
                 <w:szCs w:val="21"/>
-                <w:shd w:val="clear" w:color="auto" w:fill="D9D9D9"/>
+                <w:shd w:val="clear" w:color="auto" w:fill="A6A6A6"/>
               </w:rPr>
               <w:t>F</w:t>
             </w:r>
@@ -23646,7 +23646,7 @@
                 <w:rFonts w:ascii="Times New Roman" w:eastAsia="宋体" w:hAnsi="Times New Roman" w:cs="Times New Roman"/>
                 <w:sz w:val="21"/>
                 <w:szCs w:val="21"/>
-                <w:shd w:val="clear" w:color="auto" w:fill="D9D9D9"/>
+                <w:shd w:val="clear" w:color="auto" w:fill="A6A6A6"/>
               </w:rPr>
               <w:t>₂|=2</w:t>
             </w:r>
@@ -23656,7 +23656,7 @@
                 <w:i/>
                 <w:sz w:val="21"/>
                 <w:szCs w:val="21"/>
-                <w:shd w:val="clear" w:color="auto" w:fill="D9D9D9"/>
+                <w:shd w:val="clear" w:color="auto" w:fill="A6A6A6"/>
               </w:rPr>
               <w:t>c</w:t>
             </w:r>
@@ -23769,7 +23769,7 @@
                 <w:i/>
                 <w:sz w:val="21"/>
                 <w:szCs w:val="21"/>
-                <w:shd w:val="clear" w:color="auto" w:fill="D9D9D9"/>
+                <w:shd w:val="clear" w:color="auto" w:fill="A6A6A6"/>
               </w:rPr>
               <w:t>c</w:t>
             </w:r>
@@ -23778,7 +23778,7 @@
                 <w:rFonts w:ascii="Times New Roman" w:eastAsia="宋体" w:hAnsi="Times New Roman" w:cs="Times New Roman"/>
                 <w:sz w:val="21"/>
                 <w:szCs w:val="21"/>
-                <w:shd w:val="clear" w:color="auto" w:fill="D9D9D9"/>
+                <w:shd w:val="clear" w:color="auto" w:fill="A6A6A6"/>
               </w:rPr>
               <w:t>²=</w:t>
             </w:r>
@@ -23788,7 +23788,7 @@
                 <w:i/>
                 <w:sz w:val="21"/>
                 <w:szCs w:val="21"/>
-                <w:shd w:val="clear" w:color="auto" w:fill="D9D9D9"/>
+                <w:shd w:val="clear" w:color="auto" w:fill="A6A6A6"/>
               </w:rPr>
               <w:t>a2</w:t>
             </w:r>
@@ -23797,7 +23797,7 @@
                 <w:rFonts w:ascii="Times New Roman" w:eastAsia="宋体" w:hAnsi="Times New Roman" w:cs="Times New Roman"/>
                 <w:sz w:val="21"/>
                 <w:szCs w:val="21"/>
-                <w:shd w:val="clear" w:color="auto" w:fill="D9D9D9"/>
+                <w:shd w:val="clear" w:color="auto" w:fill="A6A6A6"/>
               </w:rPr>
               <w:t>+</w:t>
             </w:r>
@@ -23807,7 +23807,7 @@
                 <w:i/>
                 <w:sz w:val="21"/>
                 <w:szCs w:val="21"/>
-                <w:shd w:val="clear" w:color="auto" w:fill="D9D9D9"/>
+                <w:shd w:val="clear" w:color="auto" w:fill="A6A6A6"/>
               </w:rPr>
               <w:t>b2</w:t>
             </w:r>
@@ -24092,7 +24092,7 @@
                 <w:i/>
                 <w:sz w:val="21"/>
                 <w:szCs w:val="21"/>
-                <w:shd w:val="clear" w:color="auto" w:fill="D9D9D9"/>
+                <w:shd w:val="clear" w:color="auto" w:fill="A6A6A6"/>
               </w:rPr>
               <w:t>x</w:t>
             </w:r>
@@ -24101,7 +24101,7 @@
                 <w:rFonts w:ascii="Times New Roman" w:eastAsia="宋体" w:hAnsi="Times New Roman" w:cs="Times New Roman"/>
                 <w:sz w:val="21"/>
                 <w:szCs w:val="21"/>
-                <w:shd w:val="clear" w:color="auto" w:fill="D9D9D9"/>
+                <w:shd w:val="clear" w:color="auto" w:fill="A6A6A6"/>
               </w:rPr>
               <w:t>²/</w:t>
             </w:r>
@@ -24111,7 +24111,7 @@
                 <w:i/>
                 <w:sz w:val="21"/>
                 <w:szCs w:val="21"/>
-                <w:shd w:val="clear" w:color="auto" w:fill="D9D9D9"/>
+                <w:shd w:val="clear" w:color="auto" w:fill="A6A6A6"/>
               </w:rPr>
               <w:t>a</w:t>
             </w:r>
@@ -24120,7 +24120,7 @@
                 <w:rFonts w:ascii="Times New Roman" w:eastAsia="宋体" w:hAnsi="Times New Roman" w:cs="Times New Roman"/>
                 <w:sz w:val="21"/>
                 <w:szCs w:val="21"/>
-                <w:shd w:val="clear" w:color="auto" w:fill="D9D9D9"/>
+                <w:shd w:val="clear" w:color="auto" w:fill="A6A6A6"/>
               </w:rPr>
               <w:t>²-</w:t>
             </w:r>
@@ -24130,7 +24130,7 @@
                 <w:i/>
                 <w:sz w:val="21"/>
                 <w:szCs w:val="21"/>
-                <w:shd w:val="clear" w:color="auto" w:fill="D9D9D9"/>
+                <w:shd w:val="clear" w:color="auto" w:fill="A6A6A6"/>
               </w:rPr>
               <w:t>y</w:t>
             </w:r>
@@ -24139,7 +24139,7 @@
                 <w:rFonts w:ascii="Times New Roman" w:eastAsia="宋体" w:hAnsi="Times New Roman" w:cs="Times New Roman"/>
                 <w:sz w:val="21"/>
                 <w:szCs w:val="21"/>
-                <w:shd w:val="clear" w:color="auto" w:fill="D9D9D9"/>
+                <w:shd w:val="clear" w:color="auto" w:fill="A6A6A6"/>
               </w:rPr>
               <w:t>²/</w:t>
             </w:r>
@@ -24149,7 +24149,7 @@
                 <w:i/>
                 <w:sz w:val="21"/>
                 <w:szCs w:val="21"/>
-                <w:shd w:val="clear" w:color="auto" w:fill="D9D9D9"/>
+                <w:shd w:val="clear" w:color="auto" w:fill="A6A6A6"/>
               </w:rPr>
               <w:t>b</w:t>
             </w:r>
@@ -24158,7 +24158,7 @@
                 <w:rFonts w:ascii="Times New Roman" w:eastAsia="宋体" w:hAnsi="Times New Roman" w:cs="Times New Roman"/>
                 <w:sz w:val="21"/>
                 <w:szCs w:val="21"/>
-                <w:shd w:val="clear" w:color="auto" w:fill="D9D9D9"/>
+                <w:shd w:val="clear" w:color="auto" w:fill="A6A6A6"/>
               </w:rPr>
               <w:t>²=1(</w:t>
             </w:r>
@@ -24168,7 +24168,7 @@
                 <w:i/>
                 <w:sz w:val="21"/>
                 <w:szCs w:val="21"/>
-                <w:shd w:val="clear" w:color="auto" w:fill="D9D9D9"/>
+                <w:shd w:val="clear" w:color="auto" w:fill="A6A6A6"/>
               </w:rPr>
               <w:t>a</w:t>
             </w:r>
@@ -24177,7 +24177,7 @@
                 <w:rFonts w:ascii="Times New Roman" w:eastAsia="宋体" w:hAnsi="Times New Roman" w:cs="Times New Roman"/>
                 <w:sz w:val="21"/>
                 <w:szCs w:val="21"/>
-                <w:shd w:val="clear" w:color="auto" w:fill="D9D9D9"/>
+                <w:shd w:val="clear" w:color="auto" w:fill="A6A6A6"/>
               </w:rPr>
               <w:t>&gt;0,</w:t>
             </w:r>
@@ -24187,7 +24187,7 @@
                 <w:i/>
                 <w:sz w:val="21"/>
                 <w:szCs w:val="21"/>
-                <w:shd w:val="clear" w:color="auto" w:fill="D9D9D9"/>
+                <w:shd w:val="clear" w:color="auto" w:fill="A6A6A6"/>
               </w:rPr>
               <w:t>b</w:t>
             </w:r>
@@ -24196,7 +24196,7 @@
                 <w:rFonts w:ascii="Times New Roman" w:eastAsia="宋体" w:hAnsi="Times New Roman" w:cs="Times New Roman"/>
                 <w:sz w:val="21"/>
                 <w:szCs w:val="21"/>
-                <w:shd w:val="clear" w:color="auto" w:fill="D9D9D9"/>
+                <w:shd w:val="clear" w:color="auto" w:fill="A6A6A6"/>
               </w:rPr>
               <w:t>&gt;0)</w:t>
             </w:r>
@@ -24232,7 +24232,7 @@
                 <w:i/>
                 <w:sz w:val="21"/>
                 <w:szCs w:val="21"/>
-                <w:shd w:val="clear" w:color="auto" w:fill="D9D9D9"/>
+                <w:shd w:val="clear" w:color="auto" w:fill="A6A6A6"/>
               </w:rPr>
               <w:t>y</w:t>
             </w:r>
@@ -24241,7 +24241,7 @@
                 <w:rFonts w:ascii="Times New Roman" w:eastAsia="宋体" w:hAnsi="Times New Roman" w:cs="Times New Roman"/>
                 <w:sz w:val="21"/>
                 <w:szCs w:val="21"/>
-                <w:shd w:val="clear" w:color="auto" w:fill="D9D9D9"/>
+                <w:shd w:val="clear" w:color="auto" w:fill="A6A6A6"/>
               </w:rPr>
               <w:t>²/</w:t>
             </w:r>
@@ -24251,7 +24251,7 @@
                 <w:i/>
                 <w:sz w:val="21"/>
                 <w:szCs w:val="21"/>
-                <w:shd w:val="clear" w:color="auto" w:fill="D9D9D9"/>
+                <w:shd w:val="clear" w:color="auto" w:fill="A6A6A6"/>
               </w:rPr>
               <w:t>a</w:t>
             </w:r>
@@ -24260,7 +24260,7 @@
                 <w:rFonts w:ascii="Times New Roman" w:eastAsia="宋体" w:hAnsi="Times New Roman" w:cs="Times New Roman"/>
                 <w:sz w:val="21"/>
                 <w:szCs w:val="21"/>
-                <w:shd w:val="clear" w:color="auto" w:fill="D9D9D9"/>
+                <w:shd w:val="clear" w:color="auto" w:fill="A6A6A6"/>
               </w:rPr>
               <w:t>²-</w:t>
             </w:r>
@@ -24270,7 +24270,7 @@
                 <w:i/>
                 <w:sz w:val="21"/>
                 <w:szCs w:val="21"/>
-                <w:shd w:val="clear" w:color="auto" w:fill="D9D9D9"/>
+                <w:shd w:val="clear" w:color="auto" w:fill="A6A6A6"/>
               </w:rPr>
               <w:t>x</w:t>
             </w:r>
@@ -24279,7 +24279,7 @@
                 <w:rFonts w:ascii="Times New Roman" w:eastAsia="宋体" w:hAnsi="Times New Roman" w:cs="Times New Roman"/>
                 <w:sz w:val="21"/>
                 <w:szCs w:val="21"/>
-                <w:shd w:val="clear" w:color="auto" w:fill="D9D9D9"/>
+                <w:shd w:val="clear" w:color="auto" w:fill="A6A6A6"/>
               </w:rPr>
               <w:t>²/</w:t>
             </w:r>
@@ -24289,7 +24289,7 @@
                 <w:i/>
                 <w:sz w:val="21"/>
                 <w:szCs w:val="21"/>
-                <w:shd w:val="clear" w:color="auto" w:fill="D9D9D9"/>
+                <w:shd w:val="clear" w:color="auto" w:fill="A6A6A6"/>
               </w:rPr>
               <w:t>b</w:t>
             </w:r>
@@ -24298,7 +24298,7 @@
                 <w:rFonts w:ascii="Times New Roman" w:eastAsia="宋体" w:hAnsi="Times New Roman" w:cs="Times New Roman"/>
                 <w:sz w:val="21"/>
                 <w:szCs w:val="21"/>
-                <w:shd w:val="clear" w:color="auto" w:fill="D9D9D9"/>
+                <w:shd w:val="clear" w:color="auto" w:fill="A6A6A6"/>
               </w:rPr>
               <w:t>²=1(</w:t>
             </w:r>
@@ -24308,7 +24308,7 @@
                 <w:i/>
                 <w:sz w:val="21"/>
                 <w:szCs w:val="21"/>
-                <w:shd w:val="clear" w:color="auto" w:fill="D9D9D9"/>
+                <w:shd w:val="clear" w:color="auto" w:fill="A6A6A6"/>
               </w:rPr>
               <w:t>a</w:t>
             </w:r>
@@ -24317,7 +24317,7 @@
                 <w:rFonts w:ascii="Times New Roman" w:eastAsia="宋体" w:hAnsi="Times New Roman" w:cs="Times New Roman"/>
                 <w:sz w:val="21"/>
                 <w:szCs w:val="21"/>
-                <w:shd w:val="clear" w:color="auto" w:fill="D9D9D9"/>
+                <w:shd w:val="clear" w:color="auto" w:fill="A6A6A6"/>
               </w:rPr>
               <w:t>&gt;0,</w:t>
             </w:r>
@@ -24327,7 +24327,7 @@
                 <w:i/>
                 <w:sz w:val="21"/>
                 <w:szCs w:val="21"/>
-                <w:shd w:val="clear" w:color="auto" w:fill="D9D9D9"/>
+                <w:shd w:val="clear" w:color="auto" w:fill="A6A6A6"/>
               </w:rPr>
               <w:t>b</w:t>
             </w:r>
@@ -24336,7 +24336,7 @@
                 <w:rFonts w:ascii="Times New Roman" w:eastAsia="宋体" w:hAnsi="Times New Roman" w:cs="Times New Roman"/>
                 <w:sz w:val="21"/>
                 <w:szCs w:val="21"/>
-                <w:shd w:val="clear" w:color="auto" w:fill="D9D9D9"/>
+                <w:shd w:val="clear" w:color="auto" w:fill="A6A6A6"/>
               </w:rPr>
               <w:t>&gt;0)</w:t>
             </w:r>
@@ -24615,7 +24615,7 @@
                 <w:i/>
                 <w:sz w:val="21"/>
                 <w:szCs w:val="21"/>
-                <w:shd w:val="clear" w:color="auto" w:fill="D9D9D9"/>
+                <w:shd w:val="clear" w:color="auto" w:fill="A6A6A6"/>
               </w:rPr>
               <w:t>x</w:t>
             </w:r>
@@ -24624,7 +24624,7 @@
                 <w:rFonts w:ascii="Times New Roman" w:eastAsia="宋体" w:hAnsi="Times New Roman" w:cs="Times New Roman"/>
                 <w:sz w:val="21"/>
                 <w:szCs w:val="21"/>
-                <w:shd w:val="clear" w:color="auto" w:fill="D9D9D9"/>
+                <w:shd w:val="clear" w:color="auto" w:fill="A6A6A6"/>
               </w:rPr>
               <w:t>≤-</w:t>
             </w:r>
@@ -24634,7 +24634,7 @@
                 <w:i/>
                 <w:sz w:val="21"/>
                 <w:szCs w:val="21"/>
-                <w:shd w:val="clear" w:color="auto" w:fill="D9D9D9"/>
+                <w:shd w:val="clear" w:color="auto" w:fill="A6A6A6"/>
               </w:rPr>
               <w:t>a</w:t>
             </w:r>
@@ -24643,7 +24643,7 @@
                 <w:rFonts w:ascii="Times New Roman" w:eastAsia="宋体" w:hAnsi="Times New Roman" w:cs="Times New Roman"/>
                 <w:sz w:val="21"/>
                 <w:szCs w:val="21"/>
-                <w:shd w:val="clear" w:color="auto" w:fill="D9D9D9"/>
+                <w:shd w:val="clear" w:color="auto" w:fill="A6A6A6"/>
               </w:rPr>
               <w:t>或</w:t>
             </w:r>
@@ -24653,7 +24653,7 @@
                 <w:i/>
                 <w:sz w:val="21"/>
                 <w:szCs w:val="21"/>
-                <w:shd w:val="clear" w:color="auto" w:fill="D9D9D9"/>
+                <w:shd w:val="clear" w:color="auto" w:fill="A6A6A6"/>
               </w:rPr>
               <w:t>x</w:t>
             </w:r>
@@ -24662,7 +24662,7 @@
                 <w:rFonts w:ascii="Times New Roman" w:eastAsia="宋体" w:hAnsi="Times New Roman" w:cs="Times New Roman"/>
                 <w:sz w:val="21"/>
                 <w:szCs w:val="21"/>
-                <w:shd w:val="clear" w:color="auto" w:fill="D9D9D9"/>
+                <w:shd w:val="clear" w:color="auto" w:fill="A6A6A6"/>
               </w:rPr>
               <w:t>≥</w:t>
             </w:r>
@@ -24672,7 +24672,7 @@
                 <w:i/>
                 <w:sz w:val="21"/>
                 <w:szCs w:val="21"/>
-                <w:shd w:val="clear" w:color="auto" w:fill="D9D9D9"/>
+                <w:shd w:val="clear" w:color="auto" w:fill="A6A6A6"/>
               </w:rPr>
               <w:t>a</w:t>
             </w:r>
@@ -24681,7 +24681,7 @@
                 <w:rFonts w:ascii="Times New Roman" w:eastAsia="宋体" w:hAnsi="Times New Roman" w:cs="Times New Roman"/>
                 <w:sz w:val="21"/>
                 <w:szCs w:val="21"/>
-                <w:shd w:val="clear" w:color="auto" w:fill="D9D9D9"/>
+                <w:shd w:val="clear" w:color="auto" w:fill="A6A6A6"/>
               </w:rPr>
               <w:t>，</w:t>
             </w:r>
@@ -24691,7 +24691,7 @@
                 <w:i/>
                 <w:sz w:val="21"/>
                 <w:szCs w:val="21"/>
-                <w:shd w:val="clear" w:color="auto" w:fill="D9D9D9"/>
+                <w:shd w:val="clear" w:color="auto" w:fill="A6A6A6"/>
               </w:rPr>
               <w:t>y</w:t>
             </w:r>
@@ -24700,7 +24700,7 @@
                 <w:rFonts w:ascii="Times New Roman" w:eastAsia="宋体" w:hAnsi="Times New Roman" w:cs="Times New Roman"/>
                 <w:sz w:val="21"/>
                 <w:szCs w:val="21"/>
-                <w:shd w:val="clear" w:color="auto" w:fill="D9D9D9"/>
+                <w:shd w:val="clear" w:color="auto" w:fill="A6A6A6"/>
               </w:rPr>
               <w:t>∈R</w:t>
             </w:r>
@@ -24736,7 +24736,7 @@
                 <w:i/>
                 <w:sz w:val="21"/>
                 <w:szCs w:val="21"/>
-                <w:shd w:val="clear" w:color="auto" w:fill="D9D9D9"/>
+                <w:shd w:val="clear" w:color="auto" w:fill="A6A6A6"/>
               </w:rPr>
               <w:t>y</w:t>
             </w:r>
@@ -24745,7 +24745,7 @@
                 <w:rFonts w:ascii="Times New Roman" w:eastAsia="宋体" w:hAnsi="Times New Roman" w:cs="Times New Roman"/>
                 <w:sz w:val="21"/>
                 <w:szCs w:val="21"/>
-                <w:shd w:val="clear" w:color="auto" w:fill="D9D9D9"/>
+                <w:shd w:val="clear" w:color="auto" w:fill="A6A6A6"/>
               </w:rPr>
               <w:t>≤-</w:t>
             </w:r>
@@ -24755,7 +24755,7 @@
                 <w:i/>
                 <w:sz w:val="21"/>
                 <w:szCs w:val="21"/>
-                <w:shd w:val="clear" w:color="auto" w:fill="D9D9D9"/>
+                <w:shd w:val="clear" w:color="auto" w:fill="A6A6A6"/>
               </w:rPr>
               <w:t>a</w:t>
             </w:r>
@@ -24764,7 +24764,7 @@
                 <w:rFonts w:ascii="Times New Roman" w:eastAsia="宋体" w:hAnsi="Times New Roman" w:cs="Times New Roman"/>
                 <w:sz w:val="21"/>
                 <w:szCs w:val="21"/>
-                <w:shd w:val="clear" w:color="auto" w:fill="D9D9D9"/>
+                <w:shd w:val="clear" w:color="auto" w:fill="A6A6A6"/>
               </w:rPr>
               <w:t>或</w:t>
             </w:r>
@@ -24774,7 +24774,7 @@
                 <w:i/>
                 <w:sz w:val="21"/>
                 <w:szCs w:val="21"/>
-                <w:shd w:val="clear" w:color="auto" w:fill="D9D9D9"/>
+                <w:shd w:val="clear" w:color="auto" w:fill="A6A6A6"/>
               </w:rPr>
               <w:t>y</w:t>
             </w:r>
@@ -24783,7 +24783,7 @@
                 <w:rFonts w:ascii="Times New Roman" w:eastAsia="宋体" w:hAnsi="Times New Roman" w:cs="Times New Roman"/>
                 <w:sz w:val="21"/>
                 <w:szCs w:val="21"/>
-                <w:shd w:val="clear" w:color="auto" w:fill="D9D9D9"/>
+                <w:shd w:val="clear" w:color="auto" w:fill="A6A6A6"/>
               </w:rPr>
               <w:t>≥</w:t>
             </w:r>
@@ -24793,7 +24793,7 @@
                 <w:i/>
                 <w:sz w:val="21"/>
                 <w:szCs w:val="21"/>
-                <w:shd w:val="clear" w:color="auto" w:fill="D9D9D9"/>
+                <w:shd w:val="clear" w:color="auto" w:fill="A6A6A6"/>
               </w:rPr>
               <w:t>a</w:t>
             </w:r>
@@ -24802,7 +24802,7 @@
                 <w:rFonts w:ascii="Times New Roman" w:eastAsia="宋体" w:hAnsi="Times New Roman" w:cs="Times New Roman"/>
                 <w:sz w:val="21"/>
                 <w:szCs w:val="21"/>
-                <w:shd w:val="clear" w:color="auto" w:fill="D9D9D9"/>
+                <w:shd w:val="clear" w:color="auto" w:fill="A6A6A6"/>
               </w:rPr>
               <w:t>，</w:t>
             </w:r>
@@ -24812,7 +24812,7 @@
                 <w:i/>
                 <w:sz w:val="21"/>
                 <w:szCs w:val="21"/>
-                <w:shd w:val="clear" w:color="auto" w:fill="D9D9D9"/>
+                <w:shd w:val="clear" w:color="auto" w:fill="A6A6A6"/>
               </w:rPr>
               <w:t>x</w:t>
             </w:r>
@@ -24821,7 +24821,7 @@
                 <w:rFonts w:ascii="Times New Roman" w:eastAsia="宋体" w:hAnsi="Times New Roman" w:cs="Times New Roman"/>
                 <w:sz w:val="21"/>
                 <w:szCs w:val="21"/>
-                <w:shd w:val="clear" w:color="auto" w:fill="D9D9D9"/>
+                <w:shd w:val="clear" w:color="auto" w:fill="A6A6A6"/>
               </w:rPr>
               <w:t>∈R</w:t>
             </w:r>
@@ -24925,7 +24925,7 @@
                 <w:rFonts w:ascii="Times New Roman" w:eastAsia="宋体" w:hAnsi="Times New Roman" w:cs="Times New Roman"/>
                 <w:sz w:val="21"/>
                 <w:szCs w:val="21"/>
-                <w:shd w:val="clear" w:color="auto" w:fill="D9D9D9"/>
+                <w:shd w:val="clear" w:color="auto" w:fill="A6A6A6"/>
                 <w:lang w:eastAsia="zh-CN"/>
               </w:rPr>
               <w:t>坐标轴</w:t>
@@ -24944,7 +24944,7 @@
                 <w:rFonts w:ascii="Times New Roman" w:eastAsia="宋体" w:hAnsi="Times New Roman" w:cs="Times New Roman"/>
                 <w:sz w:val="21"/>
                 <w:szCs w:val="21"/>
-                <w:shd w:val="clear" w:color="auto" w:fill="D9D9D9"/>
+                <w:shd w:val="clear" w:color="auto" w:fill="A6A6A6"/>
                 <w:lang w:eastAsia="zh-CN"/>
               </w:rPr>
               <w:t>原点</w:t>
@@ -25040,7 +25040,7 @@
                 <w:i/>
                 <w:sz w:val="21"/>
                 <w:szCs w:val="21"/>
-                <w:shd w:val="clear" w:color="auto" w:fill="D9D9D9"/>
+                <w:shd w:val="clear" w:color="auto" w:fill="A6A6A6"/>
               </w:rPr>
               <w:t>A</w:t>
             </w:r>
@@ -25049,7 +25049,7 @@
                 <w:rFonts w:ascii="Times New Roman" w:eastAsia="宋体" w:hAnsi="Times New Roman" w:cs="Times New Roman"/>
                 <w:sz w:val="21"/>
                 <w:szCs w:val="21"/>
-                <w:shd w:val="clear" w:color="auto" w:fill="D9D9D9"/>
+                <w:shd w:val="clear" w:color="auto" w:fill="A6A6A6"/>
               </w:rPr>
               <w:t>₁</w:t>
             </w:r>
@@ -25058,7 +25058,7 @@
                 <w:rFonts w:ascii="Times New Roman" w:eastAsia="宋体" w:hAnsi="Times New Roman" w:cs="Times New Roman"/>
                 <w:sz w:val="21"/>
                 <w:szCs w:val="21"/>
-                <w:shd w:val="clear" w:color="auto" w:fill="D9D9D9"/>
+                <w:shd w:val="clear" w:color="auto" w:fill="A6A6A6"/>
               </w:rPr>
               <w:t>，</w:t>
             </w:r>
@@ -25068,7 +25068,7 @@
                 <w:i/>
                 <w:sz w:val="21"/>
                 <w:szCs w:val="21"/>
-                <w:shd w:val="clear" w:color="auto" w:fill="D9D9D9"/>
+                <w:shd w:val="clear" w:color="auto" w:fill="A6A6A6"/>
               </w:rPr>
               <w:t>A</w:t>
             </w:r>
@@ -25077,7 +25077,7 @@
                 <w:rFonts w:ascii="Times New Roman" w:eastAsia="宋体" w:hAnsi="Times New Roman" w:cs="Times New Roman"/>
                 <w:sz w:val="21"/>
                 <w:szCs w:val="21"/>
-                <w:shd w:val="clear" w:color="auto" w:fill="D9D9D9"/>
+                <w:shd w:val="clear" w:color="auto" w:fill="A6A6A6"/>
               </w:rPr>
               <w:t>₂</w:t>
             </w:r>
@@ -25113,7 +25113,7 @@
                 <w:i/>
                 <w:sz w:val="21"/>
                 <w:szCs w:val="21"/>
-                <w:shd w:val="clear" w:color="auto" w:fill="D9D9D9"/>
+                <w:shd w:val="clear" w:color="auto" w:fill="A6A6A6"/>
               </w:rPr>
               <w:t>A</w:t>
             </w:r>
@@ -25122,7 +25122,7 @@
                 <w:rFonts w:ascii="Times New Roman" w:eastAsia="宋体" w:hAnsi="Times New Roman" w:cs="Times New Roman"/>
                 <w:sz w:val="21"/>
                 <w:szCs w:val="21"/>
-                <w:shd w:val="clear" w:color="auto" w:fill="D9D9D9"/>
+                <w:shd w:val="clear" w:color="auto" w:fill="A6A6A6"/>
               </w:rPr>
               <w:t>₁</w:t>
             </w:r>
@@ -25131,7 +25131,7 @@
                 <w:rFonts w:ascii="Times New Roman" w:eastAsia="宋体" w:hAnsi="Times New Roman" w:cs="Times New Roman"/>
                 <w:sz w:val="21"/>
                 <w:szCs w:val="21"/>
-                <w:shd w:val="clear" w:color="auto" w:fill="D9D9D9"/>
+                <w:shd w:val="clear" w:color="auto" w:fill="A6A6A6"/>
               </w:rPr>
               <w:t>，</w:t>
             </w:r>
@@ -25141,7 +25141,7 @@
                 <w:i/>
                 <w:sz w:val="21"/>
                 <w:szCs w:val="21"/>
-                <w:shd w:val="clear" w:color="auto" w:fill="D9D9D9"/>
+                <w:shd w:val="clear" w:color="auto" w:fill="A6A6A6"/>
               </w:rPr>
               <w:t>A</w:t>
             </w:r>
@@ -25150,7 +25150,7 @@
                 <w:rFonts w:ascii="Times New Roman" w:eastAsia="宋体" w:hAnsi="Times New Roman" w:cs="Times New Roman"/>
                 <w:sz w:val="21"/>
                 <w:szCs w:val="21"/>
-                <w:shd w:val="clear" w:color="auto" w:fill="D9D9D9"/>
+                <w:shd w:val="clear" w:color="auto" w:fill="A6A6A6"/>
               </w:rPr>
               <w:t>₂</w:t>
             </w:r>
@@ -25255,7 +25255,7 @@
                 <w:i/>
                 <w:sz w:val="21"/>
                 <w:szCs w:val="21"/>
-                <w:shd w:val="clear" w:color="auto" w:fill="D9D9D9"/>
+                <w:shd w:val="clear" w:color="auto" w:fill="A6A6A6"/>
                 <w:lang w:eastAsia="zh-CN"/>
               </w:rPr>
               <w:t>A</w:t>
@@ -25265,7 +25265,7 @@
                 <w:rFonts w:ascii="Times New Roman" w:eastAsia="宋体" w:hAnsi="Times New Roman" w:cs="Times New Roman"/>
                 <w:sz w:val="21"/>
                 <w:szCs w:val="21"/>
-                <w:shd w:val="clear" w:color="auto" w:fill="D9D9D9"/>
+                <w:shd w:val="clear" w:color="auto" w:fill="A6A6A6"/>
                 <w:lang w:eastAsia="zh-CN"/>
               </w:rPr>
               <w:t>₁</w:t>
@@ -25276,7 +25276,7 @@
                 <w:i/>
                 <w:sz w:val="21"/>
                 <w:szCs w:val="21"/>
-                <w:shd w:val="clear" w:color="auto" w:fill="D9D9D9"/>
+                <w:shd w:val="clear" w:color="auto" w:fill="A6A6A6"/>
                 <w:lang w:eastAsia="zh-CN"/>
               </w:rPr>
               <w:t>A</w:t>
@@ -25286,7 +25286,7 @@
                 <w:rFonts w:ascii="Times New Roman" w:eastAsia="宋体" w:hAnsi="Times New Roman" w:cs="Times New Roman"/>
                 <w:sz w:val="21"/>
                 <w:szCs w:val="21"/>
-                <w:shd w:val="clear" w:color="auto" w:fill="D9D9D9"/>
+                <w:shd w:val="clear" w:color="auto" w:fill="A6A6A6"/>
                 <w:lang w:eastAsia="zh-CN"/>
               </w:rPr>
               <w:t>₂</w:t>
@@ -25305,7 +25305,7 @@
                 <w:rFonts w:ascii="Times New Roman" w:eastAsia="宋体" w:hAnsi="Times New Roman" w:cs="Times New Roman"/>
                 <w:sz w:val="21"/>
                 <w:szCs w:val="21"/>
-                <w:shd w:val="clear" w:color="auto" w:fill="D9D9D9"/>
+                <w:shd w:val="clear" w:color="auto" w:fill="A6A6A6"/>
                 <w:lang w:eastAsia="zh-CN"/>
               </w:rPr>
               <w:t>2</w:t>
@@ -25316,7 +25316,7 @@
                 <w:i/>
                 <w:sz w:val="21"/>
                 <w:szCs w:val="21"/>
-                <w:shd w:val="clear" w:color="auto" w:fill="D9D9D9"/>
+                <w:shd w:val="clear" w:color="auto" w:fill="A6A6A6"/>
                 <w:lang w:eastAsia="zh-CN"/>
               </w:rPr>
               <w:t>a</w:t>
@@ -25356,7 +25356,7 @@
                 <w:i/>
                 <w:sz w:val="21"/>
                 <w:szCs w:val="21"/>
-                <w:shd w:val="clear" w:color="auto" w:fill="D9D9D9"/>
+                <w:shd w:val="clear" w:color="auto" w:fill="A6A6A6"/>
                 <w:lang w:eastAsia="zh-CN"/>
               </w:rPr>
               <w:t>B</w:t>
@@ -25366,7 +25366,7 @@
                 <w:rFonts w:ascii="Times New Roman" w:eastAsia="宋体" w:hAnsi="Times New Roman" w:cs="Times New Roman"/>
                 <w:sz w:val="21"/>
                 <w:szCs w:val="21"/>
-                <w:shd w:val="clear" w:color="auto" w:fill="D9D9D9"/>
+                <w:shd w:val="clear" w:color="auto" w:fill="A6A6A6"/>
                 <w:lang w:eastAsia="zh-CN"/>
               </w:rPr>
               <w:t>₁</w:t>
@@ -25377,7 +25377,7 @@
                 <w:i/>
                 <w:sz w:val="21"/>
                 <w:szCs w:val="21"/>
-                <w:shd w:val="clear" w:color="auto" w:fill="D9D9D9"/>
+                <w:shd w:val="clear" w:color="auto" w:fill="A6A6A6"/>
                 <w:lang w:eastAsia="zh-CN"/>
               </w:rPr>
               <w:t>B</w:t>
@@ -25387,7 +25387,7 @@
                 <w:rFonts w:ascii="Times New Roman" w:eastAsia="宋体" w:hAnsi="Times New Roman" w:cs="Times New Roman"/>
                 <w:sz w:val="21"/>
                 <w:szCs w:val="21"/>
-                <w:shd w:val="clear" w:color="auto" w:fill="D9D9D9"/>
+                <w:shd w:val="clear" w:color="auto" w:fill="A6A6A6"/>
                 <w:lang w:eastAsia="zh-CN"/>
               </w:rPr>
               <w:t>₂</w:t>
@@ -25406,7 +25406,7 @@
                 <w:rFonts w:ascii="Times New Roman" w:eastAsia="宋体" w:hAnsi="Times New Roman" w:cs="Times New Roman"/>
                 <w:sz w:val="21"/>
                 <w:szCs w:val="21"/>
-                <w:shd w:val="clear" w:color="auto" w:fill="D9D9D9"/>
+                <w:shd w:val="clear" w:color="auto" w:fill="A6A6A6"/>
                 <w:lang w:eastAsia="zh-CN"/>
               </w:rPr>
               <w:t>2</w:t>
@@ -25417,7 +25417,7 @@
                 <w:i/>
                 <w:sz w:val="21"/>
                 <w:szCs w:val="21"/>
-                <w:shd w:val="clear" w:color="auto" w:fill="D9D9D9"/>
+                <w:shd w:val="clear" w:color="auto" w:fill="A6A6A6"/>
                 <w:lang w:eastAsia="zh-CN"/>
               </w:rPr>
               <w:t>b</w:t>
@@ -25457,7 +25457,7 @@
                 <w:i/>
                 <w:sz w:val="21"/>
                 <w:szCs w:val="21"/>
-                <w:shd w:val="clear" w:color="auto" w:fill="D9D9D9"/>
+                <w:shd w:val="clear" w:color="auto" w:fill="A6A6A6"/>
                 <w:lang w:eastAsia="zh-CN"/>
               </w:rPr>
               <w:t>a</w:t>
@@ -25477,7 +25477,7 @@
                 <w:i/>
                 <w:sz w:val="21"/>
                 <w:szCs w:val="21"/>
-                <w:shd w:val="clear" w:color="auto" w:fill="D9D9D9"/>
+                <w:shd w:val="clear" w:color="auto" w:fill="A6A6A6"/>
                 <w:lang w:eastAsia="zh-CN"/>
               </w:rPr>
               <w:t>b</w:t>
@@ -25574,7 +25574,7 @@
                 <w:i/>
                 <w:sz w:val="21"/>
                 <w:szCs w:val="21"/>
-                <w:shd w:val="clear" w:color="auto" w:fill="D9D9D9"/>
+                <w:shd w:val="clear" w:color="auto" w:fill="A6A6A6"/>
               </w:rPr>
               <w:t>e</w:t>
             </w:r>
@@ -25583,7 +25583,7 @@
                 <w:rFonts w:ascii="Times New Roman" w:eastAsia="宋体" w:hAnsi="Times New Roman" w:cs="Times New Roman"/>
                 <w:sz w:val="21"/>
                 <w:szCs w:val="21"/>
-                <w:shd w:val="clear" w:color="auto" w:fill="D9D9D9"/>
+                <w:shd w:val="clear" w:color="auto" w:fill="A6A6A6"/>
               </w:rPr>
               <w:t>=</w:t>
             </w:r>
@@ -25593,7 +25593,7 @@
                 <w:i/>
                 <w:sz w:val="21"/>
                 <w:szCs w:val="21"/>
-                <w:shd w:val="clear" w:color="auto" w:fill="D9D9D9"/>
+                <w:shd w:val="clear" w:color="auto" w:fill="A6A6A6"/>
               </w:rPr>
               <w:t>c</w:t>
             </w:r>
@@ -25602,7 +25602,7 @@
                 <w:rFonts w:ascii="Times New Roman" w:eastAsia="宋体" w:hAnsi="Times New Roman" w:cs="Times New Roman"/>
                 <w:sz w:val="21"/>
                 <w:szCs w:val="21"/>
-                <w:shd w:val="clear" w:color="auto" w:fill="D9D9D9"/>
+                <w:shd w:val="clear" w:color="auto" w:fill="A6A6A6"/>
               </w:rPr>
               <w:t>/</w:t>
             </w:r>
@@ -25612,7 +25612,7 @@
                 <w:i/>
                 <w:sz w:val="21"/>
                 <w:szCs w:val="21"/>
-                <w:shd w:val="clear" w:color="auto" w:fill="D9D9D9"/>
+                <w:shd w:val="clear" w:color="auto" w:fill="A6A6A6"/>
               </w:rPr>
               <w:t>a</w:t>
             </w:r>
@@ -25621,7 +25621,7 @@
                 <w:rFonts w:ascii="Times New Roman" w:eastAsia="宋体" w:hAnsi="Times New Roman" w:cs="Times New Roman"/>
                 <w:sz w:val="21"/>
                 <w:szCs w:val="21"/>
-                <w:shd w:val="clear" w:color="auto" w:fill="D9D9D9"/>
+                <w:shd w:val="clear" w:color="auto" w:fill="A6A6A6"/>
               </w:rPr>
               <w:t>∈(1,+∞)</w:t>
             </w:r>
@@ -25715,7 +25715,7 @@
                 <w:i/>
                 <w:sz w:val="21"/>
                 <w:szCs w:val="21"/>
-                <w:shd w:val="clear" w:color="auto" w:fill="D9D9D9"/>
+                <w:shd w:val="clear" w:color="auto" w:fill="A6A6A6"/>
               </w:rPr>
               <w:t>y</w:t>
             </w:r>
@@ -25724,7 +25724,7 @@
                 <w:rFonts w:ascii="Times New Roman" w:eastAsia="宋体" w:hAnsi="Times New Roman" w:cs="Times New Roman"/>
                 <w:sz w:val="21"/>
                 <w:szCs w:val="21"/>
-                <w:shd w:val="clear" w:color="auto" w:fill="D9D9D9"/>
+                <w:shd w:val="clear" w:color="auto" w:fill="A6A6A6"/>
               </w:rPr>
               <w:t>=±(</w:t>
             </w:r>
@@ -25734,7 +25734,7 @@
                 <w:i/>
                 <w:sz w:val="21"/>
                 <w:szCs w:val="21"/>
-                <w:shd w:val="clear" w:color="auto" w:fill="D9D9D9"/>
+                <w:shd w:val="clear" w:color="auto" w:fill="A6A6A6"/>
               </w:rPr>
               <w:t>b</w:t>
             </w:r>
@@ -25743,7 +25743,7 @@
                 <w:rFonts w:ascii="Times New Roman" w:eastAsia="宋体" w:hAnsi="Times New Roman" w:cs="Times New Roman"/>
                 <w:sz w:val="21"/>
                 <w:szCs w:val="21"/>
-                <w:shd w:val="clear" w:color="auto" w:fill="D9D9D9"/>
+                <w:shd w:val="clear" w:color="auto" w:fill="A6A6A6"/>
               </w:rPr>
               <w:t>/</w:t>
             </w:r>
@@ -25753,7 +25753,7 @@
                 <w:i/>
                 <w:sz w:val="21"/>
                 <w:szCs w:val="21"/>
-                <w:shd w:val="clear" w:color="auto" w:fill="D9D9D9"/>
+                <w:shd w:val="clear" w:color="auto" w:fill="A6A6A6"/>
               </w:rPr>
               <w:t>a</w:t>
             </w:r>
@@ -25762,7 +25762,7 @@
                 <w:rFonts w:ascii="Times New Roman" w:eastAsia="宋体" w:hAnsi="Times New Roman" w:cs="Times New Roman"/>
                 <w:sz w:val="21"/>
                 <w:szCs w:val="21"/>
-                <w:shd w:val="clear" w:color="auto" w:fill="D9D9D9"/>
+                <w:shd w:val="clear" w:color="auto" w:fill="A6A6A6"/>
               </w:rPr>
               <w:t>)</w:t>
             </w:r>
@@ -25772,7 +25772,7 @@
                 <w:i/>
                 <w:sz w:val="21"/>
                 <w:szCs w:val="21"/>
-                <w:shd w:val="clear" w:color="auto" w:fill="D9D9D9"/>
+                <w:shd w:val="clear" w:color="auto" w:fill="A6A6A6"/>
               </w:rPr>
               <w:t>x</w:t>
             </w:r>
@@ -25808,7 +25808,7 @@
                 <w:i/>
                 <w:sz w:val="21"/>
                 <w:szCs w:val="21"/>
-                <w:shd w:val="clear" w:color="auto" w:fill="D9D9D9"/>
+                <w:shd w:val="clear" w:color="auto" w:fill="A6A6A6"/>
               </w:rPr>
               <w:t>y</w:t>
             </w:r>
@@ -25817,7 +25817,7 @@
                 <w:rFonts w:ascii="Times New Roman" w:eastAsia="宋体" w:hAnsi="Times New Roman" w:cs="Times New Roman"/>
                 <w:sz w:val="21"/>
                 <w:szCs w:val="21"/>
-                <w:shd w:val="clear" w:color="auto" w:fill="D9D9D9"/>
+                <w:shd w:val="clear" w:color="auto" w:fill="A6A6A6"/>
               </w:rPr>
               <w:t>=±(</w:t>
             </w:r>
@@ -25827,7 +25827,7 @@
                 <w:i/>
                 <w:sz w:val="21"/>
                 <w:szCs w:val="21"/>
-                <w:shd w:val="clear" w:color="auto" w:fill="D9D9D9"/>
+                <w:shd w:val="clear" w:color="auto" w:fill="A6A6A6"/>
               </w:rPr>
               <w:t>a</w:t>
             </w:r>
@@ -25836,7 +25836,7 @@
                 <w:rFonts w:ascii="Times New Roman" w:eastAsia="宋体" w:hAnsi="Times New Roman" w:cs="Times New Roman"/>
                 <w:sz w:val="21"/>
                 <w:szCs w:val="21"/>
-                <w:shd w:val="clear" w:color="auto" w:fill="D9D9D9"/>
+                <w:shd w:val="clear" w:color="auto" w:fill="A6A6A6"/>
               </w:rPr>
               <w:t>/</w:t>
             </w:r>
@@ -25846,7 +25846,7 @@
                 <w:i/>
                 <w:sz w:val="21"/>
                 <w:szCs w:val="21"/>
-                <w:shd w:val="clear" w:color="auto" w:fill="D9D9D9"/>
+                <w:shd w:val="clear" w:color="auto" w:fill="A6A6A6"/>
               </w:rPr>
               <w:t>b</w:t>
             </w:r>
@@ -25855,7 +25855,7 @@
                 <w:rFonts w:ascii="Times New Roman" w:eastAsia="宋体" w:hAnsi="Times New Roman" w:cs="Times New Roman"/>
                 <w:sz w:val="21"/>
                 <w:szCs w:val="21"/>
-                <w:shd w:val="clear" w:color="auto" w:fill="D9D9D9"/>
+                <w:shd w:val="clear" w:color="auto" w:fill="A6A6A6"/>
               </w:rPr>
               <w:t>)</w:t>
             </w:r>
@@ -25865,7 +25865,7 @@
                 <w:i/>
                 <w:sz w:val="21"/>
                 <w:szCs w:val="21"/>
-                <w:shd w:val="clear" w:color="auto" w:fill="D9D9D9"/>
+                <w:shd w:val="clear" w:color="auto" w:fill="A6A6A6"/>
               </w:rPr>
               <w:t>x</w:t>
             </w:r>
@@ -25932,7 +25932,7 @@
           <w:rFonts w:ascii="Times New Roman" w:eastAsia="宋体" w:hAnsi="Times New Roman" w:cs="Times New Roman"/>
           <w:sz w:val="21"/>
           <w:szCs w:val="21"/>
-          <w:shd w:val="clear" w:color="auto" w:fill="D9D9D9"/>
+          <w:shd w:val="clear" w:color="auto" w:fill="A6A6A6"/>
           <w:lang w:eastAsia="zh-CN"/>
         </w:rPr>
         <w:t>实轴长与虚轴长相等</w:t>
@@ -26010,7 +26010,7 @@
           <w:i/>
           <w:sz w:val="21"/>
           <w:szCs w:val="21"/>
-          <w:shd w:val="clear" w:color="auto" w:fill="D9D9D9"/>
+          <w:shd w:val="clear" w:color="auto" w:fill="A6A6A6"/>
           <w:lang w:eastAsia="zh-CN"/>
         </w:rPr>
         <w:t>x</w:t>
@@ -26020,7 +26020,7 @@
           <w:rFonts w:ascii="Times New Roman" w:eastAsia="宋体" w:hAnsi="Times New Roman" w:cs="Times New Roman"/>
           <w:sz w:val="21"/>
           <w:szCs w:val="21"/>
-          <w:shd w:val="clear" w:color="auto" w:fill="D9D9D9"/>
+          <w:shd w:val="clear" w:color="auto" w:fill="A6A6A6"/>
           <w:lang w:eastAsia="zh-CN"/>
         </w:rPr>
         <w:t>²-</w:t>
@@ -26031,7 +26031,7 @@
           <w:i/>
           <w:sz w:val="21"/>
           <w:szCs w:val="21"/>
-          <w:shd w:val="clear" w:color="auto" w:fill="D9D9D9"/>
+          <w:shd w:val="clear" w:color="auto" w:fill="A6A6A6"/>
           <w:lang w:eastAsia="zh-CN"/>
         </w:rPr>
         <w:t>y</w:t>
@@ -26041,7 +26041,7 @@
           <w:rFonts w:ascii="Times New Roman" w:eastAsia="宋体" w:hAnsi="Times New Roman" w:cs="Times New Roman"/>
           <w:sz w:val="21"/>
           <w:szCs w:val="21"/>
-          <w:shd w:val="clear" w:color="auto" w:fill="D9D9D9"/>
+          <w:shd w:val="clear" w:color="auto" w:fill="A6A6A6"/>
           <w:lang w:eastAsia="zh-CN"/>
         </w:rPr>
         <w:t>²=</w:t>
@@ -26051,7 +26051,7 @@
           <w:rFonts w:ascii="Times New Roman" w:eastAsia="宋体" w:hAnsi="Times New Roman" w:cs="Times New Roman"/>
           <w:sz w:val="21"/>
           <w:szCs w:val="21"/>
-          <w:shd w:val="clear" w:color="auto" w:fill="D9D9D9"/>
+          <w:shd w:val="clear" w:color="auto" w:fill="A6A6A6"/>
         </w:rPr>
         <w:t>λ</w:t>
       </w:r>
@@ -26060,7 +26060,7 @@
           <w:rFonts w:ascii="Times New Roman" w:eastAsia="宋体" w:hAnsi="Times New Roman" w:cs="Times New Roman"/>
           <w:sz w:val="21"/>
           <w:szCs w:val="21"/>
-          <w:shd w:val="clear" w:color="auto" w:fill="D9D9D9"/>
+          <w:shd w:val="clear" w:color="auto" w:fill="A6A6A6"/>
           <w:lang w:eastAsia="zh-CN"/>
         </w:rPr>
         <w:t>(</w:t>
@@ -26070,7 +26070,7 @@
           <w:rFonts w:ascii="Times New Roman" w:eastAsia="宋体" w:hAnsi="Times New Roman" w:cs="Times New Roman"/>
           <w:sz w:val="21"/>
           <w:szCs w:val="21"/>
-          <w:shd w:val="clear" w:color="auto" w:fill="D9D9D9"/>
+          <w:shd w:val="clear" w:color="auto" w:fill="A6A6A6"/>
         </w:rPr>
         <w:t>λ</w:t>
       </w:r>
@@ -26079,7 +26079,7 @@
           <w:rFonts w:ascii="Times New Roman" w:eastAsia="宋体" w:hAnsi="Times New Roman" w:cs="Times New Roman"/>
           <w:sz w:val="21"/>
           <w:szCs w:val="21"/>
-          <w:shd w:val="clear" w:color="auto" w:fill="D9D9D9"/>
+          <w:shd w:val="clear" w:color="auto" w:fill="A6A6A6"/>
           <w:lang w:eastAsia="zh-CN"/>
         </w:rPr>
         <w:t>≠0)</w:t>
@@ -26128,7 +26128,7 @@
           <w:i/>
           <w:sz w:val="21"/>
           <w:szCs w:val="21"/>
-          <w:shd w:val="clear" w:color="auto" w:fill="D9D9D9"/>
+          <w:shd w:val="clear" w:color="auto" w:fill="A6A6A6"/>
           <w:lang w:eastAsia="zh-CN"/>
         </w:rPr>
         <w:t>y</w:t>
@@ -26138,7 +26138,7 @@
           <w:rFonts w:ascii="Times New Roman" w:eastAsia="宋体" w:hAnsi="Times New Roman" w:cs="Times New Roman"/>
           <w:sz w:val="21"/>
           <w:szCs w:val="21"/>
-          <w:shd w:val="clear" w:color="auto" w:fill="D9D9D9"/>
+          <w:shd w:val="clear" w:color="auto" w:fill="A6A6A6"/>
           <w:lang w:eastAsia="zh-CN"/>
         </w:rPr>
         <w:t>=±</w:t>
@@ -26149,7 +26149,7 @@
           <w:i/>
           <w:sz w:val="21"/>
           <w:szCs w:val="21"/>
-          <w:shd w:val="clear" w:color="auto" w:fill="D9D9D9"/>
+          <w:shd w:val="clear" w:color="auto" w:fill="A6A6A6"/>
           <w:lang w:eastAsia="zh-CN"/>
         </w:rPr>
         <w:t>x</w:t>
@@ -26197,7 +26197,7 @@
           <w:rFonts w:ascii="Times New Roman" w:eastAsia="宋体" w:hAnsi="Times New Roman" w:cs="Times New Roman"/>
           <w:sz w:val="21"/>
           <w:szCs w:val="21"/>
-          <w:shd w:val="clear" w:color="auto" w:fill="D9D9D9"/>
+          <w:shd w:val="clear" w:color="auto" w:fill="A6A6A6"/>
           <w:lang w:eastAsia="zh-CN"/>
         </w:rPr>
         <w:t>2</w:t>
@@ -26208,7 +26208,7 @@
           <w:i/>
           <w:sz w:val="21"/>
           <w:szCs w:val="21"/>
-          <w:shd w:val="clear" w:color="auto" w:fill="D9D9D9"/>
+          <w:shd w:val="clear" w:color="auto" w:fill="A6A6A6"/>
           <w:lang w:eastAsia="zh-CN"/>
         </w:rPr>
         <w:t>a</w:t>
@@ -26228,7 +26228,7 @@
           <w:i/>
           <w:sz w:val="21"/>
           <w:szCs w:val="21"/>
-          <w:shd w:val="clear" w:color="auto" w:fill="D9D9D9"/>
+          <w:shd w:val="clear" w:color="auto" w:fill="A6A6A6"/>
           <w:lang w:eastAsia="zh-CN"/>
         </w:rPr>
         <w:t>e</w:t>
@@ -26238,7 +26238,7 @@
           <w:rFonts w:ascii="Times New Roman" w:eastAsia="宋体" w:hAnsi="Times New Roman" w:cs="Times New Roman"/>
           <w:sz w:val="21"/>
           <w:szCs w:val="21"/>
-          <w:shd w:val="clear" w:color="auto" w:fill="D9D9D9"/>
+          <w:shd w:val="clear" w:color="auto" w:fill="A6A6A6"/>
           <w:lang w:eastAsia="zh-CN"/>
         </w:rPr>
         <w:t>=√2</w:t>
@@ -26439,7 +26439,7 @@
           <w:rFonts w:ascii="Times New Roman" w:eastAsia="宋体" w:hAnsi="Times New Roman" w:cs="Times New Roman"/>
           <w:sz w:val="21"/>
           <w:szCs w:val="21"/>
-          <w:shd w:val="clear" w:color="auto" w:fill="D9D9D9"/>
+          <w:shd w:val="clear" w:color="auto" w:fill="A6A6A6"/>
           <w:lang w:eastAsia="zh-CN"/>
         </w:rPr>
         <w:t>距离相等</w:t>
@@ -26627,7 +26627,7 @@
           <w:rFonts w:ascii="Times New Roman" w:eastAsia="宋体" w:hAnsi="Times New Roman" w:cs="Times New Roman"/>
           <w:sz w:val="21"/>
           <w:szCs w:val="21"/>
-          <w:shd w:val="clear" w:color="auto" w:fill="D9D9D9"/>
+          <w:shd w:val="clear" w:color="auto" w:fill="A6A6A6"/>
           <w:lang w:eastAsia="zh-CN"/>
         </w:rPr>
         <w:t>不是。当定点</w:t>
@@ -26638,7 +26638,7 @@
           <w:i/>
           <w:sz w:val="21"/>
           <w:szCs w:val="21"/>
-          <w:shd w:val="clear" w:color="auto" w:fill="D9D9D9"/>
+          <w:shd w:val="clear" w:color="auto" w:fill="A6A6A6"/>
           <w:lang w:eastAsia="zh-CN"/>
         </w:rPr>
         <w:t>F</w:t>
@@ -26648,7 +26648,7 @@
           <w:rFonts w:ascii="Times New Roman" w:eastAsia="宋体" w:hAnsi="Times New Roman" w:cs="Times New Roman"/>
           <w:sz w:val="21"/>
           <w:szCs w:val="21"/>
-          <w:shd w:val="clear" w:color="auto" w:fill="D9D9D9"/>
+          <w:shd w:val="clear" w:color="auto" w:fill="A6A6A6"/>
           <w:lang w:eastAsia="zh-CN"/>
         </w:rPr>
         <w:t>在直线</w:t>
@@ -26659,7 +26659,7 @@
           <w:i/>
           <w:sz w:val="21"/>
           <w:szCs w:val="21"/>
-          <w:shd w:val="clear" w:color="auto" w:fill="D9D9D9"/>
+          <w:shd w:val="clear" w:color="auto" w:fill="A6A6A6"/>
           <w:lang w:eastAsia="zh-CN"/>
         </w:rPr>
         <w:t>l</w:t>
@@ -26669,7 +26669,7 @@
           <w:rFonts w:ascii="Times New Roman" w:eastAsia="宋体" w:hAnsi="Times New Roman" w:cs="Times New Roman"/>
           <w:sz w:val="21"/>
           <w:szCs w:val="21"/>
-          <w:shd w:val="clear" w:color="auto" w:fill="D9D9D9"/>
+          <w:shd w:val="clear" w:color="auto" w:fill="A6A6A6"/>
           <w:lang w:eastAsia="zh-CN"/>
         </w:rPr>
         <w:t>上时，动点轨迹是与</w:t>
@@ -26680,7 +26680,7 @@
           <w:i/>
           <w:sz w:val="21"/>
           <w:szCs w:val="21"/>
-          <w:shd w:val="clear" w:color="auto" w:fill="D9D9D9"/>
+          <w:shd w:val="clear" w:color="auto" w:fill="A6A6A6"/>
           <w:lang w:eastAsia="zh-CN"/>
         </w:rPr>
         <w:t>l</w:t>
@@ -26690,7 +26690,7 @@
           <w:rFonts w:ascii="Times New Roman" w:eastAsia="宋体" w:hAnsi="Times New Roman" w:cs="Times New Roman"/>
           <w:sz w:val="21"/>
           <w:szCs w:val="21"/>
-          <w:shd w:val="clear" w:color="auto" w:fill="D9D9D9"/>
+          <w:shd w:val="clear" w:color="auto" w:fill="A6A6A6"/>
           <w:lang w:eastAsia="zh-CN"/>
         </w:rPr>
         <w:t>垂直的直线</w:t>
@@ -27001,7 +27001,7 @@
                 <w:i/>
                 <w:sz w:val="21"/>
                 <w:szCs w:val="21"/>
-                <w:shd w:val="clear" w:color="auto" w:fill="D9D9D9"/>
+                <w:shd w:val="clear" w:color="auto" w:fill="A6A6A6"/>
               </w:rPr>
               <w:t>y</w:t>
             </w:r>
@@ -27010,7 +27010,7 @@
                 <w:rFonts w:ascii="Times New Roman" w:eastAsia="宋体" w:hAnsi="Times New Roman" w:cs="Times New Roman"/>
                 <w:sz w:val="21"/>
                 <w:szCs w:val="21"/>
-                <w:shd w:val="clear" w:color="auto" w:fill="D9D9D9"/>
+                <w:shd w:val="clear" w:color="auto" w:fill="A6A6A6"/>
               </w:rPr>
               <w:t>²=2</w:t>
             </w:r>
@@ -27020,7 +27020,7 @@
                 <w:i/>
                 <w:sz w:val="21"/>
                 <w:szCs w:val="21"/>
-                <w:shd w:val="clear" w:color="auto" w:fill="D9D9D9"/>
+                <w:shd w:val="clear" w:color="auto" w:fill="A6A6A6"/>
               </w:rPr>
               <w:t>px</w:t>
             </w:r>
@@ -27029,7 +27029,7 @@
                 <w:rFonts w:ascii="Times New Roman" w:eastAsia="宋体" w:hAnsi="Times New Roman" w:cs="Times New Roman"/>
                 <w:sz w:val="21"/>
                 <w:szCs w:val="21"/>
-                <w:shd w:val="clear" w:color="auto" w:fill="D9D9D9"/>
+                <w:shd w:val="clear" w:color="auto" w:fill="A6A6A6"/>
               </w:rPr>
               <w:t>(</w:t>
             </w:r>
@@ -27039,7 +27039,7 @@
                 <w:i/>
                 <w:sz w:val="21"/>
                 <w:szCs w:val="21"/>
-                <w:shd w:val="clear" w:color="auto" w:fill="D9D9D9"/>
+                <w:shd w:val="clear" w:color="auto" w:fill="A6A6A6"/>
               </w:rPr>
               <w:t>p</w:t>
             </w:r>
@@ -27048,7 +27048,7 @@
                 <w:rFonts w:ascii="Times New Roman" w:eastAsia="宋体" w:hAnsi="Times New Roman" w:cs="Times New Roman"/>
                 <w:sz w:val="21"/>
                 <w:szCs w:val="21"/>
-                <w:shd w:val="clear" w:color="auto" w:fill="D9D9D9"/>
+                <w:shd w:val="clear" w:color="auto" w:fill="A6A6A6"/>
               </w:rPr>
               <w:t>&gt;0)</w:t>
             </w:r>
@@ -27083,7 +27083,7 @@
                 <w:rFonts w:ascii="Times New Roman" w:eastAsia="宋体" w:hAnsi="Times New Roman" w:cs="Times New Roman"/>
                 <w:sz w:val="21"/>
                 <w:szCs w:val="21"/>
-                <w:shd w:val="clear" w:color="auto" w:fill="D9D9D9"/>
+                <w:shd w:val="clear" w:color="auto" w:fill="A6A6A6"/>
               </w:rPr>
               <w:t>(</w:t>
             </w:r>
@@ -27093,7 +27093,7 @@
                 <w:i/>
                 <w:sz w:val="21"/>
                 <w:szCs w:val="21"/>
-                <w:shd w:val="clear" w:color="auto" w:fill="D9D9D9"/>
+                <w:shd w:val="clear" w:color="auto" w:fill="A6A6A6"/>
               </w:rPr>
               <w:t>p</w:t>
             </w:r>
@@ -27102,7 +27102,7 @@
                 <w:rFonts w:ascii="Times New Roman" w:eastAsia="宋体" w:hAnsi="Times New Roman" w:cs="Times New Roman"/>
                 <w:sz w:val="21"/>
                 <w:szCs w:val="21"/>
-                <w:shd w:val="clear" w:color="auto" w:fill="D9D9D9"/>
+                <w:shd w:val="clear" w:color="auto" w:fill="A6A6A6"/>
               </w:rPr>
               <w:t>/2,0)</w:t>
             </w:r>
@@ -27138,7 +27138,7 @@
                 <w:i/>
                 <w:sz w:val="21"/>
                 <w:szCs w:val="21"/>
-                <w:shd w:val="clear" w:color="auto" w:fill="D9D9D9"/>
+                <w:shd w:val="clear" w:color="auto" w:fill="A6A6A6"/>
               </w:rPr>
               <w:t>x</w:t>
             </w:r>
@@ -27147,7 +27147,7 @@
                 <w:rFonts w:ascii="Times New Roman" w:eastAsia="宋体" w:hAnsi="Times New Roman" w:cs="Times New Roman"/>
                 <w:sz w:val="21"/>
                 <w:szCs w:val="21"/>
-                <w:shd w:val="clear" w:color="auto" w:fill="D9D9D9"/>
+                <w:shd w:val="clear" w:color="auto" w:fill="A6A6A6"/>
               </w:rPr>
               <w:t>=-</w:t>
             </w:r>
@@ -27157,7 +27157,7 @@
                 <w:i/>
                 <w:sz w:val="21"/>
                 <w:szCs w:val="21"/>
-                <w:shd w:val="clear" w:color="auto" w:fill="D9D9D9"/>
+                <w:shd w:val="clear" w:color="auto" w:fill="A6A6A6"/>
               </w:rPr>
               <w:t>p</w:t>
             </w:r>
@@ -27166,7 +27166,7 @@
                 <w:rFonts w:ascii="Times New Roman" w:eastAsia="宋体" w:hAnsi="Times New Roman" w:cs="Times New Roman"/>
                 <w:sz w:val="21"/>
                 <w:szCs w:val="21"/>
-                <w:shd w:val="clear" w:color="auto" w:fill="D9D9D9"/>
+                <w:shd w:val="clear" w:color="auto" w:fill="A6A6A6"/>
               </w:rPr>
               <w:t>/2</w:t>
             </w:r>
@@ -27275,7 +27275,7 @@
                 <w:i/>
                 <w:sz w:val="21"/>
                 <w:szCs w:val="21"/>
-                <w:shd w:val="clear" w:color="auto" w:fill="D9D9D9"/>
+                <w:shd w:val="clear" w:color="auto" w:fill="A6A6A6"/>
               </w:rPr>
               <w:t>y</w:t>
             </w:r>
@@ -27284,7 +27284,7 @@
                 <w:rFonts w:ascii="Times New Roman" w:eastAsia="宋体" w:hAnsi="Times New Roman" w:cs="Times New Roman"/>
                 <w:sz w:val="21"/>
                 <w:szCs w:val="21"/>
-                <w:shd w:val="clear" w:color="auto" w:fill="D9D9D9"/>
+                <w:shd w:val="clear" w:color="auto" w:fill="A6A6A6"/>
               </w:rPr>
               <w:t>²=-2</w:t>
             </w:r>
@@ -27294,7 +27294,7 @@
                 <w:i/>
                 <w:sz w:val="21"/>
                 <w:szCs w:val="21"/>
-                <w:shd w:val="clear" w:color="auto" w:fill="D9D9D9"/>
+                <w:shd w:val="clear" w:color="auto" w:fill="A6A6A6"/>
               </w:rPr>
               <w:t>px</w:t>
             </w:r>
@@ -27303,7 +27303,7 @@
                 <w:rFonts w:ascii="Times New Roman" w:eastAsia="宋体" w:hAnsi="Times New Roman" w:cs="Times New Roman"/>
                 <w:sz w:val="21"/>
                 <w:szCs w:val="21"/>
-                <w:shd w:val="clear" w:color="auto" w:fill="D9D9D9"/>
+                <w:shd w:val="clear" w:color="auto" w:fill="A6A6A6"/>
               </w:rPr>
               <w:t>(</w:t>
             </w:r>
@@ -27313,7 +27313,7 @@
                 <w:i/>
                 <w:sz w:val="21"/>
                 <w:szCs w:val="21"/>
-                <w:shd w:val="clear" w:color="auto" w:fill="D9D9D9"/>
+                <w:shd w:val="clear" w:color="auto" w:fill="A6A6A6"/>
               </w:rPr>
               <w:t>p</w:t>
             </w:r>
@@ -27322,7 +27322,7 @@
                 <w:rFonts w:ascii="Times New Roman" w:eastAsia="宋体" w:hAnsi="Times New Roman" w:cs="Times New Roman"/>
                 <w:sz w:val="21"/>
                 <w:szCs w:val="21"/>
-                <w:shd w:val="clear" w:color="auto" w:fill="D9D9D9"/>
+                <w:shd w:val="clear" w:color="auto" w:fill="A6A6A6"/>
               </w:rPr>
               <w:t>&gt;0)</w:t>
             </w:r>
@@ -27357,7 +27357,7 @@
                 <w:rFonts w:ascii="Times New Roman" w:eastAsia="宋体" w:hAnsi="Times New Roman" w:cs="Times New Roman"/>
                 <w:sz w:val="21"/>
                 <w:szCs w:val="21"/>
-                <w:shd w:val="clear" w:color="auto" w:fill="D9D9D9"/>
+                <w:shd w:val="clear" w:color="auto" w:fill="A6A6A6"/>
               </w:rPr>
               <w:t>(-</w:t>
             </w:r>
@@ -27367,7 +27367,7 @@
                 <w:i/>
                 <w:sz w:val="21"/>
                 <w:szCs w:val="21"/>
-                <w:shd w:val="clear" w:color="auto" w:fill="D9D9D9"/>
+                <w:shd w:val="clear" w:color="auto" w:fill="A6A6A6"/>
               </w:rPr>
               <w:t>p</w:t>
             </w:r>
@@ -27376,7 +27376,7 @@
                 <w:rFonts w:ascii="Times New Roman" w:eastAsia="宋体" w:hAnsi="Times New Roman" w:cs="Times New Roman"/>
                 <w:sz w:val="21"/>
                 <w:szCs w:val="21"/>
-                <w:shd w:val="clear" w:color="auto" w:fill="D9D9D9"/>
+                <w:shd w:val="clear" w:color="auto" w:fill="A6A6A6"/>
               </w:rPr>
               <w:t>/2,0)</w:t>
             </w:r>
@@ -27412,7 +27412,7 @@
                 <w:i/>
                 <w:sz w:val="21"/>
                 <w:szCs w:val="21"/>
-                <w:shd w:val="clear" w:color="auto" w:fill="D9D9D9"/>
+                <w:shd w:val="clear" w:color="auto" w:fill="A6A6A6"/>
               </w:rPr>
               <w:t>x</w:t>
             </w:r>
@@ -27421,7 +27421,7 @@
                 <w:rFonts w:ascii="Times New Roman" w:eastAsia="宋体" w:hAnsi="Times New Roman" w:cs="Times New Roman"/>
                 <w:sz w:val="21"/>
                 <w:szCs w:val="21"/>
-                <w:shd w:val="clear" w:color="auto" w:fill="D9D9D9"/>
+                <w:shd w:val="clear" w:color="auto" w:fill="A6A6A6"/>
               </w:rPr>
               <w:t>=</w:t>
             </w:r>
@@ -27431,7 +27431,7 @@
                 <w:i/>
                 <w:sz w:val="21"/>
                 <w:szCs w:val="21"/>
-                <w:shd w:val="clear" w:color="auto" w:fill="D9D9D9"/>
+                <w:shd w:val="clear" w:color="auto" w:fill="A6A6A6"/>
               </w:rPr>
               <w:t>p</w:t>
             </w:r>
@@ -27440,7 +27440,7 @@
                 <w:rFonts w:ascii="Times New Roman" w:eastAsia="宋体" w:hAnsi="Times New Roman" w:cs="Times New Roman"/>
                 <w:sz w:val="21"/>
                 <w:szCs w:val="21"/>
-                <w:shd w:val="clear" w:color="auto" w:fill="D9D9D9"/>
+                <w:shd w:val="clear" w:color="auto" w:fill="A6A6A6"/>
               </w:rPr>
               <w:t>/2</w:t>
             </w:r>
@@ -27549,7 +27549,7 @@
                 <w:i/>
                 <w:sz w:val="21"/>
                 <w:szCs w:val="21"/>
-                <w:shd w:val="clear" w:color="auto" w:fill="D9D9D9"/>
+                <w:shd w:val="clear" w:color="auto" w:fill="A6A6A6"/>
               </w:rPr>
               <w:t>x</w:t>
             </w:r>
@@ -27558,7 +27558,7 @@
                 <w:rFonts w:ascii="Times New Roman" w:eastAsia="宋体" w:hAnsi="Times New Roman" w:cs="Times New Roman"/>
                 <w:sz w:val="21"/>
                 <w:szCs w:val="21"/>
-                <w:shd w:val="clear" w:color="auto" w:fill="D9D9D9"/>
+                <w:shd w:val="clear" w:color="auto" w:fill="A6A6A6"/>
               </w:rPr>
               <w:t>²=2</w:t>
             </w:r>
@@ -27568,7 +27568,7 @@
                 <w:i/>
                 <w:sz w:val="21"/>
                 <w:szCs w:val="21"/>
-                <w:shd w:val="clear" w:color="auto" w:fill="D9D9D9"/>
+                <w:shd w:val="clear" w:color="auto" w:fill="A6A6A6"/>
               </w:rPr>
               <w:t>py</w:t>
             </w:r>
@@ -27577,7 +27577,7 @@
                 <w:rFonts w:ascii="Times New Roman" w:eastAsia="宋体" w:hAnsi="Times New Roman" w:cs="Times New Roman"/>
                 <w:sz w:val="21"/>
                 <w:szCs w:val="21"/>
-                <w:shd w:val="clear" w:color="auto" w:fill="D9D9D9"/>
+                <w:shd w:val="clear" w:color="auto" w:fill="A6A6A6"/>
               </w:rPr>
               <w:t>(</w:t>
             </w:r>
@@ -27587,7 +27587,7 @@
                 <w:i/>
                 <w:sz w:val="21"/>
                 <w:szCs w:val="21"/>
-                <w:shd w:val="clear" w:color="auto" w:fill="D9D9D9"/>
+                <w:shd w:val="clear" w:color="auto" w:fill="A6A6A6"/>
               </w:rPr>
               <w:t>p</w:t>
             </w:r>
@@ -27596,7 +27596,7 @@
                 <w:rFonts w:ascii="Times New Roman" w:eastAsia="宋体" w:hAnsi="Times New Roman" w:cs="Times New Roman"/>
                 <w:sz w:val="21"/>
                 <w:szCs w:val="21"/>
-                <w:shd w:val="clear" w:color="auto" w:fill="D9D9D9"/>
+                <w:shd w:val="clear" w:color="auto" w:fill="A6A6A6"/>
               </w:rPr>
               <w:t>&gt;0)</w:t>
             </w:r>
@@ -27631,7 +27631,7 @@
                 <w:rFonts w:ascii="Times New Roman" w:eastAsia="宋体" w:hAnsi="Times New Roman" w:cs="Times New Roman"/>
                 <w:sz w:val="21"/>
                 <w:szCs w:val="21"/>
-                <w:shd w:val="clear" w:color="auto" w:fill="D9D9D9"/>
+                <w:shd w:val="clear" w:color="auto" w:fill="A6A6A6"/>
               </w:rPr>
               <w:t>(0,</w:t>
             </w:r>
@@ -27641,7 +27641,7 @@
                 <w:i/>
                 <w:sz w:val="21"/>
                 <w:szCs w:val="21"/>
-                <w:shd w:val="clear" w:color="auto" w:fill="D9D9D9"/>
+                <w:shd w:val="clear" w:color="auto" w:fill="A6A6A6"/>
               </w:rPr>
               <w:t>p</w:t>
             </w:r>
@@ -27650,7 +27650,7 @@
                 <w:rFonts w:ascii="Times New Roman" w:eastAsia="宋体" w:hAnsi="Times New Roman" w:cs="Times New Roman"/>
                 <w:sz w:val="21"/>
                 <w:szCs w:val="21"/>
-                <w:shd w:val="clear" w:color="auto" w:fill="D9D9D9"/>
+                <w:shd w:val="clear" w:color="auto" w:fill="A6A6A6"/>
               </w:rPr>
               <w:t>/2)</w:t>
             </w:r>
@@ -27686,7 +27686,7 @@
                 <w:i/>
                 <w:sz w:val="21"/>
                 <w:szCs w:val="21"/>
-                <w:shd w:val="clear" w:color="auto" w:fill="D9D9D9"/>
+                <w:shd w:val="clear" w:color="auto" w:fill="A6A6A6"/>
               </w:rPr>
               <w:t>y</w:t>
             </w:r>
@@ -27695,7 +27695,7 @@
                 <w:rFonts w:ascii="Times New Roman" w:eastAsia="宋体" w:hAnsi="Times New Roman" w:cs="Times New Roman"/>
                 <w:sz w:val="21"/>
                 <w:szCs w:val="21"/>
-                <w:shd w:val="clear" w:color="auto" w:fill="D9D9D9"/>
+                <w:shd w:val="clear" w:color="auto" w:fill="A6A6A6"/>
               </w:rPr>
               <w:t>=-</w:t>
             </w:r>
@@ -27705,7 +27705,7 @@
                 <w:i/>
                 <w:sz w:val="21"/>
                 <w:szCs w:val="21"/>
-                <w:shd w:val="clear" w:color="auto" w:fill="D9D9D9"/>
+                <w:shd w:val="clear" w:color="auto" w:fill="A6A6A6"/>
               </w:rPr>
               <w:t>p</w:t>
             </w:r>
@@ -27714,7 +27714,7 @@
                 <w:rFonts w:ascii="Times New Roman" w:eastAsia="宋体" w:hAnsi="Times New Roman" w:cs="Times New Roman"/>
                 <w:sz w:val="21"/>
                 <w:szCs w:val="21"/>
-                <w:shd w:val="clear" w:color="auto" w:fill="D9D9D9"/>
+                <w:shd w:val="clear" w:color="auto" w:fill="A6A6A6"/>
               </w:rPr>
               <w:t>/2</w:t>
             </w:r>
@@ -27823,7 +27823,7 @@
                 <w:i/>
                 <w:sz w:val="21"/>
                 <w:szCs w:val="21"/>
-                <w:shd w:val="clear" w:color="auto" w:fill="D9D9D9"/>
+                <w:shd w:val="clear" w:color="auto" w:fill="A6A6A6"/>
               </w:rPr>
               <w:t>x</w:t>
             </w:r>
@@ -27832,7 +27832,7 @@
                 <w:rFonts w:ascii="Times New Roman" w:eastAsia="宋体" w:hAnsi="Times New Roman" w:cs="Times New Roman"/>
                 <w:sz w:val="21"/>
                 <w:szCs w:val="21"/>
-                <w:shd w:val="clear" w:color="auto" w:fill="D9D9D9"/>
+                <w:shd w:val="clear" w:color="auto" w:fill="A6A6A6"/>
               </w:rPr>
               <w:t>²=-2</w:t>
             </w:r>
@@ -27842,7 +27842,7 @@
                 <w:i/>
                 <w:sz w:val="21"/>
                 <w:szCs w:val="21"/>
-                <w:shd w:val="clear" w:color="auto" w:fill="D9D9D9"/>
+                <w:shd w:val="clear" w:color="auto" w:fill="A6A6A6"/>
               </w:rPr>
               <w:t>py</w:t>
             </w:r>
@@ -27851,7 +27851,7 @@
                 <w:rFonts w:ascii="Times New Roman" w:eastAsia="宋体" w:hAnsi="Times New Roman" w:cs="Times New Roman"/>
                 <w:sz w:val="21"/>
                 <w:szCs w:val="21"/>
-                <w:shd w:val="clear" w:color="auto" w:fill="D9D9D9"/>
+                <w:shd w:val="clear" w:color="auto" w:fill="A6A6A6"/>
               </w:rPr>
               <w:t>(</w:t>
             </w:r>
@@ -27861,7 +27861,7 @@
                 <w:i/>
                 <w:sz w:val="21"/>
                 <w:szCs w:val="21"/>
-                <w:shd w:val="clear" w:color="auto" w:fill="D9D9D9"/>
+                <w:shd w:val="clear" w:color="auto" w:fill="A6A6A6"/>
               </w:rPr>
               <w:t>p</w:t>
             </w:r>
@@ -27870,7 +27870,7 @@
                 <w:rFonts w:ascii="Times New Roman" w:eastAsia="宋体" w:hAnsi="Times New Roman" w:cs="Times New Roman"/>
                 <w:sz w:val="21"/>
                 <w:szCs w:val="21"/>
-                <w:shd w:val="clear" w:color="auto" w:fill="D9D9D9"/>
+                <w:shd w:val="clear" w:color="auto" w:fill="A6A6A6"/>
               </w:rPr>
               <w:t>&gt;0)</w:t>
             </w:r>
@@ -27905,7 +27905,7 @@
                 <w:rFonts w:ascii="Times New Roman" w:eastAsia="宋体" w:hAnsi="Times New Roman" w:cs="Times New Roman"/>
                 <w:sz w:val="21"/>
                 <w:szCs w:val="21"/>
-                <w:shd w:val="clear" w:color="auto" w:fill="D9D9D9"/>
+                <w:shd w:val="clear" w:color="auto" w:fill="A6A6A6"/>
               </w:rPr>
               <w:t>(0,-</w:t>
             </w:r>
@@ -27915,7 +27915,7 @@
                 <w:i/>
                 <w:sz w:val="21"/>
                 <w:szCs w:val="21"/>
-                <w:shd w:val="clear" w:color="auto" w:fill="D9D9D9"/>
+                <w:shd w:val="clear" w:color="auto" w:fill="A6A6A6"/>
               </w:rPr>
               <w:t>p</w:t>
             </w:r>
@@ -27924,7 +27924,7 @@
                 <w:rFonts w:ascii="Times New Roman" w:eastAsia="宋体" w:hAnsi="Times New Roman" w:cs="Times New Roman"/>
                 <w:sz w:val="21"/>
                 <w:szCs w:val="21"/>
-                <w:shd w:val="clear" w:color="auto" w:fill="D9D9D9"/>
+                <w:shd w:val="clear" w:color="auto" w:fill="A6A6A6"/>
               </w:rPr>
               <w:t>/2)</w:t>
             </w:r>
@@ -27960,7 +27960,7 @@
                 <w:i/>
                 <w:sz w:val="21"/>
                 <w:szCs w:val="21"/>
-                <w:shd w:val="clear" w:color="auto" w:fill="D9D9D9"/>
+                <w:shd w:val="clear" w:color="auto" w:fill="A6A6A6"/>
               </w:rPr>
               <w:t>y</w:t>
             </w:r>
@@ -27969,7 +27969,7 @@
                 <w:rFonts w:ascii="Times New Roman" w:eastAsia="宋体" w:hAnsi="Times New Roman" w:cs="Times New Roman"/>
                 <w:sz w:val="21"/>
                 <w:szCs w:val="21"/>
-                <w:shd w:val="clear" w:color="auto" w:fill="D9D9D9"/>
+                <w:shd w:val="clear" w:color="auto" w:fill="A6A6A6"/>
               </w:rPr>
               <w:t>=</w:t>
             </w:r>
@@ -27979,7 +27979,7 @@
                 <w:i/>
                 <w:sz w:val="21"/>
                 <w:szCs w:val="21"/>
-                <w:shd w:val="clear" w:color="auto" w:fill="D9D9D9"/>
+                <w:shd w:val="clear" w:color="auto" w:fill="A6A6A6"/>
               </w:rPr>
               <w:t>p</w:t>
             </w:r>
@@ -27988,7 +27988,7 @@
                 <w:rFonts w:ascii="Times New Roman" w:eastAsia="宋体" w:hAnsi="Times New Roman" w:cs="Times New Roman"/>
                 <w:sz w:val="21"/>
                 <w:szCs w:val="21"/>
-                <w:shd w:val="clear" w:color="auto" w:fill="D9D9D9"/>
+                <w:shd w:val="clear" w:color="auto" w:fill="A6A6A6"/>
               </w:rPr>
               <w:t>/2</w:t>
             </w:r>
@@ -28161,7 +28161,7 @@
                 <w:i/>
                 <w:sz w:val="21"/>
                 <w:szCs w:val="21"/>
-                <w:shd w:val="clear" w:color="auto" w:fill="D9D9D9"/>
+                <w:shd w:val="clear" w:color="auto" w:fill="A6A6A6"/>
               </w:rPr>
               <w:t>y</w:t>
             </w:r>
@@ -28170,7 +28170,7 @@
                 <w:rFonts w:ascii="Times New Roman" w:eastAsia="宋体" w:hAnsi="Times New Roman" w:cs="Times New Roman"/>
                 <w:sz w:val="21"/>
                 <w:szCs w:val="21"/>
-                <w:shd w:val="clear" w:color="auto" w:fill="D9D9D9"/>
+                <w:shd w:val="clear" w:color="auto" w:fill="A6A6A6"/>
               </w:rPr>
               <w:t>²=2</w:t>
             </w:r>
@@ -28180,7 +28180,7 @@
                 <w:i/>
                 <w:sz w:val="21"/>
                 <w:szCs w:val="21"/>
-                <w:shd w:val="clear" w:color="auto" w:fill="D9D9D9"/>
+                <w:shd w:val="clear" w:color="auto" w:fill="A6A6A6"/>
               </w:rPr>
               <w:t>px</w:t>
             </w:r>
@@ -28189,7 +28189,7 @@
                 <w:rFonts w:ascii="Times New Roman" w:eastAsia="宋体" w:hAnsi="Times New Roman" w:cs="Times New Roman"/>
                 <w:sz w:val="21"/>
                 <w:szCs w:val="21"/>
-                <w:shd w:val="clear" w:color="auto" w:fill="D9D9D9"/>
+                <w:shd w:val="clear" w:color="auto" w:fill="A6A6A6"/>
               </w:rPr>
               <w:t>(</w:t>
             </w:r>
@@ -28199,7 +28199,7 @@
                 <w:i/>
                 <w:sz w:val="21"/>
                 <w:szCs w:val="21"/>
-                <w:shd w:val="clear" w:color="auto" w:fill="D9D9D9"/>
+                <w:shd w:val="clear" w:color="auto" w:fill="A6A6A6"/>
               </w:rPr>
               <w:t>p</w:t>
             </w:r>
@@ -28208,7 +28208,7 @@
                 <w:rFonts w:ascii="Times New Roman" w:eastAsia="宋体" w:hAnsi="Times New Roman" w:cs="Times New Roman"/>
                 <w:sz w:val="21"/>
                 <w:szCs w:val="21"/>
-                <w:shd w:val="clear" w:color="auto" w:fill="D9D9D9"/>
+                <w:shd w:val="clear" w:color="auto" w:fill="A6A6A6"/>
               </w:rPr>
               <w:t>&gt;0)</w:t>
             </w:r>
@@ -28244,7 +28244,7 @@
                 <w:i/>
                 <w:sz w:val="21"/>
                 <w:szCs w:val="21"/>
-                <w:shd w:val="clear" w:color="auto" w:fill="D9D9D9"/>
+                <w:shd w:val="clear" w:color="auto" w:fill="A6A6A6"/>
               </w:rPr>
               <w:t>y</w:t>
             </w:r>
@@ -28253,7 +28253,7 @@
                 <w:rFonts w:ascii="Times New Roman" w:eastAsia="宋体" w:hAnsi="Times New Roman" w:cs="Times New Roman"/>
                 <w:sz w:val="21"/>
                 <w:szCs w:val="21"/>
-                <w:shd w:val="clear" w:color="auto" w:fill="D9D9D9"/>
+                <w:shd w:val="clear" w:color="auto" w:fill="A6A6A6"/>
               </w:rPr>
               <w:t>²=-2</w:t>
             </w:r>
@@ -28263,7 +28263,7 @@
                 <w:i/>
                 <w:sz w:val="21"/>
                 <w:szCs w:val="21"/>
-                <w:shd w:val="clear" w:color="auto" w:fill="D9D9D9"/>
+                <w:shd w:val="clear" w:color="auto" w:fill="A6A6A6"/>
               </w:rPr>
               <w:t>px</w:t>
             </w:r>
@@ -28272,7 +28272,7 @@
                 <w:rFonts w:ascii="Times New Roman" w:eastAsia="宋体" w:hAnsi="Times New Roman" w:cs="Times New Roman"/>
                 <w:sz w:val="21"/>
                 <w:szCs w:val="21"/>
-                <w:shd w:val="clear" w:color="auto" w:fill="D9D9D9"/>
+                <w:shd w:val="clear" w:color="auto" w:fill="A6A6A6"/>
               </w:rPr>
               <w:t>(</w:t>
             </w:r>
@@ -28282,7 +28282,7 @@
                 <w:i/>
                 <w:sz w:val="21"/>
                 <w:szCs w:val="21"/>
-                <w:shd w:val="clear" w:color="auto" w:fill="D9D9D9"/>
+                <w:shd w:val="clear" w:color="auto" w:fill="A6A6A6"/>
               </w:rPr>
               <w:t>p</w:t>
             </w:r>
@@ -28291,7 +28291,7 @@
                 <w:rFonts w:ascii="Times New Roman" w:eastAsia="宋体" w:hAnsi="Times New Roman" w:cs="Times New Roman"/>
                 <w:sz w:val="21"/>
                 <w:szCs w:val="21"/>
-                <w:shd w:val="clear" w:color="auto" w:fill="D9D9D9"/>
+                <w:shd w:val="clear" w:color="auto" w:fill="A6A6A6"/>
               </w:rPr>
               <w:t>&gt;0)</w:t>
             </w:r>
@@ -28327,7 +28327,7 @@
                 <w:i/>
                 <w:sz w:val="21"/>
                 <w:szCs w:val="21"/>
-                <w:shd w:val="clear" w:color="auto" w:fill="D9D9D9"/>
+                <w:shd w:val="clear" w:color="auto" w:fill="A6A6A6"/>
               </w:rPr>
               <w:t>x</w:t>
             </w:r>
@@ -28336,7 +28336,7 @@
                 <w:rFonts w:ascii="Times New Roman" w:eastAsia="宋体" w:hAnsi="Times New Roman" w:cs="Times New Roman"/>
                 <w:sz w:val="21"/>
                 <w:szCs w:val="21"/>
-                <w:shd w:val="clear" w:color="auto" w:fill="D9D9D9"/>
+                <w:shd w:val="clear" w:color="auto" w:fill="A6A6A6"/>
               </w:rPr>
               <w:t>²=2</w:t>
             </w:r>
@@ -28346,7 +28346,7 @@
                 <w:i/>
                 <w:sz w:val="21"/>
                 <w:szCs w:val="21"/>
-                <w:shd w:val="clear" w:color="auto" w:fill="D9D9D9"/>
+                <w:shd w:val="clear" w:color="auto" w:fill="A6A6A6"/>
               </w:rPr>
               <w:t>py</w:t>
             </w:r>
@@ -28355,7 +28355,7 @@
                 <w:rFonts w:ascii="Times New Roman" w:eastAsia="宋体" w:hAnsi="Times New Roman" w:cs="Times New Roman"/>
                 <w:sz w:val="21"/>
                 <w:szCs w:val="21"/>
-                <w:shd w:val="clear" w:color="auto" w:fill="D9D9D9"/>
+                <w:shd w:val="clear" w:color="auto" w:fill="A6A6A6"/>
               </w:rPr>
               <w:t>(</w:t>
             </w:r>
@@ -28365,7 +28365,7 @@
                 <w:i/>
                 <w:sz w:val="21"/>
                 <w:szCs w:val="21"/>
-                <w:shd w:val="clear" w:color="auto" w:fill="D9D9D9"/>
+                <w:shd w:val="clear" w:color="auto" w:fill="A6A6A6"/>
               </w:rPr>
               <w:t>p</w:t>
             </w:r>
@@ -28374,7 +28374,7 @@
                 <w:rFonts w:ascii="Times New Roman" w:eastAsia="宋体" w:hAnsi="Times New Roman" w:cs="Times New Roman"/>
                 <w:sz w:val="21"/>
                 <w:szCs w:val="21"/>
-                <w:shd w:val="clear" w:color="auto" w:fill="D9D9D9"/>
+                <w:shd w:val="clear" w:color="auto" w:fill="A6A6A6"/>
               </w:rPr>
               <w:t>&gt;0)</w:t>
             </w:r>
@@ -28410,7 +28410,7 @@
                 <w:i/>
                 <w:sz w:val="21"/>
                 <w:szCs w:val="21"/>
-                <w:shd w:val="clear" w:color="auto" w:fill="D9D9D9"/>
+                <w:shd w:val="clear" w:color="auto" w:fill="A6A6A6"/>
               </w:rPr>
               <w:t>x</w:t>
             </w:r>
@@ -28419,7 +28419,7 @@
                 <w:rFonts w:ascii="Times New Roman" w:eastAsia="宋体" w:hAnsi="Times New Roman" w:cs="Times New Roman"/>
                 <w:sz w:val="21"/>
                 <w:szCs w:val="21"/>
-                <w:shd w:val="clear" w:color="auto" w:fill="D9D9D9"/>
+                <w:shd w:val="clear" w:color="auto" w:fill="A6A6A6"/>
               </w:rPr>
               <w:t>²=-2</w:t>
             </w:r>
@@ -28429,7 +28429,7 @@
                 <w:i/>
                 <w:sz w:val="21"/>
                 <w:szCs w:val="21"/>
-                <w:shd w:val="clear" w:color="auto" w:fill="D9D9D9"/>
+                <w:shd w:val="clear" w:color="auto" w:fill="A6A6A6"/>
               </w:rPr>
               <w:t>py</w:t>
             </w:r>
@@ -28438,7 +28438,7 @@
                 <w:rFonts w:ascii="Times New Roman" w:eastAsia="宋体" w:hAnsi="Times New Roman" w:cs="Times New Roman"/>
                 <w:sz w:val="21"/>
                 <w:szCs w:val="21"/>
-                <w:shd w:val="clear" w:color="auto" w:fill="D9D9D9"/>
+                <w:shd w:val="clear" w:color="auto" w:fill="A6A6A6"/>
               </w:rPr>
               <w:t>(</w:t>
             </w:r>
@@ -28448,7 +28448,7 @@
                 <w:i/>
                 <w:sz w:val="21"/>
                 <w:szCs w:val="21"/>
-                <w:shd w:val="clear" w:color="auto" w:fill="D9D9D9"/>
+                <w:shd w:val="clear" w:color="auto" w:fill="A6A6A6"/>
               </w:rPr>
               <w:t>p</w:t>
             </w:r>
@@ -28457,7 +28457,7 @@
                 <w:rFonts w:ascii="Times New Roman" w:eastAsia="宋体" w:hAnsi="Times New Roman" w:cs="Times New Roman"/>
                 <w:sz w:val="21"/>
                 <w:szCs w:val="21"/>
-                <w:shd w:val="clear" w:color="auto" w:fill="D9D9D9"/>
+                <w:shd w:val="clear" w:color="auto" w:fill="A6A6A6"/>
               </w:rPr>
               <w:t>&gt;0)</w:t>
             </w:r>
@@ -28519,7 +28519,7 @@
                 <w:i/>
                 <w:sz w:val="21"/>
                 <w:szCs w:val="21"/>
-                <w:shd w:val="clear" w:color="auto" w:fill="D9D9D9"/>
+                <w:shd w:val="clear" w:color="auto" w:fill="A6A6A6"/>
                 <w:lang w:eastAsia="zh-CN"/>
               </w:rPr>
               <w:t>p</w:t>
@@ -28529,7 +28529,7 @@
                 <w:rFonts w:ascii="Times New Roman" w:eastAsia="宋体" w:hAnsi="Times New Roman" w:cs="Times New Roman"/>
                 <w:sz w:val="21"/>
                 <w:szCs w:val="21"/>
-                <w:shd w:val="clear" w:color="auto" w:fill="D9D9D9"/>
+                <w:shd w:val="clear" w:color="auto" w:fill="A6A6A6"/>
                 <w:lang w:eastAsia="zh-CN"/>
               </w:rPr>
               <w:t>的几何意义：焦点</w:t>
@@ -28540,7 +28540,7 @@
                 <w:i/>
                 <w:sz w:val="21"/>
                 <w:szCs w:val="21"/>
-                <w:shd w:val="clear" w:color="auto" w:fill="D9D9D9"/>
+                <w:shd w:val="clear" w:color="auto" w:fill="A6A6A6"/>
                 <w:lang w:eastAsia="zh-CN"/>
               </w:rPr>
               <w:t>F</w:t>
@@ -28550,7 +28550,7 @@
                 <w:rFonts w:ascii="Times New Roman" w:eastAsia="宋体" w:hAnsi="Times New Roman" w:cs="Times New Roman"/>
                 <w:sz w:val="21"/>
                 <w:szCs w:val="21"/>
-                <w:shd w:val="clear" w:color="auto" w:fill="D9D9D9"/>
+                <w:shd w:val="clear" w:color="auto" w:fill="A6A6A6"/>
                 <w:lang w:eastAsia="zh-CN"/>
               </w:rPr>
               <w:t>到准线</w:t>
@@ -28561,7 +28561,7 @@
                 <w:i/>
                 <w:sz w:val="21"/>
                 <w:szCs w:val="21"/>
-                <w:shd w:val="clear" w:color="auto" w:fill="D9D9D9"/>
+                <w:shd w:val="clear" w:color="auto" w:fill="A6A6A6"/>
                 <w:lang w:eastAsia="zh-CN"/>
               </w:rPr>
               <w:t>l</w:t>
@@ -28571,7 +28571,7 @@
                 <w:rFonts w:ascii="Times New Roman" w:eastAsia="宋体" w:hAnsi="Times New Roman" w:cs="Times New Roman"/>
                 <w:sz w:val="21"/>
                 <w:szCs w:val="21"/>
-                <w:shd w:val="clear" w:color="auto" w:fill="D9D9D9"/>
+                <w:shd w:val="clear" w:color="auto" w:fill="A6A6A6"/>
                 <w:lang w:eastAsia="zh-CN"/>
               </w:rPr>
               <w:t>的距离</w:t>
@@ -28964,7 +28964,7 @@
                 <w:i/>
                 <w:sz w:val="21"/>
                 <w:szCs w:val="21"/>
-                <w:shd w:val="clear" w:color="auto" w:fill="D9D9D9"/>
+                <w:shd w:val="clear" w:color="auto" w:fill="A6A6A6"/>
               </w:rPr>
               <w:t>x</w:t>
             </w:r>
@@ -28973,7 +28973,7 @@
                 <w:rFonts w:ascii="Times New Roman" w:eastAsia="宋体" w:hAnsi="Times New Roman" w:cs="Times New Roman"/>
                 <w:sz w:val="21"/>
                 <w:szCs w:val="21"/>
-                <w:shd w:val="clear" w:color="auto" w:fill="D9D9D9"/>
+                <w:shd w:val="clear" w:color="auto" w:fill="A6A6A6"/>
               </w:rPr>
               <w:t>≥0</w:t>
             </w:r>
@@ -28982,7 +28982,7 @@
                 <w:rFonts w:ascii="Times New Roman" w:eastAsia="宋体" w:hAnsi="Times New Roman" w:cs="Times New Roman"/>
                 <w:sz w:val="21"/>
                 <w:szCs w:val="21"/>
-                <w:shd w:val="clear" w:color="auto" w:fill="D9D9D9"/>
+                <w:shd w:val="clear" w:color="auto" w:fill="A6A6A6"/>
               </w:rPr>
               <w:t>，</w:t>
             </w:r>
@@ -28992,7 +28992,7 @@
                 <w:i/>
                 <w:sz w:val="21"/>
                 <w:szCs w:val="21"/>
-                <w:shd w:val="clear" w:color="auto" w:fill="D9D9D9"/>
+                <w:shd w:val="clear" w:color="auto" w:fill="A6A6A6"/>
               </w:rPr>
               <w:t>y</w:t>
             </w:r>
@@ -29001,7 +29001,7 @@
                 <w:rFonts w:ascii="Times New Roman" w:eastAsia="宋体" w:hAnsi="Times New Roman" w:cs="Times New Roman"/>
                 <w:sz w:val="21"/>
                 <w:szCs w:val="21"/>
-                <w:shd w:val="clear" w:color="auto" w:fill="D9D9D9"/>
+                <w:shd w:val="clear" w:color="auto" w:fill="A6A6A6"/>
               </w:rPr>
               <w:t>∈</w:t>
             </w:r>
@@ -29011,7 +29011,7 @@
                 <w:i/>
                 <w:sz w:val="21"/>
                 <w:szCs w:val="21"/>
-                <w:shd w:val="clear" w:color="auto" w:fill="D9D9D9"/>
+                <w:shd w:val="clear" w:color="auto" w:fill="A6A6A6"/>
               </w:rPr>
               <w:t>R</w:t>
             </w:r>
@@ -29047,7 +29047,7 @@
                 <w:i/>
                 <w:sz w:val="21"/>
                 <w:szCs w:val="21"/>
-                <w:shd w:val="clear" w:color="auto" w:fill="D9D9D9"/>
+                <w:shd w:val="clear" w:color="auto" w:fill="A6A6A6"/>
               </w:rPr>
               <w:t>x</w:t>
             </w:r>
@@ -29056,7 +29056,7 @@
                 <w:rFonts w:ascii="Times New Roman" w:eastAsia="宋体" w:hAnsi="Times New Roman" w:cs="Times New Roman"/>
                 <w:sz w:val="21"/>
                 <w:szCs w:val="21"/>
-                <w:shd w:val="clear" w:color="auto" w:fill="D9D9D9"/>
+                <w:shd w:val="clear" w:color="auto" w:fill="A6A6A6"/>
               </w:rPr>
               <w:t>≤0</w:t>
             </w:r>
@@ -29065,7 +29065,7 @@
                 <w:rFonts w:ascii="Times New Roman" w:eastAsia="宋体" w:hAnsi="Times New Roman" w:cs="Times New Roman"/>
                 <w:sz w:val="21"/>
                 <w:szCs w:val="21"/>
-                <w:shd w:val="clear" w:color="auto" w:fill="D9D9D9"/>
+                <w:shd w:val="clear" w:color="auto" w:fill="A6A6A6"/>
               </w:rPr>
               <w:t>，</w:t>
             </w:r>
@@ -29075,7 +29075,7 @@
                 <w:i/>
                 <w:sz w:val="21"/>
                 <w:szCs w:val="21"/>
-                <w:shd w:val="clear" w:color="auto" w:fill="D9D9D9"/>
+                <w:shd w:val="clear" w:color="auto" w:fill="A6A6A6"/>
               </w:rPr>
               <w:t>y</w:t>
             </w:r>
@@ -29084,7 +29084,7 @@
                 <w:rFonts w:ascii="Times New Roman" w:eastAsia="宋体" w:hAnsi="Times New Roman" w:cs="Times New Roman"/>
                 <w:sz w:val="21"/>
                 <w:szCs w:val="21"/>
-                <w:shd w:val="clear" w:color="auto" w:fill="D9D9D9"/>
+                <w:shd w:val="clear" w:color="auto" w:fill="A6A6A6"/>
               </w:rPr>
               <w:t>∈</w:t>
             </w:r>
@@ -29094,7 +29094,7 @@
                 <w:i/>
                 <w:sz w:val="21"/>
                 <w:szCs w:val="21"/>
-                <w:shd w:val="clear" w:color="auto" w:fill="D9D9D9"/>
+                <w:shd w:val="clear" w:color="auto" w:fill="A6A6A6"/>
               </w:rPr>
               <w:t>R</w:t>
             </w:r>
@@ -29130,7 +29130,7 @@
                 <w:i/>
                 <w:sz w:val="21"/>
                 <w:szCs w:val="21"/>
-                <w:shd w:val="clear" w:color="auto" w:fill="D9D9D9"/>
+                <w:shd w:val="clear" w:color="auto" w:fill="A6A6A6"/>
               </w:rPr>
               <w:t>x</w:t>
             </w:r>
@@ -29139,7 +29139,7 @@
                 <w:rFonts w:ascii="Times New Roman" w:eastAsia="宋体" w:hAnsi="Times New Roman" w:cs="Times New Roman"/>
                 <w:sz w:val="21"/>
                 <w:szCs w:val="21"/>
-                <w:shd w:val="clear" w:color="auto" w:fill="D9D9D9"/>
+                <w:shd w:val="clear" w:color="auto" w:fill="A6A6A6"/>
               </w:rPr>
               <w:t>∈</w:t>
             </w:r>
@@ -29149,7 +29149,7 @@
                 <w:i/>
                 <w:sz w:val="21"/>
                 <w:szCs w:val="21"/>
-                <w:shd w:val="clear" w:color="auto" w:fill="D9D9D9"/>
+                <w:shd w:val="clear" w:color="auto" w:fill="A6A6A6"/>
               </w:rPr>
               <w:t>R</w:t>
             </w:r>
@@ -29158,7 +29158,7 @@
                 <w:rFonts w:ascii="Times New Roman" w:eastAsia="宋体" w:hAnsi="Times New Roman" w:cs="Times New Roman"/>
                 <w:sz w:val="21"/>
                 <w:szCs w:val="21"/>
-                <w:shd w:val="clear" w:color="auto" w:fill="D9D9D9"/>
+                <w:shd w:val="clear" w:color="auto" w:fill="A6A6A6"/>
               </w:rPr>
               <w:t>，</w:t>
             </w:r>
@@ -29168,7 +29168,7 @@
                 <w:i/>
                 <w:sz w:val="21"/>
                 <w:szCs w:val="21"/>
-                <w:shd w:val="clear" w:color="auto" w:fill="D9D9D9"/>
+                <w:shd w:val="clear" w:color="auto" w:fill="A6A6A6"/>
               </w:rPr>
               <w:t>y</w:t>
             </w:r>
@@ -29177,7 +29177,7 @@
                 <w:rFonts w:ascii="Times New Roman" w:eastAsia="宋体" w:hAnsi="Times New Roman" w:cs="Times New Roman"/>
                 <w:sz w:val="21"/>
                 <w:szCs w:val="21"/>
-                <w:shd w:val="clear" w:color="auto" w:fill="D9D9D9"/>
+                <w:shd w:val="clear" w:color="auto" w:fill="A6A6A6"/>
               </w:rPr>
               <w:t>≥0</w:t>
             </w:r>
@@ -29213,7 +29213,7 @@
                 <w:i/>
                 <w:sz w:val="21"/>
                 <w:szCs w:val="21"/>
-                <w:shd w:val="clear" w:color="auto" w:fill="D9D9D9"/>
+                <w:shd w:val="clear" w:color="auto" w:fill="A6A6A6"/>
               </w:rPr>
               <w:t>x</w:t>
             </w:r>
@@ -29222,7 +29222,7 @@
                 <w:rFonts w:ascii="Times New Roman" w:eastAsia="宋体" w:hAnsi="Times New Roman" w:cs="Times New Roman"/>
                 <w:sz w:val="21"/>
                 <w:szCs w:val="21"/>
-                <w:shd w:val="clear" w:color="auto" w:fill="D9D9D9"/>
+                <w:shd w:val="clear" w:color="auto" w:fill="A6A6A6"/>
               </w:rPr>
               <w:t>∈</w:t>
             </w:r>
@@ -29232,7 +29232,7 @@
                 <w:i/>
                 <w:sz w:val="21"/>
                 <w:szCs w:val="21"/>
-                <w:shd w:val="clear" w:color="auto" w:fill="D9D9D9"/>
+                <w:shd w:val="clear" w:color="auto" w:fill="A6A6A6"/>
               </w:rPr>
               <w:t>R</w:t>
             </w:r>
@@ -29241,7 +29241,7 @@
                 <w:rFonts w:ascii="Times New Roman" w:eastAsia="宋体" w:hAnsi="Times New Roman" w:cs="Times New Roman"/>
                 <w:sz w:val="21"/>
                 <w:szCs w:val="21"/>
-                <w:shd w:val="clear" w:color="auto" w:fill="D9D9D9"/>
+                <w:shd w:val="clear" w:color="auto" w:fill="A6A6A6"/>
               </w:rPr>
               <w:t>，</w:t>
             </w:r>
@@ -29251,7 +29251,7 @@
                 <w:i/>
                 <w:sz w:val="21"/>
                 <w:szCs w:val="21"/>
-                <w:shd w:val="clear" w:color="auto" w:fill="D9D9D9"/>
+                <w:shd w:val="clear" w:color="auto" w:fill="A6A6A6"/>
               </w:rPr>
               <w:t>y</w:t>
             </w:r>
@@ -29260,7 +29260,7 @@
                 <w:rFonts w:ascii="Times New Roman" w:eastAsia="宋体" w:hAnsi="Times New Roman" w:cs="Times New Roman"/>
                 <w:sz w:val="21"/>
                 <w:szCs w:val="21"/>
-                <w:shd w:val="clear" w:color="auto" w:fill="D9D9D9"/>
+                <w:shd w:val="clear" w:color="auto" w:fill="A6A6A6"/>
               </w:rPr>
               <w:t>≤0</w:t>
             </w:r>
@@ -29334,7 +29334,7 @@
                 <w:i/>
                 <w:sz w:val="21"/>
                 <w:szCs w:val="21"/>
-                <w:shd w:val="clear" w:color="auto" w:fill="D9D9D9"/>
+                <w:shd w:val="clear" w:color="auto" w:fill="A6A6A6"/>
               </w:rPr>
               <w:t>x</w:t>
             </w:r>
@@ -29379,7 +29379,7 @@
                 <w:i/>
                 <w:sz w:val="21"/>
                 <w:szCs w:val="21"/>
-                <w:shd w:val="clear" w:color="auto" w:fill="D9D9D9"/>
+                <w:shd w:val="clear" w:color="auto" w:fill="A6A6A6"/>
               </w:rPr>
               <w:t>y</w:t>
             </w:r>
@@ -29460,7 +29460,7 @@
                 <w:rFonts w:ascii="Times New Roman" w:eastAsia="宋体" w:hAnsi="Times New Roman" w:cs="Times New Roman"/>
                 <w:sz w:val="21"/>
                 <w:szCs w:val="21"/>
-                <w:shd w:val="clear" w:color="auto" w:fill="D9D9D9"/>
+                <w:shd w:val="clear" w:color="auto" w:fill="A6A6A6"/>
               </w:rPr>
               <w:t>坐标原点</w:t>
             </w:r>
@@ -29532,7 +29532,7 @@
                 <w:rFonts w:ascii="Times New Roman" w:eastAsia="宋体" w:hAnsi="Times New Roman" w:cs="Times New Roman"/>
                 <w:sz w:val="21"/>
                 <w:szCs w:val="21"/>
-                <w:shd w:val="clear" w:color="auto" w:fill="D9D9D9"/>
+                <w:shd w:val="clear" w:color="auto" w:fill="A6A6A6"/>
               </w:rPr>
               <w:t>e=1</w:t>
             </w:r>
@@ -30309,7 +30309,7 @@
                 <w:rFonts w:ascii="Times New Roman" w:eastAsia="宋体" w:hAnsi="Times New Roman" w:cs="Times New Roman"/>
                 <w:sz w:val="21"/>
                 <w:szCs w:val="21"/>
-                <w:shd w:val="clear" w:color="auto" w:fill="D9D9D9"/>
+                <w:shd w:val="clear" w:color="auto" w:fill="A6A6A6"/>
               </w:rPr>
               <w:t>两</w:t>
             </w:r>
@@ -30352,7 +30352,7 @@
                 <w:rFonts w:ascii="Times New Roman" w:eastAsia="宋体" w:hAnsi="Times New Roman" w:cs="Times New Roman"/>
                 <w:sz w:val="21"/>
                 <w:szCs w:val="21"/>
-                <w:shd w:val="clear" w:color="auto" w:fill="D9D9D9"/>
+                <w:shd w:val="clear" w:color="auto" w:fill="A6A6A6"/>
               </w:rPr>
               <w:t>Δ</w:t>
             </w:r>
@@ -30361,7 +30361,7 @@
                 <w:rFonts w:ascii="Times New Roman" w:eastAsia="宋体" w:hAnsi="Times New Roman" w:cs="Times New Roman"/>
                 <w:sz w:val="21"/>
                 <w:szCs w:val="21"/>
-                <w:shd w:val="clear" w:color="auto" w:fill="D9D9D9"/>
+                <w:shd w:val="clear" w:color="auto" w:fill="A6A6A6"/>
               </w:rPr>
               <w:t>&gt;0</w:t>
             </w:r>
@@ -30432,7 +30432,7 @@
                 <w:rFonts w:ascii="Times New Roman" w:eastAsia="宋体" w:hAnsi="Times New Roman" w:cs="Times New Roman"/>
                 <w:sz w:val="21"/>
                 <w:szCs w:val="21"/>
-                <w:shd w:val="clear" w:color="auto" w:fill="D9D9D9"/>
+                <w:shd w:val="clear" w:color="auto" w:fill="A6A6A6"/>
               </w:rPr>
               <w:t>一</w:t>
             </w:r>
@@ -30475,7 +30475,7 @@
                 <w:rFonts w:ascii="Times New Roman" w:eastAsia="宋体" w:hAnsi="Times New Roman" w:cs="Times New Roman"/>
                 <w:sz w:val="21"/>
                 <w:szCs w:val="21"/>
-                <w:shd w:val="clear" w:color="auto" w:fill="D9D9D9"/>
+                <w:shd w:val="clear" w:color="auto" w:fill="A6A6A6"/>
               </w:rPr>
               <w:t>Δ</w:t>
             </w:r>
@@ -30484,7 +30484,7 @@
                 <w:rFonts w:ascii="Times New Roman" w:eastAsia="宋体" w:hAnsi="Times New Roman" w:cs="Times New Roman"/>
                 <w:sz w:val="21"/>
                 <w:szCs w:val="21"/>
-                <w:shd w:val="clear" w:color="auto" w:fill="D9D9D9"/>
+                <w:shd w:val="clear" w:color="auto" w:fill="A6A6A6"/>
               </w:rPr>
               <w:t>=0</w:t>
             </w:r>
@@ -30555,7 +30555,7 @@
                 <w:rFonts w:ascii="Times New Roman" w:eastAsia="宋体" w:hAnsi="Times New Roman" w:cs="Times New Roman"/>
                 <w:sz w:val="21"/>
                 <w:szCs w:val="21"/>
-                <w:shd w:val="clear" w:color="auto" w:fill="D9D9D9"/>
+                <w:shd w:val="clear" w:color="auto" w:fill="A6A6A6"/>
               </w:rPr>
               <w:t>无</w:t>
             </w:r>
@@ -30598,7 +30598,7 @@
                 <w:rFonts w:ascii="Times New Roman" w:eastAsia="宋体" w:hAnsi="Times New Roman" w:cs="Times New Roman"/>
                 <w:sz w:val="21"/>
                 <w:szCs w:val="21"/>
-                <w:shd w:val="clear" w:color="auto" w:fill="D9D9D9"/>
+                <w:shd w:val="clear" w:color="auto" w:fill="A6A6A6"/>
               </w:rPr>
               <w:t>Δ</w:t>
             </w:r>
@@ -30607,7 +30607,7 @@
                 <w:rFonts w:ascii="Times New Roman" w:eastAsia="宋体" w:hAnsi="Times New Roman" w:cs="Times New Roman"/>
                 <w:sz w:val="21"/>
                 <w:szCs w:val="21"/>
-                <w:shd w:val="clear" w:color="auto" w:fill="D9D9D9"/>
+                <w:shd w:val="clear" w:color="auto" w:fill="A6A6A6"/>
               </w:rPr>
               <w:t>&lt;0</w:t>
             </w:r>

--- a/高中数学/高中数学同步/人教B版选必1 第2章 平面解析几何·知识清单（完成）.docx
+++ b/高中数学/高中数学同步/人教B版选必1 第2章 平面解析几何·知识清单（完成）.docx
@@ -30729,7 +30729,7 @@
         <w:sz w:val="21"/>
         <w:szCs w:val="21"/>
       </w:rPr>
-      <w:t>页（共</w:t>
+      <w:t>页（全册共</w:t>
     </w:r>
     <w:r>
       <w:rPr>
@@ -30737,39 +30737,7 @@
         <w:sz w:val="21"/>
         <w:szCs w:val="21"/>
       </w:rPr>
-      <w:fldChar w:fldCharType="begin"/>
-    </w:r>
-    <w:r>
-      <w:rPr>
-        <w:rFonts w:ascii="Times New Roman" w:hAnsi="Times New Roman" w:eastAsia="宋体" w:cs="Times New Roman"/>
-        <w:sz w:val="21"/>
-        <w:szCs w:val="21"/>
-      </w:rPr>
-      <w:instrText xml:space="preserve"> NUMPAGES </w:instrText>
-    </w:r>
-    <w:r>
-      <w:rPr>
-        <w:rFonts w:ascii="Times New Roman" w:hAnsi="Times New Roman" w:eastAsia="宋体" w:cs="Times New Roman"/>
-        <w:sz w:val="21"/>
-        <w:szCs w:val="21"/>
-      </w:rPr>
-      <w:fldChar w:fldCharType="separate"/>
-    </w:r>
-    <w:r>
-      <w:rPr>
-        <w:rFonts w:ascii="Times New Roman" w:hAnsi="Times New Roman" w:eastAsia="宋体" w:cs="Times New Roman"/>
-        <w:sz w:val="21"/>
-        <w:szCs w:val="21"/>
-      </w:rPr>
-      <w:t>11</w:t>
-    </w:r>
-    <w:r>
-      <w:rPr>
-        <w:rFonts w:ascii="Times New Roman" w:hAnsi="Times New Roman" w:eastAsia="宋体" w:cs="Times New Roman"/>
-        <w:sz w:val="21"/>
-        <w:szCs w:val="21"/>
-      </w:rPr>
-      <w:fldChar w:fldCharType="end"/>
+      <w:t>245</w:t>
     </w:r>
     <w:r>
       <w:rPr>

--- a/高中数学/高中数学同步/人教B版选必1 第2章 平面解析几何·知识清单（完成）.docx
+++ b/高中数学/高中数学同步/人教B版选必1 第2章 平面解析几何·知识清单（完成）.docx
@@ -30665,7 +30665,7 @@
 <w:ftr xmlns:w="http://schemas.openxmlformats.org/wordprocessingml/2006/main">
   <w:p xmlns:w="http://schemas.openxmlformats.org/wordprocessingml/2006/main">
     <w:pPr>
-      <w:jc w:val="center"/>
+      <w:jc w:val="left"/>
     </w:pPr>
     <w:r>
       <w:rPr>

--- a/高中数学/高中数学同步/人教B版选必1 第2章 平面解析几何·知识清单（完成）.docx
+++ b/高中数学/高中数学同步/人教B版选必1 第2章 平面解析几何·知识清单（完成）.docx
@@ -30746,6 +30746,14 @@
         <w:szCs w:val="21"/>
       </w:rPr>
       <w:t>页）</w:t>
+    </w:r>
+    <w:r>
+      <w:rPr>
+        <w:rFonts w:ascii="Times New Roman" w:hAnsi="Times New Roman" w:eastAsia="宋体" w:cs="Times New Roman"/>
+        <w:sz w:val="21"/>
+        <w:szCs w:val="21"/>
+      </w:rPr>
+      <w:t>·本部第1–11页（共11页）</w:t>
     </w:r>
   </w:p>
 </w:ftr>

--- a/高中数学/高中数学同步/人教B版选必1 第2章 平面解析几何·知识清单（完成）.docx
+++ b/高中数学/高中数学同步/人教B版选必1 第2章 平面解析几何·知识清单（完成）.docx
@@ -13427,7 +13427,60 @@
           <w:shd w:val="clear" w:color="auto" w:fill="A6A6A6"/>
           <w:lang w:eastAsia="zh-CN"/>
         </w:rPr>
-        <w:t>(x-a)2+(y-b)2=r2</w:t>
+        <w:t>(x-a)</w:t>
+      </w:r>
+      <w:r>
+        <w:rPr>
+          <w:rFonts w:ascii="Times New Roman" w:eastAsia="宋体" w:hAnsi="Times New Roman" w:cs="Times New Roman"/>
+          <w:sz w:val="21"/>
+          <w:szCs w:val="21"/>
+          <w:shd w:val="clear" w:color="auto" w:fill="A6A6A6"/>
+          <w:lang w:eastAsia="zh-CN"/>
+          <w:vertAlign w:val="superscript"/>
+        </w:rPr>
+        <w:t>2</w:t>
+      </w:r>
+      <w:r>
+        <w:rPr>
+          <w:rFonts w:ascii="Times New Roman" w:eastAsia="宋体" w:hAnsi="Times New Roman" w:cs="Times New Roman"/>
+          <w:sz w:val="21"/>
+          <w:szCs w:val="21"/>
+          <w:shd w:val="clear" w:color="auto" w:fill="A6A6A6"/>
+          <w:lang w:eastAsia="zh-CN"/>
+        </w:rPr>
+        <w:t>+(y-b)</w:t>
+      </w:r>
+      <w:r>
+        <w:rPr>
+          <w:rFonts w:ascii="Times New Roman" w:eastAsia="宋体" w:hAnsi="Times New Roman" w:cs="Times New Roman"/>
+          <w:sz w:val="21"/>
+          <w:szCs w:val="21"/>
+          <w:shd w:val="clear" w:color="auto" w:fill="A6A6A6"/>
+          <w:lang w:eastAsia="zh-CN"/>
+          <w:vertAlign w:val="superscript"/>
+        </w:rPr>
+        <w:t>2</w:t>
+      </w:r>
+      <w:r>
+        <w:rPr>
+          <w:rFonts w:ascii="Times New Roman" w:eastAsia="宋体" w:hAnsi="Times New Roman" w:cs="Times New Roman"/>
+          <w:sz w:val="21"/>
+          <w:szCs w:val="21"/>
+          <w:shd w:val="clear" w:color="auto" w:fill="A6A6A6"/>
+          <w:lang w:eastAsia="zh-CN"/>
+        </w:rPr>
+        <w:t>=r</w:t>
+      </w:r>
+      <w:r>
+        <w:rPr>
+          <w:rFonts w:ascii="Times New Roman" w:eastAsia="宋体" w:hAnsi="Times New Roman" w:cs="Times New Roman"/>
+          <w:sz w:val="21"/>
+          <w:szCs w:val="21"/>
+          <w:shd w:val="clear" w:color="auto" w:fill="A6A6A6"/>
+          <w:lang w:eastAsia="zh-CN"/>
+          <w:vertAlign w:val="superscript"/>
+        </w:rPr>
+        <w:t>2</w:t>
       </w:r>
       <w:r>
         <w:rPr>
@@ -23790,7 +23843,18 @@
                 <w:szCs w:val="21"/>
                 <w:shd w:val="clear" w:color="auto" w:fill="A6A6A6"/>
               </w:rPr>
-              <w:t>a2</w:t>
+              <w:t>a</w:t>
+            </w:r>
+            <w:r>
+              <w:rPr>
+                <w:rFonts w:ascii="Times New Roman" w:eastAsia="宋体" w:hAnsi="Times New Roman" w:cs="Times New Roman"/>
+                <w:i/>
+                <w:sz w:val="21"/>
+                <w:szCs w:val="21"/>
+                <w:shd w:val="clear" w:color="auto" w:fill="A6A6A6"/>
+                <w:vertAlign w:val="superscript"/>
+              </w:rPr>
+              <w:t>2</w:t>
             </w:r>
             <w:r>
               <w:rPr>
@@ -23809,7 +23873,18 @@
                 <w:szCs w:val="21"/>
                 <w:shd w:val="clear" w:color="auto" w:fill="A6A6A6"/>
               </w:rPr>
-              <w:t>b2</w:t>
+              <w:t>b</w:t>
+            </w:r>
+            <w:r>
+              <w:rPr>
+                <w:rFonts w:ascii="Times New Roman" w:eastAsia="宋体" w:hAnsi="Times New Roman" w:cs="Times New Roman"/>
+                <w:i/>
+                <w:sz w:val="21"/>
+                <w:szCs w:val="21"/>
+                <w:shd w:val="clear" w:color="auto" w:fill="A6A6A6"/>
+                <w:vertAlign w:val="superscript"/>
+              </w:rPr>
+              <w:t>2</w:t>
             </w:r>
           </w:p>
         </w:tc>

--- a/高中数学/高中数学同步/人教B版选必1 第2章 平面解析几何·知识清单（完成）.docx
+++ b/高中数学/高中数学同步/人教B版选必1 第2章 平面解析几何·知识清单（完成）.docx
@@ -4,7 +4,7 @@
   <w:body>
     <w:p>
       <w:pPr>
-        <w:spacing w:after="0" w:line="300" w:lineRule="auto"/>
+        <w:spacing w:after="0" w:line="288" w:lineRule="auto"/>
         <w:rPr>
           <w:sz w:val="21"/>
           <w:szCs w:val="21"/>
@@ -124,18 +124,8 @@
     </w:p>
     <w:p>
       <w:pPr>
-        <w:spacing w:after="0" w:line="300" w:lineRule="auto"/>
-        <w:rPr>
-          <w:sz w:val="21"/>
-          <w:szCs w:val="21"/>
-          <w:lang w:eastAsia="zh-CN"/>
-        </w:rPr>
-      </w:pPr>
-    </w:p>
-    <w:p>
-      <w:pPr>
         <w:snapToGrid w:val="0"/>
-        <w:spacing w:line="300" w:lineRule="auto"/>
+        <w:spacing w:line="288" w:lineRule="auto"/>
       </w:pPr>
       <w:r>
         <w:rPr>
@@ -185,7 +175,7 @@
     </w:p>
     <w:p>
       <w:pPr>
-        <w:spacing w:after="0" w:line="300" w:lineRule="auto"/>
+        <w:spacing w:after="0" w:line="288" w:lineRule="auto"/>
         <w:rPr>
           <w:rFonts w:eastAsia="宋体"/>
           <w:sz w:val="21"/>
@@ -242,29 +232,7 @@
     </w:p>
     <w:p>
       <w:pPr>
-        <w:spacing w:after="0" w:line="300" w:lineRule="auto"/>
-        <w:rPr>
-          <w:rFonts w:eastAsia="宋体"/>
-          <w:sz w:val="21"/>
-          <w:szCs w:val="21"/>
-          <w:lang w:eastAsia="zh-CN"/>
-        </w:rPr>
-      </w:pPr>
-    </w:p>
-    <w:p>
-      <w:pPr>
-        <w:spacing w:after="0" w:line="300" w:lineRule="auto"/>
-        <w:rPr>
-          <w:rFonts w:eastAsia="宋体" w:hint="eastAsia"/>
-          <w:sz w:val="21"/>
-          <w:szCs w:val="21"/>
-          <w:lang w:eastAsia="zh-CN"/>
-        </w:rPr>
-      </w:pPr>
-    </w:p>
-    <w:p>
-      <w:pPr>
-        <w:spacing w:after="0" w:line="300" w:lineRule="auto"/>
+        <w:spacing w:after="0" w:line="288" w:lineRule="auto"/>
         <w:rPr>
           <w:sz w:val="21"/>
           <w:szCs w:val="21"/>
@@ -295,7 +263,7 @@
     <w:p>
       <w:pPr>
         <w:snapToGrid w:val="0"/>
-        <w:spacing w:after="0" w:line="300" w:lineRule="auto"/>
+        <w:spacing w:after="0" w:line="288" w:lineRule="auto"/>
         <w:rPr>
           <w:sz w:val="21"/>
           <w:szCs w:val="21"/>
@@ -974,18 +942,8 @@
     </w:p>
     <w:p>
       <w:pPr>
-        <w:spacing w:after="0" w:line="300" w:lineRule="auto"/>
-        <w:rPr>
-          <w:sz w:val="21"/>
-          <w:szCs w:val="21"/>
-          <w:lang w:eastAsia="zh-CN"/>
-        </w:rPr>
-      </w:pPr>
-    </w:p>
-    <w:p>
-      <w:pPr>
         <w:snapToGrid w:val="0"/>
-        <w:spacing w:after="0" w:line="300" w:lineRule="auto"/>
+        <w:spacing w:after="0" w:line="288" w:lineRule="auto"/>
         <w:rPr>
           <w:sz w:val="21"/>
           <w:szCs w:val="21"/>
@@ -1251,17 +1209,7 @@
     </w:p>
     <w:p>
       <w:pPr>
-        <w:spacing w:after="0" w:line="300" w:lineRule="auto"/>
-        <w:rPr>
-          <w:sz w:val="21"/>
-          <w:szCs w:val="21"/>
-          <w:lang w:eastAsia="zh-CN"/>
-        </w:rPr>
-      </w:pPr>
-    </w:p>
-    <w:p>
-      <w:pPr>
-        <w:spacing w:after="0" w:line="300" w:lineRule="auto"/>
+        <w:spacing w:after="0" w:line="288" w:lineRule="auto"/>
         <w:rPr>
           <w:sz w:val="21"/>
           <w:szCs w:val="21"/>
@@ -1292,7 +1240,7 @@
     <w:p>
       <w:pPr>
         <w:snapToGrid w:val="0"/>
-        <w:spacing w:after="0" w:line="300" w:lineRule="auto"/>
+        <w:spacing w:after="0" w:line="288" w:lineRule="auto"/>
         <w:rPr>
           <w:sz w:val="21"/>
           <w:szCs w:val="21"/>
@@ -1360,7 +1308,7 @@
           <w:p>
             <w:pPr>
               <w:snapToGrid w:val="0"/>
-              <w:spacing w:after="0" w:line="300" w:lineRule="auto"/>
+              <w:spacing w:after="0" w:line="288" w:lineRule="auto"/>
               <w:rPr>
                 <w:sz w:val="21"/>
                 <w:szCs w:val="21"/>
@@ -1394,7 +1342,7 @@
           <w:p>
             <w:pPr>
               <w:snapToGrid w:val="0"/>
-              <w:spacing w:after="0" w:line="300" w:lineRule="auto"/>
+              <w:spacing w:after="0" w:line="288" w:lineRule="auto"/>
               <w:rPr>
                 <w:sz w:val="21"/>
                 <w:szCs w:val="21"/>
@@ -1473,7 +1421,7 @@
           <w:p>
             <w:pPr>
               <w:snapToGrid w:val="0"/>
-              <w:spacing w:after="0" w:line="300" w:lineRule="auto"/>
+              <w:spacing w:after="0" w:line="288" w:lineRule="auto"/>
               <w:rPr>
                 <w:sz w:val="21"/>
                 <w:szCs w:val="21"/>
@@ -1507,7 +1455,7 @@
           <w:p>
             <w:pPr>
               <w:snapToGrid w:val="0"/>
-              <w:spacing w:after="0" w:line="300" w:lineRule="auto"/>
+              <w:spacing w:after="0" w:line="288" w:lineRule="auto"/>
               <w:rPr>
                 <w:sz w:val="21"/>
                 <w:szCs w:val="21"/>
@@ -1686,7 +1634,7 @@
           <w:p>
             <w:pPr>
               <w:snapToGrid w:val="0"/>
-              <w:spacing w:after="0" w:line="300" w:lineRule="auto"/>
+              <w:spacing w:after="0" w:line="288" w:lineRule="auto"/>
               <w:rPr>
                 <w:sz w:val="21"/>
                 <w:szCs w:val="21"/>
@@ -1720,7 +1668,7 @@
           <w:p>
             <w:pPr>
               <w:snapToGrid w:val="0"/>
-              <w:spacing w:after="0" w:line="300" w:lineRule="auto"/>
+              <w:spacing w:after="0" w:line="288" w:lineRule="auto"/>
               <w:rPr>
                 <w:sz w:val="21"/>
                 <w:szCs w:val="21"/>
@@ -1876,7 +1824,7 @@
           <w:p>
             <w:pPr>
               <w:snapToGrid w:val="0"/>
-              <w:spacing w:after="0" w:line="300" w:lineRule="auto"/>
+              <w:spacing w:after="0" w:line="288" w:lineRule="auto"/>
               <w:rPr>
                 <w:sz w:val="21"/>
                 <w:szCs w:val="21"/>
@@ -1910,7 +1858,7 @@
           <w:p>
             <w:pPr>
               <w:snapToGrid w:val="0"/>
-              <w:spacing w:after="0" w:line="300" w:lineRule="auto"/>
+              <w:spacing w:after="0" w:line="288" w:lineRule="auto"/>
               <w:rPr>
                 <w:sz w:val="21"/>
                 <w:szCs w:val="21"/>
@@ -1962,17 +1910,8 @@
     </w:tbl>
     <w:p>
       <w:pPr>
-        <w:spacing w:after="0" w:line="300" w:lineRule="auto"/>
-        <w:rPr>
-          <w:sz w:val="21"/>
-          <w:szCs w:val="21"/>
-        </w:rPr>
-      </w:pPr>
-    </w:p>
-    <w:p>
-      <w:pPr>
         <w:snapToGrid w:val="0"/>
-        <w:spacing w:after="0" w:line="300" w:lineRule="auto"/>
+        <w:spacing w:after="0" w:line="288" w:lineRule="auto"/>
         <w:rPr>
           <w:sz w:val="21"/>
           <w:szCs w:val="21"/>
@@ -2001,7 +1940,7 @@
     <w:p>
       <w:pPr>
         <w:snapToGrid w:val="0"/>
-        <w:spacing w:after="0" w:line="300" w:lineRule="auto"/>
+        <w:spacing w:after="0" w:line="288" w:lineRule="auto"/>
         <w:rPr>
           <w:sz w:val="21"/>
           <w:szCs w:val="21"/>
@@ -2114,18 +2053,8 @@
     </w:p>
     <w:p>
       <w:pPr>
-        <w:spacing w:after="0" w:line="300" w:lineRule="auto"/>
-        <w:rPr>
-          <w:sz w:val="21"/>
-          <w:szCs w:val="21"/>
-          <w:lang w:eastAsia="zh-CN"/>
-        </w:rPr>
-      </w:pPr>
-    </w:p>
-    <w:p>
-      <w:pPr>
         <w:snapToGrid w:val="0"/>
-        <w:spacing w:after="0" w:line="300" w:lineRule="auto"/>
+        <w:spacing w:after="0" w:line="288" w:lineRule="auto"/>
         <w:rPr>
           <w:sz w:val="21"/>
           <w:szCs w:val="21"/>
@@ -2154,7 +2083,7 @@
     <w:p>
       <w:pPr>
         <w:snapToGrid w:val="0"/>
-        <w:spacing w:after="0" w:line="300" w:lineRule="auto"/>
+        <w:spacing w:after="0" w:line="288" w:lineRule="auto"/>
         <w:rPr>
           <w:sz w:val="21"/>
           <w:szCs w:val="21"/>
@@ -2748,18 +2677,8 @@
     </w:p>
     <w:p>
       <w:pPr>
-        <w:spacing w:after="0" w:line="300" w:lineRule="auto"/>
-        <w:rPr>
-          <w:sz w:val="21"/>
-          <w:szCs w:val="21"/>
-          <w:lang w:eastAsia="zh-CN"/>
-        </w:rPr>
-      </w:pPr>
-    </w:p>
-    <w:p>
-      <w:pPr>
         <w:snapToGrid w:val="0"/>
-        <w:spacing w:after="0" w:line="300" w:lineRule="auto"/>
+        <w:spacing w:after="0" w:line="288" w:lineRule="auto"/>
         <w:rPr>
           <w:sz w:val="21"/>
           <w:szCs w:val="21"/>
@@ -2788,7 +2707,7 @@
     <w:p>
       <w:pPr>
         <w:snapToGrid w:val="0"/>
-        <w:spacing w:after="0" w:line="300" w:lineRule="auto"/>
+        <w:spacing w:after="0" w:line="288" w:lineRule="auto"/>
         <w:rPr>
           <w:sz w:val="21"/>
           <w:szCs w:val="21"/>
@@ -2910,7 +2829,7 @@
     <w:p>
       <w:pPr>
         <w:snapToGrid w:val="0"/>
-        <w:spacing w:after="0" w:line="300" w:lineRule="auto"/>
+        <w:spacing w:after="0" w:line="288" w:lineRule="auto"/>
         <w:rPr>
           <w:sz w:val="21"/>
           <w:szCs w:val="21"/>
@@ -3214,17 +3133,7 @@
     </w:p>
     <w:p>
       <w:pPr>
-        <w:spacing w:after="0" w:line="300" w:lineRule="auto"/>
-        <w:rPr>
-          <w:sz w:val="21"/>
-          <w:szCs w:val="21"/>
-          <w:lang w:eastAsia="zh-CN"/>
-        </w:rPr>
-      </w:pPr>
-    </w:p>
-    <w:p>
-      <w:pPr>
-        <w:spacing w:after="0" w:line="300" w:lineRule="auto"/>
+        <w:spacing w:after="0" w:line="288" w:lineRule="auto"/>
         <w:rPr>
           <w:sz w:val="21"/>
           <w:szCs w:val="21"/>
@@ -3255,7 +3164,7 @@
     <w:p>
       <w:pPr>
         <w:snapToGrid w:val="0"/>
-        <w:spacing w:after="0" w:line="300" w:lineRule="auto"/>
+        <w:spacing w:after="0" w:line="288" w:lineRule="auto"/>
         <w:rPr>
           <w:sz w:val="21"/>
           <w:szCs w:val="21"/>
@@ -3323,7 +3232,7 @@
           <w:p>
             <w:pPr>
               <w:snapToGrid w:val="0"/>
-              <w:spacing w:after="0" w:line="300" w:lineRule="auto"/>
+              <w:spacing w:after="0" w:line="288" w:lineRule="auto"/>
               <w:rPr>
                 <w:sz w:val="21"/>
                 <w:szCs w:val="21"/>
@@ -3357,7 +3266,7 @@
           <w:p>
             <w:pPr>
               <w:snapToGrid w:val="0"/>
-              <w:spacing w:after="0" w:line="300" w:lineRule="auto"/>
+              <w:spacing w:after="0" w:line="288" w:lineRule="auto"/>
               <w:rPr>
                 <w:sz w:val="21"/>
                 <w:szCs w:val="21"/>
@@ -3393,7 +3302,7 @@
           <w:p>
             <w:pPr>
               <w:snapToGrid w:val="0"/>
-              <w:spacing w:after="0" w:line="300" w:lineRule="auto"/>
+              <w:spacing w:after="0" w:line="288" w:lineRule="auto"/>
               <w:rPr>
                 <w:sz w:val="21"/>
                 <w:szCs w:val="21"/>
@@ -3427,7 +3336,7 @@
           <w:p>
             <w:pPr>
               <w:snapToGrid w:val="0"/>
-              <w:spacing w:after="0" w:line="300" w:lineRule="auto"/>
+              <w:spacing w:after="0" w:line="288" w:lineRule="auto"/>
               <w:rPr>
                 <w:sz w:val="21"/>
                 <w:szCs w:val="21"/>
@@ -3626,7 +3535,7 @@
           <w:p>
             <w:pPr>
               <w:snapToGrid w:val="0"/>
-              <w:spacing w:after="0" w:line="300" w:lineRule="auto"/>
+              <w:spacing w:after="0" w:line="288" w:lineRule="auto"/>
               <w:rPr>
                 <w:sz w:val="21"/>
                 <w:szCs w:val="21"/>
@@ -3660,7 +3569,7 @@
           <w:p>
             <w:pPr>
               <w:snapToGrid w:val="0"/>
-              <w:spacing w:after="0" w:line="300" w:lineRule="auto"/>
+              <w:spacing w:after="0" w:line="288" w:lineRule="auto"/>
               <w:rPr>
                 <w:sz w:val="21"/>
                 <w:szCs w:val="21"/>
@@ -3733,7 +3642,7 @@
           <w:p>
             <w:pPr>
               <w:snapToGrid w:val="0"/>
-              <w:spacing w:after="0" w:line="300" w:lineRule="auto"/>
+              <w:spacing w:after="0" w:line="288" w:lineRule="auto"/>
               <w:rPr>
                 <w:sz w:val="21"/>
                 <w:szCs w:val="21"/>
@@ -3767,7 +3676,7 @@
           <w:p>
             <w:pPr>
               <w:snapToGrid w:val="0"/>
-              <w:spacing w:after="0" w:line="300" w:lineRule="auto"/>
+              <w:spacing w:after="0" w:line="288" w:lineRule="auto"/>
               <w:rPr>
                 <w:sz w:val="21"/>
                 <w:szCs w:val="21"/>
@@ -3958,7 +3867,7 @@
           <w:p>
             <w:pPr>
               <w:snapToGrid w:val="0"/>
-              <w:spacing w:after="0" w:line="300" w:lineRule="auto"/>
+              <w:spacing w:after="0" w:line="288" w:lineRule="auto"/>
               <w:rPr>
                 <w:sz w:val="21"/>
                 <w:szCs w:val="21"/>
@@ -3992,7 +3901,7 @@
           <w:p>
             <w:pPr>
               <w:snapToGrid w:val="0"/>
-              <w:spacing w:after="0" w:line="300" w:lineRule="auto"/>
+              <w:spacing w:after="0" w:line="288" w:lineRule="auto"/>
               <w:rPr>
                 <w:sz w:val="21"/>
                 <w:szCs w:val="21"/>
@@ -4012,17 +3921,8 @@
     </w:tbl>
     <w:p>
       <w:pPr>
-        <w:spacing w:after="0" w:line="300" w:lineRule="auto"/>
-        <w:rPr>
-          <w:sz w:val="21"/>
-          <w:szCs w:val="21"/>
-        </w:rPr>
-      </w:pPr>
-    </w:p>
-    <w:p>
-      <w:pPr>
         <w:snapToGrid w:val="0"/>
-        <w:spacing w:after="0" w:line="300" w:lineRule="auto"/>
+        <w:spacing w:after="0" w:line="288" w:lineRule="auto"/>
         <w:rPr>
           <w:sz w:val="21"/>
           <w:szCs w:val="21"/>
@@ -4065,7 +3965,7 @@
     <w:p>
       <w:pPr>
         <w:snapToGrid w:val="0"/>
-        <w:spacing w:after="0" w:line="300" w:lineRule="auto"/>
+        <w:spacing w:after="0" w:line="288" w:lineRule="auto"/>
         <w:rPr>
           <w:sz w:val="21"/>
           <w:szCs w:val="21"/>
@@ -4235,18 +4135,8 @@
     </w:p>
     <w:p>
       <w:pPr>
-        <w:spacing w:after="0" w:line="300" w:lineRule="auto"/>
-        <w:rPr>
-          <w:sz w:val="21"/>
-          <w:szCs w:val="21"/>
-          <w:lang w:eastAsia="zh-CN"/>
-        </w:rPr>
-      </w:pPr>
-    </w:p>
-    <w:p>
-      <w:pPr>
         <w:snapToGrid w:val="0"/>
-        <w:spacing w:after="0" w:line="300" w:lineRule="auto"/>
+        <w:spacing w:after="0" w:line="288" w:lineRule="auto"/>
         <w:rPr>
           <w:sz w:val="21"/>
           <w:szCs w:val="21"/>
@@ -4311,7 +4201,7 @@
           <w:p>
             <w:pPr>
               <w:snapToGrid w:val="0"/>
-              <w:spacing w:after="0" w:line="300" w:lineRule="auto"/>
+              <w:spacing w:after="0" w:line="288" w:lineRule="auto"/>
               <w:rPr>
                 <w:sz w:val="21"/>
                 <w:szCs w:val="21"/>
@@ -4346,7 +4236,7 @@
           <w:p>
             <w:pPr>
               <w:snapToGrid w:val="0"/>
-              <w:spacing w:after="0" w:line="300" w:lineRule="auto"/>
+              <w:spacing w:after="0" w:line="288" w:lineRule="auto"/>
               <w:rPr>
                 <w:sz w:val="21"/>
                 <w:szCs w:val="21"/>
@@ -4382,7 +4272,7 @@
           <w:p>
             <w:pPr>
               <w:snapToGrid w:val="0"/>
-              <w:spacing w:after="0" w:line="300" w:lineRule="auto"/>
+              <w:spacing w:after="0" w:line="288" w:lineRule="auto"/>
               <w:rPr>
                 <w:sz w:val="21"/>
                 <w:szCs w:val="21"/>
@@ -4416,7 +4306,7 @@
           <w:p>
             <w:pPr>
               <w:snapToGrid w:val="0"/>
-              <w:spacing w:after="0" w:line="300" w:lineRule="auto"/>
+              <w:spacing w:after="0" w:line="288" w:lineRule="auto"/>
               <w:rPr>
                 <w:sz w:val="21"/>
                 <w:szCs w:val="21"/>
@@ -4483,7 +4373,7 @@
           <w:p>
             <w:pPr>
               <w:snapToGrid w:val="0"/>
-              <w:spacing w:after="0" w:line="300" w:lineRule="auto"/>
+              <w:spacing w:after="0" w:line="288" w:lineRule="auto"/>
               <w:rPr>
                 <w:sz w:val="21"/>
                 <w:szCs w:val="21"/>
@@ -4517,7 +4407,7 @@
           <w:p>
             <w:pPr>
               <w:snapToGrid w:val="0"/>
-              <w:spacing w:after="0" w:line="300" w:lineRule="auto"/>
+              <w:spacing w:after="0" w:line="288" w:lineRule="auto"/>
               <w:rPr>
                 <w:sz w:val="21"/>
                 <w:szCs w:val="21"/>
@@ -4590,7 +4480,7 @@
           <w:p>
             <w:pPr>
               <w:snapToGrid w:val="0"/>
-              <w:spacing w:after="0" w:line="300" w:lineRule="auto"/>
+              <w:spacing w:after="0" w:line="288" w:lineRule="auto"/>
               <w:rPr>
                 <w:sz w:val="21"/>
                 <w:szCs w:val="21"/>
@@ -4624,7 +4514,7 @@
           <w:p>
             <w:pPr>
               <w:snapToGrid w:val="0"/>
-              <w:spacing w:after="0" w:line="300" w:lineRule="auto"/>
+              <w:spacing w:after="0" w:line="288" w:lineRule="auto"/>
               <w:rPr>
                 <w:sz w:val="21"/>
                 <w:szCs w:val="21"/>
@@ -4661,7 +4551,7 @@
           <w:p>
             <w:pPr>
               <w:snapToGrid w:val="0"/>
-              <w:spacing w:after="0" w:line="300" w:lineRule="auto"/>
+              <w:spacing w:after="0" w:line="288" w:lineRule="auto"/>
               <w:rPr>
                 <w:sz w:val="21"/>
                 <w:szCs w:val="21"/>
@@ -4695,7 +4585,7 @@
           <w:p>
             <w:pPr>
               <w:snapToGrid w:val="0"/>
-              <w:spacing w:after="0" w:line="300" w:lineRule="auto"/>
+              <w:spacing w:after="0" w:line="288" w:lineRule="auto"/>
               <w:rPr>
                 <w:sz w:val="21"/>
                 <w:szCs w:val="21"/>
@@ -4715,17 +4605,8 @@
     </w:tbl>
     <w:p>
       <w:pPr>
-        <w:spacing w:after="0" w:line="300" w:lineRule="auto"/>
-        <w:rPr>
-          <w:sz w:val="21"/>
-          <w:szCs w:val="21"/>
-        </w:rPr>
-      </w:pPr>
-    </w:p>
-    <w:p>
-      <w:pPr>
         <w:snapToGrid w:val="0"/>
-        <w:spacing w:after="0" w:line="300" w:lineRule="auto"/>
+        <w:spacing w:after="0" w:line="288" w:lineRule="auto"/>
         <w:rPr>
           <w:sz w:val="21"/>
           <w:szCs w:val="21"/>
@@ -4790,7 +4671,7 @@
           <w:p>
             <w:pPr>
               <w:snapToGrid w:val="0"/>
-              <w:spacing w:after="0" w:line="300" w:lineRule="auto"/>
+              <w:spacing w:after="0" w:line="288" w:lineRule="auto"/>
               <w:rPr>
                 <w:sz w:val="21"/>
                 <w:szCs w:val="21"/>
@@ -4824,7 +4705,7 @@
           <w:p>
             <w:pPr>
               <w:snapToGrid w:val="0"/>
-              <w:spacing w:after="0" w:line="300" w:lineRule="auto"/>
+              <w:spacing w:after="0" w:line="288" w:lineRule="auto"/>
               <w:rPr>
                 <w:sz w:val="21"/>
                 <w:szCs w:val="21"/>
@@ -4860,7 +4741,7 @@
           <w:p>
             <w:pPr>
               <w:snapToGrid w:val="0"/>
-              <w:spacing w:after="0" w:line="300" w:lineRule="auto"/>
+              <w:spacing w:after="0" w:line="288" w:lineRule="auto"/>
               <w:rPr>
                 <w:sz w:val="21"/>
                 <w:szCs w:val="21"/>
@@ -4894,7 +4775,7 @@
           <w:p>
             <w:pPr>
               <w:snapToGrid w:val="0"/>
-              <w:spacing w:after="0" w:line="300" w:lineRule="auto"/>
+              <w:spacing w:after="0" w:line="288" w:lineRule="auto"/>
               <w:rPr>
                 <w:sz w:val="21"/>
                 <w:szCs w:val="21"/>
@@ -5364,7 +5245,7 @@
           <w:p>
             <w:pPr>
               <w:snapToGrid w:val="0"/>
-              <w:spacing w:after="0" w:line="300" w:lineRule="auto"/>
+              <w:spacing w:after="0" w:line="288" w:lineRule="auto"/>
               <w:rPr>
                 <w:sz w:val="21"/>
                 <w:szCs w:val="21"/>
@@ -5398,7 +5279,7 @@
           <w:p>
             <w:pPr>
               <w:snapToGrid w:val="0"/>
-              <w:spacing w:after="0" w:line="300" w:lineRule="auto"/>
+              <w:spacing w:after="0" w:line="288" w:lineRule="auto"/>
               <w:rPr>
                 <w:sz w:val="21"/>
                 <w:szCs w:val="21"/>
@@ -5471,7 +5352,7 @@
           <w:p>
             <w:pPr>
               <w:snapToGrid w:val="0"/>
-              <w:spacing w:after="0" w:line="300" w:lineRule="auto"/>
+              <w:spacing w:after="0" w:line="288" w:lineRule="auto"/>
               <w:rPr>
                 <w:sz w:val="21"/>
                 <w:szCs w:val="21"/>
@@ -5505,7 +5386,7 @@
           <w:p>
             <w:pPr>
               <w:snapToGrid w:val="0"/>
-              <w:spacing w:after="0" w:line="300" w:lineRule="auto"/>
+              <w:spacing w:after="0" w:line="288" w:lineRule="auto"/>
               <w:rPr>
                 <w:sz w:val="21"/>
                 <w:szCs w:val="21"/>
@@ -5869,7 +5750,7 @@
           <w:p>
             <w:pPr>
               <w:snapToGrid w:val="0"/>
-              <w:spacing w:after="0" w:line="300" w:lineRule="auto"/>
+              <w:spacing w:after="0" w:line="288" w:lineRule="auto"/>
               <w:rPr>
                 <w:sz w:val="21"/>
                 <w:szCs w:val="21"/>
@@ -5903,7 +5784,7 @@
           <w:p>
             <w:pPr>
               <w:snapToGrid w:val="0"/>
-              <w:spacing w:after="0" w:line="300" w:lineRule="auto"/>
+              <w:spacing w:after="0" w:line="288" w:lineRule="auto"/>
               <w:rPr>
                 <w:sz w:val="21"/>
                 <w:szCs w:val="21"/>
@@ -5923,17 +5804,8 @@
     </w:tbl>
     <w:p>
       <w:pPr>
-        <w:spacing w:after="0" w:line="300" w:lineRule="auto"/>
-        <w:rPr>
-          <w:sz w:val="21"/>
-          <w:szCs w:val="21"/>
-        </w:rPr>
-      </w:pPr>
-    </w:p>
-    <w:p>
-      <w:pPr>
         <w:snapToGrid w:val="0"/>
-        <w:spacing w:after="0" w:line="300" w:lineRule="auto"/>
+        <w:spacing w:after="0" w:line="288" w:lineRule="auto"/>
         <w:rPr>
           <w:sz w:val="21"/>
           <w:szCs w:val="21"/>
@@ -5998,7 +5870,7 @@
           <w:p>
             <w:pPr>
               <w:snapToGrid w:val="0"/>
-              <w:spacing w:after="0" w:line="300" w:lineRule="auto"/>
+              <w:spacing w:after="0" w:line="288" w:lineRule="auto"/>
               <w:rPr>
                 <w:sz w:val="21"/>
                 <w:szCs w:val="21"/>
@@ -6032,7 +5904,7 @@
           <w:p>
             <w:pPr>
               <w:snapToGrid w:val="0"/>
-              <w:spacing w:after="0" w:line="300" w:lineRule="auto"/>
+              <w:spacing w:after="0" w:line="288" w:lineRule="auto"/>
               <w:rPr>
                 <w:sz w:val="21"/>
                 <w:szCs w:val="21"/>
@@ -6068,7 +5940,7 @@
           <w:p>
             <w:pPr>
               <w:snapToGrid w:val="0"/>
-              <w:spacing w:after="0" w:line="300" w:lineRule="auto"/>
+              <w:spacing w:after="0" w:line="288" w:lineRule="auto"/>
               <w:rPr>
                 <w:sz w:val="21"/>
                 <w:szCs w:val="21"/>
@@ -6102,7 +5974,7 @@
           <w:p>
             <w:pPr>
               <w:snapToGrid w:val="0"/>
-              <w:spacing w:after="0" w:line="300" w:lineRule="auto"/>
+              <w:spacing w:after="0" w:line="288" w:lineRule="auto"/>
               <w:rPr>
                 <w:sz w:val="21"/>
                 <w:szCs w:val="21"/>
@@ -6284,7 +6156,7 @@
           <w:p>
             <w:pPr>
               <w:snapToGrid w:val="0"/>
-              <w:spacing w:after="0" w:line="300" w:lineRule="auto"/>
+              <w:spacing w:after="0" w:line="288" w:lineRule="auto"/>
               <w:rPr>
                 <w:sz w:val="21"/>
                 <w:szCs w:val="21"/>
@@ -6318,7 +6190,7 @@
           <w:p>
             <w:pPr>
               <w:snapToGrid w:val="0"/>
-              <w:spacing w:after="0" w:line="300" w:lineRule="auto"/>
+              <w:spacing w:after="0" w:line="288" w:lineRule="auto"/>
               <w:rPr>
                 <w:sz w:val="21"/>
                 <w:szCs w:val="21"/>
@@ -6391,7 +6263,7 @@
           <w:p>
             <w:pPr>
               <w:snapToGrid w:val="0"/>
-              <w:spacing w:after="0" w:line="300" w:lineRule="auto"/>
+              <w:spacing w:after="0" w:line="288" w:lineRule="auto"/>
               <w:rPr>
                 <w:sz w:val="21"/>
                 <w:szCs w:val="21"/>
@@ -6425,7 +6297,7 @@
           <w:p>
             <w:pPr>
               <w:snapToGrid w:val="0"/>
-              <w:spacing w:after="0" w:line="300" w:lineRule="auto"/>
+              <w:spacing w:after="0" w:line="288" w:lineRule="auto"/>
               <w:rPr>
                 <w:sz w:val="21"/>
                 <w:szCs w:val="21"/>
@@ -6557,7 +6429,7 @@
           <w:p>
             <w:pPr>
               <w:snapToGrid w:val="0"/>
-              <w:spacing w:after="0" w:line="300" w:lineRule="auto"/>
+              <w:spacing w:after="0" w:line="288" w:lineRule="auto"/>
               <w:rPr>
                 <w:sz w:val="21"/>
                 <w:szCs w:val="21"/>
@@ -6591,7 +6463,7 @@
           <w:p>
             <w:pPr>
               <w:snapToGrid w:val="0"/>
-              <w:spacing w:after="0" w:line="300" w:lineRule="auto"/>
+              <w:spacing w:after="0" w:line="288" w:lineRule="auto"/>
               <w:rPr>
                 <w:sz w:val="21"/>
                 <w:szCs w:val="21"/>
@@ -6613,18 +6485,8 @@
     </w:tbl>
     <w:p>
       <w:pPr>
-        <w:spacing w:after="0" w:line="300" w:lineRule="auto"/>
-        <w:rPr>
-          <w:sz w:val="21"/>
-          <w:szCs w:val="21"/>
-          <w:lang w:eastAsia="zh-CN"/>
-        </w:rPr>
-      </w:pPr>
-    </w:p>
-    <w:p>
-      <w:pPr>
         <w:snapToGrid w:val="0"/>
-        <w:spacing w:after="0" w:line="300" w:lineRule="auto"/>
+        <w:spacing w:after="0" w:line="288" w:lineRule="auto"/>
         <w:rPr>
           <w:sz w:val="21"/>
           <w:szCs w:val="21"/>
@@ -6653,7 +6515,7 @@
     <w:p>
       <w:pPr>
         <w:snapToGrid w:val="0"/>
-        <w:spacing w:after="0" w:line="300" w:lineRule="auto"/>
+        <w:spacing w:after="0" w:line="288" w:lineRule="auto"/>
         <w:rPr>
           <w:sz w:val="21"/>
           <w:szCs w:val="21"/>
@@ -6874,7 +6736,7 @@
     <w:p>
       <w:pPr>
         <w:snapToGrid w:val="0"/>
-        <w:spacing w:after="0" w:line="300" w:lineRule="auto"/>
+        <w:spacing w:after="0" w:line="288" w:lineRule="auto"/>
         <w:rPr>
           <w:sz w:val="21"/>
           <w:szCs w:val="21"/>
@@ -6930,17 +6792,7 @@
     </w:p>
     <w:p>
       <w:pPr>
-        <w:spacing w:after="0" w:line="300" w:lineRule="auto"/>
-        <w:rPr>
-          <w:sz w:val="21"/>
-          <w:szCs w:val="21"/>
-          <w:lang w:eastAsia="zh-CN"/>
-        </w:rPr>
-      </w:pPr>
-    </w:p>
-    <w:p>
-      <w:pPr>
-        <w:spacing w:after="0" w:line="300" w:lineRule="auto"/>
+        <w:spacing w:after="0" w:line="288" w:lineRule="auto"/>
         <w:rPr>
           <w:sz w:val="21"/>
           <w:szCs w:val="21"/>
@@ -6971,7 +6823,7 @@
     <w:p>
       <w:pPr>
         <w:snapToGrid w:val="0"/>
-        <w:spacing w:after="0" w:line="300" w:lineRule="auto"/>
+        <w:spacing w:after="0" w:line="288" w:lineRule="auto"/>
         <w:rPr>
           <w:sz w:val="21"/>
           <w:szCs w:val="21"/>
@@ -7304,7 +7156,7 @@
           <w:p>
             <w:pPr>
               <w:snapToGrid w:val="0"/>
-              <w:spacing w:after="0" w:line="300" w:lineRule="auto"/>
+              <w:spacing w:after="0" w:line="288" w:lineRule="auto"/>
               <w:rPr>
                 <w:sz w:val="21"/>
                 <w:szCs w:val="21"/>
@@ -7338,7 +7190,7 @@
           <w:p>
             <w:pPr>
               <w:snapToGrid w:val="0"/>
-              <w:spacing w:after="0" w:line="300" w:lineRule="auto"/>
+              <w:spacing w:after="0" w:line="288" w:lineRule="auto"/>
               <w:rPr>
                 <w:sz w:val="21"/>
                 <w:szCs w:val="21"/>
@@ -7446,7 +7298,7 @@
           <w:p>
             <w:pPr>
               <w:snapToGrid w:val="0"/>
-              <w:spacing w:after="0" w:line="300" w:lineRule="auto"/>
+              <w:spacing w:after="0" w:line="288" w:lineRule="auto"/>
               <w:rPr>
                 <w:sz w:val="21"/>
                 <w:szCs w:val="21"/>
@@ -7556,7 +7408,7 @@
           <w:p>
             <w:pPr>
               <w:snapToGrid w:val="0"/>
-              <w:spacing w:after="0" w:line="300" w:lineRule="auto"/>
+              <w:spacing w:after="0" w:line="288" w:lineRule="auto"/>
               <w:rPr>
                 <w:sz w:val="21"/>
                 <w:szCs w:val="21"/>
@@ -7591,7 +7443,7 @@
           <w:p>
             <w:pPr>
               <w:snapToGrid w:val="0"/>
-              <w:spacing w:after="0" w:line="300" w:lineRule="auto"/>
+              <w:spacing w:after="0" w:line="288" w:lineRule="auto"/>
               <w:rPr>
                 <w:sz w:val="21"/>
                 <w:szCs w:val="21"/>
@@ -7670,7 +7522,7 @@
           <w:p>
             <w:pPr>
               <w:snapToGrid w:val="0"/>
-              <w:spacing w:after="0" w:line="300" w:lineRule="auto"/>
+              <w:spacing w:after="0" w:line="288" w:lineRule="auto"/>
               <w:rPr>
                 <w:sz w:val="21"/>
                 <w:szCs w:val="21"/>
@@ -7751,7 +7603,7 @@
           <w:p>
             <w:pPr>
               <w:snapToGrid w:val="0"/>
-              <w:spacing w:after="0" w:line="300" w:lineRule="auto"/>
+              <w:spacing w:after="0" w:line="288" w:lineRule="auto"/>
               <w:rPr>
                 <w:sz w:val="21"/>
                 <w:szCs w:val="21"/>
@@ -7785,7 +7637,7 @@
           <w:p>
             <w:pPr>
               <w:snapToGrid w:val="0"/>
-              <w:spacing w:after="0" w:line="300" w:lineRule="auto"/>
+              <w:spacing w:after="0" w:line="288" w:lineRule="auto"/>
               <w:rPr>
                 <w:sz w:val="21"/>
                 <w:szCs w:val="21"/>
@@ -7981,7 +7833,7 @@
           <w:p>
             <w:pPr>
               <w:snapToGrid w:val="0"/>
-              <w:spacing w:after="0" w:line="300" w:lineRule="auto"/>
+              <w:spacing w:after="0" w:line="288" w:lineRule="auto"/>
               <w:rPr>
                 <w:sz w:val="21"/>
                 <w:szCs w:val="21"/>
@@ -8106,18 +7958,8 @@
     </w:tbl>
     <w:p>
       <w:pPr>
-        <w:spacing w:after="0" w:line="300" w:lineRule="auto"/>
-        <w:rPr>
-          <w:sz w:val="21"/>
-          <w:szCs w:val="21"/>
-          <w:lang w:eastAsia="zh-CN"/>
-        </w:rPr>
-      </w:pPr>
-    </w:p>
-    <w:p>
-      <w:pPr>
         <w:snapToGrid w:val="0"/>
-        <w:spacing w:after="0" w:line="300" w:lineRule="auto"/>
+        <w:spacing w:after="0" w:line="288" w:lineRule="auto"/>
         <w:rPr>
           <w:sz w:val="21"/>
           <w:szCs w:val="21"/>
@@ -8362,7 +8204,7 @@
           <w:p>
             <w:pPr>
               <w:snapToGrid w:val="0"/>
-              <w:spacing w:after="0" w:line="300" w:lineRule="auto"/>
+              <w:spacing w:after="0" w:line="288" w:lineRule="auto"/>
               <w:rPr>
                 <w:sz w:val="21"/>
                 <w:szCs w:val="21"/>
@@ -8396,7 +8238,7 @@
           <w:p>
             <w:pPr>
               <w:snapToGrid w:val="0"/>
-              <w:spacing w:after="0" w:line="300" w:lineRule="auto"/>
+              <w:spacing w:after="0" w:line="288" w:lineRule="auto"/>
               <w:rPr>
                 <w:sz w:val="21"/>
                 <w:szCs w:val="21"/>
@@ -8475,7 +8317,7 @@
           <w:p>
             <w:pPr>
               <w:snapToGrid w:val="0"/>
-              <w:spacing w:after="0" w:line="300" w:lineRule="auto"/>
+              <w:spacing w:after="0" w:line="288" w:lineRule="auto"/>
               <w:rPr>
                 <w:sz w:val="21"/>
                 <w:szCs w:val="21"/>
@@ -8556,7 +8398,7 @@
           <w:p>
             <w:pPr>
               <w:snapToGrid w:val="0"/>
-              <w:spacing w:after="0" w:line="300" w:lineRule="auto"/>
+              <w:spacing w:after="0" w:line="288" w:lineRule="auto"/>
               <w:rPr>
                 <w:sz w:val="21"/>
                 <w:szCs w:val="21"/>
@@ -8590,7 +8432,7 @@
           <w:p>
             <w:pPr>
               <w:snapToGrid w:val="0"/>
-              <w:spacing w:after="0" w:line="300" w:lineRule="auto"/>
+              <w:spacing w:after="0" w:line="288" w:lineRule="auto"/>
               <w:rPr>
                 <w:sz w:val="21"/>
                 <w:szCs w:val="21"/>
@@ -8985,7 +8827,7 @@
           <w:p>
             <w:pPr>
               <w:snapToGrid w:val="0"/>
-              <w:spacing w:after="0" w:line="300" w:lineRule="auto"/>
+              <w:spacing w:after="0" w:line="288" w:lineRule="auto"/>
               <w:rPr>
                 <w:sz w:val="21"/>
                 <w:szCs w:val="21"/>
@@ -9309,18 +9151,8 @@
     </w:tbl>
     <w:p>
       <w:pPr>
-        <w:spacing w:after="0" w:line="300" w:lineRule="auto"/>
-        <w:rPr>
-          <w:sz w:val="21"/>
-          <w:szCs w:val="21"/>
-          <w:lang w:eastAsia="zh-CN"/>
-        </w:rPr>
-      </w:pPr>
-    </w:p>
-    <w:p>
-      <w:pPr>
         <w:snapToGrid w:val="0"/>
-        <w:spacing w:after="0" w:line="300" w:lineRule="auto"/>
+        <w:spacing w:after="0" w:line="288" w:lineRule="auto"/>
         <w:rPr>
           <w:sz w:val="21"/>
           <w:szCs w:val="21"/>
@@ -9385,7 +9217,7 @@
           <w:p>
             <w:pPr>
               <w:snapToGrid w:val="0"/>
-              <w:spacing w:after="0" w:line="300" w:lineRule="auto"/>
+              <w:spacing w:after="0" w:line="288" w:lineRule="auto"/>
               <w:rPr>
                 <w:sz w:val="21"/>
                 <w:szCs w:val="21"/>
@@ -9419,7 +9251,7 @@
           <w:p>
             <w:pPr>
               <w:snapToGrid w:val="0"/>
-              <w:spacing w:after="0" w:line="300" w:lineRule="auto"/>
+              <w:spacing w:after="0" w:line="288" w:lineRule="auto"/>
               <w:rPr>
                 <w:sz w:val="21"/>
                 <w:szCs w:val="21"/>
@@ -9455,7 +9287,7 @@
           <w:p>
             <w:pPr>
               <w:snapToGrid w:val="0"/>
-              <w:spacing w:after="0" w:line="300" w:lineRule="auto"/>
+              <w:spacing w:after="0" w:line="288" w:lineRule="auto"/>
               <w:rPr>
                 <w:sz w:val="21"/>
                 <w:szCs w:val="21"/>
@@ -9498,7 +9330,7 @@
           <w:p>
             <w:pPr>
               <w:snapToGrid w:val="0"/>
-              <w:spacing w:after="0" w:line="300" w:lineRule="auto"/>
+              <w:spacing w:after="0" w:line="288" w:lineRule="auto"/>
               <w:rPr>
                 <w:sz w:val="21"/>
                 <w:szCs w:val="21"/>
@@ -9575,7 +9407,7 @@
           <w:p>
             <w:pPr>
               <w:snapToGrid w:val="0"/>
-              <w:spacing w:after="0" w:line="300" w:lineRule="auto"/>
+              <w:spacing w:after="0" w:line="288" w:lineRule="auto"/>
               <w:rPr>
                 <w:sz w:val="21"/>
                 <w:szCs w:val="21"/>
@@ -9618,7 +9450,7 @@
           <w:p>
             <w:pPr>
               <w:snapToGrid w:val="0"/>
-              <w:spacing w:after="0" w:line="300" w:lineRule="auto"/>
+              <w:spacing w:after="0" w:line="288" w:lineRule="auto"/>
               <w:rPr>
                 <w:sz w:val="21"/>
                 <w:szCs w:val="21"/>
@@ -9714,7 +9546,7 @@
           <w:p>
             <w:pPr>
               <w:snapToGrid w:val="0"/>
-              <w:spacing w:after="0" w:line="300" w:lineRule="auto"/>
+              <w:spacing w:after="0" w:line="288" w:lineRule="auto"/>
               <w:rPr>
                 <w:sz w:val="21"/>
                 <w:szCs w:val="21"/>
@@ -9782,7 +9614,7 @@
           <w:p>
             <w:pPr>
               <w:snapToGrid w:val="0"/>
-              <w:spacing w:after="0" w:line="300" w:lineRule="auto"/>
+              <w:spacing w:after="0" w:line="288" w:lineRule="auto"/>
               <w:rPr>
                 <w:sz w:val="21"/>
                 <w:szCs w:val="21"/>
@@ -9886,7 +9718,7 @@
           <w:p>
             <w:pPr>
               <w:snapToGrid w:val="0"/>
-              <w:spacing w:after="0" w:line="300" w:lineRule="auto"/>
+              <w:spacing w:after="0" w:line="288" w:lineRule="auto"/>
               <w:rPr>
                 <w:sz w:val="21"/>
                 <w:szCs w:val="21"/>
@@ -10020,7 +9852,7 @@
           <w:p>
             <w:pPr>
               <w:snapToGrid w:val="0"/>
-              <w:spacing w:after="0" w:line="300" w:lineRule="auto"/>
+              <w:spacing w:after="0" w:line="288" w:lineRule="auto"/>
               <w:rPr>
                 <w:sz w:val="21"/>
                 <w:szCs w:val="21"/>
@@ -10476,18 +10308,8 @@
     </w:tbl>
     <w:p>
       <w:pPr>
-        <w:spacing w:after="0" w:line="300" w:lineRule="auto"/>
-        <w:rPr>
-          <w:sz w:val="21"/>
-          <w:szCs w:val="21"/>
-          <w:lang w:eastAsia="zh-CN"/>
-        </w:rPr>
-      </w:pPr>
-    </w:p>
-    <w:p>
-      <w:pPr>
         <w:snapToGrid w:val="0"/>
-        <w:spacing w:after="0" w:line="300" w:lineRule="auto"/>
+        <w:spacing w:after="0" w:line="288" w:lineRule="auto"/>
         <w:rPr>
           <w:sz w:val="21"/>
           <w:szCs w:val="21"/>
@@ -10554,7 +10376,7 @@
           <w:p>
             <w:pPr>
               <w:snapToGrid w:val="0"/>
-              <w:spacing w:after="0" w:line="300" w:lineRule="auto"/>
+              <w:spacing w:after="0" w:line="288" w:lineRule="auto"/>
               <w:rPr>
                 <w:sz w:val="21"/>
                 <w:szCs w:val="21"/>
@@ -10919,7 +10741,7 @@
           <w:p>
             <w:pPr>
               <w:snapToGrid w:val="0"/>
-              <w:spacing w:after="0" w:line="300" w:lineRule="auto"/>
+              <w:spacing w:after="0" w:line="288" w:lineRule="auto"/>
               <w:rPr>
                 <w:sz w:val="21"/>
                 <w:szCs w:val="21"/>
@@ -10953,7 +10775,7 @@
           <w:p>
             <w:pPr>
               <w:snapToGrid w:val="0"/>
-              <w:spacing w:after="0" w:line="300" w:lineRule="auto"/>
+              <w:spacing w:after="0" w:line="288" w:lineRule="auto"/>
               <w:rPr>
                 <w:sz w:val="21"/>
                 <w:szCs w:val="21"/>
@@ -10987,7 +10809,7 @@
           <w:p>
             <w:pPr>
               <w:snapToGrid w:val="0"/>
-              <w:spacing w:after="0" w:line="300" w:lineRule="auto"/>
+              <w:spacing w:after="0" w:line="288" w:lineRule="auto"/>
               <w:rPr>
                 <w:sz w:val="21"/>
                 <w:szCs w:val="21"/>
@@ -11023,7 +10845,7 @@
           <w:p>
             <w:pPr>
               <w:snapToGrid w:val="0"/>
-              <w:spacing w:after="0" w:line="300" w:lineRule="auto"/>
+              <w:spacing w:after="0" w:line="288" w:lineRule="auto"/>
               <w:rPr>
                 <w:sz w:val="21"/>
                 <w:szCs w:val="21"/>
@@ -11147,7 +10969,7 @@
           <w:p>
             <w:pPr>
               <w:snapToGrid w:val="0"/>
-              <w:spacing w:after="0" w:line="300" w:lineRule="auto"/>
+              <w:spacing w:after="0" w:line="288" w:lineRule="auto"/>
               <w:rPr>
                 <w:sz w:val="21"/>
                 <w:szCs w:val="21"/>
@@ -11181,7 +11003,7 @@
           <w:p>
             <w:pPr>
               <w:snapToGrid w:val="0"/>
-              <w:spacing w:after="0" w:line="300" w:lineRule="auto"/>
+              <w:spacing w:after="0" w:line="288" w:lineRule="auto"/>
               <w:rPr>
                 <w:sz w:val="21"/>
                 <w:szCs w:val="21"/>
@@ -11216,7 +11038,7 @@
           <w:p>
             <w:pPr>
               <w:snapToGrid w:val="0"/>
-              <w:spacing w:after="0" w:line="300" w:lineRule="auto"/>
+              <w:spacing w:after="0" w:line="288" w:lineRule="auto"/>
               <w:rPr>
                 <w:sz w:val="21"/>
                 <w:szCs w:val="21"/>
@@ -11252,7 +11074,7 @@
           <w:p>
             <w:pPr>
               <w:snapToGrid w:val="0"/>
-              <w:spacing w:after="0" w:line="300" w:lineRule="auto"/>
+              <w:spacing w:after="0" w:line="288" w:lineRule="auto"/>
               <w:rPr>
                 <w:sz w:val="21"/>
                 <w:szCs w:val="21"/>
@@ -11376,7 +11198,7 @@
           <w:p>
             <w:pPr>
               <w:snapToGrid w:val="0"/>
-              <w:spacing w:after="0" w:line="300" w:lineRule="auto"/>
+              <w:spacing w:after="0" w:line="288" w:lineRule="auto"/>
               <w:rPr>
                 <w:sz w:val="21"/>
                 <w:szCs w:val="21"/>
@@ -11411,7 +11233,7 @@
           <w:p>
             <w:pPr>
               <w:snapToGrid w:val="0"/>
-              <w:spacing w:after="0" w:line="300" w:lineRule="auto"/>
+              <w:spacing w:after="0" w:line="288" w:lineRule="auto"/>
               <w:rPr>
                 <w:sz w:val="21"/>
                 <w:szCs w:val="21"/>
@@ -11445,7 +11267,7 @@
           <w:p>
             <w:pPr>
               <w:snapToGrid w:val="0"/>
-              <w:spacing w:after="0" w:line="300" w:lineRule="auto"/>
+              <w:spacing w:after="0" w:line="288" w:lineRule="auto"/>
               <w:rPr>
                 <w:sz w:val="21"/>
                 <w:szCs w:val="21"/>
@@ -11466,16 +11288,7 @@
     </w:tbl>
     <w:p>
       <w:pPr>
-        <w:spacing w:after="0" w:line="300" w:lineRule="auto"/>
-        <w:rPr>
-          <w:sz w:val="21"/>
-          <w:szCs w:val="21"/>
-        </w:rPr>
-      </w:pPr>
-    </w:p>
-    <w:p>
-      <w:pPr>
-        <w:spacing w:after="0" w:line="300" w:lineRule="auto"/>
+        <w:spacing w:after="0" w:line="288" w:lineRule="auto"/>
         <w:rPr>
           <w:sz w:val="21"/>
           <w:szCs w:val="21"/>
@@ -11503,7 +11316,7 @@
     <w:p>
       <w:pPr>
         <w:snapToGrid w:val="0"/>
-        <w:spacing w:after="0" w:line="300" w:lineRule="auto"/>
+        <w:spacing w:after="0" w:line="288" w:lineRule="auto"/>
         <w:rPr>
           <w:sz w:val="21"/>
           <w:szCs w:val="21"/>
@@ -11572,7 +11385,7 @@
           <w:p>
             <w:pPr>
               <w:snapToGrid w:val="0"/>
-              <w:spacing w:after="0" w:line="300" w:lineRule="auto"/>
+              <w:spacing w:after="0" w:line="288" w:lineRule="auto"/>
               <w:rPr>
                 <w:sz w:val="21"/>
                 <w:szCs w:val="21"/>
@@ -11599,7 +11412,7 @@
           <w:p>
             <w:pPr>
               <w:snapToGrid w:val="0"/>
-              <w:spacing w:after="0" w:line="300" w:lineRule="auto"/>
+              <w:spacing w:after="0" w:line="288" w:lineRule="auto"/>
               <w:rPr>
                 <w:sz w:val="21"/>
                 <w:szCs w:val="21"/>
@@ -11633,7 +11446,7 @@
           <w:p>
             <w:pPr>
               <w:snapToGrid w:val="0"/>
-              <w:spacing w:after="0" w:line="300" w:lineRule="auto"/>
+              <w:spacing w:after="0" w:line="288" w:lineRule="auto"/>
               <w:rPr>
                 <w:sz w:val="21"/>
                 <w:szCs w:val="21"/>
@@ -11671,7 +11484,7 @@
           <w:p>
             <w:pPr>
               <w:snapToGrid w:val="0"/>
-              <w:spacing w:after="0" w:line="300" w:lineRule="auto"/>
+              <w:spacing w:after="0" w:line="288" w:lineRule="auto"/>
               <w:rPr>
                 <w:sz w:val="21"/>
                 <w:szCs w:val="21"/>
@@ -11705,7 +11518,7 @@
           <w:p>
             <w:pPr>
               <w:snapToGrid w:val="0"/>
-              <w:spacing w:after="0" w:line="300" w:lineRule="auto"/>
+              <w:spacing w:after="0" w:line="288" w:lineRule="auto"/>
               <w:rPr>
                 <w:sz w:val="21"/>
                 <w:szCs w:val="21"/>
@@ -11741,7 +11554,7 @@
           <w:p>
             <w:pPr>
               <w:snapToGrid w:val="0"/>
-              <w:spacing w:after="0" w:line="300" w:lineRule="auto"/>
+              <w:spacing w:after="0" w:line="288" w:lineRule="auto"/>
               <w:rPr>
                 <w:sz w:val="21"/>
                 <w:szCs w:val="21"/>
@@ -11779,7 +11592,7 @@
           <w:p>
             <w:pPr>
               <w:snapToGrid w:val="0"/>
-              <w:spacing w:after="0" w:line="300" w:lineRule="auto"/>
+              <w:spacing w:after="0" w:line="288" w:lineRule="auto"/>
               <w:rPr>
                 <w:sz w:val="21"/>
                 <w:szCs w:val="21"/>
@@ -11813,7 +11626,7 @@
           <w:p>
             <w:pPr>
               <w:snapToGrid w:val="0"/>
-              <w:spacing w:after="0" w:line="300" w:lineRule="auto"/>
+              <w:spacing w:after="0" w:line="288" w:lineRule="auto"/>
               <w:rPr>
                 <w:sz w:val="21"/>
                 <w:szCs w:val="21"/>
@@ -12358,7 +12171,7 @@
           <w:p>
             <w:pPr>
               <w:snapToGrid w:val="0"/>
-              <w:spacing w:after="0" w:line="300" w:lineRule="auto"/>
+              <w:spacing w:after="0" w:line="288" w:lineRule="auto"/>
               <w:rPr>
                 <w:sz w:val="21"/>
                 <w:szCs w:val="21"/>
@@ -12976,17 +12789,7 @@
     </w:tbl>
     <w:p>
       <w:pPr>
-        <w:spacing w:after="0" w:line="300" w:lineRule="auto"/>
-        <w:rPr>
-          <w:sz w:val="21"/>
-          <w:szCs w:val="21"/>
-          <w:lang w:eastAsia="zh-CN"/>
-        </w:rPr>
-      </w:pPr>
-    </w:p>
-    <w:p>
-      <w:pPr>
-        <w:spacing w:after="0" w:line="300" w:lineRule="auto"/>
+        <w:spacing w:after="0" w:line="288" w:lineRule="auto"/>
         <w:rPr>
           <w:sz w:val="21"/>
           <w:szCs w:val="21"/>
@@ -13017,7 +12820,7 @@
     <w:p>
       <w:pPr>
         <w:snapToGrid w:val="0"/>
-        <w:spacing w:after="0" w:line="300" w:lineRule="auto"/>
+        <w:spacing w:after="0" w:line="288" w:lineRule="auto"/>
         <w:rPr>
           <w:sz w:val="21"/>
           <w:szCs w:val="21"/>
@@ -13046,7 +12849,7 @@
     <w:p>
       <w:pPr>
         <w:snapToGrid w:val="0"/>
-        <w:spacing w:after="0" w:line="300" w:lineRule="auto"/>
+        <w:spacing w:after="0" w:line="288" w:lineRule="auto"/>
         <w:rPr>
           <w:sz w:val="21"/>
           <w:szCs w:val="21"/>
@@ -13160,7 +12963,7 @@
     <w:p>
       <w:pPr>
         <w:snapToGrid w:val="0"/>
-        <w:spacing w:after="0" w:line="300" w:lineRule="auto"/>
+        <w:spacing w:after="0" w:line="288" w:lineRule="auto"/>
         <w:rPr>
           <w:sz w:val="21"/>
           <w:szCs w:val="21"/>
@@ -13236,7 +13039,7 @@
     <w:p>
       <w:pPr>
         <w:snapToGrid w:val="0"/>
-        <w:spacing w:after="0" w:line="300" w:lineRule="auto"/>
+        <w:spacing w:after="0" w:line="288" w:lineRule="auto"/>
         <w:rPr>
           <w:sz w:val="21"/>
           <w:szCs w:val="21"/>
@@ -13301,7 +13104,7 @@
     <w:p>
       <w:pPr>
         <w:snapToGrid w:val="0"/>
-        <w:spacing w:after="0" w:line="300" w:lineRule="auto"/>
+        <w:spacing w:after="0" w:line="288" w:lineRule="auto"/>
         <w:rPr>
           <w:sz w:val="21"/>
           <w:szCs w:val="21"/>
@@ -13717,17 +13520,7 @@
     </w:p>
     <w:p>
       <w:pPr>
-        <w:spacing w:after="0" w:line="300" w:lineRule="auto"/>
-        <w:rPr>
-          <w:sz w:val="21"/>
-          <w:szCs w:val="21"/>
-          <w:lang w:eastAsia="zh-CN"/>
-        </w:rPr>
-      </w:pPr>
-    </w:p>
-    <w:p>
-      <w:pPr>
-        <w:spacing w:after="0" w:line="300" w:lineRule="auto"/>
+        <w:spacing w:after="0" w:line="288" w:lineRule="auto"/>
         <w:rPr>
           <w:sz w:val="21"/>
           <w:szCs w:val="21"/>
@@ -13758,7 +13551,7 @@
     <w:p>
       <w:pPr>
         <w:snapToGrid w:val="0"/>
-        <w:spacing w:after="0" w:line="300" w:lineRule="auto"/>
+        <w:spacing w:after="0" w:line="288" w:lineRule="auto"/>
         <w:rPr>
           <w:sz w:val="21"/>
           <w:szCs w:val="21"/>
@@ -13787,7 +13580,7 @@
     <w:p>
       <w:pPr>
         <w:snapToGrid w:val="0"/>
-        <w:spacing w:after="0" w:line="300" w:lineRule="auto"/>
+        <w:spacing w:after="0" w:line="288" w:lineRule="auto"/>
         <w:rPr>
           <w:sz w:val="21"/>
           <w:szCs w:val="21"/>
@@ -14111,18 +13904,8 @@
     </w:p>
     <w:p>
       <w:pPr>
-        <w:spacing w:after="0" w:line="300" w:lineRule="auto"/>
-        <w:rPr>
-          <w:sz w:val="21"/>
-          <w:szCs w:val="21"/>
-          <w:lang w:eastAsia="zh-CN"/>
-        </w:rPr>
-      </w:pPr>
-    </w:p>
-    <w:p>
-      <w:pPr>
         <w:snapToGrid w:val="0"/>
-        <w:spacing w:after="0" w:line="300" w:lineRule="auto"/>
+        <w:spacing w:after="0" w:line="288" w:lineRule="auto"/>
         <w:rPr>
           <w:sz w:val="21"/>
           <w:szCs w:val="21"/>
@@ -14151,7 +13934,7 @@
     <w:p>
       <w:pPr>
         <w:snapToGrid w:val="0"/>
-        <w:spacing w:after="0" w:line="300" w:lineRule="auto"/>
+        <w:spacing w:after="0" w:line="288" w:lineRule="auto"/>
         <w:rPr>
           <w:sz w:val="21"/>
           <w:szCs w:val="21"/>
@@ -14763,17 +14546,7 @@
     </w:p>
     <w:p>
       <w:pPr>
-        <w:spacing w:after="0" w:line="300" w:lineRule="auto"/>
-        <w:rPr>
-          <w:sz w:val="21"/>
-          <w:szCs w:val="21"/>
-          <w:lang w:eastAsia="zh-CN"/>
-        </w:rPr>
-      </w:pPr>
-    </w:p>
-    <w:p>
-      <w:pPr>
-        <w:spacing w:after="0" w:line="300" w:lineRule="auto"/>
+        <w:spacing w:after="0" w:line="288" w:lineRule="auto"/>
         <w:rPr>
           <w:sz w:val="21"/>
           <w:szCs w:val="21"/>
@@ -14804,7 +14577,7 @@
     <w:p>
       <w:pPr>
         <w:snapToGrid w:val="0"/>
-        <w:spacing w:after="0" w:line="300" w:lineRule="auto"/>
+        <w:spacing w:after="0" w:line="288" w:lineRule="auto"/>
         <w:rPr>
           <w:sz w:val="21"/>
           <w:szCs w:val="21"/>
@@ -15142,7 +14915,7 @@
           <w:p>
             <w:pPr>
               <w:snapToGrid w:val="0"/>
-              <w:spacing w:after="0" w:line="300" w:lineRule="auto"/>
+              <w:spacing w:after="0" w:line="288" w:lineRule="auto"/>
               <w:rPr>
                 <w:sz w:val="21"/>
                 <w:szCs w:val="21"/>
@@ -15176,7 +14949,7 @@
           <w:p>
             <w:pPr>
               <w:snapToGrid w:val="0"/>
-              <w:spacing w:after="0" w:line="300" w:lineRule="auto"/>
+              <w:spacing w:after="0" w:line="288" w:lineRule="auto"/>
               <w:rPr>
                 <w:sz w:val="21"/>
                 <w:szCs w:val="21"/>
@@ -15210,7 +14983,7 @@
           <w:p>
             <w:pPr>
               <w:snapToGrid w:val="0"/>
-              <w:spacing w:after="0" w:line="300" w:lineRule="auto"/>
+              <w:spacing w:after="0" w:line="288" w:lineRule="auto"/>
               <w:rPr>
                 <w:sz w:val="21"/>
                 <w:szCs w:val="21"/>
@@ -15244,7 +15017,7 @@
           <w:p>
             <w:pPr>
               <w:snapToGrid w:val="0"/>
-              <w:spacing w:after="0" w:line="300" w:lineRule="auto"/>
+              <w:spacing w:after="0" w:line="288" w:lineRule="auto"/>
               <w:rPr>
                 <w:sz w:val="21"/>
                 <w:szCs w:val="21"/>
@@ -15282,7 +15055,7 @@
           <w:p>
             <w:pPr>
               <w:snapToGrid w:val="0"/>
-              <w:spacing w:after="0" w:line="300" w:lineRule="auto"/>
+              <w:spacing w:after="0" w:line="288" w:lineRule="auto"/>
               <w:rPr>
                 <w:sz w:val="21"/>
                 <w:szCs w:val="21"/>
@@ -15316,7 +15089,7 @@
           <w:p>
             <w:pPr>
               <w:snapToGrid w:val="0"/>
-              <w:spacing w:after="0" w:line="300" w:lineRule="auto"/>
+              <w:spacing w:after="0" w:line="288" w:lineRule="auto"/>
               <w:rPr>
                 <w:sz w:val="21"/>
                 <w:szCs w:val="21"/>
@@ -15359,7 +15132,7 @@
           <w:p>
             <w:pPr>
               <w:snapToGrid w:val="0"/>
-              <w:spacing w:after="0" w:line="300" w:lineRule="auto"/>
+              <w:spacing w:after="0" w:line="288" w:lineRule="auto"/>
               <w:rPr>
                 <w:sz w:val="21"/>
                 <w:szCs w:val="21"/>
@@ -15402,7 +15175,7 @@
           <w:p>
             <w:pPr>
               <w:snapToGrid w:val="0"/>
-              <w:spacing w:after="0" w:line="300" w:lineRule="auto"/>
+              <w:spacing w:after="0" w:line="288" w:lineRule="auto"/>
               <w:rPr>
                 <w:sz w:val="21"/>
                 <w:szCs w:val="21"/>
@@ -15448,7 +15221,7 @@
           <w:p>
             <w:pPr>
               <w:snapToGrid w:val="0"/>
-              <w:spacing w:after="0" w:line="300" w:lineRule="auto"/>
+              <w:spacing w:after="0" w:line="288" w:lineRule="auto"/>
               <w:rPr>
                 <w:sz w:val="21"/>
                 <w:szCs w:val="21"/>
@@ -15482,7 +15255,7 @@
           <w:p>
             <w:pPr>
               <w:snapToGrid w:val="0"/>
-              <w:spacing w:after="0" w:line="300" w:lineRule="auto"/>
+              <w:spacing w:after="0" w:line="288" w:lineRule="auto"/>
               <w:rPr>
                 <w:sz w:val="21"/>
                 <w:szCs w:val="21"/>
@@ -15706,7 +15479,7 @@
           <w:p>
             <w:pPr>
               <w:snapToGrid w:val="0"/>
-              <w:spacing w:after="0" w:line="300" w:lineRule="auto"/>
+              <w:spacing w:after="0" w:line="288" w:lineRule="auto"/>
               <w:rPr>
                 <w:sz w:val="21"/>
                 <w:szCs w:val="21"/>
@@ -15760,7 +15533,7 @@
           <w:p>
             <w:pPr>
               <w:snapToGrid w:val="0"/>
-              <w:spacing w:after="0" w:line="300" w:lineRule="auto"/>
+              <w:spacing w:after="0" w:line="288" w:lineRule="auto"/>
               <w:rPr>
                 <w:sz w:val="21"/>
                 <w:szCs w:val="21"/>
@@ -15814,7 +15587,7 @@
           <w:p>
             <w:pPr>
               <w:snapToGrid w:val="0"/>
-              <w:spacing w:after="0" w:line="300" w:lineRule="auto"/>
+              <w:spacing w:after="0" w:line="288" w:lineRule="auto"/>
               <w:rPr>
                 <w:sz w:val="21"/>
                 <w:szCs w:val="21"/>
@@ -15866,7 +15639,7 @@
           <w:p>
             <w:pPr>
               <w:snapToGrid w:val="0"/>
-              <w:spacing w:after="0" w:line="300" w:lineRule="auto"/>
+              <w:spacing w:after="0" w:line="288" w:lineRule="auto"/>
               <w:rPr>
                 <w:sz w:val="21"/>
                 <w:szCs w:val="21"/>
@@ -15892,7 +15665,7 @@
           <w:p>
             <w:pPr>
               <w:snapToGrid w:val="0"/>
-              <w:spacing w:after="0" w:line="300" w:lineRule="auto"/>
+              <w:spacing w:after="0" w:line="288" w:lineRule="auto"/>
               <w:rPr>
                 <w:sz w:val="21"/>
                 <w:szCs w:val="21"/>
@@ -16234,7 +16007,7 @@
           <w:p>
             <w:pPr>
               <w:snapToGrid w:val="0"/>
-              <w:spacing w:after="0" w:line="300" w:lineRule="auto"/>
+              <w:spacing w:after="0" w:line="288" w:lineRule="auto"/>
               <w:rPr>
                 <w:sz w:val="21"/>
                 <w:szCs w:val="21"/>
@@ -16290,7 +16063,7 @@
           <w:p>
             <w:pPr>
               <w:snapToGrid w:val="0"/>
-              <w:spacing w:after="0" w:line="300" w:lineRule="auto"/>
+              <w:spacing w:after="0" w:line="288" w:lineRule="auto"/>
               <w:rPr>
                 <w:sz w:val="21"/>
                 <w:szCs w:val="21"/>
@@ -16346,7 +16119,7 @@
           <w:p>
             <w:pPr>
               <w:snapToGrid w:val="0"/>
-              <w:spacing w:after="0" w:line="300" w:lineRule="auto"/>
+              <w:spacing w:after="0" w:line="288" w:lineRule="auto"/>
               <w:rPr>
                 <w:sz w:val="21"/>
                 <w:szCs w:val="21"/>
@@ -16388,16 +16161,7 @@
     </w:tbl>
     <w:p>
       <w:pPr>
-        <w:spacing w:after="0" w:line="300" w:lineRule="auto"/>
-        <w:rPr>
-          <w:sz w:val="21"/>
-          <w:szCs w:val="21"/>
-        </w:rPr>
-      </w:pPr>
-    </w:p>
-    <w:p>
-      <w:pPr>
-        <w:spacing w:after="0" w:line="300" w:lineRule="auto"/>
+        <w:spacing w:after="0" w:line="288" w:lineRule="auto"/>
         <w:rPr>
           <w:sz w:val="21"/>
           <w:szCs w:val="21"/>
@@ -16425,7 +16189,7 @@
     <w:p>
       <w:pPr>
         <w:snapToGrid w:val="0"/>
-        <w:spacing w:after="0" w:line="300" w:lineRule="auto"/>
+        <w:spacing w:after="0" w:line="288" w:lineRule="auto"/>
         <w:rPr>
           <w:sz w:val="21"/>
           <w:szCs w:val="21"/>
@@ -16454,7 +16218,7 @@
     <w:p>
       <w:pPr>
         <w:snapToGrid w:val="0"/>
-        <w:spacing w:after="0" w:line="300" w:lineRule="auto"/>
+        <w:spacing w:after="0" w:line="288" w:lineRule="auto"/>
         <w:rPr>
           <w:sz w:val="21"/>
           <w:szCs w:val="21"/>
@@ -16643,7 +16407,7 @@
           <w:p>
             <w:pPr>
               <w:snapToGrid w:val="0"/>
-              <w:spacing w:after="0" w:line="300" w:lineRule="auto"/>
+              <w:spacing w:after="0" w:line="288" w:lineRule="auto"/>
               <w:rPr>
                 <w:sz w:val="21"/>
                 <w:szCs w:val="21"/>
@@ -16677,7 +16441,7 @@
           <w:p>
             <w:pPr>
               <w:snapToGrid w:val="0"/>
-              <w:spacing w:after="0" w:line="300" w:lineRule="auto"/>
+              <w:spacing w:after="0" w:line="288" w:lineRule="auto"/>
               <w:rPr>
                 <w:sz w:val="21"/>
                 <w:szCs w:val="21"/>
@@ -16711,7 +16475,7 @@
           <w:p>
             <w:pPr>
               <w:snapToGrid w:val="0"/>
-              <w:spacing w:after="0" w:line="300" w:lineRule="auto"/>
+              <w:spacing w:after="0" w:line="288" w:lineRule="auto"/>
               <w:rPr>
                 <w:sz w:val="21"/>
                 <w:szCs w:val="21"/>
@@ -16745,7 +16509,7 @@
           <w:p>
             <w:pPr>
               <w:snapToGrid w:val="0"/>
-              <w:spacing w:after="0" w:line="300" w:lineRule="auto"/>
+              <w:spacing w:after="0" w:line="288" w:lineRule="auto"/>
               <w:rPr>
                 <w:sz w:val="21"/>
                 <w:szCs w:val="21"/>
@@ -16779,7 +16543,7 @@
           <w:p>
             <w:pPr>
               <w:snapToGrid w:val="0"/>
-              <w:spacing w:after="0" w:line="300" w:lineRule="auto"/>
+              <w:spacing w:after="0" w:line="288" w:lineRule="auto"/>
               <w:rPr>
                 <w:sz w:val="21"/>
                 <w:szCs w:val="21"/>
@@ -16813,7 +16577,7 @@
           <w:p>
             <w:pPr>
               <w:snapToGrid w:val="0"/>
-              <w:spacing w:after="0" w:line="300" w:lineRule="auto"/>
+              <w:spacing w:after="0" w:line="288" w:lineRule="auto"/>
               <w:rPr>
                 <w:sz w:val="21"/>
                 <w:szCs w:val="21"/>
@@ -16849,7 +16613,7 @@
           <w:p>
             <w:pPr>
               <w:snapToGrid w:val="0"/>
-              <w:spacing w:after="0" w:line="300" w:lineRule="auto"/>
+              <w:spacing w:after="0" w:line="288" w:lineRule="auto"/>
               <w:rPr>
                 <w:sz w:val="21"/>
                 <w:szCs w:val="21"/>
@@ -16884,7 +16648,7 @@
           <w:p>
             <w:pPr>
               <w:snapToGrid w:val="0"/>
-              <w:spacing w:after="0" w:line="300" w:lineRule="auto"/>
+              <w:spacing w:after="0" w:line="288" w:lineRule="auto"/>
               <w:rPr>
                 <w:sz w:val="21"/>
                 <w:szCs w:val="21"/>
@@ -16955,7 +16719,7 @@
           <w:p>
             <w:pPr>
               <w:snapToGrid w:val="0"/>
-              <w:spacing w:after="0" w:line="300" w:lineRule="auto"/>
+              <w:spacing w:after="0" w:line="288" w:lineRule="auto"/>
               <w:rPr>
                 <w:sz w:val="21"/>
                 <w:szCs w:val="21"/>
@@ -17026,7 +16790,7 @@
           <w:p>
             <w:pPr>
               <w:snapToGrid w:val="0"/>
-              <w:spacing w:after="0" w:line="300" w:lineRule="auto"/>
+              <w:spacing w:after="0" w:line="288" w:lineRule="auto"/>
               <w:rPr>
                 <w:sz w:val="21"/>
                 <w:szCs w:val="21"/>
@@ -17097,7 +16861,7 @@
           <w:p>
             <w:pPr>
               <w:snapToGrid w:val="0"/>
-              <w:spacing w:after="0" w:line="300" w:lineRule="auto"/>
+              <w:spacing w:after="0" w:line="288" w:lineRule="auto"/>
               <w:rPr>
                 <w:sz w:val="21"/>
                 <w:szCs w:val="21"/>
@@ -17168,7 +16932,7 @@
           <w:p>
             <w:pPr>
               <w:snapToGrid w:val="0"/>
-              <w:spacing w:after="0" w:line="300" w:lineRule="auto"/>
+              <w:spacing w:after="0" w:line="288" w:lineRule="auto"/>
               <w:rPr>
                 <w:sz w:val="21"/>
                 <w:szCs w:val="21"/>
@@ -17241,7 +17005,7 @@
           <w:p>
             <w:pPr>
               <w:snapToGrid w:val="0"/>
-              <w:spacing w:after="0" w:line="300" w:lineRule="auto"/>
+              <w:spacing w:after="0" w:line="288" w:lineRule="auto"/>
               <w:rPr>
                 <w:sz w:val="21"/>
                 <w:szCs w:val="21"/>
@@ -17366,7 +17130,7 @@
           <w:p>
             <w:pPr>
               <w:snapToGrid w:val="0"/>
-              <w:spacing w:after="0" w:line="300" w:lineRule="auto"/>
+              <w:spacing w:after="0" w:line="288" w:lineRule="auto"/>
               <w:rPr>
                 <w:sz w:val="21"/>
                 <w:szCs w:val="21"/>
@@ -17508,7 +17272,7 @@
           <w:p>
             <w:pPr>
               <w:snapToGrid w:val="0"/>
-              <w:spacing w:after="0" w:line="300" w:lineRule="auto"/>
+              <w:spacing w:after="0" w:line="288" w:lineRule="auto"/>
               <w:rPr>
                 <w:sz w:val="21"/>
                 <w:szCs w:val="21"/>
@@ -17650,7 +17414,7 @@
           <w:p>
             <w:pPr>
               <w:snapToGrid w:val="0"/>
-              <w:spacing w:after="0" w:line="300" w:lineRule="auto"/>
+              <w:spacing w:after="0" w:line="288" w:lineRule="auto"/>
               <w:rPr>
                 <w:sz w:val="21"/>
                 <w:szCs w:val="21"/>
@@ -17905,7 +17669,7 @@
           <w:p>
             <w:pPr>
               <w:snapToGrid w:val="0"/>
-              <w:spacing w:after="0" w:line="300" w:lineRule="auto"/>
+              <w:spacing w:after="0" w:line="288" w:lineRule="auto"/>
               <w:rPr>
                 <w:sz w:val="21"/>
                 <w:szCs w:val="21"/>
@@ -18060,7 +17824,7 @@
           <w:p>
             <w:pPr>
               <w:snapToGrid w:val="0"/>
-              <w:spacing w:after="0" w:line="300" w:lineRule="auto"/>
+              <w:spacing w:after="0" w:line="288" w:lineRule="auto"/>
               <w:rPr>
                 <w:sz w:val="21"/>
                 <w:szCs w:val="21"/>
@@ -18214,7 +17978,7 @@
     <w:p>
       <w:pPr>
         <w:snapToGrid w:val="0"/>
-        <w:spacing w:after="0" w:line="300" w:lineRule="auto"/>
+        <w:spacing w:after="0" w:line="288" w:lineRule="auto"/>
         <w:rPr>
           <w:sz w:val="21"/>
           <w:szCs w:val="21"/>
@@ -18531,17 +18295,7 @@
     </w:p>
     <w:p>
       <w:pPr>
-        <w:spacing w:after="0" w:line="300" w:lineRule="auto"/>
-        <w:rPr>
-          <w:sz w:val="21"/>
-          <w:szCs w:val="21"/>
-          <w:lang w:eastAsia="zh-CN"/>
-        </w:rPr>
-      </w:pPr>
-    </w:p>
-    <w:p>
-      <w:pPr>
-        <w:spacing w:after="0" w:line="300" w:lineRule="auto"/>
+        <w:spacing w:after="0" w:line="288" w:lineRule="auto"/>
         <w:rPr>
           <w:sz w:val="21"/>
           <w:szCs w:val="21"/>
@@ -18568,17 +18322,7 @@
     </w:p>
     <w:p>
       <w:pPr>
-        <w:snapToGrid w:val="0"/>
-        <w:spacing w:after="0" w:line="300" w:lineRule="auto"/>
-        <w:rPr>
-          <w:sz w:val="21"/>
-          <w:szCs w:val="21"/>
-        </w:rPr>
-      </w:pPr>
-    </w:p>
-    <w:p>
-      <w:pPr>
-        <w:spacing w:after="0" w:line="300" w:lineRule="auto"/>
+        <w:spacing w:after="0" w:line="288" w:lineRule="auto"/>
         <w:rPr>
           <w:sz w:val="21"/>
           <w:szCs w:val="21"/>
@@ -18609,7 +18353,7 @@
     <w:p>
       <w:pPr>
         <w:snapToGrid w:val="0"/>
-        <w:spacing w:after="0" w:line="300" w:lineRule="auto"/>
+        <w:spacing w:after="0" w:line="288" w:lineRule="auto"/>
         <w:rPr>
           <w:sz w:val="21"/>
           <w:szCs w:val="21"/>
@@ -18851,18 +18595,8 @@
     </w:p>
     <w:p>
       <w:pPr>
-        <w:spacing w:after="0" w:line="300" w:lineRule="auto"/>
-        <w:rPr>
-          <w:sz w:val="21"/>
-          <w:szCs w:val="21"/>
-          <w:lang w:eastAsia="zh-CN"/>
-        </w:rPr>
-      </w:pPr>
-    </w:p>
-    <w:p>
-      <w:pPr>
         <w:snapToGrid w:val="0"/>
-        <w:spacing w:after="0" w:line="300" w:lineRule="auto"/>
+        <w:spacing w:after="0" w:line="288" w:lineRule="auto"/>
         <w:rPr>
           <w:sz w:val="21"/>
           <w:szCs w:val="21"/>
@@ -18928,7 +18662,7 @@
           <w:p>
             <w:pPr>
               <w:snapToGrid w:val="0"/>
-              <w:spacing w:after="0" w:line="300" w:lineRule="auto"/>
+              <w:spacing w:after="0" w:line="288" w:lineRule="auto"/>
               <w:rPr>
                 <w:sz w:val="21"/>
                 <w:szCs w:val="21"/>
@@ -18954,7 +18688,7 @@
           <w:p>
             <w:pPr>
               <w:snapToGrid w:val="0"/>
-              <w:spacing w:after="0" w:line="300" w:lineRule="auto"/>
+              <w:spacing w:after="0" w:line="288" w:lineRule="auto"/>
               <w:rPr>
                 <w:sz w:val="21"/>
                 <w:szCs w:val="21"/>
@@ -19005,7 +18739,7 @@
           <w:p>
             <w:pPr>
               <w:snapToGrid w:val="0"/>
-              <w:spacing w:after="0" w:line="300" w:lineRule="auto"/>
+              <w:spacing w:after="0" w:line="288" w:lineRule="auto"/>
               <w:rPr>
                 <w:sz w:val="21"/>
                 <w:szCs w:val="21"/>
@@ -19058,7 +18792,7 @@
           <w:p>
             <w:pPr>
               <w:snapToGrid w:val="0"/>
-              <w:spacing w:after="0" w:line="300" w:lineRule="auto"/>
+              <w:spacing w:after="0" w:line="288" w:lineRule="auto"/>
               <w:rPr>
                 <w:sz w:val="21"/>
                 <w:szCs w:val="21"/>
@@ -19092,7 +18826,7 @@
           <w:p>
             <w:pPr>
               <w:snapToGrid w:val="0"/>
-              <w:spacing w:after="0" w:line="300" w:lineRule="auto"/>
+              <w:spacing w:after="0" w:line="288" w:lineRule="auto"/>
               <w:rPr>
                 <w:sz w:val="21"/>
                 <w:szCs w:val="21"/>
@@ -19232,7 +18966,7 @@
           <w:p>
             <w:pPr>
               <w:snapToGrid w:val="0"/>
-              <w:spacing w:after="0" w:line="300" w:lineRule="auto"/>
+              <w:spacing w:after="0" w:line="288" w:lineRule="auto"/>
               <w:rPr>
                 <w:sz w:val="21"/>
                 <w:szCs w:val="21"/>
@@ -19374,7 +19108,7 @@
           <w:p>
             <w:pPr>
               <w:snapToGrid w:val="0"/>
-              <w:spacing w:after="0" w:line="300" w:lineRule="auto"/>
+              <w:spacing w:after="0" w:line="288" w:lineRule="auto"/>
               <w:rPr>
                 <w:sz w:val="21"/>
                 <w:szCs w:val="21"/>
@@ -19408,7 +19142,7 @@
           <w:p>
             <w:pPr>
               <w:snapToGrid w:val="0"/>
-              <w:spacing w:after="0" w:line="300" w:lineRule="auto"/>
+              <w:spacing w:after="0" w:line="288" w:lineRule="auto"/>
               <w:rPr>
                 <w:sz w:val="21"/>
                 <w:szCs w:val="21"/>
@@ -19487,7 +19221,7 @@
           <w:p>
             <w:pPr>
               <w:snapToGrid w:val="0"/>
-              <w:spacing w:after="0" w:line="300" w:lineRule="auto"/>
+              <w:spacing w:after="0" w:line="288" w:lineRule="auto"/>
               <w:rPr>
                 <w:sz w:val="21"/>
                 <w:szCs w:val="21"/>
@@ -19568,7 +19302,7 @@
           <w:p>
             <w:pPr>
               <w:snapToGrid w:val="0"/>
-              <w:spacing w:after="0" w:line="300" w:lineRule="auto"/>
+              <w:spacing w:after="0" w:line="288" w:lineRule="auto"/>
               <w:rPr>
                 <w:sz w:val="21"/>
                 <w:szCs w:val="21"/>
@@ -19602,7 +19336,7 @@
           <w:p>
             <w:pPr>
               <w:snapToGrid w:val="0"/>
-              <w:spacing w:after="0" w:line="300" w:lineRule="auto"/>
+              <w:spacing w:after="0" w:line="288" w:lineRule="auto"/>
               <w:rPr>
                 <w:sz w:val="21"/>
                 <w:szCs w:val="21"/>
@@ -19713,7 +19447,7 @@
           <w:p>
             <w:pPr>
               <w:snapToGrid w:val="0"/>
-              <w:spacing w:after="0" w:line="300" w:lineRule="auto"/>
+              <w:spacing w:after="0" w:line="288" w:lineRule="auto"/>
               <w:rPr>
                 <w:sz w:val="21"/>
                 <w:szCs w:val="21"/>
@@ -19826,7 +19560,7 @@
           <w:p>
             <w:pPr>
               <w:snapToGrid w:val="0"/>
-              <w:spacing w:after="0" w:line="300" w:lineRule="auto"/>
+              <w:spacing w:after="0" w:line="288" w:lineRule="auto"/>
               <w:rPr>
                 <w:sz w:val="21"/>
                 <w:szCs w:val="21"/>
@@ -19901,7 +19635,7 @@
           <w:p>
             <w:pPr>
               <w:snapToGrid w:val="0"/>
-              <w:spacing w:after="0" w:line="300" w:lineRule="auto"/>
+              <w:spacing w:after="0" w:line="288" w:lineRule="auto"/>
               <w:rPr>
                 <w:sz w:val="21"/>
                 <w:szCs w:val="21"/>
@@ -19970,16 +19704,7 @@
     </w:tbl>
     <w:p>
       <w:pPr>
-        <w:spacing w:after="0" w:line="300" w:lineRule="auto"/>
-        <w:rPr>
-          <w:sz w:val="21"/>
-          <w:szCs w:val="21"/>
-        </w:rPr>
-      </w:pPr>
-    </w:p>
-    <w:p>
-      <w:pPr>
-        <w:spacing w:after="0" w:line="300" w:lineRule="auto"/>
+        <w:spacing w:after="0" w:line="288" w:lineRule="auto"/>
         <w:rPr>
           <w:sz w:val="21"/>
           <w:szCs w:val="21"/>
@@ -20007,7 +19732,7 @@
     <w:p>
       <w:pPr>
         <w:snapToGrid w:val="0"/>
-        <w:spacing w:after="0" w:line="300" w:lineRule="auto"/>
+        <w:spacing w:after="0" w:line="288" w:lineRule="auto"/>
         <w:rPr>
           <w:sz w:val="21"/>
           <w:szCs w:val="21"/>
@@ -20073,7 +19798,7 @@
           <w:p>
             <w:pPr>
               <w:snapToGrid w:val="0"/>
-              <w:spacing w:after="0" w:line="300" w:lineRule="auto"/>
+              <w:spacing w:after="0" w:line="288" w:lineRule="auto"/>
               <w:rPr>
                 <w:sz w:val="21"/>
                 <w:szCs w:val="21"/>
@@ -20107,7 +19832,7 @@
           <w:p>
             <w:pPr>
               <w:snapToGrid w:val="0"/>
-              <w:spacing w:after="0" w:line="300" w:lineRule="auto"/>
+              <w:spacing w:after="0" w:line="288" w:lineRule="auto"/>
               <w:rPr>
                 <w:sz w:val="21"/>
                 <w:szCs w:val="21"/>
@@ -20157,7 +19882,7 @@
           <w:p>
             <w:pPr>
               <w:snapToGrid w:val="0"/>
-              <w:spacing w:after="0" w:line="300" w:lineRule="auto"/>
+              <w:spacing w:after="0" w:line="288" w:lineRule="auto"/>
               <w:rPr>
                 <w:sz w:val="21"/>
                 <w:szCs w:val="21"/>
@@ -20209,7 +19934,7 @@
           <w:p>
             <w:pPr>
               <w:snapToGrid w:val="0"/>
-              <w:spacing w:after="0" w:line="300" w:lineRule="auto"/>
+              <w:spacing w:after="0" w:line="288" w:lineRule="auto"/>
               <w:rPr>
                 <w:sz w:val="21"/>
                 <w:szCs w:val="21"/>
@@ -20244,7 +19969,7 @@
           <w:p>
             <w:pPr>
               <w:snapToGrid w:val="0"/>
-              <w:spacing w:after="0" w:line="300" w:lineRule="auto"/>
+              <w:spacing w:after="0" w:line="288" w:lineRule="auto"/>
               <w:rPr>
                 <w:sz w:val="21"/>
                 <w:szCs w:val="21"/>
@@ -20315,7 +20040,7 @@
           <w:p>
             <w:pPr>
               <w:snapToGrid w:val="0"/>
-              <w:spacing w:after="0" w:line="300" w:lineRule="auto"/>
+              <w:spacing w:after="0" w:line="288" w:lineRule="auto"/>
               <w:rPr>
                 <w:sz w:val="21"/>
                 <w:szCs w:val="21"/>
@@ -20388,7 +20113,7 @@
           <w:p>
             <w:pPr>
               <w:snapToGrid w:val="0"/>
-              <w:spacing w:after="0" w:line="300" w:lineRule="auto"/>
+              <w:spacing w:after="0" w:line="288" w:lineRule="auto"/>
               <w:rPr>
                 <w:sz w:val="21"/>
                 <w:szCs w:val="21"/>
@@ -20422,7 +20147,7 @@
           <w:p>
             <w:pPr>
               <w:snapToGrid w:val="0"/>
-              <w:spacing w:after="0" w:line="300" w:lineRule="auto"/>
+              <w:spacing w:after="0" w:line="288" w:lineRule="auto"/>
               <w:rPr>
                 <w:sz w:val="21"/>
                 <w:szCs w:val="21"/>
@@ -20562,7 +20287,7 @@
           <w:p>
             <w:pPr>
               <w:snapToGrid w:val="0"/>
-              <w:spacing w:after="0" w:line="300" w:lineRule="auto"/>
+              <w:spacing w:after="0" w:line="288" w:lineRule="auto"/>
               <w:rPr>
                 <w:sz w:val="21"/>
                 <w:szCs w:val="21"/>
@@ -20704,7 +20429,7 @@
           <w:p>
             <w:pPr>
               <w:snapToGrid w:val="0"/>
-              <w:spacing w:after="0" w:line="300" w:lineRule="auto"/>
+              <w:spacing w:after="0" w:line="288" w:lineRule="auto"/>
               <w:rPr>
                 <w:sz w:val="21"/>
                 <w:szCs w:val="21"/>
@@ -20739,7 +20464,7 @@
           <w:p>
             <w:pPr>
               <w:snapToGrid w:val="0"/>
-              <w:spacing w:after="0" w:line="300" w:lineRule="auto"/>
+              <w:spacing w:after="0" w:line="288" w:lineRule="auto"/>
               <w:rPr>
                 <w:sz w:val="21"/>
                 <w:szCs w:val="21"/>
@@ -20914,7 +20639,7 @@
           <w:p>
             <w:pPr>
               <w:snapToGrid w:val="0"/>
-              <w:spacing w:after="0" w:line="300" w:lineRule="auto"/>
+              <w:spacing w:after="0" w:line="288" w:lineRule="auto"/>
               <w:rPr>
                 <w:sz w:val="21"/>
                 <w:szCs w:val="21"/>
@@ -20948,7 +20673,7 @@
           <w:p>
             <w:pPr>
               <w:snapToGrid w:val="0"/>
-              <w:spacing w:after="0" w:line="300" w:lineRule="auto"/>
+              <w:spacing w:after="0" w:line="288" w:lineRule="auto"/>
               <w:rPr>
                 <w:sz w:val="21"/>
                 <w:szCs w:val="21"/>
@@ -21002,7 +20727,7 @@
           <w:p>
             <w:pPr>
               <w:snapToGrid w:val="0"/>
-              <w:spacing w:after="0" w:line="300" w:lineRule="auto"/>
+              <w:spacing w:after="0" w:line="288" w:lineRule="auto"/>
               <w:rPr>
                 <w:sz w:val="21"/>
                 <w:szCs w:val="21"/>
@@ -21058,7 +20783,7 @@
           <w:p>
             <w:pPr>
               <w:snapToGrid w:val="0"/>
-              <w:spacing w:after="0" w:line="300" w:lineRule="auto"/>
+              <w:spacing w:after="0" w:line="288" w:lineRule="auto"/>
               <w:rPr>
                 <w:sz w:val="21"/>
                 <w:szCs w:val="21"/>
@@ -21093,7 +20818,7 @@
           <w:p>
             <w:pPr>
               <w:snapToGrid w:val="0"/>
-              <w:spacing w:after="0" w:line="300" w:lineRule="auto"/>
+              <w:spacing w:after="0" w:line="288" w:lineRule="auto"/>
               <w:rPr>
                 <w:sz w:val="21"/>
                 <w:szCs w:val="21"/>
@@ -21178,7 +20903,7 @@
           <w:p>
             <w:pPr>
               <w:snapToGrid w:val="0"/>
-              <w:spacing w:after="0" w:line="300" w:lineRule="auto"/>
+              <w:spacing w:after="0" w:line="288" w:lineRule="auto"/>
               <w:rPr>
                 <w:sz w:val="21"/>
                 <w:szCs w:val="21"/>
@@ -21212,7 +20937,7 @@
           <w:p>
             <w:pPr>
               <w:snapToGrid w:val="0"/>
-              <w:spacing w:after="0" w:line="300" w:lineRule="auto"/>
+              <w:spacing w:after="0" w:line="288" w:lineRule="auto"/>
               <w:rPr>
                 <w:sz w:val="21"/>
                 <w:szCs w:val="21"/>
@@ -21361,7 +21086,7 @@
           <w:p>
             <w:pPr>
               <w:snapToGrid w:val="0"/>
-              <w:spacing w:after="0" w:line="300" w:lineRule="auto"/>
+              <w:spacing w:after="0" w:line="288" w:lineRule="auto"/>
               <w:rPr>
                 <w:sz w:val="21"/>
                 <w:szCs w:val="21"/>
@@ -21512,7 +21237,7 @@
           <w:p>
             <w:pPr>
               <w:snapToGrid w:val="0"/>
-              <w:spacing w:after="0" w:line="300" w:lineRule="auto"/>
+              <w:spacing w:after="0" w:line="288" w:lineRule="auto"/>
               <w:rPr>
                 <w:sz w:val="21"/>
                 <w:szCs w:val="21"/>
@@ -21547,7 +21272,7 @@
           <w:p>
             <w:pPr>
               <w:snapToGrid w:val="0"/>
-              <w:spacing w:after="0" w:line="300" w:lineRule="auto"/>
+              <w:spacing w:after="0" w:line="288" w:lineRule="auto"/>
               <w:rPr>
                 <w:sz w:val="21"/>
                 <w:szCs w:val="21"/>
@@ -21646,7 +21371,7 @@
           <w:p>
             <w:pPr>
               <w:snapToGrid w:val="0"/>
-              <w:spacing w:after="0" w:line="300" w:lineRule="auto"/>
+              <w:spacing w:after="0" w:line="288" w:lineRule="auto"/>
               <w:rPr>
                 <w:sz w:val="21"/>
                 <w:szCs w:val="21"/>
@@ -21680,7 +21405,7 @@
           <w:p>
             <w:pPr>
               <w:snapToGrid w:val="0"/>
-              <w:spacing w:after="0" w:line="300" w:lineRule="auto"/>
+              <w:spacing w:after="0" w:line="288" w:lineRule="auto"/>
               <w:rPr>
                 <w:sz w:val="21"/>
                 <w:szCs w:val="21"/>
@@ -21771,7 +21496,7 @@
           <w:p>
             <w:pPr>
               <w:snapToGrid w:val="0"/>
-              <w:spacing w:after="0" w:line="300" w:lineRule="auto"/>
+              <w:spacing w:after="0" w:line="288" w:lineRule="auto"/>
               <w:rPr>
                 <w:sz w:val="21"/>
                 <w:szCs w:val="21"/>
@@ -21864,7 +21589,7 @@
           <w:p>
             <w:pPr>
               <w:snapToGrid w:val="0"/>
-              <w:spacing w:after="0" w:line="300" w:lineRule="auto"/>
+              <w:spacing w:after="0" w:line="288" w:lineRule="auto"/>
               <w:rPr>
                 <w:sz w:val="21"/>
                 <w:szCs w:val="21"/>
@@ -21899,7 +21624,7 @@
           <w:p>
             <w:pPr>
               <w:snapToGrid w:val="0"/>
-              <w:spacing w:after="0" w:line="300" w:lineRule="auto"/>
+              <w:spacing w:after="0" w:line="288" w:lineRule="auto"/>
               <w:rPr>
                 <w:sz w:val="21"/>
                 <w:szCs w:val="21"/>
@@ -21987,16 +21712,7 @@
     </w:tbl>
     <w:p>
       <w:pPr>
-        <w:spacing w:after="0" w:line="300" w:lineRule="auto"/>
-        <w:rPr>
-          <w:sz w:val="21"/>
-          <w:szCs w:val="21"/>
-        </w:rPr>
-      </w:pPr>
-    </w:p>
-    <w:p>
-      <w:pPr>
-        <w:spacing w:after="0" w:line="300" w:lineRule="auto"/>
+        <w:spacing w:after="0" w:line="288" w:lineRule="auto"/>
         <w:rPr>
           <w:sz w:val="21"/>
           <w:szCs w:val="21"/>
@@ -22023,7 +21739,7 @@
     </w:p>
     <w:p>
       <w:pPr>
-        <w:spacing w:after="0" w:line="300" w:lineRule="auto"/>
+        <w:spacing w:after="0" w:line="288" w:lineRule="auto"/>
         <w:rPr>
           <w:sz w:val="21"/>
           <w:szCs w:val="21"/>
@@ -22051,7 +21767,7 @@
     <w:p>
       <w:pPr>
         <w:snapToGrid w:val="0"/>
-        <w:spacing w:after="0" w:line="300" w:lineRule="auto"/>
+        <w:spacing w:after="0" w:line="288" w:lineRule="auto"/>
         <w:rPr>
           <w:sz w:val="21"/>
           <w:szCs w:val="21"/>
@@ -22250,7 +21966,7 @@
     <w:p>
       <w:pPr>
         <w:snapToGrid w:val="0"/>
-        <w:spacing w:after="0" w:line="300" w:lineRule="auto"/>
+        <w:spacing w:after="0" w:line="288" w:lineRule="auto"/>
         <w:rPr>
           <w:sz w:val="21"/>
           <w:szCs w:val="21"/>
@@ -22330,7 +22046,7 @@
     <w:p>
       <w:pPr>
         <w:snapToGrid w:val="0"/>
-        <w:spacing w:after="0" w:line="300" w:lineRule="auto"/>
+        <w:spacing w:after="0" w:line="288" w:lineRule="auto"/>
         <w:rPr>
           <w:sz w:val="21"/>
           <w:szCs w:val="21"/>
@@ -22456,7 +22172,7 @@
     <w:p>
       <w:pPr>
         <w:snapToGrid w:val="0"/>
-        <w:spacing w:after="0" w:line="300" w:lineRule="auto"/>
+        <w:spacing w:after="0" w:line="288" w:lineRule="auto"/>
         <w:rPr>
           <w:sz w:val="21"/>
           <w:szCs w:val="21"/>
@@ -22641,17 +22357,8 @@
     </w:p>
     <w:p>
       <w:pPr>
-        <w:spacing w:after="0" w:line="300" w:lineRule="auto"/>
-        <w:rPr>
-          <w:sz w:val="21"/>
-          <w:szCs w:val="21"/>
-        </w:rPr>
-      </w:pPr>
-    </w:p>
-    <w:p>
-      <w:pPr>
         <w:snapToGrid w:val="0"/>
-        <w:spacing w:after="0" w:line="300" w:lineRule="auto"/>
+        <w:spacing w:after="0" w:line="288" w:lineRule="auto"/>
         <w:rPr>
           <w:sz w:val="21"/>
           <w:szCs w:val="21"/>
@@ -22717,7 +22424,7 @@
           <w:p>
             <w:pPr>
               <w:snapToGrid w:val="0"/>
-              <w:spacing w:after="0" w:line="300" w:lineRule="auto"/>
+              <w:spacing w:after="0" w:line="288" w:lineRule="auto"/>
               <w:rPr>
                 <w:sz w:val="21"/>
                 <w:szCs w:val="21"/>
@@ -22743,7 +22450,7 @@
           <w:p>
             <w:pPr>
               <w:snapToGrid w:val="0"/>
-              <w:spacing w:after="0" w:line="300" w:lineRule="auto"/>
+              <w:spacing w:after="0" w:line="288" w:lineRule="auto"/>
               <w:rPr>
                 <w:sz w:val="21"/>
                 <w:szCs w:val="21"/>
@@ -22794,7 +22501,7 @@
           <w:p>
             <w:pPr>
               <w:snapToGrid w:val="0"/>
-              <w:spacing w:after="0" w:line="300" w:lineRule="auto"/>
+              <w:spacing w:after="0" w:line="288" w:lineRule="auto"/>
               <w:rPr>
                 <w:sz w:val="21"/>
                 <w:szCs w:val="21"/>
@@ -22847,7 +22554,7 @@
           <w:p>
             <w:pPr>
               <w:snapToGrid w:val="0"/>
-              <w:spacing w:after="0" w:line="300" w:lineRule="auto"/>
+              <w:spacing w:after="0" w:line="288" w:lineRule="auto"/>
               <w:rPr>
                 <w:sz w:val="21"/>
                 <w:szCs w:val="21"/>
@@ -22881,7 +22588,7 @@
           <w:p>
             <w:pPr>
               <w:snapToGrid w:val="0"/>
-              <w:spacing w:after="0" w:line="300" w:lineRule="auto"/>
+              <w:spacing w:after="0" w:line="288" w:lineRule="auto"/>
               <w:rPr>
                 <w:sz w:val="21"/>
                 <w:szCs w:val="21"/>
@@ -23021,7 +22728,7 @@
           <w:p>
             <w:pPr>
               <w:snapToGrid w:val="0"/>
-              <w:spacing w:after="0" w:line="300" w:lineRule="auto"/>
+              <w:spacing w:after="0" w:line="288" w:lineRule="auto"/>
               <w:rPr>
                 <w:sz w:val="21"/>
                 <w:szCs w:val="21"/>
@@ -23163,7 +22870,7 @@
           <w:p>
             <w:pPr>
               <w:snapToGrid w:val="0"/>
-              <w:spacing w:after="0" w:line="300" w:lineRule="auto"/>
+              <w:spacing w:after="0" w:line="288" w:lineRule="auto"/>
               <w:rPr>
                 <w:sz w:val="21"/>
                 <w:szCs w:val="21"/>
@@ -23197,7 +22904,7 @@
           <w:p>
             <w:pPr>
               <w:snapToGrid w:val="0"/>
-              <w:spacing w:after="0" w:line="300" w:lineRule="auto"/>
+              <w:spacing w:after="0" w:line="288" w:lineRule="auto"/>
               <w:rPr>
                 <w:sz w:val="21"/>
                 <w:szCs w:val="21"/>
@@ -23276,7 +22983,7 @@
           <w:p>
             <w:pPr>
               <w:snapToGrid w:val="0"/>
-              <w:spacing w:after="0" w:line="300" w:lineRule="auto"/>
+              <w:spacing w:after="0" w:line="288" w:lineRule="auto"/>
               <w:rPr>
                 <w:sz w:val="21"/>
                 <w:szCs w:val="21"/>
@@ -23357,7 +23064,7 @@
           <w:p>
             <w:pPr>
               <w:snapToGrid w:val="0"/>
-              <w:spacing w:after="0" w:line="300" w:lineRule="auto"/>
+              <w:spacing w:after="0" w:line="288" w:lineRule="auto"/>
               <w:rPr>
                 <w:sz w:val="21"/>
                 <w:szCs w:val="21"/>
@@ -23391,7 +23098,7 @@
           <w:p>
             <w:pPr>
               <w:snapToGrid w:val="0"/>
-              <w:spacing w:after="0" w:line="300" w:lineRule="auto"/>
+              <w:spacing w:after="0" w:line="288" w:lineRule="auto"/>
               <w:rPr>
                 <w:sz w:val="21"/>
                 <w:szCs w:val="21"/>
@@ -23502,7 +23209,7 @@
           <w:p>
             <w:pPr>
               <w:snapToGrid w:val="0"/>
-              <w:spacing w:after="0" w:line="300" w:lineRule="auto"/>
+              <w:spacing w:after="0" w:line="288" w:lineRule="auto"/>
               <w:rPr>
                 <w:sz w:val="21"/>
                 <w:szCs w:val="21"/>
@@ -23615,7 +23322,7 @@
           <w:p>
             <w:pPr>
               <w:snapToGrid w:val="0"/>
-              <w:spacing w:after="0" w:line="300" w:lineRule="auto"/>
+              <w:spacing w:after="0" w:line="288" w:lineRule="auto"/>
               <w:rPr>
                 <w:sz w:val="21"/>
                 <w:szCs w:val="21"/>
@@ -23650,7 +23357,7 @@
           <w:p>
             <w:pPr>
               <w:snapToGrid w:val="0"/>
-              <w:spacing w:after="0" w:line="300" w:lineRule="auto"/>
+              <w:spacing w:after="0" w:line="288" w:lineRule="auto"/>
               <w:rPr>
                 <w:sz w:val="21"/>
                 <w:szCs w:val="21"/>
@@ -23735,7 +23442,7 @@
           <w:p>
             <w:pPr>
               <w:snapToGrid w:val="0"/>
-              <w:spacing w:after="0" w:line="300" w:lineRule="auto"/>
+              <w:spacing w:after="0" w:line="288" w:lineRule="auto"/>
               <w:rPr>
                 <w:sz w:val="21"/>
                 <w:szCs w:val="21"/>
@@ -23810,7 +23517,7 @@
           <w:p>
             <w:pPr>
               <w:snapToGrid w:val="0"/>
-              <w:spacing w:after="0" w:line="300" w:lineRule="auto"/>
+              <w:spacing w:after="0" w:line="288" w:lineRule="auto"/>
               <w:rPr>
                 <w:sz w:val="21"/>
                 <w:szCs w:val="21"/>
@@ -23892,16 +23599,7 @@
     </w:tbl>
     <w:p>
       <w:pPr>
-        <w:spacing w:after="0" w:line="300" w:lineRule="auto"/>
-        <w:rPr>
-          <w:sz w:val="21"/>
-          <w:szCs w:val="21"/>
-        </w:rPr>
-      </w:pPr>
-    </w:p>
-    <w:p>
-      <w:pPr>
-        <w:spacing w:after="0" w:line="300" w:lineRule="auto"/>
+        <w:spacing w:after="0" w:line="288" w:lineRule="auto"/>
         <w:rPr>
           <w:sz w:val="21"/>
           <w:szCs w:val="21"/>
@@ -23930,7 +23628,7 @@
     <w:p>
       <w:pPr>
         <w:snapToGrid w:val="0"/>
-        <w:spacing w:after="0" w:line="300" w:lineRule="auto"/>
+        <w:spacing w:after="0" w:line="288" w:lineRule="auto"/>
         <w:rPr>
           <w:sz w:val="21"/>
           <w:szCs w:val="21"/>
@@ -23999,7 +23697,7 @@
           <w:p>
             <w:pPr>
               <w:snapToGrid w:val="0"/>
-              <w:spacing w:after="0" w:line="300" w:lineRule="auto"/>
+              <w:spacing w:after="0" w:line="288" w:lineRule="auto"/>
               <w:rPr>
                 <w:sz w:val="21"/>
                 <w:szCs w:val="21"/>
@@ -24025,7 +23723,7 @@
           <w:p>
             <w:pPr>
               <w:snapToGrid w:val="0"/>
-              <w:spacing w:after="0" w:line="300" w:lineRule="auto"/>
+              <w:spacing w:after="0" w:line="288" w:lineRule="auto"/>
               <w:rPr>
                 <w:sz w:val="21"/>
                 <w:szCs w:val="21"/>
@@ -24075,7 +23773,7 @@
           <w:p>
             <w:pPr>
               <w:snapToGrid w:val="0"/>
-              <w:spacing w:after="0" w:line="300" w:lineRule="auto"/>
+              <w:spacing w:after="0" w:line="288" w:lineRule="auto"/>
               <w:rPr>
                 <w:sz w:val="21"/>
                 <w:szCs w:val="21"/>
@@ -24129,7 +23827,7 @@
           <w:p>
             <w:pPr>
               <w:snapToGrid w:val="0"/>
-              <w:spacing w:after="0" w:line="300" w:lineRule="auto"/>
+              <w:spacing w:after="0" w:line="288" w:lineRule="auto"/>
               <w:rPr>
                 <w:sz w:val="21"/>
                 <w:szCs w:val="21"/>
@@ -24155,7 +23853,7 @@
           <w:p>
             <w:pPr>
               <w:snapToGrid w:val="0"/>
-              <w:spacing w:after="0" w:line="300" w:lineRule="auto"/>
+              <w:spacing w:after="0" w:line="288" w:lineRule="auto"/>
               <w:rPr>
                 <w:sz w:val="21"/>
                 <w:szCs w:val="21"/>
@@ -24295,7 +23993,7 @@
           <w:p>
             <w:pPr>
               <w:snapToGrid w:val="0"/>
-              <w:spacing w:after="0" w:line="300" w:lineRule="auto"/>
+              <w:spacing w:after="0" w:line="288" w:lineRule="auto"/>
               <w:rPr>
                 <w:sz w:val="21"/>
                 <w:szCs w:val="21"/>
@@ -24439,7 +24137,7 @@
           <w:p>
             <w:pPr>
               <w:snapToGrid w:val="0"/>
-              <w:spacing w:after="0" w:line="300" w:lineRule="auto"/>
+              <w:spacing w:after="0" w:line="288" w:lineRule="auto"/>
               <w:rPr>
                 <w:sz w:val="21"/>
                 <w:szCs w:val="21"/>
@@ -24465,7 +24163,7 @@
           <w:p>
             <w:pPr>
               <w:snapToGrid w:val="0"/>
-              <w:spacing w:after="0" w:line="300" w:lineRule="auto"/>
+              <w:spacing w:after="0" w:line="288" w:lineRule="auto"/>
               <w:rPr>
                 <w:sz w:val="21"/>
                 <w:szCs w:val="21"/>
@@ -24536,7 +24234,7 @@
           <w:p>
             <w:pPr>
               <w:snapToGrid w:val="0"/>
-              <w:spacing w:after="0" w:line="300" w:lineRule="auto"/>
+              <w:spacing w:after="0" w:line="288" w:lineRule="auto"/>
               <w:rPr>
                 <w:sz w:val="21"/>
                 <w:szCs w:val="21"/>
@@ -24610,7 +24308,7 @@
           <w:p>
             <w:pPr>
               <w:snapToGrid w:val="0"/>
-              <w:spacing w:after="0" w:line="300" w:lineRule="auto"/>
+              <w:spacing w:after="0" w:line="288" w:lineRule="auto"/>
               <w:rPr>
                 <w:sz w:val="21"/>
                 <w:szCs w:val="21"/>
@@ -24644,7 +24342,7 @@
           <w:p>
             <w:pPr>
               <w:snapToGrid w:val="0"/>
-              <w:spacing w:after="0" w:line="300" w:lineRule="auto"/>
+              <w:spacing w:after="0" w:line="288" w:lineRule="auto"/>
               <w:rPr>
                 <w:sz w:val="21"/>
                 <w:szCs w:val="21"/>
@@ -24678,7 +24376,7 @@
           <w:p>
             <w:pPr>
               <w:snapToGrid w:val="0"/>
-              <w:spacing w:after="0" w:line="300" w:lineRule="auto"/>
+              <w:spacing w:after="0" w:line="288" w:lineRule="auto"/>
               <w:rPr>
                 <w:sz w:val="21"/>
                 <w:szCs w:val="21"/>
@@ -24799,7 +24497,7 @@
           <w:p>
             <w:pPr>
               <w:snapToGrid w:val="0"/>
-              <w:spacing w:after="0" w:line="300" w:lineRule="auto"/>
+              <w:spacing w:after="0" w:line="288" w:lineRule="auto"/>
               <w:rPr>
                 <w:sz w:val="21"/>
                 <w:szCs w:val="21"/>
@@ -24918,7 +24616,7 @@
           <w:p>
             <w:pPr>
               <w:snapToGrid w:val="0"/>
-              <w:spacing w:after="0" w:line="300" w:lineRule="auto"/>
+              <w:spacing w:after="0" w:line="288" w:lineRule="auto"/>
               <w:rPr>
                 <w:sz w:val="21"/>
                 <w:szCs w:val="21"/>
@@ -24944,7 +24642,7 @@
           <w:p>
             <w:pPr>
               <w:snapToGrid w:val="0"/>
-              <w:spacing w:after="0" w:line="300" w:lineRule="auto"/>
+              <w:spacing w:after="0" w:line="288" w:lineRule="auto"/>
               <w:rPr>
                 <w:sz w:val="21"/>
                 <w:szCs w:val="21"/>
@@ -24979,7 +24677,7 @@
           <w:p>
             <w:pPr>
               <w:snapToGrid w:val="0"/>
-              <w:spacing w:after="0" w:line="300" w:lineRule="auto"/>
+              <w:spacing w:after="0" w:line="288" w:lineRule="auto"/>
               <w:rPr>
                 <w:sz w:val="21"/>
                 <w:szCs w:val="21"/>
@@ -25042,7 +24740,7 @@
           <w:p>
             <w:pPr>
               <w:snapToGrid w:val="0"/>
-              <w:spacing w:after="0" w:line="300" w:lineRule="auto"/>
+              <w:spacing w:after="0" w:line="288" w:lineRule="auto"/>
               <w:rPr>
                 <w:sz w:val="21"/>
                 <w:szCs w:val="21"/>
@@ -25069,7 +24767,7 @@
           <w:p>
             <w:pPr>
               <w:snapToGrid w:val="0"/>
-              <w:spacing w:after="0" w:line="300" w:lineRule="auto"/>
+              <w:spacing w:after="0" w:line="288" w:lineRule="auto"/>
               <w:rPr>
                 <w:sz w:val="21"/>
                 <w:szCs w:val="21"/>
@@ -25103,7 +24801,7 @@
           <w:p>
             <w:pPr>
               <w:snapToGrid w:val="0"/>
-              <w:spacing w:after="0" w:line="300" w:lineRule="auto"/>
+              <w:spacing w:after="0" w:line="288" w:lineRule="auto"/>
               <w:rPr>
                 <w:sz w:val="21"/>
                 <w:szCs w:val="21"/>
@@ -25176,7 +24874,7 @@
           <w:p>
             <w:pPr>
               <w:snapToGrid w:val="0"/>
-              <w:spacing w:after="0" w:line="300" w:lineRule="auto"/>
+              <w:spacing w:after="0" w:line="288" w:lineRule="auto"/>
               <w:rPr>
                 <w:sz w:val="21"/>
                 <w:szCs w:val="21"/>
@@ -25247,7 +24945,7 @@
           <w:p>
             <w:pPr>
               <w:snapToGrid w:val="0"/>
-              <w:spacing w:after="0" w:line="300" w:lineRule="auto"/>
+              <w:spacing w:after="0" w:line="288" w:lineRule="auto"/>
               <w:rPr>
                 <w:sz w:val="21"/>
                 <w:szCs w:val="21"/>
@@ -25273,7 +24971,7 @@
           <w:p>
             <w:pPr>
               <w:snapToGrid w:val="0"/>
-              <w:spacing w:after="0" w:line="300" w:lineRule="auto"/>
+              <w:spacing w:after="0" w:line="288" w:lineRule="auto"/>
               <w:rPr>
                 <w:sz w:val="21"/>
                 <w:szCs w:val="21"/>
@@ -25308,7 +25006,7 @@
           <w:p>
             <w:pPr>
               <w:snapToGrid w:val="0"/>
-              <w:spacing w:after="0" w:line="300" w:lineRule="auto"/>
+              <w:spacing w:after="0" w:line="288" w:lineRule="auto"/>
               <w:rPr>
                 <w:sz w:val="21"/>
                 <w:szCs w:val="21"/>
@@ -25409,7 +25107,7 @@
           <w:p>
             <w:pPr>
               <w:snapToGrid w:val="0"/>
-              <w:spacing w:after="0" w:line="300" w:lineRule="auto"/>
+              <w:spacing w:after="0" w:line="288" w:lineRule="auto"/>
               <w:rPr>
                 <w:sz w:val="21"/>
                 <w:szCs w:val="21"/>
@@ -25510,7 +25208,7 @@
           <w:p>
             <w:pPr>
               <w:snapToGrid w:val="0"/>
-              <w:spacing w:after="0" w:line="300" w:lineRule="auto"/>
+              <w:spacing w:after="0" w:line="288" w:lineRule="auto"/>
               <w:rPr>
                 <w:sz w:val="21"/>
                 <w:szCs w:val="21"/>
@@ -25575,7 +25273,7 @@
           <w:p>
             <w:pPr>
               <w:snapToGrid w:val="0"/>
-              <w:spacing w:after="0" w:line="300" w:lineRule="auto"/>
+              <w:spacing w:after="0" w:line="288" w:lineRule="auto"/>
               <w:rPr>
                 <w:sz w:val="21"/>
                 <w:szCs w:val="21"/>
@@ -25602,7 +25300,7 @@
           <w:p>
             <w:pPr>
               <w:snapToGrid w:val="0"/>
-              <w:spacing w:after="0" w:line="300" w:lineRule="auto"/>
+              <w:spacing w:after="0" w:line="288" w:lineRule="auto"/>
               <w:rPr>
                 <w:sz w:val="21"/>
                 <w:szCs w:val="21"/>
@@ -25637,7 +25335,7 @@
           <w:p>
             <w:pPr>
               <w:snapToGrid w:val="0"/>
-              <w:spacing w:after="0" w:line="300" w:lineRule="auto"/>
+              <w:spacing w:after="0" w:line="288" w:lineRule="auto"/>
               <w:rPr>
                 <w:sz w:val="21"/>
                 <w:szCs w:val="21"/>
@@ -25718,7 +25416,7 @@
           <w:p>
             <w:pPr>
               <w:snapToGrid w:val="0"/>
-              <w:spacing w:after="0" w:line="300" w:lineRule="auto"/>
+              <w:spacing w:after="0" w:line="288" w:lineRule="auto"/>
               <w:rPr>
                 <w:sz w:val="21"/>
                 <w:szCs w:val="21"/>
@@ -25744,7 +25442,7 @@
           <w:p>
             <w:pPr>
               <w:snapToGrid w:val="0"/>
-              <w:spacing w:after="0" w:line="300" w:lineRule="auto"/>
+              <w:spacing w:after="0" w:line="288" w:lineRule="auto"/>
               <w:rPr>
                 <w:sz w:val="21"/>
                 <w:szCs w:val="21"/>
@@ -25778,7 +25476,7 @@
           <w:p>
             <w:pPr>
               <w:snapToGrid w:val="0"/>
-              <w:spacing w:after="0" w:line="300" w:lineRule="auto"/>
+              <w:spacing w:after="0" w:line="288" w:lineRule="auto"/>
               <w:rPr>
                 <w:sz w:val="21"/>
                 <w:szCs w:val="21"/>
@@ -25871,7 +25569,7 @@
           <w:p>
             <w:pPr>
               <w:snapToGrid w:val="0"/>
-              <w:spacing w:after="0" w:line="300" w:lineRule="auto"/>
+              <w:spacing w:after="0" w:line="288" w:lineRule="auto"/>
               <w:rPr>
                 <w:sz w:val="21"/>
                 <w:szCs w:val="21"/>
@@ -25950,17 +25648,8 @@
     </w:tbl>
     <w:p>
       <w:pPr>
-        <w:spacing w:after="0" w:line="300" w:lineRule="auto"/>
-        <w:rPr>
-          <w:sz w:val="21"/>
-          <w:szCs w:val="21"/>
-        </w:rPr>
-      </w:pPr>
-    </w:p>
-    <w:p>
-      <w:pPr>
         <w:snapToGrid w:val="0"/>
-        <w:spacing w:after="0" w:line="300" w:lineRule="auto"/>
+        <w:spacing w:after="0" w:line="288" w:lineRule="auto"/>
         <w:rPr>
           <w:sz w:val="21"/>
           <w:szCs w:val="21"/>
@@ -25986,7 +25675,7 @@
     <w:p>
       <w:pPr>
         <w:snapToGrid w:val="0"/>
-        <w:spacing w:after="0" w:line="300" w:lineRule="auto"/>
+        <w:spacing w:after="0" w:line="288" w:lineRule="auto"/>
         <w:rPr>
           <w:sz w:val="21"/>
           <w:szCs w:val="21"/>
@@ -26025,7 +25714,7 @@
     <w:p>
       <w:pPr>
         <w:snapToGrid w:val="0"/>
-        <w:spacing w:after="0" w:line="300" w:lineRule="auto"/>
+        <w:spacing w:after="0" w:line="288" w:lineRule="auto"/>
         <w:rPr>
           <w:sz w:val="21"/>
           <w:szCs w:val="21"/>
@@ -26054,7 +25743,7 @@
     <w:p>
       <w:pPr>
         <w:snapToGrid w:val="0"/>
-        <w:spacing w:after="0" w:line="300" w:lineRule="auto"/>
+        <w:spacing w:after="0" w:line="288" w:lineRule="auto"/>
         <w:rPr>
           <w:sz w:val="21"/>
           <w:szCs w:val="21"/>
@@ -26172,7 +25861,7 @@
     <w:p>
       <w:pPr>
         <w:snapToGrid w:val="0"/>
-        <w:spacing w:after="0" w:line="300" w:lineRule="auto"/>
+        <w:spacing w:after="0" w:line="288" w:lineRule="auto"/>
         <w:rPr>
           <w:sz w:val="21"/>
           <w:szCs w:val="21"/>
@@ -26242,7 +25931,7 @@
     <w:p>
       <w:pPr>
         <w:snapToGrid w:val="0"/>
-        <w:spacing w:after="0" w:line="300" w:lineRule="auto"/>
+        <w:spacing w:after="0" w:line="288" w:lineRule="auto"/>
         <w:rPr>
           <w:sz w:val="21"/>
           <w:szCs w:val="21"/>
@@ -26330,17 +26019,7 @@
     </w:p>
     <w:p>
       <w:pPr>
-        <w:spacing w:after="0" w:line="300" w:lineRule="auto"/>
-        <w:rPr>
-          <w:sz w:val="21"/>
-          <w:szCs w:val="21"/>
-          <w:lang w:eastAsia="zh-CN"/>
-        </w:rPr>
-      </w:pPr>
-    </w:p>
-    <w:p>
-      <w:pPr>
-        <w:spacing w:after="0" w:line="300" w:lineRule="auto"/>
+        <w:spacing w:after="0" w:line="288" w:lineRule="auto"/>
         <w:rPr>
           <w:sz w:val="21"/>
           <w:szCs w:val="21"/>
@@ -26370,7 +26049,7 @@
     </w:p>
     <w:p>
       <w:pPr>
-        <w:spacing w:after="0" w:line="300" w:lineRule="auto"/>
+        <w:spacing w:after="0" w:line="288" w:lineRule="auto"/>
         <w:rPr>
           <w:sz w:val="21"/>
           <w:szCs w:val="21"/>
@@ -26401,7 +26080,7 @@
     <w:p>
       <w:pPr>
         <w:snapToGrid w:val="0"/>
-        <w:spacing w:after="0" w:line="300" w:lineRule="auto"/>
+        <w:spacing w:after="0" w:line="288" w:lineRule="auto"/>
         <w:rPr>
           <w:sz w:val="21"/>
           <w:szCs w:val="21"/>
@@ -26430,7 +26109,7 @@
     <w:p>
       <w:pPr>
         <w:snapToGrid w:val="0"/>
-        <w:spacing w:after="0" w:line="300" w:lineRule="auto"/>
+        <w:spacing w:after="0" w:line="288" w:lineRule="auto"/>
         <w:rPr>
           <w:sz w:val="21"/>
           <w:szCs w:val="21"/>
@@ -26532,7 +26211,7 @@
     <w:p>
       <w:pPr>
         <w:snapToGrid w:val="0"/>
-        <w:spacing w:after="0" w:line="300" w:lineRule="auto"/>
+        <w:spacing w:after="0" w:line="288" w:lineRule="auto"/>
         <w:rPr>
           <w:sz w:val="21"/>
           <w:szCs w:val="21"/>
@@ -26579,7 +26258,7 @@
     <w:p>
       <w:pPr>
         <w:snapToGrid w:val="0"/>
-        <w:spacing w:after="0" w:line="300" w:lineRule="auto"/>
+        <w:spacing w:after="0" w:line="288" w:lineRule="auto"/>
         <w:rPr>
           <w:sz w:val="21"/>
           <w:szCs w:val="21"/>
@@ -26625,18 +26304,8 @@
     </w:p>
     <w:p>
       <w:pPr>
-        <w:spacing w:after="0" w:line="300" w:lineRule="auto"/>
-        <w:rPr>
-          <w:sz w:val="21"/>
-          <w:szCs w:val="21"/>
-          <w:lang w:eastAsia="zh-CN"/>
-        </w:rPr>
-      </w:pPr>
-    </w:p>
-    <w:p>
-      <w:pPr>
         <w:snapToGrid w:val="0"/>
-        <w:spacing w:after="0" w:line="300" w:lineRule="auto"/>
+        <w:spacing w:after="0" w:line="288" w:lineRule="auto"/>
         <w:rPr>
           <w:sz w:val="21"/>
           <w:szCs w:val="21"/>
@@ -26773,18 +26442,8 @@
     </w:p>
     <w:p>
       <w:pPr>
-        <w:spacing w:after="0" w:line="300" w:lineRule="auto"/>
-        <w:rPr>
-          <w:sz w:val="21"/>
-          <w:szCs w:val="21"/>
-          <w:lang w:eastAsia="zh-CN"/>
-        </w:rPr>
-      </w:pPr>
-    </w:p>
-    <w:p>
-      <w:pPr>
         <w:snapToGrid w:val="0"/>
-        <w:spacing w:after="0" w:line="300" w:lineRule="auto"/>
+        <w:spacing w:after="0" w:line="288" w:lineRule="auto"/>
         <w:rPr>
           <w:sz w:val="21"/>
           <w:szCs w:val="21"/>
@@ -26855,7 +26514,7 @@
           <w:p>
             <w:pPr>
               <w:snapToGrid w:val="0"/>
-              <w:spacing w:after="0" w:line="300" w:lineRule="auto"/>
+              <w:spacing w:after="0" w:line="288" w:lineRule="auto"/>
               <w:rPr>
                 <w:sz w:val="21"/>
                 <w:szCs w:val="21"/>
@@ -26889,7 +26548,7 @@
           <w:p>
             <w:pPr>
               <w:snapToGrid w:val="0"/>
-              <w:spacing w:after="0" w:line="300" w:lineRule="auto"/>
+              <w:spacing w:after="0" w:line="288" w:lineRule="auto"/>
               <w:rPr>
                 <w:sz w:val="21"/>
                 <w:szCs w:val="21"/>
@@ -26923,7 +26582,7 @@
           <w:p>
             <w:pPr>
               <w:snapToGrid w:val="0"/>
-              <w:spacing w:after="0" w:line="300" w:lineRule="auto"/>
+              <w:spacing w:after="0" w:line="288" w:lineRule="auto"/>
               <w:rPr>
                 <w:sz w:val="21"/>
                 <w:szCs w:val="21"/>
@@ -26957,7 +26616,7 @@
           <w:p>
             <w:pPr>
               <w:snapToGrid w:val="0"/>
-              <w:spacing w:after="0" w:line="300" w:lineRule="auto"/>
+              <w:spacing w:after="0" w:line="288" w:lineRule="auto"/>
               <w:rPr>
                 <w:sz w:val="21"/>
                 <w:szCs w:val="21"/>
@@ -26993,7 +26652,7 @@
           <w:p>
             <w:pPr>
               <w:snapToGrid w:val="0"/>
-              <w:spacing w:after="0" w:line="300" w:lineRule="auto"/>
+              <w:spacing w:after="0" w:line="288" w:lineRule="auto"/>
               <w:rPr>
                 <w:sz w:val="21"/>
                 <w:szCs w:val="21"/>
@@ -27064,7 +26723,7 @@
           <w:p>
             <w:pPr>
               <w:snapToGrid w:val="0"/>
-              <w:spacing w:after="0" w:line="300" w:lineRule="auto"/>
+              <w:spacing w:after="0" w:line="288" w:lineRule="auto"/>
               <w:rPr>
                 <w:sz w:val="21"/>
                 <w:szCs w:val="21"/>
@@ -27147,7 +26806,7 @@
           <w:p>
             <w:pPr>
               <w:snapToGrid w:val="0"/>
-              <w:spacing w:after="0" w:line="300" w:lineRule="auto"/>
+              <w:spacing w:after="0" w:line="288" w:lineRule="auto"/>
               <w:rPr>
                 <w:sz w:val="21"/>
                 <w:szCs w:val="21"/>
@@ -27201,7 +26860,7 @@
           <w:p>
             <w:pPr>
               <w:snapToGrid w:val="0"/>
-              <w:spacing w:after="0" w:line="300" w:lineRule="auto"/>
+              <w:spacing w:after="0" w:line="288" w:lineRule="auto"/>
               <w:rPr>
                 <w:sz w:val="21"/>
                 <w:szCs w:val="21"/>
@@ -27267,7 +26926,7 @@
           <w:p>
             <w:pPr>
               <w:snapToGrid w:val="0"/>
-              <w:spacing w:after="0" w:line="300" w:lineRule="auto"/>
+              <w:spacing w:after="0" w:line="288" w:lineRule="auto"/>
               <w:rPr>
                 <w:sz w:val="21"/>
                 <w:szCs w:val="21"/>
@@ -27338,7 +26997,7 @@
           <w:p>
             <w:pPr>
               <w:snapToGrid w:val="0"/>
-              <w:spacing w:after="0" w:line="300" w:lineRule="auto"/>
+              <w:spacing w:after="0" w:line="288" w:lineRule="auto"/>
               <w:rPr>
                 <w:sz w:val="21"/>
                 <w:szCs w:val="21"/>
@@ -27421,7 +27080,7 @@
           <w:p>
             <w:pPr>
               <w:snapToGrid w:val="0"/>
-              <w:spacing w:after="0" w:line="300" w:lineRule="auto"/>
+              <w:spacing w:after="0" w:line="288" w:lineRule="auto"/>
               <w:rPr>
                 <w:sz w:val="21"/>
                 <w:szCs w:val="21"/>
@@ -27475,7 +27134,7 @@
           <w:p>
             <w:pPr>
               <w:snapToGrid w:val="0"/>
-              <w:spacing w:after="0" w:line="300" w:lineRule="auto"/>
+              <w:spacing w:after="0" w:line="288" w:lineRule="auto"/>
               <w:rPr>
                 <w:sz w:val="21"/>
                 <w:szCs w:val="21"/>
@@ -27541,7 +27200,7 @@
           <w:p>
             <w:pPr>
               <w:snapToGrid w:val="0"/>
-              <w:spacing w:after="0" w:line="300" w:lineRule="auto"/>
+              <w:spacing w:after="0" w:line="288" w:lineRule="auto"/>
               <w:rPr>
                 <w:sz w:val="21"/>
                 <w:szCs w:val="21"/>
@@ -27612,7 +27271,7 @@
           <w:p>
             <w:pPr>
               <w:snapToGrid w:val="0"/>
-              <w:spacing w:after="0" w:line="300" w:lineRule="auto"/>
+              <w:spacing w:after="0" w:line="288" w:lineRule="auto"/>
               <w:rPr>
                 <w:sz w:val="21"/>
                 <w:szCs w:val="21"/>
@@ -27695,7 +27354,7 @@
           <w:p>
             <w:pPr>
               <w:snapToGrid w:val="0"/>
-              <w:spacing w:after="0" w:line="300" w:lineRule="auto"/>
+              <w:spacing w:after="0" w:line="288" w:lineRule="auto"/>
               <w:rPr>
                 <w:sz w:val="21"/>
                 <w:szCs w:val="21"/>
@@ -27749,7 +27408,7 @@
           <w:p>
             <w:pPr>
               <w:snapToGrid w:val="0"/>
-              <w:spacing w:after="0" w:line="300" w:lineRule="auto"/>
+              <w:spacing w:after="0" w:line="288" w:lineRule="auto"/>
               <w:rPr>
                 <w:sz w:val="21"/>
                 <w:szCs w:val="21"/>
@@ -27815,7 +27474,7 @@
           <w:p>
             <w:pPr>
               <w:snapToGrid w:val="0"/>
-              <w:spacing w:after="0" w:line="300" w:lineRule="auto"/>
+              <w:spacing w:after="0" w:line="288" w:lineRule="auto"/>
               <w:rPr>
                 <w:sz w:val="21"/>
                 <w:szCs w:val="21"/>
@@ -27886,7 +27545,7 @@
           <w:p>
             <w:pPr>
               <w:snapToGrid w:val="0"/>
-              <w:spacing w:after="0" w:line="300" w:lineRule="auto"/>
+              <w:spacing w:after="0" w:line="288" w:lineRule="auto"/>
               <w:rPr>
                 <w:sz w:val="21"/>
                 <w:szCs w:val="21"/>
@@ -27969,7 +27628,7 @@
           <w:p>
             <w:pPr>
               <w:snapToGrid w:val="0"/>
-              <w:spacing w:after="0" w:line="300" w:lineRule="auto"/>
+              <w:spacing w:after="0" w:line="288" w:lineRule="auto"/>
               <w:rPr>
                 <w:sz w:val="21"/>
                 <w:szCs w:val="21"/>
@@ -28023,7 +27682,7 @@
           <w:p>
             <w:pPr>
               <w:snapToGrid w:val="0"/>
-              <w:spacing w:after="0" w:line="300" w:lineRule="auto"/>
+              <w:spacing w:after="0" w:line="288" w:lineRule="auto"/>
               <w:rPr>
                 <w:sz w:val="21"/>
                 <w:szCs w:val="21"/>
@@ -28073,16 +27732,7 @@
     </w:tbl>
     <w:p>
       <w:pPr>
-        <w:spacing w:after="0" w:line="300" w:lineRule="auto"/>
-        <w:rPr>
-          <w:sz w:val="21"/>
-          <w:szCs w:val="21"/>
-        </w:rPr>
-      </w:pPr>
-    </w:p>
-    <w:p>
-      <w:pPr>
-        <w:spacing w:after="0" w:line="300" w:lineRule="auto"/>
+        <w:spacing w:after="0" w:line="288" w:lineRule="auto"/>
         <w:rPr>
           <w:sz w:val="21"/>
           <w:szCs w:val="21"/>
@@ -28110,7 +27760,7 @@
     <w:p>
       <w:pPr>
         <w:snapToGrid w:val="0"/>
-        <w:spacing w:after="0" w:line="300" w:lineRule="auto"/>
+        <w:spacing w:after="0" w:line="288" w:lineRule="auto"/>
         <w:rPr>
           <w:sz w:val="21"/>
           <w:szCs w:val="21"/>
@@ -28182,7 +27832,7 @@
           <w:p>
             <w:pPr>
               <w:snapToGrid w:val="0"/>
-              <w:spacing w:after="0" w:line="300" w:lineRule="auto"/>
+              <w:spacing w:after="0" w:line="288" w:lineRule="auto"/>
               <w:rPr>
                 <w:sz w:val="21"/>
                 <w:szCs w:val="21"/>
@@ -28224,7 +27874,7 @@
           <w:p>
             <w:pPr>
               <w:snapToGrid w:val="0"/>
-              <w:spacing w:after="0" w:line="300" w:lineRule="auto"/>
+              <w:spacing w:after="0" w:line="288" w:lineRule="auto"/>
               <w:rPr>
                 <w:sz w:val="21"/>
                 <w:szCs w:val="21"/>
@@ -28307,7 +27957,7 @@
           <w:p>
             <w:pPr>
               <w:snapToGrid w:val="0"/>
-              <w:spacing w:after="0" w:line="300" w:lineRule="auto"/>
+              <w:spacing w:after="0" w:line="288" w:lineRule="auto"/>
               <w:rPr>
                 <w:sz w:val="21"/>
                 <w:szCs w:val="21"/>
@@ -28390,7 +28040,7 @@
           <w:p>
             <w:pPr>
               <w:snapToGrid w:val="0"/>
-              <w:spacing w:after="0" w:line="300" w:lineRule="auto"/>
+              <w:spacing w:after="0" w:line="288" w:lineRule="auto"/>
               <w:rPr>
                 <w:sz w:val="21"/>
                 <w:szCs w:val="21"/>
@@ -28473,7 +28123,7 @@
           <w:p>
             <w:pPr>
               <w:snapToGrid w:val="0"/>
-              <w:spacing w:after="0" w:line="300" w:lineRule="auto"/>
+              <w:spacing w:after="0" w:line="288" w:lineRule="auto"/>
               <w:rPr>
                 <w:sz w:val="21"/>
                 <w:szCs w:val="21"/>
@@ -28554,7 +28204,7 @@
           <w:p>
             <w:pPr>
               <w:snapToGrid w:val="0"/>
-              <w:spacing w:after="0" w:line="300" w:lineRule="auto"/>
+              <w:spacing w:after="0" w:line="288" w:lineRule="auto"/>
               <w:rPr>
                 <w:sz w:val="21"/>
                 <w:szCs w:val="21"/>
@@ -28581,7 +28231,7 @@
           <w:p>
             <w:pPr>
               <w:snapToGrid w:val="0"/>
-              <w:spacing w:after="0" w:line="300" w:lineRule="auto"/>
+              <w:spacing w:after="0" w:line="288" w:lineRule="auto"/>
               <w:rPr>
                 <w:sz w:val="21"/>
                 <w:szCs w:val="21"/>
@@ -28673,7 +28323,7 @@
           <w:p>
             <w:pPr>
               <w:snapToGrid w:val="0"/>
-              <w:spacing w:after="0" w:line="300" w:lineRule="auto"/>
+              <w:spacing w:after="0" w:line="288" w:lineRule="auto"/>
               <w:rPr>
                 <w:sz w:val="21"/>
                 <w:szCs w:val="21"/>
@@ -28707,7 +28357,7 @@
           <w:p>
             <w:pPr>
               <w:snapToGrid w:val="0"/>
-              <w:spacing w:after="0" w:line="300" w:lineRule="auto"/>
+              <w:spacing w:after="0" w:line="288" w:lineRule="auto"/>
               <w:rPr>
                 <w:sz w:val="21"/>
                 <w:szCs w:val="21"/>
@@ -28778,7 +28428,7 @@
           <w:p>
             <w:pPr>
               <w:snapToGrid w:val="0"/>
-              <w:spacing w:after="0" w:line="300" w:lineRule="auto"/>
+              <w:spacing w:after="0" w:line="288" w:lineRule="auto"/>
               <w:rPr>
                 <w:sz w:val="21"/>
                 <w:szCs w:val="21"/>
@@ -28849,7 +28499,7 @@
           <w:p>
             <w:pPr>
               <w:snapToGrid w:val="0"/>
-              <w:spacing w:after="0" w:line="300" w:lineRule="auto"/>
+              <w:spacing w:after="0" w:line="288" w:lineRule="auto"/>
               <w:rPr>
                 <w:sz w:val="21"/>
                 <w:szCs w:val="21"/>
@@ -28920,7 +28570,7 @@
           <w:p>
             <w:pPr>
               <w:snapToGrid w:val="0"/>
-              <w:spacing w:after="0" w:line="300" w:lineRule="auto"/>
+              <w:spacing w:after="0" w:line="288" w:lineRule="auto"/>
               <w:rPr>
                 <w:sz w:val="21"/>
                 <w:szCs w:val="21"/>
@@ -28993,7 +28643,7 @@
           <w:p>
             <w:pPr>
               <w:snapToGrid w:val="0"/>
-              <w:spacing w:after="0" w:line="300" w:lineRule="auto"/>
+              <w:spacing w:after="0" w:line="288" w:lineRule="auto"/>
               <w:rPr>
                 <w:sz w:val="21"/>
                 <w:szCs w:val="21"/>
@@ -29027,7 +28677,7 @@
           <w:p>
             <w:pPr>
               <w:snapToGrid w:val="0"/>
-              <w:spacing w:after="0" w:line="300" w:lineRule="auto"/>
+              <w:spacing w:after="0" w:line="288" w:lineRule="auto"/>
               <w:rPr>
                 <w:sz w:val="21"/>
                 <w:szCs w:val="21"/>
@@ -29110,7 +28760,7 @@
           <w:p>
             <w:pPr>
               <w:snapToGrid w:val="0"/>
-              <w:spacing w:after="0" w:line="300" w:lineRule="auto"/>
+              <w:spacing w:after="0" w:line="288" w:lineRule="auto"/>
               <w:rPr>
                 <w:sz w:val="21"/>
                 <w:szCs w:val="21"/>
@@ -29193,7 +28843,7 @@
           <w:p>
             <w:pPr>
               <w:snapToGrid w:val="0"/>
-              <w:spacing w:after="0" w:line="300" w:lineRule="auto"/>
+              <w:spacing w:after="0" w:line="288" w:lineRule="auto"/>
               <w:rPr>
                 <w:sz w:val="21"/>
                 <w:szCs w:val="21"/>
@@ -29276,7 +28926,7 @@
           <w:p>
             <w:pPr>
               <w:snapToGrid w:val="0"/>
-              <w:spacing w:after="0" w:line="300" w:lineRule="auto"/>
+              <w:spacing w:after="0" w:line="288" w:lineRule="auto"/>
               <w:rPr>
                 <w:sz w:val="21"/>
                 <w:szCs w:val="21"/>
@@ -29361,7 +29011,7 @@
           <w:p>
             <w:pPr>
               <w:snapToGrid w:val="0"/>
-              <w:spacing w:after="0" w:line="300" w:lineRule="auto"/>
+              <w:spacing w:after="0" w:line="288" w:lineRule="auto"/>
               <w:rPr>
                 <w:sz w:val="21"/>
                 <w:szCs w:val="21"/>
@@ -29397,7 +29047,7 @@
           <w:p>
             <w:pPr>
               <w:snapToGrid w:val="0"/>
-              <w:spacing w:after="0" w:line="300" w:lineRule="auto"/>
+              <w:spacing w:after="0" w:line="288" w:lineRule="auto"/>
               <w:rPr>
                 <w:sz w:val="21"/>
                 <w:szCs w:val="21"/>
@@ -29442,7 +29092,7 @@
           <w:p>
             <w:pPr>
               <w:snapToGrid w:val="0"/>
-              <w:spacing w:after="0" w:line="300" w:lineRule="auto"/>
+              <w:spacing w:after="0" w:line="288" w:lineRule="auto"/>
               <w:rPr>
                 <w:sz w:val="21"/>
                 <w:szCs w:val="21"/>
@@ -29488,7 +29138,7 @@
           <w:p>
             <w:pPr>
               <w:snapToGrid w:val="0"/>
-              <w:spacing w:after="0" w:line="300" w:lineRule="auto"/>
+              <w:spacing w:after="0" w:line="288" w:lineRule="auto"/>
               <w:rPr>
                 <w:sz w:val="21"/>
                 <w:szCs w:val="21"/>
@@ -29524,7 +29174,7 @@
           <w:p>
             <w:pPr>
               <w:snapToGrid w:val="0"/>
-              <w:spacing w:after="0" w:line="300" w:lineRule="auto"/>
+              <w:spacing w:after="0" w:line="288" w:lineRule="auto"/>
               <w:rPr>
                 <w:sz w:val="21"/>
                 <w:szCs w:val="21"/>
@@ -29561,7 +29211,7 @@
           <w:p>
             <w:pPr>
               <w:snapToGrid w:val="0"/>
-              <w:spacing w:after="0" w:line="300" w:lineRule="auto"/>
+              <w:spacing w:after="0" w:line="288" w:lineRule="auto"/>
               <w:rPr>
                 <w:sz w:val="21"/>
                 <w:szCs w:val="21"/>
@@ -29596,7 +29246,7 @@
           <w:p>
             <w:pPr>
               <w:snapToGrid w:val="0"/>
-              <w:spacing w:after="0" w:line="300" w:lineRule="auto"/>
+              <w:spacing w:after="0" w:line="288" w:lineRule="auto"/>
               <w:rPr>
                 <w:sz w:val="21"/>
                 <w:szCs w:val="21"/>
@@ -29617,16 +29267,7 @@
     </w:tbl>
     <w:p>
       <w:pPr>
-        <w:spacing w:after="0" w:line="300" w:lineRule="auto"/>
-        <w:rPr>
-          <w:sz w:val="21"/>
-          <w:szCs w:val="21"/>
-        </w:rPr>
-      </w:pPr>
-    </w:p>
-    <w:p>
-      <w:pPr>
-        <w:spacing w:after="0" w:line="300" w:lineRule="auto"/>
+        <w:spacing w:after="0" w:line="288" w:lineRule="auto"/>
         <w:rPr>
           <w:sz w:val="21"/>
           <w:szCs w:val="21"/>
@@ -29657,7 +29298,7 @@
     <w:p>
       <w:pPr>
         <w:snapToGrid w:val="0"/>
-        <w:spacing w:after="0" w:line="300" w:lineRule="auto"/>
+        <w:spacing w:after="0" w:line="288" w:lineRule="auto"/>
         <w:rPr>
           <w:sz w:val="21"/>
           <w:szCs w:val="21"/>
@@ -30224,7 +29865,7 @@
           <w:p>
             <w:pPr>
               <w:snapToGrid w:val="0"/>
-              <w:spacing w:after="0" w:line="300" w:lineRule="auto"/>
+              <w:spacing w:after="0" w:line="288" w:lineRule="auto"/>
               <w:rPr>
                 <w:sz w:val="21"/>
                 <w:szCs w:val="21"/>
@@ -30258,7 +29899,7 @@
           <w:p>
             <w:pPr>
               <w:snapToGrid w:val="0"/>
-              <w:spacing w:after="0" w:line="300" w:lineRule="auto"/>
+              <w:spacing w:after="0" w:line="288" w:lineRule="auto"/>
               <w:rPr>
                 <w:sz w:val="21"/>
                 <w:szCs w:val="21"/>
@@ -30292,7 +29933,7 @@
           <w:p>
             <w:pPr>
               <w:snapToGrid w:val="0"/>
-              <w:spacing w:after="0" w:line="300" w:lineRule="auto"/>
+              <w:spacing w:after="0" w:line="288" w:lineRule="auto"/>
               <w:rPr>
                 <w:sz w:val="21"/>
                 <w:szCs w:val="21"/>
@@ -30339,7 +29980,7 @@
           <w:p>
             <w:pPr>
               <w:snapToGrid w:val="0"/>
-              <w:spacing w:after="0" w:line="300" w:lineRule="auto"/>
+              <w:spacing w:after="0" w:line="288" w:lineRule="auto"/>
               <w:rPr>
                 <w:sz w:val="21"/>
                 <w:szCs w:val="21"/>
@@ -30373,7 +30014,7 @@
           <w:p>
             <w:pPr>
               <w:snapToGrid w:val="0"/>
-              <w:spacing w:after="0" w:line="300" w:lineRule="auto"/>
+              <w:spacing w:after="0" w:line="288" w:lineRule="auto"/>
               <w:rPr>
                 <w:sz w:val="21"/>
                 <w:szCs w:val="21"/>
@@ -30416,7 +30057,7 @@
           <w:p>
             <w:pPr>
               <w:snapToGrid w:val="0"/>
-              <w:spacing w:after="0" w:line="300" w:lineRule="auto"/>
+              <w:spacing w:after="0" w:line="288" w:lineRule="auto"/>
               <w:rPr>
                 <w:sz w:val="21"/>
                 <w:szCs w:val="21"/>
@@ -30462,7 +30103,7 @@
           <w:p>
             <w:pPr>
               <w:snapToGrid w:val="0"/>
-              <w:spacing w:after="0" w:line="300" w:lineRule="auto"/>
+              <w:spacing w:after="0" w:line="288" w:lineRule="auto"/>
               <w:rPr>
                 <w:sz w:val="21"/>
                 <w:szCs w:val="21"/>
@@ -30496,7 +30137,7 @@
           <w:p>
             <w:pPr>
               <w:snapToGrid w:val="0"/>
-              <w:spacing w:after="0" w:line="300" w:lineRule="auto"/>
+              <w:spacing w:after="0" w:line="288" w:lineRule="auto"/>
               <w:rPr>
                 <w:sz w:val="21"/>
                 <w:szCs w:val="21"/>
@@ -30539,7 +30180,7 @@
           <w:p>
             <w:pPr>
               <w:snapToGrid w:val="0"/>
-              <w:spacing w:after="0" w:line="300" w:lineRule="auto"/>
+              <w:spacing w:after="0" w:line="288" w:lineRule="auto"/>
               <w:rPr>
                 <w:sz w:val="21"/>
                 <w:szCs w:val="21"/>
@@ -30585,7 +30226,7 @@
           <w:p>
             <w:pPr>
               <w:snapToGrid w:val="0"/>
-              <w:spacing w:after="0" w:line="300" w:lineRule="auto"/>
+              <w:spacing w:after="0" w:line="288" w:lineRule="auto"/>
               <w:rPr>
                 <w:sz w:val="21"/>
                 <w:szCs w:val="21"/>
@@ -30619,7 +30260,7 @@
           <w:p>
             <w:pPr>
               <w:snapToGrid w:val="0"/>
-              <w:spacing w:after="0" w:line="300" w:lineRule="auto"/>
+              <w:spacing w:after="0" w:line="288" w:lineRule="auto"/>
               <w:rPr>
                 <w:sz w:val="21"/>
                 <w:szCs w:val="21"/>
@@ -30662,7 +30303,7 @@
           <w:p>
             <w:pPr>
               <w:snapToGrid w:val="0"/>
-              <w:spacing w:after="0" w:line="300" w:lineRule="auto"/>
+              <w:spacing w:after="0" w:line="288" w:lineRule="auto"/>
               <w:rPr>
                 <w:sz w:val="21"/>
                 <w:szCs w:val="21"/>
@@ -30690,15 +30331,6 @@
         </w:tc>
       </w:tr>
     </w:tbl>
-    <w:p>
-      <w:pPr>
-        <w:spacing w:after="0" w:line="300" w:lineRule="auto"/>
-        <w:rPr>
-          <w:sz w:val="21"/>
-          <w:szCs w:val="21"/>
-        </w:rPr>
-      </w:pPr>
-    </w:p>
     <w:sectPr>
       <w:footerReference w:type="default" r:id="rId40"/>
       <w:pgSz w:w="11906" w:h="16838"/>
@@ -31074,7 +30706,7 @@
     </w:rPrDefault>
     <w:pPrDefault>
       <w:pPr>
-        <w:spacing w:before="0" w:after="0" w:line="300" w:lineRule="auto"/>
+        <w:spacing w:before="0" w:after="0" w:line="288" w:lineRule="auto"/>
       </w:pPr>
     </w:pPrDefault>
   </w:docDefaults>

--- a/高中数学/高中数学同步/人教B版选必1 第2章 平面解析几何·知识清单（完成）.docx
+++ b/高中数学/高中数学同步/人教B版选必1 第2章 平面解析几何·知识清单（完成）.docx
@@ -30444,7 +30444,7 @@
         <w:sz w:val="21"/>
         <w:szCs w:val="21"/>
       </w:rPr>
-      <w:t>245</w:t>
+      <w:t>210</w:t>
     </w:r>
     <w:r>
       <w:rPr>
@@ -30460,7 +30460,7 @@
         <w:sz w:val="21"/>
         <w:szCs w:val="21"/>
       </w:rPr>
-      <w:t>·本部第1–11页（共11页）</w:t>
+      <w:t>·本部第1–10页（共10页）</w:t>
     </w:r>
   </w:p>
 </w:ftr>

--- a/高中数学/高中数学同步/人教B版选必1 第2章 平面解析几何·知识清单（完成）.docx
+++ b/高中数学/高中数学同步/人教B版选必1 第2章 平面解析几何·知识清单（完成）.docx
@@ -30335,7 +30335,7 @@
       <w:footerReference w:type="default" r:id="rId40"/>
       <w:pgSz w:w="11906" w:h="16838"/>
       <w:pgMar w:top="850" w:right="850" w:bottom="850" w:left="850" w:header="850" w:footer="850" w:gutter="0"/>
-      <w:pgNumType w:start="1"/>
+      <w:pgNumType w:start="133"/>
       <w:cols w:space="720"/>
       <w:docGrid w:linePitch="360"/>
     </w:sectPr>
@@ -30420,7 +30420,7 @@
         <w:sz w:val="21"/>
         <w:szCs w:val="21"/>
       </w:rPr>
-      <w:t>1</w:t>
+      <w:t>133</w:t>
     </w:r>
     <w:r>
       <w:rPr>
@@ -30444,7 +30444,7 @@
         <w:sz w:val="21"/>
         <w:szCs w:val="21"/>
       </w:rPr>
-      <w:t>210</w:t>
+      <w:t>340</w:t>
     </w:r>
     <w:r>
       <w:rPr>

--- a/高中数学/高中数学同步/人教B版选必1 第2章 平面解析几何·知识清单（完成）.docx
+++ b/高中数学/高中数学同步/人教B版选必1 第2章 平面解析几何·知识清单（完成）.docx
@@ -30444,7 +30444,7 @@
         <w:sz w:val="21"/>
         <w:szCs w:val="21"/>
       </w:rPr>
-      <w:t>340</w:t>
+      <w:t>339</w:t>
     </w:r>
     <w:r>
       <w:rPr>

--- a/高中数学/高中数学同步/人教B版选必1 第2章 平面解析几何·知识清单（完成）.docx
+++ b/高中数学/高中数学同步/人教B版选必1 第2章 平面解析几何·知识清单（完成）.docx
@@ -15,8 +15,8 @@
         <w:rPr>
           <w:rFonts w:ascii="Times New Roman" w:eastAsia="宋体" w:hAnsi="Times New Roman" w:cs="Times New Roman"/>
           <w:b/>
-          <w:sz w:val="21"/>
-          <w:szCs w:val="21"/>
+          <w:sz w:val="28"/>
+          <w:szCs w:val="28"/>
           <w:lang w:eastAsia="zh-CN"/>
         </w:rPr>
         <w:t>人教</w:t>
@@ -25,8 +25,8 @@
         <w:rPr>
           <w:rFonts w:ascii="Times New Roman" w:eastAsia="宋体" w:hAnsi="Times New Roman" w:cs="Times New Roman"/>
           <w:b/>
-          <w:sz w:val="21"/>
-          <w:szCs w:val="21"/>
+          <w:sz w:val="28"/>
+          <w:szCs w:val="28"/>
           <w:lang w:eastAsia="zh-CN"/>
         </w:rPr>
         <w:t>B</w:t>
@@ -35,8 +35,8 @@
         <w:rPr>
           <w:rFonts w:ascii="Times New Roman" w:eastAsia="宋体" w:hAnsi="Times New Roman" w:cs="Times New Roman"/>
           <w:b/>
-          <w:sz w:val="21"/>
-          <w:szCs w:val="21"/>
+          <w:sz w:val="28"/>
+          <w:szCs w:val="28"/>
           <w:lang w:eastAsia="zh-CN"/>
         </w:rPr>
         <w:t>版选必</w:t>
@@ -45,8 +45,8 @@
         <w:rPr>
           <w:rFonts w:ascii="Times New Roman" w:eastAsia="宋体" w:hAnsi="Times New Roman" w:cs="Times New Roman"/>
           <w:b/>
-          <w:sz w:val="21"/>
-          <w:szCs w:val="21"/>
+          <w:sz w:val="28"/>
+          <w:szCs w:val="28"/>
           <w:lang w:eastAsia="zh-CN"/>
         </w:rPr>
         <w:t xml:space="preserve">1 </w:t>
@@ -55,8 +55,8 @@
         <w:rPr>
           <w:rFonts w:ascii="Times New Roman" w:eastAsia="宋体" w:hAnsi="Times New Roman" w:cs="Times New Roman"/>
           <w:b/>
-          <w:sz w:val="21"/>
-          <w:szCs w:val="21"/>
+          <w:sz w:val="28"/>
+          <w:szCs w:val="28"/>
           <w:lang w:eastAsia="zh-CN"/>
         </w:rPr>
         <w:t>第</w:t>
@@ -65,8 +65,8 @@
         <w:rPr>
           <w:rFonts w:ascii="Times New Roman" w:eastAsia="宋体" w:hAnsi="Times New Roman" w:cs="Times New Roman"/>
           <w:b/>
-          <w:sz w:val="21"/>
-          <w:szCs w:val="21"/>
+          <w:sz w:val="28"/>
+          <w:szCs w:val="28"/>
           <w:lang w:eastAsia="zh-CN"/>
         </w:rPr>
         <w:t>2</w:t>
@@ -75,8 +75,8 @@
         <w:rPr>
           <w:rFonts w:ascii="Times New Roman" w:eastAsia="宋体" w:hAnsi="Times New Roman" w:cs="Times New Roman"/>
           <w:b/>
-          <w:sz w:val="21"/>
-          <w:szCs w:val="21"/>
+          <w:sz w:val="28"/>
+          <w:szCs w:val="28"/>
           <w:lang w:eastAsia="zh-CN"/>
         </w:rPr>
         <w:t>章</w:t>
@@ -85,8 +85,8 @@
         <w:rPr>
           <w:rFonts w:ascii="Times New Roman" w:eastAsia="宋体" w:hAnsi="Times New Roman" w:cs="Times New Roman"/>
           <w:b/>
-          <w:sz w:val="21"/>
-          <w:szCs w:val="21"/>
+          <w:sz w:val="28"/>
+          <w:szCs w:val="28"/>
           <w:lang w:eastAsia="zh-CN"/>
         </w:rPr>
         <w:t xml:space="preserve"> </w:t>
@@ -95,8 +95,8 @@
         <w:rPr>
           <w:rFonts w:ascii="Times New Roman" w:eastAsia="宋体" w:hAnsi="Times New Roman" w:cs="Times New Roman"/>
           <w:b/>
-          <w:sz w:val="21"/>
-          <w:szCs w:val="21"/>
+          <w:sz w:val="28"/>
+          <w:szCs w:val="28"/>
           <w:lang w:eastAsia="zh-CN"/>
         </w:rPr>
         <w:t>平面解析几何</w:t>
@@ -105,8 +105,8 @@
         <w:rPr>
           <w:rFonts w:ascii="Times New Roman" w:eastAsia="宋体" w:hAnsi="Times New Roman" w:cs="Times New Roman"/>
           <w:b/>
-          <w:sz w:val="21"/>
-          <w:szCs w:val="21"/>
+          <w:sz w:val="28"/>
+          <w:szCs w:val="28"/>
           <w:lang w:eastAsia="zh-CN"/>
         </w:rPr>
         <w:t>·</w:t>
@@ -115,8 +115,8 @@
         <w:rPr>
           <w:rFonts w:ascii="Times New Roman" w:eastAsia="宋体" w:hAnsi="Times New Roman" w:cs="Times New Roman"/>
           <w:b/>
-          <w:sz w:val="21"/>
-          <w:szCs w:val="21"/>
+          <w:sz w:val="28"/>
+          <w:szCs w:val="28"/>
           <w:lang w:eastAsia="zh-CN"/>
         </w:rPr>
         <w:t>知识清单（完成）</w:t>
@@ -243,9 +243,10 @@
         <w:rPr>
           <w:rFonts w:ascii="Times New Roman" w:eastAsia="宋体" w:hAnsi="Times New Roman" w:cs="Times New Roman"/>
           <w:b/>
-          <w:sz w:val="21"/>
-          <w:szCs w:val="21"/>
+          <w:sz w:val="24"/>
+          <w:szCs w:val="24"/>
           <w:lang w:eastAsia="zh-CN"/>
+          <w:shd w:val="clear" w:color="auto" w:fill="C9C9C9"/>
         </w:rPr>
         <w:t xml:space="preserve">2.1 </w:t>
       </w:r>
@@ -253,8 +254,8 @@
         <w:rPr>
           <w:rFonts w:ascii="Times New Roman" w:eastAsia="宋体" w:hAnsi="Times New Roman" w:cs="Times New Roman"/>
           <w:b/>
-          <w:sz w:val="21"/>
-          <w:szCs w:val="21"/>
+          <w:sz w:val="24"/>
+          <w:szCs w:val="24"/>
           <w:lang w:eastAsia="zh-CN"/>
         </w:rPr>
         <w:t>坐标法</w:t>
@@ -649,7 +650,7 @@
                 <w:rFonts w:ascii="Times New Roman" w:hAnsi="Times New Roman"/>
                 <w:sz w:val="21"/>
                 <w:szCs w:val="21"/>
-                <w:shd w:val="clear" w:color="auto" w:fill="A6A6A6"/>
+                <w:shd w:val="clear" w:color="auto" w:fill="C9C9C9"/>
               </w:rPr>
             </m:ctrlPr>
           </m:radPr>
@@ -1098,7 +1099,7 @@
                 <w:rFonts w:ascii="Times New Roman" w:hAnsi="Times New Roman"/>
                 <w:sz w:val="21"/>
                 <w:szCs w:val="21"/>
-                <w:shd w:val="clear" w:color="auto" w:fill="A6A6A6"/>
+                <w:shd w:val="clear" w:color="auto" w:fill="C9C9C9"/>
               </w:rPr>
             </m:ctrlPr>
           </m:radPr>
@@ -1220,9 +1221,10 @@
         <w:rPr>
           <w:rFonts w:ascii="Times New Roman" w:eastAsia="宋体" w:hAnsi="Times New Roman" w:cs="Times New Roman"/>
           <w:b/>
-          <w:sz w:val="21"/>
-          <w:szCs w:val="21"/>
+          <w:sz w:val="24"/>
+          <w:szCs w:val="24"/>
           <w:lang w:eastAsia="zh-CN"/>
+          <w:shd w:val="clear" w:color="auto" w:fill="C9C9C9"/>
         </w:rPr>
         <w:t xml:space="preserve">2.2.1 </w:t>
       </w:r>
@@ -1230,8 +1232,8 @@
         <w:rPr>
           <w:rFonts w:ascii="Times New Roman" w:eastAsia="宋体" w:hAnsi="Times New Roman" w:cs="Times New Roman"/>
           <w:b/>
-          <w:sz w:val="21"/>
-          <w:szCs w:val="21"/>
+          <w:sz w:val="24"/>
+          <w:szCs w:val="24"/>
           <w:lang w:eastAsia="zh-CN"/>
         </w:rPr>
         <w:t>直线的倾斜角与斜率</w:t>
@@ -1395,7 +1397,7 @@
                 <w:rFonts w:ascii="Times New Roman" w:eastAsia="宋体" w:hAnsi="Times New Roman" w:cs="Times New Roman"/>
                 <w:sz w:val="21"/>
                 <w:szCs w:val="21"/>
-                <w:shd w:val="clear" w:color="auto" w:fill="A6A6A6"/>
+                <w:shd w:val="clear" w:color="auto" w:fill="C9C9C9"/>
               </w:rPr>
               <w:t>相交</w:t>
             </w:r>
@@ -1480,7 +1482,7 @@
                   <w:rFonts w:ascii="Times New Roman" w:hAnsi="Times New Roman" w:cs="Cambria Math"/>
                   <w:sz w:val="21"/>
                   <w:szCs w:val="21"/>
-                  <w:shd w:val="clear" w:color="auto" w:fill="A6A6A6"/>
+                  <w:shd w:val="clear" w:color="auto" w:fill="C9C9C9"/>
                   <w:lang w:eastAsia="zh-CN"/>
                 </w:rPr>
                 <m:t>x</m:t>
@@ -1491,7 +1493,7 @@
                 <w:rFonts w:ascii="Times New Roman" w:eastAsia="宋体" w:hAnsi="Times New Roman" w:cs="Times New Roman"/>
                 <w:sz w:val="21"/>
                 <w:szCs w:val="21"/>
-                <w:shd w:val="clear" w:color="auto" w:fill="A6A6A6"/>
+                <w:shd w:val="clear" w:color="auto" w:fill="C9C9C9"/>
                 <w:lang w:eastAsia="zh-CN"/>
               </w:rPr>
               <w:t>轴</w:t>
@@ -1529,7 +1531,7 @@
                 <w:rFonts w:ascii="Times New Roman" w:eastAsia="宋体" w:hAnsi="Times New Roman" w:cs="Times New Roman"/>
                 <w:sz w:val="21"/>
                 <w:szCs w:val="21"/>
-                <w:shd w:val="clear" w:color="auto" w:fill="A6A6A6"/>
+                <w:shd w:val="clear" w:color="auto" w:fill="C9C9C9"/>
                 <w:lang w:eastAsia="zh-CN"/>
               </w:rPr>
               <w:t>正向</w:t>
@@ -1559,7 +1561,7 @@
                 <w:i/>
                 <w:sz w:val="21"/>
                 <w:szCs w:val="21"/>
-                <w:shd w:val="clear" w:color="auto" w:fill="A6A6A6"/>
+                <w:shd w:val="clear" w:color="auto" w:fill="C9C9C9"/>
                 <w:lang w:eastAsia="zh-CN"/>
               </w:rPr>
               <w:t>向上</w:t>
@@ -1727,7 +1729,7 @@
                 <w:rFonts w:ascii="Times New Roman" w:eastAsia="宋体" w:hAnsi="Times New Roman" w:cs="Times New Roman"/>
                 <w:sz w:val="21"/>
                 <w:szCs w:val="21"/>
-                <w:shd w:val="clear" w:color="auto" w:fill="A6A6A6"/>
+                <w:shd w:val="clear" w:color="auto" w:fill="C9C9C9"/>
                 <w:lang w:eastAsia="zh-CN"/>
               </w:rPr>
               <w:t>平行</w:t>
@@ -1746,7 +1748,7 @@
                 <w:rFonts w:ascii="Times New Roman" w:eastAsia="宋体" w:hAnsi="Times New Roman" w:cs="Times New Roman"/>
                 <w:sz w:val="21"/>
                 <w:szCs w:val="21"/>
-                <w:shd w:val="clear" w:color="auto" w:fill="A6A6A6"/>
+                <w:shd w:val="clear" w:color="auto" w:fill="C9C9C9"/>
                 <w:lang w:eastAsia="zh-CN"/>
               </w:rPr>
               <w:t>重合</w:t>
@@ -1768,7 +1770,7 @@
                       <w:rFonts w:ascii="Times New Roman" w:hAnsi="Times New Roman"/>
                       <w:sz w:val="21"/>
                       <w:szCs w:val="21"/>
-                      <w:shd w:val="clear" w:color="auto" w:fill="A6A6A6"/>
+                      <w:shd w:val="clear" w:color="auto" w:fill="C9C9C9"/>
                     </w:rPr>
                   </m:ctrlPr>
                 </m:sSupPr>
@@ -1874,7 +1876,7 @@
                     <w:rFonts w:ascii="Times New Roman" w:hAnsi="Times New Roman" w:cs="Cambria Math"/>
                     <w:sz w:val="21"/>
                     <w:szCs w:val="21"/>
-                    <w:shd w:val="clear" w:color="auto" w:fill="A6A6A6"/>
+                    <w:shd w:val="clear" w:color="auto" w:fill="C9C9C9"/>
                   </w:rPr>
                   <m:t>0°≤</m:t>
                 </m:r>
@@ -1886,7 +1888,7 @@
                     <w:rFonts w:ascii="Times New Roman" w:hAnsi="Times New Roman" w:cs="Cambria Math"/>
                     <w:sz w:val="21"/>
                     <w:szCs w:val="21"/>
-                    <w:shd w:val="clear" w:color="auto" w:fill="A6A6A6"/>
+                    <w:shd w:val="clear" w:color="auto" w:fill="C9C9C9"/>
                   </w:rPr>
                   <m:t>α</m:t>
                 </m:r>
@@ -1898,7 +1900,7 @@
                     <w:rFonts w:ascii="Times New Roman" w:hAnsi="Times New Roman" w:cs="Cambria Math"/>
                     <w:sz w:val="21"/>
                     <w:szCs w:val="21"/>
-                    <w:shd w:val="clear" w:color="auto" w:fill="A6A6A6"/>
+                    <w:shd w:val="clear" w:color="auto" w:fill="C9C9C9"/>
                   </w:rPr>
                   <m:t>&lt;180°</m:t>
                 </m:r>
@@ -1981,7 +1983,7 @@
           <w:rFonts w:ascii="Times New Roman" w:eastAsia="宋体" w:hAnsi="Times New Roman" w:cs="Times New Roman"/>
           <w:sz w:val="21"/>
           <w:szCs w:val="21"/>
-          <w:shd w:val="clear" w:color="auto" w:fill="A6A6A6"/>
+          <w:shd w:val="clear" w:color="auto" w:fill="C9C9C9"/>
           <w:lang w:eastAsia="zh-CN"/>
         </w:rPr>
         <w:t>正切值</w:t>
@@ -2022,7 +2024,7 @@
             <w:rFonts w:ascii="Times New Roman" w:hAnsi="Times New Roman" w:cs="Cambria Math"/>
             <w:sz w:val="21"/>
             <w:szCs w:val="21"/>
-            <w:shd w:val="clear" w:color="auto" w:fill="A6A6A6"/>
+            <w:shd w:val="clear" w:color="auto" w:fill="C9C9C9"/>
             <w:lang w:eastAsia="zh-CN"/>
           </w:rPr>
           <m:t>tan</m:t>
@@ -2035,7 +2037,7 @@
             <w:rFonts w:ascii="Times New Roman" w:hAnsi="Times New Roman" w:cs="Cambria Math"/>
             <w:sz w:val="21"/>
             <w:szCs w:val="21"/>
-            <w:shd w:val="clear" w:color="auto" w:fill="A6A6A6"/>
+            <w:shd w:val="clear" w:color="auto" w:fill="C9C9C9"/>
             <w:lang w:eastAsia="zh-CN"/>
           </w:rPr>
           <m:t>α</m:t>
@@ -2475,7 +2477,7 @@
                 <w:rFonts w:ascii="Times New Roman" w:hAnsi="Times New Roman"/>
                 <w:sz w:val="21"/>
                 <w:szCs w:val="21"/>
-                <w:shd w:val="clear" w:color="auto" w:fill="A6A6A6"/>
+                <w:shd w:val="clear" w:color="auto" w:fill="C9C9C9"/>
               </w:rPr>
             </m:ctrlPr>
           </m:fPr>
@@ -2820,7 +2822,7 @@
           <w:rFonts w:ascii="Times New Roman" w:eastAsia="宋体" w:hAnsi="Times New Roman" w:cs="Times New Roman"/>
           <w:sz w:val="21"/>
           <w:szCs w:val="21"/>
-          <w:shd w:val="clear" w:color="auto" w:fill="A6A6A6"/>
+          <w:shd w:val="clear" w:color="auto" w:fill="C9C9C9"/>
           <w:lang w:eastAsia="zh-CN"/>
         </w:rPr>
         <w:t>方向向量</w:t>
@@ -3021,7 +3023,7 @@
                 <w:rFonts w:ascii="Times New Roman" w:hAnsi="Times New Roman"/>
                 <w:sz w:val="21"/>
                 <w:szCs w:val="21"/>
-                <w:shd w:val="clear" w:color="auto" w:fill="A6A6A6"/>
+                <w:shd w:val="clear" w:color="auto" w:fill="C9C9C9"/>
               </w:rPr>
             </m:ctrlPr>
           </m:fPr>
@@ -3107,7 +3109,7 @@
           <w:rFonts w:ascii="Times New Roman" w:eastAsia="宋体" w:hAnsi="Times New Roman" w:cs="Times New Roman"/>
           <w:sz w:val="21"/>
           <w:szCs w:val="21"/>
-          <w:shd w:val="clear" w:color="auto" w:fill="A6A6A6"/>
+          <w:shd w:val="clear" w:color="auto" w:fill="C9C9C9"/>
           <w:lang w:eastAsia="zh-CN"/>
         </w:rPr>
         <w:t>不存在</w:t>
@@ -3144,9 +3146,10 @@
         <w:rPr>
           <w:rFonts w:ascii="Times New Roman" w:eastAsia="宋体" w:hAnsi="Times New Roman" w:cs="Times New Roman"/>
           <w:b/>
-          <w:sz w:val="21"/>
-          <w:szCs w:val="21"/>
+          <w:sz w:val="24"/>
+          <w:szCs w:val="24"/>
           <w:lang w:eastAsia="zh-CN"/>
+          <w:shd w:val="clear" w:color="auto" w:fill="C9C9C9"/>
         </w:rPr>
         <w:t xml:space="preserve">2.2.2 </w:t>
       </w:r>
@@ -3154,8 +3157,8 @@
         <w:rPr>
           <w:rFonts w:ascii="Times New Roman" w:eastAsia="宋体" w:hAnsi="Times New Roman" w:cs="Times New Roman"/>
           <w:b/>
-          <w:sz w:val="21"/>
-          <w:szCs w:val="21"/>
+          <w:sz w:val="24"/>
+          <w:szCs w:val="24"/>
           <w:lang w:eastAsia="zh-CN"/>
         </w:rPr>
         <w:t>直线的方程</w:t>
@@ -3692,7 +3695,7 @@
                     <w:rFonts w:ascii="Times New Roman" w:hAnsi="Times New Roman" w:cs="Cambria Math"/>
                     <w:sz w:val="21"/>
                     <w:szCs w:val="21"/>
-                    <w:shd w:val="clear" w:color="auto" w:fill="A6A6A6"/>
+                    <w:shd w:val="clear" w:color="auto" w:fill="C9C9C9"/>
                   </w:rPr>
                   <m:t>y</m:t>
                 </m:r>
@@ -3704,7 +3707,7 @@
                     <w:rFonts w:ascii="Times New Roman" w:hAnsi="Times New Roman" w:cs="Cambria Math"/>
                     <w:sz w:val="21"/>
                     <w:szCs w:val="21"/>
-                    <w:shd w:val="clear" w:color="auto" w:fill="A6A6A6"/>
+                    <w:shd w:val="clear" w:color="auto" w:fill="C9C9C9"/>
                   </w:rPr>
                   <m:t>-</m:t>
                 </m:r>
@@ -3715,7 +3718,7 @@
                         <w:rFonts w:ascii="Times New Roman" w:hAnsi="Times New Roman"/>
                         <w:sz w:val="21"/>
                         <w:szCs w:val="21"/>
-                        <w:shd w:val="clear" w:color="auto" w:fill="A6A6A6"/>
+                        <w:shd w:val="clear" w:color="auto" w:fill="C9C9C9"/>
                       </w:rPr>
                     </m:ctrlPr>
                   </m:sSubPr>
@@ -3754,7 +3757,7 @@
                     <w:rFonts w:ascii="Times New Roman" w:hAnsi="Times New Roman" w:cs="Cambria Math"/>
                     <w:sz w:val="21"/>
                     <w:szCs w:val="21"/>
-                    <w:shd w:val="clear" w:color="auto" w:fill="A6A6A6"/>
+                    <w:shd w:val="clear" w:color="auto" w:fill="C9C9C9"/>
                   </w:rPr>
                   <m:t>=</m:t>
                 </m:r>
@@ -3766,7 +3769,7 @@
                     <w:rFonts w:ascii="Times New Roman" w:hAnsi="Times New Roman" w:cs="Cambria Math"/>
                     <w:sz w:val="21"/>
                     <w:szCs w:val="21"/>
-                    <w:shd w:val="clear" w:color="auto" w:fill="A6A6A6"/>
+                    <w:shd w:val="clear" w:color="auto" w:fill="C9C9C9"/>
                   </w:rPr>
                   <m:t>k</m:t>
                 </m:r>
@@ -3777,7 +3780,7 @@
                         <w:rFonts w:ascii="Times New Roman" w:hAnsi="Times New Roman"/>
                         <w:sz w:val="21"/>
                         <w:szCs w:val="21"/>
-                        <w:shd w:val="clear" w:color="auto" w:fill="A6A6A6"/>
+                        <w:shd w:val="clear" w:color="auto" w:fill="C9C9C9"/>
                       </w:rPr>
                     </m:ctrlPr>
                   </m:dPr>
@@ -4062,7 +4065,7 @@
           <w:rFonts w:ascii="Times New Roman" w:eastAsia="宋体" w:hAnsi="Times New Roman" w:cs="Times New Roman"/>
           <w:sz w:val="21"/>
           <w:szCs w:val="21"/>
-          <w:shd w:val="clear" w:color="auto" w:fill="A6A6A6"/>
+          <w:shd w:val="clear" w:color="auto" w:fill="C9C9C9"/>
           <w:lang w:eastAsia="zh-CN"/>
         </w:rPr>
         <w:t>b</w:t>
@@ -4525,7 +4528,7 @@
                 <w:rFonts w:ascii="Times New Roman" w:eastAsia="宋体" w:hAnsi="Times New Roman" w:cs="Times New Roman"/>
                 <w:sz w:val="21"/>
                 <w:szCs w:val="21"/>
-                <w:shd w:val="clear" w:color="auto" w:fill="A6A6A6"/>
+                <w:shd w:val="clear" w:color="auto" w:fill="C9C9C9"/>
               </w:rPr>
               <w:t>y=kx+b</w:t>
             </w:r>
@@ -5401,7 +5404,7 @@
                         <w:rFonts w:ascii="Times New Roman" w:hAnsi="Times New Roman"/>
                         <w:sz w:val="21"/>
                         <w:szCs w:val="21"/>
-                        <w:shd w:val="clear" w:color="auto" w:fill="A6A6A6"/>
+                        <w:shd w:val="clear" w:color="auto" w:fill="C9C9C9"/>
                       </w:rPr>
                     </m:ctrlPr>
                   </m:fPr>
@@ -5562,7 +5565,7 @@
                     <w:rFonts w:ascii="Times New Roman" w:hAnsi="Times New Roman" w:cs="Cambria Math"/>
                     <w:sz w:val="21"/>
                     <w:szCs w:val="21"/>
-                    <w:shd w:val="clear" w:color="auto" w:fill="A6A6A6"/>
+                    <w:shd w:val="clear" w:color="auto" w:fill="C9C9C9"/>
                   </w:rPr>
                   <m:t>=</m:t>
                 </m:r>
@@ -5573,7 +5576,7 @@
                         <w:rFonts w:ascii="Times New Roman" w:hAnsi="Times New Roman"/>
                         <w:sz w:val="21"/>
                         <w:szCs w:val="21"/>
-                        <w:shd w:val="clear" w:color="auto" w:fill="A6A6A6"/>
+                        <w:shd w:val="clear" w:color="auto" w:fill="C9C9C9"/>
                       </w:rPr>
                     </m:ctrlPr>
                   </m:fPr>
@@ -6312,7 +6315,7 @@
                         <w:rFonts w:ascii="Times New Roman" w:hAnsi="Times New Roman"/>
                         <w:sz w:val="21"/>
                         <w:szCs w:val="21"/>
-                        <w:shd w:val="clear" w:color="auto" w:fill="A6A6A6"/>
+                        <w:shd w:val="clear" w:color="auto" w:fill="C9C9C9"/>
                       </w:rPr>
                     </m:ctrlPr>
                   </m:fPr>
@@ -6351,7 +6354,7 @@
                     <w:rFonts w:ascii="Times New Roman" w:hAnsi="Times New Roman" w:cs="Cambria Math"/>
                     <w:sz w:val="21"/>
                     <w:szCs w:val="21"/>
-                    <w:shd w:val="clear" w:color="auto" w:fill="A6A6A6"/>
+                    <w:shd w:val="clear" w:color="auto" w:fill="C9C9C9"/>
                   </w:rPr>
                   <m:t>+</m:t>
                 </m:r>
@@ -6362,7 +6365,7 @@
                         <w:rFonts w:ascii="Times New Roman" w:hAnsi="Times New Roman"/>
                         <w:sz w:val="21"/>
                         <w:szCs w:val="21"/>
-                        <w:shd w:val="clear" w:color="auto" w:fill="A6A6A6"/>
+                        <w:shd w:val="clear" w:color="auto" w:fill="C9C9C9"/>
                       </w:rPr>
                     </m:ctrlPr>
                   </m:fPr>
@@ -6401,7 +6404,7 @@
                     <w:rFonts w:ascii="Times New Roman" w:hAnsi="Times New Roman" w:cs="Cambria Math"/>
                     <w:sz w:val="21"/>
                     <w:szCs w:val="21"/>
-                    <w:shd w:val="clear" w:color="auto" w:fill="A6A6A6"/>
+                    <w:shd w:val="clear" w:color="auto" w:fill="C9C9C9"/>
                   </w:rPr>
                   <m:t>=1</m:t>
                 </m:r>
@@ -6596,7 +6599,7 @@
             <w:rFonts w:ascii="Times New Roman" w:hAnsi="Times New Roman" w:cs="Cambria Math"/>
             <w:sz w:val="21"/>
             <w:szCs w:val="21"/>
-            <w:shd w:val="clear" w:color="auto" w:fill="A6A6A6"/>
+            <w:shd w:val="clear" w:color="auto" w:fill="C9C9C9"/>
             <w:lang w:eastAsia="zh-CN"/>
           </w:rPr>
           <m:t>Ax</m:t>
@@ -6609,7 +6612,7 @@
             <w:rFonts w:ascii="Times New Roman" w:hAnsi="Times New Roman" w:cs="Cambria Math"/>
             <w:sz w:val="21"/>
             <w:szCs w:val="21"/>
-            <w:shd w:val="clear" w:color="auto" w:fill="A6A6A6"/>
+            <w:shd w:val="clear" w:color="auto" w:fill="C9C9C9"/>
             <w:lang w:eastAsia="zh-CN"/>
           </w:rPr>
           <m:t>+</m:t>
@@ -6622,7 +6625,7 @@
             <w:rFonts w:ascii="Times New Roman" w:hAnsi="Times New Roman" w:cs="Cambria Math"/>
             <w:sz w:val="21"/>
             <w:szCs w:val="21"/>
-            <w:shd w:val="clear" w:color="auto" w:fill="A6A6A6"/>
+            <w:shd w:val="clear" w:color="auto" w:fill="C9C9C9"/>
             <w:lang w:eastAsia="zh-CN"/>
           </w:rPr>
           <m:t>By</m:t>
@@ -6635,7 +6638,7 @@
             <w:rFonts w:ascii="Times New Roman" w:hAnsi="Times New Roman" w:cs="Cambria Math"/>
             <w:sz w:val="21"/>
             <w:szCs w:val="21"/>
-            <w:shd w:val="clear" w:color="auto" w:fill="A6A6A6"/>
+            <w:shd w:val="clear" w:color="auto" w:fill="C9C9C9"/>
             <w:lang w:eastAsia="zh-CN"/>
           </w:rPr>
           <m:t>+</m:t>
@@ -6648,7 +6651,7 @@
             <w:rFonts w:ascii="Times New Roman" w:hAnsi="Times New Roman" w:cs="Cambria Math"/>
             <w:sz w:val="21"/>
             <w:szCs w:val="21"/>
-            <w:shd w:val="clear" w:color="auto" w:fill="A6A6A6"/>
+            <w:shd w:val="clear" w:color="auto" w:fill="C9C9C9"/>
             <w:lang w:eastAsia="zh-CN"/>
           </w:rPr>
           <m:t>C</m:t>
@@ -6661,7 +6664,7 @@
             <w:rFonts w:ascii="Times New Roman" w:hAnsi="Times New Roman" w:cs="Cambria Math"/>
             <w:sz w:val="21"/>
             <w:szCs w:val="21"/>
-            <w:shd w:val="clear" w:color="auto" w:fill="A6A6A6"/>
+            <w:shd w:val="clear" w:color="auto" w:fill="C9C9C9"/>
             <w:lang w:eastAsia="zh-CN"/>
           </w:rPr>
           <m:t>=0</m:t>
@@ -6775,7 +6778,7 @@
           <w:rFonts w:ascii="Times New Roman" w:eastAsia="宋体" w:hAnsi="Times New Roman" w:cs="Times New Roman"/>
           <w:sz w:val="21"/>
           <w:szCs w:val="21"/>
-          <w:shd w:val="clear" w:color="auto" w:fill="A6A6A6"/>
+          <w:shd w:val="clear" w:color="auto" w:fill="C9C9C9"/>
           <w:lang w:eastAsia="zh-CN"/>
         </w:rPr>
         <w:t>二元一次方程</w:t>
@@ -6803,9 +6806,10 @@
         <w:rPr>
           <w:rFonts w:ascii="Times New Roman" w:eastAsia="宋体" w:hAnsi="Times New Roman" w:cs="Times New Roman"/>
           <w:b/>
-          <w:sz w:val="21"/>
-          <w:szCs w:val="21"/>
+          <w:sz w:val="24"/>
+          <w:szCs w:val="24"/>
           <w:lang w:eastAsia="zh-CN"/>
+          <w:shd w:val="clear" w:color="auto" w:fill="C9C9C9"/>
         </w:rPr>
         <w:t xml:space="preserve">2.2.3 </w:t>
       </w:r>
@@ -6813,8 +6817,8 @@
         <w:rPr>
           <w:rFonts w:ascii="Times New Roman" w:eastAsia="宋体" w:hAnsi="Times New Roman" w:cs="Times New Roman"/>
           <w:b/>
-          <w:sz w:val="21"/>
-          <w:szCs w:val="21"/>
+          <w:sz w:val="24"/>
+          <w:szCs w:val="24"/>
           <w:lang w:eastAsia="zh-CN"/>
         </w:rPr>
         <w:t>两条直线的位置关系</w:t>
@@ -7730,7 +7734,7 @@
                         <w:rFonts w:ascii="Times New Roman" w:hAnsi="Times New Roman"/>
                         <w:sz w:val="21"/>
                         <w:szCs w:val="21"/>
-                        <w:shd w:val="clear" w:color="auto" w:fill="A6A6A6"/>
+                        <w:shd w:val="clear" w:color="auto" w:fill="C9C9C9"/>
                       </w:rPr>
                     </m:ctrlPr>
                   </m:sSubPr>
@@ -7769,7 +7773,7 @@
                     <w:rFonts w:ascii="Times New Roman" w:hAnsi="Times New Roman" w:cs="Cambria Math"/>
                     <w:sz w:val="21"/>
                     <w:szCs w:val="21"/>
-                    <w:shd w:val="clear" w:color="auto" w:fill="A6A6A6"/>
+                    <w:shd w:val="clear" w:color="auto" w:fill="C9C9C9"/>
                   </w:rPr>
                   <m:t>=</m:t>
                 </m:r>
@@ -7780,7 +7784,7 @@
                         <w:rFonts w:ascii="Times New Roman" w:hAnsi="Times New Roman"/>
                         <w:sz w:val="21"/>
                         <w:szCs w:val="21"/>
-                        <w:shd w:val="clear" w:color="auto" w:fill="A6A6A6"/>
+                        <w:shd w:val="clear" w:color="auto" w:fill="C9C9C9"/>
                       </w:rPr>
                     </m:ctrlPr>
                   </m:sSubPr>
@@ -7848,7 +7852,7 @@
                       <w:rFonts w:ascii="Times New Roman" w:hAnsi="Times New Roman"/>
                       <w:sz w:val="21"/>
                       <w:szCs w:val="21"/>
-                      <w:shd w:val="clear" w:color="auto" w:fill="A6A6A6"/>
+                      <w:shd w:val="clear" w:color="auto" w:fill="C9C9C9"/>
                     </w:rPr>
                   </m:ctrlPr>
                 </m:sSubPr>
@@ -7887,7 +7891,7 @@
                 <w:rFonts w:ascii="Times New Roman" w:eastAsia="宋体" w:hAnsi="Times New Roman" w:cs="Times New Roman"/>
                 <w:sz w:val="21"/>
                 <w:szCs w:val="21"/>
-                <w:shd w:val="clear" w:color="auto" w:fill="A6A6A6"/>
+                <w:shd w:val="clear" w:color="auto" w:fill="C9C9C9"/>
                 <w:lang w:eastAsia="zh-CN"/>
               </w:rPr>
               <w:t>//</w:t>
@@ -7900,7 +7904,7 @@
                       <w:rFonts w:ascii="Times New Roman" w:hAnsi="Times New Roman"/>
                       <w:sz w:val="21"/>
                       <w:szCs w:val="21"/>
-                      <w:shd w:val="clear" w:color="auto" w:fill="A6A6A6"/>
+                      <w:shd w:val="clear" w:color="auto" w:fill="C9C9C9"/>
                     </w:rPr>
                   </m:ctrlPr>
                 </m:sSubPr>
@@ -8707,7 +8711,7 @@
                       <w:rFonts w:ascii="Times New Roman" w:hAnsi="Times New Roman"/>
                       <w:sz w:val="21"/>
                       <w:szCs w:val="21"/>
-                      <w:shd w:val="clear" w:color="auto" w:fill="A6A6A6"/>
+                      <w:shd w:val="clear" w:color="auto" w:fill="C9C9C9"/>
                     </w:rPr>
                   </m:ctrlPr>
                 </m:sSubPr>
@@ -8748,7 +8752,7 @@
                   <w:rFonts w:ascii="Times New Roman" w:hAnsi="Times New Roman" w:cs="Cambria Math"/>
                   <w:sz w:val="21"/>
                   <w:szCs w:val="21"/>
-                  <w:shd w:val="clear" w:color="auto" w:fill="A6A6A6"/>
+                  <w:shd w:val="clear" w:color="auto" w:fill="C9C9C9"/>
                   <w:lang w:eastAsia="zh-CN"/>
                 </w:rPr>
                 <m:t>⋅</m:t>
@@ -8760,7 +8764,7 @@
                       <w:rFonts w:ascii="Times New Roman" w:hAnsi="Times New Roman"/>
                       <w:sz w:val="21"/>
                       <w:szCs w:val="21"/>
-                      <w:shd w:val="clear" w:color="auto" w:fill="A6A6A6"/>
+                      <w:shd w:val="clear" w:color="auto" w:fill="C9C9C9"/>
                     </w:rPr>
                   </m:ctrlPr>
                 </m:sSubPr>
@@ -8801,7 +8805,7 @@
                   <w:rFonts w:ascii="Times New Roman" w:hAnsi="Times New Roman" w:cs="Cambria Math"/>
                   <w:sz w:val="21"/>
                   <w:szCs w:val="21"/>
-                  <w:shd w:val="clear" w:color="auto" w:fill="A6A6A6"/>
+                  <w:shd w:val="clear" w:color="auto" w:fill="C9C9C9"/>
                   <w:lang w:eastAsia="zh-CN"/>
                 </w:rPr>
                 <m:t>=-1</m:t>
@@ -9058,7 +9062,7 @@
                       <w:rFonts w:ascii="Times New Roman" w:hAnsi="Times New Roman"/>
                       <w:sz w:val="21"/>
                       <w:szCs w:val="21"/>
-                      <w:shd w:val="clear" w:color="auto" w:fill="A6A6A6"/>
+                      <w:shd w:val="clear" w:color="auto" w:fill="C9C9C9"/>
                     </w:rPr>
                   </m:ctrlPr>
                 </m:sSubPr>
@@ -9099,7 +9103,7 @@
                   <w:rFonts w:ascii="Times New Roman" w:hAnsi="Times New Roman" w:cs="Cambria Math"/>
                   <w:sz w:val="21"/>
                   <w:szCs w:val="21"/>
-                  <w:shd w:val="clear" w:color="auto" w:fill="A6A6A6"/>
+                  <w:shd w:val="clear" w:color="auto" w:fill="C9C9C9"/>
                   <w:lang w:eastAsia="zh-CN"/>
                 </w:rPr>
                 <m:t>⊥</m:t>
@@ -9111,7 +9115,7 @@
                       <w:rFonts w:ascii="Times New Roman" w:hAnsi="Times New Roman"/>
                       <w:sz w:val="21"/>
                       <w:szCs w:val="21"/>
-                      <w:shd w:val="clear" w:color="auto" w:fill="A6A6A6"/>
+                      <w:shd w:val="clear" w:color="auto" w:fill="C9C9C9"/>
                     </w:rPr>
                   </m:ctrlPr>
                 </m:sSubPr>
@@ -9630,7 +9634,7 @@
                     <w:rFonts w:ascii="Times New Roman" w:hAnsi="Times New Roman" w:cs="Cambria Math"/>
                     <w:sz w:val="21"/>
                     <w:szCs w:val="21"/>
-                    <w:shd w:val="clear" w:color="auto" w:fill="A6A6A6"/>
+                    <w:shd w:val="clear" w:color="auto" w:fill="C9C9C9"/>
                   </w:rPr>
                   <m:t>Aa</m:t>
                 </m:r>
@@ -9642,7 +9646,7 @@
                     <w:rFonts w:ascii="Times New Roman" w:hAnsi="Times New Roman" w:cs="Cambria Math"/>
                     <w:sz w:val="21"/>
                     <w:szCs w:val="21"/>
-                    <w:shd w:val="clear" w:color="auto" w:fill="A6A6A6"/>
+                    <w:shd w:val="clear" w:color="auto" w:fill="C9C9C9"/>
                   </w:rPr>
                   <m:t>+</m:t>
                 </m:r>
@@ -9654,7 +9658,7 @@
                     <w:rFonts w:ascii="Times New Roman" w:hAnsi="Times New Roman" w:cs="Cambria Math"/>
                     <w:sz w:val="21"/>
                     <w:szCs w:val="21"/>
-                    <w:shd w:val="clear" w:color="auto" w:fill="A6A6A6"/>
+                    <w:shd w:val="clear" w:color="auto" w:fill="C9C9C9"/>
                   </w:rPr>
                   <m:t>Bb</m:t>
                 </m:r>
@@ -9666,7 +9670,7 @@
                     <w:rFonts w:ascii="Times New Roman" w:hAnsi="Times New Roman" w:cs="Cambria Math"/>
                     <w:sz w:val="21"/>
                     <w:szCs w:val="21"/>
-                    <w:shd w:val="clear" w:color="auto" w:fill="A6A6A6"/>
+                    <w:shd w:val="clear" w:color="auto" w:fill="C9C9C9"/>
                   </w:rPr>
                   <m:t>+</m:t>
                 </m:r>
@@ -9678,7 +9682,7 @@
                     <w:rFonts w:ascii="Times New Roman" w:hAnsi="Times New Roman" w:cs="Cambria Math"/>
                     <w:sz w:val="21"/>
                     <w:szCs w:val="21"/>
-                    <w:shd w:val="clear" w:color="auto" w:fill="A6A6A6"/>
+                    <w:shd w:val="clear" w:color="auto" w:fill="C9C9C9"/>
                   </w:rPr>
                   <m:t>C</m:t>
                 </m:r>
@@ -9690,7 +9694,7 @@
                     <w:rFonts w:ascii="Times New Roman" w:hAnsi="Times New Roman" w:cs="Cambria Math"/>
                     <w:sz w:val="21"/>
                     <w:szCs w:val="21"/>
-                    <w:shd w:val="clear" w:color="auto" w:fill="A6A6A6"/>
+                    <w:shd w:val="clear" w:color="auto" w:fill="C9C9C9"/>
                   </w:rPr>
                   <m:t>=0</m:t>
                 </m:r>
@@ -10207,7 +10211,7 @@
                       <w:rFonts w:ascii="Times New Roman" w:hAnsi="Times New Roman"/>
                       <w:sz w:val="21"/>
                       <w:szCs w:val="21"/>
-                      <w:shd w:val="clear" w:color="auto" w:fill="A6A6A6"/>
+                      <w:shd w:val="clear" w:color="auto" w:fill="C9C9C9"/>
                     </w:rPr>
                   </m:ctrlPr>
                 </m:dPr>
@@ -11014,7 +11018,7 @@
                 <w:rFonts w:ascii="Times New Roman" w:eastAsia="宋体" w:hAnsi="Times New Roman" w:cs="Times New Roman"/>
                 <w:sz w:val="21"/>
                 <w:szCs w:val="21"/>
-                <w:shd w:val="clear" w:color="auto" w:fill="A6A6A6"/>
+                <w:shd w:val="clear" w:color="auto" w:fill="C9C9C9"/>
               </w:rPr>
               <w:t>无数个</w:t>
             </w:r>
@@ -11209,7 +11213,7 @@
                 <w:rFonts w:ascii="Times New Roman" w:eastAsia="宋体" w:hAnsi="Times New Roman" w:cs="Times New Roman"/>
                 <w:sz w:val="21"/>
                 <w:szCs w:val="21"/>
-                <w:shd w:val="clear" w:color="auto" w:fill="A6A6A6"/>
+                <w:shd w:val="clear" w:color="auto" w:fill="C9C9C9"/>
               </w:rPr>
               <w:t>相交</w:t>
             </w:r>
@@ -11278,7 +11282,7 @@
                 <w:rFonts w:ascii="Times New Roman" w:eastAsia="宋体" w:hAnsi="Times New Roman" w:cs="Times New Roman"/>
                 <w:sz w:val="21"/>
                 <w:szCs w:val="21"/>
-                <w:shd w:val="clear" w:color="auto" w:fill="A6A6A6"/>
+                <w:shd w:val="clear" w:color="auto" w:fill="C9C9C9"/>
               </w:rPr>
               <w:t>平行</w:t>
             </w:r>
@@ -11298,8 +11302,9 @@
         <w:rPr>
           <w:rFonts w:ascii="Times New Roman" w:eastAsia="宋体" w:hAnsi="Times New Roman" w:cs="Times New Roman"/>
           <w:b/>
-          <w:sz w:val="21"/>
-          <w:szCs w:val="21"/>
+          <w:sz w:val="24"/>
+          <w:szCs w:val="24"/>
+          <w:shd w:val="clear" w:color="auto" w:fill="C9C9C9"/>
         </w:rPr>
         <w:t xml:space="preserve">2.2.4 </w:t>
       </w:r>
@@ -11307,8 +11312,8 @@
         <w:rPr>
           <w:rFonts w:ascii="Times New Roman" w:eastAsia="宋体" w:hAnsi="Times New Roman" w:cs="Times New Roman"/>
           <w:b/>
-          <w:sz w:val="21"/>
-          <w:szCs w:val="21"/>
+          <w:sz w:val="24"/>
+          <w:szCs w:val="24"/>
         </w:rPr>
         <w:t>点到直线的距离</w:t>
       </w:r>
@@ -11883,7 +11888,7 @@
                       <w:rFonts w:ascii="Times New Roman" w:hAnsi="Times New Roman"/>
                       <w:sz w:val="21"/>
                       <w:szCs w:val="21"/>
-                      <w:shd w:val="clear" w:color="auto" w:fill="A6A6A6"/>
+                      <w:shd w:val="clear" w:color="auto" w:fill="C9C9C9"/>
                     </w:rPr>
                   </m:ctrlPr>
                 </m:fPr>
@@ -12563,7 +12568,7 @@
                       <w:rFonts w:ascii="Times New Roman" w:hAnsi="Times New Roman"/>
                       <w:sz w:val="21"/>
                       <w:szCs w:val="21"/>
-                      <w:shd w:val="clear" w:color="auto" w:fill="A6A6A6"/>
+                      <w:shd w:val="clear" w:color="auto" w:fill="C9C9C9"/>
                     </w:rPr>
                   </m:ctrlPr>
                 </m:fPr>
@@ -12800,9 +12805,10 @@
         <w:rPr>
           <w:rFonts w:ascii="Times New Roman" w:eastAsia="宋体" w:hAnsi="Times New Roman" w:cs="Times New Roman"/>
           <w:b/>
-          <w:sz w:val="21"/>
-          <w:szCs w:val="21"/>
+          <w:sz w:val="24"/>
+          <w:szCs w:val="24"/>
           <w:lang w:eastAsia="zh-CN"/>
+          <w:shd w:val="clear" w:color="auto" w:fill="C9C9C9"/>
         </w:rPr>
         <w:t xml:space="preserve">2.3.1 </w:t>
       </w:r>
@@ -12810,8 +12816,8 @@
         <w:rPr>
           <w:rFonts w:ascii="Times New Roman" w:eastAsia="宋体" w:hAnsi="Times New Roman" w:cs="Times New Roman"/>
           <w:b/>
-          <w:sz w:val="21"/>
-          <w:szCs w:val="21"/>
+          <w:sz w:val="24"/>
+          <w:szCs w:val="24"/>
           <w:lang w:eastAsia="zh-CN"/>
         </w:rPr>
         <w:t>圆的标准方程</w:t>
@@ -12888,7 +12894,7 @@
           <w:rFonts w:ascii="Times New Roman" w:eastAsia="宋体" w:hAnsi="Times New Roman" w:cs="Times New Roman"/>
           <w:sz w:val="21"/>
           <w:szCs w:val="21"/>
-          <w:shd w:val="clear" w:color="auto" w:fill="A6A6A6"/>
+          <w:shd w:val="clear" w:color="auto" w:fill="C9C9C9"/>
           <w:lang w:eastAsia="zh-CN"/>
         </w:rPr>
         <w:t>定点</w:t>
@@ -12907,7 +12913,7 @@
           <w:rFonts w:ascii="Times New Roman" w:eastAsia="宋体" w:hAnsi="Times New Roman" w:cs="Times New Roman"/>
           <w:sz w:val="21"/>
           <w:szCs w:val="21"/>
-          <w:shd w:val="clear" w:color="auto" w:fill="A6A6A6"/>
+          <w:shd w:val="clear" w:color="auto" w:fill="C9C9C9"/>
           <w:lang w:eastAsia="zh-CN"/>
         </w:rPr>
         <w:t>定长</w:t>
@@ -12926,7 +12932,7 @@
           <w:rFonts w:ascii="Times New Roman" w:eastAsia="宋体" w:hAnsi="Times New Roman" w:cs="Times New Roman"/>
           <w:sz w:val="21"/>
           <w:szCs w:val="21"/>
-          <w:shd w:val="clear" w:color="auto" w:fill="A6A6A6"/>
+          <w:shd w:val="clear" w:color="auto" w:fill="C9C9C9"/>
           <w:lang w:eastAsia="zh-CN"/>
         </w:rPr>
         <w:t>圆心</w:t>
@@ -12945,7 +12951,7 @@
           <w:rFonts w:ascii="Times New Roman" w:eastAsia="宋体" w:hAnsi="Times New Roman" w:cs="Times New Roman"/>
           <w:sz w:val="21"/>
           <w:szCs w:val="21"/>
-          <w:shd w:val="clear" w:color="auto" w:fill="A6A6A6"/>
+          <w:shd w:val="clear" w:color="auto" w:fill="C9C9C9"/>
           <w:lang w:eastAsia="zh-CN"/>
         </w:rPr>
         <w:t>半径</w:t>
@@ -13002,7 +13008,7 @@
           <w:rFonts w:ascii="Times New Roman" w:eastAsia="宋体" w:hAnsi="Times New Roman" w:cs="Times New Roman"/>
           <w:sz w:val="21"/>
           <w:szCs w:val="21"/>
-          <w:shd w:val="clear" w:color="auto" w:fill="A6A6A6"/>
+          <w:shd w:val="clear" w:color="auto" w:fill="C9C9C9"/>
           <w:lang w:eastAsia="zh-CN"/>
         </w:rPr>
         <w:t>圆心</w:t>
@@ -13021,7 +13027,7 @@
           <w:rFonts w:ascii="Times New Roman" w:eastAsia="宋体" w:hAnsi="Times New Roman" w:cs="Times New Roman"/>
           <w:sz w:val="21"/>
           <w:szCs w:val="21"/>
-          <w:shd w:val="clear" w:color="auto" w:fill="A6A6A6"/>
+          <w:shd w:val="clear" w:color="auto" w:fill="C9C9C9"/>
           <w:lang w:eastAsia="zh-CN"/>
         </w:rPr>
         <w:t>半径</w:t>
@@ -13227,7 +13233,7 @@
           <w:rFonts w:ascii="Times New Roman" w:eastAsia="宋体" w:hAnsi="Times New Roman" w:cs="Times New Roman"/>
           <w:sz w:val="21"/>
           <w:szCs w:val="21"/>
-          <w:shd w:val="clear" w:color="auto" w:fill="A6A6A6"/>
+          <w:shd w:val="clear" w:color="auto" w:fill="C9C9C9"/>
           <w:lang w:eastAsia="zh-CN"/>
         </w:rPr>
         <w:t>(x-a)</w:t>
@@ -13237,7 +13243,7 @@
           <w:rFonts w:ascii="Times New Roman" w:eastAsia="宋体" w:hAnsi="Times New Roman" w:cs="Times New Roman"/>
           <w:sz w:val="21"/>
           <w:szCs w:val="21"/>
-          <w:shd w:val="clear" w:color="auto" w:fill="A6A6A6"/>
+          <w:shd w:val="clear" w:color="auto" w:fill="C9C9C9"/>
           <w:lang w:eastAsia="zh-CN"/>
           <w:vertAlign w:val="superscript"/>
         </w:rPr>
@@ -13248,7 +13254,7 @@
           <w:rFonts w:ascii="Times New Roman" w:eastAsia="宋体" w:hAnsi="Times New Roman" w:cs="Times New Roman"/>
           <w:sz w:val="21"/>
           <w:szCs w:val="21"/>
-          <w:shd w:val="clear" w:color="auto" w:fill="A6A6A6"/>
+          <w:shd w:val="clear" w:color="auto" w:fill="C9C9C9"/>
           <w:lang w:eastAsia="zh-CN"/>
         </w:rPr>
         <w:t>+(y-b)</w:t>
@@ -13258,7 +13264,7 @@
           <w:rFonts w:ascii="Times New Roman" w:eastAsia="宋体" w:hAnsi="Times New Roman" w:cs="Times New Roman"/>
           <w:sz w:val="21"/>
           <w:szCs w:val="21"/>
-          <w:shd w:val="clear" w:color="auto" w:fill="A6A6A6"/>
+          <w:shd w:val="clear" w:color="auto" w:fill="C9C9C9"/>
           <w:lang w:eastAsia="zh-CN"/>
           <w:vertAlign w:val="superscript"/>
         </w:rPr>
@@ -13269,7 +13275,7 @@
           <w:rFonts w:ascii="Times New Roman" w:eastAsia="宋体" w:hAnsi="Times New Roman" w:cs="Times New Roman"/>
           <w:sz w:val="21"/>
           <w:szCs w:val="21"/>
-          <w:shd w:val="clear" w:color="auto" w:fill="A6A6A6"/>
+          <w:shd w:val="clear" w:color="auto" w:fill="C9C9C9"/>
           <w:lang w:eastAsia="zh-CN"/>
         </w:rPr>
         <w:t>=r</w:t>
@@ -13279,7 +13285,7 @@
           <w:rFonts w:ascii="Times New Roman" w:eastAsia="宋体" w:hAnsi="Times New Roman" w:cs="Times New Roman"/>
           <w:sz w:val="21"/>
           <w:szCs w:val="21"/>
-          <w:shd w:val="clear" w:color="auto" w:fill="A6A6A6"/>
+          <w:shd w:val="clear" w:color="auto" w:fill="C9C9C9"/>
           <w:lang w:eastAsia="zh-CN"/>
           <w:vertAlign w:val="superscript"/>
         </w:rPr>
@@ -13474,7 +13480,7 @@
           <w:rFonts w:ascii="Times New Roman" w:eastAsia="宋体" w:hAnsi="Times New Roman" w:cs="Times New Roman"/>
           <w:sz w:val="21"/>
           <w:szCs w:val="21"/>
-          <w:shd w:val="clear" w:color="auto" w:fill="A6A6A6"/>
+          <w:shd w:val="clear" w:color="auto" w:fill="C9C9C9"/>
           <w:lang w:eastAsia="zh-CN"/>
         </w:rPr>
         <w:t>原点</w:t>
@@ -13484,7 +13490,7 @@
           <w:rFonts w:ascii="Times New Roman" w:eastAsia="宋体" w:hAnsi="Times New Roman" w:cs="Times New Roman"/>
           <w:sz w:val="21"/>
           <w:szCs w:val="21"/>
-          <w:shd w:val="clear" w:color="auto" w:fill="A6A6A6"/>
+          <w:shd w:val="clear" w:color="auto" w:fill="C9C9C9"/>
           <w:lang w:eastAsia="zh-CN"/>
         </w:rPr>
         <w:t>O</w:t>
@@ -13531,9 +13537,10 @@
         <w:rPr>
           <w:rFonts w:ascii="Times New Roman" w:eastAsia="宋体" w:hAnsi="Times New Roman" w:cs="Times New Roman"/>
           <w:b/>
-          <w:sz w:val="21"/>
-          <w:szCs w:val="21"/>
+          <w:sz w:val="24"/>
+          <w:szCs w:val="24"/>
           <w:lang w:eastAsia="zh-CN"/>
+          <w:shd w:val="clear" w:color="auto" w:fill="C9C9C9"/>
         </w:rPr>
         <w:t xml:space="preserve">2.3.2 </w:t>
       </w:r>
@@ -13541,8 +13548,8 @@
         <w:rPr>
           <w:rFonts w:ascii="Times New Roman" w:eastAsia="宋体" w:hAnsi="Times New Roman" w:cs="Times New Roman"/>
           <w:b/>
-          <w:sz w:val="21"/>
-          <w:szCs w:val="21"/>
+          <w:sz w:val="24"/>
+          <w:szCs w:val="24"/>
           <w:lang w:eastAsia="zh-CN"/>
         </w:rPr>
         <w:t>圆的一般方程</w:t>
@@ -13604,7 +13611,7 @@
                 <w:rFonts w:ascii="Times New Roman" w:hAnsi="Times New Roman"/>
                 <w:sz w:val="21"/>
                 <w:szCs w:val="21"/>
-                <w:shd w:val="clear" w:color="auto" w:fill="A6A6A6"/>
+                <w:shd w:val="clear" w:color="auto" w:fill="C9C9C9"/>
               </w:rPr>
             </m:ctrlPr>
           </m:sSupPr>
@@ -13645,7 +13652,7 @@
             <w:rFonts w:ascii="Times New Roman" w:hAnsi="Times New Roman" w:cs="Cambria Math"/>
             <w:sz w:val="21"/>
             <w:szCs w:val="21"/>
-            <w:shd w:val="clear" w:color="auto" w:fill="A6A6A6"/>
+            <w:shd w:val="clear" w:color="auto" w:fill="C9C9C9"/>
             <w:lang w:eastAsia="zh-CN"/>
           </w:rPr>
           <m:t>+</m:t>
@@ -13657,7 +13664,7 @@
                 <w:rFonts w:ascii="Times New Roman" w:hAnsi="Times New Roman"/>
                 <w:sz w:val="21"/>
                 <w:szCs w:val="21"/>
-                <w:shd w:val="clear" w:color="auto" w:fill="A6A6A6"/>
+                <w:shd w:val="clear" w:color="auto" w:fill="C9C9C9"/>
               </w:rPr>
             </m:ctrlPr>
           </m:sSupPr>
@@ -13698,7 +13705,7 @@
             <w:rFonts w:ascii="Times New Roman" w:hAnsi="Times New Roman" w:cs="Cambria Math"/>
             <w:sz w:val="21"/>
             <w:szCs w:val="21"/>
-            <w:shd w:val="clear" w:color="auto" w:fill="A6A6A6"/>
+            <w:shd w:val="clear" w:color="auto" w:fill="C9C9C9"/>
             <w:lang w:eastAsia="zh-CN"/>
           </w:rPr>
           <m:t>-</m:t>
@@ -13711,7 +13718,7 @@
             <w:rFonts w:ascii="Times New Roman" w:hAnsi="Times New Roman" w:cs="Cambria Math"/>
             <w:sz w:val="21"/>
             <w:szCs w:val="21"/>
-            <w:shd w:val="clear" w:color="auto" w:fill="A6A6A6"/>
+            <w:shd w:val="clear" w:color="auto" w:fill="C9C9C9"/>
             <w:lang w:eastAsia="zh-CN"/>
           </w:rPr>
           <m:t>4</m:t>
@@ -13724,7 +13731,7 @@
             <w:rFonts w:ascii="Times New Roman" w:hAnsi="Times New Roman" w:cs="Cambria Math"/>
             <w:sz w:val="21"/>
             <w:szCs w:val="21"/>
-            <w:shd w:val="clear" w:color="auto" w:fill="A6A6A6"/>
+            <w:shd w:val="clear" w:color="auto" w:fill="C9C9C9"/>
             <w:lang w:eastAsia="zh-CN"/>
           </w:rPr>
           <m:t>F</m:t>
@@ -13737,7 +13744,7 @@
             <w:rFonts w:ascii="Times New Roman" w:hAnsi="Times New Roman" w:cs="Cambria Math"/>
             <w:sz w:val="21"/>
             <w:szCs w:val="21"/>
-            <w:shd w:val="clear" w:color="auto" w:fill="A6A6A6"/>
+            <w:shd w:val="clear" w:color="auto" w:fill="C9C9C9"/>
             <w:lang w:eastAsia="zh-CN"/>
           </w:rPr>
           <m:t>&gt;0</m:t>
@@ -14231,7 +14238,7 @@
                 <w:rFonts w:ascii="Times New Roman" w:hAnsi="Times New Roman"/>
                 <w:sz w:val="21"/>
                 <w:szCs w:val="21"/>
-                <w:shd w:val="clear" w:color="auto" w:fill="A6A6A6"/>
+                <w:shd w:val="clear" w:color="auto" w:fill="C9C9C9"/>
               </w:rPr>
             </m:ctrlPr>
           </m:dPr>
@@ -14358,7 +14365,7 @@
                 <w:rFonts w:ascii="Times New Roman" w:hAnsi="Times New Roman"/>
                 <w:sz w:val="21"/>
                 <w:szCs w:val="21"/>
-                <w:shd w:val="clear" w:color="auto" w:fill="A6A6A6"/>
+                <w:shd w:val="clear" w:color="auto" w:fill="C9C9C9"/>
               </w:rPr>
             </m:ctrlPr>
           </m:fPr>
@@ -14399,7 +14406,7 @@
                 <w:rFonts w:ascii="Times New Roman" w:hAnsi="Times New Roman"/>
                 <w:sz w:val="21"/>
                 <w:szCs w:val="21"/>
-                <w:shd w:val="clear" w:color="auto" w:fill="A6A6A6"/>
+                <w:shd w:val="clear" w:color="auto" w:fill="C9C9C9"/>
               </w:rPr>
             </m:ctrlPr>
           </m:radPr>
@@ -14557,9 +14564,10 @@
         <w:rPr>
           <w:rFonts w:ascii="Times New Roman" w:eastAsia="宋体" w:hAnsi="Times New Roman" w:cs="Times New Roman"/>
           <w:b/>
-          <w:sz w:val="21"/>
-          <w:szCs w:val="21"/>
+          <w:sz w:val="24"/>
+          <w:szCs w:val="24"/>
           <w:lang w:eastAsia="zh-CN"/>
+          <w:shd w:val="clear" w:color="auto" w:fill="C9C9C9"/>
         </w:rPr>
         <w:t xml:space="preserve">2.3.3 </w:t>
       </w:r>
@@ -14567,8 +14575,8 @@
         <w:rPr>
           <w:rFonts w:ascii="Times New Roman" w:eastAsia="宋体" w:hAnsi="Times New Roman" w:cs="Times New Roman"/>
           <w:b/>
-          <w:sz w:val="21"/>
-          <w:szCs w:val="21"/>
+          <w:sz w:val="24"/>
+          <w:szCs w:val="24"/>
           <w:lang w:eastAsia="zh-CN"/>
         </w:rPr>
         <w:t>直线与圆的位置关系</w:t>
@@ -15100,7 +15108,7 @@
                 <w:rFonts w:ascii="Times New Roman" w:eastAsia="宋体" w:hAnsi="Times New Roman" w:cs="Times New Roman"/>
                 <w:sz w:val="21"/>
                 <w:szCs w:val="21"/>
-                <w:shd w:val="clear" w:color="auto" w:fill="A6A6A6"/>
+                <w:shd w:val="clear" w:color="auto" w:fill="C9C9C9"/>
               </w:rPr>
               <w:t>2</w:t>
             </w:r>
@@ -15143,7 +15151,7 @@
                 <w:rFonts w:ascii="Times New Roman" w:eastAsia="宋体" w:hAnsi="Times New Roman" w:cs="Times New Roman"/>
                 <w:sz w:val="21"/>
                 <w:szCs w:val="21"/>
-                <w:shd w:val="clear" w:color="auto" w:fill="A6A6A6"/>
+                <w:shd w:val="clear" w:color="auto" w:fill="C9C9C9"/>
               </w:rPr>
               <w:t>1</w:t>
             </w:r>
@@ -15186,7 +15194,7 @@
                 <w:rFonts w:ascii="Times New Roman" w:eastAsia="宋体" w:hAnsi="Times New Roman" w:cs="Times New Roman"/>
                 <w:sz w:val="21"/>
                 <w:szCs w:val="21"/>
-                <w:shd w:val="clear" w:color="auto" w:fill="A6A6A6"/>
+                <w:shd w:val="clear" w:color="auto" w:fill="C9C9C9"/>
               </w:rPr>
               <w:t>0</w:t>
             </w:r>
@@ -15500,7 +15508,7 @@
                 <w:i/>
                 <w:sz w:val="21"/>
                 <w:szCs w:val="21"/>
-                <w:shd w:val="clear" w:color="auto" w:fill="A6A6A6"/>
+                <w:shd w:val="clear" w:color="auto" w:fill="C9C9C9"/>
               </w:rPr>
               <w:t>&lt;</w:t>
             </w:r>
@@ -15554,7 +15562,7 @@
                 <w:i/>
                 <w:sz w:val="21"/>
                 <w:szCs w:val="21"/>
-                <w:shd w:val="clear" w:color="auto" w:fill="A6A6A6"/>
+                <w:shd w:val="clear" w:color="auto" w:fill="C9C9C9"/>
               </w:rPr>
               <w:t>=</w:t>
             </w:r>
@@ -15608,7 +15616,7 @@
                 <w:i/>
                 <w:sz w:val="21"/>
                 <w:szCs w:val="21"/>
-                <w:shd w:val="clear" w:color="auto" w:fill="A6A6A6"/>
+                <w:shd w:val="clear" w:color="auto" w:fill="C9C9C9"/>
               </w:rPr>
               <w:t>&gt;</w:t>
             </w:r>
@@ -16031,7 +16039,7 @@
                 <w:rFonts w:ascii="Times New Roman" w:eastAsia="宋体" w:hAnsi="Times New Roman" w:cs="Times New Roman"/>
                 <w:sz w:val="21"/>
                 <w:szCs w:val="21"/>
-                <w:shd w:val="clear" w:color="auto" w:fill="A6A6A6"/>
+                <w:shd w:val="clear" w:color="auto" w:fill="C9C9C9"/>
               </w:rPr>
               <w:t>&gt;</w:t>
             </w:r>
@@ -16087,7 +16095,7 @@
                 <w:rFonts w:ascii="Times New Roman" w:eastAsia="宋体" w:hAnsi="Times New Roman" w:cs="Times New Roman"/>
                 <w:sz w:val="21"/>
                 <w:szCs w:val="21"/>
-                <w:shd w:val="clear" w:color="auto" w:fill="A6A6A6"/>
+                <w:shd w:val="clear" w:color="auto" w:fill="C9C9C9"/>
               </w:rPr>
               <w:t>=</w:t>
             </w:r>
@@ -16143,7 +16151,7 @@
                 <w:rFonts w:ascii="Times New Roman" w:eastAsia="宋体" w:hAnsi="Times New Roman" w:cs="Times New Roman"/>
                 <w:sz w:val="21"/>
                 <w:szCs w:val="21"/>
-                <w:shd w:val="clear" w:color="auto" w:fill="A6A6A6"/>
+                <w:shd w:val="clear" w:color="auto" w:fill="C9C9C9"/>
               </w:rPr>
               <w:t>&lt;</w:t>
             </w:r>
@@ -16171,8 +16179,9 @@
         <w:rPr>
           <w:rFonts w:ascii="Times New Roman" w:eastAsia="宋体" w:hAnsi="Times New Roman" w:cs="Times New Roman"/>
           <w:b/>
-          <w:sz w:val="21"/>
-          <w:szCs w:val="21"/>
+          <w:sz w:val="24"/>
+          <w:szCs w:val="24"/>
+          <w:shd w:val="clear" w:color="auto" w:fill="C9C9C9"/>
         </w:rPr>
         <w:t xml:space="preserve">2.3.4 </w:t>
       </w:r>
@@ -16180,8 +16189,8 @@
         <w:rPr>
           <w:rFonts w:ascii="Times New Roman" w:eastAsia="宋体" w:hAnsi="Times New Roman" w:cs="Times New Roman"/>
           <w:b/>
-          <w:sz w:val="21"/>
-          <w:szCs w:val="21"/>
+          <w:sz w:val="24"/>
+          <w:szCs w:val="24"/>
         </w:rPr>
         <w:t>圆与圆的位置关系</w:t>
       </w:r>
@@ -17146,7 +17155,7 @@
                     <w:rFonts w:ascii="Times New Roman" w:hAnsi="Times New Roman" w:cs="Cambria Math"/>
                     <w:sz w:val="21"/>
                     <w:szCs w:val="21"/>
-                    <w:shd w:val="clear" w:color="auto" w:fill="A6A6A6"/>
+                    <w:shd w:val="clear" w:color="auto" w:fill="C9C9C9"/>
                   </w:rPr>
                   <m:t>d</m:t>
                 </m:r>
@@ -17158,7 +17167,7 @@
                     <w:rFonts w:ascii="Times New Roman" w:hAnsi="Times New Roman" w:cs="Cambria Math"/>
                     <w:sz w:val="21"/>
                     <w:szCs w:val="21"/>
-                    <w:shd w:val="clear" w:color="auto" w:fill="A6A6A6"/>
+                    <w:shd w:val="clear" w:color="auto" w:fill="C9C9C9"/>
                   </w:rPr>
                   <m:t>&gt;</m:t>
                 </m:r>
@@ -17169,7 +17178,7 @@
                         <w:rFonts w:ascii="Times New Roman" w:hAnsi="Times New Roman"/>
                         <w:sz w:val="21"/>
                         <w:szCs w:val="21"/>
-                        <w:shd w:val="clear" w:color="auto" w:fill="A6A6A6"/>
+                        <w:shd w:val="clear" w:color="auto" w:fill="C9C9C9"/>
                       </w:rPr>
                     </m:ctrlPr>
                   </m:sSubPr>
@@ -17208,7 +17217,7 @@
                     <w:rFonts w:ascii="Times New Roman" w:hAnsi="Times New Roman" w:cs="Cambria Math"/>
                     <w:sz w:val="21"/>
                     <w:szCs w:val="21"/>
-                    <w:shd w:val="clear" w:color="auto" w:fill="A6A6A6"/>
+                    <w:shd w:val="clear" w:color="auto" w:fill="C9C9C9"/>
                   </w:rPr>
                   <m:t>+</m:t>
                 </m:r>
@@ -17219,7 +17228,7 @@
                         <w:rFonts w:ascii="Times New Roman" w:hAnsi="Times New Roman"/>
                         <w:sz w:val="21"/>
                         <w:szCs w:val="21"/>
-                        <w:shd w:val="clear" w:color="auto" w:fill="A6A6A6"/>
+                        <w:shd w:val="clear" w:color="auto" w:fill="C9C9C9"/>
                       </w:rPr>
                     </m:ctrlPr>
                   </m:sSubPr>
@@ -17288,7 +17297,7 @@
                     <w:rFonts w:ascii="Times New Roman" w:hAnsi="Times New Roman" w:cs="Cambria Math"/>
                     <w:sz w:val="21"/>
                     <w:szCs w:val="21"/>
-                    <w:shd w:val="clear" w:color="auto" w:fill="A6A6A6"/>
+                    <w:shd w:val="clear" w:color="auto" w:fill="C9C9C9"/>
                   </w:rPr>
                   <m:t>d</m:t>
                 </m:r>
@@ -17300,7 +17309,7 @@
                     <w:rFonts w:ascii="Times New Roman" w:hAnsi="Times New Roman" w:cs="Cambria Math"/>
                     <w:sz w:val="21"/>
                     <w:szCs w:val="21"/>
-                    <w:shd w:val="clear" w:color="auto" w:fill="A6A6A6"/>
+                    <w:shd w:val="clear" w:color="auto" w:fill="C9C9C9"/>
                   </w:rPr>
                   <m:t>=</m:t>
                 </m:r>
@@ -17311,7 +17320,7 @@
                         <w:rFonts w:ascii="Times New Roman" w:hAnsi="Times New Roman"/>
                         <w:sz w:val="21"/>
                         <w:szCs w:val="21"/>
-                        <w:shd w:val="clear" w:color="auto" w:fill="A6A6A6"/>
+                        <w:shd w:val="clear" w:color="auto" w:fill="C9C9C9"/>
                       </w:rPr>
                     </m:ctrlPr>
                   </m:sSubPr>
@@ -17350,7 +17359,7 @@
                     <w:rFonts w:ascii="Times New Roman" w:hAnsi="Times New Roman" w:cs="Cambria Math"/>
                     <w:sz w:val="21"/>
                     <w:szCs w:val="21"/>
-                    <w:shd w:val="clear" w:color="auto" w:fill="A6A6A6"/>
+                    <w:shd w:val="clear" w:color="auto" w:fill="C9C9C9"/>
                   </w:rPr>
                   <m:t>+</m:t>
                 </m:r>
@@ -17361,7 +17370,7 @@
                         <w:rFonts w:ascii="Times New Roman" w:hAnsi="Times New Roman"/>
                         <w:sz w:val="21"/>
                         <w:szCs w:val="21"/>
-                        <w:shd w:val="clear" w:color="auto" w:fill="A6A6A6"/>
+                        <w:shd w:val="clear" w:color="auto" w:fill="C9C9C9"/>
                       </w:rPr>
                     </m:ctrlPr>
                   </m:sSubPr>
@@ -17431,7 +17440,7 @@
                         <w:rFonts w:ascii="Times New Roman" w:hAnsi="Times New Roman"/>
                         <w:sz w:val="21"/>
                         <w:szCs w:val="21"/>
-                        <w:shd w:val="clear" w:color="auto" w:fill="A6A6A6"/>
+                        <w:shd w:val="clear" w:color="auto" w:fill="C9C9C9"/>
                       </w:rPr>
                     </m:ctrlPr>
                   </m:dPr>
@@ -17531,7 +17540,7 @@
                     <w:rFonts w:ascii="Times New Roman" w:hAnsi="Times New Roman" w:cs="Cambria Math"/>
                     <w:sz w:val="21"/>
                     <w:szCs w:val="21"/>
-                    <w:shd w:val="clear" w:color="auto" w:fill="A6A6A6"/>
+                    <w:shd w:val="clear" w:color="auto" w:fill="C9C9C9"/>
                   </w:rPr>
                   <m:t>&lt;</m:t>
                 </m:r>
@@ -17543,7 +17552,7 @@
                     <w:rFonts w:ascii="Times New Roman" w:hAnsi="Times New Roman" w:cs="Cambria Math"/>
                     <w:sz w:val="21"/>
                     <w:szCs w:val="21"/>
-                    <w:shd w:val="clear" w:color="auto" w:fill="A6A6A6"/>
+                    <w:shd w:val="clear" w:color="auto" w:fill="C9C9C9"/>
                   </w:rPr>
                   <m:t>d</m:t>
                 </m:r>
@@ -17555,7 +17564,7 @@
                     <w:rFonts w:ascii="Times New Roman" w:hAnsi="Times New Roman" w:cs="Cambria Math"/>
                     <w:sz w:val="21"/>
                     <w:szCs w:val="21"/>
-                    <w:shd w:val="clear" w:color="auto" w:fill="A6A6A6"/>
+                    <w:shd w:val="clear" w:color="auto" w:fill="C9C9C9"/>
                   </w:rPr>
                   <m:t>&lt;</m:t>
                 </m:r>
@@ -17566,7 +17575,7 @@
                         <w:rFonts w:ascii="Times New Roman" w:hAnsi="Times New Roman"/>
                         <w:sz w:val="21"/>
                         <w:szCs w:val="21"/>
-                        <w:shd w:val="clear" w:color="auto" w:fill="A6A6A6"/>
+                        <w:shd w:val="clear" w:color="auto" w:fill="C9C9C9"/>
                       </w:rPr>
                     </m:ctrlPr>
                   </m:sSubPr>
@@ -17605,7 +17614,7 @@
                     <w:rFonts w:ascii="Times New Roman" w:hAnsi="Times New Roman" w:cs="Cambria Math"/>
                     <w:sz w:val="21"/>
                     <w:szCs w:val="21"/>
-                    <w:shd w:val="clear" w:color="auto" w:fill="A6A6A6"/>
+                    <w:shd w:val="clear" w:color="auto" w:fill="C9C9C9"/>
                   </w:rPr>
                   <m:t>+</m:t>
                 </m:r>
@@ -17616,7 +17625,7 @@
                         <w:rFonts w:ascii="Times New Roman" w:hAnsi="Times New Roman"/>
                         <w:sz w:val="21"/>
                         <w:szCs w:val="21"/>
-                        <w:shd w:val="clear" w:color="auto" w:fill="A6A6A6"/>
+                        <w:shd w:val="clear" w:color="auto" w:fill="C9C9C9"/>
                       </w:rPr>
                     </m:ctrlPr>
                   </m:sSubPr>
@@ -17685,7 +17694,7 @@
                     <w:rFonts w:ascii="Times New Roman" w:hAnsi="Times New Roman" w:cs="Cambria Math"/>
                     <w:sz w:val="21"/>
                     <w:szCs w:val="21"/>
-                    <w:shd w:val="clear" w:color="auto" w:fill="A6A6A6"/>
+                    <w:shd w:val="clear" w:color="auto" w:fill="C9C9C9"/>
                   </w:rPr>
                   <m:t>d</m:t>
                 </m:r>
@@ -17697,7 +17706,7 @@
                     <w:rFonts w:ascii="Times New Roman" w:hAnsi="Times New Roman" w:cs="Cambria Math"/>
                     <w:sz w:val="21"/>
                     <w:szCs w:val="21"/>
-                    <w:shd w:val="clear" w:color="auto" w:fill="A6A6A6"/>
+                    <w:shd w:val="clear" w:color="auto" w:fill="C9C9C9"/>
                   </w:rPr>
                   <m:t>=</m:t>
                 </m:r>
@@ -17710,7 +17719,7 @@
                         <w:rFonts w:ascii="Times New Roman" w:hAnsi="Times New Roman"/>
                         <w:sz w:val="21"/>
                         <w:szCs w:val="21"/>
-                        <w:shd w:val="clear" w:color="auto" w:fill="A6A6A6"/>
+                        <w:shd w:val="clear" w:color="auto" w:fill="C9C9C9"/>
                       </w:rPr>
                     </m:ctrlPr>
                   </m:dPr>
@@ -17840,7 +17849,7 @@
                     <w:rFonts w:ascii="Times New Roman" w:hAnsi="Times New Roman" w:cs="Cambria Math"/>
                     <w:sz w:val="21"/>
                     <w:szCs w:val="21"/>
-                    <w:shd w:val="clear" w:color="auto" w:fill="A6A6A6"/>
+                    <w:shd w:val="clear" w:color="auto" w:fill="C9C9C9"/>
                   </w:rPr>
                   <m:t>0≤</m:t>
                 </m:r>
@@ -17852,7 +17861,7 @@
                     <w:rFonts w:ascii="Times New Roman" w:hAnsi="Times New Roman" w:cs="Cambria Math"/>
                     <w:sz w:val="21"/>
                     <w:szCs w:val="21"/>
-                    <w:shd w:val="clear" w:color="auto" w:fill="A6A6A6"/>
+                    <w:shd w:val="clear" w:color="auto" w:fill="C9C9C9"/>
                   </w:rPr>
                   <m:t>d</m:t>
                 </m:r>
@@ -17864,7 +17873,7 @@
                     <w:rFonts w:ascii="Times New Roman" w:hAnsi="Times New Roman" w:cs="Cambria Math"/>
                     <w:sz w:val="21"/>
                     <w:szCs w:val="21"/>
-                    <w:shd w:val="clear" w:color="auto" w:fill="A6A6A6"/>
+                    <w:shd w:val="clear" w:color="auto" w:fill="C9C9C9"/>
                   </w:rPr>
                   <m:t>&lt;</m:t>
                 </m:r>
@@ -17877,7 +17886,7 @@
                         <w:rFonts w:ascii="Times New Roman" w:hAnsi="Times New Roman"/>
                         <w:sz w:val="21"/>
                         <w:szCs w:val="21"/>
-                        <w:shd w:val="clear" w:color="auto" w:fill="A6A6A6"/>
+                        <w:shd w:val="clear" w:color="auto" w:fill="C9C9C9"/>
                       </w:rPr>
                     </m:ctrlPr>
                   </m:dPr>
@@ -18177,7 +18186,7 @@
                 <w:rFonts w:ascii="Times New Roman" w:hAnsi="Times New Roman"/>
                 <w:sz w:val="21"/>
                 <w:szCs w:val="21"/>
-                <w:shd w:val="clear" w:color="auto" w:fill="A6A6A6"/>
+                <w:shd w:val="clear" w:color="auto" w:fill="C9C9C9"/>
               </w:rPr>
             </m:ctrlPr>
           </m:dPr>
@@ -18305,8 +18314,9 @@
         <w:rPr>
           <w:rFonts w:ascii="Times New Roman" w:eastAsia="宋体" w:hAnsi="Times New Roman" w:cs="Times New Roman"/>
           <w:b/>
-          <w:sz w:val="21"/>
-          <w:szCs w:val="21"/>
+          <w:sz w:val="24"/>
+          <w:szCs w:val="24"/>
+          <w:shd w:val="clear" w:color="auto" w:fill="C9C9C9"/>
         </w:rPr>
         <w:t xml:space="preserve">2.5 </w:t>
       </w:r>
@@ -18314,8 +18324,8 @@
         <w:rPr>
           <w:rFonts w:ascii="Times New Roman" w:eastAsia="宋体" w:hAnsi="Times New Roman" w:cs="Times New Roman"/>
           <w:b/>
-          <w:sz w:val="21"/>
-          <w:szCs w:val="21"/>
+          <w:sz w:val="24"/>
+          <w:szCs w:val="24"/>
         </w:rPr>
         <w:t>椭圆及其方程</w:t>
       </w:r>
@@ -18333,9 +18343,10 @@
         <w:rPr>
           <w:rFonts w:ascii="Times New Roman" w:eastAsia="宋体" w:hAnsi="Times New Roman" w:cs="Times New Roman"/>
           <w:b/>
-          <w:sz w:val="21"/>
-          <w:szCs w:val="21"/>
+          <w:sz w:val="24"/>
+          <w:szCs w:val="24"/>
           <w:lang w:eastAsia="zh-CN"/>
+          <w:shd w:val="clear" w:color="auto" w:fill="C9C9C9"/>
         </w:rPr>
         <w:t xml:space="preserve">2.5.1 </w:t>
       </w:r>
@@ -18343,8 +18354,8 @@
         <w:rPr>
           <w:rFonts w:ascii="Times New Roman" w:eastAsia="宋体" w:hAnsi="Times New Roman" w:cs="Times New Roman"/>
           <w:b/>
-          <w:sz w:val="21"/>
-          <w:szCs w:val="21"/>
+          <w:sz w:val="24"/>
+          <w:szCs w:val="24"/>
           <w:lang w:eastAsia="zh-CN"/>
         </w:rPr>
         <w:t>椭圆的标准方程</w:t>
@@ -18459,7 +18470,7 @@
           <w:rFonts w:ascii="Times New Roman" w:eastAsia="宋体" w:hAnsi="Times New Roman" w:cs="Times New Roman"/>
           <w:sz w:val="21"/>
           <w:szCs w:val="21"/>
-          <w:shd w:val="clear" w:color="auto" w:fill="A6A6A6"/>
+          <w:shd w:val="clear" w:color="auto" w:fill="C9C9C9"/>
           <w:lang w:eastAsia="zh-CN"/>
         </w:rPr>
         <w:t>常数（大于</w:t>
@@ -18469,7 +18480,7 @@
           <w:rFonts w:ascii="Times New Roman" w:eastAsia="宋体" w:hAnsi="Times New Roman" w:cs="Times New Roman"/>
           <w:sz w:val="21"/>
           <w:szCs w:val="21"/>
-          <w:shd w:val="clear" w:color="auto" w:fill="A6A6A6"/>
+          <w:shd w:val="clear" w:color="auto" w:fill="C9C9C9"/>
           <w:lang w:eastAsia="zh-CN"/>
         </w:rPr>
         <w:t>|</w:t>
@@ -18480,7 +18491,7 @@
           <w:i/>
           <w:sz w:val="21"/>
           <w:szCs w:val="21"/>
-          <w:shd w:val="clear" w:color="auto" w:fill="A6A6A6"/>
+          <w:shd w:val="clear" w:color="auto" w:fill="C9C9C9"/>
           <w:lang w:eastAsia="zh-CN"/>
         </w:rPr>
         <w:t>F</w:t>
@@ -18490,7 +18501,7 @@
           <w:rFonts w:ascii="Times New Roman" w:eastAsia="宋体" w:hAnsi="Times New Roman" w:cs="Times New Roman"/>
           <w:sz w:val="21"/>
           <w:szCs w:val="21"/>
-          <w:shd w:val="clear" w:color="auto" w:fill="A6A6A6"/>
+          <w:shd w:val="clear" w:color="auto" w:fill="C9C9C9"/>
           <w:lang w:eastAsia="zh-CN"/>
         </w:rPr>
         <w:t>₁</w:t>
@@ -18501,7 +18512,7 @@
           <w:i/>
           <w:sz w:val="21"/>
           <w:szCs w:val="21"/>
-          <w:shd w:val="clear" w:color="auto" w:fill="A6A6A6"/>
+          <w:shd w:val="clear" w:color="auto" w:fill="C9C9C9"/>
           <w:lang w:eastAsia="zh-CN"/>
         </w:rPr>
         <w:t>F</w:t>
@@ -18511,7 +18522,7 @@
           <w:rFonts w:ascii="Times New Roman" w:eastAsia="宋体" w:hAnsi="Times New Roman" w:cs="Times New Roman"/>
           <w:sz w:val="21"/>
           <w:szCs w:val="21"/>
-          <w:shd w:val="clear" w:color="auto" w:fill="A6A6A6"/>
+          <w:shd w:val="clear" w:color="auto" w:fill="C9C9C9"/>
           <w:lang w:eastAsia="zh-CN"/>
         </w:rPr>
         <w:t>₂|</w:t>
@@ -18521,7 +18532,7 @@
           <w:rFonts w:ascii="Times New Roman" w:eastAsia="宋体" w:hAnsi="Times New Roman" w:cs="Times New Roman"/>
           <w:sz w:val="21"/>
           <w:szCs w:val="21"/>
-          <w:shd w:val="clear" w:color="auto" w:fill="A6A6A6"/>
+          <w:shd w:val="clear" w:color="auto" w:fill="C9C9C9"/>
           <w:lang w:eastAsia="zh-CN"/>
         </w:rPr>
         <w:t>）</w:t>
@@ -18540,7 +18551,7 @@
           <w:rFonts w:ascii="Times New Roman" w:eastAsia="宋体" w:hAnsi="Times New Roman" w:cs="Times New Roman"/>
           <w:sz w:val="21"/>
           <w:szCs w:val="21"/>
-          <w:shd w:val="clear" w:color="auto" w:fill="A6A6A6"/>
+          <w:shd w:val="clear" w:color="auto" w:fill="C9C9C9"/>
           <w:lang w:eastAsia="zh-CN"/>
         </w:rPr>
         <w:t>两个定点</w:t>
@@ -18559,7 +18570,7 @@
           <w:rFonts w:ascii="Times New Roman" w:eastAsia="宋体" w:hAnsi="Times New Roman" w:cs="Times New Roman"/>
           <w:sz w:val="21"/>
           <w:szCs w:val="21"/>
-          <w:shd w:val="clear" w:color="auto" w:fill="A6A6A6"/>
+          <w:shd w:val="clear" w:color="auto" w:fill="C9C9C9"/>
           <w:lang w:eastAsia="zh-CN"/>
         </w:rPr>
         <w:t>两个焦点之间的距离</w:t>
@@ -18578,7 +18589,7 @@
           <w:rFonts w:ascii="Times New Roman" w:eastAsia="宋体" w:hAnsi="Times New Roman" w:cs="Times New Roman"/>
           <w:sz w:val="21"/>
           <w:szCs w:val="21"/>
-          <w:shd w:val="clear" w:color="auto" w:fill="A6A6A6"/>
+          <w:shd w:val="clear" w:color="auto" w:fill="C9C9C9"/>
           <w:lang w:eastAsia="zh-CN"/>
         </w:rPr>
         <w:t>半焦距</w:t>
@@ -18838,7 +18849,7 @@
                 <w:i/>
                 <w:sz w:val="21"/>
                 <w:szCs w:val="21"/>
-                <w:shd w:val="clear" w:color="auto" w:fill="A6A6A6"/>
+                <w:shd w:val="clear" w:color="auto" w:fill="C9C9C9"/>
               </w:rPr>
               <w:t>x</w:t>
             </w:r>
@@ -18847,7 +18858,7 @@
                 <w:rFonts w:ascii="Times New Roman" w:eastAsia="宋体" w:hAnsi="Times New Roman" w:cs="Times New Roman"/>
                 <w:sz w:val="21"/>
                 <w:szCs w:val="21"/>
-                <w:shd w:val="clear" w:color="auto" w:fill="A6A6A6"/>
+                <w:shd w:val="clear" w:color="auto" w:fill="C9C9C9"/>
               </w:rPr>
               <w:t>²/</w:t>
             </w:r>
@@ -18857,7 +18868,7 @@
                 <w:i/>
                 <w:sz w:val="21"/>
                 <w:szCs w:val="21"/>
-                <w:shd w:val="clear" w:color="auto" w:fill="A6A6A6"/>
+                <w:shd w:val="clear" w:color="auto" w:fill="C9C9C9"/>
               </w:rPr>
               <w:t>a</w:t>
             </w:r>
@@ -18866,7 +18877,7 @@
                 <w:rFonts w:ascii="Times New Roman" w:eastAsia="宋体" w:hAnsi="Times New Roman" w:cs="Times New Roman"/>
                 <w:sz w:val="21"/>
                 <w:szCs w:val="21"/>
-                <w:shd w:val="clear" w:color="auto" w:fill="A6A6A6"/>
+                <w:shd w:val="clear" w:color="auto" w:fill="C9C9C9"/>
               </w:rPr>
               <w:t>²+</w:t>
             </w:r>
@@ -18876,7 +18887,7 @@
                 <w:i/>
                 <w:sz w:val="21"/>
                 <w:szCs w:val="21"/>
-                <w:shd w:val="clear" w:color="auto" w:fill="A6A6A6"/>
+                <w:shd w:val="clear" w:color="auto" w:fill="C9C9C9"/>
               </w:rPr>
               <w:t>y</w:t>
             </w:r>
@@ -18885,7 +18896,7 @@
                 <w:rFonts w:ascii="Times New Roman" w:eastAsia="宋体" w:hAnsi="Times New Roman" w:cs="Times New Roman"/>
                 <w:sz w:val="21"/>
                 <w:szCs w:val="21"/>
-                <w:shd w:val="clear" w:color="auto" w:fill="A6A6A6"/>
+                <w:shd w:val="clear" w:color="auto" w:fill="C9C9C9"/>
               </w:rPr>
               <w:t>²/</w:t>
             </w:r>
@@ -18895,7 +18906,7 @@
                 <w:i/>
                 <w:sz w:val="21"/>
                 <w:szCs w:val="21"/>
-                <w:shd w:val="clear" w:color="auto" w:fill="A6A6A6"/>
+                <w:shd w:val="clear" w:color="auto" w:fill="C9C9C9"/>
               </w:rPr>
               <w:t>b</w:t>
             </w:r>
@@ -18904,7 +18915,7 @@
                 <w:rFonts w:ascii="Times New Roman" w:eastAsia="宋体" w:hAnsi="Times New Roman" w:cs="Times New Roman"/>
                 <w:sz w:val="21"/>
                 <w:szCs w:val="21"/>
-                <w:shd w:val="clear" w:color="auto" w:fill="A6A6A6"/>
+                <w:shd w:val="clear" w:color="auto" w:fill="C9C9C9"/>
               </w:rPr>
               <w:t>²=1(</w:t>
             </w:r>
@@ -18914,7 +18925,7 @@
                 <w:i/>
                 <w:sz w:val="21"/>
                 <w:szCs w:val="21"/>
-                <w:shd w:val="clear" w:color="auto" w:fill="A6A6A6"/>
+                <w:shd w:val="clear" w:color="auto" w:fill="C9C9C9"/>
               </w:rPr>
               <w:t>a</w:t>
             </w:r>
@@ -18923,7 +18934,7 @@
                 <w:rFonts w:ascii="Times New Roman" w:eastAsia="宋体" w:hAnsi="Times New Roman" w:cs="Times New Roman"/>
                 <w:sz w:val="21"/>
                 <w:szCs w:val="21"/>
-                <w:shd w:val="clear" w:color="auto" w:fill="A6A6A6"/>
+                <w:shd w:val="clear" w:color="auto" w:fill="C9C9C9"/>
               </w:rPr>
               <w:t>&gt;</w:t>
             </w:r>
@@ -18933,7 +18944,7 @@
                 <w:i/>
                 <w:sz w:val="21"/>
                 <w:szCs w:val="21"/>
-                <w:shd w:val="clear" w:color="auto" w:fill="A6A6A6"/>
+                <w:shd w:val="clear" w:color="auto" w:fill="C9C9C9"/>
               </w:rPr>
               <w:t>b</w:t>
             </w:r>
@@ -18942,7 +18953,7 @@
                 <w:rFonts w:ascii="Times New Roman" w:eastAsia="宋体" w:hAnsi="Times New Roman" w:cs="Times New Roman"/>
                 <w:sz w:val="21"/>
                 <w:szCs w:val="21"/>
-                <w:shd w:val="clear" w:color="auto" w:fill="A6A6A6"/>
+                <w:shd w:val="clear" w:color="auto" w:fill="C9C9C9"/>
               </w:rPr>
               <w:t>&gt;0)</w:t>
             </w:r>
@@ -18978,7 +18989,7 @@
                 <w:i/>
                 <w:sz w:val="21"/>
                 <w:szCs w:val="21"/>
-                <w:shd w:val="clear" w:color="auto" w:fill="A6A6A6"/>
+                <w:shd w:val="clear" w:color="auto" w:fill="C9C9C9"/>
               </w:rPr>
               <w:t>y</w:t>
             </w:r>
@@ -18987,7 +18998,7 @@
                 <w:rFonts w:ascii="Times New Roman" w:eastAsia="宋体" w:hAnsi="Times New Roman" w:cs="Times New Roman"/>
                 <w:sz w:val="21"/>
                 <w:szCs w:val="21"/>
-                <w:shd w:val="clear" w:color="auto" w:fill="A6A6A6"/>
+                <w:shd w:val="clear" w:color="auto" w:fill="C9C9C9"/>
               </w:rPr>
               <w:t>²/</w:t>
             </w:r>
@@ -18997,7 +19008,7 @@
                 <w:i/>
                 <w:sz w:val="21"/>
                 <w:szCs w:val="21"/>
-                <w:shd w:val="clear" w:color="auto" w:fill="A6A6A6"/>
+                <w:shd w:val="clear" w:color="auto" w:fill="C9C9C9"/>
               </w:rPr>
               <w:t>a</w:t>
             </w:r>
@@ -19006,7 +19017,7 @@
                 <w:rFonts w:ascii="Times New Roman" w:eastAsia="宋体" w:hAnsi="Times New Roman" w:cs="Times New Roman"/>
                 <w:sz w:val="21"/>
                 <w:szCs w:val="21"/>
-                <w:shd w:val="clear" w:color="auto" w:fill="A6A6A6"/>
+                <w:shd w:val="clear" w:color="auto" w:fill="C9C9C9"/>
               </w:rPr>
               <w:t>²+</w:t>
             </w:r>
@@ -19016,7 +19027,7 @@
                 <w:i/>
                 <w:sz w:val="21"/>
                 <w:szCs w:val="21"/>
-                <w:shd w:val="clear" w:color="auto" w:fill="A6A6A6"/>
+                <w:shd w:val="clear" w:color="auto" w:fill="C9C9C9"/>
               </w:rPr>
               <w:t>x</w:t>
             </w:r>
@@ -19025,7 +19036,7 @@
                 <w:rFonts w:ascii="Times New Roman" w:eastAsia="宋体" w:hAnsi="Times New Roman" w:cs="Times New Roman"/>
                 <w:sz w:val="21"/>
                 <w:szCs w:val="21"/>
-                <w:shd w:val="clear" w:color="auto" w:fill="A6A6A6"/>
+                <w:shd w:val="clear" w:color="auto" w:fill="C9C9C9"/>
               </w:rPr>
               <w:t>²/</w:t>
             </w:r>
@@ -19035,7 +19046,7 @@
                 <w:i/>
                 <w:sz w:val="21"/>
                 <w:szCs w:val="21"/>
-                <w:shd w:val="clear" w:color="auto" w:fill="A6A6A6"/>
+                <w:shd w:val="clear" w:color="auto" w:fill="C9C9C9"/>
               </w:rPr>
               <w:t>b</w:t>
             </w:r>
@@ -19044,7 +19055,7 @@
                 <w:rFonts w:ascii="Times New Roman" w:eastAsia="宋体" w:hAnsi="Times New Roman" w:cs="Times New Roman"/>
                 <w:sz w:val="21"/>
                 <w:szCs w:val="21"/>
-                <w:shd w:val="clear" w:color="auto" w:fill="A6A6A6"/>
+                <w:shd w:val="clear" w:color="auto" w:fill="C9C9C9"/>
               </w:rPr>
               <w:t>²=1(</w:t>
             </w:r>
@@ -19054,7 +19065,7 @@
                 <w:i/>
                 <w:sz w:val="21"/>
                 <w:szCs w:val="21"/>
-                <w:shd w:val="clear" w:color="auto" w:fill="A6A6A6"/>
+                <w:shd w:val="clear" w:color="auto" w:fill="C9C9C9"/>
               </w:rPr>
               <w:t>a</w:t>
             </w:r>
@@ -19063,7 +19074,7 @@
                 <w:rFonts w:ascii="Times New Roman" w:eastAsia="宋体" w:hAnsi="Times New Roman" w:cs="Times New Roman"/>
                 <w:sz w:val="21"/>
                 <w:szCs w:val="21"/>
-                <w:shd w:val="clear" w:color="auto" w:fill="A6A6A6"/>
+                <w:shd w:val="clear" w:color="auto" w:fill="C9C9C9"/>
               </w:rPr>
               <w:t>&gt;</w:t>
             </w:r>
@@ -19073,7 +19084,7 @@
                 <w:i/>
                 <w:sz w:val="21"/>
                 <w:szCs w:val="21"/>
-                <w:shd w:val="clear" w:color="auto" w:fill="A6A6A6"/>
+                <w:shd w:val="clear" w:color="auto" w:fill="C9C9C9"/>
               </w:rPr>
               <w:t>b</w:t>
             </w:r>
@@ -19082,7 +19093,7 @@
                 <w:rFonts w:ascii="Times New Roman" w:eastAsia="宋体" w:hAnsi="Times New Roman" w:cs="Times New Roman"/>
                 <w:sz w:val="21"/>
                 <w:szCs w:val="21"/>
-                <w:shd w:val="clear" w:color="auto" w:fill="A6A6A6"/>
+                <w:shd w:val="clear" w:color="auto" w:fill="C9C9C9"/>
               </w:rPr>
               <w:t>&gt;0)</w:t>
             </w:r>
@@ -19348,7 +19359,7 @@
                 <w:i/>
                 <w:sz w:val="21"/>
                 <w:szCs w:val="21"/>
-                <w:shd w:val="clear" w:color="auto" w:fill="A6A6A6"/>
+                <w:shd w:val="clear" w:color="auto" w:fill="C9C9C9"/>
               </w:rPr>
               <w:t>F</w:t>
             </w:r>
@@ -19357,7 +19368,7 @@
                 <w:rFonts w:ascii="Times New Roman" w:eastAsia="宋体" w:hAnsi="Times New Roman" w:cs="Times New Roman"/>
                 <w:sz w:val="21"/>
                 <w:szCs w:val="21"/>
-                <w:shd w:val="clear" w:color="auto" w:fill="A6A6A6"/>
+                <w:shd w:val="clear" w:color="auto" w:fill="C9C9C9"/>
               </w:rPr>
               <w:t>₁(-</w:t>
             </w:r>
@@ -19367,7 +19378,7 @@
                 <w:i/>
                 <w:sz w:val="21"/>
                 <w:szCs w:val="21"/>
-                <w:shd w:val="clear" w:color="auto" w:fill="A6A6A6"/>
+                <w:shd w:val="clear" w:color="auto" w:fill="C9C9C9"/>
               </w:rPr>
               <w:t>c</w:t>
             </w:r>
@@ -19376,7 +19387,7 @@
                 <w:rFonts w:ascii="Times New Roman" w:eastAsia="宋体" w:hAnsi="Times New Roman" w:cs="Times New Roman"/>
                 <w:sz w:val="21"/>
                 <w:szCs w:val="21"/>
-                <w:shd w:val="clear" w:color="auto" w:fill="A6A6A6"/>
+                <w:shd w:val="clear" w:color="auto" w:fill="C9C9C9"/>
               </w:rPr>
               <w:t>,0)</w:t>
             </w:r>
@@ -19385,7 +19396,7 @@
                 <w:rFonts w:ascii="Times New Roman" w:eastAsia="宋体" w:hAnsi="Times New Roman" w:cs="Times New Roman"/>
                 <w:sz w:val="21"/>
                 <w:szCs w:val="21"/>
-                <w:shd w:val="clear" w:color="auto" w:fill="A6A6A6"/>
+                <w:shd w:val="clear" w:color="auto" w:fill="C9C9C9"/>
               </w:rPr>
               <w:t>与</w:t>
             </w:r>
@@ -19395,7 +19406,7 @@
                 <w:i/>
                 <w:sz w:val="21"/>
                 <w:szCs w:val="21"/>
-                <w:shd w:val="clear" w:color="auto" w:fill="A6A6A6"/>
+                <w:shd w:val="clear" w:color="auto" w:fill="C9C9C9"/>
               </w:rPr>
               <w:t>F</w:t>
             </w:r>
@@ -19404,7 +19415,7 @@
                 <w:rFonts w:ascii="Times New Roman" w:eastAsia="宋体" w:hAnsi="Times New Roman" w:cs="Times New Roman"/>
                 <w:sz w:val="21"/>
                 <w:szCs w:val="21"/>
-                <w:shd w:val="clear" w:color="auto" w:fill="A6A6A6"/>
+                <w:shd w:val="clear" w:color="auto" w:fill="C9C9C9"/>
               </w:rPr>
               <w:t>₂(</w:t>
             </w:r>
@@ -19414,7 +19425,7 @@
                 <w:i/>
                 <w:sz w:val="21"/>
                 <w:szCs w:val="21"/>
-                <w:shd w:val="clear" w:color="auto" w:fill="A6A6A6"/>
+                <w:shd w:val="clear" w:color="auto" w:fill="C9C9C9"/>
               </w:rPr>
               <w:t>c</w:t>
             </w:r>
@@ -19423,7 +19434,7 @@
                 <w:rFonts w:ascii="Times New Roman" w:eastAsia="宋体" w:hAnsi="Times New Roman" w:cs="Times New Roman"/>
                 <w:sz w:val="21"/>
                 <w:szCs w:val="21"/>
-                <w:shd w:val="clear" w:color="auto" w:fill="A6A6A6"/>
+                <w:shd w:val="clear" w:color="auto" w:fill="C9C9C9"/>
               </w:rPr>
               <w:t>,0)</w:t>
             </w:r>
@@ -19459,7 +19470,7 @@
                 <w:i/>
                 <w:sz w:val="21"/>
                 <w:szCs w:val="21"/>
-                <w:shd w:val="clear" w:color="auto" w:fill="A6A6A6"/>
+                <w:shd w:val="clear" w:color="auto" w:fill="C9C9C9"/>
               </w:rPr>
               <w:t>F</w:t>
             </w:r>
@@ -19468,7 +19479,7 @@
                 <w:rFonts w:ascii="Times New Roman" w:eastAsia="宋体" w:hAnsi="Times New Roman" w:cs="Times New Roman"/>
                 <w:sz w:val="21"/>
                 <w:szCs w:val="21"/>
-                <w:shd w:val="clear" w:color="auto" w:fill="A6A6A6"/>
+                <w:shd w:val="clear" w:color="auto" w:fill="C9C9C9"/>
               </w:rPr>
               <w:t>₁(0,-</w:t>
             </w:r>
@@ -19478,7 +19489,7 @@
                 <w:i/>
                 <w:sz w:val="21"/>
                 <w:szCs w:val="21"/>
-                <w:shd w:val="clear" w:color="auto" w:fill="A6A6A6"/>
+                <w:shd w:val="clear" w:color="auto" w:fill="C9C9C9"/>
               </w:rPr>
               <w:t>c</w:t>
             </w:r>
@@ -19487,7 +19498,7 @@
                 <w:rFonts w:ascii="Times New Roman" w:eastAsia="宋体" w:hAnsi="Times New Roman" w:cs="Times New Roman"/>
                 <w:sz w:val="21"/>
                 <w:szCs w:val="21"/>
-                <w:shd w:val="clear" w:color="auto" w:fill="A6A6A6"/>
+                <w:shd w:val="clear" w:color="auto" w:fill="C9C9C9"/>
               </w:rPr>
               <w:t>)</w:t>
             </w:r>
@@ -19496,7 +19507,7 @@
                 <w:rFonts w:ascii="Times New Roman" w:eastAsia="宋体" w:hAnsi="Times New Roman" w:cs="Times New Roman"/>
                 <w:sz w:val="21"/>
                 <w:szCs w:val="21"/>
-                <w:shd w:val="clear" w:color="auto" w:fill="A6A6A6"/>
+                <w:shd w:val="clear" w:color="auto" w:fill="C9C9C9"/>
               </w:rPr>
               <w:t>与</w:t>
             </w:r>
@@ -19506,7 +19517,7 @@
                 <w:i/>
                 <w:sz w:val="21"/>
                 <w:szCs w:val="21"/>
-                <w:shd w:val="clear" w:color="auto" w:fill="A6A6A6"/>
+                <w:shd w:val="clear" w:color="auto" w:fill="C9C9C9"/>
               </w:rPr>
               <w:t>F</w:t>
             </w:r>
@@ -19515,7 +19526,7 @@
                 <w:rFonts w:ascii="Times New Roman" w:eastAsia="宋体" w:hAnsi="Times New Roman" w:cs="Times New Roman"/>
                 <w:sz w:val="21"/>
                 <w:szCs w:val="21"/>
-                <w:shd w:val="clear" w:color="auto" w:fill="A6A6A6"/>
+                <w:shd w:val="clear" w:color="auto" w:fill="C9C9C9"/>
               </w:rPr>
               <w:t>₂(0,</w:t>
             </w:r>
@@ -19525,7 +19536,7 @@
                 <w:i/>
                 <w:sz w:val="21"/>
                 <w:szCs w:val="21"/>
-                <w:shd w:val="clear" w:color="auto" w:fill="A6A6A6"/>
+                <w:shd w:val="clear" w:color="auto" w:fill="C9C9C9"/>
               </w:rPr>
               <w:t>c</w:t>
             </w:r>
@@ -19534,7 +19545,7 @@
                 <w:rFonts w:ascii="Times New Roman" w:eastAsia="宋体" w:hAnsi="Times New Roman" w:cs="Times New Roman"/>
                 <w:sz w:val="21"/>
                 <w:szCs w:val="21"/>
-                <w:shd w:val="clear" w:color="auto" w:fill="A6A6A6"/>
+                <w:shd w:val="clear" w:color="auto" w:fill="C9C9C9"/>
               </w:rPr>
               <w:t>)</w:t>
             </w:r>
@@ -19647,7 +19658,7 @@
                 <w:i/>
                 <w:sz w:val="21"/>
                 <w:szCs w:val="21"/>
-                <w:shd w:val="clear" w:color="auto" w:fill="A6A6A6"/>
+                <w:shd w:val="clear" w:color="auto" w:fill="C9C9C9"/>
               </w:rPr>
               <w:t>c</w:t>
             </w:r>
@@ -19656,7 +19667,7 @@
                 <w:rFonts w:ascii="Times New Roman" w:eastAsia="宋体" w:hAnsi="Times New Roman" w:cs="Times New Roman"/>
                 <w:sz w:val="21"/>
                 <w:szCs w:val="21"/>
-                <w:shd w:val="clear" w:color="auto" w:fill="A6A6A6"/>
+                <w:shd w:val="clear" w:color="auto" w:fill="C9C9C9"/>
               </w:rPr>
               <w:t>²=</w:t>
             </w:r>
@@ -19666,7 +19677,7 @@
                 <w:i/>
                 <w:sz w:val="21"/>
                 <w:szCs w:val="21"/>
-                <w:shd w:val="clear" w:color="auto" w:fill="A6A6A6"/>
+                <w:shd w:val="clear" w:color="auto" w:fill="C9C9C9"/>
               </w:rPr>
               <w:t>a</w:t>
             </w:r>
@@ -19675,7 +19686,7 @@
                 <w:rFonts w:ascii="Times New Roman" w:eastAsia="宋体" w:hAnsi="Times New Roman" w:cs="Times New Roman"/>
                 <w:sz w:val="21"/>
                 <w:szCs w:val="21"/>
-                <w:shd w:val="clear" w:color="auto" w:fill="A6A6A6"/>
+                <w:shd w:val="clear" w:color="auto" w:fill="C9C9C9"/>
               </w:rPr>
               <w:t>²-</w:t>
             </w:r>
@@ -19685,7 +19696,7 @@
                 <w:i/>
                 <w:sz w:val="21"/>
                 <w:szCs w:val="21"/>
-                <w:shd w:val="clear" w:color="auto" w:fill="A6A6A6"/>
+                <w:shd w:val="clear" w:color="auto" w:fill="C9C9C9"/>
               </w:rPr>
               <w:t>b</w:t>
             </w:r>
@@ -19694,7 +19705,7 @@
                 <w:rFonts w:ascii="Times New Roman" w:eastAsia="宋体" w:hAnsi="Times New Roman" w:cs="Times New Roman"/>
                 <w:sz w:val="21"/>
                 <w:szCs w:val="21"/>
-                <w:shd w:val="clear" w:color="auto" w:fill="A6A6A6"/>
+                <w:shd w:val="clear" w:color="auto" w:fill="C9C9C9"/>
               </w:rPr>
               <w:t>²</w:t>
             </w:r>
@@ -19714,8 +19725,9 @@
         <w:rPr>
           <w:rFonts w:ascii="Times New Roman" w:eastAsia="宋体" w:hAnsi="Times New Roman" w:cs="Times New Roman"/>
           <w:b/>
-          <w:sz w:val="21"/>
-          <w:szCs w:val="21"/>
+          <w:sz w:val="24"/>
+          <w:szCs w:val="24"/>
+          <w:shd w:val="clear" w:color="auto" w:fill="C9C9C9"/>
         </w:rPr>
         <w:t xml:space="preserve">2.5.2 </w:t>
       </w:r>
@@ -19723,8 +19735,8 @@
         <w:rPr>
           <w:rFonts w:ascii="Times New Roman" w:eastAsia="宋体" w:hAnsi="Times New Roman" w:cs="Times New Roman"/>
           <w:b/>
-          <w:sz w:val="21"/>
-          <w:szCs w:val="21"/>
+          <w:sz w:val="24"/>
+          <w:szCs w:val="24"/>
         </w:rPr>
         <w:t>椭圆的几何性质</w:t>
       </w:r>
@@ -20159,7 +20171,7 @@
                 <w:i/>
                 <w:sz w:val="21"/>
                 <w:szCs w:val="21"/>
-                <w:shd w:val="clear" w:color="auto" w:fill="A6A6A6"/>
+                <w:shd w:val="clear" w:color="auto" w:fill="C9C9C9"/>
               </w:rPr>
               <w:t>x</w:t>
             </w:r>
@@ -20168,7 +20180,7 @@
                 <w:rFonts w:ascii="Times New Roman" w:eastAsia="宋体" w:hAnsi="Times New Roman" w:cs="Times New Roman"/>
                 <w:sz w:val="21"/>
                 <w:szCs w:val="21"/>
-                <w:shd w:val="clear" w:color="auto" w:fill="A6A6A6"/>
+                <w:shd w:val="clear" w:color="auto" w:fill="C9C9C9"/>
               </w:rPr>
               <w:t>²/</w:t>
             </w:r>
@@ -20178,7 +20190,7 @@
                 <w:i/>
                 <w:sz w:val="21"/>
                 <w:szCs w:val="21"/>
-                <w:shd w:val="clear" w:color="auto" w:fill="A6A6A6"/>
+                <w:shd w:val="clear" w:color="auto" w:fill="C9C9C9"/>
               </w:rPr>
               <w:t>a</w:t>
             </w:r>
@@ -20187,7 +20199,7 @@
                 <w:rFonts w:ascii="Times New Roman" w:eastAsia="宋体" w:hAnsi="Times New Roman" w:cs="Times New Roman"/>
                 <w:sz w:val="21"/>
                 <w:szCs w:val="21"/>
-                <w:shd w:val="clear" w:color="auto" w:fill="A6A6A6"/>
+                <w:shd w:val="clear" w:color="auto" w:fill="C9C9C9"/>
               </w:rPr>
               <w:t>²+</w:t>
             </w:r>
@@ -20197,7 +20209,7 @@
                 <w:i/>
                 <w:sz w:val="21"/>
                 <w:szCs w:val="21"/>
-                <w:shd w:val="clear" w:color="auto" w:fill="A6A6A6"/>
+                <w:shd w:val="clear" w:color="auto" w:fill="C9C9C9"/>
               </w:rPr>
               <w:t>y</w:t>
             </w:r>
@@ -20206,7 +20218,7 @@
                 <w:rFonts w:ascii="Times New Roman" w:eastAsia="宋体" w:hAnsi="Times New Roman" w:cs="Times New Roman"/>
                 <w:sz w:val="21"/>
                 <w:szCs w:val="21"/>
-                <w:shd w:val="clear" w:color="auto" w:fill="A6A6A6"/>
+                <w:shd w:val="clear" w:color="auto" w:fill="C9C9C9"/>
               </w:rPr>
               <w:t>²/</w:t>
             </w:r>
@@ -20216,7 +20228,7 @@
                 <w:i/>
                 <w:sz w:val="21"/>
                 <w:szCs w:val="21"/>
-                <w:shd w:val="clear" w:color="auto" w:fill="A6A6A6"/>
+                <w:shd w:val="clear" w:color="auto" w:fill="C9C9C9"/>
               </w:rPr>
               <w:t>b</w:t>
             </w:r>
@@ -20225,7 +20237,7 @@
                 <w:rFonts w:ascii="Times New Roman" w:eastAsia="宋体" w:hAnsi="Times New Roman" w:cs="Times New Roman"/>
                 <w:sz w:val="21"/>
                 <w:szCs w:val="21"/>
-                <w:shd w:val="clear" w:color="auto" w:fill="A6A6A6"/>
+                <w:shd w:val="clear" w:color="auto" w:fill="C9C9C9"/>
               </w:rPr>
               <w:t>²=1(</w:t>
             </w:r>
@@ -20235,7 +20247,7 @@
                 <w:i/>
                 <w:sz w:val="21"/>
                 <w:szCs w:val="21"/>
-                <w:shd w:val="clear" w:color="auto" w:fill="A6A6A6"/>
+                <w:shd w:val="clear" w:color="auto" w:fill="C9C9C9"/>
               </w:rPr>
               <w:t>a</w:t>
             </w:r>
@@ -20244,7 +20256,7 @@
                 <w:rFonts w:ascii="Times New Roman" w:eastAsia="宋体" w:hAnsi="Times New Roman" w:cs="Times New Roman"/>
                 <w:sz w:val="21"/>
                 <w:szCs w:val="21"/>
-                <w:shd w:val="clear" w:color="auto" w:fill="A6A6A6"/>
+                <w:shd w:val="clear" w:color="auto" w:fill="C9C9C9"/>
               </w:rPr>
               <w:t>&gt;</w:t>
             </w:r>
@@ -20254,7 +20266,7 @@
                 <w:i/>
                 <w:sz w:val="21"/>
                 <w:szCs w:val="21"/>
-                <w:shd w:val="clear" w:color="auto" w:fill="A6A6A6"/>
+                <w:shd w:val="clear" w:color="auto" w:fill="C9C9C9"/>
               </w:rPr>
               <w:t>b</w:t>
             </w:r>
@@ -20263,7 +20275,7 @@
                 <w:rFonts w:ascii="Times New Roman" w:eastAsia="宋体" w:hAnsi="Times New Roman" w:cs="Times New Roman"/>
                 <w:sz w:val="21"/>
                 <w:szCs w:val="21"/>
-                <w:shd w:val="clear" w:color="auto" w:fill="A6A6A6"/>
+                <w:shd w:val="clear" w:color="auto" w:fill="C9C9C9"/>
               </w:rPr>
               <w:t>&gt;0)</w:t>
             </w:r>
@@ -20299,7 +20311,7 @@
                 <w:i/>
                 <w:sz w:val="21"/>
                 <w:szCs w:val="21"/>
-                <w:shd w:val="clear" w:color="auto" w:fill="A6A6A6"/>
+                <w:shd w:val="clear" w:color="auto" w:fill="C9C9C9"/>
               </w:rPr>
               <w:t>y</w:t>
             </w:r>
@@ -20308,7 +20320,7 @@
                 <w:rFonts w:ascii="Times New Roman" w:eastAsia="宋体" w:hAnsi="Times New Roman" w:cs="Times New Roman"/>
                 <w:sz w:val="21"/>
                 <w:szCs w:val="21"/>
-                <w:shd w:val="clear" w:color="auto" w:fill="A6A6A6"/>
+                <w:shd w:val="clear" w:color="auto" w:fill="C9C9C9"/>
               </w:rPr>
               <w:t>²/</w:t>
             </w:r>
@@ -20318,7 +20330,7 @@
                 <w:i/>
                 <w:sz w:val="21"/>
                 <w:szCs w:val="21"/>
-                <w:shd w:val="clear" w:color="auto" w:fill="A6A6A6"/>
+                <w:shd w:val="clear" w:color="auto" w:fill="C9C9C9"/>
               </w:rPr>
               <w:t>a</w:t>
             </w:r>
@@ -20327,7 +20339,7 @@
                 <w:rFonts w:ascii="Times New Roman" w:eastAsia="宋体" w:hAnsi="Times New Roman" w:cs="Times New Roman"/>
                 <w:sz w:val="21"/>
                 <w:szCs w:val="21"/>
-                <w:shd w:val="clear" w:color="auto" w:fill="A6A6A6"/>
+                <w:shd w:val="clear" w:color="auto" w:fill="C9C9C9"/>
               </w:rPr>
               <w:t>²+</w:t>
             </w:r>
@@ -20337,7 +20349,7 @@
                 <w:i/>
                 <w:sz w:val="21"/>
                 <w:szCs w:val="21"/>
-                <w:shd w:val="clear" w:color="auto" w:fill="A6A6A6"/>
+                <w:shd w:val="clear" w:color="auto" w:fill="C9C9C9"/>
               </w:rPr>
               <w:t>x</w:t>
             </w:r>
@@ -20346,7 +20358,7 @@
                 <w:rFonts w:ascii="Times New Roman" w:eastAsia="宋体" w:hAnsi="Times New Roman" w:cs="Times New Roman"/>
                 <w:sz w:val="21"/>
                 <w:szCs w:val="21"/>
-                <w:shd w:val="clear" w:color="auto" w:fill="A6A6A6"/>
+                <w:shd w:val="clear" w:color="auto" w:fill="C9C9C9"/>
               </w:rPr>
               <w:t>²/</w:t>
             </w:r>
@@ -20356,7 +20368,7 @@
                 <w:i/>
                 <w:sz w:val="21"/>
                 <w:szCs w:val="21"/>
-                <w:shd w:val="clear" w:color="auto" w:fill="A6A6A6"/>
+                <w:shd w:val="clear" w:color="auto" w:fill="C9C9C9"/>
               </w:rPr>
               <w:t>b</w:t>
             </w:r>
@@ -20365,7 +20377,7 @@
                 <w:rFonts w:ascii="Times New Roman" w:eastAsia="宋体" w:hAnsi="Times New Roman" w:cs="Times New Roman"/>
                 <w:sz w:val="21"/>
                 <w:szCs w:val="21"/>
-                <w:shd w:val="clear" w:color="auto" w:fill="A6A6A6"/>
+                <w:shd w:val="clear" w:color="auto" w:fill="C9C9C9"/>
               </w:rPr>
               <w:t>²=1(</w:t>
             </w:r>
@@ -20375,7 +20387,7 @@
                 <w:i/>
                 <w:sz w:val="21"/>
                 <w:szCs w:val="21"/>
-                <w:shd w:val="clear" w:color="auto" w:fill="A6A6A6"/>
+                <w:shd w:val="clear" w:color="auto" w:fill="C9C9C9"/>
               </w:rPr>
               <w:t>a</w:t>
             </w:r>
@@ -20384,7 +20396,7 @@
                 <w:rFonts w:ascii="Times New Roman" w:eastAsia="宋体" w:hAnsi="Times New Roman" w:cs="Times New Roman"/>
                 <w:sz w:val="21"/>
                 <w:szCs w:val="21"/>
-                <w:shd w:val="clear" w:color="auto" w:fill="A6A6A6"/>
+                <w:shd w:val="clear" w:color="auto" w:fill="C9C9C9"/>
               </w:rPr>
               <w:t>&gt;</w:t>
             </w:r>
@@ -20394,7 +20406,7 @@
                 <w:i/>
                 <w:sz w:val="21"/>
                 <w:szCs w:val="21"/>
-                <w:shd w:val="clear" w:color="auto" w:fill="A6A6A6"/>
+                <w:shd w:val="clear" w:color="auto" w:fill="C9C9C9"/>
               </w:rPr>
               <w:t>b</w:t>
             </w:r>
@@ -20403,7 +20415,7 @@
                 <w:rFonts w:ascii="Times New Roman" w:eastAsia="宋体" w:hAnsi="Times New Roman" w:cs="Times New Roman"/>
                 <w:sz w:val="21"/>
                 <w:szCs w:val="21"/>
-                <w:shd w:val="clear" w:color="auto" w:fill="A6A6A6"/>
+                <w:shd w:val="clear" w:color="auto" w:fill="C9C9C9"/>
               </w:rPr>
               <w:t>&gt;0)</w:t>
             </w:r>
@@ -20476,7 +20488,7 @@
                 <w:rFonts w:ascii="Times New Roman" w:eastAsia="宋体" w:hAnsi="Times New Roman" w:cs="Times New Roman"/>
                 <w:sz w:val="21"/>
                 <w:szCs w:val="21"/>
-                <w:shd w:val="clear" w:color="auto" w:fill="A6A6A6"/>
+                <w:shd w:val="clear" w:color="auto" w:fill="C9C9C9"/>
                 <w:lang w:eastAsia="zh-CN"/>
               </w:rPr>
               <w:t>短轴长</w:t>
@@ -20486,7 +20498,7 @@
                 <w:rFonts w:ascii="Times New Roman" w:eastAsia="宋体" w:hAnsi="Times New Roman" w:cs="Times New Roman"/>
                 <w:sz w:val="21"/>
                 <w:szCs w:val="21"/>
-                <w:shd w:val="clear" w:color="auto" w:fill="A6A6A6"/>
+                <w:shd w:val="clear" w:color="auto" w:fill="C9C9C9"/>
                 <w:lang w:eastAsia="zh-CN"/>
               </w:rPr>
               <w:t>|</w:t>
@@ -20497,7 +20509,7 @@
                 <w:i/>
                 <w:sz w:val="21"/>
                 <w:szCs w:val="21"/>
-                <w:shd w:val="clear" w:color="auto" w:fill="A6A6A6"/>
+                <w:shd w:val="clear" w:color="auto" w:fill="C9C9C9"/>
                 <w:lang w:eastAsia="zh-CN"/>
               </w:rPr>
               <w:t>B</w:t>
@@ -20507,7 +20519,7 @@
                 <w:rFonts w:ascii="Times New Roman" w:eastAsia="宋体" w:hAnsi="Times New Roman" w:cs="Times New Roman"/>
                 <w:sz w:val="21"/>
                 <w:szCs w:val="21"/>
-                <w:shd w:val="clear" w:color="auto" w:fill="A6A6A6"/>
+                <w:shd w:val="clear" w:color="auto" w:fill="C9C9C9"/>
                 <w:lang w:eastAsia="zh-CN"/>
               </w:rPr>
               <w:t>₁</w:t>
@@ -20518,7 +20530,7 @@
                 <w:i/>
                 <w:sz w:val="21"/>
                 <w:szCs w:val="21"/>
-                <w:shd w:val="clear" w:color="auto" w:fill="A6A6A6"/>
+                <w:shd w:val="clear" w:color="auto" w:fill="C9C9C9"/>
                 <w:lang w:eastAsia="zh-CN"/>
               </w:rPr>
               <w:t>B</w:t>
@@ -20528,7 +20540,7 @@
                 <w:rFonts w:ascii="Times New Roman" w:eastAsia="宋体" w:hAnsi="Times New Roman" w:cs="Times New Roman"/>
                 <w:sz w:val="21"/>
                 <w:szCs w:val="21"/>
-                <w:shd w:val="clear" w:color="auto" w:fill="A6A6A6"/>
+                <w:shd w:val="clear" w:color="auto" w:fill="C9C9C9"/>
                 <w:lang w:eastAsia="zh-CN"/>
               </w:rPr>
               <w:t>₂|=2</w:t>
@@ -20539,7 +20551,7 @@
                 <w:i/>
                 <w:sz w:val="21"/>
                 <w:szCs w:val="21"/>
-                <w:shd w:val="clear" w:color="auto" w:fill="A6A6A6"/>
+                <w:shd w:val="clear" w:color="auto" w:fill="C9C9C9"/>
                 <w:lang w:eastAsia="zh-CN"/>
               </w:rPr>
               <w:t>b</w:t>
@@ -20549,7 +20561,7 @@
                 <w:rFonts w:ascii="Times New Roman" w:eastAsia="宋体" w:hAnsi="Times New Roman" w:cs="Times New Roman"/>
                 <w:sz w:val="21"/>
                 <w:szCs w:val="21"/>
-                <w:shd w:val="clear" w:color="auto" w:fill="A6A6A6"/>
+                <w:shd w:val="clear" w:color="auto" w:fill="C9C9C9"/>
                 <w:lang w:eastAsia="zh-CN"/>
               </w:rPr>
               <w:t>，长轴长</w:t>
@@ -20559,7 +20571,7 @@
                 <w:rFonts w:ascii="Times New Roman" w:eastAsia="宋体" w:hAnsi="Times New Roman" w:cs="Times New Roman"/>
                 <w:sz w:val="21"/>
                 <w:szCs w:val="21"/>
-                <w:shd w:val="clear" w:color="auto" w:fill="A6A6A6"/>
+                <w:shd w:val="clear" w:color="auto" w:fill="C9C9C9"/>
                 <w:lang w:eastAsia="zh-CN"/>
               </w:rPr>
               <w:t>|</w:t>
@@ -20570,7 +20582,7 @@
                 <w:i/>
                 <w:sz w:val="21"/>
                 <w:szCs w:val="21"/>
-                <w:shd w:val="clear" w:color="auto" w:fill="A6A6A6"/>
+                <w:shd w:val="clear" w:color="auto" w:fill="C9C9C9"/>
                 <w:lang w:eastAsia="zh-CN"/>
               </w:rPr>
               <w:t>A</w:t>
@@ -20580,7 +20592,7 @@
                 <w:rFonts w:ascii="Times New Roman" w:eastAsia="宋体" w:hAnsi="Times New Roman" w:cs="Times New Roman"/>
                 <w:sz w:val="21"/>
                 <w:szCs w:val="21"/>
-                <w:shd w:val="clear" w:color="auto" w:fill="A6A6A6"/>
+                <w:shd w:val="clear" w:color="auto" w:fill="C9C9C9"/>
                 <w:lang w:eastAsia="zh-CN"/>
               </w:rPr>
               <w:t>₁</w:t>
@@ -20591,7 +20603,7 @@
                 <w:i/>
                 <w:sz w:val="21"/>
                 <w:szCs w:val="21"/>
-                <w:shd w:val="clear" w:color="auto" w:fill="A6A6A6"/>
+                <w:shd w:val="clear" w:color="auto" w:fill="C9C9C9"/>
                 <w:lang w:eastAsia="zh-CN"/>
               </w:rPr>
               <w:t>A</w:t>
@@ -20601,7 +20613,7 @@
                 <w:rFonts w:ascii="Times New Roman" w:eastAsia="宋体" w:hAnsi="Times New Roman" w:cs="Times New Roman"/>
                 <w:sz w:val="21"/>
                 <w:szCs w:val="21"/>
-                <w:shd w:val="clear" w:color="auto" w:fill="A6A6A6"/>
+                <w:shd w:val="clear" w:color="auto" w:fill="C9C9C9"/>
                 <w:lang w:eastAsia="zh-CN"/>
               </w:rPr>
               <w:t>₂|=2</w:t>
@@ -20612,7 +20624,7 @@
                 <w:i/>
                 <w:sz w:val="21"/>
                 <w:szCs w:val="21"/>
-                <w:shd w:val="clear" w:color="auto" w:fill="A6A6A6"/>
+                <w:shd w:val="clear" w:color="auto" w:fill="C9C9C9"/>
                 <w:lang w:eastAsia="zh-CN"/>
               </w:rPr>
               <w:t>a</w:t>
@@ -20684,7 +20696,7 @@
                 <w:rFonts w:ascii="Times New Roman" w:eastAsia="宋体" w:hAnsi="Times New Roman" w:cs="Times New Roman"/>
                 <w:sz w:val="21"/>
                 <w:szCs w:val="21"/>
-                <w:shd w:val="clear" w:color="auto" w:fill="A6A6A6"/>
+                <w:shd w:val="clear" w:color="auto" w:fill="C9C9C9"/>
               </w:rPr>
               <w:t>(±</w:t>
             </w:r>
@@ -20694,7 +20706,7 @@
                 <w:i/>
                 <w:sz w:val="21"/>
                 <w:szCs w:val="21"/>
-                <w:shd w:val="clear" w:color="auto" w:fill="A6A6A6"/>
+                <w:shd w:val="clear" w:color="auto" w:fill="C9C9C9"/>
               </w:rPr>
               <w:t>c</w:t>
             </w:r>
@@ -20703,7 +20715,7 @@
                 <w:rFonts w:ascii="Times New Roman" w:eastAsia="宋体" w:hAnsi="Times New Roman" w:cs="Times New Roman"/>
                 <w:sz w:val="21"/>
                 <w:szCs w:val="21"/>
-                <w:shd w:val="clear" w:color="auto" w:fill="A6A6A6"/>
+                <w:shd w:val="clear" w:color="auto" w:fill="C9C9C9"/>
               </w:rPr>
               <w:t>,0)</w:t>
             </w:r>
@@ -20738,7 +20750,7 @@
                 <w:rFonts w:ascii="Times New Roman" w:eastAsia="宋体" w:hAnsi="Times New Roman" w:cs="Times New Roman"/>
                 <w:sz w:val="21"/>
                 <w:szCs w:val="21"/>
-                <w:shd w:val="clear" w:color="auto" w:fill="A6A6A6"/>
+                <w:shd w:val="clear" w:color="auto" w:fill="C9C9C9"/>
               </w:rPr>
               <w:t>(0,±</w:t>
             </w:r>
@@ -20748,7 +20760,7 @@
                 <w:i/>
                 <w:sz w:val="21"/>
                 <w:szCs w:val="21"/>
-                <w:shd w:val="clear" w:color="auto" w:fill="A6A6A6"/>
+                <w:shd w:val="clear" w:color="auto" w:fill="C9C9C9"/>
               </w:rPr>
               <w:t>c</w:t>
             </w:r>
@@ -20757,7 +20769,7 @@
                 <w:rFonts w:ascii="Times New Roman" w:eastAsia="宋体" w:hAnsi="Times New Roman" w:cs="Times New Roman"/>
                 <w:sz w:val="21"/>
                 <w:szCs w:val="21"/>
-                <w:shd w:val="clear" w:color="auto" w:fill="A6A6A6"/>
+                <w:shd w:val="clear" w:color="auto" w:fill="C9C9C9"/>
               </w:rPr>
               <w:t>)</w:t>
             </w:r>
@@ -20829,7 +20841,7 @@
                 <w:rFonts w:ascii="Times New Roman" w:eastAsia="宋体" w:hAnsi="Times New Roman" w:cs="Times New Roman"/>
                 <w:sz w:val="21"/>
                 <w:szCs w:val="21"/>
-                <w:shd w:val="clear" w:color="auto" w:fill="A6A6A6"/>
+                <w:shd w:val="clear" w:color="auto" w:fill="C9C9C9"/>
               </w:rPr>
               <w:t>|</w:t>
             </w:r>
@@ -20839,7 +20851,7 @@
                 <w:i/>
                 <w:sz w:val="21"/>
                 <w:szCs w:val="21"/>
-                <w:shd w:val="clear" w:color="auto" w:fill="A6A6A6"/>
+                <w:shd w:val="clear" w:color="auto" w:fill="C9C9C9"/>
               </w:rPr>
               <w:t>F</w:t>
             </w:r>
@@ -20848,7 +20860,7 @@
                 <w:rFonts w:ascii="Times New Roman" w:eastAsia="宋体" w:hAnsi="Times New Roman" w:cs="Times New Roman"/>
                 <w:sz w:val="21"/>
                 <w:szCs w:val="21"/>
-                <w:shd w:val="clear" w:color="auto" w:fill="A6A6A6"/>
+                <w:shd w:val="clear" w:color="auto" w:fill="C9C9C9"/>
               </w:rPr>
               <w:t>₁</w:t>
             </w:r>
@@ -20858,7 +20870,7 @@
                 <w:i/>
                 <w:sz w:val="21"/>
                 <w:szCs w:val="21"/>
-                <w:shd w:val="clear" w:color="auto" w:fill="A6A6A6"/>
+                <w:shd w:val="clear" w:color="auto" w:fill="C9C9C9"/>
               </w:rPr>
               <w:t>F</w:t>
             </w:r>
@@ -20867,7 +20879,7 @@
                 <w:rFonts w:ascii="Times New Roman" w:eastAsia="宋体" w:hAnsi="Times New Roman" w:cs="Times New Roman"/>
                 <w:sz w:val="21"/>
                 <w:szCs w:val="21"/>
-                <w:shd w:val="clear" w:color="auto" w:fill="A6A6A6"/>
+                <w:shd w:val="clear" w:color="auto" w:fill="C9C9C9"/>
               </w:rPr>
               <w:t>₂|=2</w:t>
             </w:r>
@@ -20877,7 +20889,7 @@
                 <w:i/>
                 <w:sz w:val="21"/>
                 <w:szCs w:val="21"/>
-                <w:shd w:val="clear" w:color="auto" w:fill="A6A6A6"/>
+                <w:shd w:val="clear" w:color="auto" w:fill="C9C9C9"/>
               </w:rPr>
               <w:t>c</w:t>
             </w:r>
@@ -20948,7 +20960,7 @@
                 <w:rFonts w:ascii="Times New Roman" w:eastAsia="宋体" w:hAnsi="Times New Roman" w:cs="Times New Roman"/>
                 <w:sz w:val="21"/>
                 <w:szCs w:val="21"/>
-                <w:shd w:val="clear" w:color="auto" w:fill="A6A6A6"/>
+                <w:shd w:val="clear" w:color="auto" w:fill="C9C9C9"/>
               </w:rPr>
               <w:t>-</w:t>
             </w:r>
@@ -20958,7 +20970,7 @@
                 <w:i/>
                 <w:sz w:val="21"/>
                 <w:szCs w:val="21"/>
-                <w:shd w:val="clear" w:color="auto" w:fill="A6A6A6"/>
+                <w:shd w:val="clear" w:color="auto" w:fill="C9C9C9"/>
               </w:rPr>
               <w:t>a</w:t>
             </w:r>
@@ -20967,7 +20979,7 @@
                 <w:rFonts w:ascii="Times New Roman" w:eastAsia="宋体" w:hAnsi="Times New Roman" w:cs="Times New Roman"/>
                 <w:sz w:val="21"/>
                 <w:szCs w:val="21"/>
-                <w:shd w:val="clear" w:color="auto" w:fill="A6A6A6"/>
+                <w:shd w:val="clear" w:color="auto" w:fill="C9C9C9"/>
               </w:rPr>
               <w:t>≤</w:t>
             </w:r>
@@ -20977,7 +20989,7 @@
                 <w:i/>
                 <w:sz w:val="21"/>
                 <w:szCs w:val="21"/>
-                <w:shd w:val="clear" w:color="auto" w:fill="A6A6A6"/>
+                <w:shd w:val="clear" w:color="auto" w:fill="C9C9C9"/>
               </w:rPr>
               <w:t>x</w:t>
             </w:r>
@@ -20986,7 +20998,7 @@
                 <w:rFonts w:ascii="Times New Roman" w:eastAsia="宋体" w:hAnsi="Times New Roman" w:cs="Times New Roman"/>
                 <w:sz w:val="21"/>
                 <w:szCs w:val="21"/>
-                <w:shd w:val="clear" w:color="auto" w:fill="A6A6A6"/>
+                <w:shd w:val="clear" w:color="auto" w:fill="C9C9C9"/>
               </w:rPr>
               <w:t>≤</w:t>
             </w:r>
@@ -20996,7 +21008,7 @@
                 <w:i/>
                 <w:sz w:val="21"/>
                 <w:szCs w:val="21"/>
-                <w:shd w:val="clear" w:color="auto" w:fill="A6A6A6"/>
+                <w:shd w:val="clear" w:color="auto" w:fill="C9C9C9"/>
               </w:rPr>
               <w:t>a</w:t>
             </w:r>
@@ -21005,7 +21017,7 @@
                 <w:rFonts w:ascii="Times New Roman" w:eastAsia="宋体" w:hAnsi="Times New Roman" w:cs="Times New Roman"/>
                 <w:sz w:val="21"/>
                 <w:szCs w:val="21"/>
-                <w:shd w:val="clear" w:color="auto" w:fill="A6A6A6"/>
+                <w:shd w:val="clear" w:color="auto" w:fill="C9C9C9"/>
               </w:rPr>
               <w:t>且</w:t>
             </w:r>
@@ -21014,7 +21026,7 @@
                 <w:rFonts w:ascii="Times New Roman" w:eastAsia="宋体" w:hAnsi="Times New Roman" w:cs="Times New Roman"/>
                 <w:sz w:val="21"/>
                 <w:szCs w:val="21"/>
-                <w:shd w:val="clear" w:color="auto" w:fill="A6A6A6"/>
+                <w:shd w:val="clear" w:color="auto" w:fill="C9C9C9"/>
               </w:rPr>
               <w:t>-</w:t>
             </w:r>
@@ -21024,7 +21036,7 @@
                 <w:i/>
                 <w:sz w:val="21"/>
                 <w:szCs w:val="21"/>
-                <w:shd w:val="clear" w:color="auto" w:fill="A6A6A6"/>
+                <w:shd w:val="clear" w:color="auto" w:fill="C9C9C9"/>
               </w:rPr>
               <w:t>b</w:t>
             </w:r>
@@ -21033,7 +21045,7 @@
                 <w:rFonts w:ascii="Times New Roman" w:eastAsia="宋体" w:hAnsi="Times New Roman" w:cs="Times New Roman"/>
                 <w:sz w:val="21"/>
                 <w:szCs w:val="21"/>
-                <w:shd w:val="clear" w:color="auto" w:fill="A6A6A6"/>
+                <w:shd w:val="clear" w:color="auto" w:fill="C9C9C9"/>
               </w:rPr>
               <w:t>≤</w:t>
             </w:r>
@@ -21043,7 +21055,7 @@
                 <w:i/>
                 <w:sz w:val="21"/>
                 <w:szCs w:val="21"/>
-                <w:shd w:val="clear" w:color="auto" w:fill="A6A6A6"/>
+                <w:shd w:val="clear" w:color="auto" w:fill="C9C9C9"/>
               </w:rPr>
               <w:t>y</w:t>
             </w:r>
@@ -21052,7 +21064,7 @@
                 <w:rFonts w:ascii="Times New Roman" w:eastAsia="宋体" w:hAnsi="Times New Roman" w:cs="Times New Roman"/>
                 <w:sz w:val="21"/>
                 <w:szCs w:val="21"/>
-                <w:shd w:val="clear" w:color="auto" w:fill="A6A6A6"/>
+                <w:shd w:val="clear" w:color="auto" w:fill="C9C9C9"/>
               </w:rPr>
               <w:t>≤</w:t>
             </w:r>
@@ -21062,7 +21074,7 @@
                 <w:i/>
                 <w:sz w:val="21"/>
                 <w:szCs w:val="21"/>
-                <w:shd w:val="clear" w:color="auto" w:fill="A6A6A6"/>
+                <w:shd w:val="clear" w:color="auto" w:fill="C9C9C9"/>
               </w:rPr>
               <w:t>b</w:t>
             </w:r>
@@ -21097,7 +21109,7 @@
                 <w:rFonts w:ascii="Times New Roman" w:eastAsia="宋体" w:hAnsi="Times New Roman" w:cs="Times New Roman"/>
                 <w:sz w:val="21"/>
                 <w:szCs w:val="21"/>
-                <w:shd w:val="clear" w:color="auto" w:fill="A6A6A6"/>
+                <w:shd w:val="clear" w:color="auto" w:fill="C9C9C9"/>
               </w:rPr>
               <w:t>-</w:t>
             </w:r>
@@ -21107,7 +21119,7 @@
                 <w:i/>
                 <w:sz w:val="21"/>
                 <w:szCs w:val="21"/>
-                <w:shd w:val="clear" w:color="auto" w:fill="A6A6A6"/>
+                <w:shd w:val="clear" w:color="auto" w:fill="C9C9C9"/>
               </w:rPr>
               <w:t>b</w:t>
             </w:r>
@@ -21116,7 +21128,7 @@
                 <w:rFonts w:ascii="Times New Roman" w:eastAsia="宋体" w:hAnsi="Times New Roman" w:cs="Times New Roman"/>
                 <w:sz w:val="21"/>
                 <w:szCs w:val="21"/>
-                <w:shd w:val="clear" w:color="auto" w:fill="A6A6A6"/>
+                <w:shd w:val="clear" w:color="auto" w:fill="C9C9C9"/>
               </w:rPr>
               <w:t>≤</w:t>
             </w:r>
@@ -21126,7 +21138,7 @@
                 <w:i/>
                 <w:sz w:val="21"/>
                 <w:szCs w:val="21"/>
-                <w:shd w:val="clear" w:color="auto" w:fill="A6A6A6"/>
+                <w:shd w:val="clear" w:color="auto" w:fill="C9C9C9"/>
               </w:rPr>
               <w:t>x</w:t>
             </w:r>
@@ -21135,7 +21147,7 @@
                 <w:rFonts w:ascii="Times New Roman" w:eastAsia="宋体" w:hAnsi="Times New Roman" w:cs="Times New Roman"/>
                 <w:sz w:val="21"/>
                 <w:szCs w:val="21"/>
-                <w:shd w:val="clear" w:color="auto" w:fill="A6A6A6"/>
+                <w:shd w:val="clear" w:color="auto" w:fill="C9C9C9"/>
               </w:rPr>
               <w:t>≤</w:t>
             </w:r>
@@ -21145,7 +21157,7 @@
                 <w:i/>
                 <w:sz w:val="21"/>
                 <w:szCs w:val="21"/>
-                <w:shd w:val="clear" w:color="auto" w:fill="A6A6A6"/>
+                <w:shd w:val="clear" w:color="auto" w:fill="C9C9C9"/>
               </w:rPr>
               <w:t>b</w:t>
             </w:r>
@@ -21154,7 +21166,7 @@
                 <w:rFonts w:ascii="Times New Roman" w:eastAsia="宋体" w:hAnsi="Times New Roman" w:cs="Times New Roman"/>
                 <w:sz w:val="21"/>
                 <w:szCs w:val="21"/>
-                <w:shd w:val="clear" w:color="auto" w:fill="A6A6A6"/>
+                <w:shd w:val="clear" w:color="auto" w:fill="C9C9C9"/>
               </w:rPr>
               <w:t>且</w:t>
             </w:r>
@@ -21163,7 +21175,7 @@
                 <w:rFonts w:ascii="Times New Roman" w:eastAsia="宋体" w:hAnsi="Times New Roman" w:cs="Times New Roman"/>
                 <w:sz w:val="21"/>
                 <w:szCs w:val="21"/>
-                <w:shd w:val="clear" w:color="auto" w:fill="A6A6A6"/>
+                <w:shd w:val="clear" w:color="auto" w:fill="C9C9C9"/>
               </w:rPr>
               <w:t>-</w:t>
             </w:r>
@@ -21173,7 +21185,7 @@
                 <w:i/>
                 <w:sz w:val="21"/>
                 <w:szCs w:val="21"/>
-                <w:shd w:val="clear" w:color="auto" w:fill="A6A6A6"/>
+                <w:shd w:val="clear" w:color="auto" w:fill="C9C9C9"/>
               </w:rPr>
               <w:t>a</w:t>
             </w:r>
@@ -21182,7 +21194,7 @@
                 <w:rFonts w:ascii="Times New Roman" w:eastAsia="宋体" w:hAnsi="Times New Roman" w:cs="Times New Roman"/>
                 <w:sz w:val="21"/>
                 <w:szCs w:val="21"/>
-                <w:shd w:val="clear" w:color="auto" w:fill="A6A6A6"/>
+                <w:shd w:val="clear" w:color="auto" w:fill="C9C9C9"/>
               </w:rPr>
               <w:t>≤</w:t>
             </w:r>
@@ -21192,7 +21204,7 @@
                 <w:i/>
                 <w:sz w:val="21"/>
                 <w:szCs w:val="21"/>
-                <w:shd w:val="clear" w:color="auto" w:fill="A6A6A6"/>
+                <w:shd w:val="clear" w:color="auto" w:fill="C9C9C9"/>
               </w:rPr>
               <w:t>y</w:t>
             </w:r>
@@ -21201,7 +21213,7 @@
                 <w:rFonts w:ascii="Times New Roman" w:eastAsia="宋体" w:hAnsi="Times New Roman" w:cs="Times New Roman"/>
                 <w:sz w:val="21"/>
                 <w:szCs w:val="21"/>
-                <w:shd w:val="clear" w:color="auto" w:fill="A6A6A6"/>
+                <w:shd w:val="clear" w:color="auto" w:fill="C9C9C9"/>
               </w:rPr>
               <w:t>≤</w:t>
             </w:r>
@@ -21211,7 +21223,7 @@
                 <w:i/>
                 <w:sz w:val="21"/>
                 <w:szCs w:val="21"/>
-                <w:shd w:val="clear" w:color="auto" w:fill="A6A6A6"/>
+                <w:shd w:val="clear" w:color="auto" w:fill="C9C9C9"/>
               </w:rPr>
               <w:t>a</w:t>
             </w:r>
@@ -21294,7 +21306,7 @@
                 <w:i/>
                 <w:sz w:val="21"/>
                 <w:szCs w:val="21"/>
-                <w:shd w:val="clear" w:color="auto" w:fill="A6A6A6"/>
+                <w:shd w:val="clear" w:color="auto" w:fill="C9C9C9"/>
                 <w:lang w:eastAsia="zh-CN"/>
               </w:rPr>
               <w:t>x</w:t>
@@ -21304,7 +21316,7 @@
                 <w:rFonts w:ascii="Times New Roman" w:eastAsia="宋体" w:hAnsi="Times New Roman" w:cs="Times New Roman"/>
                 <w:sz w:val="21"/>
                 <w:szCs w:val="21"/>
-                <w:shd w:val="clear" w:color="auto" w:fill="A6A6A6"/>
+                <w:shd w:val="clear" w:color="auto" w:fill="C9C9C9"/>
                 <w:lang w:eastAsia="zh-CN"/>
               </w:rPr>
               <w:t>轴，</w:t>
@@ -21315,7 +21327,7 @@
                 <w:i/>
                 <w:sz w:val="21"/>
                 <w:szCs w:val="21"/>
-                <w:shd w:val="clear" w:color="auto" w:fill="A6A6A6"/>
+                <w:shd w:val="clear" w:color="auto" w:fill="C9C9C9"/>
                 <w:lang w:eastAsia="zh-CN"/>
               </w:rPr>
               <w:t>y</w:t>
@@ -21325,7 +21337,7 @@
                 <w:rFonts w:ascii="Times New Roman" w:eastAsia="宋体" w:hAnsi="Times New Roman" w:cs="Times New Roman"/>
                 <w:sz w:val="21"/>
                 <w:szCs w:val="21"/>
-                <w:shd w:val="clear" w:color="auto" w:fill="A6A6A6"/>
+                <w:shd w:val="clear" w:color="auto" w:fill="C9C9C9"/>
                 <w:lang w:eastAsia="zh-CN"/>
               </w:rPr>
               <w:t>轴</w:t>
@@ -21344,7 +21356,7 @@
                 <w:rFonts w:ascii="Times New Roman" w:eastAsia="宋体" w:hAnsi="Times New Roman" w:cs="Times New Roman"/>
                 <w:sz w:val="21"/>
                 <w:szCs w:val="21"/>
-                <w:shd w:val="clear" w:color="auto" w:fill="A6A6A6"/>
+                <w:shd w:val="clear" w:color="auto" w:fill="C9C9C9"/>
                 <w:lang w:eastAsia="zh-CN"/>
               </w:rPr>
               <w:t>坐标原点</w:t>
@@ -21416,7 +21428,7 @@
                 <w:rFonts w:ascii="Times New Roman" w:eastAsia="宋体" w:hAnsi="Times New Roman" w:cs="Times New Roman"/>
                 <w:sz w:val="21"/>
                 <w:szCs w:val="21"/>
-                <w:shd w:val="clear" w:color="auto" w:fill="A6A6A6"/>
+                <w:shd w:val="clear" w:color="auto" w:fill="C9C9C9"/>
               </w:rPr>
               <w:t>(±</w:t>
             </w:r>
@@ -21426,7 +21438,7 @@
                 <w:i/>
                 <w:sz w:val="21"/>
                 <w:szCs w:val="21"/>
-                <w:shd w:val="clear" w:color="auto" w:fill="A6A6A6"/>
+                <w:shd w:val="clear" w:color="auto" w:fill="C9C9C9"/>
               </w:rPr>
               <w:t>a</w:t>
             </w:r>
@@ -21435,7 +21447,7 @@
                 <w:rFonts w:ascii="Times New Roman" w:eastAsia="宋体" w:hAnsi="Times New Roman" w:cs="Times New Roman"/>
                 <w:sz w:val="21"/>
                 <w:szCs w:val="21"/>
-                <w:shd w:val="clear" w:color="auto" w:fill="A6A6A6"/>
+                <w:shd w:val="clear" w:color="auto" w:fill="C9C9C9"/>
               </w:rPr>
               <w:t>,0)</w:t>
             </w:r>
@@ -21444,7 +21456,7 @@
                 <w:rFonts w:ascii="Times New Roman" w:eastAsia="宋体" w:hAnsi="Times New Roman" w:cs="Times New Roman"/>
                 <w:sz w:val="21"/>
                 <w:szCs w:val="21"/>
-                <w:shd w:val="clear" w:color="auto" w:fill="A6A6A6"/>
+                <w:shd w:val="clear" w:color="auto" w:fill="C9C9C9"/>
               </w:rPr>
               <w:t>，</w:t>
             </w:r>
@@ -21453,7 +21465,7 @@
                 <w:rFonts w:ascii="Times New Roman" w:eastAsia="宋体" w:hAnsi="Times New Roman" w:cs="Times New Roman"/>
                 <w:sz w:val="21"/>
                 <w:szCs w:val="21"/>
-                <w:shd w:val="clear" w:color="auto" w:fill="A6A6A6"/>
+                <w:shd w:val="clear" w:color="auto" w:fill="C9C9C9"/>
               </w:rPr>
               <w:t>(0,±</w:t>
             </w:r>
@@ -21463,7 +21475,7 @@
                 <w:i/>
                 <w:sz w:val="21"/>
                 <w:szCs w:val="21"/>
-                <w:shd w:val="clear" w:color="auto" w:fill="A6A6A6"/>
+                <w:shd w:val="clear" w:color="auto" w:fill="C9C9C9"/>
               </w:rPr>
               <w:t>b</w:t>
             </w:r>
@@ -21472,7 +21484,7 @@
                 <w:rFonts w:ascii="Times New Roman" w:eastAsia="宋体" w:hAnsi="Times New Roman" w:cs="Times New Roman"/>
                 <w:sz w:val="21"/>
                 <w:szCs w:val="21"/>
-                <w:shd w:val="clear" w:color="auto" w:fill="A6A6A6"/>
+                <w:shd w:val="clear" w:color="auto" w:fill="C9C9C9"/>
               </w:rPr>
               <w:t>)</w:t>
             </w:r>
@@ -21507,7 +21519,7 @@
                 <w:rFonts w:ascii="Times New Roman" w:eastAsia="宋体" w:hAnsi="Times New Roman" w:cs="Times New Roman"/>
                 <w:sz w:val="21"/>
                 <w:szCs w:val="21"/>
-                <w:shd w:val="clear" w:color="auto" w:fill="A6A6A6"/>
+                <w:shd w:val="clear" w:color="auto" w:fill="C9C9C9"/>
               </w:rPr>
               <w:t>(0,±</w:t>
             </w:r>
@@ -21517,7 +21529,7 @@
                 <w:i/>
                 <w:sz w:val="21"/>
                 <w:szCs w:val="21"/>
-                <w:shd w:val="clear" w:color="auto" w:fill="A6A6A6"/>
+                <w:shd w:val="clear" w:color="auto" w:fill="C9C9C9"/>
               </w:rPr>
               <w:t>a</w:t>
             </w:r>
@@ -21526,7 +21538,7 @@
                 <w:rFonts w:ascii="Times New Roman" w:eastAsia="宋体" w:hAnsi="Times New Roman" w:cs="Times New Roman"/>
                 <w:sz w:val="21"/>
                 <w:szCs w:val="21"/>
-                <w:shd w:val="clear" w:color="auto" w:fill="A6A6A6"/>
+                <w:shd w:val="clear" w:color="auto" w:fill="C9C9C9"/>
               </w:rPr>
               <w:t>)</w:t>
             </w:r>
@@ -21535,7 +21547,7 @@
                 <w:rFonts w:ascii="Times New Roman" w:eastAsia="宋体" w:hAnsi="Times New Roman" w:cs="Times New Roman"/>
                 <w:sz w:val="21"/>
                 <w:szCs w:val="21"/>
-                <w:shd w:val="clear" w:color="auto" w:fill="A6A6A6"/>
+                <w:shd w:val="clear" w:color="auto" w:fill="C9C9C9"/>
               </w:rPr>
               <w:t>，</w:t>
             </w:r>
@@ -21544,7 +21556,7 @@
                 <w:rFonts w:ascii="Times New Roman" w:eastAsia="宋体" w:hAnsi="Times New Roman" w:cs="Times New Roman"/>
                 <w:sz w:val="21"/>
                 <w:szCs w:val="21"/>
-                <w:shd w:val="clear" w:color="auto" w:fill="A6A6A6"/>
+                <w:shd w:val="clear" w:color="auto" w:fill="C9C9C9"/>
               </w:rPr>
               <w:t>(±</w:t>
             </w:r>
@@ -21554,7 +21566,7 @@
                 <w:i/>
                 <w:sz w:val="21"/>
                 <w:szCs w:val="21"/>
-                <w:shd w:val="clear" w:color="auto" w:fill="A6A6A6"/>
+                <w:shd w:val="clear" w:color="auto" w:fill="C9C9C9"/>
               </w:rPr>
               <w:t>b</w:t>
             </w:r>
@@ -21563,7 +21575,7 @@
                 <w:rFonts w:ascii="Times New Roman" w:eastAsia="宋体" w:hAnsi="Times New Roman" w:cs="Times New Roman"/>
                 <w:sz w:val="21"/>
                 <w:szCs w:val="21"/>
-                <w:shd w:val="clear" w:color="auto" w:fill="A6A6A6"/>
+                <w:shd w:val="clear" w:color="auto" w:fill="C9C9C9"/>
               </w:rPr>
               <w:t>,0)</w:t>
             </w:r>
@@ -21636,7 +21648,7 @@
                 <w:i/>
                 <w:sz w:val="21"/>
                 <w:szCs w:val="21"/>
-                <w:shd w:val="clear" w:color="auto" w:fill="A6A6A6"/>
+                <w:shd w:val="clear" w:color="auto" w:fill="C9C9C9"/>
               </w:rPr>
               <w:t>e</w:t>
             </w:r>
@@ -21645,7 +21657,7 @@
                 <w:rFonts w:ascii="Times New Roman" w:eastAsia="宋体" w:hAnsi="Times New Roman" w:cs="Times New Roman"/>
                 <w:sz w:val="21"/>
                 <w:szCs w:val="21"/>
-                <w:shd w:val="clear" w:color="auto" w:fill="A6A6A6"/>
+                <w:shd w:val="clear" w:color="auto" w:fill="C9C9C9"/>
               </w:rPr>
               <w:t>=</w:t>
             </w:r>
@@ -21655,7 +21667,7 @@
                 <w:i/>
                 <w:sz w:val="21"/>
                 <w:szCs w:val="21"/>
-                <w:shd w:val="clear" w:color="auto" w:fill="A6A6A6"/>
+                <w:shd w:val="clear" w:color="auto" w:fill="C9C9C9"/>
               </w:rPr>
               <w:t>c</w:t>
             </w:r>
@@ -21664,7 +21676,7 @@
                 <w:rFonts w:ascii="Times New Roman" w:eastAsia="宋体" w:hAnsi="Times New Roman" w:cs="Times New Roman"/>
                 <w:sz w:val="21"/>
                 <w:szCs w:val="21"/>
-                <w:shd w:val="clear" w:color="auto" w:fill="A6A6A6"/>
+                <w:shd w:val="clear" w:color="auto" w:fill="C9C9C9"/>
               </w:rPr>
               <w:t>/</w:t>
             </w:r>
@@ -21674,7 +21686,7 @@
                 <w:i/>
                 <w:sz w:val="21"/>
                 <w:szCs w:val="21"/>
-                <w:shd w:val="clear" w:color="auto" w:fill="A6A6A6"/>
+                <w:shd w:val="clear" w:color="auto" w:fill="C9C9C9"/>
               </w:rPr>
               <w:t>a</w:t>
             </w:r>
@@ -21683,7 +21695,7 @@
                 <w:rFonts w:ascii="Times New Roman" w:eastAsia="宋体" w:hAnsi="Times New Roman" w:cs="Times New Roman"/>
                 <w:sz w:val="21"/>
                 <w:szCs w:val="21"/>
-                <w:shd w:val="clear" w:color="auto" w:fill="A6A6A6"/>
+                <w:shd w:val="clear" w:color="auto" w:fill="C9C9C9"/>
               </w:rPr>
               <w:t>(0&lt;</w:t>
             </w:r>
@@ -21693,7 +21705,7 @@
                 <w:i/>
                 <w:sz w:val="21"/>
                 <w:szCs w:val="21"/>
-                <w:shd w:val="clear" w:color="auto" w:fill="A6A6A6"/>
+                <w:shd w:val="clear" w:color="auto" w:fill="C9C9C9"/>
               </w:rPr>
               <w:t>e</w:t>
             </w:r>
@@ -21702,7 +21714,7 @@
                 <w:rFonts w:ascii="Times New Roman" w:eastAsia="宋体" w:hAnsi="Times New Roman" w:cs="Times New Roman"/>
                 <w:sz w:val="21"/>
                 <w:szCs w:val="21"/>
-                <w:shd w:val="clear" w:color="auto" w:fill="A6A6A6"/>
+                <w:shd w:val="clear" w:color="auto" w:fill="C9C9C9"/>
               </w:rPr>
               <w:t>&lt;1)</w:t>
             </w:r>
@@ -21722,8 +21734,9 @@
         <w:rPr>
           <w:rFonts w:ascii="Times New Roman" w:eastAsia="宋体" w:hAnsi="Times New Roman" w:cs="Times New Roman"/>
           <w:b/>
-          <w:sz w:val="21"/>
-          <w:szCs w:val="21"/>
+          <w:sz w:val="24"/>
+          <w:szCs w:val="24"/>
+          <w:shd w:val="clear" w:color="auto" w:fill="C9C9C9"/>
         </w:rPr>
         <w:t xml:space="preserve">2.6 </w:t>
       </w:r>
@@ -21731,8 +21744,8 @@
         <w:rPr>
           <w:rFonts w:ascii="Times New Roman" w:eastAsia="宋体" w:hAnsi="Times New Roman" w:cs="Times New Roman"/>
           <w:b/>
-          <w:sz w:val="21"/>
-          <w:szCs w:val="21"/>
+          <w:sz w:val="24"/>
+          <w:szCs w:val="24"/>
         </w:rPr>
         <w:t>双曲线及其方程</w:t>
       </w:r>
@@ -21749,8 +21762,9 @@
         <w:rPr>
           <w:rFonts w:ascii="Times New Roman" w:eastAsia="宋体" w:hAnsi="Times New Roman" w:cs="Times New Roman"/>
           <w:b/>
-          <w:sz w:val="21"/>
-          <w:szCs w:val="21"/>
+          <w:sz w:val="24"/>
+          <w:szCs w:val="24"/>
+          <w:shd w:val="clear" w:color="auto" w:fill="C9C9C9"/>
         </w:rPr>
         <w:t xml:space="preserve">2.6.1 </w:t>
       </w:r>
@@ -21758,8 +21772,8 @@
         <w:rPr>
           <w:rFonts w:ascii="Times New Roman" w:eastAsia="宋体" w:hAnsi="Times New Roman" w:cs="Times New Roman"/>
           <w:b/>
-          <w:sz w:val="21"/>
-          <w:szCs w:val="21"/>
+          <w:sz w:val="24"/>
+          <w:szCs w:val="24"/>
         </w:rPr>
         <w:t>双曲线的标准方程</w:t>
       </w:r>
@@ -21887,7 +21901,7 @@
           <w:rFonts w:ascii="Times New Roman" w:eastAsia="宋体" w:hAnsi="Times New Roman" w:cs="Times New Roman"/>
           <w:sz w:val="21"/>
           <w:szCs w:val="21"/>
-          <w:shd w:val="clear" w:color="auto" w:fill="A6A6A6"/>
+          <w:shd w:val="clear" w:color="auto" w:fill="C9C9C9"/>
           <w:lang w:eastAsia="zh-CN"/>
         </w:rPr>
         <w:t>差的绝对值</w:t>
@@ -21906,7 +21920,7 @@
           <w:rFonts w:ascii="Times New Roman" w:eastAsia="宋体" w:hAnsi="Times New Roman" w:cs="Times New Roman"/>
           <w:sz w:val="21"/>
           <w:szCs w:val="21"/>
-          <w:shd w:val="clear" w:color="auto" w:fill="A6A6A6"/>
+          <w:shd w:val="clear" w:color="auto" w:fill="C9C9C9"/>
           <w:lang w:eastAsia="zh-CN"/>
         </w:rPr>
         <w:t>|</w:t>
@@ -21917,7 +21931,7 @@
           <w:i/>
           <w:sz w:val="21"/>
           <w:szCs w:val="21"/>
-          <w:shd w:val="clear" w:color="auto" w:fill="A6A6A6"/>
+          <w:shd w:val="clear" w:color="auto" w:fill="C9C9C9"/>
           <w:lang w:eastAsia="zh-CN"/>
         </w:rPr>
         <w:t>F</w:t>
@@ -21927,7 +21941,7 @@
           <w:rFonts w:ascii="Times New Roman" w:eastAsia="宋体" w:hAnsi="Times New Roman" w:cs="Times New Roman"/>
           <w:sz w:val="21"/>
           <w:szCs w:val="21"/>
-          <w:shd w:val="clear" w:color="auto" w:fill="A6A6A6"/>
+          <w:shd w:val="clear" w:color="auto" w:fill="C9C9C9"/>
           <w:lang w:eastAsia="zh-CN"/>
         </w:rPr>
         <w:t>₁</w:t>
@@ -21938,7 +21952,7 @@
           <w:i/>
           <w:sz w:val="21"/>
           <w:szCs w:val="21"/>
-          <w:shd w:val="clear" w:color="auto" w:fill="A6A6A6"/>
+          <w:shd w:val="clear" w:color="auto" w:fill="C9C9C9"/>
           <w:lang w:eastAsia="zh-CN"/>
         </w:rPr>
         <w:t>F</w:t>
@@ -21948,7 +21962,7 @@
           <w:rFonts w:ascii="Times New Roman" w:eastAsia="宋体" w:hAnsi="Times New Roman" w:cs="Times New Roman"/>
           <w:sz w:val="21"/>
           <w:szCs w:val="21"/>
-          <w:shd w:val="clear" w:color="auto" w:fill="A6A6A6"/>
+          <w:shd w:val="clear" w:color="auto" w:fill="C9C9C9"/>
           <w:lang w:eastAsia="zh-CN"/>
         </w:rPr>
         <w:t>₂|</w:t>
@@ -21997,7 +22011,7 @@
           <w:i/>
           <w:sz w:val="21"/>
           <w:szCs w:val="21"/>
-          <w:shd w:val="clear" w:color="auto" w:fill="A6A6A6"/>
+          <w:shd w:val="clear" w:color="auto" w:fill="C9C9C9"/>
           <w:lang w:eastAsia="zh-CN"/>
         </w:rPr>
         <w:t>F</w:t>
@@ -22007,7 +22021,7 @@
           <w:rFonts w:ascii="Times New Roman" w:eastAsia="宋体" w:hAnsi="Times New Roman" w:cs="Times New Roman"/>
           <w:sz w:val="21"/>
           <w:szCs w:val="21"/>
-          <w:shd w:val="clear" w:color="auto" w:fill="A6A6A6"/>
+          <w:shd w:val="clear" w:color="auto" w:fill="C9C9C9"/>
           <w:lang w:eastAsia="zh-CN"/>
         </w:rPr>
         <w:t>₁,</w:t>
@@ -22018,7 +22032,7 @@
           <w:i/>
           <w:sz w:val="21"/>
           <w:szCs w:val="21"/>
-          <w:shd w:val="clear" w:color="auto" w:fill="A6A6A6"/>
+          <w:shd w:val="clear" w:color="auto" w:fill="C9C9C9"/>
           <w:lang w:eastAsia="zh-CN"/>
         </w:rPr>
         <w:t>F</w:t>
@@ -22028,7 +22042,7 @@
           <w:rFonts w:ascii="Times New Roman" w:eastAsia="宋体" w:hAnsi="Times New Roman" w:cs="Times New Roman"/>
           <w:sz w:val="21"/>
           <w:szCs w:val="21"/>
-          <w:shd w:val="clear" w:color="auto" w:fill="A6A6A6"/>
+          <w:shd w:val="clear" w:color="auto" w:fill="C9C9C9"/>
           <w:lang w:eastAsia="zh-CN"/>
         </w:rPr>
         <w:t>₂</w:t>
@@ -22076,7 +22090,7 @@
           <w:rFonts w:ascii="Times New Roman" w:eastAsia="宋体" w:hAnsi="Times New Roman" w:cs="Times New Roman"/>
           <w:sz w:val="21"/>
           <w:szCs w:val="21"/>
-          <w:shd w:val="clear" w:color="auto" w:fill="A6A6A6"/>
+          <w:shd w:val="clear" w:color="auto" w:fill="C9C9C9"/>
           <w:lang w:eastAsia="zh-CN"/>
         </w:rPr>
         <w:t>两焦点间</w:t>
@@ -22200,7 +22214,7 @@
           <w:i/>
           <w:sz w:val="21"/>
           <w:szCs w:val="21"/>
-          <w:shd w:val="clear" w:color="auto" w:fill="A6A6A6"/>
+          <w:shd w:val="clear" w:color="auto" w:fill="C9C9C9"/>
         </w:rPr>
         <w:t>P</w:t>
       </w:r>
@@ -22209,7 +22223,7 @@
           <w:rFonts w:ascii="Times New Roman" w:eastAsia="宋体" w:hAnsi="Times New Roman" w:cs="Times New Roman"/>
           <w:sz w:val="21"/>
           <w:szCs w:val="21"/>
-          <w:shd w:val="clear" w:color="auto" w:fill="A6A6A6"/>
+          <w:shd w:val="clear" w:color="auto" w:fill="C9C9C9"/>
         </w:rPr>
         <w:t>={</w:t>
       </w:r>
@@ -22219,7 +22233,7 @@
           <w:i/>
           <w:sz w:val="21"/>
           <w:szCs w:val="21"/>
-          <w:shd w:val="clear" w:color="auto" w:fill="A6A6A6"/>
+          <w:shd w:val="clear" w:color="auto" w:fill="C9C9C9"/>
         </w:rPr>
         <w:t>M</w:t>
       </w:r>
@@ -22228,7 +22242,7 @@
           <w:rFonts w:ascii="Times New Roman" w:eastAsia="宋体" w:hAnsi="Times New Roman" w:cs="Times New Roman"/>
           <w:sz w:val="21"/>
           <w:szCs w:val="21"/>
-          <w:shd w:val="clear" w:color="auto" w:fill="A6A6A6"/>
+          <w:shd w:val="clear" w:color="auto" w:fill="C9C9C9"/>
         </w:rPr>
         <w:t>|||</w:t>
       </w:r>
@@ -22238,7 +22252,7 @@
           <w:i/>
           <w:sz w:val="21"/>
           <w:szCs w:val="21"/>
-          <w:shd w:val="clear" w:color="auto" w:fill="A6A6A6"/>
+          <w:shd w:val="clear" w:color="auto" w:fill="C9C9C9"/>
         </w:rPr>
         <w:t>MF</w:t>
       </w:r>
@@ -22247,7 +22261,7 @@
           <w:rFonts w:ascii="Times New Roman" w:eastAsia="宋体" w:hAnsi="Times New Roman" w:cs="Times New Roman"/>
           <w:sz w:val="21"/>
           <w:szCs w:val="21"/>
-          <w:shd w:val="clear" w:color="auto" w:fill="A6A6A6"/>
+          <w:shd w:val="clear" w:color="auto" w:fill="C9C9C9"/>
         </w:rPr>
         <w:t>₁|-|</w:t>
       </w:r>
@@ -22257,7 +22271,7 @@
           <w:i/>
           <w:sz w:val="21"/>
           <w:szCs w:val="21"/>
-          <w:shd w:val="clear" w:color="auto" w:fill="A6A6A6"/>
+          <w:shd w:val="clear" w:color="auto" w:fill="C9C9C9"/>
         </w:rPr>
         <w:t>MF</w:t>
       </w:r>
@@ -22266,7 +22280,7 @@
           <w:rFonts w:ascii="Times New Roman" w:eastAsia="宋体" w:hAnsi="Times New Roman" w:cs="Times New Roman"/>
           <w:sz w:val="21"/>
           <w:szCs w:val="21"/>
-          <w:shd w:val="clear" w:color="auto" w:fill="A6A6A6"/>
+          <w:shd w:val="clear" w:color="auto" w:fill="C9C9C9"/>
         </w:rPr>
         <w:t>₂||=2</w:t>
       </w:r>
@@ -22276,7 +22290,7 @@
           <w:i/>
           <w:sz w:val="21"/>
           <w:szCs w:val="21"/>
-          <w:shd w:val="clear" w:color="auto" w:fill="A6A6A6"/>
+          <w:shd w:val="clear" w:color="auto" w:fill="C9C9C9"/>
         </w:rPr>
         <w:t>a</w:t>
       </w:r>
@@ -22285,7 +22299,7 @@
           <w:rFonts w:ascii="Times New Roman" w:eastAsia="宋体" w:hAnsi="Times New Roman" w:cs="Times New Roman"/>
           <w:sz w:val="21"/>
           <w:szCs w:val="21"/>
-          <w:shd w:val="clear" w:color="auto" w:fill="A6A6A6"/>
+          <w:shd w:val="clear" w:color="auto" w:fill="C9C9C9"/>
         </w:rPr>
         <w:t>,0&lt;2</w:t>
       </w:r>
@@ -22295,7 +22309,7 @@
           <w:i/>
           <w:sz w:val="21"/>
           <w:szCs w:val="21"/>
-          <w:shd w:val="clear" w:color="auto" w:fill="A6A6A6"/>
+          <w:shd w:val="clear" w:color="auto" w:fill="C9C9C9"/>
         </w:rPr>
         <w:t>a</w:t>
       </w:r>
@@ -22304,7 +22318,7 @@
           <w:rFonts w:ascii="Times New Roman" w:eastAsia="宋体" w:hAnsi="Times New Roman" w:cs="Times New Roman"/>
           <w:sz w:val="21"/>
           <w:szCs w:val="21"/>
-          <w:shd w:val="clear" w:color="auto" w:fill="A6A6A6"/>
+          <w:shd w:val="clear" w:color="auto" w:fill="C9C9C9"/>
         </w:rPr>
         <w:t>&lt;|</w:t>
       </w:r>
@@ -22314,7 +22328,7 @@
           <w:i/>
           <w:sz w:val="21"/>
           <w:szCs w:val="21"/>
-          <w:shd w:val="clear" w:color="auto" w:fill="A6A6A6"/>
+          <w:shd w:val="clear" w:color="auto" w:fill="C9C9C9"/>
         </w:rPr>
         <w:t>F</w:t>
       </w:r>
@@ -22323,7 +22337,7 @@
           <w:rFonts w:ascii="Times New Roman" w:eastAsia="宋体" w:hAnsi="Times New Roman" w:cs="Times New Roman"/>
           <w:sz w:val="21"/>
           <w:szCs w:val="21"/>
-          <w:shd w:val="clear" w:color="auto" w:fill="A6A6A6"/>
+          <w:shd w:val="clear" w:color="auto" w:fill="C9C9C9"/>
         </w:rPr>
         <w:t>₁</w:t>
       </w:r>
@@ -22333,7 +22347,7 @@
           <w:i/>
           <w:sz w:val="21"/>
           <w:szCs w:val="21"/>
-          <w:shd w:val="clear" w:color="auto" w:fill="A6A6A6"/>
+          <w:shd w:val="clear" w:color="auto" w:fill="C9C9C9"/>
         </w:rPr>
         <w:t>F</w:t>
       </w:r>
@@ -22342,7 +22356,7 @@
           <w:rFonts w:ascii="Times New Roman" w:eastAsia="宋体" w:hAnsi="Times New Roman" w:cs="Times New Roman"/>
           <w:sz w:val="21"/>
           <w:szCs w:val="21"/>
-          <w:shd w:val="clear" w:color="auto" w:fill="A6A6A6"/>
+          <w:shd w:val="clear" w:color="auto" w:fill="C9C9C9"/>
         </w:rPr>
         <w:t>₂|}</w:t>
       </w:r>
@@ -22600,7 +22614,7 @@
                 <w:i/>
                 <w:sz w:val="21"/>
                 <w:szCs w:val="21"/>
-                <w:shd w:val="clear" w:color="auto" w:fill="A6A6A6"/>
+                <w:shd w:val="clear" w:color="auto" w:fill="C9C9C9"/>
               </w:rPr>
               <w:t>x</w:t>
             </w:r>
@@ -22609,7 +22623,7 @@
                 <w:rFonts w:ascii="Times New Roman" w:eastAsia="宋体" w:hAnsi="Times New Roman" w:cs="Times New Roman"/>
                 <w:sz w:val="21"/>
                 <w:szCs w:val="21"/>
-                <w:shd w:val="clear" w:color="auto" w:fill="A6A6A6"/>
+                <w:shd w:val="clear" w:color="auto" w:fill="C9C9C9"/>
               </w:rPr>
               <w:t>²/</w:t>
             </w:r>
@@ -22619,7 +22633,7 @@
                 <w:i/>
                 <w:sz w:val="21"/>
                 <w:szCs w:val="21"/>
-                <w:shd w:val="clear" w:color="auto" w:fill="A6A6A6"/>
+                <w:shd w:val="clear" w:color="auto" w:fill="C9C9C9"/>
               </w:rPr>
               <w:t>a</w:t>
             </w:r>
@@ -22628,7 +22642,7 @@
                 <w:rFonts w:ascii="Times New Roman" w:eastAsia="宋体" w:hAnsi="Times New Roman" w:cs="Times New Roman"/>
                 <w:sz w:val="21"/>
                 <w:szCs w:val="21"/>
-                <w:shd w:val="clear" w:color="auto" w:fill="A6A6A6"/>
+                <w:shd w:val="clear" w:color="auto" w:fill="C9C9C9"/>
               </w:rPr>
               <w:t>²-</w:t>
             </w:r>
@@ -22638,7 +22652,7 @@
                 <w:i/>
                 <w:sz w:val="21"/>
                 <w:szCs w:val="21"/>
-                <w:shd w:val="clear" w:color="auto" w:fill="A6A6A6"/>
+                <w:shd w:val="clear" w:color="auto" w:fill="C9C9C9"/>
               </w:rPr>
               <w:t>y</w:t>
             </w:r>
@@ -22647,7 +22661,7 @@
                 <w:rFonts w:ascii="Times New Roman" w:eastAsia="宋体" w:hAnsi="Times New Roman" w:cs="Times New Roman"/>
                 <w:sz w:val="21"/>
                 <w:szCs w:val="21"/>
-                <w:shd w:val="clear" w:color="auto" w:fill="A6A6A6"/>
+                <w:shd w:val="clear" w:color="auto" w:fill="C9C9C9"/>
               </w:rPr>
               <w:t>²/</w:t>
             </w:r>
@@ -22657,7 +22671,7 @@
                 <w:i/>
                 <w:sz w:val="21"/>
                 <w:szCs w:val="21"/>
-                <w:shd w:val="clear" w:color="auto" w:fill="A6A6A6"/>
+                <w:shd w:val="clear" w:color="auto" w:fill="C9C9C9"/>
               </w:rPr>
               <w:t>b</w:t>
             </w:r>
@@ -22666,7 +22680,7 @@
                 <w:rFonts w:ascii="Times New Roman" w:eastAsia="宋体" w:hAnsi="Times New Roman" w:cs="Times New Roman"/>
                 <w:sz w:val="21"/>
                 <w:szCs w:val="21"/>
-                <w:shd w:val="clear" w:color="auto" w:fill="A6A6A6"/>
+                <w:shd w:val="clear" w:color="auto" w:fill="C9C9C9"/>
               </w:rPr>
               <w:t>²=1(</w:t>
             </w:r>
@@ -22676,7 +22690,7 @@
                 <w:i/>
                 <w:sz w:val="21"/>
                 <w:szCs w:val="21"/>
-                <w:shd w:val="clear" w:color="auto" w:fill="A6A6A6"/>
+                <w:shd w:val="clear" w:color="auto" w:fill="C9C9C9"/>
               </w:rPr>
               <w:t>a</w:t>
             </w:r>
@@ -22685,7 +22699,7 @@
                 <w:rFonts w:ascii="Times New Roman" w:eastAsia="宋体" w:hAnsi="Times New Roman" w:cs="Times New Roman"/>
                 <w:sz w:val="21"/>
                 <w:szCs w:val="21"/>
-                <w:shd w:val="clear" w:color="auto" w:fill="A6A6A6"/>
+                <w:shd w:val="clear" w:color="auto" w:fill="C9C9C9"/>
               </w:rPr>
               <w:t>&gt;0,</w:t>
             </w:r>
@@ -22695,7 +22709,7 @@
                 <w:i/>
                 <w:sz w:val="21"/>
                 <w:szCs w:val="21"/>
-                <w:shd w:val="clear" w:color="auto" w:fill="A6A6A6"/>
+                <w:shd w:val="clear" w:color="auto" w:fill="C9C9C9"/>
               </w:rPr>
               <w:t>b</w:t>
             </w:r>
@@ -22704,7 +22718,7 @@
                 <w:rFonts w:ascii="Times New Roman" w:eastAsia="宋体" w:hAnsi="Times New Roman" w:cs="Times New Roman"/>
                 <w:sz w:val="21"/>
                 <w:szCs w:val="21"/>
-                <w:shd w:val="clear" w:color="auto" w:fill="A6A6A6"/>
+                <w:shd w:val="clear" w:color="auto" w:fill="C9C9C9"/>
               </w:rPr>
               <w:t>&gt;0)</w:t>
             </w:r>
@@ -22740,7 +22754,7 @@
                 <w:i/>
                 <w:sz w:val="21"/>
                 <w:szCs w:val="21"/>
-                <w:shd w:val="clear" w:color="auto" w:fill="A6A6A6"/>
+                <w:shd w:val="clear" w:color="auto" w:fill="C9C9C9"/>
               </w:rPr>
               <w:t>y</w:t>
             </w:r>
@@ -22749,7 +22763,7 @@
                 <w:rFonts w:ascii="Times New Roman" w:eastAsia="宋体" w:hAnsi="Times New Roman" w:cs="Times New Roman"/>
                 <w:sz w:val="21"/>
                 <w:szCs w:val="21"/>
-                <w:shd w:val="clear" w:color="auto" w:fill="A6A6A6"/>
+                <w:shd w:val="clear" w:color="auto" w:fill="C9C9C9"/>
               </w:rPr>
               <w:t>²/</w:t>
             </w:r>
@@ -22759,7 +22773,7 @@
                 <w:i/>
                 <w:sz w:val="21"/>
                 <w:szCs w:val="21"/>
-                <w:shd w:val="clear" w:color="auto" w:fill="A6A6A6"/>
+                <w:shd w:val="clear" w:color="auto" w:fill="C9C9C9"/>
               </w:rPr>
               <w:t>a</w:t>
             </w:r>
@@ -22768,7 +22782,7 @@
                 <w:rFonts w:ascii="Times New Roman" w:eastAsia="宋体" w:hAnsi="Times New Roman" w:cs="Times New Roman"/>
                 <w:sz w:val="21"/>
                 <w:szCs w:val="21"/>
-                <w:shd w:val="clear" w:color="auto" w:fill="A6A6A6"/>
+                <w:shd w:val="clear" w:color="auto" w:fill="C9C9C9"/>
               </w:rPr>
               <w:t>²-</w:t>
             </w:r>
@@ -22778,7 +22792,7 @@
                 <w:i/>
                 <w:sz w:val="21"/>
                 <w:szCs w:val="21"/>
-                <w:shd w:val="clear" w:color="auto" w:fill="A6A6A6"/>
+                <w:shd w:val="clear" w:color="auto" w:fill="C9C9C9"/>
               </w:rPr>
               <w:t>x</w:t>
             </w:r>
@@ -22787,7 +22801,7 @@
                 <w:rFonts w:ascii="Times New Roman" w:eastAsia="宋体" w:hAnsi="Times New Roman" w:cs="Times New Roman"/>
                 <w:sz w:val="21"/>
                 <w:szCs w:val="21"/>
-                <w:shd w:val="clear" w:color="auto" w:fill="A6A6A6"/>
+                <w:shd w:val="clear" w:color="auto" w:fill="C9C9C9"/>
               </w:rPr>
               <w:t>²/</w:t>
             </w:r>
@@ -22797,7 +22811,7 @@
                 <w:i/>
                 <w:sz w:val="21"/>
                 <w:szCs w:val="21"/>
-                <w:shd w:val="clear" w:color="auto" w:fill="A6A6A6"/>
+                <w:shd w:val="clear" w:color="auto" w:fill="C9C9C9"/>
               </w:rPr>
               <w:t>b</w:t>
             </w:r>
@@ -22806,7 +22820,7 @@
                 <w:rFonts w:ascii="Times New Roman" w:eastAsia="宋体" w:hAnsi="Times New Roman" w:cs="Times New Roman"/>
                 <w:sz w:val="21"/>
                 <w:szCs w:val="21"/>
-                <w:shd w:val="clear" w:color="auto" w:fill="A6A6A6"/>
+                <w:shd w:val="clear" w:color="auto" w:fill="C9C9C9"/>
               </w:rPr>
               <w:t>²=1(</w:t>
             </w:r>
@@ -22816,7 +22830,7 @@
                 <w:i/>
                 <w:sz w:val="21"/>
                 <w:szCs w:val="21"/>
-                <w:shd w:val="clear" w:color="auto" w:fill="A6A6A6"/>
+                <w:shd w:val="clear" w:color="auto" w:fill="C9C9C9"/>
               </w:rPr>
               <w:t>a</w:t>
             </w:r>
@@ -22825,7 +22839,7 @@
                 <w:rFonts w:ascii="Times New Roman" w:eastAsia="宋体" w:hAnsi="Times New Roman" w:cs="Times New Roman"/>
                 <w:sz w:val="21"/>
                 <w:szCs w:val="21"/>
-                <w:shd w:val="clear" w:color="auto" w:fill="A6A6A6"/>
+                <w:shd w:val="clear" w:color="auto" w:fill="C9C9C9"/>
               </w:rPr>
               <w:t>&gt;0,</w:t>
             </w:r>
@@ -22835,7 +22849,7 @@
                 <w:i/>
                 <w:sz w:val="21"/>
                 <w:szCs w:val="21"/>
-                <w:shd w:val="clear" w:color="auto" w:fill="A6A6A6"/>
+                <w:shd w:val="clear" w:color="auto" w:fill="C9C9C9"/>
               </w:rPr>
               <w:t>b</w:t>
             </w:r>
@@ -22844,7 +22858,7 @@
                 <w:rFonts w:ascii="Times New Roman" w:eastAsia="宋体" w:hAnsi="Times New Roman" w:cs="Times New Roman"/>
                 <w:sz w:val="21"/>
                 <w:szCs w:val="21"/>
-                <w:shd w:val="clear" w:color="auto" w:fill="A6A6A6"/>
+                <w:shd w:val="clear" w:color="auto" w:fill="C9C9C9"/>
               </w:rPr>
               <w:t>&gt;0)</w:t>
             </w:r>
@@ -23110,7 +23124,7 @@
                 <w:i/>
                 <w:sz w:val="21"/>
                 <w:szCs w:val="21"/>
-                <w:shd w:val="clear" w:color="auto" w:fill="A6A6A6"/>
+                <w:shd w:val="clear" w:color="auto" w:fill="C9C9C9"/>
               </w:rPr>
               <w:t>F</w:t>
             </w:r>
@@ -23119,7 +23133,7 @@
                 <w:rFonts w:ascii="Times New Roman" w:eastAsia="宋体" w:hAnsi="Times New Roman" w:cs="Times New Roman"/>
                 <w:sz w:val="21"/>
                 <w:szCs w:val="21"/>
-                <w:shd w:val="clear" w:color="auto" w:fill="A6A6A6"/>
+                <w:shd w:val="clear" w:color="auto" w:fill="C9C9C9"/>
               </w:rPr>
               <w:t>₁(-</w:t>
             </w:r>
@@ -23129,7 +23143,7 @@
                 <w:i/>
                 <w:sz w:val="21"/>
                 <w:szCs w:val="21"/>
-                <w:shd w:val="clear" w:color="auto" w:fill="A6A6A6"/>
+                <w:shd w:val="clear" w:color="auto" w:fill="C9C9C9"/>
               </w:rPr>
               <w:t>c</w:t>
             </w:r>
@@ -23138,7 +23152,7 @@
                 <w:rFonts w:ascii="Times New Roman" w:eastAsia="宋体" w:hAnsi="Times New Roman" w:cs="Times New Roman"/>
                 <w:sz w:val="21"/>
                 <w:szCs w:val="21"/>
-                <w:shd w:val="clear" w:color="auto" w:fill="A6A6A6"/>
+                <w:shd w:val="clear" w:color="auto" w:fill="C9C9C9"/>
               </w:rPr>
               <w:t>,0)</w:t>
             </w:r>
@@ -23147,7 +23161,7 @@
                 <w:rFonts w:ascii="Times New Roman" w:eastAsia="宋体" w:hAnsi="Times New Roman" w:cs="Times New Roman"/>
                 <w:sz w:val="21"/>
                 <w:szCs w:val="21"/>
-                <w:shd w:val="clear" w:color="auto" w:fill="A6A6A6"/>
+                <w:shd w:val="clear" w:color="auto" w:fill="C9C9C9"/>
               </w:rPr>
               <w:t>，</w:t>
             </w:r>
@@ -23157,7 +23171,7 @@
                 <w:i/>
                 <w:sz w:val="21"/>
                 <w:szCs w:val="21"/>
-                <w:shd w:val="clear" w:color="auto" w:fill="A6A6A6"/>
+                <w:shd w:val="clear" w:color="auto" w:fill="C9C9C9"/>
               </w:rPr>
               <w:t>F</w:t>
             </w:r>
@@ -23166,7 +23180,7 @@
                 <w:rFonts w:ascii="Times New Roman" w:eastAsia="宋体" w:hAnsi="Times New Roman" w:cs="Times New Roman"/>
                 <w:sz w:val="21"/>
                 <w:szCs w:val="21"/>
-                <w:shd w:val="clear" w:color="auto" w:fill="A6A6A6"/>
+                <w:shd w:val="clear" w:color="auto" w:fill="C9C9C9"/>
               </w:rPr>
               <w:t>₂(</w:t>
             </w:r>
@@ -23176,7 +23190,7 @@
                 <w:i/>
                 <w:sz w:val="21"/>
                 <w:szCs w:val="21"/>
-                <w:shd w:val="clear" w:color="auto" w:fill="A6A6A6"/>
+                <w:shd w:val="clear" w:color="auto" w:fill="C9C9C9"/>
               </w:rPr>
               <w:t>c</w:t>
             </w:r>
@@ -23185,7 +23199,7 @@
                 <w:rFonts w:ascii="Times New Roman" w:eastAsia="宋体" w:hAnsi="Times New Roman" w:cs="Times New Roman"/>
                 <w:sz w:val="21"/>
                 <w:szCs w:val="21"/>
-                <w:shd w:val="clear" w:color="auto" w:fill="A6A6A6"/>
+                <w:shd w:val="clear" w:color="auto" w:fill="C9C9C9"/>
               </w:rPr>
               <w:t>,0)</w:t>
             </w:r>
@@ -23221,7 +23235,7 @@
                 <w:i/>
                 <w:sz w:val="21"/>
                 <w:szCs w:val="21"/>
-                <w:shd w:val="clear" w:color="auto" w:fill="A6A6A6"/>
+                <w:shd w:val="clear" w:color="auto" w:fill="C9C9C9"/>
               </w:rPr>
               <w:t>F</w:t>
             </w:r>
@@ -23230,7 +23244,7 @@
                 <w:rFonts w:ascii="Times New Roman" w:eastAsia="宋体" w:hAnsi="Times New Roman" w:cs="Times New Roman"/>
                 <w:sz w:val="21"/>
                 <w:szCs w:val="21"/>
-                <w:shd w:val="clear" w:color="auto" w:fill="A6A6A6"/>
+                <w:shd w:val="clear" w:color="auto" w:fill="C9C9C9"/>
               </w:rPr>
               <w:t>₁(0,-</w:t>
             </w:r>
@@ -23240,7 +23254,7 @@
                 <w:i/>
                 <w:sz w:val="21"/>
                 <w:szCs w:val="21"/>
-                <w:shd w:val="clear" w:color="auto" w:fill="A6A6A6"/>
+                <w:shd w:val="clear" w:color="auto" w:fill="C9C9C9"/>
               </w:rPr>
               <w:t>c</w:t>
             </w:r>
@@ -23249,7 +23263,7 @@
                 <w:rFonts w:ascii="Times New Roman" w:eastAsia="宋体" w:hAnsi="Times New Roman" w:cs="Times New Roman"/>
                 <w:sz w:val="21"/>
                 <w:szCs w:val="21"/>
-                <w:shd w:val="clear" w:color="auto" w:fill="A6A6A6"/>
+                <w:shd w:val="clear" w:color="auto" w:fill="C9C9C9"/>
               </w:rPr>
               <w:t>)</w:t>
             </w:r>
@@ -23258,7 +23272,7 @@
                 <w:rFonts w:ascii="Times New Roman" w:eastAsia="宋体" w:hAnsi="Times New Roman" w:cs="Times New Roman"/>
                 <w:sz w:val="21"/>
                 <w:szCs w:val="21"/>
-                <w:shd w:val="clear" w:color="auto" w:fill="A6A6A6"/>
+                <w:shd w:val="clear" w:color="auto" w:fill="C9C9C9"/>
               </w:rPr>
               <w:t>，</w:t>
             </w:r>
@@ -23268,7 +23282,7 @@
                 <w:i/>
                 <w:sz w:val="21"/>
                 <w:szCs w:val="21"/>
-                <w:shd w:val="clear" w:color="auto" w:fill="A6A6A6"/>
+                <w:shd w:val="clear" w:color="auto" w:fill="C9C9C9"/>
               </w:rPr>
               <w:t>F</w:t>
             </w:r>
@@ -23277,7 +23291,7 @@
                 <w:rFonts w:ascii="Times New Roman" w:eastAsia="宋体" w:hAnsi="Times New Roman" w:cs="Times New Roman"/>
                 <w:sz w:val="21"/>
                 <w:szCs w:val="21"/>
-                <w:shd w:val="clear" w:color="auto" w:fill="A6A6A6"/>
+                <w:shd w:val="clear" w:color="auto" w:fill="C9C9C9"/>
               </w:rPr>
               <w:t>₂(0,</w:t>
             </w:r>
@@ -23287,7 +23301,7 @@
                 <w:i/>
                 <w:sz w:val="21"/>
                 <w:szCs w:val="21"/>
-                <w:shd w:val="clear" w:color="auto" w:fill="A6A6A6"/>
+                <w:shd w:val="clear" w:color="auto" w:fill="C9C9C9"/>
               </w:rPr>
               <w:t>c</w:t>
             </w:r>
@@ -23296,7 +23310,7 @@
                 <w:rFonts w:ascii="Times New Roman" w:eastAsia="宋体" w:hAnsi="Times New Roman" w:cs="Times New Roman"/>
                 <w:sz w:val="21"/>
                 <w:szCs w:val="21"/>
-                <w:shd w:val="clear" w:color="auto" w:fill="A6A6A6"/>
+                <w:shd w:val="clear" w:color="auto" w:fill="C9C9C9"/>
               </w:rPr>
               <w:t>)</w:t>
             </w:r>
@@ -23368,7 +23382,7 @@
                 <w:rFonts w:ascii="Times New Roman" w:eastAsia="宋体" w:hAnsi="Times New Roman" w:cs="Times New Roman"/>
                 <w:sz w:val="21"/>
                 <w:szCs w:val="21"/>
-                <w:shd w:val="clear" w:color="auto" w:fill="A6A6A6"/>
+                <w:shd w:val="clear" w:color="auto" w:fill="C9C9C9"/>
               </w:rPr>
               <w:t>|</w:t>
             </w:r>
@@ -23378,7 +23392,7 @@
                 <w:i/>
                 <w:sz w:val="21"/>
                 <w:szCs w:val="21"/>
-                <w:shd w:val="clear" w:color="auto" w:fill="A6A6A6"/>
+                <w:shd w:val="clear" w:color="auto" w:fill="C9C9C9"/>
               </w:rPr>
               <w:t>F</w:t>
             </w:r>
@@ -23387,7 +23401,7 @@
                 <w:rFonts w:ascii="Times New Roman" w:eastAsia="宋体" w:hAnsi="Times New Roman" w:cs="Times New Roman"/>
                 <w:sz w:val="21"/>
                 <w:szCs w:val="21"/>
-                <w:shd w:val="clear" w:color="auto" w:fill="A6A6A6"/>
+                <w:shd w:val="clear" w:color="auto" w:fill="C9C9C9"/>
               </w:rPr>
               <w:t>₁</w:t>
             </w:r>
@@ -23397,7 +23411,7 @@
                 <w:i/>
                 <w:sz w:val="21"/>
                 <w:szCs w:val="21"/>
-                <w:shd w:val="clear" w:color="auto" w:fill="A6A6A6"/>
+                <w:shd w:val="clear" w:color="auto" w:fill="C9C9C9"/>
               </w:rPr>
               <w:t>F</w:t>
             </w:r>
@@ -23406,7 +23420,7 @@
                 <w:rFonts w:ascii="Times New Roman" w:eastAsia="宋体" w:hAnsi="Times New Roman" w:cs="Times New Roman"/>
                 <w:sz w:val="21"/>
                 <w:szCs w:val="21"/>
-                <w:shd w:val="clear" w:color="auto" w:fill="A6A6A6"/>
+                <w:shd w:val="clear" w:color="auto" w:fill="C9C9C9"/>
               </w:rPr>
               <w:t>₂|=2</w:t>
             </w:r>
@@ -23416,7 +23430,7 @@
                 <w:i/>
                 <w:sz w:val="21"/>
                 <w:szCs w:val="21"/>
-                <w:shd w:val="clear" w:color="auto" w:fill="A6A6A6"/>
+                <w:shd w:val="clear" w:color="auto" w:fill="C9C9C9"/>
               </w:rPr>
               <w:t>c</w:t>
             </w:r>
@@ -23529,7 +23543,7 @@
                 <w:i/>
                 <w:sz w:val="21"/>
                 <w:szCs w:val="21"/>
-                <w:shd w:val="clear" w:color="auto" w:fill="A6A6A6"/>
+                <w:shd w:val="clear" w:color="auto" w:fill="C9C9C9"/>
               </w:rPr>
               <w:t>c</w:t>
             </w:r>
@@ -23538,7 +23552,7 @@
                 <w:rFonts w:ascii="Times New Roman" w:eastAsia="宋体" w:hAnsi="Times New Roman" w:cs="Times New Roman"/>
                 <w:sz w:val="21"/>
                 <w:szCs w:val="21"/>
-                <w:shd w:val="clear" w:color="auto" w:fill="A6A6A6"/>
+                <w:shd w:val="clear" w:color="auto" w:fill="C9C9C9"/>
               </w:rPr>
               <w:t>²=</w:t>
             </w:r>
@@ -23548,7 +23562,7 @@
                 <w:i/>
                 <w:sz w:val="21"/>
                 <w:szCs w:val="21"/>
-                <w:shd w:val="clear" w:color="auto" w:fill="A6A6A6"/>
+                <w:shd w:val="clear" w:color="auto" w:fill="C9C9C9"/>
               </w:rPr>
               <w:t>a</w:t>
             </w:r>
@@ -23558,7 +23572,7 @@
                 <w:i/>
                 <w:sz w:val="21"/>
                 <w:szCs w:val="21"/>
-                <w:shd w:val="clear" w:color="auto" w:fill="A6A6A6"/>
+                <w:shd w:val="clear" w:color="auto" w:fill="C9C9C9"/>
                 <w:vertAlign w:val="superscript"/>
               </w:rPr>
               <w:t>2</w:t>
@@ -23568,7 +23582,7 @@
                 <w:rFonts w:ascii="Times New Roman" w:eastAsia="宋体" w:hAnsi="Times New Roman" w:cs="Times New Roman"/>
                 <w:sz w:val="21"/>
                 <w:szCs w:val="21"/>
-                <w:shd w:val="clear" w:color="auto" w:fill="A6A6A6"/>
+                <w:shd w:val="clear" w:color="auto" w:fill="C9C9C9"/>
               </w:rPr>
               <w:t>+</w:t>
             </w:r>
@@ -23578,7 +23592,7 @@
                 <w:i/>
                 <w:sz w:val="21"/>
                 <w:szCs w:val="21"/>
-                <w:shd w:val="clear" w:color="auto" w:fill="A6A6A6"/>
+                <w:shd w:val="clear" w:color="auto" w:fill="C9C9C9"/>
               </w:rPr>
               <w:t>b</w:t>
             </w:r>
@@ -23588,7 +23602,7 @@
                 <w:i/>
                 <w:sz w:val="21"/>
                 <w:szCs w:val="21"/>
-                <w:shd w:val="clear" w:color="auto" w:fill="A6A6A6"/>
+                <w:shd w:val="clear" w:color="auto" w:fill="C9C9C9"/>
                 <w:vertAlign w:val="superscript"/>
               </w:rPr>
               <w:t>2</w:t>
@@ -23609,8 +23623,9 @@
         <w:rPr>
           <w:rFonts w:ascii="Times New Roman" w:eastAsia="宋体" w:hAnsi="Times New Roman" w:cs="Times New Roman"/>
           <w:b/>
-          <w:sz w:val="21"/>
-          <w:szCs w:val="21"/>
+          <w:sz w:val="24"/>
+          <w:szCs w:val="24"/>
+          <w:shd w:val="clear" w:color="auto" w:fill="C9C9C9"/>
         </w:rPr>
         <w:lastRenderedPageBreak/>
         <w:t xml:space="preserve">2.6.2 </w:t>
@@ -23619,8 +23634,8 @@
         <w:rPr>
           <w:rFonts w:ascii="Times New Roman" w:eastAsia="宋体" w:hAnsi="Times New Roman" w:cs="Times New Roman"/>
           <w:b/>
-          <w:sz w:val="21"/>
-          <w:szCs w:val="21"/>
+          <w:sz w:val="24"/>
+          <w:szCs w:val="24"/>
         </w:rPr>
         <w:t>双曲线的几何性质</w:t>
       </w:r>
@@ -23865,7 +23880,7 @@
                 <w:i/>
                 <w:sz w:val="21"/>
                 <w:szCs w:val="21"/>
-                <w:shd w:val="clear" w:color="auto" w:fill="A6A6A6"/>
+                <w:shd w:val="clear" w:color="auto" w:fill="C9C9C9"/>
               </w:rPr>
               <w:t>x</w:t>
             </w:r>
@@ -23874,7 +23889,7 @@
                 <w:rFonts w:ascii="Times New Roman" w:eastAsia="宋体" w:hAnsi="Times New Roman" w:cs="Times New Roman"/>
                 <w:sz w:val="21"/>
                 <w:szCs w:val="21"/>
-                <w:shd w:val="clear" w:color="auto" w:fill="A6A6A6"/>
+                <w:shd w:val="clear" w:color="auto" w:fill="C9C9C9"/>
               </w:rPr>
               <w:t>²/</w:t>
             </w:r>
@@ -23884,7 +23899,7 @@
                 <w:i/>
                 <w:sz w:val="21"/>
                 <w:szCs w:val="21"/>
-                <w:shd w:val="clear" w:color="auto" w:fill="A6A6A6"/>
+                <w:shd w:val="clear" w:color="auto" w:fill="C9C9C9"/>
               </w:rPr>
               <w:t>a</w:t>
             </w:r>
@@ -23893,7 +23908,7 @@
                 <w:rFonts w:ascii="Times New Roman" w:eastAsia="宋体" w:hAnsi="Times New Roman" w:cs="Times New Roman"/>
                 <w:sz w:val="21"/>
                 <w:szCs w:val="21"/>
-                <w:shd w:val="clear" w:color="auto" w:fill="A6A6A6"/>
+                <w:shd w:val="clear" w:color="auto" w:fill="C9C9C9"/>
               </w:rPr>
               <w:t>²-</w:t>
             </w:r>
@@ -23903,7 +23918,7 @@
                 <w:i/>
                 <w:sz w:val="21"/>
                 <w:szCs w:val="21"/>
-                <w:shd w:val="clear" w:color="auto" w:fill="A6A6A6"/>
+                <w:shd w:val="clear" w:color="auto" w:fill="C9C9C9"/>
               </w:rPr>
               <w:t>y</w:t>
             </w:r>
@@ -23912,7 +23927,7 @@
                 <w:rFonts w:ascii="Times New Roman" w:eastAsia="宋体" w:hAnsi="Times New Roman" w:cs="Times New Roman"/>
                 <w:sz w:val="21"/>
                 <w:szCs w:val="21"/>
-                <w:shd w:val="clear" w:color="auto" w:fill="A6A6A6"/>
+                <w:shd w:val="clear" w:color="auto" w:fill="C9C9C9"/>
               </w:rPr>
               <w:t>²/</w:t>
             </w:r>
@@ -23922,7 +23937,7 @@
                 <w:i/>
                 <w:sz w:val="21"/>
                 <w:szCs w:val="21"/>
-                <w:shd w:val="clear" w:color="auto" w:fill="A6A6A6"/>
+                <w:shd w:val="clear" w:color="auto" w:fill="C9C9C9"/>
               </w:rPr>
               <w:t>b</w:t>
             </w:r>
@@ -23931,7 +23946,7 @@
                 <w:rFonts w:ascii="Times New Roman" w:eastAsia="宋体" w:hAnsi="Times New Roman" w:cs="Times New Roman"/>
                 <w:sz w:val="21"/>
                 <w:szCs w:val="21"/>
-                <w:shd w:val="clear" w:color="auto" w:fill="A6A6A6"/>
+                <w:shd w:val="clear" w:color="auto" w:fill="C9C9C9"/>
               </w:rPr>
               <w:t>²=1(</w:t>
             </w:r>
@@ -23941,7 +23956,7 @@
                 <w:i/>
                 <w:sz w:val="21"/>
                 <w:szCs w:val="21"/>
-                <w:shd w:val="clear" w:color="auto" w:fill="A6A6A6"/>
+                <w:shd w:val="clear" w:color="auto" w:fill="C9C9C9"/>
               </w:rPr>
               <w:t>a</w:t>
             </w:r>
@@ -23950,7 +23965,7 @@
                 <w:rFonts w:ascii="Times New Roman" w:eastAsia="宋体" w:hAnsi="Times New Roman" w:cs="Times New Roman"/>
                 <w:sz w:val="21"/>
                 <w:szCs w:val="21"/>
-                <w:shd w:val="clear" w:color="auto" w:fill="A6A6A6"/>
+                <w:shd w:val="clear" w:color="auto" w:fill="C9C9C9"/>
               </w:rPr>
               <w:t>&gt;0,</w:t>
             </w:r>
@@ -23960,7 +23975,7 @@
                 <w:i/>
                 <w:sz w:val="21"/>
                 <w:szCs w:val="21"/>
-                <w:shd w:val="clear" w:color="auto" w:fill="A6A6A6"/>
+                <w:shd w:val="clear" w:color="auto" w:fill="C9C9C9"/>
               </w:rPr>
               <w:t>b</w:t>
             </w:r>
@@ -23969,7 +23984,7 @@
                 <w:rFonts w:ascii="Times New Roman" w:eastAsia="宋体" w:hAnsi="Times New Roman" w:cs="Times New Roman"/>
                 <w:sz w:val="21"/>
                 <w:szCs w:val="21"/>
-                <w:shd w:val="clear" w:color="auto" w:fill="A6A6A6"/>
+                <w:shd w:val="clear" w:color="auto" w:fill="C9C9C9"/>
               </w:rPr>
               <w:t>&gt;0)</w:t>
             </w:r>
@@ -24005,7 +24020,7 @@
                 <w:i/>
                 <w:sz w:val="21"/>
                 <w:szCs w:val="21"/>
-                <w:shd w:val="clear" w:color="auto" w:fill="A6A6A6"/>
+                <w:shd w:val="clear" w:color="auto" w:fill="C9C9C9"/>
               </w:rPr>
               <w:t>y</w:t>
             </w:r>
@@ -24014,7 +24029,7 @@
                 <w:rFonts w:ascii="Times New Roman" w:eastAsia="宋体" w:hAnsi="Times New Roman" w:cs="Times New Roman"/>
                 <w:sz w:val="21"/>
                 <w:szCs w:val="21"/>
-                <w:shd w:val="clear" w:color="auto" w:fill="A6A6A6"/>
+                <w:shd w:val="clear" w:color="auto" w:fill="C9C9C9"/>
               </w:rPr>
               <w:t>²/</w:t>
             </w:r>
@@ -24024,7 +24039,7 @@
                 <w:i/>
                 <w:sz w:val="21"/>
                 <w:szCs w:val="21"/>
-                <w:shd w:val="clear" w:color="auto" w:fill="A6A6A6"/>
+                <w:shd w:val="clear" w:color="auto" w:fill="C9C9C9"/>
               </w:rPr>
               <w:t>a</w:t>
             </w:r>
@@ -24033,7 +24048,7 @@
                 <w:rFonts w:ascii="Times New Roman" w:eastAsia="宋体" w:hAnsi="Times New Roman" w:cs="Times New Roman"/>
                 <w:sz w:val="21"/>
                 <w:szCs w:val="21"/>
-                <w:shd w:val="clear" w:color="auto" w:fill="A6A6A6"/>
+                <w:shd w:val="clear" w:color="auto" w:fill="C9C9C9"/>
               </w:rPr>
               <w:t>²-</w:t>
             </w:r>
@@ -24043,7 +24058,7 @@
                 <w:i/>
                 <w:sz w:val="21"/>
                 <w:szCs w:val="21"/>
-                <w:shd w:val="clear" w:color="auto" w:fill="A6A6A6"/>
+                <w:shd w:val="clear" w:color="auto" w:fill="C9C9C9"/>
               </w:rPr>
               <w:t>x</w:t>
             </w:r>
@@ -24052,7 +24067,7 @@
                 <w:rFonts w:ascii="Times New Roman" w:eastAsia="宋体" w:hAnsi="Times New Roman" w:cs="Times New Roman"/>
                 <w:sz w:val="21"/>
                 <w:szCs w:val="21"/>
-                <w:shd w:val="clear" w:color="auto" w:fill="A6A6A6"/>
+                <w:shd w:val="clear" w:color="auto" w:fill="C9C9C9"/>
               </w:rPr>
               <w:t>²/</w:t>
             </w:r>
@@ -24062,7 +24077,7 @@
                 <w:i/>
                 <w:sz w:val="21"/>
                 <w:szCs w:val="21"/>
-                <w:shd w:val="clear" w:color="auto" w:fill="A6A6A6"/>
+                <w:shd w:val="clear" w:color="auto" w:fill="C9C9C9"/>
               </w:rPr>
               <w:t>b</w:t>
             </w:r>
@@ -24071,7 +24086,7 @@
                 <w:rFonts w:ascii="Times New Roman" w:eastAsia="宋体" w:hAnsi="Times New Roman" w:cs="Times New Roman"/>
                 <w:sz w:val="21"/>
                 <w:szCs w:val="21"/>
-                <w:shd w:val="clear" w:color="auto" w:fill="A6A6A6"/>
+                <w:shd w:val="clear" w:color="auto" w:fill="C9C9C9"/>
               </w:rPr>
               <w:t>²=1(</w:t>
             </w:r>
@@ -24081,7 +24096,7 @@
                 <w:i/>
                 <w:sz w:val="21"/>
                 <w:szCs w:val="21"/>
-                <w:shd w:val="clear" w:color="auto" w:fill="A6A6A6"/>
+                <w:shd w:val="clear" w:color="auto" w:fill="C9C9C9"/>
               </w:rPr>
               <w:t>a</w:t>
             </w:r>
@@ -24090,7 +24105,7 @@
                 <w:rFonts w:ascii="Times New Roman" w:eastAsia="宋体" w:hAnsi="Times New Roman" w:cs="Times New Roman"/>
                 <w:sz w:val="21"/>
                 <w:szCs w:val="21"/>
-                <w:shd w:val="clear" w:color="auto" w:fill="A6A6A6"/>
+                <w:shd w:val="clear" w:color="auto" w:fill="C9C9C9"/>
               </w:rPr>
               <w:t>&gt;0,</w:t>
             </w:r>
@@ -24100,7 +24115,7 @@
                 <w:i/>
                 <w:sz w:val="21"/>
                 <w:szCs w:val="21"/>
-                <w:shd w:val="clear" w:color="auto" w:fill="A6A6A6"/>
+                <w:shd w:val="clear" w:color="auto" w:fill="C9C9C9"/>
               </w:rPr>
               <w:t>b</w:t>
             </w:r>
@@ -24109,7 +24124,7 @@
                 <w:rFonts w:ascii="Times New Roman" w:eastAsia="宋体" w:hAnsi="Times New Roman" w:cs="Times New Roman"/>
                 <w:sz w:val="21"/>
                 <w:szCs w:val="21"/>
-                <w:shd w:val="clear" w:color="auto" w:fill="A6A6A6"/>
+                <w:shd w:val="clear" w:color="auto" w:fill="C9C9C9"/>
               </w:rPr>
               <w:t>&gt;0)</w:t>
             </w:r>
@@ -24388,7 +24403,7 @@
                 <w:i/>
                 <w:sz w:val="21"/>
                 <w:szCs w:val="21"/>
-                <w:shd w:val="clear" w:color="auto" w:fill="A6A6A6"/>
+                <w:shd w:val="clear" w:color="auto" w:fill="C9C9C9"/>
               </w:rPr>
               <w:t>x</w:t>
             </w:r>
@@ -24397,7 +24412,7 @@
                 <w:rFonts w:ascii="Times New Roman" w:eastAsia="宋体" w:hAnsi="Times New Roman" w:cs="Times New Roman"/>
                 <w:sz w:val="21"/>
                 <w:szCs w:val="21"/>
-                <w:shd w:val="clear" w:color="auto" w:fill="A6A6A6"/>
+                <w:shd w:val="clear" w:color="auto" w:fill="C9C9C9"/>
               </w:rPr>
               <w:t>≤-</w:t>
             </w:r>
@@ -24407,7 +24422,7 @@
                 <w:i/>
                 <w:sz w:val="21"/>
                 <w:szCs w:val="21"/>
-                <w:shd w:val="clear" w:color="auto" w:fill="A6A6A6"/>
+                <w:shd w:val="clear" w:color="auto" w:fill="C9C9C9"/>
               </w:rPr>
               <w:t>a</w:t>
             </w:r>
@@ -24416,7 +24431,7 @@
                 <w:rFonts w:ascii="Times New Roman" w:eastAsia="宋体" w:hAnsi="Times New Roman" w:cs="Times New Roman"/>
                 <w:sz w:val="21"/>
                 <w:szCs w:val="21"/>
-                <w:shd w:val="clear" w:color="auto" w:fill="A6A6A6"/>
+                <w:shd w:val="clear" w:color="auto" w:fill="C9C9C9"/>
               </w:rPr>
               <w:t>或</w:t>
             </w:r>
@@ -24426,7 +24441,7 @@
                 <w:i/>
                 <w:sz w:val="21"/>
                 <w:szCs w:val="21"/>
-                <w:shd w:val="clear" w:color="auto" w:fill="A6A6A6"/>
+                <w:shd w:val="clear" w:color="auto" w:fill="C9C9C9"/>
               </w:rPr>
               <w:t>x</w:t>
             </w:r>
@@ -24435,7 +24450,7 @@
                 <w:rFonts w:ascii="Times New Roman" w:eastAsia="宋体" w:hAnsi="Times New Roman" w:cs="Times New Roman"/>
                 <w:sz w:val="21"/>
                 <w:szCs w:val="21"/>
-                <w:shd w:val="clear" w:color="auto" w:fill="A6A6A6"/>
+                <w:shd w:val="clear" w:color="auto" w:fill="C9C9C9"/>
               </w:rPr>
               <w:t>≥</w:t>
             </w:r>
@@ -24445,7 +24460,7 @@
                 <w:i/>
                 <w:sz w:val="21"/>
                 <w:szCs w:val="21"/>
-                <w:shd w:val="clear" w:color="auto" w:fill="A6A6A6"/>
+                <w:shd w:val="clear" w:color="auto" w:fill="C9C9C9"/>
               </w:rPr>
               <w:t>a</w:t>
             </w:r>
@@ -24454,7 +24469,7 @@
                 <w:rFonts w:ascii="Times New Roman" w:eastAsia="宋体" w:hAnsi="Times New Roman" w:cs="Times New Roman"/>
                 <w:sz w:val="21"/>
                 <w:szCs w:val="21"/>
-                <w:shd w:val="clear" w:color="auto" w:fill="A6A6A6"/>
+                <w:shd w:val="clear" w:color="auto" w:fill="C9C9C9"/>
               </w:rPr>
               <w:t>，</w:t>
             </w:r>
@@ -24464,7 +24479,7 @@
                 <w:i/>
                 <w:sz w:val="21"/>
                 <w:szCs w:val="21"/>
-                <w:shd w:val="clear" w:color="auto" w:fill="A6A6A6"/>
+                <w:shd w:val="clear" w:color="auto" w:fill="C9C9C9"/>
               </w:rPr>
               <w:t>y</w:t>
             </w:r>
@@ -24473,7 +24488,7 @@
                 <w:rFonts w:ascii="Times New Roman" w:eastAsia="宋体" w:hAnsi="Times New Roman" w:cs="Times New Roman"/>
                 <w:sz w:val="21"/>
                 <w:szCs w:val="21"/>
-                <w:shd w:val="clear" w:color="auto" w:fill="A6A6A6"/>
+                <w:shd w:val="clear" w:color="auto" w:fill="C9C9C9"/>
               </w:rPr>
               <w:t>∈R</w:t>
             </w:r>
@@ -24509,7 +24524,7 @@
                 <w:i/>
                 <w:sz w:val="21"/>
                 <w:szCs w:val="21"/>
-                <w:shd w:val="clear" w:color="auto" w:fill="A6A6A6"/>
+                <w:shd w:val="clear" w:color="auto" w:fill="C9C9C9"/>
               </w:rPr>
               <w:t>y</w:t>
             </w:r>
@@ -24518,7 +24533,7 @@
                 <w:rFonts w:ascii="Times New Roman" w:eastAsia="宋体" w:hAnsi="Times New Roman" w:cs="Times New Roman"/>
                 <w:sz w:val="21"/>
                 <w:szCs w:val="21"/>
-                <w:shd w:val="clear" w:color="auto" w:fill="A6A6A6"/>
+                <w:shd w:val="clear" w:color="auto" w:fill="C9C9C9"/>
               </w:rPr>
               <w:t>≤-</w:t>
             </w:r>
@@ -24528,7 +24543,7 @@
                 <w:i/>
                 <w:sz w:val="21"/>
                 <w:szCs w:val="21"/>
-                <w:shd w:val="clear" w:color="auto" w:fill="A6A6A6"/>
+                <w:shd w:val="clear" w:color="auto" w:fill="C9C9C9"/>
               </w:rPr>
               <w:t>a</w:t>
             </w:r>
@@ -24537,7 +24552,7 @@
                 <w:rFonts w:ascii="Times New Roman" w:eastAsia="宋体" w:hAnsi="Times New Roman" w:cs="Times New Roman"/>
                 <w:sz w:val="21"/>
                 <w:szCs w:val="21"/>
-                <w:shd w:val="clear" w:color="auto" w:fill="A6A6A6"/>
+                <w:shd w:val="clear" w:color="auto" w:fill="C9C9C9"/>
               </w:rPr>
               <w:t>或</w:t>
             </w:r>
@@ -24547,7 +24562,7 @@
                 <w:i/>
                 <w:sz w:val="21"/>
                 <w:szCs w:val="21"/>
-                <w:shd w:val="clear" w:color="auto" w:fill="A6A6A6"/>
+                <w:shd w:val="clear" w:color="auto" w:fill="C9C9C9"/>
               </w:rPr>
               <w:t>y</w:t>
             </w:r>
@@ -24556,7 +24571,7 @@
                 <w:rFonts w:ascii="Times New Roman" w:eastAsia="宋体" w:hAnsi="Times New Roman" w:cs="Times New Roman"/>
                 <w:sz w:val="21"/>
                 <w:szCs w:val="21"/>
-                <w:shd w:val="clear" w:color="auto" w:fill="A6A6A6"/>
+                <w:shd w:val="clear" w:color="auto" w:fill="C9C9C9"/>
               </w:rPr>
               <w:t>≥</w:t>
             </w:r>
@@ -24566,7 +24581,7 @@
                 <w:i/>
                 <w:sz w:val="21"/>
                 <w:szCs w:val="21"/>
-                <w:shd w:val="clear" w:color="auto" w:fill="A6A6A6"/>
+                <w:shd w:val="clear" w:color="auto" w:fill="C9C9C9"/>
               </w:rPr>
               <w:t>a</w:t>
             </w:r>
@@ -24575,7 +24590,7 @@
                 <w:rFonts w:ascii="Times New Roman" w:eastAsia="宋体" w:hAnsi="Times New Roman" w:cs="Times New Roman"/>
                 <w:sz w:val="21"/>
                 <w:szCs w:val="21"/>
-                <w:shd w:val="clear" w:color="auto" w:fill="A6A6A6"/>
+                <w:shd w:val="clear" w:color="auto" w:fill="C9C9C9"/>
               </w:rPr>
               <w:t>，</w:t>
             </w:r>
@@ -24585,7 +24600,7 @@
                 <w:i/>
                 <w:sz w:val="21"/>
                 <w:szCs w:val="21"/>
-                <w:shd w:val="clear" w:color="auto" w:fill="A6A6A6"/>
+                <w:shd w:val="clear" w:color="auto" w:fill="C9C9C9"/>
               </w:rPr>
               <w:t>x</w:t>
             </w:r>
@@ -24594,7 +24609,7 @@
                 <w:rFonts w:ascii="Times New Roman" w:eastAsia="宋体" w:hAnsi="Times New Roman" w:cs="Times New Roman"/>
                 <w:sz w:val="21"/>
                 <w:szCs w:val="21"/>
-                <w:shd w:val="clear" w:color="auto" w:fill="A6A6A6"/>
+                <w:shd w:val="clear" w:color="auto" w:fill="C9C9C9"/>
               </w:rPr>
               <w:t>∈R</w:t>
             </w:r>
@@ -24698,7 +24713,7 @@
                 <w:rFonts w:ascii="Times New Roman" w:eastAsia="宋体" w:hAnsi="Times New Roman" w:cs="Times New Roman"/>
                 <w:sz w:val="21"/>
                 <w:szCs w:val="21"/>
-                <w:shd w:val="clear" w:color="auto" w:fill="A6A6A6"/>
+                <w:shd w:val="clear" w:color="auto" w:fill="C9C9C9"/>
                 <w:lang w:eastAsia="zh-CN"/>
               </w:rPr>
               <w:t>坐标轴</w:t>
@@ -24717,7 +24732,7 @@
                 <w:rFonts w:ascii="Times New Roman" w:eastAsia="宋体" w:hAnsi="Times New Roman" w:cs="Times New Roman"/>
                 <w:sz w:val="21"/>
                 <w:szCs w:val="21"/>
-                <w:shd w:val="clear" w:color="auto" w:fill="A6A6A6"/>
+                <w:shd w:val="clear" w:color="auto" w:fill="C9C9C9"/>
                 <w:lang w:eastAsia="zh-CN"/>
               </w:rPr>
               <w:t>原点</w:t>
@@ -24813,7 +24828,7 @@
                 <w:i/>
                 <w:sz w:val="21"/>
                 <w:szCs w:val="21"/>
-                <w:shd w:val="clear" w:color="auto" w:fill="A6A6A6"/>
+                <w:shd w:val="clear" w:color="auto" w:fill="C9C9C9"/>
               </w:rPr>
               <w:t>A</w:t>
             </w:r>
@@ -24822,7 +24837,7 @@
                 <w:rFonts w:ascii="Times New Roman" w:eastAsia="宋体" w:hAnsi="Times New Roman" w:cs="Times New Roman"/>
                 <w:sz w:val="21"/>
                 <w:szCs w:val="21"/>
-                <w:shd w:val="clear" w:color="auto" w:fill="A6A6A6"/>
+                <w:shd w:val="clear" w:color="auto" w:fill="C9C9C9"/>
               </w:rPr>
               <w:t>₁</w:t>
             </w:r>
@@ -24831,7 +24846,7 @@
                 <w:rFonts w:ascii="Times New Roman" w:eastAsia="宋体" w:hAnsi="Times New Roman" w:cs="Times New Roman"/>
                 <w:sz w:val="21"/>
                 <w:szCs w:val="21"/>
-                <w:shd w:val="clear" w:color="auto" w:fill="A6A6A6"/>
+                <w:shd w:val="clear" w:color="auto" w:fill="C9C9C9"/>
               </w:rPr>
               <w:t>，</w:t>
             </w:r>
@@ -24841,7 +24856,7 @@
                 <w:i/>
                 <w:sz w:val="21"/>
                 <w:szCs w:val="21"/>
-                <w:shd w:val="clear" w:color="auto" w:fill="A6A6A6"/>
+                <w:shd w:val="clear" w:color="auto" w:fill="C9C9C9"/>
               </w:rPr>
               <w:t>A</w:t>
             </w:r>
@@ -24850,7 +24865,7 @@
                 <w:rFonts w:ascii="Times New Roman" w:eastAsia="宋体" w:hAnsi="Times New Roman" w:cs="Times New Roman"/>
                 <w:sz w:val="21"/>
                 <w:szCs w:val="21"/>
-                <w:shd w:val="clear" w:color="auto" w:fill="A6A6A6"/>
+                <w:shd w:val="clear" w:color="auto" w:fill="C9C9C9"/>
               </w:rPr>
               <w:t>₂</w:t>
             </w:r>
@@ -24886,7 +24901,7 @@
                 <w:i/>
                 <w:sz w:val="21"/>
                 <w:szCs w:val="21"/>
-                <w:shd w:val="clear" w:color="auto" w:fill="A6A6A6"/>
+                <w:shd w:val="clear" w:color="auto" w:fill="C9C9C9"/>
               </w:rPr>
               <w:t>A</w:t>
             </w:r>
@@ -24895,7 +24910,7 @@
                 <w:rFonts w:ascii="Times New Roman" w:eastAsia="宋体" w:hAnsi="Times New Roman" w:cs="Times New Roman"/>
                 <w:sz w:val="21"/>
                 <w:szCs w:val="21"/>
-                <w:shd w:val="clear" w:color="auto" w:fill="A6A6A6"/>
+                <w:shd w:val="clear" w:color="auto" w:fill="C9C9C9"/>
               </w:rPr>
               <w:t>₁</w:t>
             </w:r>
@@ -24904,7 +24919,7 @@
                 <w:rFonts w:ascii="Times New Roman" w:eastAsia="宋体" w:hAnsi="Times New Roman" w:cs="Times New Roman"/>
                 <w:sz w:val="21"/>
                 <w:szCs w:val="21"/>
-                <w:shd w:val="clear" w:color="auto" w:fill="A6A6A6"/>
+                <w:shd w:val="clear" w:color="auto" w:fill="C9C9C9"/>
               </w:rPr>
               <w:t>，</w:t>
             </w:r>
@@ -24914,7 +24929,7 @@
                 <w:i/>
                 <w:sz w:val="21"/>
                 <w:szCs w:val="21"/>
-                <w:shd w:val="clear" w:color="auto" w:fill="A6A6A6"/>
+                <w:shd w:val="clear" w:color="auto" w:fill="C9C9C9"/>
               </w:rPr>
               <w:t>A</w:t>
             </w:r>
@@ -24923,7 +24938,7 @@
                 <w:rFonts w:ascii="Times New Roman" w:eastAsia="宋体" w:hAnsi="Times New Roman" w:cs="Times New Roman"/>
                 <w:sz w:val="21"/>
                 <w:szCs w:val="21"/>
-                <w:shd w:val="clear" w:color="auto" w:fill="A6A6A6"/>
+                <w:shd w:val="clear" w:color="auto" w:fill="C9C9C9"/>
               </w:rPr>
               <w:t>₂</w:t>
             </w:r>
@@ -25028,7 +25043,7 @@
                 <w:i/>
                 <w:sz w:val="21"/>
                 <w:szCs w:val="21"/>
-                <w:shd w:val="clear" w:color="auto" w:fill="A6A6A6"/>
+                <w:shd w:val="clear" w:color="auto" w:fill="C9C9C9"/>
                 <w:lang w:eastAsia="zh-CN"/>
               </w:rPr>
               <w:t>A</w:t>
@@ -25038,7 +25053,7 @@
                 <w:rFonts w:ascii="Times New Roman" w:eastAsia="宋体" w:hAnsi="Times New Roman" w:cs="Times New Roman"/>
                 <w:sz w:val="21"/>
                 <w:szCs w:val="21"/>
-                <w:shd w:val="clear" w:color="auto" w:fill="A6A6A6"/>
+                <w:shd w:val="clear" w:color="auto" w:fill="C9C9C9"/>
                 <w:lang w:eastAsia="zh-CN"/>
               </w:rPr>
               <w:t>₁</w:t>
@@ -25049,7 +25064,7 @@
                 <w:i/>
                 <w:sz w:val="21"/>
                 <w:szCs w:val="21"/>
-                <w:shd w:val="clear" w:color="auto" w:fill="A6A6A6"/>
+                <w:shd w:val="clear" w:color="auto" w:fill="C9C9C9"/>
                 <w:lang w:eastAsia="zh-CN"/>
               </w:rPr>
               <w:t>A</w:t>
@@ -25059,7 +25074,7 @@
                 <w:rFonts w:ascii="Times New Roman" w:eastAsia="宋体" w:hAnsi="Times New Roman" w:cs="Times New Roman"/>
                 <w:sz w:val="21"/>
                 <w:szCs w:val="21"/>
-                <w:shd w:val="clear" w:color="auto" w:fill="A6A6A6"/>
+                <w:shd w:val="clear" w:color="auto" w:fill="C9C9C9"/>
                 <w:lang w:eastAsia="zh-CN"/>
               </w:rPr>
               <w:t>₂</w:t>
@@ -25078,7 +25093,7 @@
                 <w:rFonts w:ascii="Times New Roman" w:eastAsia="宋体" w:hAnsi="Times New Roman" w:cs="Times New Roman"/>
                 <w:sz w:val="21"/>
                 <w:szCs w:val="21"/>
-                <w:shd w:val="clear" w:color="auto" w:fill="A6A6A6"/>
+                <w:shd w:val="clear" w:color="auto" w:fill="C9C9C9"/>
                 <w:lang w:eastAsia="zh-CN"/>
               </w:rPr>
               <w:t>2</w:t>
@@ -25089,7 +25104,7 @@
                 <w:i/>
                 <w:sz w:val="21"/>
                 <w:szCs w:val="21"/>
-                <w:shd w:val="clear" w:color="auto" w:fill="A6A6A6"/>
+                <w:shd w:val="clear" w:color="auto" w:fill="C9C9C9"/>
                 <w:lang w:eastAsia="zh-CN"/>
               </w:rPr>
               <w:t>a</w:t>
@@ -25129,7 +25144,7 @@
                 <w:i/>
                 <w:sz w:val="21"/>
                 <w:szCs w:val="21"/>
-                <w:shd w:val="clear" w:color="auto" w:fill="A6A6A6"/>
+                <w:shd w:val="clear" w:color="auto" w:fill="C9C9C9"/>
                 <w:lang w:eastAsia="zh-CN"/>
               </w:rPr>
               <w:t>B</w:t>
@@ -25139,7 +25154,7 @@
                 <w:rFonts w:ascii="Times New Roman" w:eastAsia="宋体" w:hAnsi="Times New Roman" w:cs="Times New Roman"/>
                 <w:sz w:val="21"/>
                 <w:szCs w:val="21"/>
-                <w:shd w:val="clear" w:color="auto" w:fill="A6A6A6"/>
+                <w:shd w:val="clear" w:color="auto" w:fill="C9C9C9"/>
                 <w:lang w:eastAsia="zh-CN"/>
               </w:rPr>
               <w:t>₁</w:t>
@@ -25150,7 +25165,7 @@
                 <w:i/>
                 <w:sz w:val="21"/>
                 <w:szCs w:val="21"/>
-                <w:shd w:val="clear" w:color="auto" w:fill="A6A6A6"/>
+                <w:shd w:val="clear" w:color="auto" w:fill="C9C9C9"/>
                 <w:lang w:eastAsia="zh-CN"/>
               </w:rPr>
               <w:t>B</w:t>
@@ -25160,7 +25175,7 @@
                 <w:rFonts w:ascii="Times New Roman" w:eastAsia="宋体" w:hAnsi="Times New Roman" w:cs="Times New Roman"/>
                 <w:sz w:val="21"/>
                 <w:szCs w:val="21"/>
-                <w:shd w:val="clear" w:color="auto" w:fill="A6A6A6"/>
+                <w:shd w:val="clear" w:color="auto" w:fill="C9C9C9"/>
                 <w:lang w:eastAsia="zh-CN"/>
               </w:rPr>
               <w:t>₂</w:t>
@@ -25179,7 +25194,7 @@
                 <w:rFonts w:ascii="Times New Roman" w:eastAsia="宋体" w:hAnsi="Times New Roman" w:cs="Times New Roman"/>
                 <w:sz w:val="21"/>
                 <w:szCs w:val="21"/>
-                <w:shd w:val="clear" w:color="auto" w:fill="A6A6A6"/>
+                <w:shd w:val="clear" w:color="auto" w:fill="C9C9C9"/>
                 <w:lang w:eastAsia="zh-CN"/>
               </w:rPr>
               <w:t>2</w:t>
@@ -25190,7 +25205,7 @@
                 <w:i/>
                 <w:sz w:val="21"/>
                 <w:szCs w:val="21"/>
-                <w:shd w:val="clear" w:color="auto" w:fill="A6A6A6"/>
+                <w:shd w:val="clear" w:color="auto" w:fill="C9C9C9"/>
                 <w:lang w:eastAsia="zh-CN"/>
               </w:rPr>
               <w:t>b</w:t>
@@ -25230,7 +25245,7 @@
                 <w:i/>
                 <w:sz w:val="21"/>
                 <w:szCs w:val="21"/>
-                <w:shd w:val="clear" w:color="auto" w:fill="A6A6A6"/>
+                <w:shd w:val="clear" w:color="auto" w:fill="C9C9C9"/>
                 <w:lang w:eastAsia="zh-CN"/>
               </w:rPr>
               <w:t>a</w:t>
@@ -25250,7 +25265,7 @@
                 <w:i/>
                 <w:sz w:val="21"/>
                 <w:szCs w:val="21"/>
-                <w:shd w:val="clear" w:color="auto" w:fill="A6A6A6"/>
+                <w:shd w:val="clear" w:color="auto" w:fill="C9C9C9"/>
                 <w:lang w:eastAsia="zh-CN"/>
               </w:rPr>
               <w:t>b</w:t>
@@ -25347,7 +25362,7 @@
                 <w:i/>
                 <w:sz w:val="21"/>
                 <w:szCs w:val="21"/>
-                <w:shd w:val="clear" w:color="auto" w:fill="A6A6A6"/>
+                <w:shd w:val="clear" w:color="auto" w:fill="C9C9C9"/>
               </w:rPr>
               <w:t>e</w:t>
             </w:r>
@@ -25356,7 +25371,7 @@
                 <w:rFonts w:ascii="Times New Roman" w:eastAsia="宋体" w:hAnsi="Times New Roman" w:cs="Times New Roman"/>
                 <w:sz w:val="21"/>
                 <w:szCs w:val="21"/>
-                <w:shd w:val="clear" w:color="auto" w:fill="A6A6A6"/>
+                <w:shd w:val="clear" w:color="auto" w:fill="C9C9C9"/>
               </w:rPr>
               <w:t>=</w:t>
             </w:r>
@@ -25366,7 +25381,7 @@
                 <w:i/>
                 <w:sz w:val="21"/>
                 <w:szCs w:val="21"/>
-                <w:shd w:val="clear" w:color="auto" w:fill="A6A6A6"/>
+                <w:shd w:val="clear" w:color="auto" w:fill="C9C9C9"/>
               </w:rPr>
               <w:t>c</w:t>
             </w:r>
@@ -25375,7 +25390,7 @@
                 <w:rFonts w:ascii="Times New Roman" w:eastAsia="宋体" w:hAnsi="Times New Roman" w:cs="Times New Roman"/>
                 <w:sz w:val="21"/>
                 <w:szCs w:val="21"/>
-                <w:shd w:val="clear" w:color="auto" w:fill="A6A6A6"/>
+                <w:shd w:val="clear" w:color="auto" w:fill="C9C9C9"/>
               </w:rPr>
               <w:t>/</w:t>
             </w:r>
@@ -25385,7 +25400,7 @@
                 <w:i/>
                 <w:sz w:val="21"/>
                 <w:szCs w:val="21"/>
-                <w:shd w:val="clear" w:color="auto" w:fill="A6A6A6"/>
+                <w:shd w:val="clear" w:color="auto" w:fill="C9C9C9"/>
               </w:rPr>
               <w:t>a</w:t>
             </w:r>
@@ -25394,7 +25409,7 @@
                 <w:rFonts w:ascii="Times New Roman" w:eastAsia="宋体" w:hAnsi="Times New Roman" w:cs="Times New Roman"/>
                 <w:sz w:val="21"/>
                 <w:szCs w:val="21"/>
-                <w:shd w:val="clear" w:color="auto" w:fill="A6A6A6"/>
+                <w:shd w:val="clear" w:color="auto" w:fill="C9C9C9"/>
               </w:rPr>
               <w:t>∈(1,+∞)</w:t>
             </w:r>
@@ -25488,7 +25503,7 @@
                 <w:i/>
                 <w:sz w:val="21"/>
                 <w:szCs w:val="21"/>
-                <w:shd w:val="clear" w:color="auto" w:fill="A6A6A6"/>
+                <w:shd w:val="clear" w:color="auto" w:fill="C9C9C9"/>
               </w:rPr>
               <w:t>y</w:t>
             </w:r>
@@ -25497,7 +25512,7 @@
                 <w:rFonts w:ascii="Times New Roman" w:eastAsia="宋体" w:hAnsi="Times New Roman" w:cs="Times New Roman"/>
                 <w:sz w:val="21"/>
                 <w:szCs w:val="21"/>
-                <w:shd w:val="clear" w:color="auto" w:fill="A6A6A6"/>
+                <w:shd w:val="clear" w:color="auto" w:fill="C9C9C9"/>
               </w:rPr>
               <w:t>=±(</w:t>
             </w:r>
@@ -25507,7 +25522,7 @@
                 <w:i/>
                 <w:sz w:val="21"/>
                 <w:szCs w:val="21"/>
-                <w:shd w:val="clear" w:color="auto" w:fill="A6A6A6"/>
+                <w:shd w:val="clear" w:color="auto" w:fill="C9C9C9"/>
               </w:rPr>
               <w:t>b</w:t>
             </w:r>
@@ -25516,7 +25531,7 @@
                 <w:rFonts w:ascii="Times New Roman" w:eastAsia="宋体" w:hAnsi="Times New Roman" w:cs="Times New Roman"/>
                 <w:sz w:val="21"/>
                 <w:szCs w:val="21"/>
-                <w:shd w:val="clear" w:color="auto" w:fill="A6A6A6"/>
+                <w:shd w:val="clear" w:color="auto" w:fill="C9C9C9"/>
               </w:rPr>
               <w:t>/</w:t>
             </w:r>
@@ -25526,7 +25541,7 @@
                 <w:i/>
                 <w:sz w:val="21"/>
                 <w:szCs w:val="21"/>
-                <w:shd w:val="clear" w:color="auto" w:fill="A6A6A6"/>
+                <w:shd w:val="clear" w:color="auto" w:fill="C9C9C9"/>
               </w:rPr>
               <w:t>a</w:t>
             </w:r>
@@ -25535,7 +25550,7 @@
                 <w:rFonts w:ascii="Times New Roman" w:eastAsia="宋体" w:hAnsi="Times New Roman" w:cs="Times New Roman"/>
                 <w:sz w:val="21"/>
                 <w:szCs w:val="21"/>
-                <w:shd w:val="clear" w:color="auto" w:fill="A6A6A6"/>
+                <w:shd w:val="clear" w:color="auto" w:fill="C9C9C9"/>
               </w:rPr>
               <w:t>)</w:t>
             </w:r>
@@ -25545,7 +25560,7 @@
                 <w:i/>
                 <w:sz w:val="21"/>
                 <w:szCs w:val="21"/>
-                <w:shd w:val="clear" w:color="auto" w:fill="A6A6A6"/>
+                <w:shd w:val="clear" w:color="auto" w:fill="C9C9C9"/>
               </w:rPr>
               <w:t>x</w:t>
             </w:r>
@@ -25581,7 +25596,7 @@
                 <w:i/>
                 <w:sz w:val="21"/>
                 <w:szCs w:val="21"/>
-                <w:shd w:val="clear" w:color="auto" w:fill="A6A6A6"/>
+                <w:shd w:val="clear" w:color="auto" w:fill="C9C9C9"/>
               </w:rPr>
               <w:t>y</w:t>
             </w:r>
@@ -25590,7 +25605,7 @@
                 <w:rFonts w:ascii="Times New Roman" w:eastAsia="宋体" w:hAnsi="Times New Roman" w:cs="Times New Roman"/>
                 <w:sz w:val="21"/>
                 <w:szCs w:val="21"/>
-                <w:shd w:val="clear" w:color="auto" w:fill="A6A6A6"/>
+                <w:shd w:val="clear" w:color="auto" w:fill="C9C9C9"/>
               </w:rPr>
               <w:t>=±(</w:t>
             </w:r>
@@ -25600,7 +25615,7 @@
                 <w:i/>
                 <w:sz w:val="21"/>
                 <w:szCs w:val="21"/>
-                <w:shd w:val="clear" w:color="auto" w:fill="A6A6A6"/>
+                <w:shd w:val="clear" w:color="auto" w:fill="C9C9C9"/>
               </w:rPr>
               <w:t>a</w:t>
             </w:r>
@@ -25609,7 +25624,7 @@
                 <w:rFonts w:ascii="Times New Roman" w:eastAsia="宋体" w:hAnsi="Times New Roman" w:cs="Times New Roman"/>
                 <w:sz w:val="21"/>
                 <w:szCs w:val="21"/>
-                <w:shd w:val="clear" w:color="auto" w:fill="A6A6A6"/>
+                <w:shd w:val="clear" w:color="auto" w:fill="C9C9C9"/>
               </w:rPr>
               <w:t>/</w:t>
             </w:r>
@@ -25619,7 +25634,7 @@
                 <w:i/>
                 <w:sz w:val="21"/>
                 <w:szCs w:val="21"/>
-                <w:shd w:val="clear" w:color="auto" w:fill="A6A6A6"/>
+                <w:shd w:val="clear" w:color="auto" w:fill="C9C9C9"/>
               </w:rPr>
               <w:t>b</w:t>
             </w:r>
@@ -25628,7 +25643,7 @@
                 <w:rFonts w:ascii="Times New Roman" w:eastAsia="宋体" w:hAnsi="Times New Roman" w:cs="Times New Roman"/>
                 <w:sz w:val="21"/>
                 <w:szCs w:val="21"/>
-                <w:shd w:val="clear" w:color="auto" w:fill="A6A6A6"/>
+                <w:shd w:val="clear" w:color="auto" w:fill="C9C9C9"/>
               </w:rPr>
               <w:t>)</w:t>
             </w:r>
@@ -25638,7 +25653,7 @@
                 <w:i/>
                 <w:sz w:val="21"/>
                 <w:szCs w:val="21"/>
-                <w:shd w:val="clear" w:color="auto" w:fill="A6A6A6"/>
+                <w:shd w:val="clear" w:color="auto" w:fill="C9C9C9"/>
               </w:rPr>
               <w:t>x</w:t>
             </w:r>
@@ -25696,7 +25711,7 @@
           <w:rFonts w:ascii="Times New Roman" w:eastAsia="宋体" w:hAnsi="Times New Roman" w:cs="Times New Roman"/>
           <w:sz w:val="21"/>
           <w:szCs w:val="21"/>
-          <w:shd w:val="clear" w:color="auto" w:fill="A6A6A6"/>
+          <w:shd w:val="clear" w:color="auto" w:fill="C9C9C9"/>
           <w:lang w:eastAsia="zh-CN"/>
         </w:rPr>
         <w:t>实轴长与虚轴长相等</w:t>
@@ -25774,7 +25789,7 @@
           <w:i/>
           <w:sz w:val="21"/>
           <w:szCs w:val="21"/>
-          <w:shd w:val="clear" w:color="auto" w:fill="A6A6A6"/>
+          <w:shd w:val="clear" w:color="auto" w:fill="C9C9C9"/>
           <w:lang w:eastAsia="zh-CN"/>
         </w:rPr>
         <w:t>x</w:t>
@@ -25784,7 +25799,7 @@
           <w:rFonts w:ascii="Times New Roman" w:eastAsia="宋体" w:hAnsi="Times New Roman" w:cs="Times New Roman"/>
           <w:sz w:val="21"/>
           <w:szCs w:val="21"/>
-          <w:shd w:val="clear" w:color="auto" w:fill="A6A6A6"/>
+          <w:shd w:val="clear" w:color="auto" w:fill="C9C9C9"/>
           <w:lang w:eastAsia="zh-CN"/>
         </w:rPr>
         <w:t>²-</w:t>
@@ -25795,7 +25810,7 @@
           <w:i/>
           <w:sz w:val="21"/>
           <w:szCs w:val="21"/>
-          <w:shd w:val="clear" w:color="auto" w:fill="A6A6A6"/>
+          <w:shd w:val="clear" w:color="auto" w:fill="C9C9C9"/>
           <w:lang w:eastAsia="zh-CN"/>
         </w:rPr>
         <w:t>y</w:t>
@@ -25805,7 +25820,7 @@
           <w:rFonts w:ascii="Times New Roman" w:eastAsia="宋体" w:hAnsi="Times New Roman" w:cs="Times New Roman"/>
           <w:sz w:val="21"/>
           <w:szCs w:val="21"/>
-          <w:shd w:val="clear" w:color="auto" w:fill="A6A6A6"/>
+          <w:shd w:val="clear" w:color="auto" w:fill="C9C9C9"/>
           <w:lang w:eastAsia="zh-CN"/>
         </w:rPr>
         <w:t>²=</w:t>
@@ -25815,7 +25830,7 @@
           <w:rFonts w:ascii="Times New Roman" w:eastAsia="宋体" w:hAnsi="Times New Roman" w:cs="Times New Roman"/>
           <w:sz w:val="21"/>
           <w:szCs w:val="21"/>
-          <w:shd w:val="clear" w:color="auto" w:fill="A6A6A6"/>
+          <w:shd w:val="clear" w:color="auto" w:fill="C9C9C9"/>
         </w:rPr>
         <w:t>λ</w:t>
       </w:r>
@@ -25824,7 +25839,7 @@
           <w:rFonts w:ascii="Times New Roman" w:eastAsia="宋体" w:hAnsi="Times New Roman" w:cs="Times New Roman"/>
           <w:sz w:val="21"/>
           <w:szCs w:val="21"/>
-          <w:shd w:val="clear" w:color="auto" w:fill="A6A6A6"/>
+          <w:shd w:val="clear" w:color="auto" w:fill="C9C9C9"/>
           <w:lang w:eastAsia="zh-CN"/>
         </w:rPr>
         <w:t>(</w:t>
@@ -25834,7 +25849,7 @@
           <w:rFonts w:ascii="Times New Roman" w:eastAsia="宋体" w:hAnsi="Times New Roman" w:cs="Times New Roman"/>
           <w:sz w:val="21"/>
           <w:szCs w:val="21"/>
-          <w:shd w:val="clear" w:color="auto" w:fill="A6A6A6"/>
+          <w:shd w:val="clear" w:color="auto" w:fill="C9C9C9"/>
         </w:rPr>
         <w:t>λ</w:t>
       </w:r>
@@ -25843,7 +25858,7 @@
           <w:rFonts w:ascii="Times New Roman" w:eastAsia="宋体" w:hAnsi="Times New Roman" w:cs="Times New Roman"/>
           <w:sz w:val="21"/>
           <w:szCs w:val="21"/>
-          <w:shd w:val="clear" w:color="auto" w:fill="A6A6A6"/>
+          <w:shd w:val="clear" w:color="auto" w:fill="C9C9C9"/>
           <w:lang w:eastAsia="zh-CN"/>
         </w:rPr>
         <w:t>≠0)</w:t>
@@ -25892,7 +25907,7 @@
           <w:i/>
           <w:sz w:val="21"/>
           <w:szCs w:val="21"/>
-          <w:shd w:val="clear" w:color="auto" w:fill="A6A6A6"/>
+          <w:shd w:val="clear" w:color="auto" w:fill="C9C9C9"/>
           <w:lang w:eastAsia="zh-CN"/>
         </w:rPr>
         <w:t>y</w:t>
@@ -25902,7 +25917,7 @@
           <w:rFonts w:ascii="Times New Roman" w:eastAsia="宋体" w:hAnsi="Times New Roman" w:cs="Times New Roman"/>
           <w:sz w:val="21"/>
           <w:szCs w:val="21"/>
-          <w:shd w:val="clear" w:color="auto" w:fill="A6A6A6"/>
+          <w:shd w:val="clear" w:color="auto" w:fill="C9C9C9"/>
           <w:lang w:eastAsia="zh-CN"/>
         </w:rPr>
         <w:t>=±</w:t>
@@ -25913,7 +25928,7 @@
           <w:i/>
           <w:sz w:val="21"/>
           <w:szCs w:val="21"/>
-          <w:shd w:val="clear" w:color="auto" w:fill="A6A6A6"/>
+          <w:shd w:val="clear" w:color="auto" w:fill="C9C9C9"/>
           <w:lang w:eastAsia="zh-CN"/>
         </w:rPr>
         <w:t>x</w:t>
@@ -25961,7 +25976,7 @@
           <w:rFonts w:ascii="Times New Roman" w:eastAsia="宋体" w:hAnsi="Times New Roman" w:cs="Times New Roman"/>
           <w:sz w:val="21"/>
           <w:szCs w:val="21"/>
-          <w:shd w:val="clear" w:color="auto" w:fill="A6A6A6"/>
+          <w:shd w:val="clear" w:color="auto" w:fill="C9C9C9"/>
           <w:lang w:eastAsia="zh-CN"/>
         </w:rPr>
         <w:t>2</w:t>
@@ -25972,7 +25987,7 @@
           <w:i/>
           <w:sz w:val="21"/>
           <w:szCs w:val="21"/>
-          <w:shd w:val="clear" w:color="auto" w:fill="A6A6A6"/>
+          <w:shd w:val="clear" w:color="auto" w:fill="C9C9C9"/>
           <w:lang w:eastAsia="zh-CN"/>
         </w:rPr>
         <w:t>a</w:t>
@@ -25992,7 +26007,7 @@
           <w:i/>
           <w:sz w:val="21"/>
           <w:szCs w:val="21"/>
-          <w:shd w:val="clear" w:color="auto" w:fill="A6A6A6"/>
+          <w:shd w:val="clear" w:color="auto" w:fill="C9C9C9"/>
           <w:lang w:eastAsia="zh-CN"/>
         </w:rPr>
         <w:t>e</w:t>
@@ -26002,7 +26017,7 @@
           <w:rFonts w:ascii="Times New Roman" w:eastAsia="宋体" w:hAnsi="Times New Roman" w:cs="Times New Roman"/>
           <w:sz w:val="21"/>
           <w:szCs w:val="21"/>
-          <w:shd w:val="clear" w:color="auto" w:fill="A6A6A6"/>
+          <w:shd w:val="clear" w:color="auto" w:fill="C9C9C9"/>
           <w:lang w:eastAsia="zh-CN"/>
         </w:rPr>
         <w:t>=√2</w:t>
@@ -26030,9 +26045,10 @@
         <w:rPr>
           <w:rFonts w:ascii="Times New Roman" w:eastAsia="宋体" w:hAnsi="Times New Roman" w:cs="Times New Roman"/>
           <w:b/>
-          <w:sz w:val="21"/>
-          <w:szCs w:val="21"/>
+          <w:sz w:val="24"/>
+          <w:szCs w:val="24"/>
           <w:lang w:eastAsia="zh-CN"/>
+          <w:shd w:val="clear" w:color="auto" w:fill="C9C9C9"/>
         </w:rPr>
         <w:t xml:space="preserve">2.7 </w:t>
       </w:r>
@@ -26040,8 +26056,8 @@
         <w:rPr>
           <w:rFonts w:ascii="Times New Roman" w:eastAsia="宋体" w:hAnsi="Times New Roman" w:cs="Times New Roman"/>
           <w:b/>
-          <w:sz w:val="21"/>
-          <w:szCs w:val="21"/>
+          <w:sz w:val="24"/>
+          <w:szCs w:val="24"/>
           <w:lang w:eastAsia="zh-CN"/>
         </w:rPr>
         <w:t>抛物线及其方程</w:t>
@@ -26060,9 +26076,10 @@
         <w:rPr>
           <w:rFonts w:ascii="Times New Roman" w:eastAsia="宋体" w:hAnsi="Times New Roman" w:cs="Times New Roman"/>
           <w:b/>
-          <w:sz w:val="21"/>
-          <w:szCs w:val="21"/>
+          <w:sz w:val="24"/>
+          <w:szCs w:val="24"/>
           <w:lang w:eastAsia="zh-CN"/>
+          <w:shd w:val="clear" w:color="auto" w:fill="C9C9C9"/>
         </w:rPr>
         <w:t xml:space="preserve">2.7.1 </w:t>
       </w:r>
@@ -26070,8 +26087,8 @@
         <w:rPr>
           <w:rFonts w:ascii="Times New Roman" w:eastAsia="宋体" w:hAnsi="Times New Roman" w:cs="Times New Roman"/>
           <w:b/>
-          <w:sz w:val="21"/>
-          <w:szCs w:val="21"/>
+          <w:sz w:val="24"/>
+          <w:szCs w:val="24"/>
           <w:lang w:eastAsia="zh-CN"/>
         </w:rPr>
         <w:t>抛物线的标准方程</w:t>
@@ -26193,7 +26210,7 @@
           <w:rFonts w:ascii="Times New Roman" w:eastAsia="宋体" w:hAnsi="Times New Roman" w:cs="Times New Roman"/>
           <w:sz w:val="21"/>
           <w:szCs w:val="21"/>
-          <w:shd w:val="clear" w:color="auto" w:fill="A6A6A6"/>
+          <w:shd w:val="clear" w:color="auto" w:fill="C9C9C9"/>
           <w:lang w:eastAsia="zh-CN"/>
         </w:rPr>
         <w:t>距离相等</w:t>
@@ -26371,7 +26388,7 @@
           <w:rFonts w:ascii="Times New Roman" w:eastAsia="宋体" w:hAnsi="Times New Roman" w:cs="Times New Roman"/>
           <w:sz w:val="21"/>
           <w:szCs w:val="21"/>
-          <w:shd w:val="clear" w:color="auto" w:fill="A6A6A6"/>
+          <w:shd w:val="clear" w:color="auto" w:fill="C9C9C9"/>
           <w:lang w:eastAsia="zh-CN"/>
         </w:rPr>
         <w:t>不是。当定点</w:t>
@@ -26382,7 +26399,7 @@
           <w:i/>
           <w:sz w:val="21"/>
           <w:szCs w:val="21"/>
-          <w:shd w:val="clear" w:color="auto" w:fill="A6A6A6"/>
+          <w:shd w:val="clear" w:color="auto" w:fill="C9C9C9"/>
           <w:lang w:eastAsia="zh-CN"/>
         </w:rPr>
         <w:t>F</w:t>
@@ -26392,7 +26409,7 @@
           <w:rFonts w:ascii="Times New Roman" w:eastAsia="宋体" w:hAnsi="Times New Roman" w:cs="Times New Roman"/>
           <w:sz w:val="21"/>
           <w:szCs w:val="21"/>
-          <w:shd w:val="clear" w:color="auto" w:fill="A6A6A6"/>
+          <w:shd w:val="clear" w:color="auto" w:fill="C9C9C9"/>
           <w:lang w:eastAsia="zh-CN"/>
         </w:rPr>
         <w:t>在直线</w:t>
@@ -26403,7 +26420,7 @@
           <w:i/>
           <w:sz w:val="21"/>
           <w:szCs w:val="21"/>
-          <w:shd w:val="clear" w:color="auto" w:fill="A6A6A6"/>
+          <w:shd w:val="clear" w:color="auto" w:fill="C9C9C9"/>
           <w:lang w:eastAsia="zh-CN"/>
         </w:rPr>
         <w:t>l</w:t>
@@ -26413,7 +26430,7 @@
           <w:rFonts w:ascii="Times New Roman" w:eastAsia="宋体" w:hAnsi="Times New Roman" w:cs="Times New Roman"/>
           <w:sz w:val="21"/>
           <w:szCs w:val="21"/>
-          <w:shd w:val="clear" w:color="auto" w:fill="A6A6A6"/>
+          <w:shd w:val="clear" w:color="auto" w:fill="C9C9C9"/>
           <w:lang w:eastAsia="zh-CN"/>
         </w:rPr>
         <w:t>上时，动点轨迹是与</w:t>
@@ -26424,7 +26441,7 @@
           <w:i/>
           <w:sz w:val="21"/>
           <w:szCs w:val="21"/>
-          <w:shd w:val="clear" w:color="auto" w:fill="A6A6A6"/>
+          <w:shd w:val="clear" w:color="auto" w:fill="C9C9C9"/>
           <w:lang w:eastAsia="zh-CN"/>
         </w:rPr>
         <w:t>l</w:t>
@@ -26434,7 +26451,7 @@
           <w:rFonts w:ascii="Times New Roman" w:eastAsia="宋体" w:hAnsi="Times New Roman" w:cs="Times New Roman"/>
           <w:sz w:val="21"/>
           <w:szCs w:val="21"/>
-          <w:shd w:val="clear" w:color="auto" w:fill="A6A6A6"/>
+          <w:shd w:val="clear" w:color="auto" w:fill="C9C9C9"/>
           <w:lang w:eastAsia="zh-CN"/>
         </w:rPr>
         <w:t>垂直的直线</w:t>
@@ -26735,7 +26752,7 @@
                 <w:i/>
                 <w:sz w:val="21"/>
                 <w:szCs w:val="21"/>
-                <w:shd w:val="clear" w:color="auto" w:fill="A6A6A6"/>
+                <w:shd w:val="clear" w:color="auto" w:fill="C9C9C9"/>
               </w:rPr>
               <w:t>y</w:t>
             </w:r>
@@ -26744,7 +26761,7 @@
                 <w:rFonts w:ascii="Times New Roman" w:eastAsia="宋体" w:hAnsi="Times New Roman" w:cs="Times New Roman"/>
                 <w:sz w:val="21"/>
                 <w:szCs w:val="21"/>
-                <w:shd w:val="clear" w:color="auto" w:fill="A6A6A6"/>
+                <w:shd w:val="clear" w:color="auto" w:fill="C9C9C9"/>
               </w:rPr>
               <w:t>²=2</w:t>
             </w:r>
@@ -26754,7 +26771,7 @@
                 <w:i/>
                 <w:sz w:val="21"/>
                 <w:szCs w:val="21"/>
-                <w:shd w:val="clear" w:color="auto" w:fill="A6A6A6"/>
+                <w:shd w:val="clear" w:color="auto" w:fill="C9C9C9"/>
               </w:rPr>
               <w:t>px</w:t>
             </w:r>
@@ -26763,7 +26780,7 @@
                 <w:rFonts w:ascii="Times New Roman" w:eastAsia="宋体" w:hAnsi="Times New Roman" w:cs="Times New Roman"/>
                 <w:sz w:val="21"/>
                 <w:szCs w:val="21"/>
-                <w:shd w:val="clear" w:color="auto" w:fill="A6A6A6"/>
+                <w:shd w:val="clear" w:color="auto" w:fill="C9C9C9"/>
               </w:rPr>
               <w:t>(</w:t>
             </w:r>
@@ -26773,7 +26790,7 @@
                 <w:i/>
                 <w:sz w:val="21"/>
                 <w:szCs w:val="21"/>
-                <w:shd w:val="clear" w:color="auto" w:fill="A6A6A6"/>
+                <w:shd w:val="clear" w:color="auto" w:fill="C9C9C9"/>
               </w:rPr>
               <w:t>p</w:t>
             </w:r>
@@ -26782,7 +26799,7 @@
                 <w:rFonts w:ascii="Times New Roman" w:eastAsia="宋体" w:hAnsi="Times New Roman" w:cs="Times New Roman"/>
                 <w:sz w:val="21"/>
                 <w:szCs w:val="21"/>
-                <w:shd w:val="clear" w:color="auto" w:fill="A6A6A6"/>
+                <w:shd w:val="clear" w:color="auto" w:fill="C9C9C9"/>
               </w:rPr>
               <w:t>&gt;0)</w:t>
             </w:r>
@@ -26817,7 +26834,7 @@
                 <w:rFonts w:ascii="Times New Roman" w:eastAsia="宋体" w:hAnsi="Times New Roman" w:cs="Times New Roman"/>
                 <w:sz w:val="21"/>
                 <w:szCs w:val="21"/>
-                <w:shd w:val="clear" w:color="auto" w:fill="A6A6A6"/>
+                <w:shd w:val="clear" w:color="auto" w:fill="C9C9C9"/>
               </w:rPr>
               <w:t>(</w:t>
             </w:r>
@@ -26827,7 +26844,7 @@
                 <w:i/>
                 <w:sz w:val="21"/>
                 <w:szCs w:val="21"/>
-                <w:shd w:val="clear" w:color="auto" w:fill="A6A6A6"/>
+                <w:shd w:val="clear" w:color="auto" w:fill="C9C9C9"/>
               </w:rPr>
               <w:t>p</w:t>
             </w:r>
@@ -26836,7 +26853,7 @@
                 <w:rFonts w:ascii="Times New Roman" w:eastAsia="宋体" w:hAnsi="Times New Roman" w:cs="Times New Roman"/>
                 <w:sz w:val="21"/>
                 <w:szCs w:val="21"/>
-                <w:shd w:val="clear" w:color="auto" w:fill="A6A6A6"/>
+                <w:shd w:val="clear" w:color="auto" w:fill="C9C9C9"/>
               </w:rPr>
               <w:t>/2,0)</w:t>
             </w:r>
@@ -26872,7 +26889,7 @@
                 <w:i/>
                 <w:sz w:val="21"/>
                 <w:szCs w:val="21"/>
-                <w:shd w:val="clear" w:color="auto" w:fill="A6A6A6"/>
+                <w:shd w:val="clear" w:color="auto" w:fill="C9C9C9"/>
               </w:rPr>
               <w:t>x</w:t>
             </w:r>
@@ -26881,7 +26898,7 @@
                 <w:rFonts w:ascii="Times New Roman" w:eastAsia="宋体" w:hAnsi="Times New Roman" w:cs="Times New Roman"/>
                 <w:sz w:val="21"/>
                 <w:szCs w:val="21"/>
-                <w:shd w:val="clear" w:color="auto" w:fill="A6A6A6"/>
+                <w:shd w:val="clear" w:color="auto" w:fill="C9C9C9"/>
               </w:rPr>
               <w:t>=-</w:t>
             </w:r>
@@ -26891,7 +26908,7 @@
                 <w:i/>
                 <w:sz w:val="21"/>
                 <w:szCs w:val="21"/>
-                <w:shd w:val="clear" w:color="auto" w:fill="A6A6A6"/>
+                <w:shd w:val="clear" w:color="auto" w:fill="C9C9C9"/>
               </w:rPr>
               <w:t>p</w:t>
             </w:r>
@@ -26900,7 +26917,7 @@
                 <w:rFonts w:ascii="Times New Roman" w:eastAsia="宋体" w:hAnsi="Times New Roman" w:cs="Times New Roman"/>
                 <w:sz w:val="21"/>
                 <w:szCs w:val="21"/>
-                <w:shd w:val="clear" w:color="auto" w:fill="A6A6A6"/>
+                <w:shd w:val="clear" w:color="auto" w:fill="C9C9C9"/>
               </w:rPr>
               <w:t>/2</w:t>
             </w:r>
@@ -27009,7 +27026,7 @@
                 <w:i/>
                 <w:sz w:val="21"/>
                 <w:szCs w:val="21"/>
-                <w:shd w:val="clear" w:color="auto" w:fill="A6A6A6"/>
+                <w:shd w:val="clear" w:color="auto" w:fill="C9C9C9"/>
               </w:rPr>
               <w:t>y</w:t>
             </w:r>
@@ -27018,7 +27035,7 @@
                 <w:rFonts w:ascii="Times New Roman" w:eastAsia="宋体" w:hAnsi="Times New Roman" w:cs="Times New Roman"/>
                 <w:sz w:val="21"/>
                 <w:szCs w:val="21"/>
-                <w:shd w:val="clear" w:color="auto" w:fill="A6A6A6"/>
+                <w:shd w:val="clear" w:color="auto" w:fill="C9C9C9"/>
               </w:rPr>
               <w:t>²=-2</w:t>
             </w:r>
@@ -27028,7 +27045,7 @@
                 <w:i/>
                 <w:sz w:val="21"/>
                 <w:szCs w:val="21"/>
-                <w:shd w:val="clear" w:color="auto" w:fill="A6A6A6"/>
+                <w:shd w:val="clear" w:color="auto" w:fill="C9C9C9"/>
               </w:rPr>
               <w:t>px</w:t>
             </w:r>
@@ -27037,7 +27054,7 @@
                 <w:rFonts w:ascii="Times New Roman" w:eastAsia="宋体" w:hAnsi="Times New Roman" w:cs="Times New Roman"/>
                 <w:sz w:val="21"/>
                 <w:szCs w:val="21"/>
-                <w:shd w:val="clear" w:color="auto" w:fill="A6A6A6"/>
+                <w:shd w:val="clear" w:color="auto" w:fill="C9C9C9"/>
               </w:rPr>
               <w:t>(</w:t>
             </w:r>
@@ -27047,7 +27064,7 @@
                 <w:i/>
                 <w:sz w:val="21"/>
                 <w:szCs w:val="21"/>
-                <w:shd w:val="clear" w:color="auto" w:fill="A6A6A6"/>
+                <w:shd w:val="clear" w:color="auto" w:fill="C9C9C9"/>
               </w:rPr>
               <w:t>p</w:t>
             </w:r>
@@ -27056,7 +27073,7 @@
                 <w:rFonts w:ascii="Times New Roman" w:eastAsia="宋体" w:hAnsi="Times New Roman" w:cs="Times New Roman"/>
                 <w:sz w:val="21"/>
                 <w:szCs w:val="21"/>
-                <w:shd w:val="clear" w:color="auto" w:fill="A6A6A6"/>
+                <w:shd w:val="clear" w:color="auto" w:fill="C9C9C9"/>
               </w:rPr>
               <w:t>&gt;0)</w:t>
             </w:r>
@@ -27091,7 +27108,7 @@
                 <w:rFonts w:ascii="Times New Roman" w:eastAsia="宋体" w:hAnsi="Times New Roman" w:cs="Times New Roman"/>
                 <w:sz w:val="21"/>
                 <w:szCs w:val="21"/>
-                <w:shd w:val="clear" w:color="auto" w:fill="A6A6A6"/>
+                <w:shd w:val="clear" w:color="auto" w:fill="C9C9C9"/>
               </w:rPr>
               <w:t>(-</w:t>
             </w:r>
@@ -27101,7 +27118,7 @@
                 <w:i/>
                 <w:sz w:val="21"/>
                 <w:szCs w:val="21"/>
-                <w:shd w:val="clear" w:color="auto" w:fill="A6A6A6"/>
+                <w:shd w:val="clear" w:color="auto" w:fill="C9C9C9"/>
               </w:rPr>
               <w:t>p</w:t>
             </w:r>
@@ -27110,7 +27127,7 @@
                 <w:rFonts w:ascii="Times New Roman" w:eastAsia="宋体" w:hAnsi="Times New Roman" w:cs="Times New Roman"/>
                 <w:sz w:val="21"/>
                 <w:szCs w:val="21"/>
-                <w:shd w:val="clear" w:color="auto" w:fill="A6A6A6"/>
+                <w:shd w:val="clear" w:color="auto" w:fill="C9C9C9"/>
               </w:rPr>
               <w:t>/2,0)</w:t>
             </w:r>
@@ -27146,7 +27163,7 @@
                 <w:i/>
                 <w:sz w:val="21"/>
                 <w:szCs w:val="21"/>
-                <w:shd w:val="clear" w:color="auto" w:fill="A6A6A6"/>
+                <w:shd w:val="clear" w:color="auto" w:fill="C9C9C9"/>
               </w:rPr>
               <w:t>x</w:t>
             </w:r>
@@ -27155,7 +27172,7 @@
                 <w:rFonts w:ascii="Times New Roman" w:eastAsia="宋体" w:hAnsi="Times New Roman" w:cs="Times New Roman"/>
                 <w:sz w:val="21"/>
                 <w:szCs w:val="21"/>
-                <w:shd w:val="clear" w:color="auto" w:fill="A6A6A6"/>
+                <w:shd w:val="clear" w:color="auto" w:fill="C9C9C9"/>
               </w:rPr>
               <w:t>=</w:t>
             </w:r>
@@ -27165,7 +27182,7 @@
                 <w:i/>
                 <w:sz w:val="21"/>
                 <w:szCs w:val="21"/>
-                <w:shd w:val="clear" w:color="auto" w:fill="A6A6A6"/>
+                <w:shd w:val="clear" w:color="auto" w:fill="C9C9C9"/>
               </w:rPr>
               <w:t>p</w:t>
             </w:r>
@@ -27174,7 +27191,7 @@
                 <w:rFonts w:ascii="Times New Roman" w:eastAsia="宋体" w:hAnsi="Times New Roman" w:cs="Times New Roman"/>
                 <w:sz w:val="21"/>
                 <w:szCs w:val="21"/>
-                <w:shd w:val="clear" w:color="auto" w:fill="A6A6A6"/>
+                <w:shd w:val="clear" w:color="auto" w:fill="C9C9C9"/>
               </w:rPr>
               <w:t>/2</w:t>
             </w:r>
@@ -27283,7 +27300,7 @@
                 <w:i/>
                 <w:sz w:val="21"/>
                 <w:szCs w:val="21"/>
-                <w:shd w:val="clear" w:color="auto" w:fill="A6A6A6"/>
+                <w:shd w:val="clear" w:color="auto" w:fill="C9C9C9"/>
               </w:rPr>
               <w:t>x</w:t>
             </w:r>
@@ -27292,7 +27309,7 @@
                 <w:rFonts w:ascii="Times New Roman" w:eastAsia="宋体" w:hAnsi="Times New Roman" w:cs="Times New Roman"/>
                 <w:sz w:val="21"/>
                 <w:szCs w:val="21"/>
-                <w:shd w:val="clear" w:color="auto" w:fill="A6A6A6"/>
+                <w:shd w:val="clear" w:color="auto" w:fill="C9C9C9"/>
               </w:rPr>
               <w:t>²=2</w:t>
             </w:r>
@@ -27302,7 +27319,7 @@
                 <w:i/>
                 <w:sz w:val="21"/>
                 <w:szCs w:val="21"/>
-                <w:shd w:val="clear" w:color="auto" w:fill="A6A6A6"/>
+                <w:shd w:val="clear" w:color="auto" w:fill="C9C9C9"/>
               </w:rPr>
               <w:t>py</w:t>
             </w:r>
@@ -27311,7 +27328,7 @@
                 <w:rFonts w:ascii="Times New Roman" w:eastAsia="宋体" w:hAnsi="Times New Roman" w:cs="Times New Roman"/>
                 <w:sz w:val="21"/>
                 <w:szCs w:val="21"/>
-                <w:shd w:val="clear" w:color="auto" w:fill="A6A6A6"/>
+                <w:shd w:val="clear" w:color="auto" w:fill="C9C9C9"/>
               </w:rPr>
               <w:t>(</w:t>
             </w:r>
@@ -27321,7 +27338,7 @@
                 <w:i/>
                 <w:sz w:val="21"/>
                 <w:szCs w:val="21"/>
-                <w:shd w:val="clear" w:color="auto" w:fill="A6A6A6"/>
+                <w:shd w:val="clear" w:color="auto" w:fill="C9C9C9"/>
               </w:rPr>
               <w:t>p</w:t>
             </w:r>
@@ -27330,7 +27347,7 @@
                 <w:rFonts w:ascii="Times New Roman" w:eastAsia="宋体" w:hAnsi="Times New Roman" w:cs="Times New Roman"/>
                 <w:sz w:val="21"/>
                 <w:szCs w:val="21"/>
-                <w:shd w:val="clear" w:color="auto" w:fill="A6A6A6"/>
+                <w:shd w:val="clear" w:color="auto" w:fill="C9C9C9"/>
               </w:rPr>
               <w:t>&gt;0)</w:t>
             </w:r>
@@ -27365,7 +27382,7 @@
                 <w:rFonts w:ascii="Times New Roman" w:eastAsia="宋体" w:hAnsi="Times New Roman" w:cs="Times New Roman"/>
                 <w:sz w:val="21"/>
                 <w:szCs w:val="21"/>
-                <w:shd w:val="clear" w:color="auto" w:fill="A6A6A6"/>
+                <w:shd w:val="clear" w:color="auto" w:fill="C9C9C9"/>
               </w:rPr>
               <w:t>(0,</w:t>
             </w:r>
@@ -27375,7 +27392,7 @@
                 <w:i/>
                 <w:sz w:val="21"/>
                 <w:szCs w:val="21"/>
-                <w:shd w:val="clear" w:color="auto" w:fill="A6A6A6"/>
+                <w:shd w:val="clear" w:color="auto" w:fill="C9C9C9"/>
               </w:rPr>
               <w:t>p</w:t>
             </w:r>
@@ -27384,7 +27401,7 @@
                 <w:rFonts w:ascii="Times New Roman" w:eastAsia="宋体" w:hAnsi="Times New Roman" w:cs="Times New Roman"/>
                 <w:sz w:val="21"/>
                 <w:szCs w:val="21"/>
-                <w:shd w:val="clear" w:color="auto" w:fill="A6A6A6"/>
+                <w:shd w:val="clear" w:color="auto" w:fill="C9C9C9"/>
               </w:rPr>
               <w:t>/2)</w:t>
             </w:r>
@@ -27420,7 +27437,7 @@
                 <w:i/>
                 <w:sz w:val="21"/>
                 <w:szCs w:val="21"/>
-                <w:shd w:val="clear" w:color="auto" w:fill="A6A6A6"/>
+                <w:shd w:val="clear" w:color="auto" w:fill="C9C9C9"/>
               </w:rPr>
               <w:t>y</w:t>
             </w:r>
@@ -27429,7 +27446,7 @@
                 <w:rFonts w:ascii="Times New Roman" w:eastAsia="宋体" w:hAnsi="Times New Roman" w:cs="Times New Roman"/>
                 <w:sz w:val="21"/>
                 <w:szCs w:val="21"/>
-                <w:shd w:val="clear" w:color="auto" w:fill="A6A6A6"/>
+                <w:shd w:val="clear" w:color="auto" w:fill="C9C9C9"/>
               </w:rPr>
               <w:t>=-</w:t>
             </w:r>
@@ -27439,7 +27456,7 @@
                 <w:i/>
                 <w:sz w:val="21"/>
                 <w:szCs w:val="21"/>
-                <w:shd w:val="clear" w:color="auto" w:fill="A6A6A6"/>
+                <w:shd w:val="clear" w:color="auto" w:fill="C9C9C9"/>
               </w:rPr>
               <w:t>p</w:t>
             </w:r>
@@ -27448,7 +27465,7 @@
                 <w:rFonts w:ascii="Times New Roman" w:eastAsia="宋体" w:hAnsi="Times New Roman" w:cs="Times New Roman"/>
                 <w:sz w:val="21"/>
                 <w:szCs w:val="21"/>
-                <w:shd w:val="clear" w:color="auto" w:fill="A6A6A6"/>
+                <w:shd w:val="clear" w:color="auto" w:fill="C9C9C9"/>
               </w:rPr>
               <w:t>/2</w:t>
             </w:r>
@@ -27557,7 +27574,7 @@
                 <w:i/>
                 <w:sz w:val="21"/>
                 <w:szCs w:val="21"/>
-                <w:shd w:val="clear" w:color="auto" w:fill="A6A6A6"/>
+                <w:shd w:val="clear" w:color="auto" w:fill="C9C9C9"/>
               </w:rPr>
               <w:t>x</w:t>
             </w:r>
@@ -27566,7 +27583,7 @@
                 <w:rFonts w:ascii="Times New Roman" w:eastAsia="宋体" w:hAnsi="Times New Roman" w:cs="Times New Roman"/>
                 <w:sz w:val="21"/>
                 <w:szCs w:val="21"/>
-                <w:shd w:val="clear" w:color="auto" w:fill="A6A6A6"/>
+                <w:shd w:val="clear" w:color="auto" w:fill="C9C9C9"/>
               </w:rPr>
               <w:t>²=-2</w:t>
             </w:r>
@@ -27576,7 +27593,7 @@
                 <w:i/>
                 <w:sz w:val="21"/>
                 <w:szCs w:val="21"/>
-                <w:shd w:val="clear" w:color="auto" w:fill="A6A6A6"/>
+                <w:shd w:val="clear" w:color="auto" w:fill="C9C9C9"/>
               </w:rPr>
               <w:t>py</w:t>
             </w:r>
@@ -27585,7 +27602,7 @@
                 <w:rFonts w:ascii="Times New Roman" w:eastAsia="宋体" w:hAnsi="Times New Roman" w:cs="Times New Roman"/>
                 <w:sz w:val="21"/>
                 <w:szCs w:val="21"/>
-                <w:shd w:val="clear" w:color="auto" w:fill="A6A6A6"/>
+                <w:shd w:val="clear" w:color="auto" w:fill="C9C9C9"/>
               </w:rPr>
               <w:t>(</w:t>
             </w:r>
@@ -27595,7 +27612,7 @@
                 <w:i/>
                 <w:sz w:val="21"/>
                 <w:szCs w:val="21"/>
-                <w:shd w:val="clear" w:color="auto" w:fill="A6A6A6"/>
+                <w:shd w:val="clear" w:color="auto" w:fill="C9C9C9"/>
               </w:rPr>
               <w:t>p</w:t>
             </w:r>
@@ -27604,7 +27621,7 @@
                 <w:rFonts w:ascii="Times New Roman" w:eastAsia="宋体" w:hAnsi="Times New Roman" w:cs="Times New Roman"/>
                 <w:sz w:val="21"/>
                 <w:szCs w:val="21"/>
-                <w:shd w:val="clear" w:color="auto" w:fill="A6A6A6"/>
+                <w:shd w:val="clear" w:color="auto" w:fill="C9C9C9"/>
               </w:rPr>
               <w:t>&gt;0)</w:t>
             </w:r>
@@ -27639,7 +27656,7 @@
                 <w:rFonts w:ascii="Times New Roman" w:eastAsia="宋体" w:hAnsi="Times New Roman" w:cs="Times New Roman"/>
                 <w:sz w:val="21"/>
                 <w:szCs w:val="21"/>
-                <w:shd w:val="clear" w:color="auto" w:fill="A6A6A6"/>
+                <w:shd w:val="clear" w:color="auto" w:fill="C9C9C9"/>
               </w:rPr>
               <w:t>(0,-</w:t>
             </w:r>
@@ -27649,7 +27666,7 @@
                 <w:i/>
                 <w:sz w:val="21"/>
                 <w:szCs w:val="21"/>
-                <w:shd w:val="clear" w:color="auto" w:fill="A6A6A6"/>
+                <w:shd w:val="clear" w:color="auto" w:fill="C9C9C9"/>
               </w:rPr>
               <w:t>p</w:t>
             </w:r>
@@ -27658,7 +27675,7 @@
                 <w:rFonts w:ascii="Times New Roman" w:eastAsia="宋体" w:hAnsi="Times New Roman" w:cs="Times New Roman"/>
                 <w:sz w:val="21"/>
                 <w:szCs w:val="21"/>
-                <w:shd w:val="clear" w:color="auto" w:fill="A6A6A6"/>
+                <w:shd w:val="clear" w:color="auto" w:fill="C9C9C9"/>
               </w:rPr>
               <w:t>/2)</w:t>
             </w:r>
@@ -27694,7 +27711,7 @@
                 <w:i/>
                 <w:sz w:val="21"/>
                 <w:szCs w:val="21"/>
-                <w:shd w:val="clear" w:color="auto" w:fill="A6A6A6"/>
+                <w:shd w:val="clear" w:color="auto" w:fill="C9C9C9"/>
               </w:rPr>
               <w:t>y</w:t>
             </w:r>
@@ -27703,7 +27720,7 @@
                 <w:rFonts w:ascii="Times New Roman" w:eastAsia="宋体" w:hAnsi="Times New Roman" w:cs="Times New Roman"/>
                 <w:sz w:val="21"/>
                 <w:szCs w:val="21"/>
-                <w:shd w:val="clear" w:color="auto" w:fill="A6A6A6"/>
+                <w:shd w:val="clear" w:color="auto" w:fill="C9C9C9"/>
               </w:rPr>
               <w:t>=</w:t>
             </w:r>
@@ -27713,7 +27730,7 @@
                 <w:i/>
                 <w:sz w:val="21"/>
                 <w:szCs w:val="21"/>
-                <w:shd w:val="clear" w:color="auto" w:fill="A6A6A6"/>
+                <w:shd w:val="clear" w:color="auto" w:fill="C9C9C9"/>
               </w:rPr>
               <w:t>p</w:t>
             </w:r>
@@ -27722,7 +27739,7 @@
                 <w:rFonts w:ascii="Times New Roman" w:eastAsia="宋体" w:hAnsi="Times New Roman" w:cs="Times New Roman"/>
                 <w:sz w:val="21"/>
                 <w:szCs w:val="21"/>
-                <w:shd w:val="clear" w:color="auto" w:fill="A6A6A6"/>
+                <w:shd w:val="clear" w:color="auto" w:fill="C9C9C9"/>
               </w:rPr>
               <w:t>/2</w:t>
             </w:r>
@@ -27742,8 +27759,9 @@
         <w:rPr>
           <w:rFonts w:ascii="Times New Roman" w:eastAsia="宋体" w:hAnsi="Times New Roman" w:cs="Times New Roman"/>
           <w:b/>
-          <w:sz w:val="21"/>
-          <w:szCs w:val="21"/>
+          <w:sz w:val="24"/>
+          <w:szCs w:val="24"/>
+          <w:shd w:val="clear" w:color="auto" w:fill="C9C9C9"/>
         </w:rPr>
         <w:t xml:space="preserve">2.7.2 </w:t>
       </w:r>
@@ -27751,8 +27769,8 @@
         <w:rPr>
           <w:rFonts w:ascii="Times New Roman" w:eastAsia="宋体" w:hAnsi="Times New Roman" w:cs="Times New Roman"/>
           <w:b/>
-          <w:sz w:val="21"/>
-          <w:szCs w:val="21"/>
+          <w:sz w:val="24"/>
+          <w:szCs w:val="24"/>
         </w:rPr>
         <w:t>抛物线的几何性质</w:t>
       </w:r>
@@ -27886,7 +27904,7 @@
                 <w:i/>
                 <w:sz w:val="21"/>
                 <w:szCs w:val="21"/>
-                <w:shd w:val="clear" w:color="auto" w:fill="A6A6A6"/>
+                <w:shd w:val="clear" w:color="auto" w:fill="C9C9C9"/>
               </w:rPr>
               <w:t>y</w:t>
             </w:r>
@@ -27895,7 +27913,7 @@
                 <w:rFonts w:ascii="Times New Roman" w:eastAsia="宋体" w:hAnsi="Times New Roman" w:cs="Times New Roman"/>
                 <w:sz w:val="21"/>
                 <w:szCs w:val="21"/>
-                <w:shd w:val="clear" w:color="auto" w:fill="A6A6A6"/>
+                <w:shd w:val="clear" w:color="auto" w:fill="C9C9C9"/>
               </w:rPr>
               <w:t>²=2</w:t>
             </w:r>
@@ -27905,7 +27923,7 @@
                 <w:i/>
                 <w:sz w:val="21"/>
                 <w:szCs w:val="21"/>
-                <w:shd w:val="clear" w:color="auto" w:fill="A6A6A6"/>
+                <w:shd w:val="clear" w:color="auto" w:fill="C9C9C9"/>
               </w:rPr>
               <w:t>px</w:t>
             </w:r>
@@ -27914,7 +27932,7 @@
                 <w:rFonts w:ascii="Times New Roman" w:eastAsia="宋体" w:hAnsi="Times New Roman" w:cs="Times New Roman"/>
                 <w:sz w:val="21"/>
                 <w:szCs w:val="21"/>
-                <w:shd w:val="clear" w:color="auto" w:fill="A6A6A6"/>
+                <w:shd w:val="clear" w:color="auto" w:fill="C9C9C9"/>
               </w:rPr>
               <w:t>(</w:t>
             </w:r>
@@ -27924,7 +27942,7 @@
                 <w:i/>
                 <w:sz w:val="21"/>
                 <w:szCs w:val="21"/>
-                <w:shd w:val="clear" w:color="auto" w:fill="A6A6A6"/>
+                <w:shd w:val="clear" w:color="auto" w:fill="C9C9C9"/>
               </w:rPr>
               <w:t>p</w:t>
             </w:r>
@@ -27933,7 +27951,7 @@
                 <w:rFonts w:ascii="Times New Roman" w:eastAsia="宋体" w:hAnsi="Times New Roman" w:cs="Times New Roman"/>
                 <w:sz w:val="21"/>
                 <w:szCs w:val="21"/>
-                <w:shd w:val="clear" w:color="auto" w:fill="A6A6A6"/>
+                <w:shd w:val="clear" w:color="auto" w:fill="C9C9C9"/>
               </w:rPr>
               <w:t>&gt;0)</w:t>
             </w:r>
@@ -27969,7 +27987,7 @@
                 <w:i/>
                 <w:sz w:val="21"/>
                 <w:szCs w:val="21"/>
-                <w:shd w:val="clear" w:color="auto" w:fill="A6A6A6"/>
+                <w:shd w:val="clear" w:color="auto" w:fill="C9C9C9"/>
               </w:rPr>
               <w:t>y</w:t>
             </w:r>
@@ -27978,7 +27996,7 @@
                 <w:rFonts w:ascii="Times New Roman" w:eastAsia="宋体" w:hAnsi="Times New Roman" w:cs="Times New Roman"/>
                 <w:sz w:val="21"/>
                 <w:szCs w:val="21"/>
-                <w:shd w:val="clear" w:color="auto" w:fill="A6A6A6"/>
+                <w:shd w:val="clear" w:color="auto" w:fill="C9C9C9"/>
               </w:rPr>
               <w:t>²=-2</w:t>
             </w:r>
@@ -27988,7 +28006,7 @@
                 <w:i/>
                 <w:sz w:val="21"/>
                 <w:szCs w:val="21"/>
-                <w:shd w:val="clear" w:color="auto" w:fill="A6A6A6"/>
+                <w:shd w:val="clear" w:color="auto" w:fill="C9C9C9"/>
               </w:rPr>
               <w:t>px</w:t>
             </w:r>
@@ -27997,7 +28015,7 @@
                 <w:rFonts w:ascii="Times New Roman" w:eastAsia="宋体" w:hAnsi="Times New Roman" w:cs="Times New Roman"/>
                 <w:sz w:val="21"/>
                 <w:szCs w:val="21"/>
-                <w:shd w:val="clear" w:color="auto" w:fill="A6A6A6"/>
+                <w:shd w:val="clear" w:color="auto" w:fill="C9C9C9"/>
               </w:rPr>
               <w:t>(</w:t>
             </w:r>
@@ -28007,7 +28025,7 @@
                 <w:i/>
                 <w:sz w:val="21"/>
                 <w:szCs w:val="21"/>
-                <w:shd w:val="clear" w:color="auto" w:fill="A6A6A6"/>
+                <w:shd w:val="clear" w:color="auto" w:fill="C9C9C9"/>
               </w:rPr>
               <w:t>p</w:t>
             </w:r>
@@ -28016,7 +28034,7 @@
                 <w:rFonts w:ascii="Times New Roman" w:eastAsia="宋体" w:hAnsi="Times New Roman" w:cs="Times New Roman"/>
                 <w:sz w:val="21"/>
                 <w:szCs w:val="21"/>
-                <w:shd w:val="clear" w:color="auto" w:fill="A6A6A6"/>
+                <w:shd w:val="clear" w:color="auto" w:fill="C9C9C9"/>
               </w:rPr>
               <w:t>&gt;0)</w:t>
             </w:r>
@@ -28052,7 +28070,7 @@
                 <w:i/>
                 <w:sz w:val="21"/>
                 <w:szCs w:val="21"/>
-                <w:shd w:val="clear" w:color="auto" w:fill="A6A6A6"/>
+                <w:shd w:val="clear" w:color="auto" w:fill="C9C9C9"/>
               </w:rPr>
               <w:t>x</w:t>
             </w:r>
@@ -28061,7 +28079,7 @@
                 <w:rFonts w:ascii="Times New Roman" w:eastAsia="宋体" w:hAnsi="Times New Roman" w:cs="Times New Roman"/>
                 <w:sz w:val="21"/>
                 <w:szCs w:val="21"/>
-                <w:shd w:val="clear" w:color="auto" w:fill="A6A6A6"/>
+                <w:shd w:val="clear" w:color="auto" w:fill="C9C9C9"/>
               </w:rPr>
               <w:t>²=2</w:t>
             </w:r>
@@ -28071,7 +28089,7 @@
                 <w:i/>
                 <w:sz w:val="21"/>
                 <w:szCs w:val="21"/>
-                <w:shd w:val="clear" w:color="auto" w:fill="A6A6A6"/>
+                <w:shd w:val="clear" w:color="auto" w:fill="C9C9C9"/>
               </w:rPr>
               <w:t>py</w:t>
             </w:r>
@@ -28080,7 +28098,7 @@
                 <w:rFonts w:ascii="Times New Roman" w:eastAsia="宋体" w:hAnsi="Times New Roman" w:cs="Times New Roman"/>
                 <w:sz w:val="21"/>
                 <w:szCs w:val="21"/>
-                <w:shd w:val="clear" w:color="auto" w:fill="A6A6A6"/>
+                <w:shd w:val="clear" w:color="auto" w:fill="C9C9C9"/>
               </w:rPr>
               <w:t>(</w:t>
             </w:r>
@@ -28090,7 +28108,7 @@
                 <w:i/>
                 <w:sz w:val="21"/>
                 <w:szCs w:val="21"/>
-                <w:shd w:val="clear" w:color="auto" w:fill="A6A6A6"/>
+                <w:shd w:val="clear" w:color="auto" w:fill="C9C9C9"/>
               </w:rPr>
               <w:t>p</w:t>
             </w:r>
@@ -28099,7 +28117,7 @@
                 <w:rFonts w:ascii="Times New Roman" w:eastAsia="宋体" w:hAnsi="Times New Roman" w:cs="Times New Roman"/>
                 <w:sz w:val="21"/>
                 <w:szCs w:val="21"/>
-                <w:shd w:val="clear" w:color="auto" w:fill="A6A6A6"/>
+                <w:shd w:val="clear" w:color="auto" w:fill="C9C9C9"/>
               </w:rPr>
               <w:t>&gt;0)</w:t>
             </w:r>
@@ -28135,7 +28153,7 @@
                 <w:i/>
                 <w:sz w:val="21"/>
                 <w:szCs w:val="21"/>
-                <w:shd w:val="clear" w:color="auto" w:fill="A6A6A6"/>
+                <w:shd w:val="clear" w:color="auto" w:fill="C9C9C9"/>
               </w:rPr>
               <w:t>x</w:t>
             </w:r>
@@ -28144,7 +28162,7 @@
                 <w:rFonts w:ascii="Times New Roman" w:eastAsia="宋体" w:hAnsi="Times New Roman" w:cs="Times New Roman"/>
                 <w:sz w:val="21"/>
                 <w:szCs w:val="21"/>
-                <w:shd w:val="clear" w:color="auto" w:fill="A6A6A6"/>
+                <w:shd w:val="clear" w:color="auto" w:fill="C9C9C9"/>
               </w:rPr>
               <w:t>²=-2</w:t>
             </w:r>
@@ -28154,7 +28172,7 @@
                 <w:i/>
                 <w:sz w:val="21"/>
                 <w:szCs w:val="21"/>
-                <w:shd w:val="clear" w:color="auto" w:fill="A6A6A6"/>
+                <w:shd w:val="clear" w:color="auto" w:fill="C9C9C9"/>
               </w:rPr>
               <w:t>py</w:t>
             </w:r>
@@ -28163,7 +28181,7 @@
                 <w:rFonts w:ascii="Times New Roman" w:eastAsia="宋体" w:hAnsi="Times New Roman" w:cs="Times New Roman"/>
                 <w:sz w:val="21"/>
                 <w:szCs w:val="21"/>
-                <w:shd w:val="clear" w:color="auto" w:fill="A6A6A6"/>
+                <w:shd w:val="clear" w:color="auto" w:fill="C9C9C9"/>
               </w:rPr>
               <w:t>(</w:t>
             </w:r>
@@ -28173,7 +28191,7 @@
                 <w:i/>
                 <w:sz w:val="21"/>
                 <w:szCs w:val="21"/>
-                <w:shd w:val="clear" w:color="auto" w:fill="A6A6A6"/>
+                <w:shd w:val="clear" w:color="auto" w:fill="C9C9C9"/>
               </w:rPr>
               <w:t>p</w:t>
             </w:r>
@@ -28182,7 +28200,7 @@
                 <w:rFonts w:ascii="Times New Roman" w:eastAsia="宋体" w:hAnsi="Times New Roman" w:cs="Times New Roman"/>
                 <w:sz w:val="21"/>
                 <w:szCs w:val="21"/>
-                <w:shd w:val="clear" w:color="auto" w:fill="A6A6A6"/>
+                <w:shd w:val="clear" w:color="auto" w:fill="C9C9C9"/>
               </w:rPr>
               <w:t>&gt;0)</w:t>
             </w:r>
@@ -28244,7 +28262,7 @@
                 <w:i/>
                 <w:sz w:val="21"/>
                 <w:szCs w:val="21"/>
-                <w:shd w:val="clear" w:color="auto" w:fill="A6A6A6"/>
+                <w:shd w:val="clear" w:color="auto" w:fill="C9C9C9"/>
                 <w:lang w:eastAsia="zh-CN"/>
               </w:rPr>
               <w:t>p</w:t>
@@ -28254,7 +28272,7 @@
                 <w:rFonts w:ascii="Times New Roman" w:eastAsia="宋体" w:hAnsi="Times New Roman" w:cs="Times New Roman"/>
                 <w:sz w:val="21"/>
                 <w:szCs w:val="21"/>
-                <w:shd w:val="clear" w:color="auto" w:fill="A6A6A6"/>
+                <w:shd w:val="clear" w:color="auto" w:fill="C9C9C9"/>
                 <w:lang w:eastAsia="zh-CN"/>
               </w:rPr>
               <w:t>的几何意义：焦点</w:t>
@@ -28265,7 +28283,7 @@
                 <w:i/>
                 <w:sz w:val="21"/>
                 <w:szCs w:val="21"/>
-                <w:shd w:val="clear" w:color="auto" w:fill="A6A6A6"/>
+                <w:shd w:val="clear" w:color="auto" w:fill="C9C9C9"/>
                 <w:lang w:eastAsia="zh-CN"/>
               </w:rPr>
               <w:t>F</w:t>
@@ -28275,7 +28293,7 @@
                 <w:rFonts w:ascii="Times New Roman" w:eastAsia="宋体" w:hAnsi="Times New Roman" w:cs="Times New Roman"/>
                 <w:sz w:val="21"/>
                 <w:szCs w:val="21"/>
-                <w:shd w:val="clear" w:color="auto" w:fill="A6A6A6"/>
+                <w:shd w:val="clear" w:color="auto" w:fill="C9C9C9"/>
                 <w:lang w:eastAsia="zh-CN"/>
               </w:rPr>
               <w:t>到准线</w:t>
@@ -28286,7 +28304,7 @@
                 <w:i/>
                 <w:sz w:val="21"/>
                 <w:szCs w:val="21"/>
-                <w:shd w:val="clear" w:color="auto" w:fill="A6A6A6"/>
+                <w:shd w:val="clear" w:color="auto" w:fill="C9C9C9"/>
                 <w:lang w:eastAsia="zh-CN"/>
               </w:rPr>
               <w:t>l</w:t>
@@ -28296,7 +28314,7 @@
                 <w:rFonts w:ascii="Times New Roman" w:eastAsia="宋体" w:hAnsi="Times New Roman" w:cs="Times New Roman"/>
                 <w:sz w:val="21"/>
                 <w:szCs w:val="21"/>
-                <w:shd w:val="clear" w:color="auto" w:fill="A6A6A6"/>
+                <w:shd w:val="clear" w:color="auto" w:fill="C9C9C9"/>
                 <w:lang w:eastAsia="zh-CN"/>
               </w:rPr>
               <w:t>的距离</w:t>
@@ -28689,7 +28707,7 @@
                 <w:i/>
                 <w:sz w:val="21"/>
                 <w:szCs w:val="21"/>
-                <w:shd w:val="clear" w:color="auto" w:fill="A6A6A6"/>
+                <w:shd w:val="clear" w:color="auto" w:fill="C9C9C9"/>
               </w:rPr>
               <w:t>x</w:t>
             </w:r>
@@ -28698,7 +28716,7 @@
                 <w:rFonts w:ascii="Times New Roman" w:eastAsia="宋体" w:hAnsi="Times New Roman" w:cs="Times New Roman"/>
                 <w:sz w:val="21"/>
                 <w:szCs w:val="21"/>
-                <w:shd w:val="clear" w:color="auto" w:fill="A6A6A6"/>
+                <w:shd w:val="clear" w:color="auto" w:fill="C9C9C9"/>
               </w:rPr>
               <w:t>≥0</w:t>
             </w:r>
@@ -28707,7 +28725,7 @@
                 <w:rFonts w:ascii="Times New Roman" w:eastAsia="宋体" w:hAnsi="Times New Roman" w:cs="Times New Roman"/>
                 <w:sz w:val="21"/>
                 <w:szCs w:val="21"/>
-                <w:shd w:val="clear" w:color="auto" w:fill="A6A6A6"/>
+                <w:shd w:val="clear" w:color="auto" w:fill="C9C9C9"/>
               </w:rPr>
               <w:t>，</w:t>
             </w:r>
@@ -28717,7 +28735,7 @@
                 <w:i/>
                 <w:sz w:val="21"/>
                 <w:szCs w:val="21"/>
-                <w:shd w:val="clear" w:color="auto" w:fill="A6A6A6"/>
+                <w:shd w:val="clear" w:color="auto" w:fill="C9C9C9"/>
               </w:rPr>
               <w:t>y</w:t>
             </w:r>
@@ -28726,7 +28744,7 @@
                 <w:rFonts w:ascii="Times New Roman" w:eastAsia="宋体" w:hAnsi="Times New Roman" w:cs="Times New Roman"/>
                 <w:sz w:val="21"/>
                 <w:szCs w:val="21"/>
-                <w:shd w:val="clear" w:color="auto" w:fill="A6A6A6"/>
+                <w:shd w:val="clear" w:color="auto" w:fill="C9C9C9"/>
               </w:rPr>
               <w:t>∈</w:t>
             </w:r>
@@ -28736,7 +28754,7 @@
                 <w:i/>
                 <w:sz w:val="21"/>
                 <w:szCs w:val="21"/>
-                <w:shd w:val="clear" w:color="auto" w:fill="A6A6A6"/>
+                <w:shd w:val="clear" w:color="auto" w:fill="C9C9C9"/>
               </w:rPr>
               <w:t>R</w:t>
             </w:r>
@@ -28772,7 +28790,7 @@
                 <w:i/>
                 <w:sz w:val="21"/>
                 <w:szCs w:val="21"/>
-                <w:shd w:val="clear" w:color="auto" w:fill="A6A6A6"/>
+                <w:shd w:val="clear" w:color="auto" w:fill="C9C9C9"/>
               </w:rPr>
               <w:t>x</w:t>
             </w:r>
@@ -28781,7 +28799,7 @@
                 <w:rFonts w:ascii="Times New Roman" w:eastAsia="宋体" w:hAnsi="Times New Roman" w:cs="Times New Roman"/>
                 <w:sz w:val="21"/>
                 <w:szCs w:val="21"/>
-                <w:shd w:val="clear" w:color="auto" w:fill="A6A6A6"/>
+                <w:shd w:val="clear" w:color="auto" w:fill="C9C9C9"/>
               </w:rPr>
               <w:t>≤0</w:t>
             </w:r>
@@ -28790,7 +28808,7 @@
                 <w:rFonts w:ascii="Times New Roman" w:eastAsia="宋体" w:hAnsi="Times New Roman" w:cs="Times New Roman"/>
                 <w:sz w:val="21"/>
                 <w:szCs w:val="21"/>
-                <w:shd w:val="clear" w:color="auto" w:fill="A6A6A6"/>
+                <w:shd w:val="clear" w:color="auto" w:fill="C9C9C9"/>
               </w:rPr>
               <w:t>，</w:t>
             </w:r>
@@ -28800,7 +28818,7 @@
                 <w:i/>
                 <w:sz w:val="21"/>
                 <w:szCs w:val="21"/>
-                <w:shd w:val="clear" w:color="auto" w:fill="A6A6A6"/>
+                <w:shd w:val="clear" w:color="auto" w:fill="C9C9C9"/>
               </w:rPr>
               <w:t>y</w:t>
             </w:r>
@@ -28809,7 +28827,7 @@
                 <w:rFonts w:ascii="Times New Roman" w:eastAsia="宋体" w:hAnsi="Times New Roman" w:cs="Times New Roman"/>
                 <w:sz w:val="21"/>
                 <w:szCs w:val="21"/>
-                <w:shd w:val="clear" w:color="auto" w:fill="A6A6A6"/>
+                <w:shd w:val="clear" w:color="auto" w:fill="C9C9C9"/>
               </w:rPr>
               <w:t>∈</w:t>
             </w:r>
@@ -28819,7 +28837,7 @@
                 <w:i/>
                 <w:sz w:val="21"/>
                 <w:szCs w:val="21"/>
-                <w:shd w:val="clear" w:color="auto" w:fill="A6A6A6"/>
+                <w:shd w:val="clear" w:color="auto" w:fill="C9C9C9"/>
               </w:rPr>
               <w:t>R</w:t>
             </w:r>
@@ -28855,7 +28873,7 @@
                 <w:i/>
                 <w:sz w:val="21"/>
                 <w:szCs w:val="21"/>
-                <w:shd w:val="clear" w:color="auto" w:fill="A6A6A6"/>
+                <w:shd w:val="clear" w:color="auto" w:fill="C9C9C9"/>
               </w:rPr>
               <w:t>x</w:t>
             </w:r>
@@ -28864,7 +28882,7 @@
                 <w:rFonts w:ascii="Times New Roman" w:eastAsia="宋体" w:hAnsi="Times New Roman" w:cs="Times New Roman"/>
                 <w:sz w:val="21"/>
                 <w:szCs w:val="21"/>
-                <w:shd w:val="clear" w:color="auto" w:fill="A6A6A6"/>
+                <w:shd w:val="clear" w:color="auto" w:fill="C9C9C9"/>
               </w:rPr>
               <w:t>∈</w:t>
             </w:r>
@@ -28874,7 +28892,7 @@
                 <w:i/>
                 <w:sz w:val="21"/>
                 <w:szCs w:val="21"/>
-                <w:shd w:val="clear" w:color="auto" w:fill="A6A6A6"/>
+                <w:shd w:val="clear" w:color="auto" w:fill="C9C9C9"/>
               </w:rPr>
               <w:t>R</w:t>
             </w:r>
@@ -28883,7 +28901,7 @@
                 <w:rFonts w:ascii="Times New Roman" w:eastAsia="宋体" w:hAnsi="Times New Roman" w:cs="Times New Roman"/>
                 <w:sz w:val="21"/>
                 <w:szCs w:val="21"/>
-                <w:shd w:val="clear" w:color="auto" w:fill="A6A6A6"/>
+                <w:shd w:val="clear" w:color="auto" w:fill="C9C9C9"/>
               </w:rPr>
               <w:t>，</w:t>
             </w:r>
@@ -28893,7 +28911,7 @@
                 <w:i/>
                 <w:sz w:val="21"/>
                 <w:szCs w:val="21"/>
-                <w:shd w:val="clear" w:color="auto" w:fill="A6A6A6"/>
+                <w:shd w:val="clear" w:color="auto" w:fill="C9C9C9"/>
               </w:rPr>
               <w:t>y</w:t>
             </w:r>
@@ -28902,7 +28920,7 @@
                 <w:rFonts w:ascii="Times New Roman" w:eastAsia="宋体" w:hAnsi="Times New Roman" w:cs="Times New Roman"/>
                 <w:sz w:val="21"/>
                 <w:szCs w:val="21"/>
-                <w:shd w:val="clear" w:color="auto" w:fill="A6A6A6"/>
+                <w:shd w:val="clear" w:color="auto" w:fill="C9C9C9"/>
               </w:rPr>
               <w:t>≥0</w:t>
             </w:r>
@@ -28938,7 +28956,7 @@
                 <w:i/>
                 <w:sz w:val="21"/>
                 <w:szCs w:val="21"/>
-                <w:shd w:val="clear" w:color="auto" w:fill="A6A6A6"/>
+                <w:shd w:val="clear" w:color="auto" w:fill="C9C9C9"/>
               </w:rPr>
               <w:t>x</w:t>
             </w:r>
@@ -28947,7 +28965,7 @@
                 <w:rFonts w:ascii="Times New Roman" w:eastAsia="宋体" w:hAnsi="Times New Roman" w:cs="Times New Roman"/>
                 <w:sz w:val="21"/>
                 <w:szCs w:val="21"/>
-                <w:shd w:val="clear" w:color="auto" w:fill="A6A6A6"/>
+                <w:shd w:val="clear" w:color="auto" w:fill="C9C9C9"/>
               </w:rPr>
               <w:t>∈</w:t>
             </w:r>
@@ -28957,7 +28975,7 @@
                 <w:i/>
                 <w:sz w:val="21"/>
                 <w:szCs w:val="21"/>
-                <w:shd w:val="clear" w:color="auto" w:fill="A6A6A6"/>
+                <w:shd w:val="clear" w:color="auto" w:fill="C9C9C9"/>
               </w:rPr>
               <w:t>R</w:t>
             </w:r>
@@ -28966,7 +28984,7 @@
                 <w:rFonts w:ascii="Times New Roman" w:eastAsia="宋体" w:hAnsi="Times New Roman" w:cs="Times New Roman"/>
                 <w:sz w:val="21"/>
                 <w:szCs w:val="21"/>
-                <w:shd w:val="clear" w:color="auto" w:fill="A6A6A6"/>
+                <w:shd w:val="clear" w:color="auto" w:fill="C9C9C9"/>
               </w:rPr>
               <w:t>，</w:t>
             </w:r>
@@ -28976,7 +28994,7 @@
                 <w:i/>
                 <w:sz w:val="21"/>
                 <w:szCs w:val="21"/>
-                <w:shd w:val="clear" w:color="auto" w:fill="A6A6A6"/>
+                <w:shd w:val="clear" w:color="auto" w:fill="C9C9C9"/>
               </w:rPr>
               <w:t>y</w:t>
             </w:r>
@@ -28985,7 +29003,7 @@
                 <w:rFonts w:ascii="Times New Roman" w:eastAsia="宋体" w:hAnsi="Times New Roman" w:cs="Times New Roman"/>
                 <w:sz w:val="21"/>
                 <w:szCs w:val="21"/>
-                <w:shd w:val="clear" w:color="auto" w:fill="A6A6A6"/>
+                <w:shd w:val="clear" w:color="auto" w:fill="C9C9C9"/>
               </w:rPr>
               <w:t>≤0</w:t>
             </w:r>
@@ -29059,7 +29077,7 @@
                 <w:i/>
                 <w:sz w:val="21"/>
                 <w:szCs w:val="21"/>
-                <w:shd w:val="clear" w:color="auto" w:fill="A6A6A6"/>
+                <w:shd w:val="clear" w:color="auto" w:fill="C9C9C9"/>
               </w:rPr>
               <w:t>x</w:t>
             </w:r>
@@ -29104,7 +29122,7 @@
                 <w:i/>
                 <w:sz w:val="21"/>
                 <w:szCs w:val="21"/>
-                <w:shd w:val="clear" w:color="auto" w:fill="A6A6A6"/>
+                <w:shd w:val="clear" w:color="auto" w:fill="C9C9C9"/>
               </w:rPr>
               <w:t>y</w:t>
             </w:r>
@@ -29185,7 +29203,7 @@
                 <w:rFonts w:ascii="Times New Roman" w:eastAsia="宋体" w:hAnsi="Times New Roman" w:cs="Times New Roman"/>
                 <w:sz w:val="21"/>
                 <w:szCs w:val="21"/>
-                <w:shd w:val="clear" w:color="auto" w:fill="A6A6A6"/>
+                <w:shd w:val="clear" w:color="auto" w:fill="C9C9C9"/>
               </w:rPr>
               <w:t>坐标原点</w:t>
             </w:r>
@@ -29257,7 +29275,7 @@
                 <w:rFonts w:ascii="Times New Roman" w:eastAsia="宋体" w:hAnsi="Times New Roman" w:cs="Times New Roman"/>
                 <w:sz w:val="21"/>
                 <w:szCs w:val="21"/>
-                <w:shd w:val="clear" w:color="auto" w:fill="A6A6A6"/>
+                <w:shd w:val="clear" w:color="auto" w:fill="C9C9C9"/>
               </w:rPr>
               <w:t>e=1</w:t>
             </w:r>
@@ -29278,9 +29296,10 @@
         <w:rPr>
           <w:rFonts w:ascii="Times New Roman" w:eastAsia="宋体" w:hAnsi="Times New Roman" w:cs="Times New Roman"/>
           <w:b/>
-          <w:sz w:val="21"/>
-          <w:szCs w:val="21"/>
+          <w:sz w:val="24"/>
+          <w:szCs w:val="24"/>
           <w:lang w:eastAsia="zh-CN"/>
+          <w:shd w:val="clear" w:color="auto" w:fill="C9C9C9"/>
         </w:rPr>
         <w:t xml:space="preserve">2.8 </w:t>
       </w:r>
@@ -29288,8 +29307,8 @@
         <w:rPr>
           <w:rFonts w:ascii="Times New Roman" w:eastAsia="宋体" w:hAnsi="Times New Roman" w:cs="Times New Roman"/>
           <w:b/>
-          <w:sz w:val="21"/>
-          <w:szCs w:val="21"/>
+          <w:sz w:val="24"/>
+          <w:szCs w:val="24"/>
           <w:lang w:eastAsia="zh-CN"/>
         </w:rPr>
         <w:t>直线与圆锥曲线的位置关系</w:t>
@@ -30025,7 +30044,7 @@
                 <w:rFonts w:ascii="Times New Roman" w:eastAsia="宋体" w:hAnsi="Times New Roman" w:cs="Times New Roman"/>
                 <w:sz w:val="21"/>
                 <w:szCs w:val="21"/>
-                <w:shd w:val="clear" w:color="auto" w:fill="A6A6A6"/>
+                <w:shd w:val="clear" w:color="auto" w:fill="C9C9C9"/>
               </w:rPr>
               <w:t>两</w:t>
             </w:r>
@@ -30068,7 +30087,7 @@
                 <w:rFonts w:ascii="Times New Roman" w:eastAsia="宋体" w:hAnsi="Times New Roman" w:cs="Times New Roman"/>
                 <w:sz w:val="21"/>
                 <w:szCs w:val="21"/>
-                <w:shd w:val="clear" w:color="auto" w:fill="A6A6A6"/>
+                <w:shd w:val="clear" w:color="auto" w:fill="C9C9C9"/>
               </w:rPr>
               <w:t>Δ</w:t>
             </w:r>
@@ -30077,7 +30096,7 @@
                 <w:rFonts w:ascii="Times New Roman" w:eastAsia="宋体" w:hAnsi="Times New Roman" w:cs="Times New Roman"/>
                 <w:sz w:val="21"/>
                 <w:szCs w:val="21"/>
-                <w:shd w:val="clear" w:color="auto" w:fill="A6A6A6"/>
+                <w:shd w:val="clear" w:color="auto" w:fill="C9C9C9"/>
               </w:rPr>
               <w:t>&gt;0</w:t>
             </w:r>
@@ -30148,7 +30167,7 @@
                 <w:rFonts w:ascii="Times New Roman" w:eastAsia="宋体" w:hAnsi="Times New Roman" w:cs="Times New Roman"/>
                 <w:sz w:val="21"/>
                 <w:szCs w:val="21"/>
-                <w:shd w:val="clear" w:color="auto" w:fill="A6A6A6"/>
+                <w:shd w:val="clear" w:color="auto" w:fill="C9C9C9"/>
               </w:rPr>
               <w:t>一</w:t>
             </w:r>
@@ -30191,7 +30210,7 @@
                 <w:rFonts w:ascii="Times New Roman" w:eastAsia="宋体" w:hAnsi="Times New Roman" w:cs="Times New Roman"/>
                 <w:sz w:val="21"/>
                 <w:szCs w:val="21"/>
-                <w:shd w:val="clear" w:color="auto" w:fill="A6A6A6"/>
+                <w:shd w:val="clear" w:color="auto" w:fill="C9C9C9"/>
               </w:rPr>
               <w:t>Δ</w:t>
             </w:r>
@@ -30200,7 +30219,7 @@
                 <w:rFonts w:ascii="Times New Roman" w:eastAsia="宋体" w:hAnsi="Times New Roman" w:cs="Times New Roman"/>
                 <w:sz w:val="21"/>
                 <w:szCs w:val="21"/>
-                <w:shd w:val="clear" w:color="auto" w:fill="A6A6A6"/>
+                <w:shd w:val="clear" w:color="auto" w:fill="C9C9C9"/>
               </w:rPr>
               <w:t>=0</w:t>
             </w:r>
@@ -30271,7 +30290,7 @@
                 <w:rFonts w:ascii="Times New Roman" w:eastAsia="宋体" w:hAnsi="Times New Roman" w:cs="Times New Roman"/>
                 <w:sz w:val="21"/>
                 <w:szCs w:val="21"/>
-                <w:shd w:val="clear" w:color="auto" w:fill="A6A6A6"/>
+                <w:shd w:val="clear" w:color="auto" w:fill="C9C9C9"/>
               </w:rPr>
               <w:t>无</w:t>
             </w:r>
@@ -30314,7 +30333,7 @@
                 <w:rFonts w:ascii="Times New Roman" w:eastAsia="宋体" w:hAnsi="Times New Roman" w:cs="Times New Roman"/>
                 <w:sz w:val="21"/>
                 <w:szCs w:val="21"/>
-                <w:shd w:val="clear" w:color="auto" w:fill="A6A6A6"/>
+                <w:shd w:val="clear" w:color="auto" w:fill="C9C9C9"/>
               </w:rPr>
               <w:t>Δ</w:t>
             </w:r>
@@ -30323,7 +30342,7 @@
                 <w:rFonts w:ascii="Times New Roman" w:eastAsia="宋体" w:hAnsi="Times New Roman" w:cs="Times New Roman"/>
                 <w:sz w:val="21"/>
                 <w:szCs w:val="21"/>
-                <w:shd w:val="clear" w:color="auto" w:fill="A6A6A6"/>
+                <w:shd w:val="clear" w:color="auto" w:fill="C9C9C9"/>
               </w:rPr>
               <w:t>&lt;0</w:t>
             </w:r>
@@ -30332,9 +30351,10 @@
       </w:tr>
     </w:tbl>
     <w:sectPr>
+      <w:headerReference w:type="default" r:id="rId43"/>
       <w:footerReference w:type="default" r:id="rId40"/>
       <w:pgSz w:w="11906" w:h="16838"/>
-      <w:pgMar w:top="850" w:right="850" w:bottom="850" w:left="850" w:header="850" w:footer="850" w:gutter="0"/>
+      <w:pgMar w:top="850" w:right="850" w:bottom="850" w:left="850" w:header="283" w:footer="850" w:gutter="0"/>
       <w:pgNumType w:start="133"/>
       <w:cols w:space="720"/>
       <w:docGrid w:linePitch="360"/>
@@ -30489,6 +30509,24 @@
     </w:p>
   </w:footnote>
 </w:footnotes>
+</file>
+
+<file path=word/header1.xml><?xml version="1.0" encoding="utf-8"?>
+<w:hdr xmlns:w="http://schemas.openxmlformats.org/wordprocessingml/2006/main">
+  <w:p>
+    <w:pPr>
+      <w:jc w:val="left"/>
+    </w:pPr>
+    <w:r>
+      <w:rPr>
+        <w:rFonts w:ascii="Times New Roman" w:hAnsi="Times New Roman" w:eastAsia="宋体" w:cs="Times New Roman"/>
+        <w:sz w:val="18"/>
+        <w:szCs w:val="18"/>
+      </w:rPr>
+      <w:t xml:space="preserve">羿郭工作室·人教B版选必1 第2章 平面解析几何</w:t>
+    </w:r>
+  </w:p>
+</w:hdr>
 </file>
 
 <file path=word/numbering.xml><?xml version="1.0" encoding="utf-8"?>

--- a/高中数学/高中数学同步/人教B版选必1 第2章 平面解析几何·知识清单（完成）.docx
+++ b/高中数学/高中数学同步/人教B版选必1 第2章 平面解析几何·知识清单（完成）.docx
@@ -18536,6 +18536,34 @@
           <w:lang w:eastAsia="zh-CN"/>
         </w:rPr>
         <w:t>）</w:t>
+      </w:r>
+      <w:r>
+        <w:rPr>
+          <w:rFonts w:ascii="Times New Roman" w:eastAsia="宋体" w:hAnsi="Times New Roman" w:cs="Times New Roman"/>
+          <w:sz w:val="21"/>
+          <w:szCs w:val="21"/>
+          <w:lang w:eastAsia="zh-CN"/>
+        </w:rPr>
+        <w:t xml:space="preserve">，即</w:t>
+      </w:r>
+      <w:r>
+        <w:rPr>
+          <w:rFonts w:ascii="Times New Roman" w:eastAsia="宋体" w:hAnsi="Times New Roman" w:cs="Times New Roman"/>
+          <w:sz w:val="21"/>
+          <w:szCs w:val="21"/>
+          <w:lang w:eastAsia="zh-CN"/>
+          <w:shd w:val="clear" w:color="auto" w:fill="C9C9C9"/>
+        </w:rPr>
+        <w:t xml:space="preserve">|MF₁|+|MF₂|=2a</w:t>
+      </w:r>
+      <w:r>
+        <w:rPr>
+          <w:rFonts w:ascii="Times New Roman" w:eastAsia="宋体" w:hAnsi="Times New Roman" w:cs="Times New Roman"/>
+          <w:sz w:val="21"/>
+          <w:szCs w:val="21"/>
+          <w:lang w:eastAsia="zh-CN"/>
+        </w:rPr>
+        <w:t xml:space="preserve">（据教材补写）</w:t>
       </w:r>
       <w:r>
         <w:rPr>

--- a/高中数学/高中数学同步/人教B版选必1 第2章 平面解析几何·知识清单（完成）.docx
+++ b/高中数学/高中数学同步/人教B版选必1 第2章 平面解析几何·知识清单（完成）.docx
@@ -245,8 +245,8 @@
           <w:b/>
           <w:sz w:val="24"/>
           <w:szCs w:val="24"/>
-          <w:lang w:eastAsia="zh-CN"/>
           <w:shd w:val="clear" w:color="auto" w:fill="C9C9C9"/>
+          <w:lang w:eastAsia="zh-CN"/>
         </w:rPr>
         <w:t xml:space="preserve">2.1 </w:t>
       </w:r>
@@ -1223,8 +1223,8 @@
           <w:b/>
           <w:sz w:val="24"/>
           <w:szCs w:val="24"/>
-          <w:lang w:eastAsia="zh-CN"/>
           <w:shd w:val="clear" w:color="auto" w:fill="C9C9C9"/>
+          <w:lang w:eastAsia="zh-CN"/>
         </w:rPr>
         <w:t xml:space="preserve">2.2.1 </w:t>
       </w:r>
@@ -3148,8 +3148,8 @@
           <w:b/>
           <w:sz w:val="24"/>
           <w:szCs w:val="24"/>
-          <w:lang w:eastAsia="zh-CN"/>
           <w:shd w:val="clear" w:color="auto" w:fill="C9C9C9"/>
+          <w:lang w:eastAsia="zh-CN"/>
         </w:rPr>
         <w:t xml:space="preserve">2.2.2 </w:t>
       </w:r>
@@ -6808,8 +6808,8 @@
           <w:b/>
           <w:sz w:val="24"/>
           <w:szCs w:val="24"/>
-          <w:lang w:eastAsia="zh-CN"/>
           <w:shd w:val="clear" w:color="auto" w:fill="C9C9C9"/>
+          <w:lang w:eastAsia="zh-CN"/>
         </w:rPr>
         <w:t xml:space="preserve">2.2.3 </w:t>
       </w:r>
@@ -12807,8 +12807,8 @@
           <w:b/>
           <w:sz w:val="24"/>
           <w:szCs w:val="24"/>
-          <w:lang w:eastAsia="zh-CN"/>
           <w:shd w:val="clear" w:color="auto" w:fill="C9C9C9"/>
+          <w:lang w:eastAsia="zh-CN"/>
         </w:rPr>
         <w:t xml:space="preserve">2.3.1 </w:t>
       </w:r>
@@ -13539,8 +13539,8 @@
           <w:b/>
           <w:sz w:val="24"/>
           <w:szCs w:val="24"/>
-          <w:lang w:eastAsia="zh-CN"/>
           <w:shd w:val="clear" w:color="auto" w:fill="C9C9C9"/>
+          <w:lang w:eastAsia="zh-CN"/>
         </w:rPr>
         <w:t xml:space="preserve">2.3.2 </w:t>
       </w:r>
@@ -14566,8 +14566,8 @@
           <w:b/>
           <w:sz w:val="24"/>
           <w:szCs w:val="24"/>
-          <w:lang w:eastAsia="zh-CN"/>
           <w:shd w:val="clear" w:color="auto" w:fill="C9C9C9"/>
+          <w:lang w:eastAsia="zh-CN"/>
         </w:rPr>
         <w:t xml:space="preserve">2.3.3 </w:t>
       </w:r>
@@ -18306,59 +18306,30 @@
       <w:pPr>
         <w:spacing w:after="0" w:line="288" w:lineRule="auto"/>
         <w:rPr>
-          <w:sz w:val="21"/>
-          <w:szCs w:val="21"/>
+          <w:sz w:val="24"/>
+          <w:szCs w:val="24"/>
         </w:rPr>
       </w:pPr>
+      <w:r>
+        <w:rPr>
+          <w:rFonts w:ascii="Times New Roman" w:eastAsia="宋体" w:hAnsi="Times New Roman" w:cs="Times New Roman"/>
+          <w:b/>
+          <w:shd w:val="clear" w:color="auto" w:fill="C9C9C9"/>
+          <w:sz w:val="24"/>
+          <w:szCs w:val="24"/>
+          <w:lang w:eastAsia="zh-CN"/>
+        </w:rPr>
+        <w:t xml:space="preserve">2.4 </w:t>
+      </w:r>
       <w:r>
         <w:rPr>
           <w:rFonts w:ascii="Times New Roman" w:eastAsia="宋体" w:hAnsi="Times New Roman" w:cs="Times New Roman"/>
           <w:b/>
           <w:sz w:val="24"/>
           <w:szCs w:val="24"/>
-          <w:shd w:val="clear" w:color="auto" w:fill="C9C9C9"/>
-        </w:rPr>
-        <w:t xml:space="preserve">2.5 </w:t>
-      </w:r>
-      <w:r>
-        <w:rPr>
-          <w:rFonts w:ascii="Times New Roman" w:eastAsia="宋体" w:hAnsi="Times New Roman" w:cs="Times New Roman"/>
-          <w:b/>
-          <w:sz w:val="24"/>
-          <w:szCs w:val="24"/>
-        </w:rPr>
-        <w:t>椭圆及其方程</w:t>
-      </w:r>
-    </w:p>
-    <w:p>
-      <w:pPr>
-        <w:spacing w:after="0" w:line="288" w:lineRule="auto"/>
-        <w:rPr>
-          <w:sz w:val="21"/>
-          <w:szCs w:val="21"/>
-          <w:lang w:eastAsia="zh-CN"/>
-        </w:rPr>
-      </w:pPr>
-      <w:r>
-        <w:rPr>
-          <w:rFonts w:ascii="Times New Roman" w:eastAsia="宋体" w:hAnsi="Times New Roman" w:cs="Times New Roman"/>
-          <w:b/>
-          <w:sz w:val="24"/>
-          <w:szCs w:val="24"/>
-          <w:lang w:eastAsia="zh-CN"/>
-          <w:shd w:val="clear" w:color="auto" w:fill="C9C9C9"/>
-        </w:rPr>
-        <w:t xml:space="preserve">2.5.1 </w:t>
-      </w:r>
-      <w:r>
-        <w:rPr>
-          <w:rFonts w:ascii="Times New Roman" w:eastAsia="宋体" w:hAnsi="Times New Roman" w:cs="Times New Roman"/>
-          <w:b/>
-          <w:sz w:val="24"/>
-          <w:szCs w:val="24"/>
-          <w:lang w:eastAsia="zh-CN"/>
-        </w:rPr>
-        <w:t>椭圆的标准方程</w:t>
+          <w:lang w:eastAsia="zh-CN"/>
+        </w:rPr>
+        <w:t xml:space="preserve">曲线与方程</w:t>
       </w:r>
     </w:p>
     <w:p>
@@ -18368,7 +18339,6 @@
         <w:rPr>
           <w:sz w:val="21"/>
           <w:szCs w:val="21"/>
-          <w:lang w:eastAsia="zh-CN"/>
         </w:rPr>
       </w:pPr>
       <w:r>
@@ -18378,7 +18348,464 @@
           <w:szCs w:val="21"/>
           <w:lang w:eastAsia="zh-CN"/>
         </w:rPr>
-        <w:t>23</w:t>
+        <w:t xml:space="preserve">23</w:t>
+      </w:r>
+      <w:r>
+        <w:rPr>
+          <w:rFonts w:ascii="Times New Roman" w:eastAsia="宋体" w:hAnsi="Times New Roman" w:cs="Times New Roman"/>
+          <w:sz w:val="21"/>
+          <w:szCs w:val="21"/>
+          <w:lang w:eastAsia="zh-CN"/>
+        </w:rPr>
+        <w:t xml:space="preserve">．曲线的方程与方程的曲线</w:t>
+      </w:r>
+    </w:p>
+    <w:p>
+      <w:pPr>
+        <w:snapToGrid w:val="0"/>
+        <w:spacing w:after="0" w:line="288" w:lineRule="auto"/>
+        <w:rPr>
+          <w:sz w:val="21"/>
+          <w:szCs w:val="21"/>
+        </w:rPr>
+      </w:pPr>
+      <w:r>
+        <w:rPr>
+          <w:rFonts w:ascii="Times New Roman" w:eastAsia="宋体" w:hAnsi="Times New Roman" w:cs="Times New Roman"/>
+          <w:sz w:val="21"/>
+          <w:szCs w:val="21"/>
+          <w:lang w:eastAsia="zh-CN"/>
+        </w:rPr>
+        <w:t xml:space="preserve">(1)定义：在平面直角坐标系中，如果曲线C与方程</w:t>
+      </w:r>
+      <w:r>
+        <w:rPr>
+          <w:rFonts w:ascii="Times New Roman" w:eastAsia="宋体" w:hAnsi="Times New Roman" w:cs="Times New Roman"/>
+          <w:sz w:val="21"/>
+          <w:szCs w:val="21"/>
+          <w:shd w:val="clear" w:color="auto" w:fill="C9C9C9"/>
+          <w:lang w:eastAsia="zh-CN"/>
+        </w:rPr>
+        <w:t xml:space="preserve">F(x,y)=0</w:t>
+      </w:r>
+      <w:r>
+        <w:rPr>
+          <w:rFonts w:ascii="Times New Roman" w:eastAsia="宋体" w:hAnsi="Times New Roman" w:cs="Times New Roman"/>
+          <w:sz w:val="21"/>
+          <w:szCs w:val="21"/>
+          <w:lang w:eastAsia="zh-CN"/>
+        </w:rPr>
+        <w:t xml:space="preserve">之间具有如下关系：①曲线C上的点的坐标都是方程</w:t>
+      </w:r>
+      <w:r>
+        <w:rPr>
+          <w:rFonts w:ascii="Times New Roman" w:eastAsia="宋体" w:hAnsi="Times New Roman" w:cs="Times New Roman"/>
+          <w:sz w:val="21"/>
+          <w:szCs w:val="21"/>
+          <w:shd w:val="clear" w:color="auto" w:fill="C9C9C9"/>
+          <w:lang w:eastAsia="zh-CN"/>
+        </w:rPr>
+        <w:t xml:space="preserve">F(x,y)=0</w:t>
+      </w:r>
+      <w:r>
+        <w:rPr>
+          <w:rFonts w:ascii="Times New Roman" w:eastAsia="宋体" w:hAnsi="Times New Roman" w:cs="Times New Roman"/>
+          <w:sz w:val="21"/>
+          <w:szCs w:val="21"/>
+          <w:lang w:eastAsia="zh-CN"/>
+        </w:rPr>
+        <w:t xml:space="preserve">的解；②以方程</w:t>
+      </w:r>
+      <w:r>
+        <w:rPr>
+          <w:rFonts w:ascii="Times New Roman" w:eastAsia="宋体" w:hAnsi="Times New Roman" w:cs="Times New Roman"/>
+          <w:sz w:val="21"/>
+          <w:szCs w:val="21"/>
+          <w:shd w:val="clear" w:color="auto" w:fill="C9C9C9"/>
+          <w:lang w:eastAsia="zh-CN"/>
+        </w:rPr>
+        <w:t xml:space="preserve">F(x,y)=0</w:t>
+      </w:r>
+      <w:r>
+        <w:rPr>
+          <w:rFonts w:ascii="Times New Roman" w:eastAsia="宋体" w:hAnsi="Times New Roman" w:cs="Times New Roman"/>
+          <w:sz w:val="21"/>
+          <w:szCs w:val="21"/>
+          <w:lang w:eastAsia="zh-CN"/>
+        </w:rPr>
+        <w:t xml:space="preserve">的解为坐标的点都在曲线C上，则称曲线C为方程</w:t>
+      </w:r>
+      <w:r>
+        <w:rPr>
+          <w:rFonts w:ascii="Times New Roman" w:eastAsia="宋体" w:hAnsi="Times New Roman" w:cs="Times New Roman"/>
+          <w:sz w:val="21"/>
+          <w:szCs w:val="21"/>
+          <w:shd w:val="clear" w:color="auto" w:fill="C9C9C9"/>
+          <w:lang w:eastAsia="zh-CN"/>
+        </w:rPr>
+        <w:t xml:space="preserve">F(x,y)=0</w:t>
+      </w:r>
+      <w:r>
+        <w:rPr>
+          <w:rFonts w:ascii="Times New Roman" w:eastAsia="宋体" w:hAnsi="Times New Roman" w:cs="Times New Roman"/>
+          <w:sz w:val="21"/>
+          <w:szCs w:val="21"/>
+          <w:lang w:eastAsia="zh-CN"/>
+        </w:rPr>
+        <w:t xml:space="preserve">的曲线，方程</w:t>
+      </w:r>
+      <w:r>
+        <w:rPr>
+          <w:rFonts w:ascii="Times New Roman" w:eastAsia="宋体" w:hAnsi="Times New Roman" w:cs="Times New Roman"/>
+          <w:sz w:val="21"/>
+          <w:szCs w:val="21"/>
+          <w:shd w:val="clear" w:color="auto" w:fill="C9C9C9"/>
+          <w:lang w:eastAsia="zh-CN"/>
+        </w:rPr>
+        <w:t xml:space="preserve">F(x,y)=0</w:t>
+      </w:r>
+      <w:r>
+        <w:rPr>
+          <w:rFonts w:ascii="Times New Roman" w:eastAsia="宋体" w:hAnsi="Times New Roman" w:cs="Times New Roman"/>
+          <w:sz w:val="21"/>
+          <w:szCs w:val="21"/>
+          <w:lang w:eastAsia="zh-CN"/>
+        </w:rPr>
+        <w:t xml:space="preserve">为曲线C的方程，记作</w:t>
+      </w:r>
+      <w:r>
+        <w:rPr>
+          <w:rFonts w:ascii="Times New Roman" w:eastAsia="宋体" w:hAnsi="Times New Roman" w:cs="Times New Roman"/>
+          <w:sz w:val="21"/>
+          <w:szCs w:val="21"/>
+          <w:shd w:val="clear" w:color="auto" w:fill="C9C9C9"/>
+          <w:lang w:eastAsia="zh-CN"/>
+        </w:rPr>
+        <w:t xml:space="preserve">P(x,y)∈C⇔F(x,y)=0</w:t>
+      </w:r>
+      <w:r>
+        <w:rPr>
+          <w:rFonts w:ascii="Times New Roman" w:eastAsia="宋体" w:hAnsi="Times New Roman" w:cs="Times New Roman"/>
+          <w:sz w:val="21"/>
+          <w:szCs w:val="21"/>
+          <w:lang w:eastAsia="zh-CN"/>
+        </w:rPr>
+        <w:t xml:space="preserve">．</w:t>
+      </w:r>
+    </w:p>
+    <w:p>
+      <w:pPr>
+        <w:snapToGrid w:val="0"/>
+        <w:spacing w:after="0" w:line="288" w:lineRule="auto"/>
+        <w:rPr>
+          <w:sz w:val="21"/>
+          <w:szCs w:val="21"/>
+        </w:rPr>
+      </w:pPr>
+      <w:r>
+        <w:rPr>
+          <w:rFonts w:ascii="Times New Roman" w:eastAsia="宋体" w:hAnsi="Times New Roman" w:cs="Times New Roman"/>
+          <w:sz w:val="21"/>
+          <w:szCs w:val="21"/>
+          <w:lang w:eastAsia="zh-CN"/>
+        </w:rPr>
+        <w:t xml:space="preserve">(2)两条曲线的交点：曲线</w:t>
+      </w:r>
+      <w:r>
+        <w:rPr>
+          <w:rFonts w:ascii="Times New Roman" w:eastAsia="宋体" w:hAnsi="Times New Roman" w:cs="Times New Roman"/>
+          <w:sz w:val="21"/>
+          <w:szCs w:val="21"/>
+          <w:shd w:val="clear" w:color="auto" w:fill="C9C9C9"/>
+          <w:lang w:eastAsia="zh-CN"/>
+        </w:rPr>
+        <w:t xml:space="preserve">F(x,y)=0</w:t>
+      </w:r>
+      <w:r>
+        <w:rPr>
+          <w:rFonts w:ascii="Times New Roman" w:eastAsia="宋体" w:hAnsi="Times New Roman" w:cs="Times New Roman"/>
+          <w:sz w:val="21"/>
+          <w:szCs w:val="21"/>
+          <w:lang w:eastAsia="zh-CN"/>
+        </w:rPr>
+        <w:t xml:space="preserve">与曲线</w:t>
+      </w:r>
+      <w:r>
+        <w:rPr>
+          <w:rFonts w:ascii="Times New Roman" w:eastAsia="宋体" w:hAnsi="Times New Roman" w:cs="Times New Roman"/>
+          <w:sz w:val="21"/>
+          <w:szCs w:val="21"/>
+          <w:shd w:val="clear" w:color="auto" w:fill="C9C9C9"/>
+          <w:lang w:eastAsia="zh-CN"/>
+        </w:rPr>
+        <w:t xml:space="preserve">G(x,y)=0</w:t>
+      </w:r>
+      <w:r>
+        <w:rPr>
+          <w:rFonts w:ascii="Times New Roman" w:eastAsia="宋体" w:hAnsi="Times New Roman" w:cs="Times New Roman"/>
+          <w:sz w:val="21"/>
+          <w:szCs w:val="21"/>
+          <w:lang w:eastAsia="zh-CN"/>
+        </w:rPr>
+        <w:t xml:space="preserve">是否有交点及交点坐标的问题，可以转化为两条曲线的方程</w:t>
+      </w:r>
+      <w:r>
+        <w:rPr>
+          <w:rFonts w:ascii="Times New Roman" w:eastAsia="宋体" w:hAnsi="Times New Roman" w:cs="Times New Roman"/>
+          <w:sz w:val="21"/>
+          <w:szCs w:val="21"/>
+          <w:shd w:val="clear" w:color="auto" w:fill="C9C9C9"/>
+          <w:lang w:eastAsia="zh-CN"/>
+        </w:rPr>
+        <w:t xml:space="preserve">联立组成的方程组</w:t>
+      </w:r>
+      <w:r>
+        <w:rPr>
+          <w:rFonts w:ascii="Times New Roman" w:eastAsia="宋体" w:hAnsi="Times New Roman" w:cs="Times New Roman"/>
+          <w:sz w:val="21"/>
+          <w:szCs w:val="21"/>
+          <w:lang w:eastAsia="zh-CN"/>
+        </w:rPr>
+        <w:t xml:space="preserve">是否有</w:t>
+      </w:r>
+      <w:r>
+        <w:rPr>
+          <w:rFonts w:ascii="Times New Roman" w:eastAsia="宋体" w:hAnsi="Times New Roman" w:cs="Times New Roman"/>
+          <w:sz w:val="21"/>
+          <w:szCs w:val="21"/>
+          <w:shd w:val="clear" w:color="auto" w:fill="C9C9C9"/>
+          <w:lang w:eastAsia="zh-CN"/>
+        </w:rPr>
+        <w:t xml:space="preserve">实数解</w:t>
+      </w:r>
+      <w:r>
+        <w:rPr>
+          <w:rFonts w:ascii="Times New Roman" w:eastAsia="宋体" w:hAnsi="Times New Roman" w:cs="Times New Roman"/>
+          <w:sz w:val="21"/>
+          <w:szCs w:val="21"/>
+          <w:lang w:eastAsia="zh-CN"/>
+        </w:rPr>
+        <w:t xml:space="preserve">的问题，方程组的公共实数解就是交点坐标．</w:t>
+      </w:r>
+      <w:r>
+        <w:rPr>
+          <w:rFonts w:ascii="Times New Roman" w:eastAsia="宋体" w:hAnsi="Times New Roman" w:cs="Times New Roman"/>
+          <w:sz w:val="21"/>
+          <w:szCs w:val="21"/>
+          <w:lang w:eastAsia="zh-CN"/>
+        </w:rPr>
+        <w:t xml:space="preserve">（据教材补写）</w:t>
+      </w:r>
+    </w:p>
+    <w:p>
+      <w:pPr>
+        <w:snapToGrid w:val="0"/>
+        <w:spacing w:after="0" w:line="288" w:lineRule="auto"/>
+        <w:rPr>
+          <w:sz w:val="21"/>
+          <w:szCs w:val="21"/>
+        </w:rPr>
+      </w:pPr>
+      <w:r>
+        <w:rPr>
+          <w:rFonts w:ascii="Times New Roman" w:eastAsia="宋体" w:hAnsi="Times New Roman" w:cs="Times New Roman"/>
+          <w:sz w:val="21"/>
+          <w:szCs w:val="21"/>
+          <w:lang w:eastAsia="zh-CN"/>
+        </w:rPr>
+        <w:t xml:space="preserve">24</w:t>
+      </w:r>
+      <w:r>
+        <w:rPr>
+          <w:rFonts w:ascii="Times New Roman" w:eastAsia="宋体" w:hAnsi="Times New Roman" w:cs="Times New Roman"/>
+          <w:sz w:val="21"/>
+          <w:szCs w:val="21"/>
+          <w:lang w:eastAsia="zh-CN"/>
+        </w:rPr>
+        <w:t xml:space="preserve">．求动点的轨迹方程的一般步骤</w:t>
+      </w:r>
+    </w:p>
+    <w:p>
+      <w:pPr>
+        <w:snapToGrid w:val="0"/>
+        <w:spacing w:after="0" w:line="288" w:lineRule="auto"/>
+        <w:rPr>
+          <w:sz w:val="21"/>
+          <w:szCs w:val="21"/>
+        </w:rPr>
+      </w:pPr>
+      <w:r>
+        <w:rPr>
+          <w:rFonts w:ascii="Times New Roman" w:eastAsia="宋体" w:hAnsi="Times New Roman" w:cs="Times New Roman"/>
+          <w:sz w:val="21"/>
+          <w:szCs w:val="21"/>
+          <w:lang w:eastAsia="zh-CN"/>
+        </w:rPr>
+        <w:t xml:space="preserve">(1)</w:t>
+      </w:r>
+      <w:r>
+        <w:rPr>
+          <w:rFonts w:ascii="Times New Roman" w:eastAsia="宋体" w:hAnsi="Times New Roman" w:cs="Times New Roman"/>
+          <w:sz w:val="21"/>
+          <w:szCs w:val="21"/>
+          <w:shd w:val="clear" w:color="auto" w:fill="C9C9C9"/>
+          <w:lang w:eastAsia="zh-CN"/>
+        </w:rPr>
+        <w:t xml:space="preserve">设动点M的坐标为(x,y)</w:t>
+      </w:r>
+      <w:r>
+        <w:rPr>
+          <w:rFonts w:ascii="Times New Roman" w:eastAsia="宋体" w:hAnsi="Times New Roman" w:cs="Times New Roman"/>
+          <w:sz w:val="21"/>
+          <w:szCs w:val="21"/>
+          <w:lang w:eastAsia="zh-CN"/>
+        </w:rPr>
+        <w:t xml:space="preserve">（如果没有平面直角坐标系，需先建立）；(2)写出动点M要满足的几何条件，并将该几何条件用</w:t>
+      </w:r>
+      <w:r>
+        <w:rPr>
+          <w:rFonts w:ascii="Times New Roman" w:eastAsia="宋体" w:hAnsi="Times New Roman" w:cs="Times New Roman"/>
+          <w:sz w:val="21"/>
+          <w:szCs w:val="21"/>
+          <w:shd w:val="clear" w:color="auto" w:fill="C9C9C9"/>
+          <w:lang w:eastAsia="zh-CN"/>
+        </w:rPr>
+        <w:t xml:space="preserve">动点M的坐标</w:t>
+      </w:r>
+      <w:r>
+        <w:rPr>
+          <w:rFonts w:ascii="Times New Roman" w:eastAsia="宋体" w:hAnsi="Times New Roman" w:cs="Times New Roman"/>
+          <w:sz w:val="21"/>
+          <w:szCs w:val="21"/>
+          <w:lang w:eastAsia="zh-CN"/>
+        </w:rPr>
+        <w:t xml:space="preserve">表示出来；(3)</w:t>
+      </w:r>
+      <w:r>
+        <w:rPr>
+          <w:rFonts w:ascii="Times New Roman" w:eastAsia="宋体" w:hAnsi="Times New Roman" w:cs="Times New Roman"/>
+          <w:sz w:val="21"/>
+          <w:szCs w:val="21"/>
+          <w:shd w:val="clear" w:color="auto" w:fill="C9C9C9"/>
+          <w:lang w:eastAsia="zh-CN"/>
+        </w:rPr>
+        <w:t xml:space="preserve">化简并检验</w:t>
+      </w:r>
+      <w:r>
+        <w:rPr>
+          <w:rFonts w:ascii="Times New Roman" w:eastAsia="宋体" w:hAnsi="Times New Roman" w:cs="Times New Roman"/>
+          <w:sz w:val="21"/>
+          <w:szCs w:val="21"/>
+          <w:lang w:eastAsia="zh-CN"/>
+        </w:rPr>
+        <w:t xml:space="preserve">所得方程是否为动点M的</w:t>
+      </w:r>
+      <w:r>
+        <w:rPr>
+          <w:rFonts w:ascii="Times New Roman" w:eastAsia="宋体" w:hAnsi="Times New Roman" w:cs="Times New Roman"/>
+          <w:sz w:val="21"/>
+          <w:szCs w:val="21"/>
+          <w:shd w:val="clear" w:color="auto" w:fill="C9C9C9"/>
+          <w:lang w:eastAsia="zh-CN"/>
+        </w:rPr>
+        <w:t xml:space="preserve">轨迹方程</w:t>
+      </w:r>
+      <w:r>
+        <w:rPr>
+          <w:rFonts w:ascii="Times New Roman" w:eastAsia="宋体" w:hAnsi="Times New Roman" w:cs="Times New Roman"/>
+          <w:sz w:val="21"/>
+          <w:szCs w:val="21"/>
+          <w:lang w:eastAsia="zh-CN"/>
+        </w:rPr>
+        <w:t xml:space="preserve">．曲线的方程也常称为满足某种条件的点的轨迹方程．</w:t>
+      </w:r>
+      <w:r>
+        <w:rPr>
+          <w:rFonts w:ascii="Times New Roman" w:eastAsia="宋体" w:hAnsi="Times New Roman" w:cs="Times New Roman"/>
+          <w:sz w:val="21"/>
+          <w:szCs w:val="21"/>
+          <w:lang w:eastAsia="zh-CN"/>
+        </w:rPr>
+        <w:t xml:space="preserve">（据教材补写）</w:t>
+      </w:r>
+    </w:p>
+    <w:p>
+      <w:pPr>
+        <w:spacing w:after="0" w:line="288" w:lineRule="auto"/>
+        <w:rPr>
+          <w:sz w:val="21"/>
+          <w:szCs w:val="21"/>
+        </w:rPr>
+      </w:pPr>
+      <w:r>
+        <w:rPr>
+          <w:rFonts w:ascii="Times New Roman" w:eastAsia="宋体" w:hAnsi="Times New Roman" w:cs="Times New Roman"/>
+          <w:b/>
+          <w:sz w:val="24"/>
+          <w:szCs w:val="24"/>
+          <w:shd w:val="clear" w:color="auto" w:fill="C9C9C9"/>
+        </w:rPr>
+        <w:t xml:space="preserve">2.5 </w:t>
+      </w:r>
+      <w:r>
+        <w:rPr>
+          <w:rFonts w:ascii="Times New Roman" w:eastAsia="宋体" w:hAnsi="Times New Roman" w:cs="Times New Roman"/>
+          <w:b/>
+          <w:sz w:val="24"/>
+          <w:szCs w:val="24"/>
+        </w:rPr>
+        <w:t>椭圆及其方程</w:t>
+      </w:r>
+    </w:p>
+    <w:p>
+      <w:pPr>
+        <w:spacing w:after="0" w:line="288" w:lineRule="auto"/>
+        <w:rPr>
+          <w:sz w:val="21"/>
+          <w:szCs w:val="21"/>
+          <w:lang w:eastAsia="zh-CN"/>
+        </w:rPr>
+      </w:pPr>
+      <w:r>
+        <w:rPr>
+          <w:rFonts w:ascii="Times New Roman" w:eastAsia="宋体" w:hAnsi="Times New Roman" w:cs="Times New Roman"/>
+          <w:b/>
+          <w:sz w:val="24"/>
+          <w:szCs w:val="24"/>
+          <w:shd w:val="clear" w:color="auto" w:fill="C9C9C9"/>
+          <w:lang w:eastAsia="zh-CN"/>
+        </w:rPr>
+        <w:t xml:space="preserve">2.5.1 </w:t>
+      </w:r>
+      <w:r>
+        <w:rPr>
+          <w:rFonts w:ascii="Times New Roman" w:eastAsia="宋体" w:hAnsi="Times New Roman" w:cs="Times New Roman"/>
+          <w:b/>
+          <w:sz w:val="24"/>
+          <w:szCs w:val="24"/>
+          <w:lang w:eastAsia="zh-CN"/>
+        </w:rPr>
+        <w:t>椭圆的标准方程</w:t>
+      </w:r>
+    </w:p>
+    <w:p>
+      <w:pPr>
+        <w:snapToGrid w:val="0"/>
+        <w:spacing w:after="0" w:line="288" w:lineRule="auto"/>
+        <w:rPr>
+          <w:sz w:val="21"/>
+          <w:szCs w:val="21"/>
+          <w:lang w:eastAsia="zh-CN"/>
+        </w:rPr>
+      </w:pPr>
+      <w:r>
+        <w:rPr>
+          <w:rFonts w:ascii="Times New Roman" w:eastAsia="宋体" w:hAnsi="Times New Roman" w:cs="Times New Roman"/>
+          <w:sz w:val="21"/>
+          <w:szCs w:val="21"/>
+          <w:lang w:eastAsia="zh-CN"/>
+        </w:rPr>
+        <w:t>25</w:t>
       </w:r>
       <w:r>
         <w:rPr>
@@ -18551,8 +18978,8 @@
           <w:rFonts w:ascii="Times New Roman" w:eastAsia="宋体" w:hAnsi="Times New Roman" w:cs="Times New Roman"/>
           <w:sz w:val="21"/>
           <w:szCs w:val="21"/>
-          <w:lang w:eastAsia="zh-CN"/>
           <w:shd w:val="clear" w:color="auto" w:fill="C9C9C9"/>
+          <w:lang w:eastAsia="zh-CN"/>
         </w:rPr>
         <w:t xml:space="preserve">|MF₁|+|MF₂|=2a</w:t>
       </w:r>
@@ -18647,7 +19074,7 @@
           <w:sz w:val="21"/>
           <w:szCs w:val="21"/>
         </w:rPr>
-        <w:t>24</w:t>
+        <w:t>26</w:t>
       </w:r>
       <w:r>
         <w:rPr>
@@ -19784,7 +20211,7 @@
           <w:sz w:val="21"/>
           <w:szCs w:val="21"/>
         </w:rPr>
-        <w:t>25</w:t>
+        <w:t>27</w:t>
       </w:r>
       <w:r>
         <w:rPr>
@@ -21823,7 +22250,7 @@
           <w:szCs w:val="21"/>
           <w:lang w:eastAsia="zh-CN"/>
         </w:rPr>
-        <w:t>26</w:t>
+        <w:t>28</w:t>
       </w:r>
       <w:r>
         <w:rPr>
@@ -22412,7 +22839,7 @@
           <w:sz w:val="21"/>
           <w:szCs w:val="21"/>
         </w:rPr>
-        <w:t>27</w:t>
+        <w:t>29</w:t>
       </w:r>
       <w:r>
         <w:rPr>
@@ -23683,7 +24110,7 @@
           <w:sz w:val="21"/>
           <w:szCs w:val="21"/>
         </w:rPr>
-        <w:t>28</w:t>
+        <w:t>30</w:t>
       </w:r>
       <w:r>
         <w:rPr>
@@ -25704,7 +26131,7 @@
           <w:sz w:val="21"/>
           <w:szCs w:val="21"/>
         </w:rPr>
-        <w:t>29</w:t>
+        <w:t>31</w:t>
       </w:r>
       <w:r>
         <w:rPr>
@@ -26075,8 +26502,8 @@
           <w:b/>
           <w:sz w:val="24"/>
           <w:szCs w:val="24"/>
-          <w:lang w:eastAsia="zh-CN"/>
           <w:shd w:val="clear" w:color="auto" w:fill="C9C9C9"/>
+          <w:lang w:eastAsia="zh-CN"/>
         </w:rPr>
         <w:t xml:space="preserve">2.7 </w:t>
       </w:r>
@@ -26106,8 +26533,8 @@
           <w:b/>
           <w:sz w:val="24"/>
           <w:szCs w:val="24"/>
-          <w:lang w:eastAsia="zh-CN"/>
           <w:shd w:val="clear" w:color="auto" w:fill="C9C9C9"/>
+          <w:lang w:eastAsia="zh-CN"/>
         </w:rPr>
         <w:t xml:space="preserve">2.7.1 </w:t>
       </w:r>
@@ -26139,7 +26566,7 @@
           <w:szCs w:val="21"/>
           <w:lang w:eastAsia="zh-CN"/>
         </w:rPr>
-        <w:t>30</w:t>
+        <w:t>32</w:t>
       </w:r>
       <w:r>
         <w:rPr>
@@ -26364,7 +26791,7 @@
           <w:szCs w:val="21"/>
           <w:lang w:eastAsia="zh-CN"/>
         </w:rPr>
-        <w:t>31</w:t>
+        <w:t>33</w:t>
       </w:r>
       <w:r>
         <w:rPr>
@@ -26503,7 +26930,7 @@
           <w:lang w:eastAsia="zh-CN"/>
         </w:rPr>
         <w:lastRenderedPageBreak/>
-        <w:t>32</w:t>
+        <w:t>34</w:t>
       </w:r>
       <w:r>
         <w:rPr>
@@ -27820,7 +28247,7 @@
           <w:szCs w:val="21"/>
           <w:lang w:eastAsia="zh-CN"/>
         </w:rPr>
-        <w:t>33</w:t>
+        <w:t>35</w:t>
       </w:r>
       <w:r>
         <w:rPr>
@@ -29326,8 +29753,8 @@
           <w:b/>
           <w:sz w:val="24"/>
           <w:szCs w:val="24"/>
-          <w:lang w:eastAsia="zh-CN"/>
           <w:shd w:val="clear" w:color="auto" w:fill="C9C9C9"/>
+          <w:lang w:eastAsia="zh-CN"/>
         </w:rPr>
         <w:t xml:space="preserve">2.8 </w:t>
       </w:r>
@@ -29359,7 +29786,7 @@
           <w:szCs w:val="21"/>
           <w:lang w:eastAsia="zh-CN"/>
         </w:rPr>
-        <w:t>34</w:t>
+        <w:t>36</w:t>
       </w:r>
       <w:r>
         <w:rPr>
@@ -30378,6 +30805,403 @@
         </w:tc>
       </w:tr>
     </w:tbl>
+    <w:p>
+      <w:pPr>
+        <w:snapToGrid w:val="0"/>
+        <w:spacing w:after="0" w:line="288" w:lineRule="auto"/>
+        <w:rPr>
+          <w:sz w:val="21"/>
+          <w:szCs w:val="21"/>
+        </w:rPr>
+      </w:pPr>
+      <w:r>
+        <w:rPr>
+          <w:rFonts w:ascii="Times New Roman" w:eastAsia="宋体" w:hAnsi="Times New Roman" w:cs="Times New Roman"/>
+          <w:sz w:val="21"/>
+          <w:szCs w:val="21"/>
+          <w:lang w:eastAsia="zh-CN"/>
+        </w:rPr>
+        <w:t xml:space="preserve">37</w:t>
+      </w:r>
+      <w:r>
+        <w:rPr>
+          <w:rFonts w:ascii="Times New Roman" w:eastAsia="宋体" w:hAnsi="Times New Roman" w:cs="Times New Roman"/>
+          <w:sz w:val="21"/>
+          <w:szCs w:val="21"/>
+          <w:lang w:eastAsia="zh-CN"/>
+        </w:rPr>
+        <w:t xml:space="preserve">．圆锥曲线的弦与弦长</w:t>
+      </w:r>
+    </w:p>
+    <w:p>
+      <w:pPr>
+        <w:snapToGrid w:val="0"/>
+        <w:spacing w:after="0" w:line="288" w:lineRule="auto"/>
+        <w:rPr>
+          <w:sz w:val="21"/>
+          <w:szCs w:val="21"/>
+        </w:rPr>
+      </w:pPr>
+      <w:r>
+        <w:rPr>
+          <w:rFonts w:ascii="Times New Roman" w:eastAsia="宋体" w:hAnsi="Times New Roman" w:cs="Times New Roman"/>
+          <w:sz w:val="21"/>
+          <w:szCs w:val="21"/>
+          <w:lang w:eastAsia="zh-CN"/>
+        </w:rPr>
+        <w:t xml:space="preserve">(1)定义：直线与圆锥曲线有</w:t>
+      </w:r>
+      <w:r>
+        <w:rPr>
+          <w:rFonts w:ascii="Times New Roman" w:eastAsia="宋体" w:hAnsi="Times New Roman" w:cs="Times New Roman"/>
+          <w:sz w:val="21"/>
+          <w:szCs w:val="21"/>
+          <w:shd w:val="clear" w:color="auto" w:fill="C9C9C9"/>
+          <w:lang w:eastAsia="zh-CN"/>
+        </w:rPr>
+        <w:t xml:space="preserve">两个公共点</w:t>
+      </w:r>
+      <w:r>
+        <w:rPr>
+          <w:rFonts w:ascii="Times New Roman" w:eastAsia="宋体" w:hAnsi="Times New Roman" w:cs="Times New Roman"/>
+          <w:sz w:val="21"/>
+          <w:szCs w:val="21"/>
+          <w:lang w:eastAsia="zh-CN"/>
+        </w:rPr>
+        <w:t xml:space="preserve">时，以这两个公共点为端点的线段称为圆锥曲线的一条</w:t>
+      </w:r>
+      <w:r>
+        <w:rPr>
+          <w:rFonts w:ascii="Times New Roman" w:eastAsia="宋体" w:hAnsi="Times New Roman" w:cs="Times New Roman"/>
+          <w:sz w:val="21"/>
+          <w:szCs w:val="21"/>
+          <w:shd w:val="clear" w:color="auto" w:fill="C9C9C9"/>
+          <w:lang w:eastAsia="zh-CN"/>
+        </w:rPr>
+        <w:t xml:space="preserve">弦</w:t>
+      </w:r>
+      <w:r>
+        <w:rPr>
+          <w:rFonts w:ascii="Times New Roman" w:eastAsia="宋体" w:hAnsi="Times New Roman" w:cs="Times New Roman"/>
+          <w:sz w:val="21"/>
+          <w:szCs w:val="21"/>
+          <w:lang w:eastAsia="zh-CN"/>
+        </w:rPr>
+        <w:t xml:space="preserve">，线段的长就是</w:t>
+      </w:r>
+      <w:r>
+        <w:rPr>
+          <w:rFonts w:ascii="Times New Roman" w:eastAsia="宋体" w:hAnsi="Times New Roman" w:cs="Times New Roman"/>
+          <w:sz w:val="21"/>
+          <w:szCs w:val="21"/>
+          <w:shd w:val="clear" w:color="auto" w:fill="C9C9C9"/>
+          <w:lang w:eastAsia="zh-CN"/>
+        </w:rPr>
+        <w:t xml:space="preserve">弦长</w:t>
+      </w:r>
+      <w:r>
+        <w:rPr>
+          <w:rFonts w:ascii="Times New Roman" w:eastAsia="宋体" w:hAnsi="Times New Roman" w:cs="Times New Roman"/>
+          <w:sz w:val="21"/>
+          <w:szCs w:val="21"/>
+          <w:lang w:eastAsia="zh-CN"/>
+        </w:rPr>
+        <w:t xml:space="preserve">；简单地说，圆锥曲线的弦就是连接圆锥曲线上任意两点所得的线段．</w:t>
+      </w:r>
+    </w:p>
+    <w:p>
+      <w:pPr>
+        <w:snapToGrid w:val="0"/>
+        <w:spacing w:after="0" w:line="288" w:lineRule="auto"/>
+        <w:rPr>
+          <w:sz w:val="21"/>
+          <w:szCs w:val="21"/>
+        </w:rPr>
+      </w:pPr>
+      <w:r>
+        <w:rPr>
+          <w:rFonts w:ascii="Times New Roman" w:eastAsia="宋体" w:hAnsi="Times New Roman" w:cs="Times New Roman"/>
+          <w:sz w:val="21"/>
+          <w:szCs w:val="21"/>
+          <w:lang w:eastAsia="zh-CN"/>
+        </w:rPr>
+        <w:t xml:space="preserve">(2)弦长计算：设弦端点为A(x₁,y₁)，B(x₂,y₂)，则</w:t>
+      </w:r>
+      <w:r>
+        <w:rPr>
+          <w:rFonts w:ascii="Times New Roman" w:eastAsia="宋体" w:hAnsi="Times New Roman" w:cs="Times New Roman"/>
+          <w:sz w:val="21"/>
+          <w:szCs w:val="21"/>
+          <w:shd w:val="clear" w:color="auto" w:fill="C9C9C9"/>
+          <w:lang w:eastAsia="zh-CN"/>
+        </w:rPr>
+        <w:t xml:space="preserve">|AB|=√((x₁-x₂)²+(y₁-y₂)²)</w:t>
+      </w:r>
+      <w:r>
+        <w:rPr>
+          <w:rFonts w:ascii="Times New Roman" w:eastAsia="宋体" w:hAnsi="Times New Roman" w:cs="Times New Roman"/>
+          <w:sz w:val="21"/>
+          <w:szCs w:val="21"/>
+          <w:lang w:eastAsia="zh-CN"/>
+        </w:rPr>
+        <w:t xml:space="preserve">；求弦长常用</w:t>
+      </w:r>
+      <w:r>
+        <w:rPr>
+          <w:rFonts w:ascii="Times New Roman" w:eastAsia="宋体" w:hAnsi="Times New Roman" w:cs="Times New Roman"/>
+          <w:sz w:val="21"/>
+          <w:szCs w:val="21"/>
+          <w:shd w:val="clear" w:color="auto" w:fill="C9C9C9"/>
+          <w:lang w:eastAsia="zh-CN"/>
+        </w:rPr>
+        <w:t xml:space="preserve">「设而不求」</w:t>
+      </w:r>
+      <w:r>
+        <w:rPr>
+          <w:rFonts w:ascii="Times New Roman" w:eastAsia="宋体" w:hAnsi="Times New Roman" w:cs="Times New Roman"/>
+          <w:sz w:val="21"/>
+          <w:szCs w:val="21"/>
+          <w:lang w:eastAsia="zh-CN"/>
+        </w:rPr>
+        <w:t xml:space="preserve">的方法：联立直线与曲线的方程，消元后用</w:t>
+      </w:r>
+      <w:r>
+        <w:rPr>
+          <w:rFonts w:ascii="Times New Roman" w:eastAsia="宋体" w:hAnsi="Times New Roman" w:cs="Times New Roman"/>
+          <w:sz w:val="21"/>
+          <w:szCs w:val="21"/>
+          <w:shd w:val="clear" w:color="auto" w:fill="C9C9C9"/>
+          <w:lang w:eastAsia="zh-CN"/>
+        </w:rPr>
+        <w:t xml:space="preserve">韦达定理</w:t>
+      </w:r>
+      <w:r>
+        <w:rPr>
+          <w:rFonts w:ascii="Times New Roman" w:eastAsia="宋体" w:hAnsi="Times New Roman" w:cs="Times New Roman"/>
+          <w:sz w:val="21"/>
+          <w:szCs w:val="21"/>
+          <w:lang w:eastAsia="zh-CN"/>
+        </w:rPr>
+        <w:t xml:space="preserve">整体处理x₁+x₂与x₁x₂．</w:t>
+      </w:r>
+      <w:r>
+        <w:rPr>
+          <w:rFonts w:ascii="Times New Roman" w:eastAsia="宋体" w:hAnsi="Times New Roman" w:cs="Times New Roman"/>
+          <w:sz w:val="21"/>
+          <w:szCs w:val="21"/>
+          <w:lang w:eastAsia="zh-CN"/>
+        </w:rPr>
+        <w:t xml:space="preserve">（据教材补写）</w:t>
+      </w:r>
+    </w:p>
+    <w:p>
+      <w:pPr>
+        <w:snapToGrid w:val="0"/>
+        <w:spacing w:after="0" w:line="288" w:lineRule="auto"/>
+        <w:rPr>
+          <w:sz w:val="21"/>
+          <w:szCs w:val="21"/>
+        </w:rPr>
+      </w:pPr>
+      <w:r>
+        <w:rPr>
+          <w:rFonts w:ascii="Times New Roman" w:eastAsia="宋体" w:hAnsi="Times New Roman" w:cs="Times New Roman"/>
+          <w:sz w:val="21"/>
+          <w:szCs w:val="21"/>
+          <w:lang w:eastAsia="zh-CN"/>
+        </w:rPr>
+        <w:t xml:space="preserve">38</w:t>
+      </w:r>
+      <w:r>
+        <w:rPr>
+          <w:rFonts w:ascii="Times New Roman" w:eastAsia="宋体" w:hAnsi="Times New Roman" w:cs="Times New Roman"/>
+          <w:sz w:val="21"/>
+          <w:szCs w:val="21"/>
+          <w:lang w:eastAsia="zh-CN"/>
+        </w:rPr>
+        <w:t xml:space="preserve">．直线与圆锥曲线位置关系的判定与相切的辨析</w:t>
+      </w:r>
+    </w:p>
+    <w:p>
+      <w:pPr>
+        <w:snapToGrid w:val="0"/>
+        <w:spacing w:after="0" w:line="288" w:lineRule="auto"/>
+        <w:rPr>
+          <w:sz w:val="21"/>
+          <w:szCs w:val="21"/>
+        </w:rPr>
+      </w:pPr>
+      <w:r>
+        <w:rPr>
+          <w:rFonts w:ascii="Times New Roman" w:eastAsia="宋体" w:hAnsi="Times New Roman" w:cs="Times New Roman"/>
+          <w:sz w:val="21"/>
+          <w:szCs w:val="21"/>
+          <w:lang w:eastAsia="zh-CN"/>
+        </w:rPr>
+        <w:t xml:space="preserve">(1)判定方法：判断直线与椭圆、双曲线、抛物线的位置关系，都是</w:t>
+      </w:r>
+      <w:r>
+        <w:rPr>
+          <w:rFonts w:ascii="Times New Roman" w:eastAsia="宋体" w:hAnsi="Times New Roman" w:cs="Times New Roman"/>
+          <w:sz w:val="21"/>
+          <w:szCs w:val="21"/>
+          <w:shd w:val="clear" w:color="auto" w:fill="C9C9C9"/>
+          <w:lang w:eastAsia="zh-CN"/>
+        </w:rPr>
+        <w:t xml:space="preserve">联立直线与曲线的方程得到方程组</w:t>
+      </w:r>
+      <w:r>
+        <w:rPr>
+          <w:rFonts w:ascii="Times New Roman" w:eastAsia="宋体" w:hAnsi="Times New Roman" w:cs="Times New Roman"/>
+          <w:sz w:val="21"/>
+          <w:szCs w:val="21"/>
+          <w:lang w:eastAsia="zh-CN"/>
+        </w:rPr>
+        <w:t xml:space="preserve">，以</w:t>
+      </w:r>
+      <w:r>
+        <w:rPr>
+          <w:rFonts w:ascii="Times New Roman" w:eastAsia="宋体" w:hAnsi="Times New Roman" w:cs="Times New Roman"/>
+          <w:sz w:val="21"/>
+          <w:szCs w:val="21"/>
+          <w:shd w:val="clear" w:color="auto" w:fill="C9C9C9"/>
+          <w:lang w:eastAsia="zh-CN"/>
+        </w:rPr>
+        <w:t xml:space="preserve">方程组的实数解的个数</w:t>
+      </w:r>
+      <w:r>
+        <w:rPr>
+          <w:rFonts w:ascii="Times New Roman" w:eastAsia="宋体" w:hAnsi="Times New Roman" w:cs="Times New Roman"/>
+          <w:sz w:val="21"/>
+          <w:szCs w:val="21"/>
+          <w:lang w:eastAsia="zh-CN"/>
+        </w:rPr>
+        <w:t xml:space="preserve">（即公共点个数）来判定；消元后得一元二次方程的，用</w:t>
+      </w:r>
+      <w:r>
+        <w:rPr>
+          <w:rFonts w:ascii="Times New Roman" w:eastAsia="宋体" w:hAnsi="Times New Roman" w:cs="Times New Roman"/>
+          <w:sz w:val="21"/>
+          <w:szCs w:val="21"/>
+          <w:shd w:val="clear" w:color="auto" w:fill="C9C9C9"/>
+          <w:lang w:eastAsia="zh-CN"/>
+        </w:rPr>
+        <w:t xml:space="preserve">判别式Δ</w:t>
+      </w:r>
+      <w:r>
+        <w:rPr>
+          <w:rFonts w:ascii="Times New Roman" w:eastAsia="宋体" w:hAnsi="Times New Roman" w:cs="Times New Roman"/>
+          <w:sz w:val="21"/>
+          <w:szCs w:val="21"/>
+          <w:lang w:eastAsia="zh-CN"/>
+        </w:rPr>
+        <w:t xml:space="preserve">判定．</w:t>
+      </w:r>
+    </w:p>
+    <w:p>
+      <w:pPr>
+        <w:snapToGrid w:val="0"/>
+        <w:spacing w:after="0" w:line="288" w:lineRule="auto"/>
+        <w:rPr>
+          <w:sz w:val="21"/>
+          <w:szCs w:val="21"/>
+        </w:rPr>
+      </w:pPr>
+      <w:r>
+        <w:rPr>
+          <w:rFonts w:ascii="Times New Roman" w:eastAsia="宋体" w:hAnsi="Times New Roman" w:cs="Times New Roman"/>
+          <w:sz w:val="21"/>
+          <w:szCs w:val="21"/>
+          <w:lang w:eastAsia="zh-CN"/>
+        </w:rPr>
+        <w:t xml:space="preserve">(2)相切辨析：直线与圆、直线与椭圆</w:t>
+      </w:r>
+      <w:r>
+        <w:rPr>
+          <w:rFonts w:ascii="Times New Roman" w:eastAsia="宋体" w:hAnsi="Times New Roman" w:cs="Times New Roman"/>
+          <w:sz w:val="21"/>
+          <w:szCs w:val="21"/>
+          <w:shd w:val="clear" w:color="auto" w:fill="C9C9C9"/>
+          <w:lang w:eastAsia="zh-CN"/>
+        </w:rPr>
+        <w:t xml:space="preserve">只有一个公共点</w:t>
+      </w:r>
+      <w:r>
+        <w:rPr>
+          <w:rFonts w:ascii="Times New Roman" w:eastAsia="宋体" w:hAnsi="Times New Roman" w:cs="Times New Roman"/>
+          <w:sz w:val="21"/>
+          <w:szCs w:val="21"/>
+          <w:lang w:eastAsia="zh-CN"/>
+        </w:rPr>
+        <w:t xml:space="preserve">是直线与它们</w:t>
+      </w:r>
+      <w:r>
+        <w:rPr>
+          <w:rFonts w:ascii="Times New Roman" w:eastAsia="宋体" w:hAnsi="Times New Roman" w:cs="Times New Roman"/>
+          <w:sz w:val="21"/>
+          <w:szCs w:val="21"/>
+          <w:shd w:val="clear" w:color="auto" w:fill="C9C9C9"/>
+          <w:lang w:eastAsia="zh-CN"/>
+        </w:rPr>
+        <w:t xml:space="preserve">相切</w:t>
+      </w:r>
+      <w:r>
+        <w:rPr>
+          <w:rFonts w:ascii="Times New Roman" w:eastAsia="宋体" w:hAnsi="Times New Roman" w:cs="Times New Roman"/>
+          <w:sz w:val="21"/>
+          <w:szCs w:val="21"/>
+          <w:lang w:eastAsia="zh-CN"/>
+        </w:rPr>
+        <w:t xml:space="preserve">的</w:t>
+      </w:r>
+      <w:r>
+        <w:rPr>
+          <w:rFonts w:ascii="Times New Roman" w:eastAsia="宋体" w:hAnsi="Times New Roman" w:cs="Times New Roman"/>
+          <w:sz w:val="21"/>
+          <w:szCs w:val="21"/>
+          <w:shd w:val="clear" w:color="auto" w:fill="C9C9C9"/>
+          <w:lang w:eastAsia="zh-CN"/>
+        </w:rPr>
+        <w:t xml:space="preserve">充要条件</w:t>
+      </w:r>
+      <w:r>
+        <w:rPr>
+          <w:rFonts w:ascii="Times New Roman" w:eastAsia="宋体" w:hAnsi="Times New Roman" w:cs="Times New Roman"/>
+          <w:sz w:val="21"/>
+          <w:szCs w:val="21"/>
+          <w:lang w:eastAsia="zh-CN"/>
+        </w:rPr>
+        <w:t xml:space="preserve">；但直线与双曲线、直线与抛物线只有一个公共点不是直线与它们相切的</w:t>
+      </w:r>
+      <w:r>
+        <w:rPr>
+          <w:rFonts w:ascii="Times New Roman" w:eastAsia="宋体" w:hAnsi="Times New Roman" w:cs="Times New Roman"/>
+          <w:sz w:val="21"/>
+          <w:szCs w:val="21"/>
+          <w:shd w:val="clear" w:color="auto" w:fill="C9C9C9"/>
+          <w:lang w:eastAsia="zh-CN"/>
+        </w:rPr>
+        <w:t xml:space="preserve">充分条件</w:t>
+      </w:r>
+      <w:r>
+        <w:rPr>
+          <w:rFonts w:ascii="Times New Roman" w:eastAsia="宋体" w:hAnsi="Times New Roman" w:cs="Times New Roman"/>
+          <w:sz w:val="21"/>
+          <w:szCs w:val="21"/>
+          <w:lang w:eastAsia="zh-CN"/>
+        </w:rPr>
+        <w:t xml:space="preserve">．</w:t>
+      </w:r>
+      <w:r>
+        <w:rPr>
+          <w:rFonts w:ascii="Times New Roman" w:eastAsia="宋体" w:hAnsi="Times New Roman" w:cs="Times New Roman"/>
+          <w:sz w:val="21"/>
+          <w:szCs w:val="21"/>
+          <w:lang w:eastAsia="zh-CN"/>
+        </w:rPr>
+        <w:t xml:space="preserve">（据教材补写）</w:t>
+      </w:r>
+    </w:p>
     <w:sectPr>
       <w:headerReference w:type="default" r:id="rId43"/>
       <w:footerReference w:type="default" r:id="rId40"/>

--- a/高中数学/高中数学同步/人教B版选必1 第2章 平面解析几何·知识清单（完成）.docx
+++ b/高中数学/高中数学同步/人教B版选必1 第2章 平面解析几何·知识清单（完成）.docx
@@ -31207,7 +31207,7 @@
       <w:footerReference w:type="default" r:id="rId40"/>
       <w:pgSz w:w="11906" w:h="16838"/>
       <w:pgMar w:top="850" w:right="850" w:bottom="850" w:left="850" w:header="283" w:footer="850" w:gutter="0"/>
-      <w:pgNumType w:start="133"/>
+      <w:pgNumType w:start="142"/>
       <w:cols w:space="720"/>
       <w:docGrid w:linePitch="360"/>
     </w:sectPr>
@@ -31316,7 +31316,7 @@
         <w:sz w:val="21"/>
         <w:szCs w:val="21"/>
       </w:rPr>
-      <w:t>339</w:t>
+      <w:t>358</w:t>
     </w:r>
     <w:r>
       <w:rPr>
@@ -31332,7 +31332,7 @@
         <w:sz w:val="21"/>
         <w:szCs w:val="21"/>
       </w:rPr>
-      <w:t>·本部第1–10页（共10页）</w:t>
+      <w:t>·本部位于第1–11页（共11页）</w:t>
     </w:r>
   </w:p>
 </w:ftr>

--- a/高中数学/高中数学同步/人教B版选必1 第2章 平面解析几何·知识清单（完成）.docx
+++ b/高中数学/高中数学同步/人教B版选必1 第2章 平面解析几何·知识清单（完成）.docx
@@ -31207,7 +31207,7 @@
       <w:footerReference w:type="default" r:id="rId40"/>
       <w:pgSz w:w="11906" w:h="16838"/>
       <w:pgMar w:top="850" w:right="850" w:bottom="850" w:left="850" w:header="283" w:footer="850" w:gutter="0"/>
-      <w:pgNumType w:start="142"/>
+      <w:pgNumType w:start="141"/>
       <w:cols w:space="720"/>
       <w:docGrid w:linePitch="360"/>
     </w:sectPr>
@@ -31292,7 +31292,7 @@
         <w:sz w:val="21"/>
         <w:szCs w:val="21"/>
       </w:rPr>
-      <w:t>133</w:t>
+      <w:t>141</w:t>
     </w:r>
     <w:r>
       <w:rPr>
@@ -31316,7 +31316,7 @@
         <w:sz w:val="21"/>
         <w:szCs w:val="21"/>
       </w:rPr>
-      <w:t>358</w:t>
+      <w:t>357</w:t>
     </w:r>
     <w:r>
       <w:rPr>

--- a/高中数学/高中数学同步/人教B版选必1 第2章 平面解析几何·知识清单（完成）.docx
+++ b/高中数学/高中数学同步/人教B版选必1 第2章 平面解析几何·知识清单（完成）.docx
@@ -276,18 +276,19 @@
           <w:rFonts w:ascii="Times New Roman" w:eastAsia="宋体" w:hAnsi="Times New Roman" w:cs="Times New Roman"/>
           <w:sz w:val="21"/>
           <w:szCs w:val="21"/>
-          <w:lang w:eastAsia="zh-CN"/>
-        </w:rPr>
-        <w:t>1</w:t>
-      </w:r>
-      <w:r>
-        <w:rPr>
-          <w:rFonts w:ascii="Times New Roman" w:eastAsia="宋体" w:hAnsi="Times New Roman" w:cs="Times New Roman"/>
-          <w:sz w:val="21"/>
-          <w:szCs w:val="21"/>
-          <w:lang w:eastAsia="zh-CN"/>
-        </w:rPr>
-        <w:t>．平面上的两点</w:t>
+          <w:shd w:val="clear" w:color="auto" w:fill="C9C9C9"/>
+          <w:lang w:eastAsia="zh-CN"/>
+        </w:rPr>
+        <w:t>1．</w:t>
+      </w:r>
+      <w:r>
+        <w:rPr>
+          <w:rFonts w:ascii="Times New Roman" w:eastAsia="宋体" w:hAnsi="Times New Roman" w:cs="Times New Roman"/>
+          <w:sz w:val="21"/>
+          <w:szCs w:val="21"/>
+          <w:lang w:eastAsia="zh-CN"/>
+        </w:rPr>
+        <w:t>平面上的两点</w:t>
       </w:r>
       <m:oMath>
         <m:sSub>
@@ -956,18 +957,19 @@
           <w:rFonts w:ascii="Times New Roman" w:eastAsia="宋体" w:hAnsi="Times New Roman" w:cs="Times New Roman"/>
           <w:sz w:val="21"/>
           <w:szCs w:val="21"/>
-          <w:lang w:eastAsia="zh-CN"/>
-        </w:rPr>
-        <w:t>2</w:t>
-      </w:r>
-      <w:r>
-        <w:rPr>
-          <w:rFonts w:ascii="Times New Roman" w:eastAsia="宋体" w:hAnsi="Times New Roman" w:cs="Times New Roman"/>
-          <w:sz w:val="21"/>
-          <w:szCs w:val="21"/>
-          <w:lang w:eastAsia="zh-CN"/>
-        </w:rPr>
-        <w:t>．特别地，原点</w:t>
+          <w:shd w:val="clear" w:color="auto" w:fill="C9C9C9"/>
+          <w:lang w:eastAsia="zh-CN"/>
+        </w:rPr>
+        <w:t>2．</w:t>
+      </w:r>
+      <w:r>
+        <w:rPr>
+          <w:rFonts w:ascii="Times New Roman" w:eastAsia="宋体" w:hAnsi="Times New Roman" w:cs="Times New Roman"/>
+          <w:sz w:val="21"/>
+          <w:szCs w:val="21"/>
+          <w:lang w:eastAsia="zh-CN"/>
+        </w:rPr>
+        <w:t>特别地，原点</w:t>
       </w:r>
       <m:oMath>
         <m:r>
@@ -1254,18 +1256,19 @@
           <w:rFonts w:ascii="Times New Roman" w:eastAsia="宋体" w:hAnsi="Times New Roman" w:cs="Times New Roman"/>
           <w:sz w:val="21"/>
           <w:szCs w:val="21"/>
-          <w:lang w:eastAsia="zh-CN"/>
-        </w:rPr>
-        <w:t>3</w:t>
-      </w:r>
-      <w:r>
-        <w:rPr>
-          <w:rFonts w:ascii="Times New Roman" w:eastAsia="宋体" w:hAnsi="Times New Roman" w:cs="Times New Roman"/>
-          <w:sz w:val="21"/>
-          <w:szCs w:val="21"/>
-          <w:lang w:eastAsia="zh-CN"/>
-        </w:rPr>
-        <w:t>．直线的倾斜角</w:t>
+          <w:shd w:val="clear" w:color="auto" w:fill="C9C9C9"/>
+          <w:lang w:eastAsia="zh-CN"/>
+        </w:rPr>
+        <w:t>3．</w:t>
+      </w:r>
+      <w:r>
+        <w:rPr>
+          <w:rFonts w:ascii="Times New Roman" w:eastAsia="宋体" w:hAnsi="Times New Roman" w:cs="Times New Roman"/>
+          <w:sz w:val="21"/>
+          <w:szCs w:val="21"/>
+          <w:lang w:eastAsia="zh-CN"/>
+        </w:rPr>
+        <w:t>直线的倾斜角</w:t>
       </w:r>
     </w:p>
     <w:tbl>
@@ -1925,18 +1928,19 @@
           <w:rFonts w:ascii="Times New Roman" w:eastAsia="宋体" w:hAnsi="Times New Roman" w:cs="Times New Roman"/>
           <w:sz w:val="21"/>
           <w:szCs w:val="21"/>
-          <w:lang w:eastAsia="zh-CN"/>
-        </w:rPr>
-        <w:t>4</w:t>
-      </w:r>
-      <w:r>
-        <w:rPr>
-          <w:rFonts w:ascii="Times New Roman" w:eastAsia="宋体" w:hAnsi="Times New Roman" w:cs="Times New Roman"/>
-          <w:sz w:val="21"/>
-          <w:szCs w:val="21"/>
-          <w:lang w:eastAsia="zh-CN"/>
-        </w:rPr>
-        <w:t>．斜率的定义</w:t>
+          <w:shd w:val="clear" w:color="auto" w:fill="C9C9C9"/>
+          <w:lang w:eastAsia="zh-CN"/>
+        </w:rPr>
+        <w:t>4．</w:t>
+      </w:r>
+      <w:r>
+        <w:rPr>
+          <w:rFonts w:ascii="Times New Roman" w:eastAsia="宋体" w:hAnsi="Times New Roman" w:cs="Times New Roman"/>
+          <w:sz w:val="21"/>
+          <w:szCs w:val="21"/>
+          <w:lang w:eastAsia="zh-CN"/>
+        </w:rPr>
+        <w:t>斜率的定义</w:t>
       </w:r>
     </w:p>
     <w:p>
@@ -2068,18 +2072,19 @@
           <w:rFonts w:ascii="Times New Roman" w:eastAsia="宋体" w:hAnsi="Times New Roman" w:cs="Times New Roman"/>
           <w:sz w:val="21"/>
           <w:szCs w:val="21"/>
-          <w:lang w:eastAsia="zh-CN"/>
-        </w:rPr>
-        <w:t>5</w:t>
-      </w:r>
-      <w:r>
-        <w:rPr>
-          <w:rFonts w:ascii="Times New Roman" w:eastAsia="宋体" w:hAnsi="Times New Roman" w:cs="Times New Roman"/>
-          <w:sz w:val="21"/>
-          <w:szCs w:val="21"/>
-          <w:lang w:eastAsia="zh-CN"/>
-        </w:rPr>
-        <w:t>．斜率公式</w:t>
+          <w:shd w:val="clear" w:color="auto" w:fill="C9C9C9"/>
+          <w:lang w:eastAsia="zh-CN"/>
+        </w:rPr>
+        <w:t>5．</w:t>
+      </w:r>
+      <w:r>
+        <w:rPr>
+          <w:rFonts w:ascii="Times New Roman" w:eastAsia="宋体" w:hAnsi="Times New Roman" w:cs="Times New Roman"/>
+          <w:sz w:val="21"/>
+          <w:szCs w:val="21"/>
+          <w:lang w:eastAsia="zh-CN"/>
+        </w:rPr>
+        <w:t>斜率公式</w:t>
       </w:r>
     </w:p>
     <w:p>
@@ -2692,18 +2697,19 @@
           <w:rFonts w:ascii="Times New Roman" w:eastAsia="宋体" w:hAnsi="Times New Roman" w:cs="Times New Roman"/>
           <w:sz w:val="21"/>
           <w:szCs w:val="21"/>
-          <w:lang w:eastAsia="zh-CN"/>
-        </w:rPr>
-        <w:t>6</w:t>
-      </w:r>
-      <w:r>
-        <w:rPr>
-          <w:rFonts w:ascii="Times New Roman" w:eastAsia="宋体" w:hAnsi="Times New Roman" w:cs="Times New Roman"/>
-          <w:sz w:val="21"/>
-          <w:szCs w:val="21"/>
-          <w:lang w:eastAsia="zh-CN"/>
-        </w:rPr>
-        <w:t>．直线的方向向量</w:t>
+          <w:shd w:val="clear" w:color="auto" w:fill="C9C9C9"/>
+          <w:lang w:eastAsia="zh-CN"/>
+        </w:rPr>
+        <w:t>6．</w:t>
+      </w:r>
+      <w:r>
+        <w:rPr>
+          <w:rFonts w:ascii="Times New Roman" w:eastAsia="宋体" w:hAnsi="Times New Roman" w:cs="Times New Roman"/>
+          <w:sz w:val="21"/>
+          <w:szCs w:val="21"/>
+          <w:lang w:eastAsia="zh-CN"/>
+        </w:rPr>
+        <w:t>直线的方向向量</w:t>
       </w:r>
     </w:p>
     <w:p>
@@ -3179,18 +3185,19 @@
           <w:rFonts w:ascii="Times New Roman" w:eastAsia="宋体" w:hAnsi="Times New Roman" w:cs="Times New Roman"/>
           <w:sz w:val="21"/>
           <w:szCs w:val="21"/>
-          <w:lang w:eastAsia="zh-CN"/>
-        </w:rPr>
-        <w:t>7</w:t>
-      </w:r>
-      <w:r>
-        <w:rPr>
-          <w:rFonts w:ascii="Times New Roman" w:eastAsia="宋体" w:hAnsi="Times New Roman" w:cs="Times New Roman"/>
-          <w:sz w:val="21"/>
-          <w:szCs w:val="21"/>
-          <w:lang w:eastAsia="zh-CN"/>
-        </w:rPr>
-        <w:t>．直线的点斜式方程</w:t>
+          <w:shd w:val="clear" w:color="auto" w:fill="C9C9C9"/>
+          <w:lang w:eastAsia="zh-CN"/>
+        </w:rPr>
+        <w:t>7．</w:t>
+      </w:r>
+      <w:r>
+        <w:rPr>
+          <w:rFonts w:ascii="Times New Roman" w:eastAsia="宋体" w:hAnsi="Times New Roman" w:cs="Times New Roman"/>
+          <w:sz w:val="21"/>
+          <w:szCs w:val="21"/>
+          <w:lang w:eastAsia="zh-CN"/>
+        </w:rPr>
+        <w:t>直线的点斜式方程</w:t>
       </w:r>
     </w:p>
     <w:tbl>
@@ -3936,16 +3943,17 @@
           <w:rFonts w:ascii="Times New Roman" w:eastAsia="宋体" w:hAnsi="Times New Roman" w:cs="Times New Roman"/>
           <w:sz w:val="21"/>
           <w:szCs w:val="21"/>
-        </w:rPr>
-        <w:t>8</w:t>
-      </w:r>
-      <w:r>
-        <w:rPr>
-          <w:rFonts w:ascii="Times New Roman" w:eastAsia="宋体" w:hAnsi="Times New Roman" w:cs="Times New Roman"/>
-          <w:sz w:val="21"/>
-          <w:szCs w:val="21"/>
-        </w:rPr>
-        <w:t>．直线在</w:t>
+          <w:shd w:val="clear" w:color="auto" w:fill="C9C9C9"/>
+        </w:rPr>
+        <w:t>8．</w:t>
+      </w:r>
+      <w:r>
+        <w:rPr>
+          <w:rFonts w:ascii="Times New Roman" w:eastAsia="宋体" w:hAnsi="Times New Roman" w:cs="Times New Roman"/>
+          <w:sz w:val="21"/>
+          <w:szCs w:val="21"/>
+        </w:rPr>
+        <w:t>直线在</w:t>
       </w:r>
       <w:r>
         <w:rPr>
@@ -4150,16 +4158,17 @@
           <w:rFonts w:ascii="Times New Roman" w:eastAsia="宋体" w:hAnsi="Times New Roman" w:cs="Times New Roman"/>
           <w:sz w:val="21"/>
           <w:szCs w:val="21"/>
-        </w:rPr>
-        <w:t>9</w:t>
-      </w:r>
-      <w:r>
-        <w:rPr>
-          <w:rFonts w:ascii="Times New Roman" w:eastAsia="宋体" w:hAnsi="Times New Roman" w:cs="Times New Roman"/>
-          <w:sz w:val="21"/>
-          <w:szCs w:val="21"/>
-        </w:rPr>
-        <w:t>．直线的斜截式方程</w:t>
+          <w:shd w:val="clear" w:color="auto" w:fill="C9C9C9"/>
+        </w:rPr>
+        <w:t>9．</w:t>
+      </w:r>
+      <w:r>
+        <w:rPr>
+          <w:rFonts w:ascii="Times New Roman" w:eastAsia="宋体" w:hAnsi="Times New Roman" w:cs="Times New Roman"/>
+          <w:sz w:val="21"/>
+          <w:szCs w:val="21"/>
+        </w:rPr>
+        <w:t>直线的斜截式方程</w:t>
       </w:r>
     </w:p>
     <w:tbl>
@@ -4620,16 +4629,17 @@
           <w:rFonts w:ascii="Times New Roman" w:eastAsia="宋体" w:hAnsi="Times New Roman" w:cs="Times New Roman"/>
           <w:sz w:val="21"/>
           <w:szCs w:val="21"/>
-        </w:rPr>
-        <w:t>10</w:t>
-      </w:r>
-      <w:r>
-        <w:rPr>
-          <w:rFonts w:ascii="Times New Roman" w:eastAsia="宋体" w:hAnsi="Times New Roman" w:cs="Times New Roman"/>
-          <w:sz w:val="21"/>
-          <w:szCs w:val="21"/>
-        </w:rPr>
-        <w:t>．直线的两点式方程</w:t>
+          <w:shd w:val="clear" w:color="auto" w:fill="C9C9C9"/>
+        </w:rPr>
+        <w:t>10．</w:t>
+      </w:r>
+      <w:r>
+        <w:rPr>
+          <w:rFonts w:ascii="Times New Roman" w:eastAsia="宋体" w:hAnsi="Times New Roman" w:cs="Times New Roman"/>
+          <w:sz w:val="21"/>
+          <w:szCs w:val="21"/>
+        </w:rPr>
+        <w:t>直线的两点式方程</w:t>
       </w:r>
     </w:p>
     <w:tbl>
@@ -5819,16 +5829,17 @@
           <w:rFonts w:ascii="Times New Roman" w:eastAsia="宋体" w:hAnsi="Times New Roman" w:cs="Times New Roman"/>
           <w:sz w:val="21"/>
           <w:szCs w:val="21"/>
-        </w:rPr>
-        <w:t>11</w:t>
-      </w:r>
-      <w:r>
-        <w:rPr>
-          <w:rFonts w:ascii="Times New Roman" w:eastAsia="宋体" w:hAnsi="Times New Roman" w:cs="Times New Roman"/>
-          <w:sz w:val="21"/>
-          <w:szCs w:val="21"/>
-        </w:rPr>
-        <w:t>．直线的截距式方程</w:t>
+          <w:shd w:val="clear" w:color="auto" w:fill="C9C9C9"/>
+        </w:rPr>
+        <w:t>11．</w:t>
+      </w:r>
+      <w:r>
+        <w:rPr>
+          <w:rFonts w:ascii="Times New Roman" w:eastAsia="宋体" w:hAnsi="Times New Roman" w:cs="Times New Roman"/>
+          <w:sz w:val="21"/>
+          <w:szCs w:val="21"/>
+        </w:rPr>
+        <w:t>直线的截距式方程</w:t>
       </w:r>
     </w:p>
     <w:tbl>
@@ -6501,18 +6512,19 @@
           <w:rFonts w:ascii="Times New Roman" w:eastAsia="宋体" w:hAnsi="Times New Roman" w:cs="Times New Roman"/>
           <w:sz w:val="21"/>
           <w:szCs w:val="21"/>
-          <w:lang w:eastAsia="zh-CN"/>
-        </w:rPr>
-        <w:t>12</w:t>
-      </w:r>
-      <w:r>
-        <w:rPr>
-          <w:rFonts w:ascii="Times New Roman" w:eastAsia="宋体" w:hAnsi="Times New Roman" w:cs="Times New Roman"/>
-          <w:sz w:val="21"/>
-          <w:szCs w:val="21"/>
-          <w:lang w:eastAsia="zh-CN"/>
-        </w:rPr>
-        <w:t>．直线的一般式方程</w:t>
+          <w:shd w:val="clear" w:color="auto" w:fill="C9C9C9"/>
+          <w:lang w:eastAsia="zh-CN"/>
+        </w:rPr>
+        <w:t>12．</w:t>
+      </w:r>
+      <w:r>
+        <w:rPr>
+          <w:rFonts w:ascii="Times New Roman" w:eastAsia="宋体" w:hAnsi="Times New Roman" w:cs="Times New Roman"/>
+          <w:sz w:val="21"/>
+          <w:szCs w:val="21"/>
+          <w:lang w:eastAsia="zh-CN"/>
+        </w:rPr>
+        <w:t>直线的一般式方程</w:t>
       </w:r>
     </w:p>
     <w:p>
@@ -6839,18 +6851,19 @@
           <w:rFonts w:ascii="Times New Roman" w:eastAsia="宋体" w:hAnsi="Times New Roman" w:cs="Times New Roman"/>
           <w:sz w:val="21"/>
           <w:szCs w:val="21"/>
-          <w:lang w:eastAsia="zh-CN"/>
-        </w:rPr>
-        <w:t>13</w:t>
-      </w:r>
-      <w:r>
-        <w:rPr>
-          <w:rFonts w:ascii="Times New Roman" w:eastAsia="宋体" w:hAnsi="Times New Roman" w:cs="Times New Roman"/>
-          <w:sz w:val="21"/>
-          <w:szCs w:val="21"/>
-          <w:lang w:eastAsia="zh-CN"/>
-        </w:rPr>
-        <w:t>．设两条不重合的直线</w:t>
+          <w:shd w:val="clear" w:color="auto" w:fill="C9C9C9"/>
+          <w:lang w:eastAsia="zh-CN"/>
+        </w:rPr>
+        <w:t>13．</w:t>
+      </w:r>
+      <w:r>
+        <w:rPr>
+          <w:rFonts w:ascii="Times New Roman" w:eastAsia="宋体" w:hAnsi="Times New Roman" w:cs="Times New Roman"/>
+          <w:sz w:val="21"/>
+          <w:szCs w:val="21"/>
+          <w:lang w:eastAsia="zh-CN"/>
+        </w:rPr>
+        <w:t>设两条不重合的直线</w:t>
       </w:r>
       <m:oMath>
         <m:sSub>
@@ -7975,18 +7988,19 @@
           <w:rFonts w:ascii="Times New Roman" w:eastAsia="宋体" w:hAnsi="Times New Roman" w:cs="Times New Roman"/>
           <w:sz w:val="21"/>
           <w:szCs w:val="21"/>
-          <w:lang w:eastAsia="zh-CN"/>
-        </w:rPr>
-        <w:t>14</w:t>
-      </w:r>
-      <w:r>
-        <w:rPr>
-          <w:rFonts w:ascii="Times New Roman" w:eastAsia="宋体" w:hAnsi="Times New Roman" w:cs="Times New Roman"/>
-          <w:sz w:val="21"/>
-          <w:szCs w:val="21"/>
-          <w:lang w:eastAsia="zh-CN"/>
-        </w:rPr>
-        <w:t>．设两条直线</w:t>
+          <w:shd w:val="clear" w:color="auto" w:fill="C9C9C9"/>
+          <w:lang w:eastAsia="zh-CN"/>
+        </w:rPr>
+        <w:t>14．</w:t>
+      </w:r>
+      <w:r>
+        <w:rPr>
+          <w:rFonts w:ascii="Times New Roman" w:eastAsia="宋体" w:hAnsi="Times New Roman" w:cs="Times New Roman"/>
+          <w:sz w:val="21"/>
+          <w:szCs w:val="21"/>
+          <w:lang w:eastAsia="zh-CN"/>
+        </w:rPr>
+        <w:t>设两条直线</w:t>
       </w:r>
       <m:oMath>
         <m:sSub>
@@ -9167,16 +9181,17 @@
           <w:rFonts w:ascii="Times New Roman" w:eastAsia="宋体" w:hAnsi="Times New Roman" w:cs="Times New Roman"/>
           <w:sz w:val="21"/>
           <w:szCs w:val="21"/>
-        </w:rPr>
-        <w:t>15</w:t>
-      </w:r>
-      <w:r>
-        <w:rPr>
-          <w:rFonts w:ascii="Times New Roman" w:eastAsia="宋体" w:hAnsi="Times New Roman" w:cs="Times New Roman"/>
-          <w:sz w:val="21"/>
-          <w:szCs w:val="21"/>
-        </w:rPr>
-        <w:t>．两直线的交点坐标</w:t>
+          <w:shd w:val="clear" w:color="auto" w:fill="C9C9C9"/>
+        </w:rPr>
+        <w:t>15．</w:t>
+      </w:r>
+      <w:r>
+        <w:rPr>
+          <w:rFonts w:ascii="Times New Roman" w:eastAsia="宋体" w:hAnsi="Times New Roman" w:cs="Times New Roman"/>
+          <w:sz w:val="21"/>
+          <w:szCs w:val="21"/>
+        </w:rPr>
+        <w:t>两直线的交点坐标</w:t>
       </w:r>
     </w:p>
     <w:tbl>
@@ -10324,16 +10339,17 @@
           <w:rFonts w:ascii="Times New Roman" w:eastAsia="宋体" w:hAnsi="Times New Roman" w:cs="Times New Roman"/>
           <w:sz w:val="21"/>
           <w:szCs w:val="21"/>
-        </w:rPr>
-        <w:t>16</w:t>
-      </w:r>
-      <w:r>
-        <w:rPr>
-          <w:rFonts w:ascii="Times New Roman" w:eastAsia="宋体" w:hAnsi="Times New Roman" w:cs="Times New Roman"/>
-          <w:sz w:val="21"/>
-          <w:szCs w:val="21"/>
-        </w:rPr>
-        <w:t>．两直线的位置关系</w:t>
+          <w:shd w:val="clear" w:color="auto" w:fill="C9C9C9"/>
+        </w:rPr>
+        <w:t>16．</w:t>
+      </w:r>
+      <w:r>
+        <w:rPr>
+          <w:rFonts w:ascii="Times New Roman" w:eastAsia="宋体" w:hAnsi="Times New Roman" w:cs="Times New Roman"/>
+          <w:sz w:val="21"/>
+          <w:szCs w:val="21"/>
+        </w:rPr>
+        <w:t>两直线的位置关系</w:t>
       </w:r>
     </w:p>
     <w:tbl>
@@ -11333,18 +11349,19 @@
           <w:rFonts w:ascii="Times New Roman" w:eastAsia="宋体" w:hAnsi="Times New Roman" w:cs="Times New Roman"/>
           <w:sz w:val="21"/>
           <w:szCs w:val="21"/>
-          <w:lang w:eastAsia="zh-CN"/>
-        </w:rPr>
-        <w:t>17</w:t>
-      </w:r>
-      <w:r>
-        <w:rPr>
-          <w:rFonts w:ascii="Times New Roman" w:eastAsia="宋体" w:hAnsi="Times New Roman" w:cs="Times New Roman"/>
-          <w:sz w:val="21"/>
-          <w:szCs w:val="21"/>
-          <w:lang w:eastAsia="zh-CN"/>
-        </w:rPr>
-        <w:t>．点到直线的距离与两条平行直线间的距离</w:t>
+          <w:shd w:val="clear" w:color="auto" w:fill="C9C9C9"/>
+          <w:lang w:eastAsia="zh-CN"/>
+        </w:rPr>
+        <w:t>17．</w:t>
+      </w:r>
+      <w:r>
+        <w:rPr>
+          <w:rFonts w:ascii="Times New Roman" w:eastAsia="宋体" w:hAnsi="Times New Roman" w:cs="Times New Roman"/>
+          <w:sz w:val="21"/>
+          <w:szCs w:val="21"/>
+          <w:lang w:eastAsia="zh-CN"/>
+        </w:rPr>
+        <w:t>点到直线的距离与两条平行直线间的距离</w:t>
       </w:r>
     </w:p>
     <w:tbl>
@@ -12838,18 +12855,19 @@
           <w:rFonts w:ascii="Times New Roman" w:eastAsia="宋体" w:hAnsi="Times New Roman" w:cs="Times New Roman"/>
           <w:sz w:val="21"/>
           <w:szCs w:val="21"/>
-          <w:lang w:eastAsia="zh-CN"/>
-        </w:rPr>
-        <w:t>18</w:t>
-      </w:r>
-      <w:r>
-        <w:rPr>
-          <w:rFonts w:ascii="Times New Roman" w:eastAsia="宋体" w:hAnsi="Times New Roman" w:cs="Times New Roman"/>
-          <w:sz w:val="21"/>
-          <w:szCs w:val="21"/>
-          <w:lang w:eastAsia="zh-CN"/>
-        </w:rPr>
-        <w:t>．圆的标准方程</w:t>
+          <w:shd w:val="clear" w:color="auto" w:fill="C9C9C9"/>
+          <w:lang w:eastAsia="zh-CN"/>
+        </w:rPr>
+        <w:t>18．</w:t>
+      </w:r>
+      <w:r>
+        <w:rPr>
+          <w:rFonts w:ascii="Times New Roman" w:eastAsia="宋体" w:hAnsi="Times New Roman" w:cs="Times New Roman"/>
+          <w:sz w:val="21"/>
+          <w:szCs w:val="21"/>
+          <w:lang w:eastAsia="zh-CN"/>
+        </w:rPr>
+        <w:t>圆的标准方程</w:t>
       </w:r>
     </w:p>
     <w:p>
@@ -13570,18 +13588,19 @@
           <w:rFonts w:ascii="Times New Roman" w:eastAsia="宋体" w:hAnsi="Times New Roman" w:cs="Times New Roman"/>
           <w:sz w:val="21"/>
           <w:szCs w:val="21"/>
-          <w:lang w:eastAsia="zh-CN"/>
-        </w:rPr>
-        <w:t>19</w:t>
-      </w:r>
-      <w:r>
-        <w:rPr>
-          <w:rFonts w:ascii="Times New Roman" w:eastAsia="宋体" w:hAnsi="Times New Roman" w:cs="Times New Roman"/>
-          <w:sz w:val="21"/>
-          <w:szCs w:val="21"/>
-          <w:lang w:eastAsia="zh-CN"/>
-        </w:rPr>
-        <w:t>．圆的一般方程的概念</w:t>
+          <w:shd w:val="clear" w:color="auto" w:fill="C9C9C9"/>
+          <w:lang w:eastAsia="zh-CN"/>
+        </w:rPr>
+        <w:t>19．</w:t>
+      </w:r>
+      <w:r>
+        <w:rPr>
+          <w:rFonts w:ascii="Times New Roman" w:eastAsia="宋体" w:hAnsi="Times New Roman" w:cs="Times New Roman"/>
+          <w:sz w:val="21"/>
+          <w:szCs w:val="21"/>
+          <w:lang w:eastAsia="zh-CN"/>
+        </w:rPr>
+        <w:t>圆的一般方程的概念</w:t>
       </w:r>
     </w:p>
     <w:p>
@@ -13924,18 +13943,19 @@
           <w:rFonts w:ascii="Times New Roman" w:eastAsia="宋体" w:hAnsi="Times New Roman" w:cs="Times New Roman"/>
           <w:sz w:val="21"/>
           <w:szCs w:val="21"/>
-          <w:lang w:eastAsia="zh-CN"/>
-        </w:rPr>
-        <w:t>20</w:t>
-      </w:r>
-      <w:r>
-        <w:rPr>
-          <w:rFonts w:ascii="Times New Roman" w:eastAsia="宋体" w:hAnsi="Times New Roman" w:cs="Times New Roman"/>
-          <w:sz w:val="21"/>
-          <w:szCs w:val="21"/>
-          <w:lang w:eastAsia="zh-CN"/>
-        </w:rPr>
-        <w:t>．圆的一般方程对应的圆心和半径</w:t>
+          <w:shd w:val="clear" w:color="auto" w:fill="C9C9C9"/>
+          <w:lang w:eastAsia="zh-CN"/>
+        </w:rPr>
+        <w:t>20．</w:t>
+      </w:r>
+      <w:r>
+        <w:rPr>
+          <w:rFonts w:ascii="Times New Roman" w:eastAsia="宋体" w:hAnsi="Times New Roman" w:cs="Times New Roman"/>
+          <w:sz w:val="21"/>
+          <w:szCs w:val="21"/>
+          <w:lang w:eastAsia="zh-CN"/>
+        </w:rPr>
+        <w:t>圆的一般方程对应的圆心和半径</w:t>
       </w:r>
     </w:p>
     <w:p>
@@ -14597,18 +14617,19 @@
           <w:rFonts w:ascii="Times New Roman" w:eastAsia="宋体" w:hAnsi="Times New Roman" w:cs="Times New Roman"/>
           <w:sz w:val="21"/>
           <w:szCs w:val="21"/>
-          <w:lang w:eastAsia="zh-CN"/>
-        </w:rPr>
-        <w:t>21</w:t>
-      </w:r>
-      <w:r>
-        <w:rPr>
-          <w:rFonts w:ascii="Times New Roman" w:eastAsia="宋体" w:hAnsi="Times New Roman" w:cs="Times New Roman"/>
-          <w:sz w:val="21"/>
-          <w:szCs w:val="21"/>
-          <w:lang w:eastAsia="zh-CN"/>
-        </w:rPr>
-        <w:t>．直线</w:t>
+          <w:shd w:val="clear" w:color="auto" w:fill="C9C9C9"/>
+          <w:lang w:eastAsia="zh-CN"/>
+        </w:rPr>
+        <w:t>21．</w:t>
+      </w:r>
+      <w:r>
+        <w:rPr>
+          <w:rFonts w:ascii="Times New Roman" w:eastAsia="宋体" w:hAnsi="Times New Roman" w:cs="Times New Roman"/>
+          <w:sz w:val="21"/>
+          <w:szCs w:val="21"/>
+          <w:lang w:eastAsia="zh-CN"/>
+        </w:rPr>
+        <w:t>直线</w:t>
       </w:r>
       <m:oMath>
         <m:r>
@@ -16210,18 +16231,19 @@
           <w:rFonts w:ascii="Times New Roman" w:eastAsia="宋体" w:hAnsi="Times New Roman" w:cs="Times New Roman"/>
           <w:sz w:val="21"/>
           <w:szCs w:val="21"/>
-          <w:lang w:eastAsia="zh-CN"/>
-        </w:rPr>
-        <w:t>22</w:t>
-      </w:r>
-      <w:r>
-        <w:rPr>
-          <w:rFonts w:ascii="Times New Roman" w:eastAsia="宋体" w:hAnsi="Times New Roman" w:cs="Times New Roman"/>
-          <w:sz w:val="21"/>
-          <w:szCs w:val="21"/>
-          <w:lang w:eastAsia="zh-CN"/>
-        </w:rPr>
-        <w:t>．圆与圆位置关系的判定</w:t>
+          <w:shd w:val="clear" w:color="auto" w:fill="C9C9C9"/>
+          <w:lang w:eastAsia="zh-CN"/>
+        </w:rPr>
+        <w:t>22．</w:t>
+      </w:r>
+      <w:r>
+        <w:rPr>
+          <w:rFonts w:ascii="Times New Roman" w:eastAsia="宋体" w:hAnsi="Times New Roman" w:cs="Times New Roman"/>
+          <w:sz w:val="21"/>
+          <w:szCs w:val="21"/>
+          <w:lang w:eastAsia="zh-CN"/>
+        </w:rPr>
+        <w:t>圆与圆位置关系的判定</w:t>
       </w:r>
     </w:p>
     <w:p>
@@ -18346,18 +18368,19 @@
           <w:rFonts w:ascii="Times New Roman" w:eastAsia="宋体" w:hAnsi="Times New Roman" w:cs="Times New Roman"/>
           <w:sz w:val="21"/>
           <w:szCs w:val="21"/>
-          <w:lang w:eastAsia="zh-CN"/>
-        </w:rPr>
-        <w:t xml:space="preserve">23</w:t>
-      </w:r>
-      <w:r>
-        <w:rPr>
-          <w:rFonts w:ascii="Times New Roman" w:eastAsia="宋体" w:hAnsi="Times New Roman" w:cs="Times New Roman"/>
-          <w:sz w:val="21"/>
-          <w:szCs w:val="21"/>
-          <w:lang w:eastAsia="zh-CN"/>
-        </w:rPr>
-        <w:t xml:space="preserve">．曲线的方程与方程的曲线</w:t>
+          <w:shd w:val="clear" w:color="auto" w:fill="C9C9C9"/>
+          <w:lang w:eastAsia="zh-CN"/>
+        </w:rPr>
+        <w:t>23．</w:t>
+      </w:r>
+      <w:r>
+        <w:rPr>
+          <w:rFonts w:ascii="Times New Roman" w:eastAsia="宋体" w:hAnsi="Times New Roman" w:cs="Times New Roman"/>
+          <w:sz w:val="21"/>
+          <w:szCs w:val="21"/>
+          <w:lang w:eastAsia="zh-CN"/>
+        </w:rPr>
+        <w:t>曲线的方程与方程的曲线</w:t>
       </w:r>
     </w:p>
     <w:p>
@@ -18611,18 +18634,19 @@
           <w:rFonts w:ascii="Times New Roman" w:eastAsia="宋体" w:hAnsi="Times New Roman" w:cs="Times New Roman"/>
           <w:sz w:val="21"/>
           <w:szCs w:val="21"/>
-          <w:lang w:eastAsia="zh-CN"/>
-        </w:rPr>
-        <w:t xml:space="preserve">24</w:t>
-      </w:r>
-      <w:r>
-        <w:rPr>
-          <w:rFonts w:ascii="Times New Roman" w:eastAsia="宋体" w:hAnsi="Times New Roman" w:cs="Times New Roman"/>
-          <w:sz w:val="21"/>
-          <w:szCs w:val="21"/>
-          <w:lang w:eastAsia="zh-CN"/>
-        </w:rPr>
-        <w:t xml:space="preserve">．求动点的轨迹方程的一般步骤</w:t>
+          <w:shd w:val="clear" w:color="auto" w:fill="C9C9C9"/>
+          <w:lang w:eastAsia="zh-CN"/>
+        </w:rPr>
+        <w:t>24．</w:t>
+      </w:r>
+      <w:r>
+        <w:rPr>
+          <w:rFonts w:ascii="Times New Roman" w:eastAsia="宋体" w:hAnsi="Times New Roman" w:cs="Times New Roman"/>
+          <w:sz w:val="21"/>
+          <w:szCs w:val="21"/>
+          <w:lang w:eastAsia="zh-CN"/>
+        </w:rPr>
+        <w:t>求动点的轨迹方程的一般步骤</w:t>
       </w:r>
     </w:p>
     <w:p>
@@ -18803,18 +18827,19 @@
           <w:rFonts w:ascii="Times New Roman" w:eastAsia="宋体" w:hAnsi="Times New Roman" w:cs="Times New Roman"/>
           <w:sz w:val="21"/>
           <w:szCs w:val="21"/>
-          <w:lang w:eastAsia="zh-CN"/>
-        </w:rPr>
-        <w:t>25</w:t>
-      </w:r>
-      <w:r>
-        <w:rPr>
-          <w:rFonts w:ascii="Times New Roman" w:eastAsia="宋体" w:hAnsi="Times New Roman" w:cs="Times New Roman"/>
-          <w:sz w:val="21"/>
-          <w:szCs w:val="21"/>
-          <w:lang w:eastAsia="zh-CN"/>
-        </w:rPr>
-        <w:t>．把平面内与两个定点</w:t>
+          <w:shd w:val="clear" w:color="auto" w:fill="C9C9C9"/>
+          <w:lang w:eastAsia="zh-CN"/>
+        </w:rPr>
+        <w:t>25．</w:t>
+      </w:r>
+      <w:r>
+        <w:rPr>
+          <w:rFonts w:ascii="Times New Roman" w:eastAsia="宋体" w:hAnsi="Times New Roman" w:cs="Times New Roman"/>
+          <w:sz w:val="21"/>
+          <w:szCs w:val="21"/>
+          <w:lang w:eastAsia="zh-CN"/>
+        </w:rPr>
+        <w:t>把平面内与两个定点</w:t>
       </w:r>
       <m:oMath>
         <m:sSub>
@@ -19073,16 +19098,17 @@
           <w:rFonts w:ascii="Times New Roman" w:eastAsia="宋体" w:hAnsi="Times New Roman" w:cs="Times New Roman"/>
           <w:sz w:val="21"/>
           <w:szCs w:val="21"/>
-        </w:rPr>
-        <w:t>26</w:t>
-      </w:r>
-      <w:r>
-        <w:rPr>
-          <w:rFonts w:ascii="Times New Roman" w:eastAsia="宋体" w:hAnsi="Times New Roman" w:cs="Times New Roman"/>
-          <w:sz w:val="21"/>
-          <w:szCs w:val="21"/>
-        </w:rPr>
-        <w:t>．椭圆的标准方程</w:t>
+          <w:shd w:val="clear" w:color="auto" w:fill="C9C9C9"/>
+        </w:rPr>
+        <w:t>26．</w:t>
+      </w:r>
+      <w:r>
+        <w:rPr>
+          <w:rFonts w:ascii="Times New Roman" w:eastAsia="宋体" w:hAnsi="Times New Roman" w:cs="Times New Roman"/>
+          <w:sz w:val="21"/>
+          <w:szCs w:val="21"/>
+        </w:rPr>
+        <w:t>椭圆的标准方程</w:t>
       </w:r>
     </w:p>
     <w:tbl>
@@ -20210,16 +20236,17 @@
           <w:rFonts w:ascii="Times New Roman" w:eastAsia="宋体" w:hAnsi="Times New Roman" w:cs="Times New Roman"/>
           <w:sz w:val="21"/>
           <w:szCs w:val="21"/>
-        </w:rPr>
-        <w:t>27</w:t>
-      </w:r>
-      <w:r>
-        <w:rPr>
-          <w:rFonts w:ascii="Times New Roman" w:eastAsia="宋体" w:hAnsi="Times New Roman" w:cs="Times New Roman"/>
-          <w:sz w:val="21"/>
-          <w:szCs w:val="21"/>
-        </w:rPr>
-        <w:t>．椭圆的简单几何性质</w:t>
+          <w:shd w:val="clear" w:color="auto" w:fill="C9C9C9"/>
+        </w:rPr>
+        <w:t>27．</w:t>
+      </w:r>
+      <w:r>
+        <w:rPr>
+          <w:rFonts w:ascii="Times New Roman" w:eastAsia="宋体" w:hAnsi="Times New Roman" w:cs="Times New Roman"/>
+          <w:sz w:val="21"/>
+          <w:szCs w:val="21"/>
+        </w:rPr>
+        <w:t>椭圆的简单几何性质</w:t>
       </w:r>
     </w:p>
     <w:tbl>
@@ -22248,18 +22275,10 @@
           <w:rFonts w:ascii="Times New Roman" w:eastAsia="宋体" w:hAnsi="Times New Roman" w:cs="Times New Roman"/>
           <w:sz w:val="21"/>
           <w:szCs w:val="21"/>
-          <w:lang w:eastAsia="zh-CN"/>
-        </w:rPr>
-        <w:t>28</w:t>
-      </w:r>
-      <w:r>
-        <w:rPr>
-          <w:rFonts w:ascii="Times New Roman" w:eastAsia="宋体" w:hAnsi="Times New Roman" w:cs="Times New Roman"/>
-          <w:sz w:val="21"/>
-          <w:szCs w:val="21"/>
-          <w:lang w:eastAsia="zh-CN"/>
-        </w:rPr>
-        <w:t>．</w:t>
+          <w:shd w:val="clear" w:color="auto" w:fill="C9C9C9"/>
+          <w:lang w:eastAsia="zh-CN"/>
+        </w:rPr>
+        <w:t>28．</w:t>
       </w:r>
       <w:r>
         <w:rPr>
@@ -22838,16 +22857,17 @@
           <w:rFonts w:ascii="Times New Roman" w:eastAsia="宋体" w:hAnsi="Times New Roman" w:cs="Times New Roman"/>
           <w:sz w:val="21"/>
           <w:szCs w:val="21"/>
-        </w:rPr>
-        <w:t>29</w:t>
-      </w:r>
-      <w:r>
-        <w:rPr>
-          <w:rFonts w:ascii="Times New Roman" w:eastAsia="宋体" w:hAnsi="Times New Roman" w:cs="Times New Roman"/>
-          <w:sz w:val="21"/>
-          <w:szCs w:val="21"/>
-        </w:rPr>
-        <w:t>．双曲线的标准方程</w:t>
+          <w:shd w:val="clear" w:color="auto" w:fill="C9C9C9"/>
+        </w:rPr>
+        <w:t>29．</w:t>
+      </w:r>
+      <w:r>
+        <w:rPr>
+          <w:rFonts w:ascii="Times New Roman" w:eastAsia="宋体" w:hAnsi="Times New Roman" w:cs="Times New Roman"/>
+          <w:sz w:val="21"/>
+          <w:szCs w:val="21"/>
+        </w:rPr>
+        <w:t>双曲线的标准方程</w:t>
       </w:r>
     </w:p>
     <w:tbl>
@@ -24109,16 +24129,17 @@
           <w:rFonts w:ascii="Times New Roman" w:eastAsia="宋体" w:hAnsi="Times New Roman" w:cs="Times New Roman"/>
           <w:sz w:val="21"/>
           <w:szCs w:val="21"/>
-        </w:rPr>
-        <w:t>30</w:t>
-      </w:r>
-      <w:r>
-        <w:rPr>
-          <w:rFonts w:ascii="Times New Roman" w:eastAsia="宋体" w:hAnsi="Times New Roman" w:cs="Times New Roman"/>
-          <w:sz w:val="21"/>
-          <w:szCs w:val="21"/>
-        </w:rPr>
-        <w:t>．双曲线的几何性质</w:t>
+          <w:shd w:val="clear" w:color="auto" w:fill="C9C9C9"/>
+        </w:rPr>
+        <w:t>30．</w:t>
+      </w:r>
+      <w:r>
+        <w:rPr>
+          <w:rFonts w:ascii="Times New Roman" w:eastAsia="宋体" w:hAnsi="Times New Roman" w:cs="Times New Roman"/>
+          <w:sz w:val="21"/>
+          <w:szCs w:val="21"/>
+        </w:rPr>
+        <w:t>双曲线的几何性质</w:t>
       </w:r>
     </w:p>
     <w:tbl>
@@ -26130,16 +26151,17 @@
           <w:rFonts w:ascii="Times New Roman" w:eastAsia="宋体" w:hAnsi="Times New Roman" w:cs="Times New Roman"/>
           <w:sz w:val="21"/>
           <w:szCs w:val="21"/>
-        </w:rPr>
-        <w:t>31</w:t>
-      </w:r>
-      <w:r>
-        <w:rPr>
-          <w:rFonts w:ascii="Times New Roman" w:eastAsia="宋体" w:hAnsi="Times New Roman" w:cs="Times New Roman"/>
-          <w:sz w:val="21"/>
-          <w:szCs w:val="21"/>
-        </w:rPr>
-        <w:t>．等轴双曲线</w:t>
+          <w:shd w:val="clear" w:color="auto" w:fill="C9C9C9"/>
+        </w:rPr>
+        <w:t>31．</w:t>
+      </w:r>
+      <w:r>
+        <w:rPr>
+          <w:rFonts w:ascii="Times New Roman" w:eastAsia="宋体" w:hAnsi="Times New Roman" w:cs="Times New Roman"/>
+          <w:sz w:val="21"/>
+          <w:szCs w:val="21"/>
+        </w:rPr>
+        <w:t>等轴双曲线</w:t>
       </w:r>
     </w:p>
     <w:p>
@@ -26564,18 +26586,19 @@
           <w:rFonts w:ascii="Times New Roman" w:eastAsia="宋体" w:hAnsi="Times New Roman" w:cs="Times New Roman"/>
           <w:sz w:val="21"/>
           <w:szCs w:val="21"/>
-          <w:lang w:eastAsia="zh-CN"/>
-        </w:rPr>
-        <w:t>32</w:t>
-      </w:r>
-      <w:r>
-        <w:rPr>
-          <w:rFonts w:ascii="Times New Roman" w:eastAsia="宋体" w:hAnsi="Times New Roman" w:cs="Times New Roman"/>
-          <w:sz w:val="21"/>
-          <w:szCs w:val="21"/>
-          <w:lang w:eastAsia="zh-CN"/>
-        </w:rPr>
-        <w:t>．抛物线的定义</w:t>
+          <w:shd w:val="clear" w:color="auto" w:fill="C9C9C9"/>
+          <w:lang w:eastAsia="zh-CN"/>
+        </w:rPr>
+        <w:t>32．</w:t>
+      </w:r>
+      <w:r>
+        <w:rPr>
+          <w:rFonts w:ascii="Times New Roman" w:eastAsia="宋体" w:hAnsi="Times New Roman" w:cs="Times New Roman"/>
+          <w:sz w:val="21"/>
+          <w:szCs w:val="21"/>
+          <w:lang w:eastAsia="zh-CN"/>
+        </w:rPr>
+        <w:t>抛物线的定义</w:t>
       </w:r>
     </w:p>
     <w:p>
@@ -26789,18 +26812,19 @@
           <w:rFonts w:ascii="Times New Roman" w:eastAsia="宋体" w:hAnsi="Times New Roman" w:cs="Times New Roman"/>
           <w:sz w:val="21"/>
           <w:szCs w:val="21"/>
-          <w:lang w:eastAsia="zh-CN"/>
-        </w:rPr>
-        <w:t>33</w:t>
-      </w:r>
-      <w:r>
-        <w:rPr>
-          <w:rFonts w:ascii="Times New Roman" w:eastAsia="宋体" w:hAnsi="Times New Roman" w:cs="Times New Roman"/>
-          <w:sz w:val="21"/>
-          <w:szCs w:val="21"/>
-          <w:lang w:eastAsia="zh-CN"/>
-        </w:rPr>
-        <w:t>．【微思考】在抛物线定义中，若去掉条件</w:t>
+          <w:shd w:val="clear" w:color="auto" w:fill="C9C9C9"/>
+          <w:lang w:eastAsia="zh-CN"/>
+        </w:rPr>
+        <w:t>33．</w:t>
+      </w:r>
+      <w:r>
+        <w:rPr>
+          <w:rFonts w:ascii="Times New Roman" w:eastAsia="宋体" w:hAnsi="Times New Roman" w:cs="Times New Roman"/>
+          <w:sz w:val="21"/>
+          <w:szCs w:val="21"/>
+          <w:lang w:eastAsia="zh-CN"/>
+        </w:rPr>
+        <w:t>【微思考】在抛物线定义中，若去掉条件</w:t>
       </w:r>
       <w:r>
         <w:rPr>
@@ -26927,19 +26951,20 @@
           <w:rFonts w:ascii="Times New Roman" w:eastAsia="宋体" w:hAnsi="Times New Roman" w:cs="Times New Roman"/>
           <w:sz w:val="21"/>
           <w:szCs w:val="21"/>
+          <w:shd w:val="clear" w:color="auto" w:fill="C9C9C9"/>
           <w:lang w:eastAsia="zh-CN"/>
         </w:rPr>
         <w:lastRenderedPageBreak/>
-        <w:t>34</w:t>
-      </w:r>
-      <w:r>
-        <w:rPr>
-          <w:rFonts w:ascii="Times New Roman" w:eastAsia="宋体" w:hAnsi="Times New Roman" w:cs="Times New Roman"/>
-          <w:sz w:val="21"/>
-          <w:szCs w:val="21"/>
-          <w:lang w:eastAsia="zh-CN"/>
-        </w:rPr>
-        <w:t>．抛物线标准方程的几种形式</w:t>
+        <w:t>34．</w:t>
+      </w:r>
+      <w:r>
+        <w:rPr>
+          <w:rFonts w:ascii="Times New Roman" w:eastAsia="宋体" w:hAnsi="Times New Roman" w:cs="Times New Roman"/>
+          <w:sz w:val="21"/>
+          <w:szCs w:val="21"/>
+          <w:lang w:eastAsia="zh-CN"/>
+        </w:rPr>
+        <w:t>抛物线标准方程的几种形式</w:t>
       </w:r>
     </w:p>
     <w:tbl>
@@ -28245,18 +28270,19 @@
           <w:rFonts w:ascii="Times New Roman" w:eastAsia="宋体" w:hAnsi="Times New Roman" w:cs="Times New Roman"/>
           <w:sz w:val="21"/>
           <w:szCs w:val="21"/>
-          <w:lang w:eastAsia="zh-CN"/>
-        </w:rPr>
-        <w:t>35</w:t>
-      </w:r>
-      <w:r>
-        <w:rPr>
-          <w:rFonts w:ascii="Times New Roman" w:eastAsia="宋体" w:hAnsi="Times New Roman" w:cs="Times New Roman"/>
-          <w:sz w:val="21"/>
-          <w:szCs w:val="21"/>
-          <w:lang w:eastAsia="zh-CN"/>
-        </w:rPr>
-        <w:t>．抛物线的简单几何性质</w:t>
+          <w:shd w:val="clear" w:color="auto" w:fill="C9C9C9"/>
+          <w:lang w:eastAsia="zh-CN"/>
+        </w:rPr>
+        <w:t>35．</w:t>
+      </w:r>
+      <w:r>
+        <w:rPr>
+          <w:rFonts w:ascii="Times New Roman" w:eastAsia="宋体" w:hAnsi="Times New Roman" w:cs="Times New Roman"/>
+          <w:sz w:val="21"/>
+          <w:szCs w:val="21"/>
+          <w:lang w:eastAsia="zh-CN"/>
+        </w:rPr>
+        <w:t>抛物线的简单几何性质</w:t>
       </w:r>
     </w:p>
     <w:tbl>
@@ -29784,18 +29810,19 @@
           <w:rFonts w:ascii="Times New Roman" w:eastAsia="宋体" w:hAnsi="Times New Roman" w:cs="Times New Roman"/>
           <w:sz w:val="21"/>
           <w:szCs w:val="21"/>
-          <w:lang w:eastAsia="zh-CN"/>
-        </w:rPr>
-        <w:t>36</w:t>
-      </w:r>
-      <w:r>
-        <w:rPr>
-          <w:rFonts w:ascii="Times New Roman" w:eastAsia="宋体" w:hAnsi="Times New Roman" w:cs="Times New Roman"/>
-          <w:sz w:val="21"/>
-          <w:szCs w:val="21"/>
-          <w:lang w:eastAsia="zh-CN"/>
-        </w:rPr>
-        <w:t>．直线</w:t>
+          <w:shd w:val="clear" w:color="auto" w:fill="C9C9C9"/>
+          <w:lang w:eastAsia="zh-CN"/>
+        </w:rPr>
+        <w:t>36．</w:t>
+      </w:r>
+      <w:r>
+        <w:rPr>
+          <w:rFonts w:ascii="Times New Roman" w:eastAsia="宋体" w:hAnsi="Times New Roman" w:cs="Times New Roman"/>
+          <w:sz w:val="21"/>
+          <w:szCs w:val="21"/>
+          <w:lang w:eastAsia="zh-CN"/>
+        </w:rPr>
+        <w:t>直线</w:t>
       </w:r>
       <m:oMath>
         <m:r>
@@ -30819,18 +30846,19 @@
           <w:rFonts w:ascii="Times New Roman" w:eastAsia="宋体" w:hAnsi="Times New Roman" w:cs="Times New Roman"/>
           <w:sz w:val="21"/>
           <w:szCs w:val="21"/>
-          <w:lang w:eastAsia="zh-CN"/>
-        </w:rPr>
-        <w:t xml:space="preserve">37</w:t>
-      </w:r>
-      <w:r>
-        <w:rPr>
-          <w:rFonts w:ascii="Times New Roman" w:eastAsia="宋体" w:hAnsi="Times New Roman" w:cs="Times New Roman"/>
-          <w:sz w:val="21"/>
-          <w:szCs w:val="21"/>
-          <w:lang w:eastAsia="zh-CN"/>
-        </w:rPr>
-        <w:t xml:space="preserve">．圆锥曲线的弦与弦长</w:t>
+          <w:shd w:val="clear" w:color="auto" w:fill="C9C9C9"/>
+          <w:lang w:eastAsia="zh-CN"/>
+        </w:rPr>
+        <w:t>37．</w:t>
+      </w:r>
+      <w:r>
+        <w:rPr>
+          <w:rFonts w:ascii="Times New Roman" w:eastAsia="宋体" w:hAnsi="Times New Roman" w:cs="Times New Roman"/>
+          <w:sz w:val="21"/>
+          <w:szCs w:val="21"/>
+          <w:lang w:eastAsia="zh-CN"/>
+        </w:rPr>
+        <w:t>圆锥曲线的弦与弦长</w:t>
       </w:r>
     </w:p>
     <w:p>
@@ -31008,18 +31036,19 @@
           <w:rFonts w:ascii="Times New Roman" w:eastAsia="宋体" w:hAnsi="Times New Roman" w:cs="Times New Roman"/>
           <w:sz w:val="21"/>
           <w:szCs w:val="21"/>
-          <w:lang w:eastAsia="zh-CN"/>
-        </w:rPr>
-        <w:t xml:space="preserve">38</w:t>
-      </w:r>
-      <w:r>
-        <w:rPr>
-          <w:rFonts w:ascii="Times New Roman" w:eastAsia="宋体" w:hAnsi="Times New Roman" w:cs="Times New Roman"/>
-          <w:sz w:val="21"/>
-          <w:szCs w:val="21"/>
-          <w:lang w:eastAsia="zh-CN"/>
-        </w:rPr>
-        <w:t xml:space="preserve">．直线与圆锥曲线位置关系的判定与相切的辨析</w:t>
+          <w:shd w:val="clear" w:color="auto" w:fill="C9C9C9"/>
+          <w:lang w:eastAsia="zh-CN"/>
+        </w:rPr>
+        <w:t>38．</w:t>
+      </w:r>
+      <w:r>
+        <w:rPr>
+          <w:rFonts w:ascii="Times New Roman" w:eastAsia="宋体" w:hAnsi="Times New Roman" w:cs="Times New Roman"/>
+          <w:sz w:val="21"/>
+          <w:szCs w:val="21"/>
+          <w:lang w:eastAsia="zh-CN"/>
+        </w:rPr>
+        <w:t>直线与圆锥曲线位置关系的判定与相切的辨析</w:t>
       </w:r>
     </w:p>
     <w:p>

--- a/高中数学/高中数学同步/人教B版选必1 第2章 平面解析几何·知识清单（完成）.docx
+++ b/高中数学/高中数学同步/人教B版选必1 第2章 平面解析几何·知识清单（完成）.docx
@@ -2727,27 +2727,19 @@
           <w:rFonts w:ascii="Times New Roman" w:eastAsia="宋体" w:hAnsi="Times New Roman" w:cs="Times New Roman"/>
           <w:sz w:val="21"/>
           <w:szCs w:val="21"/>
-          <w:lang w:eastAsia="zh-CN"/>
-        </w:rPr>
-        <w:t>（</w:t>
-      </w:r>
-      <w:r>
-        <w:rPr>
-          <w:rFonts w:ascii="Times New Roman" w:eastAsia="宋体" w:hAnsi="Times New Roman" w:cs="Times New Roman"/>
-          <w:sz w:val="21"/>
-          <w:szCs w:val="21"/>
-          <w:lang w:eastAsia="zh-CN"/>
-        </w:rPr>
-        <w:t>1</w:t>
-      </w:r>
-      <w:r>
-        <w:rPr>
-          <w:rFonts w:ascii="Times New Roman" w:eastAsia="宋体" w:hAnsi="Times New Roman" w:cs="Times New Roman"/>
-          <w:sz w:val="21"/>
-          <w:szCs w:val="21"/>
-          <w:lang w:eastAsia="zh-CN"/>
-        </w:rPr>
-        <w:t>）定义：直线</w:t>
+          <w:shd w:val="clear" w:color="auto" w:fill="C9C9C9"/>
+          <w:lang w:eastAsia="zh-CN"/>
+        </w:rPr>
+        <w:t>（1）</w:t>
+      </w:r>
+      <w:r>
+        <w:rPr>
+          <w:rFonts w:ascii="Times New Roman" w:eastAsia="宋体" w:hAnsi="Times New Roman" w:cs="Times New Roman"/>
+          <w:sz w:val="21"/>
+          <w:szCs w:val="21"/>
+          <w:lang w:eastAsia="zh-CN"/>
+        </w:rPr>
+        <w:t>定义：直线</w:t>
       </w:r>
       <m:oMath>
         <m:r>
@@ -2849,27 +2841,19 @@
           <w:rFonts w:ascii="Times New Roman" w:eastAsia="宋体" w:hAnsi="Times New Roman" w:cs="Times New Roman"/>
           <w:sz w:val="21"/>
           <w:szCs w:val="21"/>
-          <w:lang w:eastAsia="zh-CN"/>
-        </w:rPr>
-        <w:t>（</w:t>
-      </w:r>
-      <w:r>
-        <w:rPr>
-          <w:rFonts w:ascii="Times New Roman" w:eastAsia="宋体" w:hAnsi="Times New Roman" w:cs="Times New Roman"/>
-          <w:sz w:val="21"/>
-          <w:szCs w:val="21"/>
-          <w:lang w:eastAsia="zh-CN"/>
-        </w:rPr>
-        <w:t>2</w:t>
-      </w:r>
-      <w:r>
-        <w:rPr>
-          <w:rFonts w:ascii="Times New Roman" w:eastAsia="宋体" w:hAnsi="Times New Roman" w:cs="Times New Roman"/>
-          <w:sz w:val="21"/>
-          <w:szCs w:val="21"/>
-          <w:lang w:eastAsia="zh-CN"/>
-        </w:rPr>
-        <w:t>）直线的斜率与直线方向向量的关系：若直线</w:t>
+          <w:shd w:val="clear" w:color="auto" w:fill="C9C9C9"/>
+          <w:lang w:eastAsia="zh-CN"/>
+        </w:rPr>
+        <w:t>（2）</w:t>
+      </w:r>
+      <w:r>
+        <w:rPr>
+          <w:rFonts w:ascii="Times New Roman" w:eastAsia="宋体" w:hAnsi="Times New Roman" w:cs="Times New Roman"/>
+          <w:sz w:val="21"/>
+          <w:szCs w:val="21"/>
+          <w:lang w:eastAsia="zh-CN"/>
+        </w:rPr>
+        <w:t>直线的斜率与直线方向向量的关系：若直线</w:t>
       </w:r>
       <m:oMath>
         <m:r>
@@ -6542,27 +6526,19 @@
           <w:rFonts w:ascii="Times New Roman" w:eastAsia="宋体" w:hAnsi="Times New Roman" w:cs="Times New Roman"/>
           <w:sz w:val="21"/>
           <w:szCs w:val="21"/>
-          <w:lang w:eastAsia="zh-CN"/>
-        </w:rPr>
-        <w:t>（</w:t>
-      </w:r>
-      <w:r>
-        <w:rPr>
-          <w:rFonts w:ascii="Times New Roman" w:eastAsia="宋体" w:hAnsi="Times New Roman" w:cs="Times New Roman"/>
-          <w:sz w:val="21"/>
-          <w:szCs w:val="21"/>
-          <w:lang w:eastAsia="zh-CN"/>
-        </w:rPr>
-        <w:t>1</w:t>
-      </w:r>
-      <w:r>
-        <w:rPr>
-          <w:rFonts w:ascii="Times New Roman" w:eastAsia="宋体" w:hAnsi="Times New Roman" w:cs="Times New Roman"/>
-          <w:sz w:val="21"/>
-          <w:szCs w:val="21"/>
-          <w:lang w:eastAsia="zh-CN"/>
-        </w:rPr>
-        <w:t>）定义：关于</w:t>
+          <w:shd w:val="clear" w:color="auto" w:fill="C9C9C9"/>
+          <w:lang w:eastAsia="zh-CN"/>
+        </w:rPr>
+        <w:t>（1）</w:t>
+      </w:r>
+      <w:r>
+        <w:rPr>
+          <w:rFonts w:ascii="Times New Roman" w:eastAsia="宋体" w:hAnsi="Times New Roman" w:cs="Times New Roman"/>
+          <w:sz w:val="21"/>
+          <w:szCs w:val="21"/>
+          <w:lang w:eastAsia="zh-CN"/>
+        </w:rPr>
+        <w:t>定义：关于</w:t>
       </w:r>
       <w:r>
         <w:rPr>
@@ -6763,27 +6739,19 @@
           <w:rFonts w:ascii="Times New Roman" w:eastAsia="宋体" w:hAnsi="Times New Roman" w:cs="Times New Roman"/>
           <w:sz w:val="21"/>
           <w:szCs w:val="21"/>
-          <w:lang w:eastAsia="zh-CN"/>
-        </w:rPr>
-        <w:t>（</w:t>
-      </w:r>
-      <w:r>
-        <w:rPr>
-          <w:rFonts w:ascii="Times New Roman" w:eastAsia="宋体" w:hAnsi="Times New Roman" w:cs="Times New Roman"/>
-          <w:sz w:val="21"/>
-          <w:szCs w:val="21"/>
-          <w:lang w:eastAsia="zh-CN"/>
-        </w:rPr>
-        <w:t>2</w:t>
-      </w:r>
-      <w:r>
-        <w:rPr>
-          <w:rFonts w:ascii="Times New Roman" w:eastAsia="宋体" w:hAnsi="Times New Roman" w:cs="Times New Roman"/>
-          <w:sz w:val="21"/>
-          <w:szCs w:val="21"/>
-          <w:lang w:eastAsia="zh-CN"/>
-        </w:rPr>
-        <w:t>）适用范围：平面直角坐标系中，任何一条直线都可用</w:t>
+          <w:shd w:val="clear" w:color="auto" w:fill="C9C9C9"/>
+          <w:lang w:eastAsia="zh-CN"/>
+        </w:rPr>
+        <w:t>（2）</w:t>
+      </w:r>
+      <w:r>
+        <w:rPr>
+          <w:rFonts w:ascii="Times New Roman" w:eastAsia="宋体" w:hAnsi="Times New Roman" w:cs="Times New Roman"/>
+          <w:sz w:val="21"/>
+          <w:szCs w:val="21"/>
+          <w:lang w:eastAsia="zh-CN"/>
+        </w:rPr>
+        <w:t>适用范围：平面直角坐标系中，任何一条直线都可用</w:t>
       </w:r>
       <w:r>
         <w:rPr>
@@ -12885,27 +12853,19 @@
           <w:rFonts w:ascii="Times New Roman" w:eastAsia="宋体" w:hAnsi="Times New Roman" w:cs="Times New Roman"/>
           <w:sz w:val="21"/>
           <w:szCs w:val="21"/>
-          <w:lang w:eastAsia="zh-CN"/>
-        </w:rPr>
-        <w:t>（</w:t>
-      </w:r>
-      <w:r>
-        <w:rPr>
-          <w:rFonts w:ascii="Times New Roman" w:eastAsia="宋体" w:hAnsi="Times New Roman" w:cs="Times New Roman"/>
-          <w:sz w:val="21"/>
-          <w:szCs w:val="21"/>
-          <w:lang w:eastAsia="zh-CN"/>
-        </w:rPr>
-        <w:t>1</w:t>
-      </w:r>
-      <w:r>
-        <w:rPr>
-          <w:rFonts w:ascii="Times New Roman" w:eastAsia="宋体" w:hAnsi="Times New Roman" w:cs="Times New Roman"/>
-          <w:sz w:val="21"/>
-          <w:szCs w:val="21"/>
-          <w:lang w:eastAsia="zh-CN"/>
-        </w:rPr>
-        <w:t>）圆的定义：平面上到</w:t>
+          <w:shd w:val="clear" w:color="auto" w:fill="C9C9C9"/>
+          <w:lang w:eastAsia="zh-CN"/>
+        </w:rPr>
+        <w:t>（1）</w:t>
+      </w:r>
+      <w:r>
+        <w:rPr>
+          <w:rFonts w:ascii="Times New Roman" w:eastAsia="宋体" w:hAnsi="Times New Roman" w:cs="Times New Roman"/>
+          <w:sz w:val="21"/>
+          <w:szCs w:val="21"/>
+          <w:lang w:eastAsia="zh-CN"/>
+        </w:rPr>
+        <w:t>圆的定义：平面上到</w:t>
       </w:r>
       <w:r>
         <w:rPr>
@@ -12999,27 +12959,19 @@
           <w:rFonts w:ascii="Times New Roman" w:eastAsia="宋体" w:hAnsi="Times New Roman" w:cs="Times New Roman"/>
           <w:sz w:val="21"/>
           <w:szCs w:val="21"/>
-          <w:lang w:eastAsia="zh-CN"/>
-        </w:rPr>
-        <w:t>（</w:t>
-      </w:r>
-      <w:r>
-        <w:rPr>
-          <w:rFonts w:ascii="Times New Roman" w:eastAsia="宋体" w:hAnsi="Times New Roman" w:cs="Times New Roman"/>
-          <w:sz w:val="21"/>
-          <w:szCs w:val="21"/>
-          <w:lang w:eastAsia="zh-CN"/>
-        </w:rPr>
-        <w:t>2</w:t>
-      </w:r>
-      <w:r>
-        <w:rPr>
-          <w:rFonts w:ascii="Times New Roman" w:eastAsia="宋体" w:hAnsi="Times New Roman" w:cs="Times New Roman"/>
-          <w:sz w:val="21"/>
-          <w:szCs w:val="21"/>
-          <w:lang w:eastAsia="zh-CN"/>
-        </w:rPr>
-        <w:t>）确定圆的要素是</w:t>
+          <w:shd w:val="clear" w:color="auto" w:fill="C9C9C9"/>
+          <w:lang w:eastAsia="zh-CN"/>
+        </w:rPr>
+        <w:t>（2）</w:t>
+      </w:r>
+      <w:r>
+        <w:rPr>
+          <w:rFonts w:ascii="Times New Roman" w:eastAsia="宋体" w:hAnsi="Times New Roman" w:cs="Times New Roman"/>
+          <w:sz w:val="21"/>
+          <w:szCs w:val="21"/>
+          <w:lang w:eastAsia="zh-CN"/>
+        </w:rPr>
+        <w:t>确定圆的要素是</w:t>
       </w:r>
       <w:r>
         <w:rPr>
@@ -13140,27 +13092,19 @@
           <w:rFonts w:ascii="Times New Roman" w:eastAsia="宋体" w:hAnsi="Times New Roman" w:cs="Times New Roman"/>
           <w:sz w:val="21"/>
           <w:szCs w:val="21"/>
-          <w:lang w:eastAsia="zh-CN"/>
-        </w:rPr>
-        <w:t>（</w:t>
-      </w:r>
-      <w:r>
-        <w:rPr>
-          <w:rFonts w:ascii="Times New Roman" w:eastAsia="宋体" w:hAnsi="Times New Roman" w:cs="Times New Roman"/>
-          <w:sz w:val="21"/>
-          <w:szCs w:val="21"/>
-          <w:lang w:eastAsia="zh-CN"/>
-        </w:rPr>
-        <w:t>3</w:t>
-      </w:r>
-      <w:r>
-        <w:rPr>
-          <w:rFonts w:ascii="Times New Roman" w:eastAsia="宋体" w:hAnsi="Times New Roman" w:cs="Times New Roman"/>
-          <w:sz w:val="21"/>
-          <w:szCs w:val="21"/>
-          <w:lang w:eastAsia="zh-CN"/>
-        </w:rPr>
-        <w:t>）圆的标准方程：圆心为</w:t>
+          <w:shd w:val="clear" w:color="auto" w:fill="C9C9C9"/>
+          <w:lang w:eastAsia="zh-CN"/>
+        </w:rPr>
+        <w:t>（3）</w:t>
+      </w:r>
+      <w:r>
+        <w:rPr>
+          <w:rFonts w:ascii="Times New Roman" w:eastAsia="宋体" w:hAnsi="Times New Roman" w:cs="Times New Roman"/>
+          <w:sz w:val="21"/>
+          <w:szCs w:val="21"/>
+          <w:lang w:eastAsia="zh-CN"/>
+        </w:rPr>
+        <w:t>圆的标准方程：圆心为</w:t>
       </w:r>
       <m:oMath>
         <m:r>
@@ -16261,27 +16205,19 @@
           <w:rFonts w:ascii="Times New Roman" w:eastAsia="宋体" w:hAnsi="Times New Roman" w:cs="Times New Roman"/>
           <w:sz w:val="21"/>
           <w:szCs w:val="21"/>
-          <w:lang w:eastAsia="zh-CN"/>
-        </w:rPr>
-        <w:t>（</w:t>
-      </w:r>
-      <w:r>
-        <w:rPr>
-          <w:rFonts w:ascii="Times New Roman" w:eastAsia="宋体" w:hAnsi="Times New Roman" w:cs="Times New Roman"/>
-          <w:sz w:val="21"/>
-          <w:szCs w:val="21"/>
-          <w:lang w:eastAsia="zh-CN"/>
-        </w:rPr>
-        <w:t>1</w:t>
-      </w:r>
-      <w:r>
-        <w:rPr>
-          <w:rFonts w:ascii="Times New Roman" w:eastAsia="宋体" w:hAnsi="Times New Roman" w:cs="Times New Roman"/>
-          <w:sz w:val="21"/>
-          <w:szCs w:val="21"/>
-          <w:lang w:eastAsia="zh-CN"/>
-        </w:rPr>
-        <w:t>）几何法：若两圆的半径分别为</w:t>
+          <w:shd w:val="clear" w:color="auto" w:fill="C9C9C9"/>
+          <w:lang w:eastAsia="zh-CN"/>
+        </w:rPr>
+        <w:t>（1）</w:t>
+      </w:r>
+      <w:r>
+        <w:rPr>
+          <w:rFonts w:ascii="Times New Roman" w:eastAsia="宋体" w:hAnsi="Times New Roman" w:cs="Times New Roman"/>
+          <w:sz w:val="21"/>
+          <w:szCs w:val="21"/>
+          <w:lang w:eastAsia="zh-CN"/>
+        </w:rPr>
+        <w:t>几何法：若两圆的半径分别为</w:t>
       </w:r>
       <m:oMath>
         <m:sSub>
@@ -18021,27 +17957,19 @@
           <w:rFonts w:ascii="Times New Roman" w:eastAsia="宋体" w:hAnsi="Times New Roman" w:cs="Times New Roman"/>
           <w:sz w:val="21"/>
           <w:szCs w:val="21"/>
-          <w:lang w:eastAsia="zh-CN"/>
-        </w:rPr>
-        <w:t>（</w:t>
-      </w:r>
-      <w:r>
-        <w:rPr>
-          <w:rFonts w:ascii="Times New Roman" w:eastAsia="宋体" w:hAnsi="Times New Roman" w:cs="Times New Roman"/>
-          <w:sz w:val="21"/>
-          <w:szCs w:val="21"/>
-          <w:lang w:eastAsia="zh-CN"/>
-        </w:rPr>
-        <w:t>2</w:t>
-      </w:r>
-      <w:r>
-        <w:rPr>
-          <w:rFonts w:ascii="Times New Roman" w:eastAsia="宋体" w:hAnsi="Times New Roman" w:cs="Times New Roman"/>
-          <w:sz w:val="21"/>
-          <w:szCs w:val="21"/>
-          <w:lang w:eastAsia="zh-CN"/>
-        </w:rPr>
-        <w:t>）代数法：通过两圆方程组成方程组的公共解的个数进行判断．</w:t>
+          <w:shd w:val="clear" w:color="auto" w:fill="C9C9C9"/>
+          <w:lang w:eastAsia="zh-CN"/>
+        </w:rPr>
+        <w:t>（2）</w:t>
+      </w:r>
+      <w:r>
+        <w:rPr>
+          <w:rFonts w:ascii="Times New Roman" w:eastAsia="宋体" w:hAnsi="Times New Roman" w:cs="Times New Roman"/>
+          <w:sz w:val="21"/>
+          <w:szCs w:val="21"/>
+          <w:lang w:eastAsia="zh-CN"/>
+        </w:rPr>
+        <w:t>代数法：通过两圆方程组成方程组的公共解的个数进行判断．</w:t>
       </w:r>
       <m:oMath>
         <m:d>
@@ -26822,9 +26750,19 @@
           <w:rFonts w:ascii="Times New Roman" w:eastAsia="宋体" w:hAnsi="Times New Roman" w:cs="Times New Roman"/>
           <w:sz w:val="21"/>
           <w:szCs w:val="21"/>
-          <w:lang w:eastAsia="zh-CN"/>
-        </w:rPr>
-        <w:t>【微思考】在抛物线定义中，若去掉条件</w:t>
+          <w:shd w:val="clear" w:color="auto" w:fill="C9C9C9"/>
+          <w:lang w:eastAsia="zh-CN"/>
+        </w:rPr>
+        <w:t xml:space="preserve">【微思考】</w:t>
+      </w:r>
+      <w:r>
+        <w:rPr>
+          <w:rFonts w:ascii="Times New Roman" w:eastAsia="宋体" w:hAnsi="Times New Roman" w:cs="Times New Roman"/>
+          <w:sz w:val="21"/>
+          <w:szCs w:val="21"/>
+          <w:lang w:eastAsia="zh-CN"/>
+        </w:rPr>
+        <w:t xml:space="preserve">在抛物线定义中，若去掉条件</w:t>
       </w:r>
       <w:r>
         <w:rPr>
@@ -31404,7 +31342,7 @@
         <w:sz w:val="18"/>
         <w:szCs w:val="18"/>
       </w:rPr>
-      <w:t xml:space="preserve">羿郭工作室·人教B版选必1 第2章 平面解析几何</w:t>
+      <w:t xml:space="preserve">羿郭工作室·人教B版选必1 第2章 平面解析几何·清单</w:t>
     </w:r>
   </w:p>
 </w:hdr>

--- a/高中数学/高中数学同步/人教B版选必1 第2章 平面解析几何·知识清单（完成）.docx
+++ b/高中数学/高中数学同步/人教B版选必1 第2章 平面解析几何·知识清单（完成）.docx
@@ -31174,7 +31174,7 @@
       <w:footerReference w:type="default" r:id="rId40"/>
       <w:pgSz w:w="11906" w:h="16838"/>
       <w:pgMar w:top="850" w:right="850" w:bottom="850" w:left="850" w:header="283" w:footer="850" w:gutter="0"/>
-      <w:pgNumType w:start="141"/>
+      <w:pgNumType w:start="140"/>
       <w:cols w:space="720"/>
       <w:docGrid w:linePitch="360"/>
     </w:sectPr>
@@ -31219,15 +31219,7 @@
         <w:sz w:val="21"/>
         <w:szCs w:val="21"/>
       </w:rPr>
-      <w:t xml:space="preserve">第2章·清单　</w:t>
-    </w:r>
-    <w:r>
-      <w:rPr>
-        <w:rFonts w:ascii="Times New Roman" w:hAnsi="Times New Roman" w:eastAsia="宋体" w:cs="Times New Roman"/>
-        <w:sz w:val="21"/>
-        <w:szCs w:val="21"/>
-      </w:rPr>
-      <w:t>第</w:t>
+      <w:t xml:space="preserve">全册第</w:t>
     </w:r>
     <w:r>
       <w:rPr>
@@ -31259,7 +31251,7 @@
         <w:sz w:val="21"/>
         <w:szCs w:val="21"/>
       </w:rPr>
-      <w:t>141</w:t>
+      <w:t>140</w:t>
     </w:r>
     <w:r>
       <w:rPr>
@@ -31275,7 +31267,7 @@
         <w:sz w:val="21"/>
         <w:szCs w:val="21"/>
       </w:rPr>
-      <w:t>页（全册共</w:t>
+      <w:t xml:space="preserve">/356页</w:t>
     </w:r>
     <w:r>
       <w:rPr>
@@ -31283,7 +31275,7 @@
         <w:sz w:val="21"/>
         <w:szCs w:val="21"/>
       </w:rPr>
-      <w:t>357</w:t>
+      <w:t xml:space="preserve">　</w:t>
     </w:r>
     <w:r>
       <w:rPr>
@@ -31291,7 +31283,7 @@
         <w:sz w:val="21"/>
         <w:szCs w:val="21"/>
       </w:rPr>
-      <w:t>页）</w:t>
+      <w:t xml:space="preserve">第2章·清单</w:t>
     </w:r>
     <w:r>
       <w:rPr>
@@ -31299,7 +31291,7 @@
         <w:sz w:val="21"/>
         <w:szCs w:val="21"/>
       </w:rPr>
-      <w:t>·本部位于第1–11页（共11页）</w:t>
+      <w:t xml:space="preserve">（位于1–11页·共11页）</w:t>
     </w:r>
   </w:p>
 </w:ftr>

--- a/高中数学/高中数学同步/人教B版选必1 第2章 平面解析几何·知识清单（完成）.docx
+++ b/高中数学/高中数学同步/人教B版选必1 第2章 平面解析几何·知识清单（完成）.docx
@@ -31174,7 +31174,7 @@
       <w:footerReference w:type="default" r:id="rId40"/>
       <w:pgSz w:w="11906" w:h="16838"/>
       <w:pgMar w:top="850" w:right="850" w:bottom="850" w:left="850" w:header="283" w:footer="850" w:gutter="0"/>
-      <w:pgNumType w:start="140"/>
+      <w:pgNumType w:start="141"/>
       <w:cols w:space="720"/>
       <w:docGrid w:linePitch="360"/>
     </w:sectPr>
@@ -31251,7 +31251,7 @@
         <w:sz w:val="21"/>
         <w:szCs w:val="21"/>
       </w:rPr>
-      <w:t>140</w:t>
+      <w:t>141</w:t>
     </w:r>
     <w:r>
       <w:rPr>
@@ -31267,7 +31267,7 @@
         <w:sz w:val="21"/>
         <w:szCs w:val="21"/>
       </w:rPr>
-      <w:t xml:space="preserve">/356页</w:t>
+      <w:t xml:space="preserve">/357页</w:t>
     </w:r>
     <w:r>
       <w:rPr>

--- a/高中数学/高中数学同步/人教B版选必1 第2章 平面解析几何·知识清单（完成）.docx
+++ b/高中数学/高中数学同步/人教B版选必1 第2章 平面解析几何·知识清单（完成）.docx
@@ -31174,7 +31174,7 @@
       <w:footerReference w:type="default" r:id="rId40"/>
       <w:pgSz w:w="11906" w:h="16838"/>
       <w:pgMar w:top="850" w:right="850" w:bottom="850" w:left="850" w:header="283" w:footer="850" w:gutter="0"/>
-      <w:pgNumType w:start="141"/>
+      <w:pgNumType w:start="148"/>
       <w:cols w:space="720"/>
       <w:docGrid w:linePitch="360"/>
     </w:sectPr>
@@ -31251,7 +31251,7 @@
         <w:sz w:val="21"/>
         <w:szCs w:val="21"/>
       </w:rPr>
-      <w:t>141</w:t>
+      <w:t>148</w:t>
     </w:r>
     <w:r>
       <w:rPr>
@@ -31267,7 +31267,7 @@
         <w:sz w:val="21"/>
         <w:szCs w:val="21"/>
       </w:rPr>
-      <w:t xml:space="preserve">/357页</w:t>
+      <w:t xml:space="preserve">/365页</w:t>
     </w:r>
     <w:r>
       <w:rPr>
@@ -31291,7 +31291,7 @@
         <w:sz w:val="21"/>
         <w:szCs w:val="21"/>
       </w:rPr>
-      <w:t xml:space="preserve">（位于1–11页·共11页）</w:t>
+      <w:t xml:space="preserve">（位于148–158页·共11页）</w:t>
     </w:r>
   </w:p>
 </w:ftr>

--- a/高中数学/高中数学同步/人教B版选必1 第2章 平面解析几何·知识清单（完成）.docx
+++ b/高中数学/高中数学同步/人教B版选必1 第2章 平面解析几何·知识清单（完成）.docx
@@ -1213,6 +1213,7 @@
     <w:p>
       <w:pPr>
         <w:spacing w:after="0" w:line="288" w:lineRule="auto"/>
+        <w:ind w:leftChars="200"/>
         <w:rPr>
           <w:sz w:val="21"/>
           <w:szCs w:val="21"/>
@@ -3126,6 +3127,7 @@
     <w:p>
       <w:pPr>
         <w:spacing w:after="0" w:line="288" w:lineRule="auto"/>
+        <w:ind w:leftChars="200"/>
         <w:rPr>
           <w:sz w:val="21"/>
           <w:szCs w:val="21"/>
@@ -6776,6 +6778,7 @@
     <w:p>
       <w:pPr>
         <w:spacing w:after="0" w:line="288" w:lineRule="auto"/>
+        <w:ind w:leftChars="200"/>
         <w:rPr>
           <w:sz w:val="21"/>
           <w:szCs w:val="21"/>
@@ -11277,6 +11280,7 @@
     <w:p>
       <w:pPr>
         <w:spacing w:after="0" w:line="288" w:lineRule="auto"/>
+        <w:ind w:leftChars="200"/>
         <w:rPr>
           <w:sz w:val="21"/>
           <w:szCs w:val="21"/>
@@ -12780,6 +12784,7 @@
     <w:p>
       <w:pPr>
         <w:spacing w:after="0" w:line="288" w:lineRule="auto"/>
+        <w:ind w:leftChars="200"/>
         <w:rPr>
           <w:sz w:val="21"/>
           <w:szCs w:val="21"/>
@@ -13489,6 +13494,7 @@
     <w:p>
       <w:pPr>
         <w:spacing w:after="0" w:line="288" w:lineRule="auto"/>
+        <w:ind w:leftChars="200"/>
         <w:rPr>
           <w:sz w:val="21"/>
           <w:szCs w:val="21"/>
@@ -14518,6 +14524,7 @@
     <w:p>
       <w:pPr>
         <w:spacing w:after="0" w:line="288" w:lineRule="auto"/>
+        <w:ind w:leftChars="200"/>
         <w:rPr>
           <w:sz w:val="21"/>
           <w:szCs w:val="21"/>
@@ -16135,6 +16142,7 @@
     <w:p>
       <w:pPr>
         <w:spacing w:after="0" w:line="288" w:lineRule="auto"/>
+        <w:ind w:leftChars="200"/>
         <w:rPr>
           <w:sz w:val="21"/>
           <w:szCs w:val="21"/>
@@ -18712,6 +18720,7 @@
     <w:p>
       <w:pPr>
         <w:spacing w:after="0" w:line="288" w:lineRule="auto"/>
+        <w:ind w:leftChars="200"/>
         <w:rPr>
           <w:sz w:val="21"/>
           <w:szCs w:val="21"/>
@@ -20125,6 +20134,7 @@
     <w:p>
       <w:pPr>
         <w:spacing w:after="0" w:line="288" w:lineRule="auto"/>
+        <w:ind w:leftChars="200"/>
         <w:rPr>
           <w:sz w:val="21"/>
           <w:szCs w:val="21"/>
@@ -22163,6 +22173,7 @@
     <w:p>
       <w:pPr>
         <w:spacing w:after="0" w:line="288" w:lineRule="auto"/>
+        <w:ind w:leftChars="200"/>
         <w:rPr>
           <w:sz w:val="21"/>
           <w:szCs w:val="21"/>
@@ -24017,6 +24028,7 @@
     <w:p>
       <w:pPr>
         <w:spacing w:after="0" w:line="288" w:lineRule="auto"/>
+        <w:ind w:leftChars="200"/>
         <w:rPr>
           <w:sz w:val="21"/>
           <w:szCs w:val="21"/>
@@ -26471,6 +26483,7 @@
     <w:p>
       <w:pPr>
         <w:spacing w:after="0" w:line="288" w:lineRule="auto"/>
+        <w:ind w:leftChars="200"/>
         <w:rPr>
           <w:sz w:val="21"/>
           <w:szCs w:val="21"/>
@@ -28168,6 +28181,7 @@
     <w:p>
       <w:pPr>
         <w:spacing w:after="0" w:line="288" w:lineRule="auto"/>
+        <w:ind w:leftChars="200"/>
         <w:rPr>
           <w:sz w:val="21"/>
           <w:szCs w:val="21"/>
